--- a/tien_do_cong_viec/plan/bao_cao.docx
+++ b/tien_do_cong_viec/plan/bao_cao.docx
@@ -2,71 +2,3237 @@
 <file path=word/document.xml><?xml version="1.0" encoding="utf-8"?>
 <w:document xmlns:wpc="http://schemas.microsoft.com/office/word/2010/wordprocessingCanvas" xmlns:cx="http://schemas.microsoft.com/office/drawing/2014/chartex" xmlns:cx1="http://schemas.microsoft.com/office/drawing/2015/9/8/chartex" xmlns:cx2="http://schemas.microsoft.com/office/drawing/2015/10/21/chartex" xmlns:cx3="http://schemas.microsoft.com/office/drawing/2016/5/9/chartex" xmlns:cx4="http://schemas.microsoft.com/office/drawing/2016/5/10/chartex" xmlns:cx5="http://schemas.microsoft.com/office/drawing/2016/5/11/chartex" xmlns:cx6="http://schemas.microsoft.com/office/drawing/2016/5/12/chartex" xmlns:cx7="http://schemas.microsoft.com/office/drawing/2016/5/13/chartex" xmlns:cx8="http://schemas.microsoft.com/office/drawing/2016/5/14/chartex" xmlns:mc="http://schemas.openxmlformats.org/markup-compatibility/2006" xmlns:aink="http://schemas.microsoft.com/office/drawing/2016/ink" xmlns:am3d="http://schemas.microsoft.com/office/drawing/2017/model3d" xmlns:o="urn:schemas-microsoft-com:office:office" xmlns:oel="http://schemas.microsoft.com/office/2019/extlst" xmlns:r="http://schemas.openxmlformats.org/officeDocument/2006/relationships" xmlns:m="http://schemas.openxmlformats.org/officeDocument/2006/math" xmlns:v="urn:schemas-microsoft-com:vml" xmlns:wp14="http://schemas.microsoft.com/office/word/2010/wordprocessingDrawing" xmlns:wp="http://schemas.openxmlformats.org/drawingml/2006/wordprocessingDrawing" xmlns:w10="urn:schemas-microsoft-com:office:word" xmlns:w="http://schemas.openxmlformats.org/wordprocessingml/2006/main" xmlns:w14="http://schemas.microsoft.com/office/word/2010/wordml" xmlns:w15="http://schemas.microsoft.com/office/word/2012/wordml" xmlns:w16cex="http://schemas.microsoft.com/office/word/2018/wordml/cex" xmlns:w16cid="http://schemas.microsoft.com/office/word/2016/wordml/cid" xmlns:w16="http://schemas.microsoft.com/office/word/2018/wordml" xmlns:w16du="http://schemas.microsoft.com/office/word/2023/wordml/word16du" xmlns:w16sdtdh="http://schemas.microsoft.com/office/word/2020/wordml/sdtdatahash" xmlns:w16sdtfl="http://schemas.microsoft.com/office/word/2024/wordml/sdtformatlock" xmlns:w16se="http://schemas.microsoft.com/office/word/2015/wordml/symex" xmlns:wpg="http://schemas.microsoft.com/office/word/2010/wordprocessingGroup" xmlns:wpi="http://schemas.microsoft.com/office/word/2010/wordprocessingInk" xmlns:wne="http://schemas.microsoft.com/office/word/2006/wordml" xmlns:wps="http://schemas.microsoft.com/office/word/2010/wordprocessingShape" mc:Ignorable="w14 w15 w16se w16cid w16 w16cex w16sdtdh w16sdtfl w16du wp14">
   <w:body>
-    <w:p>
-      <w:pPr>
-        <w:spacing w:line="360" w:lineRule="auto"/>
-        <w:rPr>
-          <w:rFonts w:ascii="Times New Roman" w:hAnsi="Times New Roman" w:cs="Times New Roman"/>
+    <w:sdt>
+      <w:sdtPr>
+        <w:id w:val="-1218039313"/>
+        <w:docPartObj>
+          <w:docPartGallery w:val="Table of Contents"/>
+          <w:docPartUnique/>
+        </w:docPartObj>
+      </w:sdtPr>
+      <w:sdtEndPr>
+        <w:rPr>
+          <w:rFonts w:asciiTheme="minorHAnsi" w:eastAsiaTheme="minorHAnsi" w:hAnsiTheme="minorHAnsi" w:cstheme="minorBidi"/>
           <w:b/>
           <w:bCs/>
-          <w:sz w:val="26"/>
-          <w:szCs w:val="26"/>
-        </w:rPr>
-      </w:pPr>
-      <w:r>
-        <w:rPr>
-          <w:rFonts w:ascii="Times New Roman" w:hAnsi="Times New Roman" w:cs="Times New Roman"/>
-          <w:b/>
-          <w:bCs/>
-          <w:sz w:val="26"/>
-          <w:szCs w:val="26"/>
-        </w:rPr>
+          <w:noProof/>
+          <w:color w:val="auto"/>
+          <w:kern w:val="2"/>
+          <w:sz w:val="24"/>
+          <w:szCs w:val="24"/>
+          <w14:ligatures w14:val="standardContextual"/>
+        </w:rPr>
+      </w:sdtEndPr>
+      <w:sdtContent>
+        <w:p>
+          <w:pPr>
+            <w:pStyle w:val="TOCHeading"/>
+          </w:pPr>
+        </w:p>
+        <w:p>
+          <w:pPr>
+            <w:pStyle w:val="TOC1"/>
+            <w:tabs>
+              <w:tab w:val="right" w:leader="dot" w:pos="9350"/>
+            </w:tabs>
+            <w:rPr>
+              <w:rFonts w:eastAsiaTheme="minorEastAsia"/>
+              <w:noProof/>
+            </w:rPr>
+          </w:pPr>
+          <w:r>
+            <w:fldChar w:fldCharType="begin"/>
+          </w:r>
+          <w:r>
+            <w:instrText xml:space="preserve"> TOC \o "1-3" \h \z \u </w:instrText>
+          </w:r>
+          <w:r>
+            <w:fldChar w:fldCharType="separate"/>
+          </w:r>
+          <w:hyperlink w:anchor="_Toc232088655" w:history="1">
+            <w:r>
+              <w:rPr>
+                <w:rStyle w:val="Hyperlink"/>
+                <w:noProof/>
+              </w:rPr>
+              <w:t>CHƯƠNG 1: TỔNG QUAN</w:t>
+            </w:r>
+            <w:r>
+              <w:rPr>
+                <w:noProof/>
+                <w:webHidden/>
+              </w:rPr>
+              <w:tab/>
+            </w:r>
+            <w:r>
+              <w:rPr>
+                <w:noProof/>
+                <w:webHidden/>
+              </w:rPr>
+              <w:fldChar w:fldCharType="begin"/>
+            </w:r>
+            <w:r>
+              <w:rPr>
+                <w:noProof/>
+                <w:webHidden/>
+              </w:rPr>
+              <w:instrText xml:space="preserve"> PAGEREF _Toc232088655 \h </w:instrText>
+            </w:r>
+            <w:r>
+              <w:rPr>
+                <w:noProof/>
+                <w:webHidden/>
+              </w:rPr>
+            </w:r>
+            <w:r>
+              <w:rPr>
+                <w:noProof/>
+                <w:webHidden/>
+              </w:rPr>
+              <w:fldChar w:fldCharType="separate"/>
+            </w:r>
+            <w:r>
+              <w:rPr>
+                <w:noProof/>
+                <w:webHidden/>
+              </w:rPr>
+              <w:t>3</w:t>
+            </w:r>
+            <w:r>
+              <w:rPr>
+                <w:noProof/>
+                <w:webHidden/>
+              </w:rPr>
+              <w:fldChar w:fldCharType="end"/>
+            </w:r>
+          </w:hyperlink>
+        </w:p>
+        <w:p>
+          <w:pPr>
+            <w:pStyle w:val="TOC2"/>
+            <w:tabs>
+              <w:tab w:val="right" w:leader="dot" w:pos="9350"/>
+            </w:tabs>
+            <w:rPr>
+              <w:rFonts w:eastAsiaTheme="minorEastAsia"/>
+              <w:noProof/>
+            </w:rPr>
+          </w:pPr>
+          <w:hyperlink w:anchor="_Toc232088656" w:history="1">
+            <w:r>
+              <w:rPr>
+                <w:rStyle w:val="Hyperlink"/>
+                <w:noProof/>
+              </w:rPr>
+              <w:t>1.1. Tình hình nghiên cứu</w:t>
+            </w:r>
+            <w:r>
+              <w:rPr>
+                <w:noProof/>
+                <w:webHidden/>
+              </w:rPr>
+              <w:tab/>
+            </w:r>
+            <w:r>
+              <w:rPr>
+                <w:noProof/>
+                <w:webHidden/>
+              </w:rPr>
+              <w:fldChar w:fldCharType="begin"/>
+            </w:r>
+            <w:r>
+              <w:rPr>
+                <w:noProof/>
+                <w:webHidden/>
+              </w:rPr>
+              <w:instrText xml:space="preserve"> PAGEREF _Toc232088656 \h </w:instrText>
+            </w:r>
+            <w:r>
+              <w:rPr>
+                <w:noProof/>
+                <w:webHidden/>
+              </w:rPr>
+            </w:r>
+            <w:r>
+              <w:rPr>
+                <w:noProof/>
+                <w:webHidden/>
+              </w:rPr>
+              <w:fldChar w:fldCharType="separate"/>
+            </w:r>
+            <w:r>
+              <w:rPr>
+                <w:noProof/>
+                <w:webHidden/>
+              </w:rPr>
+              <w:t>3</w:t>
+            </w:r>
+            <w:r>
+              <w:rPr>
+                <w:noProof/>
+                <w:webHidden/>
+              </w:rPr>
+              <w:fldChar w:fldCharType="end"/>
+            </w:r>
+          </w:hyperlink>
+        </w:p>
+        <w:p>
+          <w:pPr>
+            <w:pStyle w:val="TOC3"/>
+            <w:tabs>
+              <w:tab w:val="right" w:leader="dot" w:pos="9350"/>
+            </w:tabs>
+            <w:rPr>
+              <w:rFonts w:eastAsiaTheme="minorEastAsia"/>
+              <w:noProof/>
+            </w:rPr>
+          </w:pPr>
+          <w:hyperlink w:anchor="_Toc232088657" w:history="1">
+            <w:r>
+              <w:rPr>
+                <w:rStyle w:val="Hyperlink"/>
+                <w:noProof/>
+              </w:rPr>
+              <w:t>1.1.1. Nghiên cứu nhận diện biển báo giao thông trên thế giới</w:t>
+            </w:r>
+            <w:r>
+              <w:rPr>
+                <w:noProof/>
+                <w:webHidden/>
+              </w:rPr>
+              <w:tab/>
+            </w:r>
+            <w:r>
+              <w:rPr>
+                <w:noProof/>
+                <w:webHidden/>
+              </w:rPr>
+              <w:fldChar w:fldCharType="begin"/>
+            </w:r>
+            <w:r>
+              <w:rPr>
+                <w:noProof/>
+                <w:webHidden/>
+              </w:rPr>
+              <w:instrText xml:space="preserve"> PAGEREF _Toc232088657 \h </w:instrText>
+            </w:r>
+            <w:r>
+              <w:rPr>
+                <w:noProof/>
+                <w:webHidden/>
+              </w:rPr>
+            </w:r>
+            <w:r>
+              <w:rPr>
+                <w:noProof/>
+                <w:webHidden/>
+              </w:rPr>
+              <w:fldChar w:fldCharType="separate"/>
+            </w:r>
+            <w:r>
+              <w:rPr>
+                <w:noProof/>
+                <w:webHidden/>
+              </w:rPr>
+              <w:t>3</w:t>
+            </w:r>
+            <w:r>
+              <w:rPr>
+                <w:noProof/>
+                <w:webHidden/>
+              </w:rPr>
+              <w:fldChar w:fldCharType="end"/>
+            </w:r>
+          </w:hyperlink>
+        </w:p>
+        <w:p>
+          <w:pPr>
+            <w:pStyle w:val="TOC3"/>
+            <w:tabs>
+              <w:tab w:val="right" w:leader="dot" w:pos="9350"/>
+            </w:tabs>
+            <w:rPr>
+              <w:rFonts w:eastAsiaTheme="minorEastAsia"/>
+              <w:noProof/>
+            </w:rPr>
+          </w:pPr>
+          <w:hyperlink w:anchor="_Toc232088658" w:history="1">
+            <w:r>
+              <w:rPr>
+                <w:rStyle w:val="Hyperlink"/>
+                <w:noProof/>
+              </w:rPr>
+              <w:t>1.1.2. Tình hình nghiên cứu tại Việt Nam</w:t>
+            </w:r>
+            <w:r>
+              <w:rPr>
+                <w:noProof/>
+                <w:webHidden/>
+              </w:rPr>
+              <w:tab/>
+            </w:r>
+            <w:r>
+              <w:rPr>
+                <w:noProof/>
+                <w:webHidden/>
+              </w:rPr>
+              <w:fldChar w:fldCharType="begin"/>
+            </w:r>
+            <w:r>
+              <w:rPr>
+                <w:noProof/>
+                <w:webHidden/>
+              </w:rPr>
+              <w:instrText xml:space="preserve"> PAGEREF _Toc232088658 \h </w:instrText>
+            </w:r>
+            <w:r>
+              <w:rPr>
+                <w:noProof/>
+                <w:webHidden/>
+              </w:rPr>
+            </w:r>
+            <w:r>
+              <w:rPr>
+                <w:noProof/>
+                <w:webHidden/>
+              </w:rPr>
+              <w:fldChar w:fldCharType="separate"/>
+            </w:r>
+            <w:r>
+              <w:rPr>
+                <w:noProof/>
+                <w:webHidden/>
+              </w:rPr>
+              <w:t>3</w:t>
+            </w:r>
+            <w:r>
+              <w:rPr>
+                <w:noProof/>
+                <w:webHidden/>
+              </w:rPr>
+              <w:fldChar w:fldCharType="end"/>
+            </w:r>
+          </w:hyperlink>
+        </w:p>
+        <w:p>
+          <w:pPr>
+            <w:pStyle w:val="TOC3"/>
+            <w:tabs>
+              <w:tab w:val="right" w:leader="dot" w:pos="9350"/>
+            </w:tabs>
+            <w:rPr>
+              <w:rFonts w:eastAsiaTheme="minorEastAsia"/>
+              <w:noProof/>
+            </w:rPr>
+          </w:pPr>
+          <w:hyperlink w:anchor="_Toc232088659" w:history="1">
+            <w:r>
+              <w:rPr>
+                <w:rStyle w:val="Hyperlink"/>
+                <w:noProof/>
+              </w:rPr>
+              <w:t>1.1.3. Các hướng tiếp cận hiện nay</w:t>
+            </w:r>
+            <w:r>
+              <w:rPr>
+                <w:noProof/>
+                <w:webHidden/>
+              </w:rPr>
+              <w:tab/>
+            </w:r>
+            <w:r>
+              <w:rPr>
+                <w:noProof/>
+                <w:webHidden/>
+              </w:rPr>
+              <w:fldChar w:fldCharType="begin"/>
+            </w:r>
+            <w:r>
+              <w:rPr>
+                <w:noProof/>
+                <w:webHidden/>
+              </w:rPr>
+              <w:instrText xml:space="preserve"> PAGEREF _Toc232088659 \h </w:instrText>
+            </w:r>
+            <w:r>
+              <w:rPr>
+                <w:noProof/>
+                <w:webHidden/>
+              </w:rPr>
+            </w:r>
+            <w:r>
+              <w:rPr>
+                <w:noProof/>
+                <w:webHidden/>
+              </w:rPr>
+              <w:fldChar w:fldCharType="separate"/>
+            </w:r>
+            <w:r>
+              <w:rPr>
+                <w:noProof/>
+                <w:webHidden/>
+              </w:rPr>
+              <w:t>4</w:t>
+            </w:r>
+            <w:r>
+              <w:rPr>
+                <w:noProof/>
+                <w:webHidden/>
+              </w:rPr>
+              <w:fldChar w:fldCharType="end"/>
+            </w:r>
+          </w:hyperlink>
+        </w:p>
+        <w:p>
+          <w:pPr>
+            <w:pStyle w:val="TOC2"/>
+            <w:tabs>
+              <w:tab w:val="right" w:leader="dot" w:pos="9350"/>
+            </w:tabs>
+            <w:rPr>
+              <w:rFonts w:eastAsiaTheme="minorEastAsia"/>
+              <w:noProof/>
+            </w:rPr>
+          </w:pPr>
+          <w:hyperlink w:anchor="_Toc232088660" w:history="1">
+            <w:r>
+              <w:rPr>
+                <w:rStyle w:val="Hyperlink"/>
+                <w:noProof/>
+              </w:rPr>
+              <w:t>1.2. Lý do chọn đề tài</w:t>
+            </w:r>
+            <w:r>
+              <w:rPr>
+                <w:noProof/>
+                <w:webHidden/>
+              </w:rPr>
+              <w:tab/>
+            </w:r>
+            <w:r>
+              <w:rPr>
+                <w:noProof/>
+                <w:webHidden/>
+              </w:rPr>
+              <w:fldChar w:fldCharType="begin"/>
+            </w:r>
+            <w:r>
+              <w:rPr>
+                <w:noProof/>
+                <w:webHidden/>
+              </w:rPr>
+              <w:instrText xml:space="preserve"> PAGEREF _Toc232088660 \h </w:instrText>
+            </w:r>
+            <w:r>
+              <w:rPr>
+                <w:noProof/>
+                <w:webHidden/>
+              </w:rPr>
+            </w:r>
+            <w:r>
+              <w:rPr>
+                <w:noProof/>
+                <w:webHidden/>
+              </w:rPr>
+              <w:fldChar w:fldCharType="separate"/>
+            </w:r>
+            <w:r>
+              <w:rPr>
+                <w:noProof/>
+                <w:webHidden/>
+              </w:rPr>
+              <w:t>4</w:t>
+            </w:r>
+            <w:r>
+              <w:rPr>
+                <w:noProof/>
+                <w:webHidden/>
+              </w:rPr>
+              <w:fldChar w:fldCharType="end"/>
+            </w:r>
+          </w:hyperlink>
+        </w:p>
+        <w:p>
+          <w:pPr>
+            <w:pStyle w:val="TOC2"/>
+            <w:tabs>
+              <w:tab w:val="right" w:leader="dot" w:pos="9350"/>
+            </w:tabs>
+            <w:rPr>
+              <w:rFonts w:eastAsiaTheme="minorEastAsia"/>
+              <w:noProof/>
+            </w:rPr>
+          </w:pPr>
+          <w:hyperlink w:anchor="_Toc232088661" w:history="1">
+            <w:r>
+              <w:rPr>
+                <w:rStyle w:val="Hyperlink"/>
+                <w:noProof/>
+              </w:rPr>
+              <w:t>1.3. Mục tiêu, nội dung, phương pháp nghiên cứu đề tài</w:t>
+            </w:r>
+            <w:r>
+              <w:rPr>
+                <w:noProof/>
+                <w:webHidden/>
+              </w:rPr>
+              <w:tab/>
+            </w:r>
+            <w:r>
+              <w:rPr>
+                <w:noProof/>
+                <w:webHidden/>
+              </w:rPr>
+              <w:fldChar w:fldCharType="begin"/>
+            </w:r>
+            <w:r>
+              <w:rPr>
+                <w:noProof/>
+                <w:webHidden/>
+              </w:rPr>
+              <w:instrText xml:space="preserve"> PAGEREF _Toc232088661 \h </w:instrText>
+            </w:r>
+            <w:r>
+              <w:rPr>
+                <w:noProof/>
+                <w:webHidden/>
+              </w:rPr>
+            </w:r>
+            <w:r>
+              <w:rPr>
+                <w:noProof/>
+                <w:webHidden/>
+              </w:rPr>
+              <w:fldChar w:fldCharType="separate"/>
+            </w:r>
+            <w:r>
+              <w:rPr>
+                <w:noProof/>
+                <w:webHidden/>
+              </w:rPr>
+              <w:t>5</w:t>
+            </w:r>
+            <w:r>
+              <w:rPr>
+                <w:noProof/>
+                <w:webHidden/>
+              </w:rPr>
+              <w:fldChar w:fldCharType="end"/>
+            </w:r>
+          </w:hyperlink>
+        </w:p>
+        <w:p>
+          <w:pPr>
+            <w:pStyle w:val="TOC3"/>
+            <w:tabs>
+              <w:tab w:val="right" w:leader="dot" w:pos="9350"/>
+            </w:tabs>
+            <w:rPr>
+              <w:rFonts w:eastAsiaTheme="minorEastAsia"/>
+              <w:noProof/>
+            </w:rPr>
+          </w:pPr>
+          <w:hyperlink w:anchor="_Toc232088662" w:history="1">
+            <w:r>
+              <w:rPr>
+                <w:rStyle w:val="Hyperlink"/>
+                <w:noProof/>
+              </w:rPr>
+              <w:t>1.3.1. Mục tiêu nghiên cứu</w:t>
+            </w:r>
+            <w:r>
+              <w:rPr>
+                <w:noProof/>
+                <w:webHidden/>
+              </w:rPr>
+              <w:tab/>
+            </w:r>
+            <w:r>
+              <w:rPr>
+                <w:noProof/>
+                <w:webHidden/>
+              </w:rPr>
+              <w:fldChar w:fldCharType="begin"/>
+            </w:r>
+            <w:r>
+              <w:rPr>
+                <w:noProof/>
+                <w:webHidden/>
+              </w:rPr>
+              <w:instrText xml:space="preserve"> PAGEREF _Toc232088662 \h </w:instrText>
+            </w:r>
+            <w:r>
+              <w:rPr>
+                <w:noProof/>
+                <w:webHidden/>
+              </w:rPr>
+            </w:r>
+            <w:r>
+              <w:rPr>
+                <w:noProof/>
+                <w:webHidden/>
+              </w:rPr>
+              <w:fldChar w:fldCharType="separate"/>
+            </w:r>
+            <w:r>
+              <w:rPr>
+                <w:noProof/>
+                <w:webHidden/>
+              </w:rPr>
+              <w:t>5</w:t>
+            </w:r>
+            <w:r>
+              <w:rPr>
+                <w:noProof/>
+                <w:webHidden/>
+              </w:rPr>
+              <w:fldChar w:fldCharType="end"/>
+            </w:r>
+          </w:hyperlink>
+        </w:p>
+        <w:p>
+          <w:pPr>
+            <w:pStyle w:val="TOC3"/>
+            <w:tabs>
+              <w:tab w:val="right" w:leader="dot" w:pos="9350"/>
+            </w:tabs>
+            <w:rPr>
+              <w:rFonts w:eastAsiaTheme="minorEastAsia"/>
+              <w:noProof/>
+            </w:rPr>
+          </w:pPr>
+          <w:hyperlink w:anchor="_Toc232088663" w:history="1">
+            <w:r>
+              <w:rPr>
+                <w:rStyle w:val="Hyperlink"/>
+                <w:noProof/>
+              </w:rPr>
+              <w:t>1.3.2. Nội dung nghiên cứu</w:t>
+            </w:r>
+            <w:r>
+              <w:rPr>
+                <w:noProof/>
+                <w:webHidden/>
+              </w:rPr>
+              <w:tab/>
+            </w:r>
+            <w:r>
+              <w:rPr>
+                <w:noProof/>
+                <w:webHidden/>
+              </w:rPr>
+              <w:fldChar w:fldCharType="begin"/>
+            </w:r>
+            <w:r>
+              <w:rPr>
+                <w:noProof/>
+                <w:webHidden/>
+              </w:rPr>
+              <w:instrText xml:space="preserve"> PAGEREF _Toc232088663 \h </w:instrText>
+            </w:r>
+            <w:r>
+              <w:rPr>
+                <w:noProof/>
+                <w:webHidden/>
+              </w:rPr>
+            </w:r>
+            <w:r>
+              <w:rPr>
+                <w:noProof/>
+                <w:webHidden/>
+              </w:rPr>
+              <w:fldChar w:fldCharType="separate"/>
+            </w:r>
+            <w:r>
+              <w:rPr>
+                <w:noProof/>
+                <w:webHidden/>
+              </w:rPr>
+              <w:t>6</w:t>
+            </w:r>
+            <w:r>
+              <w:rPr>
+                <w:noProof/>
+                <w:webHidden/>
+              </w:rPr>
+              <w:fldChar w:fldCharType="end"/>
+            </w:r>
+          </w:hyperlink>
+        </w:p>
+        <w:p>
+          <w:pPr>
+            <w:pStyle w:val="TOC3"/>
+            <w:tabs>
+              <w:tab w:val="right" w:leader="dot" w:pos="9350"/>
+            </w:tabs>
+            <w:rPr>
+              <w:rFonts w:eastAsiaTheme="minorEastAsia"/>
+              <w:noProof/>
+            </w:rPr>
+          </w:pPr>
+          <w:hyperlink w:anchor="_Toc232088664" w:history="1">
+            <w:r>
+              <w:rPr>
+                <w:rStyle w:val="Hyperlink"/>
+                <w:noProof/>
+              </w:rPr>
+              <w:t>1.3.3. Phương pháp nghiên cứu</w:t>
+            </w:r>
+            <w:r>
+              <w:rPr>
+                <w:noProof/>
+                <w:webHidden/>
+              </w:rPr>
+              <w:tab/>
+            </w:r>
+            <w:r>
+              <w:rPr>
+                <w:noProof/>
+                <w:webHidden/>
+              </w:rPr>
+              <w:fldChar w:fldCharType="begin"/>
+            </w:r>
+            <w:r>
+              <w:rPr>
+                <w:noProof/>
+                <w:webHidden/>
+              </w:rPr>
+              <w:instrText xml:space="preserve"> PAGEREF _Toc232088664 \h </w:instrText>
+            </w:r>
+            <w:r>
+              <w:rPr>
+                <w:noProof/>
+                <w:webHidden/>
+              </w:rPr>
+            </w:r>
+            <w:r>
+              <w:rPr>
+                <w:noProof/>
+                <w:webHidden/>
+              </w:rPr>
+              <w:fldChar w:fldCharType="separate"/>
+            </w:r>
+            <w:r>
+              <w:rPr>
+                <w:noProof/>
+                <w:webHidden/>
+              </w:rPr>
+              <w:t>6</w:t>
+            </w:r>
+            <w:r>
+              <w:rPr>
+                <w:noProof/>
+                <w:webHidden/>
+              </w:rPr>
+              <w:fldChar w:fldCharType="end"/>
+            </w:r>
+          </w:hyperlink>
+        </w:p>
+        <w:p>
+          <w:pPr>
+            <w:pStyle w:val="TOC2"/>
+            <w:tabs>
+              <w:tab w:val="right" w:leader="dot" w:pos="9350"/>
+            </w:tabs>
+            <w:rPr>
+              <w:rFonts w:eastAsiaTheme="minorEastAsia"/>
+              <w:noProof/>
+            </w:rPr>
+          </w:pPr>
+          <w:hyperlink w:anchor="_Toc232088665" w:history="1">
+            <w:r>
+              <w:rPr>
+                <w:rStyle w:val="Hyperlink"/>
+                <w:noProof/>
+              </w:rPr>
+              <w:t>1.4. Đối tượng và phạm vi nghiên cứu</w:t>
+            </w:r>
+            <w:r>
+              <w:rPr>
+                <w:noProof/>
+                <w:webHidden/>
+              </w:rPr>
+              <w:tab/>
+            </w:r>
+            <w:r>
+              <w:rPr>
+                <w:noProof/>
+                <w:webHidden/>
+              </w:rPr>
+              <w:fldChar w:fldCharType="begin"/>
+            </w:r>
+            <w:r>
+              <w:rPr>
+                <w:noProof/>
+                <w:webHidden/>
+              </w:rPr>
+              <w:instrText xml:space="preserve"> PAGEREF _Toc232088665 \h </w:instrText>
+            </w:r>
+            <w:r>
+              <w:rPr>
+                <w:noProof/>
+                <w:webHidden/>
+              </w:rPr>
+            </w:r>
+            <w:r>
+              <w:rPr>
+                <w:noProof/>
+                <w:webHidden/>
+              </w:rPr>
+              <w:fldChar w:fldCharType="separate"/>
+            </w:r>
+            <w:r>
+              <w:rPr>
+                <w:noProof/>
+                <w:webHidden/>
+              </w:rPr>
+              <w:t>6</w:t>
+            </w:r>
+            <w:r>
+              <w:rPr>
+                <w:noProof/>
+                <w:webHidden/>
+              </w:rPr>
+              <w:fldChar w:fldCharType="end"/>
+            </w:r>
+          </w:hyperlink>
+        </w:p>
+        <w:p>
+          <w:pPr>
+            <w:pStyle w:val="TOC3"/>
+            <w:tabs>
+              <w:tab w:val="right" w:leader="dot" w:pos="9350"/>
+            </w:tabs>
+            <w:rPr>
+              <w:rFonts w:eastAsiaTheme="minorEastAsia"/>
+              <w:noProof/>
+            </w:rPr>
+          </w:pPr>
+          <w:hyperlink w:anchor="_Toc232088666" w:history="1">
+            <w:r>
+              <w:rPr>
+                <w:rStyle w:val="Hyperlink"/>
+                <w:noProof/>
+              </w:rPr>
+              <w:t>1.4.1. Đối tượng nghiên cứu</w:t>
+            </w:r>
+            <w:r>
+              <w:rPr>
+                <w:noProof/>
+                <w:webHidden/>
+              </w:rPr>
+              <w:tab/>
+            </w:r>
+            <w:r>
+              <w:rPr>
+                <w:noProof/>
+                <w:webHidden/>
+              </w:rPr>
+              <w:fldChar w:fldCharType="begin"/>
+            </w:r>
+            <w:r>
+              <w:rPr>
+                <w:noProof/>
+                <w:webHidden/>
+              </w:rPr>
+              <w:instrText xml:space="preserve"> PAGEREF _Toc232088666 \h </w:instrText>
+            </w:r>
+            <w:r>
+              <w:rPr>
+                <w:noProof/>
+                <w:webHidden/>
+              </w:rPr>
+            </w:r>
+            <w:r>
+              <w:rPr>
+                <w:noProof/>
+                <w:webHidden/>
+              </w:rPr>
+              <w:fldChar w:fldCharType="separate"/>
+            </w:r>
+            <w:r>
+              <w:rPr>
+                <w:noProof/>
+                <w:webHidden/>
+              </w:rPr>
+              <w:t>6</w:t>
+            </w:r>
+            <w:r>
+              <w:rPr>
+                <w:noProof/>
+                <w:webHidden/>
+              </w:rPr>
+              <w:fldChar w:fldCharType="end"/>
+            </w:r>
+          </w:hyperlink>
+        </w:p>
+        <w:p>
+          <w:pPr>
+            <w:pStyle w:val="TOC3"/>
+            <w:tabs>
+              <w:tab w:val="right" w:leader="dot" w:pos="9350"/>
+            </w:tabs>
+            <w:rPr>
+              <w:rFonts w:eastAsiaTheme="minorEastAsia"/>
+              <w:noProof/>
+            </w:rPr>
+          </w:pPr>
+          <w:hyperlink w:anchor="_Toc232088667" w:history="1">
+            <w:r>
+              <w:rPr>
+                <w:rStyle w:val="Hyperlink"/>
+                <w:noProof/>
+              </w:rPr>
+              <w:t>1.4.2. Phạm vi nghiên cứu</w:t>
+            </w:r>
+            <w:r>
+              <w:rPr>
+                <w:noProof/>
+                <w:webHidden/>
+              </w:rPr>
+              <w:tab/>
+            </w:r>
+            <w:r>
+              <w:rPr>
+                <w:noProof/>
+                <w:webHidden/>
+              </w:rPr>
+              <w:fldChar w:fldCharType="begin"/>
+            </w:r>
+            <w:r>
+              <w:rPr>
+                <w:noProof/>
+                <w:webHidden/>
+              </w:rPr>
+              <w:instrText xml:space="preserve"> PAGEREF _Toc232088667 \h </w:instrText>
+            </w:r>
+            <w:r>
+              <w:rPr>
+                <w:noProof/>
+                <w:webHidden/>
+              </w:rPr>
+            </w:r>
+            <w:r>
+              <w:rPr>
+                <w:noProof/>
+                <w:webHidden/>
+              </w:rPr>
+              <w:fldChar w:fldCharType="separate"/>
+            </w:r>
+            <w:r>
+              <w:rPr>
+                <w:noProof/>
+                <w:webHidden/>
+              </w:rPr>
+              <w:t>7</w:t>
+            </w:r>
+            <w:r>
+              <w:rPr>
+                <w:noProof/>
+                <w:webHidden/>
+              </w:rPr>
+              <w:fldChar w:fldCharType="end"/>
+            </w:r>
+          </w:hyperlink>
+        </w:p>
+        <w:p>
+          <w:pPr>
+            <w:pStyle w:val="TOC1"/>
+            <w:tabs>
+              <w:tab w:val="right" w:leader="dot" w:pos="9350"/>
+            </w:tabs>
+            <w:rPr>
+              <w:rFonts w:eastAsiaTheme="minorEastAsia"/>
+              <w:noProof/>
+            </w:rPr>
+          </w:pPr>
+          <w:hyperlink w:anchor="_Toc232088668" w:history="1">
+            <w:r>
+              <w:rPr>
+                <w:rStyle w:val="Hyperlink"/>
+                <w:noProof/>
+              </w:rPr>
+              <w:t>CHƯƠNG 2: CƠ SỞ LÝ THUYẾT</w:t>
+            </w:r>
+            <w:r>
+              <w:rPr>
+                <w:noProof/>
+                <w:webHidden/>
+              </w:rPr>
+              <w:tab/>
+            </w:r>
+            <w:r>
+              <w:rPr>
+                <w:noProof/>
+                <w:webHidden/>
+              </w:rPr>
+              <w:fldChar w:fldCharType="begin"/>
+            </w:r>
+            <w:r>
+              <w:rPr>
+                <w:noProof/>
+                <w:webHidden/>
+              </w:rPr>
+              <w:instrText xml:space="preserve"> PAGEREF _Toc232088668 \h </w:instrText>
+            </w:r>
+            <w:r>
+              <w:rPr>
+                <w:noProof/>
+                <w:webHidden/>
+              </w:rPr>
+            </w:r>
+            <w:r>
+              <w:rPr>
+                <w:noProof/>
+                <w:webHidden/>
+              </w:rPr>
+              <w:fldChar w:fldCharType="separate"/>
+            </w:r>
+            <w:r>
+              <w:rPr>
+                <w:noProof/>
+                <w:webHidden/>
+              </w:rPr>
+              <w:t>8</w:t>
+            </w:r>
+            <w:r>
+              <w:rPr>
+                <w:noProof/>
+                <w:webHidden/>
+              </w:rPr>
+              <w:fldChar w:fldCharType="end"/>
+            </w:r>
+          </w:hyperlink>
+        </w:p>
+        <w:p>
+          <w:pPr>
+            <w:pStyle w:val="TOC2"/>
+            <w:tabs>
+              <w:tab w:val="right" w:leader="dot" w:pos="9350"/>
+            </w:tabs>
+            <w:rPr>
+              <w:rFonts w:eastAsiaTheme="minorEastAsia"/>
+              <w:noProof/>
+            </w:rPr>
+          </w:pPr>
+          <w:hyperlink w:anchor="_Toc232088669" w:history="1">
+            <w:r>
+              <w:rPr>
+                <w:rStyle w:val="Hyperlink"/>
+                <w:noProof/>
+              </w:rPr>
+              <w:t>2.1. Convolutional Neural Network (CNN)</w:t>
+            </w:r>
+            <w:r>
+              <w:rPr>
+                <w:noProof/>
+                <w:webHidden/>
+              </w:rPr>
+              <w:tab/>
+            </w:r>
+            <w:r>
+              <w:rPr>
+                <w:noProof/>
+                <w:webHidden/>
+              </w:rPr>
+              <w:fldChar w:fldCharType="begin"/>
+            </w:r>
+            <w:r>
+              <w:rPr>
+                <w:noProof/>
+                <w:webHidden/>
+              </w:rPr>
+              <w:instrText xml:space="preserve"> PAGEREF _Toc232088669 \h </w:instrText>
+            </w:r>
+            <w:r>
+              <w:rPr>
+                <w:noProof/>
+                <w:webHidden/>
+              </w:rPr>
+            </w:r>
+            <w:r>
+              <w:rPr>
+                <w:noProof/>
+                <w:webHidden/>
+              </w:rPr>
+              <w:fldChar w:fldCharType="separate"/>
+            </w:r>
+            <w:r>
+              <w:rPr>
+                <w:noProof/>
+                <w:webHidden/>
+              </w:rPr>
+              <w:t>8</w:t>
+            </w:r>
+            <w:r>
+              <w:rPr>
+                <w:noProof/>
+                <w:webHidden/>
+              </w:rPr>
+              <w:fldChar w:fldCharType="end"/>
+            </w:r>
+          </w:hyperlink>
+        </w:p>
+        <w:p>
+          <w:pPr>
+            <w:pStyle w:val="TOC3"/>
+            <w:tabs>
+              <w:tab w:val="right" w:leader="dot" w:pos="9350"/>
+            </w:tabs>
+            <w:rPr>
+              <w:rFonts w:eastAsiaTheme="minorEastAsia"/>
+              <w:noProof/>
+            </w:rPr>
+          </w:pPr>
+          <w:hyperlink w:anchor="_Toc232088670" w:history="1">
+            <w:r>
+              <w:rPr>
+                <w:rStyle w:val="Hyperlink"/>
+                <w:noProof/>
+              </w:rPr>
+              <w:t>2.1.1. Khái niệm Convolutional Neural Network</w:t>
+            </w:r>
+            <w:r>
+              <w:rPr>
+                <w:noProof/>
+                <w:webHidden/>
+              </w:rPr>
+              <w:tab/>
+            </w:r>
+            <w:r>
+              <w:rPr>
+                <w:noProof/>
+                <w:webHidden/>
+              </w:rPr>
+              <w:fldChar w:fldCharType="begin"/>
+            </w:r>
+            <w:r>
+              <w:rPr>
+                <w:noProof/>
+                <w:webHidden/>
+              </w:rPr>
+              <w:instrText xml:space="preserve"> PAGEREF _Toc232088670 \h </w:instrText>
+            </w:r>
+            <w:r>
+              <w:rPr>
+                <w:noProof/>
+                <w:webHidden/>
+              </w:rPr>
+            </w:r>
+            <w:r>
+              <w:rPr>
+                <w:noProof/>
+                <w:webHidden/>
+              </w:rPr>
+              <w:fldChar w:fldCharType="separate"/>
+            </w:r>
+            <w:r>
+              <w:rPr>
+                <w:noProof/>
+                <w:webHidden/>
+              </w:rPr>
+              <w:t>8</w:t>
+            </w:r>
+            <w:r>
+              <w:rPr>
+                <w:noProof/>
+                <w:webHidden/>
+              </w:rPr>
+              <w:fldChar w:fldCharType="end"/>
+            </w:r>
+          </w:hyperlink>
+        </w:p>
+        <w:p>
+          <w:pPr>
+            <w:pStyle w:val="TOC3"/>
+            <w:tabs>
+              <w:tab w:val="right" w:leader="dot" w:pos="9350"/>
+            </w:tabs>
+            <w:rPr>
+              <w:rFonts w:eastAsiaTheme="minorEastAsia"/>
+              <w:noProof/>
+            </w:rPr>
+          </w:pPr>
+          <w:hyperlink w:anchor="_Toc232088671" w:history="1">
+            <w:r>
+              <w:rPr>
+                <w:rStyle w:val="Hyperlink"/>
+                <w:noProof/>
+              </w:rPr>
+              <w:t>2.1.2. Cấu trúc cơ bản của CNN</w:t>
+            </w:r>
+            <w:r>
+              <w:rPr>
+                <w:noProof/>
+                <w:webHidden/>
+              </w:rPr>
+              <w:tab/>
+            </w:r>
+            <w:r>
+              <w:rPr>
+                <w:noProof/>
+                <w:webHidden/>
+              </w:rPr>
+              <w:fldChar w:fldCharType="begin"/>
+            </w:r>
+            <w:r>
+              <w:rPr>
+                <w:noProof/>
+                <w:webHidden/>
+              </w:rPr>
+              <w:instrText xml:space="preserve"> PAGEREF _Toc232088671 \h </w:instrText>
+            </w:r>
+            <w:r>
+              <w:rPr>
+                <w:noProof/>
+                <w:webHidden/>
+              </w:rPr>
+            </w:r>
+            <w:r>
+              <w:rPr>
+                <w:noProof/>
+                <w:webHidden/>
+              </w:rPr>
+              <w:fldChar w:fldCharType="separate"/>
+            </w:r>
+            <w:r>
+              <w:rPr>
+                <w:noProof/>
+                <w:webHidden/>
+              </w:rPr>
+              <w:t>8</w:t>
+            </w:r>
+            <w:r>
+              <w:rPr>
+                <w:noProof/>
+                <w:webHidden/>
+              </w:rPr>
+              <w:fldChar w:fldCharType="end"/>
+            </w:r>
+          </w:hyperlink>
+        </w:p>
+        <w:p>
+          <w:pPr>
+            <w:pStyle w:val="TOC3"/>
+            <w:tabs>
+              <w:tab w:val="right" w:leader="dot" w:pos="9350"/>
+            </w:tabs>
+            <w:rPr>
+              <w:rFonts w:eastAsiaTheme="minorEastAsia"/>
+              <w:noProof/>
+            </w:rPr>
+          </w:pPr>
+          <w:hyperlink w:anchor="_Toc232088672" w:history="1">
+            <w:r>
+              <w:rPr>
+                <w:rStyle w:val="Hyperlink"/>
+                <w:noProof/>
+              </w:rPr>
+              <w:t>2.1.3. Cơ chế học đặc trưng của CNN</w:t>
+            </w:r>
+            <w:r>
+              <w:rPr>
+                <w:noProof/>
+                <w:webHidden/>
+              </w:rPr>
+              <w:tab/>
+            </w:r>
+            <w:r>
+              <w:rPr>
+                <w:noProof/>
+                <w:webHidden/>
+              </w:rPr>
+              <w:fldChar w:fldCharType="begin"/>
+            </w:r>
+            <w:r>
+              <w:rPr>
+                <w:noProof/>
+                <w:webHidden/>
+              </w:rPr>
+              <w:instrText xml:space="preserve"> PAGEREF _Toc232088672 \h </w:instrText>
+            </w:r>
+            <w:r>
+              <w:rPr>
+                <w:noProof/>
+                <w:webHidden/>
+              </w:rPr>
+            </w:r>
+            <w:r>
+              <w:rPr>
+                <w:noProof/>
+                <w:webHidden/>
+              </w:rPr>
+              <w:fldChar w:fldCharType="separate"/>
+            </w:r>
+            <w:r>
+              <w:rPr>
+                <w:noProof/>
+                <w:webHidden/>
+              </w:rPr>
+              <w:t>9</w:t>
+            </w:r>
+            <w:r>
+              <w:rPr>
+                <w:noProof/>
+                <w:webHidden/>
+              </w:rPr>
+              <w:fldChar w:fldCharType="end"/>
+            </w:r>
+          </w:hyperlink>
+        </w:p>
+        <w:p>
+          <w:pPr>
+            <w:pStyle w:val="TOC3"/>
+            <w:tabs>
+              <w:tab w:val="right" w:leader="dot" w:pos="9350"/>
+            </w:tabs>
+            <w:rPr>
+              <w:rFonts w:eastAsiaTheme="minorEastAsia"/>
+              <w:noProof/>
+            </w:rPr>
+          </w:pPr>
+          <w:hyperlink w:anchor="_Toc232088673" w:history="1">
+            <w:r>
+              <w:rPr>
+                <w:rStyle w:val="Hyperlink"/>
+                <w:noProof/>
+              </w:rPr>
+              <w:t>2.1.4. Ứng dụng của CNN trong nhận diện biển báo giao thông</w:t>
+            </w:r>
+            <w:r>
+              <w:rPr>
+                <w:noProof/>
+                <w:webHidden/>
+              </w:rPr>
+              <w:tab/>
+            </w:r>
+            <w:r>
+              <w:rPr>
+                <w:noProof/>
+                <w:webHidden/>
+              </w:rPr>
+              <w:fldChar w:fldCharType="begin"/>
+            </w:r>
+            <w:r>
+              <w:rPr>
+                <w:noProof/>
+                <w:webHidden/>
+              </w:rPr>
+              <w:instrText xml:space="preserve"> PAGEREF _Toc232088673 \h </w:instrText>
+            </w:r>
+            <w:r>
+              <w:rPr>
+                <w:noProof/>
+                <w:webHidden/>
+              </w:rPr>
+            </w:r>
+            <w:r>
+              <w:rPr>
+                <w:noProof/>
+                <w:webHidden/>
+              </w:rPr>
+              <w:fldChar w:fldCharType="separate"/>
+            </w:r>
+            <w:r>
+              <w:rPr>
+                <w:noProof/>
+                <w:webHidden/>
+              </w:rPr>
+              <w:t>9</w:t>
+            </w:r>
+            <w:r>
+              <w:rPr>
+                <w:noProof/>
+                <w:webHidden/>
+              </w:rPr>
+              <w:fldChar w:fldCharType="end"/>
+            </w:r>
+          </w:hyperlink>
+        </w:p>
+        <w:p>
+          <w:pPr>
+            <w:pStyle w:val="TOC2"/>
+            <w:tabs>
+              <w:tab w:val="right" w:leader="dot" w:pos="9350"/>
+            </w:tabs>
+            <w:rPr>
+              <w:rFonts w:eastAsiaTheme="minorEastAsia"/>
+              <w:noProof/>
+            </w:rPr>
+          </w:pPr>
+          <w:hyperlink w:anchor="_Toc232088674" w:history="1">
+            <w:r>
+              <w:rPr>
+                <w:rStyle w:val="Hyperlink"/>
+                <w:noProof/>
+              </w:rPr>
+              <w:t>2.2. Object Detection</w:t>
+            </w:r>
+            <w:r>
+              <w:rPr>
+                <w:noProof/>
+                <w:webHidden/>
+              </w:rPr>
+              <w:tab/>
+            </w:r>
+            <w:r>
+              <w:rPr>
+                <w:noProof/>
+                <w:webHidden/>
+              </w:rPr>
+              <w:fldChar w:fldCharType="begin"/>
+            </w:r>
+            <w:r>
+              <w:rPr>
+                <w:noProof/>
+                <w:webHidden/>
+              </w:rPr>
+              <w:instrText xml:space="preserve"> PAGEREF _Toc232088674 \h </w:instrText>
+            </w:r>
+            <w:r>
+              <w:rPr>
+                <w:noProof/>
+                <w:webHidden/>
+              </w:rPr>
+            </w:r>
+            <w:r>
+              <w:rPr>
+                <w:noProof/>
+                <w:webHidden/>
+              </w:rPr>
+              <w:fldChar w:fldCharType="separate"/>
+            </w:r>
+            <w:r>
+              <w:rPr>
+                <w:noProof/>
+                <w:webHidden/>
+              </w:rPr>
+              <w:t>10</w:t>
+            </w:r>
+            <w:r>
+              <w:rPr>
+                <w:noProof/>
+                <w:webHidden/>
+              </w:rPr>
+              <w:fldChar w:fldCharType="end"/>
+            </w:r>
+          </w:hyperlink>
+        </w:p>
+        <w:p>
+          <w:pPr>
+            <w:pStyle w:val="TOC3"/>
+            <w:tabs>
+              <w:tab w:val="right" w:leader="dot" w:pos="9350"/>
+            </w:tabs>
+            <w:rPr>
+              <w:rFonts w:eastAsiaTheme="minorEastAsia"/>
+              <w:noProof/>
+            </w:rPr>
+          </w:pPr>
+          <w:hyperlink w:anchor="_Toc232088675" w:history="1">
+            <w:r>
+              <w:rPr>
+                <w:rStyle w:val="Hyperlink"/>
+                <w:noProof/>
+              </w:rPr>
+              <w:t>2.2.1. Khái niệm Object Detection</w:t>
+            </w:r>
+            <w:r>
+              <w:rPr>
+                <w:noProof/>
+                <w:webHidden/>
+              </w:rPr>
+              <w:tab/>
+            </w:r>
+            <w:r>
+              <w:rPr>
+                <w:noProof/>
+                <w:webHidden/>
+              </w:rPr>
+              <w:fldChar w:fldCharType="begin"/>
+            </w:r>
+            <w:r>
+              <w:rPr>
+                <w:noProof/>
+                <w:webHidden/>
+              </w:rPr>
+              <w:instrText xml:space="preserve"> PAGEREF _Toc232088675 \h </w:instrText>
+            </w:r>
+            <w:r>
+              <w:rPr>
+                <w:noProof/>
+                <w:webHidden/>
+              </w:rPr>
+            </w:r>
+            <w:r>
+              <w:rPr>
+                <w:noProof/>
+                <w:webHidden/>
+              </w:rPr>
+              <w:fldChar w:fldCharType="separate"/>
+            </w:r>
+            <w:r>
+              <w:rPr>
+                <w:noProof/>
+                <w:webHidden/>
+              </w:rPr>
+              <w:t>10</w:t>
+            </w:r>
+            <w:r>
+              <w:rPr>
+                <w:noProof/>
+                <w:webHidden/>
+              </w:rPr>
+              <w:fldChar w:fldCharType="end"/>
+            </w:r>
+          </w:hyperlink>
+        </w:p>
+        <w:p>
+          <w:pPr>
+            <w:pStyle w:val="TOC3"/>
+            <w:tabs>
+              <w:tab w:val="right" w:leader="dot" w:pos="9350"/>
+            </w:tabs>
+            <w:rPr>
+              <w:rFonts w:eastAsiaTheme="minorEastAsia"/>
+              <w:noProof/>
+            </w:rPr>
+          </w:pPr>
+          <w:hyperlink w:anchor="_Toc232088676" w:history="1">
+            <w:r>
+              <w:rPr>
+                <w:rStyle w:val="Hyperlink"/>
+                <w:noProof/>
+              </w:rPr>
+              <w:t>2.2.2. Các thành phần của bài toán Object Detection</w:t>
+            </w:r>
+            <w:r>
+              <w:rPr>
+                <w:noProof/>
+                <w:webHidden/>
+              </w:rPr>
+              <w:tab/>
+            </w:r>
+            <w:r>
+              <w:rPr>
+                <w:noProof/>
+                <w:webHidden/>
+              </w:rPr>
+              <w:fldChar w:fldCharType="begin"/>
+            </w:r>
+            <w:r>
+              <w:rPr>
+                <w:noProof/>
+                <w:webHidden/>
+              </w:rPr>
+              <w:instrText xml:space="preserve"> PAGEREF _Toc232088676 \h </w:instrText>
+            </w:r>
+            <w:r>
+              <w:rPr>
+                <w:noProof/>
+                <w:webHidden/>
+              </w:rPr>
+            </w:r>
+            <w:r>
+              <w:rPr>
+                <w:noProof/>
+                <w:webHidden/>
+              </w:rPr>
+              <w:fldChar w:fldCharType="separate"/>
+            </w:r>
+            <w:r>
+              <w:rPr>
+                <w:noProof/>
+                <w:webHidden/>
+              </w:rPr>
+              <w:t>11</w:t>
+            </w:r>
+            <w:r>
+              <w:rPr>
+                <w:noProof/>
+                <w:webHidden/>
+              </w:rPr>
+              <w:fldChar w:fldCharType="end"/>
+            </w:r>
+          </w:hyperlink>
+        </w:p>
+        <w:p>
+          <w:pPr>
+            <w:pStyle w:val="TOC3"/>
+            <w:tabs>
+              <w:tab w:val="right" w:leader="dot" w:pos="9350"/>
+            </w:tabs>
+            <w:rPr>
+              <w:rFonts w:eastAsiaTheme="minorEastAsia"/>
+              <w:noProof/>
+            </w:rPr>
+          </w:pPr>
+          <w:hyperlink w:anchor="_Toc232088677" w:history="1">
+            <w:r>
+              <w:rPr>
+                <w:rStyle w:val="Hyperlink"/>
+                <w:noProof/>
+              </w:rPr>
+              <w:t>2.2.3. Các hướng tiếp cận trong Object Detection</w:t>
+            </w:r>
+            <w:r>
+              <w:rPr>
+                <w:noProof/>
+                <w:webHidden/>
+              </w:rPr>
+              <w:tab/>
+            </w:r>
+            <w:r>
+              <w:rPr>
+                <w:noProof/>
+                <w:webHidden/>
+              </w:rPr>
+              <w:fldChar w:fldCharType="begin"/>
+            </w:r>
+            <w:r>
+              <w:rPr>
+                <w:noProof/>
+                <w:webHidden/>
+              </w:rPr>
+              <w:instrText xml:space="preserve"> PAGEREF _Toc232088677 \h </w:instrText>
+            </w:r>
+            <w:r>
+              <w:rPr>
+                <w:noProof/>
+                <w:webHidden/>
+              </w:rPr>
+            </w:r>
+            <w:r>
+              <w:rPr>
+                <w:noProof/>
+                <w:webHidden/>
+              </w:rPr>
+              <w:fldChar w:fldCharType="separate"/>
+            </w:r>
+            <w:r>
+              <w:rPr>
+                <w:noProof/>
+                <w:webHidden/>
+              </w:rPr>
+              <w:t>11</w:t>
+            </w:r>
+            <w:r>
+              <w:rPr>
+                <w:noProof/>
+                <w:webHidden/>
+              </w:rPr>
+              <w:fldChar w:fldCharType="end"/>
+            </w:r>
+          </w:hyperlink>
+        </w:p>
+        <w:p>
+          <w:pPr>
+            <w:pStyle w:val="TOC3"/>
+            <w:tabs>
+              <w:tab w:val="right" w:leader="dot" w:pos="9350"/>
+            </w:tabs>
+            <w:rPr>
+              <w:rFonts w:eastAsiaTheme="minorEastAsia"/>
+              <w:noProof/>
+            </w:rPr>
+          </w:pPr>
+          <w:hyperlink w:anchor="_Toc232088678" w:history="1">
+            <w:r>
+              <w:rPr>
+                <w:rStyle w:val="Hyperlink"/>
+                <w:noProof/>
+              </w:rPr>
+              <w:t>2.2.4. Vai trò của Object Detection trong nhận diện biển báo giao thông</w:t>
+            </w:r>
+            <w:r>
+              <w:rPr>
+                <w:noProof/>
+                <w:webHidden/>
+              </w:rPr>
+              <w:tab/>
+            </w:r>
+            <w:r>
+              <w:rPr>
+                <w:noProof/>
+                <w:webHidden/>
+              </w:rPr>
+              <w:fldChar w:fldCharType="begin"/>
+            </w:r>
+            <w:r>
+              <w:rPr>
+                <w:noProof/>
+                <w:webHidden/>
+              </w:rPr>
+              <w:instrText xml:space="preserve"> PAGEREF _Toc232088678 \h </w:instrText>
+            </w:r>
+            <w:r>
+              <w:rPr>
+                <w:noProof/>
+                <w:webHidden/>
+              </w:rPr>
+            </w:r>
+            <w:r>
+              <w:rPr>
+                <w:noProof/>
+                <w:webHidden/>
+              </w:rPr>
+              <w:fldChar w:fldCharType="separate"/>
+            </w:r>
+            <w:r>
+              <w:rPr>
+                <w:noProof/>
+                <w:webHidden/>
+              </w:rPr>
+              <w:t>12</w:t>
+            </w:r>
+            <w:r>
+              <w:rPr>
+                <w:noProof/>
+                <w:webHidden/>
+              </w:rPr>
+              <w:fldChar w:fldCharType="end"/>
+            </w:r>
+          </w:hyperlink>
+        </w:p>
+        <w:p>
+          <w:pPr>
+            <w:pStyle w:val="TOC2"/>
+            <w:tabs>
+              <w:tab w:val="right" w:leader="dot" w:pos="9350"/>
+            </w:tabs>
+            <w:rPr>
+              <w:rFonts w:eastAsiaTheme="minorEastAsia"/>
+              <w:noProof/>
+            </w:rPr>
+          </w:pPr>
+          <w:hyperlink w:anchor="_Toc232088679" w:history="1">
+            <w:r>
+              <w:rPr>
+                <w:rStyle w:val="Hyperlink"/>
+                <w:noProof/>
+              </w:rPr>
+              <w:t>2.3. YOLO</w:t>
+            </w:r>
+            <w:r>
+              <w:rPr>
+                <w:noProof/>
+                <w:webHidden/>
+              </w:rPr>
+              <w:tab/>
+            </w:r>
+            <w:r>
+              <w:rPr>
+                <w:noProof/>
+                <w:webHidden/>
+              </w:rPr>
+              <w:fldChar w:fldCharType="begin"/>
+            </w:r>
+            <w:r>
+              <w:rPr>
+                <w:noProof/>
+                <w:webHidden/>
+              </w:rPr>
+              <w:instrText xml:space="preserve"> PAGEREF _Toc232088679 \h </w:instrText>
+            </w:r>
+            <w:r>
+              <w:rPr>
+                <w:noProof/>
+                <w:webHidden/>
+              </w:rPr>
+            </w:r>
+            <w:r>
+              <w:rPr>
+                <w:noProof/>
+                <w:webHidden/>
+              </w:rPr>
+              <w:fldChar w:fldCharType="separate"/>
+            </w:r>
+            <w:r>
+              <w:rPr>
+                <w:noProof/>
+                <w:webHidden/>
+              </w:rPr>
+              <w:t>13</w:t>
+            </w:r>
+            <w:r>
+              <w:rPr>
+                <w:noProof/>
+                <w:webHidden/>
+              </w:rPr>
+              <w:fldChar w:fldCharType="end"/>
+            </w:r>
+          </w:hyperlink>
+        </w:p>
+        <w:p>
+          <w:pPr>
+            <w:pStyle w:val="TOC3"/>
+            <w:tabs>
+              <w:tab w:val="right" w:leader="dot" w:pos="9350"/>
+            </w:tabs>
+            <w:rPr>
+              <w:rFonts w:eastAsiaTheme="minorEastAsia"/>
+              <w:noProof/>
+            </w:rPr>
+          </w:pPr>
+          <w:hyperlink w:anchor="_Toc232088680" w:history="1">
+            <w:r>
+              <w:rPr>
+                <w:rStyle w:val="Hyperlink"/>
+                <w:noProof/>
+              </w:rPr>
+              <w:t>2.3.1. Tổng quan về YOLO</w:t>
+            </w:r>
+            <w:r>
+              <w:rPr>
+                <w:noProof/>
+                <w:webHidden/>
+              </w:rPr>
+              <w:tab/>
+            </w:r>
+            <w:r>
+              <w:rPr>
+                <w:noProof/>
+                <w:webHidden/>
+              </w:rPr>
+              <w:fldChar w:fldCharType="begin"/>
+            </w:r>
+            <w:r>
+              <w:rPr>
+                <w:noProof/>
+                <w:webHidden/>
+              </w:rPr>
+              <w:instrText xml:space="preserve"> PAGEREF _Toc232088680 \h </w:instrText>
+            </w:r>
+            <w:r>
+              <w:rPr>
+                <w:noProof/>
+                <w:webHidden/>
+              </w:rPr>
+            </w:r>
+            <w:r>
+              <w:rPr>
+                <w:noProof/>
+                <w:webHidden/>
+              </w:rPr>
+              <w:fldChar w:fldCharType="separate"/>
+            </w:r>
+            <w:r>
+              <w:rPr>
+                <w:noProof/>
+                <w:webHidden/>
+              </w:rPr>
+              <w:t>13</w:t>
+            </w:r>
+            <w:r>
+              <w:rPr>
+                <w:noProof/>
+                <w:webHidden/>
+              </w:rPr>
+              <w:fldChar w:fldCharType="end"/>
+            </w:r>
+          </w:hyperlink>
+        </w:p>
+        <w:p>
+          <w:pPr>
+            <w:pStyle w:val="TOC3"/>
+            <w:tabs>
+              <w:tab w:val="right" w:leader="dot" w:pos="9350"/>
+            </w:tabs>
+            <w:rPr>
+              <w:rFonts w:eastAsiaTheme="minorEastAsia"/>
+              <w:noProof/>
+            </w:rPr>
+          </w:pPr>
+          <w:hyperlink w:anchor="_Toc232088681" w:history="1">
+            <w:r>
+              <w:rPr>
+                <w:rStyle w:val="Hyperlink"/>
+                <w:noProof/>
+              </w:rPr>
+              <w:t>2.3.2. Nguyên lý hoạt động của YOLO</w:t>
+            </w:r>
+            <w:r>
+              <w:rPr>
+                <w:noProof/>
+                <w:webHidden/>
+              </w:rPr>
+              <w:tab/>
+            </w:r>
+            <w:r>
+              <w:rPr>
+                <w:noProof/>
+                <w:webHidden/>
+              </w:rPr>
+              <w:fldChar w:fldCharType="begin"/>
+            </w:r>
+            <w:r>
+              <w:rPr>
+                <w:noProof/>
+                <w:webHidden/>
+              </w:rPr>
+              <w:instrText xml:space="preserve"> PAGEREF _Toc232088681 \h </w:instrText>
+            </w:r>
+            <w:r>
+              <w:rPr>
+                <w:noProof/>
+                <w:webHidden/>
+              </w:rPr>
+            </w:r>
+            <w:r>
+              <w:rPr>
+                <w:noProof/>
+                <w:webHidden/>
+              </w:rPr>
+              <w:fldChar w:fldCharType="separate"/>
+            </w:r>
+            <w:r>
+              <w:rPr>
+                <w:noProof/>
+                <w:webHidden/>
+              </w:rPr>
+              <w:t>13</w:t>
+            </w:r>
+            <w:r>
+              <w:rPr>
+                <w:noProof/>
+                <w:webHidden/>
+              </w:rPr>
+              <w:fldChar w:fldCharType="end"/>
+            </w:r>
+          </w:hyperlink>
+        </w:p>
+        <w:p>
+          <w:pPr>
+            <w:pStyle w:val="TOC3"/>
+            <w:tabs>
+              <w:tab w:val="right" w:leader="dot" w:pos="9350"/>
+            </w:tabs>
+            <w:rPr>
+              <w:rFonts w:eastAsiaTheme="minorEastAsia"/>
+              <w:noProof/>
+            </w:rPr>
+          </w:pPr>
+          <w:hyperlink w:anchor="_Toc232088682" w:history="1">
+            <w:r>
+              <w:rPr>
+                <w:rStyle w:val="Hyperlink"/>
+                <w:noProof/>
+              </w:rPr>
+              <w:t>2.3.3. Ưu điểm và hạn chế của YOLO</w:t>
+            </w:r>
+            <w:r>
+              <w:rPr>
+                <w:noProof/>
+                <w:webHidden/>
+              </w:rPr>
+              <w:tab/>
+            </w:r>
+            <w:r>
+              <w:rPr>
+                <w:noProof/>
+                <w:webHidden/>
+              </w:rPr>
+              <w:fldChar w:fldCharType="begin"/>
+            </w:r>
+            <w:r>
+              <w:rPr>
+                <w:noProof/>
+                <w:webHidden/>
+              </w:rPr>
+              <w:instrText xml:space="preserve"> PAGEREF _Toc232088682 \h </w:instrText>
+            </w:r>
+            <w:r>
+              <w:rPr>
+                <w:noProof/>
+                <w:webHidden/>
+              </w:rPr>
+            </w:r>
+            <w:r>
+              <w:rPr>
+                <w:noProof/>
+                <w:webHidden/>
+              </w:rPr>
+              <w:fldChar w:fldCharType="separate"/>
+            </w:r>
+            <w:r>
+              <w:rPr>
+                <w:noProof/>
+                <w:webHidden/>
+              </w:rPr>
+              <w:t>14</w:t>
+            </w:r>
+            <w:r>
+              <w:rPr>
+                <w:noProof/>
+                <w:webHidden/>
+              </w:rPr>
+              <w:fldChar w:fldCharType="end"/>
+            </w:r>
+          </w:hyperlink>
+        </w:p>
+        <w:p>
+          <w:pPr>
+            <w:pStyle w:val="TOC3"/>
+            <w:tabs>
+              <w:tab w:val="right" w:leader="dot" w:pos="9350"/>
+            </w:tabs>
+            <w:rPr>
+              <w:rFonts w:eastAsiaTheme="minorEastAsia"/>
+              <w:noProof/>
+            </w:rPr>
+          </w:pPr>
+          <w:hyperlink w:anchor="_Toc232088683" w:history="1">
+            <w:r>
+              <w:rPr>
+                <w:rStyle w:val="Hyperlink"/>
+                <w:noProof/>
+              </w:rPr>
+              <w:t>2.4.5. Vai trò của YOLO trong bài toán nhận diện biển báo giao thông</w:t>
+            </w:r>
+            <w:r>
+              <w:rPr>
+                <w:noProof/>
+                <w:webHidden/>
+              </w:rPr>
+              <w:tab/>
+            </w:r>
+            <w:r>
+              <w:rPr>
+                <w:noProof/>
+                <w:webHidden/>
+              </w:rPr>
+              <w:fldChar w:fldCharType="begin"/>
+            </w:r>
+            <w:r>
+              <w:rPr>
+                <w:noProof/>
+                <w:webHidden/>
+              </w:rPr>
+              <w:instrText xml:space="preserve"> PAGEREF _Toc232088683 \h </w:instrText>
+            </w:r>
+            <w:r>
+              <w:rPr>
+                <w:noProof/>
+                <w:webHidden/>
+              </w:rPr>
+            </w:r>
+            <w:r>
+              <w:rPr>
+                <w:noProof/>
+                <w:webHidden/>
+              </w:rPr>
+              <w:fldChar w:fldCharType="separate"/>
+            </w:r>
+            <w:r>
+              <w:rPr>
+                <w:noProof/>
+                <w:webHidden/>
+              </w:rPr>
+              <w:t>14</w:t>
+            </w:r>
+            <w:r>
+              <w:rPr>
+                <w:noProof/>
+                <w:webHidden/>
+              </w:rPr>
+              <w:fldChar w:fldCharType="end"/>
+            </w:r>
+          </w:hyperlink>
+        </w:p>
+        <w:p>
+          <w:pPr>
+            <w:pStyle w:val="TOC2"/>
+            <w:tabs>
+              <w:tab w:val="right" w:leader="dot" w:pos="9350"/>
+            </w:tabs>
+            <w:rPr>
+              <w:rFonts w:eastAsiaTheme="minorEastAsia"/>
+              <w:noProof/>
+            </w:rPr>
+          </w:pPr>
+          <w:hyperlink w:anchor="_Toc232088684" w:history="1">
+            <w:r>
+              <w:rPr>
+                <w:rStyle w:val="Hyperlink"/>
+                <w:noProof/>
+              </w:rPr>
+              <w:t>2.4. ResNet và EfficientNet</w:t>
+            </w:r>
+            <w:r>
+              <w:rPr>
+                <w:noProof/>
+                <w:webHidden/>
+              </w:rPr>
+              <w:tab/>
+            </w:r>
+            <w:r>
+              <w:rPr>
+                <w:noProof/>
+                <w:webHidden/>
+              </w:rPr>
+              <w:fldChar w:fldCharType="begin"/>
+            </w:r>
+            <w:r>
+              <w:rPr>
+                <w:noProof/>
+                <w:webHidden/>
+              </w:rPr>
+              <w:instrText xml:space="preserve"> PAGEREF _Toc232088684 \h </w:instrText>
+            </w:r>
+            <w:r>
+              <w:rPr>
+                <w:noProof/>
+                <w:webHidden/>
+              </w:rPr>
+            </w:r>
+            <w:r>
+              <w:rPr>
+                <w:noProof/>
+                <w:webHidden/>
+              </w:rPr>
+              <w:fldChar w:fldCharType="separate"/>
+            </w:r>
+            <w:r>
+              <w:rPr>
+                <w:noProof/>
+                <w:webHidden/>
+              </w:rPr>
+              <w:t>15</w:t>
+            </w:r>
+            <w:r>
+              <w:rPr>
+                <w:noProof/>
+                <w:webHidden/>
+              </w:rPr>
+              <w:fldChar w:fldCharType="end"/>
+            </w:r>
+          </w:hyperlink>
+        </w:p>
+        <w:p>
+          <w:pPr>
+            <w:pStyle w:val="TOC3"/>
+            <w:tabs>
+              <w:tab w:val="right" w:leader="dot" w:pos="9350"/>
+            </w:tabs>
+            <w:rPr>
+              <w:rFonts w:eastAsiaTheme="minorEastAsia"/>
+              <w:noProof/>
+            </w:rPr>
+          </w:pPr>
+          <w:hyperlink w:anchor="_Toc232088685" w:history="1">
+            <w:r>
+              <w:rPr>
+                <w:rStyle w:val="Hyperlink"/>
+                <w:noProof/>
+              </w:rPr>
+              <w:t>2.4.1. Tổng quan về các mô hình CNN hiện đại</w:t>
+            </w:r>
+            <w:r>
+              <w:rPr>
+                <w:noProof/>
+                <w:webHidden/>
+              </w:rPr>
+              <w:tab/>
+            </w:r>
+            <w:r>
+              <w:rPr>
+                <w:noProof/>
+                <w:webHidden/>
+              </w:rPr>
+              <w:fldChar w:fldCharType="begin"/>
+            </w:r>
+            <w:r>
+              <w:rPr>
+                <w:noProof/>
+                <w:webHidden/>
+              </w:rPr>
+              <w:instrText xml:space="preserve"> PAGEREF _Toc232088685 \h </w:instrText>
+            </w:r>
+            <w:r>
+              <w:rPr>
+                <w:noProof/>
+                <w:webHidden/>
+              </w:rPr>
+            </w:r>
+            <w:r>
+              <w:rPr>
+                <w:noProof/>
+                <w:webHidden/>
+              </w:rPr>
+              <w:fldChar w:fldCharType="separate"/>
+            </w:r>
+            <w:r>
+              <w:rPr>
+                <w:noProof/>
+                <w:webHidden/>
+              </w:rPr>
+              <w:t>15</w:t>
+            </w:r>
+            <w:r>
+              <w:rPr>
+                <w:noProof/>
+                <w:webHidden/>
+              </w:rPr>
+              <w:fldChar w:fldCharType="end"/>
+            </w:r>
+          </w:hyperlink>
+        </w:p>
+        <w:p>
+          <w:pPr>
+            <w:pStyle w:val="TOC3"/>
+            <w:tabs>
+              <w:tab w:val="right" w:leader="dot" w:pos="9350"/>
+            </w:tabs>
+            <w:rPr>
+              <w:rFonts w:eastAsiaTheme="minorEastAsia"/>
+              <w:noProof/>
+            </w:rPr>
+          </w:pPr>
+          <w:hyperlink w:anchor="_Toc232088686" w:history="1">
+            <w:r>
+              <w:rPr>
+                <w:rStyle w:val="Hyperlink"/>
+                <w:noProof/>
+              </w:rPr>
+              <w:t>2.4.2. ResNet</w:t>
+            </w:r>
+            <w:r>
+              <w:rPr>
+                <w:noProof/>
+                <w:webHidden/>
+              </w:rPr>
+              <w:tab/>
+            </w:r>
+            <w:r>
+              <w:rPr>
+                <w:noProof/>
+                <w:webHidden/>
+              </w:rPr>
+              <w:fldChar w:fldCharType="begin"/>
+            </w:r>
+            <w:r>
+              <w:rPr>
+                <w:noProof/>
+                <w:webHidden/>
+              </w:rPr>
+              <w:instrText xml:space="preserve"> PAGEREF _Toc232088686 \h </w:instrText>
+            </w:r>
+            <w:r>
+              <w:rPr>
+                <w:noProof/>
+                <w:webHidden/>
+              </w:rPr>
+            </w:r>
+            <w:r>
+              <w:rPr>
+                <w:noProof/>
+                <w:webHidden/>
+              </w:rPr>
+              <w:fldChar w:fldCharType="separate"/>
+            </w:r>
+            <w:r>
+              <w:rPr>
+                <w:noProof/>
+                <w:webHidden/>
+              </w:rPr>
+              <w:t>15</w:t>
+            </w:r>
+            <w:r>
+              <w:rPr>
+                <w:noProof/>
+                <w:webHidden/>
+              </w:rPr>
+              <w:fldChar w:fldCharType="end"/>
+            </w:r>
+          </w:hyperlink>
+        </w:p>
+        <w:p>
+          <w:pPr>
+            <w:pStyle w:val="TOC3"/>
+            <w:tabs>
+              <w:tab w:val="right" w:leader="dot" w:pos="9350"/>
+            </w:tabs>
+            <w:rPr>
+              <w:rFonts w:eastAsiaTheme="minorEastAsia"/>
+              <w:noProof/>
+            </w:rPr>
+          </w:pPr>
+          <w:hyperlink w:anchor="_Toc232088687" w:history="1">
+            <w:r>
+              <w:rPr>
+                <w:rStyle w:val="Hyperlink"/>
+                <w:noProof/>
+              </w:rPr>
+              <w:t>2.4.3. EfficientNet</w:t>
+            </w:r>
+            <w:r>
+              <w:rPr>
+                <w:noProof/>
+                <w:webHidden/>
+              </w:rPr>
+              <w:tab/>
+            </w:r>
+            <w:r>
+              <w:rPr>
+                <w:noProof/>
+                <w:webHidden/>
+              </w:rPr>
+              <w:fldChar w:fldCharType="begin"/>
+            </w:r>
+            <w:r>
+              <w:rPr>
+                <w:noProof/>
+                <w:webHidden/>
+              </w:rPr>
+              <w:instrText xml:space="preserve"> PAGEREF _Toc232088687 \h </w:instrText>
+            </w:r>
+            <w:r>
+              <w:rPr>
+                <w:noProof/>
+                <w:webHidden/>
+              </w:rPr>
+            </w:r>
+            <w:r>
+              <w:rPr>
+                <w:noProof/>
+                <w:webHidden/>
+              </w:rPr>
+              <w:fldChar w:fldCharType="separate"/>
+            </w:r>
+            <w:r>
+              <w:rPr>
+                <w:noProof/>
+                <w:webHidden/>
+              </w:rPr>
+              <w:t>16</w:t>
+            </w:r>
+            <w:r>
+              <w:rPr>
+                <w:noProof/>
+                <w:webHidden/>
+              </w:rPr>
+              <w:fldChar w:fldCharType="end"/>
+            </w:r>
+          </w:hyperlink>
+        </w:p>
+        <w:p>
+          <w:pPr>
+            <w:pStyle w:val="TOC3"/>
+            <w:tabs>
+              <w:tab w:val="right" w:leader="dot" w:pos="9350"/>
+            </w:tabs>
+            <w:rPr>
+              <w:rFonts w:eastAsiaTheme="minorEastAsia"/>
+              <w:noProof/>
+            </w:rPr>
+          </w:pPr>
+          <w:hyperlink w:anchor="_Toc232088688" w:history="1">
+            <w:r>
+              <w:rPr>
+                <w:rStyle w:val="Hyperlink"/>
+                <w:noProof/>
+              </w:rPr>
+              <w:t>2.4.4. So sánh ResNet và EfficientNet</w:t>
+            </w:r>
+            <w:r>
+              <w:rPr>
+                <w:noProof/>
+                <w:webHidden/>
+              </w:rPr>
+              <w:tab/>
+            </w:r>
+            <w:r>
+              <w:rPr>
+                <w:noProof/>
+                <w:webHidden/>
+              </w:rPr>
+              <w:fldChar w:fldCharType="begin"/>
+            </w:r>
+            <w:r>
+              <w:rPr>
+                <w:noProof/>
+                <w:webHidden/>
+              </w:rPr>
+              <w:instrText xml:space="preserve"> PAGEREF _Toc232088688 \h </w:instrText>
+            </w:r>
+            <w:r>
+              <w:rPr>
+                <w:noProof/>
+                <w:webHidden/>
+              </w:rPr>
+            </w:r>
+            <w:r>
+              <w:rPr>
+                <w:noProof/>
+                <w:webHidden/>
+              </w:rPr>
+              <w:fldChar w:fldCharType="separate"/>
+            </w:r>
+            <w:r>
+              <w:rPr>
+                <w:noProof/>
+                <w:webHidden/>
+              </w:rPr>
+              <w:t>17</w:t>
+            </w:r>
+            <w:r>
+              <w:rPr>
+                <w:noProof/>
+                <w:webHidden/>
+              </w:rPr>
+              <w:fldChar w:fldCharType="end"/>
+            </w:r>
+          </w:hyperlink>
+        </w:p>
+        <w:p>
+          <w:pPr>
+            <w:pStyle w:val="TOC3"/>
+            <w:tabs>
+              <w:tab w:val="right" w:leader="dot" w:pos="9350"/>
+            </w:tabs>
+            <w:rPr>
+              <w:rFonts w:eastAsiaTheme="minorEastAsia"/>
+              <w:noProof/>
+            </w:rPr>
+          </w:pPr>
+          <w:hyperlink w:anchor="_Toc232088689" w:history="1">
+            <w:r>
+              <w:rPr>
+                <w:rStyle w:val="Hyperlink"/>
+                <w:noProof/>
+              </w:rPr>
+              <w:t>2.4.5. Vai trò của ResNet và EfficientNet trong đề tài</w:t>
+            </w:r>
+            <w:r>
+              <w:rPr>
+                <w:noProof/>
+                <w:webHidden/>
+              </w:rPr>
+              <w:tab/>
+            </w:r>
+            <w:r>
+              <w:rPr>
+                <w:noProof/>
+                <w:webHidden/>
+              </w:rPr>
+              <w:fldChar w:fldCharType="begin"/>
+            </w:r>
+            <w:r>
+              <w:rPr>
+                <w:noProof/>
+                <w:webHidden/>
+              </w:rPr>
+              <w:instrText xml:space="preserve"> PAGEREF _Toc232088689 \h </w:instrText>
+            </w:r>
+            <w:r>
+              <w:rPr>
+                <w:noProof/>
+                <w:webHidden/>
+              </w:rPr>
+            </w:r>
+            <w:r>
+              <w:rPr>
+                <w:noProof/>
+                <w:webHidden/>
+              </w:rPr>
+              <w:fldChar w:fldCharType="separate"/>
+            </w:r>
+            <w:r>
+              <w:rPr>
+                <w:noProof/>
+                <w:webHidden/>
+              </w:rPr>
+              <w:t>17</w:t>
+            </w:r>
+            <w:r>
+              <w:rPr>
+                <w:noProof/>
+                <w:webHidden/>
+              </w:rPr>
+              <w:fldChar w:fldCharType="end"/>
+            </w:r>
+          </w:hyperlink>
+        </w:p>
+        <w:p>
+          <w:pPr>
+            <w:pStyle w:val="TOC2"/>
+            <w:tabs>
+              <w:tab w:val="right" w:leader="dot" w:pos="9350"/>
+            </w:tabs>
+            <w:rPr>
+              <w:rFonts w:eastAsiaTheme="minorEastAsia"/>
+              <w:noProof/>
+            </w:rPr>
+          </w:pPr>
+          <w:hyperlink w:anchor="_Toc232088690" w:history="1">
+            <w:r>
+              <w:rPr>
+                <w:rStyle w:val="Hyperlink"/>
+                <w:noProof/>
+              </w:rPr>
+              <w:t>2.5. Chỉ số đánh giá mô hình</w:t>
+            </w:r>
+            <w:r>
+              <w:rPr>
+                <w:noProof/>
+                <w:webHidden/>
+              </w:rPr>
+              <w:tab/>
+            </w:r>
+            <w:r>
+              <w:rPr>
+                <w:noProof/>
+                <w:webHidden/>
+              </w:rPr>
+              <w:fldChar w:fldCharType="begin"/>
+            </w:r>
+            <w:r>
+              <w:rPr>
+                <w:noProof/>
+                <w:webHidden/>
+              </w:rPr>
+              <w:instrText xml:space="preserve"> PAGEREF _Toc232088690 \h </w:instrText>
+            </w:r>
+            <w:r>
+              <w:rPr>
+                <w:noProof/>
+                <w:webHidden/>
+              </w:rPr>
+            </w:r>
+            <w:r>
+              <w:rPr>
+                <w:noProof/>
+                <w:webHidden/>
+              </w:rPr>
+              <w:fldChar w:fldCharType="separate"/>
+            </w:r>
+            <w:r>
+              <w:rPr>
+                <w:noProof/>
+                <w:webHidden/>
+              </w:rPr>
+              <w:t>18</w:t>
+            </w:r>
+            <w:r>
+              <w:rPr>
+                <w:noProof/>
+                <w:webHidden/>
+              </w:rPr>
+              <w:fldChar w:fldCharType="end"/>
+            </w:r>
+          </w:hyperlink>
+        </w:p>
+        <w:p>
+          <w:pPr>
+            <w:pStyle w:val="TOC3"/>
+            <w:tabs>
+              <w:tab w:val="right" w:leader="dot" w:pos="9350"/>
+            </w:tabs>
+            <w:rPr>
+              <w:rFonts w:eastAsiaTheme="minorEastAsia"/>
+              <w:noProof/>
+            </w:rPr>
+          </w:pPr>
+          <w:hyperlink w:anchor="_Toc232088691" w:history="1">
+            <w:r>
+              <w:rPr>
+                <w:rStyle w:val="Hyperlink"/>
+                <w:noProof/>
+              </w:rPr>
+              <w:t>2.5.1. Precision</w:t>
+            </w:r>
+            <w:r>
+              <w:rPr>
+                <w:noProof/>
+                <w:webHidden/>
+              </w:rPr>
+              <w:tab/>
+            </w:r>
+            <w:r>
+              <w:rPr>
+                <w:noProof/>
+                <w:webHidden/>
+              </w:rPr>
+              <w:fldChar w:fldCharType="begin"/>
+            </w:r>
+            <w:r>
+              <w:rPr>
+                <w:noProof/>
+                <w:webHidden/>
+              </w:rPr>
+              <w:instrText xml:space="preserve"> PAGEREF _Toc232088691 \h </w:instrText>
+            </w:r>
+            <w:r>
+              <w:rPr>
+                <w:noProof/>
+                <w:webHidden/>
+              </w:rPr>
+            </w:r>
+            <w:r>
+              <w:rPr>
+                <w:noProof/>
+                <w:webHidden/>
+              </w:rPr>
+              <w:fldChar w:fldCharType="separate"/>
+            </w:r>
+            <w:r>
+              <w:rPr>
+                <w:noProof/>
+                <w:webHidden/>
+              </w:rPr>
+              <w:t>18</w:t>
+            </w:r>
+            <w:r>
+              <w:rPr>
+                <w:noProof/>
+                <w:webHidden/>
+              </w:rPr>
+              <w:fldChar w:fldCharType="end"/>
+            </w:r>
+          </w:hyperlink>
+        </w:p>
+        <w:p>
+          <w:pPr>
+            <w:pStyle w:val="TOC3"/>
+            <w:tabs>
+              <w:tab w:val="right" w:leader="dot" w:pos="9350"/>
+            </w:tabs>
+            <w:rPr>
+              <w:rFonts w:eastAsiaTheme="minorEastAsia"/>
+              <w:noProof/>
+            </w:rPr>
+          </w:pPr>
+          <w:hyperlink w:anchor="_Toc232088692" w:history="1">
+            <w:r>
+              <w:rPr>
+                <w:rStyle w:val="Hyperlink"/>
+                <w:noProof/>
+              </w:rPr>
+              <w:t>2.5.2. Recall</w:t>
+            </w:r>
+            <w:r>
+              <w:rPr>
+                <w:noProof/>
+                <w:webHidden/>
+              </w:rPr>
+              <w:tab/>
+            </w:r>
+            <w:r>
+              <w:rPr>
+                <w:noProof/>
+                <w:webHidden/>
+              </w:rPr>
+              <w:fldChar w:fldCharType="begin"/>
+            </w:r>
+            <w:r>
+              <w:rPr>
+                <w:noProof/>
+                <w:webHidden/>
+              </w:rPr>
+              <w:instrText xml:space="preserve"> PAGEREF _Toc232088692 \h </w:instrText>
+            </w:r>
+            <w:r>
+              <w:rPr>
+                <w:noProof/>
+                <w:webHidden/>
+              </w:rPr>
+            </w:r>
+            <w:r>
+              <w:rPr>
+                <w:noProof/>
+                <w:webHidden/>
+              </w:rPr>
+              <w:fldChar w:fldCharType="separate"/>
+            </w:r>
+            <w:r>
+              <w:rPr>
+                <w:noProof/>
+                <w:webHidden/>
+              </w:rPr>
+              <w:t>19</w:t>
+            </w:r>
+            <w:r>
+              <w:rPr>
+                <w:noProof/>
+                <w:webHidden/>
+              </w:rPr>
+              <w:fldChar w:fldCharType="end"/>
+            </w:r>
+          </w:hyperlink>
+        </w:p>
+        <w:p>
+          <w:pPr>
+            <w:pStyle w:val="TOC3"/>
+            <w:tabs>
+              <w:tab w:val="right" w:leader="dot" w:pos="9350"/>
+            </w:tabs>
+            <w:rPr>
+              <w:rFonts w:eastAsiaTheme="minorEastAsia"/>
+              <w:noProof/>
+            </w:rPr>
+          </w:pPr>
+          <w:hyperlink w:anchor="_Toc232088693" w:history="1">
+            <w:r>
+              <w:rPr>
+                <w:rStyle w:val="Hyperlink"/>
+                <w:noProof/>
+              </w:rPr>
+              <w:t>2.5.3. F1-score</w:t>
+            </w:r>
+            <w:r>
+              <w:rPr>
+                <w:noProof/>
+                <w:webHidden/>
+              </w:rPr>
+              <w:tab/>
+            </w:r>
+            <w:r>
+              <w:rPr>
+                <w:noProof/>
+                <w:webHidden/>
+              </w:rPr>
+              <w:fldChar w:fldCharType="begin"/>
+            </w:r>
+            <w:r>
+              <w:rPr>
+                <w:noProof/>
+                <w:webHidden/>
+              </w:rPr>
+              <w:instrText xml:space="preserve"> PAGEREF _Toc232088693 \h </w:instrText>
+            </w:r>
+            <w:r>
+              <w:rPr>
+                <w:noProof/>
+                <w:webHidden/>
+              </w:rPr>
+            </w:r>
+            <w:r>
+              <w:rPr>
+                <w:noProof/>
+                <w:webHidden/>
+              </w:rPr>
+              <w:fldChar w:fldCharType="separate"/>
+            </w:r>
+            <w:r>
+              <w:rPr>
+                <w:noProof/>
+                <w:webHidden/>
+              </w:rPr>
+              <w:t>19</w:t>
+            </w:r>
+            <w:r>
+              <w:rPr>
+                <w:noProof/>
+                <w:webHidden/>
+              </w:rPr>
+              <w:fldChar w:fldCharType="end"/>
+            </w:r>
+          </w:hyperlink>
+        </w:p>
+        <w:p>
+          <w:pPr>
+            <w:pStyle w:val="TOC3"/>
+            <w:tabs>
+              <w:tab w:val="right" w:leader="dot" w:pos="9350"/>
+            </w:tabs>
+            <w:rPr>
+              <w:rFonts w:eastAsiaTheme="minorEastAsia"/>
+              <w:noProof/>
+            </w:rPr>
+          </w:pPr>
+          <w:hyperlink w:anchor="_Toc232088694" w:history="1">
+            <w:r>
+              <w:rPr>
+                <w:rStyle w:val="Hyperlink"/>
+                <w:noProof/>
+              </w:rPr>
+              <w:t>2.5.4. Accuracy</w:t>
+            </w:r>
+            <w:r>
+              <w:rPr>
+                <w:noProof/>
+                <w:webHidden/>
+              </w:rPr>
+              <w:tab/>
+            </w:r>
+            <w:r>
+              <w:rPr>
+                <w:noProof/>
+                <w:webHidden/>
+              </w:rPr>
+              <w:fldChar w:fldCharType="begin"/>
+            </w:r>
+            <w:r>
+              <w:rPr>
+                <w:noProof/>
+                <w:webHidden/>
+              </w:rPr>
+              <w:instrText xml:space="preserve"> PAGEREF _Toc232088694 \h </w:instrText>
+            </w:r>
+            <w:r>
+              <w:rPr>
+                <w:noProof/>
+                <w:webHidden/>
+              </w:rPr>
+            </w:r>
+            <w:r>
+              <w:rPr>
+                <w:noProof/>
+                <w:webHidden/>
+              </w:rPr>
+              <w:fldChar w:fldCharType="separate"/>
+            </w:r>
+            <w:r>
+              <w:rPr>
+                <w:noProof/>
+                <w:webHidden/>
+              </w:rPr>
+              <w:t>20</w:t>
+            </w:r>
+            <w:r>
+              <w:rPr>
+                <w:noProof/>
+                <w:webHidden/>
+              </w:rPr>
+              <w:fldChar w:fldCharType="end"/>
+            </w:r>
+          </w:hyperlink>
+        </w:p>
+        <w:p>
+          <w:pPr>
+            <w:pStyle w:val="TOC3"/>
+            <w:tabs>
+              <w:tab w:val="right" w:leader="dot" w:pos="9350"/>
+            </w:tabs>
+            <w:rPr>
+              <w:rFonts w:eastAsiaTheme="minorEastAsia"/>
+              <w:noProof/>
+            </w:rPr>
+          </w:pPr>
+          <w:hyperlink w:anchor="_Toc232088695" w:history="1">
+            <w:r>
+              <w:rPr>
+                <w:rStyle w:val="Hyperlink"/>
+                <w:noProof/>
+              </w:rPr>
+              <w:t>2.5.5. Intersection over Union (IoU)</w:t>
+            </w:r>
+            <w:r>
+              <w:rPr>
+                <w:noProof/>
+                <w:webHidden/>
+              </w:rPr>
+              <w:tab/>
+            </w:r>
+            <w:r>
+              <w:rPr>
+                <w:noProof/>
+                <w:webHidden/>
+              </w:rPr>
+              <w:fldChar w:fldCharType="begin"/>
+            </w:r>
+            <w:r>
+              <w:rPr>
+                <w:noProof/>
+                <w:webHidden/>
+              </w:rPr>
+              <w:instrText xml:space="preserve"> PAGEREF _Toc232088695 \h </w:instrText>
+            </w:r>
+            <w:r>
+              <w:rPr>
+                <w:noProof/>
+                <w:webHidden/>
+              </w:rPr>
+            </w:r>
+            <w:r>
+              <w:rPr>
+                <w:noProof/>
+                <w:webHidden/>
+              </w:rPr>
+              <w:fldChar w:fldCharType="separate"/>
+            </w:r>
+            <w:r>
+              <w:rPr>
+                <w:noProof/>
+                <w:webHidden/>
+              </w:rPr>
+              <w:t>20</w:t>
+            </w:r>
+            <w:r>
+              <w:rPr>
+                <w:noProof/>
+                <w:webHidden/>
+              </w:rPr>
+              <w:fldChar w:fldCharType="end"/>
+            </w:r>
+          </w:hyperlink>
+        </w:p>
+        <w:p>
+          <w:pPr>
+            <w:pStyle w:val="TOC3"/>
+            <w:tabs>
+              <w:tab w:val="right" w:leader="dot" w:pos="9350"/>
+            </w:tabs>
+            <w:rPr>
+              <w:rFonts w:eastAsiaTheme="minorEastAsia"/>
+              <w:noProof/>
+            </w:rPr>
+          </w:pPr>
+          <w:hyperlink w:anchor="_Toc232088696" w:history="1">
+            <w:r>
+              <w:rPr>
+                <w:rStyle w:val="Hyperlink"/>
+                <w:noProof/>
+              </w:rPr>
+              <w:t>2.5.6. Mean Average Precision (mAP)</w:t>
+            </w:r>
+            <w:r>
+              <w:rPr>
+                <w:noProof/>
+                <w:webHidden/>
+              </w:rPr>
+              <w:tab/>
+            </w:r>
+            <w:r>
+              <w:rPr>
+                <w:noProof/>
+                <w:webHidden/>
+              </w:rPr>
+              <w:fldChar w:fldCharType="begin"/>
+            </w:r>
+            <w:r>
+              <w:rPr>
+                <w:noProof/>
+                <w:webHidden/>
+              </w:rPr>
+              <w:instrText xml:space="preserve"> PAGEREF _Toc232088696 \h </w:instrText>
+            </w:r>
+            <w:r>
+              <w:rPr>
+                <w:noProof/>
+                <w:webHidden/>
+              </w:rPr>
+            </w:r>
+            <w:r>
+              <w:rPr>
+                <w:noProof/>
+                <w:webHidden/>
+              </w:rPr>
+              <w:fldChar w:fldCharType="separate"/>
+            </w:r>
+            <w:r>
+              <w:rPr>
+                <w:noProof/>
+                <w:webHidden/>
+              </w:rPr>
+              <w:t>21</w:t>
+            </w:r>
+            <w:r>
+              <w:rPr>
+                <w:noProof/>
+                <w:webHidden/>
+              </w:rPr>
+              <w:fldChar w:fldCharType="end"/>
+            </w:r>
+          </w:hyperlink>
+        </w:p>
+        <w:p>
+          <w:pPr>
+            <w:pStyle w:val="TOC3"/>
+            <w:tabs>
+              <w:tab w:val="right" w:leader="dot" w:pos="9350"/>
+            </w:tabs>
+            <w:rPr>
+              <w:rFonts w:eastAsiaTheme="minorEastAsia"/>
+              <w:noProof/>
+            </w:rPr>
+          </w:pPr>
+          <w:hyperlink w:anchor="_Toc232088697" w:history="1">
+            <w:r>
+              <w:rPr>
+                <w:rStyle w:val="Hyperlink"/>
+                <w:noProof/>
+              </w:rPr>
+              <w:t>2.5.7. Confusion Matrix</w:t>
+            </w:r>
+            <w:r>
+              <w:rPr>
+                <w:noProof/>
+                <w:webHidden/>
+              </w:rPr>
+              <w:tab/>
+            </w:r>
+            <w:r>
+              <w:rPr>
+                <w:noProof/>
+                <w:webHidden/>
+              </w:rPr>
+              <w:fldChar w:fldCharType="begin"/>
+            </w:r>
+            <w:r>
+              <w:rPr>
+                <w:noProof/>
+                <w:webHidden/>
+              </w:rPr>
+              <w:instrText xml:space="preserve"> PAGEREF _Toc232088697 \h </w:instrText>
+            </w:r>
+            <w:r>
+              <w:rPr>
+                <w:noProof/>
+                <w:webHidden/>
+              </w:rPr>
+            </w:r>
+            <w:r>
+              <w:rPr>
+                <w:noProof/>
+                <w:webHidden/>
+              </w:rPr>
+              <w:fldChar w:fldCharType="separate"/>
+            </w:r>
+            <w:r>
+              <w:rPr>
+                <w:noProof/>
+                <w:webHidden/>
+              </w:rPr>
+              <w:t>21</w:t>
+            </w:r>
+            <w:r>
+              <w:rPr>
+                <w:noProof/>
+                <w:webHidden/>
+              </w:rPr>
+              <w:fldChar w:fldCharType="end"/>
+            </w:r>
+          </w:hyperlink>
+        </w:p>
+        <w:p>
+          <w:pPr>
+            <w:pStyle w:val="TOC3"/>
+            <w:tabs>
+              <w:tab w:val="right" w:leader="dot" w:pos="9350"/>
+            </w:tabs>
+            <w:rPr>
+              <w:rFonts w:eastAsiaTheme="minorEastAsia"/>
+              <w:noProof/>
+            </w:rPr>
+          </w:pPr>
+          <w:hyperlink w:anchor="_Toc232088698" w:history="1">
+            <w:r>
+              <w:rPr>
+                <w:rStyle w:val="Hyperlink"/>
+                <w:noProof/>
+              </w:rPr>
+              <w:t>2.5.8. Tốc độ suy luận và kích thước mô hình</w:t>
+            </w:r>
+            <w:r>
+              <w:rPr>
+                <w:noProof/>
+                <w:webHidden/>
+              </w:rPr>
+              <w:tab/>
+            </w:r>
+            <w:r>
+              <w:rPr>
+                <w:noProof/>
+                <w:webHidden/>
+              </w:rPr>
+              <w:fldChar w:fldCharType="begin"/>
+            </w:r>
+            <w:r>
+              <w:rPr>
+                <w:noProof/>
+                <w:webHidden/>
+              </w:rPr>
+              <w:instrText xml:space="preserve"> PAGEREF _Toc232088698 \h </w:instrText>
+            </w:r>
+            <w:r>
+              <w:rPr>
+                <w:noProof/>
+                <w:webHidden/>
+              </w:rPr>
+            </w:r>
+            <w:r>
+              <w:rPr>
+                <w:noProof/>
+                <w:webHidden/>
+              </w:rPr>
+              <w:fldChar w:fldCharType="separate"/>
+            </w:r>
+            <w:r>
+              <w:rPr>
+                <w:noProof/>
+                <w:webHidden/>
+              </w:rPr>
+              <w:t>22</w:t>
+            </w:r>
+            <w:r>
+              <w:rPr>
+                <w:noProof/>
+                <w:webHidden/>
+              </w:rPr>
+              <w:fldChar w:fldCharType="end"/>
+            </w:r>
+          </w:hyperlink>
+        </w:p>
+        <w:p>
+          <w:pPr>
+            <w:pStyle w:val="TOC1"/>
+            <w:tabs>
+              <w:tab w:val="right" w:leader="dot" w:pos="9350"/>
+            </w:tabs>
+            <w:rPr>
+              <w:rFonts w:eastAsiaTheme="minorEastAsia"/>
+              <w:noProof/>
+            </w:rPr>
+          </w:pPr>
+          <w:hyperlink w:anchor="_Toc232088699" w:history="1">
+            <w:r>
+              <w:rPr>
+                <w:rStyle w:val="Hyperlink"/>
+                <w:noProof/>
+                <w:lang w:val="vi-VN"/>
+              </w:rPr>
+              <w:t>TÀI LIỆU THAM KH</w:t>
+            </w:r>
+            <w:r>
+              <w:rPr>
+                <w:rStyle w:val="Hyperlink"/>
+                <w:noProof/>
+              </w:rPr>
+              <w:t>ẢO</w:t>
+            </w:r>
+            <w:r>
+              <w:rPr>
+                <w:noProof/>
+                <w:webHidden/>
+              </w:rPr>
+              <w:tab/>
+            </w:r>
+            <w:r>
+              <w:rPr>
+                <w:noProof/>
+                <w:webHidden/>
+              </w:rPr>
+              <w:fldChar w:fldCharType="begin"/>
+            </w:r>
+            <w:r>
+              <w:rPr>
+                <w:noProof/>
+                <w:webHidden/>
+              </w:rPr>
+              <w:instrText xml:space="preserve"> PAGEREF _Toc232088699 \h </w:instrText>
+            </w:r>
+            <w:r>
+              <w:rPr>
+                <w:noProof/>
+                <w:webHidden/>
+              </w:rPr>
+            </w:r>
+            <w:r>
+              <w:rPr>
+                <w:noProof/>
+                <w:webHidden/>
+              </w:rPr>
+              <w:fldChar w:fldCharType="separate"/>
+            </w:r>
+            <w:r>
+              <w:rPr>
+                <w:noProof/>
+                <w:webHidden/>
+              </w:rPr>
+              <w:t>23</w:t>
+            </w:r>
+            <w:r>
+              <w:rPr>
+                <w:noProof/>
+                <w:webHidden/>
+              </w:rPr>
+              <w:fldChar w:fldCharType="end"/>
+            </w:r>
+          </w:hyperlink>
+        </w:p>
+        <w:p>
+          <w:r>
+            <w:rPr>
+              <w:b/>
+              <w:bCs/>
+              <w:noProof/>
+            </w:rPr>
+            <w:fldChar w:fldCharType="end"/>
+          </w:r>
+        </w:p>
+      </w:sdtContent>
+    </w:sdt>
+    <w:p>
+      <w:pPr>
+        <w:pStyle w:val="Heading1"/>
+      </w:pPr>
+    </w:p>
+    <w:p>
+      <w:pPr>
+        <w:pStyle w:val="NoSpacing"/>
+      </w:pPr>
+    </w:p>
+    <w:p>
+      <w:pPr>
+        <w:pStyle w:val="NoSpacing"/>
+      </w:pPr>
+    </w:p>
+    <w:p>
+      <w:pPr>
+        <w:pStyle w:val="NoSpacing"/>
+      </w:pPr>
+    </w:p>
+    <w:p>
+      <w:pPr>
+        <w:pStyle w:val="NoSpacing"/>
+      </w:pPr>
+    </w:p>
+    <w:p>
+      <w:pPr>
+        <w:pStyle w:val="NoSpacing"/>
+      </w:pPr>
+    </w:p>
+    <w:p>
+      <w:pPr>
+        <w:pStyle w:val="NoSpacing"/>
+      </w:pPr>
+    </w:p>
+    <w:p>
+      <w:pPr>
+        <w:pStyle w:val="NoSpacing"/>
+      </w:pPr>
+    </w:p>
+    <w:p>
+      <w:pPr>
+        <w:pStyle w:val="Heading1"/>
+      </w:pPr>
+      <w:bookmarkStart w:id="0" w:name="_Toc232088655"/>
+      <w:r>
+        <w:lastRenderedPageBreak/>
         <w:t>CHƯƠNG 1: TỔNG QUAN</w:t>
       </w:r>
-    </w:p>
-    <w:p>
-      <w:pPr>
-        <w:spacing w:line="360" w:lineRule="auto"/>
-        <w:rPr>
-          <w:rFonts w:ascii="Times New Roman" w:hAnsi="Times New Roman" w:cs="Times New Roman"/>
-          <w:b/>
-          <w:bCs/>
-          <w:sz w:val="26"/>
-          <w:szCs w:val="26"/>
-        </w:rPr>
-      </w:pPr>
-      <w:r>
-        <w:rPr>
-          <w:rFonts w:ascii="Times New Roman" w:hAnsi="Times New Roman" w:cs="Times New Roman"/>
-          <w:b/>
-          <w:bCs/>
-          <w:sz w:val="26"/>
-          <w:szCs w:val="26"/>
-        </w:rPr>
+      <w:bookmarkEnd w:id="0"/>
+    </w:p>
+    <w:p>
+      <w:pPr>
+        <w:pStyle w:val="Heading2"/>
+      </w:pPr>
+      <w:bookmarkStart w:id="1" w:name="_Toc232088656"/>
+      <w:r>
         <w:t>1.1. Tình hình nghiên cứu</w:t>
       </w:r>
-    </w:p>
-    <w:p>
-      <w:pPr>
-        <w:spacing w:line="360" w:lineRule="auto"/>
-        <w:rPr>
-          <w:rFonts w:ascii="Times New Roman" w:hAnsi="Times New Roman" w:cs="Times New Roman"/>
-          <w:b/>
-          <w:bCs/>
-          <w:sz w:val="26"/>
-          <w:szCs w:val="26"/>
-        </w:rPr>
-      </w:pPr>
-      <w:r>
-        <w:rPr>
-          <w:rFonts w:ascii="Times New Roman" w:hAnsi="Times New Roman" w:cs="Times New Roman"/>
-          <w:b/>
-          <w:bCs/>
-          <w:sz w:val="26"/>
-          <w:szCs w:val="26"/>
-        </w:rPr>
+      <w:bookmarkEnd w:id="1"/>
+    </w:p>
+    <w:p>
+      <w:pPr>
+        <w:pStyle w:val="Heading3"/>
+      </w:pPr>
+      <w:bookmarkStart w:id="2" w:name="_Toc232088657"/>
+      <w:r>
         <w:t>1.1.1. Nghiên cứu nhận diện biển báo giao thông trên thế giới</w:t>
       </w:r>
+      <w:bookmarkEnd w:id="2"/>
     </w:p>
     <w:p>
       <w:pPr>
@@ -124,25 +3290,13 @@
     </w:p>
     <w:p>
       <w:pPr>
-        <w:spacing w:line="360" w:lineRule="auto"/>
-        <w:rPr>
-          <w:rFonts w:ascii="Times New Roman" w:hAnsi="Times New Roman" w:cs="Times New Roman"/>
-          <w:b/>
-          <w:bCs/>
-          <w:sz w:val="26"/>
-          <w:szCs w:val="26"/>
-        </w:rPr>
-      </w:pPr>
-      <w:r>
-        <w:rPr>
-          <w:rFonts w:ascii="Times New Roman" w:hAnsi="Times New Roman" w:cs="Times New Roman"/>
-          <w:b/>
-          <w:bCs/>
-          <w:sz w:val="26"/>
-          <w:szCs w:val="26"/>
-        </w:rPr>
+        <w:pStyle w:val="Heading3"/>
+      </w:pPr>
+      <w:bookmarkStart w:id="3" w:name="_Toc232088658"/>
+      <w:r>
         <w:t>1.1.2. Tình hình nghiên cứu tại Việt Nam</w:t>
       </w:r>
+      <w:bookmarkEnd w:id="3"/>
     </w:p>
     <w:p>
       <w:pPr>
@@ -183,35 +3337,15 @@
     </w:p>
     <w:p>
       <w:pPr>
-        <w:spacing w:line="360" w:lineRule="auto"/>
-        <w:rPr>
-          <w:rFonts w:ascii="Times New Roman" w:hAnsi="Times New Roman" w:cs="Times New Roman"/>
-          <w:b/>
-          <w:bCs/>
-          <w:sz w:val="26"/>
-          <w:szCs w:val="26"/>
-        </w:rPr>
-      </w:pPr>
-      <w:r>
-        <w:rPr>
-          <w:rFonts w:ascii="Times New Roman" w:hAnsi="Times New Roman" w:cs="Times New Roman"/>
-          <w:b/>
-          <w:bCs/>
-          <w:sz w:val="26"/>
-          <w:szCs w:val="26"/>
-        </w:rPr>
+        <w:pStyle w:val="Heading3"/>
+      </w:pPr>
+      <w:bookmarkStart w:id="4" w:name="_Toc232088659"/>
+      <w:r>
         <w:t>1.1.3. Các hướng tiếp cận hiện nay</w:t>
       </w:r>
-    </w:p>
-    <w:p>
-      <w:pPr>
-        <w:spacing w:line="360" w:lineRule="auto"/>
-        <w:rPr>
-          <w:rFonts w:ascii="Times New Roman" w:hAnsi="Times New Roman" w:cs="Times New Roman"/>
-          <w:sz w:val="26"/>
-          <w:szCs w:val="26"/>
-        </w:rPr>
-      </w:pPr>
+      <w:bookmarkEnd w:id="4"/>
+    </w:p>
+    <w:p>
       <w:r>
         <w:rPr>
           <w:rFonts w:ascii="Times New Roman" w:hAnsi="Times New Roman" w:cs="Times New Roman"/>
@@ -277,35 +3411,31 @@
     </w:p>
     <w:p>
       <w:pPr>
-        <w:spacing w:line="360" w:lineRule="auto"/>
-        <w:rPr>
-          <w:rFonts w:ascii="Times New Roman" w:hAnsi="Times New Roman" w:cs="Times New Roman"/>
-          <w:b/>
-          <w:bCs/>
-          <w:sz w:val="26"/>
-          <w:szCs w:val="26"/>
-        </w:rPr>
-      </w:pPr>
-      <w:r>
-        <w:rPr>
-          <w:rFonts w:ascii="Times New Roman" w:hAnsi="Times New Roman" w:cs="Times New Roman"/>
-          <w:b/>
-          <w:bCs/>
-          <w:sz w:val="26"/>
-          <w:szCs w:val="26"/>
-        </w:rPr>
+        <w:pStyle w:val="Heading2"/>
+      </w:pPr>
+      <w:bookmarkStart w:id="5" w:name="_Toc232088660"/>
+      <w:r>
         <w:t>1.2. Lý do chọn đề tài</w:t>
       </w:r>
-    </w:p>
-    <w:p>
-      <w:pPr>
-        <w:spacing w:line="360" w:lineRule="auto"/>
-        <w:rPr>
-          <w:rFonts w:ascii="Times New Roman" w:hAnsi="Times New Roman" w:cs="Times New Roman"/>
-          <w:sz w:val="26"/>
-          <w:szCs w:val="26"/>
-        </w:rPr>
-      </w:pPr>
+      <w:bookmarkEnd w:id="5"/>
+    </w:p>
+    <w:p>
+      <w:pPr>
+        <w:spacing w:line="360" w:lineRule="auto"/>
+        <w:rPr>
+          <w:rFonts w:ascii="Times New Roman" w:hAnsi="Times New Roman" w:cs="Times New Roman"/>
+          <w:sz w:val="26"/>
+          <w:szCs w:val="26"/>
+        </w:rPr>
+      </w:pPr>
+      <w:r>
+        <w:rPr>
+          <w:rFonts w:ascii="Times New Roman" w:hAnsi="Times New Roman" w:cs="Times New Roman"/>
+          <w:sz w:val="26"/>
+          <w:szCs w:val="26"/>
+        </w:rPr>
+        <w:t xml:space="preserve">Tai nạn giao thông vẫn là một trong những vấn đề được quan tâm tại nhiều quốc gia, trong đó có Việt Nam. Việc tuân thủ các quy định giao thông phụ thuộc đáng kể vào khả năng nhận biết và xử lý thông tin từ hệ thống biển báo trên đường. Trong bối cảnh các hệ </w:t>
+      </w:r>
       <w:r>
         <w:rPr>
           <w:rFonts w:ascii="Times New Roman" w:hAnsi="Times New Roman" w:cs="Times New Roman"/>
@@ -313,7 +3443,7 @@
           <w:szCs w:val="26"/>
         </w:rPr>
         <w:lastRenderedPageBreak/>
-        <w:t>Tai nạn giao thông vẫn là một trong những vấn đề được quan tâm tại nhiều quốc gia, trong đó có Việt Nam. Việc tuân thủ các quy định giao thông phụ thuộc đáng kể vào khả năng nhận biết và xử lý thông tin từ hệ thống biển báo trên đường. Trong bối cảnh các hệ thống hỗ trợ lái xe và phương tiện tự hành đang phát triển mạnh mẽ, nhu cầu xây dựng các giải pháp nhận diện biển báo giao thông có độ chính xác cao và khả năng hoạt động theo thời gian thực ngày càng trở nên cấp thiết.</w:t>
+        <w:t>thống hỗ trợ lái xe và phương tiện tự hành đang phát triển mạnh mẽ, nhu cầu xây dựng các giải pháp nhận diện biển báo giao thông có độ chính xác cao và khả năng hoạt động theo thời gian thực ngày càng trở nên cấp thiết.</w:t>
       </w:r>
     </w:p>
     <w:p>
@@ -354,47 +3484,23 @@
     </w:p>
     <w:p>
       <w:pPr>
-        <w:spacing w:line="360" w:lineRule="auto"/>
-        <w:rPr>
-          <w:rFonts w:ascii="Times New Roman" w:hAnsi="Times New Roman" w:cs="Times New Roman"/>
-          <w:b/>
-          <w:bCs/>
-          <w:sz w:val="26"/>
-          <w:szCs w:val="26"/>
-        </w:rPr>
-      </w:pPr>
-      <w:r>
-        <w:rPr>
-          <w:rFonts w:ascii="Times New Roman" w:hAnsi="Times New Roman" w:cs="Times New Roman"/>
-          <w:b/>
-          <w:bCs/>
-          <w:sz w:val="26"/>
-          <w:szCs w:val="26"/>
-        </w:rPr>
+        <w:pStyle w:val="Heading2"/>
+      </w:pPr>
+      <w:bookmarkStart w:id="6" w:name="_Toc232088661"/>
+      <w:r>
         <w:t>1.3. Mục tiêu, nội dung, phương pháp nghiên cứu đề tài</w:t>
       </w:r>
-    </w:p>
-    <w:p>
-      <w:pPr>
-        <w:spacing w:line="360" w:lineRule="auto"/>
-        <w:rPr>
-          <w:rFonts w:ascii="Times New Roman" w:hAnsi="Times New Roman" w:cs="Times New Roman"/>
-          <w:b/>
-          <w:bCs/>
-          <w:sz w:val="26"/>
-          <w:szCs w:val="26"/>
-        </w:rPr>
-      </w:pPr>
-      <w:r>
-        <w:rPr>
-          <w:rFonts w:ascii="Times New Roman" w:hAnsi="Times New Roman" w:cs="Times New Roman"/>
-          <w:b/>
-          <w:bCs/>
-          <w:sz w:val="26"/>
-          <w:szCs w:val="26"/>
-        </w:rPr>
+      <w:bookmarkEnd w:id="6"/>
+    </w:p>
+    <w:p>
+      <w:pPr>
+        <w:pStyle w:val="Heading3"/>
+      </w:pPr>
+      <w:bookmarkStart w:id="7" w:name="_Toc232088662"/>
+      <w:r>
         <w:t>1.3.1. Mục tiêu nghiên cứu</w:t>
       </w:r>
+      <w:bookmarkEnd w:id="7"/>
     </w:p>
     <w:p>
       <w:pPr>
@@ -429,39 +3535,19 @@
           <w:sz w:val="26"/>
           <w:szCs w:val="26"/>
         </w:rPr>
-        <w:t xml:space="preserve">Để đạt được mục tiêu trên, đề tài hướng đến các mục tiêu cụ thể gồm xây dựng tập dữ liệu phục vụ huấn luyện mô hình, phát triển hệ thống nhận diện biển báo từ ảnh và video, huấn luyện mô hình YOLO theo hướng end-to-end, xây dựng mô hình phân loại dựa trên CNN và triển khai pipeline kết hợp giữa YOLO và CNN. Trên cơ sở đó, đề tài tiến hành </w:t>
-      </w:r>
-      <w:r>
-        <w:rPr>
-          <w:rFonts w:ascii="Times New Roman" w:hAnsi="Times New Roman" w:cs="Times New Roman"/>
-          <w:sz w:val="26"/>
-          <w:szCs w:val="26"/>
-        </w:rPr>
+        <w:t>Để đạt được mục tiêu trên, đề tài hướng đến các mục tiêu cụ thể gồm xây dựng tập dữ liệu phục vụ huấn luyện mô hình, phát triển hệ thống nhận diện biển báo từ ảnh và video, huấn luyện mô hình YOLO theo hướng end-to-end, xây dựng mô hình phân loại dựa trên CNN và triển khai pipeline kết hợp giữa YOLO và CNN. Trên cơ sở đó, đề tài tiến hành so sánh hiệu năng giữa hai phương pháp thông qua các chỉ số đánh giá và khả năng triển khai thực tế.</w:t>
+      </w:r>
+    </w:p>
+    <w:p>
+      <w:pPr>
+        <w:pStyle w:val="Heading3"/>
+      </w:pPr>
+      <w:bookmarkStart w:id="8" w:name="_Toc232088663"/>
+      <w:r>
         <w:lastRenderedPageBreak/>
-        <w:t>so sánh hiệu năng giữa hai phương pháp thông qua các chỉ số đánh giá và khả năng triển khai thực tế.</w:t>
-      </w:r>
-    </w:p>
-    <w:p>
-      <w:pPr>
-        <w:spacing w:line="360" w:lineRule="auto"/>
-        <w:rPr>
-          <w:rFonts w:ascii="Times New Roman" w:hAnsi="Times New Roman" w:cs="Times New Roman"/>
-          <w:b/>
-          <w:bCs/>
-          <w:sz w:val="26"/>
-          <w:szCs w:val="26"/>
-        </w:rPr>
-      </w:pPr>
-      <w:r>
-        <w:rPr>
-          <w:rFonts w:ascii="Times New Roman" w:hAnsi="Times New Roman" w:cs="Times New Roman"/>
-          <w:b/>
-          <w:bCs/>
-          <w:sz w:val="26"/>
-          <w:szCs w:val="26"/>
-        </w:rPr>
         <w:t>1.3.2. Nội dung nghiên cứu</w:t>
       </w:r>
+      <w:bookmarkEnd w:id="8"/>
     </w:p>
     <w:p>
       <w:pPr>
@@ -519,25 +3605,13 @@
     </w:p>
     <w:p>
       <w:pPr>
-        <w:spacing w:line="360" w:lineRule="auto"/>
-        <w:rPr>
-          <w:rFonts w:ascii="Times New Roman" w:hAnsi="Times New Roman" w:cs="Times New Roman"/>
-          <w:b/>
-          <w:bCs/>
-          <w:sz w:val="26"/>
-          <w:szCs w:val="26"/>
-        </w:rPr>
-      </w:pPr>
-      <w:r>
-        <w:rPr>
-          <w:rFonts w:ascii="Times New Roman" w:hAnsi="Times New Roman" w:cs="Times New Roman"/>
-          <w:b/>
-          <w:bCs/>
-          <w:sz w:val="26"/>
-          <w:szCs w:val="26"/>
-        </w:rPr>
+        <w:pStyle w:val="Heading3"/>
+      </w:pPr>
+      <w:bookmarkStart w:id="9" w:name="_Toc232088664"/>
+      <w:r>
         <w:t>1.3.3. Phương pháp nghiên cứu</w:t>
       </w:r>
+      <w:bookmarkEnd w:id="9"/>
     </w:p>
     <w:p>
       <w:pPr>
@@ -595,65 +3669,49 @@
     </w:p>
     <w:p>
       <w:pPr>
-        <w:spacing w:line="360" w:lineRule="auto"/>
-        <w:rPr>
-          <w:rFonts w:ascii="Times New Roman" w:hAnsi="Times New Roman" w:cs="Times New Roman"/>
-          <w:b/>
-          <w:bCs/>
-          <w:sz w:val="26"/>
-          <w:szCs w:val="26"/>
-        </w:rPr>
-      </w:pPr>
-      <w:r>
-        <w:rPr>
-          <w:rFonts w:ascii="Times New Roman" w:hAnsi="Times New Roman" w:cs="Times New Roman"/>
-          <w:b/>
-          <w:bCs/>
-          <w:sz w:val="26"/>
-          <w:szCs w:val="26"/>
-        </w:rPr>
+        <w:pStyle w:val="Heading2"/>
+      </w:pPr>
+      <w:bookmarkStart w:id="10" w:name="_Toc232088665"/>
+      <w:r>
         <w:t>1.4. Đối tượng và phạm vi nghiên cứu</w:t>
       </w:r>
-    </w:p>
-    <w:p>
-      <w:pPr>
-        <w:spacing w:line="360" w:lineRule="auto"/>
-        <w:rPr>
-          <w:rFonts w:ascii="Times New Roman" w:hAnsi="Times New Roman" w:cs="Times New Roman"/>
-          <w:b/>
-          <w:bCs/>
-          <w:sz w:val="26"/>
-          <w:szCs w:val="26"/>
-        </w:rPr>
-      </w:pPr>
-      <w:r>
-        <w:rPr>
-          <w:rFonts w:ascii="Times New Roman" w:hAnsi="Times New Roman" w:cs="Times New Roman"/>
-          <w:b/>
-          <w:bCs/>
+      <w:bookmarkEnd w:id="10"/>
+    </w:p>
+    <w:p>
+      <w:pPr>
+        <w:pStyle w:val="Heading3"/>
+      </w:pPr>
+      <w:bookmarkStart w:id="11" w:name="_Toc232088666"/>
+      <w:r>
+        <w:t>1.4.1. Đối tượng nghiên cứu</w:t>
+      </w:r>
+      <w:bookmarkEnd w:id="11"/>
+    </w:p>
+    <w:p>
+      <w:pPr>
+        <w:spacing w:line="360" w:lineRule="auto"/>
+        <w:rPr>
+          <w:rFonts w:ascii="Times New Roman" w:hAnsi="Times New Roman" w:cs="Times New Roman"/>
+          <w:sz w:val="26"/>
+          <w:szCs w:val="26"/>
+        </w:rPr>
+      </w:pPr>
+      <w:r>
+        <w:rPr>
+          <w:rFonts w:ascii="Times New Roman" w:hAnsi="Times New Roman" w:cs="Times New Roman"/>
+          <w:sz w:val="26"/>
+          <w:szCs w:val="26"/>
+        </w:rPr>
+        <w:t xml:space="preserve">Đối tượng nghiên cứu của đề tài là các phương pháp và mô hình Deep Learning được sử dụng trong bài toán nhận diện biển báo giao thông Việt Nam. Trọng tâm nghiên cứu tập trung vào các kỹ thuật phát hiện đối tượng và phân loại ảnh nhằm xây dựng hệ thống có </w:t>
+      </w:r>
+      <w:r>
+        <w:rPr>
+          <w:rFonts w:ascii="Times New Roman" w:hAnsi="Times New Roman" w:cs="Times New Roman"/>
           <w:sz w:val="26"/>
           <w:szCs w:val="26"/>
         </w:rPr>
         <w:lastRenderedPageBreak/>
-        <w:t>1.4.1. Đối tượng nghiên cứu</w:t>
-      </w:r>
-    </w:p>
-    <w:p>
-      <w:pPr>
-        <w:spacing w:line="360" w:lineRule="auto"/>
-        <w:rPr>
-          <w:rFonts w:ascii="Times New Roman" w:hAnsi="Times New Roman" w:cs="Times New Roman"/>
-          <w:sz w:val="26"/>
-          <w:szCs w:val="26"/>
-        </w:rPr>
-      </w:pPr>
-      <w:r>
-        <w:rPr>
-          <w:rFonts w:ascii="Times New Roman" w:hAnsi="Times New Roman" w:cs="Times New Roman"/>
-          <w:sz w:val="26"/>
-          <w:szCs w:val="26"/>
-        </w:rPr>
-        <w:t>Đối tượng nghiên cứu của đề tài là các phương pháp và mô hình Deep Learning được sử dụng trong bài toán nhận diện biển báo giao thông Việt Nam. Trọng tâm nghiên cứu tập trung vào các kỹ thuật phát hiện đối tượng và phân loại ảnh nhằm xây dựng hệ thống có khả năng xác định vị trí cũng như nhận dạng chính xác các loại biển báo xuất hiện trong ảnh hoặc video.</w:t>
+        <w:t>khả năng xác định vị trí cũng như nhận dạng chính xác các loại biển báo xuất hiện trong ảnh hoặc video.</w:t>
       </w:r>
     </w:p>
     <w:p>
@@ -676,25 +3734,13 @@
     </w:p>
     <w:p>
       <w:pPr>
-        <w:spacing w:line="360" w:lineRule="auto"/>
-        <w:rPr>
-          <w:rFonts w:ascii="Times New Roman" w:hAnsi="Times New Roman" w:cs="Times New Roman"/>
-          <w:b/>
-          <w:bCs/>
-          <w:sz w:val="26"/>
-          <w:szCs w:val="26"/>
-        </w:rPr>
-      </w:pPr>
-      <w:r>
-        <w:rPr>
-          <w:rFonts w:ascii="Times New Roman" w:hAnsi="Times New Roman" w:cs="Times New Roman"/>
-          <w:b/>
-          <w:bCs/>
-          <w:sz w:val="26"/>
-          <w:szCs w:val="26"/>
-        </w:rPr>
+        <w:pStyle w:val="Heading3"/>
+      </w:pPr>
+      <w:bookmarkStart w:id="12" w:name="_Toc232088667"/>
+      <w:r>
         <w:t>1.4.2. Phạm vi nghiên cứu</w:t>
       </w:r>
+      <w:bookmarkEnd w:id="12"/>
     </w:p>
     <w:p>
       <w:pPr>
@@ -797,87 +3843,67 @@
         <w:spacing w:line="360" w:lineRule="auto"/>
         <w:rPr>
           <w:rFonts w:ascii="Times New Roman" w:hAnsi="Times New Roman" w:cs="Times New Roman"/>
-          <w:b/>
-          <w:bCs/>
-          <w:sz w:val="26"/>
-          <w:szCs w:val="26"/>
-        </w:rPr>
-      </w:pPr>
-      <w:r>
-        <w:rPr>
-          <w:rFonts w:ascii="Times New Roman" w:hAnsi="Times New Roman" w:cs="Times New Roman"/>
-          <w:b/>
-          <w:bCs/>
-          <w:sz w:val="26"/>
-          <w:szCs w:val="26"/>
-        </w:rPr>
+          <w:sz w:val="26"/>
+          <w:szCs w:val="26"/>
+        </w:rPr>
+      </w:pPr>
+    </w:p>
+    <w:p>
+      <w:pPr>
+        <w:spacing w:line="360" w:lineRule="auto"/>
+        <w:rPr>
+          <w:rFonts w:ascii="Times New Roman" w:hAnsi="Times New Roman" w:cs="Times New Roman"/>
+          <w:sz w:val="26"/>
+          <w:szCs w:val="26"/>
+        </w:rPr>
+      </w:pPr>
+    </w:p>
+    <w:p>
+      <w:pPr>
+        <w:spacing w:line="360" w:lineRule="auto"/>
+        <w:rPr>
+          <w:rFonts w:ascii="Times New Roman" w:hAnsi="Times New Roman" w:cs="Times New Roman"/>
+          <w:sz w:val="26"/>
+          <w:szCs w:val="26"/>
+        </w:rPr>
+      </w:pPr>
+    </w:p>
+    <w:p>
+      <w:pPr>
+        <w:pStyle w:val="Heading1"/>
+      </w:pPr>
+      <w:bookmarkStart w:id="13" w:name="_Toc232088668"/>
+      <w:r>
         <w:lastRenderedPageBreak/>
         <w:t>CHƯƠNG 2: CƠ SỞ LÝ THUYẾT</w:t>
       </w:r>
-    </w:p>
-    <w:p>
-      <w:pPr>
-        <w:spacing w:line="360" w:lineRule="auto"/>
-        <w:rPr>
-          <w:rFonts w:ascii="Times New Roman" w:hAnsi="Times New Roman" w:cs="Times New Roman"/>
-          <w:b/>
-          <w:bCs/>
-          <w:sz w:val="26"/>
-          <w:szCs w:val="26"/>
-        </w:rPr>
-      </w:pPr>
-      <w:r>
-        <w:rPr>
-          <w:rFonts w:ascii="Times New Roman" w:hAnsi="Times New Roman" w:cs="Times New Roman"/>
-          <w:b/>
-          <w:bCs/>
-          <w:sz w:val="26"/>
-          <w:szCs w:val="26"/>
-        </w:rPr>
+      <w:bookmarkEnd w:id="13"/>
+    </w:p>
+    <w:p>
+      <w:pPr>
+        <w:pStyle w:val="Heading2"/>
+      </w:pPr>
+      <w:bookmarkStart w:id="14" w:name="_Toc232088669"/>
+      <w:r>
         <w:t>2.1</w:t>
       </w:r>
       <w:r>
-        <w:rPr>
-          <w:rFonts w:ascii="Times New Roman" w:hAnsi="Times New Roman" w:cs="Times New Roman"/>
-          <w:b/>
-          <w:bCs/>
-          <w:sz w:val="26"/>
-          <w:szCs w:val="26"/>
-        </w:rPr>
         <w:t>. Convolutional Neural Network (CNN)</w:t>
       </w:r>
-    </w:p>
-    <w:p>
-      <w:pPr>
-        <w:spacing w:line="360" w:lineRule="auto"/>
-        <w:rPr>
-          <w:rFonts w:ascii="Times New Roman" w:hAnsi="Times New Roman" w:cs="Times New Roman"/>
-          <w:b/>
-          <w:bCs/>
-          <w:sz w:val="26"/>
-          <w:szCs w:val="26"/>
-        </w:rPr>
-      </w:pPr>
-      <w:r>
-        <w:rPr>
-          <w:rFonts w:ascii="Times New Roman" w:hAnsi="Times New Roman" w:cs="Times New Roman"/>
-          <w:b/>
-          <w:bCs/>
-          <w:sz w:val="26"/>
-          <w:szCs w:val="26"/>
-        </w:rPr>
+      <w:bookmarkEnd w:id="14"/>
+    </w:p>
+    <w:p>
+      <w:pPr>
+        <w:pStyle w:val="Heading3"/>
+      </w:pPr>
+      <w:bookmarkStart w:id="15" w:name="_Toc232088670"/>
+      <w:r>
         <w:t>2.1</w:t>
       </w:r>
       <w:r>
-        <w:rPr>
-          <w:rFonts w:ascii="Times New Roman" w:hAnsi="Times New Roman" w:cs="Times New Roman"/>
-          <w:b/>
-          <w:bCs/>
-          <w:sz w:val="26"/>
-          <w:szCs w:val="26"/>
-        </w:rPr>
         <w:t>.1. Khái niệm Convolutional Neural Network</w:t>
       </w:r>
+      <w:bookmarkEnd w:id="15"/>
     </w:p>
     <w:p>
       <w:pPr>
@@ -912,58 +3938,21 @@
           <w:sz w:val="26"/>
           <w:szCs w:val="26"/>
         </w:rPr>
-        <w:t>Sự phát triển của CNN đã tạo nên bước ngoặt quan trọng trong lĩnh vực thị giác máy tính. Nghiên cứu của LeCun và cộng sự đã chứng minh khả năng ứng dụng hiệu quả của mạng tích chập trong nhận dạng ký tự viết tay [5]. Sau đó, thành công của AlexNet tại cuộc thi ImageNet năm 2012 đã khẳng định ưu thế vượt trội của CNN trong các bài toán nhận dạng ảnh quy mô lớn, mở ra giai đoạn phát triển mạnh mẽ của Deep Learning trong Computer Vision [6].</w:t>
-      </w:r>
-    </w:p>
-    <w:p>
-      <w:pPr>
-        <w:spacing w:line="360" w:lineRule="auto"/>
-        <w:rPr>
-          <w:rFonts w:ascii="Times New Roman" w:hAnsi="Times New Roman" w:cs="Times New Roman"/>
-          <w:sz w:val="26"/>
-          <w:szCs w:val="26"/>
-        </w:rPr>
-      </w:pPr>
-      <w:r>
-        <w:rPr>
-          <w:rFonts w:ascii="Times New Roman" w:hAnsi="Times New Roman" w:cs="Times New Roman"/>
-          <w:sz w:val="26"/>
-          <w:szCs w:val="26"/>
-        </w:rPr>
         <w:t>Đối với dữ liệu hình ảnh, CNN có khả năng tự động học từ các đặc trưng đơn giản như cạnh, góc, đường cong ở các tầng đầu tiên, sau đó dần hình thành các đặc trưng có mức độ trừu tượng cao hơn ở các tầng sâu hơn. Cơ chế này cho phép mô hình nhận diện hiệu quả các đối tượng phức tạp ngay cả khi xuất hiện sự thay đổi về vị trí, tỷ lệ hoặc điều kiện quan sát [3].</w:t>
       </w:r>
     </w:p>
     <w:p>
       <w:pPr>
-        <w:spacing w:line="360" w:lineRule="auto"/>
-        <w:rPr>
-          <w:rFonts w:ascii="Times New Roman" w:hAnsi="Times New Roman" w:cs="Times New Roman"/>
-          <w:b/>
-          <w:bCs/>
-          <w:sz w:val="26"/>
-          <w:szCs w:val="26"/>
-        </w:rPr>
-      </w:pPr>
-      <w:r>
-        <w:rPr>
-          <w:rFonts w:ascii="Times New Roman" w:hAnsi="Times New Roman" w:cs="Times New Roman"/>
-          <w:b/>
-          <w:bCs/>
-          <w:sz w:val="26"/>
-          <w:szCs w:val="26"/>
-        </w:rPr>
+        <w:pStyle w:val="Heading3"/>
+      </w:pPr>
+      <w:bookmarkStart w:id="16" w:name="_Toc232088671"/>
+      <w:r>
         <w:t>2.1</w:t>
       </w:r>
       <w:r>
-        <w:rPr>
-          <w:rFonts w:ascii="Times New Roman" w:hAnsi="Times New Roman" w:cs="Times New Roman"/>
-          <w:b/>
-          <w:bCs/>
-          <w:sz w:val="26"/>
-          <w:szCs w:val="26"/>
-        </w:rPr>
         <w:t>.2. Cấu trúc cơ bản của CNN</w:t>
       </w:r>
+      <w:bookmarkEnd w:id="16"/>
     </w:p>
     <w:p>
       <w:pPr>
@@ -998,7 +3987,43 @@
           <w:sz w:val="26"/>
           <w:szCs w:val="26"/>
         </w:rPr>
-        <w:t xml:space="preserve">Tầng tích chập (Convolution Layer) đóng vai trò trích xuất đặc trưng từ ảnh đầu vào. Tại mỗi vị trí, một bộ lọc kích thước nhỏ được trượt trên ảnh để thực hiện phép tích chập, tạo ra các bản đồ đặc trưng (feature maps). Mỗi bộ lọc sẽ học cách phát hiện một loại đặc </w:t>
+        <w:t>Tầng tích chập (Convolution Layer) đóng vai trò trích xuất đặc trưng từ ảnh đầu vào. Tại mỗi vị trí, một bộ lọc kích thước nhỏ được trượt trên ảnh để thực hiện phép tích chập, tạo ra các bản đồ đặc trưng (feature maps). Mỗi bộ lọc sẽ học cách phát hiện một loại đặc trưng nhất định, chẳng hạn như cạnh ngang, cạnh dọc hoặc các mẫu hình học phức tạp hơn [3].</w:t>
+      </w:r>
+    </w:p>
+    <w:p>
+      <w:pPr>
+        <w:spacing w:line="360" w:lineRule="auto"/>
+        <w:rPr>
+          <w:rFonts w:ascii="Times New Roman" w:hAnsi="Times New Roman" w:cs="Times New Roman"/>
+          <w:sz w:val="26"/>
+          <w:szCs w:val="26"/>
+        </w:rPr>
+      </w:pPr>
+      <w:r>
+        <w:rPr>
+          <w:rFonts w:ascii="Times New Roman" w:hAnsi="Times New Roman" w:cs="Times New Roman"/>
+          <w:sz w:val="26"/>
+          <w:szCs w:val="26"/>
+        </w:rPr>
+        <w:t>Sau quá trình tích chập, hàm kích hoạt phi tuyến thường được áp dụng nhằm tăng khả năng biểu diễn của mạng. Trong các kiến trúc hiện đại, hàm Rectified Linear Unit (ReLU) được sử dụng phổ biến nhờ khả năng giảm hiện tượng mất gradient và cải thiện tốc độ hội tụ trong quá trình huấn luyện [6].</w:t>
+      </w:r>
+    </w:p>
+    <w:p>
+      <w:pPr>
+        <w:spacing w:line="360" w:lineRule="auto"/>
+        <w:rPr>
+          <w:rFonts w:ascii="Times New Roman" w:hAnsi="Times New Roman" w:cs="Times New Roman"/>
+          <w:sz w:val="26"/>
+          <w:szCs w:val="26"/>
+        </w:rPr>
+      </w:pPr>
+      <w:r>
+        <w:rPr>
+          <w:rFonts w:ascii="Times New Roman" w:hAnsi="Times New Roman" w:cs="Times New Roman"/>
+          <w:sz w:val="26"/>
+          <w:szCs w:val="26"/>
+        </w:rPr>
+        <w:t xml:space="preserve">Tầng gộp (Pooling Layer) được sử dụng để giảm kích thước không gian của các bản đồ đặc trưng. Quá trình này giúp giảm số lượng tham số cần học, hạn chế hiện tượng quá </w:t>
       </w:r>
       <w:r>
         <w:rPr>
@@ -1007,43 +4032,7 @@
           <w:szCs w:val="26"/>
         </w:rPr>
         <w:lastRenderedPageBreak/>
-        <w:t>trưng nhất định, chẳng hạn như cạnh ngang, cạnh dọc hoặc các mẫu hình học phức tạp hơn [3].</w:t>
-      </w:r>
-    </w:p>
-    <w:p>
-      <w:pPr>
-        <w:spacing w:line="360" w:lineRule="auto"/>
-        <w:rPr>
-          <w:rFonts w:ascii="Times New Roman" w:hAnsi="Times New Roman" w:cs="Times New Roman"/>
-          <w:sz w:val="26"/>
-          <w:szCs w:val="26"/>
-        </w:rPr>
-      </w:pPr>
-      <w:r>
-        <w:rPr>
-          <w:rFonts w:ascii="Times New Roman" w:hAnsi="Times New Roman" w:cs="Times New Roman"/>
-          <w:sz w:val="26"/>
-          <w:szCs w:val="26"/>
-        </w:rPr>
-        <w:t>Sau quá trình tích chập, hàm kích hoạt phi tuyến thường được áp dụng nhằm tăng khả năng biểu diễn của mạng. Trong các kiến trúc hiện đại, hàm Rectified Linear Unit (ReLU) được sử dụng phổ biến nhờ khả năng giảm hiện tượng mất gradient và cải thiện tốc độ hội tụ trong quá trình huấn luyện [6].</w:t>
-      </w:r>
-    </w:p>
-    <w:p>
-      <w:pPr>
-        <w:spacing w:line="360" w:lineRule="auto"/>
-        <w:rPr>
-          <w:rFonts w:ascii="Times New Roman" w:hAnsi="Times New Roman" w:cs="Times New Roman"/>
-          <w:sz w:val="26"/>
-          <w:szCs w:val="26"/>
-        </w:rPr>
-      </w:pPr>
-      <w:r>
-        <w:rPr>
-          <w:rFonts w:ascii="Times New Roman" w:hAnsi="Times New Roman" w:cs="Times New Roman"/>
-          <w:sz w:val="26"/>
-          <w:szCs w:val="26"/>
-        </w:rPr>
-        <w:t>Tầng gộp (Pooling Layer) được sử dụng để giảm kích thước không gian của các bản đồ đặc trưng. Quá trình này giúp giảm số lượng tham số cần học, hạn chế hiện tượng quá khớp và tăng khả năng khái quát hóa của mô hình. Trong thực tế, Max Pooling là phương pháp được sử dụng rộng rãi nhất do khả năng giữ lại những đặc trưng nổi bật trong vùng quan sát [3].</w:t>
+        <w:t>khớp và tăng khả năng khái quát hóa của mô hình. Trong thực tế, Max Pooling là phương pháp được sử dụng rộng rãi nhất do khả năng giữ lại những đặc trưng nổi bật trong vùng quan sát [3].</w:t>
       </w:r>
     </w:p>
     <w:p>
@@ -1066,35 +4055,16 @@
     </w:p>
     <w:p>
       <w:pPr>
-        <w:spacing w:line="360" w:lineRule="auto"/>
-        <w:rPr>
-          <w:rFonts w:ascii="Times New Roman" w:hAnsi="Times New Roman" w:cs="Times New Roman"/>
-          <w:b/>
-          <w:bCs/>
-          <w:sz w:val="26"/>
-          <w:szCs w:val="26"/>
-        </w:rPr>
-      </w:pPr>
-      <w:r>
-        <w:rPr>
-          <w:rFonts w:ascii="Times New Roman" w:hAnsi="Times New Roman" w:cs="Times New Roman"/>
-          <w:b/>
-          <w:bCs/>
-          <w:sz w:val="26"/>
-          <w:szCs w:val="26"/>
-        </w:rPr>
+        <w:pStyle w:val="Heading3"/>
+      </w:pPr>
+      <w:bookmarkStart w:id="17" w:name="_Toc232088672"/>
+      <w:r>
         <w:t>2.1</w:t>
       </w:r>
       <w:r>
-        <w:rPr>
-          <w:rFonts w:ascii="Times New Roman" w:hAnsi="Times New Roman" w:cs="Times New Roman"/>
-          <w:b/>
-          <w:bCs/>
-          <w:sz w:val="26"/>
-          <w:szCs w:val="26"/>
-        </w:rPr>
         <w:t>.3. Cơ chế học đặc trưng của CNN</w:t>
       </w:r>
+      <w:bookmarkEnd w:id="17"/>
     </w:p>
     <w:p>
       <w:pPr>
@@ -1165,75 +4135,56 @@
           <w:sz w:val="26"/>
           <w:szCs w:val="26"/>
         </w:rPr>
+        <w:t>Khi số lượng tầng tăng lên, CNN dần học được các biểu diễn phức tạp hơn. Những tầng gần đầu vào thường nhận biết các đặc trưng cơ bản như cạnh hoặc màu sắc, trong khi các tầng sâu hơn có thể mô tả các cấu trúc đặc trưng của đối tượng. Đối với bài toán nhận diện biển báo giao thông, quá trình này giúp mô hình phân biệt được những biển báo có hình dạng hoặc màu sắc tương đồng nhưng khác nhau ở các chi tiết nhỏ.</w:t>
+      </w:r>
+    </w:p>
+    <w:p>
+      <w:pPr>
+        <w:pStyle w:val="Heading3"/>
+      </w:pPr>
+      <w:bookmarkStart w:id="18" w:name="_Toc232088673"/>
+      <w:r>
+        <w:t>2.1</w:t>
+      </w:r>
+      <w:r>
+        <w:t>.4. Ứng dụng của CNN trong nhận diện biển báo giao thông</w:t>
+      </w:r>
+      <w:bookmarkEnd w:id="18"/>
+    </w:p>
+    <w:p>
+      <w:pPr>
+        <w:spacing w:line="360" w:lineRule="auto"/>
+        <w:rPr>
+          <w:rFonts w:ascii="Times New Roman" w:hAnsi="Times New Roman" w:cs="Times New Roman"/>
+          <w:sz w:val="26"/>
+          <w:szCs w:val="26"/>
+        </w:rPr>
+      </w:pPr>
+      <w:r>
+        <w:rPr>
+          <w:rFonts w:ascii="Times New Roman" w:hAnsi="Times New Roman" w:cs="Times New Roman"/>
+          <w:sz w:val="26"/>
+          <w:szCs w:val="26"/>
+        </w:rPr>
+        <w:t>CNN hiện là một trong những phương pháp hiệu quả nhất cho các bài toán phân loại hình ảnh. Trong lĩnh vực giao thông thông minh, CNN được sử dụng rộng rãi để nhận dạng biển báo nhờ khả năng học các đặc trưng hình học và màu sắc đặc trưng của từng loại biển báo.</w:t>
+      </w:r>
+    </w:p>
+    <w:p>
+      <w:pPr>
+        <w:spacing w:line="360" w:lineRule="auto"/>
+        <w:rPr>
+          <w:rFonts w:ascii="Times New Roman" w:hAnsi="Times New Roman" w:cs="Times New Roman"/>
+          <w:sz w:val="26"/>
+          <w:szCs w:val="26"/>
+        </w:rPr>
+      </w:pPr>
+      <w:r>
+        <w:rPr>
+          <w:rFonts w:ascii="Times New Roman" w:hAnsi="Times New Roman" w:cs="Times New Roman"/>
+          <w:sz w:val="26"/>
+          <w:szCs w:val="26"/>
+        </w:rPr>
         <w:lastRenderedPageBreak/>
-        <w:t>Khi số lượng tầng tăng lên, CNN dần học được các biểu diễn phức tạp hơn. Những tầng gần đầu vào thường nhận biết các đặc trưng cơ bản như cạnh hoặc màu sắc, trong khi các tầng sâu hơn có thể mô tả các cấu trúc đặc trưng của đối tượng. Đối với bài toán nhận diện biển báo giao thông, quá trình này giúp mô hình phân biệt được những biển báo có hình dạng hoặc màu sắc tương đồng nhưng khác nhau ở các chi tiết nhỏ.</w:t>
-      </w:r>
-    </w:p>
-    <w:p>
-      <w:pPr>
-        <w:spacing w:line="360" w:lineRule="auto"/>
-        <w:rPr>
-          <w:rFonts w:ascii="Times New Roman" w:hAnsi="Times New Roman" w:cs="Times New Roman"/>
-          <w:b/>
-          <w:bCs/>
-          <w:sz w:val="26"/>
-          <w:szCs w:val="26"/>
-        </w:rPr>
-      </w:pPr>
-      <w:r>
-        <w:rPr>
-          <w:rFonts w:ascii="Times New Roman" w:hAnsi="Times New Roman" w:cs="Times New Roman"/>
-          <w:b/>
-          <w:bCs/>
-          <w:sz w:val="26"/>
-          <w:szCs w:val="26"/>
-        </w:rPr>
-        <w:t>2.1</w:t>
-      </w:r>
-      <w:r>
-        <w:rPr>
-          <w:rFonts w:ascii="Times New Roman" w:hAnsi="Times New Roman" w:cs="Times New Roman"/>
-          <w:b/>
-          <w:bCs/>
-          <w:sz w:val="26"/>
-          <w:szCs w:val="26"/>
-        </w:rPr>
-        <w:t>.4. Ứng dụng của CNN trong nhận diện biển báo giao thông</w:t>
-      </w:r>
-    </w:p>
-    <w:p>
-      <w:pPr>
-        <w:spacing w:line="360" w:lineRule="auto"/>
-        <w:rPr>
-          <w:rFonts w:ascii="Times New Roman" w:hAnsi="Times New Roman" w:cs="Times New Roman"/>
-          <w:sz w:val="26"/>
-          <w:szCs w:val="26"/>
-        </w:rPr>
-      </w:pPr>
-      <w:r>
-        <w:rPr>
-          <w:rFonts w:ascii="Times New Roman" w:hAnsi="Times New Roman" w:cs="Times New Roman"/>
-          <w:sz w:val="26"/>
-          <w:szCs w:val="26"/>
-        </w:rPr>
-        <w:t>CNN hiện là một trong những phương pháp hiệu quả nhất cho các bài toán phân loại hình ảnh. Trong lĩnh vực giao thông thông minh, CNN được sử dụng rộng rãi để nhận dạng biển báo nhờ khả năng học các đặc trưng hình học và màu sắc đặc trưng của từng loại biển báo.</w:t>
-      </w:r>
-    </w:p>
-    <w:p>
-      <w:pPr>
-        <w:spacing w:line="360" w:lineRule="auto"/>
-        <w:rPr>
-          <w:rFonts w:ascii="Times New Roman" w:hAnsi="Times New Roman" w:cs="Times New Roman"/>
-          <w:sz w:val="26"/>
-          <w:szCs w:val="26"/>
-        </w:rPr>
-      </w:pPr>
-      <w:r>
-        <w:rPr>
-          <w:rFonts w:ascii="Times New Roman" w:hAnsi="Times New Roman" w:cs="Times New Roman"/>
-          <w:sz w:val="26"/>
-          <w:szCs w:val="26"/>
-        </w:rPr>
         <w:t>Đối với những hệ thống nhận diện biển báo theo hướng hai giai đoạn, CNN thường được sử dụng sau bước phát hiện đối tượng. Sau khi vùng chứa biển báo được xác định bởi bộ phát hiện, ảnh biển báo sẽ được cắt ra và đưa vào mạng CNN để thực hiện phân loại chi tiết. Cách tiếp cận này giúp mô hình tập trung hoàn toàn vào thông tin của biển báo thay vì phải xử lý toàn bộ khung hình.</w:t>
       </w:r>
     </w:p>
@@ -1257,67 +4208,29 @@
     </w:p>
     <w:p>
       <w:pPr>
-        <w:spacing w:line="360" w:lineRule="auto"/>
-        <w:rPr>
-          <w:rFonts w:ascii="Times New Roman" w:hAnsi="Times New Roman" w:cs="Times New Roman"/>
-          <w:b/>
-          <w:bCs/>
-          <w:sz w:val="26"/>
-          <w:szCs w:val="26"/>
-        </w:rPr>
-      </w:pPr>
-      <w:r>
-        <w:rPr>
-          <w:rFonts w:ascii="Times New Roman" w:hAnsi="Times New Roman" w:cs="Times New Roman"/>
-          <w:b/>
-          <w:bCs/>
-          <w:sz w:val="26"/>
-          <w:szCs w:val="26"/>
-        </w:rPr>
+        <w:pStyle w:val="Heading2"/>
+      </w:pPr>
+      <w:bookmarkStart w:id="19" w:name="_Toc232088674"/>
+      <w:r>
         <w:t>2.2</w:t>
       </w:r>
       <w:r>
-        <w:rPr>
-          <w:rFonts w:ascii="Times New Roman" w:hAnsi="Times New Roman" w:cs="Times New Roman"/>
-          <w:b/>
-          <w:bCs/>
-          <w:sz w:val="26"/>
-          <w:szCs w:val="26"/>
-        </w:rPr>
         <w:t>. Object Detection</w:t>
       </w:r>
-    </w:p>
-    <w:p>
-      <w:pPr>
-        <w:spacing w:line="360" w:lineRule="auto"/>
-        <w:rPr>
-          <w:rFonts w:ascii="Times New Roman" w:hAnsi="Times New Roman" w:cs="Times New Roman"/>
-          <w:b/>
-          <w:bCs/>
-          <w:sz w:val="26"/>
-          <w:szCs w:val="26"/>
-        </w:rPr>
-      </w:pPr>
-      <w:r>
-        <w:rPr>
-          <w:rFonts w:ascii="Times New Roman" w:hAnsi="Times New Roman" w:cs="Times New Roman"/>
-          <w:b/>
-          <w:bCs/>
-          <w:sz w:val="26"/>
-          <w:szCs w:val="26"/>
-        </w:rPr>
+      <w:bookmarkEnd w:id="19"/>
+    </w:p>
+    <w:p>
+      <w:pPr>
+        <w:pStyle w:val="Heading3"/>
+      </w:pPr>
+      <w:bookmarkStart w:id="20" w:name="_Toc232088675"/>
+      <w:r>
         <w:t>2.2</w:t>
       </w:r>
       <w:r>
-        <w:rPr>
-          <w:rFonts w:ascii="Times New Roman" w:hAnsi="Times New Roman" w:cs="Times New Roman"/>
-          <w:b/>
-          <w:bCs/>
-          <w:sz w:val="26"/>
-          <w:szCs w:val="26"/>
-        </w:rPr>
         <w:t>.1. Khái niệm Object Detection</w:t>
       </w:r>
+      <w:bookmarkEnd w:id="20"/>
     </w:p>
     <w:p>
       <w:pPr>
@@ -1352,7 +4265,6 @@
           <w:sz w:val="26"/>
           <w:szCs w:val="26"/>
         </w:rPr>
-        <w:lastRenderedPageBreak/>
         <w:t>Kết quả của một mô hình Object Detection thường bao gồm các khung giới hạn (bounding box), nhãn lớp và độ tin cậy tương ứng. Mỗi bounding box được biểu diễn bằng tọa độ xác định vùng chứa đối tượng trong ảnh, trong khi nhãn lớp mô tả loại đối tượng được phát hiện.</w:t>
       </w:r>
     </w:p>
@@ -1376,158 +4288,120 @@
     </w:p>
     <w:p>
       <w:pPr>
-        <w:spacing w:line="360" w:lineRule="auto"/>
-        <w:rPr>
-          <w:rFonts w:ascii="Times New Roman" w:hAnsi="Times New Roman" w:cs="Times New Roman"/>
-          <w:b/>
-          <w:bCs/>
-          <w:sz w:val="26"/>
-          <w:szCs w:val="26"/>
-        </w:rPr>
-      </w:pPr>
-      <w:r>
-        <w:rPr>
-          <w:rFonts w:ascii="Times New Roman" w:hAnsi="Times New Roman" w:cs="Times New Roman"/>
-          <w:b/>
-          <w:bCs/>
-          <w:sz w:val="26"/>
-          <w:szCs w:val="26"/>
-        </w:rPr>
-        <w:t>2.2</w:t>
-      </w:r>
-      <w:r>
-        <w:rPr>
-          <w:rFonts w:ascii="Times New Roman" w:hAnsi="Times New Roman" w:cs="Times New Roman"/>
-          <w:b/>
-          <w:bCs/>
-          <w:sz w:val="26"/>
-          <w:szCs w:val="26"/>
-        </w:rPr>
-        <w:t>.2. Các thành phần của bài toán Object Detection</w:t>
-      </w:r>
-    </w:p>
-    <w:p>
-      <w:pPr>
-        <w:spacing w:line="360" w:lineRule="auto"/>
-        <w:rPr>
-          <w:rFonts w:ascii="Times New Roman" w:hAnsi="Times New Roman" w:cs="Times New Roman"/>
-          <w:sz w:val="26"/>
-          <w:szCs w:val="26"/>
-        </w:rPr>
-      </w:pPr>
-      <w:r>
-        <w:rPr>
-          <w:rFonts w:ascii="Times New Roman" w:hAnsi="Times New Roman" w:cs="Times New Roman"/>
-          <w:sz w:val="26"/>
-          <w:szCs w:val="26"/>
-        </w:rPr>
-        <w:t>Một hệ thống phát hiện đối tượng hiện đại thường bao gồm ba nhiệm vụ chính: trích xuất đặc trưng, định vị đối tượng và phân loại đối tượng.</w:t>
-      </w:r>
-    </w:p>
-    <w:p>
-      <w:pPr>
-        <w:spacing w:line="360" w:lineRule="auto"/>
-        <w:rPr>
-          <w:rFonts w:ascii="Times New Roman" w:hAnsi="Times New Roman" w:cs="Times New Roman"/>
-          <w:sz w:val="26"/>
-          <w:szCs w:val="26"/>
-        </w:rPr>
-      </w:pPr>
-      <w:r>
-        <w:rPr>
-          <w:rFonts w:ascii="Times New Roman" w:hAnsi="Times New Roman" w:cs="Times New Roman"/>
-          <w:sz w:val="26"/>
-          <w:szCs w:val="26"/>
-        </w:rPr>
-        <w:t>Giai đoạn đầu tiên là trích xuất đặc trưng từ ảnh đầu vào. Các mạng CNN hoặc các backbone hiện đại được sử dụng để chuyển đổi dữ liệu ảnh thành các biểu diễn đặc trưng giàu thông tin. Những đặc trưng này đóng vai trò nền tảng cho các bước xử lý tiếp theo [7].</w:t>
-      </w:r>
-    </w:p>
-    <w:p>
-      <w:pPr>
-        <w:spacing w:line="360" w:lineRule="auto"/>
-        <w:rPr>
-          <w:rFonts w:ascii="Times New Roman" w:hAnsi="Times New Roman" w:cs="Times New Roman"/>
-          <w:sz w:val="26"/>
-          <w:szCs w:val="26"/>
-        </w:rPr>
-      </w:pPr>
-      <w:r>
-        <w:rPr>
-          <w:rFonts w:ascii="Times New Roman" w:hAnsi="Times New Roman" w:cs="Times New Roman"/>
-          <w:sz w:val="26"/>
-          <w:szCs w:val="26"/>
-        </w:rPr>
-        <w:t>Tiếp theo là nhiệm vụ định vị đối tượng (Localization). Mục tiêu của giai đoạn này là xác định vị trí xuất hiện của đối tượng thông qua các bounding box. Độ chính xác của bounding box ảnh hưởng trực tiếp đến hiệu quả của toàn bộ hệ thống phát hiện.</w:t>
-      </w:r>
-    </w:p>
-    <w:p>
-      <w:pPr>
-        <w:spacing w:line="360" w:lineRule="auto"/>
-        <w:rPr>
-          <w:rFonts w:ascii="Times New Roman" w:hAnsi="Times New Roman" w:cs="Times New Roman"/>
-          <w:sz w:val="26"/>
-          <w:szCs w:val="26"/>
-        </w:rPr>
-      </w:pPr>
-      <w:r>
-        <w:rPr>
-          <w:rFonts w:ascii="Times New Roman" w:hAnsi="Times New Roman" w:cs="Times New Roman"/>
-          <w:sz w:val="26"/>
-          <w:szCs w:val="26"/>
-        </w:rPr>
-        <w:t>Cuối cùng, hệ thống thực hiện phân loại đối tượng bằng cách dự đoán lớp tương ứng cho từng vùng được phát hiện. Đầu ra thường bao gồm xác suất thuộc về từng lớp và giá trị confidence phản ánh mức độ tin cậy của dự đoán.</w:t>
-      </w:r>
-    </w:p>
-    <w:p>
-      <w:pPr>
-        <w:spacing w:line="360" w:lineRule="auto"/>
-        <w:rPr>
-          <w:rFonts w:ascii="Times New Roman" w:hAnsi="Times New Roman" w:cs="Times New Roman"/>
-          <w:sz w:val="26"/>
-          <w:szCs w:val="26"/>
-        </w:rPr>
-      </w:pPr>
-      <w:r>
-        <w:rPr>
-          <w:rFonts w:ascii="Times New Roman" w:hAnsi="Times New Roman" w:cs="Times New Roman"/>
-          <w:sz w:val="26"/>
-          <w:szCs w:val="26"/>
-        </w:rPr>
-        <w:t>Trong quá trình suy luận, nhiều bounding box có thể cùng bao phủ một đối tượng. Để loại bỏ các dự đoán dư thừa, kỹ thuật Non-Maximum Suppression (NMS) thường được áp dụng nhằm giữ lại những dự đoán có độ tin cậy cao nhất và loại bỏ các khung chồng lấn không cần thiết [1].</w:t>
-      </w:r>
-    </w:p>
-    <w:p>
-      <w:pPr>
-        <w:spacing w:line="360" w:lineRule="auto"/>
-        <w:rPr>
-          <w:rFonts w:ascii="Times New Roman" w:hAnsi="Times New Roman" w:cs="Times New Roman"/>
-          <w:b/>
-          <w:bCs/>
-          <w:sz w:val="26"/>
-          <w:szCs w:val="26"/>
-        </w:rPr>
-      </w:pPr>
-      <w:r>
-        <w:rPr>
-          <w:rFonts w:ascii="Times New Roman" w:hAnsi="Times New Roman" w:cs="Times New Roman"/>
-          <w:b/>
-          <w:bCs/>
-          <w:sz w:val="26"/>
-          <w:szCs w:val="26"/>
-        </w:rPr>
+        <w:pStyle w:val="Heading3"/>
+      </w:pPr>
+      <w:bookmarkStart w:id="21" w:name="_Toc232088676"/>
+      <w:r>
         <w:lastRenderedPageBreak/>
         <w:t>2.2</w:t>
       </w:r>
       <w:r>
-        <w:rPr>
-          <w:rFonts w:ascii="Times New Roman" w:hAnsi="Times New Roman" w:cs="Times New Roman"/>
-          <w:b/>
-          <w:bCs/>
-          <w:sz w:val="26"/>
-          <w:szCs w:val="26"/>
-        </w:rPr>
+        <w:t>.2. Các thành phần của bài toán Object Detection</w:t>
+      </w:r>
+      <w:bookmarkEnd w:id="21"/>
+    </w:p>
+    <w:p>
+      <w:pPr>
+        <w:spacing w:line="360" w:lineRule="auto"/>
+        <w:rPr>
+          <w:rFonts w:ascii="Times New Roman" w:hAnsi="Times New Roman" w:cs="Times New Roman"/>
+          <w:sz w:val="26"/>
+          <w:szCs w:val="26"/>
+        </w:rPr>
+      </w:pPr>
+      <w:r>
+        <w:rPr>
+          <w:rFonts w:ascii="Times New Roman" w:hAnsi="Times New Roman" w:cs="Times New Roman"/>
+          <w:sz w:val="26"/>
+          <w:szCs w:val="26"/>
+        </w:rPr>
+        <w:t>Một hệ thống phát hiện đối tượng hiện đại thường bao gồm ba nhiệm vụ chính: trích xuất đặc trưng, định vị đối tượng và phân loại đối tượng.</w:t>
+      </w:r>
+    </w:p>
+    <w:p>
+      <w:pPr>
+        <w:spacing w:line="360" w:lineRule="auto"/>
+        <w:rPr>
+          <w:rFonts w:ascii="Times New Roman" w:hAnsi="Times New Roman" w:cs="Times New Roman"/>
+          <w:sz w:val="26"/>
+          <w:szCs w:val="26"/>
+        </w:rPr>
+      </w:pPr>
+      <w:r>
+        <w:rPr>
+          <w:rFonts w:ascii="Times New Roman" w:hAnsi="Times New Roman" w:cs="Times New Roman"/>
+          <w:sz w:val="26"/>
+          <w:szCs w:val="26"/>
+        </w:rPr>
+        <w:t>Giai đoạn đầu tiên là trích xuất đặc trưng từ ảnh đầu vào. Các mạng CNN hoặc các backbone hiện đại được sử dụng để chuyển đổi dữ liệu ảnh thành các biểu diễn đặc trưng giàu thông tin. Những đặc trưng này đóng vai trò nền tảng cho các bước xử lý tiếp theo [7].</w:t>
+      </w:r>
+    </w:p>
+    <w:p>
+      <w:pPr>
+        <w:spacing w:line="360" w:lineRule="auto"/>
+        <w:rPr>
+          <w:rFonts w:ascii="Times New Roman" w:hAnsi="Times New Roman" w:cs="Times New Roman"/>
+          <w:sz w:val="26"/>
+          <w:szCs w:val="26"/>
+        </w:rPr>
+      </w:pPr>
+      <w:r>
+        <w:rPr>
+          <w:rFonts w:ascii="Times New Roman" w:hAnsi="Times New Roman" w:cs="Times New Roman"/>
+          <w:sz w:val="26"/>
+          <w:szCs w:val="26"/>
+        </w:rPr>
+        <w:t>Tiếp theo là nhiệm vụ định vị đối tượng (Localization). Mục tiêu của giai đoạn này là xác định vị trí xuất hiện của đối tượng thông qua các bounding box. Độ chính xác của bounding box ảnh hưởng trực tiếp đến hiệu quả của toàn bộ hệ thống phát hiện.</w:t>
+      </w:r>
+    </w:p>
+    <w:p>
+      <w:pPr>
+        <w:spacing w:line="360" w:lineRule="auto"/>
+        <w:rPr>
+          <w:rFonts w:ascii="Times New Roman" w:hAnsi="Times New Roman" w:cs="Times New Roman"/>
+          <w:sz w:val="26"/>
+          <w:szCs w:val="26"/>
+        </w:rPr>
+      </w:pPr>
+      <w:r>
+        <w:rPr>
+          <w:rFonts w:ascii="Times New Roman" w:hAnsi="Times New Roman" w:cs="Times New Roman"/>
+          <w:sz w:val="26"/>
+          <w:szCs w:val="26"/>
+        </w:rPr>
+        <w:t>Cuối cùng, hệ thống thực hiện phân loại đối tượng bằng cách dự đoán lớp tương ứng cho từng vùng được phát hiện. Đầu ra thường bao gồm xác suất thuộc về từng lớp và giá trị confidence phản ánh mức độ tin cậy của dự đoán.</w:t>
+      </w:r>
+    </w:p>
+    <w:p>
+      <w:pPr>
+        <w:spacing w:line="360" w:lineRule="auto"/>
+        <w:rPr>
+          <w:rFonts w:ascii="Times New Roman" w:hAnsi="Times New Roman" w:cs="Times New Roman"/>
+          <w:sz w:val="26"/>
+          <w:szCs w:val="26"/>
+        </w:rPr>
+      </w:pPr>
+      <w:r>
+        <w:rPr>
+          <w:rFonts w:ascii="Times New Roman" w:hAnsi="Times New Roman" w:cs="Times New Roman"/>
+          <w:sz w:val="26"/>
+          <w:szCs w:val="26"/>
+        </w:rPr>
+        <w:t>Trong quá trình suy luận, nhiều bounding box có thể cùng bao phủ một đối tượng. Để loại bỏ các dự đoán dư thừa, kỹ thuật Non-Maximum Suppression (NMS) thường được áp dụng nhằm giữ lại những dự đoán có độ tin cậy cao nhất và loại bỏ các khung chồng lấn không cần thiết [1].</w:t>
+      </w:r>
+    </w:p>
+    <w:p>
+      <w:pPr>
+        <w:pStyle w:val="Heading3"/>
+      </w:pPr>
+      <w:bookmarkStart w:id="22" w:name="_Toc232088677"/>
+      <w:r>
+        <w:t>2.2</w:t>
+      </w:r>
+      <w:r>
         <w:t>.3. Các hướng tiếp cận trong Object Detection</w:t>
       </w:r>
+      <w:bookmarkEnd w:id="22"/>
     </w:p>
     <w:p>
       <w:pPr>
@@ -1580,7 +4454,16 @@
           <w:sz w:val="26"/>
           <w:szCs w:val="26"/>
         </w:rPr>
-        <w:t>Ưu điểm của các mô hình hai giai đoạn là độ chính xác cao nhờ quá trình xử lý chi tiết trên từng vùng ứng viên. Tuy nhiên, việc thực hiện nhiều bước liên tiếp làm gia tăng chi phí tính toán và giảm tốc độ suy luận, khiến chúng gặp hạn chế trong các ứng dụng yêu cầu thời gian thực.</w:t>
+        <w:t xml:space="preserve">Ưu điểm của các mô hình hai giai đoạn là độ chính xác cao nhờ quá trình xử lý chi tiết trên từng vùng ứng viên. Tuy nhiên, việc thực hiện nhiều bước liên tiếp làm gia tăng chi </w:t>
+      </w:r>
+      <w:r>
+        <w:rPr>
+          <w:rFonts w:ascii="Times New Roman" w:hAnsi="Times New Roman" w:cs="Times New Roman"/>
+          <w:sz w:val="26"/>
+          <w:szCs w:val="26"/>
+        </w:rPr>
+        <w:lastRenderedPageBreak/>
+        <w:t>phí tính toán và giảm tốc độ suy luận, khiến chúng gặp hạn chế trong các ứng dụng yêu cầu thời gian thực.</w:t>
       </w:r>
     </w:p>
     <w:p>
@@ -1621,35 +4504,16 @@
     </w:p>
     <w:p>
       <w:pPr>
-        <w:spacing w:line="360" w:lineRule="auto"/>
-        <w:rPr>
-          <w:rFonts w:ascii="Times New Roman" w:hAnsi="Times New Roman" w:cs="Times New Roman"/>
-          <w:b/>
-          <w:bCs/>
-          <w:sz w:val="26"/>
-          <w:szCs w:val="26"/>
-        </w:rPr>
-      </w:pPr>
-      <w:r>
-        <w:rPr>
-          <w:rFonts w:ascii="Times New Roman" w:hAnsi="Times New Roman" w:cs="Times New Roman"/>
-          <w:b/>
-          <w:bCs/>
-          <w:sz w:val="26"/>
-          <w:szCs w:val="26"/>
-        </w:rPr>
+        <w:pStyle w:val="Heading3"/>
+      </w:pPr>
+      <w:bookmarkStart w:id="23" w:name="_Toc232088678"/>
+      <w:r>
         <w:t>2.2</w:t>
       </w:r>
       <w:r>
-        <w:rPr>
-          <w:rFonts w:ascii="Times New Roman" w:hAnsi="Times New Roman" w:cs="Times New Roman"/>
-          <w:b/>
-          <w:bCs/>
-          <w:sz w:val="26"/>
-          <w:szCs w:val="26"/>
-        </w:rPr>
         <w:t>.4. Vai trò của Object Detection trong nhận diện biển báo giao thông</w:t>
       </w:r>
+      <w:bookmarkEnd w:id="23"/>
     </w:p>
     <w:p>
       <w:pPr>
@@ -1684,7 +4548,43 @@
           <w:sz w:val="26"/>
           <w:szCs w:val="26"/>
         </w:rPr>
-        <w:t xml:space="preserve">Thực tế cho thấy biển báo giao thông thường chỉ chiếm một phần nhỏ trong khung hình và có thể xuất hiện đồng thời nhiều đối tượng khác như phương tiện, cây cối hoặc công </w:t>
+        <w:t>Thực tế cho thấy biển báo giao thông thường chỉ chiếm một phần nhỏ trong khung hình và có thể xuất hiện đồng thời nhiều đối tượng khác như phương tiện, cây cối hoặc công trình giao thông. Điều này đòi hỏi mô hình phát hiện phải có khả năng nhận biết các đối tượng kích thước nhỏ trong môi trường phức tạp.</w:t>
+      </w:r>
+    </w:p>
+    <w:p>
+      <w:pPr>
+        <w:spacing w:line="360" w:lineRule="auto"/>
+        <w:rPr>
+          <w:rFonts w:ascii="Times New Roman" w:hAnsi="Times New Roman" w:cs="Times New Roman"/>
+          <w:sz w:val="26"/>
+          <w:szCs w:val="26"/>
+        </w:rPr>
+      </w:pPr>
+      <w:r>
+        <w:rPr>
+          <w:rFonts w:ascii="Times New Roman" w:hAnsi="Times New Roman" w:cs="Times New Roman"/>
+          <w:sz w:val="26"/>
+          <w:szCs w:val="26"/>
+        </w:rPr>
+        <w:t>Nhiều mô hình Object Detection hiện đại như Faster R-CNN, SSD và YOLO đã được áp dụng thành công cho bài toán nhận diện biển báo giao thông [8]–[12]. Trong số đó, YOLO được đánh giá cao nhờ khả năng cân bằng giữa tốc độ và độ chính xác, phù hợp với các ứng dụng yêu cầu xử lý theo thời gian thực.</w:t>
+      </w:r>
+    </w:p>
+    <w:p>
+      <w:pPr>
+        <w:spacing w:line="360" w:lineRule="auto"/>
+        <w:rPr>
+          <w:rFonts w:ascii="Times New Roman" w:hAnsi="Times New Roman" w:cs="Times New Roman"/>
+          <w:sz w:val="26"/>
+          <w:szCs w:val="26"/>
+        </w:rPr>
+      </w:pPr>
+      <w:r>
+        <w:rPr>
+          <w:rFonts w:ascii="Times New Roman" w:hAnsi="Times New Roman" w:cs="Times New Roman"/>
+          <w:sz w:val="26"/>
+          <w:szCs w:val="26"/>
+        </w:rPr>
+        <w:t xml:space="preserve">Trong phạm vi đề tài, Object Detection được sử dụng theo hai hướng khác nhau. Ở pipeline thứ nhất, mô hình YOLO thực hiện đồng thời nhiệm vụ phát hiện và phân loại biển báo. Trong pipeline thứ hai, YOLO chỉ đảm nhiệm việc xác định vị trí biển báo, sau đó kết quả phát hiện được chuyển sang mô hình CNN để thực hiện phân loại cuối cùng. Cách tiếp cận này cho phép đánh giá trực tiếp sự khác biệt giữa mô hình end-to-end và </w:t>
       </w:r>
       <w:r>
         <w:rPr>
@@ -1693,108 +4593,34 @@
           <w:szCs w:val="26"/>
         </w:rPr>
         <w:lastRenderedPageBreak/>
-        <w:t>trình giao thông. Điều này đòi hỏi mô hình phát hiện phải có khả năng nhận biết các đối tượng kích thước nhỏ trong môi trường phức tạp.</w:t>
-      </w:r>
-    </w:p>
-    <w:p>
-      <w:pPr>
-        <w:spacing w:line="360" w:lineRule="auto"/>
-        <w:rPr>
-          <w:rFonts w:ascii="Times New Roman" w:hAnsi="Times New Roman" w:cs="Times New Roman"/>
-          <w:sz w:val="26"/>
-          <w:szCs w:val="26"/>
-        </w:rPr>
-      </w:pPr>
-      <w:r>
-        <w:rPr>
-          <w:rFonts w:ascii="Times New Roman" w:hAnsi="Times New Roman" w:cs="Times New Roman"/>
-          <w:sz w:val="26"/>
-          <w:szCs w:val="26"/>
-        </w:rPr>
-        <w:t>Nhiều mô hình Object Detection hiện đại như Faster R-CNN, SSD và YOLO đã được áp dụng thành công cho bài toán nhận diện biển báo giao thông [8]–[12]. Trong số đó, YOLO được đánh giá cao nhờ khả năng cân bằng giữa tốc độ và độ chính xác, phù hợp với các ứng dụng yêu cầu xử lý theo thời gian thực.</w:t>
-      </w:r>
-    </w:p>
-    <w:p>
-      <w:pPr>
-        <w:spacing w:line="360" w:lineRule="auto"/>
-        <w:rPr>
-          <w:rFonts w:ascii="Times New Roman" w:hAnsi="Times New Roman" w:cs="Times New Roman"/>
-          <w:sz w:val="26"/>
-          <w:szCs w:val="26"/>
-        </w:rPr>
-      </w:pPr>
-      <w:r>
-        <w:rPr>
-          <w:rFonts w:ascii="Times New Roman" w:hAnsi="Times New Roman" w:cs="Times New Roman"/>
-          <w:sz w:val="26"/>
-          <w:szCs w:val="26"/>
-        </w:rPr>
-        <w:t>Trong phạm vi đề tài, Object Detection được sử dụng theo hai hướng khác nhau. Ở pipeline thứ nhất, mô hình YOLO thực hiện đồng thời nhiệm vụ phát hiện và phân loại biển báo. Trong pipeline thứ hai, YOLO chỉ đảm nhiệm việc xác định vị trí biển báo, sau đó kết quả phát hiện được chuyển sang mô hình CNN để thực hiện phân loại cuối cùng. Cách tiếp cận này cho phép đánh giá trực tiếp sự khác biệt giữa mô hình end-to-end và kiến trúc kết hợp detector–classifier trong bài toán nhận diện biển báo giao thông Việt Nam.</w:t>
-      </w:r>
-    </w:p>
-    <w:p>
-      <w:pPr>
-        <w:spacing w:line="360" w:lineRule="auto"/>
-        <w:rPr>
-          <w:rFonts w:ascii="Times New Roman" w:hAnsi="Times New Roman" w:cs="Times New Roman"/>
-          <w:b/>
-          <w:bCs/>
-          <w:sz w:val="26"/>
-          <w:szCs w:val="26"/>
-        </w:rPr>
-      </w:pPr>
-      <w:r>
-        <w:rPr>
-          <w:rFonts w:ascii="Times New Roman" w:hAnsi="Times New Roman" w:cs="Times New Roman"/>
-          <w:b/>
-          <w:bCs/>
-          <w:sz w:val="26"/>
-          <w:szCs w:val="26"/>
-        </w:rPr>
+        <w:t>kiến trúc kết hợp detector–classifier trong bài toán nhận diện biển báo giao thông Việt Nam.</w:t>
+      </w:r>
+    </w:p>
+    <w:p>
+      <w:pPr>
+        <w:pStyle w:val="Heading2"/>
+      </w:pPr>
+      <w:bookmarkStart w:id="24" w:name="_Toc232088679"/>
+      <w:r>
         <w:t>2.3</w:t>
       </w:r>
       <w:r>
-        <w:rPr>
-          <w:rFonts w:ascii="Times New Roman" w:hAnsi="Times New Roman" w:cs="Times New Roman"/>
-          <w:b/>
-          <w:bCs/>
-          <w:sz w:val="26"/>
-          <w:szCs w:val="26"/>
-        </w:rPr>
-        <w:t>. YOLO (You Only Look Once)</w:t>
-      </w:r>
-    </w:p>
-    <w:p>
-      <w:pPr>
-        <w:spacing w:line="360" w:lineRule="auto"/>
-        <w:rPr>
-          <w:rFonts w:ascii="Times New Roman" w:hAnsi="Times New Roman" w:cs="Times New Roman"/>
-          <w:b/>
-          <w:bCs/>
-          <w:sz w:val="26"/>
-          <w:szCs w:val="26"/>
-        </w:rPr>
-      </w:pPr>
-      <w:r>
-        <w:rPr>
-          <w:rFonts w:ascii="Times New Roman" w:hAnsi="Times New Roman" w:cs="Times New Roman"/>
-          <w:b/>
-          <w:bCs/>
-          <w:sz w:val="26"/>
-          <w:szCs w:val="26"/>
-        </w:rPr>
+        <w:t>. YOLO</w:t>
+      </w:r>
+      <w:bookmarkEnd w:id="24"/>
+    </w:p>
+    <w:p>
+      <w:pPr>
+        <w:pStyle w:val="Heading3"/>
+      </w:pPr>
+      <w:bookmarkStart w:id="25" w:name="_Toc232088680"/>
+      <w:r>
         <w:t>2.3</w:t>
       </w:r>
       <w:r>
-        <w:rPr>
-          <w:rFonts w:ascii="Times New Roman" w:hAnsi="Times New Roman" w:cs="Times New Roman"/>
-          <w:b/>
-          <w:bCs/>
-          <w:sz w:val="26"/>
-          <w:szCs w:val="26"/>
-        </w:rPr>
         <w:t>.1. Tổng quan về YOLO</w:t>
       </w:r>
+      <w:bookmarkEnd w:id="25"/>
     </w:p>
     <w:p>
       <w:pPr>
@@ -1847,162 +4673,208 @@
           <w:sz w:val="26"/>
           <w:szCs w:val="26"/>
         </w:rPr>
+        <w:t>Nhờ khả năng xử lý nhanh và kiến trúc đơn giản, YOLO đã trở thành một trong những hướng nghiên cứu phổ biến nhất trong lĩnh vực Object Detection. Qua nhiều thế hệ phát triển, họ mô hình YOLO liên tục được cải tiến nhằm nâng cao độ chính xác, khả năng phát hiện vật thể nhỏ và hiệu quả suy luận trên các thiết bị có tài nguyên hạn chế [11]–[14].</w:t>
+      </w:r>
+    </w:p>
+    <w:p>
+      <w:pPr>
+        <w:pStyle w:val="Heading3"/>
+      </w:pPr>
+      <w:bookmarkStart w:id="26" w:name="_Toc232088681"/>
+      <w:r>
+        <w:t>2.3</w:t>
+      </w:r>
+      <w:r>
+        <w:t>.2. Nguyên lý hoạt động của YOLO</w:t>
+      </w:r>
+      <w:bookmarkEnd w:id="26"/>
+    </w:p>
+    <w:p>
+      <w:pPr>
+        <w:spacing w:line="360" w:lineRule="auto"/>
+        <w:rPr>
+          <w:rFonts w:ascii="Times New Roman" w:hAnsi="Times New Roman" w:cs="Times New Roman"/>
+          <w:sz w:val="26"/>
+          <w:szCs w:val="26"/>
+        </w:rPr>
+      </w:pPr>
+      <w:r>
+        <w:rPr>
+          <w:rFonts w:ascii="Times New Roman" w:hAnsi="Times New Roman" w:cs="Times New Roman"/>
+          <w:sz w:val="26"/>
+          <w:szCs w:val="26"/>
+        </w:rPr>
+        <w:t>Trong kiến trúc YOLO, ảnh đầu vào được chia thành nhiều vùng không gian. Đối với mỗi vùng, mô hình dự đoán một tập các bounding box cùng với độ tin cậy và xác suất thuộc về các lớp đối tượng khác nhau [10].</w:t>
+      </w:r>
+    </w:p>
+    <w:p>
+      <w:pPr>
+        <w:spacing w:line="360" w:lineRule="auto"/>
+        <w:rPr>
+          <w:rFonts w:ascii="Times New Roman" w:hAnsi="Times New Roman" w:cs="Times New Roman"/>
+          <w:sz w:val="26"/>
+          <w:szCs w:val="26"/>
+        </w:rPr>
+      </w:pPr>
+      <w:r>
+        <w:rPr>
+          <w:rFonts w:ascii="Times New Roman" w:hAnsi="Times New Roman" w:cs="Times New Roman"/>
+          <w:sz w:val="26"/>
+          <w:szCs w:val="26"/>
+        </w:rPr>
+        <w:t>Quá trình suy luận của YOLO có thể được mô tả qua ba bước chính. Trước tiên, ảnh được đưa vào mạng CNN để trích xuất đặc trưng. Các đặc trưng này sau đó được sử dụng để dự đoán vị trí bounding box và xác suất lớp tương ứng. Cuối cùng, kỹ thuật Non-</w:t>
+      </w:r>
+      <w:r>
+        <w:rPr>
+          <w:rFonts w:ascii="Times New Roman" w:hAnsi="Times New Roman" w:cs="Times New Roman"/>
+          <w:sz w:val="26"/>
+          <w:szCs w:val="26"/>
+        </w:rPr>
         <w:lastRenderedPageBreak/>
-        <w:t>Nhờ khả năng xử lý nhanh và kiến trúc đơn giản, YOLO đã trở thành một trong những hướng nghiên cứu phổ biến nhất trong lĩnh vực Object Detection. Qua nhiều thế hệ phát triển, họ mô hình YOLO liên tục được cải tiến nhằm nâng cao độ chính xác, khả năng phát hiện vật thể nhỏ và hiệu quả suy luận trên các thiết bị có tài nguyên hạn chế [11]–[14].</w:t>
-      </w:r>
-    </w:p>
-    <w:p>
-      <w:pPr>
-        <w:spacing w:line="360" w:lineRule="auto"/>
-        <w:rPr>
-          <w:rFonts w:ascii="Times New Roman" w:hAnsi="Times New Roman" w:cs="Times New Roman"/>
-          <w:b/>
-          <w:bCs/>
-          <w:sz w:val="26"/>
-          <w:szCs w:val="26"/>
-        </w:rPr>
-      </w:pPr>
-      <w:r>
-        <w:rPr>
-          <w:rFonts w:ascii="Times New Roman" w:hAnsi="Times New Roman" w:cs="Times New Roman"/>
-          <w:b/>
-          <w:bCs/>
-          <w:sz w:val="26"/>
-          <w:szCs w:val="26"/>
-        </w:rPr>
+        <w:t>Maximum Suppression (NMS) được áp dụng nhằm loại bỏ các dự đoán chồng lấn và giữ lại những kết quả có độ tin cậy cao nhất [1], [10].</w:t>
+      </w:r>
+    </w:p>
+    <w:p>
+      <w:pPr>
+        <w:spacing w:line="360" w:lineRule="auto"/>
+        <w:rPr>
+          <w:rFonts w:ascii="Times New Roman" w:hAnsi="Times New Roman" w:cs="Times New Roman"/>
+          <w:sz w:val="26"/>
+          <w:szCs w:val="26"/>
+        </w:rPr>
+      </w:pPr>
+      <w:r>
+        <w:rPr>
+          <w:rFonts w:ascii="Times New Roman" w:hAnsi="Times New Roman" w:cs="Times New Roman"/>
+          <w:sz w:val="26"/>
+          <w:szCs w:val="26"/>
+        </w:rPr>
+        <w:t>Đối với mỗi đối tượng được phát hiện, mô hình thường trả về ba thành phần chính gồm tọa độ bounding box, xác suất lớp và giá trị confidence. Confidence phản ánh mức độ chắc chắn của mô hình về việc một đối tượng thực sự tồn tại bên trong bounding box được dự đoán. Những dự đoán có confidence thấp thường bị loại bỏ trong quá trình hậu xử lý nhằm giảm số lượng dự đoán sai.</w:t>
+      </w:r>
+    </w:p>
+    <w:p>
+      <w:pPr>
+        <w:spacing w:line="360" w:lineRule="auto"/>
+        <w:rPr>
+          <w:rFonts w:ascii="Times New Roman" w:hAnsi="Times New Roman" w:cs="Times New Roman"/>
+          <w:sz w:val="26"/>
+          <w:szCs w:val="26"/>
+        </w:rPr>
+      </w:pPr>
+      <w:r>
+        <w:rPr>
+          <w:rFonts w:ascii="Times New Roman" w:hAnsi="Times New Roman" w:cs="Times New Roman"/>
+          <w:sz w:val="26"/>
+          <w:szCs w:val="26"/>
+        </w:rPr>
+        <w:t>Một trong những ưu điểm quan trọng của YOLO là khả năng khai thác thông tin toàn cục của ảnh. Do toàn bộ ảnh được xử lý đồng thời thay vì từng vùng riêng lẻ, mô hình có thể tận dụng ngữ cảnh xung quanh đối tượng để cải thiện khả năng nhận dạng [10].</w:t>
+      </w:r>
+    </w:p>
+    <w:p>
+      <w:pPr>
+        <w:pStyle w:val="Heading3"/>
+      </w:pPr>
+      <w:bookmarkStart w:id="27" w:name="_Toc232088682"/>
+      <w:r>
         <w:t>2.3</w:t>
       </w:r>
       <w:r>
-        <w:rPr>
-          <w:rFonts w:ascii="Times New Roman" w:hAnsi="Times New Roman" w:cs="Times New Roman"/>
-          <w:b/>
-          <w:bCs/>
-          <w:sz w:val="26"/>
-          <w:szCs w:val="26"/>
-        </w:rPr>
-        <w:t>.2. Nguyên lý hoạt động của YOLO</w:t>
-      </w:r>
-    </w:p>
-    <w:p>
-      <w:pPr>
-        <w:spacing w:line="360" w:lineRule="auto"/>
-        <w:rPr>
-          <w:rFonts w:ascii="Times New Roman" w:hAnsi="Times New Roman" w:cs="Times New Roman"/>
-          <w:sz w:val="26"/>
-          <w:szCs w:val="26"/>
-        </w:rPr>
-      </w:pPr>
-      <w:r>
-        <w:rPr>
-          <w:rFonts w:ascii="Times New Roman" w:hAnsi="Times New Roman" w:cs="Times New Roman"/>
-          <w:sz w:val="26"/>
-          <w:szCs w:val="26"/>
-        </w:rPr>
-        <w:t>Trong kiến trúc YOLO, ảnh đầu vào được chia thành nhiều vùng không gian. Đối với mỗi vùng, mô hình dự đoán một tập các bounding box cùng với độ tin cậy và xác suất thuộc về các lớp đối tượng khác nhau [10].</w:t>
-      </w:r>
-    </w:p>
-    <w:p>
-      <w:pPr>
-        <w:spacing w:line="360" w:lineRule="auto"/>
-        <w:rPr>
-          <w:rFonts w:ascii="Times New Roman" w:hAnsi="Times New Roman" w:cs="Times New Roman"/>
-          <w:sz w:val="26"/>
-          <w:szCs w:val="26"/>
-        </w:rPr>
-      </w:pPr>
-      <w:r>
-        <w:rPr>
-          <w:rFonts w:ascii="Times New Roman" w:hAnsi="Times New Roman" w:cs="Times New Roman"/>
-          <w:sz w:val="26"/>
-          <w:szCs w:val="26"/>
-        </w:rPr>
-        <w:t>Quá trình suy luận của YOLO có thể được mô tả qua ba bước chính. Trước tiên, ảnh được đưa vào mạng CNN để trích xuất đặc trưng. Các đặc trưng này sau đó được sử dụng để dự đoán vị trí bounding box và xác suất lớp tương ứng. Cuối cùng, kỹ thuật Non-Maximum Suppression (NMS) được áp dụng nhằm loại bỏ các dự đoán chồng lấn và giữ lại những kết quả có độ tin cậy cao nhất [1], [10].</w:t>
-      </w:r>
-    </w:p>
-    <w:p>
-      <w:pPr>
-        <w:spacing w:line="360" w:lineRule="auto"/>
-        <w:rPr>
-          <w:rFonts w:ascii="Times New Roman" w:hAnsi="Times New Roman" w:cs="Times New Roman"/>
-          <w:sz w:val="26"/>
-          <w:szCs w:val="26"/>
-        </w:rPr>
-      </w:pPr>
-      <w:r>
-        <w:rPr>
-          <w:rFonts w:ascii="Times New Roman" w:hAnsi="Times New Roman" w:cs="Times New Roman"/>
-          <w:sz w:val="26"/>
-          <w:szCs w:val="26"/>
-        </w:rPr>
-        <w:t>Đối với mỗi đối tượng được phát hiện, mô hình thường trả về ba thành phần chính gồm tọa độ bounding box, xác suất lớp và giá trị confidence. Confidence phản ánh mức độ chắc chắn của mô hình về việc một đối tượng thực sự tồn tại bên trong bounding box được dự đoán. Những dự đoán có confidence thấp thường bị loại bỏ trong quá trình hậu xử lý nhằm giảm số lượng dự đoán sai.</w:t>
-      </w:r>
-    </w:p>
-    <w:p>
-      <w:pPr>
-        <w:spacing w:line="360" w:lineRule="auto"/>
-        <w:rPr>
-          <w:rFonts w:ascii="Times New Roman" w:hAnsi="Times New Roman" w:cs="Times New Roman"/>
-          <w:sz w:val="26"/>
-          <w:szCs w:val="26"/>
-        </w:rPr>
-      </w:pPr>
-      <w:r>
-        <w:rPr>
-          <w:rFonts w:ascii="Times New Roman" w:hAnsi="Times New Roman" w:cs="Times New Roman"/>
-          <w:sz w:val="26"/>
-          <w:szCs w:val="26"/>
-        </w:rPr>
-        <w:t>Một trong những ưu điểm quan trọng của YOLO là khả năng khai thác thông tin toàn cục của ảnh. Do toàn bộ ảnh được xử lý đồng thời thay vì từng vùng riêng lẻ, mô hình có thể tận dụng ngữ cảnh xung quanh đối tượng để cải thiện khả năng nhận dạng [10].</w:t>
-      </w:r>
-    </w:p>
-    <w:p>
-      <w:pPr>
-        <w:spacing w:line="360" w:lineRule="auto"/>
-        <w:rPr>
-          <w:rFonts w:ascii="Times New Roman" w:hAnsi="Times New Roman" w:cs="Times New Roman"/>
-          <w:b/>
-          <w:bCs/>
-          <w:sz w:val="26"/>
-          <w:szCs w:val="26"/>
-        </w:rPr>
-      </w:pPr>
-      <w:r>
-        <w:rPr>
-          <w:rFonts w:ascii="Times New Roman" w:hAnsi="Times New Roman" w:cs="Times New Roman"/>
-          <w:b/>
-          <w:bCs/>
-          <w:sz w:val="26"/>
-          <w:szCs w:val="26"/>
-        </w:rPr>
-        <w:t>2.3</w:t>
-      </w:r>
-      <w:r>
-        <w:rPr>
-          <w:rFonts w:ascii="Times New Roman" w:hAnsi="Times New Roman" w:cs="Times New Roman"/>
-          <w:b/>
-          <w:bCs/>
-          <w:sz w:val="26"/>
-          <w:szCs w:val="26"/>
-        </w:rPr>
-        <w:t>.3. Quá trình phát triển của họ mô hình YOLO</w:t>
-      </w:r>
-    </w:p>
-    <w:p>
-      <w:pPr>
-        <w:spacing w:line="360" w:lineRule="auto"/>
-        <w:rPr>
-          <w:rFonts w:ascii="Times New Roman" w:hAnsi="Times New Roman" w:cs="Times New Roman"/>
-          <w:sz w:val="26"/>
-          <w:szCs w:val="26"/>
-        </w:rPr>
-      </w:pPr>
-      <w:r>
-        <w:rPr>
-          <w:rFonts w:ascii="Times New Roman" w:hAnsi="Times New Roman" w:cs="Times New Roman"/>
-          <w:sz w:val="26"/>
-          <w:szCs w:val="26"/>
-        </w:rPr>
-        <w:t xml:space="preserve">Phiên bản YOLO đầu tiên được giới thiệu năm 2016 với mục tiêu tối ưu tốc độ phát hiện đối tượng. Mặc dù đạt tốc độ xử lý vượt trội so với nhiều phương pháp cùng thời điểm, </w:t>
+        <w:t>.</w:t>
+      </w:r>
+      <w:r>
+        <w:t>3</w:t>
+      </w:r>
+      <w:r>
+        <w:t>. Ưu điểm và hạn chế của YOLO</w:t>
+      </w:r>
+      <w:bookmarkEnd w:id="27"/>
+    </w:p>
+    <w:p>
+      <w:pPr>
+        <w:spacing w:line="360" w:lineRule="auto"/>
+        <w:rPr>
+          <w:rFonts w:ascii="Times New Roman" w:hAnsi="Times New Roman" w:cs="Times New Roman"/>
+          <w:sz w:val="26"/>
+          <w:szCs w:val="26"/>
+        </w:rPr>
+      </w:pPr>
+      <w:r>
+        <w:rPr>
+          <w:rFonts w:ascii="Times New Roman" w:hAnsi="Times New Roman" w:cs="Times New Roman"/>
+          <w:sz w:val="26"/>
+          <w:szCs w:val="26"/>
+        </w:rPr>
+        <w:t>Ưu điểm nổi bật nhất của YOLO là tốc độ suy luận cao. Nhờ thực hiện đồng thời quá trình định vị và phân loại trong một mạng duy nhất, mô hình có thể xử lý ảnh hoặc video với tốc độ đủ nhanh cho các hệ thống thời gian thực như camera giao thông, robot hoặc phương tiện tự hành [10], [12].</w:t>
+      </w:r>
+    </w:p>
+    <w:p>
+      <w:pPr>
+        <w:spacing w:line="360" w:lineRule="auto"/>
+        <w:rPr>
+          <w:rFonts w:ascii="Times New Roman" w:hAnsi="Times New Roman" w:cs="Times New Roman"/>
+          <w:sz w:val="26"/>
+          <w:szCs w:val="26"/>
+        </w:rPr>
+      </w:pPr>
+      <w:r>
+        <w:rPr>
+          <w:rFonts w:ascii="Times New Roman" w:hAnsi="Times New Roman" w:cs="Times New Roman"/>
+          <w:sz w:val="26"/>
+          <w:szCs w:val="26"/>
+        </w:rPr>
+        <w:t>Bên cạnh đó, YOLO có kiến trúc tương đối đơn giản và dễ triển khai. Quá trình huấn luyện và suy luận được tích hợp trong cùng một mô hình, giúp giảm độ phức tạp của hệ thống so với các kiến trúc gồm nhiều thành phần riêng biệt.</w:t>
+      </w:r>
+    </w:p>
+    <w:p>
+      <w:pPr>
+        <w:spacing w:line="360" w:lineRule="auto"/>
+        <w:rPr>
+          <w:rFonts w:ascii="Times New Roman" w:hAnsi="Times New Roman" w:cs="Times New Roman"/>
+          <w:sz w:val="26"/>
+          <w:szCs w:val="26"/>
+        </w:rPr>
+      </w:pPr>
+      <w:r>
+        <w:rPr>
+          <w:rFonts w:ascii="Times New Roman" w:hAnsi="Times New Roman" w:cs="Times New Roman"/>
+          <w:sz w:val="26"/>
+          <w:szCs w:val="26"/>
+        </w:rPr>
+        <w:t>Tuy nhiên, YOLO vẫn tồn tại một số hạn chế. Độ chính xác của mô hình có thể suy giảm khi xử lý các đối tượng rất nhỏ hoặc các lớp có mức độ tương đồng cao. Trong những trường hợp yêu cầu phân biệt các chi tiết tinh vi, việc sử dụng thêm một bộ phân loại chuyên biệt có thể mang lại kết quả tốt hơn. Ngoài ra, hiệu năng của YOLO phụ thuộc đáng kể vào chất lượng dữ liệu huấn luyện cũng như chiến lược tăng cường dữ liệu được áp dụng [12], [13].</w:t>
+      </w:r>
+    </w:p>
+    <w:p>
+      <w:pPr>
+        <w:pStyle w:val="Heading3"/>
+      </w:pPr>
+      <w:bookmarkStart w:id="28" w:name="_Toc232088683"/>
+      <w:r>
+        <w:t>2.</w:t>
+      </w:r>
+      <w:r>
+        <w:t>4</w:t>
+      </w:r>
+      <w:r>
+        <w:t>.5. Vai trò của YOLO trong bài toán nhận diện biển báo giao thông</w:t>
+      </w:r>
+      <w:bookmarkEnd w:id="28"/>
+    </w:p>
+    <w:p>
+      <w:pPr>
+        <w:spacing w:line="360" w:lineRule="auto"/>
+        <w:rPr>
+          <w:rFonts w:ascii="Times New Roman" w:hAnsi="Times New Roman" w:cs="Times New Roman"/>
+          <w:sz w:val="26"/>
+          <w:szCs w:val="26"/>
+        </w:rPr>
+      </w:pPr>
+      <w:r>
+        <w:rPr>
+          <w:rFonts w:ascii="Times New Roman" w:hAnsi="Times New Roman" w:cs="Times New Roman"/>
+          <w:sz w:val="26"/>
+          <w:szCs w:val="26"/>
+        </w:rPr>
+        <w:t xml:space="preserve">YOLO được sử dụng rộng rãi trong các hệ thống nhận diện biển báo giao thông nhờ khả năng phát hiện nhanh các đối tượng có kích thước nhỏ trong môi trường phức tạp. Trong </w:t>
       </w:r>
       <w:r>
         <w:rPr>
@@ -2011,147 +4883,118 @@
           <w:szCs w:val="26"/>
         </w:rPr>
         <w:lastRenderedPageBreak/>
-        <w:t>YOLO phiên bản đầu vẫn gặp khó khăn trong việc phát hiện các đối tượng kích thước nhỏ hoặc xuất hiện gần nhau [10].</w:t>
-      </w:r>
-    </w:p>
-    <w:p>
-      <w:pPr>
-        <w:spacing w:line="360" w:lineRule="auto"/>
-        <w:rPr>
-          <w:rFonts w:ascii="Times New Roman" w:hAnsi="Times New Roman" w:cs="Times New Roman"/>
-          <w:sz w:val="26"/>
-          <w:szCs w:val="26"/>
-        </w:rPr>
-      </w:pPr>
-      <w:r>
-        <w:rPr>
-          <w:rFonts w:ascii="Times New Roman" w:hAnsi="Times New Roman" w:cs="Times New Roman"/>
-          <w:sz w:val="26"/>
-          <w:szCs w:val="26"/>
-        </w:rPr>
-        <w:t>YOLO9000 tiếp tục cải thiện hiệu năng bằng việc mở rộng khả năng nhận dạng lên hàng nghìn lớp đối tượng thông qua cơ chế huấn luyện kết hợp giữa dữ liệu detection và classification [11]. Phiên bản này cũng giới thiệu nhiều thay đổi về kiến trúc nhằm tăng độ chính xác mà vẫn duy trì tốc độ xử lý cao.</w:t>
-      </w:r>
-    </w:p>
-    <w:p>
-      <w:pPr>
-        <w:spacing w:line="360" w:lineRule="auto"/>
-        <w:rPr>
-          <w:rFonts w:ascii="Times New Roman" w:hAnsi="Times New Roman" w:cs="Times New Roman"/>
-          <w:sz w:val="26"/>
-          <w:szCs w:val="26"/>
-        </w:rPr>
-      </w:pPr>
-      <w:r>
-        <w:rPr>
-          <w:rFonts w:ascii="Times New Roman" w:hAnsi="Times New Roman" w:cs="Times New Roman"/>
-          <w:sz w:val="26"/>
-          <w:szCs w:val="26"/>
-        </w:rPr>
-        <w:t>YOLOv4 tập trung vào việc tối ưu sự cân bằng giữa tốc độ và độ chính xác thông qua việc tích hợp nhiều kỹ thuật huấn luyện hiện đại như Mosaic Data Augmentation, Cross Stage Partial Network (CSPNet) và các chiến lược tối ưu hóa khác [12]. Những cải tiến này giúp YOLOv4 đạt hiệu năng cạnh tranh với nhiều mô hình phát hiện đối tượng tiên tiến trong khi vẫn đảm bảo khả năng suy luận thời gian thực.</w:t>
-      </w:r>
-    </w:p>
-    <w:p>
-      <w:pPr>
-        <w:spacing w:line="360" w:lineRule="auto"/>
-        <w:rPr>
-          <w:rFonts w:ascii="Times New Roman" w:hAnsi="Times New Roman" w:cs="Times New Roman"/>
-          <w:sz w:val="26"/>
-          <w:szCs w:val="26"/>
-        </w:rPr>
-      </w:pPr>
-      <w:r>
-        <w:rPr>
-          <w:rFonts w:ascii="Times New Roman" w:hAnsi="Times New Roman" w:cs="Times New Roman"/>
-          <w:sz w:val="26"/>
-          <w:szCs w:val="26"/>
-        </w:rPr>
-        <w:t>YOLOv7 tiếp tục nâng cao chất lượng phát hiện thông qua các kỹ thuật tối ưu kiến trúc và chiến lược huấn luyện mới. Nghiên cứu cho thấy YOLOv7 đạt hiệu năng rất cao trên nhiều bộ dữ liệu chuẩn, đồng thời duy trì tốc độ xử lý phù hợp với các ứng dụng thực tế [13].</w:t>
-      </w:r>
-    </w:p>
-    <w:p>
-      <w:pPr>
-        <w:spacing w:line="360" w:lineRule="auto"/>
-        <w:rPr>
-          <w:rFonts w:ascii="Times New Roman" w:hAnsi="Times New Roman" w:cs="Times New Roman"/>
-          <w:sz w:val="26"/>
-          <w:szCs w:val="26"/>
-        </w:rPr>
-      </w:pPr>
-      <w:r>
-        <w:rPr>
-          <w:rFonts w:ascii="Times New Roman" w:hAnsi="Times New Roman" w:cs="Times New Roman"/>
-          <w:sz w:val="26"/>
-          <w:szCs w:val="26"/>
-        </w:rPr>
-        <w:t>Hiện nay, các phiên bản YOLO hiện đại được phát triển và duy trì bởi cộng đồng mã nguồn mở, trong đó hệ sinh thái Ultralytics cung cấp nhiều công cụ hỗ trợ huấn luyện, đánh giá và triển khai mô hình trên nhiều nền tảng khác nhau [14].</w:t>
-      </w:r>
-    </w:p>
-    <w:p>
-      <w:pPr>
-        <w:spacing w:line="360" w:lineRule="auto"/>
-        <w:rPr>
-          <w:rFonts w:ascii="Times New Roman" w:hAnsi="Times New Roman" w:cs="Times New Roman"/>
-          <w:b/>
-          <w:bCs/>
-          <w:sz w:val="26"/>
-          <w:szCs w:val="26"/>
-        </w:rPr>
-      </w:pPr>
-      <w:r>
-        <w:rPr>
-          <w:rFonts w:ascii="Times New Roman" w:hAnsi="Times New Roman" w:cs="Times New Roman"/>
-          <w:b/>
-          <w:bCs/>
-          <w:sz w:val="26"/>
-          <w:szCs w:val="26"/>
-        </w:rPr>
-        <w:t>2.3</w:t>
-      </w:r>
-      <w:r>
-        <w:rPr>
-          <w:rFonts w:ascii="Times New Roman" w:hAnsi="Times New Roman" w:cs="Times New Roman"/>
-          <w:b/>
-          <w:bCs/>
-          <w:sz w:val="26"/>
-          <w:szCs w:val="26"/>
-        </w:rPr>
-        <w:t>.4. Ưu điểm và hạn chế của YOLO</w:t>
-      </w:r>
-    </w:p>
-    <w:p>
-      <w:pPr>
-        <w:spacing w:line="360" w:lineRule="auto"/>
-        <w:rPr>
-          <w:rFonts w:ascii="Times New Roman" w:hAnsi="Times New Roman" w:cs="Times New Roman"/>
-          <w:sz w:val="26"/>
-          <w:szCs w:val="26"/>
-        </w:rPr>
-      </w:pPr>
-      <w:r>
-        <w:rPr>
-          <w:rFonts w:ascii="Times New Roman" w:hAnsi="Times New Roman" w:cs="Times New Roman"/>
-          <w:sz w:val="26"/>
-          <w:szCs w:val="26"/>
-        </w:rPr>
-        <w:t>Ưu điểm nổi bật nhất của YOLO là tốc độ suy luận cao. Nhờ thực hiện đồng thời quá trình định vị và phân loại trong một mạng duy nhất, mô hình có thể xử lý ảnh hoặc video với tốc độ đủ nhanh cho các hệ thống thời gian thực như camera giao thông, robot hoặc phương tiện tự hành [10], [12].</w:t>
-      </w:r>
-    </w:p>
-    <w:p>
-      <w:pPr>
-        <w:spacing w:line="360" w:lineRule="auto"/>
-        <w:rPr>
-          <w:rFonts w:ascii="Times New Roman" w:hAnsi="Times New Roman" w:cs="Times New Roman"/>
-          <w:sz w:val="26"/>
-          <w:szCs w:val="26"/>
-        </w:rPr>
-      </w:pPr>
-      <w:r>
-        <w:rPr>
-          <w:rFonts w:ascii="Times New Roman" w:hAnsi="Times New Roman" w:cs="Times New Roman"/>
-          <w:sz w:val="26"/>
-          <w:szCs w:val="26"/>
-        </w:rPr>
-        <w:t>Bên cạnh đó, YOLO có kiến trúc tương đối đơn giản và dễ triển khai. Quá trình huấn luyện và suy luận được tích hợp trong cùng một mô hình, giúp giảm độ phức tạp của hệ thống so với các kiến trúc gồm nhiều thành phần riêng biệt.</w:t>
+        <w:t>điều kiện thực tế, biển báo thường xuất hiện ở khoảng cách xa, chịu ảnh hưởng của ánh sáng, thời tiết hoặc hiện tượng che khuất. Những yếu tố này đòi hỏi mô hình phải vừa đảm bảo độ chính xác vừa duy trì tốc độ xử lý đủ cao để đáp ứng yêu cầu thời gian thực.</w:t>
+      </w:r>
+    </w:p>
+    <w:p>
+      <w:pPr>
+        <w:spacing w:line="360" w:lineRule="auto"/>
+        <w:rPr>
+          <w:rFonts w:ascii="Times New Roman" w:hAnsi="Times New Roman" w:cs="Times New Roman"/>
+          <w:sz w:val="26"/>
+          <w:szCs w:val="26"/>
+        </w:rPr>
+      </w:pPr>
+      <w:r>
+        <w:rPr>
+          <w:rFonts w:ascii="Times New Roman" w:hAnsi="Times New Roman" w:cs="Times New Roman"/>
+          <w:sz w:val="26"/>
+          <w:szCs w:val="26"/>
+        </w:rPr>
+        <w:t>Trong phạm vi đề tài, YOLO đóng vai trò là thành phần phát hiện đối tượng cốt lõi của cả hai hướng tiếp cận nghiên cứu. Ở pipeline thứ nhất, YOLO thực hiện đồng thời việc xác định vị trí và phân loại biển báo. Ở pipeline thứ hai, mô hình chỉ đảm nhiệm nhiệm vụ phát hiện vị trí biển báo, sau đó vùng ảnh tương ứng được chuyển sang bộ phân loại CNN để xác định nhãn cuối cùng. Cách thiết kế này cho phép đánh giá sự khác biệt giữa mô hình end-to-end và kiến trúc kết hợp detector–classifier trong bài toán nhận diện biển báo giao thông Việt Nam.</w:t>
+      </w:r>
+    </w:p>
+    <w:p>
+      <w:pPr>
+        <w:pStyle w:val="Heading2"/>
+      </w:pPr>
+      <w:bookmarkStart w:id="29" w:name="_Toc232088684"/>
+      <w:r>
+        <w:t>2.4</w:t>
+      </w:r>
+      <w:r>
+        <w:t>. ResNet và EfficientNet</w:t>
+      </w:r>
+      <w:bookmarkEnd w:id="29"/>
+    </w:p>
+    <w:p>
+      <w:pPr>
+        <w:pStyle w:val="Heading3"/>
+      </w:pPr>
+      <w:bookmarkStart w:id="30" w:name="_Toc232088685"/>
+      <w:r>
+        <w:t>2.4</w:t>
+      </w:r>
+      <w:r>
+        <w:t>.1. Tổng quan về các mô hình CNN hiện đại</w:t>
+      </w:r>
+      <w:bookmarkEnd w:id="30"/>
+    </w:p>
+    <w:p>
+      <w:pPr>
+        <w:spacing w:line="360" w:lineRule="auto"/>
+        <w:rPr>
+          <w:rFonts w:ascii="Times New Roman" w:hAnsi="Times New Roman" w:cs="Times New Roman"/>
+          <w:sz w:val="26"/>
+          <w:szCs w:val="26"/>
+        </w:rPr>
+      </w:pPr>
+      <w:r>
+        <w:rPr>
+          <w:rFonts w:ascii="Times New Roman" w:hAnsi="Times New Roman" w:cs="Times New Roman"/>
+          <w:sz w:val="26"/>
+          <w:szCs w:val="26"/>
+        </w:rPr>
+        <w:t>Sự gia tăng độ sâu của mạng CNN đã góp phần đáng kể vào việc cải thiện khả năng học đặc trưng và độ chính xác trên các bài toán nhận dạng ảnh. Tuy nhiên, khi số lượng tầng ngày càng lớn, quá trình huấn luyện thường gặp phải nhiều vấn đề như mất gradient, bùng nổ gradient hoặc suy giảm hiệu năng dù kiến trúc trở nên phức tạp hơn [15].</w:t>
+      </w:r>
+    </w:p>
+    <w:p>
+      <w:pPr>
+        <w:spacing w:line="360" w:lineRule="auto"/>
+        <w:rPr>
+          <w:rFonts w:ascii="Times New Roman" w:hAnsi="Times New Roman" w:cs="Times New Roman"/>
+          <w:sz w:val="26"/>
+          <w:szCs w:val="26"/>
+        </w:rPr>
+      </w:pPr>
+      <w:r>
+        <w:rPr>
+          <w:rFonts w:ascii="Times New Roman" w:hAnsi="Times New Roman" w:cs="Times New Roman"/>
+          <w:sz w:val="26"/>
+          <w:szCs w:val="26"/>
+        </w:rPr>
+        <w:t>Để giải quyết những hạn chế này, nhiều kiến trúc CNN hiện đại đã được đề xuất với mục tiêu nâng cao khả năng biểu diễn trong khi vẫn đảm bảo hiệu quả tính toán. Trong số đó, ResNet và EfficientNet là hai họ mô hình có ảnh hưởng lớn trong lĩnh vực phân loại ảnh và thường được sử dụng làm backbone hoặc classifier trong các hệ thống Computer Vision hiện đại [15]–[17].</w:t>
+      </w:r>
+    </w:p>
+    <w:p>
+      <w:pPr>
+        <w:pStyle w:val="Heading3"/>
+      </w:pPr>
+      <w:bookmarkStart w:id="31" w:name="_Toc232088686"/>
+      <w:r>
+        <w:t>2.4</w:t>
+      </w:r>
+      <w:r>
+        <w:t>.2. ResNet</w:t>
+      </w:r>
+      <w:bookmarkEnd w:id="31"/>
+    </w:p>
+    <w:p>
+      <w:pPr>
+        <w:spacing w:line="360" w:lineRule="auto"/>
+        <w:rPr>
+          <w:rFonts w:ascii="Times New Roman" w:hAnsi="Times New Roman" w:cs="Times New Roman"/>
+          <w:sz w:val="26"/>
+          <w:szCs w:val="26"/>
+        </w:rPr>
+      </w:pPr>
+      <w:r>
+        <w:rPr>
+          <w:rFonts w:ascii="Times New Roman" w:hAnsi="Times New Roman" w:cs="Times New Roman"/>
+          <w:sz w:val="26"/>
+          <w:szCs w:val="26"/>
+        </w:rPr>
+        <w:t>ResNet (Residual Network) được đề xuất bởi He và cộng sự vào năm 2016 nhằm giải quyết hiện tượng suy giảm hiệu năng khi tăng độ sâu của mạng nơ-ron [15]. Điểm khác biệt quan trọng của ResNet nằm ở việc sử dụng cơ chế kết nối tắt (skip connection) hay còn gọi là residual connection.</w:t>
       </w:r>
     </w:p>
     <w:p>
@@ -2170,168 +5013,264 @@
           <w:szCs w:val="26"/>
         </w:rPr>
         <w:lastRenderedPageBreak/>
-        <w:t>Tuy nhiên, YOLO vẫn tồn tại một số hạn chế. Độ chính xác của mô hình có thể suy giảm khi xử lý các đối tượng rất nhỏ hoặc các lớp có mức độ tương đồng cao. Trong những trường hợp yêu cầu phân biệt các chi tiết tinh vi, việc sử dụng thêm một bộ phân loại chuyên biệt có thể mang lại kết quả tốt hơn. Ngoài ra, hiệu năng của YOLO phụ thuộc đáng kể vào chất lượng dữ liệu huấn luyện cũng như chiến lược tăng cường dữ liệu được áp dụng [12], [13].</w:t>
-      </w:r>
-    </w:p>
-    <w:p>
-      <w:pPr>
-        <w:spacing w:line="360" w:lineRule="auto"/>
-        <w:rPr>
-          <w:rFonts w:ascii="Times New Roman" w:hAnsi="Times New Roman" w:cs="Times New Roman"/>
-          <w:b/>
-          <w:bCs/>
-          <w:sz w:val="26"/>
-          <w:szCs w:val="26"/>
-        </w:rPr>
-      </w:pPr>
-      <w:r>
-        <w:rPr>
-          <w:rFonts w:ascii="Times New Roman" w:hAnsi="Times New Roman" w:cs="Times New Roman"/>
-          <w:b/>
-          <w:bCs/>
-          <w:sz w:val="26"/>
-          <w:szCs w:val="26"/>
-        </w:rPr>
-        <w:t>2.3</w:t>
-      </w:r>
-      <w:r>
-        <w:rPr>
-          <w:rFonts w:ascii="Times New Roman" w:hAnsi="Times New Roman" w:cs="Times New Roman"/>
-          <w:b/>
-          <w:bCs/>
-          <w:sz w:val="26"/>
-          <w:szCs w:val="26"/>
-        </w:rPr>
-        <w:t>.5. Vai trò của YOLO trong bài toán nhận diện biển báo giao thông</w:t>
-      </w:r>
-    </w:p>
-    <w:p>
-      <w:pPr>
-        <w:spacing w:line="360" w:lineRule="auto"/>
-        <w:rPr>
-          <w:rFonts w:ascii="Times New Roman" w:hAnsi="Times New Roman" w:cs="Times New Roman"/>
-          <w:sz w:val="26"/>
-          <w:szCs w:val="26"/>
-        </w:rPr>
-      </w:pPr>
-      <w:r>
-        <w:rPr>
-          <w:rFonts w:ascii="Times New Roman" w:hAnsi="Times New Roman" w:cs="Times New Roman"/>
-          <w:sz w:val="26"/>
-          <w:szCs w:val="26"/>
-        </w:rPr>
-        <w:t>YOLO được sử dụng rộng rãi trong các hệ thống nhận diện biển báo giao thông nhờ khả năng phát hiện nhanh các đối tượng có kích thước nhỏ trong môi trường phức tạp. Trong điều kiện thực tế, biển báo thường xuất hiện ở khoảng cách xa, chịu ảnh hưởng của ánh sáng, thời tiết hoặc hiện tượng che khuất. Những yếu tố này đòi hỏi mô hình phải vừa đảm bảo độ chính xác vừa duy trì tốc độ xử lý đủ cao để đáp ứng yêu cầu thời gian thực.</w:t>
-      </w:r>
-    </w:p>
-    <w:p>
-      <w:pPr>
-        <w:spacing w:line="360" w:lineRule="auto"/>
-        <w:rPr>
-          <w:rFonts w:ascii="Times New Roman" w:hAnsi="Times New Roman" w:cs="Times New Roman"/>
-          <w:sz w:val="26"/>
-          <w:szCs w:val="26"/>
-        </w:rPr>
-      </w:pPr>
-      <w:r>
-        <w:rPr>
-          <w:rFonts w:ascii="Times New Roman" w:hAnsi="Times New Roman" w:cs="Times New Roman"/>
-          <w:sz w:val="26"/>
-          <w:szCs w:val="26"/>
-        </w:rPr>
-        <w:t>Trong phạm vi đề tài, YOLO đóng vai trò là thành phần phát hiện đối tượng cốt lõi của cả hai hướng tiếp cận nghiên cứu. Ở pipeline thứ nhất, YOLO thực hiện đồng thời việc xác định vị trí và phân loại biển báo. Ở pipeline thứ hai, mô hình chỉ đảm nhiệm nhiệm vụ phát hiện vị trí biển báo, sau đó vùng ảnh tương ứng được chuyển sang bộ phân loại CNN để xác định nhãn cuối cùng. Cách thiết kế này cho phép đánh giá sự khác biệt giữa mô hình end-to-end và kiến trúc kết hợp detector–classifier trong bài toán nhận diện biển báo giao thông Việt Nam.</w:t>
-      </w:r>
-    </w:p>
-    <w:p>
-      <w:pPr>
-        <w:spacing w:line="360" w:lineRule="auto"/>
-        <w:rPr>
-          <w:rFonts w:ascii="Times New Roman" w:hAnsi="Times New Roman" w:cs="Times New Roman"/>
-          <w:b/>
-          <w:bCs/>
-          <w:sz w:val="26"/>
-          <w:szCs w:val="26"/>
-        </w:rPr>
-      </w:pPr>
-      <w:r>
-        <w:rPr>
-          <w:rFonts w:ascii="Times New Roman" w:hAnsi="Times New Roman" w:cs="Times New Roman"/>
-          <w:b/>
-          <w:bCs/>
-          <w:sz w:val="26"/>
-          <w:szCs w:val="26"/>
-        </w:rPr>
+        <w:t>Trong kiến trúc CNN truyền thống, mỗi tầng phải học trực tiếp ánh xạ từ đầu vào sang đầu ra. ResNet thay đổi cách tiếp cận bằng việc yêu cầu mạng học phần dư (residual mapping) giữa đầu vào và đầu ra. Thông tin từ các tầng trước được truyền trực tiếp đến các tầng sau thông qua các kết nối tắt, giúp tín hiệu gradient lan truyền hiệu quả hơn trong quá trình huấn luyện [15].</w:t>
+      </w:r>
+    </w:p>
+    <w:p>
+      <w:pPr>
+        <w:spacing w:line="360" w:lineRule="auto"/>
+        <w:rPr>
+          <w:rFonts w:ascii="Times New Roman" w:hAnsi="Times New Roman" w:cs="Times New Roman"/>
+          <w:sz w:val="26"/>
+          <w:szCs w:val="26"/>
+        </w:rPr>
+      </w:pPr>
+      <w:r>
+        <w:rPr>
+          <w:rFonts w:ascii="Times New Roman" w:hAnsi="Times New Roman" w:cs="Times New Roman"/>
+          <w:sz w:val="26"/>
+          <w:szCs w:val="26"/>
+        </w:rPr>
+        <w:t>Về mặt toán học, đầu ra của một residual block được xác định bằng tổng của đầu vào và hàm biến đổi được học bởi các tầng bên trong khối. Cơ chế này giúp giảm hiện tượng mất gradient, cho phép xây dựng các mạng rất sâu mà vẫn duy trì khả năng hội tụ ổn định.</w:t>
+      </w:r>
+    </w:p>
+    <w:p>
+      <w:pPr>
+        <w:spacing w:line="360" w:lineRule="auto"/>
+        <w:rPr>
+          <w:rFonts w:ascii="Times New Roman" w:hAnsi="Times New Roman" w:cs="Times New Roman"/>
+          <w:sz w:val="26"/>
+          <w:szCs w:val="26"/>
+        </w:rPr>
+      </w:pPr>
+      <w:r>
+        <w:rPr>
+          <w:rFonts w:ascii="Times New Roman" w:hAnsi="Times New Roman" w:cs="Times New Roman"/>
+          <w:sz w:val="26"/>
+          <w:szCs w:val="26"/>
+        </w:rPr>
+        <w:t>Nhờ kiến trúc residual, ResNet đạt được kết quả vượt trội trên nhiều bộ dữ liệu chuẩn như ImageNet và nhanh chóng trở thành nền tảng cho nhiều nghiên cứu tiếp theo trong lĩnh vực Computer Vision [15]. Các biến thể phổ biến bao gồm ResNet18, ResNet34, ResNet50, ResNet101 và ResNet152, trong đó số phía sau biểu thị số lượng tầng của mạng.</w:t>
+      </w:r>
+    </w:p>
+    <w:p>
+      <w:pPr>
+        <w:spacing w:line="360" w:lineRule="auto"/>
+        <w:rPr>
+          <w:rFonts w:ascii="Times New Roman" w:hAnsi="Times New Roman" w:cs="Times New Roman"/>
+          <w:sz w:val="26"/>
+          <w:szCs w:val="26"/>
+        </w:rPr>
+      </w:pPr>
+      <w:r>
+        <w:rPr>
+          <w:rFonts w:ascii="Times New Roman" w:hAnsi="Times New Roman" w:cs="Times New Roman"/>
+          <w:sz w:val="26"/>
+          <w:szCs w:val="26"/>
+        </w:rPr>
+        <w:t>Đối với bài toán phân loại biển báo giao thông, ResNet có khả năng học hiệu quả các đặc trưng hình học và màu sắc của biển báo. Kiến trúc này đặc biệt phù hợp khi áp dụng Transfer Learning do đã được tiền huấn luyện trên các bộ dữ liệu lớn và có khả năng thích nghi tốt với các tập dữ liệu chuyên biệt.</w:t>
+      </w:r>
+    </w:p>
+    <w:p>
+      <w:pPr>
+        <w:pStyle w:val="Heading3"/>
+      </w:pPr>
+      <w:bookmarkStart w:id="32" w:name="_Toc232088687"/>
+      <w:r>
         <w:t>2.4</w:t>
       </w:r>
       <w:r>
-        <w:rPr>
-          <w:rFonts w:ascii="Times New Roman" w:hAnsi="Times New Roman" w:cs="Times New Roman"/>
-          <w:b/>
-          <w:bCs/>
-          <w:sz w:val="26"/>
-          <w:szCs w:val="26"/>
-        </w:rPr>
-        <w:t>. ResNet và EfficientNet</w:t>
-      </w:r>
-    </w:p>
-    <w:p>
-      <w:pPr>
-        <w:spacing w:line="360" w:lineRule="auto"/>
-        <w:rPr>
-          <w:rFonts w:ascii="Times New Roman" w:hAnsi="Times New Roman" w:cs="Times New Roman"/>
-          <w:b/>
-          <w:bCs/>
-          <w:sz w:val="26"/>
-          <w:szCs w:val="26"/>
-        </w:rPr>
-      </w:pPr>
-      <w:r>
-        <w:rPr>
-          <w:rFonts w:ascii="Times New Roman" w:hAnsi="Times New Roman" w:cs="Times New Roman"/>
-          <w:b/>
-          <w:bCs/>
-          <w:sz w:val="26"/>
-          <w:szCs w:val="26"/>
-        </w:rPr>
+        <w:t>.3. EfficientNet</w:t>
+      </w:r>
+      <w:bookmarkEnd w:id="32"/>
+    </w:p>
+    <w:p>
+      <w:pPr>
+        <w:spacing w:line="360" w:lineRule="auto"/>
+        <w:rPr>
+          <w:rFonts w:ascii="Times New Roman" w:hAnsi="Times New Roman" w:cs="Times New Roman"/>
+          <w:sz w:val="26"/>
+          <w:szCs w:val="26"/>
+        </w:rPr>
+      </w:pPr>
+      <w:r>
+        <w:rPr>
+          <w:rFonts w:ascii="Times New Roman" w:hAnsi="Times New Roman" w:cs="Times New Roman"/>
+          <w:sz w:val="26"/>
+          <w:szCs w:val="26"/>
+        </w:rPr>
+        <w:t>Mặc dù việc tăng độ sâu hoặc độ rộng của mạng CNN thường giúp cải thiện hiệu năng, cách mở rộng này không phải lúc nào cũng tối ưu về mặt tài nguyên tính toán. Nhằm giải quyết vấn đề đó, Tan và Le đã đề xuất EfficientNet với chiến lược mở rộng mô hình theo hướng cân bằng giữa chiều sâu, chiều rộng và độ phân giải ảnh đầu vào [16].</w:t>
+      </w:r>
+    </w:p>
+    <w:p>
+      <w:pPr>
+        <w:spacing w:line="360" w:lineRule="auto"/>
+        <w:rPr>
+          <w:rFonts w:ascii="Times New Roman" w:hAnsi="Times New Roman" w:cs="Times New Roman"/>
+          <w:sz w:val="26"/>
+          <w:szCs w:val="26"/>
+        </w:rPr>
+      </w:pPr>
+      <w:r>
+        <w:rPr>
+          <w:rFonts w:ascii="Times New Roman" w:hAnsi="Times New Roman" w:cs="Times New Roman"/>
+          <w:sz w:val="26"/>
+          <w:szCs w:val="26"/>
+        </w:rPr>
+        <w:t>Thay vì chỉ tăng một yếu tố riêng lẻ, EfficientNet sử dụng phương pháp Compound Scaling để đồng thời điều chỉnh cả ba thành phần của mạng. Cách tiếp cận này giúp mô hình tận dụng hiệu quả tài nguyên tính toán và đạt độ chính xác cao hơn so với nhiều kiến trúc CNN truyền thống có cùng số lượng tham số [16].</w:t>
+      </w:r>
+    </w:p>
+    <w:p>
+      <w:pPr>
+        <w:spacing w:line="360" w:lineRule="auto"/>
+        <w:rPr>
+          <w:rFonts w:ascii="Times New Roman" w:hAnsi="Times New Roman" w:cs="Times New Roman"/>
+          <w:sz w:val="26"/>
+          <w:szCs w:val="26"/>
+        </w:rPr>
+      </w:pPr>
+      <w:r>
+        <w:rPr>
+          <w:rFonts w:ascii="Times New Roman" w:hAnsi="Times New Roman" w:cs="Times New Roman"/>
+          <w:sz w:val="26"/>
+          <w:szCs w:val="26"/>
+        </w:rPr>
+        <w:lastRenderedPageBreak/>
+        <w:t>Kiến trúc nền tảng của EfficientNet được xây dựng dựa trên các khối Mobile Inverted Bottleneck Convolution (MBConv), vốn được thiết kế nhằm giảm chi phí tính toán nhưng vẫn duy trì khả năng biểu diễn đặc trưng mạnh mẽ. Bên cạnh đó, cơ chế Squeeze-and-Excitation được tích hợp nhằm tăng cường khả năng học mối quan hệ giữa các kênh đặc trưng khác nhau.</w:t>
+      </w:r>
+    </w:p>
+    <w:p>
+      <w:pPr>
+        <w:spacing w:line="360" w:lineRule="auto"/>
+        <w:rPr>
+          <w:rFonts w:ascii="Times New Roman" w:hAnsi="Times New Roman" w:cs="Times New Roman"/>
+          <w:sz w:val="26"/>
+          <w:szCs w:val="26"/>
+        </w:rPr>
+      </w:pPr>
+      <w:r>
+        <w:rPr>
+          <w:rFonts w:ascii="Times New Roman" w:hAnsi="Times New Roman" w:cs="Times New Roman"/>
+          <w:sz w:val="26"/>
+          <w:szCs w:val="26"/>
+        </w:rPr>
+        <w:t>Từ mô hình cơ sở EfficientNet-B0, tác giả đã phát triển nhiều biến thể như EfficientNet-B1 đến EfficientNet-B7 bằng cách áp dụng chiến lược Compound Scaling với các hệ số mở rộng khác nhau [16]. Sau đó, EfficientNetV2 tiếp tục được giới thiệu nhằm cải thiện tốc độ huấn luyện và hiệu quả triển khai thực tế thông qua việc tối ưu cấu trúc mạng và chiến lược học biểu diễn [17].</w:t>
+      </w:r>
+    </w:p>
+    <w:p>
+      <w:pPr>
+        <w:pStyle w:val="Heading3"/>
+      </w:pPr>
+      <w:bookmarkStart w:id="33" w:name="_Toc232088688"/>
+      <w:r>
         <w:t>2.4</w:t>
       </w:r>
       <w:r>
-        <w:rPr>
-          <w:rFonts w:ascii="Times New Roman" w:hAnsi="Times New Roman" w:cs="Times New Roman"/>
-          <w:b/>
-          <w:bCs/>
-          <w:sz w:val="26"/>
-          <w:szCs w:val="26"/>
-        </w:rPr>
-        <w:t>.1. Tổng quan về các mô hình CNN hiện đại</w:t>
-      </w:r>
-    </w:p>
-    <w:p>
-      <w:pPr>
-        <w:spacing w:line="360" w:lineRule="auto"/>
-        <w:rPr>
-          <w:rFonts w:ascii="Times New Roman" w:hAnsi="Times New Roman" w:cs="Times New Roman"/>
-          <w:sz w:val="26"/>
-          <w:szCs w:val="26"/>
-        </w:rPr>
-      </w:pPr>
-      <w:r>
-        <w:rPr>
-          <w:rFonts w:ascii="Times New Roman" w:hAnsi="Times New Roman" w:cs="Times New Roman"/>
-          <w:sz w:val="26"/>
-          <w:szCs w:val="26"/>
-        </w:rPr>
-        <w:t>Sự gia tăng độ sâu của mạng CNN đã góp phần đáng kể vào việc cải thiện khả năng học đặc trưng và độ chính xác trên các bài toán nhận dạng ảnh. Tuy nhiên, khi số lượng tầng ngày càng lớn, quá trình huấn luyện thường gặp phải nhiều vấn đề như mất gradient, bùng nổ gradient hoặc suy giảm hiệu năng dù kiến trúc trở nên phức tạp hơn [15].</w:t>
-      </w:r>
-    </w:p>
-    <w:p>
-      <w:pPr>
-        <w:spacing w:line="360" w:lineRule="auto"/>
-        <w:rPr>
-          <w:rFonts w:ascii="Times New Roman" w:hAnsi="Times New Roman" w:cs="Times New Roman"/>
-          <w:sz w:val="26"/>
-          <w:szCs w:val="26"/>
-        </w:rPr>
-      </w:pPr>
+        <w:t>.4. So sánh ResNet và EfficientNet</w:t>
+      </w:r>
+      <w:bookmarkEnd w:id="33"/>
+    </w:p>
+    <w:p>
+      <w:pPr>
+        <w:spacing w:line="360" w:lineRule="auto"/>
+        <w:rPr>
+          <w:rFonts w:ascii="Times New Roman" w:hAnsi="Times New Roman" w:cs="Times New Roman"/>
+          <w:sz w:val="26"/>
+          <w:szCs w:val="26"/>
+        </w:rPr>
+      </w:pPr>
+      <w:r>
+        <w:rPr>
+          <w:rFonts w:ascii="Times New Roman" w:hAnsi="Times New Roman" w:cs="Times New Roman"/>
+          <w:sz w:val="26"/>
+          <w:szCs w:val="26"/>
+        </w:rPr>
+        <w:t>ResNet và EfficientNet đều là những kiến trúc CNN mạnh mẽ, tuy nhiên mỗi mô hình được xây dựng dựa trên triết lý thiết kế khác nhau.</w:t>
+      </w:r>
+    </w:p>
+    <w:p>
+      <w:pPr>
+        <w:spacing w:line="360" w:lineRule="auto"/>
+        <w:rPr>
+          <w:rFonts w:ascii="Times New Roman" w:hAnsi="Times New Roman" w:cs="Times New Roman"/>
+          <w:sz w:val="26"/>
+          <w:szCs w:val="26"/>
+        </w:rPr>
+      </w:pPr>
+      <w:r>
+        <w:rPr>
+          <w:rFonts w:ascii="Times New Roman" w:hAnsi="Times New Roman" w:cs="Times New Roman"/>
+          <w:sz w:val="26"/>
+          <w:szCs w:val="26"/>
+        </w:rPr>
+        <w:t>ResNet tập trung giải quyết vấn đề huấn luyện mạng sâu thông qua residual connection. Kiến trúc này có tính ổn định cao, được hỗ trợ rộng rãi trong nhiều thư viện học sâu và thường được sử dụng làm lựa chọn mặc định trong các bài toán phân loại ảnh [15].</w:t>
+      </w:r>
+    </w:p>
+    <w:p>
+      <w:pPr>
+        <w:spacing w:line="360" w:lineRule="auto"/>
+        <w:rPr>
+          <w:rFonts w:ascii="Times New Roman" w:hAnsi="Times New Roman" w:cs="Times New Roman"/>
+          <w:sz w:val="26"/>
+          <w:szCs w:val="26"/>
+        </w:rPr>
+      </w:pPr>
+      <w:r>
+        <w:rPr>
+          <w:rFonts w:ascii="Times New Roman" w:hAnsi="Times New Roman" w:cs="Times New Roman"/>
+          <w:sz w:val="26"/>
+          <w:szCs w:val="26"/>
+        </w:rPr>
+        <w:t>Trong khi đó, EfficientNet hướng tới việc tối ưu hiệu quả sử dụng tài nguyên tính toán. Với số lượng tham số ít hơn, EfficientNet thường đạt độ chính xác tương đương hoặc cao hơn nhiều kiến trúc CNN truyền thống. Điều này đặc biệt hữu ích trong các hệ thống yêu cầu triển khai trên phần cứng có giới hạn về bộ nhớ hoặc năng lực xử lý [16], [17].</w:t>
+      </w:r>
+    </w:p>
+    <w:p>
+      <w:pPr>
+        <w:spacing w:line="360" w:lineRule="auto"/>
+        <w:rPr>
+          <w:rFonts w:ascii="Times New Roman" w:hAnsi="Times New Roman" w:cs="Times New Roman"/>
+          <w:sz w:val="26"/>
+          <w:szCs w:val="26"/>
+        </w:rPr>
+      </w:pPr>
+      <w:r>
+        <w:rPr>
+          <w:rFonts w:ascii="Times New Roman" w:hAnsi="Times New Roman" w:cs="Times New Roman"/>
+          <w:sz w:val="26"/>
+          <w:szCs w:val="26"/>
+        </w:rPr>
+        <w:t>Tuy nhiên, EfficientNet thường yêu cầu quá trình tinh chỉnh siêu tham số cẩn thận hơn so với ResNet. Ngược lại, ResNet có kiến trúc đơn giản, ổn định và dễ huấn luyện trên nhiều loại dữ liệu khác nhau.</w:t>
+      </w:r>
+    </w:p>
+    <w:p>
+      <w:pPr>
+        <w:pStyle w:val="Heading3"/>
+      </w:pPr>
+      <w:bookmarkStart w:id="34" w:name="_Toc232088689"/>
+      <w:r>
+        <w:t>2.4</w:t>
+      </w:r>
+      <w:r>
+        <w:t>.5. Vai trò của ResNet và EfficientNet trong đề tài</w:t>
+      </w:r>
+      <w:bookmarkEnd w:id="34"/>
+    </w:p>
+    <w:p>
+      <w:pPr>
+        <w:spacing w:line="360" w:lineRule="auto"/>
+        <w:rPr>
+          <w:rFonts w:ascii="Times New Roman" w:hAnsi="Times New Roman" w:cs="Times New Roman"/>
+          <w:sz w:val="26"/>
+          <w:szCs w:val="26"/>
+        </w:rPr>
+      </w:pPr>
+      <w:r>
+        <w:rPr>
+          <w:rFonts w:ascii="Times New Roman" w:hAnsi="Times New Roman" w:cs="Times New Roman"/>
+          <w:sz w:val="26"/>
+          <w:szCs w:val="26"/>
+        </w:rPr>
+        <w:t xml:space="preserve">Trong đề tài nhận diện và phân loại biển báo giao thông Việt Nam, ResNet và EfficientNet được lựa chọn làm các mô hình CNN phục vụ nhiệm vụ phân loại ảnh trong </w:t>
+      </w:r>
       <w:r>
         <w:rPr>
           <w:rFonts w:ascii="Times New Roman" w:hAnsi="Times New Roman" w:cs="Times New Roman"/>
@@ -2339,389 +5278,7 @@
           <w:szCs w:val="26"/>
         </w:rPr>
         <w:lastRenderedPageBreak/>
-        <w:t>Để giải quyết những hạn chế này, nhiều kiến trúc CNN hiện đại đã được đề xuất với mục tiêu nâng cao khả năng biểu diễn trong khi vẫn đảm bảo hiệu quả tính toán. Trong số đó, ResNet và EfficientNet là hai họ mô hình có ảnh hưởng lớn trong lĩnh vực phân loại ảnh và thường được sử dụng làm backbone hoặc classifier trong các hệ thống Computer Vision hiện đại [15]–[17].</w:t>
-      </w:r>
-    </w:p>
-    <w:p>
-      <w:pPr>
-        <w:spacing w:line="360" w:lineRule="auto"/>
-        <w:rPr>
-          <w:rFonts w:ascii="Times New Roman" w:hAnsi="Times New Roman" w:cs="Times New Roman"/>
-          <w:b/>
-          <w:bCs/>
-          <w:sz w:val="26"/>
-          <w:szCs w:val="26"/>
-        </w:rPr>
-      </w:pPr>
-      <w:r>
-        <w:rPr>
-          <w:rFonts w:ascii="Times New Roman" w:hAnsi="Times New Roman" w:cs="Times New Roman"/>
-          <w:b/>
-          <w:bCs/>
-          <w:sz w:val="26"/>
-          <w:szCs w:val="26"/>
-        </w:rPr>
-        <w:t>2.4</w:t>
-      </w:r>
-      <w:r>
-        <w:rPr>
-          <w:rFonts w:ascii="Times New Roman" w:hAnsi="Times New Roman" w:cs="Times New Roman"/>
-          <w:b/>
-          <w:bCs/>
-          <w:sz w:val="26"/>
-          <w:szCs w:val="26"/>
-        </w:rPr>
-        <w:t>.2. ResNet</w:t>
-      </w:r>
-    </w:p>
-    <w:p>
-      <w:pPr>
-        <w:spacing w:line="360" w:lineRule="auto"/>
-        <w:rPr>
-          <w:rFonts w:ascii="Times New Roman" w:hAnsi="Times New Roman" w:cs="Times New Roman"/>
-          <w:sz w:val="26"/>
-          <w:szCs w:val="26"/>
-        </w:rPr>
-      </w:pPr>
-      <w:r>
-        <w:rPr>
-          <w:rFonts w:ascii="Times New Roman" w:hAnsi="Times New Roman" w:cs="Times New Roman"/>
-          <w:sz w:val="26"/>
-          <w:szCs w:val="26"/>
-        </w:rPr>
-        <w:t>ResNet (Residual Network) được đề xuất bởi He và cộng sự vào năm 2016 nhằm giải quyết hiện tượng suy giảm hiệu năng khi tăng độ sâu của mạng nơ-ron [15]. Điểm khác biệt quan trọng của ResNet nằm ở việc sử dụng cơ chế kết nối tắt (skip connection) hay còn gọi là residual connection.</w:t>
-      </w:r>
-    </w:p>
-    <w:p>
-      <w:pPr>
-        <w:spacing w:line="360" w:lineRule="auto"/>
-        <w:rPr>
-          <w:rFonts w:ascii="Times New Roman" w:hAnsi="Times New Roman" w:cs="Times New Roman"/>
-          <w:sz w:val="26"/>
-          <w:szCs w:val="26"/>
-        </w:rPr>
-      </w:pPr>
-      <w:r>
-        <w:rPr>
-          <w:rFonts w:ascii="Times New Roman" w:hAnsi="Times New Roman" w:cs="Times New Roman"/>
-          <w:sz w:val="26"/>
-          <w:szCs w:val="26"/>
-        </w:rPr>
-        <w:t>Trong kiến trúc CNN truyền thống, mỗi tầng phải học trực tiếp ánh xạ từ đầu vào sang đầu ra. ResNet thay đổi cách tiếp cận bằng việc yêu cầu mạng học phần dư (residual mapping) giữa đầu vào và đầu ra. Thông tin từ các tầng trước được truyền trực tiếp đến các tầng sau thông qua các kết nối tắt, giúp tín hiệu gradient lan truyền hiệu quả hơn trong quá trình huấn luyện [15].</w:t>
-      </w:r>
-    </w:p>
-    <w:p>
-      <w:pPr>
-        <w:spacing w:line="360" w:lineRule="auto"/>
-        <w:rPr>
-          <w:rFonts w:ascii="Times New Roman" w:hAnsi="Times New Roman" w:cs="Times New Roman"/>
-          <w:sz w:val="26"/>
-          <w:szCs w:val="26"/>
-        </w:rPr>
-      </w:pPr>
-      <w:r>
-        <w:rPr>
-          <w:rFonts w:ascii="Times New Roman" w:hAnsi="Times New Roman" w:cs="Times New Roman"/>
-          <w:sz w:val="26"/>
-          <w:szCs w:val="26"/>
-        </w:rPr>
-        <w:t>Về mặt toán học, đầu ra của một residual block được xác định bằng tổng của đầu vào và hàm biến đổi được học bởi các tầng bên trong khối. Cơ chế này giúp giảm hiện tượng mất gradient, cho phép xây dựng các mạng rất sâu mà vẫn duy trì khả năng hội tụ ổn định.</w:t>
-      </w:r>
-    </w:p>
-    <w:p>
-      <w:pPr>
-        <w:spacing w:line="360" w:lineRule="auto"/>
-        <w:rPr>
-          <w:rFonts w:ascii="Times New Roman" w:hAnsi="Times New Roman" w:cs="Times New Roman"/>
-          <w:sz w:val="26"/>
-          <w:szCs w:val="26"/>
-        </w:rPr>
-      </w:pPr>
-      <w:r>
-        <w:rPr>
-          <w:rFonts w:ascii="Times New Roman" w:hAnsi="Times New Roman" w:cs="Times New Roman"/>
-          <w:sz w:val="26"/>
-          <w:szCs w:val="26"/>
-        </w:rPr>
-        <w:t>Nhờ kiến trúc residual, ResNet đạt được kết quả vượt trội trên nhiều bộ dữ liệu chuẩn như ImageNet và nhanh chóng trở thành nền tảng cho nhiều nghiên cứu tiếp theo trong lĩnh vực Computer Vision [15]. Các biến thể phổ biến bao gồm ResNet18, ResNet34, ResNet50, ResNet101 và ResNet152, trong đó số phía sau biểu thị số lượng tầng của mạng.</w:t>
-      </w:r>
-    </w:p>
-    <w:p>
-      <w:pPr>
-        <w:spacing w:line="360" w:lineRule="auto"/>
-        <w:rPr>
-          <w:rFonts w:ascii="Times New Roman" w:hAnsi="Times New Roman" w:cs="Times New Roman"/>
-          <w:sz w:val="26"/>
-          <w:szCs w:val="26"/>
-        </w:rPr>
-      </w:pPr>
-      <w:r>
-        <w:rPr>
-          <w:rFonts w:ascii="Times New Roman" w:hAnsi="Times New Roman" w:cs="Times New Roman"/>
-          <w:sz w:val="26"/>
-          <w:szCs w:val="26"/>
-        </w:rPr>
-        <w:t>Đối với bài toán phân loại biển báo giao thông, ResNet có khả năng học hiệu quả các đặc trưng hình học và màu sắc của biển báo. Kiến trúc này đặc biệt phù hợp khi áp dụng Transfer Learning do đã được tiền huấn luyện trên các bộ dữ liệu lớn và có khả năng thích nghi tốt với các tập dữ liệu chuyên biệt.</w:t>
-      </w:r>
-    </w:p>
-    <w:p>
-      <w:pPr>
-        <w:spacing w:line="360" w:lineRule="auto"/>
-        <w:rPr>
-          <w:rFonts w:ascii="Times New Roman" w:hAnsi="Times New Roman" w:cs="Times New Roman"/>
-          <w:b/>
-          <w:bCs/>
-          <w:sz w:val="26"/>
-          <w:szCs w:val="26"/>
-        </w:rPr>
-      </w:pPr>
-      <w:r>
-        <w:rPr>
-          <w:rFonts w:ascii="Times New Roman" w:hAnsi="Times New Roman" w:cs="Times New Roman"/>
-          <w:b/>
-          <w:bCs/>
-          <w:sz w:val="26"/>
-          <w:szCs w:val="26"/>
-        </w:rPr>
-        <w:lastRenderedPageBreak/>
-        <w:t>2.4</w:t>
-      </w:r>
-      <w:r>
-        <w:rPr>
-          <w:rFonts w:ascii="Times New Roman" w:hAnsi="Times New Roman" w:cs="Times New Roman"/>
-          <w:b/>
-          <w:bCs/>
-          <w:sz w:val="26"/>
-          <w:szCs w:val="26"/>
-        </w:rPr>
-        <w:t>.3. EfficientNet</w:t>
-      </w:r>
-    </w:p>
-    <w:p>
-      <w:pPr>
-        <w:spacing w:line="360" w:lineRule="auto"/>
-        <w:rPr>
-          <w:rFonts w:ascii="Times New Roman" w:hAnsi="Times New Roman" w:cs="Times New Roman"/>
-          <w:sz w:val="26"/>
-          <w:szCs w:val="26"/>
-        </w:rPr>
-      </w:pPr>
-      <w:r>
-        <w:rPr>
-          <w:rFonts w:ascii="Times New Roman" w:hAnsi="Times New Roman" w:cs="Times New Roman"/>
-          <w:sz w:val="26"/>
-          <w:szCs w:val="26"/>
-        </w:rPr>
-        <w:t>Mặc dù việc tăng độ sâu hoặc độ rộng của mạng CNN thường giúp cải thiện hiệu năng, cách mở rộng này không phải lúc nào cũng tối ưu về mặt tài nguyên tính toán. Nhằm giải quyết vấn đề đó, Tan và Le đã đề xuất EfficientNet với chiến lược mở rộng mô hình theo hướng cân bằng giữa chiều sâu, chiều rộng và độ phân giải ảnh đầu vào [16].</w:t>
-      </w:r>
-    </w:p>
-    <w:p>
-      <w:pPr>
-        <w:spacing w:line="360" w:lineRule="auto"/>
-        <w:rPr>
-          <w:rFonts w:ascii="Times New Roman" w:hAnsi="Times New Roman" w:cs="Times New Roman"/>
-          <w:sz w:val="26"/>
-          <w:szCs w:val="26"/>
-        </w:rPr>
-      </w:pPr>
-      <w:r>
-        <w:rPr>
-          <w:rFonts w:ascii="Times New Roman" w:hAnsi="Times New Roman" w:cs="Times New Roman"/>
-          <w:sz w:val="26"/>
-          <w:szCs w:val="26"/>
-        </w:rPr>
-        <w:t>Thay vì chỉ tăng một yếu tố riêng lẻ, EfficientNet sử dụng phương pháp Compound Scaling để đồng thời điều chỉnh cả ba thành phần của mạng. Cách tiếp cận này giúp mô hình tận dụng hiệu quả tài nguyên tính toán và đạt độ chính xác cao hơn so với nhiều kiến trúc CNN truyền thống có cùng số lượng tham số [16].</w:t>
-      </w:r>
-    </w:p>
-    <w:p>
-      <w:pPr>
-        <w:spacing w:line="360" w:lineRule="auto"/>
-        <w:rPr>
-          <w:rFonts w:ascii="Times New Roman" w:hAnsi="Times New Roman" w:cs="Times New Roman"/>
-          <w:sz w:val="26"/>
-          <w:szCs w:val="26"/>
-        </w:rPr>
-      </w:pPr>
-      <w:r>
-        <w:rPr>
-          <w:rFonts w:ascii="Times New Roman" w:hAnsi="Times New Roman" w:cs="Times New Roman"/>
-          <w:sz w:val="26"/>
-          <w:szCs w:val="26"/>
-        </w:rPr>
-        <w:t>Kiến trúc nền tảng của EfficientNet được xây dựng dựa trên các khối Mobile Inverted Bottleneck Convolution (MBConv), vốn được thiết kế nhằm giảm chi phí tính toán nhưng vẫn duy trì khả năng biểu diễn đặc trưng mạnh mẽ. Bên cạnh đó, cơ chế Squeeze-and-Excitation được tích hợp nhằm tăng cường khả năng học mối quan hệ giữa các kênh đặc trưng khác nhau.</w:t>
-      </w:r>
-    </w:p>
-    <w:p>
-      <w:pPr>
-        <w:spacing w:line="360" w:lineRule="auto"/>
-        <w:rPr>
-          <w:rFonts w:ascii="Times New Roman" w:hAnsi="Times New Roman" w:cs="Times New Roman"/>
-          <w:sz w:val="26"/>
-          <w:szCs w:val="26"/>
-        </w:rPr>
-      </w:pPr>
-      <w:r>
-        <w:rPr>
-          <w:rFonts w:ascii="Times New Roman" w:hAnsi="Times New Roman" w:cs="Times New Roman"/>
-          <w:sz w:val="26"/>
-          <w:szCs w:val="26"/>
-        </w:rPr>
-        <w:t>Từ mô hình cơ sở EfficientNet-B0, tác giả đã phát triển nhiều biến thể như EfficientNet-B1 đến EfficientNet-B7 bằng cách áp dụng chiến lược Compound Scaling với các hệ số mở rộng khác nhau [16]. Sau đó, EfficientNetV2 tiếp tục được giới thiệu nhằm cải thiện tốc độ huấn luyện và hiệu quả triển khai thực tế thông qua việc tối ưu cấu trúc mạng và chiến lược học biểu diễn [17].</w:t>
-      </w:r>
-    </w:p>
-    <w:p>
-      <w:pPr>
-        <w:spacing w:line="360" w:lineRule="auto"/>
-        <w:rPr>
-          <w:rFonts w:ascii="Times New Roman" w:hAnsi="Times New Roman" w:cs="Times New Roman"/>
-          <w:b/>
-          <w:bCs/>
-          <w:sz w:val="26"/>
-          <w:szCs w:val="26"/>
-        </w:rPr>
-      </w:pPr>
-      <w:r>
-        <w:rPr>
-          <w:rFonts w:ascii="Times New Roman" w:hAnsi="Times New Roman" w:cs="Times New Roman"/>
-          <w:b/>
-          <w:bCs/>
-          <w:sz w:val="26"/>
-          <w:szCs w:val="26"/>
-        </w:rPr>
-        <w:t>2.4</w:t>
-      </w:r>
-      <w:r>
-        <w:rPr>
-          <w:rFonts w:ascii="Times New Roman" w:hAnsi="Times New Roman" w:cs="Times New Roman"/>
-          <w:b/>
-          <w:bCs/>
-          <w:sz w:val="26"/>
-          <w:szCs w:val="26"/>
-        </w:rPr>
-        <w:t>.4. So sánh ResNet và EfficientNet</w:t>
-      </w:r>
-    </w:p>
-    <w:p>
-      <w:pPr>
-        <w:spacing w:line="360" w:lineRule="auto"/>
-        <w:rPr>
-          <w:rFonts w:ascii="Times New Roman" w:hAnsi="Times New Roman" w:cs="Times New Roman"/>
-          <w:sz w:val="26"/>
-          <w:szCs w:val="26"/>
-        </w:rPr>
-      </w:pPr>
-      <w:r>
-        <w:rPr>
-          <w:rFonts w:ascii="Times New Roman" w:hAnsi="Times New Roman" w:cs="Times New Roman"/>
-          <w:sz w:val="26"/>
-          <w:szCs w:val="26"/>
-        </w:rPr>
-        <w:t>ResNet và EfficientNet đều là những kiến trúc CNN mạnh mẽ, tuy nhiên mỗi mô hình được xây dựng dựa trên triết lý thiết kế khác nhau.</w:t>
-      </w:r>
-    </w:p>
-    <w:p>
-      <w:pPr>
-        <w:spacing w:line="360" w:lineRule="auto"/>
-        <w:rPr>
-          <w:rFonts w:ascii="Times New Roman" w:hAnsi="Times New Roman" w:cs="Times New Roman"/>
-          <w:sz w:val="26"/>
-          <w:szCs w:val="26"/>
-        </w:rPr>
-      </w:pPr>
-      <w:r>
-        <w:rPr>
-          <w:rFonts w:ascii="Times New Roman" w:hAnsi="Times New Roman" w:cs="Times New Roman"/>
-          <w:sz w:val="26"/>
-          <w:szCs w:val="26"/>
-        </w:rPr>
-        <w:t>ResNet tập trung giải quyết vấn đề huấn luyện mạng sâu thông qua residual connection. Kiến trúc này có tính ổn định cao, được hỗ trợ rộng rãi trong nhiều thư viện học sâu và thường được sử dụng làm lựa chọn mặc định trong các bài toán phân loại ảnh [15].</w:t>
-      </w:r>
-    </w:p>
-    <w:p>
-      <w:pPr>
-        <w:spacing w:line="360" w:lineRule="auto"/>
-        <w:rPr>
-          <w:rFonts w:ascii="Times New Roman" w:hAnsi="Times New Roman" w:cs="Times New Roman"/>
-          <w:sz w:val="26"/>
-          <w:szCs w:val="26"/>
-        </w:rPr>
-      </w:pPr>
-      <w:r>
-        <w:rPr>
-          <w:rFonts w:ascii="Times New Roman" w:hAnsi="Times New Roman" w:cs="Times New Roman"/>
-          <w:sz w:val="26"/>
-          <w:szCs w:val="26"/>
-        </w:rPr>
-        <w:lastRenderedPageBreak/>
-        <w:t>Trong khi đó, EfficientNet hướng tới việc tối ưu hiệu quả sử dụng tài nguyên tính toán. Với số lượng tham số ít hơn, EfficientNet thường đạt độ chính xác tương đương hoặc cao hơn nhiều kiến trúc CNN truyền thống. Điều này đặc biệt hữu ích trong các hệ thống yêu cầu triển khai trên phần cứng có giới hạn về bộ nhớ hoặc năng lực xử lý [16], [17].</w:t>
-      </w:r>
-    </w:p>
-    <w:p>
-      <w:pPr>
-        <w:spacing w:line="360" w:lineRule="auto"/>
-        <w:rPr>
-          <w:rFonts w:ascii="Times New Roman" w:hAnsi="Times New Roman" w:cs="Times New Roman"/>
-          <w:sz w:val="26"/>
-          <w:szCs w:val="26"/>
-        </w:rPr>
-      </w:pPr>
-      <w:r>
-        <w:rPr>
-          <w:rFonts w:ascii="Times New Roman" w:hAnsi="Times New Roman" w:cs="Times New Roman"/>
-          <w:sz w:val="26"/>
-          <w:szCs w:val="26"/>
-        </w:rPr>
-        <w:t>Tuy nhiên, EfficientNet thường yêu cầu quá trình tinh chỉnh siêu tham số cẩn thận hơn so với ResNet. Ngược lại, ResNet có kiến trúc đơn giản, ổn định và dễ huấn luyện trên nhiều loại dữ liệu khác nhau.</w:t>
-      </w:r>
-    </w:p>
-    <w:p>
-      <w:pPr>
-        <w:spacing w:line="360" w:lineRule="auto"/>
-        <w:rPr>
-          <w:rFonts w:ascii="Times New Roman" w:hAnsi="Times New Roman" w:cs="Times New Roman"/>
-          <w:b/>
-          <w:bCs/>
-          <w:sz w:val="26"/>
-          <w:szCs w:val="26"/>
-        </w:rPr>
-      </w:pPr>
-      <w:r>
-        <w:rPr>
-          <w:rFonts w:ascii="Times New Roman" w:hAnsi="Times New Roman" w:cs="Times New Roman"/>
-          <w:b/>
-          <w:bCs/>
-          <w:sz w:val="26"/>
-          <w:szCs w:val="26"/>
-        </w:rPr>
-        <w:t>2.4</w:t>
-      </w:r>
-      <w:r>
-        <w:rPr>
-          <w:rFonts w:ascii="Times New Roman" w:hAnsi="Times New Roman" w:cs="Times New Roman"/>
-          <w:b/>
-          <w:bCs/>
-          <w:sz w:val="26"/>
-          <w:szCs w:val="26"/>
-        </w:rPr>
-        <w:t>.5. Vai trò của ResNet và EfficientNet trong đề tài</w:t>
-      </w:r>
-    </w:p>
-    <w:p>
-      <w:pPr>
-        <w:spacing w:line="360" w:lineRule="auto"/>
-        <w:rPr>
-          <w:rFonts w:ascii="Times New Roman" w:hAnsi="Times New Roman" w:cs="Times New Roman"/>
-          <w:sz w:val="26"/>
-          <w:szCs w:val="26"/>
-        </w:rPr>
-      </w:pPr>
-      <w:r>
-        <w:rPr>
-          <w:rFonts w:ascii="Times New Roman" w:hAnsi="Times New Roman" w:cs="Times New Roman"/>
-          <w:sz w:val="26"/>
-          <w:szCs w:val="26"/>
-        </w:rPr>
-        <w:t>Trong đề tài nhận diện và phân loại biển báo giao thông Việt Nam, ResNet và EfficientNet được lựa chọn làm các mô hình CNN phục vụ nhiệm vụ phân loại ảnh trong pipeline kết hợp detector–classifier. Sau khi YOLO xác định vị trí biển báo, vùng ảnh chứa đối tượng sẽ được cắt ra và đưa vào bộ phân loại để dự đoán lớp cuối cùng.</w:t>
+        <w:t>pipeline kết hợp detector–classifier. Sau khi YOLO xác định vị trí biển báo, vùng ảnh chứa đối tượng sẽ được cắt ra và đưa vào bộ phân loại để dự đoán lớp cuối cùng.</w:t>
       </w:r>
     </w:p>
     <w:p>
@@ -2744,35 +5301,16 @@
     </w:p>
     <w:p>
       <w:pPr>
-        <w:spacing w:line="360" w:lineRule="auto"/>
-        <w:rPr>
-          <w:rFonts w:ascii="Times New Roman" w:hAnsi="Times New Roman" w:cs="Times New Roman"/>
-          <w:b/>
-          <w:bCs/>
-          <w:sz w:val="26"/>
-          <w:szCs w:val="26"/>
-        </w:rPr>
-      </w:pPr>
-      <w:r>
-        <w:rPr>
-          <w:rFonts w:ascii="Times New Roman" w:hAnsi="Times New Roman" w:cs="Times New Roman"/>
-          <w:b/>
-          <w:bCs/>
-          <w:sz w:val="26"/>
-          <w:szCs w:val="26"/>
-        </w:rPr>
+        <w:pStyle w:val="Heading2"/>
+      </w:pPr>
+      <w:bookmarkStart w:id="35" w:name="_Toc232088690"/>
+      <w:r>
         <w:t>2.5</w:t>
       </w:r>
       <w:r>
-        <w:rPr>
-          <w:rFonts w:ascii="Times New Roman" w:hAnsi="Times New Roman" w:cs="Times New Roman"/>
-          <w:b/>
-          <w:bCs/>
-          <w:sz w:val="26"/>
-          <w:szCs w:val="26"/>
-        </w:rPr>
         <w:t>. Chỉ số đánh giá mô hình</w:t>
       </w:r>
+      <w:bookmarkEnd w:id="35"/>
     </w:p>
     <w:p>
       <w:pPr>
@@ -2807,41 +5345,21 @@
           <w:sz w:val="26"/>
           <w:szCs w:val="26"/>
         </w:rPr>
-        <w:lastRenderedPageBreak/>
         <w:t>Các chỉ số được sử dụng trong nghiên cứu bao gồm Precision, Recall, F1-score, Accuracy, Intersection over Union (IoU), Mean Average Precision (mAP), Confusion Matrix và tốc độ suy luận. Đây là những thước đo được sử dụng rộng rãi trong các bài toán Computer Vision hiện đại, đặc biệt là Object Detection và Image Classification [18]–[20].</w:t>
       </w:r>
     </w:p>
     <w:p>
       <w:pPr>
-        <w:spacing w:line="360" w:lineRule="auto"/>
-        <w:rPr>
-          <w:rFonts w:ascii="Times New Roman" w:hAnsi="Times New Roman" w:cs="Times New Roman"/>
-          <w:b/>
-          <w:bCs/>
-          <w:sz w:val="26"/>
-          <w:szCs w:val="26"/>
-        </w:rPr>
-      </w:pPr>
-      <w:r>
-        <w:rPr>
-          <w:rFonts w:ascii="Times New Roman" w:hAnsi="Times New Roman" w:cs="Times New Roman"/>
-          <w:b/>
-          <w:bCs/>
-          <w:sz w:val="26"/>
-          <w:szCs w:val="26"/>
-        </w:rPr>
+        <w:pStyle w:val="Heading3"/>
+      </w:pPr>
+      <w:bookmarkStart w:id="36" w:name="_Toc232088691"/>
+      <w:r>
         <w:t>2.5</w:t>
       </w:r>
       <w:r>
-        <w:rPr>
-          <w:rFonts w:ascii="Times New Roman" w:hAnsi="Times New Roman" w:cs="Times New Roman"/>
-          <w:b/>
-          <w:bCs/>
-          <w:sz w:val="26"/>
-          <w:szCs w:val="26"/>
-        </w:rPr>
         <w:t>.1. Precision</w:t>
       </w:r>
+      <w:bookmarkEnd w:id="36"/>
     </w:p>
     <w:p>
       <w:pPr>
@@ -2947,6 +5465,7 @@
           <w:sz w:val="26"/>
           <w:szCs w:val="26"/>
         </w:rPr>
+        <w:lastRenderedPageBreak/>
         <w:t>Trong đó:</w:t>
       </w:r>
     </w:p>
@@ -3014,35 +5533,16 @@
     </w:p>
     <w:p>
       <w:pPr>
-        <w:spacing w:line="360" w:lineRule="auto"/>
-        <w:rPr>
-          <w:rFonts w:ascii="Times New Roman" w:hAnsi="Times New Roman" w:cs="Times New Roman"/>
-          <w:b/>
-          <w:bCs/>
-          <w:sz w:val="26"/>
-          <w:szCs w:val="26"/>
-        </w:rPr>
-      </w:pPr>
-      <w:r>
-        <w:rPr>
-          <w:rFonts w:ascii="Times New Roman" w:hAnsi="Times New Roman" w:cs="Times New Roman"/>
-          <w:b/>
-          <w:bCs/>
-          <w:sz w:val="26"/>
-          <w:szCs w:val="26"/>
-        </w:rPr>
+        <w:pStyle w:val="Heading3"/>
+      </w:pPr>
+      <w:bookmarkStart w:id="37" w:name="_Toc232088692"/>
+      <w:r>
         <w:t>2.5</w:t>
       </w:r>
       <w:r>
-        <w:rPr>
-          <w:rFonts w:ascii="Times New Roman" w:hAnsi="Times New Roman" w:cs="Times New Roman"/>
-          <w:b/>
-          <w:bCs/>
-          <w:sz w:val="26"/>
-          <w:szCs w:val="26"/>
-        </w:rPr>
         <w:t>.2. Recall</w:t>
       </w:r>
+      <w:bookmarkEnd w:id="37"/>
     </w:p>
     <w:p>
       <w:pPr>
@@ -3148,7 +5648,6 @@
           <w:sz w:val="26"/>
           <w:szCs w:val="26"/>
         </w:rPr>
-        <w:lastRenderedPageBreak/>
         <w:t>Trong đó:</w:t>
       </w:r>
     </w:p>
@@ -3194,35 +5693,16 @@
     </w:p>
     <w:p>
       <w:pPr>
-        <w:spacing w:line="360" w:lineRule="auto"/>
-        <w:rPr>
-          <w:rFonts w:ascii="Times New Roman" w:hAnsi="Times New Roman" w:cs="Times New Roman"/>
-          <w:b/>
-          <w:bCs/>
-          <w:sz w:val="26"/>
-          <w:szCs w:val="26"/>
-        </w:rPr>
-      </w:pPr>
-      <w:r>
-        <w:rPr>
-          <w:rFonts w:ascii="Times New Roman" w:hAnsi="Times New Roman" w:cs="Times New Roman"/>
-          <w:b/>
-          <w:bCs/>
-          <w:sz w:val="26"/>
-          <w:szCs w:val="26"/>
-        </w:rPr>
+        <w:pStyle w:val="Heading3"/>
+      </w:pPr>
+      <w:bookmarkStart w:id="38" w:name="_Toc232088693"/>
+      <w:r>
         <w:t>2.5</w:t>
       </w:r>
       <w:r>
-        <w:rPr>
-          <w:rFonts w:ascii="Times New Roman" w:hAnsi="Times New Roman" w:cs="Times New Roman"/>
-          <w:b/>
-          <w:bCs/>
-          <w:sz w:val="26"/>
-          <w:szCs w:val="26"/>
-        </w:rPr>
         <w:t>.3. F1-score</w:t>
       </w:r>
+      <w:bookmarkEnd w:id="38"/>
     </w:p>
     <w:p>
       <w:pPr>
@@ -3277,6 +5757,7 @@
               <w:sz w:val="26"/>
               <w:szCs w:val="26"/>
             </w:rPr>
+            <w:lastRenderedPageBreak/>
             <m:t>F1=2×</m:t>
           </m:r>
           <m:f>
@@ -3333,35 +5814,16 @@
     </w:p>
     <w:p>
       <w:pPr>
-        <w:spacing w:line="360" w:lineRule="auto"/>
-        <w:rPr>
-          <w:rFonts w:ascii="Times New Roman" w:hAnsi="Times New Roman" w:cs="Times New Roman"/>
-          <w:b/>
-          <w:bCs/>
-          <w:sz w:val="26"/>
-          <w:szCs w:val="26"/>
-        </w:rPr>
-      </w:pPr>
-      <w:r>
-        <w:rPr>
-          <w:rFonts w:ascii="Times New Roman" w:hAnsi="Times New Roman" w:cs="Times New Roman"/>
-          <w:b/>
-          <w:bCs/>
-          <w:sz w:val="26"/>
-          <w:szCs w:val="26"/>
-        </w:rPr>
+        <w:pStyle w:val="Heading3"/>
+      </w:pPr>
+      <w:bookmarkStart w:id="39" w:name="_Toc232088694"/>
+      <w:r>
         <w:t>2.5</w:t>
       </w:r>
       <w:r>
-        <w:rPr>
-          <w:rFonts w:ascii="Times New Roman" w:hAnsi="Times New Roman" w:cs="Times New Roman"/>
-          <w:b/>
-          <w:bCs/>
-          <w:sz w:val="26"/>
-          <w:szCs w:val="26"/>
-        </w:rPr>
         <w:t>.4. Accuracy</w:t>
       </w:r>
+      <w:bookmarkEnd w:id="39"/>
     </w:p>
     <w:p>
       <w:pPr>
@@ -3485,41 +5947,21 @@
           <w:sz w:val="26"/>
           <w:szCs w:val="26"/>
         </w:rPr>
-        <w:lastRenderedPageBreak/>
         <w:t>Đối với pipeline YOLO + CNN, Accuracy được sử dụng để đánh giá chất lượng của bộ phân loại trên tập ảnh biển báo đã được cắt từ bounding box. Tuy nhiên, khi dữ liệu giữa các lớp không cân bằng, Accuracy có thể không phản ánh đầy đủ hiệu năng thực tế của mô hình. Vì vậy, chỉ số này luôn được xem xét cùng với Precision, Recall và F1-score.</w:t>
       </w:r>
     </w:p>
     <w:p>
       <w:pPr>
-        <w:spacing w:line="360" w:lineRule="auto"/>
-        <w:rPr>
-          <w:rFonts w:ascii="Times New Roman" w:hAnsi="Times New Roman" w:cs="Times New Roman"/>
-          <w:b/>
-          <w:bCs/>
-          <w:sz w:val="26"/>
-          <w:szCs w:val="26"/>
-        </w:rPr>
-      </w:pPr>
-      <w:r>
-        <w:rPr>
-          <w:rFonts w:ascii="Times New Roman" w:hAnsi="Times New Roman" w:cs="Times New Roman"/>
-          <w:b/>
-          <w:bCs/>
-          <w:sz w:val="26"/>
-          <w:szCs w:val="26"/>
-        </w:rPr>
+        <w:pStyle w:val="Heading3"/>
+      </w:pPr>
+      <w:bookmarkStart w:id="40" w:name="_Toc232088695"/>
+      <w:r>
         <w:t>2.5</w:t>
       </w:r>
       <w:r>
-        <w:rPr>
-          <w:rFonts w:ascii="Times New Roman" w:hAnsi="Times New Roman" w:cs="Times New Roman"/>
-          <w:b/>
-          <w:bCs/>
-          <w:sz w:val="26"/>
-          <w:szCs w:val="26"/>
-        </w:rPr>
         <w:t>.5. Intersection over Union (IoU)</w:t>
       </w:r>
+      <w:bookmarkEnd w:id="40"/>
     </w:p>
     <w:p>
       <w:pPr>
@@ -3914,35 +6356,16 @@
     </w:p>
     <w:p>
       <w:pPr>
-        <w:spacing w:line="360" w:lineRule="auto"/>
-        <w:rPr>
-          <w:rFonts w:ascii="Times New Roman" w:hAnsi="Times New Roman" w:cs="Times New Roman"/>
-          <w:b/>
-          <w:bCs/>
-          <w:sz w:val="26"/>
-          <w:szCs w:val="26"/>
-        </w:rPr>
-      </w:pPr>
-      <w:r>
-        <w:rPr>
-          <w:rFonts w:ascii="Times New Roman" w:hAnsi="Times New Roman" w:cs="Times New Roman"/>
-          <w:b/>
-          <w:bCs/>
-          <w:sz w:val="26"/>
-          <w:szCs w:val="26"/>
-        </w:rPr>
+        <w:pStyle w:val="Heading3"/>
+      </w:pPr>
+      <w:bookmarkStart w:id="41" w:name="_Toc232088696"/>
+      <w:r>
         <w:t>2.5</w:t>
       </w:r>
       <w:r>
-        <w:rPr>
-          <w:rFonts w:ascii="Times New Roman" w:hAnsi="Times New Roman" w:cs="Times New Roman"/>
-          <w:b/>
-          <w:bCs/>
-          <w:sz w:val="26"/>
-          <w:szCs w:val="26"/>
-        </w:rPr>
         <w:t>.6. Mean Average Precision (mAP)</w:t>
       </w:r>
+      <w:bookmarkEnd w:id="41"/>
     </w:p>
     <w:p>
       <w:pPr>
@@ -3995,7 +6418,6 @@
           <w:sz w:val="26"/>
           <w:szCs w:val="26"/>
         </w:rPr>
-        <w:lastRenderedPageBreak/>
         <w:t>Trong các nghiên cứu hiện đại, hai dạng mAP thường được sử dụng:</w:t>
       </w:r>
     </w:p>
@@ -4063,35 +6485,16 @@
     </w:p>
     <w:p>
       <w:pPr>
-        <w:spacing w:line="360" w:lineRule="auto"/>
-        <w:rPr>
-          <w:rFonts w:ascii="Times New Roman" w:hAnsi="Times New Roman" w:cs="Times New Roman"/>
-          <w:b/>
-          <w:bCs/>
-          <w:sz w:val="26"/>
-          <w:szCs w:val="26"/>
-        </w:rPr>
-      </w:pPr>
-      <w:r>
-        <w:rPr>
-          <w:rFonts w:ascii="Times New Roman" w:hAnsi="Times New Roman" w:cs="Times New Roman"/>
-          <w:b/>
-          <w:bCs/>
-          <w:sz w:val="26"/>
-          <w:szCs w:val="26"/>
-        </w:rPr>
+        <w:pStyle w:val="Heading3"/>
+      </w:pPr>
+      <w:bookmarkStart w:id="42" w:name="_Toc232088697"/>
+      <w:r>
         <w:t>2.5</w:t>
       </w:r>
       <w:r>
-        <w:rPr>
-          <w:rFonts w:ascii="Times New Roman" w:hAnsi="Times New Roman" w:cs="Times New Roman"/>
-          <w:b/>
-          <w:bCs/>
-          <w:sz w:val="26"/>
-          <w:szCs w:val="26"/>
-        </w:rPr>
         <w:t>.7. Confusion Matrix</w:t>
       </w:r>
+      <w:bookmarkEnd w:id="42"/>
     </w:p>
     <w:p>
       <w:pPr>
@@ -4144,40 +6547,22 @@
           <w:sz w:val="26"/>
           <w:szCs w:val="26"/>
         </w:rPr>
+        <w:lastRenderedPageBreak/>
         <w:t>Trong pipeline YOLO + CNN, Confusion Matrix đặc biệt hữu ích để đánh giá khả năng phân loại của các kiến trúc ResNet và EfficientNet trên tập dữ liệu gồm 52 lớp biển báo.</w:t>
       </w:r>
     </w:p>
     <w:p>
       <w:pPr>
-        <w:spacing w:line="360" w:lineRule="auto"/>
-        <w:rPr>
-          <w:rFonts w:ascii="Times New Roman" w:hAnsi="Times New Roman" w:cs="Times New Roman"/>
-          <w:b/>
-          <w:bCs/>
-          <w:sz w:val="26"/>
-          <w:szCs w:val="26"/>
-        </w:rPr>
-      </w:pPr>
-      <w:r>
-        <w:rPr>
-          <w:rFonts w:ascii="Times New Roman" w:hAnsi="Times New Roman" w:cs="Times New Roman"/>
-          <w:b/>
-          <w:bCs/>
-          <w:sz w:val="26"/>
-          <w:szCs w:val="26"/>
-        </w:rPr>
+        <w:pStyle w:val="Heading3"/>
+      </w:pPr>
+      <w:bookmarkStart w:id="43" w:name="_Toc232088698"/>
+      <w:r>
         <w:t>2.5</w:t>
       </w:r>
       <w:r>
-        <w:rPr>
-          <w:rFonts w:ascii="Times New Roman" w:hAnsi="Times New Roman" w:cs="Times New Roman"/>
-          <w:b/>
-          <w:bCs/>
-          <w:sz w:val="26"/>
-          <w:szCs w:val="26"/>
-        </w:rPr>
         <w:t>.8. Tốc độ suy luận và kích thước mô hình</w:t>
       </w:r>
+      <w:bookmarkEnd w:id="43"/>
     </w:p>
     <w:p>
       <w:pPr>
@@ -4300,248 +6685,142 @@
           <w:sz w:val="26"/>
           <w:szCs w:val="26"/>
         </w:rPr>
+        <w:t>Mức sử dụng tài nguyên phần cứng trong quá trình suy luận.</w:t>
+      </w:r>
+    </w:p>
+    <w:p>
+      <w:pPr>
+        <w:spacing w:line="360" w:lineRule="auto"/>
+        <w:rPr>
+          <w:rFonts w:ascii="Times New Roman" w:hAnsi="Times New Roman" w:cs="Times New Roman"/>
+          <w:sz w:val="26"/>
+          <w:szCs w:val="26"/>
+        </w:rPr>
+      </w:pPr>
+    </w:p>
+    <w:p>
+      <w:pPr>
+        <w:spacing w:line="360" w:lineRule="auto"/>
+        <w:rPr>
+          <w:rFonts w:ascii="Times New Roman" w:hAnsi="Times New Roman" w:cs="Times New Roman"/>
+          <w:sz w:val="26"/>
+          <w:szCs w:val="26"/>
+        </w:rPr>
+      </w:pPr>
+    </w:p>
+    <w:p>
+      <w:pPr>
+        <w:spacing w:line="360" w:lineRule="auto"/>
+        <w:rPr>
+          <w:rFonts w:ascii="Times New Roman" w:hAnsi="Times New Roman" w:cs="Times New Roman"/>
+          <w:sz w:val="26"/>
+          <w:szCs w:val="26"/>
+        </w:rPr>
+      </w:pPr>
+    </w:p>
+    <w:p>
+      <w:pPr>
+        <w:spacing w:line="360" w:lineRule="auto"/>
+        <w:rPr>
+          <w:rFonts w:ascii="Times New Roman" w:hAnsi="Times New Roman" w:cs="Times New Roman"/>
+          <w:sz w:val="26"/>
+          <w:szCs w:val="26"/>
+        </w:rPr>
+      </w:pPr>
+    </w:p>
+    <w:p>
+      <w:pPr>
+        <w:spacing w:line="360" w:lineRule="auto"/>
+        <w:rPr>
+          <w:rFonts w:ascii="Times New Roman" w:hAnsi="Times New Roman" w:cs="Times New Roman"/>
+          <w:sz w:val="26"/>
+          <w:szCs w:val="26"/>
+        </w:rPr>
+      </w:pPr>
+    </w:p>
+    <w:p>
+      <w:pPr>
+        <w:spacing w:line="360" w:lineRule="auto"/>
+        <w:rPr>
+          <w:rFonts w:ascii="Times New Roman" w:hAnsi="Times New Roman" w:cs="Times New Roman"/>
+          <w:sz w:val="26"/>
+          <w:szCs w:val="26"/>
+        </w:rPr>
+      </w:pPr>
+    </w:p>
+    <w:p>
+      <w:pPr>
+        <w:spacing w:line="360" w:lineRule="auto"/>
+        <w:rPr>
+          <w:rFonts w:ascii="Times New Roman" w:hAnsi="Times New Roman" w:cs="Times New Roman"/>
+          <w:b/>
+          <w:sz w:val="26"/>
+          <w:szCs w:val="26"/>
+        </w:rPr>
+      </w:pPr>
+      <w:bookmarkStart w:id="44" w:name="_Toc229151584"/>
+    </w:p>
+    <w:p>
+      <w:pPr>
+        <w:spacing w:line="360" w:lineRule="auto"/>
+        <w:rPr>
+          <w:rFonts w:ascii="Times New Roman" w:hAnsi="Times New Roman" w:cs="Times New Roman"/>
+          <w:b/>
+          <w:sz w:val="26"/>
+          <w:szCs w:val="26"/>
+        </w:rPr>
+      </w:pPr>
+    </w:p>
+    <w:p>
+      <w:pPr>
+        <w:spacing w:line="360" w:lineRule="auto"/>
+        <w:rPr>
+          <w:rFonts w:ascii="Times New Roman" w:hAnsi="Times New Roman" w:cs="Times New Roman"/>
+          <w:b/>
+          <w:sz w:val="26"/>
+          <w:szCs w:val="26"/>
+        </w:rPr>
+      </w:pPr>
+    </w:p>
+    <w:p>
+      <w:pPr>
+        <w:spacing w:line="360" w:lineRule="auto"/>
+        <w:rPr>
+          <w:rFonts w:ascii="Times New Roman" w:hAnsi="Times New Roman" w:cs="Times New Roman"/>
+          <w:b/>
+          <w:sz w:val="26"/>
+          <w:szCs w:val="26"/>
+        </w:rPr>
+      </w:pPr>
+    </w:p>
+    <w:p>
+      <w:pPr>
+        <w:spacing w:line="360" w:lineRule="auto"/>
+        <w:rPr>
+          <w:rFonts w:ascii="Times New Roman" w:hAnsi="Times New Roman" w:cs="Times New Roman"/>
+          <w:b/>
+          <w:sz w:val="26"/>
+          <w:szCs w:val="26"/>
+        </w:rPr>
+      </w:pPr>
+    </w:p>
+    <w:p>
+      <w:pPr>
+        <w:pStyle w:val="Heading1"/>
+      </w:pPr>
+      <w:bookmarkStart w:id="45" w:name="_Toc232088699"/>
+      <w:r>
+        <w:rPr>
+          <w:lang w:val="vi-VN"/>
+        </w:rPr>
         <w:lastRenderedPageBreak/>
-        <w:t>Mức sử dụng tài nguyên phần cứng trong quá trình suy luận.</w:t>
-      </w:r>
-    </w:p>
-    <w:p>
-      <w:pPr>
-        <w:spacing w:line="360" w:lineRule="auto"/>
-        <w:rPr>
-          <w:rFonts w:ascii="Times New Roman" w:hAnsi="Times New Roman" w:cs="Times New Roman"/>
-          <w:sz w:val="26"/>
-          <w:szCs w:val="26"/>
-        </w:rPr>
-      </w:pPr>
-    </w:p>
-    <w:p>
-      <w:pPr>
-        <w:spacing w:line="360" w:lineRule="auto"/>
-        <w:rPr>
-          <w:rFonts w:ascii="Times New Roman" w:hAnsi="Times New Roman" w:cs="Times New Roman"/>
-          <w:sz w:val="26"/>
-          <w:szCs w:val="26"/>
-        </w:rPr>
-      </w:pPr>
-    </w:p>
-    <w:p>
-      <w:pPr>
-        <w:spacing w:line="360" w:lineRule="auto"/>
-        <w:rPr>
-          <w:rFonts w:ascii="Times New Roman" w:hAnsi="Times New Roman" w:cs="Times New Roman"/>
-          <w:sz w:val="26"/>
-          <w:szCs w:val="26"/>
-        </w:rPr>
-      </w:pPr>
-    </w:p>
-    <w:p>
-      <w:pPr>
-        <w:spacing w:line="360" w:lineRule="auto"/>
-        <w:rPr>
-          <w:rFonts w:ascii="Times New Roman" w:hAnsi="Times New Roman" w:cs="Times New Roman"/>
-          <w:sz w:val="26"/>
-          <w:szCs w:val="26"/>
-        </w:rPr>
-      </w:pPr>
-    </w:p>
-    <w:p>
-      <w:pPr>
-        <w:spacing w:line="360" w:lineRule="auto"/>
-        <w:rPr>
-          <w:rFonts w:ascii="Times New Roman" w:hAnsi="Times New Roman" w:cs="Times New Roman"/>
-          <w:sz w:val="26"/>
-          <w:szCs w:val="26"/>
-        </w:rPr>
-      </w:pPr>
-    </w:p>
-    <w:p>
-      <w:pPr>
-        <w:spacing w:line="360" w:lineRule="auto"/>
-        <w:rPr>
-          <w:rFonts w:ascii="Times New Roman" w:hAnsi="Times New Roman" w:cs="Times New Roman"/>
-          <w:sz w:val="26"/>
-          <w:szCs w:val="26"/>
-        </w:rPr>
-      </w:pPr>
-    </w:p>
-    <w:p>
-      <w:pPr>
-        <w:spacing w:line="360" w:lineRule="auto"/>
-        <w:rPr>
-          <w:rFonts w:ascii="Times New Roman" w:hAnsi="Times New Roman" w:cs="Times New Roman"/>
-          <w:b/>
-          <w:sz w:val="26"/>
-          <w:szCs w:val="26"/>
-        </w:rPr>
-      </w:pPr>
-      <w:bookmarkStart w:id="0" w:name="_Toc229151584"/>
-    </w:p>
-    <w:p>
-      <w:pPr>
-        <w:spacing w:line="360" w:lineRule="auto"/>
-        <w:rPr>
-          <w:rFonts w:ascii="Times New Roman" w:hAnsi="Times New Roman" w:cs="Times New Roman"/>
-          <w:b/>
-          <w:sz w:val="26"/>
-          <w:szCs w:val="26"/>
-        </w:rPr>
-      </w:pPr>
-    </w:p>
-    <w:p>
-      <w:pPr>
-        <w:spacing w:line="360" w:lineRule="auto"/>
-        <w:rPr>
-          <w:rFonts w:ascii="Times New Roman" w:hAnsi="Times New Roman" w:cs="Times New Roman"/>
-          <w:b/>
-          <w:sz w:val="26"/>
-          <w:szCs w:val="26"/>
-        </w:rPr>
-      </w:pPr>
-    </w:p>
-    <w:p>
-      <w:pPr>
-        <w:spacing w:line="360" w:lineRule="auto"/>
-        <w:rPr>
-          <w:rFonts w:ascii="Times New Roman" w:hAnsi="Times New Roman" w:cs="Times New Roman"/>
-          <w:b/>
-          <w:sz w:val="26"/>
-          <w:szCs w:val="26"/>
-        </w:rPr>
-      </w:pPr>
-    </w:p>
-    <w:p>
-      <w:pPr>
-        <w:spacing w:line="360" w:lineRule="auto"/>
-        <w:rPr>
-          <w:rFonts w:ascii="Times New Roman" w:hAnsi="Times New Roman" w:cs="Times New Roman"/>
-          <w:b/>
-          <w:sz w:val="26"/>
-          <w:szCs w:val="26"/>
-        </w:rPr>
-      </w:pPr>
-    </w:p>
-    <w:p>
-      <w:pPr>
-        <w:spacing w:line="360" w:lineRule="auto"/>
-        <w:rPr>
-          <w:rFonts w:ascii="Times New Roman" w:hAnsi="Times New Roman" w:cs="Times New Roman"/>
-          <w:b/>
-          <w:sz w:val="26"/>
-          <w:szCs w:val="26"/>
-        </w:rPr>
-      </w:pPr>
-    </w:p>
-    <w:p>
-      <w:pPr>
-        <w:spacing w:line="360" w:lineRule="auto"/>
-        <w:rPr>
-          <w:rFonts w:ascii="Times New Roman" w:hAnsi="Times New Roman" w:cs="Times New Roman"/>
-          <w:b/>
-          <w:sz w:val="26"/>
-          <w:szCs w:val="26"/>
-        </w:rPr>
-      </w:pPr>
-    </w:p>
-    <w:p>
-      <w:pPr>
-        <w:spacing w:line="360" w:lineRule="auto"/>
-        <w:rPr>
-          <w:rFonts w:ascii="Times New Roman" w:hAnsi="Times New Roman" w:cs="Times New Roman"/>
-          <w:b/>
-          <w:sz w:val="26"/>
-          <w:szCs w:val="26"/>
-        </w:rPr>
-      </w:pPr>
-    </w:p>
-    <w:p>
-      <w:pPr>
-        <w:spacing w:line="360" w:lineRule="auto"/>
-        <w:rPr>
-          <w:rFonts w:ascii="Times New Roman" w:hAnsi="Times New Roman" w:cs="Times New Roman"/>
-          <w:b/>
-          <w:sz w:val="26"/>
-          <w:szCs w:val="26"/>
-        </w:rPr>
-      </w:pPr>
-    </w:p>
-    <w:p>
-      <w:pPr>
-        <w:spacing w:line="360" w:lineRule="auto"/>
-        <w:rPr>
-          <w:rFonts w:ascii="Times New Roman" w:hAnsi="Times New Roman" w:cs="Times New Roman"/>
-          <w:b/>
-          <w:sz w:val="26"/>
-          <w:szCs w:val="26"/>
-        </w:rPr>
-      </w:pPr>
-    </w:p>
-    <w:p>
-      <w:pPr>
-        <w:spacing w:line="360" w:lineRule="auto"/>
-        <w:rPr>
-          <w:rFonts w:ascii="Times New Roman" w:hAnsi="Times New Roman" w:cs="Times New Roman"/>
-          <w:b/>
-          <w:sz w:val="26"/>
-          <w:szCs w:val="26"/>
-        </w:rPr>
-      </w:pPr>
-    </w:p>
-    <w:p>
-      <w:pPr>
-        <w:spacing w:line="360" w:lineRule="auto"/>
-        <w:rPr>
-          <w:rFonts w:ascii="Times New Roman" w:hAnsi="Times New Roman" w:cs="Times New Roman"/>
-          <w:b/>
-          <w:sz w:val="26"/>
-          <w:szCs w:val="26"/>
-        </w:rPr>
-      </w:pPr>
-    </w:p>
-    <w:p>
-      <w:pPr>
-        <w:spacing w:line="360" w:lineRule="auto"/>
-        <w:rPr>
-          <w:rFonts w:ascii="Times New Roman" w:hAnsi="Times New Roman" w:cs="Times New Roman"/>
-          <w:b/>
-          <w:sz w:val="26"/>
-          <w:szCs w:val="26"/>
-        </w:rPr>
-      </w:pPr>
-    </w:p>
-    <w:p>
-      <w:pPr>
-        <w:spacing w:line="360" w:lineRule="auto"/>
-        <w:rPr>
-          <w:rFonts w:ascii="Times New Roman" w:hAnsi="Times New Roman" w:cs="Times New Roman"/>
-          <w:b/>
-          <w:sz w:val="26"/>
-          <w:szCs w:val="26"/>
-        </w:rPr>
-      </w:pPr>
-    </w:p>
-    <w:p>
-      <w:pPr>
-        <w:spacing w:line="360" w:lineRule="auto"/>
-        <w:rPr>
-          <w:rFonts w:ascii="Times New Roman" w:hAnsi="Times New Roman" w:cs="Times New Roman"/>
-          <w:b/>
-          <w:sz w:val="26"/>
-          <w:szCs w:val="26"/>
-          <w:lang w:val="vi-VN"/>
-        </w:rPr>
-      </w:pPr>
-      <w:r>
-        <w:rPr>
-          <w:rFonts w:ascii="Times New Roman" w:hAnsi="Times New Roman" w:cs="Times New Roman"/>
-          <w:b/>
-          <w:sz w:val="26"/>
-          <w:szCs w:val="26"/>
-          <w:lang w:val="vi-VN"/>
-        </w:rPr>
-        <w:lastRenderedPageBreak/>
-        <w:t>TÀI LIỆU THAM KHẢO</w:t>
-      </w:r>
-      <w:bookmarkEnd w:id="0"/>
+        <w:t>TÀI LIỆU THAM KH</w:t>
+      </w:r>
+      <w:bookmarkEnd w:id="44"/>
+      <w:r>
+        <w:t>ẢO</w:t>
+      </w:r>
+      <w:bookmarkEnd w:id="45"/>
     </w:p>
     <w:p>
       <w:pPr>
@@ -6120,16 +8399,16 @@
   <w:style w:type="paragraph" w:default="1" w:styleId="Normal">
     <w:name w:val="Normal"/>
     <w:qFormat/>
-    <w:rsid w:val="00FB6A10"/>
+    <w:rsid w:val="00DE1B2B"/>
   </w:style>
   <w:style w:type="paragraph" w:styleId="Heading1">
     <w:name w:val="heading 1"/>
-    <w:basedOn w:val="Normal"/>
-    <w:next w:val="Normal"/>
+    <w:basedOn w:val="NoSpacing"/>
+    <w:next w:val="NoSpacing"/>
     <w:link w:val="Heading1Char"/>
     <w:uiPriority w:val="9"/>
     <w:qFormat/>
-    <w:rsid w:val="00F368FF"/>
+    <w:rsid w:val="00DE1B2B"/>
     <w:pPr>
       <w:keepNext/>
       <w:keepLines/>
@@ -6137,9 +8416,10 @@
       <w:outlineLvl w:val="0"/>
     </w:pPr>
     <w:rPr>
-      <w:rFonts w:asciiTheme="majorHAnsi" w:eastAsiaTheme="majorEastAsia" w:hAnsiTheme="majorHAnsi" w:cstheme="majorBidi"/>
-      <w:color w:val="0F4761" w:themeColor="accent1" w:themeShade="BF"/>
-      <w:sz w:val="40"/>
+      <w:rFonts w:ascii="Times New Roman" w:eastAsiaTheme="majorEastAsia" w:hAnsi="Times New Roman" w:cstheme="majorBidi"/>
+      <w:b/>
+      <w:color w:val="000000" w:themeColor="text1"/>
+      <w:sz w:val="26"/>
       <w:szCs w:val="40"/>
     </w:rPr>
   </w:style>
@@ -6149,10 +8429,9 @@
     <w:next w:val="Normal"/>
     <w:link w:val="Heading2Char"/>
     <w:uiPriority w:val="9"/>
-    <w:semiHidden/>
     <w:unhideWhenUsed/>
     <w:qFormat/>
-    <w:rsid w:val="00F368FF"/>
+    <w:rsid w:val="00DE1B2B"/>
     <w:pPr>
       <w:keepNext/>
       <w:keepLines/>
@@ -6160,56 +8439,48 @@
       <w:outlineLvl w:val="1"/>
     </w:pPr>
     <w:rPr>
-      <w:rFonts w:asciiTheme="majorHAnsi" w:eastAsiaTheme="majorEastAsia" w:hAnsiTheme="majorHAnsi" w:cstheme="majorBidi"/>
-      <w:color w:val="0F4761" w:themeColor="accent1" w:themeShade="BF"/>
-      <w:sz w:val="32"/>
+      <w:rFonts w:ascii="Times New Roman" w:eastAsiaTheme="majorEastAsia" w:hAnsi="Times New Roman" w:cstheme="majorBidi"/>
+      <w:b/>
+      <w:color w:val="000000" w:themeColor="text1"/>
+      <w:sz w:val="26"/>
       <w:szCs w:val="32"/>
     </w:rPr>
   </w:style>
   <w:style w:type="paragraph" w:styleId="Heading3">
     <w:name w:val="heading 3"/>
-    <w:basedOn w:val="Normal"/>
+    <w:basedOn w:val="Heading1"/>
     <w:next w:val="Normal"/>
     <w:link w:val="Heading3Char"/>
     <w:uiPriority w:val="9"/>
-    <w:semiHidden/>
     <w:unhideWhenUsed/>
     <w:qFormat/>
-    <w:rsid w:val="00F368FF"/>
+    <w:rsid w:val="00DE1B2B"/>
     <w:pPr>
-      <w:keepNext/>
-      <w:keepLines/>
-      <w:spacing w:before="160" w:after="80"/>
+      <w:spacing w:before="160"/>
       <w:outlineLvl w:val="2"/>
     </w:pPr>
     <w:rPr>
-      <w:rFonts w:eastAsiaTheme="majorEastAsia" w:cstheme="majorBidi"/>
-      <w:color w:val="0F4761" w:themeColor="accent1" w:themeShade="BF"/>
-      <w:sz w:val="28"/>
+      <w:color w:val="auto"/>
       <w:szCs w:val="28"/>
     </w:rPr>
   </w:style>
   <w:style w:type="paragraph" w:styleId="Heading4">
     <w:name w:val="heading 4"/>
-    <w:basedOn w:val="Normal"/>
+    <w:basedOn w:val="Heading3"/>
     <w:next w:val="Normal"/>
     <w:link w:val="Heading4Char"/>
     <w:uiPriority w:val="9"/>
     <w:semiHidden/>
     <w:unhideWhenUsed/>
     <w:qFormat/>
-    <w:rsid w:val="00F368FF"/>
+    <w:rsid w:val="00DE1B2B"/>
     <w:pPr>
-      <w:keepNext/>
-      <w:keepLines/>
       <w:spacing w:before="80" w:after="40"/>
       <w:outlineLvl w:val="3"/>
     </w:pPr>
     <w:rPr>
-      <w:rFonts w:eastAsiaTheme="majorEastAsia" w:cstheme="majorBidi"/>
       <w:i/>
       <w:iCs/>
-      <w:color w:val="0F4761" w:themeColor="accent1" w:themeShade="BF"/>
     </w:rPr>
   </w:style>
   <w:style w:type="paragraph" w:styleId="Heading5">
@@ -6221,7 +8492,7 @@
     <w:semiHidden/>
     <w:unhideWhenUsed/>
     <w:qFormat/>
-    <w:rsid w:val="00F368FF"/>
+    <w:rsid w:val="00DE1B2B"/>
     <w:pPr>
       <w:keepNext/>
       <w:keepLines/>
@@ -6229,8 +8500,9 @@
       <w:outlineLvl w:val="4"/>
     </w:pPr>
     <w:rPr>
-      <w:rFonts w:eastAsiaTheme="majorEastAsia" w:cstheme="majorBidi"/>
-      <w:color w:val="0F4761" w:themeColor="accent1" w:themeShade="BF"/>
+      <w:rFonts w:ascii="Times New Roman" w:eastAsiaTheme="majorEastAsia" w:hAnsi="Times New Roman" w:cstheme="majorBidi"/>
+      <w:b/>
+      <w:sz w:val="26"/>
     </w:rPr>
   </w:style>
   <w:style w:type="paragraph" w:styleId="Heading6">
@@ -6324,6 +8596,7 @@
   <w:style w:type="character" w:default="1" w:styleId="DefaultParagraphFont">
     <w:name w:val="Default Paragraph Font"/>
     <w:uiPriority w:val="1"/>
+    <w:semiHidden/>
     <w:unhideWhenUsed/>
   </w:style>
   <w:style w:type="table" w:default="1" w:styleId="TableNormal">
@@ -6352,11 +8625,12 @@
     <w:basedOn w:val="DefaultParagraphFont"/>
     <w:link w:val="Heading1"/>
     <w:uiPriority w:val="9"/>
-    <w:rsid w:val="00F368FF"/>
+    <w:rsid w:val="00DE1B2B"/>
     <w:rPr>
-      <w:rFonts w:asciiTheme="majorHAnsi" w:eastAsiaTheme="majorEastAsia" w:hAnsiTheme="majorHAnsi" w:cstheme="majorBidi"/>
-      <w:color w:val="0F4761" w:themeColor="accent1" w:themeShade="BF"/>
-      <w:sz w:val="40"/>
+      <w:rFonts w:ascii="Times New Roman" w:eastAsiaTheme="majorEastAsia" w:hAnsi="Times New Roman" w:cstheme="majorBidi"/>
+      <w:b/>
+      <w:color w:val="000000" w:themeColor="text1"/>
+      <w:sz w:val="26"/>
       <w:szCs w:val="40"/>
     </w:rPr>
   </w:style>
@@ -6365,12 +8639,12 @@
     <w:basedOn w:val="DefaultParagraphFont"/>
     <w:link w:val="Heading2"/>
     <w:uiPriority w:val="9"/>
-    <w:semiHidden/>
-    <w:rsid w:val="00F368FF"/>
+    <w:rsid w:val="00DE1B2B"/>
     <w:rPr>
-      <w:rFonts w:asciiTheme="majorHAnsi" w:eastAsiaTheme="majorEastAsia" w:hAnsiTheme="majorHAnsi" w:cstheme="majorBidi"/>
-      <w:color w:val="0F4761" w:themeColor="accent1" w:themeShade="BF"/>
-      <w:sz w:val="32"/>
+      <w:rFonts w:ascii="Times New Roman" w:eastAsiaTheme="majorEastAsia" w:hAnsi="Times New Roman" w:cstheme="majorBidi"/>
+      <w:b/>
+      <w:color w:val="000000" w:themeColor="text1"/>
+      <w:sz w:val="26"/>
       <w:szCs w:val="32"/>
     </w:rPr>
   </w:style>
@@ -6379,12 +8653,10 @@
     <w:basedOn w:val="DefaultParagraphFont"/>
     <w:link w:val="Heading3"/>
     <w:uiPriority w:val="9"/>
-    <w:semiHidden/>
-    <w:rsid w:val="00F368FF"/>
+    <w:rsid w:val="00DE1B2B"/>
     <w:rPr>
-      <w:rFonts w:eastAsiaTheme="majorEastAsia" w:cstheme="majorBidi"/>
-      <w:color w:val="0F4761" w:themeColor="accent1" w:themeShade="BF"/>
-      <w:sz w:val="28"/>
+      <w:rFonts w:ascii="Times New Roman" w:eastAsiaTheme="majorEastAsia" w:hAnsi="Times New Roman" w:cstheme="majorBidi"/>
+      <w:sz w:val="26"/>
       <w:szCs w:val="28"/>
     </w:rPr>
   </w:style>
@@ -6394,12 +8666,13 @@
     <w:link w:val="Heading4"/>
     <w:uiPriority w:val="9"/>
     <w:semiHidden/>
-    <w:rsid w:val="00F368FF"/>
+    <w:rsid w:val="00DE1B2B"/>
     <w:rPr>
-      <w:rFonts w:eastAsiaTheme="majorEastAsia" w:cstheme="majorBidi"/>
+      <w:rFonts w:ascii="Times New Roman" w:eastAsiaTheme="majorEastAsia" w:hAnsi="Times New Roman" w:cstheme="majorBidi"/>
       <w:i/>
       <w:iCs/>
-      <w:color w:val="0F4761" w:themeColor="accent1" w:themeShade="BF"/>
+      <w:sz w:val="26"/>
+      <w:szCs w:val="28"/>
     </w:rPr>
   </w:style>
   <w:style w:type="character" w:customStyle="1" w:styleId="Heading5Char">
@@ -6408,10 +8681,11 @@
     <w:link w:val="Heading5"/>
     <w:uiPriority w:val="9"/>
     <w:semiHidden/>
-    <w:rsid w:val="00F368FF"/>
+    <w:rsid w:val="00DE1B2B"/>
     <w:rPr>
-      <w:rFonts w:eastAsiaTheme="majorEastAsia" w:cstheme="majorBidi"/>
-      <w:color w:val="0F4761" w:themeColor="accent1" w:themeShade="BF"/>
+      <w:rFonts w:ascii="Times New Roman" w:eastAsiaTheme="majorEastAsia" w:hAnsi="Times New Roman" w:cstheme="majorBidi"/>
+      <w:b/>
+      <w:sz w:val="26"/>
     </w:rPr>
   </w:style>
   <w:style w:type="character" w:customStyle="1" w:styleId="Heading6Char">
@@ -6659,6 +8933,75 @@
       <w:color w:val="605E5C"/>
       <w:shd w:val="clear" w:color="auto" w:fill="E1DFDD"/>
     </w:rPr>
+  </w:style>
+  <w:style w:type="paragraph" w:styleId="NoSpacing">
+    <w:name w:val="No Spacing"/>
+    <w:uiPriority w:val="1"/>
+    <w:qFormat/>
+    <w:rsid w:val="00462099"/>
+    <w:pPr>
+      <w:spacing w:after="0" w:line="240" w:lineRule="auto"/>
+    </w:pPr>
+  </w:style>
+  <w:style w:type="paragraph" w:styleId="TOCHeading">
+    <w:name w:val="TOC Heading"/>
+    <w:basedOn w:val="Heading1"/>
+    <w:next w:val="Normal"/>
+    <w:uiPriority w:val="39"/>
+    <w:unhideWhenUsed/>
+    <w:qFormat/>
+    <w:rsid w:val="00DE1B2B"/>
+    <w:pPr>
+      <w:spacing w:before="240" w:after="0" w:line="259" w:lineRule="auto"/>
+      <w:outlineLvl w:val="9"/>
+    </w:pPr>
+    <w:rPr>
+      <w:rFonts w:asciiTheme="majorHAnsi" w:hAnsiTheme="majorHAnsi"/>
+      <w:b w:val="0"/>
+      <w:color w:val="0F4761" w:themeColor="accent1" w:themeShade="BF"/>
+      <w:kern w:val="0"/>
+      <w:sz w:val="32"/>
+      <w:szCs w:val="32"/>
+      <w14:ligatures w14:val="none"/>
+    </w:rPr>
+  </w:style>
+  <w:style w:type="paragraph" w:styleId="TOC1">
+    <w:name w:val="toc 1"/>
+    <w:basedOn w:val="Normal"/>
+    <w:next w:val="Normal"/>
+    <w:autoRedefine/>
+    <w:uiPriority w:val="39"/>
+    <w:unhideWhenUsed/>
+    <w:rsid w:val="00DE1B2B"/>
+    <w:pPr>
+      <w:spacing w:after="100"/>
+    </w:pPr>
+  </w:style>
+  <w:style w:type="paragraph" w:styleId="TOC2">
+    <w:name w:val="toc 2"/>
+    <w:basedOn w:val="Normal"/>
+    <w:next w:val="Normal"/>
+    <w:autoRedefine/>
+    <w:uiPriority w:val="39"/>
+    <w:unhideWhenUsed/>
+    <w:rsid w:val="00DE1B2B"/>
+    <w:pPr>
+      <w:spacing w:after="100"/>
+      <w:ind w:left="240"/>
+    </w:pPr>
+  </w:style>
+  <w:style w:type="paragraph" w:styleId="TOC3">
+    <w:name w:val="toc 3"/>
+    <w:basedOn w:val="Normal"/>
+    <w:next w:val="Normal"/>
+    <w:autoRedefine/>
+    <w:uiPriority w:val="39"/>
+    <w:unhideWhenUsed/>
+    <w:rsid w:val="00DE1B2B"/>
+    <w:pPr>
+      <w:spacing w:after="100"/>
+      <w:ind w:left="480"/>
+    </w:pPr>
   </w:style>
 </w:styles>
 </file>
@@ -6976,4 +9319,16 @@
     </a:ext>
   </a:extLst>
 </a:theme>
+</file>
+
+<file path=customXml/item1.xml><?xml version="1.0" encoding="utf-8"?>
+<b:Sources xmlns:b="http://schemas.openxmlformats.org/officeDocument/2006/bibliography" xmlns="http://schemas.openxmlformats.org/officeDocument/2006/bibliography" SelectedStyle="\APASixthEditionOfficeOnline.xsl" StyleName="APA" Version="6"/>
+</file>
+
+<file path=customXml/itemProps1.xml><?xml version="1.0" encoding="utf-8"?>
+<ds:datastoreItem xmlns:ds="http://schemas.openxmlformats.org/officeDocument/2006/customXml" ds:itemID="{CFC7C97D-3C3D-4553-B7E2-4151083A91F6}">
+  <ds:schemaRefs>
+    <ds:schemaRef ds:uri="http://schemas.openxmlformats.org/officeDocument/2006/bibliography"/>
+  </ds:schemaRefs>
+</ds:datastoreItem>
 </file>
--- a/tien_do_cong_viec/plan/bao_cao.docx
+++ b/tien_do_cong_viec/plan/bao_cao.docx
@@ -4,6 +4,14 @@
   <w:body>
     <w:sdt>
       <w:sdtPr>
+        <w:rPr>
+          <w:rFonts w:asciiTheme="minorHAnsi" w:eastAsiaTheme="minorHAnsi" w:hAnsiTheme="minorHAnsi" w:cstheme="minorBidi"/>
+          <w:color w:val="auto"/>
+          <w:kern w:val="2"/>
+          <w:sz w:val="24"/>
+          <w:szCs w:val="24"/>
+          <w14:ligatures w14:val="standardContextual"/>
+        </w:rPr>
         <w:id w:val="-1218039313"/>
         <w:docPartObj>
           <w:docPartGallery w:val="Table of Contents"/>
@@ -12,15 +20,9 @@
       </w:sdtPr>
       <w:sdtEndPr>
         <w:rPr>
-          <w:rFonts w:asciiTheme="minorHAnsi" w:eastAsiaTheme="minorHAnsi" w:hAnsiTheme="minorHAnsi" w:cstheme="minorBidi"/>
           <w:b/>
           <w:bCs/>
           <w:noProof/>
-          <w:color w:val="auto"/>
-          <w:kern w:val="2"/>
-          <w:sz w:val="24"/>
-          <w:szCs w:val="24"/>
-          <w14:ligatures w14:val="standardContextual"/>
         </w:rPr>
       </w:sdtEndPr>
       <w:sdtContent>
@@ -3975,24 +3977,209 @@
     <w:p>
       <w:pPr>
         <w:spacing w:line="360" w:lineRule="auto"/>
-        <w:rPr>
-          <w:rFonts w:ascii="Times New Roman" w:hAnsi="Times New Roman" w:cs="Times New Roman"/>
-          <w:sz w:val="26"/>
-          <w:szCs w:val="26"/>
-        </w:rPr>
-      </w:pPr>
-      <w:r>
-        <w:rPr>
-          <w:rFonts w:ascii="Times New Roman" w:hAnsi="Times New Roman" w:cs="Times New Roman"/>
-          <w:sz w:val="26"/>
-          <w:szCs w:val="26"/>
-        </w:rPr>
+        <w:jc w:val="center"/>
+        <w:rPr>
+          <w:rFonts w:ascii="Times New Roman" w:hAnsi="Times New Roman" w:cs="Times New Roman"/>
+          <w:sz w:val="26"/>
+          <w:szCs w:val="26"/>
+        </w:rPr>
+      </w:pPr>
+      <w:r>
+        <w:rPr>
+          <w:noProof/>
+        </w:rPr>
+        <w:drawing>
+          <wp:inline distT="0" distB="0" distL="0" distR="0" wp14:anchorId="4F499198" wp14:editId="23867CA2">
+            <wp:extent cx="4910471" cy="2446317"/>
+            <wp:effectExtent l="0" t="0" r="4445" b="0"/>
+            <wp:docPr id="1497770719" name="Picture 4"/>
+            <wp:cNvGraphicFramePr>
+              <a:graphicFrameLocks xmlns:a="http://schemas.openxmlformats.org/drawingml/2006/main" noChangeAspect="1"/>
+            </wp:cNvGraphicFramePr>
+            <a:graphic xmlns:a="http://schemas.openxmlformats.org/drawingml/2006/main">
+              <a:graphicData uri="http://schemas.openxmlformats.org/drawingml/2006/picture">
+                <pic:pic xmlns:pic="http://schemas.openxmlformats.org/drawingml/2006/picture">
+                  <pic:nvPicPr>
+                    <pic:cNvPr id="0" name="Picture 22"/>
+                    <pic:cNvPicPr>
+                      <a:picLocks noChangeAspect="1" noChangeArrowheads="1"/>
+                    </pic:cNvPicPr>
+                  </pic:nvPicPr>
+                  <pic:blipFill>
+                    <a:blip r:embed="rId6">
+                      <a:extLst>
+                        <a:ext uri="{28A0092B-C50C-407E-A947-70E740481C1C}">
+                          <a14:useLocalDpi xmlns:a14="http://schemas.microsoft.com/office/drawing/2010/main" val="0"/>
+                        </a:ext>
+                      </a:extLst>
+                    </a:blip>
+                    <a:srcRect/>
+                    <a:stretch>
+                      <a:fillRect/>
+                    </a:stretch>
+                  </pic:blipFill>
+                  <pic:spPr bwMode="auto">
+                    <a:xfrm>
+                      <a:off x="0" y="0"/>
+                      <a:ext cx="4918740" cy="2450437"/>
+                    </a:xfrm>
+                    <a:prstGeom prst="rect">
+                      <a:avLst/>
+                    </a:prstGeom>
+                    <a:noFill/>
+                    <a:ln>
+                      <a:noFill/>
+                    </a:ln>
+                  </pic:spPr>
+                </pic:pic>
+              </a:graphicData>
+            </a:graphic>
+          </wp:inline>
+        </w:drawing>
+      </w:r>
+    </w:p>
+    <w:p>
+      <w:pPr>
+        <w:spacing w:line="360" w:lineRule="auto"/>
+        <w:jc w:val="center"/>
+        <w:rPr>
+          <w:rFonts w:ascii="Times New Roman" w:hAnsi="Times New Roman" w:cs="Times New Roman"/>
+          <w:i/>
+          <w:iCs/>
+          <w:sz w:val="26"/>
+          <w:szCs w:val="26"/>
+        </w:rPr>
+      </w:pPr>
+      <w:r>
+        <w:rPr>
+          <w:rFonts w:ascii="Times New Roman" w:hAnsi="Times New Roman" w:cs="Times New Roman"/>
+          <w:i/>
+          <w:iCs/>
+          <w:sz w:val="26"/>
+          <w:szCs w:val="26"/>
+        </w:rPr>
+        <w:t>Hình 2.1. Kiến trúc cơ bản của mạng Convolutional Neural Network (CNN)</w:t>
+      </w:r>
+    </w:p>
+    <w:p>
+      <w:pPr>
+        <w:spacing w:line="360" w:lineRule="auto"/>
+        <w:rPr>
+          <w:rFonts w:ascii="Times New Roman" w:hAnsi="Times New Roman" w:cs="Times New Roman"/>
+          <w:sz w:val="26"/>
+          <w:szCs w:val="26"/>
+        </w:rPr>
+      </w:pPr>
+    </w:p>
+    <w:p>
+      <w:pPr>
+        <w:spacing w:line="360" w:lineRule="auto"/>
+        <w:rPr>
+          <w:rFonts w:ascii="Times New Roman" w:hAnsi="Times New Roman" w:cs="Times New Roman"/>
+          <w:sz w:val="26"/>
+          <w:szCs w:val="26"/>
+        </w:rPr>
+      </w:pPr>
+      <w:r>
+        <w:rPr>
+          <w:rFonts w:ascii="Times New Roman" w:hAnsi="Times New Roman" w:cs="Times New Roman"/>
+          <w:sz w:val="26"/>
+          <w:szCs w:val="26"/>
+        </w:rPr>
+        <w:lastRenderedPageBreak/>
         <w:t>Tầng tích chập (Convolution Layer) đóng vai trò trích xuất đặc trưng từ ảnh đầu vào. Tại mỗi vị trí, một bộ lọc kích thước nhỏ được trượt trên ảnh để thực hiện phép tích chập, tạo ra các bản đồ đặc trưng (feature maps). Mỗi bộ lọc sẽ học cách phát hiện một loại đặc trưng nhất định, chẳng hạn như cạnh ngang, cạnh dọc hoặc các mẫu hình học phức tạp hơn [3].</w:t>
       </w:r>
     </w:p>
     <w:p>
       <w:pPr>
         <w:spacing w:line="360" w:lineRule="auto"/>
+        <w:jc w:val="center"/>
+        <w:rPr>
+          <w:rFonts w:ascii="Times New Roman" w:hAnsi="Times New Roman" w:cs="Times New Roman"/>
+          <w:sz w:val="26"/>
+          <w:szCs w:val="26"/>
+        </w:rPr>
+      </w:pPr>
+      <w:r>
+        <w:rPr>
+          <w:noProof/>
+        </w:rPr>
+        <w:drawing>
+          <wp:inline distT="0" distB="0" distL="0" distR="0" wp14:anchorId="3B92297C" wp14:editId="7D60889B">
+            <wp:extent cx="4536374" cy="2636040"/>
+            <wp:effectExtent l="0" t="0" r="0" b="0"/>
+            <wp:docPr id="934574713" name="Picture 5" descr="Medical Image Recognition: An Explanation and Hands-On Example of Convolutional Networks | Springer Nature Link"/>
+            <wp:cNvGraphicFramePr>
+              <a:graphicFrameLocks xmlns:a="http://schemas.openxmlformats.org/drawingml/2006/main" noChangeAspect="1"/>
+            </wp:cNvGraphicFramePr>
+            <a:graphic xmlns:a="http://schemas.openxmlformats.org/drawingml/2006/main">
+              <a:graphicData uri="http://schemas.openxmlformats.org/drawingml/2006/picture">
+                <pic:pic xmlns:pic="http://schemas.openxmlformats.org/drawingml/2006/picture">
+                  <pic:nvPicPr>
+                    <pic:cNvPr id="0" name="Picture 24" descr="Medical Image Recognition: An Explanation and Hands-On Example of Convolutional Networks | Springer Nature Link"/>
+                    <pic:cNvPicPr>
+                      <a:picLocks noChangeAspect="1" noChangeArrowheads="1"/>
+                    </pic:cNvPicPr>
+                  </pic:nvPicPr>
+                  <pic:blipFill>
+                    <a:blip r:embed="rId7">
+                      <a:extLst>
+                        <a:ext uri="{28A0092B-C50C-407E-A947-70E740481C1C}">
+                          <a14:useLocalDpi xmlns:a14="http://schemas.microsoft.com/office/drawing/2010/main" val="0"/>
+                        </a:ext>
+                      </a:extLst>
+                    </a:blip>
+                    <a:srcRect/>
+                    <a:stretch>
+                      <a:fillRect/>
+                    </a:stretch>
+                  </pic:blipFill>
+                  <pic:spPr bwMode="auto">
+                    <a:xfrm>
+                      <a:off x="0" y="0"/>
+                      <a:ext cx="4539488" cy="2637850"/>
+                    </a:xfrm>
+                    <a:prstGeom prst="rect">
+                      <a:avLst/>
+                    </a:prstGeom>
+                    <a:noFill/>
+                    <a:ln>
+                      <a:noFill/>
+                    </a:ln>
+                  </pic:spPr>
+                </pic:pic>
+              </a:graphicData>
+            </a:graphic>
+          </wp:inline>
+        </w:drawing>
+      </w:r>
+    </w:p>
+    <w:p>
+      <w:pPr>
+        <w:spacing w:line="360" w:lineRule="auto"/>
+        <w:jc w:val="center"/>
+        <w:rPr>
+          <w:rFonts w:ascii="Times New Roman" w:hAnsi="Times New Roman" w:cs="Times New Roman"/>
+          <w:i/>
+          <w:iCs/>
+          <w:sz w:val="26"/>
+          <w:szCs w:val="26"/>
+        </w:rPr>
+      </w:pPr>
+      <w:r>
+        <w:rPr>
+          <w:rFonts w:ascii="Times New Roman" w:hAnsi="Times New Roman" w:cs="Times New Roman"/>
+          <w:i/>
+          <w:iCs/>
+          <w:sz w:val="26"/>
+          <w:szCs w:val="26"/>
+        </w:rPr>
+        <w:t>Hình 2.2. Minh họa quá trình tích chập trong CNN</w:t>
+      </w:r>
+    </w:p>
+    <w:p>
+      <w:pPr>
+        <w:spacing w:line="360" w:lineRule="auto"/>
         <w:rPr>
           <w:rFonts w:ascii="Times New Roman" w:hAnsi="Times New Roman" w:cs="Times New Roman"/>
           <w:sz w:val="26"/>
@@ -4023,8 +4210,28 @@
           <w:sz w:val="26"/>
           <w:szCs w:val="26"/>
         </w:rPr>
-        <w:t xml:space="preserve">Tầng gộp (Pooling Layer) được sử dụng để giảm kích thước không gian của các bản đồ đặc trưng. Quá trình này giúp giảm số lượng tham số cần học, hạn chế hiện tượng quá </w:t>
-      </w:r>
+        <w:t>Tầng gộp (Pooling Layer) được sử dụng để giảm kích thước không gian của các bản đồ đặc trưng. Quá trình này giúp giảm số lượng tham số cần học, hạn chế hiện tượng quá khớp và tăng khả năng khái quát hóa của mô hình. Trong thực tế, Max Pooling là phương pháp được sử dụng rộng rãi nhất do khả năng giữ lại những đặc trưng nổi bật trong vùng quan sát [3].</w:t>
+      </w:r>
+    </w:p>
+    <w:p>
+      <w:pPr>
+        <w:spacing w:line="360" w:lineRule="auto"/>
+        <w:rPr>
+          <w:rFonts w:ascii="Times New Roman" w:hAnsi="Times New Roman" w:cs="Times New Roman"/>
+          <w:sz w:val="26"/>
+          <w:szCs w:val="26"/>
+        </w:rPr>
+      </w:pPr>
+    </w:p>
+    <w:p>
+      <w:pPr>
+        <w:spacing w:line="360" w:lineRule="auto"/>
+        <w:rPr>
+          <w:rFonts w:ascii="Times New Roman" w:hAnsi="Times New Roman" w:cs="Times New Roman"/>
+          <w:sz w:val="26"/>
+          <w:szCs w:val="26"/>
+        </w:rPr>
+      </w:pPr>
       <w:r>
         <w:rPr>
           <w:rFonts w:ascii="Times New Roman" w:hAnsi="Times New Roman" w:cs="Times New Roman"/>
@@ -4032,24 +4239,6 @@
           <w:szCs w:val="26"/>
         </w:rPr>
         <w:lastRenderedPageBreak/>
-        <w:t>khớp và tăng khả năng khái quát hóa của mô hình. Trong thực tế, Max Pooling là phương pháp được sử dụng rộng rãi nhất do khả năng giữ lại những đặc trưng nổi bật trong vùng quan sát [3].</w:t>
-      </w:r>
-    </w:p>
-    <w:p>
-      <w:pPr>
-        <w:spacing w:line="360" w:lineRule="auto"/>
-        <w:rPr>
-          <w:rFonts w:ascii="Times New Roman" w:hAnsi="Times New Roman" w:cs="Times New Roman"/>
-          <w:sz w:val="26"/>
-          <w:szCs w:val="26"/>
-        </w:rPr>
-      </w:pPr>
-      <w:r>
-        <w:rPr>
-          <w:rFonts w:ascii="Times New Roman" w:hAnsi="Times New Roman" w:cs="Times New Roman"/>
-          <w:sz w:val="26"/>
-          <w:szCs w:val="26"/>
-        </w:rPr>
         <w:t>Ở các tầng cuối, đặc trưng đã được trích xuất sẽ được đưa vào các tầng kết nối đầy đủ (Fully Connected Layer) để thực hiện quá trình phân loại. Đầu ra cuối cùng thường được chuẩn hóa bằng hàm Softmax nhằm tạo ra phân bố xác suất trên các lớp cần dự đoán.</w:t>
       </w:r>
     </w:p>
@@ -4087,6 +4276,93 @@
     <w:p>
       <w:pPr>
         <w:spacing w:line="360" w:lineRule="auto"/>
+        <w:jc w:val="center"/>
+        <w:rPr>
+          <w:rFonts w:ascii="Times New Roman" w:hAnsi="Times New Roman" w:cs="Times New Roman"/>
+          <w:sz w:val="26"/>
+          <w:szCs w:val="26"/>
+        </w:rPr>
+      </w:pPr>
+      <w:r>
+        <w:rPr>
+          <w:noProof/>
+        </w:rPr>
+        <w:drawing>
+          <wp:inline distT="0" distB="0" distL="0" distR="0" wp14:anchorId="6F664629" wp14:editId="3CCBE60F">
+            <wp:extent cx="4607626" cy="2021251"/>
+            <wp:effectExtent l="0" t="0" r="2540" b="0"/>
+            <wp:docPr id="1266544524" name="Picture 7" descr="A review of the evolution and concepts of deep learning and AI in the textile industry - Nilesh Ingle, Warren J. Jasper, 2025"/>
+            <wp:cNvGraphicFramePr>
+              <a:graphicFrameLocks xmlns:a="http://schemas.openxmlformats.org/drawingml/2006/main" noChangeAspect="1"/>
+            </wp:cNvGraphicFramePr>
+            <a:graphic xmlns:a="http://schemas.openxmlformats.org/drawingml/2006/main">
+              <a:graphicData uri="http://schemas.openxmlformats.org/drawingml/2006/picture">
+                <pic:pic xmlns:pic="http://schemas.openxmlformats.org/drawingml/2006/picture">
+                  <pic:nvPicPr>
+                    <pic:cNvPr id="0" name="Picture 28" descr="A review of the evolution and concepts of deep learning and AI in the textile industry - Nilesh Ingle, Warren J. Jasper, 2025"/>
+                    <pic:cNvPicPr>
+                      <a:picLocks noChangeAspect="1" noChangeArrowheads="1"/>
+                    </pic:cNvPicPr>
+                  </pic:nvPicPr>
+                  <pic:blipFill>
+                    <a:blip r:embed="rId8" cstate="print">
+                      <a:extLst>
+                        <a:ext uri="{28A0092B-C50C-407E-A947-70E740481C1C}">
+                          <a14:useLocalDpi xmlns:a14="http://schemas.microsoft.com/office/drawing/2010/main" val="0"/>
+                        </a:ext>
+                      </a:extLst>
+                    </a:blip>
+                    <a:srcRect/>
+                    <a:stretch>
+                      <a:fillRect/>
+                    </a:stretch>
+                  </pic:blipFill>
+                  <pic:spPr bwMode="auto">
+                    <a:xfrm>
+                      <a:off x="0" y="0"/>
+                      <a:ext cx="4613476" cy="2023817"/>
+                    </a:xfrm>
+                    <a:prstGeom prst="rect">
+                      <a:avLst/>
+                    </a:prstGeom>
+                    <a:noFill/>
+                    <a:ln>
+                      <a:noFill/>
+                    </a:ln>
+                  </pic:spPr>
+                </pic:pic>
+              </a:graphicData>
+            </a:graphic>
+          </wp:inline>
+        </w:drawing>
+      </w:r>
+    </w:p>
+    <w:p>
+      <w:pPr>
+        <w:spacing w:line="360" w:lineRule="auto"/>
+        <w:jc w:val="center"/>
+        <w:rPr>
+          <w:rFonts w:ascii="Times New Roman" w:hAnsi="Times New Roman" w:cs="Times New Roman"/>
+          <w:i/>
+          <w:iCs/>
+          <w:sz w:val="26"/>
+          <w:szCs w:val="26"/>
+        </w:rPr>
+      </w:pPr>
+      <w:r>
+        <w:rPr>
+          <w:rFonts w:ascii="Times New Roman" w:hAnsi="Times New Roman" w:cs="Times New Roman"/>
+          <w:i/>
+          <w:iCs/>
+          <w:sz w:val="26"/>
+          <w:szCs w:val="26"/>
+        </w:rPr>
+        <w:t>Hình 2.3. Cơ chế học đặc trưng phân cấp của CNN</w:t>
+      </w:r>
+    </w:p>
+    <w:p>
+      <w:pPr>
+        <w:spacing w:line="360" w:lineRule="auto"/>
         <w:rPr>
           <w:rFonts w:ascii="Times New Roman" w:hAnsi="Times New Roman" w:cs="Times New Roman"/>
           <w:sz w:val="26"/>
@@ -4135,7 +4411,16 @@
           <w:sz w:val="26"/>
           <w:szCs w:val="26"/>
         </w:rPr>
-        <w:t>Khi số lượng tầng tăng lên, CNN dần học được các biểu diễn phức tạp hơn. Những tầng gần đầu vào thường nhận biết các đặc trưng cơ bản như cạnh hoặc màu sắc, trong khi các tầng sâu hơn có thể mô tả các cấu trúc đặc trưng của đối tượng. Đối với bài toán nhận diện biển báo giao thông, quá trình này giúp mô hình phân biệt được những biển báo có hình dạng hoặc màu sắc tương đồng nhưng khác nhau ở các chi tiết nhỏ.</w:t>
+        <w:t xml:space="preserve">Khi số lượng tầng tăng lên, CNN dần học được các biểu diễn phức tạp hơn. Những tầng gần đầu vào thường nhận biết các đặc trưng cơ bản như cạnh hoặc màu sắc, trong khi các tầng sâu hơn có thể mô tả các cấu trúc đặc trưng của đối tượng. Đối với bài toán nhận </w:t>
+      </w:r>
+      <w:r>
+        <w:rPr>
+          <w:rFonts w:ascii="Times New Roman" w:hAnsi="Times New Roman" w:cs="Times New Roman"/>
+          <w:sz w:val="26"/>
+          <w:szCs w:val="26"/>
+        </w:rPr>
+        <w:lastRenderedPageBreak/>
+        <w:t>diện biển báo giao thông, quá trình này giúp mô hình phân biệt được những biển báo có hình dạng hoặc màu sắc tương đồng nhưng khác nhau ở các chi tiết nhỏ.</w:t>
       </w:r>
     </w:p>
     <w:p>
@@ -4184,277 +4469,569 @@
           <w:sz w:val="26"/>
           <w:szCs w:val="26"/>
         </w:rPr>
+        <w:t>Đối với những hệ thống nhận diện biển báo theo hướng hai giai đoạn, CNN thường được sử dụng sau bước phát hiện đối tượng. Sau khi vùng chứa biển báo được xác định bởi bộ phát hiện, ảnh biển báo sẽ được cắt ra và đưa vào mạng CNN để thực hiện phân loại chi tiết. Cách tiếp cận này giúp mô hình tập trung hoàn toàn vào thông tin của biển báo thay vì phải xử lý toàn bộ khung hình.</w:t>
+      </w:r>
+    </w:p>
+    <w:p>
+      <w:pPr>
+        <w:spacing w:line="360" w:lineRule="auto"/>
+        <w:rPr>
+          <w:rFonts w:ascii="Times New Roman" w:hAnsi="Times New Roman" w:cs="Times New Roman"/>
+          <w:sz w:val="26"/>
+          <w:szCs w:val="26"/>
+        </w:rPr>
+      </w:pPr>
+      <w:r>
+        <w:rPr>
+          <w:rFonts w:ascii="Times New Roman" w:hAnsi="Times New Roman" w:cs="Times New Roman"/>
+          <w:sz w:val="26"/>
+          <w:szCs w:val="26"/>
+        </w:rPr>
+        <w:t>Trong phạm vi đề tài, CNN được sử dụng ở pipeline kết hợp giữa bộ phát hiện đối tượng và bộ phân loại ảnh. Sau khi mô hình YOLO xác định vị trí biển báo, vùng ảnh tương ứng sẽ được trích xuất và đưa vào CNN để dự đoán lớp cuối cùng. Hai kiến trúc được nghiên cứu là ResNet và EfficientNet, đây đều là những mô hình đã chứng minh hiệu quả cao trong các nhiệm vụ phân loại ảnh hiện đại [15]–[17].</w:t>
+      </w:r>
+    </w:p>
+    <w:p>
+      <w:pPr>
+        <w:pStyle w:val="Heading2"/>
+      </w:pPr>
+      <w:bookmarkStart w:id="19" w:name="_Toc232088674"/>
+      <w:r>
+        <w:t>2.2</w:t>
+      </w:r>
+      <w:r>
+        <w:t>. Object Detection</w:t>
+      </w:r>
+      <w:bookmarkEnd w:id="19"/>
+    </w:p>
+    <w:p>
+      <w:pPr>
+        <w:pStyle w:val="Heading3"/>
+      </w:pPr>
+      <w:bookmarkStart w:id="20" w:name="_Toc232088675"/>
+      <w:r>
+        <w:t>2.2</w:t>
+      </w:r>
+      <w:r>
+        <w:t>.1. Khái niệm Object Detection</w:t>
+      </w:r>
+      <w:bookmarkEnd w:id="20"/>
+    </w:p>
+    <w:p>
+      <w:pPr>
+        <w:spacing w:line="360" w:lineRule="auto"/>
+        <w:rPr>
+          <w:rFonts w:ascii="Times New Roman" w:hAnsi="Times New Roman" w:cs="Times New Roman"/>
+          <w:sz w:val="26"/>
+          <w:szCs w:val="26"/>
+        </w:rPr>
+      </w:pPr>
+      <w:r>
+        <w:rPr>
+          <w:rFonts w:ascii="Times New Roman" w:hAnsi="Times New Roman" w:cs="Times New Roman"/>
+          <w:sz w:val="26"/>
+          <w:szCs w:val="26"/>
+        </w:rPr>
+        <w:t>Object Detection là bài toán xác định vị trí và phân loại các đối tượng xuất hiện trong ảnh hoặc video. Khác với Image Classification chỉ đưa ra nhãn cho toàn bộ ảnh, Object Detection yêu cầu hệ thống đồng thời trả lời hai câu hỏi: đối tượng nằm ở đâu và đối tượng đó thuộc lớp nào [1], [2].</w:t>
+      </w:r>
+    </w:p>
+    <w:p>
+      <w:pPr>
+        <w:spacing w:line="360" w:lineRule="auto"/>
+        <w:rPr>
+          <w:rFonts w:ascii="Times New Roman" w:hAnsi="Times New Roman" w:cs="Times New Roman"/>
+          <w:sz w:val="26"/>
+          <w:szCs w:val="26"/>
+        </w:rPr>
+      </w:pPr>
+      <w:r>
+        <w:rPr>
+          <w:rFonts w:ascii="Times New Roman" w:hAnsi="Times New Roman" w:cs="Times New Roman"/>
+          <w:sz w:val="26"/>
+          <w:szCs w:val="26"/>
+        </w:rPr>
+        <w:t>Kết quả của một mô hình Object Detection thường bao gồm các khung giới hạn (bounding box), nhãn lớp và độ tin cậy tương ứng. Mỗi bounding box được biểu diễn bằng tọa độ xác định vùng chứa đối tượng trong ảnh, trong khi nhãn lớp mô tả loại đối tượng được phát hiện.</w:t>
+      </w:r>
+    </w:p>
+    <w:p>
+      <w:pPr>
+        <w:spacing w:line="360" w:lineRule="auto"/>
+        <w:rPr>
+          <w:rFonts w:ascii="Times New Roman" w:hAnsi="Times New Roman" w:cs="Times New Roman"/>
+          <w:sz w:val="26"/>
+          <w:szCs w:val="26"/>
+        </w:rPr>
+      </w:pPr>
+      <w:r>
+        <w:rPr>
+          <w:rFonts w:ascii="Times New Roman" w:hAnsi="Times New Roman" w:cs="Times New Roman"/>
+          <w:sz w:val="26"/>
+          <w:szCs w:val="26"/>
+        </w:rPr>
         <w:lastRenderedPageBreak/>
-        <w:t>Đối với những hệ thống nhận diện biển báo theo hướng hai giai đoạn, CNN thường được sử dụng sau bước phát hiện đối tượng. Sau khi vùng chứa biển báo được xác định bởi bộ phát hiện, ảnh biển báo sẽ được cắt ra và đưa vào mạng CNN để thực hiện phân loại chi tiết. Cách tiếp cận này giúp mô hình tập trung hoàn toàn vào thông tin của biển báo thay vì phải xử lý toàn bộ khung hình.</w:t>
-      </w:r>
-    </w:p>
-    <w:p>
-      <w:pPr>
-        <w:spacing w:line="360" w:lineRule="auto"/>
-        <w:rPr>
-          <w:rFonts w:ascii="Times New Roman" w:hAnsi="Times New Roman" w:cs="Times New Roman"/>
-          <w:sz w:val="26"/>
-          <w:szCs w:val="26"/>
-        </w:rPr>
-      </w:pPr>
-      <w:r>
-        <w:rPr>
-          <w:rFonts w:ascii="Times New Roman" w:hAnsi="Times New Roman" w:cs="Times New Roman"/>
-          <w:sz w:val="26"/>
-          <w:szCs w:val="26"/>
-        </w:rPr>
-        <w:t>Trong phạm vi đề tài, CNN được sử dụng ở pipeline kết hợp giữa bộ phát hiện đối tượng và bộ phân loại ảnh. Sau khi mô hình YOLO xác định vị trí biển báo, vùng ảnh tương ứng sẽ được trích xuất và đưa vào CNN để dự đoán lớp cuối cùng. Hai kiến trúc được nghiên cứu là ResNet và EfficientNet, đây đều là những mô hình đã chứng minh hiệu quả cao trong các nhiệm vụ phân loại ảnh hiện đại [15]–[17].</w:t>
-      </w:r>
-    </w:p>
-    <w:p>
-      <w:pPr>
-        <w:pStyle w:val="Heading2"/>
-      </w:pPr>
-      <w:bookmarkStart w:id="19" w:name="_Toc232088674"/>
+        <w:t>Object Detection là một trong những bài toán trung tâm của Computer Vision và được ứng dụng rộng rãi trong nhiều lĩnh vực như giám sát an ninh, phương tiện tự hành, robot, y tế và giao thông thông minh. Trong các hệ thống hỗ trợ lái xe, khả năng phát hiện chính xác biển báo, người đi bộ hoặc phương tiện giao thông đóng vai trò quan trọng đối với quá trình ra quyết định của hệ thống.</w:t>
+      </w:r>
+    </w:p>
+    <w:p>
+      <w:pPr>
+        <w:pStyle w:val="Heading3"/>
+      </w:pPr>
+      <w:bookmarkStart w:id="21" w:name="_Toc232088676"/>
       <w:r>
         <w:t>2.2</w:t>
       </w:r>
       <w:r>
-        <w:t>. Object Detection</w:t>
-      </w:r>
-      <w:bookmarkEnd w:id="19"/>
+        <w:t>.2. Các thành phần của bài toán Object Detection</w:t>
+      </w:r>
+      <w:bookmarkEnd w:id="21"/>
+    </w:p>
+    <w:p>
+      <w:pPr>
+        <w:spacing w:line="360" w:lineRule="auto"/>
+        <w:rPr>
+          <w:rFonts w:ascii="Times New Roman" w:hAnsi="Times New Roman" w:cs="Times New Roman"/>
+          <w:sz w:val="26"/>
+          <w:szCs w:val="26"/>
+        </w:rPr>
+      </w:pPr>
+      <w:r>
+        <w:rPr>
+          <w:rFonts w:ascii="Times New Roman" w:hAnsi="Times New Roman" w:cs="Times New Roman"/>
+          <w:sz w:val="26"/>
+          <w:szCs w:val="26"/>
+        </w:rPr>
+        <w:t>Một hệ thống phát hiện đối tượng hiện đại thường bao gồm ba nhiệm vụ chính: trích xuất đặc trưng, định vị đối tượng và phân loại đối tượng.</w:t>
+      </w:r>
+    </w:p>
+    <w:p>
+      <w:pPr>
+        <w:spacing w:line="360" w:lineRule="auto"/>
+        <w:rPr>
+          <w:rFonts w:ascii="Times New Roman" w:hAnsi="Times New Roman" w:cs="Times New Roman"/>
+          <w:sz w:val="26"/>
+          <w:szCs w:val="26"/>
+        </w:rPr>
+      </w:pPr>
+      <w:r>
+        <w:rPr>
+          <w:rFonts w:ascii="Times New Roman" w:hAnsi="Times New Roman" w:cs="Times New Roman"/>
+          <w:sz w:val="26"/>
+          <w:szCs w:val="26"/>
+        </w:rPr>
+        <w:t>Giai đoạn đầu tiên là trích xuất đặc trưng từ ảnh đầu vào. Các mạng CNN hoặc các backbone hiện đại được sử dụng để chuyển đổi dữ liệu ảnh thành các biểu diễn đặc trưng giàu thông tin. Những đặc trưng này đóng vai trò nền tảng cho các bước xử lý tiếp theo [7].</w:t>
+      </w:r>
+    </w:p>
+    <w:p>
+      <w:pPr>
+        <w:spacing w:line="360" w:lineRule="auto"/>
+        <w:rPr>
+          <w:rFonts w:ascii="Times New Roman" w:hAnsi="Times New Roman" w:cs="Times New Roman"/>
+          <w:sz w:val="26"/>
+          <w:szCs w:val="26"/>
+        </w:rPr>
+      </w:pPr>
+      <w:r>
+        <w:rPr>
+          <w:rFonts w:ascii="Times New Roman" w:hAnsi="Times New Roman" w:cs="Times New Roman"/>
+          <w:sz w:val="26"/>
+          <w:szCs w:val="26"/>
+        </w:rPr>
+        <w:t>Tiếp theo là nhiệm vụ định vị đối tượng (Localization). Mục tiêu của giai đoạn này là xác định vị trí xuất hiện của đối tượng thông qua các bounding box. Độ chính xác của bounding box ảnh hưởng trực tiếp đến hiệu quả của toàn bộ hệ thống phát hiện.</w:t>
+      </w:r>
+    </w:p>
+    <w:p>
+      <w:pPr>
+        <w:spacing w:line="360" w:lineRule="auto"/>
+        <w:jc w:val="center"/>
+        <w:rPr>
+          <w:rFonts w:ascii="Times New Roman" w:hAnsi="Times New Roman" w:cs="Times New Roman"/>
+          <w:sz w:val="26"/>
+          <w:szCs w:val="26"/>
+        </w:rPr>
+      </w:pPr>
+      <w:r>
+        <w:rPr>
+          <w:rFonts w:ascii="Times New Roman" w:hAnsi="Times New Roman" w:cs="Times New Roman"/>
+          <w:sz w:val="26"/>
+          <w:szCs w:val="26"/>
+        </w:rPr>
+        <w:drawing>
+          <wp:inline distT="0" distB="0" distL="0" distR="0" wp14:anchorId="09E7590C" wp14:editId="14EF0015">
+            <wp:extent cx="4714257" cy="2814452"/>
+            <wp:effectExtent l="0" t="0" r="0" b="5080"/>
+            <wp:docPr id="1605030485" name="Picture 1"/>
+            <wp:cNvGraphicFramePr>
+              <a:graphicFrameLocks xmlns:a="http://schemas.openxmlformats.org/drawingml/2006/main" noChangeAspect="1"/>
+            </wp:cNvGraphicFramePr>
+            <a:graphic xmlns:a="http://schemas.openxmlformats.org/drawingml/2006/main">
+              <a:graphicData uri="http://schemas.openxmlformats.org/drawingml/2006/picture">
+                <pic:pic xmlns:pic="http://schemas.openxmlformats.org/drawingml/2006/picture">
+                  <pic:nvPicPr>
+                    <pic:cNvPr id="1605030485" name=""/>
+                    <pic:cNvPicPr/>
+                  </pic:nvPicPr>
+                  <pic:blipFill>
+                    <a:blip r:embed="rId9"/>
+                    <a:stretch>
+                      <a:fillRect/>
+                    </a:stretch>
+                  </pic:blipFill>
+                  <pic:spPr>
+                    <a:xfrm>
+                      <a:off x="0" y="0"/>
+                      <a:ext cx="4727448" cy="2822327"/>
+                    </a:xfrm>
+                    <a:prstGeom prst="rect">
+                      <a:avLst/>
+                    </a:prstGeom>
+                  </pic:spPr>
+                </pic:pic>
+              </a:graphicData>
+            </a:graphic>
+          </wp:inline>
+        </w:drawing>
+      </w:r>
+    </w:p>
+    <w:p>
+      <w:pPr>
+        <w:spacing w:line="360" w:lineRule="auto"/>
+        <w:jc w:val="center"/>
+        <w:rPr>
+          <w:rFonts w:ascii="Times New Roman" w:hAnsi="Times New Roman" w:cs="Times New Roman"/>
+          <w:i/>
+          <w:iCs/>
+          <w:sz w:val="26"/>
+          <w:szCs w:val="26"/>
+        </w:rPr>
+      </w:pPr>
+      <w:r>
+        <w:rPr>
+          <w:rFonts w:ascii="Times New Roman" w:hAnsi="Times New Roman" w:cs="Times New Roman"/>
+          <w:sz w:val="26"/>
+          <w:szCs w:val="26"/>
+        </w:rPr>
+        <w:tab/>
+      </w:r>
+      <w:r>
+        <w:rPr>
+          <w:rFonts w:ascii="Times New Roman" w:hAnsi="Times New Roman" w:cs="Times New Roman"/>
+          <w:i/>
+          <w:iCs/>
+          <w:sz w:val="26"/>
+          <w:szCs w:val="26"/>
+        </w:rPr>
+        <w:t>Hình 2.</w:t>
+      </w:r>
+      <w:r>
+        <w:rPr>
+          <w:rFonts w:ascii="Times New Roman" w:hAnsi="Times New Roman" w:cs="Times New Roman"/>
+          <w:i/>
+          <w:iCs/>
+          <w:sz w:val="26"/>
+          <w:szCs w:val="26"/>
+        </w:rPr>
+        <w:t>4</w:t>
+      </w:r>
+      <w:r>
+        <w:rPr>
+          <w:rFonts w:ascii="Times New Roman" w:hAnsi="Times New Roman" w:cs="Times New Roman"/>
+          <w:i/>
+          <w:iCs/>
+          <w:sz w:val="26"/>
+          <w:szCs w:val="26"/>
+        </w:rPr>
+        <w:t xml:space="preserve">. </w:t>
+      </w:r>
+      <w:r>
+        <w:rPr>
+          <w:rFonts w:ascii="Times New Roman" w:hAnsi="Times New Roman" w:cs="Times New Roman"/>
+          <w:i/>
+          <w:iCs/>
+          <w:sz w:val="26"/>
+          <w:szCs w:val="26"/>
+        </w:rPr>
+        <w:t>Các thành phần của Object Detection</w:t>
+      </w:r>
+    </w:p>
+    <w:p>
+      <w:pPr>
+        <w:tabs>
+          <w:tab w:val="left" w:pos="3067"/>
+        </w:tabs>
+        <w:rPr>
+          <w:rFonts w:ascii="Times New Roman" w:hAnsi="Times New Roman" w:cs="Times New Roman"/>
+          <w:sz w:val="26"/>
+          <w:szCs w:val="26"/>
+        </w:rPr>
+      </w:pPr>
+    </w:p>
+    <w:p>
+      <w:pPr>
+        <w:spacing w:line="360" w:lineRule="auto"/>
+        <w:rPr>
+          <w:rFonts w:ascii="Times New Roman" w:hAnsi="Times New Roman" w:cs="Times New Roman"/>
+          <w:sz w:val="26"/>
+          <w:szCs w:val="26"/>
+        </w:rPr>
+      </w:pPr>
+      <w:r>
+        <w:rPr>
+          <w:rFonts w:ascii="Times New Roman" w:hAnsi="Times New Roman" w:cs="Times New Roman"/>
+          <w:sz w:val="26"/>
+          <w:szCs w:val="26"/>
+        </w:rPr>
+        <w:lastRenderedPageBreak/>
+        <w:t>Cuối cùng, hệ thống thực hiện phân loại đối tượng bằng cách dự đoán lớp tương ứng cho từng vùng được phát hiện. Đầu ra thường bao gồm xác suất thuộc về từng lớp và giá trị confidence phản ánh mức độ tin cậy của dự đoán.</w:t>
+      </w:r>
+    </w:p>
+    <w:p>
+      <w:pPr>
+        <w:spacing w:line="360" w:lineRule="auto"/>
+        <w:rPr>
+          <w:rFonts w:ascii="Times New Roman" w:hAnsi="Times New Roman" w:cs="Times New Roman"/>
+          <w:sz w:val="26"/>
+          <w:szCs w:val="26"/>
+        </w:rPr>
+      </w:pPr>
+      <w:r>
+        <w:rPr>
+          <w:rFonts w:ascii="Times New Roman" w:hAnsi="Times New Roman" w:cs="Times New Roman"/>
+          <w:sz w:val="26"/>
+          <w:szCs w:val="26"/>
+        </w:rPr>
+        <w:t>Trong quá trình suy luận, nhiều bounding box có thể cùng bao phủ một đối tượng. Để loại bỏ các dự đoán dư thừa, kỹ thuật Non-Maximum Suppression (NMS) thường được áp dụng nhằm giữ lại những dự đoán có độ tin cậy cao nhất và loại bỏ các khung chồng lấn không cần thiết [1].</w:t>
+      </w:r>
     </w:p>
     <w:p>
       <w:pPr>
         <w:pStyle w:val="Heading3"/>
       </w:pPr>
-      <w:bookmarkStart w:id="20" w:name="_Toc232088675"/>
+      <w:bookmarkStart w:id="22" w:name="_Toc232088677"/>
       <w:r>
         <w:t>2.2</w:t>
       </w:r>
       <w:r>
-        <w:t>.1. Khái niệm Object Detection</w:t>
-      </w:r>
-      <w:bookmarkEnd w:id="20"/>
-    </w:p>
-    <w:p>
-      <w:pPr>
-        <w:spacing w:line="360" w:lineRule="auto"/>
-        <w:rPr>
-          <w:rFonts w:ascii="Times New Roman" w:hAnsi="Times New Roman" w:cs="Times New Roman"/>
-          <w:sz w:val="26"/>
-          <w:szCs w:val="26"/>
-        </w:rPr>
-      </w:pPr>
-      <w:r>
-        <w:rPr>
-          <w:rFonts w:ascii="Times New Roman" w:hAnsi="Times New Roman" w:cs="Times New Roman"/>
-          <w:sz w:val="26"/>
-          <w:szCs w:val="26"/>
-        </w:rPr>
-        <w:t>Object Detection là bài toán xác định vị trí và phân loại các đối tượng xuất hiện trong ảnh hoặc video. Khác với Image Classification chỉ đưa ra nhãn cho toàn bộ ảnh, Object Detection yêu cầu hệ thống đồng thời trả lời hai câu hỏi: đối tượng nằm ở đâu và đối tượng đó thuộc lớp nào [1], [2].</w:t>
-      </w:r>
-    </w:p>
-    <w:p>
-      <w:pPr>
-        <w:spacing w:line="360" w:lineRule="auto"/>
-        <w:rPr>
-          <w:rFonts w:ascii="Times New Roman" w:hAnsi="Times New Roman" w:cs="Times New Roman"/>
-          <w:sz w:val="26"/>
-          <w:szCs w:val="26"/>
-        </w:rPr>
-      </w:pPr>
-      <w:r>
-        <w:rPr>
-          <w:rFonts w:ascii="Times New Roman" w:hAnsi="Times New Roman" w:cs="Times New Roman"/>
-          <w:sz w:val="26"/>
-          <w:szCs w:val="26"/>
-        </w:rPr>
-        <w:t>Kết quả của một mô hình Object Detection thường bao gồm các khung giới hạn (bounding box), nhãn lớp và độ tin cậy tương ứng. Mỗi bounding box được biểu diễn bằng tọa độ xác định vùng chứa đối tượng trong ảnh, trong khi nhãn lớp mô tả loại đối tượng được phát hiện.</w:t>
-      </w:r>
-    </w:p>
-    <w:p>
-      <w:pPr>
-        <w:spacing w:line="360" w:lineRule="auto"/>
-        <w:rPr>
-          <w:rFonts w:ascii="Times New Roman" w:hAnsi="Times New Roman" w:cs="Times New Roman"/>
-          <w:sz w:val="26"/>
-          <w:szCs w:val="26"/>
-        </w:rPr>
-      </w:pPr>
-      <w:r>
-        <w:rPr>
-          <w:rFonts w:ascii="Times New Roman" w:hAnsi="Times New Roman" w:cs="Times New Roman"/>
-          <w:sz w:val="26"/>
-          <w:szCs w:val="26"/>
-        </w:rPr>
-        <w:t>Object Detection là một trong những bài toán trung tâm của Computer Vision và được ứng dụng rộng rãi trong nhiều lĩnh vực như giám sát an ninh, phương tiện tự hành, robot, y tế và giao thông thông minh. Trong các hệ thống hỗ trợ lái xe, khả năng phát hiện chính xác biển báo, người đi bộ hoặc phương tiện giao thông đóng vai trò quan trọng đối với quá trình ra quyết định của hệ thống.</w:t>
+        <w:t>.3. Các hướng tiếp cận trong Object Detection</w:t>
+      </w:r>
+      <w:bookmarkEnd w:id="22"/>
+    </w:p>
+    <w:p>
+      <w:pPr>
+        <w:spacing w:line="360" w:lineRule="auto"/>
+        <w:rPr>
+          <w:rFonts w:ascii="Times New Roman" w:hAnsi="Times New Roman" w:cs="Times New Roman"/>
+          <w:sz w:val="26"/>
+          <w:szCs w:val="26"/>
+        </w:rPr>
+      </w:pPr>
+      <w:r>
+        <w:rPr>
+          <w:rFonts w:ascii="Times New Roman" w:hAnsi="Times New Roman" w:cs="Times New Roman"/>
+          <w:sz w:val="26"/>
+          <w:szCs w:val="26"/>
+        </w:rPr>
+        <w:t>Các phương pháp phát hiện đối tượng hiện đại thường được chia thành hai nhóm chính là two-stage detector và single-stage detector.</w:t>
+      </w:r>
+    </w:p>
+    <w:p>
+      <w:pPr>
+        <w:spacing w:line="360" w:lineRule="auto"/>
+        <w:rPr>
+          <w:rFonts w:ascii="Times New Roman" w:hAnsi="Times New Roman" w:cs="Times New Roman"/>
+          <w:sz w:val="26"/>
+          <w:szCs w:val="26"/>
+        </w:rPr>
+      </w:pPr>
+      <w:r>
+        <w:rPr>
+          <w:rFonts w:ascii="Times New Roman" w:hAnsi="Times New Roman" w:cs="Times New Roman"/>
+          <w:sz w:val="26"/>
+          <w:szCs w:val="26"/>
+        </w:rPr>
+        <w:t>Nhóm two-stage detector thực hiện phát hiện đối tượng qua hai bước riêng biệt. Trước tiên, hệ thống sinh ra các vùng ứng viên có khả năng chứa đối tượng. Sau đó, từng vùng ứng viên được phân loại và tinh chỉnh lại vị trí bounding box. Các mô hình tiêu biểu của hướng tiếp cận này bao gồm Fast R-CNN và Faster R-CNN [7], [8].</w:t>
+      </w:r>
+    </w:p>
+    <w:p>
+      <w:pPr>
+        <w:spacing w:line="360" w:lineRule="auto"/>
+        <w:rPr>
+          <w:rFonts w:ascii="Times New Roman" w:hAnsi="Times New Roman" w:cs="Times New Roman"/>
+          <w:sz w:val="26"/>
+          <w:szCs w:val="26"/>
+        </w:rPr>
+      </w:pPr>
+      <w:r>
+        <w:rPr>
+          <w:rFonts w:ascii="Times New Roman" w:hAnsi="Times New Roman" w:cs="Times New Roman"/>
+          <w:sz w:val="26"/>
+          <w:szCs w:val="26"/>
+        </w:rPr>
+        <w:t>Ưu điểm của các mô hình hai giai đoạn là độ chính xác cao nhờ quá trình xử lý chi tiết trên từng vùng ứng viên. Tuy nhiên, việc thực hiện nhiều bước liên tiếp làm gia tăng chi phí tính toán và giảm tốc độ suy luận, khiến chúng gặp hạn chế trong các ứng dụng yêu cầu thời gian thực.</w:t>
+      </w:r>
+    </w:p>
+    <w:p>
+      <w:pPr>
+        <w:spacing w:line="360" w:lineRule="auto"/>
+        <w:rPr>
+          <w:rFonts w:ascii="Times New Roman" w:hAnsi="Times New Roman" w:cs="Times New Roman"/>
+          <w:sz w:val="26"/>
+          <w:szCs w:val="26"/>
+        </w:rPr>
+      </w:pPr>
+      <w:r>
+        <w:rPr>
+          <w:rFonts w:ascii="Times New Roman" w:hAnsi="Times New Roman" w:cs="Times New Roman"/>
+          <w:sz w:val="26"/>
+          <w:szCs w:val="26"/>
+        </w:rPr>
+        <w:t>Nhóm single-stage detector loại bỏ bước sinh vùng ứng viên riêng biệt và thực hiện trực tiếp việc định vị cũng như phân loại đối tượng trên toàn bộ ảnh trong một lần suy luận. SSD và YOLO là những đại diện tiêu biểu của hướng tiếp cận này [9], [10].</w:t>
+      </w:r>
+    </w:p>
+    <w:p>
+      <w:pPr>
+        <w:spacing w:line="360" w:lineRule="auto"/>
+        <w:rPr>
+          <w:rFonts w:ascii="Times New Roman" w:hAnsi="Times New Roman" w:cs="Times New Roman"/>
+          <w:sz w:val="26"/>
+          <w:szCs w:val="26"/>
+        </w:rPr>
+      </w:pPr>
+      <w:r>
+        <w:rPr>
+          <w:rFonts w:ascii="Times New Roman" w:hAnsi="Times New Roman" w:cs="Times New Roman"/>
+          <w:sz w:val="26"/>
+          <w:szCs w:val="26"/>
+        </w:rPr>
+        <w:t>Nhờ kiến trúc đơn giản hơn, các mô hình single-stage đạt tốc độ xử lý cao hơn đáng kể so với các phương pháp hai giai đoạn. Điều này đặc biệt quan trọng đối với các hệ thống cần phản hồi nhanh như camera giao thông, phương tiện tự hành hoặc các ứng dụng giám sát thời gian thực.</w:t>
       </w:r>
     </w:p>
     <w:p>
       <w:pPr>
         <w:pStyle w:val="Heading3"/>
       </w:pPr>
-      <w:bookmarkStart w:id="21" w:name="_Toc232088676"/>
+      <w:bookmarkStart w:id="23" w:name="_Toc232088678"/>
       <w:r>
         <w:lastRenderedPageBreak/>
         <w:t>2.2</w:t>
       </w:r>
       <w:r>
-        <w:t>.2. Các thành phần của bài toán Object Detection</w:t>
-      </w:r>
-      <w:bookmarkEnd w:id="21"/>
-    </w:p>
-    <w:p>
-      <w:pPr>
-        <w:spacing w:line="360" w:lineRule="auto"/>
-        <w:rPr>
-          <w:rFonts w:ascii="Times New Roman" w:hAnsi="Times New Roman" w:cs="Times New Roman"/>
-          <w:sz w:val="26"/>
-          <w:szCs w:val="26"/>
-        </w:rPr>
-      </w:pPr>
-      <w:r>
-        <w:rPr>
-          <w:rFonts w:ascii="Times New Roman" w:hAnsi="Times New Roman" w:cs="Times New Roman"/>
-          <w:sz w:val="26"/>
-          <w:szCs w:val="26"/>
-        </w:rPr>
-        <w:t>Một hệ thống phát hiện đối tượng hiện đại thường bao gồm ba nhiệm vụ chính: trích xuất đặc trưng, định vị đối tượng và phân loại đối tượng.</w:t>
-      </w:r>
-    </w:p>
-    <w:p>
-      <w:pPr>
-        <w:spacing w:line="360" w:lineRule="auto"/>
-        <w:rPr>
-          <w:rFonts w:ascii="Times New Roman" w:hAnsi="Times New Roman" w:cs="Times New Roman"/>
-          <w:sz w:val="26"/>
-          <w:szCs w:val="26"/>
-        </w:rPr>
-      </w:pPr>
-      <w:r>
-        <w:rPr>
-          <w:rFonts w:ascii="Times New Roman" w:hAnsi="Times New Roman" w:cs="Times New Roman"/>
-          <w:sz w:val="26"/>
-          <w:szCs w:val="26"/>
-        </w:rPr>
-        <w:t>Giai đoạn đầu tiên là trích xuất đặc trưng từ ảnh đầu vào. Các mạng CNN hoặc các backbone hiện đại được sử dụng để chuyển đổi dữ liệu ảnh thành các biểu diễn đặc trưng giàu thông tin. Những đặc trưng này đóng vai trò nền tảng cho các bước xử lý tiếp theo [7].</w:t>
-      </w:r>
-    </w:p>
-    <w:p>
-      <w:pPr>
-        <w:spacing w:line="360" w:lineRule="auto"/>
-        <w:rPr>
-          <w:rFonts w:ascii="Times New Roman" w:hAnsi="Times New Roman" w:cs="Times New Roman"/>
-          <w:sz w:val="26"/>
-          <w:szCs w:val="26"/>
-        </w:rPr>
-      </w:pPr>
-      <w:r>
-        <w:rPr>
-          <w:rFonts w:ascii="Times New Roman" w:hAnsi="Times New Roman" w:cs="Times New Roman"/>
-          <w:sz w:val="26"/>
-          <w:szCs w:val="26"/>
-        </w:rPr>
-        <w:t>Tiếp theo là nhiệm vụ định vị đối tượng (Localization). Mục tiêu của giai đoạn này là xác định vị trí xuất hiện của đối tượng thông qua các bounding box. Độ chính xác của bounding box ảnh hưởng trực tiếp đến hiệu quả của toàn bộ hệ thống phát hiện.</w:t>
-      </w:r>
-    </w:p>
-    <w:p>
-      <w:pPr>
-        <w:spacing w:line="360" w:lineRule="auto"/>
-        <w:rPr>
-          <w:rFonts w:ascii="Times New Roman" w:hAnsi="Times New Roman" w:cs="Times New Roman"/>
-          <w:sz w:val="26"/>
-          <w:szCs w:val="26"/>
-        </w:rPr>
-      </w:pPr>
-      <w:r>
-        <w:rPr>
-          <w:rFonts w:ascii="Times New Roman" w:hAnsi="Times New Roman" w:cs="Times New Roman"/>
-          <w:sz w:val="26"/>
-          <w:szCs w:val="26"/>
-        </w:rPr>
-        <w:t>Cuối cùng, hệ thống thực hiện phân loại đối tượng bằng cách dự đoán lớp tương ứng cho từng vùng được phát hiện. Đầu ra thường bao gồm xác suất thuộc về từng lớp và giá trị confidence phản ánh mức độ tin cậy của dự đoán.</w:t>
-      </w:r>
-    </w:p>
-    <w:p>
-      <w:pPr>
-        <w:spacing w:line="360" w:lineRule="auto"/>
-        <w:rPr>
-          <w:rFonts w:ascii="Times New Roman" w:hAnsi="Times New Roman" w:cs="Times New Roman"/>
-          <w:sz w:val="26"/>
-          <w:szCs w:val="26"/>
-        </w:rPr>
-      </w:pPr>
-      <w:r>
-        <w:rPr>
-          <w:rFonts w:ascii="Times New Roman" w:hAnsi="Times New Roman" w:cs="Times New Roman"/>
-          <w:sz w:val="26"/>
-          <w:szCs w:val="26"/>
-        </w:rPr>
-        <w:t>Trong quá trình suy luận, nhiều bounding box có thể cùng bao phủ một đối tượng. Để loại bỏ các dự đoán dư thừa, kỹ thuật Non-Maximum Suppression (NMS) thường được áp dụng nhằm giữ lại những dự đoán có độ tin cậy cao nhất và loại bỏ các khung chồng lấn không cần thiết [1].</w:t>
-      </w:r>
+        <w:t>.4. Vai trò của Object Detection trong nhận diện biển báo giao thông</w:t>
+      </w:r>
+      <w:bookmarkEnd w:id="23"/>
+    </w:p>
+    <w:p>
+      <w:pPr>
+        <w:spacing w:line="360" w:lineRule="auto"/>
+        <w:rPr>
+          <w:rFonts w:ascii="Times New Roman" w:hAnsi="Times New Roman" w:cs="Times New Roman"/>
+          <w:sz w:val="26"/>
+          <w:szCs w:val="26"/>
+        </w:rPr>
+      </w:pPr>
+      <w:r>
+        <w:rPr>
+          <w:rFonts w:ascii="Times New Roman" w:hAnsi="Times New Roman" w:cs="Times New Roman"/>
+          <w:sz w:val="26"/>
+          <w:szCs w:val="26"/>
+        </w:rPr>
+        <w:t>Trong bài toán nhận diện biển báo giao thông, bước phát hiện đối tượng đóng vai trò nền tảng của toàn bộ hệ thống. Trước khi tiến hành phân loại, hệ thống cần xác định chính xác vị trí xuất hiện của biển báo trong ảnh. Nếu quá trình phát hiện không chính xác, chất lượng của bước nhận dạng phía sau cũng sẽ bị ảnh hưởng đáng kể.</w:t>
+      </w:r>
+    </w:p>
+    <w:p>
+      <w:pPr>
+        <w:spacing w:line="360" w:lineRule="auto"/>
+        <w:rPr>
+          <w:rFonts w:ascii="Times New Roman" w:hAnsi="Times New Roman" w:cs="Times New Roman"/>
+          <w:sz w:val="26"/>
+          <w:szCs w:val="26"/>
+        </w:rPr>
+      </w:pPr>
+      <w:r>
+        <w:rPr>
+          <w:rFonts w:ascii="Times New Roman" w:hAnsi="Times New Roman" w:cs="Times New Roman"/>
+          <w:sz w:val="26"/>
+          <w:szCs w:val="26"/>
+        </w:rPr>
+        <w:t>Thực tế cho thấy biển báo giao thông thường chỉ chiếm một phần nhỏ trong khung hình và có thể xuất hiện đồng thời nhiều đối tượng khác như phương tiện, cây cối hoặc công trình giao thông. Điều này đòi hỏi mô hình phát hiện phải có khả năng nhận biết các đối tượng kích thước nhỏ trong môi trường phức tạp.</w:t>
+      </w:r>
+    </w:p>
+    <w:p>
+      <w:pPr>
+        <w:spacing w:line="360" w:lineRule="auto"/>
+        <w:rPr>
+          <w:rFonts w:ascii="Times New Roman" w:hAnsi="Times New Roman" w:cs="Times New Roman"/>
+          <w:sz w:val="26"/>
+          <w:szCs w:val="26"/>
+        </w:rPr>
+      </w:pPr>
+      <w:r>
+        <w:rPr>
+          <w:rFonts w:ascii="Times New Roman" w:hAnsi="Times New Roman" w:cs="Times New Roman"/>
+          <w:sz w:val="26"/>
+          <w:szCs w:val="26"/>
+        </w:rPr>
+        <w:t>Nhiều mô hình Object Detection hiện đại như Faster R-CNN, SSD và YOLO đã được áp dụng thành công cho bài toán nhận diện biển báo giao thông [8]–[12]. Trong số đó, YOLO được đánh giá cao nhờ khả năng cân bằng giữa tốc độ và độ chính xác, phù hợp với các ứng dụng yêu cầu xử lý theo thời gian thực.</w:t>
+      </w:r>
+    </w:p>
+    <w:p>
+      <w:pPr>
+        <w:spacing w:line="360" w:lineRule="auto"/>
+        <w:rPr>
+          <w:rFonts w:ascii="Times New Roman" w:hAnsi="Times New Roman" w:cs="Times New Roman"/>
+          <w:sz w:val="26"/>
+          <w:szCs w:val="26"/>
+        </w:rPr>
+      </w:pPr>
+      <w:r>
+        <w:rPr>
+          <w:rFonts w:ascii="Times New Roman" w:hAnsi="Times New Roman" w:cs="Times New Roman"/>
+          <w:sz w:val="26"/>
+          <w:szCs w:val="26"/>
+        </w:rPr>
+        <w:t>Trong phạm vi đề tài, Object Detection được sử dụng theo hai hướng khác nhau. Ở pipeline thứ nhất, mô hình YOLO thực hiện đồng thời nhiệm vụ phát hiện và phân loại biển báo. Trong pipeline thứ hai, YOLO chỉ đảm nhiệm việc xác định vị trí biển báo, sau đó kết quả phát hiện được chuyển sang mô hình CNN để thực hiện phân loại cuối cùng. Cách tiếp cận này cho phép đánh giá trực tiếp sự khác biệt giữa mô hình end-to-end và kiến trúc kết hợp detector–classifier trong bài toán nhận diện biển báo giao thông Việt Nam.</w:t>
+      </w:r>
+    </w:p>
+    <w:p>
+      <w:pPr>
+        <w:pStyle w:val="Heading2"/>
+      </w:pPr>
+      <w:bookmarkStart w:id="24" w:name="_Toc232088679"/>
+      <w:r>
+        <w:t>2.3</w:t>
+      </w:r>
+      <w:r>
+        <w:t>. YOLO</w:t>
+      </w:r>
+      <w:bookmarkEnd w:id="24"/>
     </w:p>
     <w:p>
       <w:pPr>
         <w:pStyle w:val="Heading3"/>
       </w:pPr>
-      <w:bookmarkStart w:id="22" w:name="_Toc232088677"/>
-      <w:r>
-        <w:t>2.2</w:t>
-      </w:r>
-      <w:r>
-        <w:t>.3. Các hướng tiếp cận trong Object Detection</w:t>
-      </w:r>
-      <w:bookmarkEnd w:id="22"/>
-    </w:p>
-    <w:p>
-      <w:pPr>
-        <w:spacing w:line="360" w:lineRule="auto"/>
-        <w:rPr>
-          <w:rFonts w:ascii="Times New Roman" w:hAnsi="Times New Roman" w:cs="Times New Roman"/>
-          <w:sz w:val="26"/>
-          <w:szCs w:val="26"/>
-        </w:rPr>
-      </w:pPr>
-      <w:r>
-        <w:rPr>
-          <w:rFonts w:ascii="Times New Roman" w:hAnsi="Times New Roman" w:cs="Times New Roman"/>
-          <w:sz w:val="26"/>
-          <w:szCs w:val="26"/>
-        </w:rPr>
-        <w:t>Các phương pháp phát hiện đối tượng hiện đại thường được chia thành hai nhóm chính là two-stage detector và single-stage detector.</w:t>
-      </w:r>
-    </w:p>
-    <w:p>
-      <w:pPr>
-        <w:spacing w:line="360" w:lineRule="auto"/>
-        <w:rPr>
-          <w:rFonts w:ascii="Times New Roman" w:hAnsi="Times New Roman" w:cs="Times New Roman"/>
-          <w:sz w:val="26"/>
-          <w:szCs w:val="26"/>
-        </w:rPr>
-      </w:pPr>
-      <w:r>
-        <w:rPr>
-          <w:rFonts w:ascii="Times New Roman" w:hAnsi="Times New Roman" w:cs="Times New Roman"/>
-          <w:sz w:val="26"/>
-          <w:szCs w:val="26"/>
-        </w:rPr>
-        <w:t>Nhóm two-stage detector thực hiện phát hiện đối tượng qua hai bước riêng biệt. Trước tiên, hệ thống sinh ra các vùng ứng viên có khả năng chứa đối tượng. Sau đó, từng vùng ứng viên được phân loại và tinh chỉnh lại vị trí bounding box. Các mô hình tiêu biểu của hướng tiếp cận này bao gồm Fast R-CNN và Faster R-CNN [7], [8].</w:t>
-      </w:r>
-    </w:p>
-    <w:p>
-      <w:pPr>
-        <w:spacing w:line="360" w:lineRule="auto"/>
-        <w:rPr>
-          <w:rFonts w:ascii="Times New Roman" w:hAnsi="Times New Roman" w:cs="Times New Roman"/>
-          <w:sz w:val="26"/>
-          <w:szCs w:val="26"/>
-        </w:rPr>
-      </w:pPr>
-      <w:r>
-        <w:rPr>
-          <w:rFonts w:ascii="Times New Roman" w:hAnsi="Times New Roman" w:cs="Times New Roman"/>
-          <w:sz w:val="26"/>
-          <w:szCs w:val="26"/>
-        </w:rPr>
-        <w:t xml:space="preserve">Ưu điểm của các mô hình hai giai đoạn là độ chính xác cao nhờ quá trình xử lý chi tiết trên từng vùng ứng viên. Tuy nhiên, việc thực hiện nhiều bước liên tiếp làm gia tăng chi </w:t>
+      <w:bookmarkStart w:id="25" w:name="_Toc232088680"/>
+      <w:r>
+        <w:t>2.3</w:t>
+      </w:r>
+      <w:r>
+        <w:t>.1. Tổng quan về YOLO</w:t>
+      </w:r>
+      <w:bookmarkEnd w:id="25"/>
+    </w:p>
+    <w:p>
+      <w:pPr>
+        <w:spacing w:line="360" w:lineRule="auto"/>
+        <w:rPr>
+          <w:rFonts w:ascii="Times New Roman" w:hAnsi="Times New Roman" w:cs="Times New Roman"/>
+          <w:sz w:val="26"/>
+          <w:szCs w:val="26"/>
+        </w:rPr>
+      </w:pPr>
+      <w:r>
+        <w:rPr>
+          <w:rFonts w:ascii="Times New Roman" w:hAnsi="Times New Roman" w:cs="Times New Roman"/>
+          <w:sz w:val="26"/>
+          <w:szCs w:val="26"/>
+        </w:rPr>
+        <w:t xml:space="preserve">YOLO (You Only Look Once) là họ mô hình phát hiện đối tượng thuộc nhóm single-stage detector, được giới thiệu lần đầu bởi Redmon và cộng sự vào năm 2016 [10]. Khác với các phương pháp two-stage detector như Fast R-CNN hay Faster R-CNN, YOLO thực hiện đồng thời nhiệm vụ định vị và phân loại đối tượng trong một lần suy luận duy </w:t>
       </w:r>
       <w:r>
         <w:rPr>
@@ -4463,129 +5040,121 @@
           <w:szCs w:val="26"/>
         </w:rPr>
         <w:lastRenderedPageBreak/>
-        <w:t>phí tính toán và giảm tốc độ suy luận, khiến chúng gặp hạn chế trong các ứng dụng yêu cầu thời gian thực.</w:t>
-      </w:r>
-    </w:p>
-    <w:p>
-      <w:pPr>
-        <w:spacing w:line="360" w:lineRule="auto"/>
-        <w:rPr>
-          <w:rFonts w:ascii="Times New Roman" w:hAnsi="Times New Roman" w:cs="Times New Roman"/>
-          <w:sz w:val="26"/>
-          <w:szCs w:val="26"/>
-        </w:rPr>
-      </w:pPr>
-      <w:r>
-        <w:rPr>
-          <w:rFonts w:ascii="Times New Roman" w:hAnsi="Times New Roman" w:cs="Times New Roman"/>
-          <w:sz w:val="26"/>
-          <w:szCs w:val="26"/>
-        </w:rPr>
-        <w:t>Nhóm single-stage detector loại bỏ bước sinh vùng ứng viên riêng biệt và thực hiện trực tiếp việc định vị cũng như phân loại đối tượng trên toàn bộ ảnh trong một lần suy luận. SSD và YOLO là những đại diện tiêu biểu của hướng tiếp cận này [9], [10].</w:t>
-      </w:r>
-    </w:p>
-    <w:p>
-      <w:pPr>
-        <w:spacing w:line="360" w:lineRule="auto"/>
-        <w:rPr>
-          <w:rFonts w:ascii="Times New Roman" w:hAnsi="Times New Roman" w:cs="Times New Roman"/>
-          <w:sz w:val="26"/>
-          <w:szCs w:val="26"/>
-        </w:rPr>
-      </w:pPr>
-      <w:r>
-        <w:rPr>
-          <w:rFonts w:ascii="Times New Roman" w:hAnsi="Times New Roman" w:cs="Times New Roman"/>
-          <w:sz w:val="26"/>
-          <w:szCs w:val="26"/>
-        </w:rPr>
-        <w:t>Nhờ kiến trúc đơn giản hơn, các mô hình single-stage đạt tốc độ xử lý cao hơn đáng kể so với các phương pháp hai giai đoạn. Điều này đặc biệt quan trọng đối với các hệ thống cần phản hồi nhanh như camera giao thông, phương tiện tự hành hoặc các ứng dụng giám sát thời gian thực.</w:t>
+        <w:t>nhất. Cách tiếp cận này giúp giảm đáng kể độ phức tạp tính toán và nâng cao tốc độ xử lý, đặc biệt phù hợp với các ứng dụng yêu cầu phản hồi theo thời gian thực [7], [8], [10].</w:t>
+      </w:r>
+    </w:p>
+    <w:p>
+      <w:pPr>
+        <w:spacing w:line="360" w:lineRule="auto"/>
+        <w:rPr>
+          <w:rFonts w:ascii="Times New Roman" w:hAnsi="Times New Roman" w:cs="Times New Roman"/>
+          <w:sz w:val="26"/>
+          <w:szCs w:val="26"/>
+        </w:rPr>
+      </w:pPr>
+      <w:r>
+        <w:rPr>
+          <w:rFonts w:ascii="Times New Roman" w:hAnsi="Times New Roman" w:cs="Times New Roman"/>
+          <w:sz w:val="26"/>
+          <w:szCs w:val="26"/>
+        </w:rPr>
+        <w:t>Ý tưởng cốt lõi của YOLO là xem bài toán phát hiện đối tượng như một bài toán hồi quy trực tiếp từ ảnh đầu vào đến tọa độ bounding box và xác suất lớp. Thay vì tạo ra các vùng đề xuất (region proposals) rồi tiến hành phân loại riêng biệt, toàn bộ ảnh được đưa qua một mạng nơ-ron duy nhất để dự đoán trực tiếp các đối tượng xuất hiện trong ảnh [10].</w:t>
+      </w:r>
+    </w:p>
+    <w:p>
+      <w:pPr>
+        <w:spacing w:line="360" w:lineRule="auto"/>
+        <w:rPr>
+          <w:rFonts w:ascii="Times New Roman" w:hAnsi="Times New Roman" w:cs="Times New Roman"/>
+          <w:sz w:val="26"/>
+          <w:szCs w:val="26"/>
+        </w:rPr>
+      </w:pPr>
+      <w:r>
+        <w:rPr>
+          <w:rFonts w:ascii="Times New Roman" w:hAnsi="Times New Roman" w:cs="Times New Roman"/>
+          <w:sz w:val="26"/>
+          <w:szCs w:val="26"/>
+        </w:rPr>
+        <w:t>Nhờ khả năng xử lý nhanh và kiến trúc đơn giản, YOLO đã trở thành một trong những hướng nghiên cứu phổ biến nhất trong lĩnh vực Object Detection. Qua nhiều thế hệ phát triển, họ mô hình YOLO liên tục được cải tiến nhằm nâng cao độ chính xác, khả năng phát hiện vật thể nhỏ và hiệu quả suy luận trên các thiết bị có tài nguyên hạn chế [11]–[14].</w:t>
       </w:r>
     </w:p>
     <w:p>
       <w:pPr>
         <w:pStyle w:val="Heading3"/>
       </w:pPr>
-      <w:bookmarkStart w:id="23" w:name="_Toc232088678"/>
-      <w:r>
-        <w:t>2.2</w:t>
-      </w:r>
-      <w:r>
-        <w:t>.4. Vai trò của Object Detection trong nhận diện biển báo giao thông</w:t>
-      </w:r>
-      <w:bookmarkEnd w:id="23"/>
-    </w:p>
-    <w:p>
-      <w:pPr>
-        <w:spacing w:line="360" w:lineRule="auto"/>
-        <w:rPr>
-          <w:rFonts w:ascii="Times New Roman" w:hAnsi="Times New Roman" w:cs="Times New Roman"/>
-          <w:sz w:val="26"/>
-          <w:szCs w:val="26"/>
-        </w:rPr>
-      </w:pPr>
-      <w:r>
-        <w:rPr>
-          <w:rFonts w:ascii="Times New Roman" w:hAnsi="Times New Roman" w:cs="Times New Roman"/>
-          <w:sz w:val="26"/>
-          <w:szCs w:val="26"/>
-        </w:rPr>
-        <w:t>Trong bài toán nhận diện biển báo giao thông, bước phát hiện đối tượng đóng vai trò nền tảng của toàn bộ hệ thống. Trước khi tiến hành phân loại, hệ thống cần xác định chính xác vị trí xuất hiện của biển báo trong ảnh. Nếu quá trình phát hiện không chính xác, chất lượng của bước nhận dạng phía sau cũng sẽ bị ảnh hưởng đáng kể.</w:t>
-      </w:r>
-    </w:p>
-    <w:p>
-      <w:pPr>
-        <w:spacing w:line="360" w:lineRule="auto"/>
-        <w:rPr>
-          <w:rFonts w:ascii="Times New Roman" w:hAnsi="Times New Roman" w:cs="Times New Roman"/>
-          <w:sz w:val="26"/>
-          <w:szCs w:val="26"/>
-        </w:rPr>
-      </w:pPr>
-      <w:r>
-        <w:rPr>
-          <w:rFonts w:ascii="Times New Roman" w:hAnsi="Times New Roman" w:cs="Times New Roman"/>
-          <w:sz w:val="26"/>
-          <w:szCs w:val="26"/>
-        </w:rPr>
-        <w:t>Thực tế cho thấy biển báo giao thông thường chỉ chiếm một phần nhỏ trong khung hình và có thể xuất hiện đồng thời nhiều đối tượng khác như phương tiện, cây cối hoặc công trình giao thông. Điều này đòi hỏi mô hình phát hiện phải có khả năng nhận biết các đối tượng kích thước nhỏ trong môi trường phức tạp.</w:t>
-      </w:r>
-    </w:p>
-    <w:p>
-      <w:pPr>
-        <w:spacing w:line="360" w:lineRule="auto"/>
-        <w:rPr>
-          <w:rFonts w:ascii="Times New Roman" w:hAnsi="Times New Roman" w:cs="Times New Roman"/>
-          <w:sz w:val="26"/>
-          <w:szCs w:val="26"/>
-        </w:rPr>
-      </w:pPr>
-      <w:r>
-        <w:rPr>
-          <w:rFonts w:ascii="Times New Roman" w:hAnsi="Times New Roman" w:cs="Times New Roman"/>
-          <w:sz w:val="26"/>
-          <w:szCs w:val="26"/>
-        </w:rPr>
-        <w:t>Nhiều mô hình Object Detection hiện đại như Faster R-CNN, SSD và YOLO đã được áp dụng thành công cho bài toán nhận diện biển báo giao thông [8]–[12]. Trong số đó, YOLO được đánh giá cao nhờ khả năng cân bằng giữa tốc độ và độ chính xác, phù hợp với các ứng dụng yêu cầu xử lý theo thời gian thực.</w:t>
-      </w:r>
-    </w:p>
-    <w:p>
-      <w:pPr>
-        <w:spacing w:line="360" w:lineRule="auto"/>
-        <w:rPr>
-          <w:rFonts w:ascii="Times New Roman" w:hAnsi="Times New Roman" w:cs="Times New Roman"/>
-          <w:sz w:val="26"/>
-          <w:szCs w:val="26"/>
-        </w:rPr>
-      </w:pPr>
-      <w:r>
-        <w:rPr>
-          <w:rFonts w:ascii="Times New Roman" w:hAnsi="Times New Roman" w:cs="Times New Roman"/>
-          <w:sz w:val="26"/>
-          <w:szCs w:val="26"/>
-        </w:rPr>
-        <w:t xml:space="preserve">Trong phạm vi đề tài, Object Detection được sử dụng theo hai hướng khác nhau. Ở pipeline thứ nhất, mô hình YOLO thực hiện đồng thời nhiệm vụ phát hiện và phân loại biển báo. Trong pipeline thứ hai, YOLO chỉ đảm nhiệm việc xác định vị trí biển báo, sau đó kết quả phát hiện được chuyển sang mô hình CNN để thực hiện phân loại cuối cùng. Cách tiếp cận này cho phép đánh giá trực tiếp sự khác biệt giữa mô hình end-to-end và </w:t>
-      </w:r>
+      <w:bookmarkStart w:id="26" w:name="_Toc232088681"/>
+      <w:r>
+        <w:t>2.3</w:t>
+      </w:r>
+      <w:r>
+        <w:t>.2. Nguyên lý hoạt động của YOLO</w:t>
+      </w:r>
+      <w:bookmarkEnd w:id="26"/>
+    </w:p>
+    <w:p>
+      <w:pPr>
+        <w:spacing w:line="360" w:lineRule="auto"/>
+        <w:rPr>
+          <w:rFonts w:ascii="Times New Roman" w:hAnsi="Times New Roman" w:cs="Times New Roman"/>
+          <w:sz w:val="26"/>
+          <w:szCs w:val="26"/>
+        </w:rPr>
+      </w:pPr>
+      <w:r>
+        <w:rPr>
+          <w:rFonts w:ascii="Times New Roman" w:hAnsi="Times New Roman" w:cs="Times New Roman"/>
+          <w:sz w:val="26"/>
+          <w:szCs w:val="26"/>
+        </w:rPr>
+        <w:t>Trong kiến trúc YOLO, ảnh đầu vào được chia thành nhiều vùng không gian. Đối với mỗi vùng, mô hình dự đoán một tập các bounding box cùng với độ tin cậy và xác suất thuộc về các lớp đối tượng khác nhau [10].</w:t>
+      </w:r>
+    </w:p>
+    <w:p>
+      <w:pPr>
+        <w:spacing w:line="360" w:lineRule="auto"/>
+        <w:rPr>
+          <w:rFonts w:ascii="Times New Roman" w:hAnsi="Times New Roman" w:cs="Times New Roman"/>
+          <w:sz w:val="26"/>
+          <w:szCs w:val="26"/>
+        </w:rPr>
+      </w:pPr>
+      <w:r>
+        <w:rPr>
+          <w:rFonts w:ascii="Times New Roman" w:hAnsi="Times New Roman" w:cs="Times New Roman"/>
+          <w:sz w:val="26"/>
+          <w:szCs w:val="26"/>
+        </w:rPr>
+        <w:t>Quá trình suy luận của YOLO có thể được mô tả qua ba bước chính. Trước tiên, ảnh được đưa vào mạng CNN để trích xuất đặc trưng. Các đặc trưng này sau đó được sử dụng để dự đoán vị trí bounding box và xác suất lớp tương ứng. Cuối cùng, kỹ thuật Non-Maximum Suppression (NMS) được áp dụng nhằm loại bỏ các dự đoán chồng lấn và giữ lại những kết quả có độ tin cậy cao nhất [1], [10].</w:t>
+      </w:r>
+    </w:p>
+    <w:p>
+      <w:pPr>
+        <w:spacing w:line="360" w:lineRule="auto"/>
+        <w:rPr>
+          <w:rFonts w:ascii="Times New Roman" w:hAnsi="Times New Roman" w:cs="Times New Roman"/>
+          <w:sz w:val="26"/>
+          <w:szCs w:val="26"/>
+        </w:rPr>
+      </w:pPr>
+      <w:r>
+        <w:rPr>
+          <w:rFonts w:ascii="Times New Roman" w:hAnsi="Times New Roman" w:cs="Times New Roman"/>
+          <w:sz w:val="26"/>
+          <w:szCs w:val="26"/>
+        </w:rPr>
+        <w:t>Đối với mỗi đối tượng được phát hiện, mô hình thường trả về ba thành phần chính gồm tọa độ bounding box, xác suất lớp và giá trị confidence. Confidence phản ánh mức độ chắc chắn của mô hình về việc một đối tượng thực sự tồn tại bên trong bounding box được dự đoán. Những dự đoán có confidence thấp thường bị loại bỏ trong quá trình hậu xử lý nhằm giảm số lượng dự đoán sai.</w:t>
+      </w:r>
+    </w:p>
+    <w:p>
+      <w:pPr>
+        <w:spacing w:line="360" w:lineRule="auto"/>
+        <w:rPr>
+          <w:rFonts w:ascii="Times New Roman" w:hAnsi="Times New Roman" w:cs="Times New Roman"/>
+          <w:sz w:val="26"/>
+          <w:szCs w:val="26"/>
+        </w:rPr>
+      </w:pPr>
       <w:r>
         <w:rPr>
           <w:rFonts w:ascii="Times New Roman" w:hAnsi="Times New Roman" w:cs="Times New Roman"/>
@@ -4593,137 +5162,281 @@
           <w:szCs w:val="26"/>
         </w:rPr>
         <w:lastRenderedPageBreak/>
-        <w:t>kiến trúc kết hợp detector–classifier trong bài toán nhận diện biển báo giao thông Việt Nam.</w:t>
+        <w:t>Một trong những ưu điểm quan trọng của YOLO là khả năng khai thác thông tin toàn cục của ảnh. Do toàn bộ ảnh được xử lý đồng thời thay vì từng vùng riêng lẻ, mô hình có thể tận dụng ngữ cảnh xung quanh đối tượng để cải thiện khả năng nhận dạng [10].</w:t>
+      </w:r>
+    </w:p>
+    <w:p>
+      <w:pPr>
+        <w:pStyle w:val="Heading3"/>
+      </w:pPr>
+      <w:bookmarkStart w:id="27" w:name="_Toc232088682"/>
+      <w:r>
+        <w:t>2.3</w:t>
+      </w:r>
+      <w:r>
+        <w:t>.</w:t>
+      </w:r>
+      <w:r>
+        <w:t>3</w:t>
+      </w:r>
+      <w:r>
+        <w:t>. Ưu điểm và hạn chế của YOLO</w:t>
+      </w:r>
+      <w:bookmarkEnd w:id="27"/>
+    </w:p>
+    <w:p>
+      <w:pPr>
+        <w:spacing w:line="360" w:lineRule="auto"/>
+        <w:rPr>
+          <w:rFonts w:ascii="Times New Roman" w:hAnsi="Times New Roman" w:cs="Times New Roman"/>
+          <w:sz w:val="26"/>
+          <w:szCs w:val="26"/>
+        </w:rPr>
+      </w:pPr>
+      <w:r>
+        <w:rPr>
+          <w:rFonts w:ascii="Times New Roman" w:hAnsi="Times New Roman" w:cs="Times New Roman"/>
+          <w:sz w:val="26"/>
+          <w:szCs w:val="26"/>
+        </w:rPr>
+        <w:t>Ưu điểm nổi bật nhất của YOLO là tốc độ suy luận cao. Nhờ thực hiện đồng thời quá trình định vị và phân loại trong một mạng duy nhất, mô hình có thể xử lý ảnh hoặc video với tốc độ đủ nhanh cho các hệ thống thời gian thực như camera giao thông, robot hoặc phương tiện tự hành [10], [12].</w:t>
+      </w:r>
+    </w:p>
+    <w:p>
+      <w:pPr>
+        <w:spacing w:line="360" w:lineRule="auto"/>
+        <w:rPr>
+          <w:rFonts w:ascii="Times New Roman" w:hAnsi="Times New Roman" w:cs="Times New Roman"/>
+          <w:sz w:val="26"/>
+          <w:szCs w:val="26"/>
+        </w:rPr>
+      </w:pPr>
+      <w:r>
+        <w:rPr>
+          <w:rFonts w:ascii="Times New Roman" w:hAnsi="Times New Roman" w:cs="Times New Roman"/>
+          <w:sz w:val="26"/>
+          <w:szCs w:val="26"/>
+        </w:rPr>
+        <w:t>Bên cạnh đó, YOLO có kiến trúc tương đối đơn giản và dễ triển khai. Quá trình huấn luyện và suy luận được tích hợp trong cùng một mô hình, giúp giảm độ phức tạp của hệ thống so với các kiến trúc gồm nhiều thành phần riêng biệt.</w:t>
+      </w:r>
+    </w:p>
+    <w:p>
+      <w:pPr>
+        <w:spacing w:line="360" w:lineRule="auto"/>
+        <w:rPr>
+          <w:rFonts w:ascii="Times New Roman" w:hAnsi="Times New Roman" w:cs="Times New Roman"/>
+          <w:sz w:val="26"/>
+          <w:szCs w:val="26"/>
+        </w:rPr>
+      </w:pPr>
+      <w:r>
+        <w:rPr>
+          <w:rFonts w:ascii="Times New Roman" w:hAnsi="Times New Roman" w:cs="Times New Roman"/>
+          <w:sz w:val="26"/>
+          <w:szCs w:val="26"/>
+        </w:rPr>
+        <w:t>Tuy nhiên, YOLO vẫn tồn tại một số hạn chế. Độ chính xác của mô hình có thể suy giảm khi xử lý các đối tượng rất nhỏ hoặc các lớp có mức độ tương đồng cao. Trong những trường hợp yêu cầu phân biệt các chi tiết tinh vi, việc sử dụng thêm một bộ phân loại chuyên biệt có thể mang lại kết quả tốt hơn. Ngoài ra, hiệu năng của YOLO phụ thuộc đáng kể vào chất lượng dữ liệu huấn luyện cũng như chiến lược tăng cường dữ liệu được áp dụng [12], [13].</w:t>
+      </w:r>
+    </w:p>
+    <w:p>
+      <w:pPr>
+        <w:pStyle w:val="Heading3"/>
+      </w:pPr>
+      <w:bookmarkStart w:id="28" w:name="_Toc232088683"/>
+      <w:r>
+        <w:t>2.</w:t>
+      </w:r>
+      <w:r>
+        <w:t>4</w:t>
+      </w:r>
+      <w:r>
+        <w:t>.5. Vai trò của YOLO trong bài toán nhận diện biển báo giao thông</w:t>
+      </w:r>
+      <w:bookmarkEnd w:id="28"/>
+    </w:p>
+    <w:p>
+      <w:pPr>
+        <w:spacing w:line="360" w:lineRule="auto"/>
+        <w:rPr>
+          <w:rFonts w:ascii="Times New Roman" w:hAnsi="Times New Roman" w:cs="Times New Roman"/>
+          <w:sz w:val="26"/>
+          <w:szCs w:val="26"/>
+        </w:rPr>
+      </w:pPr>
+      <w:r>
+        <w:rPr>
+          <w:rFonts w:ascii="Times New Roman" w:hAnsi="Times New Roman" w:cs="Times New Roman"/>
+          <w:sz w:val="26"/>
+          <w:szCs w:val="26"/>
+        </w:rPr>
+        <w:t>YOLO được sử dụng rộng rãi trong các hệ thống nhận diện biển báo giao thông nhờ khả năng phát hiện nhanh các đối tượng có kích thước nhỏ trong môi trường phức tạp. Trong điều kiện thực tế, biển báo thường xuất hiện ở khoảng cách xa, chịu ảnh hưởng của ánh sáng, thời tiết hoặc hiện tượng che khuất. Những yếu tố này đòi hỏi mô hình phải vừa đảm bảo độ chính xác vừa duy trì tốc độ xử lý đủ cao để đáp ứng yêu cầu thời gian thực.</w:t>
+      </w:r>
+    </w:p>
+    <w:p>
+      <w:pPr>
+        <w:spacing w:line="360" w:lineRule="auto"/>
+        <w:rPr>
+          <w:rFonts w:ascii="Times New Roman" w:hAnsi="Times New Roman" w:cs="Times New Roman"/>
+          <w:sz w:val="26"/>
+          <w:szCs w:val="26"/>
+        </w:rPr>
+      </w:pPr>
+      <w:r>
+        <w:rPr>
+          <w:rFonts w:ascii="Times New Roman" w:hAnsi="Times New Roman" w:cs="Times New Roman"/>
+          <w:sz w:val="26"/>
+          <w:szCs w:val="26"/>
+        </w:rPr>
+        <w:t xml:space="preserve">Trong phạm vi đề tài, YOLO đóng vai trò là thành phần phát hiện đối tượng cốt lõi của cả hai hướng tiếp cận nghiên cứu. Ở pipeline thứ nhất, YOLO thực hiện đồng thời việc xác định vị trí và phân loại biển báo. Ở pipeline thứ hai, mô hình chỉ đảm nhiệm nhiệm vụ phát hiện vị trí biển báo, sau đó vùng ảnh tương ứng được chuyển sang bộ phân loại CNN </w:t>
+      </w:r>
+      <w:r>
+        <w:rPr>
+          <w:rFonts w:ascii="Times New Roman" w:hAnsi="Times New Roman" w:cs="Times New Roman"/>
+          <w:sz w:val="26"/>
+          <w:szCs w:val="26"/>
+        </w:rPr>
+        <w:lastRenderedPageBreak/>
+        <w:t>để xác định nhãn cuối cùng. Cách thiết kế này cho phép đánh giá sự khác biệt giữa mô hình end-to-end và kiến trúc kết hợp detector–classifier trong bài toán nhận diện biển báo giao thông Việt Nam.</w:t>
       </w:r>
     </w:p>
     <w:p>
       <w:pPr>
         <w:pStyle w:val="Heading2"/>
       </w:pPr>
-      <w:bookmarkStart w:id="24" w:name="_Toc232088679"/>
-      <w:r>
-        <w:t>2.3</w:t>
-      </w:r>
-      <w:r>
-        <w:t>. YOLO</w:t>
-      </w:r>
-      <w:bookmarkEnd w:id="24"/>
+      <w:bookmarkStart w:id="29" w:name="_Toc232088684"/>
+      <w:r>
+        <w:t>2.4</w:t>
+      </w:r>
+      <w:r>
+        <w:t>. ResNet và EfficientNet</w:t>
+      </w:r>
+      <w:bookmarkEnd w:id="29"/>
     </w:p>
     <w:p>
       <w:pPr>
         <w:pStyle w:val="Heading3"/>
       </w:pPr>
-      <w:bookmarkStart w:id="25" w:name="_Toc232088680"/>
-      <w:r>
-        <w:t>2.3</w:t>
-      </w:r>
-      <w:r>
-        <w:t>.1. Tổng quan về YOLO</w:t>
-      </w:r>
-      <w:bookmarkEnd w:id="25"/>
-    </w:p>
-    <w:p>
-      <w:pPr>
-        <w:spacing w:line="360" w:lineRule="auto"/>
-        <w:rPr>
-          <w:rFonts w:ascii="Times New Roman" w:hAnsi="Times New Roman" w:cs="Times New Roman"/>
-          <w:sz w:val="26"/>
-          <w:szCs w:val="26"/>
-        </w:rPr>
-      </w:pPr>
-      <w:r>
-        <w:rPr>
-          <w:rFonts w:ascii="Times New Roman" w:hAnsi="Times New Roman" w:cs="Times New Roman"/>
-          <w:sz w:val="26"/>
-          <w:szCs w:val="26"/>
-        </w:rPr>
-        <w:t>YOLO (You Only Look Once) là họ mô hình phát hiện đối tượng thuộc nhóm single-stage detector, được giới thiệu lần đầu bởi Redmon và cộng sự vào năm 2016 [10]. Khác với các phương pháp two-stage detector như Fast R-CNN hay Faster R-CNN, YOLO thực hiện đồng thời nhiệm vụ định vị và phân loại đối tượng trong một lần suy luận duy nhất. Cách tiếp cận này giúp giảm đáng kể độ phức tạp tính toán và nâng cao tốc độ xử lý, đặc biệt phù hợp với các ứng dụng yêu cầu phản hồi theo thời gian thực [7], [8], [10].</w:t>
-      </w:r>
-    </w:p>
-    <w:p>
-      <w:pPr>
-        <w:spacing w:line="360" w:lineRule="auto"/>
-        <w:rPr>
-          <w:rFonts w:ascii="Times New Roman" w:hAnsi="Times New Roman" w:cs="Times New Roman"/>
-          <w:sz w:val="26"/>
-          <w:szCs w:val="26"/>
-        </w:rPr>
-      </w:pPr>
-      <w:r>
-        <w:rPr>
-          <w:rFonts w:ascii="Times New Roman" w:hAnsi="Times New Roman" w:cs="Times New Roman"/>
-          <w:sz w:val="26"/>
-          <w:szCs w:val="26"/>
-        </w:rPr>
-        <w:t>Ý tưởng cốt lõi của YOLO là xem bài toán phát hiện đối tượng như một bài toán hồi quy trực tiếp từ ảnh đầu vào đến tọa độ bounding box và xác suất lớp. Thay vì tạo ra các vùng đề xuất (region proposals) rồi tiến hành phân loại riêng biệt, toàn bộ ảnh được đưa qua một mạng nơ-ron duy nhất để dự đoán trực tiếp các đối tượng xuất hiện trong ảnh [10].</w:t>
-      </w:r>
-    </w:p>
-    <w:p>
-      <w:pPr>
-        <w:spacing w:line="360" w:lineRule="auto"/>
-        <w:rPr>
-          <w:rFonts w:ascii="Times New Roman" w:hAnsi="Times New Roman" w:cs="Times New Roman"/>
-          <w:sz w:val="26"/>
-          <w:szCs w:val="26"/>
-        </w:rPr>
-      </w:pPr>
-      <w:r>
-        <w:rPr>
-          <w:rFonts w:ascii="Times New Roman" w:hAnsi="Times New Roman" w:cs="Times New Roman"/>
-          <w:sz w:val="26"/>
-          <w:szCs w:val="26"/>
-        </w:rPr>
-        <w:t>Nhờ khả năng xử lý nhanh và kiến trúc đơn giản, YOLO đã trở thành một trong những hướng nghiên cứu phổ biến nhất trong lĩnh vực Object Detection. Qua nhiều thế hệ phát triển, họ mô hình YOLO liên tục được cải tiến nhằm nâng cao độ chính xác, khả năng phát hiện vật thể nhỏ và hiệu quả suy luận trên các thiết bị có tài nguyên hạn chế [11]–[14].</w:t>
+      <w:bookmarkStart w:id="30" w:name="_Toc232088685"/>
+      <w:r>
+        <w:t>2.4</w:t>
+      </w:r>
+      <w:r>
+        <w:t>.1. Tổng quan về các mô hình CNN hiện đại</w:t>
+      </w:r>
+      <w:bookmarkEnd w:id="30"/>
+    </w:p>
+    <w:p>
+      <w:pPr>
+        <w:spacing w:line="360" w:lineRule="auto"/>
+        <w:rPr>
+          <w:rFonts w:ascii="Times New Roman" w:hAnsi="Times New Roman" w:cs="Times New Roman"/>
+          <w:sz w:val="26"/>
+          <w:szCs w:val="26"/>
+        </w:rPr>
+      </w:pPr>
+      <w:r>
+        <w:rPr>
+          <w:rFonts w:ascii="Times New Roman" w:hAnsi="Times New Roman" w:cs="Times New Roman"/>
+          <w:sz w:val="26"/>
+          <w:szCs w:val="26"/>
+        </w:rPr>
+        <w:t>Sự gia tăng độ sâu của mạng CNN đã góp phần đáng kể vào việc cải thiện khả năng học đặc trưng và độ chính xác trên các bài toán nhận dạng ảnh. Tuy nhiên, khi số lượng tầng ngày càng lớn, quá trình huấn luyện thường gặp phải nhiều vấn đề như mất gradient, bùng nổ gradient hoặc suy giảm hiệu năng dù kiến trúc trở nên phức tạp hơn [15].</w:t>
+      </w:r>
+    </w:p>
+    <w:p>
+      <w:pPr>
+        <w:spacing w:line="360" w:lineRule="auto"/>
+        <w:rPr>
+          <w:rFonts w:ascii="Times New Roman" w:hAnsi="Times New Roman" w:cs="Times New Roman"/>
+          <w:sz w:val="26"/>
+          <w:szCs w:val="26"/>
+        </w:rPr>
+      </w:pPr>
+      <w:r>
+        <w:rPr>
+          <w:rFonts w:ascii="Times New Roman" w:hAnsi="Times New Roman" w:cs="Times New Roman"/>
+          <w:sz w:val="26"/>
+          <w:szCs w:val="26"/>
+        </w:rPr>
+        <w:t>Để giải quyết những hạn chế này, nhiều kiến trúc CNN hiện đại đã được đề xuất với mục tiêu nâng cao khả năng biểu diễn trong khi vẫn đảm bảo hiệu quả tính toán. Trong số đó, ResNet và EfficientNet là hai họ mô hình có ảnh hưởng lớn trong lĩnh vực phân loại ảnh và thường được sử dụng làm backbone hoặc classifier trong các hệ thống Computer Vision hiện đại [15]–[17].</w:t>
       </w:r>
     </w:p>
     <w:p>
       <w:pPr>
         <w:pStyle w:val="Heading3"/>
       </w:pPr>
-      <w:bookmarkStart w:id="26" w:name="_Toc232088681"/>
-      <w:r>
-        <w:t>2.3</w:t>
-      </w:r>
-      <w:r>
-        <w:t>.2. Nguyên lý hoạt động của YOLO</w:t>
-      </w:r>
-      <w:bookmarkEnd w:id="26"/>
-    </w:p>
-    <w:p>
-      <w:pPr>
-        <w:spacing w:line="360" w:lineRule="auto"/>
-        <w:rPr>
-          <w:rFonts w:ascii="Times New Roman" w:hAnsi="Times New Roman" w:cs="Times New Roman"/>
-          <w:sz w:val="26"/>
-          <w:szCs w:val="26"/>
-        </w:rPr>
-      </w:pPr>
-      <w:r>
-        <w:rPr>
-          <w:rFonts w:ascii="Times New Roman" w:hAnsi="Times New Roman" w:cs="Times New Roman"/>
-          <w:sz w:val="26"/>
-          <w:szCs w:val="26"/>
-        </w:rPr>
-        <w:t>Trong kiến trúc YOLO, ảnh đầu vào được chia thành nhiều vùng không gian. Đối với mỗi vùng, mô hình dự đoán một tập các bounding box cùng với độ tin cậy và xác suất thuộc về các lớp đối tượng khác nhau [10].</w:t>
-      </w:r>
-    </w:p>
-    <w:p>
-      <w:pPr>
-        <w:spacing w:line="360" w:lineRule="auto"/>
-        <w:rPr>
-          <w:rFonts w:ascii="Times New Roman" w:hAnsi="Times New Roman" w:cs="Times New Roman"/>
-          <w:sz w:val="26"/>
-          <w:szCs w:val="26"/>
-        </w:rPr>
-      </w:pPr>
-      <w:r>
-        <w:rPr>
-          <w:rFonts w:ascii="Times New Roman" w:hAnsi="Times New Roman" w:cs="Times New Roman"/>
-          <w:sz w:val="26"/>
-          <w:szCs w:val="26"/>
-        </w:rPr>
-        <w:t>Quá trình suy luận của YOLO có thể được mô tả qua ba bước chính. Trước tiên, ảnh được đưa vào mạng CNN để trích xuất đặc trưng. Các đặc trưng này sau đó được sử dụng để dự đoán vị trí bounding box và xác suất lớp tương ứng. Cuối cùng, kỹ thuật Non-</w:t>
-      </w:r>
+      <w:bookmarkStart w:id="31" w:name="_Toc232088686"/>
+      <w:r>
+        <w:t>2.4</w:t>
+      </w:r>
+      <w:r>
+        <w:t>.2. ResNet</w:t>
+      </w:r>
+      <w:bookmarkEnd w:id="31"/>
+    </w:p>
+    <w:p>
+      <w:pPr>
+        <w:spacing w:line="360" w:lineRule="auto"/>
+        <w:rPr>
+          <w:rFonts w:ascii="Times New Roman" w:hAnsi="Times New Roman" w:cs="Times New Roman"/>
+          <w:sz w:val="26"/>
+          <w:szCs w:val="26"/>
+        </w:rPr>
+      </w:pPr>
+      <w:r>
+        <w:rPr>
+          <w:rFonts w:ascii="Times New Roman" w:hAnsi="Times New Roman" w:cs="Times New Roman"/>
+          <w:sz w:val="26"/>
+          <w:szCs w:val="26"/>
+        </w:rPr>
+        <w:t>ResNet (Residual Network) được đề xuất bởi He và cộng sự vào năm 2016 nhằm giải quyết hiện tượng suy giảm hiệu năng khi tăng độ sâu của mạng nơ-ron [15]. Điểm khác biệt quan trọng của ResNet nằm ở việc sử dụng cơ chế kết nối tắt (skip connection) hay còn gọi là residual connection.</w:t>
+      </w:r>
+    </w:p>
+    <w:p>
+      <w:pPr>
+        <w:spacing w:line="360" w:lineRule="auto"/>
+        <w:rPr>
+          <w:rFonts w:ascii="Times New Roman" w:hAnsi="Times New Roman" w:cs="Times New Roman"/>
+          <w:sz w:val="26"/>
+          <w:szCs w:val="26"/>
+        </w:rPr>
+      </w:pPr>
+      <w:r>
+        <w:rPr>
+          <w:rFonts w:ascii="Times New Roman" w:hAnsi="Times New Roman" w:cs="Times New Roman"/>
+          <w:sz w:val="26"/>
+          <w:szCs w:val="26"/>
+        </w:rPr>
+        <w:t>Trong kiến trúc CNN truyền thống, mỗi tầng phải học trực tiếp ánh xạ từ đầu vào sang đầu ra. ResNet thay đổi cách tiếp cận bằng việc yêu cầu mạng học phần dư (residual mapping) giữa đầu vào và đầu ra. Thông tin từ các tầng trước được truyền trực tiếp đến các tầng sau thông qua các kết nối tắt, giúp tín hiệu gradient lan truyền hiệu quả hơn trong quá trình huấn luyện [15].</w:t>
+      </w:r>
+    </w:p>
+    <w:p>
+      <w:pPr>
+        <w:spacing w:line="360" w:lineRule="auto"/>
+        <w:rPr>
+          <w:rFonts w:ascii="Times New Roman" w:hAnsi="Times New Roman" w:cs="Times New Roman"/>
+          <w:sz w:val="26"/>
+          <w:szCs w:val="26"/>
+        </w:rPr>
+      </w:pPr>
+      <w:r>
+        <w:rPr>
+          <w:rFonts w:ascii="Times New Roman" w:hAnsi="Times New Roman" w:cs="Times New Roman"/>
+          <w:sz w:val="26"/>
+          <w:szCs w:val="26"/>
+        </w:rPr>
+        <w:t>Về mặt toán học, đầu ra của một residual block được xác định bằng tổng của đầu vào và hàm biến đổi được học bởi các tầng bên trong khối. Cơ chế này giúp giảm hiện tượng mất gradient, cho phép xây dựng các mạng rất sâu mà vẫn duy trì khả năng hội tụ ổn định.</w:t>
+      </w:r>
+    </w:p>
+    <w:p>
+      <w:pPr>
+        <w:spacing w:line="360" w:lineRule="auto"/>
+        <w:rPr>
+          <w:rFonts w:ascii="Times New Roman" w:hAnsi="Times New Roman" w:cs="Times New Roman"/>
+          <w:sz w:val="26"/>
+          <w:szCs w:val="26"/>
+        </w:rPr>
+      </w:pPr>
       <w:r>
         <w:rPr>
           <w:rFonts w:ascii="Times New Roman" w:hAnsi="Times New Roman" w:cs="Times New Roman"/>
@@ -4731,580 +5444,262 @@
           <w:szCs w:val="26"/>
         </w:rPr>
         <w:lastRenderedPageBreak/>
-        <w:t>Maximum Suppression (NMS) được áp dụng nhằm loại bỏ các dự đoán chồng lấn và giữ lại những kết quả có độ tin cậy cao nhất [1], [10].</w:t>
-      </w:r>
-    </w:p>
-    <w:p>
-      <w:pPr>
-        <w:spacing w:line="360" w:lineRule="auto"/>
-        <w:rPr>
-          <w:rFonts w:ascii="Times New Roman" w:hAnsi="Times New Roman" w:cs="Times New Roman"/>
-          <w:sz w:val="26"/>
-          <w:szCs w:val="26"/>
-        </w:rPr>
-      </w:pPr>
-      <w:r>
-        <w:rPr>
-          <w:rFonts w:ascii="Times New Roman" w:hAnsi="Times New Roman" w:cs="Times New Roman"/>
-          <w:sz w:val="26"/>
-          <w:szCs w:val="26"/>
-        </w:rPr>
-        <w:t>Đối với mỗi đối tượng được phát hiện, mô hình thường trả về ba thành phần chính gồm tọa độ bounding box, xác suất lớp và giá trị confidence. Confidence phản ánh mức độ chắc chắn của mô hình về việc một đối tượng thực sự tồn tại bên trong bounding box được dự đoán. Những dự đoán có confidence thấp thường bị loại bỏ trong quá trình hậu xử lý nhằm giảm số lượng dự đoán sai.</w:t>
-      </w:r>
-    </w:p>
-    <w:p>
-      <w:pPr>
-        <w:spacing w:line="360" w:lineRule="auto"/>
-        <w:rPr>
-          <w:rFonts w:ascii="Times New Roman" w:hAnsi="Times New Roman" w:cs="Times New Roman"/>
-          <w:sz w:val="26"/>
-          <w:szCs w:val="26"/>
-        </w:rPr>
-      </w:pPr>
-      <w:r>
-        <w:rPr>
-          <w:rFonts w:ascii="Times New Roman" w:hAnsi="Times New Roman" w:cs="Times New Roman"/>
-          <w:sz w:val="26"/>
-          <w:szCs w:val="26"/>
-        </w:rPr>
-        <w:t>Một trong những ưu điểm quan trọng của YOLO là khả năng khai thác thông tin toàn cục của ảnh. Do toàn bộ ảnh được xử lý đồng thời thay vì từng vùng riêng lẻ, mô hình có thể tận dụng ngữ cảnh xung quanh đối tượng để cải thiện khả năng nhận dạng [10].</w:t>
+        <w:t>Nhờ kiến trúc residual, ResNet đạt được kết quả vượt trội trên nhiều bộ dữ liệu chuẩn như ImageNet và nhanh chóng trở thành nền tảng cho nhiều nghiên cứu tiếp theo trong lĩnh vực Computer Vision [15]. Các biến thể phổ biến bao gồm ResNet18, ResNet34, ResNet50, ResNet101 và ResNet152, trong đó số phía sau biểu thị số lượng tầng của mạng.</w:t>
+      </w:r>
+    </w:p>
+    <w:p>
+      <w:pPr>
+        <w:spacing w:line="360" w:lineRule="auto"/>
+        <w:rPr>
+          <w:rFonts w:ascii="Times New Roman" w:hAnsi="Times New Roman" w:cs="Times New Roman"/>
+          <w:sz w:val="26"/>
+          <w:szCs w:val="26"/>
+        </w:rPr>
+      </w:pPr>
+      <w:r>
+        <w:rPr>
+          <w:rFonts w:ascii="Times New Roman" w:hAnsi="Times New Roman" w:cs="Times New Roman"/>
+          <w:sz w:val="26"/>
+          <w:szCs w:val="26"/>
+        </w:rPr>
+        <w:t>Đối với bài toán phân loại biển báo giao thông, ResNet có khả năng học hiệu quả các đặc trưng hình học và màu sắc của biển báo. Kiến trúc này đặc biệt phù hợp khi áp dụng Transfer Learning do đã được tiền huấn luyện trên các bộ dữ liệu lớn và có khả năng thích nghi tốt với các tập dữ liệu chuyên biệt.</w:t>
       </w:r>
     </w:p>
     <w:p>
       <w:pPr>
         <w:pStyle w:val="Heading3"/>
       </w:pPr>
-      <w:bookmarkStart w:id="27" w:name="_Toc232088682"/>
-      <w:r>
-        <w:t>2.3</w:t>
-      </w:r>
-      <w:r>
-        <w:t>.</w:t>
-      </w:r>
-      <w:r>
-        <w:t>3</w:t>
-      </w:r>
-      <w:r>
-        <w:t>. Ưu điểm và hạn chế của YOLO</w:t>
-      </w:r>
-      <w:bookmarkEnd w:id="27"/>
-    </w:p>
-    <w:p>
-      <w:pPr>
-        <w:spacing w:line="360" w:lineRule="auto"/>
-        <w:rPr>
-          <w:rFonts w:ascii="Times New Roman" w:hAnsi="Times New Roman" w:cs="Times New Roman"/>
-          <w:sz w:val="26"/>
-          <w:szCs w:val="26"/>
-        </w:rPr>
-      </w:pPr>
-      <w:r>
-        <w:rPr>
-          <w:rFonts w:ascii="Times New Roman" w:hAnsi="Times New Roman" w:cs="Times New Roman"/>
-          <w:sz w:val="26"/>
-          <w:szCs w:val="26"/>
-        </w:rPr>
-        <w:t>Ưu điểm nổi bật nhất của YOLO là tốc độ suy luận cao. Nhờ thực hiện đồng thời quá trình định vị và phân loại trong một mạng duy nhất, mô hình có thể xử lý ảnh hoặc video với tốc độ đủ nhanh cho các hệ thống thời gian thực như camera giao thông, robot hoặc phương tiện tự hành [10], [12].</w:t>
-      </w:r>
-    </w:p>
-    <w:p>
-      <w:pPr>
-        <w:spacing w:line="360" w:lineRule="auto"/>
-        <w:rPr>
-          <w:rFonts w:ascii="Times New Roman" w:hAnsi="Times New Roman" w:cs="Times New Roman"/>
-          <w:sz w:val="26"/>
-          <w:szCs w:val="26"/>
-        </w:rPr>
-      </w:pPr>
-      <w:r>
-        <w:rPr>
-          <w:rFonts w:ascii="Times New Roman" w:hAnsi="Times New Roman" w:cs="Times New Roman"/>
-          <w:sz w:val="26"/>
-          <w:szCs w:val="26"/>
-        </w:rPr>
-        <w:t>Bên cạnh đó, YOLO có kiến trúc tương đối đơn giản và dễ triển khai. Quá trình huấn luyện và suy luận được tích hợp trong cùng một mô hình, giúp giảm độ phức tạp của hệ thống so với các kiến trúc gồm nhiều thành phần riêng biệt.</w:t>
-      </w:r>
-    </w:p>
-    <w:p>
-      <w:pPr>
-        <w:spacing w:line="360" w:lineRule="auto"/>
-        <w:rPr>
-          <w:rFonts w:ascii="Times New Roman" w:hAnsi="Times New Roman" w:cs="Times New Roman"/>
-          <w:sz w:val="26"/>
-          <w:szCs w:val="26"/>
-        </w:rPr>
-      </w:pPr>
-      <w:r>
-        <w:rPr>
-          <w:rFonts w:ascii="Times New Roman" w:hAnsi="Times New Roman" w:cs="Times New Roman"/>
-          <w:sz w:val="26"/>
-          <w:szCs w:val="26"/>
-        </w:rPr>
-        <w:t>Tuy nhiên, YOLO vẫn tồn tại một số hạn chế. Độ chính xác của mô hình có thể suy giảm khi xử lý các đối tượng rất nhỏ hoặc các lớp có mức độ tương đồng cao. Trong những trường hợp yêu cầu phân biệt các chi tiết tinh vi, việc sử dụng thêm một bộ phân loại chuyên biệt có thể mang lại kết quả tốt hơn. Ngoài ra, hiệu năng của YOLO phụ thuộc đáng kể vào chất lượng dữ liệu huấn luyện cũng như chiến lược tăng cường dữ liệu được áp dụng [12], [13].</w:t>
+      <w:bookmarkStart w:id="32" w:name="_Toc232088687"/>
+      <w:r>
+        <w:t>2.4</w:t>
+      </w:r>
+      <w:r>
+        <w:t>.3. EfficientNet</w:t>
+      </w:r>
+      <w:bookmarkEnd w:id="32"/>
+    </w:p>
+    <w:p>
+      <w:pPr>
+        <w:spacing w:line="360" w:lineRule="auto"/>
+        <w:rPr>
+          <w:rFonts w:ascii="Times New Roman" w:hAnsi="Times New Roman" w:cs="Times New Roman"/>
+          <w:sz w:val="26"/>
+          <w:szCs w:val="26"/>
+        </w:rPr>
+      </w:pPr>
+      <w:r>
+        <w:rPr>
+          <w:rFonts w:ascii="Times New Roman" w:hAnsi="Times New Roman" w:cs="Times New Roman"/>
+          <w:sz w:val="26"/>
+          <w:szCs w:val="26"/>
+        </w:rPr>
+        <w:t>Mặc dù việc tăng độ sâu hoặc độ rộng của mạng CNN thường giúp cải thiện hiệu năng, cách mở rộng này không phải lúc nào cũng tối ưu về mặt tài nguyên tính toán. Nhằm giải quyết vấn đề đó, Tan và Le đã đề xuất EfficientNet với chiến lược mở rộng mô hình theo hướng cân bằng giữa chiều sâu, chiều rộng và độ phân giải ảnh đầu vào [16].</w:t>
+      </w:r>
+    </w:p>
+    <w:p>
+      <w:pPr>
+        <w:spacing w:line="360" w:lineRule="auto"/>
+        <w:rPr>
+          <w:rFonts w:ascii="Times New Roman" w:hAnsi="Times New Roman" w:cs="Times New Roman"/>
+          <w:sz w:val="26"/>
+          <w:szCs w:val="26"/>
+        </w:rPr>
+      </w:pPr>
+      <w:r>
+        <w:rPr>
+          <w:rFonts w:ascii="Times New Roman" w:hAnsi="Times New Roman" w:cs="Times New Roman"/>
+          <w:sz w:val="26"/>
+          <w:szCs w:val="26"/>
+        </w:rPr>
+        <w:t>Thay vì chỉ tăng một yếu tố riêng lẻ, EfficientNet sử dụng phương pháp Compound Scaling để đồng thời điều chỉnh cả ba thành phần của mạng. Cách tiếp cận này giúp mô hình tận dụng hiệu quả tài nguyên tính toán và đạt độ chính xác cao hơn so với nhiều kiến trúc CNN truyền thống có cùng số lượng tham số [16].</w:t>
+      </w:r>
+    </w:p>
+    <w:p>
+      <w:pPr>
+        <w:spacing w:line="360" w:lineRule="auto"/>
+        <w:rPr>
+          <w:rFonts w:ascii="Times New Roman" w:hAnsi="Times New Roman" w:cs="Times New Roman"/>
+          <w:sz w:val="26"/>
+          <w:szCs w:val="26"/>
+        </w:rPr>
+      </w:pPr>
+      <w:r>
+        <w:rPr>
+          <w:rFonts w:ascii="Times New Roman" w:hAnsi="Times New Roman" w:cs="Times New Roman"/>
+          <w:sz w:val="26"/>
+          <w:szCs w:val="26"/>
+        </w:rPr>
+        <w:t>Kiến trúc nền tảng của EfficientNet được xây dựng dựa trên các khối Mobile Inverted Bottleneck Convolution (MBConv), vốn được thiết kế nhằm giảm chi phí tính toán nhưng vẫn duy trì khả năng biểu diễn đặc trưng mạnh mẽ. Bên cạnh đó, cơ chế Squeeze-and-Excitation được tích hợp nhằm tăng cường khả năng học mối quan hệ giữa các kênh đặc trưng khác nhau.</w:t>
+      </w:r>
+    </w:p>
+    <w:p>
+      <w:pPr>
+        <w:spacing w:line="360" w:lineRule="auto"/>
+        <w:rPr>
+          <w:rFonts w:ascii="Times New Roman" w:hAnsi="Times New Roman" w:cs="Times New Roman"/>
+          <w:sz w:val="26"/>
+          <w:szCs w:val="26"/>
+        </w:rPr>
+      </w:pPr>
+      <w:r>
+        <w:rPr>
+          <w:rFonts w:ascii="Times New Roman" w:hAnsi="Times New Roman" w:cs="Times New Roman"/>
+          <w:sz w:val="26"/>
+          <w:szCs w:val="26"/>
+        </w:rPr>
+        <w:t xml:space="preserve">Từ mô hình cơ sở EfficientNet-B0, tác giả đã phát triển nhiều biến thể như EfficientNet-B1 đến EfficientNet-B7 bằng cách áp dụng chiến lược Compound Scaling với các hệ số mở rộng khác nhau [16]. Sau đó, EfficientNetV2 tiếp tục được giới thiệu nhằm cải thiện </w:t>
+      </w:r>
+      <w:r>
+        <w:rPr>
+          <w:rFonts w:ascii="Times New Roman" w:hAnsi="Times New Roman" w:cs="Times New Roman"/>
+          <w:sz w:val="26"/>
+          <w:szCs w:val="26"/>
+        </w:rPr>
+        <w:lastRenderedPageBreak/>
+        <w:t>tốc độ huấn luyện và hiệu quả triển khai thực tế thông qua việc tối ưu cấu trúc mạng và chiến lược học biểu diễn [17].</w:t>
       </w:r>
     </w:p>
     <w:p>
       <w:pPr>
         <w:pStyle w:val="Heading3"/>
       </w:pPr>
-      <w:bookmarkStart w:id="28" w:name="_Toc232088683"/>
-      <w:r>
-        <w:t>2.</w:t>
-      </w:r>
-      <w:r>
-        <w:t>4</w:t>
-      </w:r>
-      <w:r>
-        <w:t>.5. Vai trò của YOLO trong bài toán nhận diện biển báo giao thông</w:t>
-      </w:r>
-      <w:bookmarkEnd w:id="28"/>
-    </w:p>
-    <w:p>
-      <w:pPr>
-        <w:spacing w:line="360" w:lineRule="auto"/>
-        <w:rPr>
-          <w:rFonts w:ascii="Times New Roman" w:hAnsi="Times New Roman" w:cs="Times New Roman"/>
-          <w:sz w:val="26"/>
-          <w:szCs w:val="26"/>
-        </w:rPr>
-      </w:pPr>
-      <w:r>
-        <w:rPr>
-          <w:rFonts w:ascii="Times New Roman" w:hAnsi="Times New Roman" w:cs="Times New Roman"/>
-          <w:sz w:val="26"/>
-          <w:szCs w:val="26"/>
-        </w:rPr>
-        <w:t xml:space="preserve">YOLO được sử dụng rộng rãi trong các hệ thống nhận diện biển báo giao thông nhờ khả năng phát hiện nhanh các đối tượng có kích thước nhỏ trong môi trường phức tạp. Trong </w:t>
-      </w:r>
-      <w:r>
-        <w:rPr>
-          <w:rFonts w:ascii="Times New Roman" w:hAnsi="Times New Roman" w:cs="Times New Roman"/>
-          <w:sz w:val="26"/>
-          <w:szCs w:val="26"/>
-        </w:rPr>
+      <w:bookmarkStart w:id="33" w:name="_Toc232088688"/>
+      <w:r>
+        <w:t>2.4</w:t>
+      </w:r>
+      <w:r>
+        <w:t>.4. So sánh ResNet và EfficientNet</w:t>
+      </w:r>
+      <w:bookmarkEnd w:id="33"/>
+    </w:p>
+    <w:p>
+      <w:pPr>
+        <w:spacing w:line="360" w:lineRule="auto"/>
+        <w:rPr>
+          <w:rFonts w:ascii="Times New Roman" w:hAnsi="Times New Roman" w:cs="Times New Roman"/>
+          <w:sz w:val="26"/>
+          <w:szCs w:val="26"/>
+        </w:rPr>
+      </w:pPr>
+      <w:r>
+        <w:rPr>
+          <w:rFonts w:ascii="Times New Roman" w:hAnsi="Times New Roman" w:cs="Times New Roman"/>
+          <w:sz w:val="26"/>
+          <w:szCs w:val="26"/>
+        </w:rPr>
+        <w:t>ResNet và EfficientNet đều là những kiến trúc CNN mạnh mẽ, tuy nhiên mỗi mô hình được xây dựng dựa trên triết lý thiết kế khác nhau.</w:t>
+      </w:r>
+    </w:p>
+    <w:p>
+      <w:pPr>
+        <w:spacing w:line="360" w:lineRule="auto"/>
+        <w:rPr>
+          <w:rFonts w:ascii="Times New Roman" w:hAnsi="Times New Roman" w:cs="Times New Roman"/>
+          <w:sz w:val="26"/>
+          <w:szCs w:val="26"/>
+        </w:rPr>
+      </w:pPr>
+      <w:r>
+        <w:rPr>
+          <w:rFonts w:ascii="Times New Roman" w:hAnsi="Times New Roman" w:cs="Times New Roman"/>
+          <w:sz w:val="26"/>
+          <w:szCs w:val="26"/>
+        </w:rPr>
+        <w:t>ResNet tập trung giải quyết vấn đề huấn luyện mạng sâu thông qua residual connection. Kiến trúc này có tính ổn định cao, được hỗ trợ rộng rãi trong nhiều thư viện học sâu và thường được sử dụng làm lựa chọn mặc định trong các bài toán phân loại ảnh [15].</w:t>
+      </w:r>
+    </w:p>
+    <w:p>
+      <w:pPr>
+        <w:spacing w:line="360" w:lineRule="auto"/>
+        <w:rPr>
+          <w:rFonts w:ascii="Times New Roman" w:hAnsi="Times New Roman" w:cs="Times New Roman"/>
+          <w:sz w:val="26"/>
+          <w:szCs w:val="26"/>
+        </w:rPr>
+      </w:pPr>
+      <w:r>
+        <w:rPr>
+          <w:rFonts w:ascii="Times New Roman" w:hAnsi="Times New Roman" w:cs="Times New Roman"/>
+          <w:sz w:val="26"/>
+          <w:szCs w:val="26"/>
+        </w:rPr>
+        <w:t>Trong khi đó, EfficientNet hướng tới việc tối ưu hiệu quả sử dụng tài nguyên tính toán. Với số lượng tham số ít hơn, EfficientNet thường đạt độ chính xác tương đương hoặc cao hơn nhiều kiến trúc CNN truyền thống. Điều này đặc biệt hữu ích trong các hệ thống yêu cầu triển khai trên phần cứng có giới hạn về bộ nhớ hoặc năng lực xử lý [16], [17].</w:t>
+      </w:r>
+    </w:p>
+    <w:p>
+      <w:pPr>
+        <w:spacing w:line="360" w:lineRule="auto"/>
+        <w:rPr>
+          <w:rFonts w:ascii="Times New Roman" w:hAnsi="Times New Roman" w:cs="Times New Roman"/>
+          <w:sz w:val="26"/>
+          <w:szCs w:val="26"/>
+        </w:rPr>
+      </w:pPr>
+      <w:r>
+        <w:rPr>
+          <w:rFonts w:ascii="Times New Roman" w:hAnsi="Times New Roman" w:cs="Times New Roman"/>
+          <w:sz w:val="26"/>
+          <w:szCs w:val="26"/>
+        </w:rPr>
+        <w:t>Tuy nhiên, EfficientNet thường yêu cầu quá trình tinh chỉnh siêu tham số cẩn thận hơn so với ResNet. Ngược lại, ResNet có kiến trúc đơn giản, ổn định và dễ huấn luyện trên nhiều loại dữ liệu khác nhau.</w:t>
+      </w:r>
+    </w:p>
+    <w:p>
+      <w:pPr>
+        <w:pStyle w:val="Heading3"/>
+      </w:pPr>
+      <w:bookmarkStart w:id="34" w:name="_Toc232088689"/>
+      <w:r>
+        <w:t>2.4</w:t>
+      </w:r>
+      <w:r>
+        <w:t>.5. Vai trò của ResNet và EfficientNet trong đề tài</w:t>
+      </w:r>
+      <w:bookmarkEnd w:id="34"/>
+    </w:p>
+    <w:p>
+      <w:pPr>
+        <w:spacing w:line="360" w:lineRule="auto"/>
+        <w:rPr>
+          <w:rFonts w:ascii="Times New Roman" w:hAnsi="Times New Roman" w:cs="Times New Roman"/>
+          <w:sz w:val="26"/>
+          <w:szCs w:val="26"/>
+        </w:rPr>
+      </w:pPr>
+      <w:r>
+        <w:rPr>
+          <w:rFonts w:ascii="Times New Roman" w:hAnsi="Times New Roman" w:cs="Times New Roman"/>
+          <w:sz w:val="26"/>
+          <w:szCs w:val="26"/>
+        </w:rPr>
+        <w:t>Trong đề tài nhận diện và phân loại biển báo giao thông Việt Nam, ResNet và EfficientNet được lựa chọn làm các mô hình CNN phục vụ nhiệm vụ phân loại ảnh trong pipeline kết hợp detector–classifier. Sau khi YOLO xác định vị trí biển báo, vùng ảnh chứa đối tượng sẽ được cắt ra và đưa vào bộ phân loại để dự đoán lớp cuối cùng.</w:t>
+      </w:r>
+    </w:p>
+    <w:p>
+      <w:pPr>
+        <w:spacing w:line="360" w:lineRule="auto"/>
+        <w:rPr>
+          <w:rFonts w:ascii="Times New Roman" w:hAnsi="Times New Roman" w:cs="Times New Roman"/>
+          <w:sz w:val="26"/>
+          <w:szCs w:val="26"/>
+        </w:rPr>
+      </w:pPr>
+      <w:r>
+        <w:rPr>
+          <w:rFonts w:ascii="Times New Roman" w:hAnsi="Times New Roman" w:cs="Times New Roman"/>
+          <w:sz w:val="26"/>
+          <w:szCs w:val="26"/>
+        </w:rPr>
+        <w:t>Việc lựa chọn hai kiến trúc này cho phép đánh giá ảnh hưởng của thiết kế mạng CNN đến chất lượng nhận dạng biển báo. ResNet đại diện cho hướng tiếp cận sử dụng mạng sâu với residual connection, trong khi EfficientNet đại diện cho hướng tối ưu hóa hiệu quả giữa độ chính xác và chi phí tính toán. Kết quả thực nghiệm sẽ cung cấp cơ sở để so sánh khả năng ứng dụng của từng mô hình trong hệ thống nhận diện biển báo giao thông Việt Nam.</w:t>
+      </w:r>
+    </w:p>
+    <w:p>
+      <w:pPr>
+        <w:pStyle w:val="Heading2"/>
+      </w:pPr>
+      <w:bookmarkStart w:id="35" w:name="_Toc232088690"/>
+      <w:r>
         <w:lastRenderedPageBreak/>
-        <w:t>điều kiện thực tế, biển báo thường xuất hiện ở khoảng cách xa, chịu ảnh hưởng của ánh sáng, thời tiết hoặc hiện tượng che khuất. Những yếu tố này đòi hỏi mô hình phải vừa đảm bảo độ chính xác vừa duy trì tốc độ xử lý đủ cao để đáp ứng yêu cầu thời gian thực.</w:t>
-      </w:r>
-    </w:p>
-    <w:p>
-      <w:pPr>
-        <w:spacing w:line="360" w:lineRule="auto"/>
-        <w:rPr>
-          <w:rFonts w:ascii="Times New Roman" w:hAnsi="Times New Roman" w:cs="Times New Roman"/>
-          <w:sz w:val="26"/>
-          <w:szCs w:val="26"/>
-        </w:rPr>
-      </w:pPr>
-      <w:r>
-        <w:rPr>
-          <w:rFonts w:ascii="Times New Roman" w:hAnsi="Times New Roman" w:cs="Times New Roman"/>
-          <w:sz w:val="26"/>
-          <w:szCs w:val="26"/>
-        </w:rPr>
-        <w:t>Trong phạm vi đề tài, YOLO đóng vai trò là thành phần phát hiện đối tượng cốt lõi của cả hai hướng tiếp cận nghiên cứu. Ở pipeline thứ nhất, YOLO thực hiện đồng thời việc xác định vị trí và phân loại biển báo. Ở pipeline thứ hai, mô hình chỉ đảm nhiệm nhiệm vụ phát hiện vị trí biển báo, sau đó vùng ảnh tương ứng được chuyển sang bộ phân loại CNN để xác định nhãn cuối cùng. Cách thiết kế này cho phép đánh giá sự khác biệt giữa mô hình end-to-end và kiến trúc kết hợp detector–classifier trong bài toán nhận diện biển báo giao thông Việt Nam.</w:t>
-      </w:r>
-    </w:p>
-    <w:p>
-      <w:pPr>
-        <w:pStyle w:val="Heading2"/>
-      </w:pPr>
-      <w:bookmarkStart w:id="29" w:name="_Toc232088684"/>
-      <w:r>
-        <w:t>2.4</w:t>
-      </w:r>
-      <w:r>
-        <w:t>. ResNet và EfficientNet</w:t>
-      </w:r>
-      <w:bookmarkEnd w:id="29"/>
-    </w:p>
-    <w:p>
-      <w:pPr>
-        <w:pStyle w:val="Heading3"/>
-      </w:pPr>
-      <w:bookmarkStart w:id="30" w:name="_Toc232088685"/>
-      <w:r>
-        <w:t>2.4</w:t>
-      </w:r>
-      <w:r>
-        <w:t>.1. Tổng quan về các mô hình CNN hiện đại</w:t>
-      </w:r>
-      <w:bookmarkEnd w:id="30"/>
-    </w:p>
-    <w:p>
-      <w:pPr>
-        <w:spacing w:line="360" w:lineRule="auto"/>
-        <w:rPr>
-          <w:rFonts w:ascii="Times New Roman" w:hAnsi="Times New Roman" w:cs="Times New Roman"/>
-          <w:sz w:val="26"/>
-          <w:szCs w:val="26"/>
-        </w:rPr>
-      </w:pPr>
-      <w:r>
-        <w:rPr>
-          <w:rFonts w:ascii="Times New Roman" w:hAnsi="Times New Roman" w:cs="Times New Roman"/>
-          <w:sz w:val="26"/>
-          <w:szCs w:val="26"/>
-        </w:rPr>
-        <w:t>Sự gia tăng độ sâu của mạng CNN đã góp phần đáng kể vào việc cải thiện khả năng học đặc trưng và độ chính xác trên các bài toán nhận dạng ảnh. Tuy nhiên, khi số lượng tầng ngày càng lớn, quá trình huấn luyện thường gặp phải nhiều vấn đề như mất gradient, bùng nổ gradient hoặc suy giảm hiệu năng dù kiến trúc trở nên phức tạp hơn [15].</w:t>
-      </w:r>
-    </w:p>
-    <w:p>
-      <w:pPr>
-        <w:spacing w:line="360" w:lineRule="auto"/>
-        <w:rPr>
-          <w:rFonts w:ascii="Times New Roman" w:hAnsi="Times New Roman" w:cs="Times New Roman"/>
-          <w:sz w:val="26"/>
-          <w:szCs w:val="26"/>
-        </w:rPr>
-      </w:pPr>
-      <w:r>
-        <w:rPr>
-          <w:rFonts w:ascii="Times New Roman" w:hAnsi="Times New Roman" w:cs="Times New Roman"/>
-          <w:sz w:val="26"/>
-          <w:szCs w:val="26"/>
-        </w:rPr>
-        <w:t>Để giải quyết những hạn chế này, nhiều kiến trúc CNN hiện đại đã được đề xuất với mục tiêu nâng cao khả năng biểu diễn trong khi vẫn đảm bảo hiệu quả tính toán. Trong số đó, ResNet và EfficientNet là hai họ mô hình có ảnh hưởng lớn trong lĩnh vực phân loại ảnh và thường được sử dụng làm backbone hoặc classifier trong các hệ thống Computer Vision hiện đại [15]–[17].</w:t>
-      </w:r>
-    </w:p>
-    <w:p>
-      <w:pPr>
-        <w:pStyle w:val="Heading3"/>
-      </w:pPr>
-      <w:bookmarkStart w:id="31" w:name="_Toc232088686"/>
-      <w:r>
-        <w:t>2.4</w:t>
-      </w:r>
-      <w:r>
-        <w:t>.2. ResNet</w:t>
-      </w:r>
-      <w:bookmarkEnd w:id="31"/>
-    </w:p>
-    <w:p>
-      <w:pPr>
-        <w:spacing w:line="360" w:lineRule="auto"/>
-        <w:rPr>
-          <w:rFonts w:ascii="Times New Roman" w:hAnsi="Times New Roman" w:cs="Times New Roman"/>
-          <w:sz w:val="26"/>
-          <w:szCs w:val="26"/>
-        </w:rPr>
-      </w:pPr>
-      <w:r>
-        <w:rPr>
-          <w:rFonts w:ascii="Times New Roman" w:hAnsi="Times New Roman" w:cs="Times New Roman"/>
-          <w:sz w:val="26"/>
-          <w:szCs w:val="26"/>
-        </w:rPr>
-        <w:t>ResNet (Residual Network) được đề xuất bởi He và cộng sự vào năm 2016 nhằm giải quyết hiện tượng suy giảm hiệu năng khi tăng độ sâu của mạng nơ-ron [15]. Điểm khác biệt quan trọng của ResNet nằm ở việc sử dụng cơ chế kết nối tắt (skip connection) hay còn gọi là residual connection.</w:t>
-      </w:r>
-    </w:p>
-    <w:p>
-      <w:pPr>
-        <w:spacing w:line="360" w:lineRule="auto"/>
-        <w:rPr>
-          <w:rFonts w:ascii="Times New Roman" w:hAnsi="Times New Roman" w:cs="Times New Roman"/>
-          <w:sz w:val="26"/>
-          <w:szCs w:val="26"/>
-        </w:rPr>
-      </w:pPr>
-      <w:r>
-        <w:rPr>
-          <w:rFonts w:ascii="Times New Roman" w:hAnsi="Times New Roman" w:cs="Times New Roman"/>
-          <w:sz w:val="26"/>
-          <w:szCs w:val="26"/>
-        </w:rPr>
-        <w:lastRenderedPageBreak/>
-        <w:t>Trong kiến trúc CNN truyền thống, mỗi tầng phải học trực tiếp ánh xạ từ đầu vào sang đầu ra. ResNet thay đổi cách tiếp cận bằng việc yêu cầu mạng học phần dư (residual mapping) giữa đầu vào và đầu ra. Thông tin từ các tầng trước được truyền trực tiếp đến các tầng sau thông qua các kết nối tắt, giúp tín hiệu gradient lan truyền hiệu quả hơn trong quá trình huấn luyện [15].</w:t>
-      </w:r>
-    </w:p>
-    <w:p>
-      <w:pPr>
-        <w:spacing w:line="360" w:lineRule="auto"/>
-        <w:rPr>
-          <w:rFonts w:ascii="Times New Roman" w:hAnsi="Times New Roman" w:cs="Times New Roman"/>
-          <w:sz w:val="26"/>
-          <w:szCs w:val="26"/>
-        </w:rPr>
-      </w:pPr>
-      <w:r>
-        <w:rPr>
-          <w:rFonts w:ascii="Times New Roman" w:hAnsi="Times New Roman" w:cs="Times New Roman"/>
-          <w:sz w:val="26"/>
-          <w:szCs w:val="26"/>
-        </w:rPr>
-        <w:t>Về mặt toán học, đầu ra của một residual block được xác định bằng tổng của đầu vào và hàm biến đổi được học bởi các tầng bên trong khối. Cơ chế này giúp giảm hiện tượng mất gradient, cho phép xây dựng các mạng rất sâu mà vẫn duy trì khả năng hội tụ ổn định.</w:t>
-      </w:r>
-    </w:p>
-    <w:p>
-      <w:pPr>
-        <w:spacing w:line="360" w:lineRule="auto"/>
-        <w:rPr>
-          <w:rFonts w:ascii="Times New Roman" w:hAnsi="Times New Roman" w:cs="Times New Roman"/>
-          <w:sz w:val="26"/>
-          <w:szCs w:val="26"/>
-        </w:rPr>
-      </w:pPr>
-      <w:r>
-        <w:rPr>
-          <w:rFonts w:ascii="Times New Roman" w:hAnsi="Times New Roman" w:cs="Times New Roman"/>
-          <w:sz w:val="26"/>
-          <w:szCs w:val="26"/>
-        </w:rPr>
-        <w:t>Nhờ kiến trúc residual, ResNet đạt được kết quả vượt trội trên nhiều bộ dữ liệu chuẩn như ImageNet và nhanh chóng trở thành nền tảng cho nhiều nghiên cứu tiếp theo trong lĩnh vực Computer Vision [15]. Các biến thể phổ biến bao gồm ResNet18, ResNet34, ResNet50, ResNet101 và ResNet152, trong đó số phía sau biểu thị số lượng tầng của mạng.</w:t>
-      </w:r>
-    </w:p>
-    <w:p>
-      <w:pPr>
-        <w:spacing w:line="360" w:lineRule="auto"/>
-        <w:rPr>
-          <w:rFonts w:ascii="Times New Roman" w:hAnsi="Times New Roman" w:cs="Times New Roman"/>
-          <w:sz w:val="26"/>
-          <w:szCs w:val="26"/>
-        </w:rPr>
-      </w:pPr>
-      <w:r>
-        <w:rPr>
-          <w:rFonts w:ascii="Times New Roman" w:hAnsi="Times New Roman" w:cs="Times New Roman"/>
-          <w:sz w:val="26"/>
-          <w:szCs w:val="26"/>
-        </w:rPr>
-        <w:t>Đối với bài toán phân loại biển báo giao thông, ResNet có khả năng học hiệu quả các đặc trưng hình học và màu sắc của biển báo. Kiến trúc này đặc biệt phù hợp khi áp dụng Transfer Learning do đã được tiền huấn luyện trên các bộ dữ liệu lớn và có khả năng thích nghi tốt với các tập dữ liệu chuyên biệt.</w:t>
-      </w:r>
-    </w:p>
-    <w:p>
-      <w:pPr>
-        <w:pStyle w:val="Heading3"/>
-      </w:pPr>
-      <w:bookmarkStart w:id="32" w:name="_Toc232088687"/>
-      <w:r>
-        <w:t>2.4</w:t>
-      </w:r>
-      <w:r>
-        <w:t>.3. EfficientNet</w:t>
-      </w:r>
-      <w:bookmarkEnd w:id="32"/>
-    </w:p>
-    <w:p>
-      <w:pPr>
-        <w:spacing w:line="360" w:lineRule="auto"/>
-        <w:rPr>
-          <w:rFonts w:ascii="Times New Roman" w:hAnsi="Times New Roman" w:cs="Times New Roman"/>
-          <w:sz w:val="26"/>
-          <w:szCs w:val="26"/>
-        </w:rPr>
-      </w:pPr>
-      <w:r>
-        <w:rPr>
-          <w:rFonts w:ascii="Times New Roman" w:hAnsi="Times New Roman" w:cs="Times New Roman"/>
-          <w:sz w:val="26"/>
-          <w:szCs w:val="26"/>
-        </w:rPr>
-        <w:t>Mặc dù việc tăng độ sâu hoặc độ rộng của mạng CNN thường giúp cải thiện hiệu năng, cách mở rộng này không phải lúc nào cũng tối ưu về mặt tài nguyên tính toán. Nhằm giải quyết vấn đề đó, Tan và Le đã đề xuất EfficientNet với chiến lược mở rộng mô hình theo hướng cân bằng giữa chiều sâu, chiều rộng và độ phân giải ảnh đầu vào [16].</w:t>
-      </w:r>
-    </w:p>
-    <w:p>
-      <w:pPr>
-        <w:spacing w:line="360" w:lineRule="auto"/>
-        <w:rPr>
-          <w:rFonts w:ascii="Times New Roman" w:hAnsi="Times New Roman" w:cs="Times New Roman"/>
-          <w:sz w:val="26"/>
-          <w:szCs w:val="26"/>
-        </w:rPr>
-      </w:pPr>
-      <w:r>
-        <w:rPr>
-          <w:rFonts w:ascii="Times New Roman" w:hAnsi="Times New Roman" w:cs="Times New Roman"/>
-          <w:sz w:val="26"/>
-          <w:szCs w:val="26"/>
-        </w:rPr>
-        <w:t>Thay vì chỉ tăng một yếu tố riêng lẻ, EfficientNet sử dụng phương pháp Compound Scaling để đồng thời điều chỉnh cả ba thành phần của mạng. Cách tiếp cận này giúp mô hình tận dụng hiệu quả tài nguyên tính toán và đạt độ chính xác cao hơn so với nhiều kiến trúc CNN truyền thống có cùng số lượng tham số [16].</w:t>
-      </w:r>
-    </w:p>
-    <w:p>
-      <w:pPr>
-        <w:spacing w:line="360" w:lineRule="auto"/>
-        <w:rPr>
-          <w:rFonts w:ascii="Times New Roman" w:hAnsi="Times New Roman" w:cs="Times New Roman"/>
-          <w:sz w:val="26"/>
-          <w:szCs w:val="26"/>
-        </w:rPr>
-      </w:pPr>
-      <w:r>
-        <w:rPr>
-          <w:rFonts w:ascii="Times New Roman" w:hAnsi="Times New Roman" w:cs="Times New Roman"/>
-          <w:sz w:val="26"/>
-          <w:szCs w:val="26"/>
-        </w:rPr>
-        <w:lastRenderedPageBreak/>
-        <w:t>Kiến trúc nền tảng của EfficientNet được xây dựng dựa trên các khối Mobile Inverted Bottleneck Convolution (MBConv), vốn được thiết kế nhằm giảm chi phí tính toán nhưng vẫn duy trì khả năng biểu diễn đặc trưng mạnh mẽ. Bên cạnh đó, cơ chế Squeeze-and-Excitation được tích hợp nhằm tăng cường khả năng học mối quan hệ giữa các kênh đặc trưng khác nhau.</w:t>
-      </w:r>
-    </w:p>
-    <w:p>
-      <w:pPr>
-        <w:spacing w:line="360" w:lineRule="auto"/>
-        <w:rPr>
-          <w:rFonts w:ascii="Times New Roman" w:hAnsi="Times New Roman" w:cs="Times New Roman"/>
-          <w:sz w:val="26"/>
-          <w:szCs w:val="26"/>
-        </w:rPr>
-      </w:pPr>
-      <w:r>
-        <w:rPr>
-          <w:rFonts w:ascii="Times New Roman" w:hAnsi="Times New Roman" w:cs="Times New Roman"/>
-          <w:sz w:val="26"/>
-          <w:szCs w:val="26"/>
-        </w:rPr>
-        <w:t>Từ mô hình cơ sở EfficientNet-B0, tác giả đã phát triển nhiều biến thể như EfficientNet-B1 đến EfficientNet-B7 bằng cách áp dụng chiến lược Compound Scaling với các hệ số mở rộng khác nhau [16]. Sau đó, EfficientNetV2 tiếp tục được giới thiệu nhằm cải thiện tốc độ huấn luyện và hiệu quả triển khai thực tế thông qua việc tối ưu cấu trúc mạng và chiến lược học biểu diễn [17].</w:t>
-      </w:r>
-    </w:p>
-    <w:p>
-      <w:pPr>
-        <w:pStyle w:val="Heading3"/>
-      </w:pPr>
-      <w:bookmarkStart w:id="33" w:name="_Toc232088688"/>
-      <w:r>
-        <w:t>2.4</w:t>
-      </w:r>
-      <w:r>
-        <w:t>.4. So sánh ResNet và EfficientNet</w:t>
-      </w:r>
-      <w:bookmarkEnd w:id="33"/>
-    </w:p>
-    <w:p>
-      <w:pPr>
-        <w:spacing w:line="360" w:lineRule="auto"/>
-        <w:rPr>
-          <w:rFonts w:ascii="Times New Roman" w:hAnsi="Times New Roman" w:cs="Times New Roman"/>
-          <w:sz w:val="26"/>
-          <w:szCs w:val="26"/>
-        </w:rPr>
-      </w:pPr>
-      <w:r>
-        <w:rPr>
-          <w:rFonts w:ascii="Times New Roman" w:hAnsi="Times New Roman" w:cs="Times New Roman"/>
-          <w:sz w:val="26"/>
-          <w:szCs w:val="26"/>
-        </w:rPr>
-        <w:t>ResNet và EfficientNet đều là những kiến trúc CNN mạnh mẽ, tuy nhiên mỗi mô hình được xây dựng dựa trên triết lý thiết kế khác nhau.</w:t>
-      </w:r>
-    </w:p>
-    <w:p>
-      <w:pPr>
-        <w:spacing w:line="360" w:lineRule="auto"/>
-        <w:rPr>
-          <w:rFonts w:ascii="Times New Roman" w:hAnsi="Times New Roman" w:cs="Times New Roman"/>
-          <w:sz w:val="26"/>
-          <w:szCs w:val="26"/>
-        </w:rPr>
-      </w:pPr>
-      <w:r>
-        <w:rPr>
-          <w:rFonts w:ascii="Times New Roman" w:hAnsi="Times New Roman" w:cs="Times New Roman"/>
-          <w:sz w:val="26"/>
-          <w:szCs w:val="26"/>
-        </w:rPr>
-        <w:t>ResNet tập trung giải quyết vấn đề huấn luyện mạng sâu thông qua residual connection. Kiến trúc này có tính ổn định cao, được hỗ trợ rộng rãi trong nhiều thư viện học sâu và thường được sử dụng làm lựa chọn mặc định trong các bài toán phân loại ảnh [15].</w:t>
-      </w:r>
-    </w:p>
-    <w:p>
-      <w:pPr>
-        <w:spacing w:line="360" w:lineRule="auto"/>
-        <w:rPr>
-          <w:rFonts w:ascii="Times New Roman" w:hAnsi="Times New Roman" w:cs="Times New Roman"/>
-          <w:sz w:val="26"/>
-          <w:szCs w:val="26"/>
-        </w:rPr>
-      </w:pPr>
-      <w:r>
-        <w:rPr>
-          <w:rFonts w:ascii="Times New Roman" w:hAnsi="Times New Roman" w:cs="Times New Roman"/>
-          <w:sz w:val="26"/>
-          <w:szCs w:val="26"/>
-        </w:rPr>
-        <w:t>Trong khi đó, EfficientNet hướng tới việc tối ưu hiệu quả sử dụng tài nguyên tính toán. Với số lượng tham số ít hơn, EfficientNet thường đạt độ chính xác tương đương hoặc cao hơn nhiều kiến trúc CNN truyền thống. Điều này đặc biệt hữu ích trong các hệ thống yêu cầu triển khai trên phần cứng có giới hạn về bộ nhớ hoặc năng lực xử lý [16], [17].</w:t>
-      </w:r>
-    </w:p>
-    <w:p>
-      <w:pPr>
-        <w:spacing w:line="360" w:lineRule="auto"/>
-        <w:rPr>
-          <w:rFonts w:ascii="Times New Roman" w:hAnsi="Times New Roman" w:cs="Times New Roman"/>
-          <w:sz w:val="26"/>
-          <w:szCs w:val="26"/>
-        </w:rPr>
-      </w:pPr>
-      <w:r>
-        <w:rPr>
-          <w:rFonts w:ascii="Times New Roman" w:hAnsi="Times New Roman" w:cs="Times New Roman"/>
-          <w:sz w:val="26"/>
-          <w:szCs w:val="26"/>
-        </w:rPr>
-        <w:t>Tuy nhiên, EfficientNet thường yêu cầu quá trình tinh chỉnh siêu tham số cẩn thận hơn so với ResNet. Ngược lại, ResNet có kiến trúc đơn giản, ổn định và dễ huấn luyện trên nhiều loại dữ liệu khác nhau.</w:t>
-      </w:r>
-    </w:p>
-    <w:p>
-      <w:pPr>
-        <w:pStyle w:val="Heading3"/>
-      </w:pPr>
-      <w:bookmarkStart w:id="34" w:name="_Toc232088689"/>
-      <w:r>
-        <w:t>2.4</w:t>
-      </w:r>
-      <w:r>
-        <w:t>.5. Vai trò của ResNet và EfficientNet trong đề tài</w:t>
-      </w:r>
-      <w:bookmarkEnd w:id="34"/>
-    </w:p>
-    <w:p>
-      <w:pPr>
-        <w:spacing w:line="360" w:lineRule="auto"/>
-        <w:rPr>
-          <w:rFonts w:ascii="Times New Roman" w:hAnsi="Times New Roman" w:cs="Times New Roman"/>
-          <w:sz w:val="26"/>
-          <w:szCs w:val="26"/>
-        </w:rPr>
-      </w:pPr>
-      <w:r>
-        <w:rPr>
-          <w:rFonts w:ascii="Times New Roman" w:hAnsi="Times New Roman" w:cs="Times New Roman"/>
-          <w:sz w:val="26"/>
-          <w:szCs w:val="26"/>
-        </w:rPr>
-        <w:t xml:space="preserve">Trong đề tài nhận diện và phân loại biển báo giao thông Việt Nam, ResNet và EfficientNet được lựa chọn làm các mô hình CNN phục vụ nhiệm vụ phân loại ảnh trong </w:t>
-      </w:r>
-      <w:r>
-        <w:rPr>
-          <w:rFonts w:ascii="Times New Roman" w:hAnsi="Times New Roman" w:cs="Times New Roman"/>
-          <w:sz w:val="26"/>
-          <w:szCs w:val="26"/>
-        </w:rPr>
-        <w:lastRenderedPageBreak/>
-        <w:t>pipeline kết hợp detector–classifier. Sau khi YOLO xác định vị trí biển báo, vùng ảnh chứa đối tượng sẽ được cắt ra và đưa vào bộ phân loại để dự đoán lớp cuối cùng.</w:t>
-      </w:r>
-    </w:p>
-    <w:p>
-      <w:pPr>
-        <w:spacing w:line="360" w:lineRule="auto"/>
-        <w:rPr>
-          <w:rFonts w:ascii="Times New Roman" w:hAnsi="Times New Roman" w:cs="Times New Roman"/>
-          <w:sz w:val="26"/>
-          <w:szCs w:val="26"/>
-        </w:rPr>
-      </w:pPr>
-      <w:r>
-        <w:rPr>
-          <w:rFonts w:ascii="Times New Roman" w:hAnsi="Times New Roman" w:cs="Times New Roman"/>
-          <w:sz w:val="26"/>
-          <w:szCs w:val="26"/>
-        </w:rPr>
-        <w:t>Việc lựa chọn hai kiến trúc này cho phép đánh giá ảnh hưởng của thiết kế mạng CNN đến chất lượng nhận dạng biển báo. ResNet đại diện cho hướng tiếp cận sử dụng mạng sâu với residual connection, trong khi EfficientNet đại diện cho hướng tối ưu hóa hiệu quả giữa độ chính xác và chi phí tính toán. Kết quả thực nghiệm sẽ cung cấp cơ sở để so sánh khả năng ứng dụng của từng mô hình trong hệ thống nhận diện biển báo giao thông Việt Nam.</w:t>
-      </w:r>
-    </w:p>
-    <w:p>
-      <w:pPr>
-        <w:pStyle w:val="Heading2"/>
-      </w:pPr>
-      <w:bookmarkStart w:id="35" w:name="_Toc232088690"/>
-      <w:r>
         <w:t>2.5</w:t>
       </w:r>
       <w:r>
@@ -5465,7 +5860,6 @@
           <w:sz w:val="26"/>
           <w:szCs w:val="26"/>
         </w:rPr>
-        <w:lastRenderedPageBreak/>
         <w:t>Trong đó:</w:t>
       </w:r>
     </w:p>
@@ -5537,6 +5931,7 @@
       </w:pPr>
       <w:bookmarkStart w:id="37" w:name="_Toc232088692"/>
       <w:r>
+        <w:lastRenderedPageBreak/>
         <w:t>2.5</w:t>
       </w:r>
       <w:r>
@@ -5757,7 +6152,6 @@
               <w:sz w:val="26"/>
               <w:szCs w:val="26"/>
             </w:rPr>
-            <w:lastRenderedPageBreak/>
             <m:t>F1=2×</m:t>
           </m:r>
           <m:f>
@@ -5858,6 +6252,7 @@
           <w:sz w:val="26"/>
           <w:szCs w:val="26"/>
         </w:rPr>
+        <w:lastRenderedPageBreak/>
         <w:t>Accuracy được xác định theo công thức:</w:t>
       </w:r>
     </w:p>
@@ -6360,6 +6755,7 @@
       </w:pPr>
       <w:bookmarkStart w:id="41" w:name="_Toc232088696"/>
       <w:r>
+        <w:lastRenderedPageBreak/>
         <w:t>2.5</w:t>
       </w:r>
       <w:r>
@@ -6547,16 +6943,16 @@
           <w:sz w:val="26"/>
           <w:szCs w:val="26"/>
         </w:rPr>
+        <w:t>Trong pipeline YOLO + CNN, Confusion Matrix đặc biệt hữu ích để đánh giá khả năng phân loại của các kiến trúc ResNet và EfficientNet trên tập dữ liệu gồm 52 lớp biển báo.</w:t>
+      </w:r>
+    </w:p>
+    <w:p>
+      <w:pPr>
+        <w:pStyle w:val="Heading3"/>
+      </w:pPr>
+      <w:bookmarkStart w:id="43" w:name="_Toc232088698"/>
+      <w:r>
         <w:lastRenderedPageBreak/>
-        <w:t>Trong pipeline YOLO + CNN, Confusion Matrix đặc biệt hữu ích để đánh giá khả năng phân loại của các kiến trúc ResNet và EfficientNet trên tập dữ liệu gồm 52 lớp biển báo.</w:t>
-      </w:r>
-    </w:p>
-    <w:p>
-      <w:pPr>
-        <w:pStyle w:val="Heading3"/>
-      </w:pPr>
-      <w:bookmarkStart w:id="43" w:name="_Toc232088698"/>
-      <w:r>
         <w:t>2.5</w:t>
       </w:r>
       <w:r>
@@ -6813,48 +7209,48 @@
         <w:rPr>
           <w:lang w:val="vi-VN"/>
         </w:rPr>
+        <w:t>TÀI LIỆU THAM KH</w:t>
+      </w:r>
+      <w:bookmarkEnd w:id="44"/>
+      <w:r>
+        <w:t>ẢO</w:t>
+      </w:r>
+      <w:bookmarkEnd w:id="45"/>
+    </w:p>
+    <w:p>
+      <w:pPr>
+        <w:spacing w:line="360" w:lineRule="auto"/>
+        <w:rPr>
+          <w:rFonts w:ascii="Times New Roman" w:hAnsi="Times New Roman" w:cs="Times New Roman"/>
+          <w:sz w:val="26"/>
+          <w:szCs w:val="26"/>
+        </w:rPr>
+      </w:pPr>
+      <w:r>
+        <w:rPr>
+          <w:rFonts w:ascii="Times New Roman" w:hAnsi="Times New Roman" w:cs="Times New Roman"/>
+          <w:sz w:val="26"/>
+          <w:szCs w:val="26"/>
+        </w:rPr>
+        <w:t>[1] R. Szeliski, Computer Vision: Algorithms and Applications, 2nd ed. Cham, Switzerland: Springer, 2022.</w:t>
+      </w:r>
+    </w:p>
+    <w:p>
+      <w:pPr>
+        <w:spacing w:line="360" w:lineRule="auto"/>
+        <w:rPr>
+          <w:rFonts w:ascii="Times New Roman" w:hAnsi="Times New Roman" w:cs="Times New Roman"/>
+          <w:sz w:val="26"/>
+          <w:szCs w:val="26"/>
+        </w:rPr>
+      </w:pPr>
+      <w:r>
+        <w:rPr>
+          <w:rFonts w:ascii="Times New Roman" w:hAnsi="Times New Roman" w:cs="Times New Roman"/>
+          <w:sz w:val="26"/>
+          <w:szCs w:val="26"/>
+        </w:rPr>
         <w:lastRenderedPageBreak/>
-        <w:t>TÀI LIỆU THAM KH</w:t>
-      </w:r>
-      <w:bookmarkEnd w:id="44"/>
-      <w:r>
-        <w:t>ẢO</w:t>
-      </w:r>
-      <w:bookmarkEnd w:id="45"/>
-    </w:p>
-    <w:p>
-      <w:pPr>
-        <w:spacing w:line="360" w:lineRule="auto"/>
-        <w:rPr>
-          <w:rFonts w:ascii="Times New Roman" w:hAnsi="Times New Roman" w:cs="Times New Roman"/>
-          <w:sz w:val="26"/>
-          <w:szCs w:val="26"/>
-        </w:rPr>
-      </w:pPr>
-      <w:r>
-        <w:rPr>
-          <w:rFonts w:ascii="Times New Roman" w:hAnsi="Times New Roman" w:cs="Times New Roman"/>
-          <w:sz w:val="26"/>
-          <w:szCs w:val="26"/>
-        </w:rPr>
-        <w:t>[1] R. Szeliski, Computer Vision: Algorithms and Applications, 2nd ed. Cham, Switzerland: Springer, 2022.</w:t>
-      </w:r>
-    </w:p>
-    <w:p>
-      <w:pPr>
-        <w:spacing w:line="360" w:lineRule="auto"/>
-        <w:rPr>
-          <w:rFonts w:ascii="Times New Roman" w:hAnsi="Times New Roman" w:cs="Times New Roman"/>
-          <w:sz w:val="26"/>
-          <w:szCs w:val="26"/>
-        </w:rPr>
-      </w:pPr>
-      <w:r>
-        <w:rPr>
-          <w:rFonts w:ascii="Times New Roman" w:hAnsi="Times New Roman" w:cs="Times New Roman"/>
-          <w:sz w:val="26"/>
-          <w:szCs w:val="26"/>
-        </w:rPr>
         <w:t>[2] D. A. Forsyth and J. Ponce, Computer Vision: A Modern Approach, 2nd ed. Upper Saddle River, NJ, USA: Pearson, 2011.</w:t>
       </w:r>
     </w:p>
@@ -7027,25 +7423,25 @@
           <w:sz w:val="26"/>
           <w:szCs w:val="26"/>
         </w:rPr>
+        <w:t>[11] J. Redmon and A. Farhadi, “YOLO9000: Better, faster, stronger,” in Proc. IEEE Conf. Comput. Vis. Pattern Recognit. (CVPR), Honolulu, HI, USA, 2017, pp. 7263–7271.</w:t>
+      </w:r>
+    </w:p>
+    <w:p>
+      <w:pPr>
+        <w:spacing w:line="360" w:lineRule="auto"/>
+        <w:rPr>
+          <w:rFonts w:ascii="Times New Roman" w:hAnsi="Times New Roman" w:cs="Times New Roman"/>
+          <w:sz w:val="26"/>
+          <w:szCs w:val="26"/>
+        </w:rPr>
+      </w:pPr>
+      <w:r>
+        <w:rPr>
+          <w:rFonts w:ascii="Times New Roman" w:hAnsi="Times New Roman" w:cs="Times New Roman"/>
+          <w:sz w:val="26"/>
+          <w:szCs w:val="26"/>
+        </w:rPr>
         <w:lastRenderedPageBreak/>
-        <w:t>[11] J. Redmon and A. Farhadi, “YOLO9000: Better, faster, stronger,” in Proc. IEEE Conf. Comput. Vis. Pattern Recognit. (CVPR), Honolulu, HI, USA, 2017, pp. 7263–7271.</w:t>
-      </w:r>
-    </w:p>
-    <w:p>
-      <w:pPr>
-        <w:spacing w:line="360" w:lineRule="auto"/>
-        <w:rPr>
-          <w:rFonts w:ascii="Times New Roman" w:hAnsi="Times New Roman" w:cs="Times New Roman"/>
-          <w:sz w:val="26"/>
-          <w:szCs w:val="26"/>
-        </w:rPr>
-      </w:pPr>
-      <w:r>
-        <w:rPr>
-          <w:rFonts w:ascii="Times New Roman" w:hAnsi="Times New Roman" w:cs="Times New Roman"/>
-          <w:sz w:val="26"/>
-          <w:szCs w:val="26"/>
-        </w:rPr>
         <w:t>[12] A. Bochkovskiy, C.-Y. Wang, and H.-Y. M. Liao, “YOLOv4: Optimal speed and accuracy of object detection,” arXiv:2004.10934, Apr. 2020.</w:t>
       </w:r>
     </w:p>
@@ -7190,7 +7586,6 @@
           <w:sz w:val="26"/>
           <w:szCs w:val="26"/>
         </w:rPr>
-        <w:lastRenderedPageBreak/>
         <w:t>[20] M. Everingham, L. Van Gool, C. K. I. Williams, J. Winn, and A. Zisserman, “The Pascal Visual Object Classes (VOC) challenge,” Int. J. Comput. Vis., vol. 88, no. 2, pp. 303–338, Jun. 2010.</w:t>
       </w:r>
     </w:p>
@@ -8399,7 +8794,7 @@
   <w:style w:type="paragraph" w:default="1" w:styleId="Normal">
     <w:name w:val="Normal"/>
     <w:qFormat/>
-    <w:rsid w:val="00DE1B2B"/>
+    <w:rsid w:val="00882EA3"/>
   </w:style>
   <w:style w:type="paragraph" w:styleId="Heading1">
     <w:name w:val="heading 1"/>
@@ -8596,7 +8991,6 @@
   <w:style w:type="character" w:default="1" w:styleId="DefaultParagraphFont">
     <w:name w:val="Default Paragraph Font"/>
     <w:uiPriority w:val="1"/>
-    <w:semiHidden/>
     <w:unhideWhenUsed/>
   </w:style>
   <w:style w:type="table" w:default="1" w:styleId="TableNormal">

--- a/tien_do_cong_viec/plan/bao_cao.docx
+++ b/tien_do_cong_viec/plan/bao_cao.docx
@@ -51,7 +51,7 @@
           <w:r>
             <w:fldChar w:fldCharType="separate"/>
           </w:r>
-          <w:hyperlink w:anchor="_Toc232088655" w:history="1">
+          <w:hyperlink w:anchor="_Toc232110256" w:history="1">
             <w:r>
               <w:rPr>
                 <w:rStyle w:val="Hyperlink"/>
@@ -78,7 +78,7 @@
                 <w:noProof/>
                 <w:webHidden/>
               </w:rPr>
-              <w:instrText xml:space="preserve"> PAGEREF _Toc232088655 \h </w:instrText>
+              <w:instrText xml:space="preserve"> PAGEREF _Toc232110256 \h </w:instrText>
             </w:r>
             <w:r>
               <w:rPr>
@@ -98,7 +98,7 @@
                 <w:noProof/>
                 <w:webHidden/>
               </w:rPr>
-              <w:t>3</w:t>
+              <w:t>4</w:t>
             </w:r>
             <w:r>
               <w:rPr>
@@ -120,7 +120,7 @@
               <w:noProof/>
             </w:rPr>
           </w:pPr>
-          <w:hyperlink w:anchor="_Toc232088656" w:history="1">
+          <w:hyperlink w:anchor="_Toc232110257" w:history="1">
             <w:r>
               <w:rPr>
                 <w:rStyle w:val="Hyperlink"/>
@@ -147,7 +147,7 @@
                 <w:noProof/>
                 <w:webHidden/>
               </w:rPr>
-              <w:instrText xml:space="preserve"> PAGEREF _Toc232088656 \h </w:instrText>
+              <w:instrText xml:space="preserve"> PAGEREF _Toc232110257 \h </w:instrText>
             </w:r>
             <w:r>
               <w:rPr>
@@ -167,7 +167,7 @@
                 <w:noProof/>
                 <w:webHidden/>
               </w:rPr>
-              <w:t>3</w:t>
+              <w:t>4</w:t>
             </w:r>
             <w:r>
               <w:rPr>
@@ -189,7 +189,7 @@
               <w:noProof/>
             </w:rPr>
           </w:pPr>
-          <w:hyperlink w:anchor="_Toc232088657" w:history="1">
+          <w:hyperlink w:anchor="_Toc232110258" w:history="1">
             <w:r>
               <w:rPr>
                 <w:rStyle w:val="Hyperlink"/>
@@ -216,7 +216,7 @@
                 <w:noProof/>
                 <w:webHidden/>
               </w:rPr>
-              <w:instrText xml:space="preserve"> PAGEREF _Toc232088657 \h </w:instrText>
+              <w:instrText xml:space="preserve"> PAGEREF _Toc232110258 \h </w:instrText>
             </w:r>
             <w:r>
               <w:rPr>
@@ -236,7 +236,7 @@
                 <w:noProof/>
                 <w:webHidden/>
               </w:rPr>
-              <w:t>3</w:t>
+              <w:t>4</w:t>
             </w:r>
             <w:r>
               <w:rPr>
@@ -258,7 +258,7 @@
               <w:noProof/>
             </w:rPr>
           </w:pPr>
-          <w:hyperlink w:anchor="_Toc232088658" w:history="1">
+          <w:hyperlink w:anchor="_Toc232110259" w:history="1">
             <w:r>
               <w:rPr>
                 <w:rStyle w:val="Hyperlink"/>
@@ -285,7 +285,7 @@
                 <w:noProof/>
                 <w:webHidden/>
               </w:rPr>
-              <w:instrText xml:space="preserve"> PAGEREF _Toc232088658 \h </w:instrText>
+              <w:instrText xml:space="preserve"> PAGEREF _Toc232110259 \h </w:instrText>
             </w:r>
             <w:r>
               <w:rPr>
@@ -305,7 +305,7 @@
                 <w:noProof/>
                 <w:webHidden/>
               </w:rPr>
-              <w:t>3</w:t>
+              <w:t>4</w:t>
             </w:r>
             <w:r>
               <w:rPr>
@@ -327,7 +327,7 @@
               <w:noProof/>
             </w:rPr>
           </w:pPr>
-          <w:hyperlink w:anchor="_Toc232088659" w:history="1">
+          <w:hyperlink w:anchor="_Toc232110260" w:history="1">
             <w:r>
               <w:rPr>
                 <w:rStyle w:val="Hyperlink"/>
@@ -354,7 +354,7 @@
                 <w:noProof/>
                 <w:webHidden/>
               </w:rPr>
-              <w:instrText xml:space="preserve"> PAGEREF _Toc232088659 \h </w:instrText>
+              <w:instrText xml:space="preserve"> PAGEREF _Toc232110260 \h </w:instrText>
             </w:r>
             <w:r>
               <w:rPr>
@@ -374,7 +374,7 @@
                 <w:noProof/>
                 <w:webHidden/>
               </w:rPr>
-              <w:t>4</w:t>
+              <w:t>5</w:t>
             </w:r>
             <w:r>
               <w:rPr>
@@ -396,7 +396,7 @@
               <w:noProof/>
             </w:rPr>
           </w:pPr>
-          <w:hyperlink w:anchor="_Toc232088660" w:history="1">
+          <w:hyperlink w:anchor="_Toc232110261" w:history="1">
             <w:r>
               <w:rPr>
                 <w:rStyle w:val="Hyperlink"/>
@@ -423,7 +423,7 @@
                 <w:noProof/>
                 <w:webHidden/>
               </w:rPr>
-              <w:instrText xml:space="preserve"> PAGEREF _Toc232088660 \h </w:instrText>
+              <w:instrText xml:space="preserve"> PAGEREF _Toc232110261 \h </w:instrText>
             </w:r>
             <w:r>
               <w:rPr>
@@ -443,7 +443,7 @@
                 <w:noProof/>
                 <w:webHidden/>
               </w:rPr>
-              <w:t>4</w:t>
+              <w:t>5</w:t>
             </w:r>
             <w:r>
               <w:rPr>
@@ -465,7 +465,7 @@
               <w:noProof/>
             </w:rPr>
           </w:pPr>
-          <w:hyperlink w:anchor="_Toc232088661" w:history="1">
+          <w:hyperlink w:anchor="_Toc232110262" w:history="1">
             <w:r>
               <w:rPr>
                 <w:rStyle w:val="Hyperlink"/>
@@ -492,7 +492,7 @@
                 <w:noProof/>
                 <w:webHidden/>
               </w:rPr>
-              <w:instrText xml:space="preserve"> PAGEREF _Toc232088661 \h </w:instrText>
+              <w:instrText xml:space="preserve"> PAGEREF _Toc232110262 \h </w:instrText>
             </w:r>
             <w:r>
               <w:rPr>
@@ -512,7 +512,7 @@
                 <w:noProof/>
                 <w:webHidden/>
               </w:rPr>
-              <w:t>5</w:t>
+              <w:t>6</w:t>
             </w:r>
             <w:r>
               <w:rPr>
@@ -534,7 +534,7 @@
               <w:noProof/>
             </w:rPr>
           </w:pPr>
-          <w:hyperlink w:anchor="_Toc232088662" w:history="1">
+          <w:hyperlink w:anchor="_Toc232110263" w:history="1">
             <w:r>
               <w:rPr>
                 <w:rStyle w:val="Hyperlink"/>
@@ -561,7 +561,7 @@
                 <w:noProof/>
                 <w:webHidden/>
               </w:rPr>
-              <w:instrText xml:space="preserve"> PAGEREF _Toc232088662 \h </w:instrText>
+              <w:instrText xml:space="preserve"> PAGEREF _Toc232110263 \h </w:instrText>
             </w:r>
             <w:r>
               <w:rPr>
@@ -581,7 +581,7 @@
                 <w:noProof/>
                 <w:webHidden/>
               </w:rPr>
-              <w:t>5</w:t>
+              <w:t>6</w:t>
             </w:r>
             <w:r>
               <w:rPr>
@@ -603,7 +603,7 @@
               <w:noProof/>
             </w:rPr>
           </w:pPr>
-          <w:hyperlink w:anchor="_Toc232088663" w:history="1">
+          <w:hyperlink w:anchor="_Toc232110264" w:history="1">
             <w:r>
               <w:rPr>
                 <w:rStyle w:val="Hyperlink"/>
@@ -630,7 +630,7 @@
                 <w:noProof/>
                 <w:webHidden/>
               </w:rPr>
-              <w:instrText xml:space="preserve"> PAGEREF _Toc232088663 \h </w:instrText>
+              <w:instrText xml:space="preserve"> PAGEREF _Toc232110264 \h </w:instrText>
             </w:r>
             <w:r>
               <w:rPr>
@@ -650,7 +650,7 @@
                 <w:noProof/>
                 <w:webHidden/>
               </w:rPr>
-              <w:t>6</w:t>
+              <w:t>7</w:t>
             </w:r>
             <w:r>
               <w:rPr>
@@ -672,7 +672,7 @@
               <w:noProof/>
             </w:rPr>
           </w:pPr>
-          <w:hyperlink w:anchor="_Toc232088664" w:history="1">
+          <w:hyperlink w:anchor="_Toc232110265" w:history="1">
             <w:r>
               <w:rPr>
                 <w:rStyle w:val="Hyperlink"/>
@@ -699,7 +699,7 @@
                 <w:noProof/>
                 <w:webHidden/>
               </w:rPr>
-              <w:instrText xml:space="preserve"> PAGEREF _Toc232088664 \h </w:instrText>
+              <w:instrText xml:space="preserve"> PAGEREF _Toc232110265 \h </w:instrText>
             </w:r>
             <w:r>
               <w:rPr>
@@ -719,7 +719,7 @@
                 <w:noProof/>
                 <w:webHidden/>
               </w:rPr>
-              <w:t>6</w:t>
+              <w:t>7</w:t>
             </w:r>
             <w:r>
               <w:rPr>
@@ -741,7 +741,7 @@
               <w:noProof/>
             </w:rPr>
           </w:pPr>
-          <w:hyperlink w:anchor="_Toc232088665" w:history="1">
+          <w:hyperlink w:anchor="_Toc232110266" w:history="1">
             <w:r>
               <w:rPr>
                 <w:rStyle w:val="Hyperlink"/>
@@ -768,7 +768,7 @@
                 <w:noProof/>
                 <w:webHidden/>
               </w:rPr>
-              <w:instrText xml:space="preserve"> PAGEREF _Toc232088665 \h </w:instrText>
+              <w:instrText xml:space="preserve"> PAGEREF _Toc232110266 \h </w:instrText>
             </w:r>
             <w:r>
               <w:rPr>
@@ -788,7 +788,7 @@
                 <w:noProof/>
                 <w:webHidden/>
               </w:rPr>
-              <w:t>6</w:t>
+              <w:t>7</w:t>
             </w:r>
             <w:r>
               <w:rPr>
@@ -810,7 +810,7 @@
               <w:noProof/>
             </w:rPr>
           </w:pPr>
-          <w:hyperlink w:anchor="_Toc232088666" w:history="1">
+          <w:hyperlink w:anchor="_Toc232110267" w:history="1">
             <w:r>
               <w:rPr>
                 <w:rStyle w:val="Hyperlink"/>
@@ -837,7 +837,7 @@
                 <w:noProof/>
                 <w:webHidden/>
               </w:rPr>
-              <w:instrText xml:space="preserve"> PAGEREF _Toc232088666 \h </w:instrText>
+              <w:instrText xml:space="preserve"> PAGEREF _Toc232110267 \h </w:instrText>
             </w:r>
             <w:r>
               <w:rPr>
@@ -857,7 +857,7 @@
                 <w:noProof/>
                 <w:webHidden/>
               </w:rPr>
-              <w:t>6</w:t>
+              <w:t>7</w:t>
             </w:r>
             <w:r>
               <w:rPr>
@@ -879,7 +879,7 @@
               <w:noProof/>
             </w:rPr>
           </w:pPr>
-          <w:hyperlink w:anchor="_Toc232088667" w:history="1">
+          <w:hyperlink w:anchor="_Toc232110268" w:history="1">
             <w:r>
               <w:rPr>
                 <w:rStyle w:val="Hyperlink"/>
@@ -906,7 +906,7 @@
                 <w:noProof/>
                 <w:webHidden/>
               </w:rPr>
-              <w:instrText xml:space="preserve"> PAGEREF _Toc232088667 \h </w:instrText>
+              <w:instrText xml:space="preserve"> PAGEREF _Toc232110268 \h </w:instrText>
             </w:r>
             <w:r>
               <w:rPr>
@@ -926,7 +926,7 @@
                 <w:noProof/>
                 <w:webHidden/>
               </w:rPr>
-              <w:t>7</w:t>
+              <w:t>8</w:t>
             </w:r>
             <w:r>
               <w:rPr>
@@ -948,7 +948,7 @@
               <w:noProof/>
             </w:rPr>
           </w:pPr>
-          <w:hyperlink w:anchor="_Toc232088668" w:history="1">
+          <w:hyperlink w:anchor="_Toc232110269" w:history="1">
             <w:r>
               <w:rPr>
                 <w:rStyle w:val="Hyperlink"/>
@@ -975,7 +975,7 @@
                 <w:noProof/>
                 <w:webHidden/>
               </w:rPr>
-              <w:instrText xml:space="preserve"> PAGEREF _Toc232088668 \h </w:instrText>
+              <w:instrText xml:space="preserve"> PAGEREF _Toc232110269 \h </w:instrText>
             </w:r>
             <w:r>
               <w:rPr>
@@ -995,7 +995,7 @@
                 <w:noProof/>
                 <w:webHidden/>
               </w:rPr>
-              <w:t>8</w:t>
+              <w:t>9</w:t>
             </w:r>
             <w:r>
               <w:rPr>
@@ -1017,7 +1017,7 @@
               <w:noProof/>
             </w:rPr>
           </w:pPr>
-          <w:hyperlink w:anchor="_Toc232088669" w:history="1">
+          <w:hyperlink w:anchor="_Toc232110270" w:history="1">
             <w:r>
               <w:rPr>
                 <w:rStyle w:val="Hyperlink"/>
@@ -1044,7 +1044,7 @@
                 <w:noProof/>
                 <w:webHidden/>
               </w:rPr>
-              <w:instrText xml:space="preserve"> PAGEREF _Toc232088669 \h </w:instrText>
+              <w:instrText xml:space="preserve"> PAGEREF _Toc232110270 \h </w:instrText>
             </w:r>
             <w:r>
               <w:rPr>
@@ -1064,7 +1064,7 @@
                 <w:noProof/>
                 <w:webHidden/>
               </w:rPr>
-              <w:t>8</w:t>
+              <w:t>9</w:t>
             </w:r>
             <w:r>
               <w:rPr>
@@ -1086,7 +1086,7 @@
               <w:noProof/>
             </w:rPr>
           </w:pPr>
-          <w:hyperlink w:anchor="_Toc232088670" w:history="1">
+          <w:hyperlink w:anchor="_Toc232110271" w:history="1">
             <w:r>
               <w:rPr>
                 <w:rStyle w:val="Hyperlink"/>
@@ -1113,7 +1113,7 @@
                 <w:noProof/>
                 <w:webHidden/>
               </w:rPr>
-              <w:instrText xml:space="preserve"> PAGEREF _Toc232088670 \h </w:instrText>
+              <w:instrText xml:space="preserve"> PAGEREF _Toc232110271 \h </w:instrText>
             </w:r>
             <w:r>
               <w:rPr>
@@ -1133,7 +1133,7 @@
                 <w:noProof/>
                 <w:webHidden/>
               </w:rPr>
-              <w:t>8</w:t>
+              <w:t>9</w:t>
             </w:r>
             <w:r>
               <w:rPr>
@@ -1155,7 +1155,7 @@
               <w:noProof/>
             </w:rPr>
           </w:pPr>
-          <w:hyperlink w:anchor="_Toc232088671" w:history="1">
+          <w:hyperlink w:anchor="_Toc232110272" w:history="1">
             <w:r>
               <w:rPr>
                 <w:rStyle w:val="Hyperlink"/>
@@ -1182,7 +1182,7 @@
                 <w:noProof/>
                 <w:webHidden/>
               </w:rPr>
-              <w:instrText xml:space="preserve"> PAGEREF _Toc232088671 \h </w:instrText>
+              <w:instrText xml:space="preserve"> PAGEREF _Toc232110272 \h </w:instrText>
             </w:r>
             <w:r>
               <w:rPr>
@@ -1202,7 +1202,7 @@
                 <w:noProof/>
                 <w:webHidden/>
               </w:rPr>
-              <w:t>8</w:t>
+              <w:t>9</w:t>
             </w:r>
             <w:r>
               <w:rPr>
@@ -1224,7 +1224,7 @@
               <w:noProof/>
             </w:rPr>
           </w:pPr>
-          <w:hyperlink w:anchor="_Toc232088672" w:history="1">
+          <w:hyperlink w:anchor="_Toc232110273" w:history="1">
             <w:r>
               <w:rPr>
                 <w:rStyle w:val="Hyperlink"/>
@@ -1251,7 +1251,7 @@
                 <w:noProof/>
                 <w:webHidden/>
               </w:rPr>
-              <w:instrText xml:space="preserve"> PAGEREF _Toc232088672 \h </w:instrText>
+              <w:instrText xml:space="preserve"> PAGEREF _Toc232110273 \h </w:instrText>
             </w:r>
             <w:r>
               <w:rPr>
@@ -1271,7 +1271,7 @@
                 <w:noProof/>
                 <w:webHidden/>
               </w:rPr>
-              <w:t>9</w:t>
+              <w:t>11</w:t>
             </w:r>
             <w:r>
               <w:rPr>
@@ -1293,7 +1293,7 @@
               <w:noProof/>
             </w:rPr>
           </w:pPr>
-          <w:hyperlink w:anchor="_Toc232088673" w:history="1">
+          <w:hyperlink w:anchor="_Toc232110274" w:history="1">
             <w:r>
               <w:rPr>
                 <w:rStyle w:val="Hyperlink"/>
@@ -1320,7 +1320,7 @@
                 <w:noProof/>
                 <w:webHidden/>
               </w:rPr>
-              <w:instrText xml:space="preserve"> PAGEREF _Toc232088673 \h </w:instrText>
+              <w:instrText xml:space="preserve"> PAGEREF _Toc232110274 \h </w:instrText>
             </w:r>
             <w:r>
               <w:rPr>
@@ -1340,7 +1340,7 @@
                 <w:noProof/>
                 <w:webHidden/>
               </w:rPr>
-              <w:t>9</w:t>
+              <w:t>12</w:t>
             </w:r>
             <w:r>
               <w:rPr>
@@ -1362,7 +1362,7 @@
               <w:noProof/>
             </w:rPr>
           </w:pPr>
-          <w:hyperlink w:anchor="_Toc232088674" w:history="1">
+          <w:hyperlink w:anchor="_Toc232110275" w:history="1">
             <w:r>
               <w:rPr>
                 <w:rStyle w:val="Hyperlink"/>
@@ -1389,7 +1389,7 @@
                 <w:noProof/>
                 <w:webHidden/>
               </w:rPr>
-              <w:instrText xml:space="preserve"> PAGEREF _Toc232088674 \h </w:instrText>
+              <w:instrText xml:space="preserve"> PAGEREF _Toc232110275 \h </w:instrText>
             </w:r>
             <w:r>
               <w:rPr>
@@ -1409,7 +1409,7 @@
                 <w:noProof/>
                 <w:webHidden/>
               </w:rPr>
-              <w:t>10</w:t>
+              <w:t>12</w:t>
             </w:r>
             <w:r>
               <w:rPr>
@@ -1431,7 +1431,7 @@
               <w:noProof/>
             </w:rPr>
           </w:pPr>
-          <w:hyperlink w:anchor="_Toc232088675" w:history="1">
+          <w:hyperlink w:anchor="_Toc232110276" w:history="1">
             <w:r>
               <w:rPr>
                 <w:rStyle w:val="Hyperlink"/>
@@ -1458,7 +1458,7 @@
                 <w:noProof/>
                 <w:webHidden/>
               </w:rPr>
-              <w:instrText xml:space="preserve"> PAGEREF _Toc232088675 \h </w:instrText>
+              <w:instrText xml:space="preserve"> PAGEREF _Toc232110276 \h </w:instrText>
             </w:r>
             <w:r>
               <w:rPr>
@@ -1478,7 +1478,7 @@
                 <w:noProof/>
                 <w:webHidden/>
               </w:rPr>
-              <w:t>10</w:t>
+              <w:t>12</w:t>
             </w:r>
             <w:r>
               <w:rPr>
@@ -1500,7 +1500,7 @@
               <w:noProof/>
             </w:rPr>
           </w:pPr>
-          <w:hyperlink w:anchor="_Toc232088676" w:history="1">
+          <w:hyperlink w:anchor="_Toc232110277" w:history="1">
             <w:r>
               <w:rPr>
                 <w:rStyle w:val="Hyperlink"/>
@@ -1527,7 +1527,7 @@
                 <w:noProof/>
                 <w:webHidden/>
               </w:rPr>
-              <w:instrText xml:space="preserve"> PAGEREF _Toc232088676 \h </w:instrText>
+              <w:instrText xml:space="preserve"> PAGEREF _Toc232110277 \h </w:instrText>
             </w:r>
             <w:r>
               <w:rPr>
@@ -1547,7 +1547,7 @@
                 <w:noProof/>
                 <w:webHidden/>
               </w:rPr>
-              <w:t>11</w:t>
+              <w:t>13</w:t>
             </w:r>
             <w:r>
               <w:rPr>
@@ -1569,7 +1569,7 @@
               <w:noProof/>
             </w:rPr>
           </w:pPr>
-          <w:hyperlink w:anchor="_Toc232088677" w:history="1">
+          <w:hyperlink w:anchor="_Toc232110278" w:history="1">
             <w:r>
               <w:rPr>
                 <w:rStyle w:val="Hyperlink"/>
@@ -1596,7 +1596,7 @@
                 <w:noProof/>
                 <w:webHidden/>
               </w:rPr>
-              <w:instrText xml:space="preserve"> PAGEREF _Toc232088677 \h </w:instrText>
+              <w:instrText xml:space="preserve"> PAGEREF _Toc232110278 \h </w:instrText>
             </w:r>
             <w:r>
               <w:rPr>
@@ -1616,7 +1616,7 @@
                 <w:noProof/>
                 <w:webHidden/>
               </w:rPr>
-              <w:t>11</w:t>
+              <w:t>14</w:t>
             </w:r>
             <w:r>
               <w:rPr>
@@ -1638,7 +1638,7 @@
               <w:noProof/>
             </w:rPr>
           </w:pPr>
-          <w:hyperlink w:anchor="_Toc232088678" w:history="1">
+          <w:hyperlink w:anchor="_Toc232110279" w:history="1">
             <w:r>
               <w:rPr>
                 <w:rStyle w:val="Hyperlink"/>
@@ -1665,7 +1665,7 @@
                 <w:noProof/>
                 <w:webHidden/>
               </w:rPr>
-              <w:instrText xml:space="preserve"> PAGEREF _Toc232088678 \h </w:instrText>
+              <w:instrText xml:space="preserve"> PAGEREF _Toc232110279 \h </w:instrText>
             </w:r>
             <w:r>
               <w:rPr>
@@ -1685,7 +1685,7 @@
                 <w:noProof/>
                 <w:webHidden/>
               </w:rPr>
-              <w:t>12</w:t>
+              <w:t>15</w:t>
             </w:r>
             <w:r>
               <w:rPr>
@@ -1707,7 +1707,7 @@
               <w:noProof/>
             </w:rPr>
           </w:pPr>
-          <w:hyperlink w:anchor="_Toc232088679" w:history="1">
+          <w:hyperlink w:anchor="_Toc232110280" w:history="1">
             <w:r>
               <w:rPr>
                 <w:rStyle w:val="Hyperlink"/>
@@ -1734,7 +1734,7 @@
                 <w:noProof/>
                 <w:webHidden/>
               </w:rPr>
-              <w:instrText xml:space="preserve"> PAGEREF _Toc232088679 \h </w:instrText>
+              <w:instrText xml:space="preserve"> PAGEREF _Toc232110280 \h </w:instrText>
             </w:r>
             <w:r>
               <w:rPr>
@@ -1754,7 +1754,7 @@
                 <w:noProof/>
                 <w:webHidden/>
               </w:rPr>
-              <w:t>13</w:t>
+              <w:t>16</w:t>
             </w:r>
             <w:r>
               <w:rPr>
@@ -1776,7 +1776,7 @@
               <w:noProof/>
             </w:rPr>
           </w:pPr>
-          <w:hyperlink w:anchor="_Toc232088680" w:history="1">
+          <w:hyperlink w:anchor="_Toc232110281" w:history="1">
             <w:r>
               <w:rPr>
                 <w:rStyle w:val="Hyperlink"/>
@@ -1803,7 +1803,7 @@
                 <w:noProof/>
                 <w:webHidden/>
               </w:rPr>
-              <w:instrText xml:space="preserve"> PAGEREF _Toc232088680 \h </w:instrText>
+              <w:instrText xml:space="preserve"> PAGEREF _Toc232110281 \h </w:instrText>
             </w:r>
             <w:r>
               <w:rPr>
@@ -1823,7 +1823,7 @@
                 <w:noProof/>
                 <w:webHidden/>
               </w:rPr>
-              <w:t>13</w:t>
+              <w:t>16</w:t>
             </w:r>
             <w:r>
               <w:rPr>
@@ -1845,7 +1845,7 @@
               <w:noProof/>
             </w:rPr>
           </w:pPr>
-          <w:hyperlink w:anchor="_Toc232088681" w:history="1">
+          <w:hyperlink w:anchor="_Toc232110282" w:history="1">
             <w:r>
               <w:rPr>
                 <w:rStyle w:val="Hyperlink"/>
@@ -1872,7 +1872,7 @@
                 <w:noProof/>
                 <w:webHidden/>
               </w:rPr>
-              <w:instrText xml:space="preserve"> PAGEREF _Toc232088681 \h </w:instrText>
+              <w:instrText xml:space="preserve"> PAGEREF _Toc232110282 \h </w:instrText>
             </w:r>
             <w:r>
               <w:rPr>
@@ -1892,7 +1892,7 @@
                 <w:noProof/>
                 <w:webHidden/>
               </w:rPr>
-              <w:t>13</w:t>
+              <w:t>16</w:t>
             </w:r>
             <w:r>
               <w:rPr>
@@ -1914,7 +1914,7 @@
               <w:noProof/>
             </w:rPr>
           </w:pPr>
-          <w:hyperlink w:anchor="_Toc232088682" w:history="1">
+          <w:hyperlink w:anchor="_Toc232110283" w:history="1">
             <w:r>
               <w:rPr>
                 <w:rStyle w:val="Hyperlink"/>
@@ -1941,7 +1941,7 @@
                 <w:noProof/>
                 <w:webHidden/>
               </w:rPr>
-              <w:instrText xml:space="preserve"> PAGEREF _Toc232088682 \h </w:instrText>
+              <w:instrText xml:space="preserve"> PAGEREF _Toc232110283 \h </w:instrText>
             </w:r>
             <w:r>
               <w:rPr>
@@ -1961,7 +1961,7 @@
                 <w:noProof/>
                 <w:webHidden/>
               </w:rPr>
-              <w:t>14</w:t>
+              <w:t>17</w:t>
             </w:r>
             <w:r>
               <w:rPr>
@@ -1983,7 +1983,7 @@
               <w:noProof/>
             </w:rPr>
           </w:pPr>
-          <w:hyperlink w:anchor="_Toc232088683" w:history="1">
+          <w:hyperlink w:anchor="_Toc232110284" w:history="1">
             <w:r>
               <w:rPr>
                 <w:rStyle w:val="Hyperlink"/>
@@ -2010,7 +2010,7 @@
                 <w:noProof/>
                 <w:webHidden/>
               </w:rPr>
-              <w:instrText xml:space="preserve"> PAGEREF _Toc232088683 \h </w:instrText>
+              <w:instrText xml:space="preserve"> PAGEREF _Toc232110284 \h </w:instrText>
             </w:r>
             <w:r>
               <w:rPr>
@@ -2030,7 +2030,7 @@
                 <w:noProof/>
                 <w:webHidden/>
               </w:rPr>
-              <w:t>14</w:t>
+              <w:t>18</w:t>
             </w:r>
             <w:r>
               <w:rPr>
@@ -2052,7 +2052,7 @@
               <w:noProof/>
             </w:rPr>
           </w:pPr>
-          <w:hyperlink w:anchor="_Toc232088684" w:history="1">
+          <w:hyperlink w:anchor="_Toc232110285" w:history="1">
             <w:r>
               <w:rPr>
                 <w:rStyle w:val="Hyperlink"/>
@@ -2079,7 +2079,7 @@
                 <w:noProof/>
                 <w:webHidden/>
               </w:rPr>
-              <w:instrText xml:space="preserve"> PAGEREF _Toc232088684 \h </w:instrText>
+              <w:instrText xml:space="preserve"> PAGEREF _Toc232110285 \h </w:instrText>
             </w:r>
             <w:r>
               <w:rPr>
@@ -2099,7 +2099,7 @@
                 <w:noProof/>
                 <w:webHidden/>
               </w:rPr>
-              <w:t>15</w:t>
+              <w:t>18</w:t>
             </w:r>
             <w:r>
               <w:rPr>
@@ -2121,7 +2121,7 @@
               <w:noProof/>
             </w:rPr>
           </w:pPr>
-          <w:hyperlink w:anchor="_Toc232088685" w:history="1">
+          <w:hyperlink w:anchor="_Toc232110286" w:history="1">
             <w:r>
               <w:rPr>
                 <w:rStyle w:val="Hyperlink"/>
@@ -2148,7 +2148,7 @@
                 <w:noProof/>
                 <w:webHidden/>
               </w:rPr>
-              <w:instrText xml:space="preserve"> PAGEREF _Toc232088685 \h </w:instrText>
+              <w:instrText xml:space="preserve"> PAGEREF _Toc232110286 \h </w:instrText>
             </w:r>
             <w:r>
               <w:rPr>
@@ -2168,7 +2168,7 @@
                 <w:noProof/>
                 <w:webHidden/>
               </w:rPr>
-              <w:t>15</w:t>
+              <w:t>18</w:t>
             </w:r>
             <w:r>
               <w:rPr>
@@ -2190,7 +2190,7 @@
               <w:noProof/>
             </w:rPr>
           </w:pPr>
-          <w:hyperlink w:anchor="_Toc232088686" w:history="1">
+          <w:hyperlink w:anchor="_Toc232110287" w:history="1">
             <w:r>
               <w:rPr>
                 <w:rStyle w:val="Hyperlink"/>
@@ -2217,7 +2217,7 @@
                 <w:noProof/>
                 <w:webHidden/>
               </w:rPr>
-              <w:instrText xml:space="preserve"> PAGEREF _Toc232088686 \h </w:instrText>
+              <w:instrText xml:space="preserve"> PAGEREF _Toc232110287 \h </w:instrText>
             </w:r>
             <w:r>
               <w:rPr>
@@ -2237,7 +2237,7 @@
                 <w:noProof/>
                 <w:webHidden/>
               </w:rPr>
-              <w:t>15</w:t>
+              <w:t>19</w:t>
             </w:r>
             <w:r>
               <w:rPr>
@@ -2259,7 +2259,7 @@
               <w:noProof/>
             </w:rPr>
           </w:pPr>
-          <w:hyperlink w:anchor="_Toc232088687" w:history="1">
+          <w:hyperlink w:anchor="_Toc232110288" w:history="1">
             <w:r>
               <w:rPr>
                 <w:rStyle w:val="Hyperlink"/>
@@ -2286,7 +2286,7 @@
                 <w:noProof/>
                 <w:webHidden/>
               </w:rPr>
-              <w:instrText xml:space="preserve"> PAGEREF _Toc232088687 \h </w:instrText>
+              <w:instrText xml:space="preserve"> PAGEREF _Toc232110288 \h </w:instrText>
             </w:r>
             <w:r>
               <w:rPr>
@@ -2306,7 +2306,7 @@
                 <w:noProof/>
                 <w:webHidden/>
               </w:rPr>
-              <w:t>16</w:t>
+              <w:t>20</w:t>
             </w:r>
             <w:r>
               <w:rPr>
@@ -2328,7 +2328,7 @@
               <w:noProof/>
             </w:rPr>
           </w:pPr>
-          <w:hyperlink w:anchor="_Toc232088688" w:history="1">
+          <w:hyperlink w:anchor="_Toc232110289" w:history="1">
             <w:r>
               <w:rPr>
                 <w:rStyle w:val="Hyperlink"/>
@@ -2355,7 +2355,7 @@
                 <w:noProof/>
                 <w:webHidden/>
               </w:rPr>
-              <w:instrText xml:space="preserve"> PAGEREF _Toc232088688 \h </w:instrText>
+              <w:instrText xml:space="preserve"> PAGEREF _Toc232110289 \h </w:instrText>
             </w:r>
             <w:r>
               <w:rPr>
@@ -2375,7 +2375,7 @@
                 <w:noProof/>
                 <w:webHidden/>
               </w:rPr>
-              <w:t>17</w:t>
+              <w:t>21</w:t>
             </w:r>
             <w:r>
               <w:rPr>
@@ -2397,7 +2397,7 @@
               <w:noProof/>
             </w:rPr>
           </w:pPr>
-          <w:hyperlink w:anchor="_Toc232088689" w:history="1">
+          <w:hyperlink w:anchor="_Toc232110290" w:history="1">
             <w:r>
               <w:rPr>
                 <w:rStyle w:val="Hyperlink"/>
@@ -2424,7 +2424,7 @@
                 <w:noProof/>
                 <w:webHidden/>
               </w:rPr>
-              <w:instrText xml:space="preserve"> PAGEREF _Toc232088689 \h </w:instrText>
+              <w:instrText xml:space="preserve"> PAGEREF _Toc232110290 \h </w:instrText>
             </w:r>
             <w:r>
               <w:rPr>
@@ -2444,7 +2444,7 @@
                 <w:noProof/>
                 <w:webHidden/>
               </w:rPr>
-              <w:t>17</w:t>
+              <w:t>22</w:t>
             </w:r>
             <w:r>
               <w:rPr>
@@ -2466,7 +2466,7 @@
               <w:noProof/>
             </w:rPr>
           </w:pPr>
-          <w:hyperlink w:anchor="_Toc232088690" w:history="1">
+          <w:hyperlink w:anchor="_Toc232110291" w:history="1">
             <w:r>
               <w:rPr>
                 <w:rStyle w:val="Hyperlink"/>
@@ -2493,7 +2493,7 @@
                 <w:noProof/>
                 <w:webHidden/>
               </w:rPr>
-              <w:instrText xml:space="preserve"> PAGEREF _Toc232088690 \h </w:instrText>
+              <w:instrText xml:space="preserve"> PAGEREF _Toc232110291 \h </w:instrText>
             </w:r>
             <w:r>
               <w:rPr>
@@ -2513,7 +2513,7 @@
                 <w:noProof/>
                 <w:webHidden/>
               </w:rPr>
-              <w:t>18</w:t>
+              <w:t>22</w:t>
             </w:r>
             <w:r>
               <w:rPr>
@@ -2535,7 +2535,7 @@
               <w:noProof/>
             </w:rPr>
           </w:pPr>
-          <w:hyperlink w:anchor="_Toc232088691" w:history="1">
+          <w:hyperlink w:anchor="_Toc232110292" w:history="1">
             <w:r>
               <w:rPr>
                 <w:rStyle w:val="Hyperlink"/>
@@ -2562,7 +2562,7 @@
                 <w:noProof/>
                 <w:webHidden/>
               </w:rPr>
-              <w:instrText xml:space="preserve"> PAGEREF _Toc232088691 \h </w:instrText>
+              <w:instrText xml:space="preserve"> PAGEREF _Toc232110292 \h </w:instrText>
             </w:r>
             <w:r>
               <w:rPr>
@@ -2582,7 +2582,7 @@
                 <w:noProof/>
                 <w:webHidden/>
               </w:rPr>
-              <w:t>18</w:t>
+              <w:t>23</w:t>
             </w:r>
             <w:r>
               <w:rPr>
@@ -2604,7 +2604,7 @@
               <w:noProof/>
             </w:rPr>
           </w:pPr>
-          <w:hyperlink w:anchor="_Toc232088692" w:history="1">
+          <w:hyperlink w:anchor="_Toc232110293" w:history="1">
             <w:r>
               <w:rPr>
                 <w:rStyle w:val="Hyperlink"/>
@@ -2631,7 +2631,7 @@
                 <w:noProof/>
                 <w:webHidden/>
               </w:rPr>
-              <w:instrText xml:space="preserve"> PAGEREF _Toc232088692 \h </w:instrText>
+              <w:instrText xml:space="preserve"> PAGEREF _Toc232110293 \h </w:instrText>
             </w:r>
             <w:r>
               <w:rPr>
@@ -2651,7 +2651,7 @@
                 <w:noProof/>
                 <w:webHidden/>
               </w:rPr>
-              <w:t>19</w:t>
+              <w:t>23</w:t>
             </w:r>
             <w:r>
               <w:rPr>
@@ -2673,7 +2673,7 @@
               <w:noProof/>
             </w:rPr>
           </w:pPr>
-          <w:hyperlink w:anchor="_Toc232088693" w:history="1">
+          <w:hyperlink w:anchor="_Toc232110294" w:history="1">
             <w:r>
               <w:rPr>
                 <w:rStyle w:val="Hyperlink"/>
@@ -2700,7 +2700,7 @@
                 <w:noProof/>
                 <w:webHidden/>
               </w:rPr>
-              <w:instrText xml:space="preserve"> PAGEREF _Toc232088693 \h </w:instrText>
+              <w:instrText xml:space="preserve"> PAGEREF _Toc232110294 \h </w:instrText>
             </w:r>
             <w:r>
               <w:rPr>
@@ -2720,7 +2720,7 @@
                 <w:noProof/>
                 <w:webHidden/>
               </w:rPr>
-              <w:t>19</w:t>
+              <w:t>24</w:t>
             </w:r>
             <w:r>
               <w:rPr>
@@ -2742,7 +2742,7 @@
               <w:noProof/>
             </w:rPr>
           </w:pPr>
-          <w:hyperlink w:anchor="_Toc232088694" w:history="1">
+          <w:hyperlink w:anchor="_Toc232110295" w:history="1">
             <w:r>
               <w:rPr>
                 <w:rStyle w:val="Hyperlink"/>
@@ -2769,7 +2769,7 @@
                 <w:noProof/>
                 <w:webHidden/>
               </w:rPr>
-              <w:instrText xml:space="preserve"> PAGEREF _Toc232088694 \h </w:instrText>
+              <w:instrText xml:space="preserve"> PAGEREF _Toc232110295 \h </w:instrText>
             </w:r>
             <w:r>
               <w:rPr>
@@ -2789,7 +2789,7 @@
                 <w:noProof/>
                 <w:webHidden/>
               </w:rPr>
-              <w:t>20</w:t>
+              <w:t>24</w:t>
             </w:r>
             <w:r>
               <w:rPr>
@@ -2811,7 +2811,7 @@
               <w:noProof/>
             </w:rPr>
           </w:pPr>
-          <w:hyperlink w:anchor="_Toc232088695" w:history="1">
+          <w:hyperlink w:anchor="_Toc232110296" w:history="1">
             <w:r>
               <w:rPr>
                 <w:rStyle w:val="Hyperlink"/>
@@ -2838,7 +2838,7 @@
                 <w:noProof/>
                 <w:webHidden/>
               </w:rPr>
-              <w:instrText xml:space="preserve"> PAGEREF _Toc232088695 \h </w:instrText>
+              <w:instrText xml:space="preserve"> PAGEREF _Toc232110296 \h </w:instrText>
             </w:r>
             <w:r>
               <w:rPr>
@@ -2858,7 +2858,7 @@
                 <w:noProof/>
                 <w:webHidden/>
               </w:rPr>
-              <w:t>20</w:t>
+              <w:t>25</w:t>
             </w:r>
             <w:r>
               <w:rPr>
@@ -2880,7 +2880,7 @@
               <w:noProof/>
             </w:rPr>
           </w:pPr>
-          <w:hyperlink w:anchor="_Toc232088696" w:history="1">
+          <w:hyperlink w:anchor="_Toc232110297" w:history="1">
             <w:r>
               <w:rPr>
                 <w:rStyle w:val="Hyperlink"/>
@@ -2907,7 +2907,7 @@
                 <w:noProof/>
                 <w:webHidden/>
               </w:rPr>
-              <w:instrText xml:space="preserve"> PAGEREF _Toc232088696 \h </w:instrText>
+              <w:instrText xml:space="preserve"> PAGEREF _Toc232110297 \h </w:instrText>
             </w:r>
             <w:r>
               <w:rPr>
@@ -2927,7 +2927,7 @@
                 <w:noProof/>
                 <w:webHidden/>
               </w:rPr>
-              <w:t>21</w:t>
+              <w:t>25</w:t>
             </w:r>
             <w:r>
               <w:rPr>
@@ -2949,7 +2949,7 @@
               <w:noProof/>
             </w:rPr>
           </w:pPr>
-          <w:hyperlink w:anchor="_Toc232088697" w:history="1">
+          <w:hyperlink w:anchor="_Toc232110298" w:history="1">
             <w:r>
               <w:rPr>
                 <w:rStyle w:val="Hyperlink"/>
@@ -2976,7 +2976,7 @@
                 <w:noProof/>
                 <w:webHidden/>
               </w:rPr>
-              <w:instrText xml:space="preserve"> PAGEREF _Toc232088697 \h </w:instrText>
+              <w:instrText xml:space="preserve"> PAGEREF _Toc232110298 \h </w:instrText>
             </w:r>
             <w:r>
               <w:rPr>
@@ -2996,7 +2996,7 @@
                 <w:noProof/>
                 <w:webHidden/>
               </w:rPr>
-              <w:t>21</w:t>
+              <w:t>26</w:t>
             </w:r>
             <w:r>
               <w:rPr>
@@ -3018,7 +3018,7 @@
               <w:noProof/>
             </w:rPr>
           </w:pPr>
-          <w:hyperlink w:anchor="_Toc232088698" w:history="1">
+          <w:hyperlink w:anchor="_Toc232110299" w:history="1">
             <w:r>
               <w:rPr>
                 <w:rStyle w:val="Hyperlink"/>
@@ -3045,7 +3045,7 @@
                 <w:noProof/>
                 <w:webHidden/>
               </w:rPr>
-              <w:instrText xml:space="preserve"> PAGEREF _Toc232088698 \h </w:instrText>
+              <w:instrText xml:space="preserve"> PAGEREF _Toc232110299 \h </w:instrText>
             </w:r>
             <w:r>
               <w:rPr>
@@ -3065,7 +3065,7 @@
                 <w:noProof/>
                 <w:webHidden/>
               </w:rPr>
-              <w:t>22</w:t>
+              <w:t>26</w:t>
             </w:r>
             <w:r>
               <w:rPr>
@@ -3087,11 +3087,2201 @@
               <w:noProof/>
             </w:rPr>
           </w:pPr>
-          <w:hyperlink w:anchor="_Toc232088699" w:history="1">
+          <w:hyperlink w:anchor="_Toc232110300" w:history="1">
             <w:r>
               <w:rPr>
                 <w:rStyle w:val="Hyperlink"/>
                 <w:noProof/>
+              </w:rPr>
+              <w:t>CHƯƠNG 3: THIẾT KẾ VÀ XÂY DỰNG HỆ THỐNG</w:t>
+            </w:r>
+            <w:r>
+              <w:rPr>
+                <w:noProof/>
+                <w:webHidden/>
+              </w:rPr>
+              <w:tab/>
+            </w:r>
+            <w:r>
+              <w:rPr>
+                <w:noProof/>
+                <w:webHidden/>
+              </w:rPr>
+              <w:fldChar w:fldCharType="begin"/>
+            </w:r>
+            <w:r>
+              <w:rPr>
+                <w:noProof/>
+                <w:webHidden/>
+              </w:rPr>
+              <w:instrText xml:space="preserve"> PAGEREF _Toc232110300 \h </w:instrText>
+            </w:r>
+            <w:r>
+              <w:rPr>
+                <w:noProof/>
+                <w:webHidden/>
+              </w:rPr>
+            </w:r>
+            <w:r>
+              <w:rPr>
+                <w:noProof/>
+                <w:webHidden/>
+              </w:rPr>
+              <w:fldChar w:fldCharType="separate"/>
+            </w:r>
+            <w:r>
+              <w:rPr>
+                <w:noProof/>
+                <w:webHidden/>
+              </w:rPr>
+              <w:t>27</w:t>
+            </w:r>
+            <w:r>
+              <w:rPr>
+                <w:noProof/>
+                <w:webHidden/>
+              </w:rPr>
+              <w:fldChar w:fldCharType="end"/>
+            </w:r>
+          </w:hyperlink>
+        </w:p>
+        <w:p>
+          <w:pPr>
+            <w:pStyle w:val="TOC2"/>
+            <w:tabs>
+              <w:tab w:val="right" w:leader="dot" w:pos="9350"/>
+            </w:tabs>
+            <w:rPr>
+              <w:rFonts w:eastAsiaTheme="minorEastAsia"/>
+              <w:noProof/>
+            </w:rPr>
+          </w:pPr>
+          <w:hyperlink w:anchor="_Toc232110301" w:history="1">
+            <w:r>
+              <w:rPr>
+                <w:rStyle w:val="Hyperlink"/>
+                <w:noProof/>
+              </w:rPr>
+              <w:t>3.1. Dữ liệu nghiên cứu</w:t>
+            </w:r>
+            <w:r>
+              <w:rPr>
+                <w:noProof/>
+                <w:webHidden/>
+              </w:rPr>
+              <w:tab/>
+            </w:r>
+            <w:r>
+              <w:rPr>
+                <w:noProof/>
+                <w:webHidden/>
+              </w:rPr>
+              <w:fldChar w:fldCharType="begin"/>
+            </w:r>
+            <w:r>
+              <w:rPr>
+                <w:noProof/>
+                <w:webHidden/>
+              </w:rPr>
+              <w:instrText xml:space="preserve"> PAGEREF _Toc232110301 \h </w:instrText>
+            </w:r>
+            <w:r>
+              <w:rPr>
+                <w:noProof/>
+                <w:webHidden/>
+              </w:rPr>
+            </w:r>
+            <w:r>
+              <w:rPr>
+                <w:noProof/>
+                <w:webHidden/>
+              </w:rPr>
+              <w:fldChar w:fldCharType="separate"/>
+            </w:r>
+            <w:r>
+              <w:rPr>
+                <w:noProof/>
+                <w:webHidden/>
+              </w:rPr>
+              <w:t>27</w:t>
+            </w:r>
+            <w:r>
+              <w:rPr>
+                <w:noProof/>
+                <w:webHidden/>
+              </w:rPr>
+              <w:fldChar w:fldCharType="end"/>
+            </w:r>
+          </w:hyperlink>
+        </w:p>
+        <w:p>
+          <w:pPr>
+            <w:pStyle w:val="TOC3"/>
+            <w:tabs>
+              <w:tab w:val="right" w:leader="dot" w:pos="9350"/>
+            </w:tabs>
+            <w:rPr>
+              <w:rFonts w:eastAsiaTheme="minorEastAsia"/>
+              <w:noProof/>
+            </w:rPr>
+          </w:pPr>
+          <w:hyperlink w:anchor="_Toc232110302" w:history="1">
+            <w:r>
+              <w:rPr>
+                <w:rStyle w:val="Hyperlink"/>
+                <w:noProof/>
+              </w:rPr>
+              <w:t>3.1.1. Nguồn dữ liệu</w:t>
+            </w:r>
+            <w:r>
+              <w:rPr>
+                <w:noProof/>
+                <w:webHidden/>
+              </w:rPr>
+              <w:tab/>
+            </w:r>
+            <w:r>
+              <w:rPr>
+                <w:noProof/>
+                <w:webHidden/>
+              </w:rPr>
+              <w:fldChar w:fldCharType="begin"/>
+            </w:r>
+            <w:r>
+              <w:rPr>
+                <w:noProof/>
+                <w:webHidden/>
+              </w:rPr>
+              <w:instrText xml:space="preserve"> PAGEREF _Toc232110302 \h </w:instrText>
+            </w:r>
+            <w:r>
+              <w:rPr>
+                <w:noProof/>
+                <w:webHidden/>
+              </w:rPr>
+            </w:r>
+            <w:r>
+              <w:rPr>
+                <w:noProof/>
+                <w:webHidden/>
+              </w:rPr>
+              <w:fldChar w:fldCharType="separate"/>
+            </w:r>
+            <w:r>
+              <w:rPr>
+                <w:noProof/>
+                <w:webHidden/>
+              </w:rPr>
+              <w:t>27</w:t>
+            </w:r>
+            <w:r>
+              <w:rPr>
+                <w:noProof/>
+                <w:webHidden/>
+              </w:rPr>
+              <w:fldChar w:fldCharType="end"/>
+            </w:r>
+          </w:hyperlink>
+        </w:p>
+        <w:p>
+          <w:pPr>
+            <w:pStyle w:val="TOC3"/>
+            <w:tabs>
+              <w:tab w:val="right" w:leader="dot" w:pos="9350"/>
+            </w:tabs>
+            <w:rPr>
+              <w:rFonts w:eastAsiaTheme="minorEastAsia"/>
+              <w:noProof/>
+            </w:rPr>
+          </w:pPr>
+          <w:hyperlink w:anchor="_Toc232110303" w:history="1">
+            <w:r>
+              <w:rPr>
+                <w:rStyle w:val="Hyperlink"/>
+                <w:noProof/>
+              </w:rPr>
+              <w:t>3.1.2 Phân bổ dữ liệu</w:t>
+            </w:r>
+            <w:r>
+              <w:rPr>
+                <w:noProof/>
+                <w:webHidden/>
+              </w:rPr>
+              <w:tab/>
+            </w:r>
+            <w:r>
+              <w:rPr>
+                <w:noProof/>
+                <w:webHidden/>
+              </w:rPr>
+              <w:fldChar w:fldCharType="begin"/>
+            </w:r>
+            <w:r>
+              <w:rPr>
+                <w:noProof/>
+                <w:webHidden/>
+              </w:rPr>
+              <w:instrText xml:space="preserve"> PAGEREF _Toc232110303 \h </w:instrText>
+            </w:r>
+            <w:r>
+              <w:rPr>
+                <w:noProof/>
+                <w:webHidden/>
+              </w:rPr>
+            </w:r>
+            <w:r>
+              <w:rPr>
+                <w:noProof/>
+                <w:webHidden/>
+              </w:rPr>
+              <w:fldChar w:fldCharType="separate"/>
+            </w:r>
+            <w:r>
+              <w:rPr>
+                <w:noProof/>
+                <w:webHidden/>
+              </w:rPr>
+              <w:t>27</w:t>
+            </w:r>
+            <w:r>
+              <w:rPr>
+                <w:noProof/>
+                <w:webHidden/>
+              </w:rPr>
+              <w:fldChar w:fldCharType="end"/>
+            </w:r>
+          </w:hyperlink>
+        </w:p>
+        <w:p>
+          <w:pPr>
+            <w:pStyle w:val="TOC2"/>
+            <w:tabs>
+              <w:tab w:val="right" w:leader="dot" w:pos="9350"/>
+            </w:tabs>
+            <w:rPr>
+              <w:rFonts w:eastAsiaTheme="minorEastAsia"/>
+              <w:noProof/>
+            </w:rPr>
+          </w:pPr>
+          <w:hyperlink w:anchor="_Toc232110304" w:history="1">
+            <w:r>
+              <w:rPr>
+                <w:rStyle w:val="Hyperlink"/>
+                <w:noProof/>
+              </w:rPr>
+              <w:t>3.2. Quy trình xử lý dữ liệu</w:t>
+            </w:r>
+            <w:r>
+              <w:rPr>
+                <w:noProof/>
+                <w:webHidden/>
+              </w:rPr>
+              <w:tab/>
+            </w:r>
+            <w:r>
+              <w:rPr>
+                <w:noProof/>
+                <w:webHidden/>
+              </w:rPr>
+              <w:fldChar w:fldCharType="begin"/>
+            </w:r>
+            <w:r>
+              <w:rPr>
+                <w:noProof/>
+                <w:webHidden/>
+              </w:rPr>
+              <w:instrText xml:space="preserve"> PAGEREF _Toc232110304 \h </w:instrText>
+            </w:r>
+            <w:r>
+              <w:rPr>
+                <w:noProof/>
+                <w:webHidden/>
+              </w:rPr>
+            </w:r>
+            <w:r>
+              <w:rPr>
+                <w:noProof/>
+                <w:webHidden/>
+              </w:rPr>
+              <w:fldChar w:fldCharType="separate"/>
+            </w:r>
+            <w:r>
+              <w:rPr>
+                <w:noProof/>
+                <w:webHidden/>
+              </w:rPr>
+              <w:t>27</w:t>
+            </w:r>
+            <w:r>
+              <w:rPr>
+                <w:noProof/>
+                <w:webHidden/>
+              </w:rPr>
+              <w:fldChar w:fldCharType="end"/>
+            </w:r>
+          </w:hyperlink>
+        </w:p>
+        <w:p>
+          <w:pPr>
+            <w:pStyle w:val="TOC3"/>
+            <w:tabs>
+              <w:tab w:val="right" w:leader="dot" w:pos="9350"/>
+            </w:tabs>
+            <w:rPr>
+              <w:rFonts w:eastAsiaTheme="minorEastAsia"/>
+              <w:noProof/>
+            </w:rPr>
+          </w:pPr>
+          <w:hyperlink w:anchor="_Toc232110305" w:history="1">
+            <w:r>
+              <w:rPr>
+                <w:rStyle w:val="Hyperlink"/>
+                <w:noProof/>
+              </w:rPr>
+              <w:t>3.2.1. Chuẩn hóa dữ liệu cho YOLO</w:t>
+            </w:r>
+            <w:r>
+              <w:rPr>
+                <w:noProof/>
+                <w:webHidden/>
+              </w:rPr>
+              <w:tab/>
+            </w:r>
+            <w:r>
+              <w:rPr>
+                <w:noProof/>
+                <w:webHidden/>
+              </w:rPr>
+              <w:fldChar w:fldCharType="begin"/>
+            </w:r>
+            <w:r>
+              <w:rPr>
+                <w:noProof/>
+                <w:webHidden/>
+              </w:rPr>
+              <w:instrText xml:space="preserve"> PAGEREF _Toc232110305 \h </w:instrText>
+            </w:r>
+            <w:r>
+              <w:rPr>
+                <w:noProof/>
+                <w:webHidden/>
+              </w:rPr>
+            </w:r>
+            <w:r>
+              <w:rPr>
+                <w:noProof/>
+                <w:webHidden/>
+              </w:rPr>
+              <w:fldChar w:fldCharType="separate"/>
+            </w:r>
+            <w:r>
+              <w:rPr>
+                <w:noProof/>
+                <w:webHidden/>
+              </w:rPr>
+              <w:t>27</w:t>
+            </w:r>
+            <w:r>
+              <w:rPr>
+                <w:noProof/>
+                <w:webHidden/>
+              </w:rPr>
+              <w:fldChar w:fldCharType="end"/>
+            </w:r>
+          </w:hyperlink>
+        </w:p>
+        <w:p>
+          <w:pPr>
+            <w:pStyle w:val="TOC3"/>
+            <w:tabs>
+              <w:tab w:val="right" w:leader="dot" w:pos="9350"/>
+            </w:tabs>
+            <w:rPr>
+              <w:rFonts w:eastAsiaTheme="minorEastAsia"/>
+              <w:noProof/>
+            </w:rPr>
+          </w:pPr>
+          <w:hyperlink w:anchor="_Toc232110306" w:history="1">
+            <w:r>
+              <w:rPr>
+                <w:rStyle w:val="Hyperlink"/>
+                <w:noProof/>
+              </w:rPr>
+              <w:t>3.2.2. Tăng cường dữ liệu (Data Augmentation)</w:t>
+            </w:r>
+            <w:r>
+              <w:rPr>
+                <w:noProof/>
+                <w:webHidden/>
+              </w:rPr>
+              <w:tab/>
+            </w:r>
+            <w:r>
+              <w:rPr>
+                <w:noProof/>
+                <w:webHidden/>
+              </w:rPr>
+              <w:fldChar w:fldCharType="begin"/>
+            </w:r>
+            <w:r>
+              <w:rPr>
+                <w:noProof/>
+                <w:webHidden/>
+              </w:rPr>
+              <w:instrText xml:space="preserve"> PAGEREF _Toc232110306 \h </w:instrText>
+            </w:r>
+            <w:r>
+              <w:rPr>
+                <w:noProof/>
+                <w:webHidden/>
+              </w:rPr>
+            </w:r>
+            <w:r>
+              <w:rPr>
+                <w:noProof/>
+                <w:webHidden/>
+              </w:rPr>
+              <w:fldChar w:fldCharType="separate"/>
+            </w:r>
+            <w:r>
+              <w:rPr>
+                <w:noProof/>
+                <w:webHidden/>
+              </w:rPr>
+              <w:t>27</w:t>
+            </w:r>
+            <w:r>
+              <w:rPr>
+                <w:noProof/>
+                <w:webHidden/>
+              </w:rPr>
+              <w:fldChar w:fldCharType="end"/>
+            </w:r>
+          </w:hyperlink>
+        </w:p>
+        <w:p>
+          <w:pPr>
+            <w:pStyle w:val="TOC3"/>
+            <w:tabs>
+              <w:tab w:val="right" w:leader="dot" w:pos="9350"/>
+            </w:tabs>
+            <w:rPr>
+              <w:rFonts w:eastAsiaTheme="minorEastAsia"/>
+              <w:noProof/>
+            </w:rPr>
+          </w:pPr>
+          <w:hyperlink w:anchor="_Toc232110307" w:history="1">
+            <w:r>
+              <w:rPr>
+                <w:rStyle w:val="Hyperlink"/>
+                <w:noProof/>
+              </w:rPr>
+              <w:t>3.2.3. Xây dựng tập dữ liệu Classification cho CNN</w:t>
+            </w:r>
+            <w:r>
+              <w:rPr>
+                <w:noProof/>
+                <w:webHidden/>
+              </w:rPr>
+              <w:tab/>
+            </w:r>
+            <w:r>
+              <w:rPr>
+                <w:noProof/>
+                <w:webHidden/>
+              </w:rPr>
+              <w:fldChar w:fldCharType="begin"/>
+            </w:r>
+            <w:r>
+              <w:rPr>
+                <w:noProof/>
+                <w:webHidden/>
+              </w:rPr>
+              <w:instrText xml:space="preserve"> PAGEREF _Toc232110307 \h </w:instrText>
+            </w:r>
+            <w:r>
+              <w:rPr>
+                <w:noProof/>
+                <w:webHidden/>
+              </w:rPr>
+            </w:r>
+            <w:r>
+              <w:rPr>
+                <w:noProof/>
+                <w:webHidden/>
+              </w:rPr>
+              <w:fldChar w:fldCharType="separate"/>
+            </w:r>
+            <w:r>
+              <w:rPr>
+                <w:noProof/>
+                <w:webHidden/>
+              </w:rPr>
+              <w:t>27</w:t>
+            </w:r>
+            <w:r>
+              <w:rPr>
+                <w:noProof/>
+                <w:webHidden/>
+              </w:rPr>
+              <w:fldChar w:fldCharType="end"/>
+            </w:r>
+          </w:hyperlink>
+        </w:p>
+        <w:p>
+          <w:pPr>
+            <w:pStyle w:val="TOC2"/>
+            <w:tabs>
+              <w:tab w:val="right" w:leader="dot" w:pos="9350"/>
+            </w:tabs>
+            <w:rPr>
+              <w:rFonts w:eastAsiaTheme="minorEastAsia"/>
+              <w:noProof/>
+            </w:rPr>
+          </w:pPr>
+          <w:hyperlink w:anchor="_Toc232110308" w:history="1">
+            <w:r>
+              <w:rPr>
+                <w:rStyle w:val="Hyperlink"/>
+                <w:noProof/>
+              </w:rPr>
+              <w:t>3.3. Thiết kế hệ thống</w:t>
+            </w:r>
+            <w:r>
+              <w:rPr>
+                <w:noProof/>
+                <w:webHidden/>
+              </w:rPr>
+              <w:tab/>
+            </w:r>
+            <w:r>
+              <w:rPr>
+                <w:noProof/>
+                <w:webHidden/>
+              </w:rPr>
+              <w:fldChar w:fldCharType="begin"/>
+            </w:r>
+            <w:r>
+              <w:rPr>
+                <w:noProof/>
+                <w:webHidden/>
+              </w:rPr>
+              <w:instrText xml:space="preserve"> PAGEREF _Toc232110308 \h </w:instrText>
+            </w:r>
+            <w:r>
+              <w:rPr>
+                <w:noProof/>
+                <w:webHidden/>
+              </w:rPr>
+            </w:r>
+            <w:r>
+              <w:rPr>
+                <w:noProof/>
+                <w:webHidden/>
+              </w:rPr>
+              <w:fldChar w:fldCharType="separate"/>
+            </w:r>
+            <w:r>
+              <w:rPr>
+                <w:noProof/>
+                <w:webHidden/>
+              </w:rPr>
+              <w:t>27</w:t>
+            </w:r>
+            <w:r>
+              <w:rPr>
+                <w:noProof/>
+                <w:webHidden/>
+              </w:rPr>
+              <w:fldChar w:fldCharType="end"/>
+            </w:r>
+          </w:hyperlink>
+        </w:p>
+        <w:p>
+          <w:pPr>
+            <w:pStyle w:val="TOC3"/>
+            <w:tabs>
+              <w:tab w:val="right" w:leader="dot" w:pos="9350"/>
+            </w:tabs>
+            <w:rPr>
+              <w:rFonts w:eastAsiaTheme="minorEastAsia"/>
+              <w:noProof/>
+            </w:rPr>
+          </w:pPr>
+          <w:hyperlink w:anchor="_Toc232110309" w:history="1">
+            <w:r>
+              <w:rPr>
+                <w:rStyle w:val="Hyperlink"/>
+                <w:noProof/>
+              </w:rPr>
+              <w:t>3.3.1. Kiến trúc tổng thể hệ thống</w:t>
+            </w:r>
+            <w:r>
+              <w:rPr>
+                <w:noProof/>
+                <w:webHidden/>
+              </w:rPr>
+              <w:tab/>
+            </w:r>
+            <w:r>
+              <w:rPr>
+                <w:noProof/>
+                <w:webHidden/>
+              </w:rPr>
+              <w:fldChar w:fldCharType="begin"/>
+            </w:r>
+            <w:r>
+              <w:rPr>
+                <w:noProof/>
+                <w:webHidden/>
+              </w:rPr>
+              <w:instrText xml:space="preserve"> PAGEREF _Toc232110309 \h </w:instrText>
+            </w:r>
+            <w:r>
+              <w:rPr>
+                <w:noProof/>
+                <w:webHidden/>
+              </w:rPr>
+            </w:r>
+            <w:r>
+              <w:rPr>
+                <w:noProof/>
+                <w:webHidden/>
+              </w:rPr>
+              <w:fldChar w:fldCharType="separate"/>
+            </w:r>
+            <w:r>
+              <w:rPr>
+                <w:noProof/>
+                <w:webHidden/>
+              </w:rPr>
+              <w:t>27</w:t>
+            </w:r>
+            <w:r>
+              <w:rPr>
+                <w:noProof/>
+                <w:webHidden/>
+              </w:rPr>
+              <w:fldChar w:fldCharType="end"/>
+            </w:r>
+          </w:hyperlink>
+        </w:p>
+        <w:p>
+          <w:pPr>
+            <w:pStyle w:val="TOC3"/>
+            <w:tabs>
+              <w:tab w:val="right" w:leader="dot" w:pos="9350"/>
+            </w:tabs>
+            <w:rPr>
+              <w:rFonts w:eastAsiaTheme="minorEastAsia"/>
+              <w:noProof/>
+            </w:rPr>
+          </w:pPr>
+          <w:hyperlink w:anchor="_Toc232110310" w:history="1">
+            <w:r>
+              <w:rPr>
+                <w:rStyle w:val="Hyperlink"/>
+                <w:noProof/>
+              </w:rPr>
+              <w:t>3.3.2. Pipeline 1: YOLO End-to-End</w:t>
+            </w:r>
+            <w:r>
+              <w:rPr>
+                <w:noProof/>
+                <w:webHidden/>
+              </w:rPr>
+              <w:tab/>
+            </w:r>
+            <w:r>
+              <w:rPr>
+                <w:noProof/>
+                <w:webHidden/>
+              </w:rPr>
+              <w:fldChar w:fldCharType="begin"/>
+            </w:r>
+            <w:r>
+              <w:rPr>
+                <w:noProof/>
+                <w:webHidden/>
+              </w:rPr>
+              <w:instrText xml:space="preserve"> PAGEREF _Toc232110310 \h </w:instrText>
+            </w:r>
+            <w:r>
+              <w:rPr>
+                <w:noProof/>
+                <w:webHidden/>
+              </w:rPr>
+            </w:r>
+            <w:r>
+              <w:rPr>
+                <w:noProof/>
+                <w:webHidden/>
+              </w:rPr>
+              <w:fldChar w:fldCharType="separate"/>
+            </w:r>
+            <w:r>
+              <w:rPr>
+                <w:noProof/>
+                <w:webHidden/>
+              </w:rPr>
+              <w:t>27</w:t>
+            </w:r>
+            <w:r>
+              <w:rPr>
+                <w:noProof/>
+                <w:webHidden/>
+              </w:rPr>
+              <w:fldChar w:fldCharType="end"/>
+            </w:r>
+          </w:hyperlink>
+        </w:p>
+        <w:p>
+          <w:pPr>
+            <w:pStyle w:val="TOC3"/>
+            <w:tabs>
+              <w:tab w:val="right" w:leader="dot" w:pos="9350"/>
+            </w:tabs>
+            <w:rPr>
+              <w:rFonts w:eastAsiaTheme="minorEastAsia"/>
+              <w:noProof/>
+            </w:rPr>
+          </w:pPr>
+          <w:hyperlink w:anchor="_Toc232110311" w:history="1">
+            <w:r>
+              <w:rPr>
+                <w:rStyle w:val="Hyperlink"/>
+                <w:noProof/>
+              </w:rPr>
+              <w:t>3.3.3. Pipeline 2: YOLO + CNN</w:t>
+            </w:r>
+            <w:r>
+              <w:rPr>
+                <w:noProof/>
+                <w:webHidden/>
+              </w:rPr>
+              <w:tab/>
+            </w:r>
+            <w:r>
+              <w:rPr>
+                <w:noProof/>
+                <w:webHidden/>
+              </w:rPr>
+              <w:fldChar w:fldCharType="begin"/>
+            </w:r>
+            <w:r>
+              <w:rPr>
+                <w:noProof/>
+                <w:webHidden/>
+              </w:rPr>
+              <w:instrText xml:space="preserve"> PAGEREF _Toc232110311 \h </w:instrText>
+            </w:r>
+            <w:r>
+              <w:rPr>
+                <w:noProof/>
+                <w:webHidden/>
+              </w:rPr>
+            </w:r>
+            <w:r>
+              <w:rPr>
+                <w:noProof/>
+                <w:webHidden/>
+              </w:rPr>
+              <w:fldChar w:fldCharType="separate"/>
+            </w:r>
+            <w:r>
+              <w:rPr>
+                <w:noProof/>
+                <w:webHidden/>
+              </w:rPr>
+              <w:t>27</w:t>
+            </w:r>
+            <w:r>
+              <w:rPr>
+                <w:noProof/>
+                <w:webHidden/>
+              </w:rPr>
+              <w:fldChar w:fldCharType="end"/>
+            </w:r>
+          </w:hyperlink>
+        </w:p>
+        <w:p>
+          <w:pPr>
+            <w:pStyle w:val="TOC2"/>
+            <w:tabs>
+              <w:tab w:val="right" w:leader="dot" w:pos="9350"/>
+            </w:tabs>
+            <w:rPr>
+              <w:rFonts w:eastAsiaTheme="minorEastAsia"/>
+              <w:noProof/>
+            </w:rPr>
+          </w:pPr>
+          <w:hyperlink w:anchor="_Toc232110312" w:history="1">
+            <w:r>
+              <w:rPr>
+                <w:rStyle w:val="Hyperlink"/>
+                <w:noProof/>
+              </w:rPr>
+              <w:t>3.4. Xây dựng mô hình YOLO</w:t>
+            </w:r>
+            <w:r>
+              <w:rPr>
+                <w:noProof/>
+                <w:webHidden/>
+              </w:rPr>
+              <w:tab/>
+            </w:r>
+            <w:r>
+              <w:rPr>
+                <w:noProof/>
+                <w:webHidden/>
+              </w:rPr>
+              <w:fldChar w:fldCharType="begin"/>
+            </w:r>
+            <w:r>
+              <w:rPr>
+                <w:noProof/>
+                <w:webHidden/>
+              </w:rPr>
+              <w:instrText xml:space="preserve"> PAGEREF _Toc232110312 \h </w:instrText>
+            </w:r>
+            <w:r>
+              <w:rPr>
+                <w:noProof/>
+                <w:webHidden/>
+              </w:rPr>
+            </w:r>
+            <w:r>
+              <w:rPr>
+                <w:noProof/>
+                <w:webHidden/>
+              </w:rPr>
+              <w:fldChar w:fldCharType="separate"/>
+            </w:r>
+            <w:r>
+              <w:rPr>
+                <w:noProof/>
+                <w:webHidden/>
+              </w:rPr>
+              <w:t>27</w:t>
+            </w:r>
+            <w:r>
+              <w:rPr>
+                <w:noProof/>
+                <w:webHidden/>
+              </w:rPr>
+              <w:fldChar w:fldCharType="end"/>
+            </w:r>
+          </w:hyperlink>
+        </w:p>
+        <w:p>
+          <w:pPr>
+            <w:pStyle w:val="TOC3"/>
+            <w:tabs>
+              <w:tab w:val="right" w:leader="dot" w:pos="9350"/>
+            </w:tabs>
+            <w:rPr>
+              <w:rFonts w:eastAsiaTheme="minorEastAsia"/>
+              <w:noProof/>
+            </w:rPr>
+          </w:pPr>
+          <w:hyperlink w:anchor="_Toc232110313" w:history="1">
+            <w:r>
+              <w:rPr>
+                <w:rStyle w:val="Hyperlink"/>
+                <w:noProof/>
+              </w:rPr>
+              <w:t>3.4.1. Các mô hình YOLO sử dụng</w:t>
+            </w:r>
+            <w:r>
+              <w:rPr>
+                <w:noProof/>
+                <w:webHidden/>
+              </w:rPr>
+              <w:tab/>
+            </w:r>
+            <w:r>
+              <w:rPr>
+                <w:noProof/>
+                <w:webHidden/>
+              </w:rPr>
+              <w:fldChar w:fldCharType="begin"/>
+            </w:r>
+            <w:r>
+              <w:rPr>
+                <w:noProof/>
+                <w:webHidden/>
+              </w:rPr>
+              <w:instrText xml:space="preserve"> PAGEREF _Toc232110313 \h </w:instrText>
+            </w:r>
+            <w:r>
+              <w:rPr>
+                <w:noProof/>
+                <w:webHidden/>
+              </w:rPr>
+            </w:r>
+            <w:r>
+              <w:rPr>
+                <w:noProof/>
+                <w:webHidden/>
+              </w:rPr>
+              <w:fldChar w:fldCharType="separate"/>
+            </w:r>
+            <w:r>
+              <w:rPr>
+                <w:noProof/>
+                <w:webHidden/>
+              </w:rPr>
+              <w:t>27</w:t>
+            </w:r>
+            <w:r>
+              <w:rPr>
+                <w:noProof/>
+                <w:webHidden/>
+              </w:rPr>
+              <w:fldChar w:fldCharType="end"/>
+            </w:r>
+          </w:hyperlink>
+        </w:p>
+        <w:p>
+          <w:pPr>
+            <w:pStyle w:val="TOC3"/>
+            <w:tabs>
+              <w:tab w:val="right" w:leader="dot" w:pos="9350"/>
+            </w:tabs>
+            <w:rPr>
+              <w:rFonts w:eastAsiaTheme="minorEastAsia"/>
+              <w:noProof/>
+            </w:rPr>
+          </w:pPr>
+          <w:hyperlink w:anchor="_Toc232110314" w:history="1">
+            <w:r>
+              <w:rPr>
+                <w:rStyle w:val="Hyperlink"/>
+                <w:noProof/>
+              </w:rPr>
+              <w:t>3.4.2. Cấu hình huấn luyện YOLO</w:t>
+            </w:r>
+            <w:r>
+              <w:rPr>
+                <w:noProof/>
+                <w:webHidden/>
+              </w:rPr>
+              <w:tab/>
+            </w:r>
+            <w:r>
+              <w:rPr>
+                <w:noProof/>
+                <w:webHidden/>
+              </w:rPr>
+              <w:fldChar w:fldCharType="begin"/>
+            </w:r>
+            <w:r>
+              <w:rPr>
+                <w:noProof/>
+                <w:webHidden/>
+              </w:rPr>
+              <w:instrText xml:space="preserve"> PAGEREF _Toc232110314 \h </w:instrText>
+            </w:r>
+            <w:r>
+              <w:rPr>
+                <w:noProof/>
+                <w:webHidden/>
+              </w:rPr>
+            </w:r>
+            <w:r>
+              <w:rPr>
+                <w:noProof/>
+                <w:webHidden/>
+              </w:rPr>
+              <w:fldChar w:fldCharType="separate"/>
+            </w:r>
+            <w:r>
+              <w:rPr>
+                <w:noProof/>
+                <w:webHidden/>
+              </w:rPr>
+              <w:t>27</w:t>
+            </w:r>
+            <w:r>
+              <w:rPr>
+                <w:noProof/>
+                <w:webHidden/>
+              </w:rPr>
+              <w:fldChar w:fldCharType="end"/>
+            </w:r>
+          </w:hyperlink>
+        </w:p>
+        <w:p>
+          <w:pPr>
+            <w:pStyle w:val="TOC2"/>
+            <w:tabs>
+              <w:tab w:val="right" w:leader="dot" w:pos="9350"/>
+            </w:tabs>
+            <w:rPr>
+              <w:rFonts w:eastAsiaTheme="minorEastAsia"/>
+              <w:noProof/>
+            </w:rPr>
+          </w:pPr>
+          <w:hyperlink w:anchor="_Toc232110315" w:history="1">
+            <w:r>
+              <w:rPr>
+                <w:rStyle w:val="Hyperlink"/>
+                <w:noProof/>
+              </w:rPr>
+              <w:t>3.5. Xây dựng mô hình CNN</w:t>
+            </w:r>
+            <w:r>
+              <w:rPr>
+                <w:noProof/>
+                <w:webHidden/>
+              </w:rPr>
+              <w:tab/>
+            </w:r>
+            <w:r>
+              <w:rPr>
+                <w:noProof/>
+                <w:webHidden/>
+              </w:rPr>
+              <w:fldChar w:fldCharType="begin"/>
+            </w:r>
+            <w:r>
+              <w:rPr>
+                <w:noProof/>
+                <w:webHidden/>
+              </w:rPr>
+              <w:instrText xml:space="preserve"> PAGEREF _Toc232110315 \h </w:instrText>
+            </w:r>
+            <w:r>
+              <w:rPr>
+                <w:noProof/>
+                <w:webHidden/>
+              </w:rPr>
+            </w:r>
+            <w:r>
+              <w:rPr>
+                <w:noProof/>
+                <w:webHidden/>
+              </w:rPr>
+              <w:fldChar w:fldCharType="separate"/>
+            </w:r>
+            <w:r>
+              <w:rPr>
+                <w:noProof/>
+                <w:webHidden/>
+              </w:rPr>
+              <w:t>27</w:t>
+            </w:r>
+            <w:r>
+              <w:rPr>
+                <w:noProof/>
+                <w:webHidden/>
+              </w:rPr>
+              <w:fldChar w:fldCharType="end"/>
+            </w:r>
+          </w:hyperlink>
+        </w:p>
+        <w:p>
+          <w:pPr>
+            <w:pStyle w:val="TOC3"/>
+            <w:tabs>
+              <w:tab w:val="right" w:leader="dot" w:pos="9350"/>
+            </w:tabs>
+            <w:rPr>
+              <w:rFonts w:eastAsiaTheme="minorEastAsia"/>
+              <w:noProof/>
+            </w:rPr>
+          </w:pPr>
+          <w:hyperlink w:anchor="_Toc232110316" w:history="1">
+            <w:r>
+              <w:rPr>
+                <w:rStyle w:val="Hyperlink"/>
+                <w:noProof/>
+              </w:rPr>
+              <w:t>3.5.1. ResNet50</w:t>
+            </w:r>
+            <w:r>
+              <w:rPr>
+                <w:noProof/>
+                <w:webHidden/>
+              </w:rPr>
+              <w:tab/>
+            </w:r>
+            <w:r>
+              <w:rPr>
+                <w:noProof/>
+                <w:webHidden/>
+              </w:rPr>
+              <w:fldChar w:fldCharType="begin"/>
+            </w:r>
+            <w:r>
+              <w:rPr>
+                <w:noProof/>
+                <w:webHidden/>
+              </w:rPr>
+              <w:instrText xml:space="preserve"> PAGEREF _Toc232110316 \h </w:instrText>
+            </w:r>
+            <w:r>
+              <w:rPr>
+                <w:noProof/>
+                <w:webHidden/>
+              </w:rPr>
+            </w:r>
+            <w:r>
+              <w:rPr>
+                <w:noProof/>
+                <w:webHidden/>
+              </w:rPr>
+              <w:fldChar w:fldCharType="separate"/>
+            </w:r>
+            <w:r>
+              <w:rPr>
+                <w:noProof/>
+                <w:webHidden/>
+              </w:rPr>
+              <w:t>27</w:t>
+            </w:r>
+            <w:r>
+              <w:rPr>
+                <w:noProof/>
+                <w:webHidden/>
+              </w:rPr>
+              <w:fldChar w:fldCharType="end"/>
+            </w:r>
+          </w:hyperlink>
+        </w:p>
+        <w:p>
+          <w:pPr>
+            <w:pStyle w:val="TOC3"/>
+            <w:tabs>
+              <w:tab w:val="right" w:leader="dot" w:pos="9350"/>
+            </w:tabs>
+            <w:rPr>
+              <w:rFonts w:eastAsiaTheme="minorEastAsia"/>
+              <w:noProof/>
+            </w:rPr>
+          </w:pPr>
+          <w:hyperlink w:anchor="_Toc232110317" w:history="1">
+            <w:r>
+              <w:rPr>
+                <w:rStyle w:val="Hyperlink"/>
+                <w:noProof/>
+              </w:rPr>
+              <w:t>3.5.2. EfficientNet-B0</w:t>
+            </w:r>
+            <w:r>
+              <w:rPr>
+                <w:noProof/>
+                <w:webHidden/>
+              </w:rPr>
+              <w:tab/>
+            </w:r>
+            <w:r>
+              <w:rPr>
+                <w:noProof/>
+                <w:webHidden/>
+              </w:rPr>
+              <w:fldChar w:fldCharType="begin"/>
+            </w:r>
+            <w:r>
+              <w:rPr>
+                <w:noProof/>
+                <w:webHidden/>
+              </w:rPr>
+              <w:instrText xml:space="preserve"> PAGEREF _Toc232110317 \h </w:instrText>
+            </w:r>
+            <w:r>
+              <w:rPr>
+                <w:noProof/>
+                <w:webHidden/>
+              </w:rPr>
+            </w:r>
+            <w:r>
+              <w:rPr>
+                <w:noProof/>
+                <w:webHidden/>
+              </w:rPr>
+              <w:fldChar w:fldCharType="separate"/>
+            </w:r>
+            <w:r>
+              <w:rPr>
+                <w:noProof/>
+                <w:webHidden/>
+              </w:rPr>
+              <w:t>27</w:t>
+            </w:r>
+            <w:r>
+              <w:rPr>
+                <w:noProof/>
+                <w:webHidden/>
+              </w:rPr>
+              <w:fldChar w:fldCharType="end"/>
+            </w:r>
+          </w:hyperlink>
+        </w:p>
+        <w:p>
+          <w:pPr>
+            <w:pStyle w:val="TOC3"/>
+            <w:tabs>
+              <w:tab w:val="right" w:leader="dot" w:pos="9350"/>
+            </w:tabs>
+            <w:rPr>
+              <w:rFonts w:eastAsiaTheme="minorEastAsia"/>
+              <w:noProof/>
+            </w:rPr>
+          </w:pPr>
+          <w:hyperlink w:anchor="_Toc232110318" w:history="1">
+            <w:r>
+              <w:rPr>
+                <w:rStyle w:val="Hyperlink"/>
+                <w:noProof/>
+              </w:rPr>
+              <w:t>3.5.3. Cấu hình huấn luyện CNN</w:t>
+            </w:r>
+            <w:r>
+              <w:rPr>
+                <w:noProof/>
+                <w:webHidden/>
+              </w:rPr>
+              <w:tab/>
+            </w:r>
+            <w:r>
+              <w:rPr>
+                <w:noProof/>
+                <w:webHidden/>
+              </w:rPr>
+              <w:fldChar w:fldCharType="begin"/>
+            </w:r>
+            <w:r>
+              <w:rPr>
+                <w:noProof/>
+                <w:webHidden/>
+              </w:rPr>
+              <w:instrText xml:space="preserve"> PAGEREF _Toc232110318 \h </w:instrText>
+            </w:r>
+            <w:r>
+              <w:rPr>
+                <w:noProof/>
+                <w:webHidden/>
+              </w:rPr>
+            </w:r>
+            <w:r>
+              <w:rPr>
+                <w:noProof/>
+                <w:webHidden/>
+              </w:rPr>
+              <w:fldChar w:fldCharType="separate"/>
+            </w:r>
+            <w:r>
+              <w:rPr>
+                <w:noProof/>
+                <w:webHidden/>
+              </w:rPr>
+              <w:t>27</w:t>
+            </w:r>
+            <w:r>
+              <w:rPr>
+                <w:noProof/>
+                <w:webHidden/>
+              </w:rPr>
+              <w:fldChar w:fldCharType="end"/>
+            </w:r>
+          </w:hyperlink>
+        </w:p>
+        <w:p>
+          <w:pPr>
+            <w:pStyle w:val="TOC1"/>
+            <w:tabs>
+              <w:tab w:val="right" w:leader="dot" w:pos="9350"/>
+            </w:tabs>
+            <w:rPr>
+              <w:rFonts w:eastAsiaTheme="minorEastAsia"/>
+              <w:noProof/>
+            </w:rPr>
+          </w:pPr>
+          <w:hyperlink w:anchor="_Toc232110319" w:history="1">
+            <w:r>
+              <w:rPr>
+                <w:rStyle w:val="Hyperlink"/>
+                <w:noProof/>
+              </w:rPr>
+              <w:t>CHƯƠNG 4: THỰC NGHIỆM VÀ KẾT QUẢ</w:t>
+            </w:r>
+            <w:r>
+              <w:rPr>
+                <w:noProof/>
+                <w:webHidden/>
+              </w:rPr>
+              <w:tab/>
+            </w:r>
+            <w:r>
+              <w:rPr>
+                <w:noProof/>
+                <w:webHidden/>
+              </w:rPr>
+              <w:fldChar w:fldCharType="begin"/>
+            </w:r>
+            <w:r>
+              <w:rPr>
+                <w:noProof/>
+                <w:webHidden/>
+              </w:rPr>
+              <w:instrText xml:space="preserve"> PAGEREF _Toc232110319 \h </w:instrText>
+            </w:r>
+            <w:r>
+              <w:rPr>
+                <w:noProof/>
+                <w:webHidden/>
+              </w:rPr>
+            </w:r>
+            <w:r>
+              <w:rPr>
+                <w:noProof/>
+                <w:webHidden/>
+              </w:rPr>
+              <w:fldChar w:fldCharType="separate"/>
+            </w:r>
+            <w:r>
+              <w:rPr>
+                <w:noProof/>
+                <w:webHidden/>
+              </w:rPr>
+              <w:t>28</w:t>
+            </w:r>
+            <w:r>
+              <w:rPr>
+                <w:noProof/>
+                <w:webHidden/>
+              </w:rPr>
+              <w:fldChar w:fldCharType="end"/>
+            </w:r>
+          </w:hyperlink>
+        </w:p>
+        <w:p>
+          <w:pPr>
+            <w:pStyle w:val="TOC2"/>
+            <w:tabs>
+              <w:tab w:val="right" w:leader="dot" w:pos="9350"/>
+            </w:tabs>
+            <w:rPr>
+              <w:rFonts w:eastAsiaTheme="minorEastAsia"/>
+              <w:noProof/>
+            </w:rPr>
+          </w:pPr>
+          <w:hyperlink w:anchor="_Toc232110320" w:history="1">
+            <w:r>
+              <w:rPr>
+                <w:rStyle w:val="Hyperlink"/>
+                <w:noProof/>
+              </w:rPr>
+              <w:t>4.1. Kịch bản thực nghiệm …</w:t>
+            </w:r>
+            <w:r>
+              <w:rPr>
+                <w:noProof/>
+                <w:webHidden/>
+              </w:rPr>
+              <w:tab/>
+            </w:r>
+            <w:r>
+              <w:rPr>
+                <w:noProof/>
+                <w:webHidden/>
+              </w:rPr>
+              <w:fldChar w:fldCharType="begin"/>
+            </w:r>
+            <w:r>
+              <w:rPr>
+                <w:noProof/>
+                <w:webHidden/>
+              </w:rPr>
+              <w:instrText xml:space="preserve"> PAGEREF _Toc232110320 \h </w:instrText>
+            </w:r>
+            <w:r>
+              <w:rPr>
+                <w:noProof/>
+                <w:webHidden/>
+              </w:rPr>
+            </w:r>
+            <w:r>
+              <w:rPr>
+                <w:noProof/>
+                <w:webHidden/>
+              </w:rPr>
+              <w:fldChar w:fldCharType="separate"/>
+            </w:r>
+            <w:r>
+              <w:rPr>
+                <w:noProof/>
+                <w:webHidden/>
+              </w:rPr>
+              <w:t>28</w:t>
+            </w:r>
+            <w:r>
+              <w:rPr>
+                <w:noProof/>
+                <w:webHidden/>
+              </w:rPr>
+              <w:fldChar w:fldCharType="end"/>
+            </w:r>
+          </w:hyperlink>
+        </w:p>
+        <w:p>
+          <w:pPr>
+            <w:pStyle w:val="TOC2"/>
+            <w:tabs>
+              <w:tab w:val="right" w:leader="dot" w:pos="9350"/>
+            </w:tabs>
+            <w:rPr>
+              <w:rFonts w:eastAsiaTheme="minorEastAsia"/>
+              <w:noProof/>
+            </w:rPr>
+          </w:pPr>
+          <w:hyperlink w:anchor="_Toc232110321" w:history="1">
+            <w:r>
+              <w:rPr>
+                <w:rStyle w:val="Hyperlink"/>
+                <w:noProof/>
+              </w:rPr>
+              <w:t>4.2. Đánh giá nhóm YOLO</w:t>
+            </w:r>
+            <w:r>
+              <w:rPr>
+                <w:noProof/>
+                <w:webHidden/>
+              </w:rPr>
+              <w:tab/>
+            </w:r>
+            <w:r>
+              <w:rPr>
+                <w:noProof/>
+                <w:webHidden/>
+              </w:rPr>
+              <w:fldChar w:fldCharType="begin"/>
+            </w:r>
+            <w:r>
+              <w:rPr>
+                <w:noProof/>
+                <w:webHidden/>
+              </w:rPr>
+              <w:instrText xml:space="preserve"> PAGEREF _Toc232110321 \h </w:instrText>
+            </w:r>
+            <w:r>
+              <w:rPr>
+                <w:noProof/>
+                <w:webHidden/>
+              </w:rPr>
+            </w:r>
+            <w:r>
+              <w:rPr>
+                <w:noProof/>
+                <w:webHidden/>
+              </w:rPr>
+              <w:fldChar w:fldCharType="separate"/>
+            </w:r>
+            <w:r>
+              <w:rPr>
+                <w:noProof/>
+                <w:webHidden/>
+              </w:rPr>
+              <w:t>28</w:t>
+            </w:r>
+            <w:r>
+              <w:rPr>
+                <w:noProof/>
+                <w:webHidden/>
+              </w:rPr>
+              <w:fldChar w:fldCharType="end"/>
+            </w:r>
+          </w:hyperlink>
+        </w:p>
+        <w:p>
+          <w:pPr>
+            <w:pStyle w:val="TOC2"/>
+            <w:tabs>
+              <w:tab w:val="right" w:leader="dot" w:pos="9350"/>
+            </w:tabs>
+            <w:rPr>
+              <w:rFonts w:eastAsiaTheme="minorEastAsia"/>
+              <w:noProof/>
+            </w:rPr>
+          </w:pPr>
+          <w:hyperlink w:anchor="_Toc232110322" w:history="1">
+            <w:r>
+              <w:rPr>
+                <w:rStyle w:val="Hyperlink"/>
+                <w:noProof/>
+              </w:rPr>
+              <w:t>4.3. Đánh giá nhóm CNN</w:t>
+            </w:r>
+            <w:r>
+              <w:rPr>
+                <w:noProof/>
+                <w:webHidden/>
+              </w:rPr>
+              <w:tab/>
+            </w:r>
+            <w:r>
+              <w:rPr>
+                <w:noProof/>
+                <w:webHidden/>
+              </w:rPr>
+              <w:fldChar w:fldCharType="begin"/>
+            </w:r>
+            <w:r>
+              <w:rPr>
+                <w:noProof/>
+                <w:webHidden/>
+              </w:rPr>
+              <w:instrText xml:space="preserve"> PAGEREF _Toc232110322 \h </w:instrText>
+            </w:r>
+            <w:r>
+              <w:rPr>
+                <w:noProof/>
+                <w:webHidden/>
+              </w:rPr>
+            </w:r>
+            <w:r>
+              <w:rPr>
+                <w:noProof/>
+                <w:webHidden/>
+              </w:rPr>
+              <w:fldChar w:fldCharType="separate"/>
+            </w:r>
+            <w:r>
+              <w:rPr>
+                <w:noProof/>
+                <w:webHidden/>
+              </w:rPr>
+              <w:t>28</w:t>
+            </w:r>
+            <w:r>
+              <w:rPr>
+                <w:noProof/>
+                <w:webHidden/>
+              </w:rPr>
+              <w:fldChar w:fldCharType="end"/>
+            </w:r>
+          </w:hyperlink>
+        </w:p>
+        <w:p>
+          <w:pPr>
+            <w:pStyle w:val="TOC2"/>
+            <w:tabs>
+              <w:tab w:val="right" w:leader="dot" w:pos="9350"/>
+            </w:tabs>
+            <w:rPr>
+              <w:rFonts w:eastAsiaTheme="minorEastAsia"/>
+              <w:noProof/>
+            </w:rPr>
+          </w:pPr>
+          <w:hyperlink w:anchor="_Toc232110323" w:history="1">
+            <w:r>
+              <w:rPr>
+                <w:rStyle w:val="Hyperlink"/>
+                <w:noProof/>
+              </w:rPr>
+              <w:t>4.4. So sánh hai Pipeline</w:t>
+            </w:r>
+            <w:r>
+              <w:rPr>
+                <w:noProof/>
+                <w:webHidden/>
+              </w:rPr>
+              <w:tab/>
+            </w:r>
+            <w:r>
+              <w:rPr>
+                <w:noProof/>
+                <w:webHidden/>
+              </w:rPr>
+              <w:fldChar w:fldCharType="begin"/>
+            </w:r>
+            <w:r>
+              <w:rPr>
+                <w:noProof/>
+                <w:webHidden/>
+              </w:rPr>
+              <w:instrText xml:space="preserve"> PAGEREF _Toc232110323 \h </w:instrText>
+            </w:r>
+            <w:r>
+              <w:rPr>
+                <w:noProof/>
+                <w:webHidden/>
+              </w:rPr>
+            </w:r>
+            <w:r>
+              <w:rPr>
+                <w:noProof/>
+                <w:webHidden/>
+              </w:rPr>
+              <w:fldChar w:fldCharType="separate"/>
+            </w:r>
+            <w:r>
+              <w:rPr>
+                <w:noProof/>
+                <w:webHidden/>
+              </w:rPr>
+              <w:t>28</w:t>
+            </w:r>
+            <w:r>
+              <w:rPr>
+                <w:noProof/>
+                <w:webHidden/>
+              </w:rPr>
+              <w:fldChar w:fldCharType="end"/>
+            </w:r>
+          </w:hyperlink>
+        </w:p>
+        <w:p>
+          <w:pPr>
+            <w:pStyle w:val="TOC2"/>
+            <w:tabs>
+              <w:tab w:val="right" w:leader="dot" w:pos="9350"/>
+            </w:tabs>
+            <w:rPr>
+              <w:rFonts w:eastAsiaTheme="minorEastAsia"/>
+              <w:noProof/>
+            </w:rPr>
+          </w:pPr>
+          <w:hyperlink w:anchor="_Toc232110324" w:history="1">
+            <w:r>
+              <w:rPr>
+                <w:rStyle w:val="Hyperlink"/>
+                <w:noProof/>
+              </w:rPr>
+              <w:t>4.5. Hệ thống web</w:t>
+            </w:r>
+            <w:r>
+              <w:rPr>
+                <w:noProof/>
+                <w:webHidden/>
+              </w:rPr>
+              <w:tab/>
+            </w:r>
+            <w:r>
+              <w:rPr>
+                <w:noProof/>
+                <w:webHidden/>
+              </w:rPr>
+              <w:fldChar w:fldCharType="begin"/>
+            </w:r>
+            <w:r>
+              <w:rPr>
+                <w:noProof/>
+                <w:webHidden/>
+              </w:rPr>
+              <w:instrText xml:space="preserve"> PAGEREF _Toc232110324 \h </w:instrText>
+            </w:r>
+            <w:r>
+              <w:rPr>
+                <w:noProof/>
+                <w:webHidden/>
+              </w:rPr>
+            </w:r>
+            <w:r>
+              <w:rPr>
+                <w:noProof/>
+                <w:webHidden/>
+              </w:rPr>
+              <w:fldChar w:fldCharType="separate"/>
+            </w:r>
+            <w:r>
+              <w:rPr>
+                <w:noProof/>
+                <w:webHidden/>
+              </w:rPr>
+              <w:t>28</w:t>
+            </w:r>
+            <w:r>
+              <w:rPr>
+                <w:noProof/>
+                <w:webHidden/>
+              </w:rPr>
+              <w:fldChar w:fldCharType="end"/>
+            </w:r>
+          </w:hyperlink>
+        </w:p>
+        <w:p>
+          <w:pPr>
+            <w:pStyle w:val="TOC3"/>
+            <w:tabs>
+              <w:tab w:val="right" w:leader="dot" w:pos="9350"/>
+            </w:tabs>
+            <w:rPr>
+              <w:rFonts w:eastAsiaTheme="minorEastAsia"/>
+              <w:noProof/>
+            </w:rPr>
+          </w:pPr>
+          <w:hyperlink w:anchor="_Toc232110325" w:history="1">
+            <w:r>
+              <w:rPr>
+                <w:rStyle w:val="Hyperlink"/>
+                <w:noProof/>
+              </w:rPr>
+              <w:t>4.6.1. Kiến trúc hệ thống Web</w:t>
+            </w:r>
+            <w:r>
+              <w:rPr>
+                <w:noProof/>
+                <w:webHidden/>
+              </w:rPr>
+              <w:tab/>
+            </w:r>
+            <w:r>
+              <w:rPr>
+                <w:noProof/>
+                <w:webHidden/>
+              </w:rPr>
+              <w:fldChar w:fldCharType="begin"/>
+            </w:r>
+            <w:r>
+              <w:rPr>
+                <w:noProof/>
+                <w:webHidden/>
+              </w:rPr>
+              <w:instrText xml:space="preserve"> PAGEREF _Toc232110325 \h </w:instrText>
+            </w:r>
+            <w:r>
+              <w:rPr>
+                <w:noProof/>
+                <w:webHidden/>
+              </w:rPr>
+            </w:r>
+            <w:r>
+              <w:rPr>
+                <w:noProof/>
+                <w:webHidden/>
+              </w:rPr>
+              <w:fldChar w:fldCharType="separate"/>
+            </w:r>
+            <w:r>
+              <w:rPr>
+                <w:noProof/>
+                <w:webHidden/>
+              </w:rPr>
+              <w:t>28</w:t>
+            </w:r>
+            <w:r>
+              <w:rPr>
+                <w:noProof/>
+                <w:webHidden/>
+              </w:rPr>
+              <w:fldChar w:fldCharType="end"/>
+            </w:r>
+          </w:hyperlink>
+        </w:p>
+        <w:p>
+          <w:pPr>
+            <w:pStyle w:val="TOC3"/>
+            <w:tabs>
+              <w:tab w:val="right" w:leader="dot" w:pos="9350"/>
+            </w:tabs>
+            <w:rPr>
+              <w:rFonts w:eastAsiaTheme="minorEastAsia"/>
+              <w:noProof/>
+            </w:rPr>
+          </w:pPr>
+          <w:hyperlink w:anchor="_Toc232110326" w:history="1">
+            <w:r>
+              <w:rPr>
+                <w:rStyle w:val="Hyperlink"/>
+                <w:noProof/>
+              </w:rPr>
+              <w:t>4.6.2. Giao diện tính năng</w:t>
+            </w:r>
+            <w:r>
+              <w:rPr>
+                <w:noProof/>
+                <w:webHidden/>
+              </w:rPr>
+              <w:tab/>
+            </w:r>
+            <w:r>
+              <w:rPr>
+                <w:noProof/>
+                <w:webHidden/>
+              </w:rPr>
+              <w:fldChar w:fldCharType="begin"/>
+            </w:r>
+            <w:r>
+              <w:rPr>
+                <w:noProof/>
+                <w:webHidden/>
+              </w:rPr>
+              <w:instrText xml:space="preserve"> PAGEREF _Toc232110326 \h </w:instrText>
+            </w:r>
+            <w:r>
+              <w:rPr>
+                <w:noProof/>
+                <w:webHidden/>
+              </w:rPr>
+            </w:r>
+            <w:r>
+              <w:rPr>
+                <w:noProof/>
+                <w:webHidden/>
+              </w:rPr>
+              <w:fldChar w:fldCharType="separate"/>
+            </w:r>
+            <w:r>
+              <w:rPr>
+                <w:noProof/>
+                <w:webHidden/>
+              </w:rPr>
+              <w:t>28</w:t>
+            </w:r>
+            <w:r>
+              <w:rPr>
+                <w:noProof/>
+                <w:webHidden/>
+              </w:rPr>
+              <w:fldChar w:fldCharType="end"/>
+            </w:r>
+          </w:hyperlink>
+        </w:p>
+        <w:p>
+          <w:pPr>
+            <w:pStyle w:val="TOC1"/>
+            <w:tabs>
+              <w:tab w:val="right" w:leader="dot" w:pos="9350"/>
+            </w:tabs>
+            <w:rPr>
+              <w:rFonts w:eastAsiaTheme="minorEastAsia"/>
+              <w:noProof/>
+            </w:rPr>
+          </w:pPr>
+          <w:hyperlink w:anchor="_Toc232110327" w:history="1">
+            <w:r>
+              <w:rPr>
+                <w:rStyle w:val="Hyperlink"/>
+                <w:noProof/>
+              </w:rPr>
+              <w:t>KẾT LUẬN VÀ KIẾN NGHỊ</w:t>
+            </w:r>
+            <w:r>
+              <w:rPr>
+                <w:noProof/>
+                <w:webHidden/>
+              </w:rPr>
+              <w:tab/>
+            </w:r>
+            <w:r>
+              <w:rPr>
+                <w:noProof/>
+                <w:webHidden/>
+              </w:rPr>
+              <w:fldChar w:fldCharType="begin"/>
+            </w:r>
+            <w:r>
+              <w:rPr>
+                <w:noProof/>
+                <w:webHidden/>
+              </w:rPr>
+              <w:instrText xml:space="preserve"> PAGEREF _Toc232110327 \h </w:instrText>
+            </w:r>
+            <w:r>
+              <w:rPr>
+                <w:noProof/>
+                <w:webHidden/>
+              </w:rPr>
+            </w:r>
+            <w:r>
+              <w:rPr>
+                <w:noProof/>
+                <w:webHidden/>
+              </w:rPr>
+              <w:fldChar w:fldCharType="separate"/>
+            </w:r>
+            <w:r>
+              <w:rPr>
+                <w:noProof/>
+                <w:webHidden/>
+              </w:rPr>
+              <w:t>28</w:t>
+            </w:r>
+            <w:r>
+              <w:rPr>
+                <w:noProof/>
+                <w:webHidden/>
+              </w:rPr>
+              <w:fldChar w:fldCharType="end"/>
+            </w:r>
+          </w:hyperlink>
+        </w:p>
+        <w:p>
+          <w:pPr>
+            <w:pStyle w:val="TOC2"/>
+            <w:tabs>
+              <w:tab w:val="left" w:pos="720"/>
+              <w:tab w:val="right" w:leader="dot" w:pos="9350"/>
+            </w:tabs>
+            <w:rPr>
+              <w:rFonts w:eastAsiaTheme="minorEastAsia"/>
+              <w:noProof/>
+            </w:rPr>
+          </w:pPr>
+          <w:hyperlink w:anchor="_Toc232110328" w:history="1">
+            <w:r>
+              <w:rPr>
+                <w:rStyle w:val="Hyperlink"/>
+                <w:bCs/>
+                <w:noProof/>
+              </w:rPr>
+              <w:t>1.</w:t>
+            </w:r>
+            <w:r>
+              <w:rPr>
+                <w:rFonts w:eastAsiaTheme="minorEastAsia"/>
+                <w:noProof/>
+              </w:rPr>
+              <w:tab/>
+            </w:r>
+            <w:r>
+              <w:rPr>
+                <w:rStyle w:val="Hyperlink"/>
+                <w:bCs/>
+                <w:noProof/>
+              </w:rPr>
+              <w:t>Kết luận</w:t>
+            </w:r>
+            <w:r>
+              <w:rPr>
+                <w:noProof/>
+                <w:webHidden/>
+              </w:rPr>
+              <w:tab/>
+            </w:r>
+            <w:r>
+              <w:rPr>
+                <w:noProof/>
+                <w:webHidden/>
+              </w:rPr>
+              <w:fldChar w:fldCharType="begin"/>
+            </w:r>
+            <w:r>
+              <w:rPr>
+                <w:noProof/>
+                <w:webHidden/>
+              </w:rPr>
+              <w:instrText xml:space="preserve"> PAGEREF _Toc232110328 \h </w:instrText>
+            </w:r>
+            <w:r>
+              <w:rPr>
+                <w:noProof/>
+                <w:webHidden/>
+              </w:rPr>
+            </w:r>
+            <w:r>
+              <w:rPr>
+                <w:noProof/>
+                <w:webHidden/>
+              </w:rPr>
+              <w:fldChar w:fldCharType="separate"/>
+            </w:r>
+            <w:r>
+              <w:rPr>
+                <w:noProof/>
+                <w:webHidden/>
+              </w:rPr>
+              <w:t>28</w:t>
+            </w:r>
+            <w:r>
+              <w:rPr>
+                <w:noProof/>
+                <w:webHidden/>
+              </w:rPr>
+              <w:fldChar w:fldCharType="end"/>
+            </w:r>
+          </w:hyperlink>
+        </w:p>
+        <w:p>
+          <w:pPr>
+            <w:pStyle w:val="TOC2"/>
+            <w:tabs>
+              <w:tab w:val="left" w:pos="720"/>
+              <w:tab w:val="right" w:leader="dot" w:pos="9350"/>
+            </w:tabs>
+            <w:rPr>
+              <w:rFonts w:eastAsiaTheme="minorEastAsia"/>
+              <w:noProof/>
+            </w:rPr>
+          </w:pPr>
+          <w:hyperlink w:anchor="_Toc232110329" w:history="1">
+            <w:r>
+              <w:rPr>
+                <w:rStyle w:val="Hyperlink"/>
+                <w:bCs/>
+                <w:noProof/>
+              </w:rPr>
+              <w:t>2.</w:t>
+            </w:r>
+            <w:r>
+              <w:rPr>
+                <w:rFonts w:eastAsiaTheme="minorEastAsia"/>
+                <w:noProof/>
+              </w:rPr>
+              <w:tab/>
+            </w:r>
+            <w:r>
+              <w:rPr>
+                <w:rStyle w:val="Hyperlink"/>
+                <w:bCs/>
+                <w:noProof/>
+              </w:rPr>
+              <w:t>Hạn chế</w:t>
+            </w:r>
+            <w:r>
+              <w:rPr>
+                <w:noProof/>
+                <w:webHidden/>
+              </w:rPr>
+              <w:tab/>
+            </w:r>
+            <w:r>
+              <w:rPr>
+                <w:noProof/>
+                <w:webHidden/>
+              </w:rPr>
+              <w:fldChar w:fldCharType="begin"/>
+            </w:r>
+            <w:r>
+              <w:rPr>
+                <w:noProof/>
+                <w:webHidden/>
+              </w:rPr>
+              <w:instrText xml:space="preserve"> PAGEREF _Toc232110329 \h </w:instrText>
+            </w:r>
+            <w:r>
+              <w:rPr>
+                <w:noProof/>
+                <w:webHidden/>
+              </w:rPr>
+            </w:r>
+            <w:r>
+              <w:rPr>
+                <w:noProof/>
+                <w:webHidden/>
+              </w:rPr>
+              <w:fldChar w:fldCharType="separate"/>
+            </w:r>
+            <w:r>
+              <w:rPr>
+                <w:noProof/>
+                <w:webHidden/>
+              </w:rPr>
+              <w:t>28</w:t>
+            </w:r>
+            <w:r>
+              <w:rPr>
+                <w:noProof/>
+                <w:webHidden/>
+              </w:rPr>
+              <w:fldChar w:fldCharType="end"/>
+            </w:r>
+          </w:hyperlink>
+        </w:p>
+        <w:p>
+          <w:pPr>
+            <w:pStyle w:val="TOC2"/>
+            <w:tabs>
+              <w:tab w:val="left" w:pos="720"/>
+              <w:tab w:val="right" w:leader="dot" w:pos="9350"/>
+            </w:tabs>
+            <w:rPr>
+              <w:rFonts w:eastAsiaTheme="minorEastAsia"/>
+              <w:noProof/>
+            </w:rPr>
+          </w:pPr>
+          <w:hyperlink w:anchor="_Toc232110330" w:history="1">
+            <w:r>
+              <w:rPr>
+                <w:rStyle w:val="Hyperlink"/>
+                <w:bCs/>
+                <w:noProof/>
+              </w:rPr>
+              <w:t>3.</w:t>
+            </w:r>
+            <w:r>
+              <w:rPr>
+                <w:rFonts w:eastAsiaTheme="minorEastAsia"/>
+                <w:noProof/>
+              </w:rPr>
+              <w:tab/>
+            </w:r>
+            <w:r>
+              <w:rPr>
+                <w:rStyle w:val="Hyperlink"/>
+                <w:bCs/>
+                <w:noProof/>
+              </w:rPr>
+              <w:t>Kiến nghị</w:t>
+            </w:r>
+            <w:r>
+              <w:rPr>
+                <w:noProof/>
+                <w:webHidden/>
+              </w:rPr>
+              <w:tab/>
+            </w:r>
+            <w:r>
+              <w:rPr>
+                <w:noProof/>
+                <w:webHidden/>
+              </w:rPr>
+              <w:fldChar w:fldCharType="begin"/>
+            </w:r>
+            <w:r>
+              <w:rPr>
+                <w:noProof/>
+                <w:webHidden/>
+              </w:rPr>
+              <w:instrText xml:space="preserve"> PAGEREF _Toc232110330 \h </w:instrText>
+            </w:r>
+            <w:r>
+              <w:rPr>
+                <w:noProof/>
+                <w:webHidden/>
+              </w:rPr>
+            </w:r>
+            <w:r>
+              <w:rPr>
+                <w:noProof/>
+                <w:webHidden/>
+              </w:rPr>
+              <w:fldChar w:fldCharType="separate"/>
+            </w:r>
+            <w:r>
+              <w:rPr>
+                <w:noProof/>
+                <w:webHidden/>
+              </w:rPr>
+              <w:t>28</w:t>
+            </w:r>
+            <w:r>
+              <w:rPr>
+                <w:noProof/>
+                <w:webHidden/>
+              </w:rPr>
+              <w:fldChar w:fldCharType="end"/>
+            </w:r>
+          </w:hyperlink>
+        </w:p>
+        <w:p>
+          <w:pPr>
+            <w:pStyle w:val="TOC1"/>
+            <w:tabs>
+              <w:tab w:val="right" w:leader="dot" w:pos="9350"/>
+            </w:tabs>
+            <w:rPr>
+              <w:rFonts w:eastAsiaTheme="minorEastAsia"/>
+              <w:noProof/>
+            </w:rPr>
+          </w:pPr>
+          <w:hyperlink w:anchor="_Toc232110331" w:history="1">
+            <w:r>
+              <w:rPr>
+                <w:rStyle w:val="Hyperlink"/>
+                <w:noProof/>
                 <w:lang w:val="vi-VN"/>
               </w:rPr>
               <w:t>TÀI LIỆU THAM KH</w:t>
@@ -3122,7 +5312,7 @@
                 <w:noProof/>
                 <w:webHidden/>
               </w:rPr>
-              <w:instrText xml:space="preserve"> PAGEREF _Toc232088699 \h </w:instrText>
+              <w:instrText xml:space="preserve"> PAGEREF _Toc232110331 \h </w:instrText>
             </w:r>
             <w:r>
               <w:rPr>
@@ -3142,7 +5332,7 @@
                 <w:noProof/>
                 <w:webHidden/>
               </w:rPr>
-              <w:t>23</w:t>
+              <w:t>29</w:t>
             </w:r>
             <w:r>
               <w:rPr>
@@ -3209,7 +5399,7 @@
       <w:pPr>
         <w:pStyle w:val="Heading1"/>
       </w:pPr>
-      <w:bookmarkStart w:id="0" w:name="_Toc232088655"/>
+      <w:bookmarkStart w:id="0" w:name="_Toc232110256"/>
       <w:r>
         <w:lastRenderedPageBreak/>
         <w:t>CHƯƠNG 1: TỔNG QUAN</w:t>
@@ -3220,7 +5410,7 @@
       <w:pPr>
         <w:pStyle w:val="Heading2"/>
       </w:pPr>
-      <w:bookmarkStart w:id="1" w:name="_Toc232088656"/>
+      <w:bookmarkStart w:id="1" w:name="_Toc232110257"/>
       <w:r>
         <w:t>1.1. Tình hình nghiên cứu</w:t>
       </w:r>
@@ -3230,7 +5420,7 @@
       <w:pPr>
         <w:pStyle w:val="Heading3"/>
       </w:pPr>
-      <w:bookmarkStart w:id="2" w:name="_Toc232088657"/>
+      <w:bookmarkStart w:id="2" w:name="_Toc232110258"/>
       <w:r>
         <w:t>1.1.1. Nghiên cứu nhận diện biển báo giao thông trên thế giới</w:t>
       </w:r>
@@ -3239,6 +5429,7 @@
     <w:p>
       <w:pPr>
         <w:spacing w:line="360" w:lineRule="auto"/>
+        <w:ind w:firstLine="720"/>
         <w:rPr>
           <w:rFonts w:ascii="Times New Roman" w:hAnsi="Times New Roman" w:cs="Times New Roman"/>
           <w:sz w:val="26"/>
@@ -3257,6 +5448,7 @@
     <w:p>
       <w:pPr>
         <w:spacing w:line="360" w:lineRule="auto"/>
+        <w:ind w:firstLine="720"/>
         <w:rPr>
           <w:rFonts w:ascii="Times New Roman" w:hAnsi="Times New Roman" w:cs="Times New Roman"/>
           <w:sz w:val="26"/>
@@ -3275,6 +5467,7 @@
     <w:p>
       <w:pPr>
         <w:spacing w:line="360" w:lineRule="auto"/>
+        <w:ind w:firstLine="720"/>
         <w:rPr>
           <w:rFonts w:ascii="Times New Roman" w:hAnsi="Times New Roman" w:cs="Times New Roman"/>
           <w:sz w:val="26"/>
@@ -3294,7 +5487,7 @@
       <w:pPr>
         <w:pStyle w:val="Heading3"/>
       </w:pPr>
-      <w:bookmarkStart w:id="3" w:name="_Toc232088658"/>
+      <w:bookmarkStart w:id="3" w:name="_Toc232110259"/>
       <w:r>
         <w:t>1.1.2. Tình hình nghiên cứu tại Việt Nam</w:t>
       </w:r>
@@ -3303,6 +5496,7 @@
     <w:p>
       <w:pPr>
         <w:spacing w:line="360" w:lineRule="auto"/>
+        <w:ind w:firstLine="720"/>
         <w:rPr>
           <w:rFonts w:ascii="Times New Roman" w:hAnsi="Times New Roman" w:cs="Times New Roman"/>
           <w:sz w:val="26"/>
@@ -3321,6 +5515,7 @@
     <w:p>
       <w:pPr>
         <w:spacing w:line="360" w:lineRule="auto"/>
+        <w:ind w:firstLine="720"/>
         <w:rPr>
           <w:rFonts w:ascii="Times New Roman" w:hAnsi="Times New Roman" w:cs="Times New Roman"/>
           <w:sz w:val="26"/>
@@ -3341,13 +5536,16 @@
       <w:pPr>
         <w:pStyle w:val="Heading3"/>
       </w:pPr>
-      <w:bookmarkStart w:id="4" w:name="_Toc232088659"/>
+      <w:bookmarkStart w:id="4" w:name="_Toc232110260"/>
       <w:r>
         <w:t>1.1.3. Các hướng tiếp cận hiện nay</w:t>
       </w:r>
       <w:bookmarkEnd w:id="4"/>
     </w:p>
     <w:p>
+      <w:pPr>
+        <w:ind w:firstLine="720"/>
+      </w:pPr>
       <w:r>
         <w:rPr>
           <w:rFonts w:ascii="Times New Roman" w:hAnsi="Times New Roman" w:cs="Times New Roman"/>
@@ -3360,6 +5558,7 @@
     <w:p>
       <w:pPr>
         <w:spacing w:line="360" w:lineRule="auto"/>
+        <w:ind w:firstLine="720"/>
         <w:rPr>
           <w:rFonts w:ascii="Times New Roman" w:hAnsi="Times New Roman" w:cs="Times New Roman"/>
           <w:sz w:val="26"/>
@@ -3378,6 +5577,7 @@
     <w:p>
       <w:pPr>
         <w:spacing w:line="360" w:lineRule="auto"/>
+        <w:ind w:firstLine="720"/>
         <w:rPr>
           <w:rFonts w:ascii="Times New Roman" w:hAnsi="Times New Roman" w:cs="Times New Roman"/>
           <w:sz w:val="26"/>
@@ -3396,6 +5596,7 @@
     <w:p>
       <w:pPr>
         <w:spacing w:line="360" w:lineRule="auto"/>
+        <w:ind w:firstLine="720"/>
         <w:rPr>
           <w:rFonts w:ascii="Times New Roman" w:hAnsi="Times New Roman" w:cs="Times New Roman"/>
           <w:sz w:val="26"/>
@@ -3415,7 +5616,7 @@
       <w:pPr>
         <w:pStyle w:val="Heading2"/>
       </w:pPr>
-      <w:bookmarkStart w:id="5" w:name="_Toc232088660"/>
+      <w:bookmarkStart w:id="5" w:name="_Toc232110261"/>
       <w:r>
         <w:t>1.2. Lý do chọn đề tài</w:t>
       </w:r>
@@ -3424,19 +5625,20 @@
     <w:p>
       <w:pPr>
         <w:spacing w:line="360" w:lineRule="auto"/>
-        <w:rPr>
-          <w:rFonts w:ascii="Times New Roman" w:hAnsi="Times New Roman" w:cs="Times New Roman"/>
-          <w:sz w:val="26"/>
-          <w:szCs w:val="26"/>
-        </w:rPr>
-      </w:pPr>
-      <w:r>
-        <w:rPr>
-          <w:rFonts w:ascii="Times New Roman" w:hAnsi="Times New Roman" w:cs="Times New Roman"/>
-          <w:sz w:val="26"/>
-          <w:szCs w:val="26"/>
-        </w:rPr>
-        <w:t xml:space="preserve">Tai nạn giao thông vẫn là một trong những vấn đề được quan tâm tại nhiều quốc gia, trong đó có Việt Nam. Việc tuân thủ các quy định giao thông phụ thuộc đáng kể vào khả năng nhận biết và xử lý thông tin từ hệ thống biển báo trên đường. Trong bối cảnh các hệ </w:t>
+        <w:ind w:firstLine="720"/>
+        <w:rPr>
+          <w:rFonts w:ascii="Times New Roman" w:hAnsi="Times New Roman" w:cs="Times New Roman"/>
+          <w:sz w:val="26"/>
+          <w:szCs w:val="26"/>
+        </w:rPr>
+      </w:pPr>
+      <w:r>
+        <w:rPr>
+          <w:rFonts w:ascii="Times New Roman" w:hAnsi="Times New Roman" w:cs="Times New Roman"/>
+          <w:sz w:val="26"/>
+          <w:szCs w:val="26"/>
+        </w:rPr>
+        <w:t xml:space="preserve">Tai nạn giao thông vẫn là một trong những vấn đề được quan tâm tại nhiều quốc gia, trong đó có Việt Nam. Việc tuân thủ các quy định giao thông phụ thuộc đáng kể vào khả năng nhận biết và xử lý thông tin từ hệ thống biển báo trên đường. Trong bối cảnh </w:t>
       </w:r>
       <w:r>
         <w:rPr>
@@ -3445,12 +5647,13 @@
           <w:szCs w:val="26"/>
         </w:rPr>
         <w:lastRenderedPageBreak/>
-        <w:t>thống hỗ trợ lái xe và phương tiện tự hành đang phát triển mạnh mẽ, nhu cầu xây dựng các giải pháp nhận diện biển báo giao thông có độ chính xác cao và khả năng hoạt động theo thời gian thực ngày càng trở nên cấp thiết.</w:t>
-      </w:r>
-    </w:p>
-    <w:p>
-      <w:pPr>
-        <w:spacing w:line="360" w:lineRule="auto"/>
+        <w:t>các hệ thống hỗ trợ lái xe và phương tiện tự hành đang phát triển mạnh mẽ, nhu cầu xây dựng các giải pháp nhận diện biển báo giao thông có độ chính xác cao và khả năng hoạt động theo thời gian thực ngày càng trở nên cấp thiết.</w:t>
+      </w:r>
+    </w:p>
+    <w:p>
+      <w:pPr>
+        <w:spacing w:line="360" w:lineRule="auto"/>
+        <w:ind w:firstLine="720"/>
         <w:rPr>
           <w:rFonts w:ascii="Times New Roman" w:hAnsi="Times New Roman" w:cs="Times New Roman"/>
           <w:sz w:val="26"/>
@@ -3469,6 +5672,7 @@
     <w:p>
       <w:pPr>
         <w:spacing w:line="360" w:lineRule="auto"/>
+        <w:ind w:firstLine="720"/>
         <w:rPr>
           <w:rFonts w:ascii="Times New Roman" w:hAnsi="Times New Roman" w:cs="Times New Roman"/>
           <w:sz w:val="26"/>
@@ -3488,7 +5692,7 @@
       <w:pPr>
         <w:pStyle w:val="Heading2"/>
       </w:pPr>
-      <w:bookmarkStart w:id="6" w:name="_Toc232088661"/>
+      <w:bookmarkStart w:id="6" w:name="_Toc232110262"/>
       <w:r>
         <w:t>1.3. Mục tiêu, nội dung, phương pháp nghiên cứu đề tài</w:t>
       </w:r>
@@ -3498,7 +5702,7 @@
       <w:pPr>
         <w:pStyle w:val="Heading3"/>
       </w:pPr>
-      <w:bookmarkStart w:id="7" w:name="_Toc232088662"/>
+      <w:bookmarkStart w:id="7" w:name="_Toc232110263"/>
       <w:r>
         <w:t>1.3.1. Mục tiêu nghiên cứu</w:t>
       </w:r>
@@ -3507,6 +5711,7 @@
     <w:p>
       <w:pPr>
         <w:spacing w:line="360" w:lineRule="auto"/>
+        <w:ind w:firstLine="720"/>
         <w:rPr>
           <w:rFonts w:ascii="Times New Roman" w:hAnsi="Times New Roman" w:cs="Times New Roman"/>
           <w:sz w:val="26"/>
@@ -3525,6 +5730,7 @@
     <w:p>
       <w:pPr>
         <w:spacing w:line="360" w:lineRule="auto"/>
+        <w:ind w:firstLine="720"/>
         <w:rPr>
           <w:rFonts w:ascii="Times New Roman" w:hAnsi="Times New Roman" w:cs="Times New Roman"/>
           <w:sz w:val="26"/>
@@ -3544,7 +5750,7 @@
       <w:pPr>
         <w:pStyle w:val="Heading3"/>
       </w:pPr>
-      <w:bookmarkStart w:id="8" w:name="_Toc232088663"/>
+      <w:bookmarkStart w:id="8" w:name="_Toc232110264"/>
       <w:r>
         <w:lastRenderedPageBreak/>
         <w:t>1.3.2. Nội dung nghiên cứu</w:t>
@@ -3554,6 +5760,7 @@
     <w:p>
       <w:pPr>
         <w:spacing w:line="360" w:lineRule="auto"/>
+        <w:ind w:firstLine="720"/>
         <w:rPr>
           <w:rFonts w:ascii="Times New Roman" w:hAnsi="Times New Roman" w:cs="Times New Roman"/>
           <w:sz w:val="26"/>
@@ -3572,6 +5779,7 @@
     <w:p>
       <w:pPr>
         <w:spacing w:line="360" w:lineRule="auto"/>
+        <w:ind w:firstLine="720"/>
         <w:rPr>
           <w:rFonts w:ascii="Times New Roman" w:hAnsi="Times New Roman" w:cs="Times New Roman"/>
           <w:sz w:val="26"/>
@@ -3590,6 +5798,7 @@
     <w:p>
       <w:pPr>
         <w:spacing w:line="360" w:lineRule="auto"/>
+        <w:ind w:firstLine="720"/>
         <w:rPr>
           <w:rFonts w:ascii="Times New Roman" w:hAnsi="Times New Roman" w:cs="Times New Roman"/>
           <w:sz w:val="26"/>
@@ -3609,7 +5818,7 @@
       <w:pPr>
         <w:pStyle w:val="Heading3"/>
       </w:pPr>
-      <w:bookmarkStart w:id="9" w:name="_Toc232088664"/>
+      <w:bookmarkStart w:id="9" w:name="_Toc232110265"/>
       <w:r>
         <w:t>1.3.3. Phương pháp nghiên cứu</w:t>
       </w:r>
@@ -3618,6 +5827,7 @@
     <w:p>
       <w:pPr>
         <w:spacing w:line="360" w:lineRule="auto"/>
+        <w:ind w:firstLine="720"/>
         <w:rPr>
           <w:rFonts w:ascii="Times New Roman" w:hAnsi="Times New Roman" w:cs="Times New Roman"/>
           <w:sz w:val="26"/>
@@ -3636,6 +5846,7 @@
     <w:p>
       <w:pPr>
         <w:spacing w:line="360" w:lineRule="auto"/>
+        <w:ind w:firstLine="720"/>
         <w:rPr>
           <w:rFonts w:ascii="Times New Roman" w:hAnsi="Times New Roman" w:cs="Times New Roman"/>
           <w:sz w:val="26"/>
@@ -3654,6 +5865,7 @@
     <w:p>
       <w:pPr>
         <w:spacing w:line="360" w:lineRule="auto"/>
+        <w:ind w:firstLine="720"/>
         <w:rPr>
           <w:rFonts w:ascii="Times New Roman" w:hAnsi="Times New Roman" w:cs="Times New Roman"/>
           <w:sz w:val="26"/>
@@ -3673,7 +5885,7 @@
       <w:pPr>
         <w:pStyle w:val="Heading2"/>
       </w:pPr>
-      <w:bookmarkStart w:id="10" w:name="_Toc232088665"/>
+      <w:bookmarkStart w:id="10" w:name="_Toc232110266"/>
       <w:r>
         <w:t>1.4. Đối tượng và phạm vi nghiên cứu</w:t>
       </w:r>
@@ -3683,7 +5895,7 @@
       <w:pPr>
         <w:pStyle w:val="Heading3"/>
       </w:pPr>
-      <w:bookmarkStart w:id="11" w:name="_Toc232088666"/>
+      <w:bookmarkStart w:id="11" w:name="_Toc232110267"/>
       <w:r>
         <w:t>1.4.1. Đối tượng nghiên cứu</w:t>
       </w:r>
@@ -3692,19 +5904,20 @@
     <w:p>
       <w:pPr>
         <w:spacing w:line="360" w:lineRule="auto"/>
-        <w:rPr>
-          <w:rFonts w:ascii="Times New Roman" w:hAnsi="Times New Roman" w:cs="Times New Roman"/>
-          <w:sz w:val="26"/>
-          <w:szCs w:val="26"/>
-        </w:rPr>
-      </w:pPr>
-      <w:r>
-        <w:rPr>
-          <w:rFonts w:ascii="Times New Roman" w:hAnsi="Times New Roman" w:cs="Times New Roman"/>
-          <w:sz w:val="26"/>
-          <w:szCs w:val="26"/>
-        </w:rPr>
-        <w:t xml:space="preserve">Đối tượng nghiên cứu của đề tài là các phương pháp và mô hình Deep Learning được sử dụng trong bài toán nhận diện biển báo giao thông Việt Nam. Trọng tâm nghiên cứu tập trung vào các kỹ thuật phát hiện đối tượng và phân loại ảnh nhằm xây dựng hệ thống có </w:t>
+        <w:ind w:firstLine="720"/>
+        <w:rPr>
+          <w:rFonts w:ascii="Times New Roman" w:hAnsi="Times New Roman" w:cs="Times New Roman"/>
+          <w:sz w:val="26"/>
+          <w:szCs w:val="26"/>
+        </w:rPr>
+      </w:pPr>
+      <w:r>
+        <w:rPr>
+          <w:rFonts w:ascii="Times New Roman" w:hAnsi="Times New Roman" w:cs="Times New Roman"/>
+          <w:sz w:val="26"/>
+          <w:szCs w:val="26"/>
+        </w:rPr>
+        <w:t xml:space="preserve">Đối tượng nghiên cứu của đề tài là các phương pháp và mô hình Deep Learning được sử dụng trong bài toán nhận diện biển báo giao thông Việt Nam. Trọng tâm nghiên </w:t>
       </w:r>
       <w:r>
         <w:rPr>
@@ -3713,12 +5926,13 @@
           <w:szCs w:val="26"/>
         </w:rPr>
         <w:lastRenderedPageBreak/>
-        <w:t>khả năng xác định vị trí cũng như nhận dạng chính xác các loại biển báo xuất hiện trong ảnh hoặc video.</w:t>
-      </w:r>
-    </w:p>
-    <w:p>
-      <w:pPr>
-        <w:spacing w:line="360" w:lineRule="auto"/>
+        <w:t>cứu tập trung vào các kỹ thuật phát hiện đối tượng và phân loại ảnh nhằm xây dựng hệ thống có khả năng xác định vị trí cũng như nhận dạng chính xác các loại biển báo xuất hiện trong ảnh hoặc video.</w:t>
+      </w:r>
+    </w:p>
+    <w:p>
+      <w:pPr>
+        <w:spacing w:line="360" w:lineRule="auto"/>
+        <w:ind w:firstLine="720"/>
         <w:rPr>
           <w:rFonts w:ascii="Times New Roman" w:hAnsi="Times New Roman" w:cs="Times New Roman"/>
           <w:sz w:val="26"/>
@@ -3738,7 +5952,7 @@
       <w:pPr>
         <w:pStyle w:val="Heading3"/>
       </w:pPr>
-      <w:bookmarkStart w:id="12" w:name="_Toc232088667"/>
+      <w:bookmarkStart w:id="12" w:name="_Toc232110268"/>
       <w:r>
         <w:t>1.4.2. Phạm vi nghiên cứu</w:t>
       </w:r>
@@ -3747,6 +5961,7 @@
     <w:p>
       <w:pPr>
         <w:spacing w:line="360" w:lineRule="auto"/>
+        <w:ind w:firstLine="720"/>
         <w:rPr>
           <w:rFonts w:ascii="Times New Roman" w:hAnsi="Times New Roman" w:cs="Times New Roman"/>
           <w:sz w:val="26"/>
@@ -3765,6 +5980,7 @@
     <w:p>
       <w:pPr>
         <w:spacing w:line="360" w:lineRule="auto"/>
+        <w:ind w:firstLine="720"/>
         <w:rPr>
           <w:rFonts w:ascii="Times New Roman" w:hAnsi="Times New Roman" w:cs="Times New Roman"/>
           <w:sz w:val="26"/>
@@ -3862,19 +6078,9 @@
     </w:p>
     <w:p>
       <w:pPr>
-        <w:spacing w:line="360" w:lineRule="auto"/>
-        <w:rPr>
-          <w:rFonts w:ascii="Times New Roman" w:hAnsi="Times New Roman" w:cs="Times New Roman"/>
-          <w:sz w:val="26"/>
-          <w:szCs w:val="26"/>
-        </w:rPr>
-      </w:pPr>
-    </w:p>
-    <w:p>
-      <w:pPr>
         <w:pStyle w:val="Heading1"/>
       </w:pPr>
-      <w:bookmarkStart w:id="13" w:name="_Toc232088668"/>
+      <w:bookmarkStart w:id="13" w:name="_Toc232110269"/>
       <w:r>
         <w:lastRenderedPageBreak/>
         <w:t>CHƯƠNG 2: CƠ SỞ LÝ THUYẾT</w:t>
@@ -3885,7 +6091,7 @@
       <w:pPr>
         <w:pStyle w:val="Heading2"/>
       </w:pPr>
-      <w:bookmarkStart w:id="14" w:name="_Toc232088669"/>
+      <w:bookmarkStart w:id="14" w:name="_Toc232110270"/>
       <w:r>
         <w:t>2.1</w:t>
       </w:r>
@@ -3898,7 +6104,7 @@
       <w:pPr>
         <w:pStyle w:val="Heading3"/>
       </w:pPr>
-      <w:bookmarkStart w:id="15" w:name="_Toc232088670"/>
+      <w:bookmarkStart w:id="15" w:name="_Toc232110271"/>
       <w:r>
         <w:t>2.1</w:t>
       </w:r>
@@ -3910,6 +6116,7 @@
     <w:p>
       <w:pPr>
         <w:spacing w:line="360" w:lineRule="auto"/>
+        <w:ind w:firstLine="720"/>
         <w:rPr>
           <w:rFonts w:ascii="Times New Roman" w:hAnsi="Times New Roman" w:cs="Times New Roman"/>
           <w:sz w:val="26"/>
@@ -3928,6 +6135,7 @@
     <w:p>
       <w:pPr>
         <w:spacing w:line="360" w:lineRule="auto"/>
+        <w:ind w:firstLine="720"/>
         <w:rPr>
           <w:rFonts w:ascii="Times New Roman" w:hAnsi="Times New Roman" w:cs="Times New Roman"/>
           <w:sz w:val="26"/>
@@ -3947,7 +6155,7 @@
       <w:pPr>
         <w:pStyle w:val="Heading3"/>
       </w:pPr>
-      <w:bookmarkStart w:id="16" w:name="_Toc232088671"/>
+      <w:bookmarkStart w:id="16" w:name="_Toc232110272"/>
       <w:r>
         <w:t>2.1</w:t>
       </w:r>
@@ -3959,6 +6167,7 @@
     <w:p>
       <w:pPr>
         <w:spacing w:line="360" w:lineRule="auto"/>
+        <w:ind w:firstLine="720"/>
         <w:rPr>
           <w:rFonts w:ascii="Times New Roman" w:hAnsi="Times New Roman" w:cs="Times New Roman"/>
           <w:sz w:val="26"/>
@@ -4006,7 +6215,7 @@
                     </pic:cNvPicPr>
                   </pic:nvPicPr>
                   <pic:blipFill>
-                    <a:blip r:embed="rId6">
+                    <a:blip r:embed="rId8">
                       <a:extLst>
                         <a:ext uri="{28A0092B-C50C-407E-A947-70E740481C1C}">
                           <a14:useLocalDpi xmlns:a14="http://schemas.microsoft.com/office/drawing/2010/main" val="0"/>
@@ -4074,6 +6283,7 @@
     <w:p>
       <w:pPr>
         <w:spacing w:line="360" w:lineRule="auto"/>
+        <w:ind w:firstLine="720"/>
         <w:rPr>
           <w:rFonts w:ascii="Times New Roman" w:hAnsi="Times New Roman" w:cs="Times New Roman"/>
           <w:sz w:val="26"/>
@@ -4122,7 +6332,7 @@
                     </pic:cNvPicPr>
                   </pic:nvPicPr>
                   <pic:blipFill>
-                    <a:blip r:embed="rId7">
+                    <a:blip r:embed="rId9">
                       <a:extLst>
                         <a:ext uri="{28A0092B-C50C-407E-A947-70E740481C1C}">
                           <a14:useLocalDpi xmlns:a14="http://schemas.microsoft.com/office/drawing/2010/main" val="0"/>
@@ -4180,6 +6390,7 @@
     <w:p>
       <w:pPr>
         <w:spacing w:line="360" w:lineRule="auto"/>
+        <w:ind w:firstLine="720"/>
         <w:rPr>
           <w:rFonts w:ascii="Times New Roman" w:hAnsi="Times New Roman" w:cs="Times New Roman"/>
           <w:sz w:val="26"/>
@@ -4198,6 +6409,7 @@
     <w:p>
       <w:pPr>
         <w:spacing w:line="360" w:lineRule="auto"/>
+        <w:ind w:firstLine="720"/>
         <w:rPr>
           <w:rFonts w:ascii="Times New Roman" w:hAnsi="Times New Roman" w:cs="Times New Roman"/>
           <w:sz w:val="26"/>
@@ -4226,6 +6438,7 @@
     <w:p>
       <w:pPr>
         <w:spacing w:line="360" w:lineRule="auto"/>
+        <w:ind w:firstLine="720"/>
         <w:rPr>
           <w:rFonts w:ascii="Times New Roman" w:hAnsi="Times New Roman" w:cs="Times New Roman"/>
           <w:sz w:val="26"/>
@@ -4246,7 +6459,7 @@
       <w:pPr>
         <w:pStyle w:val="Heading3"/>
       </w:pPr>
-      <w:bookmarkStart w:id="17" w:name="_Toc232088672"/>
+      <w:bookmarkStart w:id="17" w:name="_Toc232110273"/>
       <w:r>
         <w:t>2.1</w:t>
       </w:r>
@@ -4258,6 +6471,7 @@
     <w:p>
       <w:pPr>
         <w:spacing w:line="360" w:lineRule="auto"/>
+        <w:ind w:firstLine="720"/>
         <w:rPr>
           <w:rFonts w:ascii="Times New Roman" w:hAnsi="Times New Roman" w:cs="Times New Roman"/>
           <w:sz w:val="26"/>
@@ -4305,7 +6519,7 @@
                     </pic:cNvPicPr>
                   </pic:nvPicPr>
                   <pic:blipFill>
-                    <a:blip r:embed="rId8" cstate="print">
+                    <a:blip r:embed="rId10" cstate="print">
                       <a:extLst>
                         <a:ext uri="{28A0092B-C50C-407E-A947-70E740481C1C}">
                           <a14:useLocalDpi xmlns:a14="http://schemas.microsoft.com/office/drawing/2010/main" val="0"/>
@@ -4363,6 +6577,7 @@
     <w:p>
       <w:pPr>
         <w:spacing w:line="360" w:lineRule="auto"/>
+        <w:ind w:firstLine="720"/>
         <w:rPr>
           <w:rFonts w:ascii="Times New Roman" w:hAnsi="Times New Roman" w:cs="Times New Roman"/>
           <w:sz w:val="26"/>
@@ -4381,6 +6596,7 @@
     <w:p>
       <w:pPr>
         <w:spacing w:line="360" w:lineRule="auto"/>
+        <w:ind w:firstLine="720"/>
         <w:rPr>
           <w:rFonts w:ascii="Times New Roman" w:hAnsi="Times New Roman" w:cs="Times New Roman"/>
           <w:sz w:val="26"/>
@@ -4399,19 +6615,20 @@
     <w:p>
       <w:pPr>
         <w:spacing w:line="360" w:lineRule="auto"/>
-        <w:rPr>
-          <w:rFonts w:ascii="Times New Roman" w:hAnsi="Times New Roman" w:cs="Times New Roman"/>
-          <w:sz w:val="26"/>
-          <w:szCs w:val="26"/>
-        </w:rPr>
-      </w:pPr>
-      <w:r>
-        <w:rPr>
-          <w:rFonts w:ascii="Times New Roman" w:hAnsi="Times New Roman" w:cs="Times New Roman"/>
-          <w:sz w:val="26"/>
-          <w:szCs w:val="26"/>
-        </w:rPr>
-        <w:t xml:space="preserve">Khi số lượng tầng tăng lên, CNN dần học được các biểu diễn phức tạp hơn. Những tầng gần đầu vào thường nhận biết các đặc trưng cơ bản như cạnh hoặc màu sắc, trong khi các tầng sâu hơn có thể mô tả các cấu trúc đặc trưng của đối tượng. Đối với bài toán nhận </w:t>
+        <w:ind w:firstLine="720"/>
+        <w:rPr>
+          <w:rFonts w:ascii="Times New Roman" w:hAnsi="Times New Roman" w:cs="Times New Roman"/>
+          <w:sz w:val="26"/>
+          <w:szCs w:val="26"/>
+        </w:rPr>
+      </w:pPr>
+      <w:r>
+        <w:rPr>
+          <w:rFonts w:ascii="Times New Roman" w:hAnsi="Times New Roman" w:cs="Times New Roman"/>
+          <w:sz w:val="26"/>
+          <w:szCs w:val="26"/>
+        </w:rPr>
+        <w:t xml:space="preserve">Khi số lượng tầng tăng lên, CNN dần học được các biểu diễn phức tạp hơn. Những tầng gần đầu vào thường nhận biết các đặc trưng cơ bản như cạnh hoặc màu sắc, trong khi các tầng sâu hơn có thể mô tả các cấu trúc đặc trưng của đối tượng. Đối với bài toán </w:t>
       </w:r>
       <w:r>
         <w:rPr>
@@ -4420,14 +6637,14 @@
           <w:szCs w:val="26"/>
         </w:rPr>
         <w:lastRenderedPageBreak/>
-        <w:t>diện biển báo giao thông, quá trình này giúp mô hình phân biệt được những biển báo có hình dạng hoặc màu sắc tương đồng nhưng khác nhau ở các chi tiết nhỏ.</w:t>
+        <w:t>nhận diện biển báo giao thông, quá trình này giúp mô hình phân biệt được những biển báo có hình dạng hoặc màu sắc tương đồng nhưng khác nhau ở các chi tiết nhỏ.</w:t>
       </w:r>
     </w:p>
     <w:p>
       <w:pPr>
         <w:pStyle w:val="Heading3"/>
       </w:pPr>
-      <w:bookmarkStart w:id="18" w:name="_Toc232088673"/>
+      <w:bookmarkStart w:id="18" w:name="_Toc232110274"/>
       <w:r>
         <w:t>2.1</w:t>
       </w:r>
@@ -4439,6 +6656,7 @@
     <w:p>
       <w:pPr>
         <w:spacing w:line="360" w:lineRule="auto"/>
+        <w:ind w:firstLine="720"/>
         <w:rPr>
           <w:rFonts w:ascii="Times New Roman" w:hAnsi="Times New Roman" w:cs="Times New Roman"/>
           <w:sz w:val="26"/>
@@ -4457,6 +6675,7 @@
     <w:p>
       <w:pPr>
         <w:spacing w:line="360" w:lineRule="auto"/>
+        <w:ind w:firstLine="720"/>
         <w:rPr>
           <w:rFonts w:ascii="Times New Roman" w:hAnsi="Times New Roman" w:cs="Times New Roman"/>
           <w:sz w:val="26"/>
@@ -4475,6 +6694,7 @@
     <w:p>
       <w:pPr>
         <w:spacing w:line="360" w:lineRule="auto"/>
+        <w:ind w:firstLine="720"/>
         <w:rPr>
           <w:rFonts w:ascii="Times New Roman" w:hAnsi="Times New Roman" w:cs="Times New Roman"/>
           <w:sz w:val="26"/>
@@ -4494,7 +6714,7 @@
       <w:pPr>
         <w:pStyle w:val="Heading2"/>
       </w:pPr>
-      <w:bookmarkStart w:id="19" w:name="_Toc232088674"/>
+      <w:bookmarkStart w:id="19" w:name="_Toc232110275"/>
       <w:r>
         <w:t>2.2</w:t>
       </w:r>
@@ -4507,7 +6727,7 @@
       <w:pPr>
         <w:pStyle w:val="Heading3"/>
       </w:pPr>
-      <w:bookmarkStart w:id="20" w:name="_Toc232088675"/>
+      <w:bookmarkStart w:id="20" w:name="_Toc232110276"/>
       <w:r>
         <w:t>2.2</w:t>
       </w:r>
@@ -4519,6 +6739,7 @@
     <w:p>
       <w:pPr>
         <w:spacing w:line="360" w:lineRule="auto"/>
+        <w:ind w:firstLine="720"/>
         <w:rPr>
           <w:rFonts w:ascii="Times New Roman" w:hAnsi="Times New Roman" w:cs="Times New Roman"/>
           <w:sz w:val="26"/>
@@ -4537,6 +6758,7 @@
     <w:p>
       <w:pPr>
         <w:spacing w:line="360" w:lineRule="auto"/>
+        <w:ind w:firstLine="720"/>
         <w:rPr>
           <w:rFonts w:ascii="Times New Roman" w:hAnsi="Times New Roman" w:cs="Times New Roman"/>
           <w:sz w:val="26"/>
@@ -4555,6 +6777,7 @@
     <w:p>
       <w:pPr>
         <w:spacing w:line="360" w:lineRule="auto"/>
+        <w:ind w:firstLine="720"/>
         <w:rPr>
           <w:rFonts w:ascii="Times New Roman" w:hAnsi="Times New Roman" w:cs="Times New Roman"/>
           <w:sz w:val="26"/>
@@ -4575,7 +6798,7 @@
       <w:pPr>
         <w:pStyle w:val="Heading3"/>
       </w:pPr>
-      <w:bookmarkStart w:id="21" w:name="_Toc232088676"/>
+      <w:bookmarkStart w:id="21" w:name="_Toc232110277"/>
       <w:r>
         <w:t>2.2</w:t>
       </w:r>
@@ -4587,6 +6810,7 @@
     <w:p>
       <w:pPr>
         <w:spacing w:line="360" w:lineRule="auto"/>
+        <w:ind w:firstLine="720"/>
         <w:rPr>
           <w:rFonts w:ascii="Times New Roman" w:hAnsi="Times New Roman" w:cs="Times New Roman"/>
           <w:sz w:val="26"/>
@@ -4605,6 +6829,7 @@
     <w:p>
       <w:pPr>
         <w:spacing w:line="360" w:lineRule="auto"/>
+        <w:ind w:firstLine="720"/>
         <w:rPr>
           <w:rFonts w:ascii="Times New Roman" w:hAnsi="Times New Roman" w:cs="Times New Roman"/>
           <w:sz w:val="26"/>
@@ -4623,6 +6848,7 @@
     <w:p>
       <w:pPr>
         <w:spacing w:line="360" w:lineRule="auto"/>
+        <w:ind w:firstLine="720"/>
         <w:rPr>
           <w:rFonts w:ascii="Times New Roman" w:hAnsi="Times New Roman" w:cs="Times New Roman"/>
           <w:sz w:val="26"/>
@@ -4651,6 +6877,7 @@
       <w:r>
         <w:rPr>
           <w:rFonts w:ascii="Times New Roman" w:hAnsi="Times New Roman" w:cs="Times New Roman"/>
+          <w:noProof/>
           <w:sz w:val="26"/>
           <w:szCs w:val="26"/>
         </w:rPr>
@@ -4670,7 +6897,7 @@
                     <pic:cNvPicPr/>
                   </pic:nvPicPr>
                   <pic:blipFill>
-                    <a:blip r:embed="rId9"/>
+                    <a:blip r:embed="rId11"/>
                     <a:stretch>
                       <a:fillRect/>
                     </a:stretch>
@@ -4767,6 +6994,7 @@
     <w:p>
       <w:pPr>
         <w:spacing w:line="360" w:lineRule="auto"/>
+        <w:ind w:firstLine="720"/>
         <w:rPr>
           <w:rFonts w:ascii="Times New Roman" w:hAnsi="Times New Roman" w:cs="Times New Roman"/>
           <w:sz w:val="26"/>
@@ -4786,6 +7014,7 @@
     <w:p>
       <w:pPr>
         <w:spacing w:line="360" w:lineRule="auto"/>
+        <w:ind w:firstLine="720"/>
         <w:rPr>
           <w:rFonts w:ascii="Times New Roman" w:hAnsi="Times New Roman" w:cs="Times New Roman"/>
           <w:sz w:val="26"/>
@@ -4805,7 +7034,7 @@
       <w:pPr>
         <w:pStyle w:val="Heading3"/>
       </w:pPr>
-      <w:bookmarkStart w:id="22" w:name="_Toc232088677"/>
+      <w:bookmarkStart w:id="22" w:name="_Toc232110278"/>
       <w:r>
         <w:t>2.2</w:t>
       </w:r>
@@ -4817,6 +7046,7 @@
     <w:p>
       <w:pPr>
         <w:spacing w:line="360" w:lineRule="auto"/>
+        <w:ind w:firstLine="720"/>
         <w:rPr>
           <w:rFonts w:ascii="Times New Roman" w:hAnsi="Times New Roman" w:cs="Times New Roman"/>
           <w:sz w:val="26"/>
@@ -4835,6 +7065,7 @@
     <w:p>
       <w:pPr>
         <w:spacing w:line="360" w:lineRule="auto"/>
+        <w:ind w:firstLine="720"/>
         <w:rPr>
           <w:rFonts w:ascii="Times New Roman" w:hAnsi="Times New Roman" w:cs="Times New Roman"/>
           <w:sz w:val="26"/>
@@ -4853,24 +7084,161 @@
     <w:p>
       <w:pPr>
         <w:spacing w:line="360" w:lineRule="auto"/>
-        <w:rPr>
-          <w:rFonts w:ascii="Times New Roman" w:hAnsi="Times New Roman" w:cs="Times New Roman"/>
-          <w:sz w:val="26"/>
-          <w:szCs w:val="26"/>
-        </w:rPr>
-      </w:pPr>
-      <w:r>
-        <w:rPr>
-          <w:rFonts w:ascii="Times New Roman" w:hAnsi="Times New Roman" w:cs="Times New Roman"/>
-          <w:sz w:val="26"/>
-          <w:szCs w:val="26"/>
-        </w:rPr>
-        <w:t>Ưu điểm của các mô hình hai giai đoạn là độ chính xác cao nhờ quá trình xử lý chi tiết trên từng vùng ứng viên. Tuy nhiên, việc thực hiện nhiều bước liên tiếp làm gia tăng chi phí tính toán và giảm tốc độ suy luận, khiến chúng gặp hạn chế trong các ứng dụng yêu cầu thời gian thực.</w:t>
-      </w:r>
-    </w:p>
-    <w:p>
-      <w:pPr>
-        <w:spacing w:line="360" w:lineRule="auto"/>
+        <w:ind w:firstLine="720"/>
+        <w:jc w:val="center"/>
+        <w:rPr>
+          <w:rFonts w:ascii="Times New Roman" w:hAnsi="Times New Roman" w:cs="Times New Roman"/>
+          <w:sz w:val="26"/>
+          <w:szCs w:val="26"/>
+        </w:rPr>
+      </w:pPr>
+      <w:r>
+        <w:rPr>
+          <w:noProof/>
+        </w:rPr>
+        <w:drawing>
+          <wp:inline distT="0" distB="0" distL="0" distR="0" wp14:anchorId="42A8F380" wp14:editId="4E0EB2B0">
+            <wp:extent cx="3383280" cy="2545051"/>
+            <wp:effectExtent l="0" t="0" r="7620" b="8255"/>
+            <wp:docPr id="58713961" name="Picture 4" descr="Theoretical Understanding of Convolutional Neural Network: Concepts, Architectures, Applications, Future Directions | MDPI"/>
+            <wp:cNvGraphicFramePr>
+              <a:graphicFrameLocks xmlns:a="http://schemas.openxmlformats.org/drawingml/2006/main" noChangeAspect="1"/>
+            </wp:cNvGraphicFramePr>
+            <a:graphic xmlns:a="http://schemas.openxmlformats.org/drawingml/2006/main">
+              <a:graphicData uri="http://schemas.openxmlformats.org/drawingml/2006/picture">
+                <pic:pic xmlns:pic="http://schemas.openxmlformats.org/drawingml/2006/picture">
+                  <pic:nvPicPr>
+                    <pic:cNvPr id="0" name="Picture 10" descr="Theoretical Understanding of Convolutional Neural Network: Concepts, Architectures, Applications, Future Directions | MDPI"/>
+                    <pic:cNvPicPr>
+                      <a:picLocks noChangeAspect="1" noChangeArrowheads="1"/>
+                    </pic:cNvPicPr>
+                  </pic:nvPicPr>
+                  <pic:blipFill>
+                    <a:blip r:embed="rId12" cstate="print">
+                      <a:extLst>
+                        <a:ext uri="{28A0092B-C50C-407E-A947-70E740481C1C}">
+                          <a14:useLocalDpi xmlns:a14="http://schemas.microsoft.com/office/drawing/2010/main" val="0"/>
+                        </a:ext>
+                      </a:extLst>
+                    </a:blip>
+                    <a:srcRect/>
+                    <a:stretch>
+                      <a:fillRect/>
+                    </a:stretch>
+                  </pic:blipFill>
+                  <pic:spPr bwMode="auto">
+                    <a:xfrm>
+                      <a:off x="0" y="0"/>
+                      <a:ext cx="3387047" cy="2547885"/>
+                    </a:xfrm>
+                    <a:prstGeom prst="rect">
+                      <a:avLst/>
+                    </a:prstGeom>
+                    <a:noFill/>
+                    <a:ln>
+                      <a:noFill/>
+                    </a:ln>
+                  </pic:spPr>
+                </pic:pic>
+              </a:graphicData>
+            </a:graphic>
+          </wp:inline>
+        </w:drawing>
+      </w:r>
+    </w:p>
+    <w:p>
+      <w:pPr>
+        <w:spacing w:line="360" w:lineRule="auto"/>
+        <w:jc w:val="center"/>
+        <w:rPr>
+          <w:rFonts w:ascii="Times New Roman" w:hAnsi="Times New Roman" w:cs="Times New Roman"/>
+          <w:i/>
+          <w:iCs/>
+          <w:sz w:val="26"/>
+          <w:szCs w:val="26"/>
+        </w:rPr>
+      </w:pPr>
+      <w:r>
+        <w:rPr>
+          <w:rFonts w:ascii="Times New Roman" w:hAnsi="Times New Roman" w:cs="Times New Roman"/>
+          <w:sz w:val="26"/>
+          <w:szCs w:val="26"/>
+        </w:rPr>
+        <w:tab/>
+      </w:r>
+      <w:r>
+        <w:rPr>
+          <w:rFonts w:ascii="Times New Roman" w:hAnsi="Times New Roman" w:cs="Times New Roman"/>
+          <w:i/>
+          <w:iCs/>
+          <w:sz w:val="26"/>
+          <w:szCs w:val="26"/>
+        </w:rPr>
+        <w:t>Hình 2.</w:t>
+      </w:r>
+      <w:r>
+        <w:rPr>
+          <w:rFonts w:ascii="Times New Roman" w:hAnsi="Times New Roman" w:cs="Times New Roman"/>
+          <w:i/>
+          <w:iCs/>
+          <w:sz w:val="26"/>
+          <w:szCs w:val="26"/>
+        </w:rPr>
+        <w:t>5</w:t>
+      </w:r>
+      <w:r>
+        <w:rPr>
+          <w:rFonts w:ascii="Times New Roman" w:hAnsi="Times New Roman" w:cs="Times New Roman"/>
+          <w:i/>
+          <w:iCs/>
+          <w:sz w:val="26"/>
+          <w:szCs w:val="26"/>
+        </w:rPr>
+        <w:t xml:space="preserve">. </w:t>
+      </w:r>
+      <w:r>
+        <w:rPr>
+          <w:rFonts w:ascii="Times New Roman" w:hAnsi="Times New Roman" w:cs="Times New Roman"/>
+          <w:i/>
+          <w:iCs/>
+          <w:sz w:val="26"/>
+          <w:szCs w:val="26"/>
+        </w:rPr>
+        <w:t>So sánh hai hướng tiếp cận trong Object Detection.</w:t>
+      </w:r>
+    </w:p>
+    <w:p>
+      <w:pPr>
+        <w:spacing w:line="360" w:lineRule="auto"/>
+        <w:ind w:firstLine="720"/>
+        <w:rPr>
+          <w:rFonts w:ascii="Times New Roman" w:hAnsi="Times New Roman" w:cs="Times New Roman"/>
+          <w:sz w:val="26"/>
+          <w:szCs w:val="26"/>
+        </w:rPr>
+      </w:pPr>
+      <w:r>
+        <w:rPr>
+          <w:rFonts w:ascii="Times New Roman" w:hAnsi="Times New Roman" w:cs="Times New Roman"/>
+          <w:sz w:val="26"/>
+          <w:szCs w:val="26"/>
+        </w:rPr>
+        <w:t xml:space="preserve">Ưu điểm của các mô hình hai giai đoạn là độ chính xác cao nhờ quá trình xử lý chi tiết trên từng vùng ứng viên. Tuy nhiên, việc thực hiện nhiều bước liên tiếp làm gia tăng </w:t>
+      </w:r>
+      <w:r>
+        <w:rPr>
+          <w:rFonts w:ascii="Times New Roman" w:hAnsi="Times New Roman" w:cs="Times New Roman"/>
+          <w:sz w:val="26"/>
+          <w:szCs w:val="26"/>
+        </w:rPr>
+        <w:lastRenderedPageBreak/>
+        <w:t>chi phí tính toán và giảm tốc độ suy luận, khiến chúng gặp hạn chế trong các ứng dụng yêu cầu thời gian thực.</w:t>
+      </w:r>
+    </w:p>
+    <w:p>
+      <w:pPr>
+        <w:spacing w:line="360" w:lineRule="auto"/>
+        <w:ind w:firstLine="720"/>
         <w:rPr>
           <w:rFonts w:ascii="Times New Roman" w:hAnsi="Times New Roman" w:cs="Times New Roman"/>
           <w:sz w:val="26"/>
@@ -4889,6 +7257,7 @@
     <w:p>
       <w:pPr>
         <w:spacing w:line="360" w:lineRule="auto"/>
+        <w:ind w:firstLine="720"/>
         <w:rPr>
           <w:rFonts w:ascii="Times New Roman" w:hAnsi="Times New Roman" w:cs="Times New Roman"/>
           <w:sz w:val="26"/>
@@ -4908,93 +7277,105 @@
       <w:pPr>
         <w:pStyle w:val="Heading3"/>
       </w:pPr>
-      <w:bookmarkStart w:id="23" w:name="_Toc232088678"/>
-      <w:r>
+      <w:bookmarkStart w:id="23" w:name="_Toc232110279"/>
+      <w:r>
+        <w:t>2.2</w:t>
+      </w:r>
+      <w:r>
+        <w:t>.4. Vai trò của Object Detection trong nhận diện biển báo giao thông</w:t>
+      </w:r>
+      <w:bookmarkEnd w:id="23"/>
+    </w:p>
+    <w:p>
+      <w:pPr>
+        <w:spacing w:line="360" w:lineRule="auto"/>
+        <w:ind w:firstLine="720"/>
+        <w:rPr>
+          <w:rFonts w:ascii="Times New Roman" w:hAnsi="Times New Roman" w:cs="Times New Roman"/>
+          <w:sz w:val="26"/>
+          <w:szCs w:val="26"/>
+        </w:rPr>
+      </w:pPr>
+      <w:r>
+        <w:rPr>
+          <w:rFonts w:ascii="Times New Roman" w:hAnsi="Times New Roman" w:cs="Times New Roman"/>
+          <w:sz w:val="26"/>
+          <w:szCs w:val="26"/>
+        </w:rPr>
+        <w:t>Trong bài toán nhận diện biển báo giao thông, bước phát hiện đối tượng đóng vai trò nền tảng của toàn bộ hệ thống. Trước khi tiến hành phân loại, hệ thống cần xác định chính xác vị trí xuất hiện của biển báo trong ảnh. Nếu quá trình phát hiện không chính xác, chất lượng của bước nhận dạng phía sau cũng sẽ bị ảnh hưởng đáng kể.</w:t>
+      </w:r>
+    </w:p>
+    <w:p>
+      <w:pPr>
+        <w:spacing w:line="360" w:lineRule="auto"/>
+        <w:ind w:firstLine="720"/>
+        <w:rPr>
+          <w:rFonts w:ascii="Times New Roman" w:hAnsi="Times New Roman" w:cs="Times New Roman"/>
+          <w:sz w:val="26"/>
+          <w:szCs w:val="26"/>
+        </w:rPr>
+      </w:pPr>
+      <w:r>
+        <w:rPr>
+          <w:rFonts w:ascii="Times New Roman" w:hAnsi="Times New Roman" w:cs="Times New Roman"/>
+          <w:sz w:val="26"/>
+          <w:szCs w:val="26"/>
+        </w:rPr>
+        <w:t>Thực tế cho thấy biển báo giao thông thường chỉ chiếm một phần nhỏ trong khung hình và có thể xuất hiện đồng thời nhiều đối tượng khác như phương tiện, cây cối hoặc công trình giao thông. Điều này đòi hỏi mô hình phát hiện phải có khả năng nhận biết các đối tượng kích thước nhỏ trong môi trường phức tạp.</w:t>
+      </w:r>
+    </w:p>
+    <w:p>
+      <w:pPr>
+        <w:spacing w:line="360" w:lineRule="auto"/>
+        <w:ind w:firstLine="720"/>
+        <w:rPr>
+          <w:rFonts w:ascii="Times New Roman" w:hAnsi="Times New Roman" w:cs="Times New Roman"/>
+          <w:sz w:val="26"/>
+          <w:szCs w:val="26"/>
+        </w:rPr>
+      </w:pPr>
+      <w:r>
+        <w:rPr>
+          <w:rFonts w:ascii="Times New Roman" w:hAnsi="Times New Roman" w:cs="Times New Roman"/>
+          <w:sz w:val="26"/>
+          <w:szCs w:val="26"/>
+        </w:rPr>
+        <w:t>Nhiều mô hình Object Detection hiện đại như Faster R-CNN, SSD và YOLO đã được áp dụng thành công cho bài toán nhận diện biển báo giao thông [8]–[12]. Trong số đó, YOLO được đánh giá cao nhờ khả năng cân bằng giữa tốc độ và độ chính xác, phù hợp với các ứng dụng yêu cầu xử lý theo thời gian thực.</w:t>
+      </w:r>
+    </w:p>
+    <w:p>
+      <w:pPr>
+        <w:spacing w:line="360" w:lineRule="auto"/>
+        <w:ind w:firstLine="720"/>
+        <w:rPr>
+          <w:rFonts w:ascii="Times New Roman" w:hAnsi="Times New Roman" w:cs="Times New Roman"/>
+          <w:sz w:val="26"/>
+          <w:szCs w:val="26"/>
+        </w:rPr>
+      </w:pPr>
+      <w:r>
+        <w:rPr>
+          <w:rFonts w:ascii="Times New Roman" w:hAnsi="Times New Roman" w:cs="Times New Roman"/>
+          <w:sz w:val="26"/>
+          <w:szCs w:val="26"/>
+        </w:rPr>
+        <w:t xml:space="preserve">Trong phạm vi đề tài, Object Detection được sử dụng theo hai hướng khác nhau. Ở pipeline thứ nhất, mô hình YOLO thực hiện đồng thời nhiệm vụ phát hiện và phân loại biển báo. Trong pipeline thứ hai, YOLO chỉ đảm nhiệm việc xác định vị trí biển báo, sau đó kết quả phát hiện được chuyển sang mô hình CNN để thực hiện phân loại cuối cùng. Cách tiếp cận này cho phép đánh giá trực tiếp sự khác biệt giữa mô hình end-to-end và </w:t>
+      </w:r>
+      <w:r>
+        <w:rPr>
+          <w:rFonts w:ascii="Times New Roman" w:hAnsi="Times New Roman" w:cs="Times New Roman"/>
+          <w:sz w:val="26"/>
+          <w:szCs w:val="26"/>
+        </w:rPr>
         <w:lastRenderedPageBreak/>
-        <w:t>2.2</w:t>
-      </w:r>
-      <w:r>
-        <w:t>.4. Vai trò của Object Detection trong nhận diện biển báo giao thông</w:t>
-      </w:r>
-      <w:bookmarkEnd w:id="23"/>
-    </w:p>
-    <w:p>
-      <w:pPr>
-        <w:spacing w:line="360" w:lineRule="auto"/>
-        <w:rPr>
-          <w:rFonts w:ascii="Times New Roman" w:hAnsi="Times New Roman" w:cs="Times New Roman"/>
-          <w:sz w:val="26"/>
-          <w:szCs w:val="26"/>
-        </w:rPr>
-      </w:pPr>
-      <w:r>
-        <w:rPr>
-          <w:rFonts w:ascii="Times New Roman" w:hAnsi="Times New Roman" w:cs="Times New Roman"/>
-          <w:sz w:val="26"/>
-          <w:szCs w:val="26"/>
-        </w:rPr>
-        <w:t>Trong bài toán nhận diện biển báo giao thông, bước phát hiện đối tượng đóng vai trò nền tảng của toàn bộ hệ thống. Trước khi tiến hành phân loại, hệ thống cần xác định chính xác vị trí xuất hiện của biển báo trong ảnh. Nếu quá trình phát hiện không chính xác, chất lượng của bước nhận dạng phía sau cũng sẽ bị ảnh hưởng đáng kể.</w:t>
-      </w:r>
-    </w:p>
-    <w:p>
-      <w:pPr>
-        <w:spacing w:line="360" w:lineRule="auto"/>
-        <w:rPr>
-          <w:rFonts w:ascii="Times New Roman" w:hAnsi="Times New Roman" w:cs="Times New Roman"/>
-          <w:sz w:val="26"/>
-          <w:szCs w:val="26"/>
-        </w:rPr>
-      </w:pPr>
-      <w:r>
-        <w:rPr>
-          <w:rFonts w:ascii="Times New Roman" w:hAnsi="Times New Roman" w:cs="Times New Roman"/>
-          <w:sz w:val="26"/>
-          <w:szCs w:val="26"/>
-        </w:rPr>
-        <w:t>Thực tế cho thấy biển báo giao thông thường chỉ chiếm một phần nhỏ trong khung hình và có thể xuất hiện đồng thời nhiều đối tượng khác như phương tiện, cây cối hoặc công trình giao thông. Điều này đòi hỏi mô hình phát hiện phải có khả năng nhận biết các đối tượng kích thước nhỏ trong môi trường phức tạp.</w:t>
-      </w:r>
-    </w:p>
-    <w:p>
-      <w:pPr>
-        <w:spacing w:line="360" w:lineRule="auto"/>
-        <w:rPr>
-          <w:rFonts w:ascii="Times New Roman" w:hAnsi="Times New Roman" w:cs="Times New Roman"/>
-          <w:sz w:val="26"/>
-          <w:szCs w:val="26"/>
-        </w:rPr>
-      </w:pPr>
-      <w:r>
-        <w:rPr>
-          <w:rFonts w:ascii="Times New Roman" w:hAnsi="Times New Roman" w:cs="Times New Roman"/>
-          <w:sz w:val="26"/>
-          <w:szCs w:val="26"/>
-        </w:rPr>
-        <w:t>Nhiều mô hình Object Detection hiện đại như Faster R-CNN, SSD và YOLO đã được áp dụng thành công cho bài toán nhận diện biển báo giao thông [8]–[12]. Trong số đó, YOLO được đánh giá cao nhờ khả năng cân bằng giữa tốc độ và độ chính xác, phù hợp với các ứng dụng yêu cầu xử lý theo thời gian thực.</w:t>
-      </w:r>
-    </w:p>
-    <w:p>
-      <w:pPr>
-        <w:spacing w:line="360" w:lineRule="auto"/>
-        <w:rPr>
-          <w:rFonts w:ascii="Times New Roman" w:hAnsi="Times New Roman" w:cs="Times New Roman"/>
-          <w:sz w:val="26"/>
-          <w:szCs w:val="26"/>
-        </w:rPr>
-      </w:pPr>
-      <w:r>
-        <w:rPr>
-          <w:rFonts w:ascii="Times New Roman" w:hAnsi="Times New Roman" w:cs="Times New Roman"/>
-          <w:sz w:val="26"/>
-          <w:szCs w:val="26"/>
-        </w:rPr>
-        <w:t>Trong phạm vi đề tài, Object Detection được sử dụng theo hai hướng khác nhau. Ở pipeline thứ nhất, mô hình YOLO thực hiện đồng thời nhiệm vụ phát hiện và phân loại biển báo. Trong pipeline thứ hai, YOLO chỉ đảm nhiệm việc xác định vị trí biển báo, sau đó kết quả phát hiện được chuyển sang mô hình CNN để thực hiện phân loại cuối cùng. Cách tiếp cận này cho phép đánh giá trực tiếp sự khác biệt giữa mô hình end-to-end và kiến trúc kết hợp detector–classifier trong bài toán nhận diện biển báo giao thông Việt Nam.</w:t>
+        <w:t>kiến trúc kết hợp detector–classifier trong bài toán nhận diện biển báo giao thông Việt Nam.</w:t>
       </w:r>
     </w:p>
     <w:p>
       <w:pPr>
         <w:pStyle w:val="Heading2"/>
       </w:pPr>
-      <w:bookmarkStart w:id="24" w:name="_Toc232088679"/>
+      <w:bookmarkStart w:id="24" w:name="_Toc232110280"/>
       <w:r>
         <w:t>2.3</w:t>
       </w:r>
@@ -5007,7 +7388,7 @@
       <w:pPr>
         <w:pStyle w:val="Heading3"/>
       </w:pPr>
-      <w:bookmarkStart w:id="25" w:name="_Toc232088680"/>
+      <w:bookmarkStart w:id="25" w:name="_Toc232110281"/>
       <w:r>
         <w:t>2.3</w:t>
       </w:r>
@@ -5019,19 +7400,109 @@
     <w:p>
       <w:pPr>
         <w:spacing w:line="360" w:lineRule="auto"/>
-        <w:rPr>
-          <w:rFonts w:ascii="Times New Roman" w:hAnsi="Times New Roman" w:cs="Times New Roman"/>
-          <w:sz w:val="26"/>
-          <w:szCs w:val="26"/>
-        </w:rPr>
-      </w:pPr>
-      <w:r>
-        <w:rPr>
-          <w:rFonts w:ascii="Times New Roman" w:hAnsi="Times New Roman" w:cs="Times New Roman"/>
-          <w:sz w:val="26"/>
-          <w:szCs w:val="26"/>
-        </w:rPr>
-        <w:t xml:space="preserve">YOLO (You Only Look Once) là họ mô hình phát hiện đối tượng thuộc nhóm single-stage detector, được giới thiệu lần đầu bởi Redmon và cộng sự vào năm 2016 [10]. Khác với các phương pháp two-stage detector như Fast R-CNN hay Faster R-CNN, YOLO thực hiện đồng thời nhiệm vụ định vị và phân loại đối tượng trong một lần suy luận duy </w:t>
+        <w:ind w:firstLine="720"/>
+        <w:rPr>
+          <w:rFonts w:ascii="Times New Roman" w:hAnsi="Times New Roman" w:cs="Times New Roman"/>
+          <w:sz w:val="26"/>
+          <w:szCs w:val="26"/>
+        </w:rPr>
+      </w:pPr>
+      <w:r>
+        <w:rPr>
+          <w:rFonts w:ascii="Times New Roman" w:hAnsi="Times New Roman" w:cs="Times New Roman"/>
+          <w:sz w:val="26"/>
+          <w:szCs w:val="26"/>
+        </w:rPr>
+        <w:t>YOLO (You Only Look Once) là họ mô hình phát hiện đối tượng thuộc nhóm single-stage detector, được giới thiệu lần đầu bởi Redmon và cộng sự vào năm 2016 [10]. Khác với các phương pháp two-stage detector như Fast R-CNN hay Faster R-CNN, YOLO thực hiện đồng thời nhiệm vụ định vị và phân loại đối tượng trong một lần suy luận duy nhất. Cách tiếp cận này giúp giảm đáng kể độ phức tạp tính toán và nâng cao tốc độ xử lý, đặc biệt phù hợp với các ứng dụng yêu cầu phản hồi theo thời gian thực [7], [8], [10].</w:t>
+      </w:r>
+    </w:p>
+    <w:p>
+      <w:pPr>
+        <w:spacing w:line="360" w:lineRule="auto"/>
+        <w:ind w:firstLine="720"/>
+        <w:rPr>
+          <w:rFonts w:ascii="Times New Roman" w:hAnsi="Times New Roman" w:cs="Times New Roman"/>
+          <w:sz w:val="26"/>
+          <w:szCs w:val="26"/>
+        </w:rPr>
+      </w:pPr>
+      <w:r>
+        <w:rPr>
+          <w:rFonts w:ascii="Times New Roman" w:hAnsi="Times New Roman" w:cs="Times New Roman"/>
+          <w:sz w:val="26"/>
+          <w:szCs w:val="26"/>
+        </w:rPr>
+        <w:t>Ý tưởng cốt lõi của YOLO là xem bài toán phát hiện đối tượng như một bài toán hồi quy trực tiếp từ ảnh đầu vào đến tọa độ bounding box và xác suất lớp. Thay vì tạo ra các vùng đề xuất (region proposals) rồi tiến hành phân loại riêng biệt, toàn bộ ảnh được đưa qua một mạng nơ-ron duy nhất để dự đoán trực tiếp các đối tượng xuất hiện trong ảnh [10].</w:t>
+      </w:r>
+    </w:p>
+    <w:p>
+      <w:pPr>
+        <w:spacing w:line="360" w:lineRule="auto"/>
+        <w:ind w:firstLine="720"/>
+        <w:rPr>
+          <w:rFonts w:ascii="Times New Roman" w:hAnsi="Times New Roman" w:cs="Times New Roman"/>
+          <w:sz w:val="26"/>
+          <w:szCs w:val="26"/>
+        </w:rPr>
+      </w:pPr>
+      <w:r>
+        <w:rPr>
+          <w:rFonts w:ascii="Times New Roman" w:hAnsi="Times New Roman" w:cs="Times New Roman"/>
+          <w:sz w:val="26"/>
+          <w:szCs w:val="26"/>
+        </w:rPr>
+        <w:t>Nhờ khả năng xử lý nhanh và kiến trúc đơn giản, YOLO đã trở thành một trong những hướng nghiên cứu phổ biến nhất trong lĩnh vực Object Detection. Qua nhiều thế hệ phát triển, họ mô hình YOLO liên tục được cải tiến nhằm nâng cao độ chính xác, khả năng phát hiện vật thể nhỏ và hiệu quả suy luận trên các thiết bị có tài nguyên hạn chế [11]–[14].</w:t>
+      </w:r>
+    </w:p>
+    <w:p>
+      <w:pPr>
+        <w:pStyle w:val="Heading3"/>
+      </w:pPr>
+      <w:bookmarkStart w:id="26" w:name="_Toc232110282"/>
+      <w:r>
+        <w:t>2.3</w:t>
+      </w:r>
+      <w:r>
+        <w:t>.2. Nguyên lý hoạt động của YOLO</w:t>
+      </w:r>
+      <w:bookmarkEnd w:id="26"/>
+    </w:p>
+    <w:p>
+      <w:pPr>
+        <w:spacing w:line="360" w:lineRule="auto"/>
+        <w:ind w:firstLine="720"/>
+        <w:rPr>
+          <w:rFonts w:ascii="Times New Roman" w:hAnsi="Times New Roman" w:cs="Times New Roman"/>
+          <w:sz w:val="26"/>
+          <w:szCs w:val="26"/>
+        </w:rPr>
+      </w:pPr>
+      <w:r>
+        <w:rPr>
+          <w:rFonts w:ascii="Times New Roman" w:hAnsi="Times New Roman" w:cs="Times New Roman"/>
+          <w:sz w:val="26"/>
+          <w:szCs w:val="26"/>
+        </w:rPr>
+        <w:t>Trong kiến trúc YOLO, ảnh đầu vào được chia thành nhiều vùng không gian. Đối với mỗi vùng, mô hình dự đoán một tập các bounding box cùng với độ tin cậy và xác suất thuộc về các lớp đối tượng khác nhau [10].</w:t>
+      </w:r>
+    </w:p>
+    <w:p>
+      <w:pPr>
+        <w:spacing w:line="360" w:lineRule="auto"/>
+        <w:ind w:firstLine="720"/>
+        <w:rPr>
+          <w:rFonts w:ascii="Times New Roman" w:hAnsi="Times New Roman" w:cs="Times New Roman"/>
+          <w:sz w:val="26"/>
+          <w:szCs w:val="26"/>
+        </w:rPr>
+      </w:pPr>
+      <w:r>
+        <w:rPr>
+          <w:rFonts w:ascii="Times New Roman" w:hAnsi="Times New Roman" w:cs="Times New Roman"/>
+          <w:sz w:val="26"/>
+          <w:szCs w:val="26"/>
+        </w:rPr>
+        <w:t xml:space="preserve">Quá trình suy luận của YOLO có thể được mô tả qua ba bước chính. Trước tiên, ảnh được đưa vào mạng CNN để trích xuất đặc trưng. Các đặc trưng này sau đó được sử </w:t>
       </w:r>
       <w:r>
         <w:rPr>
@@ -5040,115 +7511,194 @@
           <w:szCs w:val="26"/>
         </w:rPr>
         <w:lastRenderedPageBreak/>
-        <w:t>nhất. Cách tiếp cận này giúp giảm đáng kể độ phức tạp tính toán và nâng cao tốc độ xử lý, đặc biệt phù hợp với các ứng dụng yêu cầu phản hồi theo thời gian thực [7], [8], [10].</w:t>
-      </w:r>
-    </w:p>
-    <w:p>
-      <w:pPr>
-        <w:spacing w:line="360" w:lineRule="auto"/>
-        <w:rPr>
-          <w:rFonts w:ascii="Times New Roman" w:hAnsi="Times New Roman" w:cs="Times New Roman"/>
-          <w:sz w:val="26"/>
-          <w:szCs w:val="26"/>
-        </w:rPr>
-      </w:pPr>
-      <w:r>
-        <w:rPr>
-          <w:rFonts w:ascii="Times New Roman" w:hAnsi="Times New Roman" w:cs="Times New Roman"/>
-          <w:sz w:val="26"/>
-          <w:szCs w:val="26"/>
-        </w:rPr>
-        <w:t>Ý tưởng cốt lõi của YOLO là xem bài toán phát hiện đối tượng như một bài toán hồi quy trực tiếp từ ảnh đầu vào đến tọa độ bounding box và xác suất lớp. Thay vì tạo ra các vùng đề xuất (region proposals) rồi tiến hành phân loại riêng biệt, toàn bộ ảnh được đưa qua một mạng nơ-ron duy nhất để dự đoán trực tiếp các đối tượng xuất hiện trong ảnh [10].</w:t>
-      </w:r>
-    </w:p>
-    <w:p>
-      <w:pPr>
-        <w:spacing w:line="360" w:lineRule="auto"/>
-        <w:rPr>
-          <w:rFonts w:ascii="Times New Roman" w:hAnsi="Times New Roman" w:cs="Times New Roman"/>
-          <w:sz w:val="26"/>
-          <w:szCs w:val="26"/>
-        </w:rPr>
-      </w:pPr>
-      <w:r>
-        <w:rPr>
-          <w:rFonts w:ascii="Times New Roman" w:hAnsi="Times New Roman" w:cs="Times New Roman"/>
-          <w:sz w:val="26"/>
-          <w:szCs w:val="26"/>
-        </w:rPr>
-        <w:t>Nhờ khả năng xử lý nhanh và kiến trúc đơn giản, YOLO đã trở thành một trong những hướng nghiên cứu phổ biến nhất trong lĩnh vực Object Detection. Qua nhiều thế hệ phát triển, họ mô hình YOLO liên tục được cải tiến nhằm nâng cao độ chính xác, khả năng phát hiện vật thể nhỏ và hiệu quả suy luận trên các thiết bị có tài nguyên hạn chế [11]–[14].</w:t>
+        <w:t>dụng để dự đoán vị trí bounding box và xác suất lớp tương ứng. Cuối cùng, kỹ thuật Non-Maximum Suppression (NMS) được áp dụng nhằm loại bỏ các dự đoán chồng lấn và giữ lại những kết quả có độ tin cậy cao nhất [1], [10].</w:t>
+      </w:r>
+    </w:p>
+    <w:p>
+      <w:pPr>
+        <w:spacing w:line="360" w:lineRule="auto"/>
+        <w:jc w:val="center"/>
+        <w:rPr>
+          <w:rFonts w:ascii="Times New Roman" w:hAnsi="Times New Roman" w:cs="Times New Roman"/>
+          <w:sz w:val="26"/>
+          <w:szCs w:val="26"/>
+        </w:rPr>
+      </w:pPr>
+      <w:r>
+        <w:rPr>
+          <w:rFonts w:ascii="Times New Roman" w:hAnsi="Times New Roman" w:cs="Times New Roman"/>
+          <w:noProof/>
+          <w:sz w:val="26"/>
+          <w:szCs w:val="26"/>
+        </w:rPr>
+        <w:drawing>
+          <wp:inline distT="0" distB="0" distL="0" distR="0" wp14:anchorId="3A39C9D4" wp14:editId="7D354E49">
+            <wp:extent cx="5105400" cy="2267976"/>
+            <wp:effectExtent l="0" t="0" r="0" b="0"/>
+            <wp:docPr id="442059397" name="Picture 1"/>
+            <wp:cNvGraphicFramePr>
+              <a:graphicFrameLocks xmlns:a="http://schemas.openxmlformats.org/drawingml/2006/main" noChangeAspect="1"/>
+            </wp:cNvGraphicFramePr>
+            <a:graphic xmlns:a="http://schemas.openxmlformats.org/drawingml/2006/main">
+              <a:graphicData uri="http://schemas.openxmlformats.org/drawingml/2006/picture">
+                <pic:pic xmlns:pic="http://schemas.openxmlformats.org/drawingml/2006/picture">
+                  <pic:nvPicPr>
+                    <pic:cNvPr id="442059397" name=""/>
+                    <pic:cNvPicPr/>
+                  </pic:nvPicPr>
+                  <pic:blipFill>
+                    <a:blip r:embed="rId13"/>
+                    <a:stretch>
+                      <a:fillRect/>
+                    </a:stretch>
+                  </pic:blipFill>
+                  <pic:spPr>
+                    <a:xfrm>
+                      <a:off x="0" y="0"/>
+                      <a:ext cx="5107588" cy="2268948"/>
+                    </a:xfrm>
+                    <a:prstGeom prst="rect">
+                      <a:avLst/>
+                    </a:prstGeom>
+                  </pic:spPr>
+                </pic:pic>
+              </a:graphicData>
+            </a:graphic>
+          </wp:inline>
+        </w:drawing>
+      </w:r>
+    </w:p>
+    <w:p>
+      <w:pPr>
+        <w:spacing w:line="360" w:lineRule="auto"/>
+        <w:jc w:val="center"/>
+        <w:rPr>
+          <w:rFonts w:ascii="Times New Roman" w:hAnsi="Times New Roman" w:cs="Times New Roman"/>
+          <w:sz w:val="26"/>
+          <w:szCs w:val="26"/>
+        </w:rPr>
+      </w:pPr>
+      <w:r>
+        <w:rPr>
+          <w:rFonts w:ascii="Times New Roman" w:hAnsi="Times New Roman" w:cs="Times New Roman"/>
+          <w:i/>
+          <w:iCs/>
+          <w:sz w:val="26"/>
+          <w:szCs w:val="26"/>
+        </w:rPr>
+        <w:t>Hình 2.</w:t>
+      </w:r>
+      <w:r>
+        <w:rPr>
+          <w:rFonts w:ascii="Times New Roman" w:hAnsi="Times New Roman" w:cs="Times New Roman"/>
+          <w:i/>
+          <w:iCs/>
+          <w:sz w:val="26"/>
+          <w:szCs w:val="26"/>
+        </w:rPr>
+        <w:t>6</w:t>
+      </w:r>
+      <w:r>
+        <w:rPr>
+          <w:rFonts w:ascii="Times New Roman" w:hAnsi="Times New Roman" w:cs="Times New Roman"/>
+          <w:i/>
+          <w:iCs/>
+          <w:sz w:val="26"/>
+          <w:szCs w:val="26"/>
+        </w:rPr>
+        <w:t xml:space="preserve">. </w:t>
+      </w:r>
+      <w:r>
+        <w:rPr>
+          <w:rFonts w:ascii="Times New Roman" w:hAnsi="Times New Roman" w:cs="Times New Roman"/>
+          <w:i/>
+          <w:iCs/>
+          <w:sz w:val="26"/>
+          <w:szCs w:val="26"/>
+        </w:rPr>
+        <w:t>Nguyên lý hoạt động của YOLO</w:t>
+      </w:r>
+    </w:p>
+    <w:p>
+      <w:pPr>
+        <w:spacing w:line="360" w:lineRule="auto"/>
+        <w:ind w:firstLine="720"/>
+        <w:rPr>
+          <w:rFonts w:ascii="Times New Roman" w:hAnsi="Times New Roman" w:cs="Times New Roman"/>
+          <w:sz w:val="26"/>
+          <w:szCs w:val="26"/>
+        </w:rPr>
+      </w:pPr>
+      <w:r>
+        <w:rPr>
+          <w:rFonts w:ascii="Times New Roman" w:hAnsi="Times New Roman" w:cs="Times New Roman"/>
+          <w:sz w:val="26"/>
+          <w:szCs w:val="26"/>
+        </w:rPr>
+        <w:t>Đối với mỗi đối tượng được phát hiện, mô hình thường trả về ba thành phần chính gồm tọa độ bounding box, xác suất lớp và giá trị confidence. Confidence phản ánh mức độ chắc chắn của mô hình về việc một đối tượng thực sự tồn tại bên trong bounding box được dự đoán. Những dự đoán có confidence thấp thường bị loại bỏ trong quá trình hậu xử lý nhằm giảm số lượng dự đoán sai.</w:t>
+      </w:r>
+    </w:p>
+    <w:p>
+      <w:pPr>
+        <w:spacing w:line="360" w:lineRule="auto"/>
+        <w:ind w:firstLine="720"/>
+        <w:rPr>
+          <w:rFonts w:ascii="Times New Roman" w:hAnsi="Times New Roman" w:cs="Times New Roman"/>
+          <w:sz w:val="26"/>
+          <w:szCs w:val="26"/>
+        </w:rPr>
+      </w:pPr>
+      <w:r>
+        <w:rPr>
+          <w:rFonts w:ascii="Times New Roman" w:hAnsi="Times New Roman" w:cs="Times New Roman"/>
+          <w:sz w:val="26"/>
+          <w:szCs w:val="26"/>
+        </w:rPr>
+        <w:t>Một trong những ưu điểm quan trọng của YOLO là khả năng khai thác thông tin toàn cục của ảnh. Do toàn bộ ảnh được xử lý đồng thời thay vì từng vùng riêng lẻ, mô hình có thể tận dụng ngữ cảnh xung quanh đối tượng để cải thiện khả năng nhận dạng [10].</w:t>
       </w:r>
     </w:p>
     <w:p>
       <w:pPr>
         <w:pStyle w:val="Heading3"/>
       </w:pPr>
-      <w:bookmarkStart w:id="26" w:name="_Toc232088681"/>
+      <w:bookmarkStart w:id="27" w:name="_Toc232110283"/>
       <w:r>
         <w:t>2.3</w:t>
       </w:r>
       <w:r>
-        <w:t>.2. Nguyên lý hoạt động của YOLO</w:t>
-      </w:r>
-      <w:bookmarkEnd w:id="26"/>
-    </w:p>
-    <w:p>
-      <w:pPr>
-        <w:spacing w:line="360" w:lineRule="auto"/>
-        <w:rPr>
-          <w:rFonts w:ascii="Times New Roman" w:hAnsi="Times New Roman" w:cs="Times New Roman"/>
-          <w:sz w:val="26"/>
-          <w:szCs w:val="26"/>
-        </w:rPr>
-      </w:pPr>
-      <w:r>
-        <w:rPr>
-          <w:rFonts w:ascii="Times New Roman" w:hAnsi="Times New Roman" w:cs="Times New Roman"/>
-          <w:sz w:val="26"/>
-          <w:szCs w:val="26"/>
-        </w:rPr>
-        <w:t>Trong kiến trúc YOLO, ảnh đầu vào được chia thành nhiều vùng không gian. Đối với mỗi vùng, mô hình dự đoán một tập các bounding box cùng với độ tin cậy và xác suất thuộc về các lớp đối tượng khác nhau [10].</w:t>
-      </w:r>
-    </w:p>
-    <w:p>
-      <w:pPr>
-        <w:spacing w:line="360" w:lineRule="auto"/>
-        <w:rPr>
-          <w:rFonts w:ascii="Times New Roman" w:hAnsi="Times New Roman" w:cs="Times New Roman"/>
-          <w:sz w:val="26"/>
-          <w:szCs w:val="26"/>
-        </w:rPr>
-      </w:pPr>
-      <w:r>
-        <w:rPr>
-          <w:rFonts w:ascii="Times New Roman" w:hAnsi="Times New Roman" w:cs="Times New Roman"/>
-          <w:sz w:val="26"/>
-          <w:szCs w:val="26"/>
-        </w:rPr>
-        <w:t>Quá trình suy luận của YOLO có thể được mô tả qua ba bước chính. Trước tiên, ảnh được đưa vào mạng CNN để trích xuất đặc trưng. Các đặc trưng này sau đó được sử dụng để dự đoán vị trí bounding box và xác suất lớp tương ứng. Cuối cùng, kỹ thuật Non-Maximum Suppression (NMS) được áp dụng nhằm loại bỏ các dự đoán chồng lấn và giữ lại những kết quả có độ tin cậy cao nhất [1], [10].</w:t>
-      </w:r>
-    </w:p>
-    <w:p>
-      <w:pPr>
-        <w:spacing w:line="360" w:lineRule="auto"/>
-        <w:rPr>
-          <w:rFonts w:ascii="Times New Roman" w:hAnsi="Times New Roman" w:cs="Times New Roman"/>
-          <w:sz w:val="26"/>
-          <w:szCs w:val="26"/>
-        </w:rPr>
-      </w:pPr>
-      <w:r>
-        <w:rPr>
-          <w:rFonts w:ascii="Times New Roman" w:hAnsi="Times New Roman" w:cs="Times New Roman"/>
-          <w:sz w:val="26"/>
-          <w:szCs w:val="26"/>
-        </w:rPr>
-        <w:t>Đối với mỗi đối tượng được phát hiện, mô hình thường trả về ba thành phần chính gồm tọa độ bounding box, xác suất lớp và giá trị confidence. Confidence phản ánh mức độ chắc chắn của mô hình về việc một đối tượng thực sự tồn tại bên trong bounding box được dự đoán. Những dự đoán có confidence thấp thường bị loại bỏ trong quá trình hậu xử lý nhằm giảm số lượng dự đoán sai.</w:t>
-      </w:r>
-    </w:p>
-    <w:p>
-      <w:pPr>
-        <w:spacing w:line="360" w:lineRule="auto"/>
+        <w:t>.</w:t>
+      </w:r>
+      <w:r>
+        <w:t>3</w:t>
+      </w:r>
+      <w:r>
+        <w:t>. Ưu điểm và hạn chế của YOLO</w:t>
+      </w:r>
+      <w:bookmarkEnd w:id="27"/>
+    </w:p>
+    <w:p>
+      <w:pPr>
+        <w:spacing w:line="360" w:lineRule="auto"/>
+        <w:ind w:firstLine="720"/>
+        <w:rPr>
+          <w:rFonts w:ascii="Times New Roman" w:hAnsi="Times New Roman" w:cs="Times New Roman"/>
+          <w:sz w:val="26"/>
+          <w:szCs w:val="26"/>
+        </w:rPr>
+      </w:pPr>
+      <w:r>
+        <w:rPr>
+          <w:rFonts w:ascii="Times New Roman" w:hAnsi="Times New Roman" w:cs="Times New Roman"/>
+          <w:sz w:val="26"/>
+          <w:szCs w:val="26"/>
+        </w:rPr>
+        <w:t>Ưu điểm nổi bật nhất của YOLO là tốc độ suy luận cao. Nhờ thực hiện đồng thời quá trình định vị và phân loại trong một mạng duy nhất, mô hình có thể xử lý ảnh hoặc video với tốc độ đủ nhanh cho các hệ thống thời gian thực như camera giao thông, robot hoặc phương tiện tự hành [10], [12].</w:t>
+      </w:r>
+    </w:p>
+    <w:p>
+      <w:pPr>
+        <w:spacing w:line="360" w:lineRule="auto"/>
+        <w:ind w:firstLine="720"/>
         <w:rPr>
           <w:rFonts w:ascii="Times New Roman" w:hAnsi="Times New Roman" w:cs="Times New Roman"/>
           <w:sz w:val="26"/>
@@ -5162,132 +7712,125 @@
           <w:szCs w:val="26"/>
         </w:rPr>
         <w:lastRenderedPageBreak/>
-        <w:t>Một trong những ưu điểm quan trọng của YOLO là khả năng khai thác thông tin toàn cục của ảnh. Do toàn bộ ảnh được xử lý đồng thời thay vì từng vùng riêng lẻ, mô hình có thể tận dụng ngữ cảnh xung quanh đối tượng để cải thiện khả năng nhận dạng [10].</w:t>
+        <w:t>Bên cạnh đó, YOLO có kiến trúc tương đối đơn giản và dễ triển khai. Quá trình huấn luyện và suy luận được tích hợp trong cùng một mô hình, giúp giảm độ phức tạp của hệ thống so với các kiến trúc gồm nhiều thành phần riêng biệt.</w:t>
+      </w:r>
+    </w:p>
+    <w:p>
+      <w:pPr>
+        <w:spacing w:line="360" w:lineRule="auto"/>
+        <w:ind w:firstLine="720"/>
+        <w:rPr>
+          <w:rFonts w:ascii="Times New Roman" w:hAnsi="Times New Roman" w:cs="Times New Roman"/>
+          <w:sz w:val="26"/>
+          <w:szCs w:val="26"/>
+        </w:rPr>
+      </w:pPr>
+      <w:r>
+        <w:rPr>
+          <w:rFonts w:ascii="Times New Roman" w:hAnsi="Times New Roman" w:cs="Times New Roman"/>
+          <w:sz w:val="26"/>
+          <w:szCs w:val="26"/>
+        </w:rPr>
+        <w:t>Tuy nhiên, YOLO vẫn tồn tại một số hạn chế. Độ chính xác của mô hình có thể suy giảm khi xử lý các đối tượng rất nhỏ hoặc các lớp có mức độ tương đồng cao. Trong những trường hợp yêu cầu phân biệt các chi tiết tinh vi, việc sử dụng thêm một bộ phân loại chuyên biệt có thể mang lại kết quả tốt hơn. Ngoài ra, hiệu năng của YOLO phụ thuộc đáng kể vào chất lượng dữ liệu huấn luyện cũng như chiến lược tăng cường dữ liệu được áp dụng [12], [13].</w:t>
       </w:r>
     </w:p>
     <w:p>
       <w:pPr>
         <w:pStyle w:val="Heading3"/>
       </w:pPr>
-      <w:bookmarkStart w:id="27" w:name="_Toc232088682"/>
-      <w:r>
-        <w:t>2.3</w:t>
-      </w:r>
-      <w:r>
-        <w:t>.</w:t>
-      </w:r>
-      <w:r>
-        <w:t>3</w:t>
-      </w:r>
-      <w:r>
-        <w:t>. Ưu điểm và hạn chế của YOLO</w:t>
-      </w:r>
-      <w:bookmarkEnd w:id="27"/>
-    </w:p>
-    <w:p>
-      <w:pPr>
-        <w:spacing w:line="360" w:lineRule="auto"/>
-        <w:rPr>
-          <w:rFonts w:ascii="Times New Roman" w:hAnsi="Times New Roman" w:cs="Times New Roman"/>
-          <w:sz w:val="26"/>
-          <w:szCs w:val="26"/>
-        </w:rPr>
-      </w:pPr>
-      <w:r>
-        <w:rPr>
-          <w:rFonts w:ascii="Times New Roman" w:hAnsi="Times New Roman" w:cs="Times New Roman"/>
-          <w:sz w:val="26"/>
-          <w:szCs w:val="26"/>
-        </w:rPr>
-        <w:t>Ưu điểm nổi bật nhất của YOLO là tốc độ suy luận cao. Nhờ thực hiện đồng thời quá trình định vị và phân loại trong một mạng duy nhất, mô hình có thể xử lý ảnh hoặc video với tốc độ đủ nhanh cho các hệ thống thời gian thực như camera giao thông, robot hoặc phương tiện tự hành [10], [12].</w:t>
-      </w:r>
-    </w:p>
-    <w:p>
-      <w:pPr>
-        <w:spacing w:line="360" w:lineRule="auto"/>
-        <w:rPr>
-          <w:rFonts w:ascii="Times New Roman" w:hAnsi="Times New Roman" w:cs="Times New Roman"/>
-          <w:sz w:val="26"/>
-          <w:szCs w:val="26"/>
-        </w:rPr>
-      </w:pPr>
-      <w:r>
-        <w:rPr>
-          <w:rFonts w:ascii="Times New Roman" w:hAnsi="Times New Roman" w:cs="Times New Roman"/>
-          <w:sz w:val="26"/>
-          <w:szCs w:val="26"/>
-        </w:rPr>
-        <w:t>Bên cạnh đó, YOLO có kiến trúc tương đối đơn giản và dễ triển khai. Quá trình huấn luyện và suy luận được tích hợp trong cùng một mô hình, giúp giảm độ phức tạp của hệ thống so với các kiến trúc gồm nhiều thành phần riêng biệt.</w:t>
-      </w:r>
-    </w:p>
-    <w:p>
-      <w:pPr>
-        <w:spacing w:line="360" w:lineRule="auto"/>
-        <w:rPr>
-          <w:rFonts w:ascii="Times New Roman" w:hAnsi="Times New Roman" w:cs="Times New Roman"/>
-          <w:sz w:val="26"/>
-          <w:szCs w:val="26"/>
-        </w:rPr>
-      </w:pPr>
-      <w:r>
-        <w:rPr>
-          <w:rFonts w:ascii="Times New Roman" w:hAnsi="Times New Roman" w:cs="Times New Roman"/>
-          <w:sz w:val="26"/>
-          <w:szCs w:val="26"/>
-        </w:rPr>
-        <w:t>Tuy nhiên, YOLO vẫn tồn tại một số hạn chế. Độ chính xác của mô hình có thể suy giảm khi xử lý các đối tượng rất nhỏ hoặc các lớp có mức độ tương đồng cao. Trong những trường hợp yêu cầu phân biệt các chi tiết tinh vi, việc sử dụng thêm một bộ phân loại chuyên biệt có thể mang lại kết quả tốt hơn. Ngoài ra, hiệu năng của YOLO phụ thuộc đáng kể vào chất lượng dữ liệu huấn luyện cũng như chiến lược tăng cường dữ liệu được áp dụng [12], [13].</w:t>
-      </w:r>
+      <w:bookmarkStart w:id="28" w:name="_Toc232110284"/>
+      <w:r>
+        <w:t>2.</w:t>
+      </w:r>
+      <w:r>
+        <w:t>4</w:t>
+      </w:r>
+      <w:r>
+        <w:t>.5. Vai trò của YOLO trong bài toán nhận diện biển báo giao thông</w:t>
+      </w:r>
+      <w:bookmarkEnd w:id="28"/>
+    </w:p>
+    <w:p>
+      <w:pPr>
+        <w:spacing w:line="360" w:lineRule="auto"/>
+        <w:ind w:firstLine="720"/>
+        <w:rPr>
+          <w:rFonts w:ascii="Times New Roman" w:hAnsi="Times New Roman" w:cs="Times New Roman"/>
+          <w:sz w:val="26"/>
+          <w:szCs w:val="26"/>
+        </w:rPr>
+      </w:pPr>
+      <w:r>
+        <w:rPr>
+          <w:rFonts w:ascii="Times New Roman" w:hAnsi="Times New Roman" w:cs="Times New Roman"/>
+          <w:sz w:val="26"/>
+          <w:szCs w:val="26"/>
+        </w:rPr>
+        <w:t>YOLO được sử dụng rộng rãi trong các hệ thống nhận diện biển báo giao thông nhờ khả năng phát hiện nhanh các đối tượng có kích thước nhỏ trong môi trường phức tạp. Trong điều kiện thực tế, biển báo thường xuất hiện ở khoảng cách xa, chịu ảnh hưởng của ánh sáng, thời tiết hoặc hiện tượng che khuất. Những yếu tố này đòi hỏi mô hình phải vừa đảm bảo độ chính xác vừa duy trì tốc độ xử lý đủ cao để đáp ứng yêu cầu thời gian thực.</w:t>
+      </w:r>
+    </w:p>
+    <w:p>
+      <w:pPr>
+        <w:spacing w:line="360" w:lineRule="auto"/>
+        <w:ind w:firstLine="720"/>
+        <w:rPr>
+          <w:rFonts w:ascii="Times New Roman" w:hAnsi="Times New Roman" w:cs="Times New Roman"/>
+          <w:sz w:val="26"/>
+          <w:szCs w:val="26"/>
+        </w:rPr>
+      </w:pPr>
+      <w:r>
+        <w:rPr>
+          <w:rFonts w:ascii="Times New Roman" w:hAnsi="Times New Roman" w:cs="Times New Roman"/>
+          <w:sz w:val="26"/>
+          <w:szCs w:val="26"/>
+        </w:rPr>
+        <w:t>Trong phạm vi đề tài, YOLO đóng vai trò là thành phần phát hiện đối tượng cốt lõi của cả hai hướng tiếp cận nghiên cứu. Ở pipeline thứ nhất, YOLO thực hiện đồng thời việc xác định vị trí và phân loại biển báo. Ở pipeline thứ hai, mô hình chỉ đảm nhiệm nhiệm vụ phát hiện vị trí biển báo, sau đó vùng ảnh tương ứng được chuyển sang bộ phân loại CNN để xác định nhãn cuối cùng. Cách thiết kế này cho phép đánh giá sự khác biệt giữa mô hình end-to-end và kiến trúc kết hợp detector–classifier trong bài toán nhận diện biển báo giao thông Việt Nam.</w:t>
+      </w:r>
+    </w:p>
+    <w:p>
+      <w:pPr>
+        <w:pStyle w:val="Heading2"/>
+      </w:pPr>
+      <w:bookmarkStart w:id="29" w:name="_Toc232110285"/>
+      <w:r>
+        <w:t>2.4</w:t>
+      </w:r>
+      <w:r>
+        <w:t>. ResNet và EfficientNet</w:t>
+      </w:r>
+      <w:bookmarkEnd w:id="29"/>
     </w:p>
     <w:p>
       <w:pPr>
         <w:pStyle w:val="Heading3"/>
       </w:pPr>
-      <w:bookmarkStart w:id="28" w:name="_Toc232088683"/>
-      <w:r>
-        <w:t>2.</w:t>
-      </w:r>
-      <w:r>
-        <w:t>4</w:t>
-      </w:r>
-      <w:r>
-        <w:t>.5. Vai trò của YOLO trong bài toán nhận diện biển báo giao thông</w:t>
-      </w:r>
-      <w:bookmarkEnd w:id="28"/>
-    </w:p>
-    <w:p>
-      <w:pPr>
-        <w:spacing w:line="360" w:lineRule="auto"/>
-        <w:rPr>
-          <w:rFonts w:ascii="Times New Roman" w:hAnsi="Times New Roman" w:cs="Times New Roman"/>
-          <w:sz w:val="26"/>
-          <w:szCs w:val="26"/>
-        </w:rPr>
-      </w:pPr>
-      <w:r>
-        <w:rPr>
-          <w:rFonts w:ascii="Times New Roman" w:hAnsi="Times New Roman" w:cs="Times New Roman"/>
-          <w:sz w:val="26"/>
-          <w:szCs w:val="26"/>
-        </w:rPr>
-        <w:t>YOLO được sử dụng rộng rãi trong các hệ thống nhận diện biển báo giao thông nhờ khả năng phát hiện nhanh các đối tượng có kích thước nhỏ trong môi trường phức tạp. Trong điều kiện thực tế, biển báo thường xuất hiện ở khoảng cách xa, chịu ảnh hưởng của ánh sáng, thời tiết hoặc hiện tượng che khuất. Những yếu tố này đòi hỏi mô hình phải vừa đảm bảo độ chính xác vừa duy trì tốc độ xử lý đủ cao để đáp ứng yêu cầu thời gian thực.</w:t>
-      </w:r>
-    </w:p>
-    <w:p>
-      <w:pPr>
-        <w:spacing w:line="360" w:lineRule="auto"/>
-        <w:rPr>
-          <w:rFonts w:ascii="Times New Roman" w:hAnsi="Times New Roman" w:cs="Times New Roman"/>
-          <w:sz w:val="26"/>
-          <w:szCs w:val="26"/>
-        </w:rPr>
-      </w:pPr>
-      <w:r>
-        <w:rPr>
-          <w:rFonts w:ascii="Times New Roman" w:hAnsi="Times New Roman" w:cs="Times New Roman"/>
-          <w:sz w:val="26"/>
-          <w:szCs w:val="26"/>
-        </w:rPr>
-        <w:t xml:space="preserve">Trong phạm vi đề tài, YOLO đóng vai trò là thành phần phát hiện đối tượng cốt lõi của cả hai hướng tiếp cận nghiên cứu. Ở pipeline thứ nhất, YOLO thực hiện đồng thời việc xác định vị trí và phân loại biển báo. Ở pipeline thứ hai, mô hình chỉ đảm nhiệm nhiệm vụ phát hiện vị trí biển báo, sau đó vùng ảnh tương ứng được chuyển sang bộ phân loại CNN </w:t>
+      <w:bookmarkStart w:id="30" w:name="_Toc232110286"/>
+      <w:r>
+        <w:t>2.4</w:t>
+      </w:r>
+      <w:r>
+        <w:t>.1. Tổng quan về các mô hình CNN hiện đại</w:t>
+      </w:r>
+      <w:bookmarkEnd w:id="30"/>
+    </w:p>
+    <w:p>
+      <w:pPr>
+        <w:spacing w:line="360" w:lineRule="auto"/>
+        <w:ind w:firstLine="720"/>
+        <w:rPr>
+          <w:rFonts w:ascii="Times New Roman" w:hAnsi="Times New Roman" w:cs="Times New Roman"/>
+          <w:sz w:val="26"/>
+          <w:szCs w:val="26"/>
+        </w:rPr>
+      </w:pPr>
+      <w:r>
+        <w:rPr>
+          <w:rFonts w:ascii="Times New Roman" w:hAnsi="Times New Roman" w:cs="Times New Roman"/>
+          <w:sz w:val="26"/>
+          <w:szCs w:val="26"/>
+        </w:rPr>
+        <w:t xml:space="preserve">Sự gia tăng độ sâu của mạng CNN đã góp phần đáng kể vào việc cải thiện khả năng học đặc trưng và độ chính xác trên các bài toán nhận dạng ảnh. Tuy nhiên, khi số </w:t>
       </w:r>
       <w:r>
         <w:rPr>
@@ -5296,462 +7839,645 @@
           <w:szCs w:val="26"/>
         </w:rPr>
         <w:lastRenderedPageBreak/>
-        <w:t>để xác định nhãn cuối cùng. Cách thiết kế này cho phép đánh giá sự khác biệt giữa mô hình end-to-end và kiến trúc kết hợp detector–classifier trong bài toán nhận diện biển báo giao thông Việt Nam.</w:t>
+        <w:t>lượng tầng ngày càng lớn, quá trình huấn luyện thường gặp phải nhiều vấn đề như mất gradient, bùng nổ gradient hoặc suy giảm hiệu năng dù kiến trúc trở nên phức tạp hơn [15].</w:t>
+      </w:r>
+    </w:p>
+    <w:p>
+      <w:pPr>
+        <w:spacing w:line="360" w:lineRule="auto"/>
+        <w:ind w:firstLine="720"/>
+        <w:rPr>
+          <w:rFonts w:ascii="Times New Roman" w:hAnsi="Times New Roman" w:cs="Times New Roman"/>
+          <w:sz w:val="26"/>
+          <w:szCs w:val="26"/>
+        </w:rPr>
+      </w:pPr>
+      <w:r>
+        <w:rPr>
+          <w:rFonts w:ascii="Times New Roman" w:hAnsi="Times New Roman" w:cs="Times New Roman"/>
+          <w:sz w:val="26"/>
+          <w:szCs w:val="26"/>
+        </w:rPr>
+        <w:t>Để giải quyết những hạn chế này, nhiều kiến trúc CNN hiện đại đã được đề xuất với mục tiêu nâng cao khả năng biểu diễn trong khi vẫn đảm bảo hiệu quả tính toán. Trong số đó, ResNet và EfficientNet là hai họ mô hình có ảnh hưởng lớn trong lĩnh vực phân loại ảnh và thường được sử dụng làm backbone hoặc classifier trong các hệ thống Computer Vision hiện đại [15]–[17].</w:t>
+      </w:r>
+    </w:p>
+    <w:p>
+      <w:pPr>
+        <w:pStyle w:val="Heading3"/>
+      </w:pPr>
+      <w:bookmarkStart w:id="31" w:name="_Toc232110287"/>
+      <w:r>
+        <w:t>2.4</w:t>
+      </w:r>
+      <w:r>
+        <w:t>.2. ResNet</w:t>
+      </w:r>
+      <w:bookmarkEnd w:id="31"/>
+    </w:p>
+    <w:p>
+      <w:pPr>
+        <w:spacing w:line="360" w:lineRule="auto"/>
+        <w:ind w:firstLine="720"/>
+        <w:rPr>
+          <w:rFonts w:ascii="Times New Roman" w:hAnsi="Times New Roman" w:cs="Times New Roman"/>
+          <w:sz w:val="26"/>
+          <w:szCs w:val="26"/>
+        </w:rPr>
+      </w:pPr>
+      <w:r>
+        <w:rPr>
+          <w:rFonts w:ascii="Times New Roman" w:hAnsi="Times New Roman" w:cs="Times New Roman"/>
+          <w:sz w:val="26"/>
+          <w:szCs w:val="26"/>
+        </w:rPr>
+        <w:t>ResNet (Residual Network) được đề xuất bởi He và cộng sự vào năm 2016 nhằm giải quyết hiện tượng suy giảm hiệu năng khi tăng độ sâu của mạng nơ-ron [15]. Điểm khác biệt quan trọng của ResNet nằm ở việc sử dụng cơ chế kết nối tắt (skip connection) hay còn gọi là residual connection.</w:t>
+      </w:r>
+    </w:p>
+    <w:p>
+      <w:pPr>
+        <w:spacing w:line="360" w:lineRule="auto"/>
+        <w:ind w:firstLine="720"/>
+        <w:rPr>
+          <w:rFonts w:ascii="Times New Roman" w:hAnsi="Times New Roman" w:cs="Times New Roman"/>
+          <w:sz w:val="26"/>
+          <w:szCs w:val="26"/>
+        </w:rPr>
+      </w:pPr>
+      <w:r>
+        <w:rPr>
+          <w:rFonts w:ascii="Times New Roman" w:hAnsi="Times New Roman" w:cs="Times New Roman"/>
+          <w:sz w:val="26"/>
+          <w:szCs w:val="26"/>
+        </w:rPr>
+        <w:t>Trong kiến trúc CNN truyền thống, mỗi tầng phải học trực tiếp ánh xạ từ đầu vào sang đầu ra. ResNet thay đổi cách tiếp cận bằng việc yêu cầu mạng học phần dư (residual mapping) giữa đầu vào và đầu ra. Thông tin từ các tầng trước được truyền trực tiếp đến các tầng sau thông qua các kết nối tắt, giúp tín hiệu gradient lan truyền hiệu quả hơn trong quá trình huấn luyện [15].</w:t>
+      </w:r>
+    </w:p>
+    <w:p>
+      <w:pPr>
+        <w:spacing w:line="360" w:lineRule="auto"/>
+        <w:jc w:val="center"/>
+        <w:rPr>
+          <w:rFonts w:ascii="Times New Roman" w:hAnsi="Times New Roman" w:cs="Times New Roman"/>
+          <w:sz w:val="26"/>
+          <w:szCs w:val="26"/>
+        </w:rPr>
+      </w:pPr>
+      <w:r>
+        <w:rPr>
+          <w:noProof/>
+        </w:rPr>
+        <w:drawing>
+          <wp:inline distT="0" distB="0" distL="0" distR="0" wp14:anchorId="0EB16D49" wp14:editId="4B802AAF">
+            <wp:extent cx="3909060" cy="2069379"/>
+            <wp:effectExtent l="0" t="0" r="0" b="7620"/>
+            <wp:docPr id="258452660" name="Picture 1" descr="Residual Network(ResNet)の理解とチューニングのベストプラクティス - DeepAge"/>
+            <wp:cNvGraphicFramePr>
+              <a:graphicFrameLocks xmlns:a="http://schemas.openxmlformats.org/drawingml/2006/main" noChangeAspect="1"/>
+            </wp:cNvGraphicFramePr>
+            <a:graphic xmlns:a="http://schemas.openxmlformats.org/drawingml/2006/main">
+              <a:graphicData uri="http://schemas.openxmlformats.org/drawingml/2006/picture">
+                <pic:pic xmlns:pic="http://schemas.openxmlformats.org/drawingml/2006/picture">
+                  <pic:nvPicPr>
+                    <pic:cNvPr id="0" name="Picture 1" descr="Residual Network(ResNet)の理解とチューニングのベストプラクティス - DeepAge"/>
+                    <pic:cNvPicPr>
+                      <a:picLocks noChangeAspect="1" noChangeArrowheads="1"/>
+                    </pic:cNvPicPr>
+                  </pic:nvPicPr>
+                  <pic:blipFill>
+                    <a:blip r:embed="rId14">
+                      <a:extLst>
+                        <a:ext uri="{28A0092B-C50C-407E-A947-70E740481C1C}">
+                          <a14:useLocalDpi xmlns:a14="http://schemas.microsoft.com/office/drawing/2010/main" val="0"/>
+                        </a:ext>
+                      </a:extLst>
+                    </a:blip>
+                    <a:srcRect/>
+                    <a:stretch>
+                      <a:fillRect/>
+                    </a:stretch>
+                  </pic:blipFill>
+                  <pic:spPr bwMode="auto">
+                    <a:xfrm>
+                      <a:off x="0" y="0"/>
+                      <a:ext cx="3917648" cy="2073925"/>
+                    </a:xfrm>
+                    <a:prstGeom prst="rect">
+                      <a:avLst/>
+                    </a:prstGeom>
+                    <a:noFill/>
+                    <a:ln>
+                      <a:noFill/>
+                    </a:ln>
+                  </pic:spPr>
+                </pic:pic>
+              </a:graphicData>
+            </a:graphic>
+          </wp:inline>
+        </w:drawing>
+      </w:r>
+    </w:p>
+    <w:p>
+      <w:pPr>
+        <w:spacing w:line="360" w:lineRule="auto"/>
+        <w:jc w:val="center"/>
+        <w:rPr>
+          <w:rFonts w:ascii="Times New Roman" w:hAnsi="Times New Roman" w:cs="Times New Roman"/>
+          <w:i/>
+          <w:iCs/>
+          <w:sz w:val="26"/>
+          <w:szCs w:val="26"/>
+        </w:rPr>
+      </w:pPr>
+      <w:r>
+        <w:rPr>
+          <w:rFonts w:ascii="Times New Roman" w:hAnsi="Times New Roman" w:cs="Times New Roman"/>
+          <w:i/>
+          <w:iCs/>
+          <w:sz w:val="26"/>
+          <w:szCs w:val="26"/>
+        </w:rPr>
+        <w:t>Hình 2.</w:t>
+      </w:r>
+      <w:r>
+        <w:rPr>
+          <w:rFonts w:ascii="Times New Roman" w:hAnsi="Times New Roman" w:cs="Times New Roman"/>
+          <w:i/>
+          <w:iCs/>
+          <w:sz w:val="26"/>
+          <w:szCs w:val="26"/>
+        </w:rPr>
+        <w:t>7</w:t>
+      </w:r>
+      <w:r>
+        <w:rPr>
+          <w:rFonts w:ascii="Times New Roman" w:hAnsi="Times New Roman" w:cs="Times New Roman"/>
+          <w:i/>
+          <w:iCs/>
+          <w:sz w:val="26"/>
+          <w:szCs w:val="26"/>
+        </w:rPr>
+        <w:t>. Kiến trúc mạng ResNet với cơ chế Residual Learning và Skip Connection</w:t>
+      </w:r>
+    </w:p>
+    <w:p>
+      <w:pPr>
+        <w:spacing w:line="360" w:lineRule="auto"/>
+        <w:ind w:firstLine="720"/>
+        <w:rPr>
+          <w:rFonts w:ascii="Times New Roman" w:hAnsi="Times New Roman" w:cs="Times New Roman"/>
+          <w:sz w:val="26"/>
+          <w:szCs w:val="26"/>
+        </w:rPr>
+      </w:pPr>
+      <w:r>
+        <w:rPr>
+          <w:rFonts w:ascii="Times New Roman" w:hAnsi="Times New Roman" w:cs="Times New Roman"/>
+          <w:sz w:val="26"/>
+          <w:szCs w:val="26"/>
+        </w:rPr>
+        <w:lastRenderedPageBreak/>
+        <w:t>Về mặt toán học, đầu ra của một residual block được xác định bằng tổng của đầu vào và hàm biến đổi được học bởi các tầng bên trong khối. Cơ chế này giúp giảm hiện tượng mất gradient, cho phép xây dựng các mạng rất sâu mà vẫn duy trì khả năng hội tụ ổn định.</w:t>
+      </w:r>
+    </w:p>
+    <w:p>
+      <w:pPr>
+        <w:spacing w:line="360" w:lineRule="auto"/>
+        <w:ind w:firstLine="720"/>
+        <w:rPr>
+          <w:rFonts w:ascii="Times New Roman" w:hAnsi="Times New Roman" w:cs="Times New Roman"/>
+          <w:sz w:val="26"/>
+          <w:szCs w:val="26"/>
+        </w:rPr>
+      </w:pPr>
+      <w:r>
+        <w:rPr>
+          <w:rFonts w:ascii="Times New Roman" w:hAnsi="Times New Roman" w:cs="Times New Roman"/>
+          <w:sz w:val="26"/>
+          <w:szCs w:val="26"/>
+        </w:rPr>
+        <w:t>Nhờ kiến trúc residual, ResNet đạt được kết quả vượt trội trên nhiều bộ dữ liệu chuẩn như ImageNet và nhanh chóng trở thành nền tảng cho nhiều nghiên cứu tiếp theo trong lĩnh vực Computer Vision [15]. Các biến thể phổ biến bao gồm ResNet18, ResNet34, ResNet50, ResNet101 và ResNet152, trong đó số phía sau biểu thị số lượng tầng của mạng.</w:t>
+      </w:r>
+    </w:p>
+    <w:p>
+      <w:pPr>
+        <w:spacing w:line="360" w:lineRule="auto"/>
+        <w:ind w:firstLine="720"/>
+        <w:rPr>
+          <w:rFonts w:ascii="Times New Roman" w:hAnsi="Times New Roman" w:cs="Times New Roman"/>
+          <w:sz w:val="26"/>
+          <w:szCs w:val="26"/>
+        </w:rPr>
+      </w:pPr>
+      <w:r>
+        <w:rPr>
+          <w:rFonts w:ascii="Times New Roman" w:hAnsi="Times New Roman" w:cs="Times New Roman"/>
+          <w:sz w:val="26"/>
+          <w:szCs w:val="26"/>
+        </w:rPr>
+        <w:t>Đối với bài toán phân loại biển báo giao thông, ResNet có khả năng học hiệu quả các đặc trưng hình học và màu sắc của biển báo. Kiến trúc này đặc biệt phù hợp khi áp dụng Transfer Learning do đã được tiền huấn luyện trên các bộ dữ liệu lớn và có khả năng thích nghi tốt với các tập dữ liệu chuyên biệt.</w:t>
+      </w:r>
+    </w:p>
+    <w:p>
+      <w:pPr>
+        <w:pStyle w:val="Heading3"/>
+      </w:pPr>
+      <w:bookmarkStart w:id="32" w:name="_Toc232110288"/>
+      <w:r>
+        <w:t>2.4</w:t>
+      </w:r>
+      <w:r>
+        <w:t>.3. EfficientNet</w:t>
+      </w:r>
+      <w:bookmarkEnd w:id="32"/>
+    </w:p>
+    <w:p>
+      <w:pPr>
+        <w:spacing w:line="360" w:lineRule="auto"/>
+        <w:ind w:firstLine="720"/>
+        <w:rPr>
+          <w:rFonts w:ascii="Times New Roman" w:hAnsi="Times New Roman" w:cs="Times New Roman"/>
+          <w:sz w:val="26"/>
+          <w:szCs w:val="26"/>
+        </w:rPr>
+      </w:pPr>
+      <w:r>
+        <w:rPr>
+          <w:rFonts w:ascii="Times New Roman" w:hAnsi="Times New Roman" w:cs="Times New Roman"/>
+          <w:sz w:val="26"/>
+          <w:szCs w:val="26"/>
+        </w:rPr>
+        <w:t>Mặc dù việc tăng độ sâu hoặc độ rộng của mạng CNN thường giúp cải thiện hiệu năng, cách mở rộng này không phải lúc nào cũng tối ưu về mặt tài nguyên tính toán. Nhằm giải quyết vấn đề đó, Tan và Le đã đề xuất EfficientNet với chiến lược mở rộng mô hình theo hướng cân bằng giữa chiều sâu, chiều rộng và độ phân giải ảnh đầu vào [16].</w:t>
+      </w:r>
+    </w:p>
+    <w:p>
+      <w:pPr>
+        <w:spacing w:line="360" w:lineRule="auto"/>
+        <w:ind w:firstLine="720"/>
+        <w:rPr>
+          <w:rFonts w:ascii="Times New Roman" w:hAnsi="Times New Roman" w:cs="Times New Roman"/>
+          <w:sz w:val="26"/>
+          <w:szCs w:val="26"/>
+        </w:rPr>
+      </w:pPr>
+      <w:r>
+        <w:rPr>
+          <w:rFonts w:ascii="Times New Roman" w:hAnsi="Times New Roman" w:cs="Times New Roman"/>
+          <w:sz w:val="26"/>
+          <w:szCs w:val="26"/>
+        </w:rPr>
+        <w:t>Thay vì chỉ tăng một yếu tố riêng lẻ, EfficientNet sử dụng phương pháp Compound Scaling để đồng thời điều chỉnh cả ba thành phần của mạng. Cách tiếp cận này giúp mô hình tận dụng hiệu quả tài nguyên tính toán và đạt độ chính xác cao hơn so với nhiều kiến trúc CNN truyền thống có cùng số lượng tham số [16].</w:t>
+      </w:r>
+    </w:p>
+    <w:p>
+      <w:pPr>
+        <w:spacing w:line="360" w:lineRule="auto"/>
+        <w:ind w:firstLine="720"/>
+        <w:jc w:val="center"/>
+        <w:rPr>
+          <w:rFonts w:ascii="Times New Roman" w:hAnsi="Times New Roman" w:cs="Times New Roman"/>
+          <w:sz w:val="26"/>
+          <w:szCs w:val="26"/>
+        </w:rPr>
+      </w:pPr>
+      <w:r>
+        <w:rPr>
+          <w:noProof/>
+        </w:rPr>
+        <w:lastRenderedPageBreak/>
+        <w:drawing>
+          <wp:inline distT="0" distB="0" distL="0" distR="0" wp14:anchorId="705910D2" wp14:editId="19AC878C">
+            <wp:extent cx="5155466" cy="2209800"/>
+            <wp:effectExtent l="0" t="0" r="7620" b="0"/>
+            <wp:docPr id="1562508657" name="Picture 2"/>
+            <wp:cNvGraphicFramePr>
+              <a:graphicFrameLocks xmlns:a="http://schemas.openxmlformats.org/drawingml/2006/main" noChangeAspect="1"/>
+            </wp:cNvGraphicFramePr>
+            <a:graphic xmlns:a="http://schemas.openxmlformats.org/drawingml/2006/main">
+              <a:graphicData uri="http://schemas.openxmlformats.org/drawingml/2006/picture">
+                <pic:pic xmlns:pic="http://schemas.openxmlformats.org/drawingml/2006/picture">
+                  <pic:nvPicPr>
+                    <pic:cNvPr id="0" name="Picture 3"/>
+                    <pic:cNvPicPr>
+                      <a:picLocks noChangeAspect="1" noChangeArrowheads="1"/>
+                    </pic:cNvPicPr>
+                  </pic:nvPicPr>
+                  <pic:blipFill>
+                    <a:blip r:embed="rId15">
+                      <a:extLst>
+                        <a:ext uri="{28A0092B-C50C-407E-A947-70E740481C1C}">
+                          <a14:useLocalDpi xmlns:a14="http://schemas.microsoft.com/office/drawing/2010/main" val="0"/>
+                        </a:ext>
+                      </a:extLst>
+                    </a:blip>
+                    <a:srcRect/>
+                    <a:stretch>
+                      <a:fillRect/>
+                    </a:stretch>
+                  </pic:blipFill>
+                  <pic:spPr bwMode="auto">
+                    <a:xfrm>
+                      <a:off x="0" y="0"/>
+                      <a:ext cx="5158597" cy="2211142"/>
+                    </a:xfrm>
+                    <a:prstGeom prst="rect">
+                      <a:avLst/>
+                    </a:prstGeom>
+                    <a:noFill/>
+                    <a:ln>
+                      <a:noFill/>
+                    </a:ln>
+                  </pic:spPr>
+                </pic:pic>
+              </a:graphicData>
+            </a:graphic>
+          </wp:inline>
+        </w:drawing>
+      </w:r>
+    </w:p>
+    <w:p>
+      <w:pPr>
+        <w:spacing w:line="360" w:lineRule="auto"/>
+        <w:ind w:firstLine="720"/>
+        <w:jc w:val="center"/>
+        <w:rPr>
+          <w:rFonts w:ascii="Times New Roman" w:hAnsi="Times New Roman" w:cs="Times New Roman"/>
+          <w:i/>
+          <w:iCs/>
+          <w:sz w:val="26"/>
+          <w:szCs w:val="26"/>
+        </w:rPr>
+      </w:pPr>
+      <w:r>
+        <w:rPr>
+          <w:rFonts w:ascii="Times New Roman" w:hAnsi="Times New Roman" w:cs="Times New Roman"/>
+          <w:i/>
+          <w:iCs/>
+          <w:sz w:val="26"/>
+          <w:szCs w:val="26"/>
+        </w:rPr>
+        <w:t>Hình 2.</w:t>
+      </w:r>
+      <w:r>
+        <w:rPr>
+          <w:rFonts w:ascii="Times New Roman" w:hAnsi="Times New Roman" w:cs="Times New Roman"/>
+          <w:i/>
+          <w:iCs/>
+          <w:sz w:val="26"/>
+          <w:szCs w:val="26"/>
+        </w:rPr>
+        <w:t>8</w:t>
+      </w:r>
+      <w:r>
+        <w:rPr>
+          <w:rFonts w:ascii="Times New Roman" w:hAnsi="Times New Roman" w:cs="Times New Roman"/>
+          <w:i/>
+          <w:iCs/>
+          <w:sz w:val="26"/>
+          <w:szCs w:val="26"/>
+        </w:rPr>
+        <w:t>. Kiến trúc EfficientNet sử dụng Compound Scaling để đồng thời tối ưu chiều sâu, chiều rộng và độ phân giải đầu vào</w:t>
+      </w:r>
+    </w:p>
+    <w:p>
+      <w:pPr>
+        <w:spacing w:line="360" w:lineRule="auto"/>
+        <w:ind w:firstLine="720"/>
+        <w:rPr>
+          <w:rFonts w:ascii="Times New Roman" w:hAnsi="Times New Roman" w:cs="Times New Roman"/>
+          <w:sz w:val="26"/>
+          <w:szCs w:val="26"/>
+        </w:rPr>
+      </w:pPr>
+      <w:r>
+        <w:rPr>
+          <w:rFonts w:ascii="Times New Roman" w:hAnsi="Times New Roman" w:cs="Times New Roman"/>
+          <w:sz w:val="26"/>
+          <w:szCs w:val="26"/>
+        </w:rPr>
+        <w:t>Kiến trúc nền tảng của EfficientNet được xây dựng dựa trên các khối Mobile Inverted Bottleneck Convolution (MBConv), vốn được thiết kế nhằm giảm chi phí tính toán nhưng vẫn duy trì khả năng biểu diễn đặc trưng mạnh mẽ. Bên cạnh đó, cơ chế Squeeze-and-Excitation được tích hợp nhằm tăng cường khả năng học mối quan hệ giữa các kênh đặc trưng khác nhau.</w:t>
+      </w:r>
+    </w:p>
+    <w:p>
+      <w:pPr>
+        <w:spacing w:line="360" w:lineRule="auto"/>
+        <w:ind w:firstLine="720"/>
+        <w:rPr>
+          <w:rFonts w:ascii="Times New Roman" w:hAnsi="Times New Roman" w:cs="Times New Roman"/>
+          <w:sz w:val="26"/>
+          <w:szCs w:val="26"/>
+        </w:rPr>
+      </w:pPr>
+      <w:r>
+        <w:rPr>
+          <w:rFonts w:ascii="Times New Roman" w:hAnsi="Times New Roman" w:cs="Times New Roman"/>
+          <w:sz w:val="26"/>
+          <w:szCs w:val="26"/>
+        </w:rPr>
+        <w:t>Từ mô hình cơ sở EfficientNet-B0, tác giả đã phát triển nhiều biến thể như EfficientNet-B1 đến EfficientNet-B7 bằng cách áp dụng chiến lược Compound Scaling với các hệ số mở rộng khác nhau [16]. Sau đó, EfficientNetV2 tiếp tục được giới thiệu nhằm cải thiện tốc độ huấn luyện và hiệu quả triển khai thực tế thông qua việc tối ưu cấu trúc mạng và chiến lược học biểu diễn [17].</w:t>
+      </w:r>
+    </w:p>
+    <w:p>
+      <w:pPr>
+        <w:pStyle w:val="Heading3"/>
+      </w:pPr>
+      <w:bookmarkStart w:id="33" w:name="_Toc232110289"/>
+      <w:r>
+        <w:t>2.4</w:t>
+      </w:r>
+      <w:r>
+        <w:t>.4. So sánh ResNet và EfficientNet</w:t>
+      </w:r>
+      <w:bookmarkEnd w:id="33"/>
+    </w:p>
+    <w:p>
+      <w:pPr>
+        <w:spacing w:line="360" w:lineRule="auto"/>
+        <w:ind w:firstLine="720"/>
+        <w:rPr>
+          <w:rFonts w:ascii="Times New Roman" w:hAnsi="Times New Roman" w:cs="Times New Roman"/>
+          <w:sz w:val="26"/>
+          <w:szCs w:val="26"/>
+        </w:rPr>
+      </w:pPr>
+      <w:r>
+        <w:rPr>
+          <w:rFonts w:ascii="Times New Roman" w:hAnsi="Times New Roman" w:cs="Times New Roman"/>
+          <w:sz w:val="26"/>
+          <w:szCs w:val="26"/>
+        </w:rPr>
+        <w:t>ResNet và EfficientNet đều là những kiến trúc CNN mạnh mẽ, tuy nhiên mỗi mô hình được xây dựng dựa trên triết lý thiết kế khác nhau.</w:t>
+      </w:r>
+    </w:p>
+    <w:p>
+      <w:pPr>
+        <w:spacing w:line="360" w:lineRule="auto"/>
+        <w:ind w:firstLine="720"/>
+        <w:rPr>
+          <w:rFonts w:ascii="Times New Roman" w:hAnsi="Times New Roman" w:cs="Times New Roman"/>
+          <w:sz w:val="26"/>
+          <w:szCs w:val="26"/>
+        </w:rPr>
+      </w:pPr>
+      <w:r>
+        <w:rPr>
+          <w:rFonts w:ascii="Times New Roman" w:hAnsi="Times New Roman" w:cs="Times New Roman"/>
+          <w:sz w:val="26"/>
+          <w:szCs w:val="26"/>
+        </w:rPr>
+        <w:t>ResNet tập trung giải quyết vấn đề huấn luyện mạng sâu thông qua residual connection. Kiến trúc này có tính ổn định cao, được hỗ trợ rộng rãi trong nhiều thư viện học sâu và thường được sử dụng làm lựa chọn mặc định trong các bài toán phân loại ảnh [15].</w:t>
+      </w:r>
+    </w:p>
+    <w:p>
+      <w:pPr>
+        <w:spacing w:line="360" w:lineRule="auto"/>
+        <w:ind w:firstLine="720"/>
+        <w:rPr>
+          <w:rFonts w:ascii="Times New Roman" w:hAnsi="Times New Roman" w:cs="Times New Roman"/>
+          <w:sz w:val="26"/>
+          <w:szCs w:val="26"/>
+        </w:rPr>
+      </w:pPr>
+      <w:r>
+        <w:rPr>
+          <w:rFonts w:ascii="Times New Roman" w:hAnsi="Times New Roman" w:cs="Times New Roman"/>
+          <w:sz w:val="26"/>
+          <w:szCs w:val="26"/>
+        </w:rPr>
+        <w:lastRenderedPageBreak/>
+        <w:t>Trong khi đó, EfficientNet hướng tới việc tối ưu hiệu quả sử dụng tài nguyên tính toán. Với số lượng tham số ít hơn, EfficientNet thường đạt độ chính xác tương đương hoặc cao hơn nhiều kiến trúc CNN truyền thống. Điều này đặc biệt hữu ích trong các hệ thống yêu cầu triển khai trên phần cứng có giới hạn về bộ nhớ hoặc năng lực xử lý [16], [17].</w:t>
+      </w:r>
+    </w:p>
+    <w:p>
+      <w:pPr>
+        <w:spacing w:line="360" w:lineRule="auto"/>
+        <w:ind w:firstLine="720"/>
+        <w:rPr>
+          <w:rFonts w:ascii="Times New Roman" w:hAnsi="Times New Roman" w:cs="Times New Roman"/>
+          <w:sz w:val="26"/>
+          <w:szCs w:val="26"/>
+        </w:rPr>
+      </w:pPr>
+      <w:r>
+        <w:rPr>
+          <w:rFonts w:ascii="Times New Roman" w:hAnsi="Times New Roman" w:cs="Times New Roman"/>
+          <w:sz w:val="26"/>
+          <w:szCs w:val="26"/>
+        </w:rPr>
+        <w:t>Tuy nhiên, EfficientNet thường yêu cầu quá trình tinh chỉnh siêu tham số cẩn thận hơn so với ResNet. Ngược lại, ResNet có kiến trúc đơn giản, ổn định và dễ huấn luyện trên nhiều loại dữ liệu khác nhau.</w:t>
+      </w:r>
+    </w:p>
+    <w:p>
+      <w:pPr>
+        <w:pStyle w:val="Heading3"/>
+      </w:pPr>
+      <w:bookmarkStart w:id="34" w:name="_Toc232110290"/>
+      <w:r>
+        <w:t>2.4</w:t>
+      </w:r>
+      <w:r>
+        <w:t>.5. Vai trò của ResNet và EfficientNet trong đề tài</w:t>
+      </w:r>
+      <w:bookmarkEnd w:id="34"/>
+    </w:p>
+    <w:p>
+      <w:pPr>
+        <w:spacing w:line="360" w:lineRule="auto"/>
+        <w:ind w:firstLine="720"/>
+        <w:rPr>
+          <w:rFonts w:ascii="Times New Roman" w:hAnsi="Times New Roman" w:cs="Times New Roman"/>
+          <w:sz w:val="26"/>
+          <w:szCs w:val="26"/>
+        </w:rPr>
+      </w:pPr>
+      <w:r>
+        <w:rPr>
+          <w:rFonts w:ascii="Times New Roman" w:hAnsi="Times New Roman" w:cs="Times New Roman"/>
+          <w:sz w:val="26"/>
+          <w:szCs w:val="26"/>
+        </w:rPr>
+        <w:t>Trong đề tài nhận diện và phân loại biển báo giao thông Việt Nam, ResNet và EfficientNet được lựa chọn làm các mô hình CNN phục vụ nhiệm vụ phân loại ảnh trong pipeline kết hợp detector–classifier. Sau khi YOLO xác định vị trí biển báo, vùng ảnh chứa đối tượng sẽ được cắt ra và đưa vào bộ phân loại để dự đoán lớp cuối cùng.</w:t>
+      </w:r>
+    </w:p>
+    <w:p>
+      <w:pPr>
+        <w:spacing w:line="360" w:lineRule="auto"/>
+        <w:ind w:firstLine="720"/>
+        <w:rPr>
+          <w:rFonts w:ascii="Times New Roman" w:hAnsi="Times New Roman" w:cs="Times New Roman"/>
+          <w:sz w:val="26"/>
+          <w:szCs w:val="26"/>
+        </w:rPr>
+      </w:pPr>
+      <w:r>
+        <w:rPr>
+          <w:rFonts w:ascii="Times New Roman" w:hAnsi="Times New Roman" w:cs="Times New Roman"/>
+          <w:sz w:val="26"/>
+          <w:szCs w:val="26"/>
+        </w:rPr>
+        <w:t>Việc lựa chọn hai kiến trúc này cho phép đánh giá ảnh hưởng của thiết kế mạng CNN đến chất lượng nhận dạng biển báo. ResNet đại diện cho hướng tiếp cận sử dụng mạng sâu với residual connection, trong khi EfficientNet đại diện cho hướng tối ưu hóa hiệu quả giữa độ chính xác và chi phí tính toán. Kết quả thực nghiệm sẽ cung cấp cơ sở để so sánh khả năng ứng dụng của từng mô hình trong hệ thống nhận diện biển báo giao thông Việt Nam.</w:t>
       </w:r>
     </w:p>
     <w:p>
       <w:pPr>
         <w:pStyle w:val="Heading2"/>
       </w:pPr>
-      <w:bookmarkStart w:id="29" w:name="_Toc232088684"/>
-      <w:r>
-        <w:t>2.4</w:t>
-      </w:r>
-      <w:r>
-        <w:t>. ResNet và EfficientNet</w:t>
-      </w:r>
-      <w:bookmarkEnd w:id="29"/>
+      <w:bookmarkStart w:id="35" w:name="_Toc232110291"/>
+      <w:r>
+        <w:t>2.5</w:t>
+      </w:r>
+      <w:r>
+        <w:t>. Chỉ số đánh giá mô hình</w:t>
+      </w:r>
+      <w:bookmarkEnd w:id="35"/>
+    </w:p>
+    <w:p>
+      <w:pPr>
+        <w:spacing w:line="360" w:lineRule="auto"/>
+        <w:ind w:firstLine="720"/>
+        <w:rPr>
+          <w:rFonts w:ascii="Times New Roman" w:hAnsi="Times New Roman" w:cs="Times New Roman"/>
+          <w:sz w:val="26"/>
+          <w:szCs w:val="26"/>
+        </w:rPr>
+      </w:pPr>
+      <w:r>
+        <w:rPr>
+          <w:rFonts w:ascii="Times New Roman" w:hAnsi="Times New Roman" w:cs="Times New Roman"/>
+          <w:sz w:val="26"/>
+          <w:szCs w:val="26"/>
+        </w:rPr>
+        <w:t>Việc đánh giá mô hình là bước quan trọng nhằm xác định mức độ hiệu quả của hệ thống nhận diện và phân loại biển báo giao thông. Đối với đề tài này, hai pipeline được xây dựng theo những hướng tiếp cận khác nhau gồm mô hình YOLO thực hiện phát hiện và phân loại theo hướng end-to-end, và mô hình kết hợp YOLO với CNN. Do đó, các chỉ số đánh giá cần phản ánh đầy đủ cả khả năng phát hiện đối tượng, chất lượng phân loại cũng như hiệu năng suy luận của hệ thống.</w:t>
+      </w:r>
+    </w:p>
+    <w:p>
+      <w:pPr>
+        <w:spacing w:line="360" w:lineRule="auto"/>
+        <w:ind w:firstLine="720"/>
+        <w:rPr>
+          <w:rFonts w:ascii="Times New Roman" w:hAnsi="Times New Roman" w:cs="Times New Roman"/>
+          <w:sz w:val="26"/>
+          <w:szCs w:val="26"/>
+        </w:rPr>
+      </w:pPr>
+      <w:r>
+        <w:rPr>
+          <w:rFonts w:ascii="Times New Roman" w:hAnsi="Times New Roman" w:cs="Times New Roman"/>
+          <w:sz w:val="26"/>
+          <w:szCs w:val="26"/>
+        </w:rPr>
+        <w:lastRenderedPageBreak/>
+        <w:t>Các chỉ số được sử dụng trong nghiên cứu bao gồm Precision, Recall, F1-score, Accuracy, Intersection over Union (IoU), Mean Average Precision (mAP), Confusion Matrix và tốc độ suy luận. Đây là những thước đo được sử dụng rộng rãi trong các bài toán Computer Vision hiện đại, đặc biệt là Object Detection và Image Classification [18]–[20].</w:t>
+      </w:r>
     </w:p>
     <w:p>
       <w:pPr>
         <w:pStyle w:val="Heading3"/>
       </w:pPr>
-      <w:bookmarkStart w:id="30" w:name="_Toc232088685"/>
-      <w:r>
-        <w:t>2.4</w:t>
-      </w:r>
-      <w:r>
-        <w:t>.1. Tổng quan về các mô hình CNN hiện đại</w:t>
-      </w:r>
-      <w:bookmarkEnd w:id="30"/>
-    </w:p>
-    <w:p>
-      <w:pPr>
-        <w:spacing w:line="360" w:lineRule="auto"/>
-        <w:rPr>
-          <w:rFonts w:ascii="Times New Roman" w:hAnsi="Times New Roman" w:cs="Times New Roman"/>
-          <w:sz w:val="26"/>
-          <w:szCs w:val="26"/>
-        </w:rPr>
-      </w:pPr>
-      <w:r>
-        <w:rPr>
-          <w:rFonts w:ascii="Times New Roman" w:hAnsi="Times New Roman" w:cs="Times New Roman"/>
-          <w:sz w:val="26"/>
-          <w:szCs w:val="26"/>
-        </w:rPr>
-        <w:t>Sự gia tăng độ sâu của mạng CNN đã góp phần đáng kể vào việc cải thiện khả năng học đặc trưng và độ chính xác trên các bài toán nhận dạng ảnh. Tuy nhiên, khi số lượng tầng ngày càng lớn, quá trình huấn luyện thường gặp phải nhiều vấn đề như mất gradient, bùng nổ gradient hoặc suy giảm hiệu năng dù kiến trúc trở nên phức tạp hơn [15].</w:t>
-      </w:r>
-    </w:p>
-    <w:p>
-      <w:pPr>
-        <w:spacing w:line="360" w:lineRule="auto"/>
-        <w:rPr>
-          <w:rFonts w:ascii="Times New Roman" w:hAnsi="Times New Roman" w:cs="Times New Roman"/>
-          <w:sz w:val="26"/>
-          <w:szCs w:val="26"/>
-        </w:rPr>
-      </w:pPr>
-      <w:r>
-        <w:rPr>
-          <w:rFonts w:ascii="Times New Roman" w:hAnsi="Times New Roman" w:cs="Times New Roman"/>
-          <w:sz w:val="26"/>
-          <w:szCs w:val="26"/>
-        </w:rPr>
-        <w:t>Để giải quyết những hạn chế này, nhiều kiến trúc CNN hiện đại đã được đề xuất với mục tiêu nâng cao khả năng biểu diễn trong khi vẫn đảm bảo hiệu quả tính toán. Trong số đó, ResNet và EfficientNet là hai họ mô hình có ảnh hưởng lớn trong lĩnh vực phân loại ảnh và thường được sử dụng làm backbone hoặc classifier trong các hệ thống Computer Vision hiện đại [15]–[17].</w:t>
-      </w:r>
-    </w:p>
-    <w:p>
-      <w:pPr>
-        <w:pStyle w:val="Heading3"/>
-      </w:pPr>
-      <w:bookmarkStart w:id="31" w:name="_Toc232088686"/>
-      <w:r>
-        <w:t>2.4</w:t>
-      </w:r>
-      <w:r>
-        <w:t>.2. ResNet</w:t>
-      </w:r>
-      <w:bookmarkEnd w:id="31"/>
-    </w:p>
-    <w:p>
-      <w:pPr>
-        <w:spacing w:line="360" w:lineRule="auto"/>
-        <w:rPr>
-          <w:rFonts w:ascii="Times New Roman" w:hAnsi="Times New Roman" w:cs="Times New Roman"/>
-          <w:sz w:val="26"/>
-          <w:szCs w:val="26"/>
-        </w:rPr>
-      </w:pPr>
-      <w:r>
-        <w:rPr>
-          <w:rFonts w:ascii="Times New Roman" w:hAnsi="Times New Roman" w:cs="Times New Roman"/>
-          <w:sz w:val="26"/>
-          <w:szCs w:val="26"/>
-        </w:rPr>
-        <w:t>ResNet (Residual Network) được đề xuất bởi He và cộng sự vào năm 2016 nhằm giải quyết hiện tượng suy giảm hiệu năng khi tăng độ sâu của mạng nơ-ron [15]. Điểm khác biệt quan trọng của ResNet nằm ở việc sử dụng cơ chế kết nối tắt (skip connection) hay còn gọi là residual connection.</w:t>
-      </w:r>
-    </w:p>
-    <w:p>
-      <w:pPr>
-        <w:spacing w:line="360" w:lineRule="auto"/>
-        <w:rPr>
-          <w:rFonts w:ascii="Times New Roman" w:hAnsi="Times New Roman" w:cs="Times New Roman"/>
-          <w:sz w:val="26"/>
-          <w:szCs w:val="26"/>
-        </w:rPr>
-      </w:pPr>
-      <w:r>
-        <w:rPr>
-          <w:rFonts w:ascii="Times New Roman" w:hAnsi="Times New Roman" w:cs="Times New Roman"/>
-          <w:sz w:val="26"/>
-          <w:szCs w:val="26"/>
-        </w:rPr>
-        <w:t>Trong kiến trúc CNN truyền thống, mỗi tầng phải học trực tiếp ánh xạ từ đầu vào sang đầu ra. ResNet thay đổi cách tiếp cận bằng việc yêu cầu mạng học phần dư (residual mapping) giữa đầu vào và đầu ra. Thông tin từ các tầng trước được truyền trực tiếp đến các tầng sau thông qua các kết nối tắt, giúp tín hiệu gradient lan truyền hiệu quả hơn trong quá trình huấn luyện [15].</w:t>
-      </w:r>
-    </w:p>
-    <w:p>
-      <w:pPr>
-        <w:spacing w:line="360" w:lineRule="auto"/>
-        <w:rPr>
-          <w:rFonts w:ascii="Times New Roman" w:hAnsi="Times New Roman" w:cs="Times New Roman"/>
-          <w:sz w:val="26"/>
-          <w:szCs w:val="26"/>
-        </w:rPr>
-      </w:pPr>
-      <w:r>
-        <w:rPr>
-          <w:rFonts w:ascii="Times New Roman" w:hAnsi="Times New Roman" w:cs="Times New Roman"/>
-          <w:sz w:val="26"/>
-          <w:szCs w:val="26"/>
-        </w:rPr>
-        <w:t>Về mặt toán học, đầu ra của một residual block được xác định bằng tổng của đầu vào và hàm biến đổi được học bởi các tầng bên trong khối. Cơ chế này giúp giảm hiện tượng mất gradient, cho phép xây dựng các mạng rất sâu mà vẫn duy trì khả năng hội tụ ổn định.</w:t>
-      </w:r>
-    </w:p>
-    <w:p>
-      <w:pPr>
-        <w:spacing w:line="360" w:lineRule="auto"/>
-        <w:rPr>
-          <w:rFonts w:ascii="Times New Roman" w:hAnsi="Times New Roman" w:cs="Times New Roman"/>
-          <w:sz w:val="26"/>
-          <w:szCs w:val="26"/>
-        </w:rPr>
-      </w:pPr>
-      <w:r>
-        <w:rPr>
-          <w:rFonts w:ascii="Times New Roman" w:hAnsi="Times New Roman" w:cs="Times New Roman"/>
-          <w:sz w:val="26"/>
-          <w:szCs w:val="26"/>
-        </w:rPr>
-        <w:lastRenderedPageBreak/>
-        <w:t>Nhờ kiến trúc residual, ResNet đạt được kết quả vượt trội trên nhiều bộ dữ liệu chuẩn như ImageNet và nhanh chóng trở thành nền tảng cho nhiều nghiên cứu tiếp theo trong lĩnh vực Computer Vision [15]. Các biến thể phổ biến bao gồm ResNet18, ResNet34, ResNet50, ResNet101 và ResNet152, trong đó số phía sau biểu thị số lượng tầng của mạng.</w:t>
-      </w:r>
-    </w:p>
-    <w:p>
-      <w:pPr>
-        <w:spacing w:line="360" w:lineRule="auto"/>
-        <w:rPr>
-          <w:rFonts w:ascii="Times New Roman" w:hAnsi="Times New Roman" w:cs="Times New Roman"/>
-          <w:sz w:val="26"/>
-          <w:szCs w:val="26"/>
-        </w:rPr>
-      </w:pPr>
-      <w:r>
-        <w:rPr>
-          <w:rFonts w:ascii="Times New Roman" w:hAnsi="Times New Roman" w:cs="Times New Roman"/>
-          <w:sz w:val="26"/>
-          <w:szCs w:val="26"/>
-        </w:rPr>
-        <w:t>Đối với bài toán phân loại biển báo giao thông, ResNet có khả năng học hiệu quả các đặc trưng hình học và màu sắc của biển báo. Kiến trúc này đặc biệt phù hợp khi áp dụng Transfer Learning do đã được tiền huấn luyện trên các bộ dữ liệu lớn và có khả năng thích nghi tốt với các tập dữ liệu chuyên biệt.</w:t>
-      </w:r>
-    </w:p>
-    <w:p>
-      <w:pPr>
-        <w:pStyle w:val="Heading3"/>
-      </w:pPr>
-      <w:bookmarkStart w:id="32" w:name="_Toc232088687"/>
-      <w:r>
-        <w:t>2.4</w:t>
-      </w:r>
-      <w:r>
-        <w:t>.3. EfficientNet</w:t>
-      </w:r>
-      <w:bookmarkEnd w:id="32"/>
-    </w:p>
-    <w:p>
-      <w:pPr>
-        <w:spacing w:line="360" w:lineRule="auto"/>
-        <w:rPr>
-          <w:rFonts w:ascii="Times New Roman" w:hAnsi="Times New Roman" w:cs="Times New Roman"/>
-          <w:sz w:val="26"/>
-          <w:szCs w:val="26"/>
-        </w:rPr>
-      </w:pPr>
-      <w:r>
-        <w:rPr>
-          <w:rFonts w:ascii="Times New Roman" w:hAnsi="Times New Roman" w:cs="Times New Roman"/>
-          <w:sz w:val="26"/>
-          <w:szCs w:val="26"/>
-        </w:rPr>
-        <w:t>Mặc dù việc tăng độ sâu hoặc độ rộng của mạng CNN thường giúp cải thiện hiệu năng, cách mở rộng này không phải lúc nào cũng tối ưu về mặt tài nguyên tính toán. Nhằm giải quyết vấn đề đó, Tan và Le đã đề xuất EfficientNet với chiến lược mở rộng mô hình theo hướng cân bằng giữa chiều sâu, chiều rộng và độ phân giải ảnh đầu vào [16].</w:t>
-      </w:r>
-    </w:p>
-    <w:p>
-      <w:pPr>
-        <w:spacing w:line="360" w:lineRule="auto"/>
-        <w:rPr>
-          <w:rFonts w:ascii="Times New Roman" w:hAnsi="Times New Roman" w:cs="Times New Roman"/>
-          <w:sz w:val="26"/>
-          <w:szCs w:val="26"/>
-        </w:rPr>
-      </w:pPr>
-      <w:r>
-        <w:rPr>
-          <w:rFonts w:ascii="Times New Roman" w:hAnsi="Times New Roman" w:cs="Times New Roman"/>
-          <w:sz w:val="26"/>
-          <w:szCs w:val="26"/>
-        </w:rPr>
-        <w:t>Thay vì chỉ tăng một yếu tố riêng lẻ, EfficientNet sử dụng phương pháp Compound Scaling để đồng thời điều chỉnh cả ba thành phần của mạng. Cách tiếp cận này giúp mô hình tận dụng hiệu quả tài nguyên tính toán và đạt độ chính xác cao hơn so với nhiều kiến trúc CNN truyền thống có cùng số lượng tham số [16].</w:t>
-      </w:r>
-    </w:p>
-    <w:p>
-      <w:pPr>
-        <w:spacing w:line="360" w:lineRule="auto"/>
-        <w:rPr>
-          <w:rFonts w:ascii="Times New Roman" w:hAnsi="Times New Roman" w:cs="Times New Roman"/>
-          <w:sz w:val="26"/>
-          <w:szCs w:val="26"/>
-        </w:rPr>
-      </w:pPr>
-      <w:r>
-        <w:rPr>
-          <w:rFonts w:ascii="Times New Roman" w:hAnsi="Times New Roman" w:cs="Times New Roman"/>
-          <w:sz w:val="26"/>
-          <w:szCs w:val="26"/>
-        </w:rPr>
-        <w:t>Kiến trúc nền tảng của EfficientNet được xây dựng dựa trên các khối Mobile Inverted Bottleneck Convolution (MBConv), vốn được thiết kế nhằm giảm chi phí tính toán nhưng vẫn duy trì khả năng biểu diễn đặc trưng mạnh mẽ. Bên cạnh đó, cơ chế Squeeze-and-Excitation được tích hợp nhằm tăng cường khả năng học mối quan hệ giữa các kênh đặc trưng khác nhau.</w:t>
-      </w:r>
-    </w:p>
-    <w:p>
-      <w:pPr>
-        <w:spacing w:line="360" w:lineRule="auto"/>
-        <w:rPr>
-          <w:rFonts w:ascii="Times New Roman" w:hAnsi="Times New Roman" w:cs="Times New Roman"/>
-          <w:sz w:val="26"/>
-          <w:szCs w:val="26"/>
-        </w:rPr>
-      </w:pPr>
-      <w:r>
-        <w:rPr>
-          <w:rFonts w:ascii="Times New Roman" w:hAnsi="Times New Roman" w:cs="Times New Roman"/>
-          <w:sz w:val="26"/>
-          <w:szCs w:val="26"/>
-        </w:rPr>
-        <w:t xml:space="preserve">Từ mô hình cơ sở EfficientNet-B0, tác giả đã phát triển nhiều biến thể như EfficientNet-B1 đến EfficientNet-B7 bằng cách áp dụng chiến lược Compound Scaling với các hệ số mở rộng khác nhau [16]. Sau đó, EfficientNetV2 tiếp tục được giới thiệu nhằm cải thiện </w:t>
-      </w:r>
-      <w:r>
-        <w:rPr>
-          <w:rFonts w:ascii="Times New Roman" w:hAnsi="Times New Roman" w:cs="Times New Roman"/>
-          <w:sz w:val="26"/>
-          <w:szCs w:val="26"/>
-        </w:rPr>
-        <w:lastRenderedPageBreak/>
-        <w:t>tốc độ huấn luyện và hiệu quả triển khai thực tế thông qua việc tối ưu cấu trúc mạng và chiến lược học biểu diễn [17].</w:t>
-      </w:r>
-    </w:p>
-    <w:p>
-      <w:pPr>
-        <w:pStyle w:val="Heading3"/>
-      </w:pPr>
-      <w:bookmarkStart w:id="33" w:name="_Toc232088688"/>
-      <w:r>
-        <w:t>2.4</w:t>
-      </w:r>
-      <w:r>
-        <w:t>.4. So sánh ResNet và EfficientNet</w:t>
-      </w:r>
-      <w:bookmarkEnd w:id="33"/>
-    </w:p>
-    <w:p>
-      <w:pPr>
-        <w:spacing w:line="360" w:lineRule="auto"/>
-        <w:rPr>
-          <w:rFonts w:ascii="Times New Roman" w:hAnsi="Times New Roman" w:cs="Times New Roman"/>
-          <w:sz w:val="26"/>
-          <w:szCs w:val="26"/>
-        </w:rPr>
-      </w:pPr>
-      <w:r>
-        <w:rPr>
-          <w:rFonts w:ascii="Times New Roman" w:hAnsi="Times New Roman" w:cs="Times New Roman"/>
-          <w:sz w:val="26"/>
-          <w:szCs w:val="26"/>
-        </w:rPr>
-        <w:t>ResNet và EfficientNet đều là những kiến trúc CNN mạnh mẽ, tuy nhiên mỗi mô hình được xây dựng dựa trên triết lý thiết kế khác nhau.</w:t>
-      </w:r>
-    </w:p>
-    <w:p>
-      <w:pPr>
-        <w:spacing w:line="360" w:lineRule="auto"/>
-        <w:rPr>
-          <w:rFonts w:ascii="Times New Roman" w:hAnsi="Times New Roman" w:cs="Times New Roman"/>
-          <w:sz w:val="26"/>
-          <w:szCs w:val="26"/>
-        </w:rPr>
-      </w:pPr>
-      <w:r>
-        <w:rPr>
-          <w:rFonts w:ascii="Times New Roman" w:hAnsi="Times New Roman" w:cs="Times New Roman"/>
-          <w:sz w:val="26"/>
-          <w:szCs w:val="26"/>
-        </w:rPr>
-        <w:t>ResNet tập trung giải quyết vấn đề huấn luyện mạng sâu thông qua residual connection. Kiến trúc này có tính ổn định cao, được hỗ trợ rộng rãi trong nhiều thư viện học sâu và thường được sử dụng làm lựa chọn mặc định trong các bài toán phân loại ảnh [15].</w:t>
-      </w:r>
-    </w:p>
-    <w:p>
-      <w:pPr>
-        <w:spacing w:line="360" w:lineRule="auto"/>
-        <w:rPr>
-          <w:rFonts w:ascii="Times New Roman" w:hAnsi="Times New Roman" w:cs="Times New Roman"/>
-          <w:sz w:val="26"/>
-          <w:szCs w:val="26"/>
-        </w:rPr>
-      </w:pPr>
-      <w:r>
-        <w:rPr>
-          <w:rFonts w:ascii="Times New Roman" w:hAnsi="Times New Roman" w:cs="Times New Roman"/>
-          <w:sz w:val="26"/>
-          <w:szCs w:val="26"/>
-        </w:rPr>
-        <w:t>Trong khi đó, EfficientNet hướng tới việc tối ưu hiệu quả sử dụng tài nguyên tính toán. Với số lượng tham số ít hơn, EfficientNet thường đạt độ chính xác tương đương hoặc cao hơn nhiều kiến trúc CNN truyền thống. Điều này đặc biệt hữu ích trong các hệ thống yêu cầu triển khai trên phần cứng có giới hạn về bộ nhớ hoặc năng lực xử lý [16], [17].</w:t>
-      </w:r>
-    </w:p>
-    <w:p>
-      <w:pPr>
-        <w:spacing w:line="360" w:lineRule="auto"/>
-        <w:rPr>
-          <w:rFonts w:ascii="Times New Roman" w:hAnsi="Times New Roman" w:cs="Times New Roman"/>
-          <w:sz w:val="26"/>
-          <w:szCs w:val="26"/>
-        </w:rPr>
-      </w:pPr>
-      <w:r>
-        <w:rPr>
-          <w:rFonts w:ascii="Times New Roman" w:hAnsi="Times New Roman" w:cs="Times New Roman"/>
-          <w:sz w:val="26"/>
-          <w:szCs w:val="26"/>
-        </w:rPr>
-        <w:t>Tuy nhiên, EfficientNet thường yêu cầu quá trình tinh chỉnh siêu tham số cẩn thận hơn so với ResNet. Ngược lại, ResNet có kiến trúc đơn giản, ổn định và dễ huấn luyện trên nhiều loại dữ liệu khác nhau.</w:t>
-      </w:r>
-    </w:p>
-    <w:p>
-      <w:pPr>
-        <w:pStyle w:val="Heading3"/>
-      </w:pPr>
-      <w:bookmarkStart w:id="34" w:name="_Toc232088689"/>
-      <w:r>
-        <w:t>2.4</w:t>
-      </w:r>
-      <w:r>
-        <w:t>.5. Vai trò của ResNet và EfficientNet trong đề tài</w:t>
-      </w:r>
-      <w:bookmarkEnd w:id="34"/>
-    </w:p>
-    <w:p>
-      <w:pPr>
-        <w:spacing w:line="360" w:lineRule="auto"/>
-        <w:rPr>
-          <w:rFonts w:ascii="Times New Roman" w:hAnsi="Times New Roman" w:cs="Times New Roman"/>
-          <w:sz w:val="26"/>
-          <w:szCs w:val="26"/>
-        </w:rPr>
-      </w:pPr>
-      <w:r>
-        <w:rPr>
-          <w:rFonts w:ascii="Times New Roman" w:hAnsi="Times New Roman" w:cs="Times New Roman"/>
-          <w:sz w:val="26"/>
-          <w:szCs w:val="26"/>
-        </w:rPr>
-        <w:t>Trong đề tài nhận diện và phân loại biển báo giao thông Việt Nam, ResNet và EfficientNet được lựa chọn làm các mô hình CNN phục vụ nhiệm vụ phân loại ảnh trong pipeline kết hợp detector–classifier. Sau khi YOLO xác định vị trí biển báo, vùng ảnh chứa đối tượng sẽ được cắt ra và đưa vào bộ phân loại để dự đoán lớp cuối cùng.</w:t>
-      </w:r>
-    </w:p>
-    <w:p>
-      <w:pPr>
-        <w:spacing w:line="360" w:lineRule="auto"/>
-        <w:rPr>
-          <w:rFonts w:ascii="Times New Roman" w:hAnsi="Times New Roman" w:cs="Times New Roman"/>
-          <w:sz w:val="26"/>
-          <w:szCs w:val="26"/>
-        </w:rPr>
-      </w:pPr>
-      <w:r>
-        <w:rPr>
-          <w:rFonts w:ascii="Times New Roman" w:hAnsi="Times New Roman" w:cs="Times New Roman"/>
-          <w:sz w:val="26"/>
-          <w:szCs w:val="26"/>
-        </w:rPr>
-        <w:t>Việc lựa chọn hai kiến trúc này cho phép đánh giá ảnh hưởng của thiết kế mạng CNN đến chất lượng nhận dạng biển báo. ResNet đại diện cho hướng tiếp cận sử dụng mạng sâu với residual connection, trong khi EfficientNet đại diện cho hướng tối ưu hóa hiệu quả giữa độ chính xác và chi phí tính toán. Kết quả thực nghiệm sẽ cung cấp cơ sở để so sánh khả năng ứng dụng của từng mô hình trong hệ thống nhận diện biển báo giao thông Việt Nam.</w:t>
-      </w:r>
-    </w:p>
-    <w:p>
-      <w:pPr>
-        <w:pStyle w:val="Heading2"/>
-      </w:pPr>
-      <w:bookmarkStart w:id="35" w:name="_Toc232088690"/>
-      <w:r>
-        <w:lastRenderedPageBreak/>
+      <w:bookmarkStart w:id="36" w:name="_Toc232110292"/>
+      <w:r>
         <w:t>2.5</w:t>
       </w:r>
       <w:r>
-        <w:t>. Chỉ số đánh giá mô hình</w:t>
-      </w:r>
-      <w:bookmarkEnd w:id="35"/>
-    </w:p>
-    <w:p>
-      <w:pPr>
-        <w:spacing w:line="360" w:lineRule="auto"/>
-        <w:rPr>
-          <w:rFonts w:ascii="Times New Roman" w:hAnsi="Times New Roman" w:cs="Times New Roman"/>
-          <w:sz w:val="26"/>
-          <w:szCs w:val="26"/>
-        </w:rPr>
-      </w:pPr>
-      <w:r>
-        <w:rPr>
-          <w:rFonts w:ascii="Times New Roman" w:hAnsi="Times New Roman" w:cs="Times New Roman"/>
-          <w:sz w:val="26"/>
-          <w:szCs w:val="26"/>
-        </w:rPr>
-        <w:t>Việc đánh giá mô hình là bước quan trọng nhằm xác định mức độ hiệu quả của hệ thống nhận diện và phân loại biển báo giao thông. Đối với đề tài này, hai pipeline được xây dựng theo những hướng tiếp cận khác nhau gồm mô hình YOLO thực hiện phát hiện và phân loại theo hướng end-to-end, và mô hình kết hợp YOLO với CNN. Do đó, các chỉ số đánh giá cần phản ánh đầy đủ cả khả năng phát hiện đối tượng, chất lượng phân loại cũng như hiệu năng suy luận của hệ thống.</w:t>
-      </w:r>
-    </w:p>
-    <w:p>
-      <w:pPr>
-        <w:spacing w:line="360" w:lineRule="auto"/>
-        <w:rPr>
-          <w:rFonts w:ascii="Times New Roman" w:hAnsi="Times New Roman" w:cs="Times New Roman"/>
-          <w:sz w:val="26"/>
-          <w:szCs w:val="26"/>
-        </w:rPr>
-      </w:pPr>
-      <w:r>
-        <w:rPr>
-          <w:rFonts w:ascii="Times New Roman" w:hAnsi="Times New Roman" w:cs="Times New Roman"/>
-          <w:sz w:val="26"/>
-          <w:szCs w:val="26"/>
-        </w:rPr>
-        <w:t>Các chỉ số được sử dụng trong nghiên cứu bao gồm Precision, Recall, F1-score, Accuracy, Intersection over Union (IoU), Mean Average Precision (mAP), Confusion Matrix và tốc độ suy luận. Đây là những thước đo được sử dụng rộng rãi trong các bài toán Computer Vision hiện đại, đặc biệt là Object Detection và Image Classification [18]–[20].</w:t>
-      </w:r>
-    </w:p>
-    <w:p>
-      <w:pPr>
-        <w:pStyle w:val="Heading3"/>
-      </w:pPr>
-      <w:bookmarkStart w:id="36" w:name="_Toc232088691"/>
-      <w:r>
-        <w:t>2.5</w:t>
-      </w:r>
-      <w:r>
         <w:t>.1. Precision</w:t>
       </w:r>
       <w:bookmarkEnd w:id="36"/>
@@ -5759,6 +8485,7 @@
     <w:p>
       <w:pPr>
         <w:spacing w:line="360" w:lineRule="auto"/>
+        <w:ind w:firstLine="720"/>
         <w:rPr>
           <w:rFonts w:ascii="Times New Roman" w:hAnsi="Times New Roman" w:cs="Times New Roman"/>
           <w:sz w:val="26"/>
@@ -5777,6 +8504,7 @@
     <w:p>
       <w:pPr>
         <w:spacing w:line="360" w:lineRule="auto"/>
+        <w:ind w:firstLine="720"/>
         <w:rPr>
           <w:rFonts w:ascii="Times New Roman" w:hAnsi="Times New Roman" w:cs="Times New Roman"/>
           <w:sz w:val="26"/>
@@ -5848,6 +8576,7 @@
     <w:p>
       <w:pPr>
         <w:spacing w:line="360" w:lineRule="auto"/>
+        <w:ind w:firstLine="360"/>
         <w:rPr>
           <w:rFonts w:ascii="Times New Roman" w:hAnsi="Times New Roman" w:cs="Times New Roman"/>
           <w:sz w:val="26"/>
@@ -5910,6 +8639,7 @@
     <w:p>
       <w:pPr>
         <w:spacing w:line="360" w:lineRule="auto"/>
+        <w:ind w:firstLine="720"/>
         <w:rPr>
           <w:rFonts w:ascii="Times New Roman" w:hAnsi="Times New Roman" w:cs="Times New Roman"/>
           <w:sz w:val="26"/>
@@ -5929,9 +8659,8 @@
       <w:pPr>
         <w:pStyle w:val="Heading3"/>
       </w:pPr>
-      <w:bookmarkStart w:id="37" w:name="_Toc232088692"/>
-      <w:r>
-        <w:lastRenderedPageBreak/>
+      <w:bookmarkStart w:id="37" w:name="_Toc232110293"/>
+      <w:r>
         <w:t>2.5</w:t>
       </w:r>
       <w:r>
@@ -5942,6 +8671,7 @@
     <w:p>
       <w:pPr>
         <w:spacing w:line="360" w:lineRule="auto"/>
+        <w:ind w:firstLine="720"/>
         <w:rPr>
           <w:rFonts w:ascii="Times New Roman" w:hAnsi="Times New Roman" w:cs="Times New Roman"/>
           <w:sz w:val="26"/>
@@ -5960,6 +8690,7 @@
     <w:p>
       <w:pPr>
         <w:spacing w:line="360" w:lineRule="auto"/>
+        <w:ind w:firstLine="720"/>
         <w:rPr>
           <w:rFonts w:ascii="Times New Roman" w:hAnsi="Times New Roman" w:cs="Times New Roman"/>
           <w:sz w:val="26"/>
@@ -6031,18 +8762,20 @@
     <w:p>
       <w:pPr>
         <w:spacing w:line="360" w:lineRule="auto"/>
-        <w:rPr>
-          <w:rFonts w:ascii="Times New Roman" w:hAnsi="Times New Roman" w:cs="Times New Roman"/>
-          <w:sz w:val="26"/>
-          <w:szCs w:val="26"/>
-        </w:rPr>
-      </w:pPr>
-      <w:r>
-        <w:rPr>
-          <w:rFonts w:ascii="Times New Roman" w:hAnsi="Times New Roman" w:cs="Times New Roman"/>
-          <w:sz w:val="26"/>
-          <w:szCs w:val="26"/>
-        </w:rPr>
+        <w:ind w:firstLine="360"/>
+        <w:rPr>
+          <w:rFonts w:ascii="Times New Roman" w:hAnsi="Times New Roman" w:cs="Times New Roman"/>
+          <w:sz w:val="26"/>
+          <w:szCs w:val="26"/>
+        </w:rPr>
+      </w:pPr>
+      <w:r>
+        <w:rPr>
+          <w:rFonts w:ascii="Times New Roman" w:hAnsi="Times New Roman" w:cs="Times New Roman"/>
+          <w:sz w:val="26"/>
+          <w:szCs w:val="26"/>
+        </w:rPr>
+        <w:lastRenderedPageBreak/>
         <w:t>Trong đó:</w:t>
       </w:r>
     </w:p>
@@ -6071,6 +8804,7 @@
     <w:p>
       <w:pPr>
         <w:spacing w:line="360" w:lineRule="auto"/>
+        <w:ind w:firstLine="720"/>
         <w:rPr>
           <w:rFonts w:ascii="Times New Roman" w:hAnsi="Times New Roman" w:cs="Times New Roman"/>
           <w:sz w:val="26"/>
@@ -6090,7 +8824,7 @@
       <w:pPr>
         <w:pStyle w:val="Heading3"/>
       </w:pPr>
-      <w:bookmarkStart w:id="38" w:name="_Toc232088693"/>
+      <w:bookmarkStart w:id="38" w:name="_Toc232110294"/>
       <w:r>
         <w:t>2.5</w:t>
       </w:r>
@@ -6102,6 +8836,7 @@
     <w:p>
       <w:pPr>
         <w:spacing w:line="360" w:lineRule="auto"/>
+        <w:ind w:firstLine="720"/>
         <w:rPr>
           <w:rFonts w:ascii="Times New Roman" w:hAnsi="Times New Roman" w:cs="Times New Roman"/>
           <w:sz w:val="26"/>
@@ -6120,6 +8855,7 @@
     <w:p>
       <w:pPr>
         <w:spacing w:line="360" w:lineRule="auto"/>
+        <w:ind w:firstLine="720"/>
         <w:rPr>
           <w:rFonts w:ascii="Times New Roman" w:hAnsi="Times New Roman" w:cs="Times New Roman"/>
           <w:sz w:val="26"/>
@@ -6191,6 +8927,7 @@
     <w:p>
       <w:pPr>
         <w:spacing w:line="360" w:lineRule="auto"/>
+        <w:ind w:firstLine="720"/>
         <w:rPr>
           <w:rFonts w:ascii="Times New Roman" w:hAnsi="Times New Roman" w:cs="Times New Roman"/>
           <w:sz w:val="26"/>
@@ -6210,7 +8947,7 @@
       <w:pPr>
         <w:pStyle w:val="Heading3"/>
       </w:pPr>
-      <w:bookmarkStart w:id="39" w:name="_Toc232088694"/>
+      <w:bookmarkStart w:id="39" w:name="_Toc232110295"/>
       <w:r>
         <w:t>2.5</w:t>
       </w:r>
@@ -6222,6 +8959,7 @@
     <w:p>
       <w:pPr>
         <w:spacing w:line="360" w:lineRule="auto"/>
+        <w:ind w:firstLine="720"/>
         <w:rPr>
           <w:rFonts w:ascii="Times New Roman" w:hAnsi="Times New Roman" w:cs="Times New Roman"/>
           <w:sz w:val="26"/>
@@ -6240,19 +8978,19 @@
     <w:p>
       <w:pPr>
         <w:spacing w:line="360" w:lineRule="auto"/>
-        <w:rPr>
-          <w:rFonts w:ascii="Times New Roman" w:hAnsi="Times New Roman" w:cs="Times New Roman"/>
-          <w:sz w:val="26"/>
-          <w:szCs w:val="26"/>
-        </w:rPr>
-      </w:pPr>
-      <w:r>
-        <w:rPr>
-          <w:rFonts w:ascii="Times New Roman" w:hAnsi="Times New Roman" w:cs="Times New Roman"/>
-          <w:sz w:val="26"/>
-          <w:szCs w:val="26"/>
-        </w:rPr>
-        <w:lastRenderedPageBreak/>
+        <w:ind w:firstLine="720"/>
+        <w:rPr>
+          <w:rFonts w:ascii="Times New Roman" w:hAnsi="Times New Roman" w:cs="Times New Roman"/>
+          <w:sz w:val="26"/>
+          <w:szCs w:val="26"/>
+        </w:rPr>
+      </w:pPr>
+      <w:r>
+        <w:rPr>
+          <w:rFonts w:ascii="Times New Roman" w:hAnsi="Times New Roman" w:cs="Times New Roman"/>
+          <w:sz w:val="26"/>
+          <w:szCs w:val="26"/>
+        </w:rPr>
         <w:t>Accuracy được xác định theo công thức:</w:t>
       </w:r>
     </w:p>
@@ -6312,6 +9050,7 @@
     <w:p>
       <w:pPr>
         <w:spacing w:line="360" w:lineRule="auto"/>
+        <w:ind w:firstLine="720"/>
         <w:rPr>
           <w:rFonts w:ascii="Times New Roman" w:hAnsi="Times New Roman" w:cs="Times New Roman"/>
           <w:sz w:val="26"/>
@@ -6330,26 +9069,36 @@
     <w:p>
       <w:pPr>
         <w:spacing w:line="360" w:lineRule="auto"/>
-        <w:rPr>
-          <w:rFonts w:ascii="Times New Roman" w:hAnsi="Times New Roman" w:cs="Times New Roman"/>
-          <w:sz w:val="26"/>
-          <w:szCs w:val="26"/>
-        </w:rPr>
-      </w:pPr>
-      <w:r>
-        <w:rPr>
-          <w:rFonts w:ascii="Times New Roman" w:hAnsi="Times New Roman" w:cs="Times New Roman"/>
-          <w:sz w:val="26"/>
-          <w:szCs w:val="26"/>
-        </w:rPr>
-        <w:t>Đối với pipeline YOLO + CNN, Accuracy được sử dụng để đánh giá chất lượng của bộ phân loại trên tập ảnh biển báo đã được cắt từ bounding box. Tuy nhiên, khi dữ liệu giữa các lớp không cân bằng, Accuracy có thể không phản ánh đầy đủ hiệu năng thực tế của mô hình. Vì vậy, chỉ số này luôn được xem xét cùng với Precision, Recall và F1-score.</w:t>
+        <w:ind w:firstLine="720"/>
+        <w:rPr>
+          <w:rFonts w:ascii="Times New Roman" w:hAnsi="Times New Roman" w:cs="Times New Roman"/>
+          <w:sz w:val="26"/>
+          <w:szCs w:val="26"/>
+        </w:rPr>
+      </w:pPr>
+      <w:r>
+        <w:rPr>
+          <w:rFonts w:ascii="Times New Roman" w:hAnsi="Times New Roman" w:cs="Times New Roman"/>
+          <w:sz w:val="26"/>
+          <w:szCs w:val="26"/>
+        </w:rPr>
+        <w:t xml:space="preserve">Đối với pipeline YOLO + CNN, Accuracy được sử dụng để đánh giá chất lượng của bộ phân loại trên tập ảnh biển báo đã được cắt từ bounding box. Tuy nhiên, khi dữ </w:t>
+      </w:r>
+      <w:r>
+        <w:rPr>
+          <w:rFonts w:ascii="Times New Roman" w:hAnsi="Times New Roman" w:cs="Times New Roman"/>
+          <w:sz w:val="26"/>
+          <w:szCs w:val="26"/>
+        </w:rPr>
+        <w:lastRenderedPageBreak/>
+        <w:t>liệu giữa các lớp không cân bằng, Accuracy có thể không phản ánh đầy đủ hiệu năng thực tế của mô hình. Vì vậy, chỉ số này luôn được xem xét cùng với Precision, Recall và F1-score.</w:t>
       </w:r>
     </w:p>
     <w:p>
       <w:pPr>
         <w:pStyle w:val="Heading3"/>
       </w:pPr>
-      <w:bookmarkStart w:id="40" w:name="_Toc232088695"/>
+      <w:bookmarkStart w:id="40" w:name="_Toc232110296"/>
       <w:r>
         <w:t>2.5</w:t>
       </w:r>
@@ -6361,6 +9110,7 @@
     <w:p>
       <w:pPr>
         <w:spacing w:line="360" w:lineRule="auto"/>
+        <w:ind w:firstLine="720"/>
         <w:rPr>
           <w:rFonts w:ascii="Times New Roman" w:hAnsi="Times New Roman" w:cs="Times New Roman"/>
           <w:sz w:val="26"/>
@@ -6379,6 +9129,7 @@
     <w:p>
       <w:pPr>
         <w:spacing w:line="360" w:lineRule="auto"/>
+        <w:ind w:firstLine="720"/>
         <w:rPr>
           <w:rFonts w:ascii="Times New Roman" w:hAnsi="Times New Roman" w:cs="Times New Roman"/>
           <w:sz w:val="26"/>
@@ -6606,6 +9357,7 @@
     <w:p>
       <w:pPr>
         <w:spacing w:line="360" w:lineRule="auto"/>
+        <w:ind w:firstLine="360"/>
         <w:rPr>
           <w:rFonts w:ascii="Times New Roman" w:hAnsi="Times New Roman" w:cs="Times New Roman"/>
           <w:sz w:val="26"/>
@@ -6734,6 +9486,7 @@
     <w:p>
       <w:pPr>
         <w:spacing w:line="360" w:lineRule="auto"/>
+        <w:ind w:firstLine="360"/>
         <w:rPr>
           <w:rFonts w:ascii="Times New Roman" w:hAnsi="Times New Roman" w:cs="Times New Roman"/>
           <w:sz w:val="26"/>
@@ -6753,67 +9506,70 @@
       <w:pPr>
         <w:pStyle w:val="Heading3"/>
       </w:pPr>
-      <w:bookmarkStart w:id="41" w:name="_Toc232088696"/>
-      <w:r>
+      <w:bookmarkStart w:id="41" w:name="_Toc232110297"/>
+      <w:r>
+        <w:t>2.5</w:t>
+      </w:r>
+      <w:r>
+        <w:t>.6. Mean Average Precision (mAP)</w:t>
+      </w:r>
+      <w:bookmarkEnd w:id="41"/>
+    </w:p>
+    <w:p>
+      <w:pPr>
+        <w:spacing w:line="360" w:lineRule="auto"/>
+        <w:ind w:firstLine="720"/>
+        <w:rPr>
+          <w:rFonts w:ascii="Times New Roman" w:hAnsi="Times New Roman" w:cs="Times New Roman"/>
+          <w:sz w:val="26"/>
+          <w:szCs w:val="26"/>
+        </w:rPr>
+      </w:pPr>
+      <w:r>
+        <w:rPr>
+          <w:rFonts w:ascii="Times New Roman" w:hAnsi="Times New Roman" w:cs="Times New Roman"/>
+          <w:sz w:val="26"/>
+          <w:szCs w:val="26"/>
+        </w:rPr>
+        <w:t>Mean Average Precision là chỉ số đánh giá quan trọng nhất trong các bài toán phát hiện đối tượng hiện đại [20]. Chỉ số này tổng hợp đồng thời khả năng định vị và khả năng phân loại của mô hình.</w:t>
+      </w:r>
+    </w:p>
+    <w:p>
+      <w:pPr>
+        <w:spacing w:line="360" w:lineRule="auto"/>
+        <w:ind w:firstLine="720"/>
+        <w:rPr>
+          <w:rFonts w:ascii="Times New Roman" w:hAnsi="Times New Roman" w:cs="Times New Roman"/>
+          <w:sz w:val="26"/>
+          <w:szCs w:val="26"/>
+        </w:rPr>
+      </w:pPr>
+      <w:r>
+        <w:rPr>
+          <w:rFonts w:ascii="Times New Roman" w:hAnsi="Times New Roman" w:cs="Times New Roman"/>
+          <w:sz w:val="26"/>
+          <w:szCs w:val="26"/>
+        </w:rPr>
+        <w:t>Đầu tiên, Average Precision (AP) được tính cho từng lớp đối tượng dựa trên đường cong Precision–Recall. Sau đó, giá trị AP của tất cả các lớp được lấy trung bình để tạo thành mAP [18], [20].</w:t>
+      </w:r>
+    </w:p>
+    <w:p>
+      <w:pPr>
+        <w:spacing w:line="360" w:lineRule="auto"/>
+        <w:ind w:firstLine="360"/>
+        <w:rPr>
+          <w:rFonts w:ascii="Times New Roman" w:hAnsi="Times New Roman" w:cs="Times New Roman"/>
+          <w:sz w:val="26"/>
+          <w:szCs w:val="26"/>
+        </w:rPr>
+      </w:pPr>
+      <w:r>
+        <w:rPr>
+          <w:rFonts w:ascii="Times New Roman" w:hAnsi="Times New Roman" w:cs="Times New Roman"/>
+          <w:sz w:val="26"/>
+          <w:szCs w:val="26"/>
+        </w:rPr>
         <w:lastRenderedPageBreak/>
-        <w:t>2.5</w:t>
-      </w:r>
-      <w:r>
-        <w:t>.6. Mean Average Precision (mAP)</w:t>
-      </w:r>
-      <w:bookmarkEnd w:id="41"/>
-    </w:p>
-    <w:p>
-      <w:pPr>
-        <w:spacing w:line="360" w:lineRule="auto"/>
-        <w:rPr>
-          <w:rFonts w:ascii="Times New Roman" w:hAnsi="Times New Roman" w:cs="Times New Roman"/>
-          <w:sz w:val="26"/>
-          <w:szCs w:val="26"/>
-        </w:rPr>
-      </w:pPr>
-      <w:r>
-        <w:rPr>
-          <w:rFonts w:ascii="Times New Roman" w:hAnsi="Times New Roman" w:cs="Times New Roman"/>
-          <w:sz w:val="26"/>
-          <w:szCs w:val="26"/>
-        </w:rPr>
-        <w:t>Mean Average Precision là chỉ số đánh giá quan trọng nhất trong các bài toán phát hiện đối tượng hiện đại [20]. Chỉ số này tổng hợp đồng thời khả năng định vị và khả năng phân loại của mô hình.</w:t>
-      </w:r>
-    </w:p>
-    <w:p>
-      <w:pPr>
-        <w:spacing w:line="360" w:lineRule="auto"/>
-        <w:rPr>
-          <w:rFonts w:ascii="Times New Roman" w:hAnsi="Times New Roman" w:cs="Times New Roman"/>
-          <w:sz w:val="26"/>
-          <w:szCs w:val="26"/>
-        </w:rPr>
-      </w:pPr>
-      <w:r>
-        <w:rPr>
-          <w:rFonts w:ascii="Times New Roman" w:hAnsi="Times New Roman" w:cs="Times New Roman"/>
-          <w:sz w:val="26"/>
-          <w:szCs w:val="26"/>
-        </w:rPr>
-        <w:t>Đầu tiên, Average Precision (AP) được tính cho từng lớp đối tượng dựa trên đường cong Precision–Recall. Sau đó, giá trị AP của tất cả các lớp được lấy trung bình để tạo thành mAP [18], [20].</w:t>
-      </w:r>
-    </w:p>
-    <w:p>
-      <w:pPr>
-        <w:spacing w:line="360" w:lineRule="auto"/>
-        <w:rPr>
-          <w:rFonts w:ascii="Times New Roman" w:hAnsi="Times New Roman" w:cs="Times New Roman"/>
-          <w:sz w:val="26"/>
-          <w:szCs w:val="26"/>
-        </w:rPr>
-      </w:pPr>
-      <w:r>
-        <w:rPr>
-          <w:rFonts w:ascii="Times New Roman" w:hAnsi="Times New Roman" w:cs="Times New Roman"/>
-          <w:sz w:val="26"/>
-          <w:szCs w:val="26"/>
-        </w:rPr>
         <w:t>Trong các nghiên cứu hiện đại, hai dạng mAP thường được sử dụng:</w:t>
       </w:r>
     </w:p>
@@ -6864,6 +9620,7 @@
     <w:p>
       <w:pPr>
         <w:spacing w:line="360" w:lineRule="auto"/>
+        <w:ind w:firstLine="720"/>
         <w:rPr>
           <w:rFonts w:ascii="Times New Roman" w:hAnsi="Times New Roman" w:cs="Times New Roman"/>
           <w:sz w:val="26"/>
@@ -6883,7 +9640,7 @@
       <w:pPr>
         <w:pStyle w:val="Heading3"/>
       </w:pPr>
-      <w:bookmarkStart w:id="42" w:name="_Toc232088697"/>
+      <w:bookmarkStart w:id="42" w:name="_Toc232110298"/>
       <w:r>
         <w:t>2.5</w:t>
       </w:r>
@@ -6895,6 +9652,7 @@
     <w:p>
       <w:pPr>
         <w:spacing w:line="360" w:lineRule="auto"/>
+        <w:ind w:firstLine="720"/>
         <w:rPr>
           <w:rFonts w:ascii="Times New Roman" w:hAnsi="Times New Roman" w:cs="Times New Roman"/>
           <w:sz w:val="26"/>
@@ -6913,6 +9671,7 @@
     <w:p>
       <w:pPr>
         <w:spacing w:line="360" w:lineRule="auto"/>
+        <w:ind w:firstLine="720"/>
         <w:rPr>
           <w:rFonts w:ascii="Times New Roman" w:hAnsi="Times New Roman" w:cs="Times New Roman"/>
           <w:sz w:val="26"/>
@@ -6930,29 +9689,10 @@
     </w:p>
     <w:p>
       <w:pPr>
-        <w:spacing w:line="360" w:lineRule="auto"/>
-        <w:rPr>
-          <w:rFonts w:ascii="Times New Roman" w:hAnsi="Times New Roman" w:cs="Times New Roman"/>
-          <w:sz w:val="26"/>
-          <w:szCs w:val="26"/>
-        </w:rPr>
-      </w:pPr>
-      <w:r>
-        <w:rPr>
-          <w:rFonts w:ascii="Times New Roman" w:hAnsi="Times New Roman" w:cs="Times New Roman"/>
-          <w:sz w:val="26"/>
-          <w:szCs w:val="26"/>
-        </w:rPr>
-        <w:t>Trong pipeline YOLO + CNN, Confusion Matrix đặc biệt hữu ích để đánh giá khả năng phân loại của các kiến trúc ResNet và EfficientNet trên tập dữ liệu gồm 52 lớp biển báo.</w:t>
-      </w:r>
-    </w:p>
-    <w:p>
-      <w:pPr>
         <w:pStyle w:val="Heading3"/>
       </w:pPr>
-      <w:bookmarkStart w:id="43" w:name="_Toc232088698"/>
-      <w:r>
-        <w:lastRenderedPageBreak/>
+      <w:bookmarkStart w:id="43" w:name="_Toc232110299"/>
+      <w:r>
         <w:t>2.5</w:t>
       </w:r>
       <w:r>
@@ -6963,6 +9703,7 @@
     <w:p>
       <w:pPr>
         <w:spacing w:line="360" w:lineRule="auto"/>
+        <w:ind w:firstLine="720"/>
         <w:rPr>
           <w:rFonts w:ascii="Times New Roman" w:hAnsi="Times New Roman" w:cs="Times New Roman"/>
           <w:sz w:val="26"/>
@@ -6981,6 +9722,7 @@
     <w:p>
       <w:pPr>
         <w:spacing w:line="360" w:lineRule="auto"/>
+        <w:ind w:firstLine="360"/>
         <w:rPr>
           <w:rFonts w:ascii="Times New Roman" w:hAnsi="Times New Roman" w:cs="Times New Roman"/>
           <w:sz w:val="26"/>
@@ -7096,65 +9838,413 @@
     </w:p>
     <w:p>
       <w:pPr>
-        <w:spacing w:line="360" w:lineRule="auto"/>
-        <w:rPr>
-          <w:rFonts w:ascii="Times New Roman" w:hAnsi="Times New Roman" w:cs="Times New Roman"/>
-          <w:sz w:val="26"/>
-          <w:szCs w:val="26"/>
-        </w:rPr>
-      </w:pPr>
-    </w:p>
-    <w:p>
-      <w:pPr>
-        <w:spacing w:line="360" w:lineRule="auto"/>
-        <w:rPr>
-          <w:rFonts w:ascii="Times New Roman" w:hAnsi="Times New Roman" w:cs="Times New Roman"/>
-          <w:sz w:val="26"/>
-          <w:szCs w:val="26"/>
-        </w:rPr>
-      </w:pPr>
-    </w:p>
-    <w:p>
-      <w:pPr>
-        <w:spacing w:line="360" w:lineRule="auto"/>
-        <w:rPr>
-          <w:rFonts w:ascii="Times New Roman" w:hAnsi="Times New Roman" w:cs="Times New Roman"/>
-          <w:sz w:val="26"/>
-          <w:szCs w:val="26"/>
-        </w:rPr>
-      </w:pPr>
-    </w:p>
-    <w:p>
-      <w:pPr>
-        <w:spacing w:line="360" w:lineRule="auto"/>
-        <w:rPr>
-          <w:rFonts w:ascii="Times New Roman" w:hAnsi="Times New Roman" w:cs="Times New Roman"/>
-          <w:sz w:val="26"/>
-          <w:szCs w:val="26"/>
-        </w:rPr>
-      </w:pPr>
-    </w:p>
-    <w:p>
-      <w:pPr>
-        <w:spacing w:line="360" w:lineRule="auto"/>
-        <w:rPr>
-          <w:rFonts w:ascii="Times New Roman" w:hAnsi="Times New Roman" w:cs="Times New Roman"/>
-          <w:sz w:val="26"/>
-          <w:szCs w:val="26"/>
-        </w:rPr>
-      </w:pPr>
-    </w:p>
-    <w:p>
-      <w:pPr>
-        <w:spacing w:line="360" w:lineRule="auto"/>
-        <w:rPr>
-          <w:rFonts w:ascii="Times New Roman" w:hAnsi="Times New Roman" w:cs="Times New Roman"/>
+        <w:pStyle w:val="Heading1"/>
+      </w:pPr>
+      <w:bookmarkStart w:id="44" w:name="_Toc232110300"/>
+      <w:r>
+        <w:lastRenderedPageBreak/>
+        <w:t>CHƯƠNG 3: THIẾT KẾ VÀ XÂY DỰNG HỆ THỐNG</w:t>
+      </w:r>
+      <w:bookmarkEnd w:id="44"/>
+    </w:p>
+    <w:p>
+      <w:pPr>
+        <w:pStyle w:val="Heading2"/>
+      </w:pPr>
+      <w:bookmarkStart w:id="45" w:name="_Toc232110301"/>
+      <w:r>
+        <w:t>3.1. Dữ liệu nghiên cứu</w:t>
+      </w:r>
+      <w:bookmarkEnd w:id="45"/>
+    </w:p>
+    <w:p>
+      <w:pPr>
+        <w:pStyle w:val="Heading3"/>
+      </w:pPr>
+      <w:bookmarkStart w:id="46" w:name="_Toc232110302"/>
+      <w:r>
+        <w:t>3.</w:t>
+      </w:r>
+      <w:r>
+        <w:t>1</w:t>
+      </w:r>
+      <w:r>
+        <w:t>.1. Nguồn dữ liệu</w:t>
+      </w:r>
+      <w:bookmarkEnd w:id="46"/>
+    </w:p>
+    <w:p>
+      <w:pPr>
+        <w:pStyle w:val="Heading3"/>
+      </w:pPr>
+      <w:bookmarkStart w:id="47" w:name="_Toc232110303"/>
+      <w:r>
+        <w:t>3.1.2 Phân bổ dữ liệu</w:t>
+      </w:r>
+      <w:bookmarkEnd w:id="47"/>
+    </w:p>
+    <w:p>
+      <w:pPr>
+        <w:pStyle w:val="Heading2"/>
+      </w:pPr>
+      <w:bookmarkStart w:id="48" w:name="_Toc232110304"/>
+      <w:r>
+        <w:t>3.2. Quy trình xử lý dữ liệu</w:t>
+      </w:r>
+      <w:bookmarkEnd w:id="48"/>
+    </w:p>
+    <w:p>
+      <w:pPr>
+        <w:pStyle w:val="Heading3"/>
+      </w:pPr>
+      <w:bookmarkStart w:id="49" w:name="_Toc232110305"/>
+      <w:r>
+        <w:t>3.2.1. Chuẩn hóa dữ liệu cho YOLO</w:t>
+      </w:r>
+      <w:bookmarkEnd w:id="49"/>
+    </w:p>
+    <w:p>
+      <w:pPr>
+        <w:pStyle w:val="Heading3"/>
+      </w:pPr>
+      <w:bookmarkStart w:id="50" w:name="_Toc232110306"/>
+      <w:r>
+        <w:t>3.2.2. Tăng cường dữ liệu (Data Augmentation)</w:t>
+      </w:r>
+      <w:bookmarkEnd w:id="50"/>
+    </w:p>
+    <w:p>
+      <w:pPr>
+        <w:pStyle w:val="Heading3"/>
+      </w:pPr>
+      <w:bookmarkStart w:id="51" w:name="_Toc232110307"/>
+      <w:r>
+        <w:t>3.2.3. Xây dựng tập dữ liệu Classification</w:t>
+      </w:r>
+      <w:r>
+        <w:t xml:space="preserve"> cho CNN</w:t>
+      </w:r>
+      <w:bookmarkEnd w:id="51"/>
+    </w:p>
+    <w:p>
+      <w:pPr>
+        <w:pStyle w:val="Heading2"/>
+      </w:pPr>
+      <w:bookmarkStart w:id="52" w:name="_Toc232110308"/>
+      <w:r>
+        <w:t>3.3. Thiết kế hệ thống</w:t>
+      </w:r>
+      <w:bookmarkEnd w:id="52"/>
+    </w:p>
+    <w:p>
+      <w:pPr>
+        <w:pStyle w:val="Heading3"/>
+      </w:pPr>
+      <w:bookmarkStart w:id="53" w:name="_Toc232110309"/>
+      <w:r>
+        <w:t>3.3.1. Kiến trúc tổng thể hệ thống</w:t>
+      </w:r>
+      <w:bookmarkEnd w:id="53"/>
+    </w:p>
+    <w:p>
+      <w:pPr>
+        <w:pStyle w:val="Heading3"/>
+      </w:pPr>
+      <w:bookmarkStart w:id="54" w:name="_Toc232110310"/>
+      <w:r>
+        <w:t>3.3.2. Pipeline 1: YOLO End-to-End</w:t>
+      </w:r>
+      <w:bookmarkEnd w:id="54"/>
+    </w:p>
+    <w:p>
+      <w:pPr>
+        <w:pStyle w:val="Heading3"/>
+      </w:pPr>
+      <w:bookmarkStart w:id="55" w:name="_Toc232110311"/>
+      <w:r>
+        <w:t>3.3.3. Pipeline 2: YOLO + CNN</w:t>
+      </w:r>
+      <w:bookmarkEnd w:id="55"/>
+    </w:p>
+    <w:p>
+      <w:pPr>
+        <w:pStyle w:val="Heading2"/>
+      </w:pPr>
+      <w:bookmarkStart w:id="56" w:name="_Toc232110312"/>
+      <w:r>
+        <w:t>3.4. Xây dựng mô hình YOLO</w:t>
+      </w:r>
+      <w:bookmarkEnd w:id="56"/>
+    </w:p>
+    <w:p>
+      <w:pPr>
+        <w:pStyle w:val="Heading3"/>
+      </w:pPr>
+      <w:bookmarkStart w:id="57" w:name="_Toc232110313"/>
+      <w:r>
+        <w:t xml:space="preserve">3.4.1. </w:t>
+      </w:r>
+      <w:r>
+        <w:t>Các mô hình YOLO sử dụng</w:t>
+      </w:r>
+      <w:bookmarkEnd w:id="57"/>
+    </w:p>
+    <w:p>
+      <w:pPr>
+        <w:pStyle w:val="Heading3"/>
+      </w:pPr>
+      <w:bookmarkStart w:id="58" w:name="_Toc232110314"/>
+      <w:r>
+        <w:t>3.4.</w:t>
+      </w:r>
+      <w:r>
+        <w:t>2</w:t>
+      </w:r>
+      <w:r>
+        <w:t>. Cấu hình huấn luyện YOLO</w:t>
+      </w:r>
+      <w:bookmarkEnd w:id="58"/>
+    </w:p>
+    <w:p>
+      <w:pPr>
+        <w:pStyle w:val="Heading2"/>
+      </w:pPr>
+      <w:bookmarkStart w:id="59" w:name="_Toc232110315"/>
+      <w:r>
+        <w:t>3.5. Xây dựng mô hình CNN</w:t>
+      </w:r>
+      <w:bookmarkEnd w:id="59"/>
+    </w:p>
+    <w:p>
+      <w:pPr>
+        <w:pStyle w:val="Heading3"/>
+      </w:pPr>
+      <w:bookmarkStart w:id="60" w:name="_Toc232110316"/>
+      <w:r>
+        <w:t>3.5.1. ResNet50</w:t>
+      </w:r>
+      <w:bookmarkEnd w:id="60"/>
+    </w:p>
+    <w:p>
+      <w:pPr>
+        <w:pStyle w:val="Heading3"/>
+      </w:pPr>
+      <w:bookmarkStart w:id="61" w:name="_Toc232110317"/>
+      <w:r>
+        <w:t>3.5.2. EfficientNet-B0</w:t>
+      </w:r>
+      <w:bookmarkEnd w:id="61"/>
+    </w:p>
+    <w:p>
+      <w:pPr>
+        <w:pStyle w:val="Heading3"/>
+      </w:pPr>
+      <w:bookmarkStart w:id="62" w:name="_Toc232110318"/>
+      <w:r>
+        <w:t>3.5.3. Cấu hình huấn luyện CNN</w:t>
+      </w:r>
+      <w:bookmarkEnd w:id="62"/>
+    </w:p>
+    <w:p>
+      <w:pPr>
+        <w:pStyle w:val="NoSpacing"/>
+        <w:rPr>
           <w:b/>
-          <w:sz w:val="26"/>
-          <w:szCs w:val="26"/>
-        </w:rPr>
-      </w:pPr>
-      <w:bookmarkStart w:id="44" w:name="_Toc229151584"/>
+          <w:bCs/>
+        </w:rPr>
+      </w:pPr>
+    </w:p>
+    <w:p>
+      <w:pPr>
+        <w:pStyle w:val="Heading1"/>
+      </w:pPr>
+      <w:bookmarkStart w:id="63" w:name="_Toc232110319"/>
+      <w:r>
+        <w:lastRenderedPageBreak/>
+        <w:t>CHƯƠNG 4: THỰC NGHIỆM VÀ KẾT QUẢ</w:t>
+      </w:r>
+      <w:bookmarkEnd w:id="63"/>
+    </w:p>
+    <w:p>
+      <w:pPr>
+        <w:pStyle w:val="Heading2"/>
+      </w:pPr>
+      <w:bookmarkStart w:id="64" w:name="_Toc232110320"/>
+      <w:r>
+        <w:t>4.1. Kịch bản thực nghiệm</w:t>
+      </w:r>
+      <w:r>
+        <w:t xml:space="preserve"> </w:t>
+      </w:r>
+      <w:r>
+        <w:t>…</w:t>
+      </w:r>
+      <w:bookmarkEnd w:id="64"/>
+    </w:p>
+    <w:p>
+      <w:pPr>
+        <w:pStyle w:val="Heading2"/>
+      </w:pPr>
+      <w:bookmarkStart w:id="65" w:name="_Toc232110321"/>
+      <w:r>
+        <w:t>4.2. Đánh giá nhóm YOLO</w:t>
+      </w:r>
+      <w:bookmarkEnd w:id="65"/>
+    </w:p>
+    <w:p>
+      <w:pPr>
+        <w:pStyle w:val="Heading2"/>
+      </w:pPr>
+      <w:bookmarkStart w:id="66" w:name="_Toc232110322"/>
+      <w:r>
+        <w:t>4.3. Đánh giá nhóm CNN</w:t>
+      </w:r>
+      <w:bookmarkEnd w:id="66"/>
+    </w:p>
+    <w:p>
+      <w:pPr>
+        <w:pStyle w:val="Heading2"/>
+      </w:pPr>
+      <w:bookmarkStart w:id="67" w:name="_Toc232110323"/>
+      <w:r>
+        <w:t>4.4. So sánh hai Pipeline</w:t>
+      </w:r>
+      <w:bookmarkEnd w:id="67"/>
+    </w:p>
+    <w:p>
+      <w:pPr>
+        <w:pStyle w:val="Heading2"/>
+      </w:pPr>
+      <w:bookmarkStart w:id="68" w:name="_Toc232110324"/>
+      <w:r>
+        <w:t>4.</w:t>
+      </w:r>
+      <w:r>
+        <w:t>5</w:t>
+      </w:r>
+      <w:r>
+        <w:t>. Hệ thống web</w:t>
+      </w:r>
+      <w:bookmarkEnd w:id="68"/>
+    </w:p>
+    <w:p>
+      <w:pPr>
+        <w:pStyle w:val="Heading3"/>
+      </w:pPr>
+      <w:bookmarkStart w:id="69" w:name="_Toc232110325"/>
+      <w:r>
+        <w:t>4.6.1. Kiến trúc hệ thống Web</w:t>
+      </w:r>
+      <w:bookmarkEnd w:id="69"/>
+    </w:p>
+    <w:p>
+      <w:pPr>
+        <w:pStyle w:val="Heading3"/>
+      </w:pPr>
+      <w:bookmarkStart w:id="70" w:name="_Toc232110326"/>
+      <w:r>
+        <w:t xml:space="preserve">4.6.2. Giao diện </w:t>
+      </w:r>
+      <w:r>
+        <w:t>tính năng</w:t>
+      </w:r>
+      <w:bookmarkEnd w:id="70"/>
+    </w:p>
+    <w:p>
+      <w:pPr>
+        <w:pStyle w:val="Heading1"/>
+      </w:pPr>
+      <w:bookmarkStart w:id="71" w:name="_Toc232110327"/>
+      <w:r>
+        <w:t>KẾT LUẬN VÀ KIẾN NGHỊ</w:t>
+      </w:r>
+      <w:bookmarkEnd w:id="71"/>
+    </w:p>
+    <w:p>
+      <w:pPr>
+        <w:pStyle w:val="Heading2"/>
+        <w:numPr>
+          <w:ilvl w:val="0"/>
+          <w:numId w:val="7"/>
+        </w:numPr>
+        <w:rPr>
+          <w:b w:val="0"/>
+          <w:bCs/>
+        </w:rPr>
+      </w:pPr>
+      <w:bookmarkStart w:id="72" w:name="_Toc232110328"/>
+      <w:r>
+        <w:rPr>
+          <w:b w:val="0"/>
+          <w:bCs/>
+        </w:rPr>
+        <w:t>Kết luận</w:t>
+      </w:r>
+      <w:bookmarkEnd w:id="72"/>
+    </w:p>
+    <w:p>
+      <w:pPr>
+        <w:pStyle w:val="Heading2"/>
+        <w:numPr>
+          <w:ilvl w:val="0"/>
+          <w:numId w:val="7"/>
+        </w:numPr>
+        <w:rPr>
+          <w:b w:val="0"/>
+          <w:bCs/>
+        </w:rPr>
+      </w:pPr>
+      <w:bookmarkStart w:id="73" w:name="_Toc232110329"/>
+      <w:r>
+        <w:rPr>
+          <w:b w:val="0"/>
+          <w:bCs/>
+        </w:rPr>
+        <w:t>Hạn chế</w:t>
+      </w:r>
+      <w:bookmarkEnd w:id="73"/>
+    </w:p>
+    <w:p>
+      <w:pPr>
+        <w:pStyle w:val="Heading2"/>
+        <w:numPr>
+          <w:ilvl w:val="0"/>
+          <w:numId w:val="7"/>
+        </w:numPr>
+        <w:rPr>
+          <w:b w:val="0"/>
+          <w:bCs/>
+        </w:rPr>
+      </w:pPr>
+      <w:bookmarkStart w:id="74" w:name="_Toc232110330"/>
+      <w:r>
+        <w:rPr>
+          <w:b w:val="0"/>
+          <w:bCs/>
+        </w:rPr>
+        <w:t>Kiến nghị</w:t>
+      </w:r>
+      <w:bookmarkEnd w:id="74"/>
+    </w:p>
+    <w:p>
+      <w:pPr>
+        <w:spacing w:line="360" w:lineRule="auto"/>
+        <w:rPr>
+          <w:rFonts w:ascii="Times New Roman" w:hAnsi="Times New Roman" w:cs="Times New Roman"/>
+          <w:sz w:val="26"/>
+          <w:szCs w:val="26"/>
+        </w:rPr>
+      </w:pPr>
+    </w:p>
+    <w:p>
+      <w:pPr>
+        <w:spacing w:line="360" w:lineRule="auto"/>
+        <w:rPr>
+          <w:rFonts w:ascii="Times New Roman" w:hAnsi="Times New Roman" w:cs="Times New Roman"/>
+          <w:sz w:val="26"/>
+          <w:szCs w:val="26"/>
+        </w:rPr>
+      </w:pPr>
     </w:p>
     <w:p>
       <w:pPr>
@@ -7166,6 +10256,7 @@
           <w:szCs w:val="26"/>
         </w:rPr>
       </w:pPr>
+      <w:bookmarkStart w:id="75" w:name="_Toc229151584"/>
     </w:p>
     <w:p>
       <w:pPr>
@@ -7202,20 +10293,76 @@
     </w:p>
     <w:p>
       <w:pPr>
+        <w:spacing w:line="360" w:lineRule="auto"/>
+        <w:rPr>
+          <w:rFonts w:ascii="Times New Roman" w:hAnsi="Times New Roman" w:cs="Times New Roman"/>
+          <w:b/>
+          <w:sz w:val="26"/>
+          <w:szCs w:val="26"/>
+        </w:rPr>
+      </w:pPr>
+    </w:p>
+    <w:p>
+      <w:pPr>
+        <w:spacing w:line="360" w:lineRule="auto"/>
+        <w:rPr>
+          <w:rFonts w:ascii="Times New Roman" w:hAnsi="Times New Roman" w:cs="Times New Roman"/>
+          <w:b/>
+          <w:sz w:val="26"/>
+          <w:szCs w:val="26"/>
+        </w:rPr>
+      </w:pPr>
+    </w:p>
+    <w:p>
+      <w:pPr>
+        <w:spacing w:line="360" w:lineRule="auto"/>
+        <w:rPr>
+          <w:rFonts w:ascii="Times New Roman" w:hAnsi="Times New Roman" w:cs="Times New Roman"/>
+          <w:b/>
+          <w:sz w:val="26"/>
+          <w:szCs w:val="26"/>
+        </w:rPr>
+      </w:pPr>
+    </w:p>
+    <w:p>
+      <w:pPr>
+        <w:spacing w:line="360" w:lineRule="auto"/>
+        <w:rPr>
+          <w:rFonts w:ascii="Times New Roman" w:hAnsi="Times New Roman" w:cs="Times New Roman"/>
+          <w:b/>
+          <w:sz w:val="26"/>
+          <w:szCs w:val="26"/>
+        </w:rPr>
+      </w:pPr>
+    </w:p>
+    <w:p>
+      <w:pPr>
+        <w:spacing w:line="360" w:lineRule="auto"/>
+        <w:rPr>
+          <w:rFonts w:ascii="Times New Roman" w:hAnsi="Times New Roman" w:cs="Times New Roman"/>
+          <w:b/>
+          <w:sz w:val="26"/>
+          <w:szCs w:val="26"/>
+        </w:rPr>
+      </w:pPr>
+    </w:p>
+    <w:p>
+      <w:pPr>
         <w:pStyle w:val="Heading1"/>
       </w:pPr>
-      <w:bookmarkStart w:id="45" w:name="_Toc232088699"/>
+      <w:bookmarkStart w:id="76" w:name="_Toc232110331"/>
       <w:r>
         <w:rPr>
           <w:lang w:val="vi-VN"/>
         </w:rPr>
+        <w:lastRenderedPageBreak/>
         <w:t>TÀI LIỆU THAM KH</w:t>
       </w:r>
-      <w:bookmarkEnd w:id="44"/>
+      <w:bookmarkEnd w:id="75"/>
       <w:r>
         <w:t>ẢO</w:t>
       </w:r>
-      <w:bookmarkEnd w:id="45"/>
+      <w:bookmarkEnd w:id="76"/>
     </w:p>
     <w:p>
       <w:pPr>
@@ -7250,179 +10397,179 @@
           <w:sz w:val="26"/>
           <w:szCs w:val="26"/>
         </w:rPr>
+        <w:t>[2] D. A. Forsyth and J. Ponce, Computer Vision: A Modern Approach, 2nd ed. Upper Saddle River, NJ, USA: Pearson, 2011.</w:t>
+      </w:r>
+    </w:p>
+    <w:p>
+      <w:pPr>
+        <w:spacing w:line="360" w:lineRule="auto"/>
+        <w:rPr>
+          <w:rFonts w:ascii="Times New Roman" w:hAnsi="Times New Roman" w:cs="Times New Roman"/>
+          <w:sz w:val="26"/>
+          <w:szCs w:val="26"/>
+        </w:rPr>
+      </w:pPr>
+      <w:r>
+        <w:rPr>
+          <w:rFonts w:ascii="Times New Roman" w:hAnsi="Times New Roman" w:cs="Times New Roman"/>
+          <w:sz w:val="26"/>
+          <w:szCs w:val="26"/>
+        </w:rPr>
+        <w:t>[3] I. Goodfellow, Y. Bengio, and A. Courville, Deep Learning. Cambridge, MA, USA: MIT Press, 2016.</w:t>
+      </w:r>
+    </w:p>
+    <w:p>
+      <w:pPr>
+        <w:spacing w:line="360" w:lineRule="auto"/>
+        <w:rPr>
+          <w:rFonts w:ascii="Times New Roman" w:hAnsi="Times New Roman" w:cs="Times New Roman"/>
+          <w:sz w:val="26"/>
+          <w:szCs w:val="26"/>
+        </w:rPr>
+      </w:pPr>
+      <w:r>
+        <w:rPr>
+          <w:rFonts w:ascii="Times New Roman" w:hAnsi="Times New Roman" w:cs="Times New Roman"/>
+          <w:sz w:val="26"/>
+          <w:szCs w:val="26"/>
+        </w:rPr>
+        <w:t>[4] Y. LeCun, Y. Bengio, and G. Hinton, “Deep learning,” Nature, vol. 521, no. 7553, pp. 436–444, May 2015.</w:t>
+      </w:r>
+    </w:p>
+    <w:p>
+      <w:pPr>
+        <w:spacing w:line="360" w:lineRule="auto"/>
+        <w:rPr>
+          <w:rFonts w:ascii="Times New Roman" w:hAnsi="Times New Roman" w:cs="Times New Roman"/>
+          <w:sz w:val="26"/>
+          <w:szCs w:val="26"/>
+        </w:rPr>
+      </w:pPr>
+      <w:r>
+        <w:rPr>
+          <w:rFonts w:ascii="Times New Roman" w:hAnsi="Times New Roman" w:cs="Times New Roman"/>
+          <w:sz w:val="26"/>
+          <w:szCs w:val="26"/>
+        </w:rPr>
+        <w:t>[5] Y. LeCun, L. Bottou, Y. Bengio, and P. Haffner, “Gradient-based learning applied to document recognition,” Proc. IEEE, vol. 86, no. 11, pp. 2278–2324, Nov. 1998.</w:t>
+      </w:r>
+    </w:p>
+    <w:p>
+      <w:pPr>
+        <w:spacing w:line="360" w:lineRule="auto"/>
+        <w:rPr>
+          <w:rFonts w:ascii="Times New Roman" w:hAnsi="Times New Roman" w:cs="Times New Roman"/>
+          <w:sz w:val="26"/>
+          <w:szCs w:val="26"/>
+        </w:rPr>
+      </w:pPr>
+      <w:r>
+        <w:rPr>
+          <w:rFonts w:ascii="Times New Roman" w:hAnsi="Times New Roman" w:cs="Times New Roman"/>
+          <w:sz w:val="26"/>
+          <w:szCs w:val="26"/>
+        </w:rPr>
+        <w:t>[6] A. Krizhevsky, I. Sutskever, and G. E. Hinton, “ImageNet classification with deep convolutional neural networks,” in Proc. Adv. Neural Inf. Process. Syst. (NeurIPS), Lake Tahoe, NV, USA, 2012, pp. 1097–1105.</w:t>
+      </w:r>
+    </w:p>
+    <w:p>
+      <w:pPr>
+        <w:spacing w:line="360" w:lineRule="auto"/>
+        <w:rPr>
+          <w:rFonts w:ascii="Times New Roman" w:hAnsi="Times New Roman" w:cs="Times New Roman"/>
+          <w:sz w:val="26"/>
+          <w:szCs w:val="26"/>
+        </w:rPr>
+      </w:pPr>
+      <w:r>
+        <w:rPr>
+          <w:rFonts w:ascii="Times New Roman" w:hAnsi="Times New Roman" w:cs="Times New Roman"/>
+          <w:sz w:val="26"/>
+          <w:szCs w:val="26"/>
+        </w:rPr>
+        <w:t>[7] R. Girshick, “Fast R-CNN,” in Proc. IEEE Int. Conf. Comput. Vis. (ICCV), Santiago, Chile, 2015, pp. 1440–1448.</w:t>
+      </w:r>
+    </w:p>
+    <w:p>
+      <w:pPr>
+        <w:spacing w:line="360" w:lineRule="auto"/>
+        <w:rPr>
+          <w:rFonts w:ascii="Times New Roman" w:hAnsi="Times New Roman" w:cs="Times New Roman"/>
+          <w:sz w:val="26"/>
+          <w:szCs w:val="26"/>
+        </w:rPr>
+      </w:pPr>
+      <w:r>
+        <w:rPr>
+          <w:rFonts w:ascii="Times New Roman" w:hAnsi="Times New Roman" w:cs="Times New Roman"/>
+          <w:sz w:val="26"/>
+          <w:szCs w:val="26"/>
+        </w:rPr>
+        <w:t>[8] S. Ren, K. He, R. Girshick, and J. Sun, “Faster R-CNN: Towards real-time object detection with region proposal networks,” IEEE Trans. Pattern Anal. Mach. Intell., vol. 39, no. 6, pp. 1137–1149, Jun. 2017.</w:t>
+      </w:r>
+    </w:p>
+    <w:p>
+      <w:pPr>
+        <w:spacing w:line="360" w:lineRule="auto"/>
+        <w:rPr>
+          <w:rFonts w:ascii="Times New Roman" w:hAnsi="Times New Roman" w:cs="Times New Roman"/>
+          <w:sz w:val="26"/>
+          <w:szCs w:val="26"/>
+        </w:rPr>
+      </w:pPr>
+      <w:r>
+        <w:rPr>
+          <w:rFonts w:ascii="Times New Roman" w:hAnsi="Times New Roman" w:cs="Times New Roman"/>
+          <w:sz w:val="26"/>
+          <w:szCs w:val="26"/>
+        </w:rPr>
+        <w:t>[9] W. Liu et al., “SSD: Single shot multibox detector,” in Proc. Eur. Conf. Comput. Vis. (ECCV), Amsterdam, The Netherlands, 2016, pp. 21–37.</w:t>
+      </w:r>
+    </w:p>
+    <w:p>
+      <w:pPr>
+        <w:spacing w:line="360" w:lineRule="auto"/>
+        <w:rPr>
+          <w:rFonts w:ascii="Times New Roman" w:hAnsi="Times New Roman" w:cs="Times New Roman"/>
+          <w:sz w:val="26"/>
+          <w:szCs w:val="26"/>
+        </w:rPr>
+      </w:pPr>
+      <w:r>
+        <w:rPr>
+          <w:rFonts w:ascii="Times New Roman" w:hAnsi="Times New Roman" w:cs="Times New Roman"/>
+          <w:sz w:val="26"/>
+          <w:szCs w:val="26"/>
+        </w:rPr>
+        <w:t>[10] J. Redmon, S. Divvala, R. Girshick, and A. Farhadi, “You Only Look Once: Unified, real-time object detection,” in Proc. IEEE Conf. Comput. Vis. Pattern Recognit. (CVPR), Las Vegas, NV, USA, 2016, pp. 779–788.</w:t>
+      </w:r>
+    </w:p>
+    <w:p>
+      <w:pPr>
+        <w:spacing w:line="360" w:lineRule="auto"/>
+        <w:rPr>
+          <w:rFonts w:ascii="Times New Roman" w:hAnsi="Times New Roman" w:cs="Times New Roman"/>
+          <w:sz w:val="26"/>
+          <w:szCs w:val="26"/>
+        </w:rPr>
+      </w:pPr>
+    </w:p>
+    <w:p>
+      <w:pPr>
+        <w:spacing w:line="360" w:lineRule="auto"/>
+        <w:rPr>
+          <w:rFonts w:ascii="Times New Roman" w:hAnsi="Times New Roman" w:cs="Times New Roman"/>
+          <w:sz w:val="26"/>
+          <w:szCs w:val="26"/>
+        </w:rPr>
+      </w:pPr>
+      <w:r>
+        <w:rPr>
+          <w:rFonts w:ascii="Times New Roman" w:hAnsi="Times New Roman" w:cs="Times New Roman"/>
+          <w:sz w:val="26"/>
+          <w:szCs w:val="26"/>
+        </w:rPr>
         <w:lastRenderedPageBreak/>
-        <w:t>[2] D. A. Forsyth and J. Ponce, Computer Vision: A Modern Approach, 2nd ed. Upper Saddle River, NJ, USA: Pearson, 2011.</w:t>
-      </w:r>
-    </w:p>
-    <w:p>
-      <w:pPr>
-        <w:spacing w:line="360" w:lineRule="auto"/>
-        <w:rPr>
-          <w:rFonts w:ascii="Times New Roman" w:hAnsi="Times New Roman" w:cs="Times New Roman"/>
-          <w:sz w:val="26"/>
-          <w:szCs w:val="26"/>
-        </w:rPr>
-      </w:pPr>
-      <w:r>
-        <w:rPr>
-          <w:rFonts w:ascii="Times New Roman" w:hAnsi="Times New Roman" w:cs="Times New Roman"/>
-          <w:sz w:val="26"/>
-          <w:szCs w:val="26"/>
-        </w:rPr>
-        <w:t>[3] I. Goodfellow, Y. Bengio, and A. Courville, Deep Learning. Cambridge, MA, USA: MIT Press, 2016.</w:t>
-      </w:r>
-    </w:p>
-    <w:p>
-      <w:pPr>
-        <w:spacing w:line="360" w:lineRule="auto"/>
-        <w:rPr>
-          <w:rFonts w:ascii="Times New Roman" w:hAnsi="Times New Roman" w:cs="Times New Roman"/>
-          <w:sz w:val="26"/>
-          <w:szCs w:val="26"/>
-        </w:rPr>
-      </w:pPr>
-      <w:r>
-        <w:rPr>
-          <w:rFonts w:ascii="Times New Roman" w:hAnsi="Times New Roman" w:cs="Times New Roman"/>
-          <w:sz w:val="26"/>
-          <w:szCs w:val="26"/>
-        </w:rPr>
-        <w:t>[4] Y. LeCun, Y. Bengio, and G. Hinton, “Deep learning,” Nature, vol. 521, no. 7553, pp. 436–444, May 2015.</w:t>
-      </w:r>
-    </w:p>
-    <w:p>
-      <w:pPr>
-        <w:spacing w:line="360" w:lineRule="auto"/>
-        <w:rPr>
-          <w:rFonts w:ascii="Times New Roman" w:hAnsi="Times New Roman" w:cs="Times New Roman"/>
-          <w:sz w:val="26"/>
-          <w:szCs w:val="26"/>
-        </w:rPr>
-      </w:pPr>
-      <w:r>
-        <w:rPr>
-          <w:rFonts w:ascii="Times New Roman" w:hAnsi="Times New Roman" w:cs="Times New Roman"/>
-          <w:sz w:val="26"/>
-          <w:szCs w:val="26"/>
-        </w:rPr>
-        <w:t>[5] Y. LeCun, L. Bottou, Y. Bengio, and P. Haffner, “Gradient-based learning applied to document recognition,” Proc. IEEE, vol. 86, no. 11, pp. 2278–2324, Nov. 1998.</w:t>
-      </w:r>
-    </w:p>
-    <w:p>
-      <w:pPr>
-        <w:spacing w:line="360" w:lineRule="auto"/>
-        <w:rPr>
-          <w:rFonts w:ascii="Times New Roman" w:hAnsi="Times New Roman" w:cs="Times New Roman"/>
-          <w:sz w:val="26"/>
-          <w:szCs w:val="26"/>
-        </w:rPr>
-      </w:pPr>
-      <w:r>
-        <w:rPr>
-          <w:rFonts w:ascii="Times New Roman" w:hAnsi="Times New Roman" w:cs="Times New Roman"/>
-          <w:sz w:val="26"/>
-          <w:szCs w:val="26"/>
-        </w:rPr>
-        <w:t>[6] A. Krizhevsky, I. Sutskever, and G. E. Hinton, “ImageNet classification with deep convolutional neural networks,” in Proc. Adv. Neural Inf. Process. Syst. (NeurIPS), Lake Tahoe, NV, USA, 2012, pp. 1097–1105.</w:t>
-      </w:r>
-    </w:p>
-    <w:p>
-      <w:pPr>
-        <w:spacing w:line="360" w:lineRule="auto"/>
-        <w:rPr>
-          <w:rFonts w:ascii="Times New Roman" w:hAnsi="Times New Roman" w:cs="Times New Roman"/>
-          <w:sz w:val="26"/>
-          <w:szCs w:val="26"/>
-        </w:rPr>
-      </w:pPr>
-      <w:r>
-        <w:rPr>
-          <w:rFonts w:ascii="Times New Roman" w:hAnsi="Times New Roman" w:cs="Times New Roman"/>
-          <w:sz w:val="26"/>
-          <w:szCs w:val="26"/>
-        </w:rPr>
-        <w:t>[7] R. Girshick, “Fast R-CNN,” in Proc. IEEE Int. Conf. Comput. Vis. (ICCV), Santiago, Chile, 2015, pp. 1440–1448.</w:t>
-      </w:r>
-    </w:p>
-    <w:p>
-      <w:pPr>
-        <w:spacing w:line="360" w:lineRule="auto"/>
-        <w:rPr>
-          <w:rFonts w:ascii="Times New Roman" w:hAnsi="Times New Roman" w:cs="Times New Roman"/>
-          <w:sz w:val="26"/>
-          <w:szCs w:val="26"/>
-        </w:rPr>
-      </w:pPr>
-      <w:r>
-        <w:rPr>
-          <w:rFonts w:ascii="Times New Roman" w:hAnsi="Times New Roman" w:cs="Times New Roman"/>
-          <w:sz w:val="26"/>
-          <w:szCs w:val="26"/>
-        </w:rPr>
-        <w:t>[8] S. Ren, K. He, R. Girshick, and J. Sun, “Faster R-CNN: Towards real-time object detection with region proposal networks,” IEEE Trans. Pattern Anal. Mach. Intell., vol. 39, no. 6, pp. 1137–1149, Jun. 2017.</w:t>
-      </w:r>
-    </w:p>
-    <w:p>
-      <w:pPr>
-        <w:spacing w:line="360" w:lineRule="auto"/>
-        <w:rPr>
-          <w:rFonts w:ascii="Times New Roman" w:hAnsi="Times New Roman" w:cs="Times New Roman"/>
-          <w:sz w:val="26"/>
-          <w:szCs w:val="26"/>
-        </w:rPr>
-      </w:pPr>
-      <w:r>
-        <w:rPr>
-          <w:rFonts w:ascii="Times New Roman" w:hAnsi="Times New Roman" w:cs="Times New Roman"/>
-          <w:sz w:val="26"/>
-          <w:szCs w:val="26"/>
-        </w:rPr>
-        <w:t>[9] W. Liu et al., “SSD: Single shot multibox detector,” in Proc. Eur. Conf. Comput. Vis. (ECCV), Amsterdam, The Netherlands, 2016, pp. 21–37.</w:t>
-      </w:r>
-    </w:p>
-    <w:p>
-      <w:pPr>
-        <w:spacing w:line="360" w:lineRule="auto"/>
-        <w:rPr>
-          <w:rFonts w:ascii="Times New Roman" w:hAnsi="Times New Roman" w:cs="Times New Roman"/>
-          <w:sz w:val="26"/>
-          <w:szCs w:val="26"/>
-        </w:rPr>
-      </w:pPr>
-      <w:r>
-        <w:rPr>
-          <w:rFonts w:ascii="Times New Roman" w:hAnsi="Times New Roman" w:cs="Times New Roman"/>
-          <w:sz w:val="26"/>
-          <w:szCs w:val="26"/>
-        </w:rPr>
-        <w:t>[10] J. Redmon, S. Divvala, R. Girshick, and A. Farhadi, “You Only Look Once: Unified, real-time object detection,” in Proc. IEEE Conf. Comput. Vis. Pattern Recognit. (CVPR), Las Vegas, NV, USA, 2016, pp. 779–788.</w:t>
-      </w:r>
-    </w:p>
-    <w:p>
-      <w:pPr>
-        <w:spacing w:line="360" w:lineRule="auto"/>
-        <w:rPr>
-          <w:rFonts w:ascii="Times New Roman" w:hAnsi="Times New Roman" w:cs="Times New Roman"/>
-          <w:sz w:val="26"/>
-          <w:szCs w:val="26"/>
-        </w:rPr>
-      </w:pPr>
-    </w:p>
-    <w:p>
-      <w:pPr>
-        <w:spacing w:line="360" w:lineRule="auto"/>
-        <w:rPr>
-          <w:rFonts w:ascii="Times New Roman" w:hAnsi="Times New Roman" w:cs="Times New Roman"/>
-          <w:sz w:val="26"/>
-          <w:szCs w:val="26"/>
-        </w:rPr>
-      </w:pPr>
-      <w:r>
-        <w:rPr>
-          <w:rFonts w:ascii="Times New Roman" w:hAnsi="Times New Roman" w:cs="Times New Roman"/>
-          <w:sz w:val="26"/>
-          <w:szCs w:val="26"/>
-        </w:rPr>
         <w:t>[11] J. Redmon and A. Farhadi, “YOLO9000: Better, faster, stronger,” in Proc. IEEE Conf. Comput. Vis. Pattern Recognit. (CVPR), Honolulu, HI, USA, 2017, pp. 7263–7271.</w:t>
       </w:r>
     </w:p>
@@ -7441,151 +10588,151 @@
           <w:sz w:val="26"/>
           <w:szCs w:val="26"/>
         </w:rPr>
+        <w:t>[12] A. Bochkovskiy, C.-Y. Wang, and H.-Y. M. Liao, “YOLOv4: Optimal speed and accuracy of object detection,” arXiv:2004.10934, Apr. 2020.</w:t>
+      </w:r>
+    </w:p>
+    <w:p>
+      <w:pPr>
+        <w:spacing w:line="360" w:lineRule="auto"/>
+        <w:rPr>
+          <w:rFonts w:ascii="Times New Roman" w:hAnsi="Times New Roman" w:cs="Times New Roman"/>
+          <w:sz w:val="26"/>
+          <w:szCs w:val="26"/>
+        </w:rPr>
+      </w:pPr>
+      <w:r>
+        <w:rPr>
+          <w:rFonts w:ascii="Times New Roman" w:hAnsi="Times New Roman" w:cs="Times New Roman"/>
+          <w:sz w:val="26"/>
+          <w:szCs w:val="26"/>
+        </w:rPr>
+        <w:t>[13] C.-Y. Wang, A. Bochkovskiy, and H.-Y. M. Liao, “YOLOv7: Trainable bag-of-freebies sets new state-of-the-art for real-time object detectors,” in Proc. IEEE/CVF Conf. Comput. Vis. Pattern Recognit. (CVPR), Vancouver, BC, Canada, 2023, pp. 7464–7475.</w:t>
+      </w:r>
+    </w:p>
+    <w:p>
+      <w:pPr>
+        <w:spacing w:line="360" w:lineRule="auto"/>
+        <w:rPr>
+          <w:rFonts w:ascii="Times New Roman" w:hAnsi="Times New Roman" w:cs="Times New Roman"/>
+          <w:sz w:val="26"/>
+          <w:szCs w:val="26"/>
+        </w:rPr>
+      </w:pPr>
+      <w:r>
+        <w:rPr>
+          <w:rFonts w:ascii="Times New Roman" w:hAnsi="Times New Roman" w:cs="Times New Roman"/>
+          <w:sz w:val="26"/>
+          <w:szCs w:val="26"/>
+        </w:rPr>
+        <w:t>[14] G. Jocher et al., Ultralytics YOLO Documentation, 2023. [Online]. Available: https://docs.ultralytics.com/. [Accessed: Jun. 8, 2026].</w:t>
+      </w:r>
+    </w:p>
+    <w:p>
+      <w:pPr>
+        <w:spacing w:line="360" w:lineRule="auto"/>
+        <w:rPr>
+          <w:rFonts w:ascii="Times New Roman" w:hAnsi="Times New Roman" w:cs="Times New Roman"/>
+          <w:sz w:val="26"/>
+          <w:szCs w:val="26"/>
+        </w:rPr>
+      </w:pPr>
+      <w:r>
+        <w:rPr>
+          <w:rFonts w:ascii="Times New Roman" w:hAnsi="Times New Roman" w:cs="Times New Roman"/>
+          <w:sz w:val="26"/>
+          <w:szCs w:val="26"/>
+        </w:rPr>
+        <w:t>[15] K. He, X. Zhang, S. Ren, and J. Sun, “Deep residual learning for image recognition,” in Proc. IEEE Conf. Comput. Vis. Pattern Recognit. (CVPR), Las Vegas, NV, USA, 2016, pp. 770–778.</w:t>
+      </w:r>
+    </w:p>
+    <w:p>
+      <w:pPr>
+        <w:spacing w:line="360" w:lineRule="auto"/>
+        <w:rPr>
+          <w:rFonts w:ascii="Times New Roman" w:hAnsi="Times New Roman" w:cs="Times New Roman"/>
+          <w:sz w:val="26"/>
+          <w:szCs w:val="26"/>
+        </w:rPr>
+      </w:pPr>
+      <w:r>
+        <w:rPr>
+          <w:rFonts w:ascii="Times New Roman" w:hAnsi="Times New Roman" w:cs="Times New Roman"/>
+          <w:sz w:val="26"/>
+          <w:szCs w:val="26"/>
+        </w:rPr>
+        <w:t>[16] M. Tan and Q. V. Le, “EfficientNet: Rethinking model scaling for convolutional neural networks,” in Proc. 36th Int. Conf. Mach. Learn. (ICML), Long Beach, CA, USA, 2019, pp. 6105–6114.</w:t>
+      </w:r>
+    </w:p>
+    <w:p>
+      <w:pPr>
+        <w:spacing w:line="360" w:lineRule="auto"/>
+        <w:rPr>
+          <w:rFonts w:ascii="Times New Roman" w:hAnsi="Times New Roman" w:cs="Times New Roman"/>
+          <w:sz w:val="26"/>
+          <w:szCs w:val="26"/>
+        </w:rPr>
+      </w:pPr>
+      <w:r>
+        <w:rPr>
+          <w:rFonts w:ascii="Times New Roman" w:hAnsi="Times New Roman" w:cs="Times New Roman"/>
+          <w:sz w:val="26"/>
+          <w:szCs w:val="26"/>
+        </w:rPr>
+        <w:t>[17] M. Tan and Q. V. Le, “EfficientNetV2: Smaller models and faster training,” in Proc. 38th Int. Conf. Mach. Learn. (ICML), Virtual Event, 2021, pp. 10096–10106.</w:t>
+      </w:r>
+    </w:p>
+    <w:p>
+      <w:pPr>
+        <w:spacing w:line="360" w:lineRule="auto"/>
+        <w:rPr>
+          <w:rFonts w:ascii="Times New Roman" w:hAnsi="Times New Roman" w:cs="Times New Roman"/>
+          <w:sz w:val="26"/>
+          <w:szCs w:val="26"/>
+        </w:rPr>
+      </w:pPr>
+      <w:r>
+        <w:rPr>
+          <w:rFonts w:ascii="Times New Roman" w:hAnsi="Times New Roman" w:cs="Times New Roman"/>
+          <w:sz w:val="26"/>
+          <w:szCs w:val="26"/>
+        </w:rPr>
+        <w:t>[18] T. Fawcett, “An introduction to ROC analysis,” Pattern Recognit. Lett., vol. 27, no. 8, pp. 861–874, Jun. 2006.</w:t>
+      </w:r>
+    </w:p>
+    <w:p>
+      <w:pPr>
+        <w:spacing w:line="360" w:lineRule="auto"/>
+        <w:rPr>
+          <w:rFonts w:ascii="Times New Roman" w:hAnsi="Times New Roman" w:cs="Times New Roman"/>
+          <w:sz w:val="26"/>
+          <w:szCs w:val="26"/>
+        </w:rPr>
+      </w:pPr>
+      <w:r>
+        <w:rPr>
+          <w:rFonts w:ascii="Times New Roman" w:hAnsi="Times New Roman" w:cs="Times New Roman"/>
+          <w:sz w:val="26"/>
+          <w:szCs w:val="26"/>
+        </w:rPr>
+        <w:t>[19] D. M. W. Powers, “Evaluation: From precision, recall and F-measure to ROC, informedness, markedness and correlation,” J. Mach. Learn. Technol., vol. 2, no. 1, pp. 37–63, 2011.</w:t>
+      </w:r>
+    </w:p>
+    <w:p>
+      <w:pPr>
+        <w:spacing w:line="360" w:lineRule="auto"/>
+        <w:rPr>
+          <w:rFonts w:ascii="Times New Roman" w:hAnsi="Times New Roman" w:cs="Times New Roman"/>
+          <w:sz w:val="26"/>
+          <w:szCs w:val="26"/>
+        </w:rPr>
+      </w:pPr>
+      <w:r>
+        <w:rPr>
+          <w:rFonts w:ascii="Times New Roman" w:hAnsi="Times New Roman" w:cs="Times New Roman"/>
+          <w:sz w:val="26"/>
+          <w:szCs w:val="26"/>
+        </w:rPr>
         <w:lastRenderedPageBreak/>
-        <w:t>[12] A. Bochkovskiy, C.-Y. Wang, and H.-Y. M. Liao, “YOLOv4: Optimal speed and accuracy of object detection,” arXiv:2004.10934, Apr. 2020.</w:t>
-      </w:r>
-    </w:p>
-    <w:p>
-      <w:pPr>
-        <w:spacing w:line="360" w:lineRule="auto"/>
-        <w:rPr>
-          <w:rFonts w:ascii="Times New Roman" w:hAnsi="Times New Roman" w:cs="Times New Roman"/>
-          <w:sz w:val="26"/>
-          <w:szCs w:val="26"/>
-        </w:rPr>
-      </w:pPr>
-      <w:r>
-        <w:rPr>
-          <w:rFonts w:ascii="Times New Roman" w:hAnsi="Times New Roman" w:cs="Times New Roman"/>
-          <w:sz w:val="26"/>
-          <w:szCs w:val="26"/>
-        </w:rPr>
-        <w:t>[13] C.-Y. Wang, A. Bochkovskiy, and H.-Y. M. Liao, “YOLOv7: Trainable bag-of-freebies sets new state-of-the-art for real-time object detectors,” in Proc. IEEE/CVF Conf. Comput. Vis. Pattern Recognit. (CVPR), Vancouver, BC, Canada, 2023, pp. 7464–7475.</w:t>
-      </w:r>
-    </w:p>
-    <w:p>
-      <w:pPr>
-        <w:spacing w:line="360" w:lineRule="auto"/>
-        <w:rPr>
-          <w:rFonts w:ascii="Times New Roman" w:hAnsi="Times New Roman" w:cs="Times New Roman"/>
-          <w:sz w:val="26"/>
-          <w:szCs w:val="26"/>
-        </w:rPr>
-      </w:pPr>
-      <w:r>
-        <w:rPr>
-          <w:rFonts w:ascii="Times New Roman" w:hAnsi="Times New Roman" w:cs="Times New Roman"/>
-          <w:sz w:val="26"/>
-          <w:szCs w:val="26"/>
-        </w:rPr>
-        <w:t>[14] G. Jocher et al., Ultralytics YOLO Documentation, 2023. [Online]. Available: https://docs.ultralytics.com/. [Accessed: Jun. 8, 2026].</w:t>
-      </w:r>
-    </w:p>
-    <w:p>
-      <w:pPr>
-        <w:spacing w:line="360" w:lineRule="auto"/>
-        <w:rPr>
-          <w:rFonts w:ascii="Times New Roman" w:hAnsi="Times New Roman" w:cs="Times New Roman"/>
-          <w:sz w:val="26"/>
-          <w:szCs w:val="26"/>
-        </w:rPr>
-      </w:pPr>
-      <w:r>
-        <w:rPr>
-          <w:rFonts w:ascii="Times New Roman" w:hAnsi="Times New Roman" w:cs="Times New Roman"/>
-          <w:sz w:val="26"/>
-          <w:szCs w:val="26"/>
-        </w:rPr>
-        <w:t>[15] K. He, X. Zhang, S. Ren, and J. Sun, “Deep residual learning for image recognition,” in Proc. IEEE Conf. Comput. Vis. Pattern Recognit. (CVPR), Las Vegas, NV, USA, 2016, pp. 770–778.</w:t>
-      </w:r>
-    </w:p>
-    <w:p>
-      <w:pPr>
-        <w:spacing w:line="360" w:lineRule="auto"/>
-        <w:rPr>
-          <w:rFonts w:ascii="Times New Roman" w:hAnsi="Times New Roman" w:cs="Times New Roman"/>
-          <w:sz w:val="26"/>
-          <w:szCs w:val="26"/>
-        </w:rPr>
-      </w:pPr>
-      <w:r>
-        <w:rPr>
-          <w:rFonts w:ascii="Times New Roman" w:hAnsi="Times New Roman" w:cs="Times New Roman"/>
-          <w:sz w:val="26"/>
-          <w:szCs w:val="26"/>
-        </w:rPr>
-        <w:t>[16] M. Tan and Q. V. Le, “EfficientNet: Rethinking model scaling for convolutional neural networks,” in Proc. 36th Int. Conf. Mach. Learn. (ICML), Long Beach, CA, USA, 2019, pp. 6105–6114.</w:t>
-      </w:r>
-    </w:p>
-    <w:p>
-      <w:pPr>
-        <w:spacing w:line="360" w:lineRule="auto"/>
-        <w:rPr>
-          <w:rFonts w:ascii="Times New Roman" w:hAnsi="Times New Roman" w:cs="Times New Roman"/>
-          <w:sz w:val="26"/>
-          <w:szCs w:val="26"/>
-        </w:rPr>
-      </w:pPr>
-      <w:r>
-        <w:rPr>
-          <w:rFonts w:ascii="Times New Roman" w:hAnsi="Times New Roman" w:cs="Times New Roman"/>
-          <w:sz w:val="26"/>
-          <w:szCs w:val="26"/>
-        </w:rPr>
-        <w:t>[17] M. Tan and Q. V. Le, “EfficientNetV2: Smaller models and faster training,” in Proc. 38th Int. Conf. Mach. Learn. (ICML), Virtual Event, 2021, pp. 10096–10106.</w:t>
-      </w:r>
-    </w:p>
-    <w:p>
-      <w:pPr>
-        <w:spacing w:line="360" w:lineRule="auto"/>
-        <w:rPr>
-          <w:rFonts w:ascii="Times New Roman" w:hAnsi="Times New Roman" w:cs="Times New Roman"/>
-          <w:sz w:val="26"/>
-          <w:szCs w:val="26"/>
-        </w:rPr>
-      </w:pPr>
-      <w:r>
-        <w:rPr>
-          <w:rFonts w:ascii="Times New Roman" w:hAnsi="Times New Roman" w:cs="Times New Roman"/>
-          <w:sz w:val="26"/>
-          <w:szCs w:val="26"/>
-        </w:rPr>
-        <w:t>[18] T. Fawcett, “An introduction to ROC analysis,” Pattern Recognit. Lett., vol. 27, no. 8, pp. 861–874, Jun. 2006.</w:t>
-      </w:r>
-    </w:p>
-    <w:p>
-      <w:pPr>
-        <w:spacing w:line="360" w:lineRule="auto"/>
-        <w:rPr>
-          <w:rFonts w:ascii="Times New Roman" w:hAnsi="Times New Roman" w:cs="Times New Roman"/>
-          <w:sz w:val="26"/>
-          <w:szCs w:val="26"/>
-        </w:rPr>
-      </w:pPr>
-      <w:r>
-        <w:rPr>
-          <w:rFonts w:ascii="Times New Roman" w:hAnsi="Times New Roman" w:cs="Times New Roman"/>
-          <w:sz w:val="26"/>
-          <w:szCs w:val="26"/>
-        </w:rPr>
-        <w:t>[19] D. M. W. Powers, “Evaluation: From precision, recall and F-measure to ROC, informedness, markedness and correlation,” J. Mach. Learn. Technol., vol. 2, no. 1, pp. 37–63, 2011.</w:t>
-      </w:r>
-    </w:p>
-    <w:p>
-      <w:pPr>
-        <w:spacing w:line="360" w:lineRule="auto"/>
-        <w:rPr>
-          <w:rFonts w:ascii="Times New Roman" w:hAnsi="Times New Roman" w:cs="Times New Roman"/>
-          <w:sz w:val="26"/>
-          <w:szCs w:val="26"/>
-        </w:rPr>
-      </w:pPr>
-      <w:r>
-        <w:rPr>
-          <w:rFonts w:ascii="Times New Roman" w:hAnsi="Times New Roman" w:cs="Times New Roman"/>
-          <w:sz w:val="26"/>
-          <w:szCs w:val="26"/>
-        </w:rPr>
         <w:t>[20] M. Everingham, L. Van Gool, C. K. I. Williams, J. Winn, and A. Zisserman, “The Pascal Visual Object Classes (VOC) challenge,” Int. J. Comput. Vis., vol. 88, no. 2, pp. 303–338, Jun. 2010.</w:t>
       </w:r>
     </w:p>
@@ -7629,12 +10776,62 @@
 </w:document>
 </file>
 
+<file path=word/endnotes.xml><?xml version="1.0" encoding="utf-8"?>
+<w:endnotes xmlns:wpc="http://schemas.microsoft.com/office/word/2010/wordprocessingCanvas" xmlns:cx="http://schemas.microsoft.com/office/drawing/2014/chartex" xmlns:cx1="http://schemas.microsoft.com/office/drawing/2015/9/8/chartex" xmlns:cx2="http://schemas.microsoft.com/office/drawing/2015/10/21/chartex" xmlns:cx3="http://schemas.microsoft.com/office/drawing/2016/5/9/chartex" xmlns:cx4="http://schemas.microsoft.com/office/drawing/2016/5/10/chartex" xmlns:cx5="http://schemas.microsoft.com/office/drawing/2016/5/11/chartex" xmlns:cx6="http://schemas.microsoft.com/office/drawing/2016/5/12/chartex" xmlns:cx7="http://schemas.microsoft.com/office/drawing/2016/5/13/chartex" xmlns:cx8="http://schemas.microsoft.com/office/drawing/2016/5/14/chartex" xmlns:mc="http://schemas.openxmlformats.org/markup-compatibility/2006" xmlns:aink="http://schemas.microsoft.com/office/drawing/2016/ink" xmlns:am3d="http://schemas.microsoft.com/office/drawing/2017/model3d" xmlns:o="urn:schemas-microsoft-com:office:office" xmlns:oel="http://schemas.microsoft.com/office/2019/extlst" xmlns:r="http://schemas.openxmlformats.org/officeDocument/2006/relationships" xmlns:m="http://schemas.openxmlformats.org/officeDocument/2006/math" xmlns:v="urn:schemas-microsoft-com:vml" xmlns:wp14="http://schemas.microsoft.com/office/word/2010/wordprocessingDrawing" xmlns:wp="http://schemas.openxmlformats.org/drawingml/2006/wordprocessingDrawing" xmlns:w10="urn:schemas-microsoft-com:office:word" xmlns:w="http://schemas.openxmlformats.org/wordprocessingml/2006/main" xmlns:w14="http://schemas.microsoft.com/office/word/2010/wordml" xmlns:w15="http://schemas.microsoft.com/office/word/2012/wordml" xmlns:w16cex="http://schemas.microsoft.com/office/word/2018/wordml/cex" xmlns:w16cid="http://schemas.microsoft.com/office/word/2016/wordml/cid" xmlns:w16="http://schemas.microsoft.com/office/word/2018/wordml" xmlns:w16du="http://schemas.microsoft.com/office/word/2023/wordml/word16du" xmlns:w16sdtdh="http://schemas.microsoft.com/office/word/2020/wordml/sdtdatahash" xmlns:w16sdtfl="http://schemas.microsoft.com/office/word/2024/wordml/sdtformatlock" xmlns:w16se="http://schemas.microsoft.com/office/word/2015/wordml/symex" xmlns:wpg="http://schemas.microsoft.com/office/word/2010/wordprocessingGroup" xmlns:wpi="http://schemas.microsoft.com/office/word/2010/wordprocessingInk" xmlns:wne="http://schemas.microsoft.com/office/word/2006/wordml" xmlns:wps="http://schemas.microsoft.com/office/word/2010/wordprocessingShape" mc:Ignorable="w14 w15 w16se w16cid w16 w16cex w16sdtdh w16sdtfl w16du wp14">
+  <w:endnote w:type="separator" w:id="-1">
+    <w:p>
+      <w:pPr>
+        <w:spacing w:after="0" w:line="240" w:lineRule="auto"/>
+      </w:pPr>
+      <w:r>
+        <w:separator/>
+      </w:r>
+    </w:p>
+  </w:endnote>
+  <w:endnote w:type="continuationSeparator" w:id="0">
+    <w:p>
+      <w:pPr>
+        <w:spacing w:after="0" w:line="240" w:lineRule="auto"/>
+      </w:pPr>
+      <w:r>
+        <w:continuationSeparator/>
+      </w:r>
+    </w:p>
+  </w:endnote>
+</w:endnotes>
+</file>
+
+<file path=word/footnotes.xml><?xml version="1.0" encoding="utf-8"?>
+<w:footnotes xmlns:wpc="http://schemas.microsoft.com/office/word/2010/wordprocessingCanvas" xmlns:cx="http://schemas.microsoft.com/office/drawing/2014/chartex" xmlns:cx1="http://schemas.microsoft.com/office/drawing/2015/9/8/chartex" xmlns:cx2="http://schemas.microsoft.com/office/drawing/2015/10/21/chartex" xmlns:cx3="http://schemas.microsoft.com/office/drawing/2016/5/9/chartex" xmlns:cx4="http://schemas.microsoft.com/office/drawing/2016/5/10/chartex" xmlns:cx5="http://schemas.microsoft.com/office/drawing/2016/5/11/chartex" xmlns:cx6="http://schemas.microsoft.com/office/drawing/2016/5/12/chartex" xmlns:cx7="http://schemas.microsoft.com/office/drawing/2016/5/13/chartex" xmlns:cx8="http://schemas.microsoft.com/office/drawing/2016/5/14/chartex" xmlns:mc="http://schemas.openxmlformats.org/markup-compatibility/2006" xmlns:aink="http://schemas.microsoft.com/office/drawing/2016/ink" xmlns:am3d="http://schemas.microsoft.com/office/drawing/2017/model3d" xmlns:o="urn:schemas-microsoft-com:office:office" xmlns:oel="http://schemas.microsoft.com/office/2019/extlst" xmlns:r="http://schemas.openxmlformats.org/officeDocument/2006/relationships" xmlns:m="http://schemas.openxmlformats.org/officeDocument/2006/math" xmlns:v="urn:schemas-microsoft-com:vml" xmlns:wp14="http://schemas.microsoft.com/office/word/2010/wordprocessingDrawing" xmlns:wp="http://schemas.openxmlformats.org/drawingml/2006/wordprocessingDrawing" xmlns:w10="urn:schemas-microsoft-com:office:word" xmlns:w="http://schemas.openxmlformats.org/wordprocessingml/2006/main" xmlns:w14="http://schemas.microsoft.com/office/word/2010/wordml" xmlns:w15="http://schemas.microsoft.com/office/word/2012/wordml" xmlns:w16cex="http://schemas.microsoft.com/office/word/2018/wordml/cex" xmlns:w16cid="http://schemas.microsoft.com/office/word/2016/wordml/cid" xmlns:w16="http://schemas.microsoft.com/office/word/2018/wordml" xmlns:w16du="http://schemas.microsoft.com/office/word/2023/wordml/word16du" xmlns:w16sdtdh="http://schemas.microsoft.com/office/word/2020/wordml/sdtdatahash" xmlns:w16sdtfl="http://schemas.microsoft.com/office/word/2024/wordml/sdtformatlock" xmlns:w16se="http://schemas.microsoft.com/office/word/2015/wordml/symex" xmlns:wpg="http://schemas.microsoft.com/office/word/2010/wordprocessingGroup" xmlns:wpi="http://schemas.microsoft.com/office/word/2010/wordprocessingInk" xmlns:wne="http://schemas.microsoft.com/office/word/2006/wordml" xmlns:wps="http://schemas.microsoft.com/office/word/2010/wordprocessingShape" mc:Ignorable="w14 w15 w16se w16cid w16 w16cex w16sdtdh w16sdtfl w16du wp14">
+  <w:footnote w:type="separator" w:id="-1">
+    <w:p>
+      <w:pPr>
+        <w:spacing w:after="0" w:line="240" w:lineRule="auto"/>
+      </w:pPr>
+      <w:r>
+        <w:separator/>
+      </w:r>
+    </w:p>
+  </w:footnote>
+  <w:footnote w:type="continuationSeparator" w:id="0">
+    <w:p>
+      <w:pPr>
+        <w:spacing w:after="0" w:line="240" w:lineRule="auto"/>
+      </w:pPr>
+      <w:r>
+        <w:continuationSeparator/>
+      </w:r>
+    </w:p>
+  </w:footnote>
+</w:footnotes>
+</file>
+
 <file path=word/numbering.xml><?xml version="1.0" encoding="utf-8"?>
 <w:numbering xmlns:wpc="http://schemas.microsoft.com/office/word/2010/wordprocessingCanvas" xmlns:cx="http://schemas.microsoft.com/office/drawing/2014/chartex" xmlns:cx1="http://schemas.microsoft.com/office/drawing/2015/9/8/chartex" xmlns:cx2="http://schemas.microsoft.com/office/drawing/2015/10/21/chartex" xmlns:cx3="http://schemas.microsoft.com/office/drawing/2016/5/9/chartex" xmlns:cx4="http://schemas.microsoft.com/office/drawing/2016/5/10/chartex" xmlns:cx5="http://schemas.microsoft.com/office/drawing/2016/5/11/chartex" xmlns:cx6="http://schemas.microsoft.com/office/drawing/2016/5/12/chartex" xmlns:cx7="http://schemas.microsoft.com/office/drawing/2016/5/13/chartex" xmlns:cx8="http://schemas.microsoft.com/office/drawing/2016/5/14/chartex" xmlns:mc="http://schemas.openxmlformats.org/markup-compatibility/2006" xmlns:aink="http://schemas.microsoft.com/office/drawing/2016/ink" xmlns:am3d="http://schemas.microsoft.com/office/drawing/2017/model3d" xmlns:o="urn:schemas-microsoft-com:office:office" xmlns:oel="http://schemas.microsoft.com/office/2019/extlst" xmlns:r="http://schemas.openxmlformats.org/officeDocument/2006/relationships" xmlns:m="http://schemas.openxmlformats.org/officeDocument/2006/math" xmlns:v="urn:schemas-microsoft-com:vml" xmlns:wp14="http://schemas.microsoft.com/office/word/2010/wordprocessingDrawing" xmlns:wp="http://schemas.openxmlformats.org/drawingml/2006/wordprocessingDrawing" xmlns:w10="urn:schemas-microsoft-com:office:word" xmlns:w="http://schemas.openxmlformats.org/wordprocessingml/2006/main" xmlns:w14="http://schemas.microsoft.com/office/word/2010/wordml" xmlns:w15="http://schemas.microsoft.com/office/word/2012/wordml" xmlns:w16cex="http://schemas.microsoft.com/office/word/2018/wordml/cex" xmlns:w16cid="http://schemas.microsoft.com/office/word/2016/wordml/cid" xmlns:w16="http://schemas.microsoft.com/office/word/2018/wordml" xmlns:w16du="http://schemas.microsoft.com/office/word/2023/wordml/word16du" xmlns:w16sdtdh="http://schemas.microsoft.com/office/word/2020/wordml/sdtdatahash" xmlns:w16sdtfl="http://schemas.microsoft.com/office/word/2024/wordml/sdtformatlock" xmlns:w16se="http://schemas.microsoft.com/office/word/2015/wordml/symex" xmlns:wpg="http://schemas.microsoft.com/office/word/2010/wordprocessingGroup" xmlns:wpi="http://schemas.microsoft.com/office/word/2010/wordprocessingInk" xmlns:wne="http://schemas.microsoft.com/office/word/2006/wordml" xmlns:wps="http://schemas.microsoft.com/office/word/2010/wordprocessingShape" mc:Ignorable="w14 w15 w16se w16cid w16 w16cex w16sdtdh w16sdtfl w16du wp14">
   <w:abstractNum w:abstractNumId="0" w15:restartNumberingAfterBreak="0">
-    <w:nsid w:val="1D910DBC"/>
+    <w:nsid w:val="000B42F7"/>
     <w:multiLevelType w:val="multilevel"/>
-    <w:tmpl w:val="50E2753C"/>
+    <w:tmpl w:val="73A4F374"/>
     <w:lvl w:ilvl="0">
       <w:start w:val="1"/>
       <w:numFmt w:val="bullet"/>
@@ -7781,9 +10978,9 @@
     </w:lvl>
   </w:abstractNum>
   <w:abstractNum w:abstractNumId="1" w15:restartNumberingAfterBreak="0">
-    <w:nsid w:val="31082B3F"/>
+    <w:nsid w:val="1D910DBC"/>
     <w:multiLevelType w:val="multilevel"/>
-    <w:tmpl w:val="732E1F6C"/>
+    <w:tmpl w:val="50E2753C"/>
     <w:lvl w:ilvl="0">
       <w:start w:val="1"/>
       <w:numFmt w:val="bullet"/>
@@ -7930,9 +11127,9 @@
     </w:lvl>
   </w:abstractNum>
   <w:abstractNum w:abstractNumId="2" w15:restartNumberingAfterBreak="0">
-    <w:nsid w:val="33396257"/>
+    <w:nsid w:val="31082B3F"/>
     <w:multiLevelType w:val="multilevel"/>
-    <w:tmpl w:val="F01E5282"/>
+    <w:tmpl w:val="732E1F6C"/>
     <w:lvl w:ilvl="0">
       <w:start w:val="1"/>
       <w:numFmt w:val="bullet"/>
@@ -7940,9 +11137,9 @@
       <w:lvlJc w:val="left"/>
       <w:pPr>
         <w:tabs>
-          <w:tab w:val="num" w:pos="720"/>
+          <w:tab w:val="num" w:pos="1080"/>
         </w:tabs>
-        <w:ind w:left="720" w:hanging="360"/>
+        <w:ind w:left="1080" w:hanging="360"/>
       </w:pPr>
       <w:rPr>
         <w:rFonts w:ascii="Symbol" w:hAnsi="Symbol" w:hint="default"/>
@@ -7956,9 +11153,9 @@
       <w:lvlJc w:val="left"/>
       <w:pPr>
         <w:tabs>
-          <w:tab w:val="num" w:pos="1440"/>
+          <w:tab w:val="num" w:pos="1800"/>
         </w:tabs>
-        <w:ind w:left="1440" w:hanging="360"/>
+        <w:ind w:left="1800" w:hanging="360"/>
       </w:pPr>
       <w:rPr>
         <w:rFonts w:ascii="Courier New" w:hAnsi="Courier New" w:hint="default"/>
@@ -7972,9 +11169,9 @@
       <w:lvlJc w:val="left"/>
       <w:pPr>
         <w:tabs>
-          <w:tab w:val="num" w:pos="2160"/>
+          <w:tab w:val="num" w:pos="2520"/>
         </w:tabs>
-        <w:ind w:left="2160" w:hanging="360"/>
+        <w:ind w:left="2520" w:hanging="360"/>
       </w:pPr>
       <w:rPr>
         <w:rFonts w:ascii="Wingdings" w:hAnsi="Wingdings" w:hint="default"/>
@@ -7988,9 +11185,9 @@
       <w:lvlJc w:val="left"/>
       <w:pPr>
         <w:tabs>
-          <w:tab w:val="num" w:pos="2880"/>
+          <w:tab w:val="num" w:pos="3240"/>
         </w:tabs>
-        <w:ind w:left="2880" w:hanging="360"/>
+        <w:ind w:left="3240" w:hanging="360"/>
       </w:pPr>
       <w:rPr>
         <w:rFonts w:ascii="Wingdings" w:hAnsi="Wingdings" w:hint="default"/>
@@ -8004,9 +11201,9 @@
       <w:lvlJc w:val="left"/>
       <w:pPr>
         <w:tabs>
-          <w:tab w:val="num" w:pos="3600"/>
+          <w:tab w:val="num" w:pos="3960"/>
         </w:tabs>
-        <w:ind w:left="3600" w:hanging="360"/>
+        <w:ind w:left="3960" w:hanging="360"/>
       </w:pPr>
       <w:rPr>
         <w:rFonts w:ascii="Wingdings" w:hAnsi="Wingdings" w:hint="default"/>
@@ -8020,9 +11217,9 @@
       <w:lvlJc w:val="left"/>
       <w:pPr>
         <w:tabs>
-          <w:tab w:val="num" w:pos="4320"/>
+          <w:tab w:val="num" w:pos="4680"/>
         </w:tabs>
-        <w:ind w:left="4320" w:hanging="360"/>
+        <w:ind w:left="4680" w:hanging="360"/>
       </w:pPr>
       <w:rPr>
         <w:rFonts w:ascii="Wingdings" w:hAnsi="Wingdings" w:hint="default"/>
@@ -8036,9 +11233,9 @@
       <w:lvlJc w:val="left"/>
       <w:pPr>
         <w:tabs>
-          <w:tab w:val="num" w:pos="5040"/>
+          <w:tab w:val="num" w:pos="5400"/>
         </w:tabs>
-        <w:ind w:left="5040" w:hanging="360"/>
+        <w:ind w:left="5400" w:hanging="360"/>
       </w:pPr>
       <w:rPr>
         <w:rFonts w:ascii="Wingdings" w:hAnsi="Wingdings" w:hint="default"/>
@@ -8052,9 +11249,9 @@
       <w:lvlJc w:val="left"/>
       <w:pPr>
         <w:tabs>
-          <w:tab w:val="num" w:pos="5760"/>
+          <w:tab w:val="num" w:pos="6120"/>
         </w:tabs>
-        <w:ind w:left="5760" w:hanging="360"/>
+        <w:ind w:left="6120" w:hanging="360"/>
       </w:pPr>
       <w:rPr>
         <w:rFonts w:ascii="Wingdings" w:hAnsi="Wingdings" w:hint="default"/>
@@ -8068,9 +11265,9 @@
       <w:lvlJc w:val="left"/>
       <w:pPr>
         <w:tabs>
-          <w:tab w:val="num" w:pos="6480"/>
+          <w:tab w:val="num" w:pos="6840"/>
         </w:tabs>
-        <w:ind w:left="6480" w:hanging="360"/>
+        <w:ind w:left="6840" w:hanging="360"/>
       </w:pPr>
       <w:rPr>
         <w:rFonts w:ascii="Wingdings" w:hAnsi="Wingdings" w:hint="default"/>
@@ -8079,9 +11276,9 @@
     </w:lvl>
   </w:abstractNum>
   <w:abstractNum w:abstractNumId="3" w15:restartNumberingAfterBreak="0">
-    <w:nsid w:val="3B7C48E0"/>
+    <w:nsid w:val="33396257"/>
     <w:multiLevelType w:val="multilevel"/>
-    <w:tmpl w:val="0E88D820"/>
+    <w:tmpl w:val="F01E5282"/>
     <w:lvl w:ilvl="0">
       <w:start w:val="1"/>
       <w:numFmt w:val="bullet"/>
@@ -8089,9 +11286,9 @@
       <w:lvlJc w:val="left"/>
       <w:pPr>
         <w:tabs>
-          <w:tab w:val="num" w:pos="720"/>
+          <w:tab w:val="num" w:pos="1080"/>
         </w:tabs>
-        <w:ind w:left="720" w:hanging="360"/>
+        <w:ind w:left="1080" w:hanging="360"/>
       </w:pPr>
       <w:rPr>
         <w:rFonts w:ascii="Symbol" w:hAnsi="Symbol" w:hint="default"/>
@@ -8105,9 +11302,9 @@
       <w:lvlJc w:val="left"/>
       <w:pPr>
         <w:tabs>
-          <w:tab w:val="num" w:pos="1440"/>
+          <w:tab w:val="num" w:pos="1800"/>
         </w:tabs>
-        <w:ind w:left="1440" w:hanging="360"/>
+        <w:ind w:left="1800" w:hanging="360"/>
       </w:pPr>
       <w:rPr>
         <w:rFonts w:ascii="Courier New" w:hAnsi="Courier New" w:hint="default"/>
@@ -8121,9 +11318,9 @@
       <w:lvlJc w:val="left"/>
       <w:pPr>
         <w:tabs>
-          <w:tab w:val="num" w:pos="2160"/>
+          <w:tab w:val="num" w:pos="2520"/>
         </w:tabs>
-        <w:ind w:left="2160" w:hanging="360"/>
+        <w:ind w:left="2520" w:hanging="360"/>
       </w:pPr>
       <w:rPr>
         <w:rFonts w:ascii="Wingdings" w:hAnsi="Wingdings" w:hint="default"/>
@@ -8137,9 +11334,9 @@
       <w:lvlJc w:val="left"/>
       <w:pPr>
         <w:tabs>
-          <w:tab w:val="num" w:pos="2880"/>
+          <w:tab w:val="num" w:pos="3240"/>
         </w:tabs>
-        <w:ind w:left="2880" w:hanging="360"/>
+        <w:ind w:left="3240" w:hanging="360"/>
       </w:pPr>
       <w:rPr>
         <w:rFonts w:ascii="Wingdings" w:hAnsi="Wingdings" w:hint="default"/>
@@ -8153,9 +11350,9 @@
       <w:lvlJc w:val="left"/>
       <w:pPr>
         <w:tabs>
-          <w:tab w:val="num" w:pos="3600"/>
+          <w:tab w:val="num" w:pos="3960"/>
         </w:tabs>
-        <w:ind w:left="3600" w:hanging="360"/>
+        <w:ind w:left="3960" w:hanging="360"/>
       </w:pPr>
       <w:rPr>
         <w:rFonts w:ascii="Wingdings" w:hAnsi="Wingdings" w:hint="default"/>
@@ -8169,9 +11366,9 @@
       <w:lvlJc w:val="left"/>
       <w:pPr>
         <w:tabs>
-          <w:tab w:val="num" w:pos="4320"/>
+          <w:tab w:val="num" w:pos="4680"/>
         </w:tabs>
-        <w:ind w:left="4320" w:hanging="360"/>
+        <w:ind w:left="4680" w:hanging="360"/>
       </w:pPr>
       <w:rPr>
         <w:rFonts w:ascii="Wingdings" w:hAnsi="Wingdings" w:hint="default"/>
@@ -8185,9 +11382,9 @@
       <w:lvlJc w:val="left"/>
       <w:pPr>
         <w:tabs>
-          <w:tab w:val="num" w:pos="5040"/>
+          <w:tab w:val="num" w:pos="5400"/>
         </w:tabs>
-        <w:ind w:left="5040" w:hanging="360"/>
+        <w:ind w:left="5400" w:hanging="360"/>
       </w:pPr>
       <w:rPr>
         <w:rFonts w:ascii="Wingdings" w:hAnsi="Wingdings" w:hint="default"/>
@@ -8201,9 +11398,9 @@
       <w:lvlJc w:val="left"/>
       <w:pPr>
         <w:tabs>
-          <w:tab w:val="num" w:pos="5760"/>
+          <w:tab w:val="num" w:pos="6120"/>
         </w:tabs>
-        <w:ind w:left="5760" w:hanging="360"/>
+        <w:ind w:left="6120" w:hanging="360"/>
       </w:pPr>
       <w:rPr>
         <w:rFonts w:ascii="Wingdings" w:hAnsi="Wingdings" w:hint="default"/>
@@ -8217,9 +11414,9 @@
       <w:lvlJc w:val="left"/>
       <w:pPr>
         <w:tabs>
-          <w:tab w:val="num" w:pos="6480"/>
+          <w:tab w:val="num" w:pos="6840"/>
         </w:tabs>
-        <w:ind w:left="6480" w:hanging="360"/>
+        <w:ind w:left="6840" w:hanging="360"/>
       </w:pPr>
       <w:rPr>
         <w:rFonts w:ascii="Wingdings" w:hAnsi="Wingdings" w:hint="default"/>
@@ -8228,9 +11425,9 @@
     </w:lvl>
   </w:abstractNum>
   <w:abstractNum w:abstractNumId="4" w15:restartNumberingAfterBreak="0">
-    <w:nsid w:val="3F5B3DEE"/>
+    <w:nsid w:val="3B7C48E0"/>
     <w:multiLevelType w:val="multilevel"/>
-    <w:tmpl w:val="28F475F6"/>
+    <w:tmpl w:val="0E88D820"/>
     <w:lvl w:ilvl="0">
       <w:start w:val="1"/>
       <w:numFmt w:val="bullet"/>
@@ -8238,9 +11435,9 @@
       <w:lvlJc w:val="left"/>
       <w:pPr>
         <w:tabs>
-          <w:tab w:val="num" w:pos="720"/>
+          <w:tab w:val="num" w:pos="1080"/>
         </w:tabs>
-        <w:ind w:left="720" w:hanging="360"/>
+        <w:ind w:left="1080" w:hanging="360"/>
       </w:pPr>
       <w:rPr>
         <w:rFonts w:ascii="Symbol" w:hAnsi="Symbol" w:hint="default"/>
@@ -8254,9 +11451,9 @@
       <w:lvlJc w:val="left"/>
       <w:pPr>
         <w:tabs>
-          <w:tab w:val="num" w:pos="1440"/>
+          <w:tab w:val="num" w:pos="1800"/>
         </w:tabs>
-        <w:ind w:left="1440" w:hanging="360"/>
+        <w:ind w:left="1800" w:hanging="360"/>
       </w:pPr>
       <w:rPr>
         <w:rFonts w:ascii="Courier New" w:hAnsi="Courier New" w:hint="default"/>
@@ -8270,9 +11467,9 @@
       <w:lvlJc w:val="left"/>
       <w:pPr>
         <w:tabs>
-          <w:tab w:val="num" w:pos="2160"/>
+          <w:tab w:val="num" w:pos="2520"/>
         </w:tabs>
-        <w:ind w:left="2160" w:hanging="360"/>
+        <w:ind w:left="2520" w:hanging="360"/>
       </w:pPr>
       <w:rPr>
         <w:rFonts w:ascii="Wingdings" w:hAnsi="Wingdings" w:hint="default"/>
@@ -8286,9 +11483,9 @@
       <w:lvlJc w:val="left"/>
       <w:pPr>
         <w:tabs>
-          <w:tab w:val="num" w:pos="2880"/>
+          <w:tab w:val="num" w:pos="3240"/>
         </w:tabs>
-        <w:ind w:left="2880" w:hanging="360"/>
+        <w:ind w:left="3240" w:hanging="360"/>
       </w:pPr>
       <w:rPr>
         <w:rFonts w:ascii="Wingdings" w:hAnsi="Wingdings" w:hint="default"/>
@@ -8302,9 +11499,9 @@
       <w:lvlJc w:val="left"/>
       <w:pPr>
         <w:tabs>
-          <w:tab w:val="num" w:pos="3600"/>
+          <w:tab w:val="num" w:pos="3960"/>
         </w:tabs>
-        <w:ind w:left="3600" w:hanging="360"/>
+        <w:ind w:left="3960" w:hanging="360"/>
       </w:pPr>
       <w:rPr>
         <w:rFonts w:ascii="Wingdings" w:hAnsi="Wingdings" w:hint="default"/>
@@ -8318,9 +11515,9 @@
       <w:lvlJc w:val="left"/>
       <w:pPr>
         <w:tabs>
-          <w:tab w:val="num" w:pos="4320"/>
+          <w:tab w:val="num" w:pos="4680"/>
         </w:tabs>
-        <w:ind w:left="4320" w:hanging="360"/>
+        <w:ind w:left="4680" w:hanging="360"/>
       </w:pPr>
       <w:rPr>
         <w:rFonts w:ascii="Wingdings" w:hAnsi="Wingdings" w:hint="default"/>
@@ -8334,9 +11531,9 @@
       <w:lvlJc w:val="left"/>
       <w:pPr>
         <w:tabs>
-          <w:tab w:val="num" w:pos="5040"/>
+          <w:tab w:val="num" w:pos="5400"/>
         </w:tabs>
-        <w:ind w:left="5040" w:hanging="360"/>
+        <w:ind w:left="5400" w:hanging="360"/>
       </w:pPr>
       <w:rPr>
         <w:rFonts w:ascii="Wingdings" w:hAnsi="Wingdings" w:hint="default"/>
@@ -8350,9 +11547,9 @@
       <w:lvlJc w:val="left"/>
       <w:pPr>
         <w:tabs>
-          <w:tab w:val="num" w:pos="5760"/>
+          <w:tab w:val="num" w:pos="6120"/>
         </w:tabs>
-        <w:ind w:left="5760" w:hanging="360"/>
+        <w:ind w:left="6120" w:hanging="360"/>
       </w:pPr>
       <w:rPr>
         <w:rFonts w:ascii="Wingdings" w:hAnsi="Wingdings" w:hint="default"/>
@@ -8366,6 +11563,631 @@
       <w:lvlJc w:val="left"/>
       <w:pPr>
         <w:tabs>
+          <w:tab w:val="num" w:pos="6840"/>
+        </w:tabs>
+        <w:ind w:left="6840" w:hanging="360"/>
+      </w:pPr>
+      <w:rPr>
+        <w:rFonts w:ascii="Wingdings" w:hAnsi="Wingdings" w:hint="default"/>
+        <w:sz w:val="20"/>
+      </w:rPr>
+    </w:lvl>
+  </w:abstractNum>
+  <w:abstractNum w:abstractNumId="5" w15:restartNumberingAfterBreak="0">
+    <w:nsid w:val="3F5B3DEE"/>
+    <w:multiLevelType w:val="multilevel"/>
+    <w:tmpl w:val="28F475F6"/>
+    <w:lvl w:ilvl="0">
+      <w:start w:val="1"/>
+      <w:numFmt w:val="bullet"/>
+      <w:lvlText w:val=""/>
+      <w:lvlJc w:val="left"/>
+      <w:pPr>
+        <w:tabs>
+          <w:tab w:val="num" w:pos="1080"/>
+        </w:tabs>
+        <w:ind w:left="1080" w:hanging="360"/>
+      </w:pPr>
+      <w:rPr>
+        <w:rFonts w:ascii="Symbol" w:hAnsi="Symbol" w:hint="default"/>
+        <w:sz w:val="20"/>
+      </w:rPr>
+    </w:lvl>
+    <w:lvl w:ilvl="1" w:tentative="1">
+      <w:start w:val="1"/>
+      <w:numFmt w:val="bullet"/>
+      <w:lvlText w:val="o"/>
+      <w:lvlJc w:val="left"/>
+      <w:pPr>
+        <w:tabs>
+          <w:tab w:val="num" w:pos="1800"/>
+        </w:tabs>
+        <w:ind w:left="1800" w:hanging="360"/>
+      </w:pPr>
+      <w:rPr>
+        <w:rFonts w:ascii="Courier New" w:hAnsi="Courier New" w:hint="default"/>
+        <w:sz w:val="20"/>
+      </w:rPr>
+    </w:lvl>
+    <w:lvl w:ilvl="2" w:tentative="1">
+      <w:start w:val="1"/>
+      <w:numFmt w:val="bullet"/>
+      <w:lvlText w:val=""/>
+      <w:lvlJc w:val="left"/>
+      <w:pPr>
+        <w:tabs>
+          <w:tab w:val="num" w:pos="2520"/>
+        </w:tabs>
+        <w:ind w:left="2520" w:hanging="360"/>
+      </w:pPr>
+      <w:rPr>
+        <w:rFonts w:ascii="Wingdings" w:hAnsi="Wingdings" w:hint="default"/>
+        <w:sz w:val="20"/>
+      </w:rPr>
+    </w:lvl>
+    <w:lvl w:ilvl="3" w:tentative="1">
+      <w:start w:val="1"/>
+      <w:numFmt w:val="bullet"/>
+      <w:lvlText w:val=""/>
+      <w:lvlJc w:val="left"/>
+      <w:pPr>
+        <w:tabs>
+          <w:tab w:val="num" w:pos="3240"/>
+        </w:tabs>
+        <w:ind w:left="3240" w:hanging="360"/>
+      </w:pPr>
+      <w:rPr>
+        <w:rFonts w:ascii="Wingdings" w:hAnsi="Wingdings" w:hint="default"/>
+        <w:sz w:val="20"/>
+      </w:rPr>
+    </w:lvl>
+    <w:lvl w:ilvl="4" w:tentative="1">
+      <w:start w:val="1"/>
+      <w:numFmt w:val="bullet"/>
+      <w:lvlText w:val=""/>
+      <w:lvlJc w:val="left"/>
+      <w:pPr>
+        <w:tabs>
+          <w:tab w:val="num" w:pos="3960"/>
+        </w:tabs>
+        <w:ind w:left="3960" w:hanging="360"/>
+      </w:pPr>
+      <w:rPr>
+        <w:rFonts w:ascii="Wingdings" w:hAnsi="Wingdings" w:hint="default"/>
+        <w:sz w:val="20"/>
+      </w:rPr>
+    </w:lvl>
+    <w:lvl w:ilvl="5" w:tentative="1">
+      <w:start w:val="1"/>
+      <w:numFmt w:val="bullet"/>
+      <w:lvlText w:val=""/>
+      <w:lvlJc w:val="left"/>
+      <w:pPr>
+        <w:tabs>
+          <w:tab w:val="num" w:pos="4680"/>
+        </w:tabs>
+        <w:ind w:left="4680" w:hanging="360"/>
+      </w:pPr>
+      <w:rPr>
+        <w:rFonts w:ascii="Wingdings" w:hAnsi="Wingdings" w:hint="default"/>
+        <w:sz w:val="20"/>
+      </w:rPr>
+    </w:lvl>
+    <w:lvl w:ilvl="6" w:tentative="1">
+      <w:start w:val="1"/>
+      <w:numFmt w:val="bullet"/>
+      <w:lvlText w:val=""/>
+      <w:lvlJc w:val="left"/>
+      <w:pPr>
+        <w:tabs>
+          <w:tab w:val="num" w:pos="5400"/>
+        </w:tabs>
+        <w:ind w:left="5400" w:hanging="360"/>
+      </w:pPr>
+      <w:rPr>
+        <w:rFonts w:ascii="Wingdings" w:hAnsi="Wingdings" w:hint="default"/>
+        <w:sz w:val="20"/>
+      </w:rPr>
+    </w:lvl>
+    <w:lvl w:ilvl="7" w:tentative="1">
+      <w:start w:val="1"/>
+      <w:numFmt w:val="bullet"/>
+      <w:lvlText w:val=""/>
+      <w:lvlJc w:val="left"/>
+      <w:pPr>
+        <w:tabs>
+          <w:tab w:val="num" w:pos="6120"/>
+        </w:tabs>
+        <w:ind w:left="6120" w:hanging="360"/>
+      </w:pPr>
+      <w:rPr>
+        <w:rFonts w:ascii="Wingdings" w:hAnsi="Wingdings" w:hint="default"/>
+        <w:sz w:val="20"/>
+      </w:rPr>
+    </w:lvl>
+    <w:lvl w:ilvl="8" w:tentative="1">
+      <w:start w:val="1"/>
+      <w:numFmt w:val="bullet"/>
+      <w:lvlText w:val=""/>
+      <w:lvlJc w:val="left"/>
+      <w:pPr>
+        <w:tabs>
+          <w:tab w:val="num" w:pos="6840"/>
+        </w:tabs>
+        <w:ind w:left="6840" w:hanging="360"/>
+      </w:pPr>
+      <w:rPr>
+        <w:rFonts w:ascii="Wingdings" w:hAnsi="Wingdings" w:hint="default"/>
+        <w:sz w:val="20"/>
+      </w:rPr>
+    </w:lvl>
+  </w:abstractNum>
+  <w:abstractNum w:abstractNumId="6" w15:restartNumberingAfterBreak="0">
+    <w:nsid w:val="48BC0890"/>
+    <w:multiLevelType w:val="hybridMultilevel"/>
+    <w:tmpl w:val="658043C2"/>
+    <w:lvl w:ilvl="0" w:tplc="0409000F">
+      <w:start w:val="1"/>
+      <w:numFmt w:val="decimal"/>
+      <w:lvlText w:val="%1."/>
+      <w:lvlJc w:val="left"/>
+      <w:pPr>
+        <w:ind w:left="720" w:hanging="360"/>
+      </w:pPr>
+      <w:rPr>
+        <w:rFonts w:hint="default"/>
+      </w:rPr>
+    </w:lvl>
+    <w:lvl w:ilvl="1" w:tplc="04090019" w:tentative="1">
+      <w:start w:val="1"/>
+      <w:numFmt w:val="lowerLetter"/>
+      <w:lvlText w:val="%2."/>
+      <w:lvlJc w:val="left"/>
+      <w:pPr>
+        <w:ind w:left="1440" w:hanging="360"/>
+      </w:pPr>
+    </w:lvl>
+    <w:lvl w:ilvl="2" w:tplc="0409001B" w:tentative="1">
+      <w:start w:val="1"/>
+      <w:numFmt w:val="lowerRoman"/>
+      <w:lvlText w:val="%3."/>
+      <w:lvlJc w:val="right"/>
+      <w:pPr>
+        <w:ind w:left="2160" w:hanging="180"/>
+      </w:pPr>
+    </w:lvl>
+    <w:lvl w:ilvl="3" w:tplc="0409000F" w:tentative="1">
+      <w:start w:val="1"/>
+      <w:numFmt w:val="decimal"/>
+      <w:lvlText w:val="%4."/>
+      <w:lvlJc w:val="left"/>
+      <w:pPr>
+        <w:ind w:left="2880" w:hanging="360"/>
+      </w:pPr>
+    </w:lvl>
+    <w:lvl w:ilvl="4" w:tplc="04090019" w:tentative="1">
+      <w:start w:val="1"/>
+      <w:numFmt w:val="lowerLetter"/>
+      <w:lvlText w:val="%5."/>
+      <w:lvlJc w:val="left"/>
+      <w:pPr>
+        <w:ind w:left="3600" w:hanging="360"/>
+      </w:pPr>
+    </w:lvl>
+    <w:lvl w:ilvl="5" w:tplc="0409001B" w:tentative="1">
+      <w:start w:val="1"/>
+      <w:numFmt w:val="lowerRoman"/>
+      <w:lvlText w:val="%6."/>
+      <w:lvlJc w:val="right"/>
+      <w:pPr>
+        <w:ind w:left="4320" w:hanging="180"/>
+      </w:pPr>
+    </w:lvl>
+    <w:lvl w:ilvl="6" w:tplc="0409000F" w:tentative="1">
+      <w:start w:val="1"/>
+      <w:numFmt w:val="decimal"/>
+      <w:lvlText w:val="%7."/>
+      <w:lvlJc w:val="left"/>
+      <w:pPr>
+        <w:ind w:left="5040" w:hanging="360"/>
+      </w:pPr>
+    </w:lvl>
+    <w:lvl w:ilvl="7" w:tplc="04090019" w:tentative="1">
+      <w:start w:val="1"/>
+      <w:numFmt w:val="lowerLetter"/>
+      <w:lvlText w:val="%8."/>
+      <w:lvlJc w:val="left"/>
+      <w:pPr>
+        <w:ind w:left="5760" w:hanging="360"/>
+      </w:pPr>
+    </w:lvl>
+    <w:lvl w:ilvl="8" w:tplc="0409001B" w:tentative="1">
+      <w:start w:val="1"/>
+      <w:numFmt w:val="lowerRoman"/>
+      <w:lvlText w:val="%9."/>
+      <w:lvlJc w:val="right"/>
+      <w:pPr>
+        <w:ind w:left="6480" w:hanging="180"/>
+      </w:pPr>
+    </w:lvl>
+  </w:abstractNum>
+  <w:abstractNum w:abstractNumId="7" w15:restartNumberingAfterBreak="0">
+    <w:nsid w:val="560F37C7"/>
+    <w:multiLevelType w:val="hybridMultilevel"/>
+    <w:tmpl w:val="50F06EA8"/>
+    <w:lvl w:ilvl="0" w:tplc="0409000F">
+      <w:start w:val="1"/>
+      <w:numFmt w:val="decimal"/>
+      <w:lvlText w:val="%1."/>
+      <w:lvlJc w:val="left"/>
+      <w:pPr>
+        <w:ind w:left="720" w:hanging="360"/>
+      </w:pPr>
+      <w:rPr>
+        <w:rFonts w:hint="default"/>
+      </w:rPr>
+    </w:lvl>
+    <w:lvl w:ilvl="1" w:tplc="04090019" w:tentative="1">
+      <w:start w:val="1"/>
+      <w:numFmt w:val="lowerLetter"/>
+      <w:lvlText w:val="%2."/>
+      <w:lvlJc w:val="left"/>
+      <w:pPr>
+        <w:ind w:left="1440" w:hanging="360"/>
+      </w:pPr>
+    </w:lvl>
+    <w:lvl w:ilvl="2" w:tplc="0409001B" w:tentative="1">
+      <w:start w:val="1"/>
+      <w:numFmt w:val="lowerRoman"/>
+      <w:lvlText w:val="%3."/>
+      <w:lvlJc w:val="right"/>
+      <w:pPr>
+        <w:ind w:left="2160" w:hanging="180"/>
+      </w:pPr>
+    </w:lvl>
+    <w:lvl w:ilvl="3" w:tplc="0409000F" w:tentative="1">
+      <w:start w:val="1"/>
+      <w:numFmt w:val="decimal"/>
+      <w:lvlText w:val="%4."/>
+      <w:lvlJc w:val="left"/>
+      <w:pPr>
+        <w:ind w:left="2880" w:hanging="360"/>
+      </w:pPr>
+    </w:lvl>
+    <w:lvl w:ilvl="4" w:tplc="04090019" w:tentative="1">
+      <w:start w:val="1"/>
+      <w:numFmt w:val="lowerLetter"/>
+      <w:lvlText w:val="%5."/>
+      <w:lvlJc w:val="left"/>
+      <w:pPr>
+        <w:ind w:left="3600" w:hanging="360"/>
+      </w:pPr>
+    </w:lvl>
+    <w:lvl w:ilvl="5" w:tplc="0409001B" w:tentative="1">
+      <w:start w:val="1"/>
+      <w:numFmt w:val="lowerRoman"/>
+      <w:lvlText w:val="%6."/>
+      <w:lvlJc w:val="right"/>
+      <w:pPr>
+        <w:ind w:left="4320" w:hanging="180"/>
+      </w:pPr>
+    </w:lvl>
+    <w:lvl w:ilvl="6" w:tplc="0409000F" w:tentative="1">
+      <w:start w:val="1"/>
+      <w:numFmt w:val="decimal"/>
+      <w:lvlText w:val="%7."/>
+      <w:lvlJc w:val="left"/>
+      <w:pPr>
+        <w:ind w:left="5040" w:hanging="360"/>
+      </w:pPr>
+    </w:lvl>
+    <w:lvl w:ilvl="7" w:tplc="04090019" w:tentative="1">
+      <w:start w:val="1"/>
+      <w:numFmt w:val="lowerLetter"/>
+      <w:lvlText w:val="%8."/>
+      <w:lvlJc w:val="left"/>
+      <w:pPr>
+        <w:ind w:left="5760" w:hanging="360"/>
+      </w:pPr>
+    </w:lvl>
+    <w:lvl w:ilvl="8" w:tplc="0409001B" w:tentative="1">
+      <w:start w:val="1"/>
+      <w:numFmt w:val="lowerRoman"/>
+      <w:lvlText w:val="%9."/>
+      <w:lvlJc w:val="right"/>
+      <w:pPr>
+        <w:ind w:left="6480" w:hanging="180"/>
+      </w:pPr>
+    </w:lvl>
+  </w:abstractNum>
+  <w:abstractNum w:abstractNumId="8" w15:restartNumberingAfterBreak="0">
+    <w:nsid w:val="6DD97F57"/>
+    <w:multiLevelType w:val="multilevel"/>
+    <w:tmpl w:val="E30615E2"/>
+    <w:lvl w:ilvl="0">
+      <w:start w:val="1"/>
+      <w:numFmt w:val="bullet"/>
+      <w:lvlText w:val=""/>
+      <w:lvlJc w:val="left"/>
+      <w:pPr>
+        <w:tabs>
+          <w:tab w:val="num" w:pos="720"/>
+        </w:tabs>
+        <w:ind w:left="720" w:hanging="360"/>
+      </w:pPr>
+      <w:rPr>
+        <w:rFonts w:ascii="Symbol" w:hAnsi="Symbol" w:hint="default"/>
+        <w:sz w:val="20"/>
+      </w:rPr>
+    </w:lvl>
+    <w:lvl w:ilvl="1" w:tentative="1">
+      <w:start w:val="1"/>
+      <w:numFmt w:val="bullet"/>
+      <w:lvlText w:val="o"/>
+      <w:lvlJc w:val="left"/>
+      <w:pPr>
+        <w:tabs>
+          <w:tab w:val="num" w:pos="1440"/>
+        </w:tabs>
+        <w:ind w:left="1440" w:hanging="360"/>
+      </w:pPr>
+      <w:rPr>
+        <w:rFonts w:ascii="Courier New" w:hAnsi="Courier New" w:hint="default"/>
+        <w:sz w:val="20"/>
+      </w:rPr>
+    </w:lvl>
+    <w:lvl w:ilvl="2" w:tentative="1">
+      <w:start w:val="1"/>
+      <w:numFmt w:val="bullet"/>
+      <w:lvlText w:val=""/>
+      <w:lvlJc w:val="left"/>
+      <w:pPr>
+        <w:tabs>
+          <w:tab w:val="num" w:pos="2160"/>
+        </w:tabs>
+        <w:ind w:left="2160" w:hanging="360"/>
+      </w:pPr>
+      <w:rPr>
+        <w:rFonts w:ascii="Wingdings" w:hAnsi="Wingdings" w:hint="default"/>
+        <w:sz w:val="20"/>
+      </w:rPr>
+    </w:lvl>
+    <w:lvl w:ilvl="3" w:tentative="1">
+      <w:start w:val="1"/>
+      <w:numFmt w:val="bullet"/>
+      <w:lvlText w:val=""/>
+      <w:lvlJc w:val="left"/>
+      <w:pPr>
+        <w:tabs>
+          <w:tab w:val="num" w:pos="2880"/>
+        </w:tabs>
+        <w:ind w:left="2880" w:hanging="360"/>
+      </w:pPr>
+      <w:rPr>
+        <w:rFonts w:ascii="Wingdings" w:hAnsi="Wingdings" w:hint="default"/>
+        <w:sz w:val="20"/>
+      </w:rPr>
+    </w:lvl>
+    <w:lvl w:ilvl="4" w:tentative="1">
+      <w:start w:val="1"/>
+      <w:numFmt w:val="bullet"/>
+      <w:lvlText w:val=""/>
+      <w:lvlJc w:val="left"/>
+      <w:pPr>
+        <w:tabs>
+          <w:tab w:val="num" w:pos="3600"/>
+        </w:tabs>
+        <w:ind w:left="3600" w:hanging="360"/>
+      </w:pPr>
+      <w:rPr>
+        <w:rFonts w:ascii="Wingdings" w:hAnsi="Wingdings" w:hint="default"/>
+        <w:sz w:val="20"/>
+      </w:rPr>
+    </w:lvl>
+    <w:lvl w:ilvl="5" w:tentative="1">
+      <w:start w:val="1"/>
+      <w:numFmt w:val="bullet"/>
+      <w:lvlText w:val=""/>
+      <w:lvlJc w:val="left"/>
+      <w:pPr>
+        <w:tabs>
+          <w:tab w:val="num" w:pos="4320"/>
+        </w:tabs>
+        <w:ind w:left="4320" w:hanging="360"/>
+      </w:pPr>
+      <w:rPr>
+        <w:rFonts w:ascii="Wingdings" w:hAnsi="Wingdings" w:hint="default"/>
+        <w:sz w:val="20"/>
+      </w:rPr>
+    </w:lvl>
+    <w:lvl w:ilvl="6" w:tentative="1">
+      <w:start w:val="1"/>
+      <w:numFmt w:val="bullet"/>
+      <w:lvlText w:val=""/>
+      <w:lvlJc w:val="left"/>
+      <w:pPr>
+        <w:tabs>
+          <w:tab w:val="num" w:pos="5040"/>
+        </w:tabs>
+        <w:ind w:left="5040" w:hanging="360"/>
+      </w:pPr>
+      <w:rPr>
+        <w:rFonts w:ascii="Wingdings" w:hAnsi="Wingdings" w:hint="default"/>
+        <w:sz w:val="20"/>
+      </w:rPr>
+    </w:lvl>
+    <w:lvl w:ilvl="7" w:tentative="1">
+      <w:start w:val="1"/>
+      <w:numFmt w:val="bullet"/>
+      <w:lvlText w:val=""/>
+      <w:lvlJc w:val="left"/>
+      <w:pPr>
+        <w:tabs>
+          <w:tab w:val="num" w:pos="5760"/>
+        </w:tabs>
+        <w:ind w:left="5760" w:hanging="360"/>
+      </w:pPr>
+      <w:rPr>
+        <w:rFonts w:ascii="Wingdings" w:hAnsi="Wingdings" w:hint="default"/>
+        <w:sz w:val="20"/>
+      </w:rPr>
+    </w:lvl>
+    <w:lvl w:ilvl="8" w:tentative="1">
+      <w:start w:val="1"/>
+      <w:numFmt w:val="bullet"/>
+      <w:lvlText w:val=""/>
+      <w:lvlJc w:val="left"/>
+      <w:pPr>
+        <w:tabs>
+          <w:tab w:val="num" w:pos="6480"/>
+        </w:tabs>
+        <w:ind w:left="6480" w:hanging="360"/>
+      </w:pPr>
+      <w:rPr>
+        <w:rFonts w:ascii="Wingdings" w:hAnsi="Wingdings" w:hint="default"/>
+        <w:sz w:val="20"/>
+      </w:rPr>
+    </w:lvl>
+  </w:abstractNum>
+  <w:abstractNum w:abstractNumId="9" w15:restartNumberingAfterBreak="0">
+    <w:nsid w:val="7BA828E8"/>
+    <w:multiLevelType w:val="multilevel"/>
+    <w:tmpl w:val="E76EFBDA"/>
+    <w:lvl w:ilvl="0">
+      <w:start w:val="1"/>
+      <w:numFmt w:val="bullet"/>
+      <w:lvlText w:val=""/>
+      <w:lvlJc w:val="left"/>
+      <w:pPr>
+        <w:tabs>
+          <w:tab w:val="num" w:pos="720"/>
+        </w:tabs>
+        <w:ind w:left="720" w:hanging="360"/>
+      </w:pPr>
+      <w:rPr>
+        <w:rFonts w:ascii="Symbol" w:hAnsi="Symbol" w:hint="default"/>
+        <w:sz w:val="20"/>
+      </w:rPr>
+    </w:lvl>
+    <w:lvl w:ilvl="1" w:tentative="1">
+      <w:start w:val="1"/>
+      <w:numFmt w:val="bullet"/>
+      <w:lvlText w:val="o"/>
+      <w:lvlJc w:val="left"/>
+      <w:pPr>
+        <w:tabs>
+          <w:tab w:val="num" w:pos="1440"/>
+        </w:tabs>
+        <w:ind w:left="1440" w:hanging="360"/>
+      </w:pPr>
+      <w:rPr>
+        <w:rFonts w:ascii="Courier New" w:hAnsi="Courier New" w:hint="default"/>
+        <w:sz w:val="20"/>
+      </w:rPr>
+    </w:lvl>
+    <w:lvl w:ilvl="2" w:tentative="1">
+      <w:start w:val="1"/>
+      <w:numFmt w:val="bullet"/>
+      <w:lvlText w:val=""/>
+      <w:lvlJc w:val="left"/>
+      <w:pPr>
+        <w:tabs>
+          <w:tab w:val="num" w:pos="2160"/>
+        </w:tabs>
+        <w:ind w:left="2160" w:hanging="360"/>
+      </w:pPr>
+      <w:rPr>
+        <w:rFonts w:ascii="Wingdings" w:hAnsi="Wingdings" w:hint="default"/>
+        <w:sz w:val="20"/>
+      </w:rPr>
+    </w:lvl>
+    <w:lvl w:ilvl="3" w:tentative="1">
+      <w:start w:val="1"/>
+      <w:numFmt w:val="bullet"/>
+      <w:lvlText w:val=""/>
+      <w:lvlJc w:val="left"/>
+      <w:pPr>
+        <w:tabs>
+          <w:tab w:val="num" w:pos="2880"/>
+        </w:tabs>
+        <w:ind w:left="2880" w:hanging="360"/>
+      </w:pPr>
+      <w:rPr>
+        <w:rFonts w:ascii="Wingdings" w:hAnsi="Wingdings" w:hint="default"/>
+        <w:sz w:val="20"/>
+      </w:rPr>
+    </w:lvl>
+    <w:lvl w:ilvl="4" w:tentative="1">
+      <w:start w:val="1"/>
+      <w:numFmt w:val="bullet"/>
+      <w:lvlText w:val=""/>
+      <w:lvlJc w:val="left"/>
+      <w:pPr>
+        <w:tabs>
+          <w:tab w:val="num" w:pos="3600"/>
+        </w:tabs>
+        <w:ind w:left="3600" w:hanging="360"/>
+      </w:pPr>
+      <w:rPr>
+        <w:rFonts w:ascii="Wingdings" w:hAnsi="Wingdings" w:hint="default"/>
+        <w:sz w:val="20"/>
+      </w:rPr>
+    </w:lvl>
+    <w:lvl w:ilvl="5" w:tentative="1">
+      <w:start w:val="1"/>
+      <w:numFmt w:val="bullet"/>
+      <w:lvlText w:val=""/>
+      <w:lvlJc w:val="left"/>
+      <w:pPr>
+        <w:tabs>
+          <w:tab w:val="num" w:pos="4320"/>
+        </w:tabs>
+        <w:ind w:left="4320" w:hanging="360"/>
+      </w:pPr>
+      <w:rPr>
+        <w:rFonts w:ascii="Wingdings" w:hAnsi="Wingdings" w:hint="default"/>
+        <w:sz w:val="20"/>
+      </w:rPr>
+    </w:lvl>
+    <w:lvl w:ilvl="6" w:tentative="1">
+      <w:start w:val="1"/>
+      <w:numFmt w:val="bullet"/>
+      <w:lvlText w:val=""/>
+      <w:lvlJc w:val="left"/>
+      <w:pPr>
+        <w:tabs>
+          <w:tab w:val="num" w:pos="5040"/>
+        </w:tabs>
+        <w:ind w:left="5040" w:hanging="360"/>
+      </w:pPr>
+      <w:rPr>
+        <w:rFonts w:ascii="Wingdings" w:hAnsi="Wingdings" w:hint="default"/>
+        <w:sz w:val="20"/>
+      </w:rPr>
+    </w:lvl>
+    <w:lvl w:ilvl="7" w:tentative="1">
+      <w:start w:val="1"/>
+      <w:numFmt w:val="bullet"/>
+      <w:lvlText w:val=""/>
+      <w:lvlJc w:val="left"/>
+      <w:pPr>
+        <w:tabs>
+          <w:tab w:val="num" w:pos="5760"/>
+        </w:tabs>
+        <w:ind w:left="5760" w:hanging="360"/>
+      </w:pPr>
+      <w:rPr>
+        <w:rFonts w:ascii="Wingdings" w:hAnsi="Wingdings" w:hint="default"/>
+        <w:sz w:val="20"/>
+      </w:rPr>
+    </w:lvl>
+    <w:lvl w:ilvl="8" w:tentative="1">
+      <w:start w:val="1"/>
+      <w:numFmt w:val="bullet"/>
+      <w:lvlText w:val=""/>
+      <w:lvlJc w:val="left"/>
+      <w:pPr>
+        <w:tabs>
           <w:tab w:val="num" w:pos="6480"/>
         </w:tabs>
         <w:ind w:left="6480" w:hanging="360"/>
@@ -8377,19 +12199,34 @@
     </w:lvl>
   </w:abstractNum>
   <w:num w:numId="1" w16cid:durableId="1793329799">
+    <w:abstractNumId w:val="4"/>
+  </w:num>
+  <w:num w:numId="2" w16cid:durableId="3480859">
+    <w:abstractNumId w:val="5"/>
+  </w:num>
+  <w:num w:numId="3" w16cid:durableId="125583953">
+    <w:abstractNumId w:val="1"/>
+  </w:num>
+  <w:num w:numId="4" w16cid:durableId="1987011374">
+    <w:abstractNumId w:val="2"/>
+  </w:num>
+  <w:num w:numId="5" w16cid:durableId="1451701362">
     <w:abstractNumId w:val="3"/>
   </w:num>
-  <w:num w:numId="2" w16cid:durableId="3480859">
-    <w:abstractNumId w:val="4"/>
+  <w:num w:numId="6" w16cid:durableId="293559506">
+    <w:abstractNumId w:val="7"/>
   </w:num>
-  <w:num w:numId="3" w16cid:durableId="125583953">
+  <w:num w:numId="7" w16cid:durableId="264264631">
+    <w:abstractNumId w:val="6"/>
+  </w:num>
+  <w:num w:numId="8" w16cid:durableId="835800368">
     <w:abstractNumId w:val="0"/>
   </w:num>
-  <w:num w:numId="4" w16cid:durableId="1987011374">
-    <w:abstractNumId w:val="1"/>
+  <w:num w:numId="9" w16cid:durableId="1311328568">
+    <w:abstractNumId w:val="9"/>
   </w:num>
-  <w:num w:numId="5" w16cid:durableId="1451701362">
-    <w:abstractNumId w:val="2"/>
+  <w:num w:numId="10" w16cid:durableId="2089765276">
+    <w:abstractNumId w:val="8"/>
   </w:num>
 </w:numbering>
 </file>
@@ -9397,6 +13234,50 @@
       <w:ind w:left="480"/>
     </w:pPr>
   </w:style>
+  <w:style w:type="paragraph" w:styleId="Header">
+    <w:name w:val="header"/>
+    <w:basedOn w:val="Normal"/>
+    <w:link w:val="HeaderChar"/>
+    <w:uiPriority w:val="99"/>
+    <w:unhideWhenUsed/>
+    <w:rsid w:val="005D7A97"/>
+    <w:pPr>
+      <w:tabs>
+        <w:tab w:val="center" w:pos="4680"/>
+        <w:tab w:val="right" w:pos="9360"/>
+      </w:tabs>
+      <w:spacing w:after="0" w:line="240" w:lineRule="auto"/>
+    </w:pPr>
+  </w:style>
+  <w:style w:type="character" w:customStyle="1" w:styleId="HeaderChar">
+    <w:name w:val="Header Char"/>
+    <w:basedOn w:val="DefaultParagraphFont"/>
+    <w:link w:val="Header"/>
+    <w:uiPriority w:val="99"/>
+    <w:rsid w:val="005D7A97"/>
+  </w:style>
+  <w:style w:type="paragraph" w:styleId="Footer">
+    <w:name w:val="footer"/>
+    <w:basedOn w:val="Normal"/>
+    <w:link w:val="FooterChar"/>
+    <w:uiPriority w:val="99"/>
+    <w:unhideWhenUsed/>
+    <w:rsid w:val="005D7A97"/>
+    <w:pPr>
+      <w:tabs>
+        <w:tab w:val="center" w:pos="4680"/>
+        <w:tab w:val="right" w:pos="9360"/>
+      </w:tabs>
+      <w:spacing w:after="0" w:line="240" w:lineRule="auto"/>
+    </w:pPr>
+  </w:style>
+  <w:style w:type="character" w:customStyle="1" w:styleId="FooterChar">
+    <w:name w:val="Footer Char"/>
+    <w:basedOn w:val="DefaultParagraphFont"/>
+    <w:link w:val="Footer"/>
+    <w:uiPriority w:val="99"/>
+    <w:rsid w:val="005D7A97"/>
+  </w:style>
 </w:styles>
 </file>
 

--- a/tien_do_cong_viec/plan/bao_cao.docx
+++ b/tien_do_cong_viec/plan/bao_cao.docx
@@ -5461,8 +5461,42 @@
           <w:sz w:val="26"/>
           <w:szCs w:val="26"/>
         </w:rPr>
-        <w:t>Sự phát triển của Deep Learning đã tạo ra bước chuyển đáng kể trong lĩnh vực nhận diện đối tượng nói chung và nhận diện biển báo giao thông nói riêng. Các mô hình học sâu có khả năng tự động học đặc trưng từ dữ liệu, giúp cải thiện đáng kể độ chính xác so với các phương pháp truyền thống. Nhiều kiến trúc phát hiện đối tượng hiện đại như Faster R-CNN, SSD và YOLO đã được áp dụng rộng rãi cho bài toán nhận diện biển báo giao thông. Trong đó, YOLO nhận được nhiều sự quan tâm nhờ khả năng xử lý theo thời gian thực cùng hiệu quả cân bằng giữa tốc độ và độ chính xác.</w:t>
-      </w:r>
+        <w:t>Sự phát triển của Deep Learning đã tạo ra bước chuyển đáng kể trong lĩnh vực nhận diện đối tượng nói chung và nhận diện biển báo giao thông nói riêng. Nhiều kiến trúc phát hiện đối tượng hiện đại như Faster R-CNN, SSD và YOLO đã được áp dụng rộng rãi cho bài toán nhận diện biển báo giao thông. Trong đó, YOLO</w:t>
+      </w:r>
+      <w:r>
+        <w:rPr>
+          <w:rFonts w:ascii="Times New Roman" w:hAnsi="Times New Roman" w:cs="Times New Roman"/>
+          <w:sz w:val="26"/>
+          <w:szCs w:val="26"/>
+        </w:rPr>
+        <w:t xml:space="preserve"> và </w:t>
+      </w:r>
+      <w:r>
+        <w:rPr>
+          <w:rFonts w:ascii="Times New Roman" w:hAnsi="Times New Roman" w:cs="Times New Roman"/>
+          <w:sz w:val="26"/>
+          <w:szCs w:val="26"/>
+        </w:rPr>
+        <w:t>các kiến trúc CNN như ResNet và EfficientNet</w:t>
+      </w:r>
+      <w:r>
+        <w:rPr>
+          <w:rFonts w:ascii="Times New Roman" w:hAnsi="Times New Roman" w:cs="Times New Roman"/>
+          <w:sz w:val="26"/>
+          <w:szCs w:val="26"/>
+        </w:rPr>
+        <w:t xml:space="preserve"> nhận được nhiều sự quan tâm nhờ khả năng xử lý theo thời gian thực cùng hiệu quả cân bằng giữa tốc độ và độ chính xác.</w:t>
+      </w:r>
+    </w:p>
+    <w:p>
+      <w:pPr>
+        <w:pStyle w:val="Heading3"/>
+      </w:pPr>
+      <w:bookmarkStart w:id="3" w:name="_Toc232110259"/>
+      <w:r>
+        <w:t>1.1.2. Tình hình nghiên cứu tại Việt Nam</w:t>
+      </w:r>
+      <w:bookmarkEnd w:id="3"/>
     </w:p>
     <w:p>
       <w:pPr>
@@ -5480,36 +5514,38 @@
           <w:sz w:val="26"/>
           <w:szCs w:val="26"/>
         </w:rPr>
-        <w:t>Song song với các mô hình phát hiện đối tượng, các kiến trúc CNN như ResNet và EfficientNet cũng được sử dụng rộng rãi trong các bài toán phân loại biển báo. Những mô hình này cho thấy khả năng nhận diện tốt các lớp biển báo có đặc điểm hình học và màu sắc tương đồng, đặc biệt khi được huấn luyện trên tập dữ liệu đã được cắt chính xác từ vùng chứa biển báo.</w:t>
+        <w:t xml:space="preserve">Tại Việt Nam, </w:t>
+      </w:r>
+      <w:r>
+        <w:rPr>
+          <w:rFonts w:ascii="Times New Roman" w:hAnsi="Times New Roman" w:cs="Times New Roman"/>
+          <w:sz w:val="26"/>
+          <w:szCs w:val="26"/>
+        </w:rPr>
+        <w:t>Phần lớn các nghiên cứu hiện nay tập trung vào việc sử dụng một mô hình duy nhất để thực hiện đồng thời phát hiện và phân loại đối tượng. Mặc dù cách tiếp cận này giúp đơn giản hóa kiến trúc hệ thống và giảm thời gian suy luận, khả năng phân biệt giữa các lớp biển báo có mức độ tương đồng cao đôi khi vẫn còn hạn chế. Vì vậy, xu hướng kết hợp giữa mô hình phát hiện đối tượng và mô hình phân loại chuyên biệt đang được quan tâm nhằm khai thác ưu điểm của từng thành phần trong hệ thống.</w:t>
       </w:r>
     </w:p>
     <w:p>
       <w:pPr>
         <w:pStyle w:val="Heading3"/>
       </w:pPr>
-      <w:bookmarkStart w:id="3" w:name="_Toc232110259"/>
-      <w:r>
-        <w:t>1.1.2. Tình hình nghiên cứu tại Việt Nam</w:t>
-      </w:r>
-      <w:bookmarkEnd w:id="3"/>
-    </w:p>
-    <w:p>
-      <w:pPr>
-        <w:spacing w:line="360" w:lineRule="auto"/>
+      <w:bookmarkStart w:id="4" w:name="_Toc232110260"/>
+      <w:r>
+        <w:t>1.1.3. Các hướng tiếp cận hiện nay</w:t>
+      </w:r>
+      <w:bookmarkEnd w:id="4"/>
+    </w:p>
+    <w:p>
+      <w:pPr>
         <w:ind w:firstLine="720"/>
-        <w:rPr>
-          <w:rFonts w:ascii="Times New Roman" w:hAnsi="Times New Roman" w:cs="Times New Roman"/>
-          <w:sz w:val="26"/>
-          <w:szCs w:val="26"/>
-        </w:rPr>
-      </w:pPr>
-      <w:r>
-        <w:rPr>
-          <w:rFonts w:ascii="Times New Roman" w:hAnsi="Times New Roman" w:cs="Times New Roman"/>
-          <w:sz w:val="26"/>
-          <w:szCs w:val="26"/>
-        </w:rPr>
-        <w:t>Tại Việt Nam, cùng với sự phát triển của các ứng dụng giao thông thông minh, bài toán nhận diện biển báo giao thông ngày càng nhận được sự quan tâm từ cộng đồng nghiên cứu. Nhiều công trình đã tập trung xây dựng các hệ thống nhận diện biển báo dựa trên kỹ thuật học sâu nhằm đáp ứng yêu cầu về độ chính xác và khả năng xử lý trong môi trường thực tế.</w:t>
+      </w:pPr>
+      <w:r>
+        <w:rPr>
+          <w:rFonts w:ascii="Times New Roman" w:hAnsi="Times New Roman" w:cs="Times New Roman"/>
+          <w:sz w:val="26"/>
+          <w:szCs w:val="26"/>
+        </w:rPr>
+        <w:t>Đối với bài toán nhận diện biển báo giao thông, hiện nay tồn tại hai hướng tiếp cận phổ biến.</w:t>
       </w:r>
     </w:p>
     <w:p>
@@ -5528,32 +5564,153 @@
           <w:sz w:val="26"/>
           <w:szCs w:val="26"/>
         </w:rPr>
+        <w:t xml:space="preserve">Hướng tiếp cận thứ nhất sử dụng mô hình phát hiện đối tượng theo dạng end-to-end. Trong phương pháp này, mô hình nhận ảnh đầu vào và trực tiếp đưa ra vị trí cũng như nhãn của biển báo trong một lần suy luận. Cách tiếp cận này có ưu điểm về tốc độ xử </w:t>
+      </w:r>
+      <w:r>
+        <w:rPr>
+          <w:rFonts w:ascii="Times New Roman" w:hAnsi="Times New Roman" w:cs="Times New Roman"/>
+          <w:sz w:val="26"/>
+          <w:szCs w:val="26"/>
+        </w:rPr>
         <w:lastRenderedPageBreak/>
-        <w:t>Phần lớn các nghiên cứu hiện nay tập trung vào việc sử dụng một mô hình duy nhất để thực hiện đồng thời phát hiện và phân loại đối tượng. Mặc dù cách tiếp cận này giúp đơn giản hóa kiến trúc hệ thống và giảm thời gian suy luận, khả năng phân biệt giữa các lớp biển báo có mức độ tương đồng cao đôi khi vẫn còn hạn chế. Vì vậy, xu hướng kết hợp giữa mô hình phát hiện đối tượng và mô hình phân loại chuyên biệt đang được quan tâm nhằm khai thác ưu điểm của từng thành phần trong hệ thống.</w:t>
-      </w:r>
+        <w:t>lý, kiến trúc đơn giản và thuận lợi cho các ứng dụng yêu cầu thời gian thực. YOLO là một trong những đại diện tiêu biểu của nhóm phương pháp này.</w:t>
+      </w:r>
+    </w:p>
+    <w:p>
+      <w:pPr>
+        <w:spacing w:line="360" w:lineRule="auto"/>
+        <w:ind w:firstLine="720"/>
+        <w:rPr>
+          <w:rFonts w:ascii="Times New Roman" w:hAnsi="Times New Roman" w:cs="Times New Roman"/>
+          <w:sz w:val="26"/>
+          <w:szCs w:val="26"/>
+        </w:rPr>
+      </w:pPr>
+      <w:r>
+        <w:rPr>
+          <w:rFonts w:ascii="Times New Roman" w:hAnsi="Times New Roman" w:cs="Times New Roman"/>
+          <w:sz w:val="26"/>
+          <w:szCs w:val="26"/>
+        </w:rPr>
+        <w:t>Hướng tiếp cận thứ hai tách riêng quá trình phát hiện và phân loại thành hai giai đoạn độc lập. Trước tiên, mô hình phát hiện đối tượng được sử dụng để xác định vị trí biển báo. Sau đó, vùng ảnh chứa biển báo được cắt ra và đưa vào mô hình CNN để thực hiện phân loại chi tiết. Việc tách biệt hai nhiệm vụ cho phép mô hình phân loại tập trung khai thác các đặc trưng chuyên sâu của biển báo, từ đó có khả năng cải thiện kết quả nhận dạng đối với những lớp có mức độ tương đồng cao. Đổi lại, hệ thống sẽ phát sinh thêm chi phí tính toán và thời gian xử lý.</w:t>
+      </w:r>
+    </w:p>
+    <w:p>
+      <w:pPr>
+        <w:spacing w:line="360" w:lineRule="auto"/>
+        <w:ind w:firstLine="720"/>
+        <w:rPr>
+          <w:rFonts w:ascii="Times New Roman" w:hAnsi="Times New Roman" w:cs="Times New Roman"/>
+          <w:sz w:val="26"/>
+          <w:szCs w:val="26"/>
+        </w:rPr>
+      </w:pPr>
+      <w:r>
+        <w:rPr>
+          <w:rFonts w:ascii="Times New Roman" w:hAnsi="Times New Roman" w:cs="Times New Roman"/>
+          <w:sz w:val="26"/>
+          <w:szCs w:val="26"/>
+        </w:rPr>
+        <w:t>Xuất phát từ những ưu điểm và hạn chế riêng của từng hướng tiếp cận, việc xây dựng và đánh giá đồng thời hai pipeline là cần thiết để có cái nhìn toàn diện hơn về khả năng ứng dụng trong điều kiện thực tế.</w:t>
+      </w:r>
+    </w:p>
+    <w:p>
+      <w:pPr>
+        <w:pStyle w:val="Heading2"/>
+      </w:pPr>
+      <w:bookmarkStart w:id="5" w:name="_Toc232110261"/>
+      <w:r>
+        <w:t>1.2. Lý do chọn đề tài</w:t>
+      </w:r>
+      <w:bookmarkEnd w:id="5"/>
+    </w:p>
+    <w:p>
+      <w:pPr>
+        <w:spacing w:line="360" w:lineRule="auto"/>
+        <w:ind w:firstLine="720"/>
+        <w:rPr>
+          <w:rFonts w:ascii="Times New Roman" w:hAnsi="Times New Roman" w:cs="Times New Roman"/>
+          <w:sz w:val="26"/>
+          <w:szCs w:val="26"/>
+        </w:rPr>
+      </w:pPr>
+      <w:r>
+        <w:rPr>
+          <w:rFonts w:ascii="Times New Roman" w:hAnsi="Times New Roman" w:cs="Times New Roman"/>
+          <w:sz w:val="26"/>
+          <w:szCs w:val="26"/>
+        </w:rPr>
+        <w:t>Tai nạn giao thông vẫn là một trong những vấn đề được quan tâm tại nhiều quốc gia, trong đó có Việt Nam. Việc tuân thủ các quy định giao thông phụ thuộc đáng kể vào khả năng nhận biết và xử lý thông tin từ hệ thống biển báo trên đường. Trong bối cảnh các hệ thống hỗ trợ lái xe và phương tiện tự hành đang phát triển mạnh mẽ, nhu cầu xây dựng các giải pháp nhận diện biển báo giao thông có độ chính xác cao và khả năng hoạt động theo thời gian thực ngày càng trở nên cấp thiết.</w:t>
+      </w:r>
+    </w:p>
+    <w:p>
+      <w:pPr>
+        <w:spacing w:line="360" w:lineRule="auto"/>
+        <w:ind w:firstLine="720"/>
+        <w:rPr>
+          <w:rFonts w:ascii="Times New Roman" w:hAnsi="Times New Roman" w:cs="Times New Roman"/>
+          <w:sz w:val="26"/>
+          <w:szCs w:val="26"/>
+        </w:rPr>
+      </w:pPr>
+      <w:r>
+        <w:rPr>
+          <w:rFonts w:ascii="Times New Roman" w:hAnsi="Times New Roman" w:cs="Times New Roman"/>
+          <w:sz w:val="26"/>
+          <w:szCs w:val="26"/>
+        </w:rPr>
+        <w:t>Từ những lý do trên, đề tài “Xây dựng hệ thống nhận diện và phân loại biển báo giao thông Việt Nam sử dụng Deep Learning” được lựa chọn nhằm nghiên cứu, xây dựng và đánh giá các phương pháp nhận diện biển báo phù hợp với điều kiện dữ liệu và nhu cầu ứng dụng thực tế tại Việt Nam. Nội dung đề tài phù hợp với định hướng phát triển của lĩnh vực thị giác máy tính, đồng thời có khả năng mở rộng cho các hệ thống giao thông thông minh trong tương lai.</w:t>
+      </w:r>
+    </w:p>
+    <w:p>
+      <w:pPr>
+        <w:pStyle w:val="Heading2"/>
+      </w:pPr>
+      <w:bookmarkStart w:id="6" w:name="_Toc232110262"/>
+      <w:r>
+        <w:lastRenderedPageBreak/>
+        <w:t>1.3. Mục tiêu, nội dung, phương pháp nghiên cứu đề tài</w:t>
+      </w:r>
+      <w:bookmarkEnd w:id="6"/>
     </w:p>
     <w:p>
       <w:pPr>
         <w:pStyle w:val="Heading3"/>
       </w:pPr>
-      <w:bookmarkStart w:id="4" w:name="_Toc232110260"/>
-      <w:r>
-        <w:t>1.1.3. Các hướng tiếp cận hiện nay</w:t>
-      </w:r>
-      <w:bookmarkEnd w:id="4"/>
-    </w:p>
-    <w:p>
-      <w:pPr>
+      <w:bookmarkStart w:id="7" w:name="_Toc232110263"/>
+      <w:r>
+        <w:t>1.3.1. Mục tiêu nghiên cứu</w:t>
+      </w:r>
+      <w:bookmarkEnd w:id="7"/>
+    </w:p>
+    <w:p>
+      <w:pPr>
+        <w:spacing w:line="360" w:lineRule="auto"/>
         <w:ind w:firstLine="720"/>
-      </w:pPr>
-      <w:r>
-        <w:rPr>
-          <w:rFonts w:ascii="Times New Roman" w:hAnsi="Times New Roman" w:cs="Times New Roman"/>
-          <w:sz w:val="26"/>
-          <w:szCs w:val="26"/>
-        </w:rPr>
-        <w:t>Đối với bài toán nhận diện biển báo giao thông, hiện nay tồn tại hai hướng tiếp cận phổ biến.</w:t>
-      </w:r>
+        <w:rPr>
+          <w:rFonts w:ascii="Times New Roman" w:hAnsi="Times New Roman" w:cs="Times New Roman"/>
+          <w:sz w:val="26"/>
+          <w:szCs w:val="26"/>
+        </w:rPr>
+      </w:pPr>
+      <w:r>
+        <w:rPr>
+          <w:rFonts w:ascii="Times New Roman" w:hAnsi="Times New Roman" w:cs="Times New Roman"/>
+          <w:sz w:val="26"/>
+          <w:szCs w:val="26"/>
+        </w:rPr>
+        <w:t>Mục tiêu tổng quát của đề tài là xây dựng một hệ thống có khả năng phát hiện và phân loại biển báo giao thông Việt Nam dựa trên các kỹ thuật Deep Learning, đồng thời đánh giá hiệu quả của các hướng tiếp cận khác nhau đối với bài toán này.</w:t>
+      </w:r>
+    </w:p>
+    <w:p>
+      <w:pPr>
+        <w:pStyle w:val="Heading3"/>
+      </w:pPr>
+      <w:bookmarkStart w:id="8" w:name="_Toc232110264"/>
+      <w:r>
+        <w:t>1.3.2. Nội dung nghiên cứu</w:t>
+      </w:r>
+      <w:bookmarkEnd w:id="8"/>
     </w:p>
     <w:p>
       <w:pPr>
@@ -5571,7 +5728,7 @@
           <w:sz w:val="26"/>
           <w:szCs w:val="26"/>
         </w:rPr>
-        <w:t>Hướng tiếp cận thứ nhất sử dụng mô hình phát hiện đối tượng theo dạng end-to-end. Trong phương pháp này, mô hình nhận ảnh đầu vào và trực tiếp đưa ra vị trí cũng như nhãn của biển báo trong một lần suy luận. Cách tiếp cận này có ưu điểm về tốc độ xử lý, kiến trúc đơn giản và thuận lợi cho các ứng dụng yêu cầu thời gian thực. YOLO là một trong những đại diện tiêu biểu của nhóm phương pháp này.</w:t>
+        <w:t>Nội dung nghiên cứu của đề tài được triển khai theo nhiều giai đoạn liên tiếp nhằm đảm bảo tính hoàn chỉnh của hệ thống.</w:t>
       </w:r>
     </w:p>
     <w:p>
@@ -5590,7 +5747,7 @@
           <w:sz w:val="26"/>
           <w:szCs w:val="26"/>
         </w:rPr>
-        <w:t>Hướng tiếp cận thứ hai tách riêng quá trình phát hiện và phân loại thành hai giai đoạn độc lập. Trước tiên, mô hình phát hiện đối tượng được sử dụng để xác định vị trí biển báo. Sau đó, vùng ảnh chứa biển báo được cắt ra và đưa vào mô hình CNN để thực hiện phân loại chi tiết. Việc tách biệt hai nhiệm vụ cho phép mô hình phân loại tập trung khai thác các đặc trưng chuyên sâu của biển báo, từ đó có khả năng cải thiện kết quả nhận dạng đối với những lớp có mức độ tương đồng cao. Đổi lại, hệ thống sẽ phát sinh thêm chi phí tính toán và thời gian xử lý.</w:t>
+        <w:t>Trước hết, dữ liệu biển báo giao thông được thu thập, chuẩn hóa và tổ chức theo định dạng phù hợp cho bài toán phát hiện đối tượng. Từ dữ liệu gốc, các vùng ảnh chứa biển báo được tách ra dựa trên thông tin bounding box để xây dựng tập dữ liệu phục vụ cho bài toán phân loại.</w:t>
       </w:r>
     </w:p>
     <w:p>
@@ -5609,18 +5766,104 @@
           <w:sz w:val="26"/>
           <w:szCs w:val="26"/>
         </w:rPr>
-        <w:t>Xuất phát từ những ưu điểm và hạn chế riêng của từng hướng tiếp cận, việc xây dựng và đánh giá đồng thời hai pipeline là cần thiết để có cái nhìn toàn diện hơn về khả năng ứng dụng trong điều kiện thực tế.</w:t>
+        <w:t>Sau quá trình chuẩn bị dữ liệu, đề tài tiến hành huấn luyện mô hình YOLO để thực hiện đồng thời việc phát hiện và phân loại biển báo trên ảnh đầu vào. Song song với đó, một mô hình CNN được xây dựng và huấn luyện trên tập ảnh đã được cắt từ các vùng biển báo nhằm phục vụ nhiệm vụ phân loại chuyên biệt.</w:t>
+      </w:r>
+    </w:p>
+    <w:p>
+      <w:pPr>
+        <w:pStyle w:val="Heading3"/>
+      </w:pPr>
+      <w:bookmarkStart w:id="9" w:name="_Toc232110265"/>
+      <w:r>
+        <w:t>1.3.3. Phương pháp nghiên cứu</w:t>
+      </w:r>
+      <w:bookmarkEnd w:id="9"/>
+    </w:p>
+    <w:p>
+      <w:pPr>
+        <w:spacing w:line="360" w:lineRule="auto"/>
+        <w:ind w:firstLine="720"/>
+        <w:rPr>
+          <w:rFonts w:ascii="Times New Roman" w:hAnsi="Times New Roman" w:cs="Times New Roman"/>
+          <w:sz w:val="26"/>
+          <w:szCs w:val="26"/>
+        </w:rPr>
+      </w:pPr>
+      <w:r>
+        <w:rPr>
+          <w:rFonts w:ascii="Times New Roman" w:hAnsi="Times New Roman" w:cs="Times New Roman"/>
+          <w:sz w:val="26"/>
+          <w:szCs w:val="26"/>
+        </w:rPr>
+        <w:t>Đề tài kết hợp giữa phương pháp nghiên cứu lý thuyết và phương pháp thực nghiệm.</w:t>
+      </w:r>
+    </w:p>
+    <w:p>
+      <w:pPr>
+        <w:spacing w:line="360" w:lineRule="auto"/>
+        <w:ind w:firstLine="720"/>
+        <w:rPr>
+          <w:rFonts w:ascii="Times New Roman" w:hAnsi="Times New Roman" w:cs="Times New Roman"/>
+          <w:sz w:val="26"/>
+          <w:szCs w:val="26"/>
+        </w:rPr>
+      </w:pPr>
+      <w:r>
+        <w:rPr>
+          <w:rFonts w:ascii="Times New Roman" w:hAnsi="Times New Roman" w:cs="Times New Roman"/>
+          <w:sz w:val="26"/>
+          <w:szCs w:val="26"/>
+        </w:rPr>
+        <w:t>Trong giai đoạn nghiên cứu lý thuyết, các tài liệu liên quan đến phát hiện đối tượng, phân loại ảnh và nhận diện biển báo giao thông được khảo sát nhằm xây dựng nền tảng kiến thức cho quá trình triển khai. Những kiến trúc học sâu phổ biến trong lĩnh vực thị giác máy tính được phân tích để lựa chọn mô hình phù hợp với mục tiêu nghiên cứu.</w:t>
+      </w:r>
+    </w:p>
+    <w:p>
+      <w:pPr>
+        <w:spacing w:line="360" w:lineRule="auto"/>
+        <w:ind w:firstLine="720"/>
+        <w:rPr>
+          <w:rFonts w:ascii="Times New Roman" w:hAnsi="Times New Roman" w:cs="Times New Roman"/>
+          <w:sz w:val="26"/>
+          <w:szCs w:val="26"/>
+        </w:rPr>
+      </w:pPr>
+      <w:r>
+        <w:rPr>
+          <w:rFonts w:ascii="Times New Roman" w:hAnsi="Times New Roman" w:cs="Times New Roman"/>
+          <w:sz w:val="26"/>
+          <w:szCs w:val="26"/>
+        </w:rPr>
+        <w:t xml:space="preserve">Ở giai đoạn thực nghiệm, dữ liệu được tiền xử lý và chia thành các tập huấn luyện, xác thực và kiểm thử. Các mô hình được huấn luyện trên cùng một nguồn dữ liệu nhằm đảm bảo tính khách quan trong quá trình so sánh. Sau khi hoàn thành huấn luyện, hệ </w:t>
+      </w:r>
+      <w:r>
+        <w:rPr>
+          <w:rFonts w:ascii="Times New Roman" w:hAnsi="Times New Roman" w:cs="Times New Roman"/>
+          <w:sz w:val="26"/>
+          <w:szCs w:val="26"/>
+        </w:rPr>
+        <w:lastRenderedPageBreak/>
+        <w:t>thống được đánh giá thông qua các chỉ số định lượng và các thử nghiệm trên ảnh, video thực tế để xác định khả năng ứng dụng của từng hướng tiếp cận.</w:t>
       </w:r>
     </w:p>
     <w:p>
       <w:pPr>
         <w:pStyle w:val="Heading2"/>
       </w:pPr>
-      <w:bookmarkStart w:id="5" w:name="_Toc232110261"/>
-      <w:r>
-        <w:t>1.2. Lý do chọn đề tài</w:t>
-      </w:r>
-      <w:bookmarkEnd w:id="5"/>
+      <w:bookmarkStart w:id="10" w:name="_Toc232110266"/>
+      <w:r>
+        <w:t>1.4. Đối tượng và phạm vi nghiên cứu</w:t>
+      </w:r>
+      <w:bookmarkEnd w:id="10"/>
+    </w:p>
+    <w:p>
+      <w:pPr>
+        <w:pStyle w:val="Heading3"/>
+      </w:pPr>
+      <w:bookmarkStart w:id="11" w:name="_Toc232110267"/>
+      <w:r>
+        <w:t>1.4.1. Đối tượng nghiên cứu</w:t>
+      </w:r>
+      <w:bookmarkEnd w:id="11"/>
     </w:p>
     <w:p>
       <w:pPr>
@@ -5638,16 +5881,7 @@
           <w:sz w:val="26"/>
           <w:szCs w:val="26"/>
         </w:rPr>
-        <w:t xml:space="preserve">Tai nạn giao thông vẫn là một trong những vấn đề được quan tâm tại nhiều quốc gia, trong đó có Việt Nam. Việc tuân thủ các quy định giao thông phụ thuộc đáng kể vào khả năng nhận biết và xử lý thông tin từ hệ thống biển báo trên đường. Trong bối cảnh </w:t>
-      </w:r>
-      <w:r>
-        <w:rPr>
-          <w:rFonts w:ascii="Times New Roman" w:hAnsi="Times New Roman" w:cs="Times New Roman"/>
-          <w:sz w:val="26"/>
-          <w:szCs w:val="26"/>
-        </w:rPr>
-        <w:lastRenderedPageBreak/>
-        <w:t>các hệ thống hỗ trợ lái xe và phương tiện tự hành đang phát triển mạnh mẽ, nhu cầu xây dựng các giải pháp nhận diện biển báo giao thông có độ chính xác cao và khả năng hoạt động theo thời gian thực ngày càng trở nên cấp thiết.</w:t>
+        <w:t>Đối tượng nghiên cứu của đề tài là các phương pháp và mô hình Deep Learning được sử dụng trong bài toán nhận diện biển báo giao thông Việt Nam. Trọng tâm nghiên cứu tập trung vào các kỹ thuật phát hiện đối tượng và phân loại ảnh nhằm xây dựng hệ thống có khả năng xác định vị trí cũng như nhận dạng chính xác các loại biển báo xuất hiện trong ảnh hoặc video.</w:t>
       </w:r>
     </w:p>
     <w:p>
@@ -5666,8 +5900,18 @@
           <w:sz w:val="26"/>
           <w:szCs w:val="26"/>
         </w:rPr>
-        <w:t>Mặc dù đã có nhiều nghiên cứu về nhận diện biển báo giao thông, phần lớn tập trung trên các bộ dữ liệu quốc tế với điều kiện thu thập tương đối chuẩn hóa. Trong khi đó, dữ liệu biển báo giao thông Việt Nam mang nhiều đặc thù riêng về thiết kế biển báo, chất lượng hình ảnh và môi trường vận hành. Điều này đặt ra yêu cầu cần có các nghiên cứu chuyên sâu nhằm đánh giá khả năng thích ứng của các mô hình học sâu đối với dữ liệu thực tế tại Việt Nam.</w:t>
-      </w:r>
+        <w:t>Bên cạnh các mô hình học sâu, đề tài cũng nghiên cứu quy trình xây dựng dữ liệu, kỹ thuật tiền xử lý ảnh, phương pháp đánh giá mô hình và các yếu tố ảnh hưởng đến hiệu năng của hệ thống nhận diện biển báo giao thông.</w:t>
+      </w:r>
+    </w:p>
+    <w:p>
+      <w:pPr>
+        <w:pStyle w:val="Heading3"/>
+      </w:pPr>
+      <w:bookmarkStart w:id="12" w:name="_Toc232110268"/>
+      <w:r>
+        <w:t>1.4.2. Phạm vi nghiên cứu</w:t>
+      </w:r>
+      <w:bookmarkEnd w:id="12"/>
     </w:p>
     <w:p>
       <w:pPr>
@@ -5685,28 +5929,8 @@
           <w:sz w:val="26"/>
           <w:szCs w:val="26"/>
         </w:rPr>
-        <w:t>Từ những lý do trên, đề tài “Xây dựng hệ thống nhận diện và phân loại biển báo giao thông Việt Nam sử dụng Deep Learning” được lựa chọn nhằm nghiên cứu, xây dựng và đánh giá các phương pháp nhận diện biển báo phù hợp với điều kiện dữ liệu và nhu cầu ứng dụng thực tế tại Việt Nam. Nội dung đề tài phù hợp với định hướng phát triển của lĩnh vực thị giác máy tính, đồng thời có khả năng mở rộng cho các hệ thống giao thông thông minh trong tương lai.</w:t>
-      </w:r>
-    </w:p>
-    <w:p>
-      <w:pPr>
-        <w:pStyle w:val="Heading2"/>
-      </w:pPr>
-      <w:bookmarkStart w:id="6" w:name="_Toc232110262"/>
-      <w:r>
-        <w:t>1.3. Mục tiêu, nội dung, phương pháp nghiên cứu đề tài</w:t>
-      </w:r>
-      <w:bookmarkEnd w:id="6"/>
-    </w:p>
-    <w:p>
-      <w:pPr>
-        <w:pStyle w:val="Heading3"/>
-      </w:pPr>
-      <w:bookmarkStart w:id="7" w:name="_Toc232110263"/>
-      <w:r>
-        <w:t>1.3.1. Mục tiêu nghiên cứu</w:t>
-      </w:r>
-      <w:bookmarkEnd w:id="7"/>
+        <w:t>Đề tài tập trung xây dựng hệ thống nhận diện và phân loại 52 lớp biển báo giao thông Việt Nam trên dữ liệu ảnh. Hệ thống được phát triển bằng ngôn ngữ Python, sử dụng thư viện PyTorch và framework Ultralytics để triển khai các mô hình học sâu.</w:t>
+      </w:r>
     </w:p>
     <w:p>
       <w:pPr>
@@ -5718,283 +5942,6 @@
           <w:szCs w:val="26"/>
         </w:rPr>
       </w:pPr>
-      <w:r>
-        <w:rPr>
-          <w:rFonts w:ascii="Times New Roman" w:hAnsi="Times New Roman" w:cs="Times New Roman"/>
-          <w:sz w:val="26"/>
-          <w:szCs w:val="26"/>
-        </w:rPr>
-        <w:t>Mục tiêu tổng quát của đề tài là xây dựng một hệ thống có khả năng phát hiện và phân loại biển báo giao thông Việt Nam dựa trên các kỹ thuật Deep Learning, đồng thời đánh giá hiệu quả của các hướng tiếp cận khác nhau đối với bài toán này.</w:t>
-      </w:r>
-    </w:p>
-    <w:p>
-      <w:pPr>
-        <w:spacing w:line="360" w:lineRule="auto"/>
-        <w:ind w:firstLine="720"/>
-        <w:rPr>
-          <w:rFonts w:ascii="Times New Roman" w:hAnsi="Times New Roman" w:cs="Times New Roman"/>
-          <w:sz w:val="26"/>
-          <w:szCs w:val="26"/>
-        </w:rPr>
-      </w:pPr>
-      <w:r>
-        <w:rPr>
-          <w:rFonts w:ascii="Times New Roman" w:hAnsi="Times New Roman" w:cs="Times New Roman"/>
-          <w:sz w:val="26"/>
-          <w:szCs w:val="26"/>
-        </w:rPr>
-        <w:t>Để đạt được mục tiêu trên, đề tài hướng đến các mục tiêu cụ thể gồm xây dựng tập dữ liệu phục vụ huấn luyện mô hình, phát triển hệ thống nhận diện biển báo từ ảnh và video, huấn luyện mô hình YOLO theo hướng end-to-end, xây dựng mô hình phân loại dựa trên CNN và triển khai pipeline kết hợp giữa YOLO và CNN. Trên cơ sở đó, đề tài tiến hành so sánh hiệu năng giữa hai phương pháp thông qua các chỉ số đánh giá và khả năng triển khai thực tế.</w:t>
-      </w:r>
-    </w:p>
-    <w:p>
-      <w:pPr>
-        <w:pStyle w:val="Heading3"/>
-      </w:pPr>
-      <w:bookmarkStart w:id="8" w:name="_Toc232110264"/>
-      <w:r>
-        <w:lastRenderedPageBreak/>
-        <w:t>1.3.2. Nội dung nghiên cứu</w:t>
-      </w:r>
-      <w:bookmarkEnd w:id="8"/>
-    </w:p>
-    <w:p>
-      <w:pPr>
-        <w:spacing w:line="360" w:lineRule="auto"/>
-        <w:ind w:firstLine="720"/>
-        <w:rPr>
-          <w:rFonts w:ascii="Times New Roman" w:hAnsi="Times New Roman" w:cs="Times New Roman"/>
-          <w:sz w:val="26"/>
-          <w:szCs w:val="26"/>
-        </w:rPr>
-      </w:pPr>
-      <w:r>
-        <w:rPr>
-          <w:rFonts w:ascii="Times New Roman" w:hAnsi="Times New Roman" w:cs="Times New Roman"/>
-          <w:sz w:val="26"/>
-          <w:szCs w:val="26"/>
-        </w:rPr>
-        <w:t>Nội dung nghiên cứu của đề tài được triển khai theo nhiều giai đoạn liên tiếp nhằm đảm bảo tính hoàn chỉnh của hệ thống.</w:t>
-      </w:r>
-    </w:p>
-    <w:p>
-      <w:pPr>
-        <w:spacing w:line="360" w:lineRule="auto"/>
-        <w:ind w:firstLine="720"/>
-        <w:rPr>
-          <w:rFonts w:ascii="Times New Roman" w:hAnsi="Times New Roman" w:cs="Times New Roman"/>
-          <w:sz w:val="26"/>
-          <w:szCs w:val="26"/>
-        </w:rPr>
-      </w:pPr>
-      <w:r>
-        <w:rPr>
-          <w:rFonts w:ascii="Times New Roman" w:hAnsi="Times New Roman" w:cs="Times New Roman"/>
-          <w:sz w:val="26"/>
-          <w:szCs w:val="26"/>
-        </w:rPr>
-        <w:t>Trước hết, dữ liệu biển báo giao thông được thu thập, chuẩn hóa và tổ chức theo định dạng phù hợp cho bài toán phát hiện đối tượng. Từ dữ liệu gốc, các vùng ảnh chứa biển báo được tách ra dựa trên thông tin bounding box để xây dựng tập dữ liệu phục vụ cho bài toán phân loại.</w:t>
-      </w:r>
-    </w:p>
-    <w:p>
-      <w:pPr>
-        <w:spacing w:line="360" w:lineRule="auto"/>
-        <w:ind w:firstLine="720"/>
-        <w:rPr>
-          <w:rFonts w:ascii="Times New Roman" w:hAnsi="Times New Roman" w:cs="Times New Roman"/>
-          <w:sz w:val="26"/>
-          <w:szCs w:val="26"/>
-        </w:rPr>
-      </w:pPr>
-      <w:r>
-        <w:rPr>
-          <w:rFonts w:ascii="Times New Roman" w:hAnsi="Times New Roman" w:cs="Times New Roman"/>
-          <w:sz w:val="26"/>
-          <w:szCs w:val="26"/>
-        </w:rPr>
-        <w:t>Sau quá trình chuẩn bị dữ liệu, đề tài tiến hành huấn luyện mô hình YOLO để thực hiện đồng thời việc phát hiện và phân loại biển báo trên ảnh đầu vào. Song song với đó, một mô hình CNN được xây dựng và huấn luyện trên tập ảnh đã được cắt từ các vùng biển báo nhằm phục vụ nhiệm vụ phân loại chuyên biệt.</w:t>
-      </w:r>
-    </w:p>
-    <w:p>
-      <w:pPr>
-        <w:pStyle w:val="Heading3"/>
-      </w:pPr>
-      <w:bookmarkStart w:id="9" w:name="_Toc232110265"/>
-      <w:r>
-        <w:t>1.3.3. Phương pháp nghiên cứu</w:t>
-      </w:r>
-      <w:bookmarkEnd w:id="9"/>
-    </w:p>
-    <w:p>
-      <w:pPr>
-        <w:spacing w:line="360" w:lineRule="auto"/>
-        <w:ind w:firstLine="720"/>
-        <w:rPr>
-          <w:rFonts w:ascii="Times New Roman" w:hAnsi="Times New Roman" w:cs="Times New Roman"/>
-          <w:sz w:val="26"/>
-          <w:szCs w:val="26"/>
-        </w:rPr>
-      </w:pPr>
-      <w:r>
-        <w:rPr>
-          <w:rFonts w:ascii="Times New Roman" w:hAnsi="Times New Roman" w:cs="Times New Roman"/>
-          <w:sz w:val="26"/>
-          <w:szCs w:val="26"/>
-        </w:rPr>
-        <w:t>Đề tài kết hợp giữa phương pháp nghiên cứu lý thuyết và phương pháp thực nghiệm.</w:t>
-      </w:r>
-    </w:p>
-    <w:p>
-      <w:pPr>
-        <w:spacing w:line="360" w:lineRule="auto"/>
-        <w:ind w:firstLine="720"/>
-        <w:rPr>
-          <w:rFonts w:ascii="Times New Roman" w:hAnsi="Times New Roman" w:cs="Times New Roman"/>
-          <w:sz w:val="26"/>
-          <w:szCs w:val="26"/>
-        </w:rPr>
-      </w:pPr>
-      <w:r>
-        <w:rPr>
-          <w:rFonts w:ascii="Times New Roman" w:hAnsi="Times New Roman" w:cs="Times New Roman"/>
-          <w:sz w:val="26"/>
-          <w:szCs w:val="26"/>
-        </w:rPr>
-        <w:t>Trong giai đoạn nghiên cứu lý thuyết, các tài liệu liên quan đến phát hiện đối tượng, phân loại ảnh và nhận diện biển báo giao thông được khảo sát nhằm xây dựng nền tảng kiến thức cho quá trình triển khai. Những kiến trúc học sâu phổ biến trong lĩnh vực thị giác máy tính được phân tích để lựa chọn mô hình phù hợp với mục tiêu nghiên cứu.</w:t>
-      </w:r>
-    </w:p>
-    <w:p>
-      <w:pPr>
-        <w:spacing w:line="360" w:lineRule="auto"/>
-        <w:ind w:firstLine="720"/>
-        <w:rPr>
-          <w:rFonts w:ascii="Times New Roman" w:hAnsi="Times New Roman" w:cs="Times New Roman"/>
-          <w:sz w:val="26"/>
-          <w:szCs w:val="26"/>
-        </w:rPr>
-      </w:pPr>
-      <w:r>
-        <w:rPr>
-          <w:rFonts w:ascii="Times New Roman" w:hAnsi="Times New Roman" w:cs="Times New Roman"/>
-          <w:sz w:val="26"/>
-          <w:szCs w:val="26"/>
-        </w:rPr>
-        <w:t>Ở giai đoạn thực nghiệm, dữ liệu được tiền xử lý và chia thành các tập huấn luyện, xác thực và kiểm thử. Các mô hình được huấn luyện trên cùng một nguồn dữ liệu nhằm đảm bảo tính khách quan trong quá trình so sánh. Sau khi hoàn thành huấn luyện, hệ thống được đánh giá thông qua các chỉ số định lượng và các thử nghiệm trên ảnh, video thực tế để xác định khả năng ứng dụng của từng hướng tiếp cận.</w:t>
-      </w:r>
-    </w:p>
-    <w:p>
-      <w:pPr>
-        <w:pStyle w:val="Heading2"/>
-      </w:pPr>
-      <w:bookmarkStart w:id="10" w:name="_Toc232110266"/>
-      <w:r>
-        <w:t>1.4. Đối tượng và phạm vi nghiên cứu</w:t>
-      </w:r>
-      <w:bookmarkEnd w:id="10"/>
-    </w:p>
-    <w:p>
-      <w:pPr>
-        <w:pStyle w:val="Heading3"/>
-      </w:pPr>
-      <w:bookmarkStart w:id="11" w:name="_Toc232110267"/>
-      <w:r>
-        <w:t>1.4.1. Đối tượng nghiên cứu</w:t>
-      </w:r>
-      <w:bookmarkEnd w:id="11"/>
-    </w:p>
-    <w:p>
-      <w:pPr>
-        <w:spacing w:line="360" w:lineRule="auto"/>
-        <w:ind w:firstLine="720"/>
-        <w:rPr>
-          <w:rFonts w:ascii="Times New Roman" w:hAnsi="Times New Roman" w:cs="Times New Roman"/>
-          <w:sz w:val="26"/>
-          <w:szCs w:val="26"/>
-        </w:rPr>
-      </w:pPr>
-      <w:r>
-        <w:rPr>
-          <w:rFonts w:ascii="Times New Roman" w:hAnsi="Times New Roman" w:cs="Times New Roman"/>
-          <w:sz w:val="26"/>
-          <w:szCs w:val="26"/>
-        </w:rPr>
-        <w:t xml:space="preserve">Đối tượng nghiên cứu của đề tài là các phương pháp và mô hình Deep Learning được sử dụng trong bài toán nhận diện biển báo giao thông Việt Nam. Trọng tâm nghiên </w:t>
-      </w:r>
-      <w:r>
-        <w:rPr>
-          <w:rFonts w:ascii="Times New Roman" w:hAnsi="Times New Roman" w:cs="Times New Roman"/>
-          <w:sz w:val="26"/>
-          <w:szCs w:val="26"/>
-        </w:rPr>
-        <w:lastRenderedPageBreak/>
-        <w:t>cứu tập trung vào các kỹ thuật phát hiện đối tượng và phân loại ảnh nhằm xây dựng hệ thống có khả năng xác định vị trí cũng như nhận dạng chính xác các loại biển báo xuất hiện trong ảnh hoặc video.</w:t>
-      </w:r>
-    </w:p>
-    <w:p>
-      <w:pPr>
-        <w:spacing w:line="360" w:lineRule="auto"/>
-        <w:ind w:firstLine="720"/>
-        <w:rPr>
-          <w:rFonts w:ascii="Times New Roman" w:hAnsi="Times New Roman" w:cs="Times New Roman"/>
-          <w:sz w:val="26"/>
-          <w:szCs w:val="26"/>
-        </w:rPr>
-      </w:pPr>
-      <w:r>
-        <w:rPr>
-          <w:rFonts w:ascii="Times New Roman" w:hAnsi="Times New Roman" w:cs="Times New Roman"/>
-          <w:sz w:val="26"/>
-          <w:szCs w:val="26"/>
-        </w:rPr>
-        <w:t>Bên cạnh các mô hình học sâu, đề tài cũng nghiên cứu quy trình xây dựng dữ liệu, kỹ thuật tiền xử lý ảnh, phương pháp đánh giá mô hình và các yếu tố ảnh hưởng đến hiệu năng của hệ thống nhận diện biển báo giao thông.</w:t>
-      </w:r>
-    </w:p>
-    <w:p>
-      <w:pPr>
-        <w:pStyle w:val="Heading3"/>
-      </w:pPr>
-      <w:bookmarkStart w:id="12" w:name="_Toc232110268"/>
-      <w:r>
-        <w:t>1.4.2. Phạm vi nghiên cứu</w:t>
-      </w:r>
-      <w:bookmarkEnd w:id="12"/>
-    </w:p>
-    <w:p>
-      <w:pPr>
-        <w:spacing w:line="360" w:lineRule="auto"/>
-        <w:ind w:firstLine="720"/>
-        <w:rPr>
-          <w:rFonts w:ascii="Times New Roman" w:hAnsi="Times New Roman" w:cs="Times New Roman"/>
-          <w:sz w:val="26"/>
-          <w:szCs w:val="26"/>
-        </w:rPr>
-      </w:pPr>
-      <w:r>
-        <w:rPr>
-          <w:rFonts w:ascii="Times New Roman" w:hAnsi="Times New Roman" w:cs="Times New Roman"/>
-          <w:sz w:val="26"/>
-          <w:szCs w:val="26"/>
-        </w:rPr>
-        <w:t>Đề tài tập trung xây dựng hệ thống nhận diện và phân loại 52 lớp biển báo giao thông Việt Nam trên dữ liệu ảnh và video. Hệ thống được phát triển bằng ngôn ngữ Python, sử dụng thư viện PyTorch và framework Ultralytics để triển khai các mô hình học sâu.</w:t>
-      </w:r>
-    </w:p>
-    <w:p>
-      <w:pPr>
-        <w:spacing w:line="360" w:lineRule="auto"/>
-        <w:ind w:firstLine="720"/>
-        <w:rPr>
-          <w:rFonts w:ascii="Times New Roman" w:hAnsi="Times New Roman" w:cs="Times New Roman"/>
-          <w:sz w:val="26"/>
-          <w:szCs w:val="26"/>
-        </w:rPr>
-      </w:pPr>
-      <w:r>
-        <w:rPr>
-          <w:rFonts w:ascii="Times New Roman" w:hAnsi="Times New Roman" w:cs="Times New Roman"/>
-          <w:sz w:val="26"/>
-          <w:szCs w:val="26"/>
-        </w:rPr>
-        <w:t>Đề tài tập trung vào quá trình xây dựng, huấn luyện, đánh giá và so sánh hiệu năng của hai pipeline. Các nội dung như theo dõi đối tượng đa mục tiêu, tối ưu hóa cho phần cứng nhúng chuyên dụng, huấn luyện phân tán hoặc các mô hình thị giác thế hệ mới không thuộc phạm vi nghiên cứu của đồ án. Phạm vi này giúp bảo đảm sự tập trung vào mục tiêu chính là đánh giá hiệu quả của các phương pháp nhận diện biển báo giao thông Việt Nam dựa trên Deep Learning.</w:t>
-      </w:r>
     </w:p>
     <w:p>
       <w:pPr>
@@ -6669,7 +6616,7 @@
           <w:sz w:val="26"/>
           <w:szCs w:val="26"/>
         </w:rPr>
-        <w:t>CNN hiện là một trong những phương pháp hiệu quả nhất cho các bài toán phân loại hình ảnh. Trong lĩnh vực giao thông thông minh, CNN được sử dụng rộng rãi để nhận dạng biển báo nhờ khả năng học các đặc trưng hình học và màu sắc đặc trưng của từng loại biển báo.</w:t>
+        <w:t>Đối với những hệ thống nhận diện biển báo theo hướng hai giai đoạn, CNN thường được sử dụng sau bước phát hiện đối tượng. Sau khi vùng chứa biển báo được xác định bởi bộ phát hiện, ảnh biển báo sẽ được cắt ra và đưa vào mạng CNN để thực hiện phân loại chi tiết. Cách tiếp cận này giúp mô hình tập trung hoàn toàn vào thông tin của biển báo thay vì phải xử lý toàn bộ khung hình.</w:t>
       </w:r>
     </w:p>
     <w:p>
@@ -6688,8 +6635,34 @@
           <w:sz w:val="26"/>
           <w:szCs w:val="26"/>
         </w:rPr>
-        <w:t>Đối với những hệ thống nhận diện biển báo theo hướng hai giai đoạn, CNN thường được sử dụng sau bước phát hiện đối tượng. Sau khi vùng chứa biển báo được xác định bởi bộ phát hiện, ảnh biển báo sẽ được cắt ra và đưa vào mạng CNN để thực hiện phân loại chi tiết. Cách tiếp cận này giúp mô hình tập trung hoàn toàn vào thông tin của biển báo thay vì phải xử lý toàn bộ khung hình.</w:t>
-      </w:r>
+        <w:t>Trong phạm vi đề tài, CNN được sử dụng ở pipeline kết hợp giữa bộ phát hiện đối tượng và bộ phân loại ảnh. Sau khi mô hình YOLO xác định vị trí biển báo, vùng ảnh tương ứng sẽ được trích xuất và đưa vào CNN để dự đoán lớp cuối cùng. Hai kiến trúc được nghiên cứu là ResNet và EfficientNet, đây đều là những mô hình đã chứng minh hiệu quả cao trong các nhiệm vụ phân loại ảnh hiện đại [15]–[17].</w:t>
+      </w:r>
+    </w:p>
+    <w:p>
+      <w:pPr>
+        <w:pStyle w:val="Heading2"/>
+      </w:pPr>
+      <w:bookmarkStart w:id="19" w:name="_Toc232110275"/>
+      <w:r>
+        <w:t>2.2</w:t>
+      </w:r>
+      <w:r>
+        <w:t>. Object Detection</w:t>
+      </w:r>
+      <w:bookmarkEnd w:id="19"/>
+    </w:p>
+    <w:p>
+      <w:pPr>
+        <w:pStyle w:val="Heading3"/>
+      </w:pPr>
+      <w:bookmarkStart w:id="20" w:name="_Toc232110276"/>
+      <w:r>
+        <w:t>2.2</w:t>
+      </w:r>
+      <w:r>
+        <w:t>.1. Khái niệm Object Detection</w:t>
+      </w:r>
+      <w:bookmarkEnd w:id="20"/>
     </w:p>
     <w:p>
       <w:pPr>
@@ -6707,34 +6680,40 @@
           <w:sz w:val="26"/>
           <w:szCs w:val="26"/>
         </w:rPr>
-        <w:t>Trong phạm vi đề tài, CNN được sử dụng ở pipeline kết hợp giữa bộ phát hiện đối tượng và bộ phân loại ảnh. Sau khi mô hình YOLO xác định vị trí biển báo, vùng ảnh tương ứng sẽ được trích xuất và đưa vào CNN để dự đoán lớp cuối cùng. Hai kiến trúc được nghiên cứu là ResNet và EfficientNet, đây đều là những mô hình đã chứng minh hiệu quả cao trong các nhiệm vụ phân loại ảnh hiện đại [15]–[17].</w:t>
-      </w:r>
-    </w:p>
-    <w:p>
-      <w:pPr>
-        <w:pStyle w:val="Heading2"/>
-      </w:pPr>
-      <w:bookmarkStart w:id="19" w:name="_Toc232110275"/>
+        <w:t>Object Detection là bài toán xác định vị trí và phân loại các đối tượng xuất hiện trong ảnh hoặc video. Khác với Image Classification chỉ đưa ra nhãn cho toàn bộ ảnh, Object Detection yêu cầu hệ thống đồng thời trả lời hai câu hỏi: đối tượng nằm ở đâu và đối tượng đó thuộc lớp nào [1], [2].</w:t>
+      </w:r>
+    </w:p>
+    <w:p>
+      <w:pPr>
+        <w:spacing w:line="360" w:lineRule="auto"/>
+        <w:ind w:firstLine="720"/>
+        <w:rPr>
+          <w:rFonts w:ascii="Times New Roman" w:hAnsi="Times New Roman" w:cs="Times New Roman"/>
+          <w:sz w:val="26"/>
+          <w:szCs w:val="26"/>
+        </w:rPr>
+      </w:pPr>
+      <w:r>
+        <w:rPr>
+          <w:rFonts w:ascii="Times New Roman" w:hAnsi="Times New Roman" w:cs="Times New Roman"/>
+          <w:sz w:val="26"/>
+          <w:szCs w:val="26"/>
+        </w:rPr>
+        <w:t>Kết quả của một mô hình Object Detection thường bao gồm các khung giới hạn (bounding box), nhãn lớp và độ tin cậy tương ứng. Mỗi bounding box được biểu diễn bằng tọa độ xác định vùng chứa đối tượng trong ảnh, trong khi nhãn lớp mô tả loại đối tượng được phát hiện.</w:t>
+      </w:r>
+    </w:p>
+    <w:p>
+      <w:pPr>
+        <w:pStyle w:val="Heading3"/>
+      </w:pPr>
+      <w:bookmarkStart w:id="21" w:name="_Toc232110277"/>
       <w:r>
         <w:t>2.2</w:t>
       </w:r>
       <w:r>
-        <w:t>. Object Detection</w:t>
-      </w:r>
-      <w:bookmarkEnd w:id="19"/>
-    </w:p>
-    <w:p>
-      <w:pPr>
-        <w:pStyle w:val="Heading3"/>
-      </w:pPr>
-      <w:bookmarkStart w:id="20" w:name="_Toc232110276"/>
-      <w:r>
-        <w:t>2.2</w:t>
-      </w:r>
-      <w:r>
-        <w:t>.1. Khái niệm Object Detection</w:t>
-      </w:r>
-      <w:bookmarkEnd w:id="20"/>
+        <w:t>.2. Các thành phần của bài toán Object Detection</w:t>
+      </w:r>
+      <w:bookmarkEnd w:id="21"/>
     </w:p>
     <w:p>
       <w:pPr>
@@ -6752,7 +6731,7 @@
           <w:sz w:val="26"/>
           <w:szCs w:val="26"/>
         </w:rPr>
-        <w:t>Object Detection là bài toán xác định vị trí và phân loại các đối tượng xuất hiện trong ảnh hoặc video. Khác với Image Classification chỉ đưa ra nhãn cho toàn bộ ảnh, Object Detection yêu cầu hệ thống đồng thời trả lời hai câu hỏi: đối tượng nằm ở đâu và đối tượng đó thuộc lớp nào [1], [2].</w:t>
+        <w:t>Một hệ thống phát hiện đối tượng hiện đại thường bao gồm ba nhiệm vụ chính: trích xuất đặc trưng, định vị đối tượng và phân loại đối tượng.</w:t>
       </w:r>
     </w:p>
     <w:p>
@@ -6771,77 +6750,7 @@
           <w:sz w:val="26"/>
           <w:szCs w:val="26"/>
         </w:rPr>
-        <w:t>Kết quả của một mô hình Object Detection thường bao gồm các khung giới hạn (bounding box), nhãn lớp và độ tin cậy tương ứng. Mỗi bounding box được biểu diễn bằng tọa độ xác định vùng chứa đối tượng trong ảnh, trong khi nhãn lớp mô tả loại đối tượng được phát hiện.</w:t>
-      </w:r>
-    </w:p>
-    <w:p>
-      <w:pPr>
-        <w:spacing w:line="360" w:lineRule="auto"/>
-        <w:ind w:firstLine="720"/>
-        <w:rPr>
-          <w:rFonts w:ascii="Times New Roman" w:hAnsi="Times New Roman" w:cs="Times New Roman"/>
-          <w:sz w:val="26"/>
-          <w:szCs w:val="26"/>
-        </w:rPr>
-      </w:pPr>
-      <w:r>
-        <w:rPr>
-          <w:rFonts w:ascii="Times New Roman" w:hAnsi="Times New Roman" w:cs="Times New Roman"/>
-          <w:sz w:val="26"/>
-          <w:szCs w:val="26"/>
-        </w:rPr>
         <w:lastRenderedPageBreak/>
-        <w:t>Object Detection là một trong những bài toán trung tâm của Computer Vision và được ứng dụng rộng rãi trong nhiều lĩnh vực như giám sát an ninh, phương tiện tự hành, robot, y tế và giao thông thông minh. Trong các hệ thống hỗ trợ lái xe, khả năng phát hiện chính xác biển báo, người đi bộ hoặc phương tiện giao thông đóng vai trò quan trọng đối với quá trình ra quyết định của hệ thống.</w:t>
-      </w:r>
-    </w:p>
-    <w:p>
-      <w:pPr>
-        <w:pStyle w:val="Heading3"/>
-      </w:pPr>
-      <w:bookmarkStart w:id="21" w:name="_Toc232110277"/>
-      <w:r>
-        <w:t>2.2</w:t>
-      </w:r>
-      <w:r>
-        <w:t>.2. Các thành phần của bài toán Object Detection</w:t>
-      </w:r>
-      <w:bookmarkEnd w:id="21"/>
-    </w:p>
-    <w:p>
-      <w:pPr>
-        <w:spacing w:line="360" w:lineRule="auto"/>
-        <w:ind w:firstLine="720"/>
-        <w:rPr>
-          <w:rFonts w:ascii="Times New Roman" w:hAnsi="Times New Roman" w:cs="Times New Roman"/>
-          <w:sz w:val="26"/>
-          <w:szCs w:val="26"/>
-        </w:rPr>
-      </w:pPr>
-      <w:r>
-        <w:rPr>
-          <w:rFonts w:ascii="Times New Roman" w:hAnsi="Times New Roman" w:cs="Times New Roman"/>
-          <w:sz w:val="26"/>
-          <w:szCs w:val="26"/>
-        </w:rPr>
-        <w:t>Một hệ thống phát hiện đối tượng hiện đại thường bao gồm ba nhiệm vụ chính: trích xuất đặc trưng, định vị đối tượng và phân loại đối tượng.</w:t>
-      </w:r>
-    </w:p>
-    <w:p>
-      <w:pPr>
-        <w:spacing w:line="360" w:lineRule="auto"/>
-        <w:ind w:firstLine="720"/>
-        <w:rPr>
-          <w:rFonts w:ascii="Times New Roman" w:hAnsi="Times New Roman" w:cs="Times New Roman"/>
-          <w:sz w:val="26"/>
-          <w:szCs w:val="26"/>
-        </w:rPr>
-      </w:pPr>
-      <w:r>
-        <w:rPr>
-          <w:rFonts w:ascii="Times New Roman" w:hAnsi="Times New Roman" w:cs="Times New Roman"/>
-          <w:sz w:val="26"/>
-          <w:szCs w:val="26"/>
-        </w:rPr>
         <w:t>Giai đoạn đầu tiên là trích xuất đặc trưng từ ảnh đầu vào. Các mạng CNN hoặc các backbone hiện đại được sử dụng để chuyển đổi dữ liệu ảnh thành các biểu diễn đặc trưng giàu thông tin. Những đặc trưng này đóng vai trò nền tảng cho các bước xử lý tiếp theo [7].</w:t>
       </w:r>
     </w:p>
@@ -7007,35 +6916,35 @@
           <w:sz w:val="26"/>
           <w:szCs w:val="26"/>
         </w:rPr>
+        <w:t>Cuối cùng, hệ thống thực hiện phân loại đối tượng bằng cách dự đoán lớp tương ứng cho từng vùng được phát hiện. Đầu ra thường bao gồm xác suất thuộc về từng lớp và giá trị confidence phản ánh mức độ tin cậy của dự đoán.</w:t>
+      </w:r>
+    </w:p>
+    <w:p>
+      <w:pPr>
+        <w:spacing w:line="360" w:lineRule="auto"/>
+        <w:ind w:firstLine="720"/>
+        <w:rPr>
+          <w:rFonts w:ascii="Times New Roman" w:hAnsi="Times New Roman" w:cs="Times New Roman"/>
+          <w:sz w:val="26"/>
+          <w:szCs w:val="26"/>
+        </w:rPr>
+      </w:pPr>
+      <w:r>
+        <w:rPr>
+          <w:rFonts w:ascii="Times New Roman" w:hAnsi="Times New Roman" w:cs="Times New Roman"/>
+          <w:sz w:val="26"/>
+          <w:szCs w:val="26"/>
+        </w:rPr>
+        <w:t>Trong quá trình suy luận, nhiều bounding box có thể cùng bao phủ một đối tượng. Để loại bỏ các dự đoán dư thừa, kỹ thuật Non-Maximum Suppression (NMS) thường được áp dụng nhằm giữ lại những dự đoán có độ tin cậy cao nhất và loại bỏ các khung chồng lấn không cần thiết [1].</w:t>
+      </w:r>
+    </w:p>
+    <w:p>
+      <w:pPr>
+        <w:pStyle w:val="Heading3"/>
+      </w:pPr>
+      <w:bookmarkStart w:id="22" w:name="_Toc232110278"/>
+      <w:r>
         <w:lastRenderedPageBreak/>
-        <w:t>Cuối cùng, hệ thống thực hiện phân loại đối tượng bằng cách dự đoán lớp tương ứng cho từng vùng được phát hiện. Đầu ra thường bao gồm xác suất thuộc về từng lớp và giá trị confidence phản ánh mức độ tin cậy của dự đoán.</w:t>
-      </w:r>
-    </w:p>
-    <w:p>
-      <w:pPr>
-        <w:spacing w:line="360" w:lineRule="auto"/>
-        <w:ind w:firstLine="720"/>
-        <w:rPr>
-          <w:rFonts w:ascii="Times New Roman" w:hAnsi="Times New Roman" w:cs="Times New Roman"/>
-          <w:sz w:val="26"/>
-          <w:szCs w:val="26"/>
-        </w:rPr>
-      </w:pPr>
-      <w:r>
-        <w:rPr>
-          <w:rFonts w:ascii="Times New Roman" w:hAnsi="Times New Roman" w:cs="Times New Roman"/>
-          <w:sz w:val="26"/>
-          <w:szCs w:val="26"/>
-        </w:rPr>
-        <w:t>Trong quá trình suy luận, nhiều bounding box có thể cùng bao phủ một đối tượng. Để loại bỏ các dự đoán dư thừa, kỹ thuật Non-Maximum Suppression (NMS) thường được áp dụng nhằm giữ lại những dự đoán có độ tin cậy cao nhất và loại bỏ các khung chồng lấn không cần thiết [1].</w:t>
-      </w:r>
-    </w:p>
-    <w:p>
-      <w:pPr>
-        <w:pStyle w:val="Heading3"/>
-      </w:pPr>
-      <w:bookmarkStart w:id="22" w:name="_Toc232110278"/>
-      <w:r>
         <w:t>2.2</w:t>
       </w:r>
       <w:r>
@@ -7223,7 +7132,45 @@
           <w:sz w:val="26"/>
           <w:szCs w:val="26"/>
         </w:rPr>
-        <w:t xml:space="preserve">Ưu điểm của các mô hình hai giai đoạn là độ chính xác cao nhờ quá trình xử lý chi tiết trên từng vùng ứng viên. Tuy nhiên, việc thực hiện nhiều bước liên tiếp làm gia tăng </w:t>
+        <w:t>Ưu điểm của các mô hình hai giai đoạn là độ chính xác cao nhờ quá trình xử lý chi tiết trên từng vùng ứng viên. Tuy nhiên, việc thực hiện nhiều bước liên tiếp làm gia tăng chi phí tính toán và giảm tốc độ suy luận, khiến chúng gặp hạn chế trong các ứng dụng yêu cầu thời gian thực.</w:t>
+      </w:r>
+    </w:p>
+    <w:p>
+      <w:pPr>
+        <w:spacing w:line="360" w:lineRule="auto"/>
+        <w:ind w:firstLine="720"/>
+        <w:rPr>
+          <w:rFonts w:ascii="Times New Roman" w:hAnsi="Times New Roman" w:cs="Times New Roman"/>
+          <w:sz w:val="26"/>
+          <w:szCs w:val="26"/>
+        </w:rPr>
+      </w:pPr>
+      <w:r>
+        <w:rPr>
+          <w:rFonts w:ascii="Times New Roman" w:hAnsi="Times New Roman" w:cs="Times New Roman"/>
+          <w:sz w:val="26"/>
+          <w:szCs w:val="26"/>
+        </w:rPr>
+        <w:t>Nhóm single-stage detector loại bỏ bước sinh vùng ứng viên riêng biệt và thực hiện trực tiếp việc định vị cũng như phân loại đối tượng trên toàn bộ ảnh trong một lần suy luận. SSD và YOLO là những đại diện tiêu biểu của hướng tiếp cận này [9], [10].</w:t>
+      </w:r>
+    </w:p>
+    <w:p>
+      <w:pPr>
+        <w:spacing w:line="360" w:lineRule="auto"/>
+        <w:ind w:firstLine="720"/>
+        <w:rPr>
+          <w:rFonts w:ascii="Times New Roman" w:hAnsi="Times New Roman" w:cs="Times New Roman"/>
+          <w:sz w:val="26"/>
+          <w:szCs w:val="26"/>
+        </w:rPr>
+      </w:pPr>
+      <w:r>
+        <w:rPr>
+          <w:rFonts w:ascii="Times New Roman" w:hAnsi="Times New Roman" w:cs="Times New Roman"/>
+          <w:sz w:val="26"/>
+          <w:szCs w:val="26"/>
+        </w:rPr>
+        <w:t xml:space="preserve">Nhờ kiến trúc đơn giản hơn, các mô hình single-stage đạt tốc độ xử lý cao hơn đáng kể so với các phương pháp hai giai đoạn. Điều này đặc biệt quan trọng đối với các </w:t>
       </w:r>
       <w:r>
         <w:rPr>
@@ -7232,8 +7179,21 @@
           <w:szCs w:val="26"/>
         </w:rPr>
         <w:lastRenderedPageBreak/>
-        <w:t>chi phí tính toán và giảm tốc độ suy luận, khiến chúng gặp hạn chế trong các ứng dụng yêu cầu thời gian thực.</w:t>
-      </w:r>
+        <w:t>hệ thống cần phản hồi nhanh như camera giao thông, phương tiện tự hành hoặc các ứng dụng giám sát thời gian thực.</w:t>
+      </w:r>
+    </w:p>
+    <w:p>
+      <w:pPr>
+        <w:pStyle w:val="Heading3"/>
+      </w:pPr>
+      <w:bookmarkStart w:id="23" w:name="_Toc232110279"/>
+      <w:r>
+        <w:t>2.2</w:t>
+      </w:r>
+      <w:r>
+        <w:t>.4. Vai trò của Object Detection trong nhận diện biển báo giao thông</w:t>
+      </w:r>
+      <w:bookmarkEnd w:id="23"/>
     </w:p>
     <w:p>
       <w:pPr>
@@ -7251,7 +7211,7 @@
           <w:sz w:val="26"/>
           <w:szCs w:val="26"/>
         </w:rPr>
-        <w:t>Nhóm single-stage detector loại bỏ bước sinh vùng ứng viên riêng biệt và thực hiện trực tiếp việc định vị cũng như phân loại đối tượng trên toàn bộ ảnh trong một lần suy luận. SSD và YOLO là những đại diện tiêu biểu của hướng tiếp cận này [9], [10].</w:t>
+        <w:t>Trong bài toán nhận diện biển báo giao thông, bước phát hiện đối tượng đóng vai trò nền tảng của toàn bộ hệ thống. Trước khi tiến hành phân loại, hệ thống cần xác định chính xác vị trí xuất hiện của biển báo trong ảnh. Nếu quá trình phát hiện không chính xác, chất lượng của bước nhận dạng phía sau cũng sẽ bị ảnh hưởng đáng kể.</w:t>
       </w:r>
     </w:p>
     <w:p>
@@ -7270,21 +7230,34 @@
           <w:sz w:val="26"/>
           <w:szCs w:val="26"/>
         </w:rPr>
-        <w:t>Nhờ kiến trúc đơn giản hơn, các mô hình single-stage đạt tốc độ xử lý cao hơn đáng kể so với các phương pháp hai giai đoạn. Điều này đặc biệt quan trọng đối với các hệ thống cần phản hồi nhanh như camera giao thông, phương tiện tự hành hoặc các ứng dụng giám sát thời gian thực.</w:t>
-      </w:r>
+        <w:t>Nhiều mô hình Object Detection hiện đại như Faster R-CNN, SSD và YOLO đã được áp dụng thành công cho bài toán nhận diện biển báo giao thông [8]–[12]. Trong số đó, YOLO được đánh giá cao nhờ khả năng cân bằng giữa tốc độ và độ chính xác, phù hợp với các ứng dụng yêu cầu xử lý theo thời gian thực.</w:t>
+      </w:r>
+    </w:p>
+    <w:p>
+      <w:pPr>
+        <w:pStyle w:val="Heading2"/>
+      </w:pPr>
+      <w:bookmarkStart w:id="24" w:name="_Toc232110280"/>
+      <w:r>
+        <w:t>2.3</w:t>
+      </w:r>
+      <w:r>
+        <w:t>. YOLO</w:t>
+      </w:r>
+      <w:bookmarkEnd w:id="24"/>
     </w:p>
     <w:p>
       <w:pPr>
         <w:pStyle w:val="Heading3"/>
       </w:pPr>
-      <w:bookmarkStart w:id="23" w:name="_Toc232110279"/>
-      <w:r>
-        <w:t>2.2</w:t>
-      </w:r>
-      <w:r>
-        <w:t>.4. Vai trò của Object Detection trong nhận diện biển báo giao thông</w:t>
-      </w:r>
-      <w:bookmarkEnd w:id="23"/>
+      <w:bookmarkStart w:id="25" w:name="_Toc232110281"/>
+      <w:r>
+        <w:t>2.3</w:t>
+      </w:r>
+      <w:r>
+        <w:t>.1. Tổng quan về YOLO</w:t>
+      </w:r>
+      <w:bookmarkEnd w:id="25"/>
     </w:p>
     <w:p>
       <w:pPr>
@@ -7302,7 +7275,7 @@
           <w:sz w:val="26"/>
           <w:szCs w:val="26"/>
         </w:rPr>
-        <w:t>Trong bài toán nhận diện biển báo giao thông, bước phát hiện đối tượng đóng vai trò nền tảng của toàn bộ hệ thống. Trước khi tiến hành phân loại, hệ thống cần xác định chính xác vị trí xuất hiện của biển báo trong ảnh. Nếu quá trình phát hiện không chính xác, chất lượng của bước nhận dạng phía sau cũng sẽ bị ảnh hưởng đáng kể.</w:t>
+        <w:t>YOLO (You Only Look Once) là họ mô hình phát hiện đối tượng thuộc nhóm single-stage detector, được giới thiệu lần đầu bởi Redmon và cộng sự vào năm 2016 [10]. Khác với các phương pháp two-stage detector như Fast R-CNN hay Faster R-CNN, YOLO thực hiện đồng thời nhiệm vụ định vị và phân loại đối tượng trong một lần suy luận duy nhất. Cách tiếp cận này giúp giảm đáng kể độ phức tạp tính toán và nâng cao tốc độ xử lý, đặc biệt phù hợp với các ứng dụng yêu cầu phản hồi theo thời gian thực [7], [8], [10].</w:t>
       </w:r>
     </w:p>
     <w:p>
@@ -7321,7 +7294,7 @@
           <w:sz w:val="26"/>
           <w:szCs w:val="26"/>
         </w:rPr>
-        <w:t>Thực tế cho thấy biển báo giao thông thường chỉ chiếm một phần nhỏ trong khung hình và có thể xuất hiện đồng thời nhiều đối tượng khác như phương tiện, cây cối hoặc công trình giao thông. Điều này đòi hỏi mô hình phát hiện phải có khả năng nhận biết các đối tượng kích thước nhỏ trong môi trường phức tạp.</w:t>
+        <w:t>Ý tưởng cốt lõi của YOLO là xem bài toán phát hiện đối tượng như một bài toán hồi quy trực tiếp từ ảnh đầu vào đến tọa độ bounding box và xác suất lớp. Thay vì tạo ra các vùng đề xuất (region proposals) rồi tiến hành phân loại riêng biệt, toàn bộ ảnh được đưa qua một mạng nơ-ron duy nhất để dự đoán trực tiếp các đối tượng xuất hiện trong ảnh [10].</w:t>
       </w:r>
     </w:p>
     <w:p>
@@ -7340,8 +7313,30 @@
           <w:sz w:val="26"/>
           <w:szCs w:val="26"/>
         </w:rPr>
-        <w:t>Nhiều mô hình Object Detection hiện đại như Faster R-CNN, SSD và YOLO đã được áp dụng thành công cho bài toán nhận diện biển báo giao thông [8]–[12]. Trong số đó, YOLO được đánh giá cao nhờ khả năng cân bằng giữa tốc độ và độ chính xác, phù hợp với các ứng dụng yêu cầu xử lý theo thời gian thực.</w:t>
-      </w:r>
+        <w:t xml:space="preserve">Nhờ khả năng xử lý nhanh và kiến trúc đơn giản, YOLO đã trở thành một trong những hướng nghiên cứu phổ biến nhất trong lĩnh vực Object Detection. Qua nhiều thế </w:t>
+      </w:r>
+      <w:r>
+        <w:rPr>
+          <w:rFonts w:ascii="Times New Roman" w:hAnsi="Times New Roman" w:cs="Times New Roman"/>
+          <w:sz w:val="26"/>
+          <w:szCs w:val="26"/>
+        </w:rPr>
+        <w:lastRenderedPageBreak/>
+        <w:t>hệ phát triển, họ mô hình YOLO liên tục được cải tiến nhằm nâng cao độ chính xác, khả năng phát hiện vật thể nhỏ và hiệu quả suy luận trên các thiết bị có tài nguyên hạn chế [11]–[14].</w:t>
+      </w:r>
+    </w:p>
+    <w:p>
+      <w:pPr>
+        <w:pStyle w:val="Heading3"/>
+      </w:pPr>
+      <w:bookmarkStart w:id="26" w:name="_Toc232110282"/>
+      <w:r>
+        <w:t>2.3</w:t>
+      </w:r>
+      <w:r>
+        <w:t>.2. Nguyên lý hoạt động của YOLO</w:t>
+      </w:r>
+      <w:bookmarkEnd w:id="26"/>
     </w:p>
     <w:p>
       <w:pPr>
@@ -7359,43 +7354,8 @@
           <w:sz w:val="26"/>
           <w:szCs w:val="26"/>
         </w:rPr>
-        <w:t xml:space="preserve">Trong phạm vi đề tài, Object Detection được sử dụng theo hai hướng khác nhau. Ở pipeline thứ nhất, mô hình YOLO thực hiện đồng thời nhiệm vụ phát hiện và phân loại biển báo. Trong pipeline thứ hai, YOLO chỉ đảm nhiệm việc xác định vị trí biển báo, sau đó kết quả phát hiện được chuyển sang mô hình CNN để thực hiện phân loại cuối cùng. Cách tiếp cận này cho phép đánh giá trực tiếp sự khác biệt giữa mô hình end-to-end và </w:t>
-      </w:r>
-      <w:r>
-        <w:rPr>
-          <w:rFonts w:ascii="Times New Roman" w:hAnsi="Times New Roman" w:cs="Times New Roman"/>
-          <w:sz w:val="26"/>
-          <w:szCs w:val="26"/>
-        </w:rPr>
-        <w:lastRenderedPageBreak/>
-        <w:t>kiến trúc kết hợp detector–classifier trong bài toán nhận diện biển báo giao thông Việt Nam.</w:t>
-      </w:r>
-    </w:p>
-    <w:p>
-      <w:pPr>
-        <w:pStyle w:val="Heading2"/>
-      </w:pPr>
-      <w:bookmarkStart w:id="24" w:name="_Toc232110280"/>
-      <w:r>
-        <w:t>2.3</w:t>
-      </w:r>
-      <w:r>
-        <w:t>. YOLO</w:t>
-      </w:r>
-      <w:bookmarkEnd w:id="24"/>
-    </w:p>
-    <w:p>
-      <w:pPr>
-        <w:pStyle w:val="Heading3"/>
-      </w:pPr>
-      <w:bookmarkStart w:id="25" w:name="_Toc232110281"/>
-      <w:r>
-        <w:t>2.3</w:t>
-      </w:r>
-      <w:r>
-        <w:t>.1. Tổng quan về YOLO</w:t>
-      </w:r>
-      <w:bookmarkEnd w:id="25"/>
+        <w:t>Trong kiến trúc YOLO, ảnh đầu vào được chia thành nhiều vùng không gian. Đối với mỗi vùng, mô hình dự đoán một tập các bounding box cùng với độ tin cậy và xác suất thuộc về các lớp đối tượng khác nhau [10].</w:t>
+      </w:r>
     </w:p>
     <w:p>
       <w:pPr>
@@ -7413,105 +7373,7 @@
           <w:sz w:val="26"/>
           <w:szCs w:val="26"/>
         </w:rPr>
-        <w:t>YOLO (You Only Look Once) là họ mô hình phát hiện đối tượng thuộc nhóm single-stage detector, được giới thiệu lần đầu bởi Redmon và cộng sự vào năm 2016 [10]. Khác với các phương pháp two-stage detector như Fast R-CNN hay Faster R-CNN, YOLO thực hiện đồng thời nhiệm vụ định vị và phân loại đối tượng trong một lần suy luận duy nhất. Cách tiếp cận này giúp giảm đáng kể độ phức tạp tính toán và nâng cao tốc độ xử lý, đặc biệt phù hợp với các ứng dụng yêu cầu phản hồi theo thời gian thực [7], [8], [10].</w:t>
-      </w:r>
-    </w:p>
-    <w:p>
-      <w:pPr>
-        <w:spacing w:line="360" w:lineRule="auto"/>
-        <w:ind w:firstLine="720"/>
-        <w:rPr>
-          <w:rFonts w:ascii="Times New Roman" w:hAnsi="Times New Roman" w:cs="Times New Roman"/>
-          <w:sz w:val="26"/>
-          <w:szCs w:val="26"/>
-        </w:rPr>
-      </w:pPr>
-      <w:r>
-        <w:rPr>
-          <w:rFonts w:ascii="Times New Roman" w:hAnsi="Times New Roman" w:cs="Times New Roman"/>
-          <w:sz w:val="26"/>
-          <w:szCs w:val="26"/>
-        </w:rPr>
-        <w:t>Ý tưởng cốt lõi của YOLO là xem bài toán phát hiện đối tượng như một bài toán hồi quy trực tiếp từ ảnh đầu vào đến tọa độ bounding box và xác suất lớp. Thay vì tạo ra các vùng đề xuất (region proposals) rồi tiến hành phân loại riêng biệt, toàn bộ ảnh được đưa qua một mạng nơ-ron duy nhất để dự đoán trực tiếp các đối tượng xuất hiện trong ảnh [10].</w:t>
-      </w:r>
-    </w:p>
-    <w:p>
-      <w:pPr>
-        <w:spacing w:line="360" w:lineRule="auto"/>
-        <w:ind w:firstLine="720"/>
-        <w:rPr>
-          <w:rFonts w:ascii="Times New Roman" w:hAnsi="Times New Roman" w:cs="Times New Roman"/>
-          <w:sz w:val="26"/>
-          <w:szCs w:val="26"/>
-        </w:rPr>
-      </w:pPr>
-      <w:r>
-        <w:rPr>
-          <w:rFonts w:ascii="Times New Roman" w:hAnsi="Times New Roman" w:cs="Times New Roman"/>
-          <w:sz w:val="26"/>
-          <w:szCs w:val="26"/>
-        </w:rPr>
-        <w:t>Nhờ khả năng xử lý nhanh và kiến trúc đơn giản, YOLO đã trở thành một trong những hướng nghiên cứu phổ biến nhất trong lĩnh vực Object Detection. Qua nhiều thế hệ phát triển, họ mô hình YOLO liên tục được cải tiến nhằm nâng cao độ chính xác, khả năng phát hiện vật thể nhỏ và hiệu quả suy luận trên các thiết bị có tài nguyên hạn chế [11]–[14].</w:t>
-      </w:r>
-    </w:p>
-    <w:p>
-      <w:pPr>
-        <w:pStyle w:val="Heading3"/>
-      </w:pPr>
-      <w:bookmarkStart w:id="26" w:name="_Toc232110282"/>
-      <w:r>
-        <w:t>2.3</w:t>
-      </w:r>
-      <w:r>
-        <w:t>.2. Nguyên lý hoạt động của YOLO</w:t>
-      </w:r>
-      <w:bookmarkEnd w:id="26"/>
-    </w:p>
-    <w:p>
-      <w:pPr>
-        <w:spacing w:line="360" w:lineRule="auto"/>
-        <w:ind w:firstLine="720"/>
-        <w:rPr>
-          <w:rFonts w:ascii="Times New Roman" w:hAnsi="Times New Roman" w:cs="Times New Roman"/>
-          <w:sz w:val="26"/>
-          <w:szCs w:val="26"/>
-        </w:rPr>
-      </w:pPr>
-      <w:r>
-        <w:rPr>
-          <w:rFonts w:ascii="Times New Roman" w:hAnsi="Times New Roman" w:cs="Times New Roman"/>
-          <w:sz w:val="26"/>
-          <w:szCs w:val="26"/>
-        </w:rPr>
-        <w:t>Trong kiến trúc YOLO, ảnh đầu vào được chia thành nhiều vùng không gian. Đối với mỗi vùng, mô hình dự đoán một tập các bounding box cùng với độ tin cậy và xác suất thuộc về các lớp đối tượng khác nhau [10].</w:t>
-      </w:r>
-    </w:p>
-    <w:p>
-      <w:pPr>
-        <w:spacing w:line="360" w:lineRule="auto"/>
-        <w:ind w:firstLine="720"/>
-        <w:rPr>
-          <w:rFonts w:ascii="Times New Roman" w:hAnsi="Times New Roman" w:cs="Times New Roman"/>
-          <w:sz w:val="26"/>
-          <w:szCs w:val="26"/>
-        </w:rPr>
-      </w:pPr>
-      <w:r>
-        <w:rPr>
-          <w:rFonts w:ascii="Times New Roman" w:hAnsi="Times New Roman" w:cs="Times New Roman"/>
-          <w:sz w:val="26"/>
-          <w:szCs w:val="26"/>
-        </w:rPr>
-        <w:t xml:space="preserve">Quá trình suy luận của YOLO có thể được mô tả qua ba bước chính. Trước tiên, ảnh được đưa vào mạng CNN để trích xuất đặc trưng. Các đặc trưng này sau đó được sử </w:t>
-      </w:r>
-      <w:r>
-        <w:rPr>
-          <w:rFonts w:ascii="Times New Roman" w:hAnsi="Times New Roman" w:cs="Times New Roman"/>
-          <w:sz w:val="26"/>
-          <w:szCs w:val="26"/>
-        </w:rPr>
-        <w:lastRenderedPageBreak/>
-        <w:t>dụng để dự đoán vị trí bounding box và xác suất lớp tương ứng. Cuối cùng, kỹ thuật Non-Maximum Suppression (NMS) được áp dụng nhằm loại bỏ các dự đoán chồng lấn và giữ lại những kết quả có độ tin cậy cao nhất [1], [10].</w:t>
+        <w:t>Quá trình suy luận của YOLO có thể được mô tả qua ba bước chính. Trước tiên, ảnh được đưa vào mạng CNN để trích xuất đặc trưng. Các đặc trưng này sau đó được sử dụng để dự đoán vị trí bounding box và xác suất lớp tương ứng. Cuối cùng, kỹ thuật Non-Maximum Suppression (NMS) được áp dụng nhằm loại bỏ các dự đoán chồng lấn và giữ lại những kết quả có độ tin cậy cao nhất [1], [10].</w:t>
       </w:r>
     </w:p>
     <w:p>
@@ -7654,6 +7516,7 @@
           <w:sz w:val="26"/>
           <w:szCs w:val="26"/>
         </w:rPr>
+        <w:lastRenderedPageBreak/>
         <w:t>Một trong những ưu điểm quan trọng của YOLO là khả năng khai thác thông tin toàn cục của ảnh. Do toàn bộ ảnh được xử lý đồng thời thay vì từng vùng riêng lẻ, mô hình có thể tận dụng ngữ cảnh xung quanh đối tượng để cải thiện khả năng nhận dạng [10].</w:t>
       </w:r>
     </w:p>
@@ -7711,135 +7574,96 @@
           <w:sz w:val="26"/>
           <w:szCs w:val="26"/>
         </w:rPr>
+        <w:t>Tuy nhiên, YOLO vẫn tồn tại một số hạn chế. Độ chính xác của mô hình có thể suy giảm khi xử lý các đối tượng rất nhỏ hoặc các lớp có mức độ tương đồng cao. Trong những trường hợp yêu cầu phân biệt các chi tiết tinh vi, việc sử dụng thêm một bộ phân loại chuyên biệt có thể mang lại kết quả tốt hơn. Ngoài ra, hiệu năng của YOLO phụ thuộc đáng kể vào chất lượng dữ liệu huấn luyện cũng như chiến lược tăng cường dữ liệu được áp dụng [12], [13].</w:t>
+      </w:r>
+    </w:p>
+    <w:p>
+      <w:pPr>
+        <w:pStyle w:val="Heading3"/>
+      </w:pPr>
+      <w:bookmarkStart w:id="28" w:name="_Toc232110284"/>
+      <w:r>
+        <w:t>2.</w:t>
+      </w:r>
+      <w:r>
+        <w:t>4</w:t>
+      </w:r>
+      <w:r>
+        <w:t>.5. Vai trò của YOLO trong bài toán nhận diện biển báo giao thông</w:t>
+      </w:r>
+      <w:bookmarkEnd w:id="28"/>
+    </w:p>
+    <w:p>
+      <w:pPr>
+        <w:spacing w:line="360" w:lineRule="auto"/>
+        <w:ind w:firstLine="720"/>
+        <w:rPr>
+          <w:rFonts w:ascii="Times New Roman" w:hAnsi="Times New Roman" w:cs="Times New Roman"/>
+          <w:sz w:val="26"/>
+          <w:szCs w:val="26"/>
+        </w:rPr>
+      </w:pPr>
+      <w:r>
+        <w:rPr>
+          <w:rFonts w:ascii="Times New Roman" w:hAnsi="Times New Roman" w:cs="Times New Roman"/>
+          <w:sz w:val="26"/>
+          <w:szCs w:val="26"/>
+        </w:rPr>
+        <w:t>YOLO được sử dụng rộng rãi trong các hệ thống nhận diện biển báo giao thông nhờ khả năng phát hiện nhanh các đối tượng có kích thước nhỏ trong môi trường phức tạp. Trong điều kiện thực tế, biển báo thường xuất hiện ở khoảng cách xa, chịu ảnh hưởng của ánh sáng, thời tiết hoặc hiện tượng che khuất. Những yếu tố này đòi hỏi mô hình phải vừa đảm bảo độ chính xác vừa duy trì tốc độ xử lý đủ cao để đáp ứng yêu cầu thời gian thực.</w:t>
+      </w:r>
+    </w:p>
+    <w:p>
+      <w:pPr>
+        <w:pStyle w:val="Heading2"/>
+      </w:pPr>
+      <w:bookmarkStart w:id="29" w:name="_Toc232110285"/>
+      <w:r>
+        <w:t>2.4</w:t>
+      </w:r>
+      <w:r>
+        <w:t>. ResNet và EfficientNet</w:t>
+      </w:r>
+      <w:bookmarkEnd w:id="29"/>
+    </w:p>
+    <w:p>
+      <w:pPr>
+        <w:pStyle w:val="Heading3"/>
+      </w:pPr>
+      <w:bookmarkStart w:id="30" w:name="_Toc232110286"/>
+      <w:r>
+        <w:t>2.4</w:t>
+      </w:r>
+      <w:r>
+        <w:t>.1. Tổng quan về các mô hình CNN hiện đại</w:t>
+      </w:r>
+      <w:bookmarkEnd w:id="30"/>
+    </w:p>
+    <w:p>
+      <w:pPr>
+        <w:spacing w:line="360" w:lineRule="auto"/>
+        <w:ind w:firstLine="720"/>
+        <w:rPr>
+          <w:rFonts w:ascii="Times New Roman" w:hAnsi="Times New Roman" w:cs="Times New Roman"/>
+          <w:sz w:val="26"/>
+          <w:szCs w:val="26"/>
+        </w:rPr>
+      </w:pPr>
+      <w:r>
+        <w:rPr>
+          <w:rFonts w:ascii="Times New Roman" w:hAnsi="Times New Roman" w:cs="Times New Roman"/>
+          <w:sz w:val="26"/>
+          <w:szCs w:val="26"/>
+        </w:rPr>
+        <w:t xml:space="preserve">Sự gia tăng độ sâu của mạng CNN đã góp phần đáng kể vào việc cải thiện khả năng học đặc trưng và độ chính xác trên các bài toán nhận dạng ảnh. Tuy nhiên, khi số lượng tầng ngày càng lớn, quá trình huấn luyện thường gặp phải nhiều vấn đề như mất </w:t>
+      </w:r>
+      <w:r>
+        <w:rPr>
+          <w:rFonts w:ascii="Times New Roman" w:hAnsi="Times New Roman" w:cs="Times New Roman"/>
+          <w:sz w:val="26"/>
+          <w:szCs w:val="26"/>
+        </w:rPr>
         <w:lastRenderedPageBreak/>
-        <w:t>Bên cạnh đó, YOLO có kiến trúc tương đối đơn giản và dễ triển khai. Quá trình huấn luyện và suy luận được tích hợp trong cùng một mô hình, giúp giảm độ phức tạp của hệ thống so với các kiến trúc gồm nhiều thành phần riêng biệt.</w:t>
-      </w:r>
-    </w:p>
-    <w:p>
-      <w:pPr>
-        <w:spacing w:line="360" w:lineRule="auto"/>
-        <w:ind w:firstLine="720"/>
-        <w:rPr>
-          <w:rFonts w:ascii="Times New Roman" w:hAnsi="Times New Roman" w:cs="Times New Roman"/>
-          <w:sz w:val="26"/>
-          <w:szCs w:val="26"/>
-        </w:rPr>
-      </w:pPr>
-      <w:r>
-        <w:rPr>
-          <w:rFonts w:ascii="Times New Roman" w:hAnsi="Times New Roman" w:cs="Times New Roman"/>
-          <w:sz w:val="26"/>
-          <w:szCs w:val="26"/>
-        </w:rPr>
-        <w:t>Tuy nhiên, YOLO vẫn tồn tại một số hạn chế. Độ chính xác của mô hình có thể suy giảm khi xử lý các đối tượng rất nhỏ hoặc các lớp có mức độ tương đồng cao. Trong những trường hợp yêu cầu phân biệt các chi tiết tinh vi, việc sử dụng thêm một bộ phân loại chuyên biệt có thể mang lại kết quả tốt hơn. Ngoài ra, hiệu năng của YOLO phụ thuộc đáng kể vào chất lượng dữ liệu huấn luyện cũng như chiến lược tăng cường dữ liệu được áp dụng [12], [13].</w:t>
-      </w:r>
-    </w:p>
-    <w:p>
-      <w:pPr>
-        <w:pStyle w:val="Heading3"/>
-      </w:pPr>
-      <w:bookmarkStart w:id="28" w:name="_Toc232110284"/>
-      <w:r>
-        <w:t>2.</w:t>
-      </w:r>
-      <w:r>
-        <w:t>4</w:t>
-      </w:r>
-      <w:r>
-        <w:t>.5. Vai trò của YOLO trong bài toán nhận diện biển báo giao thông</w:t>
-      </w:r>
-      <w:bookmarkEnd w:id="28"/>
-    </w:p>
-    <w:p>
-      <w:pPr>
-        <w:spacing w:line="360" w:lineRule="auto"/>
-        <w:ind w:firstLine="720"/>
-        <w:rPr>
-          <w:rFonts w:ascii="Times New Roman" w:hAnsi="Times New Roman" w:cs="Times New Roman"/>
-          <w:sz w:val="26"/>
-          <w:szCs w:val="26"/>
-        </w:rPr>
-      </w:pPr>
-      <w:r>
-        <w:rPr>
-          <w:rFonts w:ascii="Times New Roman" w:hAnsi="Times New Roman" w:cs="Times New Roman"/>
-          <w:sz w:val="26"/>
-          <w:szCs w:val="26"/>
-        </w:rPr>
-        <w:t>YOLO được sử dụng rộng rãi trong các hệ thống nhận diện biển báo giao thông nhờ khả năng phát hiện nhanh các đối tượng có kích thước nhỏ trong môi trường phức tạp. Trong điều kiện thực tế, biển báo thường xuất hiện ở khoảng cách xa, chịu ảnh hưởng của ánh sáng, thời tiết hoặc hiện tượng che khuất. Những yếu tố này đòi hỏi mô hình phải vừa đảm bảo độ chính xác vừa duy trì tốc độ xử lý đủ cao để đáp ứng yêu cầu thời gian thực.</w:t>
-      </w:r>
-    </w:p>
-    <w:p>
-      <w:pPr>
-        <w:spacing w:line="360" w:lineRule="auto"/>
-        <w:ind w:firstLine="720"/>
-        <w:rPr>
-          <w:rFonts w:ascii="Times New Roman" w:hAnsi="Times New Roman" w:cs="Times New Roman"/>
-          <w:sz w:val="26"/>
-          <w:szCs w:val="26"/>
-        </w:rPr>
-      </w:pPr>
-      <w:r>
-        <w:rPr>
-          <w:rFonts w:ascii="Times New Roman" w:hAnsi="Times New Roman" w:cs="Times New Roman"/>
-          <w:sz w:val="26"/>
-          <w:szCs w:val="26"/>
-        </w:rPr>
-        <w:t>Trong phạm vi đề tài, YOLO đóng vai trò là thành phần phát hiện đối tượng cốt lõi của cả hai hướng tiếp cận nghiên cứu. Ở pipeline thứ nhất, YOLO thực hiện đồng thời việc xác định vị trí và phân loại biển báo. Ở pipeline thứ hai, mô hình chỉ đảm nhiệm nhiệm vụ phát hiện vị trí biển báo, sau đó vùng ảnh tương ứng được chuyển sang bộ phân loại CNN để xác định nhãn cuối cùng. Cách thiết kế này cho phép đánh giá sự khác biệt giữa mô hình end-to-end và kiến trúc kết hợp detector–classifier trong bài toán nhận diện biển báo giao thông Việt Nam.</w:t>
-      </w:r>
-    </w:p>
-    <w:p>
-      <w:pPr>
-        <w:pStyle w:val="Heading2"/>
-      </w:pPr>
-      <w:bookmarkStart w:id="29" w:name="_Toc232110285"/>
-      <w:r>
-        <w:t>2.4</w:t>
-      </w:r>
-      <w:r>
-        <w:t>. ResNet và EfficientNet</w:t>
-      </w:r>
-      <w:bookmarkEnd w:id="29"/>
-    </w:p>
-    <w:p>
-      <w:pPr>
-        <w:pStyle w:val="Heading3"/>
-      </w:pPr>
-      <w:bookmarkStart w:id="30" w:name="_Toc232110286"/>
-      <w:r>
-        <w:t>2.4</w:t>
-      </w:r>
-      <w:r>
-        <w:t>.1. Tổng quan về các mô hình CNN hiện đại</w:t>
-      </w:r>
-      <w:bookmarkEnd w:id="30"/>
-    </w:p>
-    <w:p>
-      <w:pPr>
-        <w:spacing w:line="360" w:lineRule="auto"/>
-        <w:ind w:firstLine="720"/>
-        <w:rPr>
-          <w:rFonts w:ascii="Times New Roman" w:hAnsi="Times New Roman" w:cs="Times New Roman"/>
-          <w:sz w:val="26"/>
-          <w:szCs w:val="26"/>
-        </w:rPr>
-      </w:pPr>
-      <w:r>
-        <w:rPr>
-          <w:rFonts w:ascii="Times New Roman" w:hAnsi="Times New Roman" w:cs="Times New Roman"/>
-          <w:sz w:val="26"/>
-          <w:szCs w:val="26"/>
-        </w:rPr>
-        <w:t xml:space="preserve">Sự gia tăng độ sâu của mạng CNN đã góp phần đáng kể vào việc cải thiện khả năng học đặc trưng và độ chính xác trên các bài toán nhận dạng ảnh. Tuy nhiên, khi số </w:t>
-      </w:r>
-      <w:r>
-        <w:rPr>
-          <w:rFonts w:ascii="Times New Roman" w:hAnsi="Times New Roman" w:cs="Times New Roman"/>
-          <w:sz w:val="26"/>
-          <w:szCs w:val="26"/>
-        </w:rPr>
-        <w:lastRenderedPageBreak/>
-        <w:t>lượng tầng ngày càng lớn, quá trình huấn luyện thường gặp phải nhiều vấn đề như mất gradient, bùng nổ gradient hoặc suy giảm hiệu năng dù kiến trúc trở nên phức tạp hơn [15].</w:t>
+        <w:t>gradient, bùng nổ gradient hoặc suy giảm hiệu năng dù kiến trúc trở nên phức tạp hơn [15].</w:t>
       </w:r>
     </w:p>
     <w:p>
@@ -8446,7 +8270,7 @@
           <w:sz w:val="26"/>
           <w:szCs w:val="26"/>
         </w:rPr>
-        <w:t>Việc đánh giá mô hình là bước quan trọng nhằm xác định mức độ hiệu quả của hệ thống nhận diện và phân loại biển báo giao thông. Đối với đề tài này, hai pipeline được xây dựng theo những hướng tiếp cận khác nhau gồm mô hình YOLO thực hiện phát hiện và phân loại theo hướng end-to-end, và mô hình kết hợp YOLO với CNN. Do đó, các chỉ số đánh giá cần phản ánh đầy đủ cả khả năng phát hiện đối tượng, chất lượng phân loại cũng như hiệu năng suy luận của hệ thống.</w:t>
+        <w:t xml:space="preserve">Việc đánh giá mô hình là bước quan trọng nhằm xác định mức độ hiệu quả của hệ thống nhận diện và phân loại biển báo giao thông. </w:t>
       </w:r>
     </w:p>
     <w:p>
@@ -8465,16 +8289,16 @@
           <w:sz w:val="26"/>
           <w:szCs w:val="26"/>
         </w:rPr>
+        <w:t>Các chỉ số được sử dụng trong nghiên cứu bao gồm Precision, Recall, F1-score, Accuracy, Intersection over Union (IoU), Mean Average Precision (mAP), Confusion Matrix và tốc độ suy luận. Đây là những thước đo được sử dụng rộng rãi trong các bài toán Computer Vision hiện đại, đặc biệt là Object Detection và Image Classification [18]–[20].</w:t>
+      </w:r>
+    </w:p>
+    <w:p>
+      <w:pPr>
+        <w:pStyle w:val="Heading3"/>
+      </w:pPr>
+      <w:bookmarkStart w:id="36" w:name="_Toc232110292"/>
+      <w:r>
         <w:lastRenderedPageBreak/>
-        <w:t>Các chỉ số được sử dụng trong nghiên cứu bao gồm Precision, Recall, F1-score, Accuracy, Intersection over Union (IoU), Mean Average Precision (mAP), Confusion Matrix và tốc độ suy luận. Đây là những thước đo được sử dụng rộng rãi trong các bài toán Computer Vision hiện đại, đặc biệt là Object Detection và Image Classification [18]–[20].</w:t>
-      </w:r>
-    </w:p>
-    <w:p>
-      <w:pPr>
-        <w:pStyle w:val="Heading3"/>
-      </w:pPr>
-      <w:bookmarkStart w:id="36" w:name="_Toc232110292"/>
-      <w:r>
         <w:t>2.5</w:t>
       </w:r>
       <w:r>
@@ -8775,7 +8599,6 @@
           <w:sz w:val="26"/>
           <w:szCs w:val="26"/>
         </w:rPr>
-        <w:lastRenderedPageBreak/>
         <w:t>Trong đó:</w:t>
       </w:r>
     </w:p>
@@ -8817,6 +8640,7 @@
           <w:sz w:val="26"/>
           <w:szCs w:val="26"/>
         </w:rPr>
+        <w:lastRenderedPageBreak/>
         <w:t>Recall có ý nghĩa đặc biệt quan trọng trong các hệ thống hỗ trợ lái xe, bởi việc bỏ sót một biển báo giao thông có thể dẫn đến những quyết định không chính xác trong quá trình vận hành phương tiện.</w:t>
       </w:r>
     </w:p>
@@ -9082,24 +8906,16 @@
           <w:sz w:val="26"/>
           <w:szCs w:val="26"/>
         </w:rPr>
-        <w:t xml:space="preserve">Đối với pipeline YOLO + CNN, Accuracy được sử dụng để đánh giá chất lượng của bộ phân loại trên tập ảnh biển báo đã được cắt từ bounding box. Tuy nhiên, khi dữ </w:t>
-      </w:r>
-      <w:r>
-        <w:rPr>
-          <w:rFonts w:ascii="Times New Roman" w:hAnsi="Times New Roman" w:cs="Times New Roman"/>
-          <w:sz w:val="26"/>
-          <w:szCs w:val="26"/>
-        </w:rPr>
+        <w:t>Đối với pipeline YOLO + CNN, Accuracy được sử dụng để đánh giá chất lượng của bộ phân loại trên tập ảnh biển báo đã được cắt từ bounding box. Tuy nhiên, khi dữ liệu giữa các lớp không cân bằng, Accuracy có thể không phản ánh đầy đủ hiệu năng thực tế của mô hình. Vì vậy, chỉ số này luôn được xem xét cùng với Precision, Recall và F1-score.</w:t>
+      </w:r>
+    </w:p>
+    <w:p>
+      <w:pPr>
+        <w:pStyle w:val="Heading3"/>
+      </w:pPr>
+      <w:bookmarkStart w:id="40" w:name="_Toc232110296"/>
+      <w:r>
         <w:lastRenderedPageBreak/>
-        <w:t>liệu giữa các lớp không cân bằng, Accuracy có thể không phản ánh đầy đủ hiệu năng thực tế của mô hình. Vì vậy, chỉ số này luôn được xem xét cùng với Precision, Recall và F1-score.</w:t>
-      </w:r>
-    </w:p>
-    <w:p>
-      <w:pPr>
-        <w:pStyle w:val="Heading3"/>
-      </w:pPr>
-      <w:bookmarkStart w:id="40" w:name="_Toc232110296"/>
-      <w:r>
         <w:t>2.5</w:t>
       </w:r>
       <w:r>
@@ -9569,7 +9385,6 @@
           <w:sz w:val="26"/>
           <w:szCs w:val="26"/>
         </w:rPr>
-        <w:lastRenderedPageBreak/>
         <w:t>Trong các nghiên cứu hiện đại, hai dạng mAP thường được sử dụng:</w:t>
       </w:r>
     </w:p>
@@ -9633,6 +9448,7 @@
           <w:sz w:val="26"/>
           <w:szCs w:val="26"/>
         </w:rPr>
+        <w:lastRenderedPageBreak/>
         <w:t>Trong đó, mAP@0.5:0.95 được đánh giá khắt khe hơn vì yêu cầu mô hình phải dự đoán chính xác vị trí đối tượng ở nhiều mức độ khác nhau. Đây cũng là chỉ số được sử dụng phổ biến trong các phiên bản YOLO hiện đại [12]–[14].</w:t>
       </w:r>
     </w:p>
@@ -9666,25 +9482,6 @@
           <w:szCs w:val="26"/>
         </w:rPr>
         <w:t>Confusion Matrix là công cụ trực quan giúp phân tích chi tiết kết quả phân loại của mô hình. Ma trận này thể hiện mối quan hệ giữa nhãn thực tế và nhãn dự đoán, từ đó cho phép xác định những lớp thường bị nhầm lẫn với nhau [19].</w:t>
-      </w:r>
-    </w:p>
-    <w:p>
-      <w:pPr>
-        <w:spacing w:line="360" w:lineRule="auto"/>
-        <w:ind w:firstLine="720"/>
-        <w:rPr>
-          <w:rFonts w:ascii="Times New Roman" w:hAnsi="Times New Roman" w:cs="Times New Roman"/>
-          <w:sz w:val="26"/>
-          <w:szCs w:val="26"/>
-        </w:rPr>
-      </w:pPr>
-      <w:r>
-        <w:rPr>
-          <w:rFonts w:ascii="Times New Roman" w:hAnsi="Times New Roman" w:cs="Times New Roman"/>
-          <w:sz w:val="26"/>
-          <w:szCs w:val="26"/>
-        </w:rPr>
-        <w:t>Đối với bài toán nhận diện biển báo giao thông Việt Nam, nhiều lớp biển báo có hình dạng và màu sắc tương đối giống nhau. Vì vậy, Confusion Matrix giúp làm rõ những nhóm biển báo mà mô hình gặp khó khăn trong quá trình phân biệt, đồng thời cung cấp cơ sở để cải thiện dữ liệu hoặc điều chỉnh kiến trúc mô hình.</w:t>
       </w:r>
     </w:p>
     <w:p>
@@ -9860,6 +9657,7 @@
     <w:p>
       <w:pPr>
         <w:pStyle w:val="Heading3"/>
+        <w:ind w:firstLine="720"/>
       </w:pPr>
       <w:bookmarkStart w:id="46" w:name="_Toc232110302"/>
       <w:r>
@@ -9876,12 +9674,16 @@
     <w:p>
       <w:pPr>
         <w:pStyle w:val="Heading3"/>
+        <w:ind w:firstLine="720"/>
       </w:pPr>
       <w:bookmarkStart w:id="47" w:name="_Toc232110303"/>
       <w:r>
-        <w:t>3.1.2 Phân bổ dữ liệu</w:t>
+        <w:t>3.1.2</w:t>
       </w:r>
       <w:bookmarkEnd w:id="47"/>
+      <w:r>
+        <w:t>. Thống kê bộ dữ liệu</w:t>
+      </w:r>
     </w:p>
     <w:p>
       <w:pPr>
@@ -9896,6 +9698,7 @@
     <w:p>
       <w:pPr>
         <w:pStyle w:val="Heading3"/>
+        <w:ind w:firstLine="720"/>
       </w:pPr>
       <w:bookmarkStart w:id="49" w:name="_Toc232110305"/>
       <w:r>
@@ -9906,259 +9709,728 @@
     <w:p>
       <w:pPr>
         <w:pStyle w:val="Heading3"/>
-      </w:pPr>
-      <w:bookmarkStart w:id="50" w:name="_Toc232110306"/>
-      <w:r>
-        <w:t>3.2.2. Tăng cường dữ liệu (Data Augmentation)</w:t>
+        <w:ind w:firstLine="720"/>
+      </w:pPr>
+      <w:bookmarkStart w:id="50" w:name="_Toc232110307"/>
+      <w:r>
+        <w:t>3.2.</w:t>
+      </w:r>
+      <w:r>
+        <w:t>2</w:t>
+      </w:r>
+      <w:r>
+        <w:t>. Xây dựng tập dữ liệu Classification</w:t>
+      </w:r>
+      <w:r>
+        <w:t xml:space="preserve"> cho CNN</w:t>
       </w:r>
       <w:bookmarkEnd w:id="50"/>
     </w:p>
     <w:p>
       <w:pPr>
+        <w:pStyle w:val="Heading2"/>
+      </w:pPr>
+      <w:bookmarkStart w:id="51" w:name="_Toc232110308"/>
+      <w:r>
+        <w:t>3.3. Thiết kế hệ thống</w:t>
+      </w:r>
+      <w:bookmarkEnd w:id="51"/>
+    </w:p>
+    <w:p>
+      <w:pPr>
         <w:pStyle w:val="Heading3"/>
       </w:pPr>
-      <w:bookmarkStart w:id="51" w:name="_Toc232110307"/>
-      <w:r>
-        <w:t>3.2.3. Xây dựng tập dữ liệu Classification</w:t>
-      </w:r>
-      <w:r>
-        <w:t xml:space="preserve"> cho CNN</w:t>
-      </w:r>
-      <w:bookmarkEnd w:id="51"/>
-    </w:p>
+      <w:bookmarkStart w:id="52" w:name="_Toc232110309"/>
+      <w:r>
+        <w:t>3.3.1. Kiến trúc tổng thể hệ thống</w:t>
+      </w:r>
+      <w:bookmarkEnd w:id="52"/>
+    </w:p>
+    <w:p>
+      <w:pPr>
+        <w:ind w:firstLine="720"/>
+        <w:rPr>
+          <w:rFonts w:ascii="Times New Roman" w:hAnsi="Times New Roman" w:cs="Times New Roman"/>
+          <w:sz w:val="26"/>
+          <w:szCs w:val="26"/>
+        </w:rPr>
+      </w:pPr>
+      <w:r>
+        <w:rPr>
+          <w:rFonts w:ascii="Times New Roman" w:hAnsi="Times New Roman" w:cs="Times New Roman"/>
+          <w:sz w:val="26"/>
+          <w:szCs w:val="26"/>
+        </w:rPr>
+        <w:t>Hệ thống nhận diện và phân loại biển báo giao thông Việt Nam được thiết kế theo hướng mô-đun hóa nhằm tạo điều kiện thuận lợi cho quá trình huấn luyện, đánh giá và triển khai thực tế. Kiến trúc tổng thể bao gồm ba thành phần chính: khối chuẩn bị dữ liệu, khối huấn luyện mô hình và khối suy luận (inference).</w:t>
+      </w:r>
+    </w:p>
+    <w:p>
+      <w:pPr>
+        <w:ind w:firstLine="720"/>
+        <w:rPr>
+          <w:rFonts w:ascii="Times New Roman" w:hAnsi="Times New Roman" w:cs="Times New Roman"/>
+          <w:sz w:val="26"/>
+          <w:szCs w:val="26"/>
+        </w:rPr>
+      </w:pPr>
+      <w:r>
+        <w:rPr>
+          <w:rFonts w:ascii="Times New Roman" w:hAnsi="Times New Roman" w:cs="Times New Roman"/>
+          <w:sz w:val="26"/>
+          <w:szCs w:val="26"/>
+        </w:rPr>
+        <w:t xml:space="preserve">Quá trình xử lý bắt đầu từ tập dữ liệu gốc chứa ảnh và thông tin bounding box của từng biển báo. Sau bước kiểm tra và chuẩn hóa nhãn, dữ liệu được sử dụng để huấn luyện các mô hình phát hiện đối tượng thuộc họ YOLO. Đồng thời, các vùng ảnh chứa biển báo được cắt ra từ bounding box tương ứng để xây dựng tập dữ liệu phục vụ bài toán phân loại ảnh bằng CNN. Cách tổ chức này cho phép khai thác cùng một nguồn dữ liệu cho hai hướng tiếp cận khác nhau, từ đó đảm bảo tính nhất quán trong quá trình so sánh thực nghiệm. </w:t>
+      </w:r>
+    </w:p>
+    <w:p>
+      <w:pPr>
+        <w:ind w:firstLine="720"/>
+        <w:rPr>
+          <w:rFonts w:ascii="Times New Roman" w:hAnsi="Times New Roman" w:cs="Times New Roman"/>
+          <w:sz w:val="26"/>
+          <w:szCs w:val="26"/>
+        </w:rPr>
+      </w:pPr>
+      <w:r>
+        <w:rPr>
+          <w:rFonts w:ascii="Times New Roman" w:hAnsi="Times New Roman" w:cs="Times New Roman"/>
+          <w:sz w:val="26"/>
+          <w:szCs w:val="26"/>
+        </w:rPr>
+        <w:t xml:space="preserve">Đề tài xây dựng hai pipeline nhận diện độc lập. Pipeline thứ nhất sử dụng mô hình YOLO để thực hiện đồng thời nhiệm vụ phát hiện và phân loại biển báo trong một lần suy luận. Pipeline thứ hai áp dụng kiến trúc lai (hybrid), trong đó YOLO đảm nhận vai trò định vị đối tượng, còn CNN thực hiện phân loại cuối cùng trên vùng ảnh đã được cắt. Việc triển khai song song hai pipeline cho phép đánh giá sự đánh đổi giữa tốc độ xử lý và khả năng nhận dạng chi tiết đối với các lớp biển báo có đặc điểm tương đồng. </w:t>
+      </w:r>
+    </w:p>
+    <w:p>
+      <w:pPr>
+        <w:ind w:firstLine="720"/>
+        <w:rPr>
+          <w:rFonts w:ascii="Times New Roman" w:hAnsi="Times New Roman" w:cs="Times New Roman"/>
+          <w:sz w:val="26"/>
+          <w:szCs w:val="26"/>
+        </w:rPr>
+      </w:pPr>
+      <w:r>
+        <w:rPr>
+          <w:rFonts w:ascii="Times New Roman" w:hAnsi="Times New Roman" w:cs="Times New Roman"/>
+          <w:sz w:val="26"/>
+          <w:szCs w:val="26"/>
+        </w:rPr>
+        <w:t>Ở giai đoạn triển khai, hệ thống cung cấp các giao diện suy luận độc lập cho từng pipeline và một cơ chế benchmark dùng để so sánh kết quả giữa các mô hình. Thiết kế này không chỉ phục vụ mục đích nghiên cứu mà còn tạo tiền đề cho việc tích hợp vào các ứng dụng giao thông thông minh hoặc hệ thống hỗ trợ lái xe trong tương lai.</w:t>
+      </w:r>
+    </w:p>
+    <w:p/>
+    <w:p>
+      <w:pPr>
+        <w:pStyle w:val="Heading3"/>
+      </w:pPr>
+      <w:bookmarkStart w:id="53" w:name="_Toc232110310"/>
+      <w:r>
+        <w:lastRenderedPageBreak/>
+        <w:t>3.3.2. Pipeline 1: YOLO End-to-End</w:t>
+      </w:r>
+      <w:bookmarkEnd w:id="53"/>
+    </w:p>
+    <w:p>
+      <w:pPr>
+        <w:ind w:firstLine="720"/>
+        <w:rPr>
+          <w:rFonts w:ascii="Times New Roman" w:hAnsi="Times New Roman" w:cs="Times New Roman"/>
+          <w:sz w:val="26"/>
+          <w:szCs w:val="26"/>
+        </w:rPr>
+      </w:pPr>
+      <w:r>
+        <w:rPr>
+          <w:rFonts w:ascii="Times New Roman" w:hAnsi="Times New Roman" w:cs="Times New Roman"/>
+          <w:sz w:val="26"/>
+          <w:szCs w:val="26"/>
+        </w:rPr>
+        <w:t>Pipeline 1 được xây dựng theo hướng end-to-end, trong đó toàn bộ quá trình phát hiện và phân loại biển báo được thực hiện bởi một mô hình YOLO duy nhất. Đây là hướng tiếp cận thuộc nhóm single-stage detector, cho phép mô hình đồng thời dự đoán vị trí đối tượng và nhãn lớp trong một lần truyền dữ liệu qua mạng [10], [11].</w:t>
+      </w:r>
+    </w:p>
+    <w:p>
+      <w:pPr>
+        <w:ind w:firstLine="720"/>
+        <w:rPr>
+          <w:rFonts w:ascii="Times New Roman" w:hAnsi="Times New Roman" w:cs="Times New Roman"/>
+          <w:sz w:val="26"/>
+          <w:szCs w:val="26"/>
+        </w:rPr>
+      </w:pPr>
+      <w:r>
+        <w:rPr>
+          <w:rFonts w:ascii="Times New Roman" w:hAnsi="Times New Roman" w:cs="Times New Roman"/>
+          <w:sz w:val="26"/>
+          <w:szCs w:val="26"/>
+        </w:rPr>
+        <w:t>Trong giai đoạn suy luận, ảnh đầu vào được đưa trực tiếp vào mô hình YOLO. Sau khi trích xuất đặc trưng thông qua backbone và các tầng hợp nhất đặc trưng, mô hình dự đoán các bounding box, xác suất lớp và giá trị confidence tương ứng. Các dự đoán sau đó được xử lý bằng Non-Maximum Suppression nhằm loại bỏ các bounding box chồng lấn và giữ lại những kết quả có độ tin cậy cao nhất [10], [14].</w:t>
+      </w:r>
+    </w:p>
+    <w:p>
+      <w:pPr>
+        <w:rPr>
+          <w:rFonts w:ascii="Times New Roman" w:hAnsi="Times New Roman" w:cs="Times New Roman"/>
+          <w:sz w:val="26"/>
+          <w:szCs w:val="26"/>
+        </w:rPr>
+      </w:pPr>
+      <w:r>
+        <w:rPr>
+          <w:rFonts w:ascii="Times New Roman" w:hAnsi="Times New Roman" w:cs="Times New Roman"/>
+          <w:sz w:val="26"/>
+          <w:szCs w:val="26"/>
+        </w:rPr>
+        <w:t>Luồng xử lý của Pipeline 1 có thể được mô tả như sau:</w:t>
+      </w:r>
+    </w:p>
+    <w:p>
+      <w:pPr>
+        <w:rPr>
+          <w:rFonts w:ascii="Times New Roman" w:hAnsi="Times New Roman" w:cs="Times New Roman"/>
+          <w:sz w:val="26"/>
+          <w:szCs w:val="26"/>
+        </w:rPr>
+      </w:pPr>
+      <w:r>
+        <w:rPr>
+          <w:rFonts w:ascii="Times New Roman" w:hAnsi="Times New Roman" w:cs="Times New Roman"/>
+          <w:sz w:val="26"/>
+          <w:szCs w:val="26"/>
+        </w:rPr>
+        <w:t xml:space="preserve">Ảnh đầu vào → YOLO → Bounding Box + Class → Kết quả đầu ra. </w:t>
+      </w:r>
+    </w:p>
+    <w:p>
+      <w:pPr>
+        <w:ind w:firstLine="720"/>
+        <w:rPr>
+          <w:rFonts w:ascii="Times New Roman" w:hAnsi="Times New Roman" w:cs="Times New Roman"/>
+          <w:sz w:val="26"/>
+          <w:szCs w:val="26"/>
+        </w:rPr>
+      </w:pPr>
+      <w:r>
+        <w:rPr>
+          <w:rFonts w:ascii="Times New Roman" w:hAnsi="Times New Roman" w:cs="Times New Roman"/>
+          <w:sz w:val="26"/>
+          <w:szCs w:val="26"/>
+        </w:rPr>
+        <w:t>Trong kiến trúc này, cùng một mô hình chịu trách nhiệm cho cả hai nhiệm vụ localization và classification. Điều đó giúp giảm độ phức tạp của hệ thống, hạn chế chi phí truyền dữ liệu giữa các mô-đun và tối ưu tốc độ suy luận. Đây là một ưu điểm quan trọng đối với các ứng dụng yêu cầu xử lý thời gian thực như camera giao thông, hệ thống giám sát giao lộ hoặc các nền tảng hỗ trợ lái xe nâng cao [12]–[14].</w:t>
+      </w:r>
+    </w:p>
+    <w:p>
+      <w:pPr>
+        <w:ind w:firstLine="720"/>
+        <w:rPr>
+          <w:rFonts w:ascii="Times New Roman" w:hAnsi="Times New Roman" w:cs="Times New Roman"/>
+          <w:sz w:val="26"/>
+          <w:szCs w:val="26"/>
+        </w:rPr>
+      </w:pPr>
+      <w:r>
+        <w:rPr>
+          <w:rFonts w:ascii="Times New Roman" w:hAnsi="Times New Roman" w:cs="Times New Roman"/>
+          <w:sz w:val="26"/>
+          <w:szCs w:val="26"/>
+        </w:rPr>
+        <w:t>Tuy nhiên, khả năng phân loại của mô hình phụ thuộc hoàn toàn vào bộ đặc trưng được học trong quá trình huấn luyện detector. Khi số lượng lớp lớn hoặc tồn tại nhiều biển báo có hình dạng và màu sắc tương đồng, mô hình có thể gặp khó khăn trong việc phân biệt các chi tiết đặc trưng nhỏ. Hạn chế này thường xuất hiện rõ hơn đối với các biển báo có kích thước nhỏ hoặc xuất hiện ở khoảng cách xa trong ảnh đầu vào.</w:t>
+      </w:r>
+    </w:p>
+    <w:p>
+      <w:pPr>
+        <w:ind w:firstLine="720"/>
+        <w:rPr>
+          <w:rFonts w:ascii="Times New Roman" w:hAnsi="Times New Roman" w:cs="Times New Roman"/>
+          <w:sz w:val="26"/>
+          <w:szCs w:val="26"/>
+        </w:rPr>
+      </w:pPr>
+      <w:r>
+        <w:rPr>
+          <w:rFonts w:ascii="Times New Roman" w:hAnsi="Times New Roman" w:cs="Times New Roman"/>
+          <w:sz w:val="26"/>
+          <w:szCs w:val="26"/>
+        </w:rPr>
+        <w:t>Trong phạm vi đề tài, các mô hình YOLOv5n, YOLOv8n và YOLOv11n được huấn luyện và đánh giá trên cùng bộ dữ liệu nhằm lựa chọn detector có hiệu năng tốt nhất cho Pipeline 1. Các chỉ số được sử dụng bao gồm Precision, Recall, mAP@0.5, mAP@0.5:0.95, FPS, thời gian suy luận và kích thước mô hình.</w:t>
+      </w:r>
+    </w:p>
+    <w:p>
+      <w:pPr>
+        <w:pStyle w:val="Heading3"/>
+      </w:pPr>
+      <w:bookmarkStart w:id="54" w:name="_Toc232110311"/>
+      <w:r>
+        <w:t>3.3.3. Pipeline 2: YOLO + CNN</w:t>
+      </w:r>
+      <w:bookmarkEnd w:id="54"/>
+    </w:p>
+    <w:p>
+      <w:pPr>
+        <w:ind w:firstLine="720"/>
+        <w:rPr>
+          <w:rFonts w:ascii="Times New Roman" w:hAnsi="Times New Roman" w:cs="Times New Roman"/>
+          <w:sz w:val="26"/>
+          <w:szCs w:val="26"/>
+        </w:rPr>
+      </w:pPr>
+      <w:r>
+        <w:rPr>
+          <w:rFonts w:ascii="Times New Roman" w:hAnsi="Times New Roman" w:cs="Times New Roman"/>
+          <w:sz w:val="26"/>
+          <w:szCs w:val="26"/>
+        </w:rPr>
+        <w:t>Khác với Pipeline 1, Pipeline 2 áp dụng kiến trúc hai giai đoạn, trong đó nhiệm vụ phát hiện và nhiệm vụ phân loại được tách thành hai thành phần độc lập. Cách tiếp cận này tận dụng ưu thế của YOLO trong việc xác định vị trí đối tượng và khả năng học đặc trưng chuyên sâu của các mạng CNN hiện đại [15]–[17].</w:t>
+      </w:r>
+    </w:p>
+    <w:p>
+      <w:pPr>
+        <w:ind w:firstLine="720"/>
+        <w:rPr>
+          <w:rFonts w:ascii="Times New Roman" w:hAnsi="Times New Roman" w:cs="Times New Roman"/>
+          <w:sz w:val="26"/>
+          <w:szCs w:val="26"/>
+        </w:rPr>
+      </w:pPr>
+      <w:r>
+        <w:rPr>
+          <w:rFonts w:ascii="Times New Roman" w:hAnsi="Times New Roman" w:cs="Times New Roman"/>
+          <w:sz w:val="26"/>
+          <w:szCs w:val="26"/>
+        </w:rPr>
+        <w:t xml:space="preserve">Ở giai đoạn đầu tiên, ảnh đầu vào được xử lý bởi mô hình YOLO để phát hiện vị trí các biển báo xuất hiện trong khung hình. Kết quả của bước này bao gồm các bounding </w:t>
+      </w:r>
+      <w:r>
+        <w:rPr>
+          <w:rFonts w:ascii="Times New Roman" w:hAnsi="Times New Roman" w:cs="Times New Roman"/>
+          <w:sz w:val="26"/>
+          <w:szCs w:val="26"/>
+        </w:rPr>
+        <w:lastRenderedPageBreak/>
+        <w:t>box và độ tin cậy tương ứng. Thay vì sử dụng trực tiếp nhãn lớp từ YOLO, hệ thống chỉ khai thác thông tin vị trí đối tượng.</w:t>
+      </w:r>
+    </w:p>
+    <w:p>
+      <w:pPr>
+        <w:ind w:firstLine="720"/>
+        <w:rPr>
+          <w:rFonts w:ascii="Times New Roman" w:hAnsi="Times New Roman" w:cs="Times New Roman"/>
+          <w:sz w:val="26"/>
+          <w:szCs w:val="26"/>
+        </w:rPr>
+      </w:pPr>
+      <w:r>
+        <w:rPr>
+          <w:rFonts w:ascii="Times New Roman" w:hAnsi="Times New Roman" w:cs="Times New Roman"/>
+          <w:sz w:val="26"/>
+          <w:szCs w:val="26"/>
+        </w:rPr>
+        <w:t xml:space="preserve">Sau khi xác định được vùng chứa biển báo, ảnh sẽ được cắt theo tọa độ bounding box và chuẩn hóa kích thước trước khi đưa vào bộ phân loại CNN. Trong nghiên cứu này, hai kiến trúc được lựa chọn để đánh giá là ResNet50 và EfficientNet-B0. Các mô hình được huấn luyện trên tập dữ liệu classification được xây dựng từ các ảnh crop thu được trong quá trình tiền xử lý dữ liệu. </w:t>
+      </w:r>
+    </w:p>
+    <w:p>
+      <w:pPr>
+        <w:rPr>
+          <w:rFonts w:ascii="Times New Roman" w:hAnsi="Times New Roman" w:cs="Times New Roman"/>
+          <w:sz w:val="26"/>
+          <w:szCs w:val="26"/>
+        </w:rPr>
+      </w:pPr>
+      <w:r>
+        <w:rPr>
+          <w:rFonts w:ascii="Times New Roman" w:hAnsi="Times New Roman" w:cs="Times New Roman"/>
+          <w:sz w:val="26"/>
+          <w:szCs w:val="26"/>
+        </w:rPr>
+        <w:t>Luồng xử lý của Pipeline 2 được mô tả như sau:</w:t>
+      </w:r>
+    </w:p>
+    <w:p>
+      <w:pPr>
+        <w:rPr>
+          <w:rFonts w:ascii="Times New Roman" w:hAnsi="Times New Roman" w:cs="Times New Roman"/>
+          <w:sz w:val="26"/>
+          <w:szCs w:val="26"/>
+        </w:rPr>
+      </w:pPr>
+      <w:r>
+        <w:rPr>
+          <w:rFonts w:ascii="Times New Roman" w:hAnsi="Times New Roman" w:cs="Times New Roman"/>
+          <w:sz w:val="26"/>
+          <w:szCs w:val="26"/>
+        </w:rPr>
+        <w:t xml:space="preserve">Ảnh đầu vào → YOLO Detector → Bounding Box → Crop Image → CNN Classifier → Class → Kết quả đầu ra. </w:t>
+      </w:r>
+    </w:p>
+    <w:p>
+      <w:pPr>
+        <w:ind w:firstLine="720"/>
+        <w:rPr>
+          <w:rFonts w:ascii="Times New Roman" w:hAnsi="Times New Roman" w:cs="Times New Roman"/>
+          <w:sz w:val="26"/>
+          <w:szCs w:val="26"/>
+        </w:rPr>
+      </w:pPr>
+      <w:r>
+        <w:rPr>
+          <w:rFonts w:ascii="Times New Roman" w:hAnsi="Times New Roman" w:cs="Times New Roman"/>
+          <w:sz w:val="26"/>
+          <w:szCs w:val="26"/>
+        </w:rPr>
+        <w:t>Việc tách biệt hai nhiệm vụ mang lại một số lợi thế đáng kể. Bộ phân loại CNN được huấn luyện trực tiếp trên ảnh biển báo đã được cắt khỏi bối cảnh xung quanh, nhờ đó có thể tập trung học các đặc trưng hình học, màu sắc và ký hiệu đặc thù của từng lớp biển báo. Điều này đặc biệt hữu ích khi xử lý các lớp có mức độ tương đồng cao hoặc các biển báo chỉ khác nhau ở một số chi tiết nhỏ.</w:t>
+      </w:r>
+    </w:p>
+    <w:p>
+      <w:pPr>
+        <w:ind w:firstLine="720"/>
+        <w:rPr>
+          <w:rFonts w:ascii="Times New Roman" w:hAnsi="Times New Roman" w:cs="Times New Roman"/>
+          <w:sz w:val="26"/>
+          <w:szCs w:val="26"/>
+        </w:rPr>
+      </w:pPr>
+      <w:r>
+        <w:rPr>
+          <w:rFonts w:ascii="Times New Roman" w:hAnsi="Times New Roman" w:cs="Times New Roman"/>
+          <w:sz w:val="26"/>
+          <w:szCs w:val="26"/>
+        </w:rPr>
+        <w:t>Đổi lại, Pipeline 2 phát sinh thêm chi phí tính toán do phải thực hiện hai lần suy luận liên tiếp. Ngoài thời gian xử lý của YOLO, hệ thống còn cần thực hiện bước cắt ảnh và phân loại bằng CNN. Vì vậy, tốc độ suy luận thường thấp hơn so với mô hình end-to-end, đặc biệt khi số lượng đối tượng xuất hiện trong ảnh lớn.</w:t>
+      </w:r>
+    </w:p>
+    <w:p>
+      <w:pPr>
+        <w:ind w:firstLine="720"/>
+        <w:rPr>
+          <w:rFonts w:ascii="Times New Roman" w:hAnsi="Times New Roman" w:cs="Times New Roman"/>
+          <w:sz w:val="26"/>
+          <w:szCs w:val="26"/>
+        </w:rPr>
+      </w:pPr>
+      <w:r>
+        <w:rPr>
+          <w:rFonts w:ascii="Times New Roman" w:hAnsi="Times New Roman" w:cs="Times New Roman"/>
+          <w:sz w:val="26"/>
+          <w:szCs w:val="26"/>
+        </w:rPr>
+        <w:t>Trong nghiên cứu này, Pipeline 2 được xây dựng nhằm đánh giá liệu việc bổ sung một bộ phân loại chuyên biệt có giúp cải thiện chất lượng nhận dạng biển báo hay không. Kết quả thực nghiệm sẽ được sử dụng để so sánh trực tiếp với Pipeline 1 trên các tiêu chí về độ chính xác, tốc độ xử lý, kích thước mô hình và khả năng triển khai thực tế.</w:t>
+      </w:r>
+    </w:p>
+    <w:p/>
     <w:p>
       <w:pPr>
         <w:pStyle w:val="Heading2"/>
       </w:pPr>
-      <w:bookmarkStart w:id="52" w:name="_Toc232110308"/>
-      <w:r>
-        <w:t>3.3. Thiết kế hệ thống</w:t>
-      </w:r>
-      <w:bookmarkEnd w:id="52"/>
+      <w:bookmarkStart w:id="55" w:name="_Toc232110312"/>
+      <w:r>
+        <w:lastRenderedPageBreak/>
+        <w:t>3.4. Xây dựng mô hình YOLO</w:t>
+      </w:r>
+      <w:bookmarkEnd w:id="55"/>
     </w:p>
     <w:p>
       <w:pPr>
         <w:pStyle w:val="Heading3"/>
-      </w:pPr>
-      <w:bookmarkStart w:id="53" w:name="_Toc232110309"/>
-      <w:r>
-        <w:t>3.3.1. Kiến trúc tổng thể hệ thống</w:t>
-      </w:r>
-      <w:bookmarkEnd w:id="53"/>
+        <w:ind w:firstLine="720"/>
+      </w:pPr>
+      <w:bookmarkStart w:id="56" w:name="_Toc232110313"/>
+      <w:r>
+        <w:t xml:space="preserve">3.4.1. </w:t>
+      </w:r>
+      <w:r>
+        <w:t>Các mô hình YOLO sử dụng</w:t>
+      </w:r>
+      <w:bookmarkEnd w:id="56"/>
     </w:p>
     <w:p>
       <w:pPr>
         <w:pStyle w:val="Heading3"/>
-      </w:pPr>
-      <w:bookmarkStart w:id="54" w:name="_Toc232110310"/>
-      <w:r>
-        <w:t>3.3.2. Pipeline 1: YOLO End-to-End</w:t>
-      </w:r>
-      <w:bookmarkEnd w:id="54"/>
+        <w:ind w:firstLine="720"/>
+      </w:pPr>
+      <w:r>
+        <w:t>3.4.2. Data Augmentation trong huấn luyện YOLO</w:t>
+      </w:r>
     </w:p>
     <w:p>
       <w:pPr>
         <w:pStyle w:val="Heading3"/>
-      </w:pPr>
-      <w:bookmarkStart w:id="55" w:name="_Toc232110311"/>
-      <w:r>
-        <w:t>3.3.3. Pipeline 2: YOLO + CNN</w:t>
-      </w:r>
-      <w:bookmarkEnd w:id="55"/>
+        <w:ind w:firstLine="720"/>
+      </w:pPr>
+      <w:bookmarkStart w:id="57" w:name="_Toc232110314"/>
+      <w:r>
+        <w:t>3.4.</w:t>
+      </w:r>
+      <w:r>
+        <w:t>2</w:t>
+      </w:r>
+      <w:r>
+        <w:t>. Cấu hình huấn luyện YOLO</w:t>
+      </w:r>
+      <w:bookmarkEnd w:id="57"/>
     </w:p>
     <w:p>
       <w:pPr>
         <w:pStyle w:val="Heading2"/>
       </w:pPr>
-      <w:bookmarkStart w:id="56" w:name="_Toc232110312"/>
-      <w:r>
-        <w:t>3.4. Xây dựng mô hình YOLO</w:t>
-      </w:r>
-      <w:bookmarkEnd w:id="56"/>
+      <w:bookmarkStart w:id="58" w:name="_Toc232110315"/>
+      <w:r>
+        <w:t>3.5. Xây dựng mô hình CNN</w:t>
+      </w:r>
+      <w:bookmarkEnd w:id="58"/>
     </w:p>
     <w:p>
       <w:pPr>
         <w:pStyle w:val="Heading3"/>
-      </w:pPr>
-      <w:bookmarkStart w:id="57" w:name="_Toc232110313"/>
-      <w:r>
-        <w:t xml:space="preserve">3.4.1. </w:t>
-      </w:r>
-      <w:r>
-        <w:t>Các mô hình YOLO sử dụng</w:t>
-      </w:r>
-      <w:bookmarkEnd w:id="57"/>
+        <w:ind w:firstLine="720"/>
+      </w:pPr>
+      <w:bookmarkStart w:id="59" w:name="_Toc232110316"/>
+      <w:r>
+        <w:t>3.5.1. ResNet50</w:t>
+      </w:r>
+      <w:bookmarkEnd w:id="59"/>
     </w:p>
     <w:p>
       <w:pPr>
         <w:pStyle w:val="Heading3"/>
-      </w:pPr>
-      <w:bookmarkStart w:id="58" w:name="_Toc232110314"/>
-      <w:r>
-        <w:t>3.4.</w:t>
-      </w:r>
-      <w:r>
-        <w:t>2</w:t>
-      </w:r>
-      <w:r>
-        <w:t>. Cấu hình huấn luyện YOLO</w:t>
-      </w:r>
-      <w:bookmarkEnd w:id="58"/>
-    </w:p>
-    <w:p>
-      <w:pPr>
-        <w:pStyle w:val="Heading2"/>
-      </w:pPr>
-      <w:bookmarkStart w:id="59" w:name="_Toc232110315"/>
-      <w:r>
-        <w:t>3.5. Xây dựng mô hình CNN</w:t>
-      </w:r>
-      <w:bookmarkEnd w:id="59"/>
+        <w:ind w:firstLine="720"/>
+      </w:pPr>
+      <w:bookmarkStart w:id="60" w:name="_Toc232110317"/>
+      <w:r>
+        <w:t>3.5.2. EfficientNet-B0</w:t>
+      </w:r>
+      <w:bookmarkEnd w:id="60"/>
     </w:p>
     <w:p>
       <w:pPr>
         <w:pStyle w:val="Heading3"/>
-      </w:pPr>
-      <w:bookmarkStart w:id="60" w:name="_Toc232110316"/>
-      <w:r>
-        <w:t>3.5.1. ResNet50</w:t>
-      </w:r>
-      <w:bookmarkEnd w:id="60"/>
-    </w:p>
-    <w:p>
-      <w:pPr>
-        <w:pStyle w:val="Heading3"/>
-      </w:pPr>
-      <w:bookmarkStart w:id="61" w:name="_Toc232110317"/>
-      <w:r>
-        <w:t>3.5.2. EfficientNet-B0</w:t>
-      </w:r>
-      <w:bookmarkEnd w:id="61"/>
-    </w:p>
-    <w:p>
-      <w:pPr>
-        <w:pStyle w:val="Heading3"/>
-      </w:pPr>
-      <w:bookmarkStart w:id="62" w:name="_Toc232110318"/>
-      <w:r>
-        <w:t>3.5.3. Cấu hình huấn luyện CNN</w:t>
-      </w:r>
-      <w:bookmarkEnd w:id="62"/>
-    </w:p>
-    <w:p>
-      <w:pPr>
-        <w:pStyle w:val="NoSpacing"/>
-        <w:rPr>
-          <w:b/>
-          <w:bCs/>
-        </w:rPr>
-      </w:pPr>
-    </w:p>
+        <w:ind w:firstLine="720"/>
+      </w:pPr>
+      <w:r>
+        <w:t>3.5.3. Cấu hình huấn luyện</w:t>
+      </w:r>
+    </w:p>
+    <w:p/>
     <w:p>
       <w:pPr>
         <w:pStyle w:val="Heading1"/>
       </w:pPr>
-      <w:bookmarkStart w:id="63" w:name="_Toc232110319"/>
+      <w:bookmarkStart w:id="61" w:name="_Toc232110319"/>
       <w:r>
         <w:lastRenderedPageBreak/>
         <w:t>CHƯƠNG 4: THỰC NGHIỆM VÀ KẾT QUẢ</w:t>
       </w:r>
-      <w:bookmarkEnd w:id="63"/>
+      <w:bookmarkEnd w:id="61"/>
     </w:p>
     <w:p>
       <w:pPr>
         <w:pStyle w:val="Heading2"/>
       </w:pPr>
-      <w:bookmarkStart w:id="64" w:name="_Toc232110320"/>
-      <w:r>
-        <w:t>4.1. Kịch bản thực nghiệm</w:t>
-      </w:r>
+      <w:bookmarkStart w:id="62" w:name="_Toc232110327"/>
+      <w:r>
+        <w:t>4.1. Môi trường và kịch bản thực nghiệm</w:t>
+      </w:r>
+    </w:p>
+    <w:p>
+      <w:pPr>
+        <w:pStyle w:val="Heading2"/>
+      </w:pPr>
+      <w:r>
+        <w:t>4.2. Kết quả thực nghiệm YOLO</w:t>
+      </w:r>
+    </w:p>
+    <w:p>
+      <w:pPr>
+        <w:pStyle w:val="Heading3"/>
+        <w:ind w:firstLine="720"/>
+      </w:pPr>
+      <w:r>
+        <w:t xml:space="preserve">4.2.1. So sánh </w:t>
+      </w:r>
+      <w:r>
+        <w:t>các mô hình YOLO</w:t>
+      </w:r>
+    </w:p>
+    <w:p>
+      <w:pPr>
+        <w:pStyle w:val="Heading3"/>
+      </w:pPr>
       <w:r>
         <w:t xml:space="preserve"> </w:t>
       </w:r>
       <w:r>
-        <w:t>…</w:t>
-      </w:r>
-      <w:bookmarkEnd w:id="64"/>
+        <w:tab/>
+      </w:r>
+      <w:r>
+        <w:t>4.2.2. Phân tích ảnh hưởng Hyperparameter</w:t>
+      </w:r>
+    </w:p>
+    <w:p>
+      <w:pPr>
+        <w:pStyle w:val="Heading3"/>
+      </w:pPr>
+      <w:r>
+        <w:t xml:space="preserve"> </w:t>
+      </w:r>
+      <w:r>
+        <w:tab/>
+      </w:r>
+      <w:r>
+        <w:t>4.2.3. Lựa chọn mô hình YOLO tốt nhất</w:t>
+      </w:r>
     </w:p>
     <w:p>
       <w:pPr>
         <w:pStyle w:val="Heading2"/>
       </w:pPr>
-      <w:bookmarkStart w:id="65" w:name="_Toc232110321"/>
-      <w:r>
-        <w:t>4.2. Đánh giá nhóm YOLO</w:t>
-      </w:r>
-      <w:bookmarkEnd w:id="65"/>
+      <w:r>
+        <w:t>4.3. Kết quả thực nghiệm CNN</w:t>
+      </w:r>
+    </w:p>
+    <w:p>
+      <w:pPr>
+        <w:pStyle w:val="Heading3"/>
+        <w:ind w:left="720"/>
+      </w:pPr>
+      <w:r>
+        <w:t>4.3.1. So sánh ResNet50 và EfficientNet-B0</w:t>
+      </w:r>
+    </w:p>
+    <w:p>
+      <w:pPr>
+        <w:pStyle w:val="Heading3"/>
+        <w:ind w:left="720"/>
+      </w:pPr>
+      <w:r>
+        <w:t>4.3.2. Phân tích Hyperparameter</w:t>
+      </w:r>
+    </w:p>
+    <w:p>
+      <w:pPr>
+        <w:pStyle w:val="Heading3"/>
+        <w:ind w:left="720"/>
+      </w:pPr>
+      <w:r>
+        <w:t>4.3.3. Lựa chọn mô hình CNN tốt nhất</w:t>
+      </w:r>
     </w:p>
     <w:p>
       <w:pPr>
         <w:pStyle w:val="Heading2"/>
       </w:pPr>
-      <w:bookmarkStart w:id="66" w:name="_Toc232110322"/>
-      <w:r>
-        <w:t>4.3. Đánh giá nhóm CNN</w:t>
-      </w:r>
-      <w:bookmarkEnd w:id="66"/>
+      <w:r>
+        <w:t>4.4. Đánh giá hai Pipeline</w:t>
+      </w:r>
+    </w:p>
+    <w:p>
+      <w:pPr>
+        <w:pStyle w:val="Heading3"/>
+        <w:ind w:left="720"/>
+      </w:pPr>
+      <w:r>
+        <w:t>4.4.1. Pipeline YOLO End-to-End</w:t>
+      </w:r>
+    </w:p>
+    <w:p>
+      <w:pPr>
+        <w:pStyle w:val="Heading3"/>
+        <w:ind w:left="720"/>
+      </w:pPr>
+      <w:r>
+        <w:t>4.4.2. Pipeline YOLO + CNN</w:t>
+      </w:r>
+    </w:p>
+    <w:p>
+      <w:pPr>
+        <w:pStyle w:val="Heading3"/>
+        <w:ind w:left="720"/>
+      </w:pPr>
+      <w:r>
+        <w:t>4.4.3. So sánh và thảo luận</w:t>
+      </w:r>
     </w:p>
     <w:p>
       <w:pPr>
         <w:pStyle w:val="Heading2"/>
       </w:pPr>
-      <w:bookmarkStart w:id="67" w:name="_Toc232110323"/>
-      <w:r>
-        <w:t>4.4. So sánh hai Pipeline</w:t>
-      </w:r>
-      <w:bookmarkEnd w:id="67"/>
-    </w:p>
-    <w:p>
-      <w:pPr>
-        <w:pStyle w:val="Heading2"/>
-      </w:pPr>
-      <w:bookmarkStart w:id="68" w:name="_Toc232110324"/>
-      <w:r>
-        <w:t>4.</w:t>
-      </w:r>
-      <w:r>
-        <w:t>5</w:t>
-      </w:r>
-      <w:r>
-        <w:t>. Hệ thống web</w:t>
-      </w:r>
-      <w:bookmarkEnd w:id="68"/>
+      <w:r>
+        <w:t>4.5. Triển khai hệ thống Web</w:t>
+      </w:r>
     </w:p>
     <w:p>
       <w:pPr>
         <w:pStyle w:val="Heading3"/>
-      </w:pPr>
-      <w:bookmarkStart w:id="69" w:name="_Toc232110325"/>
-      <w:r>
-        <w:t>4.6.1. Kiến trúc hệ thống Web</w:t>
-      </w:r>
-      <w:bookmarkEnd w:id="69"/>
+        <w:ind w:left="720"/>
+      </w:pPr>
+      <w:r>
+        <w:t>4.5.1. Kiến trúc hệ thống</w:t>
+      </w:r>
     </w:p>
     <w:p>
       <w:pPr>
         <w:pStyle w:val="Heading3"/>
-      </w:pPr>
-      <w:bookmarkStart w:id="70" w:name="_Toc232110326"/>
-      <w:r>
-        <w:t xml:space="preserve">4.6.2. Giao diện </w:t>
-      </w:r>
-      <w:r>
-        <w:t>tính năng</w:t>
-      </w:r>
-      <w:bookmarkEnd w:id="70"/>
+        <w:ind w:left="720"/>
+      </w:pPr>
+      <w:r>
+        <w:t>4.5.2. Giao diện người dùng</w:t>
+      </w:r>
+    </w:p>
+    <w:p>
+      <w:pPr>
+        <w:pStyle w:val="Heading3"/>
+        <w:ind w:left="720"/>
+      </w:pPr>
+      <w:r>
+        <w:t>4.5.3. Kết quả kiểm thử</w:t>
+      </w:r>
+    </w:p>
+    <w:p>
+      <w:pPr>
+        <w:pStyle w:val="NoSpacing"/>
+      </w:pPr>
+    </w:p>
+    <w:p>
+      <w:pPr>
+        <w:pStyle w:val="NoSpacing"/>
+      </w:pPr>
+    </w:p>
+    <w:p>
+      <w:pPr>
+        <w:pStyle w:val="NoSpacing"/>
+      </w:pPr>
+    </w:p>
+    <w:p>
+      <w:pPr>
+        <w:pStyle w:val="NoSpacing"/>
+      </w:pPr>
+    </w:p>
+    <w:p>
+      <w:pPr>
+        <w:pStyle w:val="NoSpacing"/>
+      </w:pPr>
+    </w:p>
+    <w:p>
+      <w:pPr>
+        <w:pStyle w:val="NoSpacing"/>
+      </w:pPr>
+    </w:p>
+    <w:p>
+      <w:pPr>
+        <w:pStyle w:val="NoSpacing"/>
+      </w:pPr>
+    </w:p>
+    <w:p>
+      <w:pPr>
+        <w:pStyle w:val="NoSpacing"/>
+      </w:pPr>
     </w:p>
     <w:p>
       <w:pPr>
         <w:pStyle w:val="Heading1"/>
       </w:pPr>
-      <w:bookmarkStart w:id="71" w:name="_Toc232110327"/>
-      <w:r>
+      <w:r>
+        <w:lastRenderedPageBreak/>
         <w:t>KẾT LUẬN VÀ KIẾN NGHỊ</w:t>
       </w:r>
-      <w:bookmarkEnd w:id="71"/>
+      <w:bookmarkEnd w:id="62"/>
     </w:p>
     <w:p>
       <w:pPr>
@@ -10172,7 +10444,7 @@
           <w:bCs/>
         </w:rPr>
       </w:pPr>
-      <w:bookmarkStart w:id="72" w:name="_Toc232110328"/>
+      <w:bookmarkStart w:id="63" w:name="_Toc232110328"/>
       <w:r>
         <w:rPr>
           <w:b w:val="0"/>
@@ -10180,7 +10452,7 @@
         </w:rPr>
         <w:t>Kết luận</w:t>
       </w:r>
-      <w:bookmarkEnd w:id="72"/>
+      <w:bookmarkEnd w:id="63"/>
     </w:p>
     <w:p>
       <w:pPr>
@@ -10194,7 +10466,7 @@
           <w:bCs/>
         </w:rPr>
       </w:pPr>
-      <w:bookmarkStart w:id="73" w:name="_Toc232110329"/>
+      <w:bookmarkStart w:id="64" w:name="_Toc232110329"/>
       <w:r>
         <w:rPr>
           <w:b w:val="0"/>
@@ -10202,7 +10474,7 @@
         </w:rPr>
         <w:t>Hạn chế</w:t>
       </w:r>
-      <w:bookmarkEnd w:id="73"/>
+      <w:bookmarkEnd w:id="64"/>
     </w:p>
     <w:p>
       <w:pPr>
@@ -10216,7 +10488,7 @@
           <w:bCs/>
         </w:rPr>
       </w:pPr>
-      <w:bookmarkStart w:id="74" w:name="_Toc232110330"/>
+      <w:bookmarkStart w:id="65" w:name="_Toc232110330"/>
       <w:r>
         <w:rPr>
           <w:b w:val="0"/>
@@ -10224,7 +10496,7 @@
         </w:rPr>
         <w:t>Kiến nghị</w:t>
       </w:r>
-      <w:bookmarkEnd w:id="74"/>
+      <w:bookmarkEnd w:id="65"/>
     </w:p>
     <w:p>
       <w:pPr>
@@ -10256,7 +10528,7 @@
           <w:szCs w:val="26"/>
         </w:rPr>
       </w:pPr>
-      <w:bookmarkStart w:id="75" w:name="_Toc229151584"/>
+      <w:bookmarkStart w:id="66" w:name="_Toc229151584"/>
     </w:p>
     <w:p>
       <w:pPr>
@@ -10348,9 +10620,75 @@
     </w:p>
     <w:p>
       <w:pPr>
+        <w:spacing w:line="360" w:lineRule="auto"/>
+        <w:rPr>
+          <w:rFonts w:ascii="Times New Roman" w:hAnsi="Times New Roman" w:cs="Times New Roman"/>
+          <w:b/>
+          <w:sz w:val="26"/>
+          <w:szCs w:val="26"/>
+        </w:rPr>
+      </w:pPr>
+    </w:p>
+    <w:p>
+      <w:pPr>
+        <w:spacing w:line="360" w:lineRule="auto"/>
+        <w:rPr>
+          <w:rFonts w:ascii="Times New Roman" w:hAnsi="Times New Roman" w:cs="Times New Roman"/>
+          <w:b/>
+          <w:sz w:val="26"/>
+          <w:szCs w:val="26"/>
+        </w:rPr>
+      </w:pPr>
+    </w:p>
+    <w:p>
+      <w:pPr>
+        <w:spacing w:line="360" w:lineRule="auto"/>
+        <w:rPr>
+          <w:rFonts w:ascii="Times New Roman" w:hAnsi="Times New Roman" w:cs="Times New Roman"/>
+          <w:b/>
+          <w:sz w:val="26"/>
+          <w:szCs w:val="26"/>
+        </w:rPr>
+      </w:pPr>
+    </w:p>
+    <w:p>
+      <w:pPr>
+        <w:spacing w:line="360" w:lineRule="auto"/>
+        <w:rPr>
+          <w:rFonts w:ascii="Times New Roman" w:hAnsi="Times New Roman" w:cs="Times New Roman"/>
+          <w:b/>
+          <w:sz w:val="26"/>
+          <w:szCs w:val="26"/>
+        </w:rPr>
+      </w:pPr>
+    </w:p>
+    <w:p>
+      <w:pPr>
+        <w:spacing w:line="360" w:lineRule="auto"/>
+        <w:rPr>
+          <w:rFonts w:ascii="Times New Roman" w:hAnsi="Times New Roman" w:cs="Times New Roman"/>
+          <w:b/>
+          <w:sz w:val="26"/>
+          <w:szCs w:val="26"/>
+        </w:rPr>
+      </w:pPr>
+    </w:p>
+    <w:p>
+      <w:pPr>
+        <w:spacing w:line="360" w:lineRule="auto"/>
+        <w:rPr>
+          <w:rFonts w:ascii="Times New Roman" w:hAnsi="Times New Roman" w:cs="Times New Roman"/>
+          <w:b/>
+          <w:sz w:val="26"/>
+          <w:szCs w:val="26"/>
+        </w:rPr>
+      </w:pPr>
+    </w:p>
+    <w:p>
+      <w:pPr>
         <w:pStyle w:val="Heading1"/>
       </w:pPr>
-      <w:bookmarkStart w:id="76" w:name="_Toc232110331"/>
+      <w:bookmarkStart w:id="67" w:name="_Toc232110331"/>
       <w:r>
         <w:rPr>
           <w:lang w:val="vi-VN"/>
@@ -10358,11 +10696,11 @@
         <w:lastRenderedPageBreak/>
         <w:t>TÀI LIỆU THAM KH</w:t>
       </w:r>
-      <w:bookmarkEnd w:id="75"/>
+      <w:bookmarkEnd w:id="66"/>
       <w:r>
         <w:t>ẢO</w:t>
       </w:r>
-      <w:bookmarkEnd w:id="76"/>
+      <w:bookmarkEnd w:id="67"/>
     </w:p>
     <w:p>
       <w:pPr>

--- a/tien_do_cong_viec/plan/bao_cao.docx
+++ b/tien_do_cong_viec/plan/bao_cao.docx
@@ -51,7 +51,7 @@
           <w:r>
             <w:fldChar w:fldCharType="separate"/>
           </w:r>
-          <w:hyperlink w:anchor="_Toc232110256" w:history="1">
+          <w:hyperlink w:anchor="_Toc232690039" w:history="1">
             <w:r>
               <w:rPr>
                 <w:rStyle w:val="Hyperlink"/>
@@ -78,7 +78,7 @@
                 <w:noProof/>
                 <w:webHidden/>
               </w:rPr>
-              <w:instrText xml:space="preserve"> PAGEREF _Toc232110256 \h </w:instrText>
+              <w:instrText xml:space="preserve"> PAGEREF _Toc232690039 \h </w:instrText>
             </w:r>
             <w:r>
               <w:rPr>
@@ -120,7 +120,7 @@
               <w:noProof/>
             </w:rPr>
           </w:pPr>
-          <w:hyperlink w:anchor="_Toc232110257" w:history="1">
+          <w:hyperlink w:anchor="_Toc232690040" w:history="1">
             <w:r>
               <w:rPr>
                 <w:rStyle w:val="Hyperlink"/>
@@ -147,7 +147,7 @@
                 <w:noProof/>
                 <w:webHidden/>
               </w:rPr>
-              <w:instrText xml:space="preserve"> PAGEREF _Toc232110257 \h </w:instrText>
+              <w:instrText xml:space="preserve"> PAGEREF _Toc232690040 \h </w:instrText>
             </w:r>
             <w:r>
               <w:rPr>
@@ -189,7 +189,7 @@
               <w:noProof/>
             </w:rPr>
           </w:pPr>
-          <w:hyperlink w:anchor="_Toc232110258" w:history="1">
+          <w:hyperlink w:anchor="_Toc232690041" w:history="1">
             <w:r>
               <w:rPr>
                 <w:rStyle w:val="Hyperlink"/>
@@ -216,7 +216,7 @@
                 <w:noProof/>
                 <w:webHidden/>
               </w:rPr>
-              <w:instrText xml:space="preserve"> PAGEREF _Toc232110258 \h </w:instrText>
+              <w:instrText xml:space="preserve"> PAGEREF _Toc232690041 \h </w:instrText>
             </w:r>
             <w:r>
               <w:rPr>
@@ -258,7 +258,7 @@
               <w:noProof/>
             </w:rPr>
           </w:pPr>
-          <w:hyperlink w:anchor="_Toc232110259" w:history="1">
+          <w:hyperlink w:anchor="_Toc232690042" w:history="1">
             <w:r>
               <w:rPr>
                 <w:rStyle w:val="Hyperlink"/>
@@ -285,7 +285,7 @@
                 <w:noProof/>
                 <w:webHidden/>
               </w:rPr>
-              <w:instrText xml:space="preserve"> PAGEREF _Toc232110259 \h </w:instrText>
+              <w:instrText xml:space="preserve"> PAGEREF _Toc232690042 \h </w:instrText>
             </w:r>
             <w:r>
               <w:rPr>
@@ -327,7 +327,7 @@
               <w:noProof/>
             </w:rPr>
           </w:pPr>
-          <w:hyperlink w:anchor="_Toc232110260" w:history="1">
+          <w:hyperlink w:anchor="_Toc232690043" w:history="1">
             <w:r>
               <w:rPr>
                 <w:rStyle w:val="Hyperlink"/>
@@ -354,7 +354,7 @@
                 <w:noProof/>
                 <w:webHidden/>
               </w:rPr>
-              <w:instrText xml:space="preserve"> PAGEREF _Toc232110260 \h </w:instrText>
+              <w:instrText xml:space="preserve"> PAGEREF _Toc232690043 \h </w:instrText>
             </w:r>
             <w:r>
               <w:rPr>
@@ -396,7 +396,7 @@
               <w:noProof/>
             </w:rPr>
           </w:pPr>
-          <w:hyperlink w:anchor="_Toc232110261" w:history="1">
+          <w:hyperlink w:anchor="_Toc232690044" w:history="1">
             <w:r>
               <w:rPr>
                 <w:rStyle w:val="Hyperlink"/>
@@ -423,7 +423,7 @@
                 <w:noProof/>
                 <w:webHidden/>
               </w:rPr>
-              <w:instrText xml:space="preserve"> PAGEREF _Toc232110261 \h </w:instrText>
+              <w:instrText xml:space="preserve"> PAGEREF _Toc232690044 \h </w:instrText>
             </w:r>
             <w:r>
               <w:rPr>
@@ -465,7 +465,7 @@
               <w:noProof/>
             </w:rPr>
           </w:pPr>
-          <w:hyperlink w:anchor="_Toc232110262" w:history="1">
+          <w:hyperlink w:anchor="_Toc232690045" w:history="1">
             <w:r>
               <w:rPr>
                 <w:rStyle w:val="Hyperlink"/>
@@ -492,7 +492,7 @@
                 <w:noProof/>
                 <w:webHidden/>
               </w:rPr>
-              <w:instrText xml:space="preserve"> PAGEREF _Toc232110262 \h </w:instrText>
+              <w:instrText xml:space="preserve"> PAGEREF _Toc232690045 \h </w:instrText>
             </w:r>
             <w:r>
               <w:rPr>
@@ -534,7 +534,7 @@
               <w:noProof/>
             </w:rPr>
           </w:pPr>
-          <w:hyperlink w:anchor="_Toc232110263" w:history="1">
+          <w:hyperlink w:anchor="_Toc232690046" w:history="1">
             <w:r>
               <w:rPr>
                 <w:rStyle w:val="Hyperlink"/>
@@ -561,7 +561,7 @@
                 <w:noProof/>
                 <w:webHidden/>
               </w:rPr>
-              <w:instrText xml:space="preserve"> PAGEREF _Toc232110263 \h </w:instrText>
+              <w:instrText xml:space="preserve"> PAGEREF _Toc232690046 \h </w:instrText>
             </w:r>
             <w:r>
               <w:rPr>
@@ -603,7 +603,7 @@
               <w:noProof/>
             </w:rPr>
           </w:pPr>
-          <w:hyperlink w:anchor="_Toc232110264" w:history="1">
+          <w:hyperlink w:anchor="_Toc232690047" w:history="1">
             <w:r>
               <w:rPr>
                 <w:rStyle w:val="Hyperlink"/>
@@ -630,7 +630,7 @@
                 <w:noProof/>
                 <w:webHidden/>
               </w:rPr>
-              <w:instrText xml:space="preserve"> PAGEREF _Toc232110264 \h </w:instrText>
+              <w:instrText xml:space="preserve"> PAGEREF _Toc232690047 \h </w:instrText>
             </w:r>
             <w:r>
               <w:rPr>
@@ -650,7 +650,7 @@
                 <w:noProof/>
                 <w:webHidden/>
               </w:rPr>
-              <w:t>7</w:t>
+              <w:t>6</w:t>
             </w:r>
             <w:r>
               <w:rPr>
@@ -672,7 +672,7 @@
               <w:noProof/>
             </w:rPr>
           </w:pPr>
-          <w:hyperlink w:anchor="_Toc232110265" w:history="1">
+          <w:hyperlink w:anchor="_Toc232690048" w:history="1">
             <w:r>
               <w:rPr>
                 <w:rStyle w:val="Hyperlink"/>
@@ -699,7 +699,7 @@
                 <w:noProof/>
                 <w:webHidden/>
               </w:rPr>
-              <w:instrText xml:space="preserve"> PAGEREF _Toc232110265 \h </w:instrText>
+              <w:instrText xml:space="preserve"> PAGEREF _Toc232690048 \h </w:instrText>
             </w:r>
             <w:r>
               <w:rPr>
@@ -719,7 +719,7 @@
                 <w:noProof/>
                 <w:webHidden/>
               </w:rPr>
-              <w:t>7</w:t>
+              <w:t>6</w:t>
             </w:r>
             <w:r>
               <w:rPr>
@@ -741,7 +741,7 @@
               <w:noProof/>
             </w:rPr>
           </w:pPr>
-          <w:hyperlink w:anchor="_Toc232110266" w:history="1">
+          <w:hyperlink w:anchor="_Toc232690049" w:history="1">
             <w:r>
               <w:rPr>
                 <w:rStyle w:val="Hyperlink"/>
@@ -768,7 +768,7 @@
                 <w:noProof/>
                 <w:webHidden/>
               </w:rPr>
-              <w:instrText xml:space="preserve"> PAGEREF _Toc232110266 \h </w:instrText>
+              <w:instrText xml:space="preserve"> PAGEREF _Toc232690049 \h </w:instrText>
             </w:r>
             <w:r>
               <w:rPr>
@@ -810,7 +810,7 @@
               <w:noProof/>
             </w:rPr>
           </w:pPr>
-          <w:hyperlink w:anchor="_Toc232110267" w:history="1">
+          <w:hyperlink w:anchor="_Toc232690050" w:history="1">
             <w:r>
               <w:rPr>
                 <w:rStyle w:val="Hyperlink"/>
@@ -837,7 +837,7 @@
                 <w:noProof/>
                 <w:webHidden/>
               </w:rPr>
-              <w:instrText xml:space="preserve"> PAGEREF _Toc232110267 \h </w:instrText>
+              <w:instrText xml:space="preserve"> PAGEREF _Toc232690050 \h </w:instrText>
             </w:r>
             <w:r>
               <w:rPr>
@@ -879,7 +879,7 @@
               <w:noProof/>
             </w:rPr>
           </w:pPr>
-          <w:hyperlink w:anchor="_Toc232110268" w:history="1">
+          <w:hyperlink w:anchor="_Toc232690051" w:history="1">
             <w:r>
               <w:rPr>
                 <w:rStyle w:val="Hyperlink"/>
@@ -906,7 +906,7 @@
                 <w:noProof/>
                 <w:webHidden/>
               </w:rPr>
-              <w:instrText xml:space="preserve"> PAGEREF _Toc232110268 \h </w:instrText>
+              <w:instrText xml:space="preserve"> PAGEREF _Toc232690051 \h </w:instrText>
             </w:r>
             <w:r>
               <w:rPr>
@@ -926,7 +926,7 @@
                 <w:noProof/>
                 <w:webHidden/>
               </w:rPr>
-              <w:t>8</w:t>
+              <w:t>7</w:t>
             </w:r>
             <w:r>
               <w:rPr>
@@ -948,7 +948,7 @@
               <w:noProof/>
             </w:rPr>
           </w:pPr>
-          <w:hyperlink w:anchor="_Toc232110269" w:history="1">
+          <w:hyperlink w:anchor="_Toc232690052" w:history="1">
             <w:r>
               <w:rPr>
                 <w:rStyle w:val="Hyperlink"/>
@@ -975,7 +975,7 @@
                 <w:noProof/>
                 <w:webHidden/>
               </w:rPr>
-              <w:instrText xml:space="preserve"> PAGEREF _Toc232110269 \h </w:instrText>
+              <w:instrText xml:space="preserve"> PAGEREF _Toc232690052 \h </w:instrText>
             </w:r>
             <w:r>
               <w:rPr>
@@ -995,7 +995,7 @@
                 <w:noProof/>
                 <w:webHidden/>
               </w:rPr>
-              <w:t>9</w:t>
+              <w:t>8</w:t>
             </w:r>
             <w:r>
               <w:rPr>
@@ -1017,7 +1017,7 @@
               <w:noProof/>
             </w:rPr>
           </w:pPr>
-          <w:hyperlink w:anchor="_Toc232110270" w:history="1">
+          <w:hyperlink w:anchor="_Toc232690053" w:history="1">
             <w:r>
               <w:rPr>
                 <w:rStyle w:val="Hyperlink"/>
@@ -1044,7 +1044,7 @@
                 <w:noProof/>
                 <w:webHidden/>
               </w:rPr>
-              <w:instrText xml:space="preserve"> PAGEREF _Toc232110270 \h </w:instrText>
+              <w:instrText xml:space="preserve"> PAGEREF _Toc232690053 \h </w:instrText>
             </w:r>
             <w:r>
               <w:rPr>
@@ -1064,7 +1064,7 @@
                 <w:noProof/>
                 <w:webHidden/>
               </w:rPr>
-              <w:t>9</w:t>
+              <w:t>8</w:t>
             </w:r>
             <w:r>
               <w:rPr>
@@ -1086,7 +1086,7 @@
               <w:noProof/>
             </w:rPr>
           </w:pPr>
-          <w:hyperlink w:anchor="_Toc232110271" w:history="1">
+          <w:hyperlink w:anchor="_Toc232690054" w:history="1">
             <w:r>
               <w:rPr>
                 <w:rStyle w:val="Hyperlink"/>
@@ -1113,7 +1113,7 @@
                 <w:noProof/>
                 <w:webHidden/>
               </w:rPr>
-              <w:instrText xml:space="preserve"> PAGEREF _Toc232110271 \h </w:instrText>
+              <w:instrText xml:space="preserve"> PAGEREF _Toc232690054 \h </w:instrText>
             </w:r>
             <w:r>
               <w:rPr>
@@ -1133,7 +1133,7 @@
                 <w:noProof/>
                 <w:webHidden/>
               </w:rPr>
-              <w:t>9</w:t>
+              <w:t>8</w:t>
             </w:r>
             <w:r>
               <w:rPr>
@@ -1155,7 +1155,7 @@
               <w:noProof/>
             </w:rPr>
           </w:pPr>
-          <w:hyperlink w:anchor="_Toc232110272" w:history="1">
+          <w:hyperlink w:anchor="_Toc232690055" w:history="1">
             <w:r>
               <w:rPr>
                 <w:rStyle w:val="Hyperlink"/>
@@ -1182,7 +1182,7 @@
                 <w:noProof/>
                 <w:webHidden/>
               </w:rPr>
-              <w:instrText xml:space="preserve"> PAGEREF _Toc232110272 \h </w:instrText>
+              <w:instrText xml:space="preserve"> PAGEREF _Toc232690055 \h </w:instrText>
             </w:r>
             <w:r>
               <w:rPr>
@@ -1202,7 +1202,7 @@
                 <w:noProof/>
                 <w:webHidden/>
               </w:rPr>
-              <w:t>9</w:t>
+              <w:t>8</w:t>
             </w:r>
             <w:r>
               <w:rPr>
@@ -1224,7 +1224,7 @@
               <w:noProof/>
             </w:rPr>
           </w:pPr>
-          <w:hyperlink w:anchor="_Toc232110273" w:history="1">
+          <w:hyperlink w:anchor="_Toc232690056" w:history="1">
             <w:r>
               <w:rPr>
                 <w:rStyle w:val="Hyperlink"/>
@@ -1251,7 +1251,7 @@
                 <w:noProof/>
                 <w:webHidden/>
               </w:rPr>
-              <w:instrText xml:space="preserve"> PAGEREF _Toc232110273 \h </w:instrText>
+              <w:instrText xml:space="preserve"> PAGEREF _Toc232690056 \h </w:instrText>
             </w:r>
             <w:r>
               <w:rPr>
@@ -1271,7 +1271,7 @@
                 <w:noProof/>
                 <w:webHidden/>
               </w:rPr>
-              <w:t>11</w:t>
+              <w:t>10</w:t>
             </w:r>
             <w:r>
               <w:rPr>
@@ -1293,7 +1293,7 @@
               <w:noProof/>
             </w:rPr>
           </w:pPr>
-          <w:hyperlink w:anchor="_Toc232110274" w:history="1">
+          <w:hyperlink w:anchor="_Toc232690057" w:history="1">
             <w:r>
               <w:rPr>
                 <w:rStyle w:val="Hyperlink"/>
@@ -1320,7 +1320,7 @@
                 <w:noProof/>
                 <w:webHidden/>
               </w:rPr>
-              <w:instrText xml:space="preserve"> PAGEREF _Toc232110274 \h </w:instrText>
+              <w:instrText xml:space="preserve"> PAGEREF _Toc232690057 \h </w:instrText>
             </w:r>
             <w:r>
               <w:rPr>
@@ -1340,7 +1340,7 @@
                 <w:noProof/>
                 <w:webHidden/>
               </w:rPr>
-              <w:t>12</w:t>
+              <w:t>11</w:t>
             </w:r>
             <w:r>
               <w:rPr>
@@ -1362,7 +1362,7 @@
               <w:noProof/>
             </w:rPr>
           </w:pPr>
-          <w:hyperlink w:anchor="_Toc232110275" w:history="1">
+          <w:hyperlink w:anchor="_Toc232690058" w:history="1">
             <w:r>
               <w:rPr>
                 <w:rStyle w:val="Hyperlink"/>
@@ -1389,7 +1389,7 @@
                 <w:noProof/>
                 <w:webHidden/>
               </w:rPr>
-              <w:instrText xml:space="preserve"> PAGEREF _Toc232110275 \h </w:instrText>
+              <w:instrText xml:space="preserve"> PAGEREF _Toc232690058 \h </w:instrText>
             </w:r>
             <w:r>
               <w:rPr>
@@ -1409,7 +1409,7 @@
                 <w:noProof/>
                 <w:webHidden/>
               </w:rPr>
-              <w:t>12</w:t>
+              <w:t>11</w:t>
             </w:r>
             <w:r>
               <w:rPr>
@@ -1431,7 +1431,7 @@
               <w:noProof/>
             </w:rPr>
           </w:pPr>
-          <w:hyperlink w:anchor="_Toc232110276" w:history="1">
+          <w:hyperlink w:anchor="_Toc232690059" w:history="1">
             <w:r>
               <w:rPr>
                 <w:rStyle w:val="Hyperlink"/>
@@ -1458,7 +1458,7 @@
                 <w:noProof/>
                 <w:webHidden/>
               </w:rPr>
-              <w:instrText xml:space="preserve"> PAGEREF _Toc232110276 \h </w:instrText>
+              <w:instrText xml:space="preserve"> PAGEREF _Toc232690059 \h </w:instrText>
             </w:r>
             <w:r>
               <w:rPr>
@@ -1478,7 +1478,7 @@
                 <w:noProof/>
                 <w:webHidden/>
               </w:rPr>
-              <w:t>12</w:t>
+              <w:t>11</w:t>
             </w:r>
             <w:r>
               <w:rPr>
@@ -1500,7 +1500,7 @@
               <w:noProof/>
             </w:rPr>
           </w:pPr>
-          <w:hyperlink w:anchor="_Toc232110277" w:history="1">
+          <w:hyperlink w:anchor="_Toc232690060" w:history="1">
             <w:r>
               <w:rPr>
                 <w:rStyle w:val="Hyperlink"/>
@@ -1527,7 +1527,7 @@
                 <w:noProof/>
                 <w:webHidden/>
               </w:rPr>
-              <w:instrText xml:space="preserve"> PAGEREF _Toc232110277 \h </w:instrText>
+              <w:instrText xml:space="preserve"> PAGEREF _Toc232690060 \h </w:instrText>
             </w:r>
             <w:r>
               <w:rPr>
@@ -1547,7 +1547,7 @@
                 <w:noProof/>
                 <w:webHidden/>
               </w:rPr>
-              <w:t>13</w:t>
+              <w:t>12</w:t>
             </w:r>
             <w:r>
               <w:rPr>
@@ -1569,7 +1569,7 @@
               <w:noProof/>
             </w:rPr>
           </w:pPr>
-          <w:hyperlink w:anchor="_Toc232110278" w:history="1">
+          <w:hyperlink w:anchor="_Toc232690061" w:history="1">
             <w:r>
               <w:rPr>
                 <w:rStyle w:val="Hyperlink"/>
@@ -1596,7 +1596,7 @@
                 <w:noProof/>
                 <w:webHidden/>
               </w:rPr>
-              <w:instrText xml:space="preserve"> PAGEREF _Toc232110278 \h </w:instrText>
+              <w:instrText xml:space="preserve"> PAGEREF _Toc232690061 \h </w:instrText>
             </w:r>
             <w:r>
               <w:rPr>
@@ -1616,7 +1616,7 @@
                 <w:noProof/>
                 <w:webHidden/>
               </w:rPr>
-              <w:t>14</w:t>
+              <w:t>13</w:t>
             </w:r>
             <w:r>
               <w:rPr>
@@ -1638,7 +1638,7 @@
               <w:noProof/>
             </w:rPr>
           </w:pPr>
-          <w:hyperlink w:anchor="_Toc232110279" w:history="1">
+          <w:hyperlink w:anchor="_Toc232690062" w:history="1">
             <w:r>
               <w:rPr>
                 <w:rStyle w:val="Hyperlink"/>
@@ -1665,7 +1665,7 @@
                 <w:noProof/>
                 <w:webHidden/>
               </w:rPr>
-              <w:instrText xml:space="preserve"> PAGEREF _Toc232110279 \h </w:instrText>
+              <w:instrText xml:space="preserve"> PAGEREF _Toc232690062 \h </w:instrText>
             </w:r>
             <w:r>
               <w:rPr>
@@ -1685,7 +1685,7 @@
                 <w:noProof/>
                 <w:webHidden/>
               </w:rPr>
-              <w:t>15</w:t>
+              <w:t>14</w:t>
             </w:r>
             <w:r>
               <w:rPr>
@@ -1707,7 +1707,7 @@
               <w:noProof/>
             </w:rPr>
           </w:pPr>
-          <w:hyperlink w:anchor="_Toc232110280" w:history="1">
+          <w:hyperlink w:anchor="_Toc232690063" w:history="1">
             <w:r>
               <w:rPr>
                 <w:rStyle w:val="Hyperlink"/>
@@ -1734,7 +1734,7 @@
                 <w:noProof/>
                 <w:webHidden/>
               </w:rPr>
-              <w:instrText xml:space="preserve"> PAGEREF _Toc232110280 \h </w:instrText>
+              <w:instrText xml:space="preserve"> PAGEREF _Toc232690063 \h </w:instrText>
             </w:r>
             <w:r>
               <w:rPr>
@@ -1754,7 +1754,7 @@
                 <w:noProof/>
                 <w:webHidden/>
               </w:rPr>
-              <w:t>16</w:t>
+              <w:t>14</w:t>
             </w:r>
             <w:r>
               <w:rPr>
@@ -1776,7 +1776,7 @@
               <w:noProof/>
             </w:rPr>
           </w:pPr>
-          <w:hyperlink w:anchor="_Toc232110281" w:history="1">
+          <w:hyperlink w:anchor="_Toc232690064" w:history="1">
             <w:r>
               <w:rPr>
                 <w:rStyle w:val="Hyperlink"/>
@@ -1803,7 +1803,7 @@
                 <w:noProof/>
                 <w:webHidden/>
               </w:rPr>
-              <w:instrText xml:space="preserve"> PAGEREF _Toc232110281 \h </w:instrText>
+              <w:instrText xml:space="preserve"> PAGEREF _Toc232690064 \h </w:instrText>
             </w:r>
             <w:r>
               <w:rPr>
@@ -1823,7 +1823,7 @@
                 <w:noProof/>
                 <w:webHidden/>
               </w:rPr>
-              <w:t>16</w:t>
+              <w:t>14</w:t>
             </w:r>
             <w:r>
               <w:rPr>
@@ -1845,7 +1845,7 @@
               <w:noProof/>
             </w:rPr>
           </w:pPr>
-          <w:hyperlink w:anchor="_Toc232110282" w:history="1">
+          <w:hyperlink w:anchor="_Toc232690065" w:history="1">
             <w:r>
               <w:rPr>
                 <w:rStyle w:val="Hyperlink"/>
@@ -1872,7 +1872,7 @@
                 <w:noProof/>
                 <w:webHidden/>
               </w:rPr>
-              <w:instrText xml:space="preserve"> PAGEREF _Toc232110282 \h </w:instrText>
+              <w:instrText xml:space="preserve"> PAGEREF _Toc232690065 \h </w:instrText>
             </w:r>
             <w:r>
               <w:rPr>
@@ -1892,7 +1892,7 @@
                 <w:noProof/>
                 <w:webHidden/>
               </w:rPr>
-              <w:t>16</w:t>
+              <w:t>15</w:t>
             </w:r>
             <w:r>
               <w:rPr>
@@ -1914,7 +1914,7 @@
               <w:noProof/>
             </w:rPr>
           </w:pPr>
-          <w:hyperlink w:anchor="_Toc232110283" w:history="1">
+          <w:hyperlink w:anchor="_Toc232690066" w:history="1">
             <w:r>
               <w:rPr>
                 <w:rStyle w:val="Hyperlink"/>
@@ -1941,7 +1941,7 @@
                 <w:noProof/>
                 <w:webHidden/>
               </w:rPr>
-              <w:instrText xml:space="preserve"> PAGEREF _Toc232110283 \h </w:instrText>
+              <w:instrText xml:space="preserve"> PAGEREF _Toc232690066 \h </w:instrText>
             </w:r>
             <w:r>
               <w:rPr>
@@ -1961,7 +1961,7 @@
                 <w:noProof/>
                 <w:webHidden/>
               </w:rPr>
-              <w:t>17</w:t>
+              <w:t>16</w:t>
             </w:r>
             <w:r>
               <w:rPr>
@@ -1983,7 +1983,7 @@
               <w:noProof/>
             </w:rPr>
           </w:pPr>
-          <w:hyperlink w:anchor="_Toc232110284" w:history="1">
+          <w:hyperlink w:anchor="_Toc232690067" w:history="1">
             <w:r>
               <w:rPr>
                 <w:rStyle w:val="Hyperlink"/>
@@ -2010,7 +2010,7 @@
                 <w:noProof/>
                 <w:webHidden/>
               </w:rPr>
-              <w:instrText xml:space="preserve"> PAGEREF _Toc232110284 \h </w:instrText>
+              <w:instrText xml:space="preserve"> PAGEREF _Toc232690067 \h </w:instrText>
             </w:r>
             <w:r>
               <w:rPr>
@@ -2030,7 +2030,7 @@
                 <w:noProof/>
                 <w:webHidden/>
               </w:rPr>
-              <w:t>18</w:t>
+              <w:t>17</w:t>
             </w:r>
             <w:r>
               <w:rPr>
@@ -2052,7 +2052,7 @@
               <w:noProof/>
             </w:rPr>
           </w:pPr>
-          <w:hyperlink w:anchor="_Toc232110285" w:history="1">
+          <w:hyperlink w:anchor="_Toc232690068" w:history="1">
             <w:r>
               <w:rPr>
                 <w:rStyle w:val="Hyperlink"/>
@@ -2079,7 +2079,7 @@
                 <w:noProof/>
                 <w:webHidden/>
               </w:rPr>
-              <w:instrText xml:space="preserve"> PAGEREF _Toc232110285 \h </w:instrText>
+              <w:instrText xml:space="preserve"> PAGEREF _Toc232690068 \h </w:instrText>
             </w:r>
             <w:r>
               <w:rPr>
@@ -2099,7 +2099,7 @@
                 <w:noProof/>
                 <w:webHidden/>
               </w:rPr>
-              <w:t>18</w:t>
+              <w:t>17</w:t>
             </w:r>
             <w:r>
               <w:rPr>
@@ -2121,7 +2121,7 @@
               <w:noProof/>
             </w:rPr>
           </w:pPr>
-          <w:hyperlink w:anchor="_Toc232110286" w:history="1">
+          <w:hyperlink w:anchor="_Toc232690069" w:history="1">
             <w:r>
               <w:rPr>
                 <w:rStyle w:val="Hyperlink"/>
@@ -2148,7 +2148,7 @@
                 <w:noProof/>
                 <w:webHidden/>
               </w:rPr>
-              <w:instrText xml:space="preserve"> PAGEREF _Toc232110286 \h </w:instrText>
+              <w:instrText xml:space="preserve"> PAGEREF _Toc232690069 \h </w:instrText>
             </w:r>
             <w:r>
               <w:rPr>
@@ -2168,7 +2168,7 @@
                 <w:noProof/>
                 <w:webHidden/>
               </w:rPr>
-              <w:t>18</w:t>
+              <w:t>17</w:t>
             </w:r>
             <w:r>
               <w:rPr>
@@ -2190,7 +2190,7 @@
               <w:noProof/>
             </w:rPr>
           </w:pPr>
-          <w:hyperlink w:anchor="_Toc232110287" w:history="1">
+          <w:hyperlink w:anchor="_Toc232690070" w:history="1">
             <w:r>
               <w:rPr>
                 <w:rStyle w:val="Hyperlink"/>
@@ -2217,7 +2217,7 @@
                 <w:noProof/>
                 <w:webHidden/>
               </w:rPr>
-              <w:instrText xml:space="preserve"> PAGEREF _Toc232110287 \h </w:instrText>
+              <w:instrText xml:space="preserve"> PAGEREF _Toc232690070 \h </w:instrText>
             </w:r>
             <w:r>
               <w:rPr>
@@ -2237,7 +2237,7 @@
                 <w:noProof/>
                 <w:webHidden/>
               </w:rPr>
-              <w:t>19</w:t>
+              <w:t>17</w:t>
             </w:r>
             <w:r>
               <w:rPr>
@@ -2259,7 +2259,7 @@
               <w:noProof/>
             </w:rPr>
           </w:pPr>
-          <w:hyperlink w:anchor="_Toc232110288" w:history="1">
+          <w:hyperlink w:anchor="_Toc232690071" w:history="1">
             <w:r>
               <w:rPr>
                 <w:rStyle w:val="Hyperlink"/>
@@ -2286,7 +2286,7 @@
                 <w:noProof/>
                 <w:webHidden/>
               </w:rPr>
-              <w:instrText xml:space="preserve"> PAGEREF _Toc232110288 \h </w:instrText>
+              <w:instrText xml:space="preserve"> PAGEREF _Toc232690071 \h </w:instrText>
             </w:r>
             <w:r>
               <w:rPr>
@@ -2306,7 +2306,7 @@
                 <w:noProof/>
                 <w:webHidden/>
               </w:rPr>
-              <w:t>20</w:t>
+              <w:t>19</w:t>
             </w:r>
             <w:r>
               <w:rPr>
@@ -2328,7 +2328,7 @@
               <w:noProof/>
             </w:rPr>
           </w:pPr>
-          <w:hyperlink w:anchor="_Toc232110289" w:history="1">
+          <w:hyperlink w:anchor="_Toc232690072" w:history="1">
             <w:r>
               <w:rPr>
                 <w:rStyle w:val="Hyperlink"/>
@@ -2355,7 +2355,7 @@
                 <w:noProof/>
                 <w:webHidden/>
               </w:rPr>
-              <w:instrText xml:space="preserve"> PAGEREF _Toc232110289 \h </w:instrText>
+              <w:instrText xml:space="preserve"> PAGEREF _Toc232690072 \h </w:instrText>
             </w:r>
             <w:r>
               <w:rPr>
@@ -2375,7 +2375,7 @@
                 <w:noProof/>
                 <w:webHidden/>
               </w:rPr>
-              <w:t>21</w:t>
+              <w:t>20</w:t>
             </w:r>
             <w:r>
               <w:rPr>
@@ -2397,7 +2397,7 @@
               <w:noProof/>
             </w:rPr>
           </w:pPr>
-          <w:hyperlink w:anchor="_Toc232110290" w:history="1">
+          <w:hyperlink w:anchor="_Toc232690073" w:history="1">
             <w:r>
               <w:rPr>
                 <w:rStyle w:val="Hyperlink"/>
@@ -2424,7 +2424,7 @@
                 <w:noProof/>
                 <w:webHidden/>
               </w:rPr>
-              <w:instrText xml:space="preserve"> PAGEREF _Toc232110290 \h </w:instrText>
+              <w:instrText xml:space="preserve"> PAGEREF _Toc232690073 \h </w:instrText>
             </w:r>
             <w:r>
               <w:rPr>
@@ -2444,7 +2444,7 @@
                 <w:noProof/>
                 <w:webHidden/>
               </w:rPr>
-              <w:t>22</w:t>
+              <w:t>20</w:t>
             </w:r>
             <w:r>
               <w:rPr>
@@ -2466,7 +2466,7 @@
               <w:noProof/>
             </w:rPr>
           </w:pPr>
-          <w:hyperlink w:anchor="_Toc232110291" w:history="1">
+          <w:hyperlink w:anchor="_Toc232690074" w:history="1">
             <w:r>
               <w:rPr>
                 <w:rStyle w:val="Hyperlink"/>
@@ -2493,7 +2493,7 @@
                 <w:noProof/>
                 <w:webHidden/>
               </w:rPr>
-              <w:instrText xml:space="preserve"> PAGEREF _Toc232110291 \h </w:instrText>
+              <w:instrText xml:space="preserve"> PAGEREF _Toc232690074 \h </w:instrText>
             </w:r>
             <w:r>
               <w:rPr>
@@ -2513,7 +2513,7 @@
                 <w:noProof/>
                 <w:webHidden/>
               </w:rPr>
-              <w:t>22</w:t>
+              <w:t>21</w:t>
             </w:r>
             <w:r>
               <w:rPr>
@@ -2535,7 +2535,7 @@
               <w:noProof/>
             </w:rPr>
           </w:pPr>
-          <w:hyperlink w:anchor="_Toc232110292" w:history="1">
+          <w:hyperlink w:anchor="_Toc232690075" w:history="1">
             <w:r>
               <w:rPr>
                 <w:rStyle w:val="Hyperlink"/>
@@ -2562,7 +2562,7 @@
                 <w:noProof/>
                 <w:webHidden/>
               </w:rPr>
-              <w:instrText xml:space="preserve"> PAGEREF _Toc232110292 \h </w:instrText>
+              <w:instrText xml:space="preserve"> PAGEREF _Toc232690075 \h </w:instrText>
             </w:r>
             <w:r>
               <w:rPr>
@@ -2582,7 +2582,7 @@
                 <w:noProof/>
                 <w:webHidden/>
               </w:rPr>
-              <w:t>23</w:t>
+              <w:t>21</w:t>
             </w:r>
             <w:r>
               <w:rPr>
@@ -2604,7 +2604,7 @@
               <w:noProof/>
             </w:rPr>
           </w:pPr>
-          <w:hyperlink w:anchor="_Toc232110293" w:history="1">
+          <w:hyperlink w:anchor="_Toc232690076" w:history="1">
             <w:r>
               <w:rPr>
                 <w:rStyle w:val="Hyperlink"/>
@@ -2631,7 +2631,7 @@
                 <w:noProof/>
                 <w:webHidden/>
               </w:rPr>
-              <w:instrText xml:space="preserve"> PAGEREF _Toc232110293 \h </w:instrText>
+              <w:instrText xml:space="preserve"> PAGEREF _Toc232690076 \h </w:instrText>
             </w:r>
             <w:r>
               <w:rPr>
@@ -2651,7 +2651,7 @@
                 <w:noProof/>
                 <w:webHidden/>
               </w:rPr>
-              <w:t>23</w:t>
+              <w:t>22</w:t>
             </w:r>
             <w:r>
               <w:rPr>
@@ -2673,7 +2673,7 @@
               <w:noProof/>
             </w:rPr>
           </w:pPr>
-          <w:hyperlink w:anchor="_Toc232110294" w:history="1">
+          <w:hyperlink w:anchor="_Toc232690077" w:history="1">
             <w:r>
               <w:rPr>
                 <w:rStyle w:val="Hyperlink"/>
@@ -2700,7 +2700,7 @@
                 <w:noProof/>
                 <w:webHidden/>
               </w:rPr>
-              <w:instrText xml:space="preserve"> PAGEREF _Toc232110294 \h </w:instrText>
+              <w:instrText xml:space="preserve"> PAGEREF _Toc232690077 \h </w:instrText>
             </w:r>
             <w:r>
               <w:rPr>
@@ -2720,7 +2720,7 @@
                 <w:noProof/>
                 <w:webHidden/>
               </w:rPr>
-              <w:t>24</w:t>
+              <w:t>22</w:t>
             </w:r>
             <w:r>
               <w:rPr>
@@ -2742,7 +2742,7 @@
               <w:noProof/>
             </w:rPr>
           </w:pPr>
-          <w:hyperlink w:anchor="_Toc232110295" w:history="1">
+          <w:hyperlink w:anchor="_Toc232690078" w:history="1">
             <w:r>
               <w:rPr>
                 <w:rStyle w:val="Hyperlink"/>
@@ -2769,7 +2769,7 @@
                 <w:noProof/>
                 <w:webHidden/>
               </w:rPr>
-              <w:instrText xml:space="preserve"> PAGEREF _Toc232110295 \h </w:instrText>
+              <w:instrText xml:space="preserve"> PAGEREF _Toc232690078 \h </w:instrText>
             </w:r>
             <w:r>
               <w:rPr>
@@ -2789,7 +2789,7 @@
                 <w:noProof/>
                 <w:webHidden/>
               </w:rPr>
-              <w:t>24</w:t>
+              <w:t>23</w:t>
             </w:r>
             <w:r>
               <w:rPr>
@@ -2811,7 +2811,7 @@
               <w:noProof/>
             </w:rPr>
           </w:pPr>
-          <w:hyperlink w:anchor="_Toc232110296" w:history="1">
+          <w:hyperlink w:anchor="_Toc232690079" w:history="1">
             <w:r>
               <w:rPr>
                 <w:rStyle w:val="Hyperlink"/>
@@ -2838,7 +2838,7 @@
                 <w:noProof/>
                 <w:webHidden/>
               </w:rPr>
-              <w:instrText xml:space="preserve"> PAGEREF _Toc232110296 \h </w:instrText>
+              <w:instrText xml:space="preserve"> PAGEREF _Toc232690079 \h </w:instrText>
             </w:r>
             <w:r>
               <w:rPr>
@@ -2858,7 +2858,7 @@
                 <w:noProof/>
                 <w:webHidden/>
               </w:rPr>
-              <w:t>25</w:t>
+              <w:t>23</w:t>
             </w:r>
             <w:r>
               <w:rPr>
@@ -2880,7 +2880,7 @@
               <w:noProof/>
             </w:rPr>
           </w:pPr>
-          <w:hyperlink w:anchor="_Toc232110297" w:history="1">
+          <w:hyperlink w:anchor="_Toc232690080" w:history="1">
             <w:r>
               <w:rPr>
                 <w:rStyle w:val="Hyperlink"/>
@@ -2907,7 +2907,7 @@
                 <w:noProof/>
                 <w:webHidden/>
               </w:rPr>
-              <w:instrText xml:space="preserve"> PAGEREF _Toc232110297 \h </w:instrText>
+              <w:instrText xml:space="preserve"> PAGEREF _Toc232690080 \h </w:instrText>
             </w:r>
             <w:r>
               <w:rPr>
@@ -2927,7 +2927,7 @@
                 <w:noProof/>
                 <w:webHidden/>
               </w:rPr>
-              <w:t>25</w:t>
+              <w:t>24</w:t>
             </w:r>
             <w:r>
               <w:rPr>
@@ -2949,7 +2949,7 @@
               <w:noProof/>
             </w:rPr>
           </w:pPr>
-          <w:hyperlink w:anchor="_Toc232110298" w:history="1">
+          <w:hyperlink w:anchor="_Toc232690081" w:history="1">
             <w:r>
               <w:rPr>
                 <w:rStyle w:val="Hyperlink"/>
@@ -2976,7 +2976,7 @@
                 <w:noProof/>
                 <w:webHidden/>
               </w:rPr>
-              <w:instrText xml:space="preserve"> PAGEREF _Toc232110298 \h </w:instrText>
+              <w:instrText xml:space="preserve"> PAGEREF _Toc232690081 \h </w:instrText>
             </w:r>
             <w:r>
               <w:rPr>
@@ -2996,7 +2996,7 @@
                 <w:noProof/>
                 <w:webHidden/>
               </w:rPr>
-              <w:t>26</w:t>
+              <w:t>24</w:t>
             </w:r>
             <w:r>
               <w:rPr>
@@ -3018,7 +3018,7 @@
               <w:noProof/>
             </w:rPr>
           </w:pPr>
-          <w:hyperlink w:anchor="_Toc232110299" w:history="1">
+          <w:hyperlink w:anchor="_Toc232690082" w:history="1">
             <w:r>
               <w:rPr>
                 <w:rStyle w:val="Hyperlink"/>
@@ -3045,7 +3045,7 @@
                 <w:noProof/>
                 <w:webHidden/>
               </w:rPr>
-              <w:instrText xml:space="preserve"> PAGEREF _Toc232110299 \h </w:instrText>
+              <w:instrText xml:space="preserve"> PAGEREF _Toc232690082 \h </w:instrText>
             </w:r>
             <w:r>
               <w:rPr>
@@ -3065,7 +3065,7 @@
                 <w:noProof/>
                 <w:webHidden/>
               </w:rPr>
-              <w:t>26</w:t>
+              <w:t>24</w:t>
             </w:r>
             <w:r>
               <w:rPr>
@@ -3087,7 +3087,7 @@
               <w:noProof/>
             </w:rPr>
           </w:pPr>
-          <w:hyperlink w:anchor="_Toc232110300" w:history="1">
+          <w:hyperlink w:anchor="_Toc232690083" w:history="1">
             <w:r>
               <w:rPr>
                 <w:rStyle w:val="Hyperlink"/>
@@ -3114,7 +3114,7 @@
                 <w:noProof/>
                 <w:webHidden/>
               </w:rPr>
-              <w:instrText xml:space="preserve"> PAGEREF _Toc232110300 \h </w:instrText>
+              <w:instrText xml:space="preserve"> PAGEREF _Toc232690083 \h </w:instrText>
             </w:r>
             <w:r>
               <w:rPr>
@@ -3134,7 +3134,7 @@
                 <w:noProof/>
                 <w:webHidden/>
               </w:rPr>
-              <w:t>27</w:t>
+              <w:t>25</w:t>
             </w:r>
             <w:r>
               <w:rPr>
@@ -3156,7 +3156,7 @@
               <w:noProof/>
             </w:rPr>
           </w:pPr>
-          <w:hyperlink w:anchor="_Toc232110301" w:history="1">
+          <w:hyperlink w:anchor="_Toc232690084" w:history="1">
             <w:r>
               <w:rPr>
                 <w:rStyle w:val="Hyperlink"/>
@@ -3183,7 +3183,7 @@
                 <w:noProof/>
                 <w:webHidden/>
               </w:rPr>
-              <w:instrText xml:space="preserve"> PAGEREF _Toc232110301 \h </w:instrText>
+              <w:instrText xml:space="preserve"> PAGEREF _Toc232690084 \h </w:instrText>
             </w:r>
             <w:r>
               <w:rPr>
@@ -3203,7 +3203,7 @@
                 <w:noProof/>
                 <w:webHidden/>
               </w:rPr>
-              <w:t>27</w:t>
+              <w:t>25</w:t>
             </w:r>
             <w:r>
               <w:rPr>
@@ -3225,7 +3225,7 @@
               <w:noProof/>
             </w:rPr>
           </w:pPr>
-          <w:hyperlink w:anchor="_Toc232110302" w:history="1">
+          <w:hyperlink w:anchor="_Toc232690085" w:history="1">
             <w:r>
               <w:rPr>
                 <w:rStyle w:val="Hyperlink"/>
@@ -3252,7 +3252,7 @@
                 <w:noProof/>
                 <w:webHidden/>
               </w:rPr>
-              <w:instrText xml:space="preserve"> PAGEREF _Toc232110302 \h </w:instrText>
+              <w:instrText xml:space="preserve"> PAGEREF _Toc232690085 \h </w:instrText>
             </w:r>
             <w:r>
               <w:rPr>
@@ -3272,7 +3272,7 @@
                 <w:noProof/>
                 <w:webHidden/>
               </w:rPr>
-              <w:t>27</w:t>
+              <w:t>25</w:t>
             </w:r>
             <w:r>
               <w:rPr>
@@ -3294,13 +3294,13 @@
               <w:noProof/>
             </w:rPr>
           </w:pPr>
-          <w:hyperlink w:anchor="_Toc232110303" w:history="1">
+          <w:hyperlink w:anchor="_Toc232690086" w:history="1">
             <w:r>
               <w:rPr>
                 <w:rStyle w:val="Hyperlink"/>
                 <w:noProof/>
               </w:rPr>
-              <w:t>3.1.2 Phân bổ dữ liệu</w:t>
+              <w:t>3.1.2. Thống kê bộ dữ liệu</w:t>
             </w:r>
             <w:r>
               <w:rPr>
@@ -3321,7 +3321,7 @@
                 <w:noProof/>
                 <w:webHidden/>
               </w:rPr>
-              <w:instrText xml:space="preserve"> PAGEREF _Toc232110303 \h </w:instrText>
+              <w:instrText xml:space="preserve"> PAGEREF _Toc232690086 \h </w:instrText>
             </w:r>
             <w:r>
               <w:rPr>
@@ -3341,7 +3341,7 @@
                 <w:noProof/>
                 <w:webHidden/>
               </w:rPr>
-              <w:t>27</w:t>
+              <w:t>25</w:t>
             </w:r>
             <w:r>
               <w:rPr>
@@ -3363,7 +3363,7 @@
               <w:noProof/>
             </w:rPr>
           </w:pPr>
-          <w:hyperlink w:anchor="_Toc232110304" w:history="1">
+          <w:hyperlink w:anchor="_Toc232690087" w:history="1">
             <w:r>
               <w:rPr>
                 <w:rStyle w:val="Hyperlink"/>
@@ -3390,7 +3390,7 @@
                 <w:noProof/>
                 <w:webHidden/>
               </w:rPr>
-              <w:instrText xml:space="preserve"> PAGEREF _Toc232110304 \h </w:instrText>
+              <w:instrText xml:space="preserve"> PAGEREF _Toc232690087 \h </w:instrText>
             </w:r>
             <w:r>
               <w:rPr>
@@ -3410,7 +3410,7 @@
                 <w:noProof/>
                 <w:webHidden/>
               </w:rPr>
-              <w:t>27</w:t>
+              <w:t>25</w:t>
             </w:r>
             <w:r>
               <w:rPr>
@@ -3432,7 +3432,7 @@
               <w:noProof/>
             </w:rPr>
           </w:pPr>
-          <w:hyperlink w:anchor="_Toc232110305" w:history="1">
+          <w:hyperlink w:anchor="_Toc232690088" w:history="1">
             <w:r>
               <w:rPr>
                 <w:rStyle w:val="Hyperlink"/>
@@ -3459,7 +3459,7 @@
                 <w:noProof/>
                 <w:webHidden/>
               </w:rPr>
-              <w:instrText xml:space="preserve"> PAGEREF _Toc232110305 \h </w:instrText>
+              <w:instrText xml:space="preserve"> PAGEREF _Toc232690088 \h </w:instrText>
             </w:r>
             <w:r>
               <w:rPr>
@@ -3479,7 +3479,7 @@
                 <w:noProof/>
                 <w:webHidden/>
               </w:rPr>
-              <w:t>27</w:t>
+              <w:t>25</w:t>
             </w:r>
             <w:r>
               <w:rPr>
@@ -3501,13 +3501,13 @@
               <w:noProof/>
             </w:rPr>
           </w:pPr>
-          <w:hyperlink w:anchor="_Toc232110306" w:history="1">
+          <w:hyperlink w:anchor="_Toc232690089" w:history="1">
             <w:r>
               <w:rPr>
                 <w:rStyle w:val="Hyperlink"/>
                 <w:noProof/>
               </w:rPr>
-              <w:t>3.2.2. Tăng cường dữ liệu (Data Augmentation)</w:t>
+              <w:t>3.2.2. Xây dựng tập dữ liệu Classification cho CNN</w:t>
             </w:r>
             <w:r>
               <w:rPr>
@@ -3528,7 +3528,7 @@
                 <w:noProof/>
                 <w:webHidden/>
               </w:rPr>
-              <w:instrText xml:space="preserve"> PAGEREF _Toc232110306 \h </w:instrText>
+              <w:instrText xml:space="preserve"> PAGEREF _Toc232690089 \h </w:instrText>
             </w:r>
             <w:r>
               <w:rPr>
@@ -3548,7 +3548,76 @@
                 <w:noProof/>
                 <w:webHidden/>
               </w:rPr>
-              <w:t>27</w:t>
+              <w:t>25</w:t>
+            </w:r>
+            <w:r>
+              <w:rPr>
+                <w:noProof/>
+                <w:webHidden/>
+              </w:rPr>
+              <w:fldChar w:fldCharType="end"/>
+            </w:r>
+          </w:hyperlink>
+        </w:p>
+        <w:p>
+          <w:pPr>
+            <w:pStyle w:val="TOC2"/>
+            <w:tabs>
+              <w:tab w:val="right" w:leader="dot" w:pos="9350"/>
+            </w:tabs>
+            <w:rPr>
+              <w:rFonts w:eastAsiaTheme="minorEastAsia"/>
+              <w:noProof/>
+            </w:rPr>
+          </w:pPr>
+          <w:hyperlink w:anchor="_Toc232690090" w:history="1">
+            <w:r>
+              <w:rPr>
+                <w:rStyle w:val="Hyperlink"/>
+                <w:noProof/>
+              </w:rPr>
+              <w:t>3.3. Thiết kế hệ thống</w:t>
+            </w:r>
+            <w:r>
+              <w:rPr>
+                <w:noProof/>
+                <w:webHidden/>
+              </w:rPr>
+              <w:tab/>
+            </w:r>
+            <w:r>
+              <w:rPr>
+                <w:noProof/>
+                <w:webHidden/>
+              </w:rPr>
+              <w:fldChar w:fldCharType="begin"/>
+            </w:r>
+            <w:r>
+              <w:rPr>
+                <w:noProof/>
+                <w:webHidden/>
+              </w:rPr>
+              <w:instrText xml:space="preserve"> PAGEREF _Toc232690090 \h </w:instrText>
+            </w:r>
+            <w:r>
+              <w:rPr>
+                <w:noProof/>
+                <w:webHidden/>
+              </w:rPr>
+            </w:r>
+            <w:r>
+              <w:rPr>
+                <w:noProof/>
+                <w:webHidden/>
+              </w:rPr>
+              <w:fldChar w:fldCharType="separate"/>
+            </w:r>
+            <w:r>
+              <w:rPr>
+                <w:noProof/>
+                <w:webHidden/>
+              </w:rPr>
+              <w:t>25</w:t>
             </w:r>
             <w:r>
               <w:rPr>
@@ -3570,13 +3639,13 @@
               <w:noProof/>
             </w:rPr>
           </w:pPr>
-          <w:hyperlink w:anchor="_Toc232110307" w:history="1">
+          <w:hyperlink w:anchor="_Toc232690091" w:history="1">
             <w:r>
               <w:rPr>
                 <w:rStyle w:val="Hyperlink"/>
                 <w:noProof/>
               </w:rPr>
-              <w:t>3.2.3. Xây dựng tập dữ liệu Classification cho CNN</w:t>
+              <w:t>3.3.1. Kiến trúc tổng thể hệ thống</w:t>
             </w:r>
             <w:r>
               <w:rPr>
@@ -3597,7 +3666,145 @@
                 <w:noProof/>
                 <w:webHidden/>
               </w:rPr>
-              <w:instrText xml:space="preserve"> PAGEREF _Toc232110307 \h </w:instrText>
+              <w:instrText xml:space="preserve"> PAGEREF _Toc232690091 \h </w:instrText>
+            </w:r>
+            <w:r>
+              <w:rPr>
+                <w:noProof/>
+                <w:webHidden/>
+              </w:rPr>
+            </w:r>
+            <w:r>
+              <w:rPr>
+                <w:noProof/>
+                <w:webHidden/>
+              </w:rPr>
+              <w:fldChar w:fldCharType="separate"/>
+            </w:r>
+            <w:r>
+              <w:rPr>
+                <w:noProof/>
+                <w:webHidden/>
+              </w:rPr>
+              <w:t>25</w:t>
+            </w:r>
+            <w:r>
+              <w:rPr>
+                <w:noProof/>
+                <w:webHidden/>
+              </w:rPr>
+              <w:fldChar w:fldCharType="end"/>
+            </w:r>
+          </w:hyperlink>
+        </w:p>
+        <w:p>
+          <w:pPr>
+            <w:pStyle w:val="TOC3"/>
+            <w:tabs>
+              <w:tab w:val="right" w:leader="dot" w:pos="9350"/>
+            </w:tabs>
+            <w:rPr>
+              <w:rFonts w:eastAsiaTheme="minorEastAsia"/>
+              <w:noProof/>
+            </w:rPr>
+          </w:pPr>
+          <w:hyperlink w:anchor="_Toc232690092" w:history="1">
+            <w:r>
+              <w:rPr>
+                <w:rStyle w:val="Hyperlink"/>
+                <w:noProof/>
+              </w:rPr>
+              <w:t>3.3.2. Pipeline 1: YOLO End-to-End</w:t>
+            </w:r>
+            <w:r>
+              <w:rPr>
+                <w:noProof/>
+                <w:webHidden/>
+              </w:rPr>
+              <w:tab/>
+            </w:r>
+            <w:r>
+              <w:rPr>
+                <w:noProof/>
+                <w:webHidden/>
+              </w:rPr>
+              <w:fldChar w:fldCharType="begin"/>
+            </w:r>
+            <w:r>
+              <w:rPr>
+                <w:noProof/>
+                <w:webHidden/>
+              </w:rPr>
+              <w:instrText xml:space="preserve"> PAGEREF _Toc232690092 \h </w:instrText>
+            </w:r>
+            <w:r>
+              <w:rPr>
+                <w:noProof/>
+                <w:webHidden/>
+              </w:rPr>
+            </w:r>
+            <w:r>
+              <w:rPr>
+                <w:noProof/>
+                <w:webHidden/>
+              </w:rPr>
+              <w:fldChar w:fldCharType="separate"/>
+            </w:r>
+            <w:r>
+              <w:rPr>
+                <w:noProof/>
+                <w:webHidden/>
+              </w:rPr>
+              <w:t>26</w:t>
+            </w:r>
+            <w:r>
+              <w:rPr>
+                <w:noProof/>
+                <w:webHidden/>
+              </w:rPr>
+              <w:fldChar w:fldCharType="end"/>
+            </w:r>
+          </w:hyperlink>
+        </w:p>
+        <w:p>
+          <w:pPr>
+            <w:pStyle w:val="TOC3"/>
+            <w:tabs>
+              <w:tab w:val="right" w:leader="dot" w:pos="9350"/>
+            </w:tabs>
+            <w:rPr>
+              <w:rFonts w:eastAsiaTheme="minorEastAsia"/>
+              <w:noProof/>
+            </w:rPr>
+          </w:pPr>
+          <w:hyperlink w:anchor="_Toc232690093" w:history="1">
+            <w:r>
+              <w:rPr>
+                <w:rStyle w:val="Hyperlink"/>
+                <w:noProof/>
+              </w:rPr>
+              <w:t>3.3.3. Pipeline 2: YOLO + CNN</w:t>
+            </w:r>
+            <w:r>
+              <w:rPr>
+                <w:noProof/>
+                <w:webHidden/>
+              </w:rPr>
+              <w:tab/>
+            </w:r>
+            <w:r>
+              <w:rPr>
+                <w:noProof/>
+                <w:webHidden/>
+              </w:rPr>
+              <w:fldChar w:fldCharType="begin"/>
+            </w:r>
+            <w:r>
+              <w:rPr>
+                <w:noProof/>
+                <w:webHidden/>
+              </w:rPr>
+              <w:instrText xml:space="preserve"> PAGEREF _Toc232690093 \h </w:instrText>
             </w:r>
             <w:r>
               <w:rPr>
@@ -3639,13 +3846,13 @@
               <w:noProof/>
             </w:rPr>
           </w:pPr>
-          <w:hyperlink w:anchor="_Toc232110308" w:history="1">
+          <w:hyperlink w:anchor="_Toc232690094" w:history="1">
             <w:r>
               <w:rPr>
                 <w:rStyle w:val="Hyperlink"/>
                 <w:noProof/>
               </w:rPr>
-              <w:t>3.3. Thiết kế hệ thống</w:t>
+              <w:t>3.4. Xây dựng mô hình YOLO</w:t>
             </w:r>
             <w:r>
               <w:rPr>
@@ -3666,7 +3873,7 @@
                 <w:noProof/>
                 <w:webHidden/>
               </w:rPr>
-              <w:instrText xml:space="preserve"> PAGEREF _Toc232110308 \h </w:instrText>
+              <w:instrText xml:space="preserve"> PAGEREF _Toc232690094 \h </w:instrText>
             </w:r>
             <w:r>
               <w:rPr>
@@ -3686,7 +3893,7 @@
                 <w:noProof/>
                 <w:webHidden/>
               </w:rPr>
-              <w:t>27</w:t>
+              <w:t>28</w:t>
             </w:r>
             <w:r>
               <w:rPr>
@@ -3708,13 +3915,13 @@
               <w:noProof/>
             </w:rPr>
           </w:pPr>
-          <w:hyperlink w:anchor="_Toc232110309" w:history="1">
+          <w:hyperlink w:anchor="_Toc232690095" w:history="1">
             <w:r>
               <w:rPr>
                 <w:rStyle w:val="Hyperlink"/>
                 <w:noProof/>
               </w:rPr>
-              <w:t>3.3.1. Kiến trúc tổng thể hệ thống</w:t>
+              <w:t>3.4.1. Các mô hình YOLO sử dụng</w:t>
             </w:r>
             <w:r>
               <w:rPr>
@@ -3735,7 +3942,7 @@
                 <w:noProof/>
                 <w:webHidden/>
               </w:rPr>
-              <w:instrText xml:space="preserve"> PAGEREF _Toc232110309 \h </w:instrText>
+              <w:instrText xml:space="preserve"> PAGEREF _Toc232690095 \h </w:instrText>
             </w:r>
             <w:r>
               <w:rPr>
@@ -3755,7 +3962,7 @@
                 <w:noProof/>
                 <w:webHidden/>
               </w:rPr>
-              <w:t>27</w:t>
+              <w:t>28</w:t>
             </w:r>
             <w:r>
               <w:rPr>
@@ -3777,13 +3984,13 @@
               <w:noProof/>
             </w:rPr>
           </w:pPr>
-          <w:hyperlink w:anchor="_Toc232110310" w:history="1">
+          <w:hyperlink w:anchor="_Toc232690096" w:history="1">
             <w:r>
               <w:rPr>
                 <w:rStyle w:val="Hyperlink"/>
                 <w:noProof/>
               </w:rPr>
-              <w:t>3.3.2. Pipeline 1: YOLO End-to-End</w:t>
+              <w:t>3.4.2. Data Augmentation trong huấn luyện YOLO</w:t>
             </w:r>
             <w:r>
               <w:rPr>
@@ -3804,7 +4011,7 @@
                 <w:noProof/>
                 <w:webHidden/>
               </w:rPr>
-              <w:instrText xml:space="preserve"> PAGEREF _Toc232110310 \h </w:instrText>
+              <w:instrText xml:space="preserve"> PAGEREF _Toc232690096 \h </w:instrText>
             </w:r>
             <w:r>
               <w:rPr>
@@ -3824,7 +4031,7 @@
                 <w:noProof/>
                 <w:webHidden/>
               </w:rPr>
-              <w:t>27</w:t>
+              <w:t>29</w:t>
             </w:r>
             <w:r>
               <w:rPr>
@@ -3846,13 +4053,13 @@
               <w:noProof/>
             </w:rPr>
           </w:pPr>
-          <w:hyperlink w:anchor="_Toc232110311" w:history="1">
+          <w:hyperlink w:anchor="_Toc232690097" w:history="1">
             <w:r>
               <w:rPr>
                 <w:rStyle w:val="Hyperlink"/>
                 <w:noProof/>
               </w:rPr>
-              <w:t>3.3.3. Pipeline 2: YOLO + CNN</w:t>
+              <w:t>3.4.3. Cấu hình huấn luyện YOLO</w:t>
             </w:r>
             <w:r>
               <w:rPr>
@@ -3873,7 +4080,7 @@
                 <w:noProof/>
                 <w:webHidden/>
               </w:rPr>
-              <w:instrText xml:space="preserve"> PAGEREF _Toc232110311 \h </w:instrText>
+              <w:instrText xml:space="preserve"> PAGEREF _Toc232690097 \h </w:instrText>
             </w:r>
             <w:r>
               <w:rPr>
@@ -3893,7 +4100,7 @@
                 <w:noProof/>
                 <w:webHidden/>
               </w:rPr>
-              <w:t>27</w:t>
+              <w:t>30</w:t>
             </w:r>
             <w:r>
               <w:rPr>
@@ -3915,13 +4122,13 @@
               <w:noProof/>
             </w:rPr>
           </w:pPr>
-          <w:hyperlink w:anchor="_Toc232110312" w:history="1">
+          <w:hyperlink w:anchor="_Toc232690098" w:history="1">
             <w:r>
               <w:rPr>
                 <w:rStyle w:val="Hyperlink"/>
                 <w:noProof/>
               </w:rPr>
-              <w:t>3.4. Xây dựng mô hình YOLO</w:t>
+              <w:t>3.5. Xây dựng mô hình CNN</w:t>
             </w:r>
             <w:r>
               <w:rPr>
@@ -3942,7 +4149,7 @@
                 <w:noProof/>
                 <w:webHidden/>
               </w:rPr>
-              <w:instrText xml:space="preserve"> PAGEREF _Toc232110312 \h </w:instrText>
+              <w:instrText xml:space="preserve"> PAGEREF _Toc232690098 \h </w:instrText>
             </w:r>
             <w:r>
               <w:rPr>
@@ -3962,7 +4169,7 @@
                 <w:noProof/>
                 <w:webHidden/>
               </w:rPr>
-              <w:t>27</w:t>
+              <w:t>31</w:t>
             </w:r>
             <w:r>
               <w:rPr>
@@ -3984,13 +4191,13 @@
               <w:noProof/>
             </w:rPr>
           </w:pPr>
-          <w:hyperlink w:anchor="_Toc232110313" w:history="1">
+          <w:hyperlink w:anchor="_Toc232690099" w:history="1">
             <w:r>
               <w:rPr>
                 <w:rStyle w:val="Hyperlink"/>
                 <w:noProof/>
               </w:rPr>
-              <w:t>3.4.1. Các mô hình YOLO sử dụng</w:t>
+              <w:t>3.5.1. ResNet50</w:t>
             </w:r>
             <w:r>
               <w:rPr>
@@ -4011,7 +4218,7 @@
                 <w:noProof/>
                 <w:webHidden/>
               </w:rPr>
-              <w:instrText xml:space="preserve"> PAGEREF _Toc232110313 \h </w:instrText>
+              <w:instrText xml:space="preserve"> PAGEREF _Toc232690099 \h </w:instrText>
             </w:r>
             <w:r>
               <w:rPr>
@@ -4031,7 +4238,7 @@
                 <w:noProof/>
                 <w:webHidden/>
               </w:rPr>
-              <w:t>27</w:t>
+              <w:t>31</w:t>
             </w:r>
             <w:r>
               <w:rPr>
@@ -4053,13 +4260,13 @@
               <w:noProof/>
             </w:rPr>
           </w:pPr>
-          <w:hyperlink w:anchor="_Toc232110314" w:history="1">
+          <w:hyperlink w:anchor="_Toc232690100" w:history="1">
             <w:r>
               <w:rPr>
                 <w:rStyle w:val="Hyperlink"/>
                 <w:noProof/>
               </w:rPr>
-              <w:t>3.4.2. Cấu hình huấn luyện YOLO</w:t>
+              <w:t>3.5.2. EfficientNet-B0</w:t>
             </w:r>
             <w:r>
               <w:rPr>
@@ -4080,7 +4287,7 @@
                 <w:noProof/>
                 <w:webHidden/>
               </w:rPr>
-              <w:instrText xml:space="preserve"> PAGEREF _Toc232110314 \h </w:instrText>
+              <w:instrText xml:space="preserve"> PAGEREF _Toc232690100 \h </w:instrText>
             </w:r>
             <w:r>
               <w:rPr>
@@ -4100,7 +4307,145 @@
                 <w:noProof/>
                 <w:webHidden/>
               </w:rPr>
-              <w:t>27</w:t>
+              <w:t>32</w:t>
+            </w:r>
+            <w:r>
+              <w:rPr>
+                <w:noProof/>
+                <w:webHidden/>
+              </w:rPr>
+              <w:fldChar w:fldCharType="end"/>
+            </w:r>
+          </w:hyperlink>
+        </w:p>
+        <w:p>
+          <w:pPr>
+            <w:pStyle w:val="TOC3"/>
+            <w:tabs>
+              <w:tab w:val="right" w:leader="dot" w:pos="9350"/>
+            </w:tabs>
+            <w:rPr>
+              <w:rFonts w:eastAsiaTheme="minorEastAsia"/>
+              <w:noProof/>
+            </w:rPr>
+          </w:pPr>
+          <w:hyperlink w:anchor="_Toc232690101" w:history="1">
+            <w:r>
+              <w:rPr>
+                <w:rStyle w:val="Hyperlink"/>
+                <w:noProof/>
+              </w:rPr>
+              <w:t>3.5.3. Cấu hình huấn luyện</w:t>
+            </w:r>
+            <w:r>
+              <w:rPr>
+                <w:noProof/>
+                <w:webHidden/>
+              </w:rPr>
+              <w:tab/>
+            </w:r>
+            <w:r>
+              <w:rPr>
+                <w:noProof/>
+                <w:webHidden/>
+              </w:rPr>
+              <w:fldChar w:fldCharType="begin"/>
+            </w:r>
+            <w:r>
+              <w:rPr>
+                <w:noProof/>
+                <w:webHidden/>
+              </w:rPr>
+              <w:instrText xml:space="preserve"> PAGEREF _Toc232690101 \h </w:instrText>
+            </w:r>
+            <w:r>
+              <w:rPr>
+                <w:noProof/>
+                <w:webHidden/>
+              </w:rPr>
+            </w:r>
+            <w:r>
+              <w:rPr>
+                <w:noProof/>
+                <w:webHidden/>
+              </w:rPr>
+              <w:fldChar w:fldCharType="separate"/>
+            </w:r>
+            <w:r>
+              <w:rPr>
+                <w:noProof/>
+                <w:webHidden/>
+              </w:rPr>
+              <w:t>32</w:t>
+            </w:r>
+            <w:r>
+              <w:rPr>
+                <w:noProof/>
+                <w:webHidden/>
+              </w:rPr>
+              <w:fldChar w:fldCharType="end"/>
+            </w:r>
+          </w:hyperlink>
+        </w:p>
+        <w:p>
+          <w:pPr>
+            <w:pStyle w:val="TOC1"/>
+            <w:tabs>
+              <w:tab w:val="right" w:leader="dot" w:pos="9350"/>
+            </w:tabs>
+            <w:rPr>
+              <w:rFonts w:eastAsiaTheme="minorEastAsia"/>
+              <w:noProof/>
+            </w:rPr>
+          </w:pPr>
+          <w:hyperlink w:anchor="_Toc232690102" w:history="1">
+            <w:r>
+              <w:rPr>
+                <w:rStyle w:val="Hyperlink"/>
+                <w:noProof/>
+              </w:rPr>
+              <w:t>CHƯƠNG 4: THỰC NGHIỆM VÀ KẾT QUẢ</w:t>
+            </w:r>
+            <w:r>
+              <w:rPr>
+                <w:noProof/>
+                <w:webHidden/>
+              </w:rPr>
+              <w:tab/>
+            </w:r>
+            <w:r>
+              <w:rPr>
+                <w:noProof/>
+                <w:webHidden/>
+              </w:rPr>
+              <w:fldChar w:fldCharType="begin"/>
+            </w:r>
+            <w:r>
+              <w:rPr>
+                <w:noProof/>
+                <w:webHidden/>
+              </w:rPr>
+              <w:instrText xml:space="preserve"> PAGEREF _Toc232690102 \h </w:instrText>
+            </w:r>
+            <w:r>
+              <w:rPr>
+                <w:noProof/>
+                <w:webHidden/>
+              </w:rPr>
+            </w:r>
+            <w:r>
+              <w:rPr>
+                <w:noProof/>
+                <w:webHidden/>
+              </w:rPr>
+              <w:fldChar w:fldCharType="separate"/>
+            </w:r>
+            <w:r>
+              <w:rPr>
+                <w:noProof/>
+                <w:webHidden/>
+              </w:rPr>
+              <w:t>34</w:t>
             </w:r>
             <w:r>
               <w:rPr>
@@ -4122,13 +4467,13 @@
               <w:noProof/>
             </w:rPr>
           </w:pPr>
-          <w:hyperlink w:anchor="_Toc232110315" w:history="1">
+          <w:hyperlink w:anchor="_Toc232690103" w:history="1">
             <w:r>
               <w:rPr>
                 <w:rStyle w:val="Hyperlink"/>
                 <w:noProof/>
               </w:rPr>
-              <w:t>3.5. Xây dựng mô hình CNN</w:t>
+              <w:t>4.1. Môi trường và kịch bản thực nghiệm</w:t>
             </w:r>
             <w:r>
               <w:rPr>
@@ -4149,7 +4494,7 @@
                 <w:noProof/>
                 <w:webHidden/>
               </w:rPr>
-              <w:instrText xml:space="preserve"> PAGEREF _Toc232110315 \h </w:instrText>
+              <w:instrText xml:space="preserve"> PAGEREF _Toc232690103 \h </w:instrText>
             </w:r>
             <w:r>
               <w:rPr>
@@ -4169,7 +4514,76 @@
                 <w:noProof/>
                 <w:webHidden/>
               </w:rPr>
-              <w:t>27</w:t>
+              <w:t>34</w:t>
+            </w:r>
+            <w:r>
+              <w:rPr>
+                <w:noProof/>
+                <w:webHidden/>
+              </w:rPr>
+              <w:fldChar w:fldCharType="end"/>
+            </w:r>
+          </w:hyperlink>
+        </w:p>
+        <w:p>
+          <w:pPr>
+            <w:pStyle w:val="TOC2"/>
+            <w:tabs>
+              <w:tab w:val="right" w:leader="dot" w:pos="9350"/>
+            </w:tabs>
+            <w:rPr>
+              <w:rFonts w:eastAsiaTheme="minorEastAsia"/>
+              <w:noProof/>
+            </w:rPr>
+          </w:pPr>
+          <w:hyperlink w:anchor="_Toc232690104" w:history="1">
+            <w:r>
+              <w:rPr>
+                <w:rStyle w:val="Hyperlink"/>
+                <w:noProof/>
+              </w:rPr>
+              <w:t>4.2. Kết quả thực nghiệm YOLO</w:t>
+            </w:r>
+            <w:r>
+              <w:rPr>
+                <w:noProof/>
+                <w:webHidden/>
+              </w:rPr>
+              <w:tab/>
+            </w:r>
+            <w:r>
+              <w:rPr>
+                <w:noProof/>
+                <w:webHidden/>
+              </w:rPr>
+              <w:fldChar w:fldCharType="begin"/>
+            </w:r>
+            <w:r>
+              <w:rPr>
+                <w:noProof/>
+                <w:webHidden/>
+              </w:rPr>
+              <w:instrText xml:space="preserve"> PAGEREF _Toc232690104 \h </w:instrText>
+            </w:r>
+            <w:r>
+              <w:rPr>
+                <w:noProof/>
+                <w:webHidden/>
+              </w:rPr>
+            </w:r>
+            <w:r>
+              <w:rPr>
+                <w:noProof/>
+                <w:webHidden/>
+              </w:rPr>
+              <w:fldChar w:fldCharType="separate"/>
+            </w:r>
+            <w:r>
+              <w:rPr>
+                <w:noProof/>
+                <w:webHidden/>
+              </w:rPr>
+              <w:t>34</w:t>
             </w:r>
             <w:r>
               <w:rPr>
@@ -4191,13 +4605,13 @@
               <w:noProof/>
             </w:rPr>
           </w:pPr>
-          <w:hyperlink w:anchor="_Toc232110316" w:history="1">
+          <w:hyperlink w:anchor="_Toc232690105" w:history="1">
             <w:r>
               <w:rPr>
                 <w:rStyle w:val="Hyperlink"/>
                 <w:noProof/>
               </w:rPr>
-              <w:t>3.5.1. ResNet50</w:t>
+              <w:t>4.2.1. So sánh các mô hình YOLO</w:t>
             </w:r>
             <w:r>
               <w:rPr>
@@ -4218,7 +4632,7 @@
                 <w:noProof/>
                 <w:webHidden/>
               </w:rPr>
-              <w:instrText xml:space="preserve"> PAGEREF _Toc232110316 \h </w:instrText>
+              <w:instrText xml:space="preserve"> PAGEREF _Toc232690105 \h </w:instrText>
             </w:r>
             <w:r>
               <w:rPr>
@@ -4238,7 +4652,7 @@
                 <w:noProof/>
                 <w:webHidden/>
               </w:rPr>
-              <w:t>27</w:t>
+              <w:t>34</w:t>
             </w:r>
             <w:r>
               <w:rPr>
@@ -4260,13 +4674,13 @@
               <w:noProof/>
             </w:rPr>
           </w:pPr>
-          <w:hyperlink w:anchor="_Toc232110317" w:history="1">
+          <w:hyperlink w:anchor="_Toc232690106" w:history="1">
             <w:r>
               <w:rPr>
                 <w:rStyle w:val="Hyperlink"/>
                 <w:noProof/>
               </w:rPr>
-              <w:t>3.5.2. EfficientNet-B0</w:t>
+              <w:t>4.2.2. Phân tích ảnh hưởng Hyperparameter</w:t>
             </w:r>
             <w:r>
               <w:rPr>
@@ -4287,7 +4701,7 @@
                 <w:noProof/>
                 <w:webHidden/>
               </w:rPr>
-              <w:instrText xml:space="preserve"> PAGEREF _Toc232110317 \h </w:instrText>
+              <w:instrText xml:space="preserve"> PAGEREF _Toc232690106 \h </w:instrText>
             </w:r>
             <w:r>
               <w:rPr>
@@ -4307,7 +4721,7 @@
                 <w:noProof/>
                 <w:webHidden/>
               </w:rPr>
-              <w:t>27</w:t>
+              <w:t>34</w:t>
             </w:r>
             <w:r>
               <w:rPr>
@@ -4329,13 +4743,13 @@
               <w:noProof/>
             </w:rPr>
           </w:pPr>
-          <w:hyperlink w:anchor="_Toc232110318" w:history="1">
+          <w:hyperlink w:anchor="_Toc232690107" w:history="1">
             <w:r>
               <w:rPr>
                 <w:rStyle w:val="Hyperlink"/>
                 <w:noProof/>
               </w:rPr>
-              <w:t>3.5.3. Cấu hình huấn luyện CNN</w:t>
+              <w:t>4.2.3. Lựa chọn mô hình YOLO tốt nhất</w:t>
             </w:r>
             <w:r>
               <w:rPr>
@@ -4356,7 +4770,7 @@
                 <w:noProof/>
                 <w:webHidden/>
               </w:rPr>
-              <w:instrText xml:space="preserve"> PAGEREF _Toc232110318 \h </w:instrText>
+              <w:instrText xml:space="preserve"> PAGEREF _Toc232690107 \h </w:instrText>
             </w:r>
             <w:r>
               <w:rPr>
@@ -4376,7 +4790,835 @@
                 <w:noProof/>
                 <w:webHidden/>
               </w:rPr>
-              <w:t>27</w:t>
+              <w:t>34</w:t>
+            </w:r>
+            <w:r>
+              <w:rPr>
+                <w:noProof/>
+                <w:webHidden/>
+              </w:rPr>
+              <w:fldChar w:fldCharType="end"/>
+            </w:r>
+          </w:hyperlink>
+        </w:p>
+        <w:p>
+          <w:pPr>
+            <w:pStyle w:val="TOC2"/>
+            <w:tabs>
+              <w:tab w:val="right" w:leader="dot" w:pos="9350"/>
+            </w:tabs>
+            <w:rPr>
+              <w:rFonts w:eastAsiaTheme="minorEastAsia"/>
+              <w:noProof/>
+            </w:rPr>
+          </w:pPr>
+          <w:hyperlink w:anchor="_Toc232690108" w:history="1">
+            <w:r>
+              <w:rPr>
+                <w:rStyle w:val="Hyperlink"/>
+                <w:noProof/>
+              </w:rPr>
+              <w:t>4.3. Kết quả thực nghiệm CNN</w:t>
+            </w:r>
+            <w:r>
+              <w:rPr>
+                <w:noProof/>
+                <w:webHidden/>
+              </w:rPr>
+              <w:tab/>
+            </w:r>
+            <w:r>
+              <w:rPr>
+                <w:noProof/>
+                <w:webHidden/>
+              </w:rPr>
+              <w:fldChar w:fldCharType="begin"/>
+            </w:r>
+            <w:r>
+              <w:rPr>
+                <w:noProof/>
+                <w:webHidden/>
+              </w:rPr>
+              <w:instrText xml:space="preserve"> PAGEREF _Toc232690108 \h </w:instrText>
+            </w:r>
+            <w:r>
+              <w:rPr>
+                <w:noProof/>
+                <w:webHidden/>
+              </w:rPr>
+            </w:r>
+            <w:r>
+              <w:rPr>
+                <w:noProof/>
+                <w:webHidden/>
+              </w:rPr>
+              <w:fldChar w:fldCharType="separate"/>
+            </w:r>
+            <w:r>
+              <w:rPr>
+                <w:noProof/>
+                <w:webHidden/>
+              </w:rPr>
+              <w:t>34</w:t>
+            </w:r>
+            <w:r>
+              <w:rPr>
+                <w:noProof/>
+                <w:webHidden/>
+              </w:rPr>
+              <w:fldChar w:fldCharType="end"/>
+            </w:r>
+          </w:hyperlink>
+        </w:p>
+        <w:p>
+          <w:pPr>
+            <w:pStyle w:val="TOC3"/>
+            <w:tabs>
+              <w:tab w:val="right" w:leader="dot" w:pos="9350"/>
+            </w:tabs>
+            <w:rPr>
+              <w:rFonts w:eastAsiaTheme="minorEastAsia"/>
+              <w:noProof/>
+            </w:rPr>
+          </w:pPr>
+          <w:hyperlink w:anchor="_Toc232690109" w:history="1">
+            <w:r>
+              <w:rPr>
+                <w:rStyle w:val="Hyperlink"/>
+                <w:noProof/>
+              </w:rPr>
+              <w:t>4.3.1. So sánh ResNet50 và EfficientNet-B0</w:t>
+            </w:r>
+            <w:r>
+              <w:rPr>
+                <w:noProof/>
+                <w:webHidden/>
+              </w:rPr>
+              <w:tab/>
+            </w:r>
+            <w:r>
+              <w:rPr>
+                <w:noProof/>
+                <w:webHidden/>
+              </w:rPr>
+              <w:fldChar w:fldCharType="begin"/>
+            </w:r>
+            <w:r>
+              <w:rPr>
+                <w:noProof/>
+                <w:webHidden/>
+              </w:rPr>
+              <w:instrText xml:space="preserve"> PAGEREF _Toc232690109 \h </w:instrText>
+            </w:r>
+            <w:r>
+              <w:rPr>
+                <w:noProof/>
+                <w:webHidden/>
+              </w:rPr>
+            </w:r>
+            <w:r>
+              <w:rPr>
+                <w:noProof/>
+                <w:webHidden/>
+              </w:rPr>
+              <w:fldChar w:fldCharType="separate"/>
+            </w:r>
+            <w:r>
+              <w:rPr>
+                <w:noProof/>
+                <w:webHidden/>
+              </w:rPr>
+              <w:t>34</w:t>
+            </w:r>
+            <w:r>
+              <w:rPr>
+                <w:noProof/>
+                <w:webHidden/>
+              </w:rPr>
+              <w:fldChar w:fldCharType="end"/>
+            </w:r>
+          </w:hyperlink>
+        </w:p>
+        <w:p>
+          <w:pPr>
+            <w:pStyle w:val="TOC3"/>
+            <w:tabs>
+              <w:tab w:val="right" w:leader="dot" w:pos="9350"/>
+            </w:tabs>
+            <w:rPr>
+              <w:rFonts w:eastAsiaTheme="minorEastAsia"/>
+              <w:noProof/>
+            </w:rPr>
+          </w:pPr>
+          <w:hyperlink w:anchor="_Toc232690110" w:history="1">
+            <w:r>
+              <w:rPr>
+                <w:rStyle w:val="Hyperlink"/>
+                <w:noProof/>
+              </w:rPr>
+              <w:t>4.3.2. Phân tích Hyperparameter</w:t>
+            </w:r>
+            <w:r>
+              <w:rPr>
+                <w:noProof/>
+                <w:webHidden/>
+              </w:rPr>
+              <w:tab/>
+            </w:r>
+            <w:r>
+              <w:rPr>
+                <w:noProof/>
+                <w:webHidden/>
+              </w:rPr>
+              <w:fldChar w:fldCharType="begin"/>
+            </w:r>
+            <w:r>
+              <w:rPr>
+                <w:noProof/>
+                <w:webHidden/>
+              </w:rPr>
+              <w:instrText xml:space="preserve"> PAGEREF _Toc232690110 \h </w:instrText>
+            </w:r>
+            <w:r>
+              <w:rPr>
+                <w:noProof/>
+                <w:webHidden/>
+              </w:rPr>
+            </w:r>
+            <w:r>
+              <w:rPr>
+                <w:noProof/>
+                <w:webHidden/>
+              </w:rPr>
+              <w:fldChar w:fldCharType="separate"/>
+            </w:r>
+            <w:r>
+              <w:rPr>
+                <w:noProof/>
+                <w:webHidden/>
+              </w:rPr>
+              <w:t>34</w:t>
+            </w:r>
+            <w:r>
+              <w:rPr>
+                <w:noProof/>
+                <w:webHidden/>
+              </w:rPr>
+              <w:fldChar w:fldCharType="end"/>
+            </w:r>
+          </w:hyperlink>
+        </w:p>
+        <w:p>
+          <w:pPr>
+            <w:pStyle w:val="TOC3"/>
+            <w:tabs>
+              <w:tab w:val="right" w:leader="dot" w:pos="9350"/>
+            </w:tabs>
+            <w:rPr>
+              <w:rFonts w:eastAsiaTheme="minorEastAsia"/>
+              <w:noProof/>
+            </w:rPr>
+          </w:pPr>
+          <w:hyperlink w:anchor="_Toc232690111" w:history="1">
+            <w:r>
+              <w:rPr>
+                <w:rStyle w:val="Hyperlink"/>
+                <w:noProof/>
+              </w:rPr>
+              <w:t>4.3.3. Lựa chọn mô hình CNN tốt nhất</w:t>
+            </w:r>
+            <w:r>
+              <w:rPr>
+                <w:noProof/>
+                <w:webHidden/>
+              </w:rPr>
+              <w:tab/>
+            </w:r>
+            <w:r>
+              <w:rPr>
+                <w:noProof/>
+                <w:webHidden/>
+              </w:rPr>
+              <w:fldChar w:fldCharType="begin"/>
+            </w:r>
+            <w:r>
+              <w:rPr>
+                <w:noProof/>
+                <w:webHidden/>
+              </w:rPr>
+              <w:instrText xml:space="preserve"> PAGEREF _Toc232690111 \h </w:instrText>
+            </w:r>
+            <w:r>
+              <w:rPr>
+                <w:noProof/>
+                <w:webHidden/>
+              </w:rPr>
+            </w:r>
+            <w:r>
+              <w:rPr>
+                <w:noProof/>
+                <w:webHidden/>
+              </w:rPr>
+              <w:fldChar w:fldCharType="separate"/>
+            </w:r>
+            <w:r>
+              <w:rPr>
+                <w:noProof/>
+                <w:webHidden/>
+              </w:rPr>
+              <w:t>34</w:t>
+            </w:r>
+            <w:r>
+              <w:rPr>
+                <w:noProof/>
+                <w:webHidden/>
+              </w:rPr>
+              <w:fldChar w:fldCharType="end"/>
+            </w:r>
+          </w:hyperlink>
+        </w:p>
+        <w:p>
+          <w:pPr>
+            <w:pStyle w:val="TOC2"/>
+            <w:tabs>
+              <w:tab w:val="right" w:leader="dot" w:pos="9350"/>
+            </w:tabs>
+            <w:rPr>
+              <w:rFonts w:eastAsiaTheme="minorEastAsia"/>
+              <w:noProof/>
+            </w:rPr>
+          </w:pPr>
+          <w:hyperlink w:anchor="_Toc232690112" w:history="1">
+            <w:r>
+              <w:rPr>
+                <w:rStyle w:val="Hyperlink"/>
+                <w:noProof/>
+              </w:rPr>
+              <w:t>4.4. Đánh giá hai Pipeline</w:t>
+            </w:r>
+            <w:r>
+              <w:rPr>
+                <w:noProof/>
+                <w:webHidden/>
+              </w:rPr>
+              <w:tab/>
+            </w:r>
+            <w:r>
+              <w:rPr>
+                <w:noProof/>
+                <w:webHidden/>
+              </w:rPr>
+              <w:fldChar w:fldCharType="begin"/>
+            </w:r>
+            <w:r>
+              <w:rPr>
+                <w:noProof/>
+                <w:webHidden/>
+              </w:rPr>
+              <w:instrText xml:space="preserve"> PAGEREF _Toc232690112 \h </w:instrText>
+            </w:r>
+            <w:r>
+              <w:rPr>
+                <w:noProof/>
+                <w:webHidden/>
+              </w:rPr>
+            </w:r>
+            <w:r>
+              <w:rPr>
+                <w:noProof/>
+                <w:webHidden/>
+              </w:rPr>
+              <w:fldChar w:fldCharType="separate"/>
+            </w:r>
+            <w:r>
+              <w:rPr>
+                <w:noProof/>
+                <w:webHidden/>
+              </w:rPr>
+              <w:t>34</w:t>
+            </w:r>
+            <w:r>
+              <w:rPr>
+                <w:noProof/>
+                <w:webHidden/>
+              </w:rPr>
+              <w:fldChar w:fldCharType="end"/>
+            </w:r>
+          </w:hyperlink>
+        </w:p>
+        <w:p>
+          <w:pPr>
+            <w:pStyle w:val="TOC3"/>
+            <w:tabs>
+              <w:tab w:val="right" w:leader="dot" w:pos="9350"/>
+            </w:tabs>
+            <w:rPr>
+              <w:rFonts w:eastAsiaTheme="minorEastAsia"/>
+              <w:noProof/>
+            </w:rPr>
+          </w:pPr>
+          <w:hyperlink w:anchor="_Toc232690113" w:history="1">
+            <w:r>
+              <w:rPr>
+                <w:rStyle w:val="Hyperlink"/>
+                <w:noProof/>
+              </w:rPr>
+              <w:t>4.4.1. Pipeline YOLO End-to-End</w:t>
+            </w:r>
+            <w:r>
+              <w:rPr>
+                <w:noProof/>
+                <w:webHidden/>
+              </w:rPr>
+              <w:tab/>
+            </w:r>
+            <w:r>
+              <w:rPr>
+                <w:noProof/>
+                <w:webHidden/>
+              </w:rPr>
+              <w:fldChar w:fldCharType="begin"/>
+            </w:r>
+            <w:r>
+              <w:rPr>
+                <w:noProof/>
+                <w:webHidden/>
+              </w:rPr>
+              <w:instrText xml:space="preserve"> PAGEREF _Toc232690113 \h </w:instrText>
+            </w:r>
+            <w:r>
+              <w:rPr>
+                <w:noProof/>
+                <w:webHidden/>
+              </w:rPr>
+            </w:r>
+            <w:r>
+              <w:rPr>
+                <w:noProof/>
+                <w:webHidden/>
+              </w:rPr>
+              <w:fldChar w:fldCharType="separate"/>
+            </w:r>
+            <w:r>
+              <w:rPr>
+                <w:noProof/>
+                <w:webHidden/>
+              </w:rPr>
+              <w:t>34</w:t>
+            </w:r>
+            <w:r>
+              <w:rPr>
+                <w:noProof/>
+                <w:webHidden/>
+              </w:rPr>
+              <w:fldChar w:fldCharType="end"/>
+            </w:r>
+          </w:hyperlink>
+        </w:p>
+        <w:p>
+          <w:pPr>
+            <w:pStyle w:val="TOC3"/>
+            <w:tabs>
+              <w:tab w:val="right" w:leader="dot" w:pos="9350"/>
+            </w:tabs>
+            <w:rPr>
+              <w:rFonts w:eastAsiaTheme="minorEastAsia"/>
+              <w:noProof/>
+            </w:rPr>
+          </w:pPr>
+          <w:hyperlink w:anchor="_Toc232690114" w:history="1">
+            <w:r>
+              <w:rPr>
+                <w:rStyle w:val="Hyperlink"/>
+                <w:noProof/>
+              </w:rPr>
+              <w:t>4.4.2. Pipeline YOLO + CNN</w:t>
+            </w:r>
+            <w:r>
+              <w:rPr>
+                <w:noProof/>
+                <w:webHidden/>
+              </w:rPr>
+              <w:tab/>
+            </w:r>
+            <w:r>
+              <w:rPr>
+                <w:noProof/>
+                <w:webHidden/>
+              </w:rPr>
+              <w:fldChar w:fldCharType="begin"/>
+            </w:r>
+            <w:r>
+              <w:rPr>
+                <w:noProof/>
+                <w:webHidden/>
+              </w:rPr>
+              <w:instrText xml:space="preserve"> PAGEREF _Toc232690114 \h </w:instrText>
+            </w:r>
+            <w:r>
+              <w:rPr>
+                <w:noProof/>
+                <w:webHidden/>
+              </w:rPr>
+            </w:r>
+            <w:r>
+              <w:rPr>
+                <w:noProof/>
+                <w:webHidden/>
+              </w:rPr>
+              <w:fldChar w:fldCharType="separate"/>
+            </w:r>
+            <w:r>
+              <w:rPr>
+                <w:noProof/>
+                <w:webHidden/>
+              </w:rPr>
+              <w:t>34</w:t>
+            </w:r>
+            <w:r>
+              <w:rPr>
+                <w:noProof/>
+                <w:webHidden/>
+              </w:rPr>
+              <w:fldChar w:fldCharType="end"/>
+            </w:r>
+          </w:hyperlink>
+        </w:p>
+        <w:p>
+          <w:pPr>
+            <w:pStyle w:val="TOC3"/>
+            <w:tabs>
+              <w:tab w:val="right" w:leader="dot" w:pos="9350"/>
+            </w:tabs>
+            <w:rPr>
+              <w:rFonts w:eastAsiaTheme="minorEastAsia"/>
+              <w:noProof/>
+            </w:rPr>
+          </w:pPr>
+          <w:hyperlink w:anchor="_Toc232690115" w:history="1">
+            <w:r>
+              <w:rPr>
+                <w:rStyle w:val="Hyperlink"/>
+                <w:noProof/>
+              </w:rPr>
+              <w:t>4.4.3. So sánh và thảo luận</w:t>
+            </w:r>
+            <w:r>
+              <w:rPr>
+                <w:noProof/>
+                <w:webHidden/>
+              </w:rPr>
+              <w:tab/>
+            </w:r>
+            <w:r>
+              <w:rPr>
+                <w:noProof/>
+                <w:webHidden/>
+              </w:rPr>
+              <w:fldChar w:fldCharType="begin"/>
+            </w:r>
+            <w:r>
+              <w:rPr>
+                <w:noProof/>
+                <w:webHidden/>
+              </w:rPr>
+              <w:instrText xml:space="preserve"> PAGEREF _Toc232690115 \h </w:instrText>
+            </w:r>
+            <w:r>
+              <w:rPr>
+                <w:noProof/>
+                <w:webHidden/>
+              </w:rPr>
+            </w:r>
+            <w:r>
+              <w:rPr>
+                <w:noProof/>
+                <w:webHidden/>
+              </w:rPr>
+              <w:fldChar w:fldCharType="separate"/>
+            </w:r>
+            <w:r>
+              <w:rPr>
+                <w:noProof/>
+                <w:webHidden/>
+              </w:rPr>
+              <w:t>34</w:t>
+            </w:r>
+            <w:r>
+              <w:rPr>
+                <w:noProof/>
+                <w:webHidden/>
+              </w:rPr>
+              <w:fldChar w:fldCharType="end"/>
+            </w:r>
+          </w:hyperlink>
+        </w:p>
+        <w:p>
+          <w:pPr>
+            <w:pStyle w:val="TOC2"/>
+            <w:tabs>
+              <w:tab w:val="right" w:leader="dot" w:pos="9350"/>
+            </w:tabs>
+            <w:rPr>
+              <w:rFonts w:eastAsiaTheme="minorEastAsia"/>
+              <w:noProof/>
+            </w:rPr>
+          </w:pPr>
+          <w:hyperlink w:anchor="_Toc232690116" w:history="1">
+            <w:r>
+              <w:rPr>
+                <w:rStyle w:val="Hyperlink"/>
+                <w:noProof/>
+              </w:rPr>
+              <w:t>4.5. Triển khai hệ thống Web</w:t>
+            </w:r>
+            <w:r>
+              <w:rPr>
+                <w:noProof/>
+                <w:webHidden/>
+              </w:rPr>
+              <w:tab/>
+            </w:r>
+            <w:r>
+              <w:rPr>
+                <w:noProof/>
+                <w:webHidden/>
+              </w:rPr>
+              <w:fldChar w:fldCharType="begin"/>
+            </w:r>
+            <w:r>
+              <w:rPr>
+                <w:noProof/>
+                <w:webHidden/>
+              </w:rPr>
+              <w:instrText xml:space="preserve"> PAGEREF _Toc232690116 \h </w:instrText>
+            </w:r>
+            <w:r>
+              <w:rPr>
+                <w:noProof/>
+                <w:webHidden/>
+              </w:rPr>
+            </w:r>
+            <w:r>
+              <w:rPr>
+                <w:noProof/>
+                <w:webHidden/>
+              </w:rPr>
+              <w:fldChar w:fldCharType="separate"/>
+            </w:r>
+            <w:r>
+              <w:rPr>
+                <w:noProof/>
+                <w:webHidden/>
+              </w:rPr>
+              <w:t>34</w:t>
+            </w:r>
+            <w:r>
+              <w:rPr>
+                <w:noProof/>
+                <w:webHidden/>
+              </w:rPr>
+              <w:fldChar w:fldCharType="end"/>
+            </w:r>
+          </w:hyperlink>
+        </w:p>
+        <w:p>
+          <w:pPr>
+            <w:pStyle w:val="TOC3"/>
+            <w:tabs>
+              <w:tab w:val="right" w:leader="dot" w:pos="9350"/>
+            </w:tabs>
+            <w:rPr>
+              <w:rFonts w:eastAsiaTheme="minorEastAsia"/>
+              <w:noProof/>
+            </w:rPr>
+          </w:pPr>
+          <w:hyperlink w:anchor="_Toc232690117" w:history="1">
+            <w:r>
+              <w:rPr>
+                <w:rStyle w:val="Hyperlink"/>
+                <w:noProof/>
+              </w:rPr>
+              <w:t>4.5.1. Kiến trúc hệ thống</w:t>
+            </w:r>
+            <w:r>
+              <w:rPr>
+                <w:noProof/>
+                <w:webHidden/>
+              </w:rPr>
+              <w:tab/>
+            </w:r>
+            <w:r>
+              <w:rPr>
+                <w:noProof/>
+                <w:webHidden/>
+              </w:rPr>
+              <w:fldChar w:fldCharType="begin"/>
+            </w:r>
+            <w:r>
+              <w:rPr>
+                <w:noProof/>
+                <w:webHidden/>
+              </w:rPr>
+              <w:instrText xml:space="preserve"> PAGEREF _Toc232690117 \h </w:instrText>
+            </w:r>
+            <w:r>
+              <w:rPr>
+                <w:noProof/>
+                <w:webHidden/>
+              </w:rPr>
+            </w:r>
+            <w:r>
+              <w:rPr>
+                <w:noProof/>
+                <w:webHidden/>
+              </w:rPr>
+              <w:fldChar w:fldCharType="separate"/>
+            </w:r>
+            <w:r>
+              <w:rPr>
+                <w:noProof/>
+                <w:webHidden/>
+              </w:rPr>
+              <w:t>34</w:t>
+            </w:r>
+            <w:r>
+              <w:rPr>
+                <w:noProof/>
+                <w:webHidden/>
+              </w:rPr>
+              <w:fldChar w:fldCharType="end"/>
+            </w:r>
+          </w:hyperlink>
+        </w:p>
+        <w:p>
+          <w:pPr>
+            <w:pStyle w:val="TOC3"/>
+            <w:tabs>
+              <w:tab w:val="right" w:leader="dot" w:pos="9350"/>
+            </w:tabs>
+            <w:rPr>
+              <w:rFonts w:eastAsiaTheme="minorEastAsia"/>
+              <w:noProof/>
+            </w:rPr>
+          </w:pPr>
+          <w:hyperlink w:anchor="_Toc232690118" w:history="1">
+            <w:r>
+              <w:rPr>
+                <w:rStyle w:val="Hyperlink"/>
+                <w:noProof/>
+              </w:rPr>
+              <w:t>4.5.2. Giao diện người dùng</w:t>
+            </w:r>
+            <w:r>
+              <w:rPr>
+                <w:noProof/>
+                <w:webHidden/>
+              </w:rPr>
+              <w:tab/>
+            </w:r>
+            <w:r>
+              <w:rPr>
+                <w:noProof/>
+                <w:webHidden/>
+              </w:rPr>
+              <w:fldChar w:fldCharType="begin"/>
+            </w:r>
+            <w:r>
+              <w:rPr>
+                <w:noProof/>
+                <w:webHidden/>
+              </w:rPr>
+              <w:instrText xml:space="preserve"> PAGEREF _Toc232690118 \h </w:instrText>
+            </w:r>
+            <w:r>
+              <w:rPr>
+                <w:noProof/>
+                <w:webHidden/>
+              </w:rPr>
+            </w:r>
+            <w:r>
+              <w:rPr>
+                <w:noProof/>
+                <w:webHidden/>
+              </w:rPr>
+              <w:fldChar w:fldCharType="separate"/>
+            </w:r>
+            <w:r>
+              <w:rPr>
+                <w:noProof/>
+                <w:webHidden/>
+              </w:rPr>
+              <w:t>34</w:t>
+            </w:r>
+            <w:r>
+              <w:rPr>
+                <w:noProof/>
+                <w:webHidden/>
+              </w:rPr>
+              <w:fldChar w:fldCharType="end"/>
+            </w:r>
+          </w:hyperlink>
+        </w:p>
+        <w:p>
+          <w:pPr>
+            <w:pStyle w:val="TOC3"/>
+            <w:tabs>
+              <w:tab w:val="right" w:leader="dot" w:pos="9350"/>
+            </w:tabs>
+            <w:rPr>
+              <w:rFonts w:eastAsiaTheme="minorEastAsia"/>
+              <w:noProof/>
+            </w:rPr>
+          </w:pPr>
+          <w:hyperlink w:anchor="_Toc232690119" w:history="1">
+            <w:r>
+              <w:rPr>
+                <w:rStyle w:val="Hyperlink"/>
+                <w:noProof/>
+              </w:rPr>
+              <w:t>4.5.3. Kết quả kiểm thử</w:t>
+            </w:r>
+            <w:r>
+              <w:rPr>
+                <w:noProof/>
+                <w:webHidden/>
+              </w:rPr>
+              <w:tab/>
+            </w:r>
+            <w:r>
+              <w:rPr>
+                <w:noProof/>
+                <w:webHidden/>
+              </w:rPr>
+              <w:fldChar w:fldCharType="begin"/>
+            </w:r>
+            <w:r>
+              <w:rPr>
+                <w:noProof/>
+                <w:webHidden/>
+              </w:rPr>
+              <w:instrText xml:space="preserve"> PAGEREF _Toc232690119 \h </w:instrText>
+            </w:r>
+            <w:r>
+              <w:rPr>
+                <w:noProof/>
+                <w:webHidden/>
+              </w:rPr>
+            </w:r>
+            <w:r>
+              <w:rPr>
+                <w:noProof/>
+                <w:webHidden/>
+              </w:rPr>
+              <w:fldChar w:fldCharType="separate"/>
+            </w:r>
+            <w:r>
+              <w:rPr>
+                <w:noProof/>
+                <w:webHidden/>
+              </w:rPr>
+              <w:t>34</w:t>
             </w:r>
             <w:r>
               <w:rPr>
@@ -4398,13 +5640,13 @@
               <w:noProof/>
             </w:rPr>
           </w:pPr>
-          <w:hyperlink w:anchor="_Toc232110319" w:history="1">
+          <w:hyperlink w:anchor="_Toc232690120" w:history="1">
             <w:r>
               <w:rPr>
                 <w:rStyle w:val="Hyperlink"/>
                 <w:noProof/>
               </w:rPr>
-              <w:t>CHƯƠNG 4: THỰC NGHIỆM VÀ KẾT QUẢ</w:t>
+              <w:t>KẾT LUẬN VÀ KIẾN NGHỊ</w:t>
             </w:r>
             <w:r>
               <w:rPr>
@@ -4425,7 +5667,7 @@
                 <w:noProof/>
                 <w:webHidden/>
               </w:rPr>
-              <w:instrText xml:space="preserve"> PAGEREF _Toc232110319 \h </w:instrText>
+              <w:instrText xml:space="preserve"> PAGEREF _Toc232690120 \h </w:instrText>
             </w:r>
             <w:r>
               <w:rPr>
@@ -4445,559 +5687,7 @@
                 <w:noProof/>
                 <w:webHidden/>
               </w:rPr>
-              <w:t>28</w:t>
-            </w:r>
-            <w:r>
-              <w:rPr>
-                <w:noProof/>
-                <w:webHidden/>
-              </w:rPr>
-              <w:fldChar w:fldCharType="end"/>
-            </w:r>
-          </w:hyperlink>
-        </w:p>
-        <w:p>
-          <w:pPr>
-            <w:pStyle w:val="TOC2"/>
-            <w:tabs>
-              <w:tab w:val="right" w:leader="dot" w:pos="9350"/>
-            </w:tabs>
-            <w:rPr>
-              <w:rFonts w:eastAsiaTheme="minorEastAsia"/>
-              <w:noProof/>
-            </w:rPr>
-          </w:pPr>
-          <w:hyperlink w:anchor="_Toc232110320" w:history="1">
-            <w:r>
-              <w:rPr>
-                <w:rStyle w:val="Hyperlink"/>
-                <w:noProof/>
-              </w:rPr>
-              <w:t>4.1. Kịch bản thực nghiệm …</w:t>
-            </w:r>
-            <w:r>
-              <w:rPr>
-                <w:noProof/>
-                <w:webHidden/>
-              </w:rPr>
-              <w:tab/>
-            </w:r>
-            <w:r>
-              <w:rPr>
-                <w:noProof/>
-                <w:webHidden/>
-              </w:rPr>
-              <w:fldChar w:fldCharType="begin"/>
-            </w:r>
-            <w:r>
-              <w:rPr>
-                <w:noProof/>
-                <w:webHidden/>
-              </w:rPr>
-              <w:instrText xml:space="preserve"> PAGEREF _Toc232110320 \h </w:instrText>
-            </w:r>
-            <w:r>
-              <w:rPr>
-                <w:noProof/>
-                <w:webHidden/>
-              </w:rPr>
-            </w:r>
-            <w:r>
-              <w:rPr>
-                <w:noProof/>
-                <w:webHidden/>
-              </w:rPr>
-              <w:fldChar w:fldCharType="separate"/>
-            </w:r>
-            <w:r>
-              <w:rPr>
-                <w:noProof/>
-                <w:webHidden/>
-              </w:rPr>
-              <w:t>28</w:t>
-            </w:r>
-            <w:r>
-              <w:rPr>
-                <w:noProof/>
-                <w:webHidden/>
-              </w:rPr>
-              <w:fldChar w:fldCharType="end"/>
-            </w:r>
-          </w:hyperlink>
-        </w:p>
-        <w:p>
-          <w:pPr>
-            <w:pStyle w:val="TOC2"/>
-            <w:tabs>
-              <w:tab w:val="right" w:leader="dot" w:pos="9350"/>
-            </w:tabs>
-            <w:rPr>
-              <w:rFonts w:eastAsiaTheme="minorEastAsia"/>
-              <w:noProof/>
-            </w:rPr>
-          </w:pPr>
-          <w:hyperlink w:anchor="_Toc232110321" w:history="1">
-            <w:r>
-              <w:rPr>
-                <w:rStyle w:val="Hyperlink"/>
-                <w:noProof/>
-              </w:rPr>
-              <w:t>4.2. Đánh giá nhóm YOLO</w:t>
-            </w:r>
-            <w:r>
-              <w:rPr>
-                <w:noProof/>
-                <w:webHidden/>
-              </w:rPr>
-              <w:tab/>
-            </w:r>
-            <w:r>
-              <w:rPr>
-                <w:noProof/>
-                <w:webHidden/>
-              </w:rPr>
-              <w:fldChar w:fldCharType="begin"/>
-            </w:r>
-            <w:r>
-              <w:rPr>
-                <w:noProof/>
-                <w:webHidden/>
-              </w:rPr>
-              <w:instrText xml:space="preserve"> PAGEREF _Toc232110321 \h </w:instrText>
-            </w:r>
-            <w:r>
-              <w:rPr>
-                <w:noProof/>
-                <w:webHidden/>
-              </w:rPr>
-            </w:r>
-            <w:r>
-              <w:rPr>
-                <w:noProof/>
-                <w:webHidden/>
-              </w:rPr>
-              <w:fldChar w:fldCharType="separate"/>
-            </w:r>
-            <w:r>
-              <w:rPr>
-                <w:noProof/>
-                <w:webHidden/>
-              </w:rPr>
-              <w:t>28</w:t>
-            </w:r>
-            <w:r>
-              <w:rPr>
-                <w:noProof/>
-                <w:webHidden/>
-              </w:rPr>
-              <w:fldChar w:fldCharType="end"/>
-            </w:r>
-          </w:hyperlink>
-        </w:p>
-        <w:p>
-          <w:pPr>
-            <w:pStyle w:val="TOC2"/>
-            <w:tabs>
-              <w:tab w:val="right" w:leader="dot" w:pos="9350"/>
-            </w:tabs>
-            <w:rPr>
-              <w:rFonts w:eastAsiaTheme="minorEastAsia"/>
-              <w:noProof/>
-            </w:rPr>
-          </w:pPr>
-          <w:hyperlink w:anchor="_Toc232110322" w:history="1">
-            <w:r>
-              <w:rPr>
-                <w:rStyle w:val="Hyperlink"/>
-                <w:noProof/>
-              </w:rPr>
-              <w:t>4.3. Đánh giá nhóm CNN</w:t>
-            </w:r>
-            <w:r>
-              <w:rPr>
-                <w:noProof/>
-                <w:webHidden/>
-              </w:rPr>
-              <w:tab/>
-            </w:r>
-            <w:r>
-              <w:rPr>
-                <w:noProof/>
-                <w:webHidden/>
-              </w:rPr>
-              <w:fldChar w:fldCharType="begin"/>
-            </w:r>
-            <w:r>
-              <w:rPr>
-                <w:noProof/>
-                <w:webHidden/>
-              </w:rPr>
-              <w:instrText xml:space="preserve"> PAGEREF _Toc232110322 \h </w:instrText>
-            </w:r>
-            <w:r>
-              <w:rPr>
-                <w:noProof/>
-                <w:webHidden/>
-              </w:rPr>
-            </w:r>
-            <w:r>
-              <w:rPr>
-                <w:noProof/>
-                <w:webHidden/>
-              </w:rPr>
-              <w:fldChar w:fldCharType="separate"/>
-            </w:r>
-            <w:r>
-              <w:rPr>
-                <w:noProof/>
-                <w:webHidden/>
-              </w:rPr>
-              <w:t>28</w:t>
-            </w:r>
-            <w:r>
-              <w:rPr>
-                <w:noProof/>
-                <w:webHidden/>
-              </w:rPr>
-              <w:fldChar w:fldCharType="end"/>
-            </w:r>
-          </w:hyperlink>
-        </w:p>
-        <w:p>
-          <w:pPr>
-            <w:pStyle w:val="TOC2"/>
-            <w:tabs>
-              <w:tab w:val="right" w:leader="dot" w:pos="9350"/>
-            </w:tabs>
-            <w:rPr>
-              <w:rFonts w:eastAsiaTheme="minorEastAsia"/>
-              <w:noProof/>
-            </w:rPr>
-          </w:pPr>
-          <w:hyperlink w:anchor="_Toc232110323" w:history="1">
-            <w:r>
-              <w:rPr>
-                <w:rStyle w:val="Hyperlink"/>
-                <w:noProof/>
-              </w:rPr>
-              <w:t>4.4. So sánh hai Pipeline</w:t>
-            </w:r>
-            <w:r>
-              <w:rPr>
-                <w:noProof/>
-                <w:webHidden/>
-              </w:rPr>
-              <w:tab/>
-            </w:r>
-            <w:r>
-              <w:rPr>
-                <w:noProof/>
-                <w:webHidden/>
-              </w:rPr>
-              <w:fldChar w:fldCharType="begin"/>
-            </w:r>
-            <w:r>
-              <w:rPr>
-                <w:noProof/>
-                <w:webHidden/>
-              </w:rPr>
-              <w:instrText xml:space="preserve"> PAGEREF _Toc232110323 \h </w:instrText>
-            </w:r>
-            <w:r>
-              <w:rPr>
-                <w:noProof/>
-                <w:webHidden/>
-              </w:rPr>
-            </w:r>
-            <w:r>
-              <w:rPr>
-                <w:noProof/>
-                <w:webHidden/>
-              </w:rPr>
-              <w:fldChar w:fldCharType="separate"/>
-            </w:r>
-            <w:r>
-              <w:rPr>
-                <w:noProof/>
-                <w:webHidden/>
-              </w:rPr>
-              <w:t>28</w:t>
-            </w:r>
-            <w:r>
-              <w:rPr>
-                <w:noProof/>
-                <w:webHidden/>
-              </w:rPr>
-              <w:fldChar w:fldCharType="end"/>
-            </w:r>
-          </w:hyperlink>
-        </w:p>
-        <w:p>
-          <w:pPr>
-            <w:pStyle w:val="TOC2"/>
-            <w:tabs>
-              <w:tab w:val="right" w:leader="dot" w:pos="9350"/>
-            </w:tabs>
-            <w:rPr>
-              <w:rFonts w:eastAsiaTheme="minorEastAsia"/>
-              <w:noProof/>
-            </w:rPr>
-          </w:pPr>
-          <w:hyperlink w:anchor="_Toc232110324" w:history="1">
-            <w:r>
-              <w:rPr>
-                <w:rStyle w:val="Hyperlink"/>
-                <w:noProof/>
-              </w:rPr>
-              <w:t>4.5. Hệ thống web</w:t>
-            </w:r>
-            <w:r>
-              <w:rPr>
-                <w:noProof/>
-                <w:webHidden/>
-              </w:rPr>
-              <w:tab/>
-            </w:r>
-            <w:r>
-              <w:rPr>
-                <w:noProof/>
-                <w:webHidden/>
-              </w:rPr>
-              <w:fldChar w:fldCharType="begin"/>
-            </w:r>
-            <w:r>
-              <w:rPr>
-                <w:noProof/>
-                <w:webHidden/>
-              </w:rPr>
-              <w:instrText xml:space="preserve"> PAGEREF _Toc232110324 \h </w:instrText>
-            </w:r>
-            <w:r>
-              <w:rPr>
-                <w:noProof/>
-                <w:webHidden/>
-              </w:rPr>
-            </w:r>
-            <w:r>
-              <w:rPr>
-                <w:noProof/>
-                <w:webHidden/>
-              </w:rPr>
-              <w:fldChar w:fldCharType="separate"/>
-            </w:r>
-            <w:r>
-              <w:rPr>
-                <w:noProof/>
-                <w:webHidden/>
-              </w:rPr>
-              <w:t>28</w:t>
-            </w:r>
-            <w:r>
-              <w:rPr>
-                <w:noProof/>
-                <w:webHidden/>
-              </w:rPr>
-              <w:fldChar w:fldCharType="end"/>
-            </w:r>
-          </w:hyperlink>
-        </w:p>
-        <w:p>
-          <w:pPr>
-            <w:pStyle w:val="TOC3"/>
-            <w:tabs>
-              <w:tab w:val="right" w:leader="dot" w:pos="9350"/>
-            </w:tabs>
-            <w:rPr>
-              <w:rFonts w:eastAsiaTheme="minorEastAsia"/>
-              <w:noProof/>
-            </w:rPr>
-          </w:pPr>
-          <w:hyperlink w:anchor="_Toc232110325" w:history="1">
-            <w:r>
-              <w:rPr>
-                <w:rStyle w:val="Hyperlink"/>
-                <w:noProof/>
-              </w:rPr>
-              <w:t>4.6.1. Kiến trúc hệ thống Web</w:t>
-            </w:r>
-            <w:r>
-              <w:rPr>
-                <w:noProof/>
-                <w:webHidden/>
-              </w:rPr>
-              <w:tab/>
-            </w:r>
-            <w:r>
-              <w:rPr>
-                <w:noProof/>
-                <w:webHidden/>
-              </w:rPr>
-              <w:fldChar w:fldCharType="begin"/>
-            </w:r>
-            <w:r>
-              <w:rPr>
-                <w:noProof/>
-                <w:webHidden/>
-              </w:rPr>
-              <w:instrText xml:space="preserve"> PAGEREF _Toc232110325 \h </w:instrText>
-            </w:r>
-            <w:r>
-              <w:rPr>
-                <w:noProof/>
-                <w:webHidden/>
-              </w:rPr>
-            </w:r>
-            <w:r>
-              <w:rPr>
-                <w:noProof/>
-                <w:webHidden/>
-              </w:rPr>
-              <w:fldChar w:fldCharType="separate"/>
-            </w:r>
-            <w:r>
-              <w:rPr>
-                <w:noProof/>
-                <w:webHidden/>
-              </w:rPr>
-              <w:t>28</w:t>
-            </w:r>
-            <w:r>
-              <w:rPr>
-                <w:noProof/>
-                <w:webHidden/>
-              </w:rPr>
-              <w:fldChar w:fldCharType="end"/>
-            </w:r>
-          </w:hyperlink>
-        </w:p>
-        <w:p>
-          <w:pPr>
-            <w:pStyle w:val="TOC3"/>
-            <w:tabs>
-              <w:tab w:val="right" w:leader="dot" w:pos="9350"/>
-            </w:tabs>
-            <w:rPr>
-              <w:rFonts w:eastAsiaTheme="minorEastAsia"/>
-              <w:noProof/>
-            </w:rPr>
-          </w:pPr>
-          <w:hyperlink w:anchor="_Toc232110326" w:history="1">
-            <w:r>
-              <w:rPr>
-                <w:rStyle w:val="Hyperlink"/>
-                <w:noProof/>
-              </w:rPr>
-              <w:t>4.6.2. Giao diện tính năng</w:t>
-            </w:r>
-            <w:r>
-              <w:rPr>
-                <w:noProof/>
-                <w:webHidden/>
-              </w:rPr>
-              <w:tab/>
-            </w:r>
-            <w:r>
-              <w:rPr>
-                <w:noProof/>
-                <w:webHidden/>
-              </w:rPr>
-              <w:fldChar w:fldCharType="begin"/>
-            </w:r>
-            <w:r>
-              <w:rPr>
-                <w:noProof/>
-                <w:webHidden/>
-              </w:rPr>
-              <w:instrText xml:space="preserve"> PAGEREF _Toc232110326 \h </w:instrText>
-            </w:r>
-            <w:r>
-              <w:rPr>
-                <w:noProof/>
-                <w:webHidden/>
-              </w:rPr>
-            </w:r>
-            <w:r>
-              <w:rPr>
-                <w:noProof/>
-                <w:webHidden/>
-              </w:rPr>
-              <w:fldChar w:fldCharType="separate"/>
-            </w:r>
-            <w:r>
-              <w:rPr>
-                <w:noProof/>
-                <w:webHidden/>
-              </w:rPr>
-              <w:t>28</w:t>
-            </w:r>
-            <w:r>
-              <w:rPr>
-                <w:noProof/>
-                <w:webHidden/>
-              </w:rPr>
-              <w:fldChar w:fldCharType="end"/>
-            </w:r>
-          </w:hyperlink>
-        </w:p>
-        <w:p>
-          <w:pPr>
-            <w:pStyle w:val="TOC1"/>
-            <w:tabs>
-              <w:tab w:val="right" w:leader="dot" w:pos="9350"/>
-            </w:tabs>
-            <w:rPr>
-              <w:rFonts w:eastAsiaTheme="minorEastAsia"/>
-              <w:noProof/>
-            </w:rPr>
-          </w:pPr>
-          <w:hyperlink w:anchor="_Toc232110327" w:history="1">
-            <w:r>
-              <w:rPr>
-                <w:rStyle w:val="Hyperlink"/>
-                <w:noProof/>
-              </w:rPr>
-              <w:t>KẾT LUẬN VÀ KIẾN NGHỊ</w:t>
-            </w:r>
-            <w:r>
-              <w:rPr>
-                <w:noProof/>
-                <w:webHidden/>
-              </w:rPr>
-              <w:tab/>
-            </w:r>
-            <w:r>
-              <w:rPr>
-                <w:noProof/>
-                <w:webHidden/>
-              </w:rPr>
-              <w:fldChar w:fldCharType="begin"/>
-            </w:r>
-            <w:r>
-              <w:rPr>
-                <w:noProof/>
-                <w:webHidden/>
-              </w:rPr>
-              <w:instrText xml:space="preserve"> PAGEREF _Toc232110327 \h </w:instrText>
-            </w:r>
-            <w:r>
-              <w:rPr>
-                <w:noProof/>
-                <w:webHidden/>
-              </w:rPr>
-            </w:r>
-            <w:r>
-              <w:rPr>
-                <w:noProof/>
-                <w:webHidden/>
-              </w:rPr>
-              <w:fldChar w:fldCharType="separate"/>
-            </w:r>
-            <w:r>
-              <w:rPr>
-                <w:noProof/>
-                <w:webHidden/>
-              </w:rPr>
-              <w:t>28</w:t>
+              <w:t>35</w:t>
             </w:r>
             <w:r>
               <w:rPr>
@@ -5020,7 +5710,7 @@
               <w:noProof/>
             </w:rPr>
           </w:pPr>
-          <w:hyperlink w:anchor="_Toc232110328" w:history="1">
+          <w:hyperlink w:anchor="_Toc232690121" w:history="1">
             <w:r>
               <w:rPr>
                 <w:rStyle w:val="Hyperlink"/>
@@ -5063,7 +5753,7 @@
                 <w:noProof/>
                 <w:webHidden/>
               </w:rPr>
-              <w:instrText xml:space="preserve"> PAGEREF _Toc232110328 \h </w:instrText>
+              <w:instrText xml:space="preserve"> PAGEREF _Toc232690121 \h </w:instrText>
             </w:r>
             <w:r>
               <w:rPr>
@@ -5083,7 +5773,7 @@
                 <w:noProof/>
                 <w:webHidden/>
               </w:rPr>
-              <w:t>28</w:t>
+              <w:t>35</w:t>
             </w:r>
             <w:r>
               <w:rPr>
@@ -5106,7 +5796,7 @@
               <w:noProof/>
             </w:rPr>
           </w:pPr>
-          <w:hyperlink w:anchor="_Toc232110329" w:history="1">
+          <w:hyperlink w:anchor="_Toc232690122" w:history="1">
             <w:r>
               <w:rPr>
                 <w:rStyle w:val="Hyperlink"/>
@@ -5149,7 +5839,7 @@
                 <w:noProof/>
                 <w:webHidden/>
               </w:rPr>
-              <w:instrText xml:space="preserve"> PAGEREF _Toc232110329 \h </w:instrText>
+              <w:instrText xml:space="preserve"> PAGEREF _Toc232690122 \h </w:instrText>
             </w:r>
             <w:r>
               <w:rPr>
@@ -5169,7 +5859,7 @@
                 <w:noProof/>
                 <w:webHidden/>
               </w:rPr>
-              <w:t>28</w:t>
+              <w:t>35</w:t>
             </w:r>
             <w:r>
               <w:rPr>
@@ -5192,7 +5882,7 @@
               <w:noProof/>
             </w:rPr>
           </w:pPr>
-          <w:hyperlink w:anchor="_Toc232110330" w:history="1">
+          <w:hyperlink w:anchor="_Toc232690123" w:history="1">
             <w:r>
               <w:rPr>
                 <w:rStyle w:val="Hyperlink"/>
@@ -5235,7 +5925,7 @@
                 <w:noProof/>
                 <w:webHidden/>
               </w:rPr>
-              <w:instrText xml:space="preserve"> PAGEREF _Toc232110330 \h </w:instrText>
+              <w:instrText xml:space="preserve"> PAGEREF _Toc232690123 \h </w:instrText>
             </w:r>
             <w:r>
               <w:rPr>
@@ -5255,7 +5945,7 @@
                 <w:noProof/>
                 <w:webHidden/>
               </w:rPr>
-              <w:t>28</w:t>
+              <w:t>35</w:t>
             </w:r>
             <w:r>
               <w:rPr>
@@ -5277,7 +5967,7 @@
               <w:noProof/>
             </w:rPr>
           </w:pPr>
-          <w:hyperlink w:anchor="_Toc232110331" w:history="1">
+          <w:hyperlink w:anchor="_Toc232690124" w:history="1">
             <w:r>
               <w:rPr>
                 <w:rStyle w:val="Hyperlink"/>
@@ -5312,7 +6002,7 @@
                 <w:noProof/>
                 <w:webHidden/>
               </w:rPr>
-              <w:instrText xml:space="preserve"> PAGEREF _Toc232110331 \h </w:instrText>
+              <w:instrText xml:space="preserve"> PAGEREF _Toc232690124 \h </w:instrText>
             </w:r>
             <w:r>
               <w:rPr>
@@ -5332,7 +6022,7 @@
                 <w:noProof/>
                 <w:webHidden/>
               </w:rPr>
-              <w:t>29</w:t>
+              <w:t>36</w:t>
             </w:r>
             <w:r>
               <w:rPr>
@@ -5350,6 +6040,7 @@
               <w:bCs/>
               <w:noProof/>
             </w:rPr>
+            <w:lastRenderedPageBreak/>
             <w:fldChar w:fldCharType="end"/>
           </w:r>
         </w:p>
@@ -5382,49 +6073,290 @@
     </w:p>
     <w:p>
       <w:pPr>
-        <w:pStyle w:val="NoSpacing"/>
-      </w:pPr>
-    </w:p>
-    <w:p>
-      <w:pPr>
-        <w:pStyle w:val="NoSpacing"/>
-      </w:pPr>
-    </w:p>
-    <w:p>
-      <w:pPr>
-        <w:pStyle w:val="NoSpacing"/>
-      </w:pPr>
-    </w:p>
-    <w:p>
-      <w:pPr>
         <w:pStyle w:val="Heading1"/>
       </w:pPr>
-      <w:bookmarkStart w:id="0" w:name="_Toc232110256"/>
+      <w:bookmarkStart w:id="0" w:name="_Toc232690039"/>
+      <w:r>
+        <w:t>CHƯƠNG 1: TỔNG QUAN</w:t>
+      </w:r>
+      <w:bookmarkEnd w:id="0"/>
+    </w:p>
+    <w:p>
+      <w:pPr>
+        <w:pStyle w:val="Heading2"/>
+      </w:pPr>
+      <w:bookmarkStart w:id="1" w:name="_Toc232690040"/>
+      <w:r>
+        <w:t>1.1. Tình hình nghiên cứu</w:t>
+      </w:r>
+      <w:bookmarkEnd w:id="1"/>
+    </w:p>
+    <w:p>
+      <w:pPr>
+        <w:pStyle w:val="Heading3"/>
+      </w:pPr>
+      <w:bookmarkStart w:id="2" w:name="_Toc232690041"/>
+      <w:r>
+        <w:t>1.1.1. Nghiên cứu nhận diện biển báo giao thông trên thế giới</w:t>
+      </w:r>
+      <w:bookmarkEnd w:id="2"/>
+    </w:p>
+    <w:p>
+      <w:pPr>
+        <w:spacing w:line="360" w:lineRule="auto"/>
+        <w:ind w:firstLine="720"/>
+        <w:rPr>
+          <w:rFonts w:ascii="Times New Roman" w:hAnsi="Times New Roman" w:cs="Times New Roman"/>
+          <w:sz w:val="26"/>
+          <w:szCs w:val="26"/>
+        </w:rPr>
+      </w:pPr>
+      <w:r>
+        <w:rPr>
+          <w:rFonts w:ascii="Times New Roman" w:hAnsi="Times New Roman" w:cs="Times New Roman"/>
+          <w:sz w:val="26"/>
+          <w:szCs w:val="26"/>
+        </w:rPr>
+        <w:t>Nhận diện và phân loại biển báo giao thông là một trong những bài toán quan trọng thuộc lĩnh vực thị giác máy tính, đồng thời giữ vai trò nền tảng trong các hệ thống giao thông thông minh, hệ thống hỗ trợ lái xe nâng cao và phương tiện tự hành. Mục tiêu của bài toán là xác định vị trí xuất hiện của biển báo trong ảnh hoặc video, sau đó nhận dạng chính xác loại biển báo tương ứng để hỗ trợ quá trình ra quyết định của hệ thống.</w:t>
+      </w:r>
+    </w:p>
+    <w:p>
+      <w:pPr>
+        <w:spacing w:line="360" w:lineRule="auto"/>
+        <w:ind w:firstLine="720"/>
+        <w:rPr>
+          <w:rFonts w:ascii="Times New Roman" w:hAnsi="Times New Roman" w:cs="Times New Roman"/>
+          <w:sz w:val="26"/>
+          <w:szCs w:val="26"/>
+        </w:rPr>
+      </w:pPr>
+      <w:r>
+        <w:rPr>
+          <w:rFonts w:ascii="Times New Roman" w:hAnsi="Times New Roman" w:cs="Times New Roman"/>
+          <w:sz w:val="26"/>
+          <w:szCs w:val="26"/>
+        </w:rPr>
+        <w:t>Sự phát triển của Deep Learning đã tạo ra bước chuyển đáng kể trong lĩnh vực nhận diện đối tượng nói chung và nhận diện biển báo giao thông nói riêng. Nhiều kiến trúc phát hiện đối tượng hiện đại như Faster R-CNN, SSD và YOLO đã được áp dụng rộng rãi cho bài toán nhận diện biển báo giao thông. Trong đó, YOLO</w:t>
+      </w:r>
+      <w:r>
+        <w:rPr>
+          <w:rFonts w:ascii="Times New Roman" w:hAnsi="Times New Roman" w:cs="Times New Roman"/>
+          <w:sz w:val="26"/>
+          <w:szCs w:val="26"/>
+        </w:rPr>
+        <w:t xml:space="preserve"> và </w:t>
+      </w:r>
+      <w:r>
+        <w:rPr>
+          <w:rFonts w:ascii="Times New Roman" w:hAnsi="Times New Roman" w:cs="Times New Roman"/>
+          <w:sz w:val="26"/>
+          <w:szCs w:val="26"/>
+        </w:rPr>
+        <w:t>các kiến trúc CNN như ResNet và EfficientNet</w:t>
+      </w:r>
+      <w:r>
+        <w:rPr>
+          <w:rFonts w:ascii="Times New Roman" w:hAnsi="Times New Roman" w:cs="Times New Roman"/>
+          <w:sz w:val="26"/>
+          <w:szCs w:val="26"/>
+        </w:rPr>
+        <w:t xml:space="preserve"> nhận được nhiều sự quan tâm nhờ khả năng xử lý theo thời gian thực cùng hiệu quả cân bằng giữa tốc độ và độ chính xác.</w:t>
+      </w:r>
+    </w:p>
+    <w:p>
+      <w:pPr>
+        <w:pStyle w:val="Heading3"/>
+      </w:pPr>
+      <w:bookmarkStart w:id="3" w:name="_Toc232690042"/>
+      <w:r>
+        <w:t>1.1.2. Tình hình nghiên cứu tại Việt Nam</w:t>
+      </w:r>
+      <w:bookmarkEnd w:id="3"/>
+    </w:p>
+    <w:p>
+      <w:pPr>
+        <w:spacing w:line="360" w:lineRule="auto"/>
+        <w:ind w:firstLine="720"/>
+        <w:rPr>
+          <w:rFonts w:ascii="Times New Roman" w:hAnsi="Times New Roman" w:cs="Times New Roman"/>
+          <w:sz w:val="26"/>
+          <w:szCs w:val="26"/>
+        </w:rPr>
+      </w:pPr>
+      <w:r>
+        <w:rPr>
+          <w:rFonts w:ascii="Times New Roman" w:hAnsi="Times New Roman" w:cs="Times New Roman"/>
+          <w:sz w:val="26"/>
+          <w:szCs w:val="26"/>
+        </w:rPr>
+        <w:t xml:space="preserve">Tại Việt Nam, </w:t>
+      </w:r>
+      <w:r>
+        <w:rPr>
+          <w:rFonts w:ascii="Times New Roman" w:hAnsi="Times New Roman" w:cs="Times New Roman"/>
+          <w:sz w:val="26"/>
+          <w:szCs w:val="26"/>
+        </w:rPr>
+        <w:t>Phần lớn các nghiên cứu hiện nay tập trung vào việc sử dụng một mô hình duy nhất để thực hiện đồng thời phát hiện và phân loại đối tượng. Mặc dù cách tiếp cận này giúp đơn giản hóa kiến trúc hệ thống và giảm thời gian suy luận, khả năng phân biệt giữa các lớp biển báo có mức độ tương đồng cao đôi khi vẫn còn hạn chế. Vì vậy, xu hướng kết hợp giữa mô hình phát hiện đối tượng và mô hình phân loại chuyên biệt đang được quan tâm nhằm khai thác ưu điểm của từng thành phần trong hệ thống.</w:t>
+      </w:r>
+    </w:p>
+    <w:p>
+      <w:pPr>
+        <w:pStyle w:val="Heading3"/>
+      </w:pPr>
+      <w:bookmarkStart w:id="4" w:name="_Toc232690043"/>
       <w:r>
         <w:lastRenderedPageBreak/>
-        <w:t>CHƯƠNG 1: TỔNG QUAN</w:t>
-      </w:r>
-      <w:bookmarkEnd w:id="0"/>
+        <w:t>1.1.3. Các hướng tiếp cận hiện nay</w:t>
+      </w:r>
+      <w:bookmarkEnd w:id="4"/>
+    </w:p>
+    <w:p>
+      <w:pPr>
+        <w:ind w:firstLine="720"/>
+      </w:pPr>
+      <w:r>
+        <w:rPr>
+          <w:rFonts w:ascii="Times New Roman" w:hAnsi="Times New Roman" w:cs="Times New Roman"/>
+          <w:sz w:val="26"/>
+          <w:szCs w:val="26"/>
+        </w:rPr>
+        <w:t>Đối với bài toán nhận diện biển báo giao thông, hiện nay tồn tại hai hướng tiếp cận phổ biến.</w:t>
+      </w:r>
+    </w:p>
+    <w:p>
+      <w:pPr>
+        <w:spacing w:line="360" w:lineRule="auto"/>
+        <w:ind w:firstLine="720"/>
+        <w:rPr>
+          <w:rFonts w:ascii="Times New Roman" w:hAnsi="Times New Roman" w:cs="Times New Roman"/>
+          <w:sz w:val="26"/>
+          <w:szCs w:val="26"/>
+        </w:rPr>
+      </w:pPr>
+      <w:r>
+        <w:rPr>
+          <w:rFonts w:ascii="Times New Roman" w:hAnsi="Times New Roman" w:cs="Times New Roman"/>
+          <w:sz w:val="26"/>
+          <w:szCs w:val="26"/>
+        </w:rPr>
+        <w:t>Hướng tiếp cận thứ nhất sử dụng mô hình phát hiện đối tượng theo dạng end-to-end. Trong phương pháp này, mô hình nhận ảnh đầu vào và trực tiếp đưa ra vị trí cũng như nhãn của biển báo trong một lần suy luận. Cách tiếp cận này có ưu điểm về tốc độ xử lý, kiến trúc đơn giản và thuận lợi cho các ứng dụng yêu cầu thời gian thực. YOLO là một trong những đại diện tiêu biểu của nhóm phương pháp này.</w:t>
+      </w:r>
+    </w:p>
+    <w:p>
+      <w:pPr>
+        <w:spacing w:line="360" w:lineRule="auto"/>
+        <w:ind w:firstLine="720"/>
+        <w:rPr>
+          <w:rFonts w:ascii="Times New Roman" w:hAnsi="Times New Roman" w:cs="Times New Roman"/>
+          <w:sz w:val="26"/>
+          <w:szCs w:val="26"/>
+        </w:rPr>
+      </w:pPr>
+      <w:r>
+        <w:rPr>
+          <w:rFonts w:ascii="Times New Roman" w:hAnsi="Times New Roman" w:cs="Times New Roman"/>
+          <w:sz w:val="26"/>
+          <w:szCs w:val="26"/>
+        </w:rPr>
+        <w:t>Hướng tiếp cận thứ hai tách riêng quá trình phát hiện và phân loại thành hai giai đoạn độc lập. Trước tiên, mô hình phát hiện đối tượng được sử dụng để xác định vị trí biển báo. Sau đó, vùng ảnh chứa biển báo được cắt ra và đưa vào mô hình CNN để thực hiện phân loại chi tiết. Việc tách biệt hai nhiệm vụ cho phép mô hình phân loại tập trung khai thác các đặc trưng chuyên sâu của biển báo, từ đó có khả năng cải thiện kết quả nhận dạng đối với những lớp có mức độ tương đồng cao. Đổi lại, hệ thống sẽ phát sinh thêm chi phí tính toán và thời gian xử lý.</w:t>
+      </w:r>
+    </w:p>
+    <w:p>
+      <w:pPr>
+        <w:spacing w:line="360" w:lineRule="auto"/>
+        <w:ind w:firstLine="720"/>
+        <w:rPr>
+          <w:rFonts w:ascii="Times New Roman" w:hAnsi="Times New Roman" w:cs="Times New Roman"/>
+          <w:sz w:val="26"/>
+          <w:szCs w:val="26"/>
+        </w:rPr>
+      </w:pPr>
+      <w:r>
+        <w:rPr>
+          <w:rFonts w:ascii="Times New Roman" w:hAnsi="Times New Roman" w:cs="Times New Roman"/>
+          <w:sz w:val="26"/>
+          <w:szCs w:val="26"/>
+        </w:rPr>
+        <w:t>Xuất phát từ những ưu điểm và hạn chế riêng của từng hướng tiếp cận, việc xây dựng và đánh giá đồng thời hai pipeline là cần thiết để có cái nhìn toàn diện hơn về khả năng ứng dụng trong điều kiện thực tế.</w:t>
+      </w:r>
     </w:p>
     <w:p>
       <w:pPr>
         <w:pStyle w:val="Heading2"/>
       </w:pPr>
-      <w:bookmarkStart w:id="1" w:name="_Toc232110257"/>
-      <w:r>
-        <w:t>1.1. Tình hình nghiên cứu</w:t>
-      </w:r>
-      <w:bookmarkEnd w:id="1"/>
+      <w:bookmarkStart w:id="5" w:name="_Toc232690044"/>
+      <w:r>
+        <w:t>1.2. Lý do chọn đề tài</w:t>
+      </w:r>
+      <w:bookmarkEnd w:id="5"/>
+    </w:p>
+    <w:p>
+      <w:pPr>
+        <w:spacing w:line="360" w:lineRule="auto"/>
+        <w:ind w:firstLine="720"/>
+        <w:rPr>
+          <w:rFonts w:ascii="Times New Roman" w:hAnsi="Times New Roman" w:cs="Times New Roman"/>
+          <w:sz w:val="26"/>
+          <w:szCs w:val="26"/>
+        </w:rPr>
+      </w:pPr>
+      <w:r>
+        <w:rPr>
+          <w:rFonts w:ascii="Times New Roman" w:hAnsi="Times New Roman" w:cs="Times New Roman"/>
+          <w:sz w:val="26"/>
+          <w:szCs w:val="26"/>
+        </w:rPr>
+        <w:t>Tai nạn giao thông vẫn là một trong những vấn đề được quan tâm tại nhiều quốc gia, trong đó có Việt Nam. Việc tuân thủ các quy định giao thông phụ thuộc đáng kể vào khả năng nhận biết và xử lý thông tin từ hệ thống biển báo trên đường. Trong bối cảnh các hệ thống hỗ trợ lái xe và phương tiện tự hành đang phát triển mạnh mẽ, nhu cầu xây dựng các giải pháp nhận diện biển báo giao thông có độ chính xác cao và khả năng hoạt động theo thời gian thực ngày càng trở nên cấp thiết.</w:t>
+      </w:r>
+    </w:p>
+    <w:p>
+      <w:pPr>
+        <w:spacing w:line="360" w:lineRule="auto"/>
+        <w:ind w:firstLine="720"/>
+        <w:rPr>
+          <w:rFonts w:ascii="Times New Roman" w:hAnsi="Times New Roman" w:cs="Times New Roman"/>
+          <w:sz w:val="26"/>
+          <w:szCs w:val="26"/>
+        </w:rPr>
+      </w:pPr>
+      <w:r>
+        <w:rPr>
+          <w:rFonts w:ascii="Times New Roman" w:hAnsi="Times New Roman" w:cs="Times New Roman"/>
+          <w:sz w:val="26"/>
+          <w:szCs w:val="26"/>
+        </w:rPr>
+        <w:t xml:space="preserve">Từ những lý do trên, đề tài “Xây dựng hệ thống nhận diện và phân loại biển báo giao thông Việt Nam sử dụng Deep Learning” được lựa chọn nhằm nghiên cứu, xây dựng và đánh giá các phương pháp nhận diện biển báo phù hợp với điều kiện dữ liệu và nhu </w:t>
+      </w:r>
+      <w:r>
+        <w:rPr>
+          <w:rFonts w:ascii="Times New Roman" w:hAnsi="Times New Roman" w:cs="Times New Roman"/>
+          <w:sz w:val="26"/>
+          <w:szCs w:val="26"/>
+        </w:rPr>
+        <w:lastRenderedPageBreak/>
+        <w:t>cầu ứng dụng thực tế tại Việt Nam. Nội dung đề tài phù hợp với định hướng phát triển của lĩnh vực thị giác máy tính, đồng thời có khả năng mở rộng cho các hệ thống giao thông thông minh trong tương lai.</w:t>
+      </w:r>
+    </w:p>
+    <w:p>
+      <w:pPr>
+        <w:pStyle w:val="Heading2"/>
+      </w:pPr>
+      <w:bookmarkStart w:id="6" w:name="_Toc232690045"/>
+      <w:r>
+        <w:t>1.3. Mục tiêu, nội dung, phương pháp nghiên cứu đề tài</w:t>
+      </w:r>
+      <w:bookmarkEnd w:id="6"/>
     </w:p>
     <w:p>
       <w:pPr>
         <w:pStyle w:val="Heading3"/>
       </w:pPr>
-      <w:bookmarkStart w:id="2" w:name="_Toc232110258"/>
-      <w:r>
-        <w:t>1.1.1. Nghiên cứu nhận diện biển báo giao thông trên thế giới</w:t>
-      </w:r>
-      <w:bookmarkEnd w:id="2"/>
+      <w:bookmarkStart w:id="7" w:name="_Toc232690046"/>
+      <w:r>
+        <w:t>1.3.1. Mục tiêu nghiên cứu</w:t>
+      </w:r>
+      <w:bookmarkEnd w:id="7"/>
     </w:p>
     <w:p>
       <w:pPr>
@@ -5442,8 +6374,18 @@
           <w:sz w:val="26"/>
           <w:szCs w:val="26"/>
         </w:rPr>
-        <w:t>Nhận diện và phân loại biển báo giao thông là một trong những bài toán quan trọng thuộc lĩnh vực thị giác máy tính, đồng thời giữ vai trò nền tảng trong các hệ thống giao thông thông minh, hệ thống hỗ trợ lái xe nâng cao và phương tiện tự hành. Mục tiêu của bài toán là xác định vị trí xuất hiện của biển báo trong ảnh hoặc video, sau đó nhận dạng chính xác loại biển báo tương ứng để hỗ trợ quá trình ra quyết định của hệ thống.</w:t>
-      </w:r>
+        <w:t>Mục tiêu tổng quát của đề tài là xây dựng một hệ thống có khả năng phát hiện và phân loại biển báo giao thông Việt Nam dựa trên các kỹ thuật Deep Learning, đồng thời đánh giá hiệu quả của các hướng tiếp cận khác nhau đối với bài toán này.</w:t>
+      </w:r>
+    </w:p>
+    <w:p>
+      <w:pPr>
+        <w:pStyle w:val="Heading3"/>
+      </w:pPr>
+      <w:bookmarkStart w:id="8" w:name="_Toc232690047"/>
+      <w:r>
+        <w:t>1.3.2. Nội dung nghiên cứu</w:t>
+      </w:r>
+      <w:bookmarkEnd w:id="8"/>
     </w:p>
     <w:p>
       <w:pPr>
@@ -5461,42 +6403,56 @@
           <w:sz w:val="26"/>
           <w:szCs w:val="26"/>
         </w:rPr>
-        <w:t>Sự phát triển của Deep Learning đã tạo ra bước chuyển đáng kể trong lĩnh vực nhận diện đối tượng nói chung và nhận diện biển báo giao thông nói riêng. Nhiều kiến trúc phát hiện đối tượng hiện đại như Faster R-CNN, SSD và YOLO đã được áp dụng rộng rãi cho bài toán nhận diện biển báo giao thông. Trong đó, YOLO</w:t>
-      </w:r>
-      <w:r>
-        <w:rPr>
-          <w:rFonts w:ascii="Times New Roman" w:hAnsi="Times New Roman" w:cs="Times New Roman"/>
-          <w:sz w:val="26"/>
-          <w:szCs w:val="26"/>
-        </w:rPr>
-        <w:t xml:space="preserve"> và </w:t>
-      </w:r>
-      <w:r>
-        <w:rPr>
-          <w:rFonts w:ascii="Times New Roman" w:hAnsi="Times New Roman" w:cs="Times New Roman"/>
-          <w:sz w:val="26"/>
-          <w:szCs w:val="26"/>
-        </w:rPr>
-        <w:t>các kiến trúc CNN như ResNet và EfficientNet</w:t>
-      </w:r>
-      <w:r>
-        <w:rPr>
-          <w:rFonts w:ascii="Times New Roman" w:hAnsi="Times New Roman" w:cs="Times New Roman"/>
-          <w:sz w:val="26"/>
-          <w:szCs w:val="26"/>
-        </w:rPr>
-        <w:t xml:space="preserve"> nhận được nhiều sự quan tâm nhờ khả năng xử lý theo thời gian thực cùng hiệu quả cân bằng giữa tốc độ và độ chính xác.</w:t>
+        <w:t>Nội dung nghiên cứu của đề tài được triển khai theo nhiều giai đoạn liên tiếp nhằm đảm bảo tính hoàn chỉnh của hệ thống.</w:t>
+      </w:r>
+    </w:p>
+    <w:p>
+      <w:pPr>
+        <w:spacing w:line="360" w:lineRule="auto"/>
+        <w:ind w:firstLine="720"/>
+        <w:rPr>
+          <w:rFonts w:ascii="Times New Roman" w:hAnsi="Times New Roman" w:cs="Times New Roman"/>
+          <w:sz w:val="26"/>
+          <w:szCs w:val="26"/>
+        </w:rPr>
+      </w:pPr>
+      <w:r>
+        <w:rPr>
+          <w:rFonts w:ascii="Times New Roman" w:hAnsi="Times New Roman" w:cs="Times New Roman"/>
+          <w:sz w:val="26"/>
+          <w:szCs w:val="26"/>
+        </w:rPr>
+        <w:t>Trước hết, dữ liệu biển báo giao thông được thu thập, chuẩn hóa và tổ chức theo định dạng phù hợp cho bài toán phát hiện đối tượng. Từ dữ liệu gốc, các vùng ảnh chứa biển báo được tách ra dựa trên thông tin bounding box để xây dựng tập dữ liệu phục vụ cho bài toán phân loại.</w:t>
+      </w:r>
+    </w:p>
+    <w:p>
+      <w:pPr>
+        <w:spacing w:line="360" w:lineRule="auto"/>
+        <w:ind w:firstLine="720"/>
+        <w:rPr>
+          <w:rFonts w:ascii="Times New Roman" w:hAnsi="Times New Roman" w:cs="Times New Roman"/>
+          <w:sz w:val="26"/>
+          <w:szCs w:val="26"/>
+        </w:rPr>
+      </w:pPr>
+      <w:r>
+        <w:rPr>
+          <w:rFonts w:ascii="Times New Roman" w:hAnsi="Times New Roman" w:cs="Times New Roman"/>
+          <w:sz w:val="26"/>
+          <w:szCs w:val="26"/>
+        </w:rPr>
+        <w:t>Sau quá trình chuẩn bị dữ liệu, đề tài tiến hành huấn luyện mô hình YOLO để thực hiện đồng thời việc phát hiện và phân loại biển báo trên ảnh đầu vào. Song song với đó, một mô hình CNN được xây dựng và huấn luyện trên tập ảnh đã được cắt từ các vùng biển báo nhằm phục vụ nhiệm vụ phân loại chuyên biệt.</w:t>
       </w:r>
     </w:p>
     <w:p>
       <w:pPr>
         <w:pStyle w:val="Heading3"/>
       </w:pPr>
-      <w:bookmarkStart w:id="3" w:name="_Toc232110259"/>
-      <w:r>
-        <w:t>1.1.2. Tình hình nghiên cứu tại Việt Nam</w:t>
-      </w:r>
-      <w:bookmarkEnd w:id="3"/>
+      <w:bookmarkStart w:id="9" w:name="_Toc232690048"/>
+      <w:r>
+        <w:t>1.3.3. Phương pháp nghiên cứu</w:t>
+      </w:r>
+      <w:bookmarkEnd w:id="9"/>
     </w:p>
     <w:p>
       <w:pPr>
@@ -5514,38 +6470,85 @@
           <w:sz w:val="26"/>
           <w:szCs w:val="26"/>
         </w:rPr>
-        <w:t xml:space="preserve">Tại Việt Nam, </w:t>
-      </w:r>
-      <w:r>
-        <w:rPr>
-          <w:rFonts w:ascii="Times New Roman" w:hAnsi="Times New Roman" w:cs="Times New Roman"/>
-          <w:sz w:val="26"/>
-          <w:szCs w:val="26"/>
-        </w:rPr>
-        <w:t>Phần lớn các nghiên cứu hiện nay tập trung vào việc sử dụng một mô hình duy nhất để thực hiện đồng thời phát hiện và phân loại đối tượng. Mặc dù cách tiếp cận này giúp đơn giản hóa kiến trúc hệ thống và giảm thời gian suy luận, khả năng phân biệt giữa các lớp biển báo có mức độ tương đồng cao đôi khi vẫn còn hạn chế. Vì vậy, xu hướng kết hợp giữa mô hình phát hiện đối tượng và mô hình phân loại chuyên biệt đang được quan tâm nhằm khai thác ưu điểm của từng thành phần trong hệ thống.</w:t>
-      </w:r>
+        <w:t>Đề tài kết hợp giữa phương pháp nghiên cứu lý thuyết và phương pháp thực nghiệm.</w:t>
+      </w:r>
+    </w:p>
+    <w:p>
+      <w:pPr>
+        <w:spacing w:line="360" w:lineRule="auto"/>
+        <w:ind w:firstLine="720"/>
+        <w:rPr>
+          <w:rFonts w:ascii="Times New Roman" w:hAnsi="Times New Roman" w:cs="Times New Roman"/>
+          <w:sz w:val="26"/>
+          <w:szCs w:val="26"/>
+        </w:rPr>
+      </w:pPr>
+      <w:r>
+        <w:rPr>
+          <w:rFonts w:ascii="Times New Roman" w:hAnsi="Times New Roman" w:cs="Times New Roman"/>
+          <w:sz w:val="26"/>
+          <w:szCs w:val="26"/>
+        </w:rPr>
+        <w:t>Trong giai đoạn nghiên cứu lý thuyết, các tài liệu liên quan đến phát hiện đối tượng, phân loại ảnh và nhận diện biển báo giao thông được khảo sát nhằm xây dựng nền tảng kiến thức cho quá trình triển khai. Những kiến trúc học sâu phổ biến trong lĩnh vực thị giác máy tính được phân tích để lựa chọn mô hình phù hợp với mục tiêu nghiên cứu.</w:t>
+      </w:r>
+    </w:p>
+    <w:p>
+      <w:pPr>
+        <w:spacing w:line="360" w:lineRule="auto"/>
+        <w:ind w:firstLine="720"/>
+        <w:rPr>
+          <w:rFonts w:ascii="Times New Roman" w:hAnsi="Times New Roman" w:cs="Times New Roman"/>
+          <w:sz w:val="26"/>
+          <w:szCs w:val="26"/>
+        </w:rPr>
+      </w:pPr>
+      <w:r>
+        <w:rPr>
+          <w:rFonts w:ascii="Times New Roman" w:hAnsi="Times New Roman" w:cs="Times New Roman"/>
+          <w:sz w:val="26"/>
+          <w:szCs w:val="26"/>
+        </w:rPr>
+        <w:lastRenderedPageBreak/>
+        <w:t>Ở giai đoạn thực nghiệm, dữ liệu được tiền xử lý và chia thành các tập huấn luyện, xác thực và kiểm thử. Các mô hình được huấn luyện trên cùng một nguồn dữ liệu nhằm đảm bảo tính khách quan trong quá trình so sánh. Sau khi hoàn thành huấn luyện, hệ thống được đánh giá thông qua các chỉ số định lượng và các thử nghiệm trên ảnh, video thực tế để xác định khả năng ứng dụng của từng hướng tiếp cận.</w:t>
+      </w:r>
+    </w:p>
+    <w:p>
+      <w:pPr>
+        <w:pStyle w:val="Heading2"/>
+      </w:pPr>
+      <w:bookmarkStart w:id="10" w:name="_Toc232690049"/>
+      <w:r>
+        <w:t>1.4. Đối tượng và phạm vi nghiên cứu</w:t>
+      </w:r>
+      <w:bookmarkEnd w:id="10"/>
     </w:p>
     <w:p>
       <w:pPr>
         <w:pStyle w:val="Heading3"/>
       </w:pPr>
-      <w:bookmarkStart w:id="4" w:name="_Toc232110260"/>
-      <w:r>
-        <w:t>1.1.3. Các hướng tiếp cận hiện nay</w:t>
-      </w:r>
-      <w:bookmarkEnd w:id="4"/>
-    </w:p>
-    <w:p>
-      <w:pPr>
+      <w:bookmarkStart w:id="11" w:name="_Toc232690050"/>
+      <w:r>
+        <w:t>1.4.1. Đối tượng nghiên cứu</w:t>
+      </w:r>
+      <w:bookmarkEnd w:id="11"/>
+    </w:p>
+    <w:p>
+      <w:pPr>
+        <w:spacing w:line="360" w:lineRule="auto"/>
         <w:ind w:firstLine="720"/>
-      </w:pPr>
-      <w:r>
-        <w:rPr>
-          <w:rFonts w:ascii="Times New Roman" w:hAnsi="Times New Roman" w:cs="Times New Roman"/>
-          <w:sz w:val="26"/>
-          <w:szCs w:val="26"/>
-        </w:rPr>
-        <w:t>Đối với bài toán nhận diện biển báo giao thông, hiện nay tồn tại hai hướng tiếp cận phổ biến.</w:t>
+        <w:rPr>
+          <w:rFonts w:ascii="Times New Roman" w:hAnsi="Times New Roman" w:cs="Times New Roman"/>
+          <w:sz w:val="26"/>
+          <w:szCs w:val="26"/>
+        </w:rPr>
+      </w:pPr>
+      <w:r>
+        <w:rPr>
+          <w:rFonts w:ascii="Times New Roman" w:hAnsi="Times New Roman" w:cs="Times New Roman"/>
+          <w:sz w:val="26"/>
+          <w:szCs w:val="26"/>
+        </w:rPr>
+        <w:t>Đối tượng nghiên cứu của đề tài là các phương pháp và mô hình Deep Learning được sử dụng trong bài toán nhận diện biển báo giao thông Việt Nam. Trọng tâm nghiên cứu tập trung vào các kỹ thuật phát hiện đối tượng và phân loại ảnh nhằm xây dựng hệ thống có khả năng xác định vị trí cũng như nhận dạng chính xác các loại biển báo xuất hiện trong ảnh hoặc video.</w:t>
       </w:r>
     </w:p>
     <w:p>
@@ -5564,586 +6567,250 @@
           <w:sz w:val="26"/>
           <w:szCs w:val="26"/>
         </w:rPr>
-        <w:t xml:space="preserve">Hướng tiếp cận thứ nhất sử dụng mô hình phát hiện đối tượng theo dạng end-to-end. Trong phương pháp này, mô hình nhận ảnh đầu vào và trực tiếp đưa ra vị trí cũng như nhãn của biển báo trong một lần suy luận. Cách tiếp cận này có ưu điểm về tốc độ xử </w:t>
-      </w:r>
-      <w:r>
-        <w:rPr>
-          <w:rFonts w:ascii="Times New Roman" w:hAnsi="Times New Roman" w:cs="Times New Roman"/>
-          <w:sz w:val="26"/>
-          <w:szCs w:val="26"/>
+        <w:t>Bên cạnh các mô hình học sâu, đề tài cũng nghiên cứu quy trình xây dựng dữ liệu, kỹ thuật tiền xử lý ảnh, phương pháp đánh giá mô hình và các yếu tố ảnh hưởng đến hiệu năng của hệ thống nhận diện biển báo giao thông.</w:t>
+      </w:r>
+    </w:p>
+    <w:p>
+      <w:pPr>
+        <w:pStyle w:val="Heading3"/>
+      </w:pPr>
+      <w:bookmarkStart w:id="12" w:name="_Toc232690051"/>
+      <w:r>
+        <w:t>1.4.2. Phạm vi nghiên cứu</w:t>
+      </w:r>
+      <w:bookmarkEnd w:id="12"/>
+    </w:p>
+    <w:p>
+      <w:pPr>
+        <w:spacing w:line="360" w:lineRule="auto"/>
+        <w:ind w:firstLine="720"/>
+        <w:rPr>
+          <w:rFonts w:ascii="Times New Roman" w:hAnsi="Times New Roman" w:cs="Times New Roman"/>
+          <w:sz w:val="26"/>
+          <w:szCs w:val="26"/>
+        </w:rPr>
+      </w:pPr>
+      <w:r>
+        <w:rPr>
+          <w:rFonts w:ascii="Times New Roman" w:hAnsi="Times New Roman" w:cs="Times New Roman"/>
+          <w:sz w:val="26"/>
+          <w:szCs w:val="26"/>
+        </w:rPr>
+        <w:t>Đề tài tập trung xây dựng hệ thống nhận diện và phân loại 52 lớp biển báo giao thông Việt Nam trên dữ liệu ảnh. Hệ thống được phát triển bằng ngôn ngữ Python, sử dụng thư viện PyTorch và framework Ultralytics để triển khai các mô hình học sâu.</w:t>
+      </w:r>
+    </w:p>
+    <w:p>
+      <w:pPr>
+        <w:spacing w:line="360" w:lineRule="auto"/>
+        <w:ind w:firstLine="720"/>
+        <w:rPr>
+          <w:rFonts w:ascii="Times New Roman" w:hAnsi="Times New Roman" w:cs="Times New Roman"/>
+          <w:sz w:val="26"/>
+          <w:szCs w:val="26"/>
+        </w:rPr>
+      </w:pPr>
+    </w:p>
+    <w:p>
+      <w:pPr>
+        <w:spacing w:line="360" w:lineRule="auto"/>
+        <w:rPr>
+          <w:rFonts w:ascii="Times New Roman" w:hAnsi="Times New Roman" w:cs="Times New Roman"/>
+          <w:sz w:val="26"/>
+          <w:szCs w:val="26"/>
+        </w:rPr>
+      </w:pPr>
+    </w:p>
+    <w:p>
+      <w:pPr>
+        <w:spacing w:line="360" w:lineRule="auto"/>
+        <w:rPr>
+          <w:rFonts w:ascii="Times New Roman" w:hAnsi="Times New Roman" w:cs="Times New Roman"/>
+          <w:sz w:val="26"/>
+          <w:szCs w:val="26"/>
+        </w:rPr>
+      </w:pPr>
+    </w:p>
+    <w:p>
+      <w:pPr>
+        <w:spacing w:line="360" w:lineRule="auto"/>
+        <w:rPr>
+          <w:rFonts w:ascii="Times New Roman" w:hAnsi="Times New Roman" w:cs="Times New Roman"/>
+          <w:sz w:val="26"/>
+          <w:szCs w:val="26"/>
+        </w:rPr>
+      </w:pPr>
+    </w:p>
+    <w:p>
+      <w:pPr>
+        <w:spacing w:line="360" w:lineRule="auto"/>
+        <w:rPr>
+          <w:rFonts w:ascii="Times New Roman" w:hAnsi="Times New Roman" w:cs="Times New Roman"/>
+          <w:sz w:val="26"/>
+          <w:szCs w:val="26"/>
+        </w:rPr>
+      </w:pPr>
+    </w:p>
+    <w:p>
+      <w:pPr>
+        <w:spacing w:line="360" w:lineRule="auto"/>
+        <w:rPr>
+          <w:rFonts w:ascii="Times New Roman" w:hAnsi="Times New Roman" w:cs="Times New Roman"/>
+          <w:sz w:val="26"/>
+          <w:szCs w:val="26"/>
+        </w:rPr>
+      </w:pPr>
+    </w:p>
+    <w:p>
+      <w:pPr>
+        <w:spacing w:line="360" w:lineRule="auto"/>
+        <w:rPr>
+          <w:rFonts w:ascii="Times New Roman" w:hAnsi="Times New Roman" w:cs="Times New Roman"/>
+          <w:sz w:val="26"/>
+          <w:szCs w:val="26"/>
+        </w:rPr>
+      </w:pPr>
+    </w:p>
+    <w:p>
+      <w:pPr>
+        <w:spacing w:line="360" w:lineRule="auto"/>
+        <w:rPr>
+          <w:rFonts w:ascii="Times New Roman" w:hAnsi="Times New Roman" w:cs="Times New Roman"/>
+          <w:sz w:val="26"/>
+          <w:szCs w:val="26"/>
+        </w:rPr>
+      </w:pPr>
+    </w:p>
+    <w:p>
+      <w:pPr>
+        <w:spacing w:line="360" w:lineRule="auto"/>
+        <w:rPr>
+          <w:rFonts w:ascii="Times New Roman" w:hAnsi="Times New Roman" w:cs="Times New Roman"/>
+          <w:sz w:val="26"/>
+          <w:szCs w:val="26"/>
+        </w:rPr>
+      </w:pPr>
+    </w:p>
+    <w:p>
+      <w:pPr>
+        <w:pStyle w:val="Heading1"/>
+      </w:pPr>
+      <w:bookmarkStart w:id="13" w:name="_Toc232690052"/>
+      <w:r>
+        <w:t>CHƯƠNG 2: CƠ SỞ LÝ THUYẾT</w:t>
+      </w:r>
+      <w:bookmarkEnd w:id="13"/>
+    </w:p>
+    <w:p>
+      <w:pPr>
+        <w:pStyle w:val="Heading2"/>
+      </w:pPr>
+      <w:bookmarkStart w:id="14" w:name="_Toc232690053"/>
+      <w:r>
+        <w:t>2.1</w:t>
+      </w:r>
+      <w:r>
+        <w:t>. Convolutional Neural Network (CNN)</w:t>
+      </w:r>
+      <w:bookmarkEnd w:id="14"/>
+    </w:p>
+    <w:p>
+      <w:pPr>
+        <w:pStyle w:val="Heading3"/>
+      </w:pPr>
+      <w:bookmarkStart w:id="15" w:name="_Toc232690054"/>
+      <w:r>
+        <w:t>2.1</w:t>
+      </w:r>
+      <w:r>
+        <w:t>.1. Khái niệm Convolutional Neural Network</w:t>
+      </w:r>
+      <w:bookmarkEnd w:id="15"/>
+    </w:p>
+    <w:p>
+      <w:pPr>
+        <w:spacing w:line="360" w:lineRule="auto"/>
+        <w:ind w:firstLine="720"/>
+        <w:rPr>
+          <w:rFonts w:ascii="Times New Roman" w:hAnsi="Times New Roman" w:cs="Times New Roman"/>
+          <w:sz w:val="26"/>
+          <w:szCs w:val="26"/>
+        </w:rPr>
+      </w:pPr>
+      <w:r>
+        <w:rPr>
+          <w:rFonts w:ascii="Times New Roman" w:hAnsi="Times New Roman" w:cs="Times New Roman"/>
+          <w:sz w:val="26"/>
+          <w:szCs w:val="26"/>
+        </w:rPr>
+        <w:t>Convolutional Neural Network (CNN) là một kiến trúc mạng nơ-ron sâu được thiết kế chuyên biệt cho việc xử lý dữ liệu dạng lưới, đặc biệt là dữ liệu ảnh. Khác với các mạng nơ-ron truyền thống, CNN có khả năng khai thác mối quan hệ không gian giữa các điểm ảnh thông qua các phép tích chập, từ đó học được những đặc trưng có ý nghĩa trực tiếp từ dữ liệu đầu vào mà không cần xây dựng thủ công các bộ mô tả đặc trưng [3], [5].</w:t>
+      </w:r>
+    </w:p>
+    <w:p>
+      <w:pPr>
+        <w:spacing w:line="360" w:lineRule="auto"/>
+        <w:ind w:firstLine="720"/>
+        <w:rPr>
+          <w:rFonts w:ascii="Times New Roman" w:hAnsi="Times New Roman" w:cs="Times New Roman"/>
+          <w:sz w:val="26"/>
+          <w:szCs w:val="26"/>
+        </w:rPr>
+      </w:pPr>
+      <w:r>
+        <w:rPr>
+          <w:rFonts w:ascii="Times New Roman" w:hAnsi="Times New Roman" w:cs="Times New Roman"/>
+          <w:sz w:val="26"/>
+          <w:szCs w:val="26"/>
+        </w:rPr>
+        <w:t>Đối với dữ liệu hình ảnh, CNN có khả năng tự động học từ các đặc trưng đơn giản như cạnh, góc, đường cong ở các tầng đầu tiên, sau đó dần hình thành các đặc trưng có mức độ trừu tượng cao hơn ở các tầng sâu hơn. Cơ chế này cho phép mô hình nhận diện hiệu quả các đối tượng phức tạp ngay cả khi xuất hiện sự thay đổi về vị trí, tỷ lệ hoặc điều kiện quan sát [3].</w:t>
+      </w:r>
+    </w:p>
+    <w:p>
+      <w:pPr>
+        <w:pStyle w:val="Heading3"/>
+      </w:pPr>
+      <w:bookmarkStart w:id="16" w:name="_Toc232690055"/>
+      <w:r>
+        <w:t>2.1</w:t>
+      </w:r>
+      <w:r>
+        <w:t>.2. Cấu trúc cơ bản của CNN</w:t>
+      </w:r>
+      <w:bookmarkEnd w:id="16"/>
+    </w:p>
+    <w:p>
+      <w:pPr>
+        <w:spacing w:line="360" w:lineRule="auto"/>
+        <w:ind w:firstLine="720"/>
+        <w:rPr>
+          <w:rFonts w:ascii="Times New Roman" w:hAnsi="Times New Roman" w:cs="Times New Roman"/>
+          <w:sz w:val="26"/>
+          <w:szCs w:val="26"/>
+        </w:rPr>
+      </w:pPr>
+      <w:r>
+        <w:rPr>
+          <w:rFonts w:ascii="Times New Roman" w:hAnsi="Times New Roman" w:cs="Times New Roman"/>
+          <w:sz w:val="26"/>
+          <w:szCs w:val="26"/>
+        </w:rPr>
+        <w:t>Một mô hình CNN thường được xây dựng từ nhiều loại tầng khác nhau, trong đó ba thành phần quan trọng nhất gồm tầng tích chập, tầng gộp và tầng kết nối đầy đủ.</w:t>
+      </w:r>
+    </w:p>
+    <w:p>
+      <w:pPr>
+        <w:spacing w:line="360" w:lineRule="auto"/>
+        <w:jc w:val="center"/>
+        <w:rPr>
+          <w:rFonts w:ascii="Times New Roman" w:hAnsi="Times New Roman" w:cs="Times New Roman"/>
+          <w:sz w:val="26"/>
+          <w:szCs w:val="26"/>
+        </w:rPr>
+      </w:pPr>
+      <w:r>
+        <w:rPr>
+          <w:noProof/>
         </w:rPr>
         <w:lastRenderedPageBreak/>
-        <w:t>lý, kiến trúc đơn giản và thuận lợi cho các ứng dụng yêu cầu thời gian thực. YOLO là một trong những đại diện tiêu biểu của nhóm phương pháp này.</w:t>
-      </w:r>
-    </w:p>
-    <w:p>
-      <w:pPr>
-        <w:spacing w:line="360" w:lineRule="auto"/>
-        <w:ind w:firstLine="720"/>
-        <w:rPr>
-          <w:rFonts w:ascii="Times New Roman" w:hAnsi="Times New Roman" w:cs="Times New Roman"/>
-          <w:sz w:val="26"/>
-          <w:szCs w:val="26"/>
-        </w:rPr>
-      </w:pPr>
-      <w:r>
-        <w:rPr>
-          <w:rFonts w:ascii="Times New Roman" w:hAnsi="Times New Roman" w:cs="Times New Roman"/>
-          <w:sz w:val="26"/>
-          <w:szCs w:val="26"/>
-        </w:rPr>
-        <w:t>Hướng tiếp cận thứ hai tách riêng quá trình phát hiện và phân loại thành hai giai đoạn độc lập. Trước tiên, mô hình phát hiện đối tượng được sử dụng để xác định vị trí biển báo. Sau đó, vùng ảnh chứa biển báo được cắt ra và đưa vào mô hình CNN để thực hiện phân loại chi tiết. Việc tách biệt hai nhiệm vụ cho phép mô hình phân loại tập trung khai thác các đặc trưng chuyên sâu của biển báo, từ đó có khả năng cải thiện kết quả nhận dạng đối với những lớp có mức độ tương đồng cao. Đổi lại, hệ thống sẽ phát sinh thêm chi phí tính toán và thời gian xử lý.</w:t>
-      </w:r>
-    </w:p>
-    <w:p>
-      <w:pPr>
-        <w:spacing w:line="360" w:lineRule="auto"/>
-        <w:ind w:firstLine="720"/>
-        <w:rPr>
-          <w:rFonts w:ascii="Times New Roman" w:hAnsi="Times New Roman" w:cs="Times New Roman"/>
-          <w:sz w:val="26"/>
-          <w:szCs w:val="26"/>
-        </w:rPr>
-      </w:pPr>
-      <w:r>
-        <w:rPr>
-          <w:rFonts w:ascii="Times New Roman" w:hAnsi="Times New Roman" w:cs="Times New Roman"/>
-          <w:sz w:val="26"/>
-          <w:szCs w:val="26"/>
-        </w:rPr>
-        <w:t>Xuất phát từ những ưu điểm và hạn chế riêng của từng hướng tiếp cận, việc xây dựng và đánh giá đồng thời hai pipeline là cần thiết để có cái nhìn toàn diện hơn về khả năng ứng dụng trong điều kiện thực tế.</w:t>
-      </w:r>
-    </w:p>
-    <w:p>
-      <w:pPr>
-        <w:pStyle w:val="Heading2"/>
-      </w:pPr>
-      <w:bookmarkStart w:id="5" w:name="_Toc232110261"/>
-      <w:r>
-        <w:t>1.2. Lý do chọn đề tài</w:t>
-      </w:r>
-      <w:bookmarkEnd w:id="5"/>
-    </w:p>
-    <w:p>
-      <w:pPr>
-        <w:spacing w:line="360" w:lineRule="auto"/>
-        <w:ind w:firstLine="720"/>
-        <w:rPr>
-          <w:rFonts w:ascii="Times New Roman" w:hAnsi="Times New Roman" w:cs="Times New Roman"/>
-          <w:sz w:val="26"/>
-          <w:szCs w:val="26"/>
-        </w:rPr>
-      </w:pPr>
-      <w:r>
-        <w:rPr>
-          <w:rFonts w:ascii="Times New Roman" w:hAnsi="Times New Roman" w:cs="Times New Roman"/>
-          <w:sz w:val="26"/>
-          <w:szCs w:val="26"/>
-        </w:rPr>
-        <w:t>Tai nạn giao thông vẫn là một trong những vấn đề được quan tâm tại nhiều quốc gia, trong đó có Việt Nam. Việc tuân thủ các quy định giao thông phụ thuộc đáng kể vào khả năng nhận biết và xử lý thông tin từ hệ thống biển báo trên đường. Trong bối cảnh các hệ thống hỗ trợ lái xe và phương tiện tự hành đang phát triển mạnh mẽ, nhu cầu xây dựng các giải pháp nhận diện biển báo giao thông có độ chính xác cao và khả năng hoạt động theo thời gian thực ngày càng trở nên cấp thiết.</w:t>
-      </w:r>
-    </w:p>
-    <w:p>
-      <w:pPr>
-        <w:spacing w:line="360" w:lineRule="auto"/>
-        <w:ind w:firstLine="720"/>
-        <w:rPr>
-          <w:rFonts w:ascii="Times New Roman" w:hAnsi="Times New Roman" w:cs="Times New Roman"/>
-          <w:sz w:val="26"/>
-          <w:szCs w:val="26"/>
-        </w:rPr>
-      </w:pPr>
-      <w:r>
-        <w:rPr>
-          <w:rFonts w:ascii="Times New Roman" w:hAnsi="Times New Roman" w:cs="Times New Roman"/>
-          <w:sz w:val="26"/>
-          <w:szCs w:val="26"/>
-        </w:rPr>
-        <w:t>Từ những lý do trên, đề tài “Xây dựng hệ thống nhận diện và phân loại biển báo giao thông Việt Nam sử dụng Deep Learning” được lựa chọn nhằm nghiên cứu, xây dựng và đánh giá các phương pháp nhận diện biển báo phù hợp với điều kiện dữ liệu và nhu cầu ứng dụng thực tế tại Việt Nam. Nội dung đề tài phù hợp với định hướng phát triển của lĩnh vực thị giác máy tính, đồng thời có khả năng mở rộng cho các hệ thống giao thông thông minh trong tương lai.</w:t>
-      </w:r>
-    </w:p>
-    <w:p>
-      <w:pPr>
-        <w:pStyle w:val="Heading2"/>
-      </w:pPr>
-      <w:bookmarkStart w:id="6" w:name="_Toc232110262"/>
-      <w:r>
-        <w:lastRenderedPageBreak/>
-        <w:t>1.3. Mục tiêu, nội dung, phương pháp nghiên cứu đề tài</w:t>
-      </w:r>
-      <w:bookmarkEnd w:id="6"/>
-    </w:p>
-    <w:p>
-      <w:pPr>
-        <w:pStyle w:val="Heading3"/>
-      </w:pPr>
-      <w:bookmarkStart w:id="7" w:name="_Toc232110263"/>
-      <w:r>
-        <w:t>1.3.1. Mục tiêu nghiên cứu</w:t>
-      </w:r>
-      <w:bookmarkEnd w:id="7"/>
-    </w:p>
-    <w:p>
-      <w:pPr>
-        <w:spacing w:line="360" w:lineRule="auto"/>
-        <w:ind w:firstLine="720"/>
-        <w:rPr>
-          <w:rFonts w:ascii="Times New Roman" w:hAnsi="Times New Roman" w:cs="Times New Roman"/>
-          <w:sz w:val="26"/>
-          <w:szCs w:val="26"/>
-        </w:rPr>
-      </w:pPr>
-      <w:r>
-        <w:rPr>
-          <w:rFonts w:ascii="Times New Roman" w:hAnsi="Times New Roman" w:cs="Times New Roman"/>
-          <w:sz w:val="26"/>
-          <w:szCs w:val="26"/>
-        </w:rPr>
-        <w:t>Mục tiêu tổng quát của đề tài là xây dựng một hệ thống có khả năng phát hiện và phân loại biển báo giao thông Việt Nam dựa trên các kỹ thuật Deep Learning, đồng thời đánh giá hiệu quả của các hướng tiếp cận khác nhau đối với bài toán này.</w:t>
-      </w:r>
-    </w:p>
-    <w:p>
-      <w:pPr>
-        <w:pStyle w:val="Heading3"/>
-      </w:pPr>
-      <w:bookmarkStart w:id="8" w:name="_Toc232110264"/>
-      <w:r>
-        <w:t>1.3.2. Nội dung nghiên cứu</w:t>
-      </w:r>
-      <w:bookmarkEnd w:id="8"/>
-    </w:p>
-    <w:p>
-      <w:pPr>
-        <w:spacing w:line="360" w:lineRule="auto"/>
-        <w:ind w:firstLine="720"/>
-        <w:rPr>
-          <w:rFonts w:ascii="Times New Roman" w:hAnsi="Times New Roman" w:cs="Times New Roman"/>
-          <w:sz w:val="26"/>
-          <w:szCs w:val="26"/>
-        </w:rPr>
-      </w:pPr>
-      <w:r>
-        <w:rPr>
-          <w:rFonts w:ascii="Times New Roman" w:hAnsi="Times New Roman" w:cs="Times New Roman"/>
-          <w:sz w:val="26"/>
-          <w:szCs w:val="26"/>
-        </w:rPr>
-        <w:t>Nội dung nghiên cứu của đề tài được triển khai theo nhiều giai đoạn liên tiếp nhằm đảm bảo tính hoàn chỉnh của hệ thống.</w:t>
-      </w:r>
-    </w:p>
-    <w:p>
-      <w:pPr>
-        <w:spacing w:line="360" w:lineRule="auto"/>
-        <w:ind w:firstLine="720"/>
-        <w:rPr>
-          <w:rFonts w:ascii="Times New Roman" w:hAnsi="Times New Roman" w:cs="Times New Roman"/>
-          <w:sz w:val="26"/>
-          <w:szCs w:val="26"/>
-        </w:rPr>
-      </w:pPr>
-      <w:r>
-        <w:rPr>
-          <w:rFonts w:ascii="Times New Roman" w:hAnsi="Times New Roman" w:cs="Times New Roman"/>
-          <w:sz w:val="26"/>
-          <w:szCs w:val="26"/>
-        </w:rPr>
-        <w:t>Trước hết, dữ liệu biển báo giao thông được thu thập, chuẩn hóa và tổ chức theo định dạng phù hợp cho bài toán phát hiện đối tượng. Từ dữ liệu gốc, các vùng ảnh chứa biển báo được tách ra dựa trên thông tin bounding box để xây dựng tập dữ liệu phục vụ cho bài toán phân loại.</w:t>
-      </w:r>
-    </w:p>
-    <w:p>
-      <w:pPr>
-        <w:spacing w:line="360" w:lineRule="auto"/>
-        <w:ind w:firstLine="720"/>
-        <w:rPr>
-          <w:rFonts w:ascii="Times New Roman" w:hAnsi="Times New Roman" w:cs="Times New Roman"/>
-          <w:sz w:val="26"/>
-          <w:szCs w:val="26"/>
-        </w:rPr>
-      </w:pPr>
-      <w:r>
-        <w:rPr>
-          <w:rFonts w:ascii="Times New Roman" w:hAnsi="Times New Roman" w:cs="Times New Roman"/>
-          <w:sz w:val="26"/>
-          <w:szCs w:val="26"/>
-        </w:rPr>
-        <w:t>Sau quá trình chuẩn bị dữ liệu, đề tài tiến hành huấn luyện mô hình YOLO để thực hiện đồng thời việc phát hiện và phân loại biển báo trên ảnh đầu vào. Song song với đó, một mô hình CNN được xây dựng và huấn luyện trên tập ảnh đã được cắt từ các vùng biển báo nhằm phục vụ nhiệm vụ phân loại chuyên biệt.</w:t>
-      </w:r>
-    </w:p>
-    <w:p>
-      <w:pPr>
-        <w:pStyle w:val="Heading3"/>
-      </w:pPr>
-      <w:bookmarkStart w:id="9" w:name="_Toc232110265"/>
-      <w:r>
-        <w:t>1.3.3. Phương pháp nghiên cứu</w:t>
-      </w:r>
-      <w:bookmarkEnd w:id="9"/>
-    </w:p>
-    <w:p>
-      <w:pPr>
-        <w:spacing w:line="360" w:lineRule="auto"/>
-        <w:ind w:firstLine="720"/>
-        <w:rPr>
-          <w:rFonts w:ascii="Times New Roman" w:hAnsi="Times New Roman" w:cs="Times New Roman"/>
-          <w:sz w:val="26"/>
-          <w:szCs w:val="26"/>
-        </w:rPr>
-      </w:pPr>
-      <w:r>
-        <w:rPr>
-          <w:rFonts w:ascii="Times New Roman" w:hAnsi="Times New Roman" w:cs="Times New Roman"/>
-          <w:sz w:val="26"/>
-          <w:szCs w:val="26"/>
-        </w:rPr>
-        <w:t>Đề tài kết hợp giữa phương pháp nghiên cứu lý thuyết và phương pháp thực nghiệm.</w:t>
-      </w:r>
-    </w:p>
-    <w:p>
-      <w:pPr>
-        <w:spacing w:line="360" w:lineRule="auto"/>
-        <w:ind w:firstLine="720"/>
-        <w:rPr>
-          <w:rFonts w:ascii="Times New Roman" w:hAnsi="Times New Roman" w:cs="Times New Roman"/>
-          <w:sz w:val="26"/>
-          <w:szCs w:val="26"/>
-        </w:rPr>
-      </w:pPr>
-      <w:r>
-        <w:rPr>
-          <w:rFonts w:ascii="Times New Roman" w:hAnsi="Times New Roman" w:cs="Times New Roman"/>
-          <w:sz w:val="26"/>
-          <w:szCs w:val="26"/>
-        </w:rPr>
-        <w:t>Trong giai đoạn nghiên cứu lý thuyết, các tài liệu liên quan đến phát hiện đối tượng, phân loại ảnh và nhận diện biển báo giao thông được khảo sát nhằm xây dựng nền tảng kiến thức cho quá trình triển khai. Những kiến trúc học sâu phổ biến trong lĩnh vực thị giác máy tính được phân tích để lựa chọn mô hình phù hợp với mục tiêu nghiên cứu.</w:t>
-      </w:r>
-    </w:p>
-    <w:p>
-      <w:pPr>
-        <w:spacing w:line="360" w:lineRule="auto"/>
-        <w:ind w:firstLine="720"/>
-        <w:rPr>
-          <w:rFonts w:ascii="Times New Roman" w:hAnsi="Times New Roman" w:cs="Times New Roman"/>
-          <w:sz w:val="26"/>
-          <w:szCs w:val="26"/>
-        </w:rPr>
-      </w:pPr>
-      <w:r>
-        <w:rPr>
-          <w:rFonts w:ascii="Times New Roman" w:hAnsi="Times New Roman" w:cs="Times New Roman"/>
-          <w:sz w:val="26"/>
-          <w:szCs w:val="26"/>
-        </w:rPr>
-        <w:t xml:space="preserve">Ở giai đoạn thực nghiệm, dữ liệu được tiền xử lý và chia thành các tập huấn luyện, xác thực và kiểm thử. Các mô hình được huấn luyện trên cùng một nguồn dữ liệu nhằm đảm bảo tính khách quan trong quá trình so sánh. Sau khi hoàn thành huấn luyện, hệ </w:t>
-      </w:r>
-      <w:r>
-        <w:rPr>
-          <w:rFonts w:ascii="Times New Roman" w:hAnsi="Times New Roman" w:cs="Times New Roman"/>
-          <w:sz w:val="26"/>
-          <w:szCs w:val="26"/>
-        </w:rPr>
-        <w:lastRenderedPageBreak/>
-        <w:t>thống được đánh giá thông qua các chỉ số định lượng và các thử nghiệm trên ảnh, video thực tế để xác định khả năng ứng dụng của từng hướng tiếp cận.</w:t>
-      </w:r>
-    </w:p>
-    <w:p>
-      <w:pPr>
-        <w:pStyle w:val="Heading2"/>
-      </w:pPr>
-      <w:bookmarkStart w:id="10" w:name="_Toc232110266"/>
-      <w:r>
-        <w:t>1.4. Đối tượng và phạm vi nghiên cứu</w:t>
-      </w:r>
-      <w:bookmarkEnd w:id="10"/>
-    </w:p>
-    <w:p>
-      <w:pPr>
-        <w:pStyle w:val="Heading3"/>
-      </w:pPr>
-      <w:bookmarkStart w:id="11" w:name="_Toc232110267"/>
-      <w:r>
-        <w:t>1.4.1. Đối tượng nghiên cứu</w:t>
-      </w:r>
-      <w:bookmarkEnd w:id="11"/>
-    </w:p>
-    <w:p>
-      <w:pPr>
-        <w:spacing w:line="360" w:lineRule="auto"/>
-        <w:ind w:firstLine="720"/>
-        <w:rPr>
-          <w:rFonts w:ascii="Times New Roman" w:hAnsi="Times New Roman" w:cs="Times New Roman"/>
-          <w:sz w:val="26"/>
-          <w:szCs w:val="26"/>
-        </w:rPr>
-      </w:pPr>
-      <w:r>
-        <w:rPr>
-          <w:rFonts w:ascii="Times New Roman" w:hAnsi="Times New Roman" w:cs="Times New Roman"/>
-          <w:sz w:val="26"/>
-          <w:szCs w:val="26"/>
-        </w:rPr>
-        <w:t>Đối tượng nghiên cứu của đề tài là các phương pháp và mô hình Deep Learning được sử dụng trong bài toán nhận diện biển báo giao thông Việt Nam. Trọng tâm nghiên cứu tập trung vào các kỹ thuật phát hiện đối tượng và phân loại ảnh nhằm xây dựng hệ thống có khả năng xác định vị trí cũng như nhận dạng chính xác các loại biển báo xuất hiện trong ảnh hoặc video.</w:t>
-      </w:r>
-    </w:p>
-    <w:p>
-      <w:pPr>
-        <w:spacing w:line="360" w:lineRule="auto"/>
-        <w:ind w:firstLine="720"/>
-        <w:rPr>
-          <w:rFonts w:ascii="Times New Roman" w:hAnsi="Times New Roman" w:cs="Times New Roman"/>
-          <w:sz w:val="26"/>
-          <w:szCs w:val="26"/>
-        </w:rPr>
-      </w:pPr>
-      <w:r>
-        <w:rPr>
-          <w:rFonts w:ascii="Times New Roman" w:hAnsi="Times New Roman" w:cs="Times New Roman"/>
-          <w:sz w:val="26"/>
-          <w:szCs w:val="26"/>
-        </w:rPr>
-        <w:t>Bên cạnh các mô hình học sâu, đề tài cũng nghiên cứu quy trình xây dựng dữ liệu, kỹ thuật tiền xử lý ảnh, phương pháp đánh giá mô hình và các yếu tố ảnh hưởng đến hiệu năng của hệ thống nhận diện biển báo giao thông.</w:t>
-      </w:r>
-    </w:p>
-    <w:p>
-      <w:pPr>
-        <w:pStyle w:val="Heading3"/>
-      </w:pPr>
-      <w:bookmarkStart w:id="12" w:name="_Toc232110268"/>
-      <w:r>
-        <w:t>1.4.2. Phạm vi nghiên cứu</w:t>
-      </w:r>
-      <w:bookmarkEnd w:id="12"/>
-    </w:p>
-    <w:p>
-      <w:pPr>
-        <w:spacing w:line="360" w:lineRule="auto"/>
-        <w:ind w:firstLine="720"/>
-        <w:rPr>
-          <w:rFonts w:ascii="Times New Roman" w:hAnsi="Times New Roman" w:cs="Times New Roman"/>
-          <w:sz w:val="26"/>
-          <w:szCs w:val="26"/>
-        </w:rPr>
-      </w:pPr>
-      <w:r>
-        <w:rPr>
-          <w:rFonts w:ascii="Times New Roman" w:hAnsi="Times New Roman" w:cs="Times New Roman"/>
-          <w:sz w:val="26"/>
-          <w:szCs w:val="26"/>
-        </w:rPr>
-        <w:t>Đề tài tập trung xây dựng hệ thống nhận diện và phân loại 52 lớp biển báo giao thông Việt Nam trên dữ liệu ảnh. Hệ thống được phát triển bằng ngôn ngữ Python, sử dụng thư viện PyTorch và framework Ultralytics để triển khai các mô hình học sâu.</w:t>
-      </w:r>
-    </w:p>
-    <w:p>
-      <w:pPr>
-        <w:spacing w:line="360" w:lineRule="auto"/>
-        <w:ind w:firstLine="720"/>
-        <w:rPr>
-          <w:rFonts w:ascii="Times New Roman" w:hAnsi="Times New Roman" w:cs="Times New Roman"/>
-          <w:sz w:val="26"/>
-          <w:szCs w:val="26"/>
-        </w:rPr>
-      </w:pPr>
-    </w:p>
-    <w:p>
-      <w:pPr>
-        <w:spacing w:line="360" w:lineRule="auto"/>
-        <w:rPr>
-          <w:rFonts w:ascii="Times New Roman" w:hAnsi="Times New Roman" w:cs="Times New Roman"/>
-          <w:sz w:val="26"/>
-          <w:szCs w:val="26"/>
-        </w:rPr>
-      </w:pPr>
-    </w:p>
-    <w:p>
-      <w:pPr>
-        <w:spacing w:line="360" w:lineRule="auto"/>
-        <w:rPr>
-          <w:rFonts w:ascii="Times New Roman" w:hAnsi="Times New Roman" w:cs="Times New Roman"/>
-          <w:sz w:val="26"/>
-          <w:szCs w:val="26"/>
-        </w:rPr>
-      </w:pPr>
-    </w:p>
-    <w:p>
-      <w:pPr>
-        <w:spacing w:line="360" w:lineRule="auto"/>
-        <w:rPr>
-          <w:rFonts w:ascii="Times New Roman" w:hAnsi="Times New Roman" w:cs="Times New Roman"/>
-          <w:sz w:val="26"/>
-          <w:szCs w:val="26"/>
-        </w:rPr>
-      </w:pPr>
-    </w:p>
-    <w:p>
-      <w:pPr>
-        <w:spacing w:line="360" w:lineRule="auto"/>
-        <w:rPr>
-          <w:rFonts w:ascii="Times New Roman" w:hAnsi="Times New Roman" w:cs="Times New Roman"/>
-          <w:sz w:val="26"/>
-          <w:szCs w:val="26"/>
-        </w:rPr>
-      </w:pPr>
-    </w:p>
-    <w:p>
-      <w:pPr>
-        <w:spacing w:line="360" w:lineRule="auto"/>
-        <w:rPr>
-          <w:rFonts w:ascii="Times New Roman" w:hAnsi="Times New Roman" w:cs="Times New Roman"/>
-          <w:sz w:val="26"/>
-          <w:szCs w:val="26"/>
-        </w:rPr>
-      </w:pPr>
-    </w:p>
-    <w:p>
-      <w:pPr>
-        <w:spacing w:line="360" w:lineRule="auto"/>
-        <w:rPr>
-          <w:rFonts w:ascii="Times New Roman" w:hAnsi="Times New Roman" w:cs="Times New Roman"/>
-          <w:sz w:val="26"/>
-          <w:szCs w:val="26"/>
-        </w:rPr>
-      </w:pPr>
-    </w:p>
-    <w:p>
-      <w:pPr>
-        <w:spacing w:line="360" w:lineRule="auto"/>
-        <w:rPr>
-          <w:rFonts w:ascii="Times New Roman" w:hAnsi="Times New Roman" w:cs="Times New Roman"/>
-          <w:sz w:val="26"/>
-          <w:szCs w:val="26"/>
-        </w:rPr>
-      </w:pPr>
-    </w:p>
-    <w:p>
-      <w:pPr>
-        <w:spacing w:line="360" w:lineRule="auto"/>
-        <w:rPr>
-          <w:rFonts w:ascii="Times New Roman" w:hAnsi="Times New Roman" w:cs="Times New Roman"/>
-          <w:sz w:val="26"/>
-          <w:szCs w:val="26"/>
-        </w:rPr>
-      </w:pPr>
-    </w:p>
-    <w:p>
-      <w:pPr>
-        <w:pStyle w:val="Heading1"/>
-      </w:pPr>
-      <w:bookmarkStart w:id="13" w:name="_Toc232110269"/>
-      <w:r>
-        <w:lastRenderedPageBreak/>
-        <w:t>CHƯƠNG 2: CƠ SỞ LÝ THUYẾT</w:t>
-      </w:r>
-      <w:bookmarkEnd w:id="13"/>
-    </w:p>
-    <w:p>
-      <w:pPr>
-        <w:pStyle w:val="Heading2"/>
-      </w:pPr>
-      <w:bookmarkStart w:id="14" w:name="_Toc232110270"/>
-      <w:r>
-        <w:t>2.1</w:t>
-      </w:r>
-      <w:r>
-        <w:t>. Convolutional Neural Network (CNN)</w:t>
-      </w:r>
-      <w:bookmarkEnd w:id="14"/>
-    </w:p>
-    <w:p>
-      <w:pPr>
-        <w:pStyle w:val="Heading3"/>
-      </w:pPr>
-      <w:bookmarkStart w:id="15" w:name="_Toc232110271"/>
-      <w:r>
-        <w:t>2.1</w:t>
-      </w:r>
-      <w:r>
-        <w:t>.1. Khái niệm Convolutional Neural Network</w:t>
-      </w:r>
-      <w:bookmarkEnd w:id="15"/>
-    </w:p>
-    <w:p>
-      <w:pPr>
-        <w:spacing w:line="360" w:lineRule="auto"/>
-        <w:ind w:firstLine="720"/>
-        <w:rPr>
-          <w:rFonts w:ascii="Times New Roman" w:hAnsi="Times New Roman" w:cs="Times New Roman"/>
-          <w:sz w:val="26"/>
-          <w:szCs w:val="26"/>
-        </w:rPr>
-      </w:pPr>
-      <w:r>
-        <w:rPr>
-          <w:rFonts w:ascii="Times New Roman" w:hAnsi="Times New Roman" w:cs="Times New Roman"/>
-          <w:sz w:val="26"/>
-          <w:szCs w:val="26"/>
-        </w:rPr>
-        <w:t>Convolutional Neural Network (CNN) là một kiến trúc mạng nơ-ron sâu được thiết kế chuyên biệt cho việc xử lý dữ liệu dạng lưới, đặc biệt là dữ liệu ảnh. Khác với các mạng nơ-ron truyền thống, CNN có khả năng khai thác mối quan hệ không gian giữa các điểm ảnh thông qua các phép tích chập, từ đó học được những đặc trưng có ý nghĩa trực tiếp từ dữ liệu đầu vào mà không cần xây dựng thủ công các bộ mô tả đặc trưng [3], [5].</w:t>
-      </w:r>
-    </w:p>
-    <w:p>
-      <w:pPr>
-        <w:spacing w:line="360" w:lineRule="auto"/>
-        <w:ind w:firstLine="720"/>
-        <w:rPr>
-          <w:rFonts w:ascii="Times New Roman" w:hAnsi="Times New Roman" w:cs="Times New Roman"/>
-          <w:sz w:val="26"/>
-          <w:szCs w:val="26"/>
-        </w:rPr>
-      </w:pPr>
-      <w:r>
-        <w:rPr>
-          <w:rFonts w:ascii="Times New Roman" w:hAnsi="Times New Roman" w:cs="Times New Roman"/>
-          <w:sz w:val="26"/>
-          <w:szCs w:val="26"/>
-        </w:rPr>
-        <w:t>Đối với dữ liệu hình ảnh, CNN có khả năng tự động học từ các đặc trưng đơn giản như cạnh, góc, đường cong ở các tầng đầu tiên, sau đó dần hình thành các đặc trưng có mức độ trừu tượng cao hơn ở các tầng sâu hơn. Cơ chế này cho phép mô hình nhận diện hiệu quả các đối tượng phức tạp ngay cả khi xuất hiện sự thay đổi về vị trí, tỷ lệ hoặc điều kiện quan sát [3].</w:t>
-      </w:r>
-    </w:p>
-    <w:p>
-      <w:pPr>
-        <w:pStyle w:val="Heading3"/>
-      </w:pPr>
-      <w:bookmarkStart w:id="16" w:name="_Toc232110272"/>
-      <w:r>
-        <w:t>2.1</w:t>
-      </w:r>
-      <w:r>
-        <w:t>.2. Cấu trúc cơ bản của CNN</w:t>
-      </w:r>
-      <w:bookmarkEnd w:id="16"/>
-    </w:p>
-    <w:p>
-      <w:pPr>
-        <w:spacing w:line="360" w:lineRule="auto"/>
-        <w:ind w:firstLine="720"/>
-        <w:rPr>
-          <w:rFonts w:ascii="Times New Roman" w:hAnsi="Times New Roman" w:cs="Times New Roman"/>
-          <w:sz w:val="26"/>
-          <w:szCs w:val="26"/>
-        </w:rPr>
-      </w:pPr>
-      <w:r>
-        <w:rPr>
-          <w:rFonts w:ascii="Times New Roman" w:hAnsi="Times New Roman" w:cs="Times New Roman"/>
-          <w:sz w:val="26"/>
-          <w:szCs w:val="26"/>
-        </w:rPr>
-        <w:t>Một mô hình CNN thường được xây dựng từ nhiều loại tầng khác nhau, trong đó ba thành phần quan trọng nhất gồm tầng tích chập, tầng gộp và tầng kết nối đầy đủ.</w:t>
-      </w:r>
-    </w:p>
-    <w:p>
-      <w:pPr>
-        <w:spacing w:line="360" w:lineRule="auto"/>
-        <w:jc w:val="center"/>
-        <w:rPr>
-          <w:rFonts w:ascii="Times New Roman" w:hAnsi="Times New Roman" w:cs="Times New Roman"/>
-          <w:sz w:val="26"/>
-          <w:szCs w:val="26"/>
-        </w:rPr>
-      </w:pPr>
-      <w:r>
-        <w:rPr>
-          <w:noProof/>
-        </w:rPr>
         <w:drawing>
           <wp:inline distT="0" distB="0" distL="0" distR="0" wp14:anchorId="4F499198" wp14:editId="23867CA2">
             <wp:extent cx="4910471" cy="2446317"/>
@@ -6220,16 +6887,6 @@
     <w:p>
       <w:pPr>
         <w:spacing w:line="360" w:lineRule="auto"/>
-        <w:rPr>
-          <w:rFonts w:ascii="Times New Roman" w:hAnsi="Times New Roman" w:cs="Times New Roman"/>
-          <w:sz w:val="26"/>
-          <w:szCs w:val="26"/>
-        </w:rPr>
-      </w:pPr>
-    </w:p>
-    <w:p>
-      <w:pPr>
-        <w:spacing w:line="360" w:lineRule="auto"/>
         <w:ind w:firstLine="720"/>
         <w:rPr>
           <w:rFonts w:ascii="Times New Roman" w:hAnsi="Times New Roman" w:cs="Times New Roman"/>
@@ -6243,7 +6900,6 @@
           <w:sz w:val="26"/>
           <w:szCs w:val="26"/>
         </w:rPr>
-        <w:lastRenderedPageBreak/>
         <w:t>Tầng tích chập (Convolution Layer) đóng vai trò trích xuất đặc trưng từ ảnh đầu vào. Tại mỗi vị trí, một bộ lọc kích thước nhỏ được trượt trên ảnh để thực hiện phép tích chập, tạo ra các bản đồ đặc trưng (feature maps). Mỗi bộ lọc sẽ học cách phát hiện một loại đặc trưng nhất định, chẳng hạn như cạnh ngang, cạnh dọc hoặc các mẫu hình học phức tạp hơn [3].</w:t>
       </w:r>
     </w:p>
@@ -6350,6 +7006,7 @@
           <w:sz w:val="26"/>
           <w:szCs w:val="26"/>
         </w:rPr>
+        <w:lastRenderedPageBreak/>
         <w:t>Sau quá trình tích chập, hàm kích hoạt phi tuyến thường được áp dụng nhằm tăng khả năng biểu diễn của mạng. Trong các kiến trúc hiện đại, hàm Rectified Linear Unit (ReLU) được sử dụng phổ biến nhờ khả năng giảm hiện tượng mất gradient và cải thiện tốc độ hội tụ trong quá trình huấn luyện [6].</w:t>
       </w:r>
     </w:p>
@@ -6398,7 +7055,6 @@
           <w:sz w:val="26"/>
           <w:szCs w:val="26"/>
         </w:rPr>
-        <w:lastRenderedPageBreak/>
         <w:t>Ở các tầng cuối, đặc trưng đã được trích xuất sẽ được đưa vào các tầng kết nối đầy đủ (Fully Connected Layer) để thực hiện quá trình phân loại. Đầu ra cuối cùng thường được chuẩn hóa bằng hàm Softmax nhằm tạo ra phân bố xác suất trên các lớp cần dự đoán.</w:t>
       </w:r>
     </w:p>
@@ -6406,7 +7062,7 @@
       <w:pPr>
         <w:pStyle w:val="Heading3"/>
       </w:pPr>
-      <w:bookmarkStart w:id="17" w:name="_Toc232110273"/>
+      <w:bookmarkStart w:id="17" w:name="_Toc232690056"/>
       <w:r>
         <w:t>2.1</w:t>
       </w:r>
@@ -6537,6 +7193,7 @@
           <w:sz w:val="26"/>
           <w:szCs w:val="26"/>
         </w:rPr>
+        <w:lastRenderedPageBreak/>
         <w:t>Kết nối thưa (Sparse Connectivity) cho phép mỗi nơ-ron chỉ tương tác với một vùng nhỏ của ảnh đầu vào, còn gọi là trường cảm thụ (receptive field). Điều này giúp giảm đáng kể số lượng tham số so với các mạng kết nối đầy đủ truyền thống [3].</w:t>
       </w:r>
     </w:p>
@@ -6575,7 +7232,103 @@
           <w:sz w:val="26"/>
           <w:szCs w:val="26"/>
         </w:rPr>
-        <w:t xml:space="preserve">Khi số lượng tầng tăng lên, CNN dần học được các biểu diễn phức tạp hơn. Những tầng gần đầu vào thường nhận biết các đặc trưng cơ bản như cạnh hoặc màu sắc, trong khi các tầng sâu hơn có thể mô tả các cấu trúc đặc trưng của đối tượng. Đối với bài toán </w:t>
+        <w:t>Khi số lượng tầng tăng lên, CNN dần học được các biểu diễn phức tạp hơn. Những tầng gần đầu vào thường nhận biết các đặc trưng cơ bản như cạnh hoặc màu sắc, trong khi các tầng sâu hơn có thể mô tả các cấu trúc đặc trưng của đối tượng. Đối với bài toán nhận diện biển báo giao thông, quá trình này giúp mô hình phân biệt được những biển báo có hình dạng hoặc màu sắc tương đồng nhưng khác nhau ở các chi tiết nhỏ.</w:t>
+      </w:r>
+    </w:p>
+    <w:p>
+      <w:pPr>
+        <w:pStyle w:val="Heading3"/>
+      </w:pPr>
+      <w:bookmarkStart w:id="18" w:name="_Toc232690057"/>
+      <w:r>
+        <w:t>2.1</w:t>
+      </w:r>
+      <w:r>
+        <w:t>.4. Ứng dụng của CNN trong nhận diện biển báo giao thông</w:t>
+      </w:r>
+      <w:bookmarkEnd w:id="18"/>
+    </w:p>
+    <w:p>
+      <w:pPr>
+        <w:spacing w:line="360" w:lineRule="auto"/>
+        <w:ind w:firstLine="720"/>
+        <w:rPr>
+          <w:rFonts w:ascii="Times New Roman" w:hAnsi="Times New Roman" w:cs="Times New Roman"/>
+          <w:sz w:val="26"/>
+          <w:szCs w:val="26"/>
+        </w:rPr>
+      </w:pPr>
+      <w:r>
+        <w:rPr>
+          <w:rFonts w:ascii="Times New Roman" w:hAnsi="Times New Roman" w:cs="Times New Roman"/>
+          <w:sz w:val="26"/>
+          <w:szCs w:val="26"/>
+        </w:rPr>
+        <w:t>Đối với những hệ thống nhận diện biển báo theo hướng hai giai đoạn, CNN thường được sử dụng sau bước phát hiện đối tượng. Sau khi vùng chứa biển báo được xác định bởi bộ phát hiện, ảnh biển báo sẽ được cắt ra và đưa vào mạng CNN để thực hiện phân loại chi tiết. Cách tiếp cận này giúp mô hình tập trung hoàn toàn vào thông tin của biển báo thay vì phải xử lý toàn bộ khung hình.</w:t>
+      </w:r>
+    </w:p>
+    <w:p>
+      <w:pPr>
+        <w:spacing w:line="360" w:lineRule="auto"/>
+        <w:ind w:firstLine="720"/>
+        <w:rPr>
+          <w:rFonts w:ascii="Times New Roman" w:hAnsi="Times New Roman" w:cs="Times New Roman"/>
+          <w:sz w:val="26"/>
+          <w:szCs w:val="26"/>
+        </w:rPr>
+      </w:pPr>
+      <w:r>
+        <w:rPr>
+          <w:rFonts w:ascii="Times New Roman" w:hAnsi="Times New Roman" w:cs="Times New Roman"/>
+          <w:sz w:val="26"/>
+          <w:szCs w:val="26"/>
+        </w:rPr>
+        <w:t>Trong phạm vi đề tài, CNN được sử dụng ở pipeline kết hợp giữa bộ phát hiện đối tượng và bộ phân loại ảnh. Sau khi mô hình YOLO xác định vị trí biển báo, vùng ảnh tương ứng sẽ được trích xuất và đưa vào CNN để dự đoán lớp cuối cùng. Hai kiến trúc được nghiên cứu là ResNet và EfficientNet, đây đều là những mô hình đã chứng minh hiệu quả cao trong các nhiệm vụ phân loại ảnh hiện đại [15]–[17].</w:t>
+      </w:r>
+    </w:p>
+    <w:p>
+      <w:pPr>
+        <w:pStyle w:val="Heading2"/>
+      </w:pPr>
+      <w:bookmarkStart w:id="19" w:name="_Toc232690058"/>
+      <w:r>
+        <w:t>2.2</w:t>
+      </w:r>
+      <w:r>
+        <w:t>. Object Detection</w:t>
+      </w:r>
+      <w:bookmarkEnd w:id="19"/>
+    </w:p>
+    <w:p>
+      <w:pPr>
+        <w:pStyle w:val="Heading3"/>
+      </w:pPr>
+      <w:bookmarkStart w:id="20" w:name="_Toc232690059"/>
+      <w:r>
+        <w:t>2.2</w:t>
+      </w:r>
+      <w:r>
+        <w:t>.1. Khái niệm Object Detection</w:t>
+      </w:r>
+      <w:bookmarkEnd w:id="20"/>
+    </w:p>
+    <w:p>
+      <w:pPr>
+        <w:spacing w:line="360" w:lineRule="auto"/>
+        <w:ind w:firstLine="720"/>
+        <w:rPr>
+          <w:rFonts w:ascii="Times New Roman" w:hAnsi="Times New Roman" w:cs="Times New Roman"/>
+          <w:sz w:val="26"/>
+          <w:szCs w:val="26"/>
+        </w:rPr>
+      </w:pPr>
+      <w:r>
+        <w:rPr>
+          <w:rFonts w:ascii="Times New Roman" w:hAnsi="Times New Roman" w:cs="Times New Roman"/>
+          <w:sz w:val="26"/>
+          <w:szCs w:val="26"/>
+        </w:rPr>
+        <w:t xml:space="preserve">Object Detection là bài toán xác định vị trí và phân loại các đối tượng xuất hiện trong ảnh hoặc video. Khác với Image Classification chỉ đưa ra nhãn cho toàn bộ ảnh, </w:t>
       </w:r>
       <w:r>
         <w:rPr>
@@ -6584,21 +7337,40 @@
           <w:szCs w:val="26"/>
         </w:rPr>
         <w:lastRenderedPageBreak/>
-        <w:t>nhận diện biển báo giao thông, quá trình này giúp mô hình phân biệt được những biển báo có hình dạng hoặc màu sắc tương đồng nhưng khác nhau ở các chi tiết nhỏ.</w:t>
+        <w:t>Object Detection yêu cầu hệ thống đồng thời trả lời hai câu hỏi: đối tượng nằm ở đâu và đối tượng đó thuộc lớp nào [1], [2].</w:t>
+      </w:r>
+    </w:p>
+    <w:p>
+      <w:pPr>
+        <w:spacing w:line="360" w:lineRule="auto"/>
+        <w:ind w:firstLine="720"/>
+        <w:rPr>
+          <w:rFonts w:ascii="Times New Roman" w:hAnsi="Times New Roman" w:cs="Times New Roman"/>
+          <w:sz w:val="26"/>
+          <w:szCs w:val="26"/>
+        </w:rPr>
+      </w:pPr>
+      <w:r>
+        <w:rPr>
+          <w:rFonts w:ascii="Times New Roman" w:hAnsi="Times New Roman" w:cs="Times New Roman"/>
+          <w:sz w:val="26"/>
+          <w:szCs w:val="26"/>
+        </w:rPr>
+        <w:t>Kết quả của một mô hình Object Detection thường bao gồm các khung giới hạn (bounding box), nhãn lớp và độ tin cậy tương ứng. Mỗi bounding box được biểu diễn bằng tọa độ xác định vùng chứa đối tượng trong ảnh, trong khi nhãn lớp mô tả loại đối tượng được phát hiện.</w:t>
       </w:r>
     </w:p>
     <w:p>
       <w:pPr>
         <w:pStyle w:val="Heading3"/>
       </w:pPr>
-      <w:bookmarkStart w:id="18" w:name="_Toc232110274"/>
-      <w:r>
-        <w:t>2.1</w:t>
-      </w:r>
-      <w:r>
-        <w:t>.4. Ứng dụng của CNN trong nhận diện biển báo giao thông</w:t>
-      </w:r>
-      <w:bookmarkEnd w:id="18"/>
+      <w:bookmarkStart w:id="21" w:name="_Toc232690060"/>
+      <w:r>
+        <w:t>2.2</w:t>
+      </w:r>
+      <w:r>
+        <w:t>.2. Các thành phần của bài toán Object Detection</w:t>
+      </w:r>
+      <w:bookmarkEnd w:id="21"/>
     </w:p>
     <w:p>
       <w:pPr>
@@ -6616,7 +7388,7 @@
           <w:sz w:val="26"/>
           <w:szCs w:val="26"/>
         </w:rPr>
-        <w:t>Đối với những hệ thống nhận diện biển báo theo hướng hai giai đoạn, CNN thường được sử dụng sau bước phát hiện đối tượng. Sau khi vùng chứa biển báo được xác định bởi bộ phát hiện, ảnh biển báo sẽ được cắt ra và đưa vào mạng CNN để thực hiện phân loại chi tiết. Cách tiếp cận này giúp mô hình tập trung hoàn toàn vào thông tin của biển báo thay vì phải xử lý toàn bộ khung hình.</w:t>
+        <w:t>Một hệ thống phát hiện đối tượng hiện đại thường bao gồm ba nhiệm vụ chính: trích xuất đặc trưng, định vị đối tượng và phân loại đối tượng.</w:t>
       </w:r>
     </w:p>
     <w:p>
@@ -6635,122 +7407,6 @@
           <w:sz w:val="26"/>
           <w:szCs w:val="26"/>
         </w:rPr>
-        <w:t>Trong phạm vi đề tài, CNN được sử dụng ở pipeline kết hợp giữa bộ phát hiện đối tượng và bộ phân loại ảnh. Sau khi mô hình YOLO xác định vị trí biển báo, vùng ảnh tương ứng sẽ được trích xuất và đưa vào CNN để dự đoán lớp cuối cùng. Hai kiến trúc được nghiên cứu là ResNet và EfficientNet, đây đều là những mô hình đã chứng minh hiệu quả cao trong các nhiệm vụ phân loại ảnh hiện đại [15]–[17].</w:t>
-      </w:r>
-    </w:p>
-    <w:p>
-      <w:pPr>
-        <w:pStyle w:val="Heading2"/>
-      </w:pPr>
-      <w:bookmarkStart w:id="19" w:name="_Toc232110275"/>
-      <w:r>
-        <w:t>2.2</w:t>
-      </w:r>
-      <w:r>
-        <w:t>. Object Detection</w:t>
-      </w:r>
-      <w:bookmarkEnd w:id="19"/>
-    </w:p>
-    <w:p>
-      <w:pPr>
-        <w:pStyle w:val="Heading3"/>
-      </w:pPr>
-      <w:bookmarkStart w:id="20" w:name="_Toc232110276"/>
-      <w:r>
-        <w:t>2.2</w:t>
-      </w:r>
-      <w:r>
-        <w:t>.1. Khái niệm Object Detection</w:t>
-      </w:r>
-      <w:bookmarkEnd w:id="20"/>
-    </w:p>
-    <w:p>
-      <w:pPr>
-        <w:spacing w:line="360" w:lineRule="auto"/>
-        <w:ind w:firstLine="720"/>
-        <w:rPr>
-          <w:rFonts w:ascii="Times New Roman" w:hAnsi="Times New Roman" w:cs="Times New Roman"/>
-          <w:sz w:val="26"/>
-          <w:szCs w:val="26"/>
-        </w:rPr>
-      </w:pPr>
-      <w:r>
-        <w:rPr>
-          <w:rFonts w:ascii="Times New Roman" w:hAnsi="Times New Roman" w:cs="Times New Roman"/>
-          <w:sz w:val="26"/>
-          <w:szCs w:val="26"/>
-        </w:rPr>
-        <w:t>Object Detection là bài toán xác định vị trí và phân loại các đối tượng xuất hiện trong ảnh hoặc video. Khác với Image Classification chỉ đưa ra nhãn cho toàn bộ ảnh, Object Detection yêu cầu hệ thống đồng thời trả lời hai câu hỏi: đối tượng nằm ở đâu và đối tượng đó thuộc lớp nào [1], [2].</w:t>
-      </w:r>
-    </w:p>
-    <w:p>
-      <w:pPr>
-        <w:spacing w:line="360" w:lineRule="auto"/>
-        <w:ind w:firstLine="720"/>
-        <w:rPr>
-          <w:rFonts w:ascii="Times New Roman" w:hAnsi="Times New Roman" w:cs="Times New Roman"/>
-          <w:sz w:val="26"/>
-          <w:szCs w:val="26"/>
-        </w:rPr>
-      </w:pPr>
-      <w:r>
-        <w:rPr>
-          <w:rFonts w:ascii="Times New Roman" w:hAnsi="Times New Roman" w:cs="Times New Roman"/>
-          <w:sz w:val="26"/>
-          <w:szCs w:val="26"/>
-        </w:rPr>
-        <w:t>Kết quả của một mô hình Object Detection thường bao gồm các khung giới hạn (bounding box), nhãn lớp và độ tin cậy tương ứng. Mỗi bounding box được biểu diễn bằng tọa độ xác định vùng chứa đối tượng trong ảnh, trong khi nhãn lớp mô tả loại đối tượng được phát hiện.</w:t>
-      </w:r>
-    </w:p>
-    <w:p>
-      <w:pPr>
-        <w:pStyle w:val="Heading3"/>
-      </w:pPr>
-      <w:bookmarkStart w:id="21" w:name="_Toc232110277"/>
-      <w:r>
-        <w:t>2.2</w:t>
-      </w:r>
-      <w:r>
-        <w:t>.2. Các thành phần của bài toán Object Detection</w:t>
-      </w:r>
-      <w:bookmarkEnd w:id="21"/>
-    </w:p>
-    <w:p>
-      <w:pPr>
-        <w:spacing w:line="360" w:lineRule="auto"/>
-        <w:ind w:firstLine="720"/>
-        <w:rPr>
-          <w:rFonts w:ascii="Times New Roman" w:hAnsi="Times New Roman" w:cs="Times New Roman"/>
-          <w:sz w:val="26"/>
-          <w:szCs w:val="26"/>
-        </w:rPr>
-      </w:pPr>
-      <w:r>
-        <w:rPr>
-          <w:rFonts w:ascii="Times New Roman" w:hAnsi="Times New Roman" w:cs="Times New Roman"/>
-          <w:sz w:val="26"/>
-          <w:szCs w:val="26"/>
-        </w:rPr>
-        <w:t>Một hệ thống phát hiện đối tượng hiện đại thường bao gồm ba nhiệm vụ chính: trích xuất đặc trưng, định vị đối tượng và phân loại đối tượng.</w:t>
-      </w:r>
-    </w:p>
-    <w:p>
-      <w:pPr>
-        <w:spacing w:line="360" w:lineRule="auto"/>
-        <w:ind w:firstLine="720"/>
-        <w:rPr>
-          <w:rFonts w:ascii="Times New Roman" w:hAnsi="Times New Roman" w:cs="Times New Roman"/>
-          <w:sz w:val="26"/>
-          <w:szCs w:val="26"/>
-        </w:rPr>
-      </w:pPr>
-      <w:r>
-        <w:rPr>
-          <w:rFonts w:ascii="Times New Roman" w:hAnsi="Times New Roman" w:cs="Times New Roman"/>
-          <w:sz w:val="26"/>
-          <w:szCs w:val="26"/>
-        </w:rPr>
-        <w:lastRenderedPageBreak/>
         <w:t>Giai đoạn đầu tiên là trích xuất đặc trưng từ ảnh đầu vào. Các mạng CNN hoặc các backbone hiện đại được sử dụng để chuyển đổi dữ liệu ảnh thành các biểu diễn đặc trưng giàu thông tin. Những đặc trưng này đóng vai trò nền tảng cho các bước xử lý tiếp theo [7].</w:t>
       </w:r>
     </w:p>
@@ -6942,9 +7598,8 @@
       <w:pPr>
         <w:pStyle w:val="Heading3"/>
       </w:pPr>
-      <w:bookmarkStart w:id="22" w:name="_Toc232110278"/>
-      <w:r>
-        <w:lastRenderedPageBreak/>
+      <w:bookmarkStart w:id="22" w:name="_Toc232690061"/>
+      <w:r>
         <w:t>2.2</w:t>
       </w:r>
       <w:r>
@@ -7132,6 +7787,7 @@
           <w:sz w:val="26"/>
           <w:szCs w:val="26"/>
         </w:rPr>
+        <w:lastRenderedPageBreak/>
         <w:t>Ưu điểm của các mô hình hai giai đoạn là độ chính xác cao nhờ quá trình xử lý chi tiết trên từng vùng ứng viên. Tuy nhiên, việc thực hiện nhiều bước liên tiếp làm gia tăng chi phí tính toán và giảm tốc độ suy luận, khiến chúng gặp hạn chế trong các ứng dụng yêu cầu thời gian thực.</w:t>
       </w:r>
     </w:p>
@@ -7170,7 +7826,103 @@
           <w:sz w:val="26"/>
           <w:szCs w:val="26"/>
         </w:rPr>
-        <w:t xml:space="preserve">Nhờ kiến trúc đơn giản hơn, các mô hình single-stage đạt tốc độ xử lý cao hơn đáng kể so với các phương pháp hai giai đoạn. Điều này đặc biệt quan trọng đối với các </w:t>
+        <w:t>Nhờ kiến trúc đơn giản hơn, các mô hình single-stage đạt tốc độ xử lý cao hơn đáng kể so với các phương pháp hai giai đoạn. Điều này đặc biệt quan trọng đối với các hệ thống cần phản hồi nhanh như camera giao thông, phương tiện tự hành hoặc các ứng dụng giám sát thời gian thực.</w:t>
+      </w:r>
+    </w:p>
+    <w:p>
+      <w:pPr>
+        <w:pStyle w:val="Heading3"/>
+      </w:pPr>
+      <w:bookmarkStart w:id="23" w:name="_Toc232690062"/>
+      <w:r>
+        <w:t>2.2</w:t>
+      </w:r>
+      <w:r>
+        <w:t>.4. Vai trò của Object Detection trong nhận diện biển báo giao thông</w:t>
+      </w:r>
+      <w:bookmarkEnd w:id="23"/>
+    </w:p>
+    <w:p>
+      <w:pPr>
+        <w:spacing w:line="360" w:lineRule="auto"/>
+        <w:ind w:firstLine="720"/>
+        <w:rPr>
+          <w:rFonts w:ascii="Times New Roman" w:hAnsi="Times New Roman" w:cs="Times New Roman"/>
+          <w:sz w:val="26"/>
+          <w:szCs w:val="26"/>
+        </w:rPr>
+      </w:pPr>
+      <w:r>
+        <w:rPr>
+          <w:rFonts w:ascii="Times New Roman" w:hAnsi="Times New Roman" w:cs="Times New Roman"/>
+          <w:sz w:val="26"/>
+          <w:szCs w:val="26"/>
+        </w:rPr>
+        <w:t>Trong bài toán nhận diện biển báo giao thông, bước phát hiện đối tượng đóng vai trò nền tảng của toàn bộ hệ thống. Trước khi tiến hành phân loại, hệ thống cần xác định chính xác vị trí xuất hiện của biển báo trong ảnh. Nếu quá trình phát hiện không chính xác, chất lượng của bước nhận dạng phía sau cũng sẽ bị ảnh hưởng đáng kể.</w:t>
+      </w:r>
+    </w:p>
+    <w:p>
+      <w:pPr>
+        <w:spacing w:line="360" w:lineRule="auto"/>
+        <w:ind w:firstLine="720"/>
+        <w:rPr>
+          <w:rFonts w:ascii="Times New Roman" w:hAnsi="Times New Roman" w:cs="Times New Roman"/>
+          <w:sz w:val="26"/>
+          <w:szCs w:val="26"/>
+        </w:rPr>
+      </w:pPr>
+      <w:r>
+        <w:rPr>
+          <w:rFonts w:ascii="Times New Roman" w:hAnsi="Times New Roman" w:cs="Times New Roman"/>
+          <w:sz w:val="26"/>
+          <w:szCs w:val="26"/>
+        </w:rPr>
+        <w:t>Nhiều mô hình Object Detection hiện đại như Faster R-CNN, SSD và YOLO đã được áp dụng thành công cho bài toán nhận diện biển báo giao thông [8]–[12]. Trong số đó, YOLO được đánh giá cao nhờ khả năng cân bằng giữa tốc độ và độ chính xác, phù hợp với các ứng dụng yêu cầu xử lý theo thời gian thực.</w:t>
+      </w:r>
+    </w:p>
+    <w:p>
+      <w:pPr>
+        <w:pStyle w:val="Heading2"/>
+      </w:pPr>
+      <w:bookmarkStart w:id="24" w:name="_Toc232690063"/>
+      <w:r>
+        <w:t>2.3</w:t>
+      </w:r>
+      <w:r>
+        <w:t>. YOLO</w:t>
+      </w:r>
+      <w:bookmarkEnd w:id="24"/>
+    </w:p>
+    <w:p>
+      <w:pPr>
+        <w:pStyle w:val="Heading3"/>
+      </w:pPr>
+      <w:bookmarkStart w:id="25" w:name="_Toc232690064"/>
+      <w:r>
+        <w:t>2.3</w:t>
+      </w:r>
+      <w:r>
+        <w:t>.1. Tổng quan về YOLO</w:t>
+      </w:r>
+      <w:bookmarkEnd w:id="25"/>
+    </w:p>
+    <w:p>
+      <w:pPr>
+        <w:spacing w:line="360" w:lineRule="auto"/>
+        <w:ind w:firstLine="720"/>
+        <w:rPr>
+          <w:rFonts w:ascii="Times New Roman" w:hAnsi="Times New Roman" w:cs="Times New Roman"/>
+          <w:sz w:val="26"/>
+          <w:szCs w:val="26"/>
+        </w:rPr>
+      </w:pPr>
+      <w:r>
+        <w:rPr>
+          <w:rFonts w:ascii="Times New Roman" w:hAnsi="Times New Roman" w:cs="Times New Roman"/>
+          <w:sz w:val="26"/>
+          <w:szCs w:val="26"/>
+        </w:rPr>
+        <w:t xml:space="preserve">YOLO (You Only Look Once) là họ mô hình phát hiện đối tượng thuộc nhóm single-stage detector, được giới thiệu lần đầu bởi Redmon và cộng sự vào năm 2016 [10]. Khác với các phương pháp two-stage detector như Fast R-CNN hay Faster R-CNN, YOLO thực hiện đồng thời nhiệm vụ định vị và phân loại đối tượng trong một lần suy luận duy nhất. Cách tiếp cận này giúp giảm đáng kể độ phức tạp tính toán và nâng cao tốc </w:t>
       </w:r>
       <w:r>
         <w:rPr>
@@ -7179,21 +7931,59 @@
           <w:szCs w:val="26"/>
         </w:rPr>
         <w:lastRenderedPageBreak/>
-        <w:t>hệ thống cần phản hồi nhanh như camera giao thông, phương tiện tự hành hoặc các ứng dụng giám sát thời gian thực.</w:t>
+        <w:t>độ xử lý, đặc biệt phù hợp với các ứng dụng yêu cầu phản hồi theo thời gian thực [7], [8], [10].</w:t>
+      </w:r>
+    </w:p>
+    <w:p>
+      <w:pPr>
+        <w:spacing w:line="360" w:lineRule="auto"/>
+        <w:ind w:firstLine="720"/>
+        <w:rPr>
+          <w:rFonts w:ascii="Times New Roman" w:hAnsi="Times New Roman" w:cs="Times New Roman"/>
+          <w:sz w:val="26"/>
+          <w:szCs w:val="26"/>
+        </w:rPr>
+      </w:pPr>
+      <w:r>
+        <w:rPr>
+          <w:rFonts w:ascii="Times New Roman" w:hAnsi="Times New Roman" w:cs="Times New Roman"/>
+          <w:sz w:val="26"/>
+          <w:szCs w:val="26"/>
+        </w:rPr>
+        <w:t>Ý tưởng cốt lõi của YOLO là xem bài toán phát hiện đối tượng như một bài toán hồi quy trực tiếp từ ảnh đầu vào đến tọa độ bounding box và xác suất lớp. Thay vì tạo ra các vùng đề xuất (region proposals) rồi tiến hành phân loại riêng biệt, toàn bộ ảnh được đưa qua một mạng nơ-ron duy nhất để dự đoán trực tiếp các đối tượng xuất hiện trong ảnh [10].</w:t>
+      </w:r>
+    </w:p>
+    <w:p>
+      <w:pPr>
+        <w:spacing w:line="360" w:lineRule="auto"/>
+        <w:ind w:firstLine="720"/>
+        <w:rPr>
+          <w:rFonts w:ascii="Times New Roman" w:hAnsi="Times New Roman" w:cs="Times New Roman"/>
+          <w:sz w:val="26"/>
+          <w:szCs w:val="26"/>
+        </w:rPr>
+      </w:pPr>
+      <w:r>
+        <w:rPr>
+          <w:rFonts w:ascii="Times New Roman" w:hAnsi="Times New Roman" w:cs="Times New Roman"/>
+          <w:sz w:val="26"/>
+          <w:szCs w:val="26"/>
+        </w:rPr>
+        <w:t>Nhờ khả năng xử lý nhanh và kiến trúc đơn giản, YOLO đã trở thành một trong những hướng nghiên cứu phổ biến nhất trong lĩnh vực Object Detection. Qua nhiều thế hệ phát triển, họ mô hình YOLO liên tục được cải tiến nhằm nâng cao độ chính xác, khả năng phát hiện vật thể nhỏ và hiệu quả suy luận trên các thiết bị có tài nguyên hạn chế [11]–[14].</w:t>
       </w:r>
     </w:p>
     <w:p>
       <w:pPr>
         <w:pStyle w:val="Heading3"/>
       </w:pPr>
-      <w:bookmarkStart w:id="23" w:name="_Toc232110279"/>
-      <w:r>
-        <w:t>2.2</w:t>
-      </w:r>
-      <w:r>
-        <w:t>.4. Vai trò của Object Detection trong nhận diện biển báo giao thông</w:t>
-      </w:r>
-      <w:bookmarkEnd w:id="23"/>
+      <w:bookmarkStart w:id="26" w:name="_Toc232690065"/>
+      <w:r>
+        <w:t>2.3</w:t>
+      </w:r>
+      <w:r>
+        <w:t>.2. Nguyên lý hoạt động của YOLO</w:t>
+      </w:r>
+      <w:bookmarkEnd w:id="26"/>
     </w:p>
     <w:p>
       <w:pPr>
@@ -7211,7 +8001,7 @@
           <w:sz w:val="26"/>
           <w:szCs w:val="26"/>
         </w:rPr>
-        <w:t>Trong bài toán nhận diện biển báo giao thông, bước phát hiện đối tượng đóng vai trò nền tảng của toàn bộ hệ thống. Trước khi tiến hành phân loại, hệ thống cần xác định chính xác vị trí xuất hiện của biển báo trong ảnh. Nếu quá trình phát hiện không chính xác, chất lượng của bước nhận dạng phía sau cũng sẽ bị ảnh hưởng đáng kể.</w:t>
+        <w:t>Trong kiến trúc YOLO, ảnh đầu vào được chia thành nhiều vùng không gian. Đối với mỗi vùng, mô hình dự đoán một tập các bounding box cùng với độ tin cậy và xác suất thuộc về các lớp đối tượng khác nhau [10].</w:t>
       </w:r>
     </w:p>
     <w:p>
@@ -7230,169 +8020,27 @@
           <w:sz w:val="26"/>
           <w:szCs w:val="26"/>
         </w:rPr>
-        <w:t>Nhiều mô hình Object Detection hiện đại như Faster R-CNN, SSD và YOLO đã được áp dụng thành công cho bài toán nhận diện biển báo giao thông [8]–[12]. Trong số đó, YOLO được đánh giá cao nhờ khả năng cân bằng giữa tốc độ và độ chính xác, phù hợp với các ứng dụng yêu cầu xử lý theo thời gian thực.</w:t>
-      </w:r>
-    </w:p>
-    <w:p>
-      <w:pPr>
-        <w:pStyle w:val="Heading2"/>
-      </w:pPr>
-      <w:bookmarkStart w:id="24" w:name="_Toc232110280"/>
-      <w:r>
-        <w:t>2.3</w:t>
-      </w:r>
-      <w:r>
-        <w:t>. YOLO</w:t>
-      </w:r>
-      <w:bookmarkEnd w:id="24"/>
-    </w:p>
-    <w:p>
-      <w:pPr>
-        <w:pStyle w:val="Heading3"/>
-      </w:pPr>
-      <w:bookmarkStart w:id="25" w:name="_Toc232110281"/>
-      <w:r>
-        <w:t>2.3</w:t>
-      </w:r>
-      <w:r>
-        <w:t>.1. Tổng quan về YOLO</w:t>
-      </w:r>
-      <w:bookmarkEnd w:id="25"/>
-    </w:p>
-    <w:p>
-      <w:pPr>
-        <w:spacing w:line="360" w:lineRule="auto"/>
-        <w:ind w:firstLine="720"/>
-        <w:rPr>
-          <w:rFonts w:ascii="Times New Roman" w:hAnsi="Times New Roman" w:cs="Times New Roman"/>
-          <w:sz w:val="26"/>
-          <w:szCs w:val="26"/>
-        </w:rPr>
-      </w:pPr>
-      <w:r>
-        <w:rPr>
-          <w:rFonts w:ascii="Times New Roman" w:hAnsi="Times New Roman" w:cs="Times New Roman"/>
-          <w:sz w:val="26"/>
-          <w:szCs w:val="26"/>
-        </w:rPr>
-        <w:t>YOLO (You Only Look Once) là họ mô hình phát hiện đối tượng thuộc nhóm single-stage detector, được giới thiệu lần đầu bởi Redmon và cộng sự vào năm 2016 [10]. Khác với các phương pháp two-stage detector như Fast R-CNN hay Faster R-CNN, YOLO thực hiện đồng thời nhiệm vụ định vị và phân loại đối tượng trong một lần suy luận duy nhất. Cách tiếp cận này giúp giảm đáng kể độ phức tạp tính toán và nâng cao tốc độ xử lý, đặc biệt phù hợp với các ứng dụng yêu cầu phản hồi theo thời gian thực [7], [8], [10].</w:t>
-      </w:r>
-    </w:p>
-    <w:p>
-      <w:pPr>
-        <w:spacing w:line="360" w:lineRule="auto"/>
-        <w:ind w:firstLine="720"/>
-        <w:rPr>
-          <w:rFonts w:ascii="Times New Roman" w:hAnsi="Times New Roman" w:cs="Times New Roman"/>
-          <w:sz w:val="26"/>
-          <w:szCs w:val="26"/>
-        </w:rPr>
-      </w:pPr>
-      <w:r>
-        <w:rPr>
-          <w:rFonts w:ascii="Times New Roman" w:hAnsi="Times New Roman" w:cs="Times New Roman"/>
-          <w:sz w:val="26"/>
-          <w:szCs w:val="26"/>
-        </w:rPr>
-        <w:t>Ý tưởng cốt lõi của YOLO là xem bài toán phát hiện đối tượng như một bài toán hồi quy trực tiếp từ ảnh đầu vào đến tọa độ bounding box và xác suất lớp. Thay vì tạo ra các vùng đề xuất (region proposals) rồi tiến hành phân loại riêng biệt, toàn bộ ảnh được đưa qua một mạng nơ-ron duy nhất để dự đoán trực tiếp các đối tượng xuất hiện trong ảnh [10].</w:t>
-      </w:r>
-    </w:p>
-    <w:p>
-      <w:pPr>
-        <w:spacing w:line="360" w:lineRule="auto"/>
-        <w:ind w:firstLine="720"/>
-        <w:rPr>
-          <w:rFonts w:ascii="Times New Roman" w:hAnsi="Times New Roman" w:cs="Times New Roman"/>
-          <w:sz w:val="26"/>
-          <w:szCs w:val="26"/>
-        </w:rPr>
-      </w:pPr>
-      <w:r>
-        <w:rPr>
-          <w:rFonts w:ascii="Times New Roman" w:hAnsi="Times New Roman" w:cs="Times New Roman"/>
-          <w:sz w:val="26"/>
-          <w:szCs w:val="26"/>
-        </w:rPr>
-        <w:t xml:space="preserve">Nhờ khả năng xử lý nhanh và kiến trúc đơn giản, YOLO đã trở thành một trong những hướng nghiên cứu phổ biến nhất trong lĩnh vực Object Detection. Qua nhiều thế </w:t>
-      </w:r>
-      <w:r>
-        <w:rPr>
-          <w:rFonts w:ascii="Times New Roman" w:hAnsi="Times New Roman" w:cs="Times New Roman"/>
+        <w:t>Quá trình suy luận của YOLO có thể được mô tả qua ba bước chính. Trước tiên, ảnh được đưa vào mạng CNN để trích xuất đặc trưng. Các đặc trưng này sau đó được sử dụng để dự đoán vị trí bounding box và xác suất lớp tương ứng. Cuối cùng, kỹ thuật Non-Maximum Suppression (NMS) được áp dụng nhằm loại bỏ các dự đoán chồng lấn và giữ lại những kết quả có độ tin cậy cao nhất [1], [10].</w:t>
+      </w:r>
+    </w:p>
+    <w:p>
+      <w:pPr>
+        <w:spacing w:line="360" w:lineRule="auto"/>
+        <w:jc w:val="center"/>
+        <w:rPr>
+          <w:rFonts w:ascii="Times New Roman" w:hAnsi="Times New Roman" w:cs="Times New Roman"/>
+          <w:sz w:val="26"/>
+          <w:szCs w:val="26"/>
+        </w:rPr>
+      </w:pPr>
+      <w:r>
+        <w:rPr>
+          <w:rFonts w:ascii="Times New Roman" w:hAnsi="Times New Roman" w:cs="Times New Roman"/>
+          <w:noProof/>
           <w:sz w:val="26"/>
           <w:szCs w:val="26"/>
         </w:rPr>
         <w:lastRenderedPageBreak/>
-        <w:t>hệ phát triển, họ mô hình YOLO liên tục được cải tiến nhằm nâng cao độ chính xác, khả năng phát hiện vật thể nhỏ và hiệu quả suy luận trên các thiết bị có tài nguyên hạn chế [11]–[14].</w:t>
-      </w:r>
-    </w:p>
-    <w:p>
-      <w:pPr>
-        <w:pStyle w:val="Heading3"/>
-      </w:pPr>
-      <w:bookmarkStart w:id="26" w:name="_Toc232110282"/>
-      <w:r>
-        <w:t>2.3</w:t>
-      </w:r>
-      <w:r>
-        <w:t>.2. Nguyên lý hoạt động của YOLO</w:t>
-      </w:r>
-      <w:bookmarkEnd w:id="26"/>
-    </w:p>
-    <w:p>
-      <w:pPr>
-        <w:spacing w:line="360" w:lineRule="auto"/>
-        <w:ind w:firstLine="720"/>
-        <w:rPr>
-          <w:rFonts w:ascii="Times New Roman" w:hAnsi="Times New Roman" w:cs="Times New Roman"/>
-          <w:sz w:val="26"/>
-          <w:szCs w:val="26"/>
-        </w:rPr>
-      </w:pPr>
-      <w:r>
-        <w:rPr>
-          <w:rFonts w:ascii="Times New Roman" w:hAnsi="Times New Roman" w:cs="Times New Roman"/>
-          <w:sz w:val="26"/>
-          <w:szCs w:val="26"/>
-        </w:rPr>
-        <w:t>Trong kiến trúc YOLO, ảnh đầu vào được chia thành nhiều vùng không gian. Đối với mỗi vùng, mô hình dự đoán một tập các bounding box cùng với độ tin cậy và xác suất thuộc về các lớp đối tượng khác nhau [10].</w:t>
-      </w:r>
-    </w:p>
-    <w:p>
-      <w:pPr>
-        <w:spacing w:line="360" w:lineRule="auto"/>
-        <w:ind w:firstLine="720"/>
-        <w:rPr>
-          <w:rFonts w:ascii="Times New Roman" w:hAnsi="Times New Roman" w:cs="Times New Roman"/>
-          <w:sz w:val="26"/>
-          <w:szCs w:val="26"/>
-        </w:rPr>
-      </w:pPr>
-      <w:r>
-        <w:rPr>
-          <w:rFonts w:ascii="Times New Roman" w:hAnsi="Times New Roman" w:cs="Times New Roman"/>
-          <w:sz w:val="26"/>
-          <w:szCs w:val="26"/>
-        </w:rPr>
-        <w:t>Quá trình suy luận của YOLO có thể được mô tả qua ba bước chính. Trước tiên, ảnh được đưa vào mạng CNN để trích xuất đặc trưng. Các đặc trưng này sau đó được sử dụng để dự đoán vị trí bounding box và xác suất lớp tương ứng. Cuối cùng, kỹ thuật Non-Maximum Suppression (NMS) được áp dụng nhằm loại bỏ các dự đoán chồng lấn và giữ lại những kết quả có độ tin cậy cao nhất [1], [10].</w:t>
-      </w:r>
-    </w:p>
-    <w:p>
-      <w:pPr>
-        <w:spacing w:line="360" w:lineRule="auto"/>
-        <w:jc w:val="center"/>
-        <w:rPr>
-          <w:rFonts w:ascii="Times New Roman" w:hAnsi="Times New Roman" w:cs="Times New Roman"/>
-          <w:sz w:val="26"/>
-          <w:szCs w:val="26"/>
-        </w:rPr>
-      </w:pPr>
-      <w:r>
-        <w:rPr>
-          <w:rFonts w:ascii="Times New Roman" w:hAnsi="Times New Roman" w:cs="Times New Roman"/>
-          <w:noProof/>
-          <w:sz w:val="26"/>
-          <w:szCs w:val="26"/>
-        </w:rPr>
         <w:drawing>
           <wp:inline distT="0" distB="0" distL="0" distR="0" wp14:anchorId="3A39C9D4" wp14:editId="7D354E49">
             <wp:extent cx="5105400" cy="2267976"/>
@@ -7516,28 +8164,90 @@
           <w:sz w:val="26"/>
           <w:szCs w:val="26"/>
         </w:rPr>
+        <w:t>Một trong những ưu điểm quan trọng của YOLO là khả năng khai thác thông tin toàn cục của ảnh. Do toàn bộ ảnh được xử lý đồng thời thay vì từng vùng riêng lẻ, mô hình có thể tận dụng ngữ cảnh xung quanh đối tượng để cải thiện khả năng nhận dạng [10].</w:t>
+      </w:r>
+    </w:p>
+    <w:p>
+      <w:pPr>
+        <w:pStyle w:val="Heading3"/>
+      </w:pPr>
+      <w:bookmarkStart w:id="27" w:name="_Toc232690066"/>
+      <w:r>
+        <w:t>2.3</w:t>
+      </w:r>
+      <w:r>
+        <w:t>.</w:t>
+      </w:r>
+      <w:r>
+        <w:t>3</w:t>
+      </w:r>
+      <w:r>
+        <w:t>. Ưu điểm và hạn chế của YOLO</w:t>
+      </w:r>
+      <w:bookmarkEnd w:id="27"/>
+    </w:p>
+    <w:p>
+      <w:pPr>
+        <w:spacing w:line="360" w:lineRule="auto"/>
+        <w:ind w:firstLine="720"/>
+        <w:rPr>
+          <w:rFonts w:ascii="Times New Roman" w:hAnsi="Times New Roman" w:cs="Times New Roman"/>
+          <w:sz w:val="26"/>
+          <w:szCs w:val="26"/>
+        </w:rPr>
+      </w:pPr>
+      <w:r>
+        <w:rPr>
+          <w:rFonts w:ascii="Times New Roman" w:hAnsi="Times New Roman" w:cs="Times New Roman"/>
+          <w:sz w:val="26"/>
+          <w:szCs w:val="26"/>
+        </w:rPr>
+        <w:t>Ưu điểm nổi bật nhất của YOLO là tốc độ suy luận cao. Nhờ thực hiện đồng thời quá trình định vị và phân loại trong một mạng duy nhất, mô hình có thể xử lý ảnh hoặc video với tốc độ đủ nhanh cho các hệ thống thời gian thực như camera giao thông, robot hoặc phương tiện tự hành [10], [12].</w:t>
+      </w:r>
+    </w:p>
+    <w:p>
+      <w:pPr>
+        <w:spacing w:line="360" w:lineRule="auto"/>
+        <w:ind w:firstLine="720"/>
+        <w:rPr>
+          <w:rFonts w:ascii="Times New Roman" w:hAnsi="Times New Roman" w:cs="Times New Roman"/>
+          <w:sz w:val="26"/>
+          <w:szCs w:val="26"/>
+        </w:rPr>
+      </w:pPr>
+      <w:r>
+        <w:rPr>
+          <w:rFonts w:ascii="Times New Roman" w:hAnsi="Times New Roman" w:cs="Times New Roman"/>
+          <w:sz w:val="26"/>
+          <w:szCs w:val="26"/>
+        </w:rPr>
+        <w:t xml:space="preserve">Tuy nhiên, YOLO vẫn tồn tại một số hạn chế. Độ chính xác của mô hình có thể suy giảm khi xử lý các đối tượng rất nhỏ hoặc các lớp có mức độ tương đồng cao. Trong những trường hợp yêu cầu phân biệt các chi tiết tinh vi, việc sử dụng thêm một bộ phân loại chuyên biệt có thể mang lại kết quả tốt hơn. Ngoài ra, hiệu năng của YOLO phụ </w:t>
+      </w:r>
+      <w:r>
+        <w:rPr>
+          <w:rFonts w:ascii="Times New Roman" w:hAnsi="Times New Roman" w:cs="Times New Roman"/>
+          <w:sz w:val="26"/>
+          <w:szCs w:val="26"/>
+        </w:rPr>
         <w:lastRenderedPageBreak/>
-        <w:t>Một trong những ưu điểm quan trọng của YOLO là khả năng khai thác thông tin toàn cục của ảnh. Do toàn bộ ảnh được xử lý đồng thời thay vì từng vùng riêng lẻ, mô hình có thể tận dụng ngữ cảnh xung quanh đối tượng để cải thiện khả năng nhận dạng [10].</w:t>
+        <w:t>thuộc đáng kể vào chất lượng dữ liệu huấn luyện cũng như chiến lược tăng cường dữ liệu được áp dụng [12], [13].</w:t>
       </w:r>
     </w:p>
     <w:p>
       <w:pPr>
         <w:pStyle w:val="Heading3"/>
       </w:pPr>
-      <w:bookmarkStart w:id="27" w:name="_Toc232110283"/>
-      <w:r>
-        <w:t>2.3</w:t>
-      </w:r>
-      <w:r>
-        <w:t>.</w:t>
-      </w:r>
-      <w:r>
-        <w:t>3</w:t>
-      </w:r>
-      <w:r>
-        <w:t>. Ưu điểm và hạn chế của YOLO</w:t>
-      </w:r>
-      <w:bookmarkEnd w:id="27"/>
+      <w:bookmarkStart w:id="28" w:name="_Toc232690067"/>
+      <w:r>
+        <w:t>2.</w:t>
+      </w:r>
+      <w:r>
+        <w:t>4</w:t>
+      </w:r>
+      <w:r>
+        <w:t>.5. Vai trò của YOLO trong bài toán nhận diện biển báo giao thông</w:t>
+      </w:r>
+      <w:bookmarkEnd w:id="28"/>
     </w:p>
     <w:p>
       <w:pPr>
@@ -7555,8 +8265,34 @@
           <w:sz w:val="26"/>
           <w:szCs w:val="26"/>
         </w:rPr>
-        <w:t>Ưu điểm nổi bật nhất của YOLO là tốc độ suy luận cao. Nhờ thực hiện đồng thời quá trình định vị và phân loại trong một mạng duy nhất, mô hình có thể xử lý ảnh hoặc video với tốc độ đủ nhanh cho các hệ thống thời gian thực như camera giao thông, robot hoặc phương tiện tự hành [10], [12].</w:t>
-      </w:r>
+        <w:t>YOLO được sử dụng rộng rãi trong các hệ thống nhận diện biển báo giao thông nhờ khả năng phát hiện nhanh các đối tượng có kích thước nhỏ trong môi trường phức tạp. Trong điều kiện thực tế, biển báo thường xuất hiện ở khoảng cách xa, chịu ảnh hưởng của ánh sáng, thời tiết hoặc hiện tượng che khuất. Những yếu tố này đòi hỏi mô hình phải vừa đảm bảo độ chính xác vừa duy trì tốc độ xử lý đủ cao để đáp ứng yêu cầu thời gian thực.</w:t>
+      </w:r>
+    </w:p>
+    <w:p>
+      <w:pPr>
+        <w:pStyle w:val="Heading2"/>
+      </w:pPr>
+      <w:bookmarkStart w:id="29" w:name="_Toc232690068"/>
+      <w:r>
+        <w:t>2.4</w:t>
+      </w:r>
+      <w:r>
+        <w:t>. ResNet và EfficientNet</w:t>
+      </w:r>
+      <w:bookmarkEnd w:id="29"/>
+    </w:p>
+    <w:p>
+      <w:pPr>
+        <w:pStyle w:val="Heading3"/>
+      </w:pPr>
+      <w:bookmarkStart w:id="30" w:name="_Toc232690069"/>
+      <w:r>
+        <w:t>2.4</w:t>
+      </w:r>
+      <w:r>
+        <w:t>.1. Tổng quan về các mô hình CNN hiện đại</w:t>
+      </w:r>
+      <w:bookmarkEnd w:id="30"/>
     </w:p>
     <w:p>
       <w:pPr>
@@ -7574,24 +8310,40 @@
           <w:sz w:val="26"/>
           <w:szCs w:val="26"/>
         </w:rPr>
-        <w:t>Tuy nhiên, YOLO vẫn tồn tại một số hạn chế. Độ chính xác của mô hình có thể suy giảm khi xử lý các đối tượng rất nhỏ hoặc các lớp có mức độ tương đồng cao. Trong những trường hợp yêu cầu phân biệt các chi tiết tinh vi, việc sử dụng thêm một bộ phân loại chuyên biệt có thể mang lại kết quả tốt hơn. Ngoài ra, hiệu năng của YOLO phụ thuộc đáng kể vào chất lượng dữ liệu huấn luyện cũng như chiến lược tăng cường dữ liệu được áp dụng [12], [13].</w:t>
+        <w:t>Sự gia tăng độ sâu của mạng CNN đã góp phần đáng kể vào việc cải thiện khả năng học đặc trưng và độ chính xác trên các bài toán nhận dạng ảnh. Tuy nhiên, khi số lượng tầng ngày càng lớn, quá trình huấn luyện thường gặp phải nhiều vấn đề như mất gradient, bùng nổ gradient hoặc suy giảm hiệu năng dù kiến trúc trở nên phức tạp hơn [15].</w:t>
+      </w:r>
+    </w:p>
+    <w:p>
+      <w:pPr>
+        <w:spacing w:line="360" w:lineRule="auto"/>
+        <w:ind w:firstLine="720"/>
+        <w:rPr>
+          <w:rFonts w:ascii="Times New Roman" w:hAnsi="Times New Roman" w:cs="Times New Roman"/>
+          <w:sz w:val="26"/>
+          <w:szCs w:val="26"/>
+        </w:rPr>
+      </w:pPr>
+      <w:r>
+        <w:rPr>
+          <w:rFonts w:ascii="Times New Roman" w:hAnsi="Times New Roman" w:cs="Times New Roman"/>
+          <w:sz w:val="26"/>
+          <w:szCs w:val="26"/>
+        </w:rPr>
+        <w:t>Để giải quyết những hạn chế này, nhiều kiến trúc CNN hiện đại đã được đề xuất với mục tiêu nâng cao khả năng biểu diễn trong khi vẫn đảm bảo hiệu quả tính toán. Trong số đó, ResNet và EfficientNet là hai họ mô hình có ảnh hưởng lớn trong lĩnh vực phân loại ảnh và thường được sử dụng làm backbone hoặc classifier trong các hệ thống Computer Vision hiện đại [15]–[17].</w:t>
       </w:r>
     </w:p>
     <w:p>
       <w:pPr>
         <w:pStyle w:val="Heading3"/>
       </w:pPr>
-      <w:bookmarkStart w:id="28" w:name="_Toc232110284"/>
-      <w:r>
-        <w:t>2.</w:t>
-      </w:r>
-      <w:r>
-        <w:t>4</w:t>
-      </w:r>
-      <w:r>
-        <w:t>.5. Vai trò của YOLO trong bài toán nhận diện biển báo giao thông</w:t>
-      </w:r>
-      <w:bookmarkEnd w:id="28"/>
+      <w:bookmarkStart w:id="31" w:name="_Toc232690070"/>
+      <w:r>
+        <w:t>2.4</w:t>
+      </w:r>
+      <w:r>
+        <w:t>.2. ResNet</w:t>
+      </w:r>
+      <w:bookmarkEnd w:id="31"/>
     </w:p>
     <w:p>
       <w:pPr>
@@ -7609,34 +8361,8 @@
           <w:sz w:val="26"/>
           <w:szCs w:val="26"/>
         </w:rPr>
-        <w:t>YOLO được sử dụng rộng rãi trong các hệ thống nhận diện biển báo giao thông nhờ khả năng phát hiện nhanh các đối tượng có kích thước nhỏ trong môi trường phức tạp. Trong điều kiện thực tế, biển báo thường xuất hiện ở khoảng cách xa, chịu ảnh hưởng của ánh sáng, thời tiết hoặc hiện tượng che khuất. Những yếu tố này đòi hỏi mô hình phải vừa đảm bảo độ chính xác vừa duy trì tốc độ xử lý đủ cao để đáp ứng yêu cầu thời gian thực.</w:t>
-      </w:r>
-    </w:p>
-    <w:p>
-      <w:pPr>
-        <w:pStyle w:val="Heading2"/>
-      </w:pPr>
-      <w:bookmarkStart w:id="29" w:name="_Toc232110285"/>
-      <w:r>
-        <w:t>2.4</w:t>
-      </w:r>
-      <w:r>
-        <w:t>. ResNet và EfficientNet</w:t>
-      </w:r>
-      <w:bookmarkEnd w:id="29"/>
-    </w:p>
-    <w:p>
-      <w:pPr>
-        <w:pStyle w:val="Heading3"/>
-      </w:pPr>
-      <w:bookmarkStart w:id="30" w:name="_Toc232110286"/>
-      <w:r>
-        <w:t>2.4</w:t>
-      </w:r>
-      <w:r>
-        <w:t>.1. Tổng quan về các mô hình CNN hiện đại</w:t>
-      </w:r>
-      <w:bookmarkEnd w:id="30"/>
+        <w:t>ResNet (Residual Network) được đề xuất bởi He và cộng sự vào năm 2016 nhằm giải quyết hiện tượng suy giảm hiệu năng khi tăng độ sâu của mạng nơ-ron [15]. Điểm khác biệt quan trọng của ResNet nằm ở việc sử dụng cơ chế kết nối tắt (skip connection) hay còn gọi là residual connection.</w:t>
+      </w:r>
     </w:p>
     <w:p>
       <w:pPr>
@@ -7654,85 +8380,7 @@
           <w:sz w:val="26"/>
           <w:szCs w:val="26"/>
         </w:rPr>
-        <w:t xml:space="preserve">Sự gia tăng độ sâu của mạng CNN đã góp phần đáng kể vào việc cải thiện khả năng học đặc trưng và độ chính xác trên các bài toán nhận dạng ảnh. Tuy nhiên, khi số lượng tầng ngày càng lớn, quá trình huấn luyện thường gặp phải nhiều vấn đề như mất </w:t>
-      </w:r>
-      <w:r>
-        <w:rPr>
-          <w:rFonts w:ascii="Times New Roman" w:hAnsi="Times New Roman" w:cs="Times New Roman"/>
-          <w:sz w:val="26"/>
-          <w:szCs w:val="26"/>
-        </w:rPr>
         <w:lastRenderedPageBreak/>
-        <w:t>gradient, bùng nổ gradient hoặc suy giảm hiệu năng dù kiến trúc trở nên phức tạp hơn [15].</w:t>
-      </w:r>
-    </w:p>
-    <w:p>
-      <w:pPr>
-        <w:spacing w:line="360" w:lineRule="auto"/>
-        <w:ind w:firstLine="720"/>
-        <w:rPr>
-          <w:rFonts w:ascii="Times New Roman" w:hAnsi="Times New Roman" w:cs="Times New Roman"/>
-          <w:sz w:val="26"/>
-          <w:szCs w:val="26"/>
-        </w:rPr>
-      </w:pPr>
-      <w:r>
-        <w:rPr>
-          <w:rFonts w:ascii="Times New Roman" w:hAnsi="Times New Roman" w:cs="Times New Roman"/>
-          <w:sz w:val="26"/>
-          <w:szCs w:val="26"/>
-        </w:rPr>
-        <w:t>Để giải quyết những hạn chế này, nhiều kiến trúc CNN hiện đại đã được đề xuất với mục tiêu nâng cao khả năng biểu diễn trong khi vẫn đảm bảo hiệu quả tính toán. Trong số đó, ResNet và EfficientNet là hai họ mô hình có ảnh hưởng lớn trong lĩnh vực phân loại ảnh và thường được sử dụng làm backbone hoặc classifier trong các hệ thống Computer Vision hiện đại [15]–[17].</w:t>
-      </w:r>
-    </w:p>
-    <w:p>
-      <w:pPr>
-        <w:pStyle w:val="Heading3"/>
-      </w:pPr>
-      <w:bookmarkStart w:id="31" w:name="_Toc232110287"/>
-      <w:r>
-        <w:t>2.4</w:t>
-      </w:r>
-      <w:r>
-        <w:t>.2. ResNet</w:t>
-      </w:r>
-      <w:bookmarkEnd w:id="31"/>
-    </w:p>
-    <w:p>
-      <w:pPr>
-        <w:spacing w:line="360" w:lineRule="auto"/>
-        <w:ind w:firstLine="720"/>
-        <w:rPr>
-          <w:rFonts w:ascii="Times New Roman" w:hAnsi="Times New Roman" w:cs="Times New Roman"/>
-          <w:sz w:val="26"/>
-          <w:szCs w:val="26"/>
-        </w:rPr>
-      </w:pPr>
-      <w:r>
-        <w:rPr>
-          <w:rFonts w:ascii="Times New Roman" w:hAnsi="Times New Roman" w:cs="Times New Roman"/>
-          <w:sz w:val="26"/>
-          <w:szCs w:val="26"/>
-        </w:rPr>
-        <w:t>ResNet (Residual Network) được đề xuất bởi He và cộng sự vào năm 2016 nhằm giải quyết hiện tượng suy giảm hiệu năng khi tăng độ sâu của mạng nơ-ron [15]. Điểm khác biệt quan trọng của ResNet nằm ở việc sử dụng cơ chế kết nối tắt (skip connection) hay còn gọi là residual connection.</w:t>
-      </w:r>
-    </w:p>
-    <w:p>
-      <w:pPr>
-        <w:spacing w:line="360" w:lineRule="auto"/>
-        <w:ind w:firstLine="720"/>
-        <w:rPr>
-          <w:rFonts w:ascii="Times New Roman" w:hAnsi="Times New Roman" w:cs="Times New Roman"/>
-          <w:sz w:val="26"/>
-          <w:szCs w:val="26"/>
-        </w:rPr>
-      </w:pPr>
-      <w:r>
-        <w:rPr>
-          <w:rFonts w:ascii="Times New Roman" w:hAnsi="Times New Roman" w:cs="Times New Roman"/>
-          <w:sz w:val="26"/>
-          <w:szCs w:val="26"/>
-        </w:rPr>
         <w:t>Trong kiến trúc CNN truyền thống, mỗi tầng phải học trực tiếp ánh xạ từ đầu vào sang đầu ra. ResNet thay đổi cách tiếp cận bằng việc yêu cầu mạng học phần dư (residual mapping) giữa đầu vào và đầu ra. Thông tin từ các tầng trước được truyền trực tiếp đến các tầng sau thông qua các kết nối tắt, giúp tín hiệu gradient lan truyền hiệu quả hơn trong quá trình huấn luyện [15].</w:t>
       </w:r>
     </w:p>
@@ -7859,54 +8507,54 @@
           <w:sz w:val="26"/>
           <w:szCs w:val="26"/>
         </w:rPr>
+        <w:t>Về mặt toán học, đầu ra của một residual block được xác định bằng tổng của đầu vào và hàm biến đổi được học bởi các tầng bên trong khối. Cơ chế này giúp giảm hiện tượng mất gradient, cho phép xây dựng các mạng rất sâu mà vẫn duy trì khả năng hội tụ ổn định.</w:t>
+      </w:r>
+    </w:p>
+    <w:p>
+      <w:pPr>
+        <w:spacing w:line="360" w:lineRule="auto"/>
+        <w:ind w:firstLine="720"/>
+        <w:rPr>
+          <w:rFonts w:ascii="Times New Roman" w:hAnsi="Times New Roman" w:cs="Times New Roman"/>
+          <w:sz w:val="26"/>
+          <w:szCs w:val="26"/>
+        </w:rPr>
+      </w:pPr>
+      <w:r>
+        <w:rPr>
+          <w:rFonts w:ascii="Times New Roman" w:hAnsi="Times New Roman" w:cs="Times New Roman"/>
+          <w:sz w:val="26"/>
+          <w:szCs w:val="26"/>
+        </w:rPr>
+        <w:t>Nhờ kiến trúc residual, ResNet đạt được kết quả vượt trội trên nhiều bộ dữ liệu chuẩn như ImageNet và nhanh chóng trở thành nền tảng cho nhiều nghiên cứu tiếp theo trong lĩnh vực Computer Vision [15]. Các biến thể phổ biến bao gồm ResNet18, ResNet34, ResNet50, ResNet101 và ResNet152, trong đó số phía sau biểu thị số lượng tầng của mạng.</w:t>
+      </w:r>
+    </w:p>
+    <w:p>
+      <w:pPr>
+        <w:spacing w:line="360" w:lineRule="auto"/>
+        <w:ind w:firstLine="720"/>
+        <w:rPr>
+          <w:rFonts w:ascii="Times New Roman" w:hAnsi="Times New Roman" w:cs="Times New Roman"/>
+          <w:sz w:val="26"/>
+          <w:szCs w:val="26"/>
+        </w:rPr>
+      </w:pPr>
+      <w:r>
+        <w:rPr>
+          <w:rFonts w:ascii="Times New Roman" w:hAnsi="Times New Roman" w:cs="Times New Roman"/>
+          <w:sz w:val="26"/>
+          <w:szCs w:val="26"/>
+        </w:rPr>
+        <w:t>Đối với bài toán phân loại biển báo giao thông, ResNet có khả năng học hiệu quả các đặc trưng hình học và màu sắc của biển báo. Kiến trúc này đặc biệt phù hợp khi áp dụng Transfer Learning do đã được tiền huấn luyện trên các bộ dữ liệu lớn và có khả năng thích nghi tốt với các tập dữ liệu chuyên biệt.</w:t>
+      </w:r>
+    </w:p>
+    <w:p>
+      <w:pPr>
+        <w:pStyle w:val="Heading3"/>
+      </w:pPr>
+      <w:bookmarkStart w:id="32" w:name="_Toc232690071"/>
+      <w:r>
         <w:lastRenderedPageBreak/>
-        <w:t>Về mặt toán học, đầu ra của một residual block được xác định bằng tổng của đầu vào và hàm biến đổi được học bởi các tầng bên trong khối. Cơ chế này giúp giảm hiện tượng mất gradient, cho phép xây dựng các mạng rất sâu mà vẫn duy trì khả năng hội tụ ổn định.</w:t>
-      </w:r>
-    </w:p>
-    <w:p>
-      <w:pPr>
-        <w:spacing w:line="360" w:lineRule="auto"/>
-        <w:ind w:firstLine="720"/>
-        <w:rPr>
-          <w:rFonts w:ascii="Times New Roman" w:hAnsi="Times New Roman" w:cs="Times New Roman"/>
-          <w:sz w:val="26"/>
-          <w:szCs w:val="26"/>
-        </w:rPr>
-      </w:pPr>
-      <w:r>
-        <w:rPr>
-          <w:rFonts w:ascii="Times New Roman" w:hAnsi="Times New Roman" w:cs="Times New Roman"/>
-          <w:sz w:val="26"/>
-          <w:szCs w:val="26"/>
-        </w:rPr>
-        <w:t>Nhờ kiến trúc residual, ResNet đạt được kết quả vượt trội trên nhiều bộ dữ liệu chuẩn như ImageNet và nhanh chóng trở thành nền tảng cho nhiều nghiên cứu tiếp theo trong lĩnh vực Computer Vision [15]. Các biến thể phổ biến bao gồm ResNet18, ResNet34, ResNet50, ResNet101 và ResNet152, trong đó số phía sau biểu thị số lượng tầng của mạng.</w:t>
-      </w:r>
-    </w:p>
-    <w:p>
-      <w:pPr>
-        <w:spacing w:line="360" w:lineRule="auto"/>
-        <w:ind w:firstLine="720"/>
-        <w:rPr>
-          <w:rFonts w:ascii="Times New Roman" w:hAnsi="Times New Roman" w:cs="Times New Roman"/>
-          <w:sz w:val="26"/>
-          <w:szCs w:val="26"/>
-        </w:rPr>
-      </w:pPr>
-      <w:r>
-        <w:rPr>
-          <w:rFonts w:ascii="Times New Roman" w:hAnsi="Times New Roman" w:cs="Times New Roman"/>
-          <w:sz w:val="26"/>
-          <w:szCs w:val="26"/>
-        </w:rPr>
-        <w:t>Đối với bài toán phân loại biển báo giao thông, ResNet có khả năng học hiệu quả các đặc trưng hình học và màu sắc của biển báo. Kiến trúc này đặc biệt phù hợp khi áp dụng Transfer Learning do đã được tiền huấn luyện trên các bộ dữ liệu lớn và có khả năng thích nghi tốt với các tập dữ liệu chuyên biệt.</w:t>
-      </w:r>
-    </w:p>
-    <w:p>
-      <w:pPr>
-        <w:pStyle w:val="Heading3"/>
-      </w:pPr>
-      <w:bookmarkStart w:id="32" w:name="_Toc232110288"/>
-      <w:r>
         <w:t>2.4</w:t>
       </w:r>
       <w:r>
@@ -7967,7 +8615,6 @@
         <w:rPr>
           <w:noProof/>
         </w:rPr>
-        <w:lastRenderedPageBreak/>
         <w:drawing>
           <wp:inline distT="0" distB="0" distL="0" distR="0" wp14:anchorId="705910D2" wp14:editId="19AC878C">
             <wp:extent cx="5155466" cy="2209800"/>
@@ -8097,14 +8744,23 @@
           <w:sz w:val="26"/>
           <w:szCs w:val="26"/>
         </w:rPr>
-        <w:t>Từ mô hình cơ sở EfficientNet-B0, tác giả đã phát triển nhiều biến thể như EfficientNet-B1 đến EfficientNet-B7 bằng cách áp dụng chiến lược Compound Scaling với các hệ số mở rộng khác nhau [16]. Sau đó, EfficientNetV2 tiếp tục được giới thiệu nhằm cải thiện tốc độ huấn luyện và hiệu quả triển khai thực tế thông qua việc tối ưu cấu trúc mạng và chiến lược học biểu diễn [17].</w:t>
+        <w:t xml:space="preserve">Từ mô hình cơ sở EfficientNet-B0, tác giả đã phát triển nhiều biến thể như EfficientNet-B1 đến EfficientNet-B7 bằng cách áp dụng chiến lược Compound Scaling với các hệ số mở rộng khác nhau [16]. Sau đó, EfficientNetV2 tiếp tục được giới thiệu </w:t>
+      </w:r>
+      <w:r>
+        <w:rPr>
+          <w:rFonts w:ascii="Times New Roman" w:hAnsi="Times New Roman" w:cs="Times New Roman"/>
+          <w:sz w:val="26"/>
+          <w:szCs w:val="26"/>
+        </w:rPr>
+        <w:lastRenderedPageBreak/>
+        <w:t>nhằm cải thiện tốc độ huấn luyện và hiệu quả triển khai thực tế thông qua việc tối ưu cấu trúc mạng và chiến lược học biểu diễn [17].</w:t>
       </w:r>
     </w:p>
     <w:p>
       <w:pPr>
         <w:pStyle w:val="Heading3"/>
       </w:pPr>
-      <w:bookmarkStart w:id="33" w:name="_Toc232110289"/>
+      <w:bookmarkStart w:id="33" w:name="_Toc232690072"/>
       <w:r>
         <w:t>2.4</w:t>
       </w:r>
@@ -8167,9 +8823,100 @@
           <w:sz w:val="26"/>
           <w:szCs w:val="26"/>
         </w:rPr>
+        <w:t>Trong khi đó, EfficientNet hướng tới việc tối ưu hiệu quả sử dụng tài nguyên tính toán. Với số lượng tham số ít hơn, EfficientNet thường đạt độ chính xác tương đương hoặc cao hơn nhiều kiến trúc CNN truyền thống. Điều này đặc biệt hữu ích trong các hệ thống yêu cầu triển khai trên phần cứng có giới hạn về bộ nhớ hoặc năng lực xử lý [16], [17].</w:t>
+      </w:r>
+    </w:p>
+    <w:p>
+      <w:pPr>
+        <w:spacing w:line="360" w:lineRule="auto"/>
+        <w:ind w:firstLine="720"/>
+        <w:rPr>
+          <w:rFonts w:ascii="Times New Roman" w:hAnsi="Times New Roman" w:cs="Times New Roman"/>
+          <w:sz w:val="26"/>
+          <w:szCs w:val="26"/>
+        </w:rPr>
+      </w:pPr>
+      <w:r>
+        <w:rPr>
+          <w:rFonts w:ascii="Times New Roman" w:hAnsi="Times New Roman" w:cs="Times New Roman"/>
+          <w:sz w:val="26"/>
+          <w:szCs w:val="26"/>
+        </w:rPr>
+        <w:t>Tuy nhiên, EfficientNet thường yêu cầu quá trình tinh chỉnh siêu tham số cẩn thận hơn so với ResNet. Ngược lại, ResNet có kiến trúc đơn giản, ổn định và dễ huấn luyện trên nhiều loại dữ liệu khác nhau.</w:t>
+      </w:r>
+    </w:p>
+    <w:p>
+      <w:pPr>
+        <w:pStyle w:val="Heading3"/>
+      </w:pPr>
+      <w:bookmarkStart w:id="34" w:name="_Toc232690073"/>
+      <w:r>
+        <w:t>2.4</w:t>
+      </w:r>
+      <w:r>
+        <w:t>.5. Vai trò của ResNet và EfficientNet trong đề tài</w:t>
+      </w:r>
+      <w:bookmarkEnd w:id="34"/>
+    </w:p>
+    <w:p>
+      <w:pPr>
+        <w:spacing w:line="360" w:lineRule="auto"/>
+        <w:ind w:firstLine="720"/>
+        <w:rPr>
+          <w:rFonts w:ascii="Times New Roman" w:hAnsi="Times New Roman" w:cs="Times New Roman"/>
+          <w:sz w:val="26"/>
+          <w:szCs w:val="26"/>
+        </w:rPr>
+      </w:pPr>
+      <w:r>
+        <w:rPr>
+          <w:rFonts w:ascii="Times New Roman" w:hAnsi="Times New Roman" w:cs="Times New Roman"/>
+          <w:sz w:val="26"/>
+          <w:szCs w:val="26"/>
+        </w:rPr>
+        <w:t>Trong đề tài nhận diện và phân loại biển báo giao thông Việt Nam, ResNet và EfficientNet được lựa chọn làm các mô hình CNN phục vụ nhiệm vụ phân loại ảnh trong pipeline kết hợp detector–classifier. Sau khi YOLO xác định vị trí biển báo, vùng ảnh chứa đối tượng sẽ được cắt ra và đưa vào bộ phân loại để dự đoán lớp cuối cùng.</w:t>
+      </w:r>
+    </w:p>
+    <w:p>
+      <w:pPr>
+        <w:spacing w:line="360" w:lineRule="auto"/>
+        <w:ind w:firstLine="720"/>
+        <w:rPr>
+          <w:rFonts w:ascii="Times New Roman" w:hAnsi="Times New Roman" w:cs="Times New Roman"/>
+          <w:sz w:val="26"/>
+          <w:szCs w:val="26"/>
+        </w:rPr>
+      </w:pPr>
+      <w:r>
+        <w:rPr>
+          <w:rFonts w:ascii="Times New Roman" w:hAnsi="Times New Roman" w:cs="Times New Roman"/>
+          <w:sz w:val="26"/>
+          <w:szCs w:val="26"/>
+        </w:rPr>
+        <w:t xml:space="preserve">Việc lựa chọn hai kiến trúc này cho phép đánh giá ảnh hưởng của thiết kế mạng CNN đến chất lượng nhận dạng biển báo. ResNet đại diện cho hướng tiếp cận sử dụng mạng sâu với residual connection, trong khi EfficientNet đại diện cho hướng tối ưu hóa hiệu quả giữa độ chính xác và chi phí tính toán. Kết quả thực nghiệm sẽ cung cấp cơ sở </w:t>
+      </w:r>
+      <w:r>
+        <w:rPr>
+          <w:rFonts w:ascii="Times New Roman" w:hAnsi="Times New Roman" w:cs="Times New Roman"/>
+          <w:sz w:val="26"/>
+          <w:szCs w:val="26"/>
+        </w:rPr>
         <w:lastRenderedPageBreak/>
-        <w:t>Trong khi đó, EfficientNet hướng tới việc tối ưu hiệu quả sử dụng tài nguyên tính toán. Với số lượng tham số ít hơn, EfficientNet thường đạt độ chính xác tương đương hoặc cao hơn nhiều kiến trúc CNN truyền thống. Điều này đặc biệt hữu ích trong các hệ thống yêu cầu triển khai trên phần cứng có giới hạn về bộ nhớ hoặc năng lực xử lý [16], [17].</w:t>
-      </w:r>
+        <w:t>để so sánh khả năng ứng dụng của từng mô hình trong hệ thống nhận diện biển báo giao thông Việt Nam.</w:t>
+      </w:r>
+    </w:p>
+    <w:p>
+      <w:pPr>
+        <w:pStyle w:val="Heading2"/>
+      </w:pPr>
+      <w:bookmarkStart w:id="35" w:name="_Toc232690074"/>
+      <w:r>
+        <w:t>2.5</w:t>
+      </w:r>
+      <w:r>
+        <w:t>. Chỉ số đánh giá mô hình</w:t>
+      </w:r>
+      <w:bookmarkEnd w:id="35"/>
     </w:p>
     <w:p>
       <w:pPr>
@@ -8187,118 +8934,34 @@
           <w:sz w:val="26"/>
           <w:szCs w:val="26"/>
         </w:rPr>
-        <w:t>Tuy nhiên, EfficientNet thường yêu cầu quá trình tinh chỉnh siêu tham số cẩn thận hơn so với ResNet. Ngược lại, ResNet có kiến trúc đơn giản, ổn định và dễ huấn luyện trên nhiều loại dữ liệu khác nhau.</w:t>
+        <w:t xml:space="preserve">Việc đánh giá mô hình là bước quan trọng nhằm xác định mức độ hiệu quả của hệ thống nhận diện và phân loại biển báo giao thông. </w:t>
+      </w:r>
+    </w:p>
+    <w:p>
+      <w:pPr>
+        <w:spacing w:line="360" w:lineRule="auto"/>
+        <w:ind w:firstLine="720"/>
+        <w:rPr>
+          <w:rFonts w:ascii="Times New Roman" w:hAnsi="Times New Roman" w:cs="Times New Roman"/>
+          <w:sz w:val="26"/>
+          <w:szCs w:val="26"/>
+        </w:rPr>
+      </w:pPr>
+      <w:r>
+        <w:rPr>
+          <w:rFonts w:ascii="Times New Roman" w:hAnsi="Times New Roman" w:cs="Times New Roman"/>
+          <w:sz w:val="26"/>
+          <w:szCs w:val="26"/>
+        </w:rPr>
+        <w:t>Các chỉ số được sử dụng trong nghiên cứu bao gồm Precision, Recall, F1-score, Accuracy, Intersection over Union (IoU), Mean Average Precision (mAP), Confusion Matrix và tốc độ suy luận. Đây là những thước đo được sử dụng rộng rãi trong các bài toán Computer Vision hiện đại, đặc biệt là Object Detection và Image Classification [18]–[20].</w:t>
       </w:r>
     </w:p>
     <w:p>
       <w:pPr>
         <w:pStyle w:val="Heading3"/>
       </w:pPr>
-      <w:bookmarkStart w:id="34" w:name="_Toc232110290"/>
-      <w:r>
-        <w:t>2.4</w:t>
-      </w:r>
-      <w:r>
-        <w:t>.5. Vai trò của ResNet và EfficientNet trong đề tài</w:t>
-      </w:r>
-      <w:bookmarkEnd w:id="34"/>
-    </w:p>
-    <w:p>
-      <w:pPr>
-        <w:spacing w:line="360" w:lineRule="auto"/>
-        <w:ind w:firstLine="720"/>
-        <w:rPr>
-          <w:rFonts w:ascii="Times New Roman" w:hAnsi="Times New Roman" w:cs="Times New Roman"/>
-          <w:sz w:val="26"/>
-          <w:szCs w:val="26"/>
-        </w:rPr>
-      </w:pPr>
-      <w:r>
-        <w:rPr>
-          <w:rFonts w:ascii="Times New Roman" w:hAnsi="Times New Roman" w:cs="Times New Roman"/>
-          <w:sz w:val="26"/>
-          <w:szCs w:val="26"/>
-        </w:rPr>
-        <w:t>Trong đề tài nhận diện và phân loại biển báo giao thông Việt Nam, ResNet và EfficientNet được lựa chọn làm các mô hình CNN phục vụ nhiệm vụ phân loại ảnh trong pipeline kết hợp detector–classifier. Sau khi YOLO xác định vị trí biển báo, vùng ảnh chứa đối tượng sẽ được cắt ra và đưa vào bộ phân loại để dự đoán lớp cuối cùng.</w:t>
-      </w:r>
-    </w:p>
-    <w:p>
-      <w:pPr>
-        <w:spacing w:line="360" w:lineRule="auto"/>
-        <w:ind w:firstLine="720"/>
-        <w:rPr>
-          <w:rFonts w:ascii="Times New Roman" w:hAnsi="Times New Roman" w:cs="Times New Roman"/>
-          <w:sz w:val="26"/>
-          <w:szCs w:val="26"/>
-        </w:rPr>
-      </w:pPr>
-      <w:r>
-        <w:rPr>
-          <w:rFonts w:ascii="Times New Roman" w:hAnsi="Times New Roman" w:cs="Times New Roman"/>
-          <w:sz w:val="26"/>
-          <w:szCs w:val="26"/>
-        </w:rPr>
-        <w:t>Việc lựa chọn hai kiến trúc này cho phép đánh giá ảnh hưởng của thiết kế mạng CNN đến chất lượng nhận dạng biển báo. ResNet đại diện cho hướng tiếp cận sử dụng mạng sâu với residual connection, trong khi EfficientNet đại diện cho hướng tối ưu hóa hiệu quả giữa độ chính xác và chi phí tính toán. Kết quả thực nghiệm sẽ cung cấp cơ sở để so sánh khả năng ứng dụng của từng mô hình trong hệ thống nhận diện biển báo giao thông Việt Nam.</w:t>
-      </w:r>
-    </w:p>
-    <w:p>
-      <w:pPr>
-        <w:pStyle w:val="Heading2"/>
-      </w:pPr>
-      <w:bookmarkStart w:id="35" w:name="_Toc232110291"/>
-      <w:r>
-        <w:t>2.5</w:t>
-      </w:r>
-      <w:r>
-        <w:t>. Chỉ số đánh giá mô hình</w:t>
-      </w:r>
-      <w:bookmarkEnd w:id="35"/>
-    </w:p>
-    <w:p>
-      <w:pPr>
-        <w:spacing w:line="360" w:lineRule="auto"/>
-        <w:ind w:firstLine="720"/>
-        <w:rPr>
-          <w:rFonts w:ascii="Times New Roman" w:hAnsi="Times New Roman" w:cs="Times New Roman"/>
-          <w:sz w:val="26"/>
-          <w:szCs w:val="26"/>
-        </w:rPr>
-      </w:pPr>
-      <w:r>
-        <w:rPr>
-          <w:rFonts w:ascii="Times New Roman" w:hAnsi="Times New Roman" w:cs="Times New Roman"/>
-          <w:sz w:val="26"/>
-          <w:szCs w:val="26"/>
-        </w:rPr>
-        <w:t xml:space="preserve">Việc đánh giá mô hình là bước quan trọng nhằm xác định mức độ hiệu quả của hệ thống nhận diện và phân loại biển báo giao thông. </w:t>
-      </w:r>
-    </w:p>
-    <w:p>
-      <w:pPr>
-        <w:spacing w:line="360" w:lineRule="auto"/>
-        <w:ind w:firstLine="720"/>
-        <w:rPr>
-          <w:rFonts w:ascii="Times New Roman" w:hAnsi="Times New Roman" w:cs="Times New Roman"/>
-          <w:sz w:val="26"/>
-          <w:szCs w:val="26"/>
-        </w:rPr>
-      </w:pPr>
-      <w:r>
-        <w:rPr>
-          <w:rFonts w:ascii="Times New Roman" w:hAnsi="Times New Roman" w:cs="Times New Roman"/>
-          <w:sz w:val="26"/>
-          <w:szCs w:val="26"/>
-        </w:rPr>
-        <w:t>Các chỉ số được sử dụng trong nghiên cứu bao gồm Precision, Recall, F1-score, Accuracy, Intersection over Union (IoU), Mean Average Precision (mAP), Confusion Matrix và tốc độ suy luận. Đây là những thước đo được sử dụng rộng rãi trong các bài toán Computer Vision hiện đại, đặc biệt là Object Detection và Image Classification [18]–[20].</w:t>
-      </w:r>
-    </w:p>
-    <w:p>
-      <w:pPr>
-        <w:pStyle w:val="Heading3"/>
-      </w:pPr>
-      <w:bookmarkStart w:id="36" w:name="_Toc232110292"/>
-      <w:r>
-        <w:lastRenderedPageBreak/>
+      <w:bookmarkStart w:id="36" w:name="_Toc232690075"/>
+      <w:r>
         <w:t>2.5</w:t>
       </w:r>
       <w:r>
@@ -8483,8 +9146,9 @@
       <w:pPr>
         <w:pStyle w:val="Heading3"/>
       </w:pPr>
-      <w:bookmarkStart w:id="37" w:name="_Toc232110293"/>
-      <w:r>
+      <w:bookmarkStart w:id="37" w:name="_Toc232690076"/>
+      <w:r>
+        <w:lastRenderedPageBreak/>
         <w:t>2.5</w:t>
       </w:r>
       <w:r>
@@ -8640,7 +9304,6 @@
           <w:sz w:val="26"/>
           <w:szCs w:val="26"/>
         </w:rPr>
-        <w:lastRenderedPageBreak/>
         <w:t>Recall có ý nghĩa đặc biệt quan trọng trong các hệ thống hỗ trợ lái xe, bởi việc bỏ sót một biển báo giao thông có thể dẫn đến những quyết định không chính xác trong quá trình vận hành phương tiện.</w:t>
       </w:r>
     </w:p>
@@ -8648,7 +9311,7 @@
       <w:pPr>
         <w:pStyle w:val="Heading3"/>
       </w:pPr>
-      <w:bookmarkStart w:id="38" w:name="_Toc232110294"/>
+      <w:bookmarkStart w:id="38" w:name="_Toc232690077"/>
       <w:r>
         <w:t>2.5</w:t>
       </w:r>
@@ -8771,8 +9434,9 @@
       <w:pPr>
         <w:pStyle w:val="Heading3"/>
       </w:pPr>
-      <w:bookmarkStart w:id="39" w:name="_Toc232110295"/>
-      <w:r>
+      <w:bookmarkStart w:id="39" w:name="_Toc232690078"/>
+      <w:r>
+        <w:lastRenderedPageBreak/>
         <w:t>2.5</w:t>
       </w:r>
       <w:r>
@@ -8913,9 +9577,8 @@
       <w:pPr>
         <w:pStyle w:val="Heading3"/>
       </w:pPr>
-      <w:bookmarkStart w:id="40" w:name="_Toc232110296"/>
-      <w:r>
-        <w:lastRenderedPageBreak/>
+      <w:bookmarkStart w:id="40" w:name="_Toc232690079"/>
+      <w:r>
         <w:t>2.5</w:t>
       </w:r>
       <w:r>
@@ -9315,14 +9978,23 @@
           <w:sz w:val="26"/>
           <w:szCs w:val="26"/>
         </w:rPr>
-        <w:t>Giá trị IoU nằm trong khoảng từ 0 đến 1. IoU càng cao cho thấy vị trí dự đoán càng gần với vị trí thực tế của đối tượng. Trong các bài toán Object Detection, một dự đoán thường được xem là đúng khi giá trị IoU vượt qua một ngưỡng xác định trước, chẳng hạn 0,5 [20].</w:t>
+        <w:t xml:space="preserve">Giá trị IoU nằm trong khoảng từ 0 đến 1. IoU càng cao cho thấy vị trí dự đoán càng gần với vị trí thực tế của đối tượng. Trong các bài toán Object Detection, một dự đoán </w:t>
+      </w:r>
+      <w:r>
+        <w:rPr>
+          <w:rFonts w:ascii="Times New Roman" w:hAnsi="Times New Roman" w:cs="Times New Roman"/>
+          <w:sz w:val="26"/>
+          <w:szCs w:val="26"/>
+        </w:rPr>
+        <w:lastRenderedPageBreak/>
+        <w:t>thường được xem là đúng khi giá trị IoU vượt qua một ngưỡng xác định trước, chẳng hạn 0,5 [20].</w:t>
       </w:r>
     </w:p>
     <w:p>
       <w:pPr>
         <w:pStyle w:val="Heading3"/>
       </w:pPr>
-      <w:bookmarkStart w:id="41" w:name="_Toc232110297"/>
+      <w:bookmarkStart w:id="41" w:name="_Toc232690080"/>
       <w:r>
         <w:t>2.5</w:t>
       </w:r>
@@ -9448,7 +10120,6 @@
           <w:sz w:val="26"/>
           <w:szCs w:val="26"/>
         </w:rPr>
-        <w:lastRenderedPageBreak/>
         <w:t>Trong đó, mAP@0.5:0.95 được đánh giá khắt khe hơn vì yêu cầu mô hình phải dự đoán chính xác vị trí đối tượng ở nhiều mức độ khác nhau. Đây cũng là chỉ số được sử dụng phổ biến trong các phiên bản YOLO hiện đại [12]–[14].</w:t>
       </w:r>
     </w:p>
@@ -9456,7 +10127,7 @@
       <w:pPr>
         <w:pStyle w:val="Heading3"/>
       </w:pPr>
-      <w:bookmarkStart w:id="42" w:name="_Toc232110298"/>
+      <w:bookmarkStart w:id="42" w:name="_Toc232690081"/>
       <w:r>
         <w:t>2.5</w:t>
       </w:r>
@@ -9488,7 +10159,7 @@
       <w:pPr>
         <w:pStyle w:val="Heading3"/>
       </w:pPr>
-      <w:bookmarkStart w:id="43" w:name="_Toc232110299"/>
+      <w:bookmarkStart w:id="43" w:name="_Toc232690082"/>
       <w:r>
         <w:t>2.5</w:t>
       </w:r>
@@ -9576,6 +10247,7 @@
           <w:sz w:val="26"/>
           <w:szCs w:val="26"/>
         </w:rPr>
+        <w:lastRenderedPageBreak/>
         <w:t xml:space="preserve">Số khung hình xử lý trong một giây (Frames Per Second – FPS). </w:t>
       </w:r>
     </w:p>
@@ -9637,9 +10309,8 @@
       <w:pPr>
         <w:pStyle w:val="Heading1"/>
       </w:pPr>
-      <w:bookmarkStart w:id="44" w:name="_Toc232110300"/>
-      <w:r>
-        <w:lastRenderedPageBreak/>
+      <w:bookmarkStart w:id="44" w:name="_Toc232690083"/>
+      <w:r>
         <w:t>CHƯƠNG 3: THIẾT KẾ VÀ XÂY DỰNG HỆ THỐNG</w:t>
       </w:r>
       <w:bookmarkEnd w:id="44"/>
@@ -9648,7 +10319,7 @@
       <w:pPr>
         <w:pStyle w:val="Heading2"/>
       </w:pPr>
-      <w:bookmarkStart w:id="45" w:name="_Toc232110301"/>
+      <w:bookmarkStart w:id="45" w:name="_Toc232690084"/>
       <w:r>
         <w:t>3.1. Dữ liệu nghiên cứu</w:t>
       </w:r>
@@ -9659,7 +10330,7 @@
         <w:pStyle w:val="Heading3"/>
         <w:ind w:firstLine="720"/>
       </w:pPr>
-      <w:bookmarkStart w:id="46" w:name="_Toc232110302"/>
+      <w:bookmarkStart w:id="46" w:name="_Toc232690085"/>
       <w:r>
         <w:t>3.</w:t>
       </w:r>
@@ -9676,20 +10347,20 @@
         <w:pStyle w:val="Heading3"/>
         <w:ind w:firstLine="720"/>
       </w:pPr>
-      <w:bookmarkStart w:id="47" w:name="_Toc232110303"/>
+      <w:bookmarkStart w:id="47" w:name="_Toc232690086"/>
       <w:r>
         <w:t>3.1.2</w:t>
       </w:r>
+      <w:r>
+        <w:t>. Thống kê bộ dữ liệu</w:t>
+      </w:r>
       <w:bookmarkEnd w:id="47"/>
-      <w:r>
-        <w:t>. Thống kê bộ dữ liệu</w:t>
-      </w:r>
     </w:p>
     <w:p>
       <w:pPr>
         <w:pStyle w:val="Heading2"/>
       </w:pPr>
-      <w:bookmarkStart w:id="48" w:name="_Toc232110304"/>
+      <w:bookmarkStart w:id="48" w:name="_Toc232690087"/>
       <w:r>
         <w:t>3.2. Quy trình xử lý dữ liệu</w:t>
       </w:r>
@@ -9700,7 +10371,7 @@
         <w:pStyle w:val="Heading3"/>
         <w:ind w:firstLine="720"/>
       </w:pPr>
-      <w:bookmarkStart w:id="49" w:name="_Toc232110305"/>
+      <w:bookmarkStart w:id="49" w:name="_Toc232690088"/>
       <w:r>
         <w:t>3.2.1. Chuẩn hóa dữ liệu cho YOLO</w:t>
       </w:r>
@@ -9711,7 +10382,7 @@
         <w:pStyle w:val="Heading3"/>
         <w:ind w:firstLine="720"/>
       </w:pPr>
-      <w:bookmarkStart w:id="50" w:name="_Toc232110307"/>
+      <w:bookmarkStart w:id="50" w:name="_Toc232690089"/>
       <w:r>
         <w:t>3.2.</w:t>
       </w:r>
@@ -9730,7 +10401,7 @@
       <w:pPr>
         <w:pStyle w:val="Heading2"/>
       </w:pPr>
-      <w:bookmarkStart w:id="51" w:name="_Toc232110308"/>
+      <w:bookmarkStart w:id="51" w:name="_Toc232690090"/>
       <w:r>
         <w:t>3.3. Thiết kế hệ thống</w:t>
       </w:r>
@@ -9740,7 +10411,7 @@
       <w:pPr>
         <w:pStyle w:val="Heading3"/>
       </w:pPr>
-      <w:bookmarkStart w:id="52" w:name="_Toc232110309"/>
+      <w:bookmarkStart w:id="52" w:name="_Toc232690091"/>
       <w:r>
         <w:t>3.3.1. Kiến trúc tổng thể hệ thống</w:t>
       </w:r>
@@ -9797,8 +10468,92 @@
           <w:sz w:val="26"/>
           <w:szCs w:val="26"/>
         </w:rPr>
-        <w:t xml:space="preserve">Đề tài xây dựng hai pipeline nhận diện độc lập. Pipeline thứ nhất sử dụng mô hình YOLO để thực hiện đồng thời nhiệm vụ phát hiện và phân loại biển báo trong một lần suy luận. Pipeline thứ hai áp dụng kiến trúc lai (hybrid), trong đó YOLO đảm nhận vai trò định vị đối tượng, còn CNN thực hiện phân loại cuối cùng trên vùng ảnh đã được cắt. Việc triển khai song song hai pipeline cho phép đánh giá sự đánh đổi giữa tốc độ xử lý và khả năng nhận dạng chi tiết đối với các lớp biển báo có đặc điểm tương đồng. </w:t>
-      </w:r>
+        <w:t xml:space="preserve">Đề tài xây dựng hai pipeline nhận diện độc lập. Pipeline thứ nhất sử dụng mô hình YOLO để thực hiện đồng thời nhiệm vụ phát hiện và phân loại biển báo trong một lần suy luận. Pipeline thứ hai áp dụng kiến trúc lai (hybrid), trong đó YOLO đảm nhận vai trò định vị đối tượng, còn CNN thực hiện phân loại cuối cùng trên vùng ảnh đã được cắt. </w:t>
+      </w:r>
+      <w:r>
+        <w:rPr>
+          <w:rFonts w:ascii="Times New Roman" w:hAnsi="Times New Roman" w:cs="Times New Roman"/>
+          <w:sz w:val="26"/>
+          <w:szCs w:val="26"/>
+        </w:rPr>
+        <w:lastRenderedPageBreak/>
+        <w:t xml:space="preserve">Việc triển khai song song hai pipeline cho phép đánh giá sự đánh đổi giữa tốc độ xử lý và khả năng nhận dạng chi tiết đối với các lớp biển báo có đặc điểm tương đồng. </w:t>
+      </w:r>
+    </w:p>
+    <w:p>
+      <w:pPr>
+        <w:jc w:val="center"/>
+        <w:rPr>
+          <w:rFonts w:ascii="Times New Roman" w:hAnsi="Times New Roman" w:cs="Times New Roman"/>
+          <w:sz w:val="26"/>
+          <w:szCs w:val="26"/>
+        </w:rPr>
+      </w:pPr>
+      <w:r>
+        <w:rPr>
+          <w:rFonts w:ascii="Times New Roman" w:hAnsi="Times New Roman" w:cs="Times New Roman"/>
+          <w:noProof/>
+          <w:sz w:val="26"/>
+          <w:szCs w:val="26"/>
+        </w:rPr>
+        <w:drawing>
+          <wp:inline distT="0" distB="0" distL="0" distR="0" wp14:anchorId="1B6FEE3A" wp14:editId="07061744">
+            <wp:extent cx="6175665" cy="1382233"/>
+            <wp:effectExtent l="0" t="0" r="0" b="0"/>
+            <wp:docPr id="1402108397" name="Picture 4"/>
+            <wp:cNvGraphicFramePr>
+              <a:graphicFrameLocks xmlns:a="http://schemas.openxmlformats.org/drawingml/2006/main" noChangeAspect="1"/>
+            </wp:cNvGraphicFramePr>
+            <a:graphic xmlns:a="http://schemas.openxmlformats.org/drawingml/2006/main">
+              <a:graphicData uri="http://schemas.openxmlformats.org/drawingml/2006/picture">
+                <pic:pic xmlns:pic="http://schemas.openxmlformats.org/drawingml/2006/picture">
+                  <pic:nvPicPr>
+                    <pic:cNvPr id="0" name="Picture 16"/>
+                    <pic:cNvPicPr>
+                      <a:picLocks noChangeAspect="1" noChangeArrowheads="1"/>
+                    </pic:cNvPicPr>
+                  </pic:nvPicPr>
+                  <pic:blipFill>
+                    <a:blip r:embed="rId16" cstate="print">
+                      <a:extLst>
+                        <a:ext uri="{28A0092B-C50C-407E-A947-70E740481C1C}">
+                          <a14:useLocalDpi xmlns:a14="http://schemas.microsoft.com/office/drawing/2010/main" val="0"/>
+                        </a:ext>
+                      </a:extLst>
+                    </a:blip>
+                    <a:srcRect/>
+                    <a:stretch>
+                      <a:fillRect/>
+                    </a:stretch>
+                  </pic:blipFill>
+                  <pic:spPr bwMode="auto">
+                    <a:xfrm>
+                      <a:off x="0" y="0"/>
+                      <a:ext cx="6219251" cy="1391988"/>
+                    </a:xfrm>
+                    <a:prstGeom prst="rect">
+                      <a:avLst/>
+                    </a:prstGeom>
+                    <a:noFill/>
+                    <a:ln>
+                      <a:noFill/>
+                    </a:ln>
+                  </pic:spPr>
+                </pic:pic>
+              </a:graphicData>
+            </a:graphic>
+          </wp:inline>
+        </w:drawing>
+      </w:r>
+    </w:p>
+    <w:p>
+      <w:pPr>
+        <w:rPr>
+          <w:rFonts w:ascii="Times New Roman" w:hAnsi="Times New Roman" w:cs="Times New Roman"/>
+          <w:sz w:val="26"/>
+          <w:szCs w:val="26"/>
+        </w:rPr>
+      </w:pPr>
     </w:p>
     <w:p>
       <w:pPr>
@@ -9823,12 +10578,149 @@
       <w:pPr>
         <w:pStyle w:val="Heading3"/>
       </w:pPr>
-      <w:bookmarkStart w:id="53" w:name="_Toc232110310"/>
-      <w:r>
+      <w:bookmarkStart w:id="53" w:name="_Toc232690092"/>
+      <w:r>
+        <w:t>3.3.2. Pipeline 1: YOLO End-to-End</w:t>
+      </w:r>
+      <w:bookmarkEnd w:id="53"/>
+    </w:p>
+    <w:p>
+      <w:pPr>
+        <w:ind w:firstLine="720"/>
+        <w:rPr>
+          <w:rFonts w:ascii="Times New Roman" w:hAnsi="Times New Roman" w:cs="Times New Roman"/>
+          <w:sz w:val="26"/>
+          <w:szCs w:val="26"/>
+        </w:rPr>
+      </w:pPr>
+      <w:r>
+        <w:rPr>
+          <w:rFonts w:ascii="Times New Roman" w:hAnsi="Times New Roman" w:cs="Times New Roman"/>
+          <w:sz w:val="26"/>
+          <w:szCs w:val="26"/>
+        </w:rPr>
+        <w:t>Pipeline 1 được xây dựng theo hướng end-to-end, trong đó toàn bộ quá trình phát hiện và phân loại biển báo được thực hiện bởi một mô hình YOLO duy nhất. Đây là hướng tiếp cận thuộc nhóm single-stage detector, cho phép mô hình đồng thời dự đoán vị trí đối tượng và nhãn lớp trong một lần truyền dữ liệu qua mạng [10], [11].</w:t>
+      </w:r>
+    </w:p>
+    <w:p>
+      <w:pPr>
+        <w:ind w:firstLine="720"/>
+        <w:rPr>
+          <w:rFonts w:ascii="Times New Roman" w:hAnsi="Times New Roman" w:cs="Times New Roman"/>
+          <w:sz w:val="26"/>
+          <w:szCs w:val="26"/>
+        </w:rPr>
+      </w:pPr>
+      <w:r>
+        <w:rPr>
+          <w:rFonts w:ascii="Times New Roman" w:hAnsi="Times New Roman" w:cs="Times New Roman"/>
+          <w:sz w:val="26"/>
+          <w:szCs w:val="26"/>
+        </w:rPr>
+        <w:t>Trong giai đoạn suy luận, ảnh đầu vào được đưa trực tiếp vào mô hình YOLO. Sau khi trích xuất đặc trưng thông qua backbone và các tầng hợp nhất đặc trưng, mô hình dự đoán các bounding box, xác suất lớp và giá trị confidence tương ứng. Các dự đoán sau đó được xử lý bằng Non-Maximum Suppression nhằm loại bỏ các bounding box chồng lấn và giữ lại những kết quả có độ tin cậy cao nhất [10], [14].</w:t>
+      </w:r>
+    </w:p>
+    <w:p>
+      <w:pPr>
+        <w:jc w:val="center"/>
+        <w:rPr>
+          <w:rFonts w:ascii="Times New Roman" w:hAnsi="Times New Roman" w:cs="Times New Roman"/>
+          <w:sz w:val="26"/>
+          <w:szCs w:val="26"/>
+        </w:rPr>
+      </w:pPr>
+      <w:r>
+        <w:rPr>
+          <w:rFonts w:ascii="Times New Roman" w:hAnsi="Times New Roman" w:cs="Times New Roman"/>
+          <w:noProof/>
+          <w:sz w:val="26"/>
+          <w:szCs w:val="26"/>
+        </w:rPr>
+        <w:drawing>
+          <wp:inline distT="0" distB="0" distL="0" distR="0" wp14:anchorId="002C4CCE" wp14:editId="7B51AA7A">
+            <wp:extent cx="4252358" cy="1148316"/>
+            <wp:effectExtent l="0" t="0" r="0" b="0"/>
+            <wp:docPr id="1987408988" name="Picture 6"/>
+            <wp:cNvGraphicFramePr>
+              <a:graphicFrameLocks xmlns:a="http://schemas.openxmlformats.org/drawingml/2006/main" noChangeAspect="1"/>
+            </wp:cNvGraphicFramePr>
+            <a:graphic xmlns:a="http://schemas.openxmlformats.org/drawingml/2006/main">
+              <a:graphicData uri="http://schemas.openxmlformats.org/drawingml/2006/picture">
+                <pic:pic xmlns:pic="http://schemas.openxmlformats.org/drawingml/2006/picture">
+                  <pic:nvPicPr>
+                    <pic:cNvPr id="0" name="Picture 23"/>
+                    <pic:cNvPicPr>
+                      <a:picLocks noChangeAspect="1" noChangeArrowheads="1"/>
+                    </pic:cNvPicPr>
+                  </pic:nvPicPr>
+                  <pic:blipFill>
+                    <a:blip r:embed="rId17" cstate="print">
+                      <a:extLst>
+                        <a:ext uri="{28A0092B-C50C-407E-A947-70E740481C1C}">
+                          <a14:useLocalDpi xmlns:a14="http://schemas.microsoft.com/office/drawing/2010/main" val="0"/>
+                        </a:ext>
+                      </a:extLst>
+                    </a:blip>
+                    <a:srcRect/>
+                    <a:stretch>
+                      <a:fillRect/>
+                    </a:stretch>
+                  </pic:blipFill>
+                  <pic:spPr bwMode="auto">
+                    <a:xfrm>
+                      <a:off x="0" y="0"/>
+                      <a:ext cx="4313020" cy="1164697"/>
+                    </a:xfrm>
+                    <a:prstGeom prst="rect">
+                      <a:avLst/>
+                    </a:prstGeom>
+                    <a:noFill/>
+                    <a:ln>
+                      <a:noFill/>
+                    </a:ln>
+                  </pic:spPr>
+                </pic:pic>
+              </a:graphicData>
+            </a:graphic>
+          </wp:inline>
+        </w:drawing>
+      </w:r>
+    </w:p>
+    <w:p>
+      <w:pPr>
+        <w:rPr>
+          <w:rFonts w:ascii="Times New Roman" w:hAnsi="Times New Roman" w:cs="Times New Roman"/>
+          <w:sz w:val="26"/>
+          <w:szCs w:val="26"/>
+        </w:rPr>
+      </w:pPr>
+    </w:p>
+    <w:p>
+      <w:pPr>
+        <w:ind w:firstLine="720"/>
+        <w:rPr>
+          <w:rFonts w:ascii="Times New Roman" w:hAnsi="Times New Roman" w:cs="Times New Roman"/>
+          <w:sz w:val="26"/>
+          <w:szCs w:val="26"/>
+        </w:rPr>
+      </w:pPr>
+      <w:r>
+        <w:rPr>
+          <w:rFonts w:ascii="Times New Roman" w:hAnsi="Times New Roman" w:cs="Times New Roman"/>
+          <w:sz w:val="26"/>
+          <w:szCs w:val="26"/>
+        </w:rPr>
+        <w:t xml:space="preserve">Trong kiến trúc này, cùng một mô hình chịu trách nhiệm cho cả hai nhiệm vụ localization và classification. Điều đó giúp giảm độ phức tạp của hệ thống, hạn chế chi </w:t>
+      </w:r>
+      <w:r>
+        <w:rPr>
+          <w:rFonts w:ascii="Times New Roman" w:hAnsi="Times New Roman" w:cs="Times New Roman"/>
+          <w:sz w:val="26"/>
+          <w:szCs w:val="26"/>
+        </w:rPr>
         <w:lastRenderedPageBreak/>
-        <w:t>3.3.2. Pipeline 1: YOLO End-to-End</w:t>
-      </w:r>
-      <w:bookmarkEnd w:id="53"/>
+        <w:t>phí truyền dữ liệu giữa các mô-đun và tối ưu tốc độ suy luận. Đây là một ưu điểm quan trọng đối với các ứng dụng yêu cầu xử lý thời gian thực như camera giao thông, hệ thống giám sát giao lộ hoặc các nền tảng hỗ trợ lái xe nâng cao [12]–[14].</w:t>
+      </w:r>
     </w:p>
     <w:p>
       <w:pPr>
@@ -9845,7 +10737,7 @@
           <w:sz w:val="26"/>
           <w:szCs w:val="26"/>
         </w:rPr>
-        <w:t>Pipeline 1 được xây dựng theo hướng end-to-end, trong đó toàn bộ quá trình phát hiện và phân loại biển báo được thực hiện bởi một mô hình YOLO duy nhất. Đây là hướng tiếp cận thuộc nhóm single-stage detector, cho phép mô hình đồng thời dự đoán vị trí đối tượng và nhãn lớp trong một lần truyền dữ liệu qua mạng [10], [11].</w:t>
+        <w:t>Tuy nhiên, khả năng phân loại của mô hình phụ thuộc hoàn toàn vào bộ đặc trưng được học trong quá trình huấn luyện detector. Khi số lượng lớp lớn hoặc tồn tại nhiều biển báo có hình dạng và màu sắc tương đồng, mô hình có thể gặp khó khăn trong việc phân biệt các chi tiết đặc trưng nhỏ. Hạn chế này thường xuất hiện rõ hơn đối với các biển báo có kích thước nhỏ hoặc xuất hiện ở khoảng cách xa trong ảnh đầu vào.</w:t>
       </w:r>
     </w:p>
     <w:p>
@@ -9863,42 +10755,18 @@
           <w:sz w:val="26"/>
           <w:szCs w:val="26"/>
         </w:rPr>
-        <w:t>Trong giai đoạn suy luận, ảnh đầu vào được đưa trực tiếp vào mô hình YOLO. Sau khi trích xuất đặc trưng thông qua backbone và các tầng hợp nhất đặc trưng, mô hình dự đoán các bounding box, xác suất lớp và giá trị confidence tương ứng. Các dự đoán sau đó được xử lý bằng Non-Maximum Suppression nhằm loại bỏ các bounding box chồng lấn và giữ lại những kết quả có độ tin cậy cao nhất [10], [14].</w:t>
-      </w:r>
-    </w:p>
-    <w:p>
-      <w:pPr>
-        <w:rPr>
-          <w:rFonts w:ascii="Times New Roman" w:hAnsi="Times New Roman" w:cs="Times New Roman"/>
-          <w:sz w:val="26"/>
-          <w:szCs w:val="26"/>
-        </w:rPr>
-      </w:pPr>
-      <w:r>
-        <w:rPr>
-          <w:rFonts w:ascii="Times New Roman" w:hAnsi="Times New Roman" w:cs="Times New Roman"/>
-          <w:sz w:val="26"/>
-          <w:szCs w:val="26"/>
-        </w:rPr>
-        <w:t>Luồng xử lý của Pipeline 1 có thể được mô tả như sau:</w:t>
-      </w:r>
-    </w:p>
-    <w:p>
-      <w:pPr>
-        <w:rPr>
-          <w:rFonts w:ascii="Times New Roman" w:hAnsi="Times New Roman" w:cs="Times New Roman"/>
-          <w:sz w:val="26"/>
-          <w:szCs w:val="26"/>
-        </w:rPr>
-      </w:pPr>
-      <w:r>
-        <w:rPr>
-          <w:rFonts w:ascii="Times New Roman" w:hAnsi="Times New Roman" w:cs="Times New Roman"/>
-          <w:sz w:val="26"/>
-          <w:szCs w:val="26"/>
-        </w:rPr>
-        <w:t xml:space="preserve">Ảnh đầu vào → YOLO → Bounding Box + Class → Kết quả đầu ra. </w:t>
-      </w:r>
+        <w:t>Trong phạm vi đề tài, các mô hình YOLOv5n, YOLOv8n và YOLOv11n được huấn luyện và đánh giá trên cùng bộ dữ liệu nhằm lựa chọn detector có hiệu năng tốt nhất cho Pipeline 1. Các chỉ số được sử dụng bao gồm Precision, Recall, mAP@0.5, mAP@0.5:0.95, FPS, thời gian suy luận và kích thước mô hình.</w:t>
+      </w:r>
+    </w:p>
+    <w:p>
+      <w:pPr>
+        <w:pStyle w:val="Heading3"/>
+      </w:pPr>
+      <w:bookmarkStart w:id="54" w:name="_Toc232690093"/>
+      <w:r>
+        <w:t>3.3.3. Pipeline 2: YOLO + CNN</w:t>
+      </w:r>
+      <w:bookmarkEnd w:id="54"/>
     </w:p>
     <w:p>
       <w:pPr>
@@ -9915,7 +10783,7 @@
           <w:sz w:val="26"/>
           <w:szCs w:val="26"/>
         </w:rPr>
-        <w:t>Trong kiến trúc này, cùng một mô hình chịu trách nhiệm cho cả hai nhiệm vụ localization và classification. Điều đó giúp giảm độ phức tạp của hệ thống, hạn chế chi phí truyền dữ liệu giữa các mô-đun và tối ưu tốc độ suy luận. Đây là một ưu điểm quan trọng đối với các ứng dụng yêu cầu xử lý thời gian thực như camera giao thông, hệ thống giám sát giao lộ hoặc các nền tảng hỗ trợ lái xe nâng cao [12]–[14].</w:t>
+        <w:t>Khác với Pipeline 1, Pipeline 2 áp dụng kiến trúc hai giai đoạn, trong đó nhiệm vụ phát hiện và nhiệm vụ phân loại được tách thành hai thành phần độc lập. Cách tiếp cận này tận dụng ưu thế của YOLO trong việc xác định vị trí đối tượng và khả năng học đặc trưng chuyên sâu của các mạng CNN hiện đại [15]–[17].</w:t>
       </w:r>
     </w:p>
     <w:p>
@@ -9933,7 +10801,7 @@
           <w:sz w:val="26"/>
           <w:szCs w:val="26"/>
         </w:rPr>
-        <w:t>Tuy nhiên, khả năng phân loại của mô hình phụ thuộc hoàn toàn vào bộ đặc trưng được học trong quá trình huấn luyện detector. Khi số lượng lớp lớn hoặc tồn tại nhiều biển báo có hình dạng và màu sắc tương đồng, mô hình có thể gặp khó khăn trong việc phân biệt các chi tiết đặc trưng nhỏ. Hạn chế này thường xuất hiện rõ hơn đối với các biển báo có kích thước nhỏ hoặc xuất hiện ở khoảng cách xa trong ảnh đầu vào.</w:t>
+        <w:t>Ở giai đoạn đầu tiên, ảnh đầu vào được xử lý bởi mô hình YOLO để phát hiện vị trí các biển báo xuất hiện trong khung hình. Kết quả của bước này bao gồm các bounding box và độ tin cậy tương ứng. Thay vì sử dụng trực tiếp nhãn lớp từ YOLO, hệ thống chỉ khai thác thông tin vị trí đối tượng.</w:t>
       </w:r>
     </w:p>
     <w:p>
@@ -9951,18 +10819,74 @@
           <w:sz w:val="26"/>
           <w:szCs w:val="26"/>
         </w:rPr>
-        <w:t>Trong phạm vi đề tài, các mô hình YOLOv5n, YOLOv8n và YOLOv11n được huấn luyện và đánh giá trên cùng bộ dữ liệu nhằm lựa chọn detector có hiệu năng tốt nhất cho Pipeline 1. Các chỉ số được sử dụng bao gồm Precision, Recall, mAP@0.5, mAP@0.5:0.95, FPS, thời gian suy luận và kích thước mô hình.</w:t>
-      </w:r>
-    </w:p>
-    <w:p>
-      <w:pPr>
-        <w:pStyle w:val="Heading3"/>
-      </w:pPr>
-      <w:bookmarkStart w:id="54" w:name="_Toc232110311"/>
-      <w:r>
-        <w:t>3.3.3. Pipeline 2: YOLO + CNN</w:t>
-      </w:r>
-      <w:bookmarkEnd w:id="54"/>
+        <w:t xml:space="preserve">Sau khi xác định được vùng chứa biển báo, ảnh sẽ được cắt theo tọa độ bounding box và chuẩn hóa kích thước trước khi đưa vào bộ phân loại CNN. Trong nghiên cứu này, hai kiến trúc được lựa chọn để đánh giá là ResNet50 và EfficientNet-B0. Các mô hình được huấn luyện trên tập dữ liệu classification được xây dựng từ các ảnh crop thu được trong quá trình tiền xử lý dữ liệu. </w:t>
+      </w:r>
+    </w:p>
+    <w:p>
+      <w:pPr>
+        <w:jc w:val="center"/>
+        <w:rPr>
+          <w:rFonts w:ascii="Times New Roman" w:hAnsi="Times New Roman" w:cs="Times New Roman"/>
+          <w:sz w:val="26"/>
+          <w:szCs w:val="26"/>
+        </w:rPr>
+      </w:pPr>
+      <w:r>
+        <w:rPr>
+          <w:rFonts w:ascii="Times New Roman" w:hAnsi="Times New Roman" w:cs="Times New Roman"/>
+          <w:noProof/>
+          <w:sz w:val="26"/>
+          <w:szCs w:val="26"/>
+        </w:rPr>
+        <w:drawing>
+          <wp:inline distT="0" distB="0" distL="0" distR="0" wp14:anchorId="67CA5BBC" wp14:editId="33276764">
+            <wp:extent cx="6495529" cy="510363"/>
+            <wp:effectExtent l="0" t="0" r="0" b="0"/>
+            <wp:docPr id="1472318361" name="Picture 8"/>
+            <wp:cNvGraphicFramePr>
+              <a:graphicFrameLocks xmlns:a="http://schemas.openxmlformats.org/drawingml/2006/main" noChangeAspect="1"/>
+            </wp:cNvGraphicFramePr>
+            <a:graphic xmlns:a="http://schemas.openxmlformats.org/drawingml/2006/main">
+              <a:graphicData uri="http://schemas.openxmlformats.org/drawingml/2006/picture">
+                <pic:pic xmlns:pic="http://schemas.openxmlformats.org/drawingml/2006/picture">
+                  <pic:nvPicPr>
+                    <pic:cNvPr id="0" name="Picture 30"/>
+                    <pic:cNvPicPr>
+                      <a:picLocks noChangeAspect="1" noChangeArrowheads="1"/>
+                    </pic:cNvPicPr>
+                  </pic:nvPicPr>
+                  <pic:blipFill>
+                    <a:blip r:embed="rId18" cstate="print">
+                      <a:extLst>
+                        <a:ext uri="{28A0092B-C50C-407E-A947-70E740481C1C}">
+                          <a14:useLocalDpi xmlns:a14="http://schemas.microsoft.com/office/drawing/2010/main" val="0"/>
+                        </a:ext>
+                      </a:extLst>
+                    </a:blip>
+                    <a:srcRect/>
+                    <a:stretch>
+                      <a:fillRect/>
+                    </a:stretch>
+                  </pic:blipFill>
+                  <pic:spPr bwMode="auto">
+                    <a:xfrm>
+                      <a:off x="0" y="0"/>
+                      <a:ext cx="6648508" cy="522383"/>
+                    </a:xfrm>
+                    <a:prstGeom prst="rect">
+                      <a:avLst/>
+                    </a:prstGeom>
+                    <a:noFill/>
+                    <a:ln>
+                      <a:noFill/>
+                    </a:ln>
+                  </pic:spPr>
+                </pic:pic>
+              </a:graphicData>
+            </a:graphic>
+          </wp:inline>
+        </w:drawing>
+      </w:r>
     </w:p>
     <w:p>
       <w:pPr>
@@ -9979,7 +10903,7 @@
           <w:sz w:val="26"/>
           <w:szCs w:val="26"/>
         </w:rPr>
-        <w:t>Khác với Pipeline 1, Pipeline 2 áp dụng kiến trúc hai giai đoạn, trong đó nhiệm vụ phát hiện và nhiệm vụ phân loại được tách thành hai thành phần độc lập. Cách tiếp cận này tận dụng ưu thế của YOLO trong việc xác định vị trí đối tượng và khả năng học đặc trưng chuyên sâu của các mạng CNN hiện đại [15]–[17].</w:t>
+        <w:t>Việc tách biệt hai nhiệm vụ mang lại một số lợi thế đáng kể. Bộ phân loại CNN được huấn luyện trực tiếp trên ảnh biển báo đã được cắt khỏi bối cảnh xung quanh, nhờ đó có thể tập trung học các đặc trưng hình học, màu sắc và ký hiệu đặc thù của từng lớp biển báo. Điều này đặc biệt hữu ích khi xử lý các lớp có mức độ tương đồng cao hoặc các biển báo chỉ khác nhau ở một số chi tiết nhỏ.</w:t>
       </w:r>
     </w:p>
     <w:p>
@@ -9997,16 +10921,8 @@
           <w:sz w:val="26"/>
           <w:szCs w:val="26"/>
         </w:rPr>
-        <w:t xml:space="preserve">Ở giai đoạn đầu tiên, ảnh đầu vào được xử lý bởi mô hình YOLO để phát hiện vị trí các biển báo xuất hiện trong khung hình. Kết quả của bước này bao gồm các bounding </w:t>
-      </w:r>
-      <w:r>
-        <w:rPr>
-          <w:rFonts w:ascii="Times New Roman" w:hAnsi="Times New Roman" w:cs="Times New Roman"/>
-          <w:sz w:val="26"/>
-          <w:szCs w:val="26"/>
-        </w:rPr>
         <w:lastRenderedPageBreak/>
-        <w:t>box và độ tin cậy tương ứng. Thay vì sử dụng trực tiếp nhãn lớp từ YOLO, hệ thống chỉ khai thác thông tin vị trí đối tượng.</w:t>
+        <w:t>Đổi lại, Pipeline 2 phát sinh thêm chi phí tính toán do phải thực hiện hai lần suy luận liên tiếp. Ngoài thời gian xử lý của YOLO, hệ thống còn cần thực hiện bước cắt ảnh và phân loại bằng CNN. Vì vậy, tốc độ suy luận thường thấp hơn so với mô hình end-to-end, đặc biệt khi số lượng đối tượng xuất hiện trong ảnh lớn.</w:t>
       </w:r>
     </w:p>
     <w:p>
@@ -10024,94 +10940,6 @@
           <w:sz w:val="26"/>
           <w:szCs w:val="26"/>
         </w:rPr>
-        <w:t xml:space="preserve">Sau khi xác định được vùng chứa biển báo, ảnh sẽ được cắt theo tọa độ bounding box và chuẩn hóa kích thước trước khi đưa vào bộ phân loại CNN. Trong nghiên cứu này, hai kiến trúc được lựa chọn để đánh giá là ResNet50 và EfficientNet-B0. Các mô hình được huấn luyện trên tập dữ liệu classification được xây dựng từ các ảnh crop thu được trong quá trình tiền xử lý dữ liệu. </w:t>
-      </w:r>
-    </w:p>
-    <w:p>
-      <w:pPr>
-        <w:rPr>
-          <w:rFonts w:ascii="Times New Roman" w:hAnsi="Times New Roman" w:cs="Times New Roman"/>
-          <w:sz w:val="26"/>
-          <w:szCs w:val="26"/>
-        </w:rPr>
-      </w:pPr>
-      <w:r>
-        <w:rPr>
-          <w:rFonts w:ascii="Times New Roman" w:hAnsi="Times New Roman" w:cs="Times New Roman"/>
-          <w:sz w:val="26"/>
-          <w:szCs w:val="26"/>
-        </w:rPr>
-        <w:t>Luồng xử lý của Pipeline 2 được mô tả như sau:</w:t>
-      </w:r>
-    </w:p>
-    <w:p>
-      <w:pPr>
-        <w:rPr>
-          <w:rFonts w:ascii="Times New Roman" w:hAnsi="Times New Roman" w:cs="Times New Roman"/>
-          <w:sz w:val="26"/>
-          <w:szCs w:val="26"/>
-        </w:rPr>
-      </w:pPr>
-      <w:r>
-        <w:rPr>
-          <w:rFonts w:ascii="Times New Roman" w:hAnsi="Times New Roman" w:cs="Times New Roman"/>
-          <w:sz w:val="26"/>
-          <w:szCs w:val="26"/>
-        </w:rPr>
-        <w:t xml:space="preserve">Ảnh đầu vào → YOLO Detector → Bounding Box → Crop Image → CNN Classifier → Class → Kết quả đầu ra. </w:t>
-      </w:r>
-    </w:p>
-    <w:p>
-      <w:pPr>
-        <w:ind w:firstLine="720"/>
-        <w:rPr>
-          <w:rFonts w:ascii="Times New Roman" w:hAnsi="Times New Roman" w:cs="Times New Roman"/>
-          <w:sz w:val="26"/>
-          <w:szCs w:val="26"/>
-        </w:rPr>
-      </w:pPr>
-      <w:r>
-        <w:rPr>
-          <w:rFonts w:ascii="Times New Roman" w:hAnsi="Times New Roman" w:cs="Times New Roman"/>
-          <w:sz w:val="26"/>
-          <w:szCs w:val="26"/>
-        </w:rPr>
-        <w:t>Việc tách biệt hai nhiệm vụ mang lại một số lợi thế đáng kể. Bộ phân loại CNN được huấn luyện trực tiếp trên ảnh biển báo đã được cắt khỏi bối cảnh xung quanh, nhờ đó có thể tập trung học các đặc trưng hình học, màu sắc và ký hiệu đặc thù của từng lớp biển báo. Điều này đặc biệt hữu ích khi xử lý các lớp có mức độ tương đồng cao hoặc các biển báo chỉ khác nhau ở một số chi tiết nhỏ.</w:t>
-      </w:r>
-    </w:p>
-    <w:p>
-      <w:pPr>
-        <w:ind w:firstLine="720"/>
-        <w:rPr>
-          <w:rFonts w:ascii="Times New Roman" w:hAnsi="Times New Roman" w:cs="Times New Roman"/>
-          <w:sz w:val="26"/>
-          <w:szCs w:val="26"/>
-        </w:rPr>
-      </w:pPr>
-      <w:r>
-        <w:rPr>
-          <w:rFonts w:ascii="Times New Roman" w:hAnsi="Times New Roman" w:cs="Times New Roman"/>
-          <w:sz w:val="26"/>
-          <w:szCs w:val="26"/>
-        </w:rPr>
-        <w:t>Đổi lại, Pipeline 2 phát sinh thêm chi phí tính toán do phải thực hiện hai lần suy luận liên tiếp. Ngoài thời gian xử lý của YOLO, hệ thống còn cần thực hiện bước cắt ảnh và phân loại bằng CNN. Vì vậy, tốc độ suy luận thường thấp hơn so với mô hình end-to-end, đặc biệt khi số lượng đối tượng xuất hiện trong ảnh lớn.</w:t>
-      </w:r>
-    </w:p>
-    <w:p>
-      <w:pPr>
-        <w:ind w:firstLine="720"/>
-        <w:rPr>
-          <w:rFonts w:ascii="Times New Roman" w:hAnsi="Times New Roman" w:cs="Times New Roman"/>
-          <w:sz w:val="26"/>
-          <w:szCs w:val="26"/>
-        </w:rPr>
-      </w:pPr>
-      <w:r>
-        <w:rPr>
-          <w:rFonts w:ascii="Times New Roman" w:hAnsi="Times New Roman" w:cs="Times New Roman"/>
-          <w:sz w:val="26"/>
-          <w:szCs w:val="26"/>
-        </w:rPr>
         <w:t>Trong nghiên cứu này, Pipeline 2 được xây dựng nhằm đánh giá liệu việc bổ sung một bộ phân loại chuyên biệt có giúp cải thiện chất lượng nhận dạng biển báo hay không. Kết quả thực nghiệm sẽ được sử dụng để so sánh trực tiếp với Pipeline 1 trên các tiêu chí về độ chính xác, tốc độ xử lý, kích thước mô hình và khả năng triển khai thực tế.</w:t>
       </w:r>
     </w:p>
@@ -10120,9 +10948,8 @@
       <w:pPr>
         <w:pStyle w:val="Heading2"/>
       </w:pPr>
-      <w:bookmarkStart w:id="55" w:name="_Toc232110312"/>
-      <w:r>
-        <w:lastRenderedPageBreak/>
+      <w:bookmarkStart w:id="55" w:name="_Toc232690094"/>
+      <w:r>
         <w:t>3.4. Xây dựng mô hình YOLO</w:t>
       </w:r>
       <w:bookmarkEnd w:id="55"/>
@@ -10132,7 +10959,7 @@
         <w:pStyle w:val="Heading3"/>
         <w:ind w:firstLine="720"/>
       </w:pPr>
-      <w:bookmarkStart w:id="56" w:name="_Toc232110313"/>
+      <w:bookmarkStart w:id="56" w:name="_Toc232690095"/>
       <w:r>
         <w:t xml:space="preserve">3.4.1. </w:t>
       </w:r>
@@ -10140,14 +10967,290 @@
         <w:t>Các mô hình YOLO sử dụng</w:t>
       </w:r>
       <w:bookmarkEnd w:id="56"/>
+    </w:p>
+    <w:p>
+      <w:pPr>
+        <w:ind w:firstLine="720"/>
+        <w:rPr>
+          <w:rFonts w:ascii="Times New Roman" w:hAnsi="Times New Roman" w:cs="Times New Roman"/>
+          <w:sz w:val="26"/>
+          <w:szCs w:val="26"/>
+        </w:rPr>
+      </w:pPr>
+      <w:r>
+        <w:rPr>
+          <w:rFonts w:ascii="Times New Roman" w:hAnsi="Times New Roman" w:cs="Times New Roman"/>
+          <w:sz w:val="26"/>
+          <w:szCs w:val="26"/>
+        </w:rPr>
+        <w:t>Nhằm đánh giá khả năng ứng dụng của các phiên bản YOLO hiện đại đối với bài toán nhận diện biển báo giao thông Việt Nam, ba mô hình thuộc nhóm nano gồm YOLOv5n, YOLOv8n và YOLOv11n</w:t>
+      </w:r>
+      <w:r>
+        <w:rPr>
+          <w:rFonts w:ascii="Times New Roman" w:hAnsi="Times New Roman" w:cs="Times New Roman"/>
+          <w:sz w:val="26"/>
+          <w:szCs w:val="26"/>
+        </w:rPr>
+        <w:t xml:space="preserve"> đã được lựa chọn</w:t>
+      </w:r>
+      <w:r>
+        <w:rPr>
+          <w:rFonts w:ascii="Times New Roman" w:hAnsi="Times New Roman" w:cs="Times New Roman"/>
+          <w:sz w:val="26"/>
+          <w:szCs w:val="26"/>
+        </w:rPr>
+        <w:t>. Đây đều là các biến thể được thiết kế theo hướng giảm số lượng tham số và tối ưu tốc độ suy luận, phù hợp với các hệ thống yêu cầu xử lý thời gian thực.</w:t>
+      </w:r>
+    </w:p>
+    <w:p>
+      <w:pPr>
+        <w:ind w:firstLine="720"/>
+        <w:rPr>
+          <w:rFonts w:ascii="Times New Roman" w:hAnsi="Times New Roman" w:cs="Times New Roman"/>
+          <w:sz w:val="26"/>
+          <w:szCs w:val="26"/>
+        </w:rPr>
+      </w:pPr>
+      <w:r>
+        <w:rPr>
+          <w:rFonts w:ascii="Times New Roman" w:hAnsi="Times New Roman" w:cs="Times New Roman"/>
+          <w:sz w:val="26"/>
+          <w:szCs w:val="26"/>
+        </w:rPr>
+        <w:t>YOLOv5n là phiên bản nhẹ nhất trong họ YOLOv5. Kiến trúc của mô hình vẫn duy trì cấu trúc cơ bản gồm ba thành phần chính là Backbone, Neck và Detection Head.. Nhờ số lượng tham số thấp, YOLOv5n có tốc độ suy luận nhanh và yêu cầu tài nguyên phần cứng không quá cao.</w:t>
+      </w:r>
+    </w:p>
+    <w:p>
+      <w:pPr>
+        <w:ind w:firstLine="720"/>
+        <w:rPr>
+          <w:rFonts w:ascii="Times New Roman" w:hAnsi="Times New Roman" w:cs="Times New Roman"/>
+          <w:sz w:val="26"/>
+          <w:szCs w:val="26"/>
+        </w:rPr>
+      </w:pPr>
+      <w:r>
+        <w:rPr>
+          <w:rFonts w:ascii="Times New Roman" w:hAnsi="Times New Roman" w:cs="Times New Roman"/>
+          <w:sz w:val="26"/>
+          <w:szCs w:val="26"/>
+        </w:rPr>
+        <w:t>YOLOv8n là biến thể nano của họ YOLOv8 do Ultralytics phát triển. So với các phiên bản trước, YOLOv8 được cải tiến theo hướng đơn giản hóa kiến trúc và tối ưu quá trình huấn luyện. Một trong những thay đổi đáng chú ý là cơ chế dự đoán anchor-free, giúp giảm độ phức tạp trong quá trình tối ưu và nâng cao khả năng phát hiện đối tượng ở nhiều kích thước khác nhau [14]. Những đặc điểm này đặc biệt phù hợp với bài toán nhận diện biển báo giao thông, nơi các đối tượng thường xuất hiện với kích thước nhỏ và phân bố không đồng đều trong ảnh.</w:t>
+      </w:r>
+    </w:p>
+    <w:p>
+      <w:pPr>
+        <w:ind w:firstLine="720"/>
+        <w:rPr>
+          <w:rFonts w:ascii="Times New Roman" w:hAnsi="Times New Roman" w:cs="Times New Roman"/>
+          <w:sz w:val="26"/>
+          <w:szCs w:val="26"/>
+        </w:rPr>
+      </w:pPr>
+      <w:r>
+        <w:rPr>
+          <w:rFonts w:ascii="Times New Roman" w:hAnsi="Times New Roman" w:cs="Times New Roman"/>
+          <w:sz w:val="26"/>
+          <w:szCs w:val="26"/>
+        </w:rPr>
+        <w:t>YOLOv11n là thế hệ YOLO mới hơn, tiếp tục kế thừa định hướng tối ưu hóa hiệu năng suy luận trên các thiết bị có tài nguyên hạn chế. Mô hình được thiết kế nhằm nâng cao khả năng học đặc trưng đa tỷ lệ và cải thiện hiệu quả phát hiện đối tượng trong khi vẫn duy trì tốc độ xử lý cao. Điều này giúp YOLOv11n trở thành một lựa chọn tiềm năng cho các ứng dụng yêu cầu triển khai thực tế.</w:t>
+      </w:r>
+    </w:p>
+    <w:p>
+      <w:pPr>
+        <w:ind w:firstLine="720"/>
+        <w:rPr>
+          <w:rFonts w:ascii="Times New Roman" w:hAnsi="Times New Roman" w:cs="Times New Roman"/>
+          <w:sz w:val="26"/>
+          <w:szCs w:val="26"/>
+        </w:rPr>
+      </w:pPr>
+      <w:r>
+        <w:rPr>
+          <w:rFonts w:ascii="Times New Roman" w:hAnsi="Times New Roman" w:cs="Times New Roman"/>
+          <w:sz w:val="26"/>
+          <w:szCs w:val="26"/>
+        </w:rPr>
+        <w:lastRenderedPageBreak/>
+        <w:t>C</w:t>
+      </w:r>
+      <w:r>
+        <w:rPr>
+          <w:rFonts w:ascii="Times New Roman" w:hAnsi="Times New Roman" w:cs="Times New Roman"/>
+          <w:sz w:val="26"/>
+          <w:szCs w:val="26"/>
+        </w:rPr>
+        <w:t>ả</w:t>
+      </w:r>
+      <w:r>
+        <w:rPr>
+          <w:rFonts w:ascii="Times New Roman" w:hAnsi="Times New Roman" w:cs="Times New Roman"/>
+          <w:sz w:val="26"/>
+          <w:szCs w:val="26"/>
+        </w:rPr>
+        <w:t xml:space="preserve"> ba mô hình đều được huấn luyện theo phương pháp transfer learning thông qua các trọng số tiền huấn luyện. Việc sử dụng pretrained model giúp tận dụng các đặc trưng đã học từ các bộ dữ liệu lớn, từ đó rút ngắn thời gian hội tụ và nâng cao khả năng tổng quát hóa trên bộ dữ liệu biển báo giao thông Việt Nam.</w:t>
+      </w:r>
     </w:p>
     <w:p>
       <w:pPr>
         <w:pStyle w:val="Heading3"/>
         <w:ind w:firstLine="720"/>
       </w:pPr>
+      <w:bookmarkStart w:id="57" w:name="_Toc232690096"/>
       <w:r>
         <w:t>3.4.2. Data Augmentation trong huấn luyện YOLO</w:t>
+      </w:r>
+      <w:bookmarkEnd w:id="57"/>
+    </w:p>
+    <w:p>
+      <w:pPr>
+        <w:ind w:firstLine="720"/>
+        <w:rPr>
+          <w:rFonts w:ascii="Times New Roman" w:hAnsi="Times New Roman" w:cs="Times New Roman"/>
+          <w:sz w:val="26"/>
+          <w:szCs w:val="26"/>
+        </w:rPr>
+      </w:pPr>
+      <w:r>
+        <w:rPr>
+          <w:rFonts w:ascii="Times New Roman" w:hAnsi="Times New Roman" w:cs="Times New Roman"/>
+          <w:sz w:val="26"/>
+          <w:szCs w:val="26"/>
+        </w:rPr>
+        <w:t>Tăng cường dữ liệu (Data Augmentation) là một kỹ thuật quan trọng trong quá trình huấn luyện các mô hình học sâu nhằm cải thiện khả năng tổng quát hóa và giảm hiện tượng quá khớp. Đối với bài toán nhận diện biển báo giao thông, dữ liệu thu thập trong thực tế thường có sự đa dạng lớn về điều kiện ánh sáng, khoảng cách quan sát, góc chụp và môi trường xung quanh. Do đó, việc tăng cường dữ liệu giúp mô hình học được các đặc trưng ổn định hơn trước những biến đổi này [12], [14].</w:t>
+      </w:r>
+    </w:p>
+    <w:p>
+      <w:pPr>
+        <w:ind w:firstLine="720"/>
+        <w:rPr>
+          <w:rFonts w:ascii="Times New Roman" w:hAnsi="Times New Roman" w:cs="Times New Roman"/>
+          <w:sz w:val="26"/>
+          <w:szCs w:val="26"/>
+        </w:rPr>
+      </w:pPr>
+      <w:r>
+        <w:rPr>
+          <w:rFonts w:ascii="Times New Roman" w:hAnsi="Times New Roman" w:cs="Times New Roman"/>
+          <w:sz w:val="26"/>
+          <w:szCs w:val="26"/>
+        </w:rPr>
+        <w:t>Kỹ</w:t>
+      </w:r>
+      <w:r>
+        <w:rPr>
+          <w:rFonts w:ascii="Times New Roman" w:hAnsi="Times New Roman" w:cs="Times New Roman"/>
+          <w:sz w:val="26"/>
+          <w:szCs w:val="26"/>
+        </w:rPr>
+        <w:t xml:space="preserve"> thuật tăng cường dữ liệu được nghiên cứu và đánh giá là Mosaic Augmentation. Đây là phương pháp ghép bốn ảnh huấn luyện khác nhau thành một ảnh mới, đồng thời điều chỉnh lại vị trí và nhãn của các đối tượng tương ứng. Quá trình này tạo ra những mẫu dữ liệu đa dạng hơn so với dữ liệu gốc mà không cần thu thập thêm ảnh mới.</w:t>
+      </w:r>
+    </w:p>
+    <w:p>
+      <w:pPr>
+        <w:jc w:val="center"/>
+        <w:rPr>
+          <w:rFonts w:ascii="Times New Roman" w:hAnsi="Times New Roman" w:cs="Times New Roman"/>
+          <w:sz w:val="26"/>
+          <w:szCs w:val="26"/>
+        </w:rPr>
+      </w:pPr>
+      <w:r>
+        <w:rPr>
+          <w:rFonts w:ascii="Times New Roman" w:hAnsi="Times New Roman" w:cs="Times New Roman"/>
+          <w:sz w:val="26"/>
+          <w:szCs w:val="26"/>
+        </w:rPr>
+        <w:drawing>
+          <wp:inline distT="0" distB="0" distL="0" distR="0" wp14:anchorId="4A7866AE" wp14:editId="6448D0D0">
+            <wp:extent cx="5656521" cy="2782331"/>
+            <wp:effectExtent l="0" t="0" r="1905" b="0"/>
+            <wp:docPr id="1595696870" name="Picture 1"/>
+            <wp:cNvGraphicFramePr>
+              <a:graphicFrameLocks xmlns:a="http://schemas.openxmlformats.org/drawingml/2006/main" noChangeAspect="1"/>
+            </wp:cNvGraphicFramePr>
+            <a:graphic xmlns:a="http://schemas.openxmlformats.org/drawingml/2006/main">
+              <a:graphicData uri="http://schemas.openxmlformats.org/drawingml/2006/picture">
+                <pic:pic xmlns:pic="http://schemas.openxmlformats.org/drawingml/2006/picture">
+                  <pic:nvPicPr>
+                    <pic:cNvPr id="1595696870" name=""/>
+                    <pic:cNvPicPr/>
+                  </pic:nvPicPr>
+                  <pic:blipFill>
+                    <a:blip r:embed="rId19"/>
+                    <a:stretch>
+                      <a:fillRect/>
+                    </a:stretch>
+                  </pic:blipFill>
+                  <pic:spPr>
+                    <a:xfrm>
+                      <a:off x="0" y="0"/>
+                      <a:ext cx="5666651" cy="2787314"/>
+                    </a:xfrm>
+                    <a:prstGeom prst="rect">
+                      <a:avLst/>
+                    </a:prstGeom>
+                  </pic:spPr>
+                </pic:pic>
+              </a:graphicData>
+            </a:graphic>
+          </wp:inline>
+        </w:drawing>
+      </w:r>
+    </w:p>
+    <w:p>
+      <w:pPr>
+        <w:ind w:firstLine="720"/>
+        <w:rPr>
+          <w:rFonts w:ascii="Times New Roman" w:hAnsi="Times New Roman" w:cs="Times New Roman"/>
+          <w:sz w:val="26"/>
+          <w:szCs w:val="26"/>
+        </w:rPr>
+      </w:pPr>
+      <w:r>
+        <w:rPr>
+          <w:rFonts w:ascii="Times New Roman" w:hAnsi="Times New Roman" w:cs="Times New Roman"/>
+          <w:sz w:val="26"/>
+          <w:szCs w:val="26"/>
+        </w:rPr>
+        <w:t>Khi áp dụng Mosaic, đối tượng có thể xuất hiện ở nhiều vị trí và tỷ lệ khác nhau trong cùng một ảnh huấn luyện. Điều này giúp mô hình học được khả năng phát hiện đối tượng ở nhiều kích thước khác nhau, đặc biệt là các đối tượng nhỏ. Đối với bài toán biển báo giao thông, lợi ích này có ý nghĩa quan trọng vì biển báo thường chỉ chiếm một vùng nhỏ trong ảnh và có thể xuất hiện ở nhiều khoảng cách quan sát khác nhau.</w:t>
+      </w:r>
+    </w:p>
+    <w:p>
+      <w:pPr>
+        <w:ind w:firstLine="720"/>
+        <w:rPr>
+          <w:rFonts w:ascii="Times New Roman" w:hAnsi="Times New Roman" w:cs="Times New Roman"/>
+          <w:sz w:val="26"/>
+          <w:szCs w:val="26"/>
+        </w:rPr>
+      </w:pPr>
+      <w:r>
+        <w:rPr>
+          <w:rFonts w:ascii="Times New Roman" w:hAnsi="Times New Roman" w:cs="Times New Roman"/>
+          <w:sz w:val="26"/>
+          <w:szCs w:val="26"/>
+        </w:rPr>
+        <w:lastRenderedPageBreak/>
+        <w:t>Bên cạnh việc làm tăng tính đa dạng của dữ liệu, Mosaic còn giúp mô hình tiếp xúc với nhiều bối cảnh khác nhau trong mỗi lần cập nhật trọng số. Nhờ đó, khả năng tổng quát hóa của mô hình được cải thiện và hiện tượng phụ thuộc quá mức vào một số mẫu dữ liệu cụ thể được giảm thiểu.</w:t>
+      </w:r>
+    </w:p>
+    <w:p>
+      <w:pPr>
+        <w:ind w:firstLine="720"/>
+        <w:rPr>
+          <w:rFonts w:ascii="Times New Roman" w:hAnsi="Times New Roman" w:cs="Times New Roman"/>
+          <w:sz w:val="26"/>
+          <w:szCs w:val="26"/>
+        </w:rPr>
+      </w:pPr>
+      <w:r>
+        <w:rPr>
+          <w:rFonts w:ascii="Times New Roman" w:hAnsi="Times New Roman" w:cs="Times New Roman"/>
+          <w:sz w:val="26"/>
+          <w:szCs w:val="26"/>
+        </w:rPr>
+        <w:t>Trong quá trình thực nghiệm, đề tài tiến hành khảo sát cả hai trường hợp có và không sử dụng Mosaic nhằm đánh giá ảnh hưởng của kỹ thuật này đến hiệu quả huấn luyện.</w:t>
       </w:r>
     </w:p>
     <w:p>
@@ -10155,99 +11258,1072 @@
         <w:pStyle w:val="Heading3"/>
         <w:ind w:firstLine="720"/>
       </w:pPr>
-      <w:bookmarkStart w:id="57" w:name="_Toc232110314"/>
+      <w:bookmarkStart w:id="58" w:name="_Toc232690097"/>
       <w:r>
         <w:t>3.4.</w:t>
       </w:r>
       <w:r>
-        <w:t>2</w:t>
+        <w:t>3</w:t>
       </w:r>
       <w:r>
         <w:t>. Cấu hình huấn luyện YOLO</w:t>
       </w:r>
-      <w:bookmarkEnd w:id="57"/>
+      <w:bookmarkEnd w:id="58"/>
+    </w:p>
+    <w:p>
+      <w:pPr>
+        <w:ind w:firstLine="720"/>
+        <w:rPr>
+          <w:rFonts w:ascii="Times New Roman" w:hAnsi="Times New Roman" w:cs="Times New Roman"/>
+          <w:sz w:val="26"/>
+          <w:szCs w:val="26"/>
+        </w:rPr>
+      </w:pPr>
+      <w:r>
+        <w:rPr>
+          <w:rFonts w:ascii="Times New Roman" w:hAnsi="Times New Roman" w:cs="Times New Roman"/>
+          <w:sz w:val="26"/>
+          <w:szCs w:val="26"/>
+        </w:rPr>
+        <w:t>Quá trình huấn luyện YOLO được thực hiện trên bộ dữ liệu gồm 52 lớp biển báo giao thông Việt Nam đã được chuẩn hóa theo định dạng YOLO. Dữ liệu được chia thành hai tập riêng biệt gồm tập huấn luyện và tập xác thực nhằm phục vụ quá trình học và đánh giá mô hình.</w:t>
+      </w:r>
+    </w:p>
+    <w:p>
+      <w:pPr>
+        <w:ind w:firstLine="720"/>
+        <w:rPr>
+          <w:rFonts w:ascii="Times New Roman" w:hAnsi="Times New Roman" w:cs="Times New Roman"/>
+          <w:sz w:val="26"/>
+          <w:szCs w:val="26"/>
+        </w:rPr>
+      </w:pPr>
+      <w:r>
+        <w:rPr>
+          <w:rFonts w:ascii="Times New Roman" w:hAnsi="Times New Roman" w:cs="Times New Roman"/>
+          <w:sz w:val="26"/>
+          <w:szCs w:val="26"/>
+        </w:rPr>
+        <w:t>Để đảm bảo tính nhất quán trong quá trình benchmark, các mô hình YOLO được huấn luyện theo cùng một quy trình. Trước tiên, mô hình được khởi tạo từ các trọng số tiền huấn luyện. Sau đó, dữ liệu huấn luyện được đưa vào mạng để thực hiện quá trình tối ưu hóa tham số. Sau mỗi epoch, mô hình được đánh giá trên tập xác thực nhằm theo dõi khả năng hội tụ và lựa chọn trọng số tốt nhất.</w:t>
+      </w:r>
+    </w:p>
+    <w:p>
+      <w:pPr>
+        <w:jc w:val="center"/>
+        <w:rPr>
+          <w:rFonts w:ascii="Times New Roman" w:hAnsi="Times New Roman" w:cs="Times New Roman"/>
+          <w:sz w:val="26"/>
+          <w:szCs w:val="26"/>
+        </w:rPr>
+      </w:pPr>
+      <w:r>
+        <w:rPr>
+          <w:rFonts w:ascii="Times New Roman" w:hAnsi="Times New Roman" w:cs="Times New Roman"/>
+          <w:sz w:val="26"/>
+          <w:szCs w:val="26"/>
+        </w:rPr>
+        <w:drawing>
+          <wp:inline distT="0" distB="0" distL="0" distR="0" wp14:anchorId="040E8CC9" wp14:editId="190A29C2">
+            <wp:extent cx="3072809" cy="2844425"/>
+            <wp:effectExtent l="0" t="0" r="0" b="0"/>
+            <wp:docPr id="1095651961" name="Picture 2"/>
+            <wp:cNvGraphicFramePr>
+              <a:graphicFrameLocks xmlns:a="http://schemas.openxmlformats.org/drawingml/2006/main" noChangeAspect="1"/>
+            </wp:cNvGraphicFramePr>
+            <a:graphic xmlns:a="http://schemas.openxmlformats.org/drawingml/2006/main">
+              <a:graphicData uri="http://schemas.openxmlformats.org/drawingml/2006/picture">
+                <pic:pic xmlns:pic="http://schemas.openxmlformats.org/drawingml/2006/picture">
+                  <pic:nvPicPr>
+                    <pic:cNvPr id="0" name="Picture 78"/>
+                    <pic:cNvPicPr>
+                      <a:picLocks noChangeAspect="1" noChangeArrowheads="1"/>
+                    </pic:cNvPicPr>
+                  </pic:nvPicPr>
+                  <pic:blipFill>
+                    <a:blip r:embed="rId20" cstate="print">
+                      <a:extLst>
+                        <a:ext uri="{28A0092B-C50C-407E-A947-70E740481C1C}">
+                          <a14:useLocalDpi xmlns:a14="http://schemas.microsoft.com/office/drawing/2010/main" val="0"/>
+                        </a:ext>
+                      </a:extLst>
+                    </a:blip>
+                    <a:srcRect/>
+                    <a:stretch>
+                      <a:fillRect/>
+                    </a:stretch>
+                  </pic:blipFill>
+                  <pic:spPr bwMode="auto">
+                    <a:xfrm>
+                      <a:off x="0" y="0"/>
+                      <a:ext cx="3101618" cy="2871092"/>
+                    </a:xfrm>
+                    <a:prstGeom prst="rect">
+                      <a:avLst/>
+                    </a:prstGeom>
+                    <a:noFill/>
+                    <a:ln>
+                      <a:noFill/>
+                    </a:ln>
+                  </pic:spPr>
+                </pic:pic>
+              </a:graphicData>
+            </a:graphic>
+          </wp:inline>
+        </w:drawing>
+      </w:r>
+    </w:p>
+    <w:p>
+      <w:pPr>
+        <w:rPr>
+          <w:rFonts w:ascii="Times New Roman" w:hAnsi="Times New Roman" w:cs="Times New Roman"/>
+          <w:sz w:val="26"/>
+          <w:szCs w:val="26"/>
+        </w:rPr>
+      </w:pPr>
+    </w:p>
+    <w:p>
+      <w:pPr>
+        <w:ind w:firstLine="720"/>
+        <w:rPr>
+          <w:rFonts w:ascii="Times New Roman" w:hAnsi="Times New Roman" w:cs="Times New Roman"/>
+          <w:sz w:val="26"/>
+          <w:szCs w:val="26"/>
+        </w:rPr>
+      </w:pPr>
+      <w:r>
+        <w:rPr>
+          <w:rFonts w:ascii="Times New Roman" w:hAnsi="Times New Roman" w:cs="Times New Roman"/>
+          <w:sz w:val="26"/>
+          <w:szCs w:val="26"/>
+        </w:rPr>
+        <w:t xml:space="preserve">Trong nghiên cứu này, số epoch được cố định ở mức 100 cho tất cả các mô hình nhằm tạo điều kiện cho quá trình hội tụ diễn ra đầy đủ. Đồng thời, cơ chế Early Stopping được sử dụng để tự động dừng huấn luyện khi kết quả trên tập xác thực không còn cải </w:t>
+      </w:r>
+      <w:r>
+        <w:rPr>
+          <w:rFonts w:ascii="Times New Roman" w:hAnsi="Times New Roman" w:cs="Times New Roman"/>
+          <w:sz w:val="26"/>
+          <w:szCs w:val="26"/>
+        </w:rPr>
+        <w:lastRenderedPageBreak/>
+        <w:t>thiện sau một số epoch nhất định, qua đó hạn chế hiện tượng quá khớp và giảm thời gian huấn luyện không cần thiết.</w:t>
+      </w:r>
+    </w:p>
+    <w:p>
+      <w:pPr>
+        <w:ind w:firstLine="720"/>
+        <w:rPr>
+          <w:rFonts w:ascii="Times New Roman" w:hAnsi="Times New Roman" w:cs="Times New Roman"/>
+          <w:sz w:val="26"/>
+          <w:szCs w:val="26"/>
+        </w:rPr>
+      </w:pPr>
+      <w:r>
+        <w:rPr>
+          <w:rFonts w:ascii="Times New Roman" w:hAnsi="Times New Roman" w:cs="Times New Roman"/>
+          <w:sz w:val="26"/>
+          <w:szCs w:val="26"/>
+        </w:rPr>
+        <w:t>Bên cạnh việc so sánh các kiến trúc YOLO, đề tài còn khảo sát ảnh hưởng của một số siêu tham số quan trọng đến hiệu năng mô hình. Các tham số được lựa chọn dựa trên những yếu tố có ảnh hưởng trực tiếp đến chất lượng phát hiện đối tượng và chi phí tính toán.</w:t>
+      </w:r>
+    </w:p>
+    <w:tbl>
+      <w:tblPr>
+        <w:tblW w:w="0" w:type="auto"/>
+        <w:jc w:val="center"/>
+        <w:tblCellSpacing w:w="15" w:type="dxa"/>
+        <w:tblCellMar>
+          <w:top w:w="15" w:type="dxa"/>
+          <w:left w:w="15" w:type="dxa"/>
+          <w:bottom w:w="15" w:type="dxa"/>
+          <w:right w:w="15" w:type="dxa"/>
+        </w:tblCellMar>
+        <w:tblLook w:val="04A0" w:firstRow="1" w:lastRow="0" w:firstColumn="1" w:lastColumn="0" w:noHBand="0" w:noVBand="1"/>
+      </w:tblPr>
+      <w:tblGrid>
+        <w:gridCol w:w="2189"/>
+        <w:gridCol w:w="3088"/>
+      </w:tblGrid>
+      <w:tr>
+        <w:trPr>
+          <w:tblHeader/>
+          <w:tblCellSpacing w:w="15" w:type="dxa"/>
+          <w:jc w:val="center"/>
+        </w:trPr>
+        <w:tc>
+          <w:tcPr>
+            <w:tcW w:w="0" w:type="auto"/>
+            <w:vAlign w:val="center"/>
+            <w:hideMark/>
+          </w:tcPr>
+          <w:p>
+            <w:pPr>
+              <w:jc w:val="center"/>
+              <w:rPr>
+                <w:rFonts w:ascii="Times New Roman" w:hAnsi="Times New Roman" w:cs="Times New Roman"/>
+                <w:b/>
+                <w:bCs/>
+                <w:sz w:val="26"/>
+                <w:szCs w:val="26"/>
+              </w:rPr>
+            </w:pPr>
+            <w:r>
+              <w:rPr>
+                <w:rFonts w:ascii="Times New Roman" w:hAnsi="Times New Roman" w:cs="Times New Roman"/>
+                <w:b/>
+                <w:bCs/>
+                <w:sz w:val="26"/>
+                <w:szCs w:val="26"/>
+              </w:rPr>
+              <w:t>Đối tượng khảo sát</w:t>
+            </w:r>
+          </w:p>
+        </w:tc>
+        <w:tc>
+          <w:tcPr>
+            <w:tcW w:w="0" w:type="auto"/>
+            <w:vAlign w:val="center"/>
+            <w:hideMark/>
+          </w:tcPr>
+          <w:p>
+            <w:pPr>
+              <w:jc w:val="center"/>
+              <w:rPr>
+                <w:rFonts w:ascii="Times New Roman" w:hAnsi="Times New Roman" w:cs="Times New Roman"/>
+                <w:b/>
+                <w:bCs/>
+                <w:sz w:val="26"/>
+                <w:szCs w:val="26"/>
+              </w:rPr>
+            </w:pPr>
+            <w:r>
+              <w:rPr>
+                <w:rFonts w:ascii="Times New Roman" w:hAnsi="Times New Roman" w:cs="Times New Roman"/>
+                <w:b/>
+                <w:bCs/>
+                <w:sz w:val="26"/>
+                <w:szCs w:val="26"/>
+              </w:rPr>
+              <w:t>Giá trị khảo sát</w:t>
+            </w:r>
+          </w:p>
+        </w:tc>
+      </w:tr>
+      <w:tr>
+        <w:trPr>
+          <w:tblHeader/>
+          <w:tblCellSpacing w:w="15" w:type="dxa"/>
+          <w:jc w:val="center"/>
+        </w:trPr>
+        <w:tc>
+          <w:tcPr>
+            <w:tcW w:w="0" w:type="auto"/>
+            <w:vAlign w:val="center"/>
+          </w:tcPr>
+          <w:p>
+            <w:pPr>
+              <w:jc w:val="center"/>
+              <w:rPr>
+                <w:rFonts w:ascii="Times New Roman" w:hAnsi="Times New Roman" w:cs="Times New Roman"/>
+                <w:sz w:val="26"/>
+                <w:szCs w:val="26"/>
+              </w:rPr>
+            </w:pPr>
+            <w:r>
+              <w:rPr>
+                <w:rFonts w:ascii="Times New Roman" w:hAnsi="Times New Roman" w:cs="Times New Roman"/>
+                <w:sz w:val="26"/>
+                <w:szCs w:val="26"/>
+              </w:rPr>
+              <w:t>Model Yolo</w:t>
+            </w:r>
+          </w:p>
+        </w:tc>
+        <w:tc>
+          <w:tcPr>
+            <w:tcW w:w="0" w:type="auto"/>
+            <w:vAlign w:val="center"/>
+          </w:tcPr>
+          <w:p>
+            <w:pPr>
+              <w:jc w:val="center"/>
+              <w:rPr>
+                <w:rFonts w:ascii="Times New Roman" w:hAnsi="Times New Roman" w:cs="Times New Roman"/>
+                <w:sz w:val="26"/>
+                <w:szCs w:val="26"/>
+              </w:rPr>
+            </w:pPr>
+            <w:r>
+              <w:rPr>
+                <w:rFonts w:ascii="Times New Roman" w:hAnsi="Times New Roman" w:cs="Times New Roman"/>
+                <w:sz w:val="26"/>
+                <w:szCs w:val="26"/>
+              </w:rPr>
+              <w:t>Yolov5n, Yolov8n, Yolov11n</w:t>
+            </w:r>
+          </w:p>
+        </w:tc>
+      </w:tr>
+      <w:tr>
+        <w:trPr>
+          <w:tblCellSpacing w:w="15" w:type="dxa"/>
+          <w:jc w:val="center"/>
+        </w:trPr>
+        <w:tc>
+          <w:tcPr>
+            <w:tcW w:w="0" w:type="auto"/>
+            <w:vAlign w:val="center"/>
+            <w:hideMark/>
+          </w:tcPr>
+          <w:p>
+            <w:pPr>
+              <w:jc w:val="center"/>
+              <w:rPr>
+                <w:rFonts w:ascii="Times New Roman" w:hAnsi="Times New Roman" w:cs="Times New Roman"/>
+                <w:sz w:val="26"/>
+                <w:szCs w:val="26"/>
+              </w:rPr>
+            </w:pPr>
+            <w:r>
+              <w:rPr>
+                <w:rFonts w:ascii="Times New Roman" w:hAnsi="Times New Roman" w:cs="Times New Roman"/>
+                <w:sz w:val="26"/>
+                <w:szCs w:val="26"/>
+              </w:rPr>
+              <w:t>Epoch</w:t>
+            </w:r>
+          </w:p>
+        </w:tc>
+        <w:tc>
+          <w:tcPr>
+            <w:tcW w:w="0" w:type="auto"/>
+            <w:vAlign w:val="center"/>
+            <w:hideMark/>
+          </w:tcPr>
+          <w:p>
+            <w:pPr>
+              <w:jc w:val="center"/>
+              <w:rPr>
+                <w:rFonts w:ascii="Times New Roman" w:hAnsi="Times New Roman" w:cs="Times New Roman"/>
+                <w:sz w:val="26"/>
+                <w:szCs w:val="26"/>
+              </w:rPr>
+            </w:pPr>
+            <w:r>
+              <w:rPr>
+                <w:rFonts w:ascii="Times New Roman" w:hAnsi="Times New Roman" w:cs="Times New Roman"/>
+                <w:sz w:val="26"/>
+                <w:szCs w:val="26"/>
+              </w:rPr>
+              <w:t>100</w:t>
+            </w:r>
+          </w:p>
+        </w:tc>
+      </w:tr>
+      <w:tr>
+        <w:trPr>
+          <w:tblCellSpacing w:w="15" w:type="dxa"/>
+          <w:jc w:val="center"/>
+        </w:trPr>
+        <w:tc>
+          <w:tcPr>
+            <w:tcW w:w="0" w:type="auto"/>
+            <w:vAlign w:val="center"/>
+            <w:hideMark/>
+          </w:tcPr>
+          <w:p>
+            <w:pPr>
+              <w:jc w:val="center"/>
+              <w:rPr>
+                <w:rFonts w:ascii="Times New Roman" w:hAnsi="Times New Roman" w:cs="Times New Roman"/>
+                <w:sz w:val="26"/>
+                <w:szCs w:val="26"/>
+              </w:rPr>
+            </w:pPr>
+            <w:r>
+              <w:rPr>
+                <w:rFonts w:ascii="Times New Roman" w:hAnsi="Times New Roman" w:cs="Times New Roman"/>
+                <w:sz w:val="26"/>
+                <w:szCs w:val="26"/>
+              </w:rPr>
+              <w:t>Image Size</w:t>
+            </w:r>
+          </w:p>
+        </w:tc>
+        <w:tc>
+          <w:tcPr>
+            <w:tcW w:w="0" w:type="auto"/>
+            <w:vAlign w:val="center"/>
+            <w:hideMark/>
+          </w:tcPr>
+          <w:p>
+            <w:pPr>
+              <w:jc w:val="center"/>
+              <w:rPr>
+                <w:rFonts w:ascii="Times New Roman" w:hAnsi="Times New Roman" w:cs="Times New Roman"/>
+                <w:sz w:val="26"/>
+                <w:szCs w:val="26"/>
+              </w:rPr>
+            </w:pPr>
+            <w:r>
+              <w:rPr>
+                <w:rFonts w:ascii="Times New Roman" w:hAnsi="Times New Roman" w:cs="Times New Roman"/>
+                <w:sz w:val="26"/>
+                <w:szCs w:val="26"/>
+              </w:rPr>
+              <w:t>416, 640, 800</w:t>
+            </w:r>
+          </w:p>
+        </w:tc>
+      </w:tr>
+      <w:tr>
+        <w:trPr>
+          <w:tblCellSpacing w:w="15" w:type="dxa"/>
+          <w:jc w:val="center"/>
+        </w:trPr>
+        <w:tc>
+          <w:tcPr>
+            <w:tcW w:w="0" w:type="auto"/>
+            <w:vAlign w:val="center"/>
+            <w:hideMark/>
+          </w:tcPr>
+          <w:p>
+            <w:pPr>
+              <w:jc w:val="center"/>
+              <w:rPr>
+                <w:rFonts w:ascii="Times New Roman" w:hAnsi="Times New Roman" w:cs="Times New Roman"/>
+                <w:sz w:val="26"/>
+                <w:szCs w:val="26"/>
+              </w:rPr>
+            </w:pPr>
+            <w:r>
+              <w:rPr>
+                <w:rFonts w:ascii="Times New Roman" w:hAnsi="Times New Roman" w:cs="Times New Roman"/>
+                <w:sz w:val="26"/>
+                <w:szCs w:val="26"/>
+              </w:rPr>
+              <w:t>Learning Rate</w:t>
+            </w:r>
+          </w:p>
+        </w:tc>
+        <w:tc>
+          <w:tcPr>
+            <w:tcW w:w="0" w:type="auto"/>
+            <w:vAlign w:val="center"/>
+            <w:hideMark/>
+          </w:tcPr>
+          <w:p>
+            <w:pPr>
+              <w:jc w:val="center"/>
+              <w:rPr>
+                <w:rFonts w:ascii="Times New Roman" w:hAnsi="Times New Roman" w:cs="Times New Roman"/>
+                <w:sz w:val="26"/>
+                <w:szCs w:val="26"/>
+              </w:rPr>
+            </w:pPr>
+            <w:r>
+              <w:rPr>
+                <w:rFonts w:ascii="Times New Roman" w:hAnsi="Times New Roman" w:cs="Times New Roman"/>
+                <w:sz w:val="26"/>
+                <w:szCs w:val="26"/>
+              </w:rPr>
+              <w:t>0.001, 0.005, 0.01</w:t>
+            </w:r>
+          </w:p>
+        </w:tc>
+      </w:tr>
+      <w:tr>
+        <w:trPr>
+          <w:tblCellSpacing w:w="15" w:type="dxa"/>
+          <w:jc w:val="center"/>
+        </w:trPr>
+        <w:tc>
+          <w:tcPr>
+            <w:tcW w:w="0" w:type="auto"/>
+            <w:vAlign w:val="center"/>
+            <w:hideMark/>
+          </w:tcPr>
+          <w:p>
+            <w:pPr>
+              <w:jc w:val="center"/>
+              <w:rPr>
+                <w:rFonts w:ascii="Times New Roman" w:hAnsi="Times New Roman" w:cs="Times New Roman"/>
+                <w:sz w:val="26"/>
+                <w:szCs w:val="26"/>
+              </w:rPr>
+            </w:pPr>
+            <w:r>
+              <w:rPr>
+                <w:rFonts w:ascii="Times New Roman" w:hAnsi="Times New Roman" w:cs="Times New Roman"/>
+                <w:sz w:val="26"/>
+                <w:szCs w:val="26"/>
+              </w:rPr>
+              <w:t>Batch Size</w:t>
+            </w:r>
+          </w:p>
+        </w:tc>
+        <w:tc>
+          <w:tcPr>
+            <w:tcW w:w="0" w:type="auto"/>
+            <w:vAlign w:val="center"/>
+            <w:hideMark/>
+          </w:tcPr>
+          <w:p>
+            <w:pPr>
+              <w:jc w:val="center"/>
+              <w:rPr>
+                <w:rFonts w:ascii="Times New Roman" w:hAnsi="Times New Roman" w:cs="Times New Roman"/>
+                <w:sz w:val="26"/>
+                <w:szCs w:val="26"/>
+              </w:rPr>
+            </w:pPr>
+            <w:r>
+              <w:rPr>
+                <w:rFonts w:ascii="Times New Roman" w:hAnsi="Times New Roman" w:cs="Times New Roman"/>
+                <w:sz w:val="26"/>
+                <w:szCs w:val="26"/>
+              </w:rPr>
+              <w:t>8, 16, 32</w:t>
+            </w:r>
+          </w:p>
+        </w:tc>
+      </w:tr>
+      <w:tr>
+        <w:trPr>
+          <w:tblCellSpacing w:w="15" w:type="dxa"/>
+          <w:jc w:val="center"/>
+        </w:trPr>
+        <w:tc>
+          <w:tcPr>
+            <w:tcW w:w="0" w:type="auto"/>
+            <w:vAlign w:val="center"/>
+            <w:hideMark/>
+          </w:tcPr>
+          <w:p>
+            <w:pPr>
+              <w:jc w:val="center"/>
+              <w:rPr>
+                <w:rFonts w:ascii="Times New Roman" w:hAnsi="Times New Roman" w:cs="Times New Roman"/>
+                <w:sz w:val="26"/>
+                <w:szCs w:val="26"/>
+              </w:rPr>
+            </w:pPr>
+            <w:r>
+              <w:rPr>
+                <w:rFonts w:ascii="Times New Roman" w:hAnsi="Times New Roman" w:cs="Times New Roman"/>
+                <w:sz w:val="26"/>
+                <w:szCs w:val="26"/>
+              </w:rPr>
+              <w:t>Mosaic</w:t>
+            </w:r>
+          </w:p>
+        </w:tc>
+        <w:tc>
+          <w:tcPr>
+            <w:tcW w:w="0" w:type="auto"/>
+            <w:vAlign w:val="center"/>
+            <w:hideMark/>
+          </w:tcPr>
+          <w:p>
+            <w:pPr>
+              <w:jc w:val="center"/>
+              <w:rPr>
+                <w:rFonts w:ascii="Times New Roman" w:hAnsi="Times New Roman" w:cs="Times New Roman"/>
+                <w:sz w:val="26"/>
+                <w:szCs w:val="26"/>
+              </w:rPr>
+            </w:pPr>
+            <w:r>
+              <w:rPr>
+                <w:rFonts w:ascii="Times New Roman" w:hAnsi="Times New Roman" w:cs="Times New Roman"/>
+                <w:sz w:val="26"/>
+                <w:szCs w:val="26"/>
+              </w:rPr>
+              <w:t>0, 1</w:t>
+            </w:r>
+          </w:p>
+        </w:tc>
+      </w:tr>
+    </w:tbl>
+    <w:p>
+      <w:pPr>
+        <w:rPr>
+          <w:rFonts w:ascii="Times New Roman" w:hAnsi="Times New Roman" w:cs="Times New Roman"/>
+          <w:sz w:val="26"/>
+          <w:szCs w:val="26"/>
+        </w:rPr>
+      </w:pPr>
+    </w:p>
+    <w:p>
+      <w:pPr>
+        <w:ind w:firstLine="720"/>
+        <w:rPr>
+          <w:rFonts w:ascii="Times New Roman" w:hAnsi="Times New Roman" w:cs="Times New Roman"/>
+          <w:sz w:val="26"/>
+          <w:szCs w:val="26"/>
+        </w:rPr>
+      </w:pPr>
+      <w:r>
+        <w:rPr>
+          <w:rFonts w:ascii="Times New Roman" w:hAnsi="Times New Roman" w:cs="Times New Roman"/>
+          <w:sz w:val="26"/>
+          <w:szCs w:val="26"/>
+        </w:rPr>
+        <w:t>Trong đó, kích thước ảnh đầu vào ảnh hưởng trực tiếp đến khả năng phát hiện các đối tượng nhỏ. Learning rate quyết định tốc độ cập nhật trọng số trong quá trình tối ưu hóa. Batch size tác động đến mức độ ổn định của quá trình học cũng như khả năng khai thác tài nguyên phần cứng. Đối với Mosaic, đây là tham số được sử dụng để đánh giá vai trò của tăng cường dữ liệu đối với hiệu năng của mô hình.</w:t>
+      </w:r>
     </w:p>
     <w:p>
       <w:pPr>
         <w:pStyle w:val="Heading2"/>
       </w:pPr>
-      <w:bookmarkStart w:id="58" w:name="_Toc232110315"/>
+      <w:bookmarkStart w:id="59" w:name="_Toc232690098"/>
       <w:r>
         <w:t>3.5. Xây dựng mô hình CNN</w:t>
       </w:r>
-      <w:bookmarkEnd w:id="58"/>
+      <w:bookmarkEnd w:id="59"/>
     </w:p>
     <w:p>
       <w:pPr>
         <w:pStyle w:val="Heading3"/>
         <w:ind w:firstLine="720"/>
       </w:pPr>
-      <w:bookmarkStart w:id="59" w:name="_Toc232110316"/>
+      <w:bookmarkStart w:id="60" w:name="_Toc232690099"/>
       <w:r>
         <w:t>3.5.1. ResNet50</w:t>
       </w:r>
-      <w:bookmarkEnd w:id="59"/>
+      <w:bookmarkEnd w:id="60"/>
+    </w:p>
+    <w:p>
+      <w:pPr>
+        <w:ind w:firstLine="720"/>
+        <w:rPr>
+          <w:rFonts w:ascii="Times New Roman" w:hAnsi="Times New Roman" w:cs="Times New Roman"/>
+          <w:sz w:val="26"/>
+          <w:szCs w:val="26"/>
+        </w:rPr>
+      </w:pPr>
+      <w:r>
+        <w:rPr>
+          <w:rFonts w:ascii="Times New Roman" w:hAnsi="Times New Roman" w:cs="Times New Roman"/>
+          <w:sz w:val="26"/>
+          <w:szCs w:val="26"/>
+        </w:rPr>
+        <w:t>Trong nghiên cứu này, ResNet50 được sử dụng dưới dạng mô hình tiền huấn luyện trên ImageNet. Lớp Fully Connected cuối cùng của mạng được thay thế bằng một lớp phân loại mới có 52 đầu ra tương ứng với 52 lớp biển báo giao thông Việt Nam. Việc thay đổi lớp đầu ra giúp mô hình thích nghi với bài toán phân loại cụ thể của đề tài.</w:t>
+      </w:r>
+    </w:p>
+    <w:p>
+      <w:pPr>
+        <w:ind w:firstLine="720"/>
+        <w:rPr>
+          <w:rFonts w:ascii="Times New Roman" w:hAnsi="Times New Roman" w:cs="Times New Roman"/>
+          <w:sz w:val="26"/>
+          <w:szCs w:val="26"/>
+        </w:rPr>
+      </w:pPr>
+      <w:r>
+        <w:rPr>
+          <w:rFonts w:ascii="Times New Roman" w:hAnsi="Times New Roman" w:cs="Times New Roman"/>
+          <w:sz w:val="26"/>
+          <w:szCs w:val="26"/>
+        </w:rPr>
+        <w:t>Bên cạnh đó, nghiên cứu áp dụng phương pháp Transfer Learning để tận dụng các đặc trưng đã học từ tập dữ liệu ImageNet. Trong quá trình huấn luyện, mô hình có thể được sử dụng theo hai chiến lược khác nhau gồm đóng băng phần backbone và chỉ huấn luyện lớp phân loại cuối hoặc tinh chỉnh toàn bộ mạng. Cách tiếp cận này cho phép đánh giá khả năng thích nghi của ResNet50 đối với dữ liệu biển báo giao thông Việt Nam.</w:t>
+      </w:r>
     </w:p>
     <w:p>
       <w:pPr>
         <w:pStyle w:val="Heading3"/>
         <w:ind w:firstLine="720"/>
       </w:pPr>
-      <w:bookmarkStart w:id="60" w:name="_Toc232110317"/>
-      <w:r>
+      <w:bookmarkStart w:id="61" w:name="_Toc232690100"/>
+      <w:r>
+        <w:lastRenderedPageBreak/>
         <w:t>3.5.2. EfficientNet-B0</w:t>
       </w:r>
-      <w:bookmarkEnd w:id="60"/>
+      <w:bookmarkEnd w:id="61"/>
+    </w:p>
+    <w:p>
+      <w:pPr>
+        <w:ind w:firstLine="720"/>
+      </w:pPr>
+      <w:r>
+        <w:t>Việc lựa chọn EfficientNet-B0 xuất phát từ đặc điểm cân bằng giữa độ chính xác và hiệu quả tài nguyên. So với các mạng CNN có độ sâu lớn, EfficientNet-B0 thường đạt hiệu năng tương đương hoặc cao hơn trong khi yêu cầu bộ nhớ và thời gian suy luận thấp hơn. Điều này đặc biệt quan trọng đối với các hệ thống nhận diện biển báo giao thông cần triển khai trên các thiết bị có giới hạn về tài nguyên phần cứng.</w:t>
+      </w:r>
+    </w:p>
+    <w:p>
+      <w:pPr>
+        <w:ind w:firstLine="720"/>
+      </w:pPr>
+      <w:r>
+        <w:t>Trong phạm vi đề tài, EfficientNet-B0 được sử dụng như đại diện cho nhóm kiến trúc CNN hiện đại hướng đến tối ưu hiệu quả tính toán. Kết quả thực nghiệm sẽ được sử dụng để so sánh với ResNet50 nhằm đánh giá mức độ phù hợp của từng kiến trúc đối với bài toán phân loại biển báo giao thông Việt Nam.</w:t>
+      </w:r>
     </w:p>
     <w:p>
       <w:pPr>
         <w:pStyle w:val="Heading3"/>
         <w:ind w:firstLine="720"/>
       </w:pPr>
+      <w:bookmarkStart w:id="62" w:name="_Toc232690101"/>
       <w:r>
         <w:t>3.5.3. Cấu hình huấn luyện</w:t>
       </w:r>
+      <w:bookmarkEnd w:id="62"/>
+    </w:p>
+    <w:p>
+      <w:pPr>
+        <w:ind w:firstLine="720"/>
+      </w:pPr>
+      <w:r>
+        <w:t>Dữ liệu huấn luyện của CNN được xây dựng từ các ảnh biển báo đã được cắt theo thông tin bounding box của bộ dữ liệu gốc. Mỗi ảnh crop được gán nhãn tương ứng với lớp biển báo và được tổ chức theo cấu trúc thư mục phù hợp với cơ chế ImageFolder của PyTorch.</w:t>
+      </w:r>
+    </w:p>
+    <w:p>
+      <w:pPr>
+        <w:ind w:firstLine="720"/>
+      </w:pPr>
+      <w:r>
+        <w:t>Quá trình huấn luyện được thực hiện theo quy trình gồm các bước: xây dựng tập dữ liệu, áp dụng các phép biến đổi ảnh, khởi tạo mô hình tiền huấn luyện, thực hiện Transfer Learning và tối ưu hóa các tham số của mạng.</w:t>
+      </w:r>
+    </w:p>
+    <w:p>
+      <w:pPr>
+        <w:jc w:val="center"/>
+      </w:pPr>
+      <w:r>
+        <w:drawing>
+          <wp:inline distT="0" distB="0" distL="0" distR="0" wp14:anchorId="4B6ACA58" wp14:editId="16AFA03A">
+            <wp:extent cx="1262838" cy="3021220"/>
+            <wp:effectExtent l="0" t="0" r="0" b="0"/>
+            <wp:docPr id="1309291785" name="Picture 4"/>
+            <wp:cNvGraphicFramePr>
+              <a:graphicFrameLocks xmlns:a="http://schemas.openxmlformats.org/drawingml/2006/main" noChangeAspect="1"/>
+            </wp:cNvGraphicFramePr>
+            <a:graphic xmlns:a="http://schemas.openxmlformats.org/drawingml/2006/main">
+              <a:graphicData uri="http://schemas.openxmlformats.org/drawingml/2006/picture">
+                <pic:pic xmlns:pic="http://schemas.openxmlformats.org/drawingml/2006/picture">
+                  <pic:nvPicPr>
+                    <pic:cNvPr id="0" name="Picture 85"/>
+                    <pic:cNvPicPr>
+                      <a:picLocks noChangeAspect="1" noChangeArrowheads="1"/>
+                    </pic:cNvPicPr>
+                  </pic:nvPicPr>
+                  <pic:blipFill>
+                    <a:blip r:embed="rId21" cstate="print">
+                      <a:extLst>
+                        <a:ext uri="{28A0092B-C50C-407E-A947-70E740481C1C}">
+                          <a14:useLocalDpi xmlns:a14="http://schemas.microsoft.com/office/drawing/2010/main" val="0"/>
+                        </a:ext>
+                      </a:extLst>
+                    </a:blip>
+                    <a:srcRect/>
+                    <a:stretch>
+                      <a:fillRect/>
+                    </a:stretch>
+                  </pic:blipFill>
+                  <pic:spPr bwMode="auto">
+                    <a:xfrm>
+                      <a:off x="0" y="0"/>
+                      <a:ext cx="1269257" cy="3036578"/>
+                    </a:xfrm>
+                    <a:prstGeom prst="rect">
+                      <a:avLst/>
+                    </a:prstGeom>
+                    <a:noFill/>
+                    <a:ln>
+                      <a:noFill/>
+                    </a:ln>
+                  </pic:spPr>
+                </pic:pic>
+              </a:graphicData>
+            </a:graphic>
+          </wp:inline>
+        </w:drawing>
+      </w:r>
     </w:p>
     <w:p/>
     <w:p>
       <w:pPr>
+        <w:ind w:firstLine="720"/>
+      </w:pPr>
+      <w:r>
+        <w:t xml:space="preserve">Các mô hình được huấn luyện bằng thuật toán tối ưu Adam kết hợp với hàm mất mát Cross-Entropy Loss. Đây là lựa chọn phổ biến đối với các bài toán phân loại đa lớp nhờ khả </w:t>
+      </w:r>
+      <w:r>
+        <w:lastRenderedPageBreak/>
+        <w:t>năng hội tụ nhanh và ổn định. Đồng thời, kỹ thuật Early Stopping được áp dụng nhằm tự động dừng quá trình huấn luyện khi chất lượng trên tập xác thực không còn cải thiện trong một số epoch liên tiếp, từ đó hạn chế hiện tượng quá khớp.</w:t>
+      </w:r>
+    </w:p>
+    <w:p>
+      <w:pPr>
+        <w:ind w:firstLine="720"/>
+      </w:pPr>
+      <w:r>
+        <w:t>Để đánh giá ảnh hưởng của các yếu tố huấn luyện đến chất lượng phân loại, nghiên cứu tiến hành khảo sát một số siêu tham số quan trọng gồm learning rate và chiến lược Transfer Learning. Learning rate được đánh giá ở nhiều mức khác nhau nhằm xác định tốc độ cập nhật trọng số phù hợp. Bên cạnh đó, hai chiến lược huấn luyện gồm đóng băng backbone và tinh chỉnh toàn bộ mạng cũng được xem xét để đánh giá khả năng thích nghi của các mô hình đối với bộ dữ liệu biển báo giao thông.</w:t>
+      </w:r>
+    </w:p>
+    <w:tbl>
+      <w:tblPr>
+        <w:tblW w:w="0" w:type="auto"/>
+        <w:jc w:val="center"/>
+        <w:tblCellSpacing w:w="15" w:type="dxa"/>
+        <w:tblCellMar>
+          <w:top w:w="15" w:type="dxa"/>
+          <w:left w:w="15" w:type="dxa"/>
+          <w:bottom w:w="15" w:type="dxa"/>
+          <w:right w:w="15" w:type="dxa"/>
+        </w:tblCellMar>
+        <w:tblLook w:val="04A0" w:firstRow="1" w:lastRow="0" w:firstColumn="1" w:lastColumn="0" w:noHBand="0" w:noVBand="1"/>
+      </w:tblPr>
+      <w:tblGrid>
+        <w:gridCol w:w="3456"/>
+        <w:gridCol w:w="3855"/>
+      </w:tblGrid>
+      <w:tr>
+        <w:trPr>
+          <w:tblHeader/>
+          <w:tblCellSpacing w:w="15" w:type="dxa"/>
+          <w:jc w:val="center"/>
+        </w:trPr>
+        <w:tc>
+          <w:tcPr>
+            <w:tcW w:w="0" w:type="auto"/>
+            <w:vAlign w:val="center"/>
+            <w:hideMark/>
+          </w:tcPr>
+          <w:p>
+            <w:pPr>
+              <w:ind w:firstLine="720"/>
+              <w:rPr>
+                <w:b/>
+                <w:bCs/>
+              </w:rPr>
+            </w:pPr>
+            <w:r>
+              <w:rPr>
+                <w:b/>
+                <w:bCs/>
+              </w:rPr>
+              <w:t>Đối tượng khảo sát</w:t>
+            </w:r>
+          </w:p>
+        </w:tc>
+        <w:tc>
+          <w:tcPr>
+            <w:tcW w:w="0" w:type="auto"/>
+            <w:vAlign w:val="center"/>
+            <w:hideMark/>
+          </w:tcPr>
+          <w:p>
+            <w:pPr>
+              <w:ind w:firstLine="720"/>
+              <w:rPr>
+                <w:b/>
+                <w:bCs/>
+              </w:rPr>
+            </w:pPr>
+            <w:r>
+              <w:rPr>
+                <w:b/>
+                <w:bCs/>
+              </w:rPr>
+              <w:t xml:space="preserve">       </w:t>
+            </w:r>
+            <w:r>
+              <w:rPr>
+                <w:b/>
+                <w:bCs/>
+              </w:rPr>
+              <w:t>Giá trị khảo sát</w:t>
+            </w:r>
+          </w:p>
+        </w:tc>
+      </w:tr>
+      <w:tr>
+        <w:trPr>
+          <w:tblHeader/>
+          <w:tblCellSpacing w:w="15" w:type="dxa"/>
+          <w:jc w:val="center"/>
+        </w:trPr>
+        <w:tc>
+          <w:tcPr>
+            <w:tcW w:w="0" w:type="auto"/>
+            <w:vAlign w:val="center"/>
+          </w:tcPr>
+          <w:p>
+            <w:pPr>
+              <w:ind w:firstLine="720"/>
+              <w:jc w:val="center"/>
+            </w:pPr>
+            <w:r>
+              <w:t>Model CNN</w:t>
+            </w:r>
+          </w:p>
+        </w:tc>
+        <w:tc>
+          <w:tcPr>
+            <w:tcW w:w="0" w:type="auto"/>
+            <w:vAlign w:val="center"/>
+          </w:tcPr>
+          <w:p>
+            <w:pPr>
+              <w:ind w:firstLine="720"/>
+              <w:jc w:val="center"/>
+              <w:rPr>
+                <w:b/>
+                <w:bCs/>
+              </w:rPr>
+            </w:pPr>
+            <w:r>
+              <w:t>ResNet50</w:t>
+            </w:r>
+            <w:r>
+              <w:t xml:space="preserve">, </w:t>
+            </w:r>
+            <w:r>
+              <w:t>EfficientNet-B0</w:t>
+            </w:r>
+          </w:p>
+        </w:tc>
+      </w:tr>
+      <w:tr>
+        <w:trPr>
+          <w:tblCellSpacing w:w="15" w:type="dxa"/>
+          <w:jc w:val="center"/>
+        </w:trPr>
+        <w:tc>
+          <w:tcPr>
+            <w:tcW w:w="0" w:type="auto"/>
+            <w:vAlign w:val="center"/>
+            <w:hideMark/>
+          </w:tcPr>
+          <w:p>
+            <w:pPr>
+              <w:ind w:firstLine="720"/>
+              <w:jc w:val="center"/>
+            </w:pPr>
+            <w:r>
+              <w:t>Learning Rate</w:t>
+            </w:r>
+          </w:p>
+        </w:tc>
+        <w:tc>
+          <w:tcPr>
+            <w:tcW w:w="0" w:type="auto"/>
+            <w:vAlign w:val="center"/>
+            <w:hideMark/>
+          </w:tcPr>
+          <w:p>
+            <w:pPr>
+              <w:ind w:firstLine="720"/>
+              <w:jc w:val="center"/>
+            </w:pPr>
+            <w:r>
+              <w:t>0,0001; 0,001; 0,01</w:t>
+            </w:r>
+          </w:p>
+        </w:tc>
+      </w:tr>
+      <w:tr>
+        <w:trPr>
+          <w:tblCellSpacing w:w="15" w:type="dxa"/>
+          <w:jc w:val="center"/>
+        </w:trPr>
+        <w:tc>
+          <w:tcPr>
+            <w:tcW w:w="0" w:type="auto"/>
+            <w:vAlign w:val="center"/>
+            <w:hideMark/>
+          </w:tcPr>
+          <w:p>
+            <w:pPr>
+              <w:ind w:firstLine="720"/>
+              <w:jc w:val="center"/>
+            </w:pPr>
+            <w:r>
+              <w:t>Transfer Learning Strategy</w:t>
+            </w:r>
+          </w:p>
+        </w:tc>
+        <w:tc>
+          <w:tcPr>
+            <w:tcW w:w="0" w:type="auto"/>
+            <w:vAlign w:val="center"/>
+            <w:hideMark/>
+          </w:tcPr>
+          <w:p>
+            <w:pPr>
+              <w:ind w:firstLine="720"/>
+              <w:jc w:val="center"/>
+            </w:pPr>
+            <w:r>
+              <w:t>Frozen Backbone</w:t>
+            </w:r>
+            <w:r>
+              <w:t>,</w:t>
+            </w:r>
+            <w:r>
+              <w:t xml:space="preserve"> Fine-tuning</w:t>
+            </w:r>
+          </w:p>
+        </w:tc>
+      </w:tr>
+    </w:tbl>
+    <w:p>
+      <w:pPr>
+        <w:ind w:firstLine="720"/>
+      </w:pPr>
+    </w:p>
+    <w:p>
+      <w:pPr>
+        <w:ind w:firstLine="720"/>
+      </w:pPr>
+      <w:r>
+        <w:t>Các mô hình sau khi huấn luyện được đánh giá thông qua các chỉ số Accuracy, Precision, Recall, F1-score, thời gian suy luận và kích thước mô hình. Trong đó, F1-score được lựa chọn làm tiêu chí chính để so sánh và lựa chọn mô hình do chỉ số này phản ánh đồng thời khả năng dự đoán chính xác và khả năng bao phủ đầy đủ các lớp dữ liệu [19].</w:t>
+      </w:r>
+    </w:p>
+    <w:p/>
+    <w:p/>
+    <w:p>
+      <w:pPr>
         <w:pStyle w:val="Heading1"/>
       </w:pPr>
-      <w:bookmarkStart w:id="61" w:name="_Toc232110319"/>
+      <w:bookmarkStart w:id="63" w:name="_Toc232690102"/>
       <w:r>
         <w:lastRenderedPageBreak/>
         <w:t>CHƯƠNG 4: THỰC NGHIỆM VÀ KẾT QUẢ</w:t>
       </w:r>
-      <w:bookmarkEnd w:id="61"/>
+      <w:bookmarkEnd w:id="63"/>
     </w:p>
     <w:p>
       <w:pPr>
         <w:pStyle w:val="Heading2"/>
       </w:pPr>
-      <w:bookmarkStart w:id="62" w:name="_Toc232110327"/>
+      <w:bookmarkStart w:id="64" w:name="_Toc232690103"/>
       <w:r>
         <w:t>4.1. Môi trường và kịch bản thực nghiệm</w:t>
       </w:r>
+      <w:bookmarkEnd w:id="64"/>
     </w:p>
     <w:p>
       <w:pPr>
         <w:pStyle w:val="Heading2"/>
       </w:pPr>
+      <w:bookmarkStart w:id="65" w:name="_Toc232690104"/>
       <w:r>
         <w:t>4.2. Kết quả thực nghiệm YOLO</w:t>
       </w:r>
+      <w:bookmarkEnd w:id="65"/>
     </w:p>
     <w:p>
       <w:pPr>
         <w:pStyle w:val="Heading3"/>
         <w:ind w:firstLine="720"/>
       </w:pPr>
+      <w:bookmarkStart w:id="66" w:name="_Toc232690105"/>
       <w:r>
         <w:t xml:space="preserve">4.2.1. So sánh </w:t>
       </w:r>
       <w:r>
         <w:t>các mô hình YOLO</w:t>
       </w:r>
+      <w:bookmarkEnd w:id="66"/>
     </w:p>
     <w:p>
       <w:pPr>
@@ -10259,9 +12335,11 @@
       <w:r>
         <w:tab/>
       </w:r>
+      <w:bookmarkStart w:id="67" w:name="_Toc232690106"/>
       <w:r>
         <w:t>4.2.2. Phân tích ảnh hưởng Hyperparameter</w:t>
       </w:r>
+      <w:bookmarkEnd w:id="67"/>
     </w:p>
     <w:p>
       <w:pPr>
@@ -10273,114 +12351,140 @@
       <w:r>
         <w:tab/>
       </w:r>
+      <w:bookmarkStart w:id="68" w:name="_Toc232690107"/>
       <w:r>
         <w:t>4.2.3. Lựa chọn mô hình YOLO tốt nhất</w:t>
       </w:r>
+      <w:bookmarkEnd w:id="68"/>
     </w:p>
     <w:p>
       <w:pPr>
         <w:pStyle w:val="Heading2"/>
       </w:pPr>
+      <w:bookmarkStart w:id="69" w:name="_Toc232690108"/>
       <w:r>
         <w:t>4.3. Kết quả thực nghiệm CNN</w:t>
       </w:r>
+      <w:bookmarkEnd w:id="69"/>
     </w:p>
     <w:p>
       <w:pPr>
         <w:pStyle w:val="Heading3"/>
         <w:ind w:left="720"/>
       </w:pPr>
+      <w:bookmarkStart w:id="70" w:name="_Toc232690109"/>
       <w:r>
         <w:t>4.3.1. So sánh ResNet50 và EfficientNet-B0</w:t>
       </w:r>
+      <w:bookmarkEnd w:id="70"/>
     </w:p>
     <w:p>
       <w:pPr>
         <w:pStyle w:val="Heading3"/>
         <w:ind w:left="720"/>
       </w:pPr>
+      <w:bookmarkStart w:id="71" w:name="_Toc232690110"/>
       <w:r>
         <w:t>4.3.2. Phân tích Hyperparameter</w:t>
       </w:r>
+      <w:bookmarkEnd w:id="71"/>
     </w:p>
     <w:p>
       <w:pPr>
         <w:pStyle w:val="Heading3"/>
         <w:ind w:left="720"/>
       </w:pPr>
+      <w:bookmarkStart w:id="72" w:name="_Toc232690111"/>
       <w:r>
         <w:t>4.3.3. Lựa chọn mô hình CNN tốt nhất</w:t>
       </w:r>
+      <w:bookmarkEnd w:id="72"/>
     </w:p>
     <w:p>
       <w:pPr>
         <w:pStyle w:val="Heading2"/>
       </w:pPr>
+      <w:bookmarkStart w:id="73" w:name="_Toc232690112"/>
       <w:r>
         <w:t>4.4. Đánh giá hai Pipeline</w:t>
       </w:r>
+      <w:bookmarkEnd w:id="73"/>
     </w:p>
     <w:p>
       <w:pPr>
         <w:pStyle w:val="Heading3"/>
         <w:ind w:left="720"/>
       </w:pPr>
+      <w:bookmarkStart w:id="74" w:name="_Toc232690113"/>
       <w:r>
         <w:t>4.4.1. Pipeline YOLO End-to-End</w:t>
       </w:r>
+      <w:bookmarkEnd w:id="74"/>
     </w:p>
     <w:p>
       <w:pPr>
         <w:pStyle w:val="Heading3"/>
         <w:ind w:left="720"/>
       </w:pPr>
+      <w:bookmarkStart w:id="75" w:name="_Toc232690114"/>
       <w:r>
         <w:t>4.4.2. Pipeline YOLO + CNN</w:t>
       </w:r>
+      <w:bookmarkEnd w:id="75"/>
     </w:p>
     <w:p>
       <w:pPr>
         <w:pStyle w:val="Heading3"/>
         <w:ind w:left="720"/>
       </w:pPr>
+      <w:bookmarkStart w:id="76" w:name="_Toc232690115"/>
       <w:r>
         <w:t>4.4.3. So sánh và thảo luận</w:t>
       </w:r>
+      <w:bookmarkEnd w:id="76"/>
     </w:p>
     <w:p>
       <w:pPr>
         <w:pStyle w:val="Heading2"/>
       </w:pPr>
+      <w:bookmarkStart w:id="77" w:name="_Toc232690116"/>
       <w:r>
         <w:t>4.5. Triển khai hệ thống Web</w:t>
       </w:r>
+      <w:bookmarkEnd w:id="77"/>
     </w:p>
     <w:p>
       <w:pPr>
         <w:pStyle w:val="Heading3"/>
         <w:ind w:left="720"/>
       </w:pPr>
+      <w:bookmarkStart w:id="78" w:name="_Toc232690117"/>
       <w:r>
         <w:t>4.5.1. Kiến trúc hệ thống</w:t>
       </w:r>
+      <w:bookmarkEnd w:id="78"/>
     </w:p>
     <w:p>
       <w:pPr>
         <w:pStyle w:val="Heading3"/>
         <w:ind w:left="720"/>
       </w:pPr>
+      <w:bookmarkStart w:id="79" w:name="_Toc232690118"/>
       <w:r>
         <w:t>4.5.2. Giao diện người dùng</w:t>
       </w:r>
+      <w:bookmarkEnd w:id="79"/>
     </w:p>
     <w:p>
       <w:pPr>
         <w:pStyle w:val="Heading3"/>
         <w:ind w:left="720"/>
       </w:pPr>
+      <w:bookmarkStart w:id="80" w:name="_Toc232690119"/>
       <w:r>
         <w:t>4.5.3. Kết quả kiểm thử</w:t>
       </w:r>
+      <w:bookmarkEnd w:id="80"/>
     </w:p>
     <w:p>
       <w:pPr>
@@ -10426,11 +12530,12 @@
       <w:pPr>
         <w:pStyle w:val="Heading1"/>
       </w:pPr>
+      <w:bookmarkStart w:id="81" w:name="_Toc232690120"/>
       <w:r>
         <w:lastRenderedPageBreak/>
         <w:t>KẾT LUẬN VÀ KIẾN NGHỊ</w:t>
       </w:r>
-      <w:bookmarkEnd w:id="62"/>
+      <w:bookmarkEnd w:id="81"/>
     </w:p>
     <w:p>
       <w:pPr>
@@ -10444,7 +12549,7 @@
           <w:bCs/>
         </w:rPr>
       </w:pPr>
-      <w:bookmarkStart w:id="63" w:name="_Toc232110328"/>
+      <w:bookmarkStart w:id="82" w:name="_Toc232690121"/>
       <w:r>
         <w:rPr>
           <w:b w:val="0"/>
@@ -10452,7 +12557,7 @@
         </w:rPr>
         <w:t>Kết luận</w:t>
       </w:r>
-      <w:bookmarkEnd w:id="63"/>
+      <w:bookmarkEnd w:id="82"/>
     </w:p>
     <w:p>
       <w:pPr>
@@ -10466,7 +12571,7 @@
           <w:bCs/>
         </w:rPr>
       </w:pPr>
-      <w:bookmarkStart w:id="64" w:name="_Toc232110329"/>
+      <w:bookmarkStart w:id="83" w:name="_Toc232690122"/>
       <w:r>
         <w:rPr>
           <w:b w:val="0"/>
@@ -10474,7 +12579,7 @@
         </w:rPr>
         <w:t>Hạn chế</w:t>
       </w:r>
-      <w:bookmarkEnd w:id="64"/>
+      <w:bookmarkEnd w:id="83"/>
     </w:p>
     <w:p>
       <w:pPr>
@@ -10488,7 +12593,7 @@
           <w:bCs/>
         </w:rPr>
       </w:pPr>
-      <w:bookmarkStart w:id="65" w:name="_Toc232110330"/>
+      <w:bookmarkStart w:id="84" w:name="_Toc232690123"/>
       <w:r>
         <w:rPr>
           <w:b w:val="0"/>
@@ -10496,7 +12601,7 @@
         </w:rPr>
         <w:t>Kiến nghị</w:t>
       </w:r>
-      <w:bookmarkEnd w:id="65"/>
+      <w:bookmarkEnd w:id="84"/>
     </w:p>
     <w:p>
       <w:pPr>
@@ -10528,7 +12633,7 @@
           <w:szCs w:val="26"/>
         </w:rPr>
       </w:pPr>
-      <w:bookmarkStart w:id="66" w:name="_Toc229151584"/>
+      <w:bookmarkStart w:id="85" w:name="_Toc229151584"/>
     </w:p>
     <w:p>
       <w:pPr>
@@ -10688,7 +12793,7 @@
       <w:pPr>
         <w:pStyle w:val="Heading1"/>
       </w:pPr>
-      <w:bookmarkStart w:id="67" w:name="_Toc232110331"/>
+      <w:bookmarkStart w:id="86" w:name="_Toc232690124"/>
       <w:r>
         <w:rPr>
           <w:lang w:val="vi-VN"/>
@@ -10696,11 +12801,11 @@
         <w:lastRenderedPageBreak/>
         <w:t>TÀI LIỆU THAM KH</w:t>
       </w:r>
-      <w:bookmarkEnd w:id="66"/>
+      <w:bookmarkEnd w:id="85"/>
       <w:r>
         <w:t>ẢO</w:t>
       </w:r>
-      <w:bookmarkEnd w:id="67"/>
+      <w:bookmarkEnd w:id="86"/>
     </w:p>
     <w:p>
       <w:pPr>

--- a/tien_do_cong_viec/plan/bao_cao.docx
+++ b/tien_do_cong_viec/plan/bao_cao.docx
@@ -51,7 +51,7 @@
           <w:r>
             <w:fldChar w:fldCharType="separate"/>
           </w:r>
-          <w:hyperlink w:anchor="_Toc232690039" w:history="1">
+          <w:hyperlink w:anchor="_Toc232714546" w:history="1">
             <w:r>
               <w:rPr>
                 <w:rStyle w:val="Hyperlink"/>
@@ -78,7 +78,7 @@
                 <w:noProof/>
                 <w:webHidden/>
               </w:rPr>
-              <w:instrText xml:space="preserve"> PAGEREF _Toc232690039 \h </w:instrText>
+              <w:instrText xml:space="preserve"> PAGEREF _Toc232714546 \h </w:instrText>
             </w:r>
             <w:r>
               <w:rPr>
@@ -120,7 +120,7 @@
               <w:noProof/>
             </w:rPr>
           </w:pPr>
-          <w:hyperlink w:anchor="_Toc232690040" w:history="1">
+          <w:hyperlink w:anchor="_Toc232714547" w:history="1">
             <w:r>
               <w:rPr>
                 <w:rStyle w:val="Hyperlink"/>
@@ -147,7 +147,7 @@
                 <w:noProof/>
                 <w:webHidden/>
               </w:rPr>
-              <w:instrText xml:space="preserve"> PAGEREF _Toc232690040 \h </w:instrText>
+              <w:instrText xml:space="preserve"> PAGEREF _Toc232714547 \h </w:instrText>
             </w:r>
             <w:r>
               <w:rPr>
@@ -189,7 +189,7 @@
               <w:noProof/>
             </w:rPr>
           </w:pPr>
-          <w:hyperlink w:anchor="_Toc232690041" w:history="1">
+          <w:hyperlink w:anchor="_Toc232714548" w:history="1">
             <w:r>
               <w:rPr>
                 <w:rStyle w:val="Hyperlink"/>
@@ -216,7 +216,7 @@
                 <w:noProof/>
                 <w:webHidden/>
               </w:rPr>
-              <w:instrText xml:space="preserve"> PAGEREF _Toc232690041 \h </w:instrText>
+              <w:instrText xml:space="preserve"> PAGEREF _Toc232714548 \h </w:instrText>
             </w:r>
             <w:r>
               <w:rPr>
@@ -258,7 +258,7 @@
               <w:noProof/>
             </w:rPr>
           </w:pPr>
-          <w:hyperlink w:anchor="_Toc232690042" w:history="1">
+          <w:hyperlink w:anchor="_Toc232714549" w:history="1">
             <w:r>
               <w:rPr>
                 <w:rStyle w:val="Hyperlink"/>
@@ -285,7 +285,7 @@
                 <w:noProof/>
                 <w:webHidden/>
               </w:rPr>
-              <w:instrText xml:space="preserve"> PAGEREF _Toc232690042 \h </w:instrText>
+              <w:instrText xml:space="preserve"> PAGEREF _Toc232714549 \h </w:instrText>
             </w:r>
             <w:r>
               <w:rPr>
@@ -327,7 +327,7 @@
               <w:noProof/>
             </w:rPr>
           </w:pPr>
-          <w:hyperlink w:anchor="_Toc232690043" w:history="1">
+          <w:hyperlink w:anchor="_Toc232714550" w:history="1">
             <w:r>
               <w:rPr>
                 <w:rStyle w:val="Hyperlink"/>
@@ -354,7 +354,7 @@
                 <w:noProof/>
                 <w:webHidden/>
               </w:rPr>
-              <w:instrText xml:space="preserve"> PAGEREF _Toc232690043 \h </w:instrText>
+              <w:instrText xml:space="preserve"> PAGEREF _Toc232714550 \h </w:instrText>
             </w:r>
             <w:r>
               <w:rPr>
@@ -374,7 +374,7 @@
                 <w:noProof/>
                 <w:webHidden/>
               </w:rPr>
-              <w:t>5</w:t>
+              <w:t>4</w:t>
             </w:r>
             <w:r>
               <w:rPr>
@@ -396,7 +396,7 @@
               <w:noProof/>
             </w:rPr>
           </w:pPr>
-          <w:hyperlink w:anchor="_Toc232690044" w:history="1">
+          <w:hyperlink w:anchor="_Toc232714551" w:history="1">
             <w:r>
               <w:rPr>
                 <w:rStyle w:val="Hyperlink"/>
@@ -423,7 +423,7 @@
                 <w:noProof/>
                 <w:webHidden/>
               </w:rPr>
-              <w:instrText xml:space="preserve"> PAGEREF _Toc232690044 \h </w:instrText>
+              <w:instrText xml:space="preserve"> PAGEREF _Toc232714551 \h </w:instrText>
             </w:r>
             <w:r>
               <w:rPr>
@@ -465,7 +465,7 @@
               <w:noProof/>
             </w:rPr>
           </w:pPr>
-          <w:hyperlink w:anchor="_Toc232690045" w:history="1">
+          <w:hyperlink w:anchor="_Toc232714552" w:history="1">
             <w:r>
               <w:rPr>
                 <w:rStyle w:val="Hyperlink"/>
@@ -492,7 +492,7 @@
                 <w:noProof/>
                 <w:webHidden/>
               </w:rPr>
-              <w:instrText xml:space="preserve"> PAGEREF _Toc232690045 \h </w:instrText>
+              <w:instrText xml:space="preserve"> PAGEREF _Toc232714552 \h </w:instrText>
             </w:r>
             <w:r>
               <w:rPr>
@@ -534,7 +534,7 @@
               <w:noProof/>
             </w:rPr>
           </w:pPr>
-          <w:hyperlink w:anchor="_Toc232690046" w:history="1">
+          <w:hyperlink w:anchor="_Toc232714553" w:history="1">
             <w:r>
               <w:rPr>
                 <w:rStyle w:val="Hyperlink"/>
@@ -561,7 +561,7 @@
                 <w:noProof/>
                 <w:webHidden/>
               </w:rPr>
-              <w:instrText xml:space="preserve"> PAGEREF _Toc232690046 \h </w:instrText>
+              <w:instrText xml:space="preserve"> PAGEREF _Toc232714553 \h </w:instrText>
             </w:r>
             <w:r>
               <w:rPr>
@@ -603,7 +603,7 @@
               <w:noProof/>
             </w:rPr>
           </w:pPr>
-          <w:hyperlink w:anchor="_Toc232690047" w:history="1">
+          <w:hyperlink w:anchor="_Toc232714554" w:history="1">
             <w:r>
               <w:rPr>
                 <w:rStyle w:val="Hyperlink"/>
@@ -630,7 +630,7 @@
                 <w:noProof/>
                 <w:webHidden/>
               </w:rPr>
-              <w:instrText xml:space="preserve"> PAGEREF _Toc232690047 \h </w:instrText>
+              <w:instrText xml:space="preserve"> PAGEREF _Toc232714554 \h </w:instrText>
             </w:r>
             <w:r>
               <w:rPr>
@@ -672,7 +672,7 @@
               <w:noProof/>
             </w:rPr>
           </w:pPr>
-          <w:hyperlink w:anchor="_Toc232690048" w:history="1">
+          <w:hyperlink w:anchor="_Toc232714555" w:history="1">
             <w:r>
               <w:rPr>
                 <w:rStyle w:val="Hyperlink"/>
@@ -699,7 +699,7 @@
                 <w:noProof/>
                 <w:webHidden/>
               </w:rPr>
-              <w:instrText xml:space="preserve"> PAGEREF _Toc232690048 \h </w:instrText>
+              <w:instrText xml:space="preserve"> PAGEREF _Toc232714555 \h </w:instrText>
             </w:r>
             <w:r>
               <w:rPr>
@@ -741,7 +741,7 @@
               <w:noProof/>
             </w:rPr>
           </w:pPr>
-          <w:hyperlink w:anchor="_Toc232690049" w:history="1">
+          <w:hyperlink w:anchor="_Toc232714556" w:history="1">
             <w:r>
               <w:rPr>
                 <w:rStyle w:val="Hyperlink"/>
@@ -768,7 +768,7 @@
                 <w:noProof/>
                 <w:webHidden/>
               </w:rPr>
-              <w:instrText xml:space="preserve"> PAGEREF _Toc232690049 \h </w:instrText>
+              <w:instrText xml:space="preserve"> PAGEREF _Toc232714556 \h </w:instrText>
             </w:r>
             <w:r>
               <w:rPr>
@@ -810,7 +810,7 @@
               <w:noProof/>
             </w:rPr>
           </w:pPr>
-          <w:hyperlink w:anchor="_Toc232690050" w:history="1">
+          <w:hyperlink w:anchor="_Toc232714557" w:history="1">
             <w:r>
               <w:rPr>
                 <w:rStyle w:val="Hyperlink"/>
@@ -837,7 +837,7 @@
                 <w:noProof/>
                 <w:webHidden/>
               </w:rPr>
-              <w:instrText xml:space="preserve"> PAGEREF _Toc232690050 \h </w:instrText>
+              <w:instrText xml:space="preserve"> PAGEREF _Toc232714557 \h </w:instrText>
             </w:r>
             <w:r>
               <w:rPr>
@@ -879,7 +879,7 @@
               <w:noProof/>
             </w:rPr>
           </w:pPr>
-          <w:hyperlink w:anchor="_Toc232690051" w:history="1">
+          <w:hyperlink w:anchor="_Toc232714558" w:history="1">
             <w:r>
               <w:rPr>
                 <w:rStyle w:val="Hyperlink"/>
@@ -906,7 +906,7 @@
                 <w:noProof/>
                 <w:webHidden/>
               </w:rPr>
-              <w:instrText xml:space="preserve"> PAGEREF _Toc232690051 \h </w:instrText>
+              <w:instrText xml:space="preserve"> PAGEREF _Toc232714558 \h </w:instrText>
             </w:r>
             <w:r>
               <w:rPr>
@@ -948,7 +948,7 @@
               <w:noProof/>
             </w:rPr>
           </w:pPr>
-          <w:hyperlink w:anchor="_Toc232690052" w:history="1">
+          <w:hyperlink w:anchor="_Toc232714559" w:history="1">
             <w:r>
               <w:rPr>
                 <w:rStyle w:val="Hyperlink"/>
@@ -975,7 +975,7 @@
                 <w:noProof/>
                 <w:webHidden/>
               </w:rPr>
-              <w:instrText xml:space="preserve"> PAGEREF _Toc232690052 \h </w:instrText>
+              <w:instrText xml:space="preserve"> PAGEREF _Toc232714559 \h </w:instrText>
             </w:r>
             <w:r>
               <w:rPr>
@@ -1017,7 +1017,7 @@
               <w:noProof/>
             </w:rPr>
           </w:pPr>
-          <w:hyperlink w:anchor="_Toc232690053" w:history="1">
+          <w:hyperlink w:anchor="_Toc232714560" w:history="1">
             <w:r>
               <w:rPr>
                 <w:rStyle w:val="Hyperlink"/>
@@ -1044,7 +1044,7 @@
                 <w:noProof/>
                 <w:webHidden/>
               </w:rPr>
-              <w:instrText xml:space="preserve"> PAGEREF _Toc232690053 \h </w:instrText>
+              <w:instrText xml:space="preserve"> PAGEREF _Toc232714560 \h </w:instrText>
             </w:r>
             <w:r>
               <w:rPr>
@@ -1086,7 +1086,7 @@
               <w:noProof/>
             </w:rPr>
           </w:pPr>
-          <w:hyperlink w:anchor="_Toc232690054" w:history="1">
+          <w:hyperlink w:anchor="_Toc232714561" w:history="1">
             <w:r>
               <w:rPr>
                 <w:rStyle w:val="Hyperlink"/>
@@ -1113,7 +1113,7 @@
                 <w:noProof/>
                 <w:webHidden/>
               </w:rPr>
-              <w:instrText xml:space="preserve"> PAGEREF _Toc232690054 \h </w:instrText>
+              <w:instrText xml:space="preserve"> PAGEREF _Toc232714561 \h </w:instrText>
             </w:r>
             <w:r>
               <w:rPr>
@@ -1155,7 +1155,7 @@
               <w:noProof/>
             </w:rPr>
           </w:pPr>
-          <w:hyperlink w:anchor="_Toc232690055" w:history="1">
+          <w:hyperlink w:anchor="_Toc232714562" w:history="1">
             <w:r>
               <w:rPr>
                 <w:rStyle w:val="Hyperlink"/>
@@ -1182,7 +1182,7 @@
                 <w:noProof/>
                 <w:webHidden/>
               </w:rPr>
-              <w:instrText xml:space="preserve"> PAGEREF _Toc232690055 \h </w:instrText>
+              <w:instrText xml:space="preserve"> PAGEREF _Toc232714562 \h </w:instrText>
             </w:r>
             <w:r>
               <w:rPr>
@@ -1224,7 +1224,7 @@
               <w:noProof/>
             </w:rPr>
           </w:pPr>
-          <w:hyperlink w:anchor="_Toc232690056" w:history="1">
+          <w:hyperlink w:anchor="_Toc232714563" w:history="1">
             <w:r>
               <w:rPr>
                 <w:rStyle w:val="Hyperlink"/>
@@ -1251,7 +1251,7 @@
                 <w:noProof/>
                 <w:webHidden/>
               </w:rPr>
-              <w:instrText xml:space="preserve"> PAGEREF _Toc232690056 \h </w:instrText>
+              <w:instrText xml:space="preserve"> PAGEREF _Toc232714563 \h </w:instrText>
             </w:r>
             <w:r>
               <w:rPr>
@@ -1293,7 +1293,7 @@
               <w:noProof/>
             </w:rPr>
           </w:pPr>
-          <w:hyperlink w:anchor="_Toc232690057" w:history="1">
+          <w:hyperlink w:anchor="_Toc232714564" w:history="1">
             <w:r>
               <w:rPr>
                 <w:rStyle w:val="Hyperlink"/>
@@ -1320,7 +1320,7 @@
                 <w:noProof/>
                 <w:webHidden/>
               </w:rPr>
-              <w:instrText xml:space="preserve"> PAGEREF _Toc232690057 \h </w:instrText>
+              <w:instrText xml:space="preserve"> PAGEREF _Toc232714564 \h </w:instrText>
             </w:r>
             <w:r>
               <w:rPr>
@@ -1362,7 +1362,7 @@
               <w:noProof/>
             </w:rPr>
           </w:pPr>
-          <w:hyperlink w:anchor="_Toc232690058" w:history="1">
+          <w:hyperlink w:anchor="_Toc232714565" w:history="1">
             <w:r>
               <w:rPr>
                 <w:rStyle w:val="Hyperlink"/>
@@ -1389,7 +1389,7 @@
                 <w:noProof/>
                 <w:webHidden/>
               </w:rPr>
-              <w:instrText xml:space="preserve"> PAGEREF _Toc232690058 \h </w:instrText>
+              <w:instrText xml:space="preserve"> PAGEREF _Toc232714565 \h </w:instrText>
             </w:r>
             <w:r>
               <w:rPr>
@@ -1431,7 +1431,7 @@
               <w:noProof/>
             </w:rPr>
           </w:pPr>
-          <w:hyperlink w:anchor="_Toc232690059" w:history="1">
+          <w:hyperlink w:anchor="_Toc232714566" w:history="1">
             <w:r>
               <w:rPr>
                 <w:rStyle w:val="Hyperlink"/>
@@ -1458,7 +1458,7 @@
                 <w:noProof/>
                 <w:webHidden/>
               </w:rPr>
-              <w:instrText xml:space="preserve"> PAGEREF _Toc232690059 \h </w:instrText>
+              <w:instrText xml:space="preserve"> PAGEREF _Toc232714566 \h </w:instrText>
             </w:r>
             <w:r>
               <w:rPr>
@@ -1500,7 +1500,7 @@
               <w:noProof/>
             </w:rPr>
           </w:pPr>
-          <w:hyperlink w:anchor="_Toc232690060" w:history="1">
+          <w:hyperlink w:anchor="_Toc232714567" w:history="1">
             <w:r>
               <w:rPr>
                 <w:rStyle w:val="Hyperlink"/>
@@ -1527,7 +1527,7 @@
                 <w:noProof/>
                 <w:webHidden/>
               </w:rPr>
-              <w:instrText xml:space="preserve"> PAGEREF _Toc232690060 \h </w:instrText>
+              <w:instrText xml:space="preserve"> PAGEREF _Toc232714567 \h </w:instrText>
             </w:r>
             <w:r>
               <w:rPr>
@@ -1547,7 +1547,7 @@
                 <w:noProof/>
                 <w:webHidden/>
               </w:rPr>
-              <w:t>12</w:t>
+              <w:t>11</w:t>
             </w:r>
             <w:r>
               <w:rPr>
@@ -1569,7 +1569,7 @@
               <w:noProof/>
             </w:rPr>
           </w:pPr>
-          <w:hyperlink w:anchor="_Toc232690061" w:history="1">
+          <w:hyperlink w:anchor="_Toc232714568" w:history="1">
             <w:r>
               <w:rPr>
                 <w:rStyle w:val="Hyperlink"/>
@@ -1596,7 +1596,7 @@
                 <w:noProof/>
                 <w:webHidden/>
               </w:rPr>
-              <w:instrText xml:space="preserve"> PAGEREF _Toc232690061 \h </w:instrText>
+              <w:instrText xml:space="preserve"> PAGEREF _Toc232714568 \h </w:instrText>
             </w:r>
             <w:r>
               <w:rPr>
@@ -1638,7 +1638,7 @@
               <w:noProof/>
             </w:rPr>
           </w:pPr>
-          <w:hyperlink w:anchor="_Toc232690062" w:history="1">
+          <w:hyperlink w:anchor="_Toc232714569" w:history="1">
             <w:r>
               <w:rPr>
                 <w:rStyle w:val="Hyperlink"/>
@@ -1665,7 +1665,7 @@
                 <w:noProof/>
                 <w:webHidden/>
               </w:rPr>
-              <w:instrText xml:space="preserve"> PAGEREF _Toc232690062 \h </w:instrText>
+              <w:instrText xml:space="preserve"> PAGEREF _Toc232714569 \h </w:instrText>
             </w:r>
             <w:r>
               <w:rPr>
@@ -1707,7 +1707,7 @@
               <w:noProof/>
             </w:rPr>
           </w:pPr>
-          <w:hyperlink w:anchor="_Toc232690063" w:history="1">
+          <w:hyperlink w:anchor="_Toc232714570" w:history="1">
             <w:r>
               <w:rPr>
                 <w:rStyle w:val="Hyperlink"/>
@@ -1734,7 +1734,7 @@
                 <w:noProof/>
                 <w:webHidden/>
               </w:rPr>
-              <w:instrText xml:space="preserve"> PAGEREF _Toc232690063 \h </w:instrText>
+              <w:instrText xml:space="preserve"> PAGEREF _Toc232714570 \h </w:instrText>
             </w:r>
             <w:r>
               <w:rPr>
@@ -1776,7 +1776,7 @@
               <w:noProof/>
             </w:rPr>
           </w:pPr>
-          <w:hyperlink w:anchor="_Toc232690064" w:history="1">
+          <w:hyperlink w:anchor="_Toc232714571" w:history="1">
             <w:r>
               <w:rPr>
                 <w:rStyle w:val="Hyperlink"/>
@@ -1803,7 +1803,7 @@
                 <w:noProof/>
                 <w:webHidden/>
               </w:rPr>
-              <w:instrText xml:space="preserve"> PAGEREF _Toc232690064 \h </w:instrText>
+              <w:instrText xml:space="preserve"> PAGEREF _Toc232714571 \h </w:instrText>
             </w:r>
             <w:r>
               <w:rPr>
@@ -1845,7 +1845,7 @@
               <w:noProof/>
             </w:rPr>
           </w:pPr>
-          <w:hyperlink w:anchor="_Toc232690065" w:history="1">
+          <w:hyperlink w:anchor="_Toc232714572" w:history="1">
             <w:r>
               <w:rPr>
                 <w:rStyle w:val="Hyperlink"/>
@@ -1872,7 +1872,7 @@
                 <w:noProof/>
                 <w:webHidden/>
               </w:rPr>
-              <w:instrText xml:space="preserve"> PAGEREF _Toc232690065 \h </w:instrText>
+              <w:instrText xml:space="preserve"> PAGEREF _Toc232714572 \h </w:instrText>
             </w:r>
             <w:r>
               <w:rPr>
@@ -1914,7 +1914,7 @@
               <w:noProof/>
             </w:rPr>
           </w:pPr>
-          <w:hyperlink w:anchor="_Toc232690066" w:history="1">
+          <w:hyperlink w:anchor="_Toc232714573" w:history="1">
             <w:r>
               <w:rPr>
                 <w:rStyle w:val="Hyperlink"/>
@@ -1941,7 +1941,7 @@
                 <w:noProof/>
                 <w:webHidden/>
               </w:rPr>
-              <w:instrText xml:space="preserve"> PAGEREF _Toc232690066 \h </w:instrText>
+              <w:instrText xml:space="preserve"> PAGEREF _Toc232714573 \h </w:instrText>
             </w:r>
             <w:r>
               <w:rPr>
@@ -1983,7 +1983,7 @@
               <w:noProof/>
             </w:rPr>
           </w:pPr>
-          <w:hyperlink w:anchor="_Toc232690067" w:history="1">
+          <w:hyperlink w:anchor="_Toc232714574" w:history="1">
             <w:r>
               <w:rPr>
                 <w:rStyle w:val="Hyperlink"/>
@@ -2010,7 +2010,7 @@
                 <w:noProof/>
                 <w:webHidden/>
               </w:rPr>
-              <w:instrText xml:space="preserve"> PAGEREF _Toc232690067 \h </w:instrText>
+              <w:instrText xml:space="preserve"> PAGEREF _Toc232714574 \h </w:instrText>
             </w:r>
             <w:r>
               <w:rPr>
@@ -2030,7 +2030,7 @@
                 <w:noProof/>
                 <w:webHidden/>
               </w:rPr>
-              <w:t>17</w:t>
+              <w:t>16</w:t>
             </w:r>
             <w:r>
               <w:rPr>
@@ -2052,7 +2052,7 @@
               <w:noProof/>
             </w:rPr>
           </w:pPr>
-          <w:hyperlink w:anchor="_Toc232690068" w:history="1">
+          <w:hyperlink w:anchor="_Toc232714575" w:history="1">
             <w:r>
               <w:rPr>
                 <w:rStyle w:val="Hyperlink"/>
@@ -2079,7 +2079,7 @@
                 <w:noProof/>
                 <w:webHidden/>
               </w:rPr>
-              <w:instrText xml:space="preserve"> PAGEREF _Toc232690068 \h </w:instrText>
+              <w:instrText xml:space="preserve"> PAGEREF _Toc232714575 \h </w:instrText>
             </w:r>
             <w:r>
               <w:rPr>
@@ -2099,7 +2099,7 @@
                 <w:noProof/>
                 <w:webHidden/>
               </w:rPr>
-              <w:t>17</w:t>
+              <w:t>16</w:t>
             </w:r>
             <w:r>
               <w:rPr>
@@ -2121,7 +2121,7 @@
               <w:noProof/>
             </w:rPr>
           </w:pPr>
-          <w:hyperlink w:anchor="_Toc232690069" w:history="1">
+          <w:hyperlink w:anchor="_Toc232714576" w:history="1">
             <w:r>
               <w:rPr>
                 <w:rStyle w:val="Hyperlink"/>
@@ -2148,7 +2148,7 @@
                 <w:noProof/>
                 <w:webHidden/>
               </w:rPr>
-              <w:instrText xml:space="preserve"> PAGEREF _Toc232690069 \h </w:instrText>
+              <w:instrText xml:space="preserve"> PAGEREF _Toc232714576 \h </w:instrText>
             </w:r>
             <w:r>
               <w:rPr>
@@ -2168,7 +2168,7 @@
                 <w:noProof/>
                 <w:webHidden/>
               </w:rPr>
-              <w:t>17</w:t>
+              <w:t>16</w:t>
             </w:r>
             <w:r>
               <w:rPr>
@@ -2190,7 +2190,7 @@
               <w:noProof/>
             </w:rPr>
           </w:pPr>
-          <w:hyperlink w:anchor="_Toc232690070" w:history="1">
+          <w:hyperlink w:anchor="_Toc232714577" w:history="1">
             <w:r>
               <w:rPr>
                 <w:rStyle w:val="Hyperlink"/>
@@ -2217,7 +2217,7 @@
                 <w:noProof/>
                 <w:webHidden/>
               </w:rPr>
-              <w:instrText xml:space="preserve"> PAGEREF _Toc232690070 \h </w:instrText>
+              <w:instrText xml:space="preserve"> PAGEREF _Toc232714577 \h </w:instrText>
             </w:r>
             <w:r>
               <w:rPr>
@@ -2259,7 +2259,7 @@
               <w:noProof/>
             </w:rPr>
           </w:pPr>
-          <w:hyperlink w:anchor="_Toc232690071" w:history="1">
+          <w:hyperlink w:anchor="_Toc232714578" w:history="1">
             <w:r>
               <w:rPr>
                 <w:rStyle w:val="Hyperlink"/>
@@ -2286,7 +2286,7 @@
                 <w:noProof/>
                 <w:webHidden/>
               </w:rPr>
-              <w:instrText xml:space="preserve"> PAGEREF _Toc232690071 \h </w:instrText>
+              <w:instrText xml:space="preserve"> PAGEREF _Toc232714578 \h </w:instrText>
             </w:r>
             <w:r>
               <w:rPr>
@@ -2306,7 +2306,7 @@
                 <w:noProof/>
                 <w:webHidden/>
               </w:rPr>
-              <w:t>19</w:t>
+              <w:t>18</w:t>
             </w:r>
             <w:r>
               <w:rPr>
@@ -2328,7 +2328,7 @@
               <w:noProof/>
             </w:rPr>
           </w:pPr>
-          <w:hyperlink w:anchor="_Toc232690072" w:history="1">
+          <w:hyperlink w:anchor="_Toc232714579" w:history="1">
             <w:r>
               <w:rPr>
                 <w:rStyle w:val="Hyperlink"/>
@@ -2355,7 +2355,7 @@
                 <w:noProof/>
                 <w:webHidden/>
               </w:rPr>
-              <w:instrText xml:space="preserve"> PAGEREF _Toc232690072 \h </w:instrText>
+              <w:instrText xml:space="preserve"> PAGEREF _Toc232714579 \h </w:instrText>
             </w:r>
             <w:r>
               <w:rPr>
@@ -2375,7 +2375,7 @@
                 <w:noProof/>
                 <w:webHidden/>
               </w:rPr>
-              <w:t>20</w:t>
+              <w:t>19</w:t>
             </w:r>
             <w:r>
               <w:rPr>
@@ -2397,7 +2397,7 @@
               <w:noProof/>
             </w:rPr>
           </w:pPr>
-          <w:hyperlink w:anchor="_Toc232690073" w:history="1">
+          <w:hyperlink w:anchor="_Toc232714580" w:history="1">
             <w:r>
               <w:rPr>
                 <w:rStyle w:val="Hyperlink"/>
@@ -2424,7 +2424,7 @@
                 <w:noProof/>
                 <w:webHidden/>
               </w:rPr>
-              <w:instrText xml:space="preserve"> PAGEREF _Toc232690073 \h </w:instrText>
+              <w:instrText xml:space="preserve"> PAGEREF _Toc232714580 \h </w:instrText>
             </w:r>
             <w:r>
               <w:rPr>
@@ -2466,7 +2466,7 @@
               <w:noProof/>
             </w:rPr>
           </w:pPr>
-          <w:hyperlink w:anchor="_Toc232690074" w:history="1">
+          <w:hyperlink w:anchor="_Toc232714581" w:history="1">
             <w:r>
               <w:rPr>
                 <w:rStyle w:val="Hyperlink"/>
@@ -2493,7 +2493,7 @@
                 <w:noProof/>
                 <w:webHidden/>
               </w:rPr>
-              <w:instrText xml:space="preserve"> PAGEREF _Toc232690074 \h </w:instrText>
+              <w:instrText xml:space="preserve"> PAGEREF _Toc232714581 \h </w:instrText>
             </w:r>
             <w:r>
               <w:rPr>
@@ -2513,7 +2513,7 @@
                 <w:noProof/>
                 <w:webHidden/>
               </w:rPr>
-              <w:t>21</w:t>
+              <w:t>20</w:t>
             </w:r>
             <w:r>
               <w:rPr>
@@ -2535,7 +2535,7 @@
               <w:noProof/>
             </w:rPr>
           </w:pPr>
-          <w:hyperlink w:anchor="_Toc232690075" w:history="1">
+          <w:hyperlink w:anchor="_Toc232714582" w:history="1">
             <w:r>
               <w:rPr>
                 <w:rStyle w:val="Hyperlink"/>
@@ -2562,7 +2562,7 @@
                 <w:noProof/>
                 <w:webHidden/>
               </w:rPr>
-              <w:instrText xml:space="preserve"> PAGEREF _Toc232690075 \h </w:instrText>
+              <w:instrText xml:space="preserve"> PAGEREF _Toc232714582 \h </w:instrText>
             </w:r>
             <w:r>
               <w:rPr>
@@ -2604,7 +2604,7 @@
               <w:noProof/>
             </w:rPr>
           </w:pPr>
-          <w:hyperlink w:anchor="_Toc232690076" w:history="1">
+          <w:hyperlink w:anchor="_Toc232714583" w:history="1">
             <w:r>
               <w:rPr>
                 <w:rStyle w:val="Hyperlink"/>
@@ -2631,7 +2631,7 @@
                 <w:noProof/>
                 <w:webHidden/>
               </w:rPr>
-              <w:instrText xml:space="preserve"> PAGEREF _Toc232690076 \h </w:instrText>
+              <w:instrText xml:space="preserve"> PAGEREF _Toc232714583 \h </w:instrText>
             </w:r>
             <w:r>
               <w:rPr>
@@ -2651,7 +2651,7 @@
                 <w:noProof/>
                 <w:webHidden/>
               </w:rPr>
-              <w:t>22</w:t>
+              <w:t>21</w:t>
             </w:r>
             <w:r>
               <w:rPr>
@@ -2673,7 +2673,7 @@
               <w:noProof/>
             </w:rPr>
           </w:pPr>
-          <w:hyperlink w:anchor="_Toc232690077" w:history="1">
+          <w:hyperlink w:anchor="_Toc232714584" w:history="1">
             <w:r>
               <w:rPr>
                 <w:rStyle w:val="Hyperlink"/>
@@ -2700,7 +2700,7 @@
                 <w:noProof/>
                 <w:webHidden/>
               </w:rPr>
-              <w:instrText xml:space="preserve"> PAGEREF _Toc232690077 \h </w:instrText>
+              <w:instrText xml:space="preserve"> PAGEREF _Toc232714584 \h </w:instrText>
             </w:r>
             <w:r>
               <w:rPr>
@@ -2742,7 +2742,7 @@
               <w:noProof/>
             </w:rPr>
           </w:pPr>
-          <w:hyperlink w:anchor="_Toc232690078" w:history="1">
+          <w:hyperlink w:anchor="_Toc232714585" w:history="1">
             <w:r>
               <w:rPr>
                 <w:rStyle w:val="Hyperlink"/>
@@ -2769,7 +2769,7 @@
                 <w:noProof/>
                 <w:webHidden/>
               </w:rPr>
-              <w:instrText xml:space="preserve"> PAGEREF _Toc232690078 \h </w:instrText>
+              <w:instrText xml:space="preserve"> PAGEREF _Toc232714585 \h </w:instrText>
             </w:r>
             <w:r>
               <w:rPr>
@@ -2789,7 +2789,7 @@
                 <w:noProof/>
                 <w:webHidden/>
               </w:rPr>
-              <w:t>23</w:t>
+              <w:t>22</w:t>
             </w:r>
             <w:r>
               <w:rPr>
@@ -2811,7 +2811,7 @@
               <w:noProof/>
             </w:rPr>
           </w:pPr>
-          <w:hyperlink w:anchor="_Toc232690079" w:history="1">
+          <w:hyperlink w:anchor="_Toc232714586" w:history="1">
             <w:r>
               <w:rPr>
                 <w:rStyle w:val="Hyperlink"/>
@@ -2838,7 +2838,7 @@
                 <w:noProof/>
                 <w:webHidden/>
               </w:rPr>
-              <w:instrText xml:space="preserve"> PAGEREF _Toc232690079 \h </w:instrText>
+              <w:instrText xml:space="preserve"> PAGEREF _Toc232714586 \h </w:instrText>
             </w:r>
             <w:r>
               <w:rPr>
@@ -2880,7 +2880,7 @@
               <w:noProof/>
             </w:rPr>
           </w:pPr>
-          <w:hyperlink w:anchor="_Toc232690080" w:history="1">
+          <w:hyperlink w:anchor="_Toc232714587" w:history="1">
             <w:r>
               <w:rPr>
                 <w:rStyle w:val="Hyperlink"/>
@@ -2907,7 +2907,7 @@
                 <w:noProof/>
                 <w:webHidden/>
               </w:rPr>
-              <w:instrText xml:space="preserve"> PAGEREF _Toc232690080 \h </w:instrText>
+              <w:instrText xml:space="preserve"> PAGEREF _Toc232714587 \h </w:instrText>
             </w:r>
             <w:r>
               <w:rPr>
@@ -2927,7 +2927,7 @@
                 <w:noProof/>
                 <w:webHidden/>
               </w:rPr>
-              <w:t>24</w:t>
+              <w:t>23</w:t>
             </w:r>
             <w:r>
               <w:rPr>
@@ -2949,7 +2949,7 @@
               <w:noProof/>
             </w:rPr>
           </w:pPr>
-          <w:hyperlink w:anchor="_Toc232690081" w:history="1">
+          <w:hyperlink w:anchor="_Toc232714588" w:history="1">
             <w:r>
               <w:rPr>
                 <w:rStyle w:val="Hyperlink"/>
@@ -2976,7 +2976,7 @@
                 <w:noProof/>
                 <w:webHidden/>
               </w:rPr>
-              <w:instrText xml:space="preserve"> PAGEREF _Toc232690081 \h </w:instrText>
+              <w:instrText xml:space="preserve"> PAGEREF _Toc232714588 \h </w:instrText>
             </w:r>
             <w:r>
               <w:rPr>
@@ -3018,7 +3018,7 @@
               <w:noProof/>
             </w:rPr>
           </w:pPr>
-          <w:hyperlink w:anchor="_Toc232690082" w:history="1">
+          <w:hyperlink w:anchor="_Toc232714589" w:history="1">
             <w:r>
               <w:rPr>
                 <w:rStyle w:val="Hyperlink"/>
@@ -3045,7 +3045,7 @@
                 <w:noProof/>
                 <w:webHidden/>
               </w:rPr>
-              <w:instrText xml:space="preserve"> PAGEREF _Toc232690082 \h </w:instrText>
+              <w:instrText xml:space="preserve"> PAGEREF _Toc232714589 \h </w:instrText>
             </w:r>
             <w:r>
               <w:rPr>
@@ -3087,7 +3087,7 @@
               <w:noProof/>
             </w:rPr>
           </w:pPr>
-          <w:hyperlink w:anchor="_Toc232690083" w:history="1">
+          <w:hyperlink w:anchor="_Toc232714590" w:history="1">
             <w:r>
               <w:rPr>
                 <w:rStyle w:val="Hyperlink"/>
@@ -3114,7 +3114,7 @@
                 <w:noProof/>
                 <w:webHidden/>
               </w:rPr>
-              <w:instrText xml:space="preserve"> PAGEREF _Toc232690083 \h </w:instrText>
+              <w:instrText xml:space="preserve"> PAGEREF _Toc232714590 \h </w:instrText>
             </w:r>
             <w:r>
               <w:rPr>
@@ -3156,7 +3156,7 @@
               <w:noProof/>
             </w:rPr>
           </w:pPr>
-          <w:hyperlink w:anchor="_Toc232690084" w:history="1">
+          <w:hyperlink w:anchor="_Toc232714591" w:history="1">
             <w:r>
               <w:rPr>
                 <w:rStyle w:val="Hyperlink"/>
@@ -3183,7 +3183,7 @@
                 <w:noProof/>
                 <w:webHidden/>
               </w:rPr>
-              <w:instrText xml:space="preserve"> PAGEREF _Toc232690084 \h </w:instrText>
+              <w:instrText xml:space="preserve"> PAGEREF _Toc232714591 \h </w:instrText>
             </w:r>
             <w:r>
               <w:rPr>
@@ -3225,7 +3225,7 @@
               <w:noProof/>
             </w:rPr>
           </w:pPr>
-          <w:hyperlink w:anchor="_Toc232690085" w:history="1">
+          <w:hyperlink w:anchor="_Toc232714592" w:history="1">
             <w:r>
               <w:rPr>
                 <w:rStyle w:val="Hyperlink"/>
@@ -3252,7 +3252,7 @@
                 <w:noProof/>
                 <w:webHidden/>
               </w:rPr>
-              <w:instrText xml:space="preserve"> PAGEREF _Toc232690085 \h </w:instrText>
+              <w:instrText xml:space="preserve"> PAGEREF _Toc232714592 \h </w:instrText>
             </w:r>
             <w:r>
               <w:rPr>
@@ -3294,7 +3294,7 @@
               <w:noProof/>
             </w:rPr>
           </w:pPr>
-          <w:hyperlink w:anchor="_Toc232690086" w:history="1">
+          <w:hyperlink w:anchor="_Toc232714593" w:history="1">
             <w:r>
               <w:rPr>
                 <w:rStyle w:val="Hyperlink"/>
@@ -3321,7 +3321,7 @@
                 <w:noProof/>
                 <w:webHidden/>
               </w:rPr>
-              <w:instrText xml:space="preserve"> PAGEREF _Toc232690086 \h </w:instrText>
+              <w:instrText xml:space="preserve"> PAGEREF _Toc232714593 \h </w:instrText>
             </w:r>
             <w:r>
               <w:rPr>
@@ -3363,7 +3363,7 @@
               <w:noProof/>
             </w:rPr>
           </w:pPr>
-          <w:hyperlink w:anchor="_Toc232690087" w:history="1">
+          <w:hyperlink w:anchor="_Toc232714594" w:history="1">
             <w:r>
               <w:rPr>
                 <w:rStyle w:val="Hyperlink"/>
@@ -3390,7 +3390,7 @@
                 <w:noProof/>
                 <w:webHidden/>
               </w:rPr>
-              <w:instrText xml:space="preserve"> PAGEREF _Toc232690087 \h </w:instrText>
+              <w:instrText xml:space="preserve"> PAGEREF _Toc232714594 \h </w:instrText>
             </w:r>
             <w:r>
               <w:rPr>
@@ -3432,7 +3432,7 @@
               <w:noProof/>
             </w:rPr>
           </w:pPr>
-          <w:hyperlink w:anchor="_Toc232690088" w:history="1">
+          <w:hyperlink w:anchor="_Toc232714595" w:history="1">
             <w:r>
               <w:rPr>
                 <w:rStyle w:val="Hyperlink"/>
@@ -3459,7 +3459,7 @@
                 <w:noProof/>
                 <w:webHidden/>
               </w:rPr>
-              <w:instrText xml:space="preserve"> PAGEREF _Toc232690088 \h </w:instrText>
+              <w:instrText xml:space="preserve"> PAGEREF _Toc232714595 \h </w:instrText>
             </w:r>
             <w:r>
               <w:rPr>
@@ -3501,7 +3501,7 @@
               <w:noProof/>
             </w:rPr>
           </w:pPr>
-          <w:hyperlink w:anchor="_Toc232690089" w:history="1">
+          <w:hyperlink w:anchor="_Toc232714596" w:history="1">
             <w:r>
               <w:rPr>
                 <w:rStyle w:val="Hyperlink"/>
@@ -3528,7 +3528,7 @@
                 <w:noProof/>
                 <w:webHidden/>
               </w:rPr>
-              <w:instrText xml:space="preserve"> PAGEREF _Toc232690089 \h </w:instrText>
+              <w:instrText xml:space="preserve"> PAGEREF _Toc232714596 \h </w:instrText>
             </w:r>
             <w:r>
               <w:rPr>
@@ -3570,7 +3570,7 @@
               <w:noProof/>
             </w:rPr>
           </w:pPr>
-          <w:hyperlink w:anchor="_Toc232690090" w:history="1">
+          <w:hyperlink w:anchor="_Toc232714597" w:history="1">
             <w:r>
               <w:rPr>
                 <w:rStyle w:val="Hyperlink"/>
@@ -3597,7 +3597,7 @@
                 <w:noProof/>
                 <w:webHidden/>
               </w:rPr>
-              <w:instrText xml:space="preserve"> PAGEREF _Toc232690090 \h </w:instrText>
+              <w:instrText xml:space="preserve"> PAGEREF _Toc232714597 \h </w:instrText>
             </w:r>
             <w:r>
               <w:rPr>
@@ -3639,7 +3639,7 @@
               <w:noProof/>
             </w:rPr>
           </w:pPr>
-          <w:hyperlink w:anchor="_Toc232690091" w:history="1">
+          <w:hyperlink w:anchor="_Toc232714598" w:history="1">
             <w:r>
               <w:rPr>
                 <w:rStyle w:val="Hyperlink"/>
@@ -3666,7 +3666,7 @@
                 <w:noProof/>
                 <w:webHidden/>
               </w:rPr>
-              <w:instrText xml:space="preserve"> PAGEREF _Toc232690091 \h </w:instrText>
+              <w:instrText xml:space="preserve"> PAGEREF _Toc232714598 \h </w:instrText>
             </w:r>
             <w:r>
               <w:rPr>
@@ -3708,7 +3708,7 @@
               <w:noProof/>
             </w:rPr>
           </w:pPr>
-          <w:hyperlink w:anchor="_Toc232690092" w:history="1">
+          <w:hyperlink w:anchor="_Toc232714599" w:history="1">
             <w:r>
               <w:rPr>
                 <w:rStyle w:val="Hyperlink"/>
@@ -3735,7 +3735,7 @@
                 <w:noProof/>
                 <w:webHidden/>
               </w:rPr>
-              <w:instrText xml:space="preserve"> PAGEREF _Toc232690092 \h </w:instrText>
+              <w:instrText xml:space="preserve"> PAGEREF _Toc232714599 \h </w:instrText>
             </w:r>
             <w:r>
               <w:rPr>
@@ -3777,7 +3777,7 @@
               <w:noProof/>
             </w:rPr>
           </w:pPr>
-          <w:hyperlink w:anchor="_Toc232690093" w:history="1">
+          <w:hyperlink w:anchor="_Toc232714600" w:history="1">
             <w:r>
               <w:rPr>
                 <w:rStyle w:val="Hyperlink"/>
@@ -3804,7 +3804,7 @@
                 <w:noProof/>
                 <w:webHidden/>
               </w:rPr>
-              <w:instrText xml:space="preserve"> PAGEREF _Toc232690093 \h </w:instrText>
+              <w:instrText xml:space="preserve"> PAGEREF _Toc232714600 \h </w:instrText>
             </w:r>
             <w:r>
               <w:rPr>
@@ -3846,7 +3846,7 @@
               <w:noProof/>
             </w:rPr>
           </w:pPr>
-          <w:hyperlink w:anchor="_Toc232690094" w:history="1">
+          <w:hyperlink w:anchor="_Toc232714601" w:history="1">
             <w:r>
               <w:rPr>
                 <w:rStyle w:val="Hyperlink"/>
@@ -3873,7 +3873,7 @@
                 <w:noProof/>
                 <w:webHidden/>
               </w:rPr>
-              <w:instrText xml:space="preserve"> PAGEREF _Toc232690094 \h </w:instrText>
+              <w:instrText xml:space="preserve"> PAGEREF _Toc232714601 \h </w:instrText>
             </w:r>
             <w:r>
               <w:rPr>
@@ -3915,7 +3915,7 @@
               <w:noProof/>
             </w:rPr>
           </w:pPr>
-          <w:hyperlink w:anchor="_Toc232690095" w:history="1">
+          <w:hyperlink w:anchor="_Toc232714602" w:history="1">
             <w:r>
               <w:rPr>
                 <w:rStyle w:val="Hyperlink"/>
@@ -3942,7 +3942,7 @@
                 <w:noProof/>
                 <w:webHidden/>
               </w:rPr>
-              <w:instrText xml:space="preserve"> PAGEREF _Toc232690095 \h </w:instrText>
+              <w:instrText xml:space="preserve"> PAGEREF _Toc232714602 \h </w:instrText>
             </w:r>
             <w:r>
               <w:rPr>
@@ -3984,7 +3984,7 @@
               <w:noProof/>
             </w:rPr>
           </w:pPr>
-          <w:hyperlink w:anchor="_Toc232690096" w:history="1">
+          <w:hyperlink w:anchor="_Toc232714603" w:history="1">
             <w:r>
               <w:rPr>
                 <w:rStyle w:val="Hyperlink"/>
@@ -4011,7 +4011,7 @@
                 <w:noProof/>
                 <w:webHidden/>
               </w:rPr>
-              <w:instrText xml:space="preserve"> PAGEREF _Toc232690096 \h </w:instrText>
+              <w:instrText xml:space="preserve"> PAGEREF _Toc232714603 \h </w:instrText>
             </w:r>
             <w:r>
               <w:rPr>
@@ -4031,7 +4031,7 @@
                 <w:noProof/>
                 <w:webHidden/>
               </w:rPr>
-              <w:t>29</w:t>
+              <w:t>28</w:t>
             </w:r>
             <w:r>
               <w:rPr>
@@ -4053,7 +4053,7 @@
               <w:noProof/>
             </w:rPr>
           </w:pPr>
-          <w:hyperlink w:anchor="_Toc232690097" w:history="1">
+          <w:hyperlink w:anchor="_Toc232714604" w:history="1">
             <w:r>
               <w:rPr>
                 <w:rStyle w:val="Hyperlink"/>
@@ -4080,7 +4080,7 @@
                 <w:noProof/>
                 <w:webHidden/>
               </w:rPr>
-              <w:instrText xml:space="preserve"> PAGEREF _Toc232690097 \h </w:instrText>
+              <w:instrText xml:space="preserve"> PAGEREF _Toc232714604 \h </w:instrText>
             </w:r>
             <w:r>
               <w:rPr>
@@ -4100,7 +4100,7 @@
                 <w:noProof/>
                 <w:webHidden/>
               </w:rPr>
-              <w:t>30</w:t>
+              <w:t>29</w:t>
             </w:r>
             <w:r>
               <w:rPr>
@@ -4122,7 +4122,7 @@
               <w:noProof/>
             </w:rPr>
           </w:pPr>
-          <w:hyperlink w:anchor="_Toc232690098" w:history="1">
+          <w:hyperlink w:anchor="_Toc232714605" w:history="1">
             <w:r>
               <w:rPr>
                 <w:rStyle w:val="Hyperlink"/>
@@ -4149,7 +4149,7 @@
                 <w:noProof/>
                 <w:webHidden/>
               </w:rPr>
-              <w:instrText xml:space="preserve"> PAGEREF _Toc232690098 \h </w:instrText>
+              <w:instrText xml:space="preserve"> PAGEREF _Toc232714605 \h </w:instrText>
             </w:r>
             <w:r>
               <w:rPr>
@@ -4191,7 +4191,7 @@
               <w:noProof/>
             </w:rPr>
           </w:pPr>
-          <w:hyperlink w:anchor="_Toc232690099" w:history="1">
+          <w:hyperlink w:anchor="_Toc232714606" w:history="1">
             <w:r>
               <w:rPr>
                 <w:rStyle w:val="Hyperlink"/>
@@ -4218,7 +4218,7 @@
                 <w:noProof/>
                 <w:webHidden/>
               </w:rPr>
-              <w:instrText xml:space="preserve"> PAGEREF _Toc232690099 \h </w:instrText>
+              <w:instrText xml:space="preserve"> PAGEREF _Toc232714606 \h </w:instrText>
             </w:r>
             <w:r>
               <w:rPr>
@@ -4260,7 +4260,7 @@
               <w:noProof/>
             </w:rPr>
           </w:pPr>
-          <w:hyperlink w:anchor="_Toc232690100" w:history="1">
+          <w:hyperlink w:anchor="_Toc232714607" w:history="1">
             <w:r>
               <w:rPr>
                 <w:rStyle w:val="Hyperlink"/>
@@ -4287,7 +4287,7 @@
                 <w:noProof/>
                 <w:webHidden/>
               </w:rPr>
-              <w:instrText xml:space="preserve"> PAGEREF _Toc232690100 \h </w:instrText>
+              <w:instrText xml:space="preserve"> PAGEREF _Toc232714607 \h </w:instrText>
             </w:r>
             <w:r>
               <w:rPr>
@@ -4307,7 +4307,7 @@
                 <w:noProof/>
                 <w:webHidden/>
               </w:rPr>
-              <w:t>32</w:t>
+              <w:t>31</w:t>
             </w:r>
             <w:r>
               <w:rPr>
@@ -4329,7 +4329,7 @@
               <w:noProof/>
             </w:rPr>
           </w:pPr>
-          <w:hyperlink w:anchor="_Toc232690101" w:history="1">
+          <w:hyperlink w:anchor="_Toc232714608" w:history="1">
             <w:r>
               <w:rPr>
                 <w:rStyle w:val="Hyperlink"/>
@@ -4356,7 +4356,7 @@
                 <w:noProof/>
                 <w:webHidden/>
               </w:rPr>
-              <w:instrText xml:space="preserve"> PAGEREF _Toc232690101 \h </w:instrText>
+              <w:instrText xml:space="preserve"> PAGEREF _Toc232714608 \h </w:instrText>
             </w:r>
             <w:r>
               <w:rPr>
@@ -4398,7 +4398,7 @@
               <w:noProof/>
             </w:rPr>
           </w:pPr>
-          <w:hyperlink w:anchor="_Toc232690102" w:history="1">
+          <w:hyperlink w:anchor="_Toc232714609" w:history="1">
             <w:r>
               <w:rPr>
                 <w:rStyle w:val="Hyperlink"/>
@@ -4425,7 +4425,7 @@
                 <w:noProof/>
                 <w:webHidden/>
               </w:rPr>
-              <w:instrText xml:space="preserve"> PAGEREF _Toc232690102 \h </w:instrText>
+              <w:instrText xml:space="preserve"> PAGEREF _Toc232714609 \h </w:instrText>
             </w:r>
             <w:r>
               <w:rPr>
@@ -4467,7 +4467,7 @@
               <w:noProof/>
             </w:rPr>
           </w:pPr>
-          <w:hyperlink w:anchor="_Toc232690103" w:history="1">
+          <w:hyperlink w:anchor="_Toc232714610" w:history="1">
             <w:r>
               <w:rPr>
                 <w:rStyle w:val="Hyperlink"/>
@@ -4494,7 +4494,7 @@
                 <w:noProof/>
                 <w:webHidden/>
               </w:rPr>
-              <w:instrText xml:space="preserve"> PAGEREF _Toc232690103 \h </w:instrText>
+              <w:instrText xml:space="preserve"> PAGEREF _Toc232714610 \h </w:instrText>
             </w:r>
             <w:r>
               <w:rPr>
@@ -4536,7 +4536,7 @@
               <w:noProof/>
             </w:rPr>
           </w:pPr>
-          <w:hyperlink w:anchor="_Toc232690104" w:history="1">
+          <w:hyperlink w:anchor="_Toc232714611" w:history="1">
             <w:r>
               <w:rPr>
                 <w:rStyle w:val="Hyperlink"/>
@@ -4563,7 +4563,7 @@
                 <w:noProof/>
                 <w:webHidden/>
               </w:rPr>
-              <w:instrText xml:space="preserve"> PAGEREF _Toc232690104 \h </w:instrText>
+              <w:instrText xml:space="preserve"> PAGEREF _Toc232714611 \h </w:instrText>
             </w:r>
             <w:r>
               <w:rPr>
@@ -4583,7 +4583,7 @@
                 <w:noProof/>
                 <w:webHidden/>
               </w:rPr>
-              <w:t>34</w:t>
+              <w:t>36</w:t>
             </w:r>
             <w:r>
               <w:rPr>
@@ -4605,7 +4605,7 @@
               <w:noProof/>
             </w:rPr>
           </w:pPr>
-          <w:hyperlink w:anchor="_Toc232690105" w:history="1">
+          <w:hyperlink w:anchor="_Toc232714612" w:history="1">
             <w:r>
               <w:rPr>
                 <w:rStyle w:val="Hyperlink"/>
@@ -4632,7 +4632,7 @@
                 <w:noProof/>
                 <w:webHidden/>
               </w:rPr>
-              <w:instrText xml:space="preserve"> PAGEREF _Toc232690105 \h </w:instrText>
+              <w:instrText xml:space="preserve"> PAGEREF _Toc232714612 \h </w:instrText>
             </w:r>
             <w:r>
               <w:rPr>
@@ -4652,7 +4652,7 @@
                 <w:noProof/>
                 <w:webHidden/>
               </w:rPr>
-              <w:t>34</w:t>
+              <w:t>36</w:t>
             </w:r>
             <w:r>
               <w:rPr>
@@ -4674,7 +4674,7 @@
               <w:noProof/>
             </w:rPr>
           </w:pPr>
-          <w:hyperlink w:anchor="_Toc232690106" w:history="1">
+          <w:hyperlink w:anchor="_Toc232714613" w:history="1">
             <w:r>
               <w:rPr>
                 <w:rStyle w:val="Hyperlink"/>
@@ -4701,7 +4701,7 @@
                 <w:noProof/>
                 <w:webHidden/>
               </w:rPr>
-              <w:instrText xml:space="preserve"> PAGEREF _Toc232690106 \h </w:instrText>
+              <w:instrText xml:space="preserve"> PAGEREF _Toc232714613 \h </w:instrText>
             </w:r>
             <w:r>
               <w:rPr>
@@ -4721,7 +4721,7 @@
                 <w:noProof/>
                 <w:webHidden/>
               </w:rPr>
-              <w:t>34</w:t>
+              <w:t>36</w:t>
             </w:r>
             <w:r>
               <w:rPr>
@@ -4743,7 +4743,7 @@
               <w:noProof/>
             </w:rPr>
           </w:pPr>
-          <w:hyperlink w:anchor="_Toc232690107" w:history="1">
+          <w:hyperlink w:anchor="_Toc232714614" w:history="1">
             <w:r>
               <w:rPr>
                 <w:rStyle w:val="Hyperlink"/>
@@ -4770,7 +4770,7 @@
                 <w:noProof/>
                 <w:webHidden/>
               </w:rPr>
-              <w:instrText xml:space="preserve"> PAGEREF _Toc232690107 \h </w:instrText>
+              <w:instrText xml:space="preserve"> PAGEREF _Toc232714614 \h </w:instrText>
             </w:r>
             <w:r>
               <w:rPr>
@@ -4790,7 +4790,7 @@
                 <w:noProof/>
                 <w:webHidden/>
               </w:rPr>
-              <w:t>34</w:t>
+              <w:t>36</w:t>
             </w:r>
             <w:r>
               <w:rPr>
@@ -4812,7 +4812,7 @@
               <w:noProof/>
             </w:rPr>
           </w:pPr>
-          <w:hyperlink w:anchor="_Toc232690108" w:history="1">
+          <w:hyperlink w:anchor="_Toc232714615" w:history="1">
             <w:r>
               <w:rPr>
                 <w:rStyle w:val="Hyperlink"/>
@@ -4839,7 +4839,7 @@
                 <w:noProof/>
                 <w:webHidden/>
               </w:rPr>
-              <w:instrText xml:space="preserve"> PAGEREF _Toc232690108 \h </w:instrText>
+              <w:instrText xml:space="preserve"> PAGEREF _Toc232714615 \h </w:instrText>
             </w:r>
             <w:r>
               <w:rPr>
@@ -4859,7 +4859,7 @@
                 <w:noProof/>
                 <w:webHidden/>
               </w:rPr>
-              <w:t>34</w:t>
+              <w:t>36</w:t>
             </w:r>
             <w:r>
               <w:rPr>
@@ -4881,7 +4881,7 @@
               <w:noProof/>
             </w:rPr>
           </w:pPr>
-          <w:hyperlink w:anchor="_Toc232690109" w:history="1">
+          <w:hyperlink w:anchor="_Toc232714616" w:history="1">
             <w:r>
               <w:rPr>
                 <w:rStyle w:val="Hyperlink"/>
@@ -4908,7 +4908,7 @@
                 <w:noProof/>
                 <w:webHidden/>
               </w:rPr>
-              <w:instrText xml:space="preserve"> PAGEREF _Toc232690109 \h </w:instrText>
+              <w:instrText xml:space="preserve"> PAGEREF _Toc232714616 \h </w:instrText>
             </w:r>
             <w:r>
               <w:rPr>
@@ -4928,7 +4928,7 @@
                 <w:noProof/>
                 <w:webHidden/>
               </w:rPr>
-              <w:t>34</w:t>
+              <w:t>36</w:t>
             </w:r>
             <w:r>
               <w:rPr>
@@ -4950,7 +4950,7 @@
               <w:noProof/>
             </w:rPr>
           </w:pPr>
-          <w:hyperlink w:anchor="_Toc232690110" w:history="1">
+          <w:hyperlink w:anchor="_Toc232714617" w:history="1">
             <w:r>
               <w:rPr>
                 <w:rStyle w:val="Hyperlink"/>
@@ -4977,7 +4977,7 @@
                 <w:noProof/>
                 <w:webHidden/>
               </w:rPr>
-              <w:instrText xml:space="preserve"> PAGEREF _Toc232690110 \h </w:instrText>
+              <w:instrText xml:space="preserve"> PAGEREF _Toc232714617 \h </w:instrText>
             </w:r>
             <w:r>
               <w:rPr>
@@ -4997,7 +4997,7 @@
                 <w:noProof/>
                 <w:webHidden/>
               </w:rPr>
-              <w:t>34</w:t>
+              <w:t>36</w:t>
             </w:r>
             <w:r>
               <w:rPr>
@@ -5019,7 +5019,7 @@
               <w:noProof/>
             </w:rPr>
           </w:pPr>
-          <w:hyperlink w:anchor="_Toc232690111" w:history="1">
+          <w:hyperlink w:anchor="_Toc232714618" w:history="1">
             <w:r>
               <w:rPr>
                 <w:rStyle w:val="Hyperlink"/>
@@ -5046,7 +5046,7 @@
                 <w:noProof/>
                 <w:webHidden/>
               </w:rPr>
-              <w:instrText xml:space="preserve"> PAGEREF _Toc232690111 \h </w:instrText>
+              <w:instrText xml:space="preserve"> PAGEREF _Toc232714618 \h </w:instrText>
             </w:r>
             <w:r>
               <w:rPr>
@@ -5066,7 +5066,7 @@
                 <w:noProof/>
                 <w:webHidden/>
               </w:rPr>
-              <w:t>34</w:t>
+              <w:t>36</w:t>
             </w:r>
             <w:r>
               <w:rPr>
@@ -5088,7 +5088,7 @@
               <w:noProof/>
             </w:rPr>
           </w:pPr>
-          <w:hyperlink w:anchor="_Toc232690112" w:history="1">
+          <w:hyperlink w:anchor="_Toc232714619" w:history="1">
             <w:r>
               <w:rPr>
                 <w:rStyle w:val="Hyperlink"/>
@@ -5115,7 +5115,7 @@
                 <w:noProof/>
                 <w:webHidden/>
               </w:rPr>
-              <w:instrText xml:space="preserve"> PAGEREF _Toc232690112 \h </w:instrText>
+              <w:instrText xml:space="preserve"> PAGEREF _Toc232714619 \h </w:instrText>
             </w:r>
             <w:r>
               <w:rPr>
@@ -5135,7 +5135,7 @@
                 <w:noProof/>
                 <w:webHidden/>
               </w:rPr>
-              <w:t>34</w:t>
+              <w:t>36</w:t>
             </w:r>
             <w:r>
               <w:rPr>
@@ -5157,7 +5157,7 @@
               <w:noProof/>
             </w:rPr>
           </w:pPr>
-          <w:hyperlink w:anchor="_Toc232690113" w:history="1">
+          <w:hyperlink w:anchor="_Toc232714620" w:history="1">
             <w:r>
               <w:rPr>
                 <w:rStyle w:val="Hyperlink"/>
@@ -5184,7 +5184,7 @@
                 <w:noProof/>
                 <w:webHidden/>
               </w:rPr>
-              <w:instrText xml:space="preserve"> PAGEREF _Toc232690113 \h </w:instrText>
+              <w:instrText xml:space="preserve"> PAGEREF _Toc232714620 \h </w:instrText>
             </w:r>
             <w:r>
               <w:rPr>
@@ -5204,7 +5204,7 @@
                 <w:noProof/>
                 <w:webHidden/>
               </w:rPr>
-              <w:t>34</w:t>
+              <w:t>36</w:t>
             </w:r>
             <w:r>
               <w:rPr>
@@ -5226,7 +5226,7 @@
               <w:noProof/>
             </w:rPr>
           </w:pPr>
-          <w:hyperlink w:anchor="_Toc232690114" w:history="1">
+          <w:hyperlink w:anchor="_Toc232714621" w:history="1">
             <w:r>
               <w:rPr>
                 <w:rStyle w:val="Hyperlink"/>
@@ -5253,7 +5253,7 @@
                 <w:noProof/>
                 <w:webHidden/>
               </w:rPr>
-              <w:instrText xml:space="preserve"> PAGEREF _Toc232690114 \h </w:instrText>
+              <w:instrText xml:space="preserve"> PAGEREF _Toc232714621 \h </w:instrText>
             </w:r>
             <w:r>
               <w:rPr>
@@ -5273,7 +5273,7 @@
                 <w:noProof/>
                 <w:webHidden/>
               </w:rPr>
-              <w:t>34</w:t>
+              <w:t>36</w:t>
             </w:r>
             <w:r>
               <w:rPr>
@@ -5295,7 +5295,7 @@
               <w:noProof/>
             </w:rPr>
           </w:pPr>
-          <w:hyperlink w:anchor="_Toc232690115" w:history="1">
+          <w:hyperlink w:anchor="_Toc232714622" w:history="1">
             <w:r>
               <w:rPr>
                 <w:rStyle w:val="Hyperlink"/>
@@ -5322,7 +5322,7 @@
                 <w:noProof/>
                 <w:webHidden/>
               </w:rPr>
-              <w:instrText xml:space="preserve"> PAGEREF _Toc232690115 \h </w:instrText>
+              <w:instrText xml:space="preserve"> PAGEREF _Toc232714622 \h </w:instrText>
             </w:r>
             <w:r>
               <w:rPr>
@@ -5342,7 +5342,7 @@
                 <w:noProof/>
                 <w:webHidden/>
               </w:rPr>
-              <w:t>34</w:t>
+              <w:t>36</w:t>
             </w:r>
             <w:r>
               <w:rPr>
@@ -5364,7 +5364,7 @@
               <w:noProof/>
             </w:rPr>
           </w:pPr>
-          <w:hyperlink w:anchor="_Toc232690116" w:history="1">
+          <w:hyperlink w:anchor="_Toc232714623" w:history="1">
             <w:r>
               <w:rPr>
                 <w:rStyle w:val="Hyperlink"/>
@@ -5391,7 +5391,7 @@
                 <w:noProof/>
                 <w:webHidden/>
               </w:rPr>
-              <w:instrText xml:space="preserve"> PAGEREF _Toc232690116 \h </w:instrText>
+              <w:instrText xml:space="preserve"> PAGEREF _Toc232714623 \h </w:instrText>
             </w:r>
             <w:r>
               <w:rPr>
@@ -5411,7 +5411,7 @@
                 <w:noProof/>
                 <w:webHidden/>
               </w:rPr>
-              <w:t>34</w:t>
+              <w:t>36</w:t>
             </w:r>
             <w:r>
               <w:rPr>
@@ -5433,7 +5433,7 @@
               <w:noProof/>
             </w:rPr>
           </w:pPr>
-          <w:hyperlink w:anchor="_Toc232690117" w:history="1">
+          <w:hyperlink w:anchor="_Toc232714624" w:history="1">
             <w:r>
               <w:rPr>
                 <w:rStyle w:val="Hyperlink"/>
@@ -5460,7 +5460,7 @@
                 <w:noProof/>
                 <w:webHidden/>
               </w:rPr>
-              <w:instrText xml:space="preserve"> PAGEREF _Toc232690117 \h </w:instrText>
+              <w:instrText xml:space="preserve"> PAGEREF _Toc232714624 \h </w:instrText>
             </w:r>
             <w:r>
               <w:rPr>
@@ -5480,7 +5480,7 @@
                 <w:noProof/>
                 <w:webHidden/>
               </w:rPr>
-              <w:t>34</w:t>
+              <w:t>36</w:t>
             </w:r>
             <w:r>
               <w:rPr>
@@ -5502,7 +5502,7 @@
               <w:noProof/>
             </w:rPr>
           </w:pPr>
-          <w:hyperlink w:anchor="_Toc232690118" w:history="1">
+          <w:hyperlink w:anchor="_Toc232714625" w:history="1">
             <w:r>
               <w:rPr>
                 <w:rStyle w:val="Hyperlink"/>
@@ -5529,7 +5529,7 @@
                 <w:noProof/>
                 <w:webHidden/>
               </w:rPr>
-              <w:instrText xml:space="preserve"> PAGEREF _Toc232690118 \h </w:instrText>
+              <w:instrText xml:space="preserve"> PAGEREF _Toc232714625 \h </w:instrText>
             </w:r>
             <w:r>
               <w:rPr>
@@ -5549,7 +5549,7 @@
                 <w:noProof/>
                 <w:webHidden/>
               </w:rPr>
-              <w:t>34</w:t>
+              <w:t>36</w:t>
             </w:r>
             <w:r>
               <w:rPr>
@@ -5571,7 +5571,7 @@
               <w:noProof/>
             </w:rPr>
           </w:pPr>
-          <w:hyperlink w:anchor="_Toc232690119" w:history="1">
+          <w:hyperlink w:anchor="_Toc232714626" w:history="1">
             <w:r>
               <w:rPr>
                 <w:rStyle w:val="Hyperlink"/>
@@ -5598,7 +5598,7 @@
                 <w:noProof/>
                 <w:webHidden/>
               </w:rPr>
-              <w:instrText xml:space="preserve"> PAGEREF _Toc232690119 \h </w:instrText>
+              <w:instrText xml:space="preserve"> PAGEREF _Toc232714626 \h </w:instrText>
             </w:r>
             <w:r>
               <w:rPr>
@@ -5618,7 +5618,7 @@
                 <w:noProof/>
                 <w:webHidden/>
               </w:rPr>
-              <w:t>34</w:t>
+              <w:t>36</w:t>
             </w:r>
             <w:r>
               <w:rPr>
@@ -5640,7 +5640,7 @@
               <w:noProof/>
             </w:rPr>
           </w:pPr>
-          <w:hyperlink w:anchor="_Toc232690120" w:history="1">
+          <w:hyperlink w:anchor="_Toc232714627" w:history="1">
             <w:r>
               <w:rPr>
                 <w:rStyle w:val="Hyperlink"/>
@@ -5667,7 +5667,7 @@
                 <w:noProof/>
                 <w:webHidden/>
               </w:rPr>
-              <w:instrText xml:space="preserve"> PAGEREF _Toc232690120 \h </w:instrText>
+              <w:instrText xml:space="preserve"> PAGEREF _Toc232714627 \h </w:instrText>
             </w:r>
             <w:r>
               <w:rPr>
@@ -5687,7 +5687,7 @@
                 <w:noProof/>
                 <w:webHidden/>
               </w:rPr>
-              <w:t>35</w:t>
+              <w:t>36</w:t>
             </w:r>
             <w:r>
               <w:rPr>
@@ -5710,7 +5710,7 @@
               <w:noProof/>
             </w:rPr>
           </w:pPr>
-          <w:hyperlink w:anchor="_Toc232690121" w:history="1">
+          <w:hyperlink w:anchor="_Toc232714628" w:history="1">
             <w:r>
               <w:rPr>
                 <w:rStyle w:val="Hyperlink"/>
@@ -5753,7 +5753,7 @@
                 <w:noProof/>
                 <w:webHidden/>
               </w:rPr>
-              <w:instrText xml:space="preserve"> PAGEREF _Toc232690121 \h </w:instrText>
+              <w:instrText xml:space="preserve"> PAGEREF _Toc232714628 \h </w:instrText>
             </w:r>
             <w:r>
               <w:rPr>
@@ -5773,7 +5773,7 @@
                 <w:noProof/>
                 <w:webHidden/>
               </w:rPr>
-              <w:t>35</w:t>
+              <w:t>36</w:t>
             </w:r>
             <w:r>
               <w:rPr>
@@ -5796,7 +5796,7 @@
               <w:noProof/>
             </w:rPr>
           </w:pPr>
-          <w:hyperlink w:anchor="_Toc232690122" w:history="1">
+          <w:hyperlink w:anchor="_Toc232714629" w:history="1">
             <w:r>
               <w:rPr>
                 <w:rStyle w:val="Hyperlink"/>
@@ -5839,7 +5839,7 @@
                 <w:noProof/>
                 <w:webHidden/>
               </w:rPr>
-              <w:instrText xml:space="preserve"> PAGEREF _Toc232690122 \h </w:instrText>
+              <w:instrText xml:space="preserve"> PAGEREF _Toc232714629 \h </w:instrText>
             </w:r>
             <w:r>
               <w:rPr>
@@ -5859,7 +5859,7 @@
                 <w:noProof/>
                 <w:webHidden/>
               </w:rPr>
-              <w:t>35</w:t>
+              <w:t>36</w:t>
             </w:r>
             <w:r>
               <w:rPr>
@@ -5882,7 +5882,7 @@
               <w:noProof/>
             </w:rPr>
           </w:pPr>
-          <w:hyperlink w:anchor="_Toc232690123" w:history="1">
+          <w:hyperlink w:anchor="_Toc232714630" w:history="1">
             <w:r>
               <w:rPr>
                 <w:rStyle w:val="Hyperlink"/>
@@ -5925,7 +5925,7 @@
                 <w:noProof/>
                 <w:webHidden/>
               </w:rPr>
-              <w:instrText xml:space="preserve"> PAGEREF _Toc232690123 \h </w:instrText>
+              <w:instrText xml:space="preserve"> PAGEREF _Toc232714630 \h </w:instrText>
             </w:r>
             <w:r>
               <w:rPr>
@@ -5945,7 +5945,7 @@
                 <w:noProof/>
                 <w:webHidden/>
               </w:rPr>
-              <w:t>35</w:t>
+              <w:t>36</w:t>
             </w:r>
             <w:r>
               <w:rPr>
@@ -5967,7 +5967,7 @@
               <w:noProof/>
             </w:rPr>
           </w:pPr>
-          <w:hyperlink w:anchor="_Toc232690124" w:history="1">
+          <w:hyperlink w:anchor="_Toc232714631" w:history="1">
             <w:r>
               <w:rPr>
                 <w:rStyle w:val="Hyperlink"/>
@@ -6002,7 +6002,7 @@
                 <w:noProof/>
                 <w:webHidden/>
               </w:rPr>
-              <w:instrText xml:space="preserve"> PAGEREF _Toc232690124 \h </w:instrText>
+              <w:instrText xml:space="preserve"> PAGEREF _Toc232714631 \h </w:instrText>
             </w:r>
             <w:r>
               <w:rPr>
@@ -6022,7 +6022,7 @@
                 <w:noProof/>
                 <w:webHidden/>
               </w:rPr>
-              <w:t>36</w:t>
+              <w:t>37</w:t>
             </w:r>
             <w:r>
               <w:rPr>
@@ -6048,58 +6048,672 @@
     </w:sdt>
     <w:p>
       <w:pPr>
+        <w:pStyle w:val="NoSpacing"/>
+      </w:pPr>
+    </w:p>
+    <w:p>
+      <w:pPr>
         <w:pStyle w:val="Heading1"/>
       </w:pPr>
-    </w:p>
-    <w:p>
-      <w:pPr>
-        <w:pStyle w:val="NoSpacing"/>
-      </w:pPr>
-    </w:p>
-    <w:p>
-      <w:pPr>
-        <w:pStyle w:val="NoSpacing"/>
-      </w:pPr>
-    </w:p>
-    <w:p>
-      <w:pPr>
-        <w:pStyle w:val="NoSpacing"/>
-      </w:pPr>
-    </w:p>
-    <w:p>
-      <w:pPr>
-        <w:pStyle w:val="NoSpacing"/>
+      <w:bookmarkStart w:id="0" w:name="_Toc232714546"/>
+      <w:r>
+        <w:t>CHƯƠNG 1: TỔNG QUAN</w:t>
+      </w:r>
+      <w:bookmarkEnd w:id="0"/>
+    </w:p>
+    <w:p>
+      <w:pPr>
+        <w:pStyle w:val="Heading2"/>
+      </w:pPr>
+      <w:bookmarkStart w:id="1" w:name="_Toc232714547"/>
+      <w:r>
+        <w:t>1.1. Tình hình nghiên cứu</w:t>
+      </w:r>
+      <w:bookmarkEnd w:id="1"/>
+    </w:p>
+    <w:p>
+      <w:pPr>
+        <w:pStyle w:val="Heading3"/>
+      </w:pPr>
+      <w:bookmarkStart w:id="2" w:name="_Toc232714548"/>
+      <w:r>
+        <w:t>1.1.1. Nghiên cứu nhận diện biển báo giao thông trên thế giới</w:t>
+      </w:r>
+      <w:bookmarkEnd w:id="2"/>
+    </w:p>
+    <w:p>
+      <w:pPr>
+        <w:spacing w:line="360" w:lineRule="auto"/>
+        <w:ind w:firstLine="720"/>
+        <w:rPr>
+          <w:rFonts w:ascii="Times New Roman" w:hAnsi="Times New Roman" w:cs="Times New Roman"/>
+          <w:sz w:val="26"/>
+          <w:szCs w:val="26"/>
+        </w:rPr>
+      </w:pPr>
+      <w:r>
+        <w:rPr>
+          <w:rFonts w:ascii="Times New Roman" w:hAnsi="Times New Roman" w:cs="Times New Roman"/>
+          <w:sz w:val="26"/>
+          <w:szCs w:val="26"/>
+        </w:rPr>
+        <w:t>Nhận diện và phân loại biển báo giao thông là một trong những bài toán quan trọng thuộc lĩnh vực thị giác máy tính, đồng thời giữ vai trò nền tảng trong các hệ thống giao thông thông minh, hệ thống hỗ trợ lái xe nâng cao và phương tiện tự hành. Mục tiêu của bài toán là xác định vị trí xuất hiện của biển báo trong ảnh hoặc video, sau đó nhận dạng chính xác loại biển báo tương ứng để hỗ trợ quá trình ra quyết định của hệ thống.</w:t>
+      </w:r>
+    </w:p>
+    <w:p>
+      <w:pPr>
+        <w:spacing w:line="360" w:lineRule="auto"/>
+        <w:ind w:firstLine="720"/>
+        <w:rPr>
+          <w:rFonts w:ascii="Times New Roman" w:hAnsi="Times New Roman" w:cs="Times New Roman"/>
+          <w:sz w:val="26"/>
+          <w:szCs w:val="26"/>
+        </w:rPr>
+      </w:pPr>
+      <w:r>
+        <w:rPr>
+          <w:rFonts w:ascii="Times New Roman" w:hAnsi="Times New Roman" w:cs="Times New Roman"/>
+          <w:sz w:val="26"/>
+          <w:szCs w:val="26"/>
+        </w:rPr>
+        <w:t>Sự phát triển của Deep Learning đã tạo ra bước chuyển đáng kể trong lĩnh vực nhận diện đối tượng nói chung và nhận diện biển báo giao thông nói riêng. Nhiều kiến trúc phát hiện đối tượng hiện đại như Faster R-CNN, SSD và YOLO đã được áp dụng rộng rãi cho bài toán nhận diện biển báo giao thông. Trong đó, YOLO</w:t>
+      </w:r>
+      <w:r>
+        <w:rPr>
+          <w:rFonts w:ascii="Times New Roman" w:hAnsi="Times New Roman" w:cs="Times New Roman"/>
+          <w:sz w:val="26"/>
+          <w:szCs w:val="26"/>
+        </w:rPr>
+        <w:t xml:space="preserve"> và </w:t>
+      </w:r>
+      <w:r>
+        <w:rPr>
+          <w:rFonts w:ascii="Times New Roman" w:hAnsi="Times New Roman" w:cs="Times New Roman"/>
+          <w:sz w:val="26"/>
+          <w:szCs w:val="26"/>
+        </w:rPr>
+        <w:t>các kiến trúc CNN như ResNet và EfficientNet</w:t>
+      </w:r>
+      <w:r>
+        <w:rPr>
+          <w:rFonts w:ascii="Times New Roman" w:hAnsi="Times New Roman" w:cs="Times New Roman"/>
+          <w:sz w:val="26"/>
+          <w:szCs w:val="26"/>
+        </w:rPr>
+        <w:t xml:space="preserve"> nhận được nhiều sự quan tâm nhờ khả năng xử lý theo thời gian thực cùng hiệu quả cân bằng giữa tốc độ và độ chính xác.</w:t>
+      </w:r>
+    </w:p>
+    <w:p>
+      <w:pPr>
+        <w:pStyle w:val="Heading3"/>
+      </w:pPr>
+      <w:bookmarkStart w:id="3" w:name="_Toc232714549"/>
+      <w:r>
+        <w:t>1.1.2. Tình hình nghiên cứu tại Việt Nam</w:t>
+      </w:r>
+      <w:bookmarkEnd w:id="3"/>
+    </w:p>
+    <w:p>
+      <w:pPr>
+        <w:spacing w:line="360" w:lineRule="auto"/>
+        <w:ind w:firstLine="720"/>
+        <w:rPr>
+          <w:rFonts w:ascii="Times New Roman" w:hAnsi="Times New Roman" w:cs="Times New Roman"/>
+          <w:sz w:val="26"/>
+          <w:szCs w:val="26"/>
+        </w:rPr>
+      </w:pPr>
+      <w:r>
+        <w:rPr>
+          <w:rFonts w:ascii="Times New Roman" w:hAnsi="Times New Roman" w:cs="Times New Roman"/>
+          <w:sz w:val="26"/>
+          <w:szCs w:val="26"/>
+        </w:rPr>
+        <w:t xml:space="preserve">Tại Việt Nam, </w:t>
+      </w:r>
+      <w:r>
+        <w:rPr>
+          <w:rFonts w:ascii="Times New Roman" w:hAnsi="Times New Roman" w:cs="Times New Roman"/>
+          <w:sz w:val="26"/>
+          <w:szCs w:val="26"/>
+        </w:rPr>
+        <w:t>Phần lớn các nghiên cứu hiện nay tập trung vào việc sử dụng một mô hình duy nhất để thực hiện đồng thời phát hiện và phân loại đối tượng. Mặc dù cách tiếp cận này giúp đơn giản hóa kiến trúc hệ thống và giảm thời gian suy luận, khả năng phân biệt giữa các lớp biển báo có mức độ tương đồng cao đôi khi vẫn còn hạn chế. Vì vậy, xu hướng kết hợp giữa mô hình phát hiện đối tượng và mô hình phân loại chuyên biệt đang được quan tâm nhằm khai thác ưu điểm của từng thành phần trong hệ thống.</w:t>
+      </w:r>
+    </w:p>
+    <w:p>
+      <w:pPr>
+        <w:pStyle w:val="Heading3"/>
+      </w:pPr>
+      <w:bookmarkStart w:id="4" w:name="_Toc232714550"/>
+      <w:r>
+        <w:t>1.1.3. Các hướng tiếp cận hiện nay</w:t>
+      </w:r>
+      <w:bookmarkEnd w:id="4"/>
+    </w:p>
+    <w:p>
+      <w:pPr>
+        <w:ind w:firstLine="720"/>
+      </w:pPr>
+      <w:r>
+        <w:rPr>
+          <w:rFonts w:ascii="Times New Roman" w:hAnsi="Times New Roman" w:cs="Times New Roman"/>
+          <w:sz w:val="26"/>
+          <w:szCs w:val="26"/>
+        </w:rPr>
+        <w:t>Đối với bài toán nhận diện biển báo giao thông, hiện nay tồn tại hai hướng tiếp cận phổ biến.</w:t>
+      </w:r>
+    </w:p>
+    <w:p>
+      <w:pPr>
+        <w:spacing w:line="360" w:lineRule="auto"/>
+        <w:ind w:firstLine="720"/>
+        <w:rPr>
+          <w:rFonts w:ascii="Times New Roman" w:hAnsi="Times New Roman" w:cs="Times New Roman"/>
+          <w:sz w:val="26"/>
+          <w:szCs w:val="26"/>
+        </w:rPr>
+      </w:pPr>
+      <w:r>
+        <w:rPr>
+          <w:rFonts w:ascii="Times New Roman" w:hAnsi="Times New Roman" w:cs="Times New Roman"/>
+          <w:sz w:val="26"/>
+          <w:szCs w:val="26"/>
+        </w:rPr>
+        <w:t xml:space="preserve">Hướng tiếp cận thứ nhất sử dụng mô hình phát hiện đối tượng theo dạng end-to-end. Trong phương pháp này, mô hình nhận ảnh đầu vào và trực tiếp đưa ra vị trí cũng </w:t>
+      </w:r>
+      <w:r>
+        <w:rPr>
+          <w:rFonts w:ascii="Times New Roman" w:hAnsi="Times New Roman" w:cs="Times New Roman"/>
+          <w:sz w:val="26"/>
+          <w:szCs w:val="26"/>
+        </w:rPr>
+        <w:lastRenderedPageBreak/>
+        <w:t>như nhãn của biển báo trong một lần suy luận. Cách tiếp cận này có ưu điểm về tốc độ xử lý, kiến trúc đơn giản và thuận lợi cho các ứng dụng yêu cầu thời gian thực. YOLO là một trong những đại diện tiêu biểu của nhóm phương pháp này.</w:t>
+      </w:r>
+    </w:p>
+    <w:p>
+      <w:pPr>
+        <w:spacing w:line="360" w:lineRule="auto"/>
+        <w:ind w:firstLine="720"/>
+        <w:rPr>
+          <w:rFonts w:ascii="Times New Roman" w:hAnsi="Times New Roman" w:cs="Times New Roman"/>
+          <w:sz w:val="26"/>
+          <w:szCs w:val="26"/>
+        </w:rPr>
+      </w:pPr>
+      <w:r>
+        <w:rPr>
+          <w:rFonts w:ascii="Times New Roman" w:hAnsi="Times New Roman" w:cs="Times New Roman"/>
+          <w:sz w:val="26"/>
+          <w:szCs w:val="26"/>
+        </w:rPr>
+        <w:t>Hướng tiếp cận thứ hai tách riêng quá trình phát hiện và phân loại thành hai giai đoạn độc lập. Trước tiên, mô hình phát hiện đối tượng được sử dụng để xác định vị trí biển báo. Sau đó, vùng ảnh chứa biển báo được cắt ra và đưa vào mô hình CNN để thực hiện phân loại chi tiết. Việc tách biệt hai nhiệm vụ cho phép mô hình phân loại tập trung khai thác các đặc trưng chuyên sâu của biển báo, từ đó có khả năng cải thiện kết quả nhận dạng đối với những lớp có mức độ tương đồng cao. Đổi lại, hệ thống sẽ phát sinh thêm chi phí tính toán và thời gian xử lý.</w:t>
+      </w:r>
+    </w:p>
+    <w:p>
+      <w:pPr>
+        <w:spacing w:line="360" w:lineRule="auto"/>
+        <w:ind w:firstLine="720"/>
+        <w:rPr>
+          <w:rFonts w:ascii="Times New Roman" w:hAnsi="Times New Roman" w:cs="Times New Roman"/>
+          <w:sz w:val="26"/>
+          <w:szCs w:val="26"/>
+        </w:rPr>
+      </w:pPr>
+      <w:r>
+        <w:rPr>
+          <w:rFonts w:ascii="Times New Roman" w:hAnsi="Times New Roman" w:cs="Times New Roman"/>
+          <w:sz w:val="26"/>
+          <w:szCs w:val="26"/>
+        </w:rPr>
+        <w:t>Xuất phát từ những ưu điểm và hạn chế riêng của từng hướng tiếp cận, việc xây dựng và đánh giá đồng thời hai pipeline là cần thiết để có cái nhìn toàn diện hơn về khả năng ứng dụng trong điều kiện thực tế.</w:t>
+      </w:r>
+    </w:p>
+    <w:p>
+      <w:pPr>
+        <w:pStyle w:val="Heading2"/>
+      </w:pPr>
+      <w:bookmarkStart w:id="5" w:name="_Toc232714551"/>
+      <w:r>
+        <w:t>1.2. Lý do chọn đề tài</w:t>
+      </w:r>
+      <w:bookmarkEnd w:id="5"/>
+    </w:p>
+    <w:p>
+      <w:pPr>
+        <w:spacing w:line="360" w:lineRule="auto"/>
+        <w:ind w:firstLine="720"/>
+        <w:rPr>
+          <w:rFonts w:ascii="Times New Roman" w:hAnsi="Times New Roman" w:cs="Times New Roman"/>
+          <w:sz w:val="26"/>
+          <w:szCs w:val="26"/>
+        </w:rPr>
+      </w:pPr>
+      <w:r>
+        <w:rPr>
+          <w:rFonts w:ascii="Times New Roman" w:hAnsi="Times New Roman" w:cs="Times New Roman"/>
+          <w:sz w:val="26"/>
+          <w:szCs w:val="26"/>
+        </w:rPr>
+        <w:t>Tai nạn giao thông vẫn là một trong những vấn đề được quan tâm tại nhiều quốc gia, trong đó có Việt Nam. Việc tuân thủ các quy định giao thông phụ thuộc đáng kể vào khả năng nhận biết và xử lý thông tin từ hệ thống biển báo trên đường. Trong bối cảnh các hệ thống hỗ trợ lái xe và phương tiện tự hành đang phát triển mạnh mẽ, nhu cầu xây dựng các giải pháp nhận diện biển báo giao thông có độ chính xác cao và khả năng hoạt động theo thời gian thực ngày càng trở nên cấp thiết.</w:t>
+      </w:r>
+    </w:p>
+    <w:p>
+      <w:pPr>
+        <w:spacing w:line="360" w:lineRule="auto"/>
+        <w:ind w:firstLine="720"/>
+        <w:rPr>
+          <w:rFonts w:ascii="Times New Roman" w:hAnsi="Times New Roman" w:cs="Times New Roman"/>
+          <w:sz w:val="26"/>
+          <w:szCs w:val="26"/>
+        </w:rPr>
+      </w:pPr>
+      <w:r>
+        <w:rPr>
+          <w:rFonts w:ascii="Times New Roman" w:hAnsi="Times New Roman" w:cs="Times New Roman"/>
+          <w:sz w:val="26"/>
+          <w:szCs w:val="26"/>
+        </w:rPr>
+        <w:t>Từ những lý do trên, đề tài “Xây dựng hệ thống nhận diện và phân loại biển báo giao thông Việt Nam sử dụng Deep Learning” được lựa chọn nhằm nghiên cứu, xây dựng và đánh giá các phương pháp nhận diện biển báo phù hợp với điều kiện dữ liệu và nhu cầu ứng dụng thực tế tại Việt Nam. Nội dung đề tài phù hợp với định hướng phát triển của lĩnh vực thị giác máy tính, đồng thời có khả năng mở rộng cho các hệ thống giao thông thông minh trong tương lai.</w:t>
+      </w:r>
+    </w:p>
+    <w:p>
+      <w:pPr>
+        <w:pStyle w:val="Heading2"/>
+      </w:pPr>
+      <w:bookmarkStart w:id="6" w:name="_Toc232714552"/>
+      <w:r>
+        <w:lastRenderedPageBreak/>
+        <w:t>1.3. Mục tiêu, nội dung, phương pháp nghiên cứu đề tài</w:t>
+      </w:r>
+      <w:bookmarkEnd w:id="6"/>
+    </w:p>
+    <w:p>
+      <w:pPr>
+        <w:pStyle w:val="Heading3"/>
+      </w:pPr>
+      <w:bookmarkStart w:id="7" w:name="_Toc232714553"/>
+      <w:r>
+        <w:t>1.3.1. Mục tiêu nghiên cứu</w:t>
+      </w:r>
+      <w:bookmarkEnd w:id="7"/>
+    </w:p>
+    <w:p>
+      <w:pPr>
+        <w:spacing w:line="360" w:lineRule="auto"/>
+        <w:ind w:firstLine="720"/>
+        <w:rPr>
+          <w:rFonts w:ascii="Times New Roman" w:hAnsi="Times New Roman" w:cs="Times New Roman"/>
+          <w:sz w:val="26"/>
+          <w:szCs w:val="26"/>
+        </w:rPr>
+      </w:pPr>
+      <w:r>
+        <w:rPr>
+          <w:rFonts w:ascii="Times New Roman" w:hAnsi="Times New Roman" w:cs="Times New Roman"/>
+          <w:sz w:val="26"/>
+          <w:szCs w:val="26"/>
+        </w:rPr>
+        <w:t>Mục tiêu tổng quát của đề tài là xây dựng một hệ thống có khả năng phát hiện và phân loại biển báo giao thông Việt Nam dựa trên các kỹ thuật Deep Learning, đồng thời đánh giá hiệu quả của các hướng tiếp cận khác nhau đối với bài toán này.</w:t>
+      </w:r>
+    </w:p>
+    <w:p>
+      <w:pPr>
+        <w:pStyle w:val="Heading3"/>
+      </w:pPr>
+      <w:bookmarkStart w:id="8" w:name="_Toc232714554"/>
+      <w:r>
+        <w:t>1.3.2. Nội dung nghiên cứu</w:t>
+      </w:r>
+      <w:bookmarkEnd w:id="8"/>
+    </w:p>
+    <w:p>
+      <w:pPr>
+        <w:spacing w:line="360" w:lineRule="auto"/>
+        <w:ind w:firstLine="720"/>
+        <w:rPr>
+          <w:rFonts w:ascii="Times New Roman" w:hAnsi="Times New Roman" w:cs="Times New Roman"/>
+          <w:sz w:val="26"/>
+          <w:szCs w:val="26"/>
+        </w:rPr>
+      </w:pPr>
+      <w:r>
+        <w:rPr>
+          <w:rFonts w:ascii="Times New Roman" w:hAnsi="Times New Roman" w:cs="Times New Roman"/>
+          <w:sz w:val="26"/>
+          <w:szCs w:val="26"/>
+        </w:rPr>
+        <w:t>Nội dung nghiên cứu của đề tài được triển khai theo nhiều giai đoạn liên tiếp nhằm đảm bảo tính hoàn chỉnh của hệ thống.</w:t>
+      </w:r>
+    </w:p>
+    <w:p>
+      <w:pPr>
+        <w:spacing w:line="360" w:lineRule="auto"/>
+        <w:ind w:firstLine="720"/>
+        <w:rPr>
+          <w:rFonts w:ascii="Times New Roman" w:hAnsi="Times New Roman" w:cs="Times New Roman"/>
+          <w:sz w:val="26"/>
+          <w:szCs w:val="26"/>
+        </w:rPr>
+      </w:pPr>
+      <w:r>
+        <w:rPr>
+          <w:rFonts w:ascii="Times New Roman" w:hAnsi="Times New Roman" w:cs="Times New Roman"/>
+          <w:sz w:val="26"/>
+          <w:szCs w:val="26"/>
+        </w:rPr>
+        <w:t>Trước hết, dữ liệu biển báo giao thông được thu thập, chuẩn hóa và tổ chức theo định dạng phù hợp cho bài toán phát hiện đối tượng. Từ dữ liệu gốc, các vùng ảnh chứa biển báo được tách ra dựa trên thông tin bounding box để xây dựng tập dữ liệu phục vụ cho bài toán phân loại.</w:t>
+      </w:r>
+    </w:p>
+    <w:p>
+      <w:pPr>
+        <w:spacing w:line="360" w:lineRule="auto"/>
+        <w:ind w:firstLine="720"/>
+        <w:rPr>
+          <w:rFonts w:ascii="Times New Roman" w:hAnsi="Times New Roman" w:cs="Times New Roman"/>
+          <w:sz w:val="26"/>
+          <w:szCs w:val="26"/>
+        </w:rPr>
+      </w:pPr>
+      <w:r>
+        <w:rPr>
+          <w:rFonts w:ascii="Times New Roman" w:hAnsi="Times New Roman" w:cs="Times New Roman"/>
+          <w:sz w:val="26"/>
+          <w:szCs w:val="26"/>
+        </w:rPr>
+        <w:t>Sau quá trình chuẩn bị dữ liệu, đề tài tiến hành huấn luyện mô hình YOLO để thực hiện đồng thời việc phát hiện và phân loại biển báo trên ảnh đầu vào. Song song với đó, một mô hình CNN được xây dựng và huấn luyện trên tập ảnh đã được cắt từ các vùng biển báo nhằm phục vụ nhiệm vụ phân loại chuyên biệt.</w:t>
+      </w:r>
+    </w:p>
+    <w:p>
+      <w:pPr>
+        <w:pStyle w:val="Heading3"/>
+      </w:pPr>
+      <w:bookmarkStart w:id="9" w:name="_Toc232714555"/>
+      <w:r>
+        <w:t>1.3.3. Phương pháp nghiên cứu</w:t>
+      </w:r>
+      <w:bookmarkEnd w:id="9"/>
+    </w:p>
+    <w:p>
+      <w:pPr>
+        <w:spacing w:line="360" w:lineRule="auto"/>
+        <w:ind w:firstLine="720"/>
+        <w:rPr>
+          <w:rFonts w:ascii="Times New Roman" w:hAnsi="Times New Roman" w:cs="Times New Roman"/>
+          <w:sz w:val="26"/>
+          <w:szCs w:val="26"/>
+        </w:rPr>
+      </w:pPr>
+      <w:r>
+        <w:rPr>
+          <w:rFonts w:ascii="Times New Roman" w:hAnsi="Times New Roman" w:cs="Times New Roman"/>
+          <w:sz w:val="26"/>
+          <w:szCs w:val="26"/>
+        </w:rPr>
+        <w:t>Đề tài kết hợp giữa phương pháp nghiên cứu lý thuyết và phương pháp thực nghiệm.</w:t>
+      </w:r>
+    </w:p>
+    <w:p>
+      <w:pPr>
+        <w:spacing w:line="360" w:lineRule="auto"/>
+        <w:ind w:firstLine="720"/>
+        <w:rPr>
+          <w:rFonts w:ascii="Times New Roman" w:hAnsi="Times New Roman" w:cs="Times New Roman"/>
+          <w:sz w:val="26"/>
+          <w:szCs w:val="26"/>
+        </w:rPr>
+      </w:pPr>
+      <w:r>
+        <w:rPr>
+          <w:rFonts w:ascii="Times New Roman" w:hAnsi="Times New Roman" w:cs="Times New Roman"/>
+          <w:sz w:val="26"/>
+          <w:szCs w:val="26"/>
+        </w:rPr>
+        <w:t>Trong giai đoạn nghiên cứu lý thuyết, các tài liệu liên quan đến phát hiện đối tượng, phân loại ảnh và nhận diện biển báo giao thông được khảo sát nhằm xây dựng nền tảng kiến thức cho quá trình triển khai. Những kiến trúc học sâu phổ biến trong lĩnh vực thị giác máy tính được phân tích để lựa chọn mô hình phù hợp với mục tiêu nghiên cứu.</w:t>
+      </w:r>
+    </w:p>
+    <w:p>
+      <w:pPr>
+        <w:spacing w:line="360" w:lineRule="auto"/>
+        <w:ind w:firstLine="720"/>
+        <w:rPr>
+          <w:rFonts w:ascii="Times New Roman" w:hAnsi="Times New Roman" w:cs="Times New Roman"/>
+          <w:sz w:val="26"/>
+          <w:szCs w:val="26"/>
+        </w:rPr>
+      </w:pPr>
+      <w:r>
+        <w:rPr>
+          <w:rFonts w:ascii="Times New Roman" w:hAnsi="Times New Roman" w:cs="Times New Roman"/>
+          <w:sz w:val="26"/>
+          <w:szCs w:val="26"/>
+        </w:rPr>
+        <w:t xml:space="preserve">Ở giai đoạn thực nghiệm, dữ liệu được tiền xử lý và chia thành các tập huấn luyện, xác thực và kiểm thử. Các mô hình được huấn luyện trên cùng một nguồn dữ liệu nhằm đảm bảo tính khách quan trong quá trình so sánh. Sau khi hoàn thành huấn luyện, hệ </w:t>
+      </w:r>
+      <w:r>
+        <w:rPr>
+          <w:rFonts w:ascii="Times New Roman" w:hAnsi="Times New Roman" w:cs="Times New Roman"/>
+          <w:sz w:val="26"/>
+          <w:szCs w:val="26"/>
+        </w:rPr>
+        <w:lastRenderedPageBreak/>
+        <w:t>thống được đánh giá thông qua các chỉ số định lượng và các thử nghiệm trên ảnh, video thực tế để xác định khả năng ứng dụng của từng hướng tiếp cận.</w:t>
+      </w:r>
+    </w:p>
+    <w:p>
+      <w:pPr>
+        <w:pStyle w:val="Heading2"/>
+      </w:pPr>
+      <w:bookmarkStart w:id="10" w:name="_Toc232714556"/>
+      <w:r>
+        <w:t>1.4. Đối tượng và phạm vi nghiên cứu</w:t>
+      </w:r>
+      <w:bookmarkEnd w:id="10"/>
+    </w:p>
+    <w:p>
+      <w:pPr>
+        <w:pStyle w:val="Heading3"/>
+      </w:pPr>
+      <w:bookmarkStart w:id="11" w:name="_Toc232714557"/>
+      <w:r>
+        <w:t>1.4.1. Đối tượng nghiên cứu</w:t>
+      </w:r>
+      <w:bookmarkEnd w:id="11"/>
+    </w:p>
+    <w:p>
+      <w:pPr>
+        <w:spacing w:line="360" w:lineRule="auto"/>
+        <w:ind w:firstLine="720"/>
+        <w:rPr>
+          <w:rFonts w:ascii="Times New Roman" w:hAnsi="Times New Roman" w:cs="Times New Roman"/>
+          <w:sz w:val="26"/>
+          <w:szCs w:val="26"/>
+        </w:rPr>
+      </w:pPr>
+      <w:r>
+        <w:rPr>
+          <w:rFonts w:ascii="Times New Roman" w:hAnsi="Times New Roman" w:cs="Times New Roman"/>
+          <w:sz w:val="26"/>
+          <w:szCs w:val="26"/>
+        </w:rPr>
+        <w:t>Đối tượng nghiên cứu của đề tài là các phương pháp và mô hình Deep Learning được sử dụng trong bài toán nhận diện biển báo giao thông Việt Nam. Trọng tâm nghiên cứu tập trung vào các kỹ thuật phát hiện đối tượng và phân loại ảnh nhằm xây dựng hệ thống có khả năng xác định vị trí cũng như nhận dạng chính xác các loại biển báo xuất hiện trong ảnh hoặc video.</w:t>
+      </w:r>
+    </w:p>
+    <w:p>
+      <w:pPr>
+        <w:spacing w:line="360" w:lineRule="auto"/>
+        <w:ind w:firstLine="720"/>
+        <w:rPr>
+          <w:rFonts w:ascii="Times New Roman" w:hAnsi="Times New Roman" w:cs="Times New Roman"/>
+          <w:sz w:val="26"/>
+          <w:szCs w:val="26"/>
+        </w:rPr>
+      </w:pPr>
+      <w:r>
+        <w:rPr>
+          <w:rFonts w:ascii="Times New Roman" w:hAnsi="Times New Roman" w:cs="Times New Roman"/>
+          <w:sz w:val="26"/>
+          <w:szCs w:val="26"/>
+        </w:rPr>
+        <w:t>Bên cạnh các mô hình học sâu, đề tài cũng nghiên cứu quy trình xây dựng dữ liệu, kỹ thuật tiền xử lý ảnh, phương pháp đánh giá mô hình và các yếu tố ảnh hưởng đến hiệu năng của hệ thống nhận diện biển báo giao thông.</w:t>
+      </w:r>
+    </w:p>
+    <w:p>
+      <w:pPr>
+        <w:pStyle w:val="Heading3"/>
+      </w:pPr>
+      <w:bookmarkStart w:id="12" w:name="_Toc232714558"/>
+      <w:r>
+        <w:t>1.4.2. Phạm vi nghiên cứu</w:t>
+      </w:r>
+      <w:bookmarkEnd w:id="12"/>
+    </w:p>
+    <w:p>
+      <w:pPr>
+        <w:spacing w:line="360" w:lineRule="auto"/>
+        <w:ind w:firstLine="720"/>
+        <w:rPr>
+          <w:rFonts w:ascii="Times New Roman" w:hAnsi="Times New Roman" w:cs="Times New Roman"/>
+          <w:sz w:val="26"/>
+          <w:szCs w:val="26"/>
+        </w:rPr>
+      </w:pPr>
+      <w:r>
+        <w:rPr>
+          <w:rFonts w:ascii="Times New Roman" w:hAnsi="Times New Roman" w:cs="Times New Roman"/>
+          <w:sz w:val="26"/>
+          <w:szCs w:val="26"/>
+        </w:rPr>
+        <w:t>Đề tài tập trung xây dựng hệ thống nhận diện và phân loại 52 lớp biển báo giao thông Việt Nam trên dữ liệu ảnh. Hệ thống được phát triển bằng ngôn ngữ Python, sử dụng thư viện PyTorch và framework Ultralytics để triển khai các mô hình học sâu.</w:t>
+      </w:r>
+    </w:p>
+    <w:p>
+      <w:pPr>
+        <w:spacing w:line="360" w:lineRule="auto"/>
+        <w:ind w:firstLine="720"/>
+        <w:rPr>
+          <w:rFonts w:ascii="Times New Roman" w:hAnsi="Times New Roman" w:cs="Times New Roman"/>
+          <w:sz w:val="26"/>
+          <w:szCs w:val="26"/>
+        </w:rPr>
+      </w:pPr>
+    </w:p>
+    <w:p>
+      <w:pPr>
+        <w:spacing w:line="360" w:lineRule="auto"/>
+        <w:rPr>
+          <w:rFonts w:ascii="Times New Roman" w:hAnsi="Times New Roman" w:cs="Times New Roman"/>
+          <w:sz w:val="26"/>
+          <w:szCs w:val="26"/>
+        </w:rPr>
+      </w:pPr>
+    </w:p>
+    <w:p>
+      <w:pPr>
+        <w:spacing w:line="360" w:lineRule="auto"/>
+        <w:rPr>
+          <w:rFonts w:ascii="Times New Roman" w:hAnsi="Times New Roman" w:cs="Times New Roman"/>
+          <w:sz w:val="26"/>
+          <w:szCs w:val="26"/>
+        </w:rPr>
+      </w:pPr>
+    </w:p>
+    <w:p>
+      <w:pPr>
+        <w:spacing w:line="360" w:lineRule="auto"/>
+        <w:rPr>
+          <w:rFonts w:ascii="Times New Roman" w:hAnsi="Times New Roman" w:cs="Times New Roman"/>
+          <w:sz w:val="26"/>
+          <w:szCs w:val="26"/>
+        </w:rPr>
+      </w:pPr>
+    </w:p>
+    <w:p>
+      <w:pPr>
+        <w:spacing w:line="360" w:lineRule="auto"/>
+        <w:rPr>
+          <w:rFonts w:ascii="Times New Roman" w:hAnsi="Times New Roman" w:cs="Times New Roman"/>
+          <w:sz w:val="26"/>
+          <w:szCs w:val="26"/>
+        </w:rPr>
+      </w:pPr>
+    </w:p>
+    <w:p>
+      <w:pPr>
+        <w:spacing w:line="360" w:lineRule="auto"/>
+        <w:rPr>
+          <w:rFonts w:ascii="Times New Roman" w:hAnsi="Times New Roman" w:cs="Times New Roman"/>
+          <w:sz w:val="26"/>
+          <w:szCs w:val="26"/>
+        </w:rPr>
+      </w:pPr>
+    </w:p>
+    <w:p>
+      <w:pPr>
+        <w:spacing w:line="360" w:lineRule="auto"/>
+        <w:rPr>
+          <w:rFonts w:ascii="Times New Roman" w:hAnsi="Times New Roman" w:cs="Times New Roman"/>
+          <w:sz w:val="26"/>
+          <w:szCs w:val="26"/>
+        </w:rPr>
+      </w:pPr>
+    </w:p>
+    <w:p>
+      <w:pPr>
+        <w:spacing w:line="360" w:lineRule="auto"/>
+        <w:rPr>
+          <w:rFonts w:ascii="Times New Roman" w:hAnsi="Times New Roman" w:cs="Times New Roman"/>
+          <w:sz w:val="26"/>
+          <w:szCs w:val="26"/>
+        </w:rPr>
+      </w:pPr>
+    </w:p>
+    <w:p>
+      <w:pPr>
+        <w:spacing w:line="360" w:lineRule="auto"/>
+        <w:rPr>
+          <w:rFonts w:ascii="Times New Roman" w:hAnsi="Times New Roman" w:cs="Times New Roman"/>
+          <w:sz w:val="26"/>
+          <w:szCs w:val="26"/>
+        </w:rPr>
       </w:pPr>
     </w:p>
     <w:p>
       <w:pPr>
         <w:pStyle w:val="Heading1"/>
       </w:pPr>
-      <w:bookmarkStart w:id="0" w:name="_Toc232690039"/>
-      <w:r>
-        <w:t>CHƯƠNG 1: TỔNG QUAN</w:t>
-      </w:r>
-      <w:bookmarkEnd w:id="0"/>
+      <w:bookmarkStart w:id="13" w:name="_Toc232714559"/>
+      <w:r>
+        <w:lastRenderedPageBreak/>
+        <w:t>CHƯƠNG 2: CƠ SỞ LÝ THUYẾT</w:t>
+      </w:r>
+      <w:bookmarkEnd w:id="13"/>
     </w:p>
     <w:p>
       <w:pPr>
         <w:pStyle w:val="Heading2"/>
       </w:pPr>
-      <w:bookmarkStart w:id="1" w:name="_Toc232690040"/>
-      <w:r>
-        <w:t>1.1. Tình hình nghiên cứu</w:t>
-      </w:r>
-      <w:bookmarkEnd w:id="1"/>
+      <w:bookmarkStart w:id="14" w:name="_Toc232714560"/>
+      <w:r>
+        <w:t>2.1</w:t>
+      </w:r>
+      <w:r>
+        <w:t>. Convolutional Neural Network (CNN)</w:t>
+      </w:r>
+      <w:bookmarkEnd w:id="14"/>
     </w:p>
     <w:p>
       <w:pPr>
         <w:pStyle w:val="Heading3"/>
       </w:pPr>
-      <w:bookmarkStart w:id="2" w:name="_Toc232690041"/>
-      <w:r>
-        <w:t>1.1.1. Nghiên cứu nhận diện biển báo giao thông trên thế giới</w:t>
-      </w:r>
-      <w:bookmarkEnd w:id="2"/>
+      <w:bookmarkStart w:id="15" w:name="_Toc232714561"/>
+      <w:r>
+        <w:t>2.1</w:t>
+      </w:r>
+      <w:r>
+        <w:t>.1. Khái niệm Convolutional Neural Network</w:t>
+      </w:r>
+      <w:bookmarkEnd w:id="15"/>
     </w:p>
     <w:p>
       <w:pPr>
@@ -6117,7 +6731,7 @@
           <w:sz w:val="26"/>
           <w:szCs w:val="26"/>
         </w:rPr>
-        <w:t>Nhận diện và phân loại biển báo giao thông là một trong những bài toán quan trọng thuộc lĩnh vực thị giác máy tính, đồng thời giữ vai trò nền tảng trong các hệ thống giao thông thông minh, hệ thống hỗ trợ lái xe nâng cao và phương tiện tự hành. Mục tiêu của bài toán là xác định vị trí xuất hiện của biển báo trong ảnh hoặc video, sau đó nhận dạng chính xác loại biển báo tương ứng để hỗ trợ quá trình ra quyết định của hệ thống.</w:t>
+        <w:t>Convolutional Neural Network (CNN) là một kiến trúc mạng nơ-ron sâu được thiết kế chuyên biệt cho việc xử lý dữ liệu dạng lưới, đặc biệt là dữ liệu ảnh. Khác với các mạng nơ-ron truyền thống, CNN có khả năng khai thác mối quan hệ không gian giữa các điểm ảnh thông qua các phép tích chập, từ đó học được những đặc trưng có ý nghĩa trực tiếp từ dữ liệu đầu vào mà không cần xây dựng thủ công các bộ mô tả đặc trưng [3], [5].</w:t>
       </w:r>
     </w:p>
     <w:p>
@@ -6136,42 +6750,21 @@
           <w:sz w:val="26"/>
           <w:szCs w:val="26"/>
         </w:rPr>
-        <w:t>Sự phát triển của Deep Learning đã tạo ra bước chuyển đáng kể trong lĩnh vực nhận diện đối tượng nói chung và nhận diện biển báo giao thông nói riêng. Nhiều kiến trúc phát hiện đối tượng hiện đại như Faster R-CNN, SSD và YOLO đã được áp dụng rộng rãi cho bài toán nhận diện biển báo giao thông. Trong đó, YOLO</w:t>
-      </w:r>
-      <w:r>
-        <w:rPr>
-          <w:rFonts w:ascii="Times New Roman" w:hAnsi="Times New Roman" w:cs="Times New Roman"/>
-          <w:sz w:val="26"/>
-          <w:szCs w:val="26"/>
-        </w:rPr>
-        <w:t xml:space="preserve"> và </w:t>
-      </w:r>
-      <w:r>
-        <w:rPr>
-          <w:rFonts w:ascii="Times New Roman" w:hAnsi="Times New Roman" w:cs="Times New Roman"/>
-          <w:sz w:val="26"/>
-          <w:szCs w:val="26"/>
-        </w:rPr>
-        <w:t>các kiến trúc CNN như ResNet và EfficientNet</w:t>
-      </w:r>
-      <w:r>
-        <w:rPr>
-          <w:rFonts w:ascii="Times New Roman" w:hAnsi="Times New Roman" w:cs="Times New Roman"/>
-          <w:sz w:val="26"/>
-          <w:szCs w:val="26"/>
-        </w:rPr>
-        <w:t xml:space="preserve"> nhận được nhiều sự quan tâm nhờ khả năng xử lý theo thời gian thực cùng hiệu quả cân bằng giữa tốc độ và độ chính xác.</w:t>
+        <w:t>Đối với dữ liệu hình ảnh, CNN có khả năng tự động học từ các đặc trưng đơn giản như cạnh, góc, đường cong ở các tầng đầu tiên, sau đó dần hình thành các đặc trưng có mức độ trừu tượng cao hơn ở các tầng sâu hơn. Cơ chế này cho phép mô hình nhận diện hiệu quả các đối tượng phức tạp ngay cả khi xuất hiện sự thay đổi về vị trí, tỷ lệ hoặc điều kiện quan sát [3].</w:t>
       </w:r>
     </w:p>
     <w:p>
       <w:pPr>
         <w:pStyle w:val="Heading3"/>
       </w:pPr>
-      <w:bookmarkStart w:id="3" w:name="_Toc232690042"/>
-      <w:r>
-        <w:t>1.1.2. Tình hình nghiên cứu tại Việt Nam</w:t>
-      </w:r>
-      <w:bookmarkEnd w:id="3"/>
+      <w:bookmarkStart w:id="16" w:name="_Toc232714562"/>
+      <w:r>
+        <w:t>2.1</w:t>
+      </w:r>
+      <w:r>
+        <w:t>.2. Cấu trúc cơ bản của CNN</w:t>
+      </w:r>
+      <w:bookmarkEnd w:id="16"/>
     </w:p>
     <w:p>
       <w:pPr>
@@ -6189,610 +6782,6 @@
           <w:sz w:val="26"/>
           <w:szCs w:val="26"/>
         </w:rPr>
-        <w:t xml:space="preserve">Tại Việt Nam, </w:t>
-      </w:r>
-      <w:r>
-        <w:rPr>
-          <w:rFonts w:ascii="Times New Roman" w:hAnsi="Times New Roman" w:cs="Times New Roman"/>
-          <w:sz w:val="26"/>
-          <w:szCs w:val="26"/>
-        </w:rPr>
-        <w:t>Phần lớn các nghiên cứu hiện nay tập trung vào việc sử dụng một mô hình duy nhất để thực hiện đồng thời phát hiện và phân loại đối tượng. Mặc dù cách tiếp cận này giúp đơn giản hóa kiến trúc hệ thống và giảm thời gian suy luận, khả năng phân biệt giữa các lớp biển báo có mức độ tương đồng cao đôi khi vẫn còn hạn chế. Vì vậy, xu hướng kết hợp giữa mô hình phát hiện đối tượng và mô hình phân loại chuyên biệt đang được quan tâm nhằm khai thác ưu điểm của từng thành phần trong hệ thống.</w:t>
-      </w:r>
-    </w:p>
-    <w:p>
-      <w:pPr>
-        <w:pStyle w:val="Heading3"/>
-      </w:pPr>
-      <w:bookmarkStart w:id="4" w:name="_Toc232690043"/>
-      <w:r>
-        <w:lastRenderedPageBreak/>
-        <w:t>1.1.3. Các hướng tiếp cận hiện nay</w:t>
-      </w:r>
-      <w:bookmarkEnd w:id="4"/>
-    </w:p>
-    <w:p>
-      <w:pPr>
-        <w:ind w:firstLine="720"/>
-      </w:pPr>
-      <w:r>
-        <w:rPr>
-          <w:rFonts w:ascii="Times New Roman" w:hAnsi="Times New Roman" w:cs="Times New Roman"/>
-          <w:sz w:val="26"/>
-          <w:szCs w:val="26"/>
-        </w:rPr>
-        <w:t>Đối với bài toán nhận diện biển báo giao thông, hiện nay tồn tại hai hướng tiếp cận phổ biến.</w:t>
-      </w:r>
-    </w:p>
-    <w:p>
-      <w:pPr>
-        <w:spacing w:line="360" w:lineRule="auto"/>
-        <w:ind w:firstLine="720"/>
-        <w:rPr>
-          <w:rFonts w:ascii="Times New Roman" w:hAnsi="Times New Roman" w:cs="Times New Roman"/>
-          <w:sz w:val="26"/>
-          <w:szCs w:val="26"/>
-        </w:rPr>
-      </w:pPr>
-      <w:r>
-        <w:rPr>
-          <w:rFonts w:ascii="Times New Roman" w:hAnsi="Times New Roman" w:cs="Times New Roman"/>
-          <w:sz w:val="26"/>
-          <w:szCs w:val="26"/>
-        </w:rPr>
-        <w:t>Hướng tiếp cận thứ nhất sử dụng mô hình phát hiện đối tượng theo dạng end-to-end. Trong phương pháp này, mô hình nhận ảnh đầu vào và trực tiếp đưa ra vị trí cũng như nhãn của biển báo trong một lần suy luận. Cách tiếp cận này có ưu điểm về tốc độ xử lý, kiến trúc đơn giản và thuận lợi cho các ứng dụng yêu cầu thời gian thực. YOLO là một trong những đại diện tiêu biểu của nhóm phương pháp này.</w:t>
-      </w:r>
-    </w:p>
-    <w:p>
-      <w:pPr>
-        <w:spacing w:line="360" w:lineRule="auto"/>
-        <w:ind w:firstLine="720"/>
-        <w:rPr>
-          <w:rFonts w:ascii="Times New Roman" w:hAnsi="Times New Roman" w:cs="Times New Roman"/>
-          <w:sz w:val="26"/>
-          <w:szCs w:val="26"/>
-        </w:rPr>
-      </w:pPr>
-      <w:r>
-        <w:rPr>
-          <w:rFonts w:ascii="Times New Roman" w:hAnsi="Times New Roman" w:cs="Times New Roman"/>
-          <w:sz w:val="26"/>
-          <w:szCs w:val="26"/>
-        </w:rPr>
-        <w:t>Hướng tiếp cận thứ hai tách riêng quá trình phát hiện và phân loại thành hai giai đoạn độc lập. Trước tiên, mô hình phát hiện đối tượng được sử dụng để xác định vị trí biển báo. Sau đó, vùng ảnh chứa biển báo được cắt ra và đưa vào mô hình CNN để thực hiện phân loại chi tiết. Việc tách biệt hai nhiệm vụ cho phép mô hình phân loại tập trung khai thác các đặc trưng chuyên sâu của biển báo, từ đó có khả năng cải thiện kết quả nhận dạng đối với những lớp có mức độ tương đồng cao. Đổi lại, hệ thống sẽ phát sinh thêm chi phí tính toán và thời gian xử lý.</w:t>
-      </w:r>
-    </w:p>
-    <w:p>
-      <w:pPr>
-        <w:spacing w:line="360" w:lineRule="auto"/>
-        <w:ind w:firstLine="720"/>
-        <w:rPr>
-          <w:rFonts w:ascii="Times New Roman" w:hAnsi="Times New Roman" w:cs="Times New Roman"/>
-          <w:sz w:val="26"/>
-          <w:szCs w:val="26"/>
-        </w:rPr>
-      </w:pPr>
-      <w:r>
-        <w:rPr>
-          <w:rFonts w:ascii="Times New Roman" w:hAnsi="Times New Roman" w:cs="Times New Roman"/>
-          <w:sz w:val="26"/>
-          <w:szCs w:val="26"/>
-        </w:rPr>
-        <w:t>Xuất phát từ những ưu điểm và hạn chế riêng của từng hướng tiếp cận, việc xây dựng và đánh giá đồng thời hai pipeline là cần thiết để có cái nhìn toàn diện hơn về khả năng ứng dụng trong điều kiện thực tế.</w:t>
-      </w:r>
-    </w:p>
-    <w:p>
-      <w:pPr>
-        <w:pStyle w:val="Heading2"/>
-      </w:pPr>
-      <w:bookmarkStart w:id="5" w:name="_Toc232690044"/>
-      <w:r>
-        <w:t>1.2. Lý do chọn đề tài</w:t>
-      </w:r>
-      <w:bookmarkEnd w:id="5"/>
-    </w:p>
-    <w:p>
-      <w:pPr>
-        <w:spacing w:line="360" w:lineRule="auto"/>
-        <w:ind w:firstLine="720"/>
-        <w:rPr>
-          <w:rFonts w:ascii="Times New Roman" w:hAnsi="Times New Roman" w:cs="Times New Roman"/>
-          <w:sz w:val="26"/>
-          <w:szCs w:val="26"/>
-        </w:rPr>
-      </w:pPr>
-      <w:r>
-        <w:rPr>
-          <w:rFonts w:ascii="Times New Roman" w:hAnsi="Times New Roman" w:cs="Times New Roman"/>
-          <w:sz w:val="26"/>
-          <w:szCs w:val="26"/>
-        </w:rPr>
-        <w:t>Tai nạn giao thông vẫn là một trong những vấn đề được quan tâm tại nhiều quốc gia, trong đó có Việt Nam. Việc tuân thủ các quy định giao thông phụ thuộc đáng kể vào khả năng nhận biết và xử lý thông tin từ hệ thống biển báo trên đường. Trong bối cảnh các hệ thống hỗ trợ lái xe và phương tiện tự hành đang phát triển mạnh mẽ, nhu cầu xây dựng các giải pháp nhận diện biển báo giao thông có độ chính xác cao và khả năng hoạt động theo thời gian thực ngày càng trở nên cấp thiết.</w:t>
-      </w:r>
-    </w:p>
-    <w:p>
-      <w:pPr>
-        <w:spacing w:line="360" w:lineRule="auto"/>
-        <w:ind w:firstLine="720"/>
-        <w:rPr>
-          <w:rFonts w:ascii="Times New Roman" w:hAnsi="Times New Roman" w:cs="Times New Roman"/>
-          <w:sz w:val="26"/>
-          <w:szCs w:val="26"/>
-        </w:rPr>
-      </w:pPr>
-      <w:r>
-        <w:rPr>
-          <w:rFonts w:ascii="Times New Roman" w:hAnsi="Times New Roman" w:cs="Times New Roman"/>
-          <w:sz w:val="26"/>
-          <w:szCs w:val="26"/>
-        </w:rPr>
-        <w:t xml:space="preserve">Từ những lý do trên, đề tài “Xây dựng hệ thống nhận diện và phân loại biển báo giao thông Việt Nam sử dụng Deep Learning” được lựa chọn nhằm nghiên cứu, xây dựng và đánh giá các phương pháp nhận diện biển báo phù hợp với điều kiện dữ liệu và nhu </w:t>
-      </w:r>
-      <w:r>
-        <w:rPr>
-          <w:rFonts w:ascii="Times New Roman" w:hAnsi="Times New Roman" w:cs="Times New Roman"/>
-          <w:sz w:val="26"/>
-          <w:szCs w:val="26"/>
-        </w:rPr>
-        <w:lastRenderedPageBreak/>
-        <w:t>cầu ứng dụng thực tế tại Việt Nam. Nội dung đề tài phù hợp với định hướng phát triển của lĩnh vực thị giác máy tính, đồng thời có khả năng mở rộng cho các hệ thống giao thông thông minh trong tương lai.</w:t>
-      </w:r>
-    </w:p>
-    <w:p>
-      <w:pPr>
-        <w:pStyle w:val="Heading2"/>
-      </w:pPr>
-      <w:bookmarkStart w:id="6" w:name="_Toc232690045"/>
-      <w:r>
-        <w:t>1.3. Mục tiêu, nội dung, phương pháp nghiên cứu đề tài</w:t>
-      </w:r>
-      <w:bookmarkEnd w:id="6"/>
-    </w:p>
-    <w:p>
-      <w:pPr>
-        <w:pStyle w:val="Heading3"/>
-      </w:pPr>
-      <w:bookmarkStart w:id="7" w:name="_Toc232690046"/>
-      <w:r>
-        <w:t>1.3.1. Mục tiêu nghiên cứu</w:t>
-      </w:r>
-      <w:bookmarkEnd w:id="7"/>
-    </w:p>
-    <w:p>
-      <w:pPr>
-        <w:spacing w:line="360" w:lineRule="auto"/>
-        <w:ind w:firstLine="720"/>
-        <w:rPr>
-          <w:rFonts w:ascii="Times New Roman" w:hAnsi="Times New Roman" w:cs="Times New Roman"/>
-          <w:sz w:val="26"/>
-          <w:szCs w:val="26"/>
-        </w:rPr>
-      </w:pPr>
-      <w:r>
-        <w:rPr>
-          <w:rFonts w:ascii="Times New Roman" w:hAnsi="Times New Roman" w:cs="Times New Roman"/>
-          <w:sz w:val="26"/>
-          <w:szCs w:val="26"/>
-        </w:rPr>
-        <w:t>Mục tiêu tổng quát của đề tài là xây dựng một hệ thống có khả năng phát hiện và phân loại biển báo giao thông Việt Nam dựa trên các kỹ thuật Deep Learning, đồng thời đánh giá hiệu quả của các hướng tiếp cận khác nhau đối với bài toán này.</w:t>
-      </w:r>
-    </w:p>
-    <w:p>
-      <w:pPr>
-        <w:pStyle w:val="Heading3"/>
-      </w:pPr>
-      <w:bookmarkStart w:id="8" w:name="_Toc232690047"/>
-      <w:r>
-        <w:t>1.3.2. Nội dung nghiên cứu</w:t>
-      </w:r>
-      <w:bookmarkEnd w:id="8"/>
-    </w:p>
-    <w:p>
-      <w:pPr>
-        <w:spacing w:line="360" w:lineRule="auto"/>
-        <w:ind w:firstLine="720"/>
-        <w:rPr>
-          <w:rFonts w:ascii="Times New Roman" w:hAnsi="Times New Roman" w:cs="Times New Roman"/>
-          <w:sz w:val="26"/>
-          <w:szCs w:val="26"/>
-        </w:rPr>
-      </w:pPr>
-      <w:r>
-        <w:rPr>
-          <w:rFonts w:ascii="Times New Roman" w:hAnsi="Times New Roman" w:cs="Times New Roman"/>
-          <w:sz w:val="26"/>
-          <w:szCs w:val="26"/>
-        </w:rPr>
-        <w:t>Nội dung nghiên cứu của đề tài được triển khai theo nhiều giai đoạn liên tiếp nhằm đảm bảo tính hoàn chỉnh của hệ thống.</w:t>
-      </w:r>
-    </w:p>
-    <w:p>
-      <w:pPr>
-        <w:spacing w:line="360" w:lineRule="auto"/>
-        <w:ind w:firstLine="720"/>
-        <w:rPr>
-          <w:rFonts w:ascii="Times New Roman" w:hAnsi="Times New Roman" w:cs="Times New Roman"/>
-          <w:sz w:val="26"/>
-          <w:szCs w:val="26"/>
-        </w:rPr>
-      </w:pPr>
-      <w:r>
-        <w:rPr>
-          <w:rFonts w:ascii="Times New Roman" w:hAnsi="Times New Roman" w:cs="Times New Roman"/>
-          <w:sz w:val="26"/>
-          <w:szCs w:val="26"/>
-        </w:rPr>
-        <w:t>Trước hết, dữ liệu biển báo giao thông được thu thập, chuẩn hóa và tổ chức theo định dạng phù hợp cho bài toán phát hiện đối tượng. Từ dữ liệu gốc, các vùng ảnh chứa biển báo được tách ra dựa trên thông tin bounding box để xây dựng tập dữ liệu phục vụ cho bài toán phân loại.</w:t>
-      </w:r>
-    </w:p>
-    <w:p>
-      <w:pPr>
-        <w:spacing w:line="360" w:lineRule="auto"/>
-        <w:ind w:firstLine="720"/>
-        <w:rPr>
-          <w:rFonts w:ascii="Times New Roman" w:hAnsi="Times New Roman" w:cs="Times New Roman"/>
-          <w:sz w:val="26"/>
-          <w:szCs w:val="26"/>
-        </w:rPr>
-      </w:pPr>
-      <w:r>
-        <w:rPr>
-          <w:rFonts w:ascii="Times New Roman" w:hAnsi="Times New Roman" w:cs="Times New Roman"/>
-          <w:sz w:val="26"/>
-          <w:szCs w:val="26"/>
-        </w:rPr>
-        <w:t>Sau quá trình chuẩn bị dữ liệu, đề tài tiến hành huấn luyện mô hình YOLO để thực hiện đồng thời việc phát hiện và phân loại biển báo trên ảnh đầu vào. Song song với đó, một mô hình CNN được xây dựng và huấn luyện trên tập ảnh đã được cắt từ các vùng biển báo nhằm phục vụ nhiệm vụ phân loại chuyên biệt.</w:t>
-      </w:r>
-    </w:p>
-    <w:p>
-      <w:pPr>
-        <w:pStyle w:val="Heading3"/>
-      </w:pPr>
-      <w:bookmarkStart w:id="9" w:name="_Toc232690048"/>
-      <w:r>
-        <w:t>1.3.3. Phương pháp nghiên cứu</w:t>
-      </w:r>
-      <w:bookmarkEnd w:id="9"/>
-    </w:p>
-    <w:p>
-      <w:pPr>
-        <w:spacing w:line="360" w:lineRule="auto"/>
-        <w:ind w:firstLine="720"/>
-        <w:rPr>
-          <w:rFonts w:ascii="Times New Roman" w:hAnsi="Times New Roman" w:cs="Times New Roman"/>
-          <w:sz w:val="26"/>
-          <w:szCs w:val="26"/>
-        </w:rPr>
-      </w:pPr>
-      <w:r>
-        <w:rPr>
-          <w:rFonts w:ascii="Times New Roman" w:hAnsi="Times New Roman" w:cs="Times New Roman"/>
-          <w:sz w:val="26"/>
-          <w:szCs w:val="26"/>
-        </w:rPr>
-        <w:t>Đề tài kết hợp giữa phương pháp nghiên cứu lý thuyết và phương pháp thực nghiệm.</w:t>
-      </w:r>
-    </w:p>
-    <w:p>
-      <w:pPr>
-        <w:spacing w:line="360" w:lineRule="auto"/>
-        <w:ind w:firstLine="720"/>
-        <w:rPr>
-          <w:rFonts w:ascii="Times New Roman" w:hAnsi="Times New Roman" w:cs="Times New Roman"/>
-          <w:sz w:val="26"/>
-          <w:szCs w:val="26"/>
-        </w:rPr>
-      </w:pPr>
-      <w:r>
-        <w:rPr>
-          <w:rFonts w:ascii="Times New Roman" w:hAnsi="Times New Roman" w:cs="Times New Roman"/>
-          <w:sz w:val="26"/>
-          <w:szCs w:val="26"/>
-        </w:rPr>
-        <w:t>Trong giai đoạn nghiên cứu lý thuyết, các tài liệu liên quan đến phát hiện đối tượng, phân loại ảnh và nhận diện biển báo giao thông được khảo sát nhằm xây dựng nền tảng kiến thức cho quá trình triển khai. Những kiến trúc học sâu phổ biến trong lĩnh vực thị giác máy tính được phân tích để lựa chọn mô hình phù hợp với mục tiêu nghiên cứu.</w:t>
-      </w:r>
-    </w:p>
-    <w:p>
-      <w:pPr>
-        <w:spacing w:line="360" w:lineRule="auto"/>
-        <w:ind w:firstLine="720"/>
-        <w:rPr>
-          <w:rFonts w:ascii="Times New Roman" w:hAnsi="Times New Roman" w:cs="Times New Roman"/>
-          <w:sz w:val="26"/>
-          <w:szCs w:val="26"/>
-        </w:rPr>
-      </w:pPr>
-      <w:r>
-        <w:rPr>
-          <w:rFonts w:ascii="Times New Roman" w:hAnsi="Times New Roman" w:cs="Times New Roman"/>
-          <w:sz w:val="26"/>
-          <w:szCs w:val="26"/>
-        </w:rPr>
-        <w:lastRenderedPageBreak/>
-        <w:t>Ở giai đoạn thực nghiệm, dữ liệu được tiền xử lý và chia thành các tập huấn luyện, xác thực và kiểm thử. Các mô hình được huấn luyện trên cùng một nguồn dữ liệu nhằm đảm bảo tính khách quan trong quá trình so sánh. Sau khi hoàn thành huấn luyện, hệ thống được đánh giá thông qua các chỉ số định lượng và các thử nghiệm trên ảnh, video thực tế để xác định khả năng ứng dụng của từng hướng tiếp cận.</w:t>
-      </w:r>
-    </w:p>
-    <w:p>
-      <w:pPr>
-        <w:pStyle w:val="Heading2"/>
-      </w:pPr>
-      <w:bookmarkStart w:id="10" w:name="_Toc232690049"/>
-      <w:r>
-        <w:t>1.4. Đối tượng và phạm vi nghiên cứu</w:t>
-      </w:r>
-      <w:bookmarkEnd w:id="10"/>
-    </w:p>
-    <w:p>
-      <w:pPr>
-        <w:pStyle w:val="Heading3"/>
-      </w:pPr>
-      <w:bookmarkStart w:id="11" w:name="_Toc232690050"/>
-      <w:r>
-        <w:t>1.4.1. Đối tượng nghiên cứu</w:t>
-      </w:r>
-      <w:bookmarkEnd w:id="11"/>
-    </w:p>
-    <w:p>
-      <w:pPr>
-        <w:spacing w:line="360" w:lineRule="auto"/>
-        <w:ind w:firstLine="720"/>
-        <w:rPr>
-          <w:rFonts w:ascii="Times New Roman" w:hAnsi="Times New Roman" w:cs="Times New Roman"/>
-          <w:sz w:val="26"/>
-          <w:szCs w:val="26"/>
-        </w:rPr>
-      </w:pPr>
-      <w:r>
-        <w:rPr>
-          <w:rFonts w:ascii="Times New Roman" w:hAnsi="Times New Roman" w:cs="Times New Roman"/>
-          <w:sz w:val="26"/>
-          <w:szCs w:val="26"/>
-        </w:rPr>
-        <w:t>Đối tượng nghiên cứu của đề tài là các phương pháp và mô hình Deep Learning được sử dụng trong bài toán nhận diện biển báo giao thông Việt Nam. Trọng tâm nghiên cứu tập trung vào các kỹ thuật phát hiện đối tượng và phân loại ảnh nhằm xây dựng hệ thống có khả năng xác định vị trí cũng như nhận dạng chính xác các loại biển báo xuất hiện trong ảnh hoặc video.</w:t>
-      </w:r>
-    </w:p>
-    <w:p>
-      <w:pPr>
-        <w:spacing w:line="360" w:lineRule="auto"/>
-        <w:ind w:firstLine="720"/>
-        <w:rPr>
-          <w:rFonts w:ascii="Times New Roman" w:hAnsi="Times New Roman" w:cs="Times New Roman"/>
-          <w:sz w:val="26"/>
-          <w:szCs w:val="26"/>
-        </w:rPr>
-      </w:pPr>
-      <w:r>
-        <w:rPr>
-          <w:rFonts w:ascii="Times New Roman" w:hAnsi="Times New Roman" w:cs="Times New Roman"/>
-          <w:sz w:val="26"/>
-          <w:szCs w:val="26"/>
-        </w:rPr>
-        <w:t>Bên cạnh các mô hình học sâu, đề tài cũng nghiên cứu quy trình xây dựng dữ liệu, kỹ thuật tiền xử lý ảnh, phương pháp đánh giá mô hình và các yếu tố ảnh hưởng đến hiệu năng của hệ thống nhận diện biển báo giao thông.</w:t>
-      </w:r>
-    </w:p>
-    <w:p>
-      <w:pPr>
-        <w:pStyle w:val="Heading3"/>
-      </w:pPr>
-      <w:bookmarkStart w:id="12" w:name="_Toc232690051"/>
-      <w:r>
-        <w:t>1.4.2. Phạm vi nghiên cứu</w:t>
-      </w:r>
-      <w:bookmarkEnd w:id="12"/>
-    </w:p>
-    <w:p>
-      <w:pPr>
-        <w:spacing w:line="360" w:lineRule="auto"/>
-        <w:ind w:firstLine="720"/>
-        <w:rPr>
-          <w:rFonts w:ascii="Times New Roman" w:hAnsi="Times New Roman" w:cs="Times New Roman"/>
-          <w:sz w:val="26"/>
-          <w:szCs w:val="26"/>
-        </w:rPr>
-      </w:pPr>
-      <w:r>
-        <w:rPr>
-          <w:rFonts w:ascii="Times New Roman" w:hAnsi="Times New Roman" w:cs="Times New Roman"/>
-          <w:sz w:val="26"/>
-          <w:szCs w:val="26"/>
-        </w:rPr>
-        <w:t>Đề tài tập trung xây dựng hệ thống nhận diện và phân loại 52 lớp biển báo giao thông Việt Nam trên dữ liệu ảnh. Hệ thống được phát triển bằng ngôn ngữ Python, sử dụng thư viện PyTorch và framework Ultralytics để triển khai các mô hình học sâu.</w:t>
-      </w:r>
-    </w:p>
-    <w:p>
-      <w:pPr>
-        <w:spacing w:line="360" w:lineRule="auto"/>
-        <w:ind w:firstLine="720"/>
-        <w:rPr>
-          <w:rFonts w:ascii="Times New Roman" w:hAnsi="Times New Roman" w:cs="Times New Roman"/>
-          <w:sz w:val="26"/>
-          <w:szCs w:val="26"/>
-        </w:rPr>
-      </w:pPr>
-    </w:p>
-    <w:p>
-      <w:pPr>
-        <w:spacing w:line="360" w:lineRule="auto"/>
-        <w:rPr>
-          <w:rFonts w:ascii="Times New Roman" w:hAnsi="Times New Roman" w:cs="Times New Roman"/>
-          <w:sz w:val="26"/>
-          <w:szCs w:val="26"/>
-        </w:rPr>
-      </w:pPr>
-    </w:p>
-    <w:p>
-      <w:pPr>
-        <w:spacing w:line="360" w:lineRule="auto"/>
-        <w:rPr>
-          <w:rFonts w:ascii="Times New Roman" w:hAnsi="Times New Roman" w:cs="Times New Roman"/>
-          <w:sz w:val="26"/>
-          <w:szCs w:val="26"/>
-        </w:rPr>
-      </w:pPr>
-    </w:p>
-    <w:p>
-      <w:pPr>
-        <w:spacing w:line="360" w:lineRule="auto"/>
-        <w:rPr>
-          <w:rFonts w:ascii="Times New Roman" w:hAnsi="Times New Roman" w:cs="Times New Roman"/>
-          <w:sz w:val="26"/>
-          <w:szCs w:val="26"/>
-        </w:rPr>
-      </w:pPr>
-    </w:p>
-    <w:p>
-      <w:pPr>
-        <w:spacing w:line="360" w:lineRule="auto"/>
-        <w:rPr>
-          <w:rFonts w:ascii="Times New Roman" w:hAnsi="Times New Roman" w:cs="Times New Roman"/>
-          <w:sz w:val="26"/>
-          <w:szCs w:val="26"/>
-        </w:rPr>
-      </w:pPr>
-    </w:p>
-    <w:p>
-      <w:pPr>
-        <w:spacing w:line="360" w:lineRule="auto"/>
-        <w:rPr>
-          <w:rFonts w:ascii="Times New Roman" w:hAnsi="Times New Roman" w:cs="Times New Roman"/>
-          <w:sz w:val="26"/>
-          <w:szCs w:val="26"/>
-        </w:rPr>
-      </w:pPr>
-    </w:p>
-    <w:p>
-      <w:pPr>
-        <w:spacing w:line="360" w:lineRule="auto"/>
-        <w:rPr>
-          <w:rFonts w:ascii="Times New Roman" w:hAnsi="Times New Roman" w:cs="Times New Roman"/>
-          <w:sz w:val="26"/>
-          <w:szCs w:val="26"/>
-        </w:rPr>
-      </w:pPr>
-    </w:p>
-    <w:p>
-      <w:pPr>
-        <w:spacing w:line="360" w:lineRule="auto"/>
-        <w:rPr>
-          <w:rFonts w:ascii="Times New Roman" w:hAnsi="Times New Roman" w:cs="Times New Roman"/>
-          <w:sz w:val="26"/>
-          <w:szCs w:val="26"/>
-        </w:rPr>
-      </w:pPr>
-    </w:p>
-    <w:p>
-      <w:pPr>
-        <w:spacing w:line="360" w:lineRule="auto"/>
-        <w:rPr>
-          <w:rFonts w:ascii="Times New Roman" w:hAnsi="Times New Roman" w:cs="Times New Roman"/>
-          <w:sz w:val="26"/>
-          <w:szCs w:val="26"/>
-        </w:rPr>
-      </w:pPr>
-    </w:p>
-    <w:p>
-      <w:pPr>
-        <w:pStyle w:val="Heading1"/>
-      </w:pPr>
-      <w:bookmarkStart w:id="13" w:name="_Toc232690052"/>
-      <w:r>
-        <w:t>CHƯƠNG 2: CƠ SỞ LÝ THUYẾT</w:t>
-      </w:r>
-      <w:bookmarkEnd w:id="13"/>
-    </w:p>
-    <w:p>
-      <w:pPr>
-        <w:pStyle w:val="Heading2"/>
-      </w:pPr>
-      <w:bookmarkStart w:id="14" w:name="_Toc232690053"/>
-      <w:r>
-        <w:t>2.1</w:t>
-      </w:r>
-      <w:r>
-        <w:t>. Convolutional Neural Network (CNN)</w:t>
-      </w:r>
-      <w:bookmarkEnd w:id="14"/>
-    </w:p>
-    <w:p>
-      <w:pPr>
-        <w:pStyle w:val="Heading3"/>
-      </w:pPr>
-      <w:bookmarkStart w:id="15" w:name="_Toc232690054"/>
-      <w:r>
-        <w:t>2.1</w:t>
-      </w:r>
-      <w:r>
-        <w:t>.1. Khái niệm Convolutional Neural Network</w:t>
-      </w:r>
-      <w:bookmarkEnd w:id="15"/>
-    </w:p>
-    <w:p>
-      <w:pPr>
-        <w:spacing w:line="360" w:lineRule="auto"/>
-        <w:ind w:firstLine="720"/>
-        <w:rPr>
-          <w:rFonts w:ascii="Times New Roman" w:hAnsi="Times New Roman" w:cs="Times New Roman"/>
-          <w:sz w:val="26"/>
-          <w:szCs w:val="26"/>
-        </w:rPr>
-      </w:pPr>
-      <w:r>
-        <w:rPr>
-          <w:rFonts w:ascii="Times New Roman" w:hAnsi="Times New Roman" w:cs="Times New Roman"/>
-          <w:sz w:val="26"/>
-          <w:szCs w:val="26"/>
-        </w:rPr>
-        <w:t>Convolutional Neural Network (CNN) là một kiến trúc mạng nơ-ron sâu được thiết kế chuyên biệt cho việc xử lý dữ liệu dạng lưới, đặc biệt là dữ liệu ảnh. Khác với các mạng nơ-ron truyền thống, CNN có khả năng khai thác mối quan hệ không gian giữa các điểm ảnh thông qua các phép tích chập, từ đó học được những đặc trưng có ý nghĩa trực tiếp từ dữ liệu đầu vào mà không cần xây dựng thủ công các bộ mô tả đặc trưng [3], [5].</w:t>
-      </w:r>
-    </w:p>
-    <w:p>
-      <w:pPr>
-        <w:spacing w:line="360" w:lineRule="auto"/>
-        <w:ind w:firstLine="720"/>
-        <w:rPr>
-          <w:rFonts w:ascii="Times New Roman" w:hAnsi="Times New Roman" w:cs="Times New Roman"/>
-          <w:sz w:val="26"/>
-          <w:szCs w:val="26"/>
-        </w:rPr>
-      </w:pPr>
-      <w:r>
-        <w:rPr>
-          <w:rFonts w:ascii="Times New Roman" w:hAnsi="Times New Roman" w:cs="Times New Roman"/>
-          <w:sz w:val="26"/>
-          <w:szCs w:val="26"/>
-        </w:rPr>
-        <w:t>Đối với dữ liệu hình ảnh, CNN có khả năng tự động học từ các đặc trưng đơn giản như cạnh, góc, đường cong ở các tầng đầu tiên, sau đó dần hình thành các đặc trưng có mức độ trừu tượng cao hơn ở các tầng sâu hơn. Cơ chế này cho phép mô hình nhận diện hiệu quả các đối tượng phức tạp ngay cả khi xuất hiện sự thay đổi về vị trí, tỷ lệ hoặc điều kiện quan sát [3].</w:t>
-      </w:r>
-    </w:p>
-    <w:p>
-      <w:pPr>
-        <w:pStyle w:val="Heading3"/>
-      </w:pPr>
-      <w:bookmarkStart w:id="16" w:name="_Toc232690055"/>
-      <w:r>
-        <w:t>2.1</w:t>
-      </w:r>
-      <w:r>
-        <w:t>.2. Cấu trúc cơ bản của CNN</w:t>
-      </w:r>
-      <w:bookmarkEnd w:id="16"/>
-    </w:p>
-    <w:p>
-      <w:pPr>
-        <w:spacing w:line="360" w:lineRule="auto"/>
-        <w:ind w:firstLine="720"/>
-        <w:rPr>
-          <w:rFonts w:ascii="Times New Roman" w:hAnsi="Times New Roman" w:cs="Times New Roman"/>
-          <w:sz w:val="26"/>
-          <w:szCs w:val="26"/>
-        </w:rPr>
-      </w:pPr>
-      <w:r>
-        <w:rPr>
-          <w:rFonts w:ascii="Times New Roman" w:hAnsi="Times New Roman" w:cs="Times New Roman"/>
-          <w:sz w:val="26"/>
-          <w:szCs w:val="26"/>
-        </w:rPr>
         <w:t>Một mô hình CNN thường được xây dựng từ nhiều loại tầng khác nhau, trong đó ba thành phần quan trọng nhất gồm tầng tích chập, tầng gộp và tầng kết nối đầy đủ.</w:t>
       </w:r>
     </w:p>
@@ -6810,7 +6799,6 @@
         <w:rPr>
           <w:noProof/>
         </w:rPr>
-        <w:lastRenderedPageBreak/>
         <w:drawing>
           <wp:inline distT="0" distB="0" distL="0" distR="0" wp14:anchorId="4F499198" wp14:editId="23867CA2">
             <wp:extent cx="4910471" cy="2446317"/>
@@ -6900,6 +6888,7 @@
           <w:sz w:val="26"/>
           <w:szCs w:val="26"/>
         </w:rPr>
+        <w:lastRenderedPageBreak/>
         <w:t>Tầng tích chập (Convolution Layer) đóng vai trò trích xuất đặc trưng từ ảnh đầu vào. Tại mỗi vị trí, một bộ lọc kích thước nhỏ được trượt trên ảnh để thực hiện phép tích chập, tạo ra các bản đồ đặc trưng (feature maps). Mỗi bộ lọc sẽ học cách phát hiện một loại đặc trưng nhất định, chẳng hạn như cạnh ngang, cạnh dọc hoặc các mẫu hình học phức tạp hơn [3].</w:t>
       </w:r>
     </w:p>
@@ -7006,55 +6995,55 @@
           <w:sz w:val="26"/>
           <w:szCs w:val="26"/>
         </w:rPr>
+        <w:t>Sau quá trình tích chập, hàm kích hoạt phi tuyến thường được áp dụng nhằm tăng khả năng biểu diễn của mạng. Trong các kiến trúc hiện đại, hàm Rectified Linear Unit (ReLU) được sử dụng phổ biến nhờ khả năng giảm hiện tượng mất gradient và cải thiện tốc độ hội tụ trong quá trình huấn luyện [6].</w:t>
+      </w:r>
+    </w:p>
+    <w:p>
+      <w:pPr>
+        <w:spacing w:line="360" w:lineRule="auto"/>
+        <w:ind w:firstLine="720"/>
+        <w:rPr>
+          <w:rFonts w:ascii="Times New Roman" w:hAnsi="Times New Roman" w:cs="Times New Roman"/>
+          <w:sz w:val="26"/>
+          <w:szCs w:val="26"/>
+        </w:rPr>
+      </w:pPr>
+      <w:r>
+        <w:rPr>
+          <w:rFonts w:ascii="Times New Roman" w:hAnsi="Times New Roman" w:cs="Times New Roman"/>
+          <w:sz w:val="26"/>
+          <w:szCs w:val="26"/>
+        </w:rPr>
+        <w:t>Tầng gộp (Pooling Layer) được sử dụng để giảm kích thước không gian của các bản đồ đặc trưng. Quá trình này giúp giảm số lượng tham số cần học, hạn chế hiện tượng quá khớp và tăng khả năng khái quát hóa của mô hình. Trong thực tế, Max Pooling là phương pháp được sử dụng rộng rãi nhất do khả năng giữ lại những đặc trưng nổi bật trong vùng quan sát [3].</w:t>
+      </w:r>
+    </w:p>
+    <w:p>
+      <w:pPr>
+        <w:spacing w:line="360" w:lineRule="auto"/>
+        <w:rPr>
+          <w:rFonts w:ascii="Times New Roman" w:hAnsi="Times New Roman" w:cs="Times New Roman"/>
+          <w:sz w:val="26"/>
+          <w:szCs w:val="26"/>
+        </w:rPr>
+      </w:pPr>
+    </w:p>
+    <w:p>
+      <w:pPr>
+        <w:spacing w:line="360" w:lineRule="auto"/>
+        <w:ind w:firstLine="720"/>
+        <w:rPr>
+          <w:rFonts w:ascii="Times New Roman" w:hAnsi="Times New Roman" w:cs="Times New Roman"/>
+          <w:sz w:val="26"/>
+          <w:szCs w:val="26"/>
+        </w:rPr>
+      </w:pPr>
+      <w:r>
+        <w:rPr>
+          <w:rFonts w:ascii="Times New Roman" w:hAnsi="Times New Roman" w:cs="Times New Roman"/>
+          <w:sz w:val="26"/>
+          <w:szCs w:val="26"/>
+        </w:rPr>
         <w:lastRenderedPageBreak/>
-        <w:t>Sau quá trình tích chập, hàm kích hoạt phi tuyến thường được áp dụng nhằm tăng khả năng biểu diễn của mạng. Trong các kiến trúc hiện đại, hàm Rectified Linear Unit (ReLU) được sử dụng phổ biến nhờ khả năng giảm hiện tượng mất gradient và cải thiện tốc độ hội tụ trong quá trình huấn luyện [6].</w:t>
-      </w:r>
-    </w:p>
-    <w:p>
-      <w:pPr>
-        <w:spacing w:line="360" w:lineRule="auto"/>
-        <w:ind w:firstLine="720"/>
-        <w:rPr>
-          <w:rFonts w:ascii="Times New Roman" w:hAnsi="Times New Roman" w:cs="Times New Roman"/>
-          <w:sz w:val="26"/>
-          <w:szCs w:val="26"/>
-        </w:rPr>
-      </w:pPr>
-      <w:r>
-        <w:rPr>
-          <w:rFonts w:ascii="Times New Roman" w:hAnsi="Times New Roman" w:cs="Times New Roman"/>
-          <w:sz w:val="26"/>
-          <w:szCs w:val="26"/>
-        </w:rPr>
-        <w:t>Tầng gộp (Pooling Layer) được sử dụng để giảm kích thước không gian của các bản đồ đặc trưng. Quá trình này giúp giảm số lượng tham số cần học, hạn chế hiện tượng quá khớp và tăng khả năng khái quát hóa của mô hình. Trong thực tế, Max Pooling là phương pháp được sử dụng rộng rãi nhất do khả năng giữ lại những đặc trưng nổi bật trong vùng quan sát [3].</w:t>
-      </w:r>
-    </w:p>
-    <w:p>
-      <w:pPr>
-        <w:spacing w:line="360" w:lineRule="auto"/>
-        <w:rPr>
-          <w:rFonts w:ascii="Times New Roman" w:hAnsi="Times New Roman" w:cs="Times New Roman"/>
-          <w:sz w:val="26"/>
-          <w:szCs w:val="26"/>
-        </w:rPr>
-      </w:pPr>
-    </w:p>
-    <w:p>
-      <w:pPr>
-        <w:spacing w:line="360" w:lineRule="auto"/>
-        <w:ind w:firstLine="720"/>
-        <w:rPr>
-          <w:rFonts w:ascii="Times New Roman" w:hAnsi="Times New Roman" w:cs="Times New Roman"/>
-          <w:sz w:val="26"/>
-          <w:szCs w:val="26"/>
-        </w:rPr>
-      </w:pPr>
-      <w:r>
-        <w:rPr>
-          <w:rFonts w:ascii="Times New Roman" w:hAnsi="Times New Roman" w:cs="Times New Roman"/>
-          <w:sz w:val="26"/>
-          <w:szCs w:val="26"/>
-        </w:rPr>
         <w:t>Ở các tầng cuối, đặc trưng đã được trích xuất sẽ được đưa vào các tầng kết nối đầy đủ (Fully Connected Layer) để thực hiện quá trình phân loại. Đầu ra cuối cùng thường được chuẩn hóa bằng hàm Softmax nhằm tạo ra phân bố xác suất trên các lớp cần dự đoán.</w:t>
       </w:r>
     </w:p>
@@ -7062,7 +7051,7 @@
       <w:pPr>
         <w:pStyle w:val="Heading3"/>
       </w:pPr>
-      <w:bookmarkStart w:id="17" w:name="_Toc232690056"/>
+      <w:bookmarkStart w:id="17" w:name="_Toc232714563"/>
       <w:r>
         <w:t>2.1</w:t>
       </w:r>
@@ -7193,9 +7182,68 @@
           <w:sz w:val="26"/>
           <w:szCs w:val="26"/>
         </w:rPr>
+        <w:t>Kết nối thưa (Sparse Connectivity) cho phép mỗi nơ-ron chỉ tương tác với một vùng nhỏ của ảnh đầu vào, còn gọi là trường cảm thụ (receptive field). Điều này giúp giảm đáng kể số lượng tham số so với các mạng kết nối đầy đủ truyền thống [3].</w:t>
+      </w:r>
+    </w:p>
+    <w:p>
+      <w:pPr>
+        <w:spacing w:line="360" w:lineRule="auto"/>
+        <w:ind w:firstLine="720"/>
+        <w:rPr>
+          <w:rFonts w:ascii="Times New Roman" w:hAnsi="Times New Roman" w:cs="Times New Roman"/>
+          <w:sz w:val="26"/>
+          <w:szCs w:val="26"/>
+        </w:rPr>
+      </w:pPr>
+      <w:r>
+        <w:rPr>
+          <w:rFonts w:ascii="Times New Roman" w:hAnsi="Times New Roman" w:cs="Times New Roman"/>
+          <w:sz w:val="26"/>
+          <w:szCs w:val="26"/>
+        </w:rPr>
+        <w:t>Song song với đó, cơ chế chia sẻ trọng số (Weight Sharing) cho phép cùng một bộ lọc được áp dụng trên toàn bộ ảnh. Nhờ vậy, CNN có khả năng phát hiện cùng một đặc trưng tại nhiều vị trí khác nhau mà không cần học lại nhiều lần. Đây là yếu tố quan trọng giúp mô hình đạt hiệu quả cao trong các bài toán nhận dạng hình ảnh [5].</w:t>
+      </w:r>
+    </w:p>
+    <w:p>
+      <w:pPr>
+        <w:spacing w:line="360" w:lineRule="auto"/>
+        <w:ind w:firstLine="720"/>
+        <w:rPr>
+          <w:rFonts w:ascii="Times New Roman" w:hAnsi="Times New Roman" w:cs="Times New Roman"/>
+          <w:sz w:val="26"/>
+          <w:szCs w:val="26"/>
+        </w:rPr>
+      </w:pPr>
+      <w:r>
+        <w:rPr>
+          <w:rFonts w:ascii="Times New Roman" w:hAnsi="Times New Roman" w:cs="Times New Roman"/>
+          <w:sz w:val="26"/>
+          <w:szCs w:val="26"/>
+        </w:rPr>
+        <w:t xml:space="preserve">Khi số lượng tầng tăng lên, CNN dần học được các biểu diễn phức tạp hơn. Những tầng gần đầu vào thường nhận biết các đặc trưng cơ bản như cạnh hoặc màu sắc, trong khi các tầng sâu hơn có thể mô tả các cấu trúc đặc trưng của đối tượng. Đối với bài toán </w:t>
+      </w:r>
+      <w:r>
+        <w:rPr>
+          <w:rFonts w:ascii="Times New Roman" w:hAnsi="Times New Roman" w:cs="Times New Roman"/>
+          <w:sz w:val="26"/>
+          <w:szCs w:val="26"/>
+        </w:rPr>
         <w:lastRenderedPageBreak/>
-        <w:t>Kết nối thưa (Sparse Connectivity) cho phép mỗi nơ-ron chỉ tương tác với một vùng nhỏ của ảnh đầu vào, còn gọi là trường cảm thụ (receptive field). Điều này giúp giảm đáng kể số lượng tham số so với các mạng kết nối đầy đủ truyền thống [3].</w:t>
-      </w:r>
+        <w:t>nhận diện biển báo giao thông, quá trình này giúp mô hình phân biệt được những biển báo có hình dạng hoặc màu sắc tương đồng nhưng khác nhau ở các chi tiết nhỏ.</w:t>
+      </w:r>
+    </w:p>
+    <w:p>
+      <w:pPr>
+        <w:pStyle w:val="Heading3"/>
+      </w:pPr>
+      <w:bookmarkStart w:id="18" w:name="_Toc232714564"/>
+      <w:r>
+        <w:t>2.1</w:t>
+      </w:r>
+      <w:r>
+        <w:t>.4. Ứng dụng của CNN trong nhận diện biển báo giao thông</w:t>
+      </w:r>
+      <w:bookmarkEnd w:id="18"/>
     </w:p>
     <w:p>
       <w:pPr>
@@ -7213,7 +7261,7 @@
           <w:sz w:val="26"/>
           <w:szCs w:val="26"/>
         </w:rPr>
-        <w:t>Song song với đó, cơ chế chia sẻ trọng số (Weight Sharing) cho phép cùng một bộ lọc được áp dụng trên toàn bộ ảnh. Nhờ vậy, CNN có khả năng phát hiện cùng một đặc trưng tại nhiều vị trí khác nhau mà không cần học lại nhiều lần. Đây là yếu tố quan trọng giúp mô hình đạt hiệu quả cao trong các bài toán nhận dạng hình ảnh [5].</w:t>
+        <w:t>Đối với những hệ thống nhận diện biển báo theo hướng hai giai đoạn, CNN thường được sử dụng sau bước phát hiện đối tượng. Sau khi vùng chứa biển báo được xác định bởi bộ phát hiện, ảnh biển báo sẽ được cắt ra và đưa vào mạng CNN để thực hiện phân loại chi tiết. Cách tiếp cận này giúp mô hình tập trung hoàn toàn vào thông tin của biển báo thay vì phải xử lý toàn bộ khung hình.</w:t>
       </w:r>
     </w:p>
     <w:p>
@@ -7232,21 +7280,34 @@
           <w:sz w:val="26"/>
           <w:szCs w:val="26"/>
         </w:rPr>
-        <w:t>Khi số lượng tầng tăng lên, CNN dần học được các biểu diễn phức tạp hơn. Những tầng gần đầu vào thường nhận biết các đặc trưng cơ bản như cạnh hoặc màu sắc, trong khi các tầng sâu hơn có thể mô tả các cấu trúc đặc trưng của đối tượng. Đối với bài toán nhận diện biển báo giao thông, quá trình này giúp mô hình phân biệt được những biển báo có hình dạng hoặc màu sắc tương đồng nhưng khác nhau ở các chi tiết nhỏ.</w:t>
-      </w:r>
+        <w:t>Trong phạm vi đề tài, CNN được sử dụng ở pipeline kết hợp giữa bộ phát hiện đối tượng và bộ phân loại ảnh. Sau khi mô hình YOLO xác định vị trí biển báo, vùng ảnh tương ứng sẽ được trích xuất và đưa vào CNN để dự đoán lớp cuối cùng. Hai kiến trúc được nghiên cứu là ResNet và EfficientNet, đây đều là những mô hình đã chứng minh hiệu quả cao trong các nhiệm vụ phân loại ảnh hiện đại [15]–[17].</w:t>
+      </w:r>
+    </w:p>
+    <w:p>
+      <w:pPr>
+        <w:pStyle w:val="Heading2"/>
+      </w:pPr>
+      <w:bookmarkStart w:id="19" w:name="_Toc232714565"/>
+      <w:r>
+        <w:t>2.2</w:t>
+      </w:r>
+      <w:r>
+        <w:t>. Object Detection</w:t>
+      </w:r>
+      <w:bookmarkEnd w:id="19"/>
     </w:p>
     <w:p>
       <w:pPr>
         <w:pStyle w:val="Heading3"/>
       </w:pPr>
-      <w:bookmarkStart w:id="18" w:name="_Toc232690057"/>
-      <w:r>
-        <w:t>2.1</w:t>
-      </w:r>
-      <w:r>
-        <w:t>.4. Ứng dụng của CNN trong nhận diện biển báo giao thông</w:t>
-      </w:r>
-      <w:bookmarkEnd w:id="18"/>
+      <w:bookmarkStart w:id="20" w:name="_Toc232714566"/>
+      <w:r>
+        <w:t>2.2</w:t>
+      </w:r>
+      <w:r>
+        <w:t>.1. Khái niệm Object Detection</w:t>
+      </w:r>
+      <w:bookmarkEnd w:id="20"/>
     </w:p>
     <w:p>
       <w:pPr>
@@ -7264,7 +7325,7 @@
           <w:sz w:val="26"/>
           <w:szCs w:val="26"/>
         </w:rPr>
-        <w:t>Đối với những hệ thống nhận diện biển báo theo hướng hai giai đoạn, CNN thường được sử dụng sau bước phát hiện đối tượng. Sau khi vùng chứa biển báo được xác định bởi bộ phát hiện, ảnh biển báo sẽ được cắt ra và đưa vào mạng CNN để thực hiện phân loại chi tiết. Cách tiếp cận này giúp mô hình tập trung hoàn toàn vào thông tin của biển báo thay vì phải xử lý toàn bộ khung hình.</w:t>
+        <w:t>Object Detection là bài toán xác định vị trí và phân loại các đối tượng xuất hiện trong ảnh hoặc video. Khác với Image Classification chỉ đưa ra nhãn cho toàn bộ ảnh, Object Detection yêu cầu hệ thống đồng thời trả lời hai câu hỏi: đối tượng nằm ở đâu và đối tượng đó thuộc lớp nào [1], [2].</w:t>
       </w:r>
     </w:p>
     <w:p>
@@ -7283,34 +7344,21 @@
           <w:sz w:val="26"/>
           <w:szCs w:val="26"/>
         </w:rPr>
-        <w:t>Trong phạm vi đề tài, CNN được sử dụng ở pipeline kết hợp giữa bộ phát hiện đối tượng và bộ phân loại ảnh. Sau khi mô hình YOLO xác định vị trí biển báo, vùng ảnh tương ứng sẽ được trích xuất và đưa vào CNN để dự đoán lớp cuối cùng. Hai kiến trúc được nghiên cứu là ResNet và EfficientNet, đây đều là những mô hình đã chứng minh hiệu quả cao trong các nhiệm vụ phân loại ảnh hiện đại [15]–[17].</w:t>
-      </w:r>
-    </w:p>
-    <w:p>
-      <w:pPr>
-        <w:pStyle w:val="Heading2"/>
-      </w:pPr>
-      <w:bookmarkStart w:id="19" w:name="_Toc232690058"/>
+        <w:t>Kết quả của một mô hình Object Detection thường bao gồm các khung giới hạn (bounding box), nhãn lớp và độ tin cậy tương ứng. Mỗi bounding box được biểu diễn bằng tọa độ xác định vùng chứa đối tượng trong ảnh, trong khi nhãn lớp mô tả loại đối tượng được phát hiện.</w:t>
+      </w:r>
+    </w:p>
+    <w:p>
+      <w:pPr>
+        <w:pStyle w:val="Heading3"/>
+      </w:pPr>
+      <w:bookmarkStart w:id="21" w:name="_Toc232714567"/>
       <w:r>
         <w:t>2.2</w:t>
       </w:r>
       <w:r>
-        <w:t>. Object Detection</w:t>
-      </w:r>
-      <w:bookmarkEnd w:id="19"/>
-    </w:p>
-    <w:p>
-      <w:pPr>
-        <w:pStyle w:val="Heading3"/>
-      </w:pPr>
-      <w:bookmarkStart w:id="20" w:name="_Toc232690059"/>
-      <w:r>
-        <w:t>2.2</w:t>
-      </w:r>
-      <w:r>
-        <w:t>.1. Khái niệm Object Detection</w:t>
-      </w:r>
-      <w:bookmarkEnd w:id="20"/>
+        <w:t>.2. Các thành phần của bài toán Object Detection</w:t>
+      </w:r>
+      <w:bookmarkEnd w:id="21"/>
     </w:p>
     <w:p>
       <w:pPr>
@@ -7328,8 +7376,19 @@
           <w:sz w:val="26"/>
           <w:szCs w:val="26"/>
         </w:rPr>
-        <w:t xml:space="preserve">Object Detection là bài toán xác định vị trí và phân loại các đối tượng xuất hiện trong ảnh hoặc video. Khác với Image Classification chỉ đưa ra nhãn cho toàn bộ ảnh, </w:t>
-      </w:r>
+        <w:t>Một hệ thống phát hiện đối tượng hiện đại thường bao gồm ba nhiệm vụ chính: trích xuất đặc trưng, định vị đối tượng và phân loại đối tượng.</w:t>
+      </w:r>
+    </w:p>
+    <w:p>
+      <w:pPr>
+        <w:spacing w:line="360" w:lineRule="auto"/>
+        <w:ind w:firstLine="720"/>
+        <w:rPr>
+          <w:rFonts w:ascii="Times New Roman" w:hAnsi="Times New Roman" w:cs="Times New Roman"/>
+          <w:sz w:val="26"/>
+          <w:szCs w:val="26"/>
+        </w:rPr>
+      </w:pPr>
       <w:r>
         <w:rPr>
           <w:rFonts w:ascii="Times New Roman" w:hAnsi="Times New Roman" w:cs="Times New Roman"/>
@@ -7337,76 +7396,6 @@
           <w:szCs w:val="26"/>
         </w:rPr>
         <w:lastRenderedPageBreak/>
-        <w:t>Object Detection yêu cầu hệ thống đồng thời trả lời hai câu hỏi: đối tượng nằm ở đâu và đối tượng đó thuộc lớp nào [1], [2].</w:t>
-      </w:r>
-    </w:p>
-    <w:p>
-      <w:pPr>
-        <w:spacing w:line="360" w:lineRule="auto"/>
-        <w:ind w:firstLine="720"/>
-        <w:rPr>
-          <w:rFonts w:ascii="Times New Roman" w:hAnsi="Times New Roman" w:cs="Times New Roman"/>
-          <w:sz w:val="26"/>
-          <w:szCs w:val="26"/>
-        </w:rPr>
-      </w:pPr>
-      <w:r>
-        <w:rPr>
-          <w:rFonts w:ascii="Times New Roman" w:hAnsi="Times New Roman" w:cs="Times New Roman"/>
-          <w:sz w:val="26"/>
-          <w:szCs w:val="26"/>
-        </w:rPr>
-        <w:t>Kết quả của một mô hình Object Detection thường bao gồm các khung giới hạn (bounding box), nhãn lớp và độ tin cậy tương ứng. Mỗi bounding box được biểu diễn bằng tọa độ xác định vùng chứa đối tượng trong ảnh, trong khi nhãn lớp mô tả loại đối tượng được phát hiện.</w:t>
-      </w:r>
-    </w:p>
-    <w:p>
-      <w:pPr>
-        <w:pStyle w:val="Heading3"/>
-      </w:pPr>
-      <w:bookmarkStart w:id="21" w:name="_Toc232690060"/>
-      <w:r>
-        <w:t>2.2</w:t>
-      </w:r>
-      <w:r>
-        <w:t>.2. Các thành phần của bài toán Object Detection</w:t>
-      </w:r>
-      <w:bookmarkEnd w:id="21"/>
-    </w:p>
-    <w:p>
-      <w:pPr>
-        <w:spacing w:line="360" w:lineRule="auto"/>
-        <w:ind w:firstLine="720"/>
-        <w:rPr>
-          <w:rFonts w:ascii="Times New Roman" w:hAnsi="Times New Roman" w:cs="Times New Roman"/>
-          <w:sz w:val="26"/>
-          <w:szCs w:val="26"/>
-        </w:rPr>
-      </w:pPr>
-      <w:r>
-        <w:rPr>
-          <w:rFonts w:ascii="Times New Roman" w:hAnsi="Times New Roman" w:cs="Times New Roman"/>
-          <w:sz w:val="26"/>
-          <w:szCs w:val="26"/>
-        </w:rPr>
-        <w:t>Một hệ thống phát hiện đối tượng hiện đại thường bao gồm ba nhiệm vụ chính: trích xuất đặc trưng, định vị đối tượng và phân loại đối tượng.</w:t>
-      </w:r>
-    </w:p>
-    <w:p>
-      <w:pPr>
-        <w:spacing w:line="360" w:lineRule="auto"/>
-        <w:ind w:firstLine="720"/>
-        <w:rPr>
-          <w:rFonts w:ascii="Times New Roman" w:hAnsi="Times New Roman" w:cs="Times New Roman"/>
-          <w:sz w:val="26"/>
-          <w:szCs w:val="26"/>
-        </w:rPr>
-      </w:pPr>
-      <w:r>
-        <w:rPr>
-          <w:rFonts w:ascii="Times New Roman" w:hAnsi="Times New Roman" w:cs="Times New Roman"/>
-          <w:sz w:val="26"/>
-          <w:szCs w:val="26"/>
-        </w:rPr>
         <w:t>Giai đoạn đầu tiên là trích xuất đặc trưng từ ảnh đầu vào. Các mạng CNN hoặc các backbone hiện đại được sử dụng để chuyển đổi dữ liệu ảnh thành các biểu diễn đặc trưng giàu thông tin. Những đặc trưng này đóng vai trò nền tảng cho các bước xử lý tiếp theo [7].</w:t>
       </w:r>
     </w:p>
@@ -7598,8 +7587,9 @@
       <w:pPr>
         <w:pStyle w:val="Heading3"/>
       </w:pPr>
-      <w:bookmarkStart w:id="22" w:name="_Toc232690061"/>
-      <w:r>
+      <w:bookmarkStart w:id="22" w:name="_Toc232714568"/>
+      <w:r>
+        <w:lastRenderedPageBreak/>
         <w:t>2.2</w:t>
       </w:r>
       <w:r>
@@ -7787,9 +7777,68 @@
           <w:sz w:val="26"/>
           <w:szCs w:val="26"/>
         </w:rPr>
+        <w:t>Ưu điểm của các mô hình hai giai đoạn là độ chính xác cao nhờ quá trình xử lý chi tiết trên từng vùng ứng viên. Tuy nhiên, việc thực hiện nhiều bước liên tiếp làm gia tăng chi phí tính toán và giảm tốc độ suy luận, khiến chúng gặp hạn chế trong các ứng dụng yêu cầu thời gian thực.</w:t>
+      </w:r>
+    </w:p>
+    <w:p>
+      <w:pPr>
+        <w:spacing w:line="360" w:lineRule="auto"/>
+        <w:ind w:firstLine="720"/>
+        <w:rPr>
+          <w:rFonts w:ascii="Times New Roman" w:hAnsi="Times New Roman" w:cs="Times New Roman"/>
+          <w:sz w:val="26"/>
+          <w:szCs w:val="26"/>
+        </w:rPr>
+      </w:pPr>
+      <w:r>
+        <w:rPr>
+          <w:rFonts w:ascii="Times New Roman" w:hAnsi="Times New Roman" w:cs="Times New Roman"/>
+          <w:sz w:val="26"/>
+          <w:szCs w:val="26"/>
+        </w:rPr>
+        <w:t>Nhóm single-stage detector loại bỏ bước sinh vùng ứng viên riêng biệt và thực hiện trực tiếp việc định vị cũng như phân loại đối tượng trên toàn bộ ảnh trong một lần suy luận. SSD và YOLO là những đại diện tiêu biểu của hướng tiếp cận này [9], [10].</w:t>
+      </w:r>
+    </w:p>
+    <w:p>
+      <w:pPr>
+        <w:spacing w:line="360" w:lineRule="auto"/>
+        <w:ind w:firstLine="720"/>
+        <w:rPr>
+          <w:rFonts w:ascii="Times New Roman" w:hAnsi="Times New Roman" w:cs="Times New Roman"/>
+          <w:sz w:val="26"/>
+          <w:szCs w:val="26"/>
+        </w:rPr>
+      </w:pPr>
+      <w:r>
+        <w:rPr>
+          <w:rFonts w:ascii="Times New Roman" w:hAnsi="Times New Roman" w:cs="Times New Roman"/>
+          <w:sz w:val="26"/>
+          <w:szCs w:val="26"/>
+        </w:rPr>
+        <w:t xml:space="preserve">Nhờ kiến trúc đơn giản hơn, các mô hình single-stage đạt tốc độ xử lý cao hơn đáng kể so với các phương pháp hai giai đoạn. Điều này đặc biệt quan trọng đối với các </w:t>
+      </w:r>
+      <w:r>
+        <w:rPr>
+          <w:rFonts w:ascii="Times New Roman" w:hAnsi="Times New Roman" w:cs="Times New Roman"/>
+          <w:sz w:val="26"/>
+          <w:szCs w:val="26"/>
+        </w:rPr>
         <w:lastRenderedPageBreak/>
-        <w:t>Ưu điểm của các mô hình hai giai đoạn là độ chính xác cao nhờ quá trình xử lý chi tiết trên từng vùng ứng viên. Tuy nhiên, việc thực hiện nhiều bước liên tiếp làm gia tăng chi phí tính toán và giảm tốc độ suy luận, khiến chúng gặp hạn chế trong các ứng dụng yêu cầu thời gian thực.</w:t>
-      </w:r>
+        <w:t>hệ thống cần phản hồi nhanh như camera giao thông, phương tiện tự hành hoặc các ứng dụng giám sát thời gian thực.</w:t>
+      </w:r>
+    </w:p>
+    <w:p>
+      <w:pPr>
+        <w:pStyle w:val="Heading3"/>
+      </w:pPr>
+      <w:bookmarkStart w:id="23" w:name="_Toc232714569"/>
+      <w:r>
+        <w:t>2.2</w:t>
+      </w:r>
+      <w:r>
+        <w:t>.4. Vai trò của Object Detection trong nhận diện biển báo giao thông</w:t>
+      </w:r>
+      <w:bookmarkEnd w:id="23"/>
     </w:p>
     <w:p>
       <w:pPr>
@@ -7807,7 +7856,7 @@
           <w:sz w:val="26"/>
           <w:szCs w:val="26"/>
         </w:rPr>
-        <w:t>Nhóm single-stage detector loại bỏ bước sinh vùng ứng viên riêng biệt và thực hiện trực tiếp việc định vị cũng như phân loại đối tượng trên toàn bộ ảnh trong một lần suy luận. SSD và YOLO là những đại diện tiêu biểu của hướng tiếp cận này [9], [10].</w:t>
+        <w:t>Trong bài toán nhận diện biển báo giao thông, bước phát hiện đối tượng đóng vai trò nền tảng của toàn bộ hệ thống. Trước khi tiến hành phân loại, hệ thống cần xác định chính xác vị trí xuất hiện của biển báo trong ảnh. Nếu quá trình phát hiện không chính xác, chất lượng của bước nhận dạng phía sau cũng sẽ bị ảnh hưởng đáng kể.</w:t>
       </w:r>
     </w:p>
     <w:p>
@@ -7826,21 +7875,34 @@
           <w:sz w:val="26"/>
           <w:szCs w:val="26"/>
         </w:rPr>
-        <w:t>Nhờ kiến trúc đơn giản hơn, các mô hình single-stage đạt tốc độ xử lý cao hơn đáng kể so với các phương pháp hai giai đoạn. Điều này đặc biệt quan trọng đối với các hệ thống cần phản hồi nhanh như camera giao thông, phương tiện tự hành hoặc các ứng dụng giám sát thời gian thực.</w:t>
-      </w:r>
+        <w:t>Nhiều mô hình Object Detection hiện đại như Faster R-CNN, SSD và YOLO đã được áp dụng thành công cho bài toán nhận diện biển báo giao thông [8]–[12]. Trong số đó, YOLO được đánh giá cao nhờ khả năng cân bằng giữa tốc độ và độ chính xác, phù hợp với các ứng dụng yêu cầu xử lý theo thời gian thực.</w:t>
+      </w:r>
+    </w:p>
+    <w:p>
+      <w:pPr>
+        <w:pStyle w:val="Heading2"/>
+      </w:pPr>
+      <w:bookmarkStart w:id="24" w:name="_Toc232714570"/>
+      <w:r>
+        <w:t>2.3</w:t>
+      </w:r>
+      <w:r>
+        <w:t>. YOLO</w:t>
+      </w:r>
+      <w:bookmarkEnd w:id="24"/>
     </w:p>
     <w:p>
       <w:pPr>
         <w:pStyle w:val="Heading3"/>
       </w:pPr>
-      <w:bookmarkStart w:id="23" w:name="_Toc232690062"/>
-      <w:r>
-        <w:t>2.2</w:t>
-      </w:r>
-      <w:r>
-        <w:t>.4. Vai trò của Object Detection trong nhận diện biển báo giao thông</w:t>
-      </w:r>
-      <w:bookmarkEnd w:id="23"/>
+      <w:bookmarkStart w:id="25" w:name="_Toc232714571"/>
+      <w:r>
+        <w:t>2.3</w:t>
+      </w:r>
+      <w:r>
+        <w:t>.1. Tổng quan về YOLO</w:t>
+      </w:r>
+      <w:bookmarkEnd w:id="25"/>
     </w:p>
     <w:p>
       <w:pPr>
@@ -7858,7 +7920,7 @@
           <w:sz w:val="26"/>
           <w:szCs w:val="26"/>
         </w:rPr>
-        <w:t>Trong bài toán nhận diện biển báo giao thông, bước phát hiện đối tượng đóng vai trò nền tảng của toàn bộ hệ thống. Trước khi tiến hành phân loại, hệ thống cần xác định chính xác vị trí xuất hiện của biển báo trong ảnh. Nếu quá trình phát hiện không chính xác, chất lượng của bước nhận dạng phía sau cũng sẽ bị ảnh hưởng đáng kể.</w:t>
+        <w:t>YOLO (You Only Look Once) là họ mô hình phát hiện đối tượng thuộc nhóm single-stage detector, được giới thiệu lần đầu bởi Redmon và cộng sự vào năm 2016 [10]. Khác với các phương pháp two-stage detector như Fast R-CNN hay Faster R-CNN, YOLO thực hiện đồng thời nhiệm vụ định vị và phân loại đối tượng trong một lần suy luận duy nhất. Cách tiếp cận này giúp giảm đáng kể độ phức tạp tính toán và nâng cao tốc độ xử lý, đặc biệt phù hợp với các ứng dụng yêu cầu phản hồi theo thời gian thực [7], [8], [10].</w:t>
       </w:r>
     </w:p>
     <w:p>
@@ -7877,34 +7939,49 @@
           <w:sz w:val="26"/>
           <w:szCs w:val="26"/>
         </w:rPr>
-        <w:t>Nhiều mô hình Object Detection hiện đại như Faster R-CNN, SSD và YOLO đã được áp dụng thành công cho bài toán nhận diện biển báo giao thông [8]–[12]. Trong số đó, YOLO được đánh giá cao nhờ khả năng cân bằng giữa tốc độ và độ chính xác, phù hợp với các ứng dụng yêu cầu xử lý theo thời gian thực.</w:t>
-      </w:r>
-    </w:p>
-    <w:p>
-      <w:pPr>
-        <w:pStyle w:val="Heading2"/>
-      </w:pPr>
-      <w:bookmarkStart w:id="24" w:name="_Toc232690063"/>
+        <w:t>Ý tưởng cốt lõi của YOLO là xem bài toán phát hiện đối tượng như một bài toán hồi quy trực tiếp từ ảnh đầu vào đến tọa độ bounding box và xác suất lớp. Thay vì tạo ra các vùng đề xuất (region proposals) rồi tiến hành phân loại riêng biệt, toàn bộ ảnh được đưa qua một mạng nơ-ron duy nhất để dự đoán trực tiếp các đối tượng xuất hiện trong ảnh [10].</w:t>
+      </w:r>
+    </w:p>
+    <w:p>
+      <w:pPr>
+        <w:spacing w:line="360" w:lineRule="auto"/>
+        <w:ind w:firstLine="720"/>
+        <w:rPr>
+          <w:rFonts w:ascii="Times New Roman" w:hAnsi="Times New Roman" w:cs="Times New Roman"/>
+          <w:sz w:val="26"/>
+          <w:szCs w:val="26"/>
+        </w:rPr>
+      </w:pPr>
+      <w:r>
+        <w:rPr>
+          <w:rFonts w:ascii="Times New Roman" w:hAnsi="Times New Roman" w:cs="Times New Roman"/>
+          <w:sz w:val="26"/>
+          <w:szCs w:val="26"/>
+        </w:rPr>
+        <w:t xml:space="preserve">Nhờ khả năng xử lý nhanh và kiến trúc đơn giản, YOLO đã trở thành một trong những hướng nghiên cứu phổ biến nhất trong lĩnh vực Object Detection. Qua nhiều thế </w:t>
+      </w:r>
+      <w:r>
+        <w:rPr>
+          <w:rFonts w:ascii="Times New Roman" w:hAnsi="Times New Roman" w:cs="Times New Roman"/>
+          <w:sz w:val="26"/>
+          <w:szCs w:val="26"/>
+        </w:rPr>
+        <w:lastRenderedPageBreak/>
+        <w:t>hệ phát triển, họ mô hình YOLO liên tục được cải tiến nhằm nâng cao độ chính xác, khả năng phát hiện vật thể nhỏ và hiệu quả suy luận trên các thiết bị có tài nguyên hạn chế [11]–[14].</w:t>
+      </w:r>
+    </w:p>
+    <w:p>
+      <w:pPr>
+        <w:pStyle w:val="Heading3"/>
+      </w:pPr>
+      <w:bookmarkStart w:id="26" w:name="_Toc232714572"/>
       <w:r>
         <w:t>2.3</w:t>
       </w:r>
       <w:r>
-        <w:t>. YOLO</w:t>
-      </w:r>
-      <w:bookmarkEnd w:id="24"/>
-    </w:p>
-    <w:p>
-      <w:pPr>
-        <w:pStyle w:val="Heading3"/>
-      </w:pPr>
-      <w:bookmarkStart w:id="25" w:name="_Toc232690064"/>
-      <w:r>
-        <w:t>2.3</w:t>
-      </w:r>
-      <w:r>
-        <w:t>.1. Tổng quan về YOLO</w:t>
-      </w:r>
-      <w:bookmarkEnd w:id="25"/>
+        <w:t>.2. Nguyên lý hoạt động của YOLO</w:t>
+      </w:r>
+      <w:bookmarkEnd w:id="26"/>
     </w:p>
     <w:p>
       <w:pPr>
@@ -7922,16 +7999,7 @@
           <w:sz w:val="26"/>
           <w:szCs w:val="26"/>
         </w:rPr>
-        <w:t xml:space="preserve">YOLO (You Only Look Once) là họ mô hình phát hiện đối tượng thuộc nhóm single-stage detector, được giới thiệu lần đầu bởi Redmon và cộng sự vào năm 2016 [10]. Khác với các phương pháp two-stage detector như Fast R-CNN hay Faster R-CNN, YOLO thực hiện đồng thời nhiệm vụ định vị và phân loại đối tượng trong một lần suy luận duy nhất. Cách tiếp cận này giúp giảm đáng kể độ phức tạp tính toán và nâng cao tốc </w:t>
-      </w:r>
-      <w:r>
-        <w:rPr>
-          <w:rFonts w:ascii="Times New Roman" w:hAnsi="Times New Roman" w:cs="Times New Roman"/>
-          <w:sz w:val="26"/>
-          <w:szCs w:val="26"/>
-        </w:rPr>
-        <w:lastRenderedPageBreak/>
-        <w:t>độ xử lý, đặc biệt phù hợp với các ứng dụng yêu cầu phản hồi theo thời gian thực [7], [8], [10].</w:t>
+        <w:t>Trong kiến trúc YOLO, ảnh đầu vào được chia thành nhiều vùng không gian. Đối với mỗi vùng, mô hình dự đoán một tập các bounding box cùng với độ tin cậy và xác suất thuộc về các lớp đối tượng khác nhau [10].</w:t>
       </w:r>
     </w:p>
     <w:p>
@@ -7950,76 +8018,6 @@
           <w:sz w:val="26"/>
           <w:szCs w:val="26"/>
         </w:rPr>
-        <w:t>Ý tưởng cốt lõi của YOLO là xem bài toán phát hiện đối tượng như một bài toán hồi quy trực tiếp từ ảnh đầu vào đến tọa độ bounding box và xác suất lớp. Thay vì tạo ra các vùng đề xuất (region proposals) rồi tiến hành phân loại riêng biệt, toàn bộ ảnh được đưa qua một mạng nơ-ron duy nhất để dự đoán trực tiếp các đối tượng xuất hiện trong ảnh [10].</w:t>
-      </w:r>
-    </w:p>
-    <w:p>
-      <w:pPr>
-        <w:spacing w:line="360" w:lineRule="auto"/>
-        <w:ind w:firstLine="720"/>
-        <w:rPr>
-          <w:rFonts w:ascii="Times New Roman" w:hAnsi="Times New Roman" w:cs="Times New Roman"/>
-          <w:sz w:val="26"/>
-          <w:szCs w:val="26"/>
-        </w:rPr>
-      </w:pPr>
-      <w:r>
-        <w:rPr>
-          <w:rFonts w:ascii="Times New Roman" w:hAnsi="Times New Roman" w:cs="Times New Roman"/>
-          <w:sz w:val="26"/>
-          <w:szCs w:val="26"/>
-        </w:rPr>
-        <w:t>Nhờ khả năng xử lý nhanh và kiến trúc đơn giản, YOLO đã trở thành một trong những hướng nghiên cứu phổ biến nhất trong lĩnh vực Object Detection. Qua nhiều thế hệ phát triển, họ mô hình YOLO liên tục được cải tiến nhằm nâng cao độ chính xác, khả năng phát hiện vật thể nhỏ và hiệu quả suy luận trên các thiết bị có tài nguyên hạn chế [11]–[14].</w:t>
-      </w:r>
-    </w:p>
-    <w:p>
-      <w:pPr>
-        <w:pStyle w:val="Heading3"/>
-      </w:pPr>
-      <w:bookmarkStart w:id="26" w:name="_Toc232690065"/>
-      <w:r>
-        <w:t>2.3</w:t>
-      </w:r>
-      <w:r>
-        <w:t>.2. Nguyên lý hoạt động của YOLO</w:t>
-      </w:r>
-      <w:bookmarkEnd w:id="26"/>
-    </w:p>
-    <w:p>
-      <w:pPr>
-        <w:spacing w:line="360" w:lineRule="auto"/>
-        <w:ind w:firstLine="720"/>
-        <w:rPr>
-          <w:rFonts w:ascii="Times New Roman" w:hAnsi="Times New Roman" w:cs="Times New Roman"/>
-          <w:sz w:val="26"/>
-          <w:szCs w:val="26"/>
-        </w:rPr>
-      </w:pPr>
-      <w:r>
-        <w:rPr>
-          <w:rFonts w:ascii="Times New Roman" w:hAnsi="Times New Roman" w:cs="Times New Roman"/>
-          <w:sz w:val="26"/>
-          <w:szCs w:val="26"/>
-        </w:rPr>
-        <w:t>Trong kiến trúc YOLO, ảnh đầu vào được chia thành nhiều vùng không gian. Đối với mỗi vùng, mô hình dự đoán một tập các bounding box cùng với độ tin cậy và xác suất thuộc về các lớp đối tượng khác nhau [10].</w:t>
-      </w:r>
-    </w:p>
-    <w:p>
-      <w:pPr>
-        <w:spacing w:line="360" w:lineRule="auto"/>
-        <w:ind w:firstLine="720"/>
-        <w:rPr>
-          <w:rFonts w:ascii="Times New Roman" w:hAnsi="Times New Roman" w:cs="Times New Roman"/>
-          <w:sz w:val="26"/>
-          <w:szCs w:val="26"/>
-        </w:rPr>
-      </w:pPr>
-      <w:r>
-        <w:rPr>
-          <w:rFonts w:ascii="Times New Roman" w:hAnsi="Times New Roman" w:cs="Times New Roman"/>
-          <w:sz w:val="26"/>
-          <w:szCs w:val="26"/>
-        </w:rPr>
         <w:t>Quá trình suy luận của YOLO có thể được mô tả qua ba bước chính. Trước tiên, ảnh được đưa vào mạng CNN để trích xuất đặc trưng. Các đặc trưng này sau đó được sử dụng để dự đoán vị trí bounding box và xác suất lớp tương ứng. Cuối cùng, kỹ thuật Non-Maximum Suppression (NMS) được áp dụng nhằm loại bỏ các dự đoán chồng lấn và giữ lại những kết quả có độ tin cậy cao nhất [1], [10].</w:t>
       </w:r>
     </w:p>
@@ -8040,7 +8038,6 @@
           <w:sz w:val="26"/>
           <w:szCs w:val="26"/>
         </w:rPr>
-        <w:lastRenderedPageBreak/>
         <w:drawing>
           <wp:inline distT="0" distB="0" distL="0" distR="0" wp14:anchorId="3A39C9D4" wp14:editId="7D354E49">
             <wp:extent cx="5105400" cy="2267976"/>
@@ -8164,6 +8161,7 @@
           <w:sz w:val="26"/>
           <w:szCs w:val="26"/>
         </w:rPr>
+        <w:lastRenderedPageBreak/>
         <w:t>Một trong những ưu điểm quan trọng của YOLO là khả năng khai thác thông tin toàn cục của ảnh. Do toàn bộ ảnh được xử lý đồng thời thay vì từng vùng riêng lẻ, mô hình có thể tận dụng ngữ cảnh xung quanh đối tượng để cải thiện khả năng nhận dạng [10].</w:t>
       </w:r>
     </w:p>
@@ -8171,7 +8169,7 @@
       <w:pPr>
         <w:pStyle w:val="Heading3"/>
       </w:pPr>
-      <w:bookmarkStart w:id="27" w:name="_Toc232690066"/>
+      <w:bookmarkStart w:id="27" w:name="_Toc232714573"/>
       <w:r>
         <w:t>2.3</w:t>
       </w:r>
@@ -8221,7 +8219,87 @@
           <w:sz w:val="26"/>
           <w:szCs w:val="26"/>
         </w:rPr>
-        <w:t xml:space="preserve">Tuy nhiên, YOLO vẫn tồn tại một số hạn chế. Độ chính xác của mô hình có thể suy giảm khi xử lý các đối tượng rất nhỏ hoặc các lớp có mức độ tương đồng cao. Trong những trường hợp yêu cầu phân biệt các chi tiết tinh vi, việc sử dụng thêm một bộ phân loại chuyên biệt có thể mang lại kết quả tốt hơn. Ngoài ra, hiệu năng của YOLO phụ </w:t>
+        <w:t>Tuy nhiên, YOLO vẫn tồn tại một số hạn chế. Độ chính xác của mô hình có thể suy giảm khi xử lý các đối tượng rất nhỏ hoặc các lớp có mức độ tương đồng cao. Trong những trường hợp yêu cầu phân biệt các chi tiết tinh vi, việc sử dụng thêm một bộ phân loại chuyên biệt có thể mang lại kết quả tốt hơn. Ngoài ra, hiệu năng của YOLO phụ thuộc đáng kể vào chất lượng dữ liệu huấn luyện cũng như chiến lược tăng cường dữ liệu được áp dụng [12], [13].</w:t>
+      </w:r>
+    </w:p>
+    <w:p>
+      <w:pPr>
+        <w:pStyle w:val="Heading3"/>
+      </w:pPr>
+      <w:bookmarkStart w:id="28" w:name="_Toc232714574"/>
+      <w:r>
+        <w:t>2.</w:t>
+      </w:r>
+      <w:r>
+        <w:t>4</w:t>
+      </w:r>
+      <w:r>
+        <w:t>.5. Vai trò của YOLO trong bài toán nhận diện biển báo giao thông</w:t>
+      </w:r>
+      <w:bookmarkEnd w:id="28"/>
+    </w:p>
+    <w:p>
+      <w:pPr>
+        <w:spacing w:line="360" w:lineRule="auto"/>
+        <w:ind w:firstLine="720"/>
+        <w:rPr>
+          <w:rFonts w:ascii="Times New Roman" w:hAnsi="Times New Roman" w:cs="Times New Roman"/>
+          <w:sz w:val="26"/>
+          <w:szCs w:val="26"/>
+        </w:rPr>
+      </w:pPr>
+      <w:r>
+        <w:rPr>
+          <w:rFonts w:ascii="Times New Roman" w:hAnsi="Times New Roman" w:cs="Times New Roman"/>
+          <w:sz w:val="26"/>
+          <w:szCs w:val="26"/>
+        </w:rPr>
+        <w:t>YOLO được sử dụng rộng rãi trong các hệ thống nhận diện biển báo giao thông nhờ khả năng phát hiện nhanh các đối tượng có kích thước nhỏ trong môi trường phức tạp. Trong điều kiện thực tế, biển báo thường xuất hiện ở khoảng cách xa, chịu ảnh hưởng của ánh sáng, thời tiết hoặc hiện tượng che khuất. Những yếu tố này đòi hỏi mô hình phải vừa đảm bảo độ chính xác vừa duy trì tốc độ xử lý đủ cao để đáp ứng yêu cầu thời gian thực.</w:t>
+      </w:r>
+    </w:p>
+    <w:p>
+      <w:pPr>
+        <w:pStyle w:val="Heading2"/>
+      </w:pPr>
+      <w:bookmarkStart w:id="29" w:name="_Toc232714575"/>
+      <w:r>
+        <w:t>2.4</w:t>
+      </w:r>
+      <w:r>
+        <w:t>. ResNet và EfficientNet</w:t>
+      </w:r>
+      <w:bookmarkEnd w:id="29"/>
+    </w:p>
+    <w:p>
+      <w:pPr>
+        <w:pStyle w:val="Heading3"/>
+      </w:pPr>
+      <w:bookmarkStart w:id="30" w:name="_Toc232714576"/>
+      <w:r>
+        <w:t>2.4</w:t>
+      </w:r>
+      <w:r>
+        <w:t>.1. Tổng quan về các mô hình CNN hiện đại</w:t>
+      </w:r>
+      <w:bookmarkEnd w:id="30"/>
+    </w:p>
+    <w:p>
+      <w:pPr>
+        <w:spacing w:line="360" w:lineRule="auto"/>
+        <w:ind w:firstLine="720"/>
+        <w:rPr>
+          <w:rFonts w:ascii="Times New Roman" w:hAnsi="Times New Roman" w:cs="Times New Roman"/>
+          <w:sz w:val="26"/>
+          <w:szCs w:val="26"/>
+        </w:rPr>
+      </w:pPr>
+      <w:r>
+        <w:rPr>
+          <w:rFonts w:ascii="Times New Roman" w:hAnsi="Times New Roman" w:cs="Times New Roman"/>
+          <w:sz w:val="26"/>
+          <w:szCs w:val="26"/>
+        </w:rPr>
+        <w:t xml:space="preserve">Sự gia tăng độ sâu của mạng CNN đã góp phần đáng kể vào việc cải thiện khả năng học đặc trưng và độ chính xác trên các bài toán nhận dạng ảnh. Tuy nhiên, khi số lượng tầng ngày càng lớn, quá trình huấn luyện thường gặp phải nhiều vấn đề như mất </w:t>
       </w:r>
       <w:r>
         <w:rPr>
@@ -8230,24 +8308,40 @@
           <w:szCs w:val="26"/>
         </w:rPr>
         <w:lastRenderedPageBreak/>
-        <w:t>thuộc đáng kể vào chất lượng dữ liệu huấn luyện cũng như chiến lược tăng cường dữ liệu được áp dụng [12], [13].</w:t>
+        <w:t>gradient, bùng nổ gradient hoặc suy giảm hiệu năng dù kiến trúc trở nên phức tạp hơn [15].</w:t>
+      </w:r>
+    </w:p>
+    <w:p>
+      <w:pPr>
+        <w:spacing w:line="360" w:lineRule="auto"/>
+        <w:ind w:firstLine="720"/>
+        <w:rPr>
+          <w:rFonts w:ascii="Times New Roman" w:hAnsi="Times New Roman" w:cs="Times New Roman"/>
+          <w:sz w:val="26"/>
+          <w:szCs w:val="26"/>
+        </w:rPr>
+      </w:pPr>
+      <w:r>
+        <w:rPr>
+          <w:rFonts w:ascii="Times New Roman" w:hAnsi="Times New Roman" w:cs="Times New Roman"/>
+          <w:sz w:val="26"/>
+          <w:szCs w:val="26"/>
+        </w:rPr>
+        <w:t>Để giải quyết những hạn chế này, nhiều kiến trúc CNN hiện đại đã được đề xuất với mục tiêu nâng cao khả năng biểu diễn trong khi vẫn đảm bảo hiệu quả tính toán. Trong số đó, ResNet và EfficientNet là hai họ mô hình có ảnh hưởng lớn trong lĩnh vực phân loại ảnh và thường được sử dụng làm backbone hoặc classifier trong các hệ thống Computer Vision hiện đại [15]–[17].</w:t>
       </w:r>
     </w:p>
     <w:p>
       <w:pPr>
         <w:pStyle w:val="Heading3"/>
       </w:pPr>
-      <w:bookmarkStart w:id="28" w:name="_Toc232690067"/>
-      <w:r>
-        <w:t>2.</w:t>
-      </w:r>
-      <w:r>
-        <w:t>4</w:t>
-      </w:r>
-      <w:r>
-        <w:t>.5. Vai trò của YOLO trong bài toán nhận diện biển báo giao thông</w:t>
-      </w:r>
-      <w:bookmarkEnd w:id="28"/>
+      <w:bookmarkStart w:id="31" w:name="_Toc232714577"/>
+      <w:r>
+        <w:t>2.4</w:t>
+      </w:r>
+      <w:r>
+        <w:t>.2. ResNet</w:t>
+      </w:r>
+      <w:bookmarkEnd w:id="31"/>
     </w:p>
     <w:p>
       <w:pPr>
@@ -8265,34 +8359,8 @@
           <w:sz w:val="26"/>
           <w:szCs w:val="26"/>
         </w:rPr>
-        <w:t>YOLO được sử dụng rộng rãi trong các hệ thống nhận diện biển báo giao thông nhờ khả năng phát hiện nhanh các đối tượng có kích thước nhỏ trong môi trường phức tạp. Trong điều kiện thực tế, biển báo thường xuất hiện ở khoảng cách xa, chịu ảnh hưởng của ánh sáng, thời tiết hoặc hiện tượng che khuất. Những yếu tố này đòi hỏi mô hình phải vừa đảm bảo độ chính xác vừa duy trì tốc độ xử lý đủ cao để đáp ứng yêu cầu thời gian thực.</w:t>
-      </w:r>
-    </w:p>
-    <w:p>
-      <w:pPr>
-        <w:pStyle w:val="Heading2"/>
-      </w:pPr>
-      <w:bookmarkStart w:id="29" w:name="_Toc232690068"/>
-      <w:r>
-        <w:t>2.4</w:t>
-      </w:r>
-      <w:r>
-        <w:t>. ResNet và EfficientNet</w:t>
-      </w:r>
-      <w:bookmarkEnd w:id="29"/>
-    </w:p>
-    <w:p>
-      <w:pPr>
-        <w:pStyle w:val="Heading3"/>
-      </w:pPr>
-      <w:bookmarkStart w:id="30" w:name="_Toc232690069"/>
-      <w:r>
-        <w:t>2.4</w:t>
-      </w:r>
-      <w:r>
-        <w:t>.1. Tổng quan về các mô hình CNN hiện đại</w:t>
-      </w:r>
-      <w:bookmarkEnd w:id="30"/>
+        <w:t>ResNet (Residual Network) được đề xuất bởi He và cộng sự vào năm 2016 nhằm giải quyết hiện tượng suy giảm hiệu năng khi tăng độ sâu của mạng nơ-ron [15]. Điểm khác biệt quan trọng của ResNet nằm ở việc sử dụng cơ chế kết nối tắt (skip connection) hay còn gọi là residual connection.</w:t>
+      </w:r>
     </w:p>
     <w:p>
       <w:pPr>
@@ -8310,77 +8378,6 @@
           <w:sz w:val="26"/>
           <w:szCs w:val="26"/>
         </w:rPr>
-        <w:t>Sự gia tăng độ sâu của mạng CNN đã góp phần đáng kể vào việc cải thiện khả năng học đặc trưng và độ chính xác trên các bài toán nhận dạng ảnh. Tuy nhiên, khi số lượng tầng ngày càng lớn, quá trình huấn luyện thường gặp phải nhiều vấn đề như mất gradient, bùng nổ gradient hoặc suy giảm hiệu năng dù kiến trúc trở nên phức tạp hơn [15].</w:t>
-      </w:r>
-    </w:p>
-    <w:p>
-      <w:pPr>
-        <w:spacing w:line="360" w:lineRule="auto"/>
-        <w:ind w:firstLine="720"/>
-        <w:rPr>
-          <w:rFonts w:ascii="Times New Roman" w:hAnsi="Times New Roman" w:cs="Times New Roman"/>
-          <w:sz w:val="26"/>
-          <w:szCs w:val="26"/>
-        </w:rPr>
-      </w:pPr>
-      <w:r>
-        <w:rPr>
-          <w:rFonts w:ascii="Times New Roman" w:hAnsi="Times New Roman" w:cs="Times New Roman"/>
-          <w:sz w:val="26"/>
-          <w:szCs w:val="26"/>
-        </w:rPr>
-        <w:t>Để giải quyết những hạn chế này, nhiều kiến trúc CNN hiện đại đã được đề xuất với mục tiêu nâng cao khả năng biểu diễn trong khi vẫn đảm bảo hiệu quả tính toán. Trong số đó, ResNet và EfficientNet là hai họ mô hình có ảnh hưởng lớn trong lĩnh vực phân loại ảnh và thường được sử dụng làm backbone hoặc classifier trong các hệ thống Computer Vision hiện đại [15]–[17].</w:t>
-      </w:r>
-    </w:p>
-    <w:p>
-      <w:pPr>
-        <w:pStyle w:val="Heading3"/>
-      </w:pPr>
-      <w:bookmarkStart w:id="31" w:name="_Toc232690070"/>
-      <w:r>
-        <w:t>2.4</w:t>
-      </w:r>
-      <w:r>
-        <w:t>.2. ResNet</w:t>
-      </w:r>
-      <w:bookmarkEnd w:id="31"/>
-    </w:p>
-    <w:p>
-      <w:pPr>
-        <w:spacing w:line="360" w:lineRule="auto"/>
-        <w:ind w:firstLine="720"/>
-        <w:rPr>
-          <w:rFonts w:ascii="Times New Roman" w:hAnsi="Times New Roman" w:cs="Times New Roman"/>
-          <w:sz w:val="26"/>
-          <w:szCs w:val="26"/>
-        </w:rPr>
-      </w:pPr>
-      <w:r>
-        <w:rPr>
-          <w:rFonts w:ascii="Times New Roman" w:hAnsi="Times New Roman" w:cs="Times New Roman"/>
-          <w:sz w:val="26"/>
-          <w:szCs w:val="26"/>
-        </w:rPr>
-        <w:t>ResNet (Residual Network) được đề xuất bởi He và cộng sự vào năm 2016 nhằm giải quyết hiện tượng suy giảm hiệu năng khi tăng độ sâu của mạng nơ-ron [15]. Điểm khác biệt quan trọng của ResNet nằm ở việc sử dụng cơ chế kết nối tắt (skip connection) hay còn gọi là residual connection.</w:t>
-      </w:r>
-    </w:p>
-    <w:p>
-      <w:pPr>
-        <w:spacing w:line="360" w:lineRule="auto"/>
-        <w:ind w:firstLine="720"/>
-        <w:rPr>
-          <w:rFonts w:ascii="Times New Roman" w:hAnsi="Times New Roman" w:cs="Times New Roman"/>
-          <w:sz w:val="26"/>
-          <w:szCs w:val="26"/>
-        </w:rPr>
-      </w:pPr>
-      <w:r>
-        <w:rPr>
-          <w:rFonts w:ascii="Times New Roman" w:hAnsi="Times New Roman" w:cs="Times New Roman"/>
-          <w:sz w:val="26"/>
-          <w:szCs w:val="26"/>
-        </w:rPr>
-        <w:lastRenderedPageBreak/>
         <w:t>Trong kiến trúc CNN truyền thống, mỗi tầng phải học trực tiếp ánh xạ từ đầu vào sang đầu ra. ResNet thay đổi cách tiếp cận bằng việc yêu cầu mạng học phần dư (residual mapping) giữa đầu vào và đầu ra. Thông tin từ các tầng trước được truyền trực tiếp đến các tầng sau thông qua các kết nối tắt, giúp tín hiệu gradient lan truyền hiệu quả hơn trong quá trình huấn luyện [15].</w:t>
       </w:r>
     </w:p>
@@ -8507,6 +8504,7 @@
           <w:sz w:val="26"/>
           <w:szCs w:val="26"/>
         </w:rPr>
+        <w:lastRenderedPageBreak/>
         <w:t>Về mặt toán học, đầu ra của một residual block được xác định bằng tổng của đầu vào và hàm biến đổi được học bởi các tầng bên trong khối. Cơ chế này giúp giảm hiện tượng mất gradient, cho phép xây dựng các mạng rất sâu mà vẫn duy trì khả năng hội tụ ổn định.</w:t>
       </w:r>
     </w:p>
@@ -8552,9 +8550,8 @@
       <w:pPr>
         <w:pStyle w:val="Heading3"/>
       </w:pPr>
-      <w:bookmarkStart w:id="32" w:name="_Toc232690071"/>
-      <w:r>
-        <w:lastRenderedPageBreak/>
+      <w:bookmarkStart w:id="32" w:name="_Toc232714578"/>
+      <w:r>
         <w:t>2.4</w:t>
       </w:r>
       <w:r>
@@ -8615,6 +8612,7 @@
         <w:rPr>
           <w:noProof/>
         </w:rPr>
+        <w:lastRenderedPageBreak/>
         <w:drawing>
           <wp:inline distT="0" distB="0" distL="0" distR="0" wp14:anchorId="705910D2" wp14:editId="19AC878C">
             <wp:extent cx="5155466" cy="2209800"/>
@@ -8744,8 +8742,70 @@
           <w:sz w:val="26"/>
           <w:szCs w:val="26"/>
         </w:rPr>
-        <w:t xml:space="preserve">Từ mô hình cơ sở EfficientNet-B0, tác giả đã phát triển nhiều biến thể như EfficientNet-B1 đến EfficientNet-B7 bằng cách áp dụng chiến lược Compound Scaling với các hệ số mở rộng khác nhau [16]. Sau đó, EfficientNetV2 tiếp tục được giới thiệu </w:t>
-      </w:r>
+        <w:t>Từ mô hình cơ sở EfficientNet-B0, tác giả đã phát triển nhiều biến thể như EfficientNet-B1 đến EfficientNet-B7 bằng cách áp dụng chiến lược Compound Scaling với các hệ số mở rộng khác nhau [16]. Sau đó, EfficientNetV2 tiếp tục được giới thiệu nhằm cải thiện tốc độ huấn luyện và hiệu quả triển khai thực tế thông qua việc tối ưu cấu trúc mạng và chiến lược học biểu diễn [17].</w:t>
+      </w:r>
+    </w:p>
+    <w:p>
+      <w:pPr>
+        <w:pStyle w:val="Heading3"/>
+      </w:pPr>
+      <w:bookmarkStart w:id="33" w:name="_Toc232714579"/>
+      <w:r>
+        <w:t>2.4</w:t>
+      </w:r>
+      <w:r>
+        <w:t>.4. So sánh ResNet và EfficientNet</w:t>
+      </w:r>
+      <w:bookmarkEnd w:id="33"/>
+    </w:p>
+    <w:p>
+      <w:pPr>
+        <w:spacing w:line="360" w:lineRule="auto"/>
+        <w:ind w:firstLine="720"/>
+        <w:rPr>
+          <w:rFonts w:ascii="Times New Roman" w:hAnsi="Times New Roman" w:cs="Times New Roman"/>
+          <w:sz w:val="26"/>
+          <w:szCs w:val="26"/>
+        </w:rPr>
+      </w:pPr>
+      <w:r>
+        <w:rPr>
+          <w:rFonts w:ascii="Times New Roman" w:hAnsi="Times New Roman" w:cs="Times New Roman"/>
+          <w:sz w:val="26"/>
+          <w:szCs w:val="26"/>
+        </w:rPr>
+        <w:t>ResNet và EfficientNet đều là những kiến trúc CNN mạnh mẽ, tuy nhiên mỗi mô hình được xây dựng dựa trên triết lý thiết kế khác nhau.</w:t>
+      </w:r>
+    </w:p>
+    <w:p>
+      <w:pPr>
+        <w:spacing w:line="360" w:lineRule="auto"/>
+        <w:ind w:firstLine="720"/>
+        <w:rPr>
+          <w:rFonts w:ascii="Times New Roman" w:hAnsi="Times New Roman" w:cs="Times New Roman"/>
+          <w:sz w:val="26"/>
+          <w:szCs w:val="26"/>
+        </w:rPr>
+      </w:pPr>
+      <w:r>
+        <w:rPr>
+          <w:rFonts w:ascii="Times New Roman" w:hAnsi="Times New Roman" w:cs="Times New Roman"/>
+          <w:sz w:val="26"/>
+          <w:szCs w:val="26"/>
+        </w:rPr>
+        <w:t>ResNet tập trung giải quyết vấn đề huấn luyện mạng sâu thông qua residual connection. Kiến trúc này có tính ổn định cao, được hỗ trợ rộng rãi trong nhiều thư viện học sâu và thường được sử dụng làm lựa chọn mặc định trong các bài toán phân loại ảnh [15].</w:t>
+      </w:r>
+    </w:p>
+    <w:p>
+      <w:pPr>
+        <w:spacing w:line="360" w:lineRule="auto"/>
+        <w:ind w:firstLine="720"/>
+        <w:rPr>
+          <w:rFonts w:ascii="Times New Roman" w:hAnsi="Times New Roman" w:cs="Times New Roman"/>
+          <w:sz w:val="26"/>
+          <w:szCs w:val="26"/>
+        </w:rPr>
+      </w:pPr>
       <w:r>
         <w:rPr>
           <w:rFonts w:ascii="Times New Roman" w:hAnsi="Times New Roman" w:cs="Times New Roman"/>
@@ -8753,21 +8813,40 @@
           <w:szCs w:val="26"/>
         </w:rPr>
         <w:lastRenderedPageBreak/>
-        <w:t>nhằm cải thiện tốc độ huấn luyện và hiệu quả triển khai thực tế thông qua việc tối ưu cấu trúc mạng và chiến lược học biểu diễn [17].</w:t>
+        <w:t>Trong khi đó, EfficientNet hướng tới việc tối ưu hiệu quả sử dụng tài nguyên tính toán. Với số lượng tham số ít hơn, EfficientNet thường đạt độ chính xác tương đương hoặc cao hơn nhiều kiến trúc CNN truyền thống. Điều này đặc biệt hữu ích trong các hệ thống yêu cầu triển khai trên phần cứng có giới hạn về bộ nhớ hoặc năng lực xử lý [16], [17].</w:t>
+      </w:r>
+    </w:p>
+    <w:p>
+      <w:pPr>
+        <w:spacing w:line="360" w:lineRule="auto"/>
+        <w:ind w:firstLine="720"/>
+        <w:rPr>
+          <w:rFonts w:ascii="Times New Roman" w:hAnsi="Times New Roman" w:cs="Times New Roman"/>
+          <w:sz w:val="26"/>
+          <w:szCs w:val="26"/>
+        </w:rPr>
+      </w:pPr>
+      <w:r>
+        <w:rPr>
+          <w:rFonts w:ascii="Times New Roman" w:hAnsi="Times New Roman" w:cs="Times New Roman"/>
+          <w:sz w:val="26"/>
+          <w:szCs w:val="26"/>
+        </w:rPr>
+        <w:t>Tuy nhiên, EfficientNet thường yêu cầu quá trình tinh chỉnh siêu tham số cẩn thận hơn so với ResNet. Ngược lại, ResNet có kiến trúc đơn giản, ổn định và dễ huấn luyện trên nhiều loại dữ liệu khác nhau.</w:t>
       </w:r>
     </w:p>
     <w:p>
       <w:pPr>
         <w:pStyle w:val="Heading3"/>
       </w:pPr>
-      <w:bookmarkStart w:id="33" w:name="_Toc232690072"/>
+      <w:bookmarkStart w:id="34" w:name="_Toc232714580"/>
       <w:r>
         <w:t>2.4</w:t>
       </w:r>
       <w:r>
-        <w:t>.4. So sánh ResNet và EfficientNet</w:t>
-      </w:r>
-      <w:bookmarkEnd w:id="33"/>
+        <w:t>.5. Vai trò của ResNet và EfficientNet trong đề tài</w:t>
+      </w:r>
+      <w:bookmarkEnd w:id="34"/>
     </w:p>
     <w:p>
       <w:pPr>
@@ -8785,7 +8864,7 @@
           <w:sz w:val="26"/>
           <w:szCs w:val="26"/>
         </w:rPr>
-        <w:t>ResNet và EfficientNet đều là những kiến trúc CNN mạnh mẽ, tuy nhiên mỗi mô hình được xây dựng dựa trên triết lý thiết kế khác nhau.</w:t>
+        <w:t>Trong đề tài nhận diện và phân loại biển báo giao thông Việt Nam, ResNet và EfficientNet được lựa chọn làm các mô hình CNN phục vụ nhiệm vụ phân loại ảnh trong pipeline kết hợp detector–classifier. Sau khi YOLO xác định vị trí biển báo, vùng ảnh chứa đối tượng sẽ được cắt ra và đưa vào bộ phân loại để dự đoán lớp cuối cùng.</w:t>
       </w:r>
     </w:p>
     <w:p>
@@ -8804,8 +8883,21 @@
           <w:sz w:val="26"/>
           <w:szCs w:val="26"/>
         </w:rPr>
-        <w:t>ResNet tập trung giải quyết vấn đề huấn luyện mạng sâu thông qua residual connection. Kiến trúc này có tính ổn định cao, được hỗ trợ rộng rãi trong nhiều thư viện học sâu và thường được sử dụng làm lựa chọn mặc định trong các bài toán phân loại ảnh [15].</w:t>
-      </w:r>
+        <w:t>Việc lựa chọn hai kiến trúc này cho phép đánh giá ảnh hưởng của thiết kế mạng CNN đến chất lượng nhận dạng biển báo. ResNet đại diện cho hướng tiếp cận sử dụng mạng sâu với residual connection, trong khi EfficientNet đại diện cho hướng tối ưu hóa hiệu quả giữa độ chính xác và chi phí tính toán. Kết quả thực nghiệm sẽ cung cấp cơ sở để so sánh khả năng ứng dụng của từng mô hình trong hệ thống nhận diện biển báo giao thông Việt Nam.</w:t>
+      </w:r>
+    </w:p>
+    <w:p>
+      <w:pPr>
+        <w:pStyle w:val="Heading2"/>
+      </w:pPr>
+      <w:bookmarkStart w:id="35" w:name="_Toc232714581"/>
+      <w:r>
+        <w:t>2.5</w:t>
+      </w:r>
+      <w:r>
+        <w:t>. Chỉ số đánh giá mô hình</w:t>
+      </w:r>
+      <w:bookmarkEnd w:id="35"/>
     </w:p>
     <w:p>
       <w:pPr>
@@ -8823,7 +8915,7 @@
           <w:sz w:val="26"/>
           <w:szCs w:val="26"/>
         </w:rPr>
-        <w:t>Trong khi đó, EfficientNet hướng tới việc tối ưu hiệu quả sử dụng tài nguyên tính toán. Với số lượng tham số ít hơn, EfficientNet thường đạt độ chính xác tương đương hoặc cao hơn nhiều kiến trúc CNN truyền thống. Điều này đặc biệt hữu ích trong các hệ thống yêu cầu triển khai trên phần cứng có giới hạn về bộ nhớ hoặc năng lực xử lý [16], [17].</w:t>
+        <w:t xml:space="preserve">Việc đánh giá mô hình là bước quan trọng nhằm xác định mức độ hiệu quả của hệ thống nhận diện và phân loại biển báo giao thông. </w:t>
       </w:r>
     </w:p>
     <w:p>
@@ -8842,126 +8934,16 @@
           <w:sz w:val="26"/>
           <w:szCs w:val="26"/>
         </w:rPr>
-        <w:t>Tuy nhiên, EfficientNet thường yêu cầu quá trình tinh chỉnh siêu tham số cẩn thận hơn so với ResNet. Ngược lại, ResNet có kiến trúc đơn giản, ổn định và dễ huấn luyện trên nhiều loại dữ liệu khác nhau.</w:t>
+        <w:t>Các chỉ số được sử dụng trong nghiên cứu bao gồm Precision, Recall, F1-score, Accuracy, Intersection over Union (IoU), Mean Average Precision (mAP), Confusion Matrix và tốc độ suy luận. Đây là những thước đo được sử dụng rộng rãi trong các bài toán Computer Vision hiện đại, đặc biệt là Object Detection và Image Classification [18]–[20].</w:t>
       </w:r>
     </w:p>
     <w:p>
       <w:pPr>
         <w:pStyle w:val="Heading3"/>
       </w:pPr>
-      <w:bookmarkStart w:id="34" w:name="_Toc232690073"/>
-      <w:r>
-        <w:t>2.4</w:t>
-      </w:r>
-      <w:r>
-        <w:t>.5. Vai trò của ResNet và EfficientNet trong đề tài</w:t>
-      </w:r>
-      <w:bookmarkEnd w:id="34"/>
-    </w:p>
-    <w:p>
-      <w:pPr>
-        <w:spacing w:line="360" w:lineRule="auto"/>
-        <w:ind w:firstLine="720"/>
-        <w:rPr>
-          <w:rFonts w:ascii="Times New Roman" w:hAnsi="Times New Roman" w:cs="Times New Roman"/>
-          <w:sz w:val="26"/>
-          <w:szCs w:val="26"/>
-        </w:rPr>
-      </w:pPr>
-      <w:r>
-        <w:rPr>
-          <w:rFonts w:ascii="Times New Roman" w:hAnsi="Times New Roman" w:cs="Times New Roman"/>
-          <w:sz w:val="26"/>
-          <w:szCs w:val="26"/>
-        </w:rPr>
-        <w:t>Trong đề tài nhận diện và phân loại biển báo giao thông Việt Nam, ResNet và EfficientNet được lựa chọn làm các mô hình CNN phục vụ nhiệm vụ phân loại ảnh trong pipeline kết hợp detector–classifier. Sau khi YOLO xác định vị trí biển báo, vùng ảnh chứa đối tượng sẽ được cắt ra và đưa vào bộ phân loại để dự đoán lớp cuối cùng.</w:t>
-      </w:r>
-    </w:p>
-    <w:p>
-      <w:pPr>
-        <w:spacing w:line="360" w:lineRule="auto"/>
-        <w:ind w:firstLine="720"/>
-        <w:rPr>
-          <w:rFonts w:ascii="Times New Roman" w:hAnsi="Times New Roman" w:cs="Times New Roman"/>
-          <w:sz w:val="26"/>
-          <w:szCs w:val="26"/>
-        </w:rPr>
-      </w:pPr>
-      <w:r>
-        <w:rPr>
-          <w:rFonts w:ascii="Times New Roman" w:hAnsi="Times New Roman" w:cs="Times New Roman"/>
-          <w:sz w:val="26"/>
-          <w:szCs w:val="26"/>
-        </w:rPr>
-        <w:t xml:space="preserve">Việc lựa chọn hai kiến trúc này cho phép đánh giá ảnh hưởng của thiết kế mạng CNN đến chất lượng nhận dạng biển báo. ResNet đại diện cho hướng tiếp cận sử dụng mạng sâu với residual connection, trong khi EfficientNet đại diện cho hướng tối ưu hóa hiệu quả giữa độ chính xác và chi phí tính toán. Kết quả thực nghiệm sẽ cung cấp cơ sở </w:t>
-      </w:r>
-      <w:r>
-        <w:rPr>
-          <w:rFonts w:ascii="Times New Roman" w:hAnsi="Times New Roman" w:cs="Times New Roman"/>
-          <w:sz w:val="26"/>
-          <w:szCs w:val="26"/>
-        </w:rPr>
+      <w:bookmarkStart w:id="36" w:name="_Toc232714582"/>
+      <w:r>
         <w:lastRenderedPageBreak/>
-        <w:t>để so sánh khả năng ứng dụng của từng mô hình trong hệ thống nhận diện biển báo giao thông Việt Nam.</w:t>
-      </w:r>
-    </w:p>
-    <w:p>
-      <w:pPr>
-        <w:pStyle w:val="Heading2"/>
-      </w:pPr>
-      <w:bookmarkStart w:id="35" w:name="_Toc232690074"/>
-      <w:r>
-        <w:t>2.5</w:t>
-      </w:r>
-      <w:r>
-        <w:t>. Chỉ số đánh giá mô hình</w:t>
-      </w:r>
-      <w:bookmarkEnd w:id="35"/>
-    </w:p>
-    <w:p>
-      <w:pPr>
-        <w:spacing w:line="360" w:lineRule="auto"/>
-        <w:ind w:firstLine="720"/>
-        <w:rPr>
-          <w:rFonts w:ascii="Times New Roman" w:hAnsi="Times New Roman" w:cs="Times New Roman"/>
-          <w:sz w:val="26"/>
-          <w:szCs w:val="26"/>
-        </w:rPr>
-      </w:pPr>
-      <w:r>
-        <w:rPr>
-          <w:rFonts w:ascii="Times New Roman" w:hAnsi="Times New Roman" w:cs="Times New Roman"/>
-          <w:sz w:val="26"/>
-          <w:szCs w:val="26"/>
-        </w:rPr>
-        <w:t xml:space="preserve">Việc đánh giá mô hình là bước quan trọng nhằm xác định mức độ hiệu quả của hệ thống nhận diện và phân loại biển báo giao thông. </w:t>
-      </w:r>
-    </w:p>
-    <w:p>
-      <w:pPr>
-        <w:spacing w:line="360" w:lineRule="auto"/>
-        <w:ind w:firstLine="720"/>
-        <w:rPr>
-          <w:rFonts w:ascii="Times New Roman" w:hAnsi="Times New Roman" w:cs="Times New Roman"/>
-          <w:sz w:val="26"/>
-          <w:szCs w:val="26"/>
-        </w:rPr>
-      </w:pPr>
-      <w:r>
-        <w:rPr>
-          <w:rFonts w:ascii="Times New Roman" w:hAnsi="Times New Roman" w:cs="Times New Roman"/>
-          <w:sz w:val="26"/>
-          <w:szCs w:val="26"/>
-        </w:rPr>
-        <w:t>Các chỉ số được sử dụng trong nghiên cứu bao gồm Precision, Recall, F1-score, Accuracy, Intersection over Union (IoU), Mean Average Precision (mAP), Confusion Matrix và tốc độ suy luận. Đây là những thước đo được sử dụng rộng rãi trong các bài toán Computer Vision hiện đại, đặc biệt là Object Detection và Image Classification [18]–[20].</w:t>
-      </w:r>
-    </w:p>
-    <w:p>
-      <w:pPr>
-        <w:pStyle w:val="Heading3"/>
-      </w:pPr>
-      <w:bookmarkStart w:id="36" w:name="_Toc232690075"/>
-      <w:r>
         <w:t>2.5</w:t>
       </w:r>
       <w:r>
@@ -9146,9 +9128,8 @@
       <w:pPr>
         <w:pStyle w:val="Heading3"/>
       </w:pPr>
-      <w:bookmarkStart w:id="37" w:name="_Toc232690076"/>
-      <w:r>
-        <w:lastRenderedPageBreak/>
+      <w:bookmarkStart w:id="37" w:name="_Toc232714583"/>
+      <w:r>
         <w:t>2.5</w:t>
       </w:r>
       <w:r>
@@ -9304,6 +9285,7 @@
           <w:sz w:val="26"/>
           <w:szCs w:val="26"/>
         </w:rPr>
+        <w:lastRenderedPageBreak/>
         <w:t>Recall có ý nghĩa đặc biệt quan trọng trong các hệ thống hỗ trợ lái xe, bởi việc bỏ sót một biển báo giao thông có thể dẫn đến những quyết định không chính xác trong quá trình vận hành phương tiện.</w:t>
       </w:r>
     </w:p>
@@ -9311,7 +9293,7 @@
       <w:pPr>
         <w:pStyle w:val="Heading3"/>
       </w:pPr>
-      <w:bookmarkStart w:id="38" w:name="_Toc232690077"/>
+      <w:bookmarkStart w:id="38" w:name="_Toc232714584"/>
       <w:r>
         <w:t>2.5</w:t>
       </w:r>
@@ -9434,9 +9416,8 @@
       <w:pPr>
         <w:pStyle w:val="Heading3"/>
       </w:pPr>
-      <w:bookmarkStart w:id="39" w:name="_Toc232690078"/>
-      <w:r>
-        <w:lastRenderedPageBreak/>
+      <w:bookmarkStart w:id="39" w:name="_Toc232714585"/>
+      <w:r>
         <w:t>2.5</w:t>
       </w:r>
       <w:r>
@@ -9577,8 +9558,9 @@
       <w:pPr>
         <w:pStyle w:val="Heading3"/>
       </w:pPr>
-      <w:bookmarkStart w:id="40" w:name="_Toc232690079"/>
-      <w:r>
+      <w:bookmarkStart w:id="40" w:name="_Toc232714586"/>
+      <w:r>
+        <w:lastRenderedPageBreak/>
         <w:t>2.5</w:t>
       </w:r>
       <w:r>
@@ -9978,23 +9960,14 @@
           <w:sz w:val="26"/>
           <w:szCs w:val="26"/>
         </w:rPr>
-        <w:t xml:space="preserve">Giá trị IoU nằm trong khoảng từ 0 đến 1. IoU càng cao cho thấy vị trí dự đoán càng gần với vị trí thực tế của đối tượng. Trong các bài toán Object Detection, một dự đoán </w:t>
-      </w:r>
-      <w:r>
-        <w:rPr>
-          <w:rFonts w:ascii="Times New Roman" w:hAnsi="Times New Roman" w:cs="Times New Roman"/>
-          <w:sz w:val="26"/>
-          <w:szCs w:val="26"/>
-        </w:rPr>
-        <w:lastRenderedPageBreak/>
-        <w:t>thường được xem là đúng khi giá trị IoU vượt qua một ngưỡng xác định trước, chẳng hạn 0,5 [20].</w:t>
+        <w:t>Giá trị IoU nằm trong khoảng từ 0 đến 1. IoU càng cao cho thấy vị trí dự đoán càng gần với vị trí thực tế của đối tượng. Trong các bài toán Object Detection, một dự đoán thường được xem là đúng khi giá trị IoU vượt qua một ngưỡng xác định trước, chẳng hạn 0,5 [20].</w:t>
       </w:r>
     </w:p>
     <w:p>
       <w:pPr>
         <w:pStyle w:val="Heading3"/>
       </w:pPr>
-      <w:bookmarkStart w:id="41" w:name="_Toc232690080"/>
+      <w:bookmarkStart w:id="41" w:name="_Toc232714587"/>
       <w:r>
         <w:t>2.5</w:t>
       </w:r>
@@ -10120,6 +10093,7 @@
           <w:sz w:val="26"/>
           <w:szCs w:val="26"/>
         </w:rPr>
+        <w:lastRenderedPageBreak/>
         <w:t>Trong đó, mAP@0.5:0.95 được đánh giá khắt khe hơn vì yêu cầu mô hình phải dự đoán chính xác vị trí đối tượng ở nhiều mức độ khác nhau. Đây cũng là chỉ số được sử dụng phổ biến trong các phiên bản YOLO hiện đại [12]–[14].</w:t>
       </w:r>
     </w:p>
@@ -10127,7 +10101,7 @@
       <w:pPr>
         <w:pStyle w:val="Heading3"/>
       </w:pPr>
-      <w:bookmarkStart w:id="42" w:name="_Toc232690081"/>
+      <w:bookmarkStart w:id="42" w:name="_Toc232714588"/>
       <w:r>
         <w:t>2.5</w:t>
       </w:r>
@@ -10159,7 +10133,7 @@
       <w:pPr>
         <w:pStyle w:val="Heading3"/>
       </w:pPr>
-      <w:bookmarkStart w:id="43" w:name="_Toc232690082"/>
+      <w:bookmarkStart w:id="43" w:name="_Toc232714589"/>
       <w:r>
         <w:t>2.5</w:t>
       </w:r>
@@ -10247,7 +10221,6 @@
           <w:sz w:val="26"/>
           <w:szCs w:val="26"/>
         </w:rPr>
-        <w:lastRenderedPageBreak/>
         <w:t xml:space="preserve">Số khung hình xử lý trong một giây (Frames Per Second – FPS). </w:t>
       </w:r>
     </w:p>
@@ -10309,8 +10282,9 @@
       <w:pPr>
         <w:pStyle w:val="Heading1"/>
       </w:pPr>
-      <w:bookmarkStart w:id="44" w:name="_Toc232690083"/>
-      <w:r>
+      <w:bookmarkStart w:id="44" w:name="_Toc232714590"/>
+      <w:r>
+        <w:lastRenderedPageBreak/>
         <w:t>CHƯƠNG 3: THIẾT KẾ VÀ XÂY DỰNG HỆ THỐNG</w:t>
       </w:r>
       <w:bookmarkEnd w:id="44"/>
@@ -10319,7 +10293,7 @@
       <w:pPr>
         <w:pStyle w:val="Heading2"/>
       </w:pPr>
-      <w:bookmarkStart w:id="45" w:name="_Toc232690084"/>
+      <w:bookmarkStart w:id="45" w:name="_Toc232714591"/>
       <w:r>
         <w:t>3.1. Dữ liệu nghiên cứu</w:t>
       </w:r>
@@ -10330,7 +10304,7 @@
         <w:pStyle w:val="Heading3"/>
         <w:ind w:firstLine="720"/>
       </w:pPr>
-      <w:bookmarkStart w:id="46" w:name="_Toc232690085"/>
+      <w:bookmarkStart w:id="46" w:name="_Toc232714592"/>
       <w:r>
         <w:t>3.</w:t>
       </w:r>
@@ -10347,7 +10321,7 @@
         <w:pStyle w:val="Heading3"/>
         <w:ind w:firstLine="720"/>
       </w:pPr>
-      <w:bookmarkStart w:id="47" w:name="_Toc232690086"/>
+      <w:bookmarkStart w:id="47" w:name="_Toc232714593"/>
       <w:r>
         <w:t>3.1.2</w:t>
       </w:r>
@@ -10360,7 +10334,7 @@
       <w:pPr>
         <w:pStyle w:val="Heading2"/>
       </w:pPr>
-      <w:bookmarkStart w:id="48" w:name="_Toc232690087"/>
+      <w:bookmarkStart w:id="48" w:name="_Toc232714594"/>
       <w:r>
         <w:t>3.2. Quy trình xử lý dữ liệu</w:t>
       </w:r>
@@ -10371,7 +10345,7 @@
         <w:pStyle w:val="Heading3"/>
         <w:ind w:firstLine="720"/>
       </w:pPr>
-      <w:bookmarkStart w:id="49" w:name="_Toc232690088"/>
+      <w:bookmarkStart w:id="49" w:name="_Toc232714595"/>
       <w:r>
         <w:t>3.2.1. Chuẩn hóa dữ liệu cho YOLO</w:t>
       </w:r>
@@ -10382,7 +10356,7 @@
         <w:pStyle w:val="Heading3"/>
         <w:ind w:firstLine="720"/>
       </w:pPr>
-      <w:bookmarkStart w:id="50" w:name="_Toc232690089"/>
+      <w:bookmarkStart w:id="50" w:name="_Toc232714596"/>
       <w:r>
         <w:t>3.2.</w:t>
       </w:r>
@@ -10401,7 +10375,7 @@
       <w:pPr>
         <w:pStyle w:val="Heading2"/>
       </w:pPr>
-      <w:bookmarkStart w:id="51" w:name="_Toc232690090"/>
+      <w:bookmarkStart w:id="51" w:name="_Toc232714597"/>
       <w:r>
         <w:t>3.3. Thiết kế hệ thống</w:t>
       </w:r>
@@ -10411,7 +10385,7 @@
       <w:pPr>
         <w:pStyle w:val="Heading3"/>
       </w:pPr>
-      <w:bookmarkStart w:id="52" w:name="_Toc232690091"/>
+      <w:bookmarkStart w:id="52" w:name="_Toc232714598"/>
       <w:r>
         <w:t>3.3.1. Kiến trúc tổng thể hệ thống</w:t>
       </w:r>
@@ -10468,16 +10442,7 @@
           <w:sz w:val="26"/>
           <w:szCs w:val="26"/>
         </w:rPr>
-        <w:t xml:space="preserve">Đề tài xây dựng hai pipeline nhận diện độc lập. Pipeline thứ nhất sử dụng mô hình YOLO để thực hiện đồng thời nhiệm vụ phát hiện và phân loại biển báo trong một lần suy luận. Pipeline thứ hai áp dụng kiến trúc lai (hybrid), trong đó YOLO đảm nhận vai trò định vị đối tượng, còn CNN thực hiện phân loại cuối cùng trên vùng ảnh đã được cắt. </w:t>
-      </w:r>
-      <w:r>
-        <w:rPr>
-          <w:rFonts w:ascii="Times New Roman" w:hAnsi="Times New Roman" w:cs="Times New Roman"/>
-          <w:sz w:val="26"/>
-          <w:szCs w:val="26"/>
-        </w:rPr>
-        <w:lastRenderedPageBreak/>
-        <w:t xml:space="preserve">Việc triển khai song song hai pipeline cho phép đánh giá sự đánh đổi giữa tốc độ xử lý và khả năng nhận dạng chi tiết đối với các lớp biển báo có đặc điểm tương đồng. </w:t>
+        <w:t xml:space="preserve">Đề tài xây dựng hai pipeline nhận diện độc lập. Pipeline thứ nhất sử dụng mô hình YOLO để thực hiện đồng thời nhiệm vụ phát hiện và phân loại biển báo trong một lần suy luận. Pipeline thứ hai áp dụng kiến trúc lai (hybrid), trong đó YOLO đảm nhận vai trò định vị đối tượng, còn CNN thực hiện phân loại cuối cùng trên vùng ảnh đã được cắt. Việc triển khai song song hai pipeline cho phép đánh giá sự đánh đổi giữa tốc độ xử lý và khả năng nhận dạng chi tiết đối với các lớp biển báo có đặc điểm tương đồng. </w:t>
       </w:r>
     </w:p>
     <w:p>
@@ -10548,15 +10513,6 @@
     </w:p>
     <w:p>
       <w:pPr>
-        <w:rPr>
-          <w:rFonts w:ascii="Times New Roman" w:hAnsi="Times New Roman" w:cs="Times New Roman"/>
-          <w:sz w:val="26"/>
-          <w:szCs w:val="26"/>
-        </w:rPr>
-      </w:pPr>
-    </w:p>
-    <w:p>
-      <w:pPr>
         <w:ind w:firstLine="720"/>
         <w:rPr>
           <w:rFonts w:ascii="Times New Roman" w:hAnsi="Times New Roman" w:cs="Times New Roman"/>
@@ -10570,6 +10526,7 @@
           <w:sz w:val="26"/>
           <w:szCs w:val="26"/>
         </w:rPr>
+        <w:lastRenderedPageBreak/>
         <w:t>Ở giai đoạn triển khai, hệ thống cung cấp các giao diện suy luận độc lập cho từng pipeline và một cơ chế benchmark dùng để so sánh kết quả giữa các mô hình. Thiết kế này không chỉ phục vụ mục đích nghiên cứu mà còn tạo tiền đề cho việc tích hợp vào các ứng dụng giao thông thông minh hoặc hệ thống hỗ trợ lái xe trong tương lai.</w:t>
       </w:r>
     </w:p>
@@ -10578,7 +10535,7 @@
       <w:pPr>
         <w:pStyle w:val="Heading3"/>
       </w:pPr>
-      <w:bookmarkStart w:id="53" w:name="_Toc232690092"/>
+      <w:bookmarkStart w:id="53" w:name="_Toc232714599"/>
       <w:r>
         <w:t>3.3.2. Pipeline 1: YOLO End-to-End</w:t>
       </w:r>
@@ -10710,7 +10667,43 @@
           <w:sz w:val="26"/>
           <w:szCs w:val="26"/>
         </w:rPr>
-        <w:t xml:space="preserve">Trong kiến trúc này, cùng một mô hình chịu trách nhiệm cho cả hai nhiệm vụ localization và classification. Điều đó giúp giảm độ phức tạp của hệ thống, hạn chế chi </w:t>
+        <w:t>Trong kiến trúc này, cùng một mô hình chịu trách nhiệm cho cả hai nhiệm vụ localization và classification. Điều đó giúp giảm độ phức tạp của hệ thống, hạn chế chi phí truyền dữ liệu giữa các mô-đun và tối ưu tốc độ suy luận. Đây là một ưu điểm quan trọng đối với các ứng dụng yêu cầu xử lý thời gian thực như camera giao thông, hệ thống giám sát giao lộ hoặc các nền tảng hỗ trợ lái xe nâng cao [12]–[14].</w:t>
+      </w:r>
+    </w:p>
+    <w:p>
+      <w:pPr>
+        <w:ind w:firstLine="720"/>
+        <w:rPr>
+          <w:rFonts w:ascii="Times New Roman" w:hAnsi="Times New Roman" w:cs="Times New Roman"/>
+          <w:sz w:val="26"/>
+          <w:szCs w:val="26"/>
+        </w:rPr>
+      </w:pPr>
+      <w:r>
+        <w:rPr>
+          <w:rFonts w:ascii="Times New Roman" w:hAnsi="Times New Roman" w:cs="Times New Roman"/>
+          <w:sz w:val="26"/>
+          <w:szCs w:val="26"/>
+        </w:rPr>
+        <w:t>Tuy nhiên, khả năng phân loại của mô hình phụ thuộc hoàn toàn vào bộ đặc trưng được học trong quá trình huấn luyện detector. Khi số lượng lớp lớn hoặc tồn tại nhiều biển báo có hình dạng và màu sắc tương đồng, mô hình có thể gặp khó khăn trong việc phân biệt các chi tiết đặc trưng nhỏ. Hạn chế này thường xuất hiện rõ hơn đối với các biển báo có kích thước nhỏ hoặc xuất hiện ở khoảng cách xa trong ảnh đầu vào.</w:t>
+      </w:r>
+    </w:p>
+    <w:p>
+      <w:pPr>
+        <w:ind w:firstLine="720"/>
+        <w:rPr>
+          <w:rFonts w:ascii="Times New Roman" w:hAnsi="Times New Roman" w:cs="Times New Roman"/>
+          <w:sz w:val="26"/>
+          <w:szCs w:val="26"/>
+        </w:rPr>
+      </w:pPr>
+      <w:r>
+        <w:rPr>
+          <w:rFonts w:ascii="Times New Roman" w:hAnsi="Times New Roman" w:cs="Times New Roman"/>
+          <w:sz w:val="26"/>
+          <w:szCs w:val="26"/>
+        </w:rPr>
+        <w:t xml:space="preserve">Trong phạm vi đề tài, các mô hình YOLOv5n, YOLOv8n và YOLOv11n được huấn luyện và đánh giá trên cùng bộ dữ liệu nhằm lựa chọn detector có hiệu năng tốt nhất </w:t>
       </w:r>
       <w:r>
         <w:rPr>
@@ -10719,8 +10712,18 @@
           <w:szCs w:val="26"/>
         </w:rPr>
         <w:lastRenderedPageBreak/>
-        <w:t>phí truyền dữ liệu giữa các mô-đun và tối ưu tốc độ suy luận. Đây là một ưu điểm quan trọng đối với các ứng dụng yêu cầu xử lý thời gian thực như camera giao thông, hệ thống giám sát giao lộ hoặc các nền tảng hỗ trợ lái xe nâng cao [12]–[14].</w:t>
-      </w:r>
+        <w:t>cho Pipeline 1. Các chỉ số được sử dụng bao gồm Precision, Recall, mAP@0.5, mAP@0.5:0.95, FPS, thời gian suy luận và kích thước mô hình.</w:t>
+      </w:r>
+    </w:p>
+    <w:p>
+      <w:pPr>
+        <w:pStyle w:val="Heading3"/>
+      </w:pPr>
+      <w:bookmarkStart w:id="54" w:name="_Toc232714600"/>
+      <w:r>
+        <w:t>3.3.3. Pipeline 2: YOLO + CNN</w:t>
+      </w:r>
+      <w:bookmarkEnd w:id="54"/>
     </w:p>
     <w:p>
       <w:pPr>
@@ -10737,7 +10740,7 @@
           <w:sz w:val="26"/>
           <w:szCs w:val="26"/>
         </w:rPr>
-        <w:t>Tuy nhiên, khả năng phân loại của mô hình phụ thuộc hoàn toàn vào bộ đặc trưng được học trong quá trình huấn luyện detector. Khi số lượng lớp lớn hoặc tồn tại nhiều biển báo có hình dạng và màu sắc tương đồng, mô hình có thể gặp khó khăn trong việc phân biệt các chi tiết đặc trưng nhỏ. Hạn chế này thường xuất hiện rõ hơn đối với các biển báo có kích thước nhỏ hoặc xuất hiện ở khoảng cách xa trong ảnh đầu vào.</w:t>
+        <w:t>Khác với Pipeline 1, Pipeline 2 áp dụng kiến trúc hai giai đoạn, trong đó nhiệm vụ phát hiện và nhiệm vụ phân loại được tách thành hai thành phần độc lập. Cách tiếp cận này tận dụng ưu thế của YOLO trong việc xác định vị trí đối tượng và khả năng học đặc trưng chuyên sâu của các mạng CNN hiện đại [15]–[17].</w:t>
       </w:r>
     </w:p>
     <w:p>
@@ -10755,18 +10758,8 @@
           <w:sz w:val="26"/>
           <w:szCs w:val="26"/>
         </w:rPr>
-        <w:t>Trong phạm vi đề tài, các mô hình YOLOv5n, YOLOv8n và YOLOv11n được huấn luyện và đánh giá trên cùng bộ dữ liệu nhằm lựa chọn detector có hiệu năng tốt nhất cho Pipeline 1. Các chỉ số được sử dụng bao gồm Precision, Recall, mAP@0.5, mAP@0.5:0.95, FPS, thời gian suy luận và kích thước mô hình.</w:t>
-      </w:r>
-    </w:p>
-    <w:p>
-      <w:pPr>
-        <w:pStyle w:val="Heading3"/>
-      </w:pPr>
-      <w:bookmarkStart w:id="54" w:name="_Toc232690093"/>
-      <w:r>
-        <w:t>3.3.3. Pipeline 2: YOLO + CNN</w:t>
-      </w:r>
-      <w:bookmarkEnd w:id="54"/>
+        <w:t>Ở giai đoạn đầu tiên, ảnh đầu vào được xử lý bởi mô hình YOLO để phát hiện vị trí các biển báo xuất hiện trong khung hình. Kết quả của bước này bao gồm các bounding box và độ tin cậy tương ứng. Thay vì sử dụng trực tiếp nhãn lớp từ YOLO, hệ thống chỉ khai thác thông tin vị trí đối tượng.</w:t>
+      </w:r>
     </w:p>
     <w:p>
       <w:pPr>
@@ -10783,42 +10776,6 @@
           <w:sz w:val="26"/>
           <w:szCs w:val="26"/>
         </w:rPr>
-        <w:t>Khác với Pipeline 1, Pipeline 2 áp dụng kiến trúc hai giai đoạn, trong đó nhiệm vụ phát hiện và nhiệm vụ phân loại được tách thành hai thành phần độc lập. Cách tiếp cận này tận dụng ưu thế của YOLO trong việc xác định vị trí đối tượng và khả năng học đặc trưng chuyên sâu của các mạng CNN hiện đại [15]–[17].</w:t>
-      </w:r>
-    </w:p>
-    <w:p>
-      <w:pPr>
-        <w:ind w:firstLine="720"/>
-        <w:rPr>
-          <w:rFonts w:ascii="Times New Roman" w:hAnsi="Times New Roman" w:cs="Times New Roman"/>
-          <w:sz w:val="26"/>
-          <w:szCs w:val="26"/>
-        </w:rPr>
-      </w:pPr>
-      <w:r>
-        <w:rPr>
-          <w:rFonts w:ascii="Times New Roman" w:hAnsi="Times New Roman" w:cs="Times New Roman"/>
-          <w:sz w:val="26"/>
-          <w:szCs w:val="26"/>
-        </w:rPr>
-        <w:t>Ở giai đoạn đầu tiên, ảnh đầu vào được xử lý bởi mô hình YOLO để phát hiện vị trí các biển báo xuất hiện trong khung hình. Kết quả của bước này bao gồm các bounding box và độ tin cậy tương ứng. Thay vì sử dụng trực tiếp nhãn lớp từ YOLO, hệ thống chỉ khai thác thông tin vị trí đối tượng.</w:t>
-      </w:r>
-    </w:p>
-    <w:p>
-      <w:pPr>
-        <w:ind w:firstLine="720"/>
-        <w:rPr>
-          <w:rFonts w:ascii="Times New Roman" w:hAnsi="Times New Roman" w:cs="Times New Roman"/>
-          <w:sz w:val="26"/>
-          <w:szCs w:val="26"/>
-        </w:rPr>
-      </w:pPr>
-      <w:r>
-        <w:rPr>
-          <w:rFonts w:ascii="Times New Roman" w:hAnsi="Times New Roman" w:cs="Times New Roman"/>
-          <w:sz w:val="26"/>
-          <w:szCs w:val="26"/>
-        </w:rPr>
         <w:t xml:space="preserve">Sau khi xác định được vùng chứa biển báo, ảnh sẽ được cắt theo tọa độ bounding box và chuẩn hóa kích thước trước khi đưa vào bộ phân loại CNN. Trong nghiên cứu này, hai kiến trúc được lựa chọn để đánh giá là ResNet50 và EfficientNet-B0. Các mô hình được huấn luyện trên tập dữ liệu classification được xây dựng từ các ảnh crop thu được trong quá trình tiền xử lý dữ liệu. </w:t>
       </w:r>
     </w:p>
@@ -10839,7 +10796,7 @@
           <w:szCs w:val="26"/>
         </w:rPr>
         <w:drawing>
-          <wp:inline distT="0" distB="0" distL="0" distR="0" wp14:anchorId="67CA5BBC" wp14:editId="33276764">
+          <wp:inline distT="0" distB="0" distL="0" distR="0" wp14:anchorId="67CA5BBC" wp14:editId="47F8B09F">
             <wp:extent cx="6495529" cy="510363"/>
             <wp:effectExtent l="0" t="0" r="0" b="0"/>
             <wp:docPr id="1472318361" name="Picture 8"/>
@@ -10921,35 +10878,35 @@
           <w:sz w:val="26"/>
           <w:szCs w:val="26"/>
         </w:rPr>
+        <w:t>Đổi lại, Pipeline 2 phát sinh thêm chi phí tính toán do phải thực hiện hai lần suy luận liên tiếp. Ngoài thời gian xử lý của YOLO, hệ thống còn cần thực hiện bước cắt ảnh và phân loại bằng CNN. Vì vậy, tốc độ suy luận thường thấp hơn so với mô hình end-to-end, đặc biệt khi số lượng đối tượng xuất hiện trong ảnh lớn.</w:t>
+      </w:r>
+    </w:p>
+    <w:p>
+      <w:pPr>
+        <w:ind w:firstLine="720"/>
+        <w:rPr>
+          <w:rFonts w:ascii="Times New Roman" w:hAnsi="Times New Roman" w:cs="Times New Roman"/>
+          <w:sz w:val="26"/>
+          <w:szCs w:val="26"/>
+        </w:rPr>
+      </w:pPr>
+      <w:r>
+        <w:rPr>
+          <w:rFonts w:ascii="Times New Roman" w:hAnsi="Times New Roman" w:cs="Times New Roman"/>
+          <w:sz w:val="26"/>
+          <w:szCs w:val="26"/>
+        </w:rPr>
+        <w:t>Trong nghiên cứu này, Pipeline 2 được xây dựng nhằm đánh giá liệu việc bổ sung một bộ phân loại chuyên biệt có giúp cải thiện chất lượng nhận dạng biển báo hay không. Kết quả thực nghiệm sẽ được sử dụng để so sánh trực tiếp với Pipeline 1 trên các tiêu chí về độ chính xác, tốc độ xử lý, kích thước mô hình và khả năng triển khai thực tế.</w:t>
+      </w:r>
+    </w:p>
+    <w:p/>
+    <w:p>
+      <w:pPr>
+        <w:pStyle w:val="Heading2"/>
+      </w:pPr>
+      <w:bookmarkStart w:id="55" w:name="_Toc232714601"/>
+      <w:r>
         <w:lastRenderedPageBreak/>
-        <w:t>Đổi lại, Pipeline 2 phát sinh thêm chi phí tính toán do phải thực hiện hai lần suy luận liên tiếp. Ngoài thời gian xử lý của YOLO, hệ thống còn cần thực hiện bước cắt ảnh và phân loại bằng CNN. Vì vậy, tốc độ suy luận thường thấp hơn so với mô hình end-to-end, đặc biệt khi số lượng đối tượng xuất hiện trong ảnh lớn.</w:t>
-      </w:r>
-    </w:p>
-    <w:p>
-      <w:pPr>
-        <w:ind w:firstLine="720"/>
-        <w:rPr>
-          <w:rFonts w:ascii="Times New Roman" w:hAnsi="Times New Roman" w:cs="Times New Roman"/>
-          <w:sz w:val="26"/>
-          <w:szCs w:val="26"/>
-        </w:rPr>
-      </w:pPr>
-      <w:r>
-        <w:rPr>
-          <w:rFonts w:ascii="Times New Roman" w:hAnsi="Times New Roman" w:cs="Times New Roman"/>
-          <w:sz w:val="26"/>
-          <w:szCs w:val="26"/>
-        </w:rPr>
-        <w:t>Trong nghiên cứu này, Pipeline 2 được xây dựng nhằm đánh giá liệu việc bổ sung một bộ phân loại chuyên biệt có giúp cải thiện chất lượng nhận dạng biển báo hay không. Kết quả thực nghiệm sẽ được sử dụng để so sánh trực tiếp với Pipeline 1 trên các tiêu chí về độ chính xác, tốc độ xử lý, kích thước mô hình và khả năng triển khai thực tế.</w:t>
-      </w:r>
-    </w:p>
-    <w:p/>
-    <w:p>
-      <w:pPr>
-        <w:pStyle w:val="Heading2"/>
-      </w:pPr>
-      <w:bookmarkStart w:id="55" w:name="_Toc232690094"/>
-      <w:r>
         <w:t>3.4. Xây dựng mô hình YOLO</w:t>
       </w:r>
       <w:bookmarkEnd w:id="55"/>
@@ -10959,7 +10916,7 @@
         <w:pStyle w:val="Heading3"/>
         <w:ind w:firstLine="720"/>
       </w:pPr>
-      <w:bookmarkStart w:id="56" w:name="_Toc232690095"/>
+      <w:bookmarkStart w:id="56" w:name="_Toc232714602"/>
       <w:r>
         <w:t xml:space="preserve">3.4.1. </w:t>
       </w:r>
@@ -10983,23 +10940,7 @@
           <w:sz w:val="26"/>
           <w:szCs w:val="26"/>
         </w:rPr>
-        <w:t>Nhằm đánh giá khả năng ứng dụng của các phiên bản YOLO hiện đại đối với bài toán nhận diện biển báo giao thông Việt Nam, ba mô hình thuộc nhóm nano gồm YOLOv5n, YOLOv8n và YOLOv11n</w:t>
-      </w:r>
-      <w:r>
-        <w:rPr>
-          <w:rFonts w:ascii="Times New Roman" w:hAnsi="Times New Roman" w:cs="Times New Roman"/>
-          <w:sz w:val="26"/>
-          <w:szCs w:val="26"/>
-        </w:rPr>
-        <w:t xml:space="preserve"> đã được lựa chọn</w:t>
-      </w:r>
-      <w:r>
-        <w:rPr>
-          <w:rFonts w:ascii="Times New Roman" w:hAnsi="Times New Roman" w:cs="Times New Roman"/>
-          <w:sz w:val="26"/>
-          <w:szCs w:val="26"/>
-        </w:rPr>
-        <w:t>. Đây đều là các biến thể được thiết kế theo hướng giảm số lượng tham số và tối ưu tốc độ suy luận, phù hợp với các hệ thống yêu cầu xử lý thời gian thực.</w:t>
+        <w:t>Nhằm đánh giá khả năng ứng dụng của các phiên bản YOLO hiện đại đối với bài toán nhận diện biển báo giao thông Việt Nam, ba mô hình thuộc nhóm nano gồm YOLOv5n, YOLOv8n và YOLOv11n đã được lựa chọn. Đây đều là các biến thể được thiết kế theo hướng giảm số lượng tham số và tối ưu tốc độ suy luận, phù hợp với các hệ thống yêu cầu xử lý thời gian thực.</w:t>
       </w:r>
     </w:p>
     <w:p>
@@ -11071,7 +11012,6 @@
           <w:sz w:val="26"/>
           <w:szCs w:val="26"/>
         </w:rPr>
-        <w:lastRenderedPageBreak/>
         <w:t>C</w:t>
       </w:r>
       <w:r>
@@ -11096,7 +11036,7 @@
         <w:pStyle w:val="Heading3"/>
         <w:ind w:firstLine="720"/>
       </w:pPr>
-      <w:bookmarkStart w:id="57" w:name="_Toc232690096"/>
+      <w:bookmarkStart w:id="57" w:name="_Toc232714603"/>
       <w:r>
         <w:t>3.4.2. Data Augmentation trong huấn luyện YOLO</w:t>
       </w:r>
@@ -11135,15 +11075,8 @@
           <w:sz w:val="26"/>
           <w:szCs w:val="26"/>
         </w:rPr>
-        <w:t>Kỹ</w:t>
-      </w:r>
-      <w:r>
-        <w:rPr>
-          <w:rFonts w:ascii="Times New Roman" w:hAnsi="Times New Roman" w:cs="Times New Roman"/>
-          <w:sz w:val="26"/>
-          <w:szCs w:val="26"/>
-        </w:rPr>
-        <w:t xml:space="preserve"> thuật tăng cường dữ liệu được nghiên cứu và đánh giá là Mosaic Augmentation. Đây là phương pháp ghép bốn ảnh huấn luyện khác nhau thành một ảnh mới, đồng thời điều chỉnh lại vị trí và nhãn của các đối tượng tương ứng. Quá trình này tạo ra những mẫu dữ liệu đa dạng hơn so với dữ liệu gốc mà không cần thu thập thêm ảnh mới.</w:t>
+        <w:lastRenderedPageBreak/>
+        <w:t>Kỹ thuật tăng cường dữ liệu được nghiên cứu và đánh giá là Mosaic Augmentation. Đây là phương pháp ghép bốn ảnh huấn luyện khác nhau thành một ảnh mới, đồng thời điều chỉnh lại vị trí và nhãn của các đối tượng tương ứng. Quá trình này tạo ra những mẫu dữ liệu đa dạng hơn so với dữ liệu gốc mà không cần thu thập thêm ảnh mới.</w:t>
       </w:r>
     </w:p>
     <w:p>
@@ -11158,6 +11091,7 @@
       <w:r>
         <w:rPr>
           <w:rFonts w:ascii="Times New Roman" w:hAnsi="Times New Roman" w:cs="Times New Roman"/>
+          <w:noProof/>
           <w:sz w:val="26"/>
           <w:szCs w:val="26"/>
         </w:rPr>
@@ -11231,7 +11165,6 @@
           <w:sz w:val="26"/>
           <w:szCs w:val="26"/>
         </w:rPr>
-        <w:lastRenderedPageBreak/>
         <w:t>Bên cạnh việc làm tăng tính đa dạng của dữ liệu, Mosaic còn giúp mô hình tiếp xúc với nhiều bối cảnh khác nhau trong mỗi lần cập nhật trọng số. Nhờ đó, khả năng tổng quát hóa của mô hình được cải thiện và hiện tượng phụ thuộc quá mức vào một số mẫu dữ liệu cụ thể được giảm thiểu.</w:t>
       </w:r>
     </w:p>
@@ -11258,7 +11191,7 @@
         <w:pStyle w:val="Heading3"/>
         <w:ind w:firstLine="720"/>
       </w:pPr>
-      <w:bookmarkStart w:id="58" w:name="_Toc232690097"/>
+      <w:bookmarkStart w:id="58" w:name="_Toc232714604"/>
       <w:r>
         <w:t>3.4.</w:t>
       </w:r>
@@ -11303,6 +11236,7 @@
           <w:sz w:val="26"/>
           <w:szCs w:val="26"/>
         </w:rPr>
+        <w:lastRenderedPageBreak/>
         <w:t>Để đảm bảo tính nhất quán trong quá trình benchmark, các mô hình YOLO được huấn luyện theo cùng một quy trình. Trước tiên, mô hình được khởi tạo từ các trọng số tiền huấn luyện. Sau đó, dữ liệu huấn luyện được đưa vào mạng để thực hiện quá trình tối ưu hóa tham số. Sau mỗi epoch, mô hình được đánh giá trên tập xác thực nhằm theo dõi khả năng hội tụ và lựa chọn trọng số tốt nhất.</w:t>
       </w:r>
     </w:p>
@@ -11318,6 +11252,7 @@
       <w:r>
         <w:rPr>
           <w:rFonts w:ascii="Times New Roman" w:hAnsi="Times New Roman" w:cs="Times New Roman"/>
+          <w:noProof/>
           <w:sz w:val="26"/>
           <w:szCs w:val="26"/>
         </w:rPr>
@@ -11395,16 +11330,7 @@
           <w:sz w:val="26"/>
           <w:szCs w:val="26"/>
         </w:rPr>
-        <w:t xml:space="preserve">Trong nghiên cứu này, số epoch được cố định ở mức 100 cho tất cả các mô hình nhằm tạo điều kiện cho quá trình hội tụ diễn ra đầy đủ. Đồng thời, cơ chế Early Stopping được sử dụng để tự động dừng huấn luyện khi kết quả trên tập xác thực không còn cải </w:t>
-      </w:r>
-      <w:r>
-        <w:rPr>
-          <w:rFonts w:ascii="Times New Roman" w:hAnsi="Times New Roman" w:cs="Times New Roman"/>
-          <w:sz w:val="26"/>
-          <w:szCs w:val="26"/>
-        </w:rPr>
-        <w:lastRenderedPageBreak/>
-        <w:t>thiện sau một số epoch nhất định, qua đó hạn chế hiện tượng quá khớp và giảm thời gian huấn luyện không cần thiết.</w:t>
+        <w:t>Trong nghiên cứu này, số epoch được cố định ở mức 100 cho tất cả các mô hình nhằm tạo điều kiện cho quá trình hội tụ diễn ra đầy đủ. Đồng thời, cơ chế Early Stopping được sử dụng để tự động dừng huấn luyện khi kết quả trên tập xác thực không còn cải thiện sau một số epoch nhất định, qua đó hạn chế hiện tượng quá khớp và giảm thời gian huấn luyện không cần thiết.</w:t>
       </w:r>
     </w:p>
     <w:p>
@@ -11430,6 +11356,14 @@
         <w:tblW w:w="0" w:type="auto"/>
         <w:jc w:val="center"/>
         <w:tblCellSpacing w:w="15" w:type="dxa"/>
+        <w:tblBorders>
+          <w:top w:val="single" w:sz="4" w:space="0" w:color="auto"/>
+          <w:left w:val="single" w:sz="4" w:space="0" w:color="auto"/>
+          <w:bottom w:val="single" w:sz="4" w:space="0" w:color="auto"/>
+          <w:right w:val="single" w:sz="4" w:space="0" w:color="auto"/>
+          <w:insideH w:val="single" w:sz="4" w:space="0" w:color="auto"/>
+          <w:insideV w:val="single" w:sz="4" w:space="0" w:color="auto"/>
+        </w:tblBorders>
         <w:tblCellMar>
           <w:top w:w="15" w:type="dxa"/>
           <w:left w:w="15" w:type="dxa"/>
@@ -11439,8 +11373,8 @@
         <w:tblLook w:val="04A0" w:firstRow="1" w:lastRow="0" w:firstColumn="1" w:lastColumn="0" w:noHBand="0" w:noVBand="1"/>
       </w:tblPr>
       <w:tblGrid>
-        <w:gridCol w:w="2189"/>
-        <w:gridCol w:w="3088"/>
+        <w:gridCol w:w="2209"/>
+        <w:gridCol w:w="3108"/>
       </w:tblGrid>
       <w:tr>
         <w:trPr>
@@ -11700,6 +11634,7 @@
                 <w:sz w:val="26"/>
                 <w:szCs w:val="26"/>
               </w:rPr>
+              <w:lastRenderedPageBreak/>
               <w:t>Learning Rate</w:t>
             </w:r>
           </w:p>
@@ -11874,7 +11809,7 @@
       <w:pPr>
         <w:pStyle w:val="Heading2"/>
       </w:pPr>
-      <w:bookmarkStart w:id="59" w:name="_Toc232690098"/>
+      <w:bookmarkStart w:id="59" w:name="_Toc232714605"/>
       <w:r>
         <w:t>3.5. Xây dựng mô hình CNN</w:t>
       </w:r>
@@ -11885,7 +11820,7 @@
         <w:pStyle w:val="Heading3"/>
         <w:ind w:firstLine="720"/>
       </w:pPr>
-      <w:bookmarkStart w:id="60" w:name="_Toc232690099"/>
+      <w:bookmarkStart w:id="60" w:name="_Toc232714606"/>
       <w:r>
         <w:t>3.5.1. ResNet50</w:t>
       </w:r>
@@ -11932,27 +11867,30 @@
         <w:pStyle w:val="Heading3"/>
         <w:ind w:firstLine="720"/>
       </w:pPr>
-      <w:bookmarkStart w:id="61" w:name="_Toc232690100"/>
+      <w:bookmarkStart w:id="61" w:name="_Toc232714607"/>
+      <w:r>
+        <w:t>3.5.2. EfficientNet-B0</w:t>
+      </w:r>
+      <w:bookmarkEnd w:id="61"/>
+    </w:p>
+    <w:p>
+      <w:pPr>
+        <w:ind w:firstLine="720"/>
+      </w:pPr>
+      <w:r>
+        <w:t>Việc lựa chọn EfficientNet-B0 xuất phát từ đặc điểm cân bằng giữa độ chính xác và hiệu quả tài nguyên. So với các mạng CNN có độ sâu lớn, EfficientNet-B0 thường đạt hiệu năng tương đương hoặc cao hơn trong khi yêu cầu bộ nhớ và thời gian suy luận thấp hơn. Điều này đặc biệt quan trọng đối với các hệ thống nhận diện biển báo giao thông cần triển khai trên các thiết bị có giới hạn về tài nguyên phần cứng.</w:t>
+      </w:r>
+    </w:p>
+    <w:p>
+      <w:pPr>
+        <w:ind w:firstLine="720"/>
+      </w:pPr>
+      <w:r>
+        <w:t xml:space="preserve">Trong phạm vi đề tài, EfficientNet-B0 được sử dụng như đại diện cho nhóm kiến trúc CNN hiện đại hướng đến tối ưu hiệu quả tính toán. Kết quả thực nghiệm sẽ được sử dụng </w:t>
+      </w:r>
       <w:r>
         <w:lastRenderedPageBreak/>
-        <w:t>3.5.2. EfficientNet-B0</w:t>
-      </w:r>
-      <w:bookmarkEnd w:id="61"/>
-    </w:p>
-    <w:p>
-      <w:pPr>
-        <w:ind w:firstLine="720"/>
-      </w:pPr>
-      <w:r>
-        <w:t>Việc lựa chọn EfficientNet-B0 xuất phát từ đặc điểm cân bằng giữa độ chính xác và hiệu quả tài nguyên. So với các mạng CNN có độ sâu lớn, EfficientNet-B0 thường đạt hiệu năng tương đương hoặc cao hơn trong khi yêu cầu bộ nhớ và thời gian suy luận thấp hơn. Điều này đặc biệt quan trọng đối với các hệ thống nhận diện biển báo giao thông cần triển khai trên các thiết bị có giới hạn về tài nguyên phần cứng.</w:t>
-      </w:r>
-    </w:p>
-    <w:p>
-      <w:pPr>
-        <w:ind w:firstLine="720"/>
-      </w:pPr>
-      <w:r>
-        <w:t>Trong phạm vi đề tài, EfficientNet-B0 được sử dụng như đại diện cho nhóm kiến trúc CNN hiện đại hướng đến tối ưu hiệu quả tính toán. Kết quả thực nghiệm sẽ được sử dụng để so sánh với ResNet50 nhằm đánh giá mức độ phù hợp của từng kiến trúc đối với bài toán phân loại biển báo giao thông Việt Nam.</w:t>
+        <w:t>để so sánh với ResNet50 nhằm đánh giá mức độ phù hợp của từng kiến trúc đối với bài toán phân loại biển báo giao thông Việt Nam.</w:t>
       </w:r>
     </w:p>
     <w:p>
@@ -11960,7 +11898,7 @@
         <w:pStyle w:val="Heading3"/>
         <w:ind w:firstLine="720"/>
       </w:pPr>
-      <w:bookmarkStart w:id="62" w:name="_Toc232690101"/>
+      <w:bookmarkStart w:id="62" w:name="_Toc232714608"/>
       <w:r>
         <w:t>3.5.3. Cấu hình huấn luyện</w:t>
       </w:r>
@@ -11987,6 +11925,9 @@
         <w:jc w:val="center"/>
       </w:pPr>
       <w:r>
+        <w:rPr>
+          <w:noProof/>
+        </w:rPr>
         <w:drawing>
           <wp:inline distT="0" distB="0" distL="0" distR="0" wp14:anchorId="4B6ACA58" wp14:editId="16AFA03A">
             <wp:extent cx="1262838" cy="3021220"/>
@@ -12043,19 +11984,19 @@
         <w:ind w:firstLine="720"/>
       </w:pPr>
       <w:r>
-        <w:t xml:space="preserve">Các mô hình được huấn luyện bằng thuật toán tối ưu Adam kết hợp với hàm mất mát Cross-Entropy Loss. Đây là lựa chọn phổ biến đối với các bài toán phân loại đa lớp nhờ khả </w:t>
+        <w:t>Các mô hình được huấn luyện bằng thuật toán tối ưu Adam kết hợp với hàm mất mát Cross-Entropy Loss. Đây là lựa chọn phổ biến đối với các bài toán phân loại đa lớp nhờ khả năng hội tụ nhanh và ổn định. Đồng thời, kỹ thuật Early Stopping được áp dụng nhằm tự động dừng quá trình huấn luyện khi chất lượng trên tập xác thực không còn cải thiện trong một số epoch liên tiếp, từ đó hạn chế hiện tượng quá khớp.</w:t>
+      </w:r>
+    </w:p>
+    <w:p>
+      <w:pPr>
+        <w:ind w:firstLine="720"/>
+      </w:pPr>
+      <w:r>
+        <w:t xml:space="preserve">Để đánh giá ảnh hưởng của các yếu tố huấn luyện đến chất lượng phân loại, nghiên cứu tiến hành khảo sát một số siêu tham số quan trọng gồm learning rate và chiến lược Transfer Learning. Learning rate được đánh giá ở nhiều mức khác nhau nhằm xác định tốc độ cập nhật trọng số phù hợp. Bên cạnh đó, hai chiến lược huấn luyện gồm đóng băng </w:t>
       </w:r>
       <w:r>
         <w:lastRenderedPageBreak/>
-        <w:t>năng hội tụ nhanh và ổn định. Đồng thời, kỹ thuật Early Stopping được áp dụng nhằm tự động dừng quá trình huấn luyện khi chất lượng trên tập xác thực không còn cải thiện trong một số epoch liên tiếp, từ đó hạn chế hiện tượng quá khớp.</w:t>
-      </w:r>
-    </w:p>
-    <w:p>
-      <w:pPr>
-        <w:ind w:firstLine="720"/>
-      </w:pPr>
-      <w:r>
-        <w:t>Để đánh giá ảnh hưởng của các yếu tố huấn luyện đến chất lượng phân loại, nghiên cứu tiến hành khảo sát một số siêu tham số quan trọng gồm learning rate và chiến lược Transfer Learning. Learning rate được đánh giá ở nhiều mức khác nhau nhằm xác định tốc độ cập nhật trọng số phù hợp. Bên cạnh đó, hai chiến lược huấn luyện gồm đóng băng backbone và tinh chỉnh toàn bộ mạng cũng được xem xét để đánh giá khả năng thích nghi của các mô hình đối với bộ dữ liệu biển báo giao thông.</w:t>
+        <w:t>backbone và tinh chỉnh toàn bộ mạng cũng được xem xét để đánh giá khả năng thích nghi của các mô hình đối với bộ dữ liệu biển báo giao thông.</w:t>
       </w:r>
     </w:p>
     <w:tbl>
@@ -12063,6 +12004,14 @@
         <w:tblW w:w="0" w:type="auto"/>
         <w:jc w:val="center"/>
         <w:tblCellSpacing w:w="15" w:type="dxa"/>
+        <w:tblBorders>
+          <w:top w:val="single" w:sz="4" w:space="0" w:color="auto"/>
+          <w:left w:val="single" w:sz="4" w:space="0" w:color="auto"/>
+          <w:bottom w:val="single" w:sz="4" w:space="0" w:color="auto"/>
+          <w:right w:val="single" w:sz="4" w:space="0" w:color="auto"/>
+          <w:insideH w:val="single" w:sz="4" w:space="0" w:color="auto"/>
+          <w:insideV w:val="single" w:sz="4" w:space="0" w:color="auto"/>
+        </w:tblBorders>
         <w:tblCellMar>
           <w:top w:w="15" w:type="dxa"/>
           <w:left w:w="15" w:type="dxa"/>
@@ -12072,8 +12021,8 @@
         <w:tblLook w:val="04A0" w:firstRow="1" w:lastRow="0" w:firstColumn="1" w:lastColumn="0" w:noHBand="0" w:noVBand="1"/>
       </w:tblPr>
       <w:tblGrid>
-        <w:gridCol w:w="3456"/>
-        <w:gridCol w:w="3855"/>
+        <w:gridCol w:w="3476"/>
+        <w:gridCol w:w="3875"/>
       </w:tblGrid>
       <w:tr>
         <w:trPr>
@@ -12280,11 +12229,22 @@
     </w:p>
     <w:p/>
     <w:p/>
+    <w:p/>
+    <w:p/>
+    <w:p/>
+    <w:p/>
+    <w:p/>
+    <w:p/>
+    <w:p/>
+    <w:p/>
+    <w:p/>
+    <w:p/>
+    <w:p/>
     <w:p>
       <w:pPr>
         <w:pStyle w:val="Heading1"/>
       </w:pPr>
-      <w:bookmarkStart w:id="63" w:name="_Toc232690102"/>
+      <w:bookmarkStart w:id="63" w:name="_Toc232714609"/>
       <w:r>
         <w:lastRenderedPageBreak/>
         <w:t>CHƯƠNG 4: THỰC NGHIỆM VÀ KẾT QUẢ</w:t>
@@ -12295,7 +12255,7 @@
       <w:pPr>
         <w:pStyle w:val="Heading2"/>
       </w:pPr>
-      <w:bookmarkStart w:id="64" w:name="_Toc232690103"/>
+      <w:bookmarkStart w:id="64" w:name="_Toc232714610"/>
       <w:r>
         <w:t>4.1. Môi trường và kịch bản thực nghiệm</w:t>
       </w:r>
@@ -12303,10 +12263,176 @@
     </w:p>
     <w:p>
       <w:pPr>
+        <w:ind w:firstLine="720"/>
+        <w:rPr>
+          <w:rFonts w:ascii="Times New Roman" w:hAnsi="Times New Roman" w:cs="Times New Roman"/>
+          <w:sz w:val="26"/>
+          <w:szCs w:val="26"/>
+        </w:rPr>
+      </w:pPr>
+      <w:r>
+        <w:rPr>
+          <w:rFonts w:ascii="Times New Roman" w:hAnsi="Times New Roman" w:cs="Times New Roman"/>
+          <w:sz w:val="26"/>
+          <w:szCs w:val="26"/>
+        </w:rPr>
+        <w:t xml:space="preserve">Quá trình thực nghiệm được tổ chức thành ba giai đoạn chính. Giai đoạn thứ nhất tập trung đánh giá các mô hình YOLOv5n, YOLOv8n và YOLOv11n nhằm lựa chọn mô hình phát hiện đối tượng phù hợp nhất cho bài toán nhận diện biển báo giao thông. Các mô hình được huấn luyện theo cùng một quy trình với số epoch cố định, đồng thời được đánh giá thông qua các chỉ số Precision, Recall, mAP@0.5, mAP@0.5:0.95, FPS, thời gian suy luận và kích thước mô hình. Sau khi xác định được mô hình có hiệu năng tốt nhất, nghiên cứu tiếp tục khảo sát ảnh hưởng của các siêu tham số như kích thước ảnh đầu vào, learning rate, batch size và kỹ thuật Mosaic Augmentation nhằm xác định cấu hình huấn luyện tối ưu. </w:t>
+      </w:r>
+    </w:p>
+    <w:p>
+      <w:pPr>
+        <w:ind w:firstLine="720"/>
+        <w:rPr>
+          <w:rFonts w:ascii="Times New Roman" w:hAnsi="Times New Roman" w:cs="Times New Roman"/>
+          <w:sz w:val="26"/>
+          <w:szCs w:val="26"/>
+        </w:rPr>
+      </w:pPr>
+      <w:r>
+        <w:rPr>
+          <w:rFonts w:ascii="Times New Roman" w:hAnsi="Times New Roman" w:cs="Times New Roman"/>
+          <w:sz w:val="26"/>
+          <w:szCs w:val="26"/>
+        </w:rPr>
+        <w:t xml:space="preserve">Giai đoạn thứ hai được thực hiện trên tập dữ liệu phân loại ảnh đã được tạo từ các vùng crop biển báo. Hai kiến trúc CNN gồm ResNet50 và EfficientNet-B0 được huấn luyện bằng phương pháp Transfer Learning để đánh giá khả năng nhận dạng các lớp biển báo giao thông. Các mô hình được so sánh dựa trên Accuracy, Precision, Recall, F1-score, thời gian suy luận và kích thước mô hình. Song song với việc đánh giá kiến trúc mạng, nghiên cứu cũng khảo sát ảnh hưởng của learning rate và chiến lược huấn luyện, bao gồm đóng băng backbone và fine-tuning toàn bộ mạng, nhằm xác định cấu hình mang lại hiệu quả cao nhất. </w:t>
+      </w:r>
+    </w:p>
+    <w:p>
+      <w:pPr>
+        <w:ind w:firstLine="720"/>
+        <w:jc w:val="center"/>
+        <w:rPr>
+          <w:rFonts w:ascii="Times New Roman" w:hAnsi="Times New Roman" w:cs="Times New Roman"/>
+          <w:sz w:val="26"/>
+          <w:szCs w:val="26"/>
+        </w:rPr>
+      </w:pPr>
+      <w:r>
+        <w:rPr>
+          <w:rFonts w:ascii="Times New Roman" w:hAnsi="Times New Roman" w:cs="Times New Roman"/>
+          <w:sz w:val="26"/>
+          <w:szCs w:val="26"/>
+        </w:rPr>
+        <w:drawing>
+          <wp:inline distT="0" distB="0" distL="0" distR="0" wp14:anchorId="34E1D694" wp14:editId="0DCE0261">
+            <wp:extent cx="2712720" cy="3442348"/>
+            <wp:effectExtent l="0" t="0" r="0" b="0"/>
+            <wp:docPr id="1240453299" name="Picture 2"/>
+            <wp:cNvGraphicFramePr>
+              <a:graphicFrameLocks xmlns:a="http://schemas.openxmlformats.org/drawingml/2006/main" noChangeAspect="1"/>
+            </wp:cNvGraphicFramePr>
+            <a:graphic xmlns:a="http://schemas.openxmlformats.org/drawingml/2006/main">
+              <a:graphicData uri="http://schemas.openxmlformats.org/drawingml/2006/picture">
+                <pic:pic xmlns:pic="http://schemas.openxmlformats.org/drawingml/2006/picture">
+                  <pic:nvPicPr>
+                    <pic:cNvPr id="0" name="Picture 6"/>
+                    <pic:cNvPicPr>
+                      <a:picLocks noChangeAspect="1" noChangeArrowheads="1"/>
+                    </pic:cNvPicPr>
+                  </pic:nvPicPr>
+                  <pic:blipFill>
+                    <a:blip r:embed="rId22" cstate="print">
+                      <a:extLst>
+                        <a:ext uri="{28A0092B-C50C-407E-A947-70E740481C1C}">
+                          <a14:useLocalDpi xmlns:a14="http://schemas.microsoft.com/office/drawing/2010/main" val="0"/>
+                        </a:ext>
+                      </a:extLst>
+                    </a:blip>
+                    <a:srcRect/>
+                    <a:stretch>
+                      <a:fillRect/>
+                    </a:stretch>
+                  </pic:blipFill>
+                  <pic:spPr bwMode="auto">
+                    <a:xfrm>
+                      <a:off x="0" y="0"/>
+                      <a:ext cx="2716196" cy="3446759"/>
+                    </a:xfrm>
+                    <a:prstGeom prst="rect">
+                      <a:avLst/>
+                    </a:prstGeom>
+                    <a:noFill/>
+                    <a:ln>
+                      <a:noFill/>
+                    </a:ln>
+                  </pic:spPr>
+                </pic:pic>
+              </a:graphicData>
+            </a:graphic>
+          </wp:inline>
+        </w:drawing>
+      </w:r>
+    </w:p>
+    <w:p>
+      <w:pPr>
+        <w:ind w:firstLine="720"/>
+        <w:rPr>
+          <w:rFonts w:ascii="Times New Roman" w:hAnsi="Times New Roman" w:cs="Times New Roman"/>
+          <w:sz w:val="26"/>
+          <w:szCs w:val="26"/>
+        </w:rPr>
+      </w:pPr>
+    </w:p>
+    <w:p>
+      <w:pPr>
+        <w:ind w:firstLine="720"/>
+        <w:rPr>
+          <w:rFonts w:ascii="Times New Roman" w:hAnsi="Times New Roman" w:cs="Times New Roman"/>
+          <w:sz w:val="26"/>
+          <w:szCs w:val="26"/>
+        </w:rPr>
+      </w:pPr>
+      <w:r>
+        <w:rPr>
+          <w:rFonts w:ascii="Times New Roman" w:hAnsi="Times New Roman" w:cs="Times New Roman"/>
+          <w:sz w:val="26"/>
+          <w:szCs w:val="26"/>
+        </w:rPr>
+        <w:t xml:space="preserve">Giai đoạn cuối cùng tập trung đánh giá hiệu năng của hai pipeline nhận diện biển báo. Pipeline thứ nhất sử dụng mô hình YOLO theo hướng end-to-end, trong khi Pipeline thứ hai kết hợp bộ phát hiện YOLO với bộ phân loại CNN. Việc so sánh được thực hiện trên các tiêu chí về độ chính xác nhận dạng, khả năng phát hiện đối tượng, tốc độ suy luận, số khung hình xử lý trên giây và kích thước mô hình. Kịch bản này cho phép đánh giá sự đánh đổi giữa tốc độ xử lý và chất lượng nhận dạng, từ đó xác định hướng tiếp cận phù hợp hơn đối với các hệ thống nhận diện biển báo giao thông trong điều kiện triển khai thực tế. </w:t>
+      </w:r>
+    </w:p>
+    <w:p>
+      <w:pPr>
+        <w:ind w:firstLine="720"/>
+        <w:rPr>
+          <w:rFonts w:ascii="Times New Roman" w:hAnsi="Times New Roman" w:cs="Times New Roman"/>
+          <w:sz w:val="26"/>
+          <w:szCs w:val="26"/>
+        </w:rPr>
+      </w:pPr>
+      <w:r>
+        <w:rPr>
+          <w:rFonts w:ascii="Times New Roman" w:hAnsi="Times New Roman" w:cs="Times New Roman"/>
+          <w:sz w:val="26"/>
+          <w:szCs w:val="26"/>
+        </w:rPr>
+        <w:t>Để đảm bảo tính khách quan, tất cả các mô hình trong cùng một nhóm được huấn luyện và đánh giá trên cùng tập dữ liệu</w:t>
+      </w:r>
+      <w:r>
+        <w:rPr>
+          <w:rFonts w:ascii="Times New Roman" w:hAnsi="Times New Roman" w:cs="Times New Roman"/>
+          <w:sz w:val="26"/>
+          <w:szCs w:val="26"/>
+        </w:rPr>
+        <w:t>, cùng phần cứng</w:t>
+      </w:r>
+      <w:r>
+        <w:rPr>
+          <w:rFonts w:ascii="Times New Roman" w:hAnsi="Times New Roman" w:cs="Times New Roman"/>
+          <w:sz w:val="26"/>
+          <w:szCs w:val="26"/>
+        </w:rPr>
+        <w:t>, sử dụng cùng phương pháp chia dữ liệu và cùng bộ chỉ số đánh giá. Kết quả thực nghiệm được ghi nhận dưới dạng số liệu định lượng kết hợp với phân tích trực quan thông qua các biểu đồ huấn luyện, ma trận nhầm lẫn và kết quả suy luận trên ảnh thực tế. Cách tiếp cận này giúp đánh giá toàn diện cả về hiệu năng thống kê lẫn khả năng ứng dụng của hệ thống trong các tình huống giao thông thực tế.</w:t>
+      </w:r>
+    </w:p>
+    <w:p/>
+    <w:p>
+      <w:pPr>
         <w:pStyle w:val="Heading2"/>
       </w:pPr>
-      <w:bookmarkStart w:id="65" w:name="_Toc232690104"/>
-      <w:r>
+      <w:bookmarkStart w:id="65" w:name="_Toc232714611"/>
+      <w:r>
+        <w:lastRenderedPageBreak/>
         <w:t>4.2. Kết quả thực nghiệm YOLO</w:t>
       </w:r>
       <w:bookmarkEnd w:id="65"/>
@@ -12316,7 +12442,7 @@
         <w:pStyle w:val="Heading3"/>
         <w:ind w:firstLine="720"/>
       </w:pPr>
-      <w:bookmarkStart w:id="66" w:name="_Toc232690105"/>
+      <w:bookmarkStart w:id="66" w:name="_Toc232714612"/>
       <w:r>
         <w:t xml:space="preserve">4.2.1. So sánh </w:t>
       </w:r>
@@ -12335,7 +12461,7 @@
       <w:r>
         <w:tab/>
       </w:r>
-      <w:bookmarkStart w:id="67" w:name="_Toc232690106"/>
+      <w:bookmarkStart w:id="67" w:name="_Toc232714613"/>
       <w:r>
         <w:t>4.2.2. Phân tích ảnh hưởng Hyperparameter</w:t>
       </w:r>
@@ -12351,7 +12477,7 @@
       <w:r>
         <w:tab/>
       </w:r>
-      <w:bookmarkStart w:id="68" w:name="_Toc232690107"/>
+      <w:bookmarkStart w:id="68" w:name="_Toc232714614"/>
       <w:r>
         <w:t>4.2.3. Lựa chọn mô hình YOLO tốt nhất</w:t>
       </w:r>
@@ -12361,7 +12487,7 @@
       <w:pPr>
         <w:pStyle w:val="Heading2"/>
       </w:pPr>
-      <w:bookmarkStart w:id="69" w:name="_Toc232690108"/>
+      <w:bookmarkStart w:id="69" w:name="_Toc232714615"/>
       <w:r>
         <w:t>4.3. Kết quả thực nghiệm CNN</w:t>
       </w:r>
@@ -12372,7 +12498,7 @@
         <w:pStyle w:val="Heading3"/>
         <w:ind w:left="720"/>
       </w:pPr>
-      <w:bookmarkStart w:id="70" w:name="_Toc232690109"/>
+      <w:bookmarkStart w:id="70" w:name="_Toc232714616"/>
       <w:r>
         <w:t>4.3.1. So sánh ResNet50 và EfficientNet-B0</w:t>
       </w:r>
@@ -12383,7 +12509,7 @@
         <w:pStyle w:val="Heading3"/>
         <w:ind w:left="720"/>
       </w:pPr>
-      <w:bookmarkStart w:id="71" w:name="_Toc232690110"/>
+      <w:bookmarkStart w:id="71" w:name="_Toc232714617"/>
       <w:r>
         <w:t>4.3.2. Phân tích Hyperparameter</w:t>
       </w:r>
@@ -12394,7 +12520,7 @@
         <w:pStyle w:val="Heading3"/>
         <w:ind w:left="720"/>
       </w:pPr>
-      <w:bookmarkStart w:id="72" w:name="_Toc232690111"/>
+      <w:bookmarkStart w:id="72" w:name="_Toc232714618"/>
       <w:r>
         <w:t>4.3.3. Lựa chọn mô hình CNN tốt nhất</w:t>
       </w:r>
@@ -12404,7 +12530,7 @@
       <w:pPr>
         <w:pStyle w:val="Heading2"/>
       </w:pPr>
-      <w:bookmarkStart w:id="73" w:name="_Toc232690112"/>
+      <w:bookmarkStart w:id="73" w:name="_Toc232714619"/>
       <w:r>
         <w:t>4.4. Đánh giá hai Pipeline</w:t>
       </w:r>
@@ -12415,7 +12541,7 @@
         <w:pStyle w:val="Heading3"/>
         <w:ind w:left="720"/>
       </w:pPr>
-      <w:bookmarkStart w:id="74" w:name="_Toc232690113"/>
+      <w:bookmarkStart w:id="74" w:name="_Toc232714620"/>
       <w:r>
         <w:t>4.4.1. Pipeline YOLO End-to-End</w:t>
       </w:r>
@@ -12426,7 +12552,7 @@
         <w:pStyle w:val="Heading3"/>
         <w:ind w:left="720"/>
       </w:pPr>
-      <w:bookmarkStart w:id="75" w:name="_Toc232690114"/>
+      <w:bookmarkStart w:id="75" w:name="_Toc232714621"/>
       <w:r>
         <w:t>4.4.2. Pipeline YOLO + CNN</w:t>
       </w:r>
@@ -12437,7 +12563,7 @@
         <w:pStyle w:val="Heading3"/>
         <w:ind w:left="720"/>
       </w:pPr>
-      <w:bookmarkStart w:id="76" w:name="_Toc232690115"/>
+      <w:bookmarkStart w:id="76" w:name="_Toc232714622"/>
       <w:r>
         <w:t>4.4.3. So sánh và thảo luận</w:t>
       </w:r>
@@ -12447,7 +12573,7 @@
       <w:pPr>
         <w:pStyle w:val="Heading2"/>
       </w:pPr>
-      <w:bookmarkStart w:id="77" w:name="_Toc232690116"/>
+      <w:bookmarkStart w:id="77" w:name="_Toc232714623"/>
       <w:r>
         <w:t>4.5. Triển khai hệ thống Web</w:t>
       </w:r>
@@ -12458,7 +12584,7 @@
         <w:pStyle w:val="Heading3"/>
         <w:ind w:left="720"/>
       </w:pPr>
-      <w:bookmarkStart w:id="78" w:name="_Toc232690117"/>
+      <w:bookmarkStart w:id="78" w:name="_Toc232714624"/>
       <w:r>
         <w:t>4.5.1. Kiến trúc hệ thống</w:t>
       </w:r>
@@ -12469,7 +12595,7 @@
         <w:pStyle w:val="Heading3"/>
         <w:ind w:left="720"/>
       </w:pPr>
-      <w:bookmarkStart w:id="79" w:name="_Toc232690118"/>
+      <w:bookmarkStart w:id="79" w:name="_Toc232714625"/>
       <w:r>
         <w:t>4.5.2. Giao diện người dùng</w:t>
       </w:r>
@@ -12480,7 +12606,7 @@
         <w:pStyle w:val="Heading3"/>
         <w:ind w:left="720"/>
       </w:pPr>
-      <w:bookmarkStart w:id="80" w:name="_Toc232690119"/>
+      <w:bookmarkStart w:id="80" w:name="_Toc232714626"/>
       <w:r>
         <w:t>4.5.3. Kết quả kiểm thử</w:t>
       </w:r>
@@ -12530,9 +12656,8 @@
       <w:pPr>
         <w:pStyle w:val="Heading1"/>
       </w:pPr>
-      <w:bookmarkStart w:id="81" w:name="_Toc232690120"/>
-      <w:r>
-        <w:lastRenderedPageBreak/>
+      <w:bookmarkStart w:id="81" w:name="_Toc232714627"/>
+      <w:r>
         <w:t>KẾT LUẬN VÀ KIẾN NGHỊ</w:t>
       </w:r>
       <w:bookmarkEnd w:id="81"/>
@@ -12549,7 +12674,7 @@
           <w:bCs/>
         </w:rPr>
       </w:pPr>
-      <w:bookmarkStart w:id="82" w:name="_Toc232690121"/>
+      <w:bookmarkStart w:id="82" w:name="_Toc232714628"/>
       <w:r>
         <w:rPr>
           <w:b w:val="0"/>
@@ -12571,7 +12696,7 @@
           <w:bCs/>
         </w:rPr>
       </w:pPr>
-      <w:bookmarkStart w:id="83" w:name="_Toc232690122"/>
+      <w:bookmarkStart w:id="83" w:name="_Toc232714629"/>
       <w:r>
         <w:rPr>
           <w:b w:val="0"/>
@@ -12593,7 +12718,7 @@
           <w:bCs/>
         </w:rPr>
       </w:pPr>
-      <w:bookmarkStart w:id="84" w:name="_Toc232690123"/>
+      <w:bookmarkStart w:id="84" w:name="_Toc232714630"/>
       <w:r>
         <w:rPr>
           <w:b w:val="0"/>
@@ -12615,185 +12740,10 @@
     </w:p>
     <w:p>
       <w:pPr>
-        <w:spacing w:line="360" w:lineRule="auto"/>
-        <w:rPr>
-          <w:rFonts w:ascii="Times New Roman" w:hAnsi="Times New Roman" w:cs="Times New Roman"/>
-          <w:sz w:val="26"/>
-          <w:szCs w:val="26"/>
-        </w:rPr>
-      </w:pPr>
-    </w:p>
-    <w:p>
-      <w:pPr>
-        <w:spacing w:line="360" w:lineRule="auto"/>
-        <w:rPr>
-          <w:rFonts w:ascii="Times New Roman" w:hAnsi="Times New Roman" w:cs="Times New Roman"/>
-          <w:b/>
-          <w:sz w:val="26"/>
-          <w:szCs w:val="26"/>
-        </w:rPr>
+        <w:pStyle w:val="Heading1"/>
       </w:pPr>
       <w:bookmarkStart w:id="85" w:name="_Toc229151584"/>
-    </w:p>
-    <w:p>
-      <w:pPr>
-        <w:spacing w:line="360" w:lineRule="auto"/>
-        <w:rPr>
-          <w:rFonts w:ascii="Times New Roman" w:hAnsi="Times New Roman" w:cs="Times New Roman"/>
-          <w:b/>
-          <w:sz w:val="26"/>
-          <w:szCs w:val="26"/>
-        </w:rPr>
-      </w:pPr>
-    </w:p>
-    <w:p>
-      <w:pPr>
-        <w:spacing w:line="360" w:lineRule="auto"/>
-        <w:rPr>
-          <w:rFonts w:ascii="Times New Roman" w:hAnsi="Times New Roman" w:cs="Times New Roman"/>
-          <w:b/>
-          <w:sz w:val="26"/>
-          <w:szCs w:val="26"/>
-        </w:rPr>
-      </w:pPr>
-    </w:p>
-    <w:p>
-      <w:pPr>
-        <w:spacing w:line="360" w:lineRule="auto"/>
-        <w:rPr>
-          <w:rFonts w:ascii="Times New Roman" w:hAnsi="Times New Roman" w:cs="Times New Roman"/>
-          <w:b/>
-          <w:sz w:val="26"/>
-          <w:szCs w:val="26"/>
-        </w:rPr>
-      </w:pPr>
-    </w:p>
-    <w:p>
-      <w:pPr>
-        <w:spacing w:line="360" w:lineRule="auto"/>
-        <w:rPr>
-          <w:rFonts w:ascii="Times New Roman" w:hAnsi="Times New Roman" w:cs="Times New Roman"/>
-          <w:b/>
-          <w:sz w:val="26"/>
-          <w:szCs w:val="26"/>
-        </w:rPr>
-      </w:pPr>
-    </w:p>
-    <w:p>
-      <w:pPr>
-        <w:spacing w:line="360" w:lineRule="auto"/>
-        <w:rPr>
-          <w:rFonts w:ascii="Times New Roman" w:hAnsi="Times New Roman" w:cs="Times New Roman"/>
-          <w:b/>
-          <w:sz w:val="26"/>
-          <w:szCs w:val="26"/>
-        </w:rPr>
-      </w:pPr>
-    </w:p>
-    <w:p>
-      <w:pPr>
-        <w:spacing w:line="360" w:lineRule="auto"/>
-        <w:rPr>
-          <w:rFonts w:ascii="Times New Roman" w:hAnsi="Times New Roman" w:cs="Times New Roman"/>
-          <w:b/>
-          <w:sz w:val="26"/>
-          <w:szCs w:val="26"/>
-        </w:rPr>
-      </w:pPr>
-    </w:p>
-    <w:p>
-      <w:pPr>
-        <w:spacing w:line="360" w:lineRule="auto"/>
-        <w:rPr>
-          <w:rFonts w:ascii="Times New Roman" w:hAnsi="Times New Roman" w:cs="Times New Roman"/>
-          <w:b/>
-          <w:sz w:val="26"/>
-          <w:szCs w:val="26"/>
-        </w:rPr>
-      </w:pPr>
-    </w:p>
-    <w:p>
-      <w:pPr>
-        <w:spacing w:line="360" w:lineRule="auto"/>
-        <w:rPr>
-          <w:rFonts w:ascii="Times New Roman" w:hAnsi="Times New Roman" w:cs="Times New Roman"/>
-          <w:b/>
-          <w:sz w:val="26"/>
-          <w:szCs w:val="26"/>
-        </w:rPr>
-      </w:pPr>
-    </w:p>
-    <w:p>
-      <w:pPr>
-        <w:spacing w:line="360" w:lineRule="auto"/>
-        <w:rPr>
-          <w:rFonts w:ascii="Times New Roman" w:hAnsi="Times New Roman" w:cs="Times New Roman"/>
-          <w:b/>
-          <w:sz w:val="26"/>
-          <w:szCs w:val="26"/>
-        </w:rPr>
-      </w:pPr>
-    </w:p>
-    <w:p>
-      <w:pPr>
-        <w:spacing w:line="360" w:lineRule="auto"/>
-        <w:rPr>
-          <w:rFonts w:ascii="Times New Roman" w:hAnsi="Times New Roman" w:cs="Times New Roman"/>
-          <w:b/>
-          <w:sz w:val="26"/>
-          <w:szCs w:val="26"/>
-        </w:rPr>
-      </w:pPr>
-    </w:p>
-    <w:p>
-      <w:pPr>
-        <w:spacing w:line="360" w:lineRule="auto"/>
-        <w:rPr>
-          <w:rFonts w:ascii="Times New Roman" w:hAnsi="Times New Roman" w:cs="Times New Roman"/>
-          <w:b/>
-          <w:sz w:val="26"/>
-          <w:szCs w:val="26"/>
-        </w:rPr>
-      </w:pPr>
-    </w:p>
-    <w:p>
-      <w:pPr>
-        <w:spacing w:line="360" w:lineRule="auto"/>
-        <w:rPr>
-          <w:rFonts w:ascii="Times New Roman" w:hAnsi="Times New Roman" w:cs="Times New Roman"/>
-          <w:b/>
-          <w:sz w:val="26"/>
-          <w:szCs w:val="26"/>
-        </w:rPr>
-      </w:pPr>
-    </w:p>
-    <w:p>
-      <w:pPr>
-        <w:spacing w:line="360" w:lineRule="auto"/>
-        <w:rPr>
-          <w:rFonts w:ascii="Times New Roman" w:hAnsi="Times New Roman" w:cs="Times New Roman"/>
-          <w:b/>
-          <w:sz w:val="26"/>
-          <w:szCs w:val="26"/>
-        </w:rPr>
-      </w:pPr>
-    </w:p>
-    <w:p>
-      <w:pPr>
-        <w:spacing w:line="360" w:lineRule="auto"/>
-        <w:rPr>
-          <w:rFonts w:ascii="Times New Roman" w:hAnsi="Times New Roman" w:cs="Times New Roman"/>
-          <w:b/>
-          <w:sz w:val="26"/>
-          <w:szCs w:val="26"/>
-        </w:rPr>
-      </w:pPr>
-    </w:p>
-    <w:p>
-      <w:pPr>
-        <w:pStyle w:val="Heading1"/>
-      </w:pPr>
-      <w:bookmarkStart w:id="86" w:name="_Toc232690124"/>
+      <w:bookmarkStart w:id="86" w:name="_Toc232714631"/>
       <w:r>
         <w:rPr>
           <w:lang w:val="vi-VN"/>
